--- a/project/documents/merged/Document.docx
+++ b/project/documents/merged/Document.docx
@@ -291,21 +291,18 @@
           <w:noProof/>
           <w:u w:val="single"/>
         </w:rPr>
-        <w:t>&lt;&lt;lp</w:t>
-      </w:r>
-      <w:r>
-        <w:rPr>
-          <w:noProof/>
-          <w:u w:val="single"/>
-        </w:rPr>
-        <w:t>X</w:t>
-      </w:r>
-      <w:r>
-        <w:rPr>
-          <w:noProof/>
-          <w:u w:val="single"/>
-        </w:rPr>
-        <w:t>&gt;&gt;</w:t>
+      </w:r>
+      <w:r>
+        <w:rPr>
+          <w:noProof/>
+          <w:u w:val="single"/>
+        </w:rPr>
+      </w:r>
+      <w:r>
+        <w:rPr>
+          <w:noProof/>
+          <w:u w:val="single"/>
+        </w:rPr>
       </w:r>
       <w:r>
         <w:rPr>
@@ -317,17 +314,10 @@
         <w:rPr>
           <w:noProof/>
         </w:rPr>
-        <w:t>&lt;&lt;</w:t>
-      </w:r>
-      <w:r>
-        <w:t>seqList</w:t>
-      </w:r>
-      <w:r>
-        <w:t>ingLine</w:t>
-      </w:r>
-      <w:r>
-        <w:t>&gt;&gt;</w:t>
-      </w:r>
+      </w:r>
+      <w:r/>
+      <w:r/>
+      <w:r/>
     </w:p>
     <w:p>
       <w:pPr>
@@ -345,21 +335,18 @@
           <w:noProof/>
           <w:u w:val="single"/>
         </w:rPr>
-        <w:t>&lt;&lt;rf</w:t>
-      </w:r>
-      <w:r>
-        <w:rPr>
-          <w:noProof/>
-          <w:u w:val="single"/>
-        </w:rPr>
-        <w:t>X</w:t>
-      </w:r>
-      <w:r>
-        <w:rPr>
-          <w:noProof/>
-          <w:u w:val="single"/>
-        </w:rPr>
-        <w:t>&gt;&gt;</w:t>
+      </w:r>
+      <w:r>
+        <w:rPr>
+          <w:noProof/>
+          <w:u w:val="single"/>
+        </w:rPr>
+      </w:r>
+      <w:r>
+        <w:rPr>
+          <w:noProof/>
+          <w:u w:val="single"/>
+        </w:rPr>
       </w:r>
       <w:r>
         <w:rPr>
@@ -386,21 +373,18 @@
           <w:noProof/>
           <w:u w:val="single"/>
         </w:rPr>
-        <w:t>&lt;&lt;cd</w:t>
-      </w:r>
-      <w:r>
-        <w:rPr>
-          <w:noProof/>
-          <w:u w:val="single"/>
-        </w:rPr>
-        <w:t>X</w:t>
-      </w:r>
-      <w:r>
-        <w:rPr>
-          <w:noProof/>
-          <w:u w:val="single"/>
-        </w:rPr>
-        <w:t>&gt;&gt;</w:t>
+      </w:r>
+      <w:r>
+        <w:rPr>
+          <w:noProof/>
+          <w:u w:val="single"/>
+        </w:rPr>
+      </w:r>
+      <w:r>
+        <w:rPr>
+          <w:noProof/>
+          <w:u w:val="single"/>
+        </w:rPr>
       </w:r>
       <w:r>
         <w:rPr>
@@ -412,11 +396,8 @@
         <w:rPr>
           <w:noProof/>
         </w:rPr>
-        <w:t>&lt;&lt;chgD</w:t>
-      </w:r>
-      <w:r>
-        <w:t>epAcct&gt;&gt;</w:t>
-      </w:r>
+      </w:r>
+      <w:r/>
       <w:r>
         <w:rPr>
           <w:noProof/>
@@ -457,7 +438,7 @@
           <w:bCs/>
           <w:noProof/>
         </w:rPr>
-        <w:t>&lt;&lt;depAccount</w:t>
+        <w:t>Please charge any additional required fees or credit overpayment to Deposit Account 19-0743.</w:t>
       </w:r>
       <w:r>
         <w:rPr>
@@ -465,7 +446,6 @@
           <w:bCs/>
           <w:noProof/>
         </w:rPr>
-        <w:t>Line</w:t>
       </w:r>
       <w:r>
         <w:rPr>
@@ -473,7 +453,6 @@
           <w:bCs/>
           <w:noProof/>
         </w:rPr>
-        <w:t>&gt;&gt;</w:t>
       </w:r>
     </w:p>
     <w:p>
@@ -548,7 +527,7 @@
           <w:sz w:val="22"/>
           <w:szCs w:val="22"/>
         </w:rPr>
-        <w:t xml:space="preserve">      &lt;&lt;echoSignature&gt;&gt;</w:t>
+        <w:t xml:space="preserve">      </w:t>
       </w:r>
     </w:p>
     <w:p>
@@ -651,14 +630,10 @@
         <w:t xml:space="preserve">     </w:t>
       </w:r>
       <w:r>
-        <w:t>&lt;&lt;</w:t>
-      </w:r>
-      <w:r>
-        <w:t>sel</w:t>
-      </w:r>
-      <w:r>
-        <w:t>SAName&gt;&gt;</w:t>
-      </w:r>
+        <w:t>Bradley Scheer</w:t>
+      </w:r>
+      <w:r/>
+      <w:r/>
     </w:p>
     <w:p>
       <w:pPr>
@@ -995,21 +970,18 @@
           <w:noProof/>
           <w:color w:val="000000"/>
         </w:rPr>
-        <w:t>&lt;&lt;</w:t>
       </w:r>
       <w:r>
         <w:rPr>
           <w:noProof/>
           <w:color w:val="000000"/>
         </w:rPr>
-        <w:t>mail</w:t>
       </w:r>
       <w:r>
         <w:rPr>
           <w:noProof/>
           <w:color w:val="000000"/>
         </w:rPr>
-        <w:t>Date&gt;&gt;</w:t>
       </w:r>
       <w:r>
         <w:rPr>
@@ -1173,9 +1145,7 @@
         </w:rPr>
         <w:t xml:space="preserve"> </w:t>
       </w:r>
-      <w:r>
-        <w:t>&lt;&lt;signatureDate&gt;&gt;</w:t>
-      </w:r>
+      <w:r/>
       <w:r>
         <w:tab/>
         <w:t xml:space="preserve">      </w:t>
@@ -1184,9 +1154,7 @@
         <w:tab/>
         <w:t xml:space="preserve">       </w:t>
       </w:r>
-      <w:r>
-        <w:t>&lt;&lt;echoSignature&gt;&gt;</w:t>
-      </w:r>
+      <w:r/>
     </w:p>
     <w:p>
       <w:pPr>
@@ -1273,14 +1241,10 @@
         </w:rPr>
       </w:pPr>
       <w:r>
-        <w:t>&lt;&lt;</w:t>
-      </w:r>
-      <w:r>
-        <w:t>sel</w:t>
-      </w:r>
-      <w:r>
-        <w:t>SAName&gt;&gt;</w:t>
-      </w:r>
+        <w:t>Bradley Scheer</w:t>
+      </w:r>
+      <w:r/>
+      <w:r/>
     </w:p>
     <w:p>
       <w:pPr>

--- a/project/documents/merged/Document.docx
+++ b/project/documents/merged/Document.docx
@@ -230,7 +230,7 @@
         <w:rPr>
           <w:sz w:val="24"/>
         </w:rPr>
-        <w:t>$Burns$ Industries - Springfield</w:t>
+        <w:t>&lt;&lt;orgName&gt;&gt;</w:t>
       </w:r>
     </w:p>
     <w:p>
@@ -301,7 +301,7 @@
         <w:rPr>
           <w:sz w:val="24"/>
         </w:rPr>
-        <w:t xml:space="preserve">$Burns$ Industries - Springfield </w:t>
+        <w:t xml:space="preserve">&lt;&lt;orgName&gt;&gt; </w:t>
       </w:r>
       <w:r>
         <w:rPr>
@@ -325,7 +325,7 @@
           <w:noProof/>
           <w:sz w:val="24"/>
         </w:rPr>
-        <w:t xml:space="preserve"> SLW Ref. No. 1.003US1</w:t>
+        <w:t xml:space="preserve"> SLW Ref. No. &lt;&lt;matterNo&gt;&gt;</w:t>
       </w:r>
     </w:p>
     <w:p>
@@ -347,7 +347,7 @@
           <w:noProof/>
           <w:sz w:val="24"/>
         </w:rPr>
-        <w:t>12/356,986</w:t>
+        <w:t>&lt;&lt;serialNo&gt;&gt;</w:t>
       </w:r>
     </w:p>
     <w:p>
@@ -377,7 +377,7 @@
           <w:noProof/>
           <w:sz w:val="24"/>
         </w:rPr>
-        <w:t>Method and apparatus for making a title for a matter 1000</w:t>
+        <w:t>&lt;&lt;title&gt;&gt;</w:t>
       </w:r>
     </w:p>
     <w:p>
@@ -547,7 +547,6 @@
         <w:rPr>
           <w:sz w:val="24"/>
         </w:rPr>
-        <w:t>and a Communication Regarding the Results of the Partial International Search</w:t>
       </w:r>
       <w:r>
         <w:rPr>
@@ -666,9 +665,9 @@
         <w:rPr>
           <w:sz w:val="24"/>
         </w:rPr>
-        <w:t xml:space="preserve">  545454</w:t>
+        <w:t xml:space="preserve">  123</w:t>
         <w:br/>
-        <w:t xml:space="preserve">  12221      </w:t>
+        <w:t xml:space="preserve"> 789      </w:t>
       </w:r>
       <w:r>
         <w:rPr>
@@ -686,9 +685,9 @@
         <w:rPr>
           <w:sz w:val="24"/>
         </w:rPr>
-        <w:t>899898</w:t>
+        <w:t>456</w:t>
         <w:br/>
-        <w:t>12212</w:t>
+        <w:t xml:space="preserve">                101</w:t>
       </w:r>
     </w:p>
     <w:p>
@@ -752,7 +751,7 @@
         <w:rPr>
           <w:sz w:val="24"/>
         </w:rPr>
-        <w:t>54</w:t>
+        <w:t>wer</w:t>
       </w:r>
       <w:r>
         <w:rPr>

--- a/project/documents/merged/Document.docx
+++ b/project/documents/merged/Document.docx
@@ -126,7 +126,7 @@
       <w:r>
         <w:t>The International Bureau of WIPO</w:t>
         <w:br/>
-        <w:t>34, chemin des Colombettes</w:t>
+        <w:t>34, Chemin Des Colombettes</w:t>
         <w:br/>
         <w:t>1211 Geneva 20</w:t>
         <w:br/>
@@ -195,21 +195,19 @@
           <w:b/>
           <w:u w:val="single"/>
         </w:rPr>
-        <w:t>via &lt;&lt;</w:t>
+        <w:t xml:space="preserve">via </w:t>
       </w:r>
       <w:r>
         <w:rPr>
           <w:b/>
           <w:u w:val="single"/>
         </w:rPr>
-        <w:t>tv</w:t>
       </w:r>
       <w:r>
         <w:rPr>
           <w:b/>
           <w:u w:val="single"/>
         </w:rPr>
-        <w:t>USPSDHL&gt;&gt;</w:t>
       </w:r>
       <w:r>
         <w:rPr>
@@ -297,7 +295,6 @@
           <w:noProof/>
           <w:u w:val="single"/>
         </w:rPr>
-        <w:t>X</w:t>
       </w:r>
       <w:r>
         <w:rPr>
@@ -321,7 +318,6 @@
         <w:rPr>
           <w:noProof/>
         </w:rPr>
-        <w:t>Sequence Listing on Paper (034 pgs).</w:t>
       </w:r>
       <w:r/>
       <w:r/>
@@ -381,7 +377,6 @@
           <w:noProof/>
           <w:u w:val="single"/>
         </w:rPr>
-        <w:t>X</w:t>
       </w:r>
       <w:r>
         <w:rPr>
@@ -405,7 +400,6 @@
         <w:rPr>
           <w:noProof/>
         </w:rPr>
-        <w:t>Please charge Deposit Account 19-0743 in the amount of $0.0034</w:t>
       </w:r>
       <w:r/>
       <w:r>
@@ -537,7 +531,7 @@
           <w:sz w:val="22"/>
           <w:szCs w:val="22"/>
         </w:rPr>
-        <w:t xml:space="preserve">      / {{Sig_es_:signer1:signature}} /</w:t>
+        <w:t xml:space="preserve">      </w:t>
       </w:r>
     </w:p>
     <w:p>
@@ -941,7 +935,7 @@
       <w:r>
         <w:t>The International Bureau of WIPO</w:t>
         <w:br/>
-        <w:t>34, chemin des Colombettes</w:t>
+        <w:t>34, Chemin Des Colombettes</w:t>
         <w:br/>
         <w:t>1211 Geneva 20</w:t>
         <w:br/>
@@ -984,7 +978,6 @@
           <w:noProof/>
           <w:color w:val="000000"/>
         </w:rPr>
-        <w:t>34</w:t>
       </w:r>
       <w:r>
         <w:rPr>
@@ -1160,9 +1153,7 @@
         </w:rPr>
         <w:t xml:space="preserve"> </w:t>
       </w:r>
-      <w:r>
-        <w:t>{{Dte_es_:signer1:date}}</w:t>
-      </w:r>
+      <w:r/>
       <w:r>
         <w:tab/>
         <w:t xml:space="preserve">      </w:t>
@@ -1171,9 +1162,7 @@
         <w:tab/>
         <w:t xml:space="preserve">       </w:t>
       </w:r>
-      <w:r>
-        <w:t>/ {{Sig_es_:signer1:signature}} /</w:t>
-      </w:r>
+      <w:r/>
     </w:p>
     <w:p>
       <w:pPr>

--- a/project/documents/merged/Document.docx
+++ b/project/documents/merged/Document.docx
@@ -361,6 +361,7 @@
                 <w:rFonts w:cstheme="minorHAnsi"/>
                 <w:bCs/>
               </w:rPr>
+              <w:t>Wiley E. Coyote</w:t>
             </w:r>
           </w:p>
         </w:tc>
@@ -12669,7 +12670,7 @@
               <w:rPr>
                 <w:rFonts w:cstheme="minorHAnsi"/>
               </w:rPr>
-              <w:t xml:space="preserve"> &lt;&lt;assigneeCity&gt;&gt;</w:t>
+              <w:t xml:space="preserve"> Dry Gulch</w:t>
             </w:r>
           </w:p>
         </w:tc>
@@ -12746,7 +12747,7 @@
               <w:rPr>
                 <w:rFonts w:cstheme="minorHAnsi"/>
               </w:rPr>
-              <w:t xml:space="preserve"> &lt;&lt;assigneeState&gt;&gt;</w:t>
+              <w:t xml:space="preserve"> NE</w:t>
             </w:r>
           </w:p>
         </w:tc>
@@ -12817,7 +12818,7 @@
               <w:rPr>
                 <w:rFonts w:eastAsia="Arial" w:cstheme="minorHAnsi"/>
               </w:rPr>
-              <w:t xml:space="preserve"> &lt;&lt;assigneeCountry&gt;&gt;</w:t>
+              <w:t xml:space="preserve"> US  </w:t>
             </w:r>
           </w:p>
         </w:tc>
@@ -12890,7 +12891,7 @@
               <w:rPr>
                 <w:rFonts w:cstheme="minorHAnsi"/>
               </w:rPr>
-              <w:t xml:space="preserve"> &lt;&lt;assigneeZip&gt;&gt;</w:t>
+              <w:t xml:space="preserve"> 88888</w:t>
             </w:r>
           </w:p>
         </w:tc>

--- a/project/documents/merged/Document.docx
+++ b/project/documents/merged/Document.docx
@@ -55,7 +55,7 @@
           <w:bCs/>
           <w:szCs w:val="20"/>
         </w:rPr>
-        <w:t>&lt;&lt;WAName&gt;&gt; &lt;&lt;WAPhone&gt;&gt;</w:t>
+        <w:t>Attorney Test 612-373-6900</w:t>
       </w:r>
     </w:p>
     <w:p>
@@ -75,7 +75,7 @@
           <w:bCs/>
           <w:szCs w:val="20"/>
         </w:rPr>
-        <w:t>&lt;&lt;WAEmail&gt;&gt;</w:t>
+        <w:t>mmartin@slwip.com</w:t>
       </w:r>
       <w:r>
         <w:rPr>
@@ -115,7 +115,7 @@
           <w:bCs/>
           <w:szCs w:val="20"/>
         </w:rPr>
-        <w:t>&lt;&lt;paraName&gt;&gt; &lt;&lt;paraPhone&gt;&gt;</w:t>
+        <w:t>Emily Bates 612-371-2163</w:t>
       </w:r>
       <w:r>
         <w:rPr>
@@ -141,7 +141,7 @@
           <w:bCs/>
           <w:szCs w:val="20"/>
         </w:rPr>
-        <w:t>&lt;&lt;paraEmail&gt;&gt;</w:t>
+        <w:t>ebates@slwip.com</w:t>
       </w:r>
     </w:p>
     <w:p>
@@ -871,7 +871,7 @@
         <w:rPr>
           <w:sz w:val="24"/>
         </w:rPr>
-        <w:t>&lt;&lt;WAName&gt;&gt;</w:t>
+        <w:t>Attorney Test</w:t>
       </w:r>
       <w:r>
         <w:rPr>
@@ -883,7 +883,7 @@
         <w:rPr>
           <w:sz w:val="24"/>
         </w:rPr>
-        <w:t>&lt;&lt;WAPhone&gt;&gt;</w:t>
+        <w:t>612-373-6900</w:t>
       </w:r>
       <w:r>
         <w:rPr>
@@ -895,7 +895,7 @@
         <w:rPr>
           <w:sz w:val="24"/>
         </w:rPr>
-        <w:t>&lt;&lt;paraName&gt;&gt;</w:t>
+        <w:t>Emily Bates</w:t>
       </w:r>
       <w:r>
         <w:rPr>
@@ -907,7 +907,7 @@
         <w:rPr>
           <w:sz w:val="24"/>
         </w:rPr>
-        <w:t>&lt;&lt;paraPhone&gt;&gt;</w:t>
+        <w:t>612-371-2163</w:t>
       </w:r>
       <w:r>
         <w:rPr>

--- a/project/documents/merged/Document.docx
+++ b/project/documents/merged/Document.docx
@@ -55,7 +55,7 @@
           <w:bCs/>
           <w:szCs w:val="20"/>
         </w:rPr>
-        <w:t>&lt;&lt;WAName&gt;&gt; &lt;&lt;WAPhone&gt;&gt;</w:t>
+        <w:t>Attorney Test 612-373-6900</w:t>
       </w:r>
     </w:p>
     <w:p>
@@ -75,7 +75,7 @@
           <w:bCs/>
           <w:szCs w:val="20"/>
         </w:rPr>
-        <w:t>&lt;&lt;WAEmail&gt;&gt;</w:t>
+        <w:t>mmartin@slwip.com</w:t>
       </w:r>
       <w:r>
         <w:rPr>
@@ -115,7 +115,7 @@
           <w:bCs/>
           <w:szCs w:val="20"/>
         </w:rPr>
-        <w:t>&lt;&lt;paraName&gt;&gt; &lt;&lt;paraPhone&gt;&gt;</w:t>
+        <w:t>Emily Bates 612-371-2163</w:t>
       </w:r>
       <w:r>
         <w:rPr>
@@ -141,7 +141,7 @@
           <w:bCs/>
           <w:szCs w:val="20"/>
         </w:rPr>
-        <w:t>&lt;&lt;paraEmail&gt;&gt;</w:t>
+        <w:t>ebates@slwip.com</w:t>
       </w:r>
     </w:p>
     <w:p>
@@ -471,7 +471,7 @@
         <w:rPr>
           <w:sz w:val="24"/>
         </w:rPr>
-        <w:t xml:space="preserve"> &lt;&lt;crcvOffice&gt;&gt; </w:t>
+        <w:t xml:space="preserve"> test2 </w:t>
       </w:r>
       <w:r>
         <w:rPr>
@@ -496,19 +496,17 @@
         <w:rPr>
           <w:sz w:val="24"/>
         </w:rPr>
-        <w:t>&lt;&lt;cp</w:t>
-      </w:r>
-      <w:r>
-        <w:rPr>
-          <w:sz w:val="24"/>
-        </w:rPr>
-        <w:t>atentOffice</w:t>
-      </w:r>
-      <w:r>
-        <w:rPr>
-          <w:sz w:val="24"/>
-        </w:rPr>
-        <w:t>&gt;&gt;</w:t>
+        <w:t>Test1</w:t>
+      </w:r>
+      <w:r>
+        <w:rPr>
+          <w:sz w:val="24"/>
+        </w:rPr>
+      </w:r>
+      <w:r>
+        <w:rPr>
+          <w:sz w:val="24"/>
+        </w:rPr>
       </w:r>
       <w:r>
         <w:rPr>
@@ -535,237 +533,137 @@
         <w:rPr>
           <w:sz w:val="24"/>
         </w:rPr>
-        <w:t>&lt;&lt;cpriorApps&gt;&gt;</w:t>
-      </w:r>
-    </w:p>
-    <w:p>
-      <w:pPr>
-        <w:rPr>
-          <w:noProof/>
-          <w:sz w:val="24"/>
-        </w:rPr>
-      </w:pPr>
-    </w:p>
-    <w:tbl>
-      <w:tblPr>
-        <w:tblW w:w="9115" w:type="dxa"/>
-        <w:tblLayout w:type="fixed"/>
-        <w:tblCellMar>
-          <w:left w:w="115" w:type="dxa"/>
-          <w:right w:w="115" w:type="dxa"/>
-        </w:tblCellMar>
-        <w:tblLook w:val="0000" w:firstRow="0" w:lastRow="0" w:firstColumn="0" w:lastColumn="0" w:noHBand="0" w:noVBand="0"/>
-      </w:tblPr>
-      <w:tblGrid>
-        <w:gridCol w:w="3175"/>
-        <w:gridCol w:w="2700"/>
-        <w:gridCol w:w="3240"/>
-      </w:tblGrid>
-      <w:tr>
-        <w:tblPrEx>
-          <w:tblCellMar>
-            <w:top w:w="0" w:type="dxa"/>
-            <w:bottom w:w="0" w:type="dxa"/>
-          </w:tblCellMar>
-        </w:tblPrEx>
-        <w:trPr>
-          <w:trHeight w:hRule="exact" w:val="288"/>
-        </w:trPr>
-        <w:tc>
-          <w:tcPr>
-            <w:tcW w:w="3175" w:type="dxa"/>
-          </w:tcPr>
-          <w:p>
-            <w:pPr>
-              <w:rPr>
-                <w:b/>
-                <w:noProof/>
-                <w:sz w:val="24"/>
-                <w:u w:val="single"/>
-              </w:rPr>
-            </w:pPr>
-            <w:r>
-              <w:rPr>
-                <w:b/>
-                <w:noProof/>
-                <w:sz w:val="24"/>
-                <w:u w:val="single"/>
-              </w:rPr>
-              <w:t>Serial Number</w:t>
-            </w:r>
-          </w:p>
-        </w:tc>
-        <w:tc>
-          <w:tcPr>
-            <w:tcW w:w="2700" w:type="dxa"/>
-          </w:tcPr>
-          <w:p>
-            <w:pPr>
-              <w:rPr>
-                <w:b/>
-                <w:noProof/>
-                <w:sz w:val="24"/>
-                <w:u w:val="single"/>
-              </w:rPr>
-            </w:pPr>
-            <w:r>
-              <w:rPr>
-                <w:b/>
-                <w:noProof/>
-                <w:sz w:val="24"/>
-                <w:u w:val="single"/>
-              </w:rPr>
-              <w:t>Date</w:t>
-            </w:r>
-          </w:p>
-        </w:tc>
-        <w:tc>
-          <w:tcPr>
-            <w:tcW w:w="3240" w:type="dxa"/>
-          </w:tcPr>
-          <w:p>
-            <w:pPr>
-              <w:rPr>
-                <w:b/>
-                <w:noProof/>
-                <w:sz w:val="24"/>
-                <w:u w:val="single"/>
-              </w:rPr>
-            </w:pPr>
-            <w:r>
-              <w:rPr>
-                <w:b/>
-                <w:noProof/>
-                <w:sz w:val="24"/>
-                <w:u w:val="single"/>
-              </w:rPr>
-              <w:t>Country</w:t>
-            </w:r>
-          </w:p>
-        </w:tc>
-      </w:tr>
-      <w:tr>
-        <w:tblPrEx>
-          <w:tblCellMar>
-            <w:top w:w="0" w:type="dxa"/>
-            <w:bottom w:w="0" w:type="dxa"/>
-          </w:tblCellMar>
-        </w:tblPrEx>
-        <w:trPr>
-          <w:trHeight w:hRule="exact" w:val="288"/>
-        </w:trPr>
-        <w:tc>
-          <w:tcPr>
-            <w:tcW w:w="3175" w:type="dxa"/>
-          </w:tcPr>
-          <w:p>
-            <w:pPr>
-              <w:rPr>
-                <w:noProof/>
-                <w:sz w:val="24"/>
-              </w:rPr>
-            </w:pPr>
-            <w:r>
-              <w:rPr>
-                <w:noProof/>
-                <w:sz w:val="24"/>
-              </w:rPr>
-              <w:t>&lt;&lt;prior</w:t>
-            </w:r>
-            <w:r>
-              <w:rPr>
-                <w:noProof/>
-                <w:sz w:val="24"/>
-              </w:rPr>
-              <w:t>App</w:t>
-            </w:r>
-            <w:r>
-              <w:rPr>
-                <w:noProof/>
-                <w:sz w:val="24"/>
-              </w:rPr>
-              <w:t>No&gt;&gt;</w:t>
-            </w:r>
-          </w:p>
-        </w:tc>
-        <w:tc>
-          <w:tcPr>
-            <w:tcW w:w="2700" w:type="dxa"/>
-          </w:tcPr>
-          <w:p>
-            <w:pPr>
-              <w:rPr>
-                <w:noProof/>
-                <w:sz w:val="24"/>
-              </w:rPr>
-            </w:pPr>
-            <w:r>
-              <w:rPr>
-                <w:noProof/>
-                <w:sz w:val="24"/>
-              </w:rPr>
-              <w:t>&lt;&lt;prior</w:t>
-            </w:r>
-            <w:r>
-              <w:rPr>
-                <w:noProof/>
-                <w:sz w:val="24"/>
-              </w:rPr>
-              <w:t>App</w:t>
-            </w:r>
-            <w:r>
-              <w:rPr>
-                <w:noProof/>
-                <w:sz w:val="24"/>
-              </w:rPr>
-              <w:t>Date&gt;&gt;</w:t>
-            </w:r>
-          </w:p>
-        </w:tc>
-        <w:tc>
-          <w:tcPr>
-            <w:tcW w:w="3240" w:type="dxa"/>
-          </w:tcPr>
-          <w:p>
-            <w:pPr>
-              <w:rPr>
-                <w:noProof/>
-                <w:sz w:val="24"/>
-              </w:rPr>
-            </w:pPr>
-            <w:r>
-              <w:rPr>
-                <w:noProof/>
-                <w:sz w:val="24"/>
-              </w:rPr>
-              <w:t>&lt;&lt;prior</w:t>
-            </w:r>
-            <w:r>
-              <w:rPr>
-                <w:noProof/>
-                <w:sz w:val="24"/>
-              </w:rPr>
-              <w:t>App</w:t>
-            </w:r>
-            <w:r>
-              <w:rPr>
-                <w:noProof/>
-                <w:sz w:val="24"/>
-              </w:rPr>
-              <w:t>Cntry&gt;&gt;</w:t>
-            </w:r>
-          </w:p>
-          <w:p>
-            <w:pPr>
-              <w:rPr>
-                <w:noProof/>
-                <w:sz w:val="24"/>
-              </w:rPr>
-            </w:pPr>
-          </w:p>
-        </w:tc>
-      </w:tr>
-    </w:tbl>
+        <w:t>The PCT application claims priority to the following earlier-filed application(s):</w:t>
+      </w:r>
+    </w:p>
+    <w:p>
+      <w:pPr>
+        <w:rPr>
+          <w:sz w:val="24"/>
+        </w:rPr>
+      </w:pPr>
+    </w:p>
+    <w:p>
+      <w:pPr>
+        <w:rPr>
+          <w:b/>
+          <w:noProof/>
+          <w:sz w:val="24"/>
+          <w:u w:val="single"/>
+        </w:rPr>
+      </w:pPr>
+      <w:r>
+        <w:rPr>
+          <w:b/>
+          <w:noProof/>
+          <w:sz w:val="24"/>
+          <w:u w:val="single"/>
+        </w:rPr>
+        <w:t>Serial Number</w:t>
+      </w:r>
+      <w:r>
+        <w:rPr>
+          <w:b/>
+          <w:noProof/>
+          <w:sz w:val="24"/>
+        </w:rPr>
+        <w:t xml:space="preserve">                            </w:t>
+      </w:r>
+      <w:r>
+        <w:rPr>
+          <w:b/>
+          <w:noProof/>
+          <w:sz w:val="24"/>
+          <w:u w:val="single"/>
+        </w:rPr>
+        <w:t>Date</w:t>
+      </w:r>
+      <w:r>
+        <w:rPr>
+          <w:b/>
+          <w:noProof/>
+          <w:sz w:val="24"/>
+        </w:rPr>
+        <w:tab/>
+      </w:r>
+      <w:r>
+        <w:rPr>
+          <w:b/>
+          <w:noProof/>
+          <w:sz w:val="24"/>
+        </w:rPr>
+        <w:tab/>
+      </w:r>
+      <w:r>
+        <w:rPr>
+          <w:b/>
+          <w:noProof/>
+          <w:sz w:val="24"/>
+        </w:rPr>
+        <w:tab/>
+        <w:t xml:space="preserve">  </w:t>
+      </w:r>
+      <w:r>
+        <w:rPr>
+          <w:b/>
+          <w:noProof/>
+          <w:sz w:val="24"/>
+          <w:u w:val="single"/>
+        </w:rPr>
+        <w:t>Country</w:t>
+      </w:r>
+    </w:p>
+    <w:p>
+      <w:pPr>
+        <w:rPr>
+          <w:noProof/>
+          <w:sz w:val="24"/>
+        </w:rPr>
+      </w:pPr>
+      <w:r>
+        <w:rPr>
+          <w:noProof/>
+          <w:sz w:val="24"/>
+        </w:rPr>
+        <w:t>12/356,986</w:t>
+      </w:r>
+      <w:r>
+        <w:rPr>
+          <w:noProof/>
+          <w:sz w:val="24"/>
+        </w:rPr>
+        <w:tab/>
+      </w:r>
+      <w:r>
+        <w:rPr>
+          <w:noProof/>
+          <w:sz w:val="24"/>
+        </w:rPr>
+        <w:tab/>
+        <w:t xml:space="preserve">     </w:t>
+      </w:r>
+      <w:r>
+        <w:rPr>
+          <w:noProof/>
+          <w:sz w:val="24"/>
+        </w:rPr>
+        <w:t>August 21,  2023</w:t>
+      </w:r>
+      <w:r>
+        <w:rPr>
+          <w:noProof/>
+          <w:sz w:val="24"/>
+        </w:rPr>
+        <w:t xml:space="preserve">              </w:t>
+      </w:r>
+      <w:r>
+        <w:rPr>
+          <w:noProof/>
+          <w:sz w:val="24"/>
+        </w:rPr>
+        <w:t xml:space="preserve">US  </w:t>
+      </w:r>
+    </w:p>
     <w:p>
       <w:pPr>
         <w:rPr>
@@ -787,7 +685,7 @@
           <w:color w:val="000000"/>
           <w:sz w:val="24"/>
         </w:rPr>
-        <w:t>&lt;&lt;excluDesigPhs&gt;&gt;</w:t>
+        <w:t>The application designated all PCT contracting states except JP. The exclusion of this designation prevents the priority application from becoming abandoned, in accordance with country law.&lt;br&gt;</w:t>
       </w:r>
     </w:p>
     <w:p>
@@ -838,7 +736,7 @@
           <w:noProof/>
           <w:sz w:val="24"/>
         </w:rPr>
-        <w:t>&lt;&lt;actionText&gt;&gt;</w:t>
+        <w:t>ACTION REQUIRED: None at this time.</w:t>
       </w:r>
     </w:p>
     <w:p>
@@ -871,7 +769,7 @@
         <w:rPr>
           <w:sz w:val="24"/>
         </w:rPr>
-        <w:t>&lt;&lt;WAName&gt;&gt;</w:t>
+        <w:t>Attorney Test</w:t>
       </w:r>
       <w:r>
         <w:rPr>
@@ -883,7 +781,7 @@
         <w:rPr>
           <w:sz w:val="24"/>
         </w:rPr>
-        <w:t>&lt;&lt;WAPhone&gt;&gt;</w:t>
+        <w:t>612-373-6900</w:t>
       </w:r>
       <w:r>
         <w:rPr>
@@ -895,7 +793,7 @@
         <w:rPr>
           <w:sz w:val="24"/>
         </w:rPr>
-        <w:t>&lt;&lt;paraName&gt;&gt;</w:t>
+        <w:t>Emily Bates</w:t>
       </w:r>
       <w:r>
         <w:rPr>
@@ -907,7 +805,7 @@
         <w:rPr>
           <w:sz w:val="24"/>
         </w:rPr>
-        <w:t>&lt;&lt;paraPhone&gt;&gt;</w:t>
+        <w:t>612-371-2163</w:t>
       </w:r>
       <w:r>
         <w:rPr>
@@ -1148,6 +1046,50 @@
     <w:lsdException w:name="Subtitle" w:qFormat="1"/>
     <w:lsdException w:name="Strong" w:qFormat="1"/>
     <w:lsdException w:name="Emphasis" w:qFormat="1"/>
+    <w:lsdException w:name="Normal Table" w:semiHidden="1" w:unhideWhenUsed="1"/>
+    <w:lsdException w:name="Table Simple 1" w:semiHidden="1" w:unhideWhenUsed="1"/>
+    <w:lsdException w:name="Table Simple 2" w:semiHidden="1" w:unhideWhenUsed="1"/>
+    <w:lsdException w:name="Table Simple 3" w:semiHidden="1" w:unhideWhenUsed="1"/>
+    <w:lsdException w:name="Table Classic 1" w:semiHidden="1" w:unhideWhenUsed="1"/>
+    <w:lsdException w:name="Table Classic 2" w:semiHidden="1" w:unhideWhenUsed="1"/>
+    <w:lsdException w:name="Table Classic 3" w:semiHidden="1" w:unhideWhenUsed="1"/>
+    <w:lsdException w:name="Table Classic 4" w:semiHidden="1" w:unhideWhenUsed="1"/>
+    <w:lsdException w:name="Table Colorful 1" w:semiHidden="1" w:unhideWhenUsed="1"/>
+    <w:lsdException w:name="Table Colorful 2" w:semiHidden="1" w:unhideWhenUsed="1"/>
+    <w:lsdException w:name="Table Colorful 3" w:semiHidden="1" w:unhideWhenUsed="1"/>
+    <w:lsdException w:name="Table Columns 1" w:semiHidden="1" w:unhideWhenUsed="1"/>
+    <w:lsdException w:name="Table Columns 2" w:semiHidden="1" w:unhideWhenUsed="1"/>
+    <w:lsdException w:name="Table Columns 3" w:semiHidden="1" w:unhideWhenUsed="1"/>
+    <w:lsdException w:name="Table Columns 4" w:semiHidden="1" w:unhideWhenUsed="1"/>
+    <w:lsdException w:name="Table Columns 5" w:semiHidden="1" w:unhideWhenUsed="1"/>
+    <w:lsdException w:name="Table Grid 1" w:semiHidden="1" w:unhideWhenUsed="1"/>
+    <w:lsdException w:name="Table Grid 2" w:semiHidden="1" w:unhideWhenUsed="1"/>
+    <w:lsdException w:name="Table Grid 3" w:semiHidden="1" w:unhideWhenUsed="1"/>
+    <w:lsdException w:name="Table Grid 4" w:semiHidden="1" w:unhideWhenUsed="1"/>
+    <w:lsdException w:name="Table Grid 5" w:semiHidden="1" w:unhideWhenUsed="1"/>
+    <w:lsdException w:name="Table Grid 6" w:semiHidden="1" w:unhideWhenUsed="1"/>
+    <w:lsdException w:name="Table Grid 7" w:semiHidden="1" w:unhideWhenUsed="1"/>
+    <w:lsdException w:name="Table Grid 8" w:semiHidden="1" w:unhideWhenUsed="1"/>
+    <w:lsdException w:name="Table List 1" w:semiHidden="1" w:unhideWhenUsed="1"/>
+    <w:lsdException w:name="Table List 2" w:semiHidden="1" w:unhideWhenUsed="1"/>
+    <w:lsdException w:name="Table List 3" w:semiHidden="1" w:unhideWhenUsed="1"/>
+    <w:lsdException w:name="Table List 4" w:semiHidden="1" w:unhideWhenUsed="1"/>
+    <w:lsdException w:name="Table List 5" w:semiHidden="1" w:unhideWhenUsed="1"/>
+    <w:lsdException w:name="Table List 6" w:semiHidden="1" w:unhideWhenUsed="1"/>
+    <w:lsdException w:name="Table List 7" w:semiHidden="1" w:unhideWhenUsed="1"/>
+    <w:lsdException w:name="Table List 8" w:semiHidden="1" w:unhideWhenUsed="1"/>
+    <w:lsdException w:name="Table 3D effects 1" w:semiHidden="1" w:unhideWhenUsed="1"/>
+    <w:lsdException w:name="Table 3D effects 2" w:semiHidden="1" w:unhideWhenUsed="1"/>
+    <w:lsdException w:name="Table 3D effects 3" w:semiHidden="1" w:unhideWhenUsed="1"/>
+    <w:lsdException w:name="Table Contemporary" w:semiHidden="1" w:unhideWhenUsed="1"/>
+    <w:lsdException w:name="Table Elegant" w:semiHidden="1" w:unhideWhenUsed="1"/>
+    <w:lsdException w:name="Table Professional" w:semiHidden="1" w:unhideWhenUsed="1"/>
+    <w:lsdException w:name="Table Subtle 1" w:semiHidden="1" w:unhideWhenUsed="1"/>
+    <w:lsdException w:name="Table Subtle 2" w:semiHidden="1" w:unhideWhenUsed="1"/>
+    <w:lsdException w:name="Table Web 1" w:semiHidden="1" w:unhideWhenUsed="1"/>
+    <w:lsdException w:name="Table Web 2" w:semiHidden="1" w:unhideWhenUsed="1"/>
+    <w:lsdException w:name="Table Web 3" w:semiHidden="1" w:unhideWhenUsed="1"/>
+    <w:lsdException w:name="Table Theme" w:semiHidden="1" w:unhideWhenUsed="1"/>
     <w:lsdException w:name="Placeholder Text" w:semiHidden="1" w:uiPriority="99"/>
     <w:lsdException w:name="No Spacing" w:uiPriority="1" w:qFormat="1"/>
     <w:lsdException w:name="Light Shading" w:uiPriority="60"/>
@@ -1385,11 +1327,15 @@
   </w:style>
   <w:style w:type="character" w:default="1" w:styleId="DefaultParagraphFont">
     <w:name w:val="Default Paragraph Font"/>
+    <w:uiPriority w:val="1"/>
     <w:semiHidden/>
+    <w:unhideWhenUsed/>
   </w:style>
   <w:style w:type="table" w:default="1" w:styleId="TableNormal">
     <w:name w:val="Normal Table"/>
+    <w:uiPriority w:val="99"/>
     <w:semiHidden/>
+    <w:unhideWhenUsed/>
     <w:tblPr>
       <w:tblInd w:w="0" w:type="dxa"/>
       <w:tblCellMar>
@@ -1402,7 +1348,9 @@
   </w:style>
   <w:style w:type="numbering" w:default="1" w:styleId="NoList">
     <w:name w:val="No List"/>
+    <w:uiPriority w:val="99"/>
     <w:semiHidden/>
+    <w:unhideWhenUsed/>
   </w:style>
   <w:style w:type="character" w:styleId="FootnoteReference">
     <w:name w:val="footnote reference"/>
@@ -1432,7 +1380,6 @@
   </w:style>
   <w:style w:type="character" w:styleId="CommentReference">
     <w:name w:val="annotation reference"/>
-    <w:basedOn w:val="DefaultParagraphFont"/>
     <w:rsid w:val="003251AB"/>
     <w:rPr>
       <w:sz w:val="16"/>
@@ -1478,7 +1425,6 @@
   </w:style>
   <w:style w:type="character" w:styleId="Hyperlink">
     <w:name w:val="Hyperlink"/>
-    <w:basedOn w:val="DefaultParagraphFont"/>
     <w:rsid w:val="008C7801"/>
     <w:rPr>
       <w:color w:val="0000FF"/>

--- a/project/documents/merged/Document.docx
+++ b/project/documents/merged/Document.docx
@@ -3,237 +3,509 @@
 <w:document xmlns:wpc="http://schemas.microsoft.com/office/word/2010/wordprocessingCanvas" xmlns:cx="http://schemas.microsoft.com/office/drawing/2014/chartex" xmlns:cx1="http://schemas.microsoft.com/office/drawing/2015/9/8/chartex" xmlns:cx2="http://schemas.microsoft.com/office/drawing/2015/10/21/chartex" xmlns:cx3="http://schemas.microsoft.com/office/drawing/2016/5/9/chartex" xmlns:cx4="http://schemas.microsoft.com/office/drawing/2016/5/10/chartex" xmlns:cx5="http://schemas.microsoft.com/office/drawing/2016/5/11/chartex" xmlns:cx6="http://schemas.microsoft.com/office/drawing/2016/5/12/chartex" xmlns:cx7="http://schemas.microsoft.com/office/drawing/2016/5/13/chartex" xmlns:cx8="http://schemas.microsoft.com/office/drawing/2016/5/14/chartex" xmlns:mc="http://schemas.openxmlformats.org/markup-compatibility/2006" xmlns:aink="http://schemas.microsoft.com/office/drawing/2016/ink" xmlns:am3d="http://schemas.microsoft.com/office/drawing/2017/model3d" xmlns:o="urn:schemas-microsoft-com:office:office" xmlns:oel="http://schemas.microsoft.com/office/2019/extlst" xmlns:r="http://schemas.openxmlformats.org/officeDocument/2006/relationships" xmlns:m="http://schemas.openxmlformats.org/officeDocument/2006/math" xmlns:v="urn:schemas-microsoft-com:vml" xmlns:wp14="http://schemas.microsoft.com/office/word/2010/wordprocessingDrawing" xmlns:wp="http://schemas.openxmlformats.org/drawingml/2006/wordprocessingDrawing" xmlns:w10="urn:schemas-microsoft-com:office:word" xmlns:w="http://schemas.openxmlformats.org/wordprocessingml/2006/main" xmlns:w14="http://schemas.microsoft.com/office/word/2010/wordml" xmlns:w15="http://schemas.microsoft.com/office/word/2012/wordml" xmlns:w16cex="http://schemas.microsoft.com/office/word/2018/wordml/cex" xmlns:w16cid="http://schemas.microsoft.com/office/word/2016/wordml/cid" xmlns:w16="http://schemas.microsoft.com/office/word/2018/wordml" xmlns:w16sdtdh="http://schemas.microsoft.com/office/word/2020/wordml/sdtdatahash" xmlns:w16se="http://schemas.microsoft.com/office/word/2015/wordml/symex" xmlns:wpg="http://schemas.microsoft.com/office/word/2010/wordprocessingGroup" xmlns:wpi="http://schemas.microsoft.com/office/word/2010/wordprocessingInk" xmlns:wne="http://schemas.microsoft.com/office/word/2006/wordml" xmlns:wps="http://schemas.microsoft.com/office/word/2010/wordprocessingShape" mc:Ignorable="w14 w15 w16se w16cid w16 w16cex w16sdtdh wp14">
   <w:body>
     <w:p>
-      <w:r>
-        <w:t xml:space="preserve">Subject line: ACME Manufacturing  / SLW Ref: 1.003US1 / SLW Report out: </w:t>
-      </w:r>
-    </w:p>
-    <w:p>
-      <w:pPr>
-        <w:pStyle w:val="NormalWeb"/>
-      </w:pPr>
-      <w:r>
-        <w:t>Body of email:</w:t>
-      </w:r>
-    </w:p>
-    <w:p>
-      <w:pPr>
-        <w:pStyle w:val="NormalWeb"/>
-      </w:pPr>
-      <w:r>
-        <w:t xml:space="preserve">SCHWEGMAN LUNDBERG &amp; WOESSNER, P.A. </w:t>
-      </w:r>
-    </w:p>
-    <w:p>
-      <w:pPr>
-        <w:spacing w:after="0" w:line="240" w:lineRule="auto"/>
-      </w:pPr>
-      <w:r>
-        <w:t xml:space="preserve">   </w:t>
-      </w:r>
-    </w:p>
-    <w:p>
-      <w:pPr>
-        <w:spacing w:after="0" w:line="240" w:lineRule="auto"/>
-      </w:pPr>
-      <w:r>
-        <w:t xml:space="preserve">   </w:t>
-      </w:r>
-    </w:p>
-    <w:p>
-      <w:pPr>
-        <w:spacing w:after="0" w:line="240" w:lineRule="auto"/>
-      </w:pPr>
-    </w:p>
-    <w:p>
-      <w:pPr>
-        <w:spacing w:after="0" w:line="240" w:lineRule="auto"/>
+      <w:pPr>
+        <w:tabs>
+          <w:tab w:val="right" w:pos="9360"/>
+        </w:tabs>
+        <w:rPr>
+          <w:sz w:val="20"/>
+          <w:szCs w:val="20"/>
+        </w:rPr>
+      </w:pPr>
+      <w:r>
+        <w:rPr>
+          <w:b/>
+          <w:bCs/>
+          <w:sz w:val="20"/>
+          <w:szCs w:val="20"/>
+        </w:rPr>
+        <w:t>Attorney Test 612-373-6900 - Direct Dial</w:t>
+      </w:r>
+      <w:r>
+        <w:rPr>
+          <w:b/>
+          <w:bCs/>
+          <w:sz w:val="20"/>
+          <w:szCs w:val="20"/>
+        </w:rPr>
+        <w:tab/>
+        <w:t>Emily Bates 612-371-2163 - Direct Dial</w:t>
+      </w:r>
+    </w:p>
+    <w:p>
+      <w:pPr>
+        <w:tabs>
+          <w:tab w:val="right" w:pos="9360"/>
+        </w:tabs>
+      </w:pPr>
+      <w:r>
+        <w:rPr>
+          <w:b/>
+          <w:bCs/>
+          <w:sz w:val="20"/>
+          <w:szCs w:val="20"/>
+        </w:rPr>
+        <w:t>mmartin@slwip.com</w:t>
+      </w:r>
+      <w:r>
+        <w:rPr>
+          <w:b/>
+          <w:bCs/>
+          <w:sz w:val="20"/>
+          <w:szCs w:val="20"/>
+        </w:rPr>
+        <w:tab/>
+        <w:t>ebates@slwip.com</w:t>
+      </w:r>
+    </w:p>
+    <w:p>
+      <w:pPr>
+        <w:rPr>
+          <w:b/>
+          <w:bCs/>
+        </w:rPr>
+      </w:pPr>
+    </w:p>
+    <w:p>
+      <w:r>
+        <w:t>&lt;&lt;currentDate&gt;&gt;</w:t>
+      </w:r>
+    </w:p>
+    <w:p/>
+    <w:p>
+      <w:pPr>
+        <w:tabs>
+          <w:tab w:val="left" w:pos="-1440"/>
+        </w:tabs>
+      </w:pPr>
+      <w:r>
+        <w:t>&lt;&lt;recipient&gt;&gt;</w:t>
+      </w:r>
+    </w:p>
+    <w:p>
+      <w:pPr>
+        <w:tabs>
+          <w:tab w:val="left" w:pos="-1440"/>
+        </w:tabs>
+      </w:pPr>
+      <w:r>
+        <w:t>&lt;&lt;corrContactTitle&gt;&gt;</w:t>
+      </w:r>
+    </w:p>
+    <w:p>
+      <w:pPr>
+        <w:tabs>
+          <w:tab w:val="left" w:pos="-1440"/>
+        </w:tabs>
+      </w:pPr>
+      <w:r>
+        <w:t>$Burns$ Industries - Springfield</w:t>
+      </w:r>
+    </w:p>
+    <w:p>
+      <w:pPr>
+        <w:tabs>
+          <w:tab w:val="right" w:pos="9360"/>
+        </w:tabs>
+      </w:pPr>
+      <w:r>
+        <w:t>&lt;&lt;workAddr&gt;&gt;</w:t>
+      </w:r>
+    </w:p>
+    <w:p>
+      <w:pPr>
+        <w:tabs>
+          <w:tab w:val="right" w:pos="9360"/>
+        </w:tabs>
+      </w:pPr>
+      <w:r>
+        <w:t>&lt;&lt;CSZ&gt;&gt;</w:t>
+      </w:r>
+    </w:p>
+    <w:p>
+      <w:pPr>
+        <w:tabs>
+          <w:tab w:val="right" w:pos="9360"/>
+        </w:tabs>
+      </w:pPr>
+    </w:p>
+    <w:p>
+      <w:pPr>
+        <w:tabs>
+          <w:tab w:val="left" w:pos="720"/>
+          <w:tab w:val="right" w:pos="9360"/>
+        </w:tabs>
+        <w:ind w:left="720" w:hanging="720"/>
+        <w:rPr>
+          <w:noProof/>
+        </w:rPr>
       </w:pPr>
       <w:r>
         <w:t>Re:</w:t>
       </w:r>
       <w:r>
         <w:tab/>
-        <w:t>ACME Manufacturing  - SLW Ref. No. 1.003US1</w:t>
-      </w:r>
-    </w:p>
-    <w:p>
-      <w:pPr>
-        <w:spacing w:after="0" w:line="240" w:lineRule="auto"/>
-        <w:ind w:firstLine="720"/>
-      </w:pPr>
-      <w:r>
-        <w:t>Patent Application Serial No. 12/356,986, filed August 21, 2023</w:t>
-      </w:r>
-    </w:p>
-    <w:p>
-      <w:pPr>
-        <w:spacing w:after="0" w:line="240" w:lineRule="auto"/>
-        <w:ind w:firstLine="720"/>
-      </w:pPr>
-      <w:r>
-        <w:rPr>
-          <w:rFonts w:cstheme="minorHAnsi"/>
-          <w:color w:val="000000"/>
-        </w:rPr>
-        <w:t>U.S. Patent No. , issued None</w:t>
-      </w:r>
-    </w:p>
-    <w:p>
-      <w:pPr>
-        <w:spacing w:after="0" w:line="240" w:lineRule="auto"/>
-        <w:ind w:firstLine="720"/>
-      </w:pPr>
-      <w:r>
-        <w:t>Title: Method and apparatus for making a title for a matter 1000</w:t>
-      </w:r>
-    </w:p>
-    <w:p>
-      <w:pPr>
-        <w:spacing w:after="0" w:line="240" w:lineRule="auto"/>
-      </w:pPr>
-    </w:p>
-    <w:p>
-      <w:pPr>
-        <w:spacing w:after="0" w:line="240" w:lineRule="auto"/>
-      </w:pPr>
-      <w:r>
-        <w:t xml:space="preserve">We are pleased to attach an electronic copy of United States Letters Patent No.  issued None and entitled "Method and apparatus for making a title for a matter 1000".   </w:t>
-      </w:r>
-    </w:p>
-    <w:p>
-      <w:pPr>
-        <w:spacing w:after="0" w:line="240" w:lineRule="auto"/>
-      </w:pPr>
-    </w:p>
-    <w:p>
-      <w:pPr>
-        <w:spacing w:after="0" w:line="240" w:lineRule="auto"/>
-      </w:pPr>
+        <w:t xml:space="preserve">$Burns$ Industries - Springfield </w:t>
+      </w:r>
+      <w:r>
+        <w:rPr>
+          <w:bCs/>
+          <w:noProof/>
+        </w:rPr>
+        <w:t>&lt;&lt;clientRefNo&gt;&gt;</w:t>
+      </w:r>
+      <w:r>
+        <w:rPr>
+          <w:b/>
+          <w:bCs/>
+          <w:noProof/>
+        </w:rPr>
+        <w:t xml:space="preserve"> -</w:t>
+      </w:r>
+      <w:r>
+        <w:rPr>
+          <w:noProof/>
+        </w:rPr>
+        <w:t xml:space="preserve"> </w:t>
+      </w:r>
+      <w:r>
+        <w:rPr>
+          <w:noProof/>
+        </w:rPr>
+        <w:t>SLW Ref. No. 1.003US1</w:t>
+      </w:r>
+    </w:p>
+    <w:p>
+      <w:pPr>
+        <w:tabs>
+          <w:tab w:val="left" w:pos="720"/>
+          <w:tab w:val="right" w:pos="9360"/>
+        </w:tabs>
+        <w:ind w:left="720" w:hanging="720"/>
+        <w:rPr>
+          <w:noProof/>
+        </w:rPr>
+      </w:pPr>
+      <w:r>
+        <w:rPr>
+          <w:noProof/>
+        </w:rPr>
+        <w:tab/>
+      </w:r>
+      <w:smartTag w:uri="urn:schemas-microsoft-com:office:smarttags" w:element="place">
+        <w:smartTag w:uri="urn:schemas-microsoft-com:office:smarttags" w:element="country-region">
+          <w:r>
+            <w:rPr>
+              <w:noProof/>
+            </w:rPr>
+            <w:t>U.S.</w:t>
+          </w:r>
+        </w:smartTag>
+      </w:smartTag>
+      <w:r>
+        <w:rPr>
+          <w:noProof/>
+        </w:rPr>
+        <w:t xml:space="preserve"> Patent Application Serial No.: 12/356,986</w:t>
+      </w:r>
+    </w:p>
+    <w:p>
+      <w:pPr>
+        <w:tabs>
+          <w:tab w:val="left" w:pos="720"/>
+          <w:tab w:val="right" w:pos="9360"/>
+        </w:tabs>
+        <w:ind w:left="720" w:hanging="720"/>
+      </w:pPr>
+      <w:r>
+        <w:rPr>
+          <w:noProof/>
+        </w:rPr>
+        <w:tab/>
+        <w:t>Title:  Method and apparatus for making a title for a matter 1000</w:t>
+      </w:r>
+    </w:p>
+    <w:p>
+      <w:pPr>
+        <w:rPr>
+          <w:noProof/>
+        </w:rPr>
+      </w:pPr>
+    </w:p>
+    <w:p>
+      <w:pPr>
+        <w:rPr>
+          <w:noProof/>
+        </w:rPr>
+      </w:pPr>
+      <w:r>
+        <w:t xml:space="preserve">Dear </w:t>
+      </w:r>
+      <w:r>
+        <w:rPr>
+          <w:noProof/>
+        </w:rPr>
+      </w:r>
+      <w:r>
+        <w:t>:</w:t>
+      </w:r>
+    </w:p>
+    <w:p>
+      <w:pPr>
+        <w:rPr>
+          <w:noProof/>
+        </w:rPr>
+      </w:pPr>
+    </w:p>
+    <w:p>
+      <w:pPr>
+        <w:rPr>
+          <w:noProof/>
+        </w:rPr>
+      </w:pPr>
+      <w:r>
+        <w:t xml:space="preserve">The following represents new activity on the above mentioned matter. </w:t>
+      </w:r>
+    </w:p>
+    <w:p>
+      <w:pPr>
+        <w:rPr>
+          <w:noProof/>
+        </w:rPr>
+      </w:pPr>
+    </w:p>
+    <w:p>
+      <w:r>
+        <w:rPr>
+          <w:noProof/>
+        </w:rPr>
+        <w:t>ACTION BEING REPORTED:</w:t>
+      </w:r>
+      <w:r>
+        <w:rPr>
+          <w:noProof/>
+        </w:rPr>
+        <w:t xml:space="preserve"> </w:t>
+      </w:r>
+      <w:r>
+        <w:rPr>
+          <w:noProof/>
+        </w:rPr>
+        <w:t xml:space="preserve"> </w:t>
+      </w:r>
+      <w:r>
+        <w:t xml:space="preserve">Notice of Publication received from the United States Patent and Trademark Office that indicates the above-identified patent application has published with Publication Number </w:t>
+      </w:r>
       <w:r/>
-    </w:p>
-    <w:p>
-      <w:pPr>
-        <w:spacing w:after="0" w:line="240" w:lineRule="auto"/>
-      </w:pPr>
-    </w:p>
-    <w:p>
-      <w:pPr>
-        <w:spacing w:after="0" w:line="240" w:lineRule="auto"/>
-      </w:pPr>
-      <w:r>
-        <w:t>The patent will remain in effect for a term of twenty years from the date of the earliest filing.  To maintain the patent for its entire term, maintenance fees must be paid when due.  The fees are due as follows:</w:t>
-      </w:r>
-    </w:p>
-    <w:p>
-      <w:pPr>
-        <w:spacing w:after="0" w:line="240" w:lineRule="auto"/>
-      </w:pPr>
-    </w:p>
-    <w:p>
-      <w:pPr>
-        <w:spacing w:after="0" w:line="240" w:lineRule="auto"/>
-      </w:pPr>
-      <w:r>
-        <w:tab/>
-      </w:r>
-      <w:r>
-        <w:tab/>
-      </w:r>
-      <w:r>
-        <w:tab/>
-        <w:t>3-1/2 years from the issue date</w:t>
-      </w:r>
-    </w:p>
-    <w:p>
-      <w:pPr>
-        <w:spacing w:after="0" w:line="240" w:lineRule="auto"/>
-      </w:pPr>
-      <w:r>
-        <w:tab/>
-      </w:r>
-      <w:r>
-        <w:tab/>
-      </w:r>
-      <w:r>
-        <w:tab/>
-        <w:t>7-1/2 years from the issue date</w:t>
-      </w:r>
-    </w:p>
-    <w:p>
-      <w:pPr>
-        <w:spacing w:after="0" w:line="240" w:lineRule="auto"/>
-      </w:pPr>
-      <w:r>
-        <w:tab/>
-      </w:r>
-      <w:r>
-        <w:tab/>
-      </w:r>
-      <w:r>
-        <w:tab/>
-        <w:t>11-1/2 years from the issue date</w:t>
-      </w:r>
-    </w:p>
-    <w:p>
-      <w:pPr>
-        <w:spacing w:after="0" w:line="240" w:lineRule="auto"/>
-      </w:pPr>
-    </w:p>
-    <w:p>
-      <w:pPr>
-        <w:spacing w:after="0" w:line="240" w:lineRule="auto"/>
-      </w:pPr>
-      <w:r/>
-    </w:p>
-    <w:p>
-      <w:pPr>
-        <w:spacing w:after="0" w:line="240" w:lineRule="auto"/>
-      </w:pPr>
-    </w:p>
-    <w:p>
-      <w:pPr>
-        <w:spacing w:after="0" w:line="240" w:lineRule="auto"/>
-      </w:pPr>
-      <w:r>
-        <w:t xml:space="preserve">Additionally, please note that any request for broadening the claims of your patent via reissue must be made within two (2) years of issuance of the patent.  Broadening reissue applications are filed for a number of reasons and may be used to correct claim scope when it is determined that the issued claims are narrower than what is thought to be allowable.  Once this deadline passes, the only kind of reissue application possible is one where the scope of the claims remains the same or is reduced.  Please contact us if you would like to discuss the possibility of filing a reissue application based on the above patent.  However, we will not send any further reminders regarding the deadline to file a broadening reissue application, and will take no further action unless instructed to do so in writing. </w:t>
-      </w:r>
-    </w:p>
-    <w:p>
-      <w:pPr>
-        <w:spacing w:after="0" w:line="240" w:lineRule="auto"/>
-      </w:pPr>
-    </w:p>
-    <w:p>
-      <w:pPr>
-        <w:spacing w:after="0" w:line="240" w:lineRule="auto"/>
-      </w:pPr>
-      <w:r>
-        <w:t xml:space="preserve">We are pleased to have been of service in helping to secure the issuance of the attached Letters Patent and consider our representation before the USPTO in the above-referenced matter to be completed and are therefore closing our file. We will of course inform you of any future correspondence received in relation to your patent.   </w:t>
-      </w:r>
-    </w:p>
-    <w:p>
-      <w:pPr>
-        <w:spacing w:after="0" w:line="240" w:lineRule="auto"/>
-      </w:pPr>
-    </w:p>
-    <w:p>
-      <w:pPr>
-        <w:spacing w:after="0" w:line="240" w:lineRule="auto"/>
-      </w:pPr>
-      <w:r>
-        <w:t>If you have any questions regarding the attached patent or the possibility of filing a reissue application, please contact  at .</w:t>
-      </w:r>
-    </w:p>
+      <w:r>
+        <w:t xml:space="preserve"> on </w:t>
+      </w:r>
+      <w:r>
+        <w:t>None</w:t>
+      </w:r>
+      <w:r>
+        <w:t>.</w:t>
+      </w:r>
+    </w:p>
+    <w:p>
+      <w:pPr>
+        <w:rPr>
+          <w:noProof/>
+        </w:rPr>
+      </w:pPr>
+    </w:p>
+    <w:p>
+      <w:pPr>
+        <w:rPr>
+          <w:noProof/>
+        </w:rPr>
+      </w:pPr>
+      <w:r>
+        <w:rPr>
+          <w:noProof/>
+        </w:rPr>
+        <w:t>ACTION REQUIRED: None at this time.</w:t>
+      </w:r>
+    </w:p>
+    <w:p>
+      <w:pPr>
+        <w:rPr>
+          <w:noProof/>
+        </w:rPr>
+      </w:pPr>
+    </w:p>
+    <w:p>
+      <w:r>
+        <w:rPr>
+          <w:noProof/>
+        </w:rPr>
+        <w:t xml:space="preserve">ADDITIONAL NOTES: </w:t>
+      </w:r>
+      <w:r>
+        <w:t>You may view the published application on-line after the publication date using the publication search database on the USPTO website (</w:t>
+      </w:r>
+      <w:hyperlink r:id="rId6" w:history="1">
+        <w:r>
+          <w:rPr>
+            <w:rStyle w:val="Hyperlink"/>
+          </w:rPr>
+          <w:t>www.uspto.gov</w:t>
+        </w:r>
+      </w:hyperlink>
+      <w:r>
+        <w:t>).</w:t>
+      </w:r>
+      <w:r>
+        <w:t xml:space="preserve">  </w:t>
+      </w:r>
+      <w:r>
+        <w:t xml:space="preserve">If you have any questions regarding this matter, please contact </w:t>
+      </w:r>
+      <w:r>
+        <w:rPr>
+          <w:noProof/>
+        </w:rPr>
+        <w:t>Attorney Test at 612-373-6900</w:t>
+      </w:r>
+      <w:r>
+        <w:t>.</w:t>
+      </w:r>
+    </w:p>
+    <w:p>
+      <w:pPr>
+        <w:rPr>
+          <w:noProof/>
+        </w:rPr>
+      </w:pPr>
+    </w:p>
+    <w:p>
+      <w:pPr>
+        <w:widowControl/>
+        <w:rPr>
+          <w:noProof/>
+        </w:rPr>
+      </w:pPr>
+      <w:r>
+        <w:rPr>
+          <w:noProof/>
+        </w:rPr>
+        <w:t>Sincerely,</w:t>
+      </w:r>
+    </w:p>
+    <w:p>
+      <w:pPr>
+        <w:widowControl/>
+        <w:rPr>
+          <w:noProof/>
+        </w:rPr>
+      </w:pPr>
+    </w:p>
+    <w:p>
+      <w:pPr>
+        <w:widowControl/>
+        <w:rPr>
+          <w:noProof/>
+        </w:rPr>
+      </w:pPr>
+    </w:p>
+    <w:p>
+      <w:pPr>
+        <w:widowControl/>
+      </w:pPr>
+    </w:p>
+    <w:p>
+      <w:pPr>
+        <w:pStyle w:val="Header"/>
+        <w:tabs>
+          <w:tab w:val="clear" w:pos="4320"/>
+          <w:tab w:val="clear" w:pos="8640"/>
+        </w:tabs>
+      </w:pPr>
+      <w:r>
+        <w:t>&lt;&lt;</w:t>
+      </w:r>
+      <w:r>
+        <w:t>cmgName</w:t>
+      </w:r>
+      <w:r>
+        <w:t>&gt;&gt;</w:t>
+      </w:r>
+    </w:p>
+    <w:p>
+      <w:pPr>
+        <w:rPr>
+          <w:noProof/>
+        </w:rPr>
+      </w:pPr>
+    </w:p>
+    <w:p>
+      <w:r>
+        <w:t>&lt;&lt;enclosures&gt;&gt;</w:t>
+      </w:r>
+    </w:p>
+    <w:p/>
+    <w:tbl>
+      <w:tblPr>
+        <w:tblW w:w="9468" w:type="dxa"/>
+        <w:tblLook w:val="01E0" w:firstRow="1" w:lastRow="1" w:firstColumn="1" w:lastColumn="1" w:noHBand="0" w:noVBand="0"/>
+      </w:tblPr>
+      <w:tblGrid>
+        <w:gridCol w:w="1548"/>
+        <w:gridCol w:w="7920"/>
+      </w:tblGrid>
+      <w:tr>
+        <w:tc>
+          <w:tcPr>
+            <w:tcW w:w="1548" w:type="dxa"/>
+          </w:tcPr>
+          <w:p>
+            <w:r>
+              <w:t>&lt;&lt;ccTag&gt;&gt;</w:t>
+            </w:r>
+          </w:p>
+        </w:tc>
+        <w:tc>
+          <w:tcPr>
+            <w:tcW w:w="7920" w:type="dxa"/>
+          </w:tcPr>
+          <w:p>
+            <w:r>
+              <w:t>&lt;&lt;ccName&gt;&gt;</w:t>
+            </w:r>
+          </w:p>
+        </w:tc>
+      </w:tr>
+    </w:tbl>
+    <w:p/>
     <w:sectPr>
-      <w:headerReference w:type="default" r:id="rId6"/>
-      <w:footerReference w:type="default" r:id="rId7"/>
-      <w:pgSz w:w="12240" w:h="15840"/>
-      <w:pgMar w:top="1440" w:right="1440" w:bottom="1440" w:left="1440" w:header="720" w:footer="720" w:gutter="0"/>
+      <w:headerReference w:type="default" r:id="rId7"/>
+      <w:footerReference w:type="default" r:id="rId10"/>
+      <w:pgSz w:w="12240" w:h="15840" w:code="1"/>
+      <w:pgMar w:top="1872" w:right="1440" w:bottom="1440" w:left="1440" w:header="619" w:footer="619" w:gutter="0"/>
       <w:cols w:space="720"/>
-      <w:docGrid w:linePitch="360"/>
+      <w:noEndnote/>
     </w:sectPr>
   </w:body>
 </w:document>
+</file>
+
+<file path=word/endnotes.xml><?xml version="1.0" encoding="utf-8"?>
+<w:endnotes xmlns:wpc="http://schemas.microsoft.com/office/word/2010/wordprocessingCanvas" xmlns:cx="http://schemas.microsoft.com/office/drawing/2014/chartex" xmlns:cx1="http://schemas.microsoft.com/office/drawing/2015/9/8/chartex" xmlns:cx2="http://schemas.microsoft.com/office/drawing/2015/10/21/chartex" xmlns:cx3="http://schemas.microsoft.com/office/drawing/2016/5/9/chartex" xmlns:cx4="http://schemas.microsoft.com/office/drawing/2016/5/10/chartex" xmlns:cx5="http://schemas.microsoft.com/office/drawing/2016/5/11/chartex" xmlns:cx6="http://schemas.microsoft.com/office/drawing/2016/5/12/chartex" xmlns:cx7="http://schemas.microsoft.com/office/drawing/2016/5/13/chartex" xmlns:cx8="http://schemas.microsoft.com/office/drawing/2016/5/14/chartex" xmlns:mc="http://schemas.openxmlformats.org/markup-compatibility/2006" xmlns:aink="http://schemas.microsoft.com/office/drawing/2016/ink" xmlns:am3d="http://schemas.microsoft.com/office/drawing/2017/model3d" xmlns:o="urn:schemas-microsoft-com:office:office" xmlns:oel="http://schemas.microsoft.com/office/2019/extlst" xmlns:r="http://schemas.openxmlformats.org/officeDocument/2006/relationships" xmlns:m="http://schemas.openxmlformats.org/officeDocument/2006/math" xmlns:v="urn:schemas-microsoft-com:vml" xmlns:wp14="http://schemas.microsoft.com/office/word/2010/wordprocessingDrawing" xmlns:wp="http://schemas.openxmlformats.org/drawingml/2006/wordprocessingDrawing" xmlns:w10="urn:schemas-microsoft-com:office:word" xmlns:w="http://schemas.openxmlformats.org/wordprocessingml/2006/main" xmlns:w14="http://schemas.microsoft.com/office/word/2010/wordml" xmlns:w15="http://schemas.microsoft.com/office/word/2012/wordml" xmlns:w16cex="http://schemas.microsoft.com/office/word/2018/wordml/cex" xmlns:w16cid="http://schemas.microsoft.com/office/word/2016/wordml/cid" xmlns:w16="http://schemas.microsoft.com/office/word/2018/wordml" xmlns:w16sdtdh="http://schemas.microsoft.com/office/word/2020/wordml/sdtdatahash" xmlns:w16se="http://schemas.microsoft.com/office/word/2015/wordml/symex" xmlns:wpg="http://schemas.microsoft.com/office/word/2010/wordprocessingGroup" xmlns:wpi="http://schemas.microsoft.com/office/word/2010/wordprocessingInk" xmlns:wne="http://schemas.microsoft.com/office/word/2006/wordml" xmlns:wps="http://schemas.microsoft.com/office/word/2010/wordprocessingShape" mc:Ignorable="w14 w15 w16se w16cid w16 w16cex w16sdtdh wp14">
+  <w:endnote w:type="separator" w:id="-1">
+    <w:p>
+      <w:r>
+        <w:separator/>
+      </w:r>
+    </w:p>
+  </w:endnote>
+  <w:endnote w:type="continuationSeparator" w:id="0">
+    <w:p>
+      <w:r>
+        <w:continuationSeparator/>
+      </w:r>
+    </w:p>
+  </w:endnote>
+</w:endnotes>
 </file>
 
 <file path=word/footer1.xml><?xml version="1.0" encoding="utf-8"?>
@@ -246,8 +518,27 @@
 </w:ftr>
 </file>
 
+<file path=word/footnotes.xml><?xml version="1.0" encoding="utf-8"?>
+<w:footnotes xmlns:wpc="http://schemas.microsoft.com/office/word/2010/wordprocessingCanvas" xmlns:cx="http://schemas.microsoft.com/office/drawing/2014/chartex" xmlns:cx1="http://schemas.microsoft.com/office/drawing/2015/9/8/chartex" xmlns:cx2="http://schemas.microsoft.com/office/drawing/2015/10/21/chartex" xmlns:cx3="http://schemas.microsoft.com/office/drawing/2016/5/9/chartex" xmlns:cx4="http://schemas.microsoft.com/office/drawing/2016/5/10/chartex" xmlns:cx5="http://schemas.microsoft.com/office/drawing/2016/5/11/chartex" xmlns:cx6="http://schemas.microsoft.com/office/drawing/2016/5/12/chartex" xmlns:cx7="http://schemas.microsoft.com/office/drawing/2016/5/13/chartex" xmlns:cx8="http://schemas.microsoft.com/office/drawing/2016/5/14/chartex" xmlns:mc="http://schemas.openxmlformats.org/markup-compatibility/2006" xmlns:aink="http://schemas.microsoft.com/office/drawing/2016/ink" xmlns:am3d="http://schemas.microsoft.com/office/drawing/2017/model3d" xmlns:o="urn:schemas-microsoft-com:office:office" xmlns:oel="http://schemas.microsoft.com/office/2019/extlst" xmlns:r="http://schemas.openxmlformats.org/officeDocument/2006/relationships" xmlns:m="http://schemas.openxmlformats.org/officeDocument/2006/math" xmlns:v="urn:schemas-microsoft-com:vml" xmlns:wp14="http://schemas.microsoft.com/office/word/2010/wordprocessingDrawing" xmlns:wp="http://schemas.openxmlformats.org/drawingml/2006/wordprocessingDrawing" xmlns:w10="urn:schemas-microsoft-com:office:word" xmlns:w="http://schemas.openxmlformats.org/wordprocessingml/2006/main" xmlns:w14="http://schemas.microsoft.com/office/word/2010/wordml" xmlns:w15="http://schemas.microsoft.com/office/word/2012/wordml" xmlns:w16cex="http://schemas.microsoft.com/office/word/2018/wordml/cex" xmlns:w16cid="http://schemas.microsoft.com/office/word/2016/wordml/cid" xmlns:w16="http://schemas.microsoft.com/office/word/2018/wordml" xmlns:w16sdtdh="http://schemas.microsoft.com/office/word/2020/wordml/sdtdatahash" xmlns:w16se="http://schemas.microsoft.com/office/word/2015/wordml/symex" xmlns:wpg="http://schemas.microsoft.com/office/word/2010/wordprocessingGroup" xmlns:wpi="http://schemas.microsoft.com/office/word/2010/wordprocessingInk" xmlns:wne="http://schemas.microsoft.com/office/word/2006/wordml" xmlns:wps="http://schemas.microsoft.com/office/word/2010/wordprocessingShape" mc:Ignorable="w14 w15 w16se w16cid w16 w16cex w16sdtdh wp14">
+  <w:footnote w:type="separator" w:id="-1">
+    <w:p>
+      <w:r>
+        <w:separator/>
+      </w:r>
+    </w:p>
+  </w:footnote>
+  <w:footnote w:type="continuationSeparator" w:id="0">
+    <w:p>
+      <w:r>
+        <w:continuationSeparator/>
+      </w:r>
+    </w:p>
+  </w:footnote>
+</w:footnotes>
+</file>
+
 <file path=word/header1.xml><?xml version="1.0" encoding="utf-8"?>
-<w:hdr xmlns:m="http://schemas.openxmlformats.org/officeDocument/2006/math" xmlns:mc="http://schemas.openxmlformats.org/markup-compatibility/2006" xmlns:mo="http://schemas.microsoft.com/office/mac/office/2008/main" xmlns:mv="urn:schemas-microsoft-com:mac:vml" xmlns:o="urn:schemas-microsoft-com:office:office" xmlns:r="http://schemas.openxmlformats.org/officeDocument/2006/relationships" xmlns:v="urn:schemas-microsoft-com:vml" xmlns:w10="urn:schemas-microsoft-com:office:word" xmlns:w14="http://schemas.microsoft.com/office/word/2010/wordml" xmlns:w="http://schemas.openxmlformats.org/wordprocessingml/2006/main" xmlns:wne="http://schemas.microsoft.com/office/word/2006/wordml" xmlns:wp14="http://schemas.microsoft.com/office/word/2010/wordprocessingDrawing" xmlns:wp="http://schemas.openxmlformats.org/drawingml/2006/wordprocessingDrawing" xmlns:wpc="http://schemas.microsoft.com/office/word/2010/wordprocessingCanvas" xmlns:wpg="http://schemas.microsoft.com/office/word/2010/wordprocessingGroup" xmlns:wpi="http://schemas.microsoft.com/office/word/2010/wordprocessingInk" xmlns:wps="http://schemas.microsoft.com/office/word/2010/wordprocessingShape" mc:Ignorable="w14 wp14">
+<w:hdr xmlns:wpc="http://schemas.microsoft.com/office/word/2010/wordprocessingCanvas" xmlns:cx="http://schemas.microsoft.com/office/drawing/2014/chartex" xmlns:cx1="http://schemas.microsoft.com/office/drawing/2015/9/8/chartex" xmlns:cx2="http://schemas.microsoft.com/office/drawing/2015/10/21/chartex" xmlns:cx3="http://schemas.microsoft.com/office/drawing/2016/5/9/chartex" xmlns:cx4="http://schemas.microsoft.com/office/drawing/2016/5/10/chartex" xmlns:cx5="http://schemas.microsoft.com/office/drawing/2016/5/11/chartex" xmlns:cx6="http://schemas.microsoft.com/office/drawing/2016/5/12/chartex" xmlns:cx7="http://schemas.microsoft.com/office/drawing/2016/5/13/chartex" xmlns:cx8="http://schemas.microsoft.com/office/drawing/2016/5/14/chartex" xmlns:mc="http://schemas.openxmlformats.org/markup-compatibility/2006" xmlns:aink="http://schemas.microsoft.com/office/drawing/2016/ink" xmlns:am3d="http://schemas.microsoft.com/office/drawing/2017/model3d" xmlns:o="urn:schemas-microsoft-com:office:office" xmlns:oel="http://schemas.microsoft.com/office/2019/extlst" xmlns:r="http://schemas.openxmlformats.org/officeDocument/2006/relationships" xmlns:m="http://schemas.openxmlformats.org/officeDocument/2006/math" xmlns:v="urn:schemas-microsoft-com:vml" xmlns:wp14="http://schemas.microsoft.com/office/word/2010/wordprocessingDrawing" xmlns:wp="http://schemas.openxmlformats.org/drawingml/2006/wordprocessingDrawing" xmlns:w10="urn:schemas-microsoft-com:office:word" xmlns:w="http://schemas.openxmlformats.org/wordprocessingml/2006/main" xmlns:w14="http://schemas.microsoft.com/office/word/2010/wordml" xmlns:w15="http://schemas.microsoft.com/office/word/2012/wordml" xmlns:w16cex="http://schemas.microsoft.com/office/word/2018/wordml/cex" xmlns:w16cid="http://schemas.microsoft.com/office/word/2016/wordml/cid" xmlns:w16="http://schemas.microsoft.com/office/word/2018/wordml" xmlns:w16sdtdh="http://schemas.microsoft.com/office/word/2020/wordml/sdtdatahash" xmlns:w16se="http://schemas.microsoft.com/office/word/2015/wordml/symex" xmlns:wpg="http://schemas.microsoft.com/office/word/2010/wordprocessingGroup" xmlns:wpi="http://schemas.microsoft.com/office/word/2010/wordprocessingInk" xmlns:wne="http://schemas.microsoft.com/office/word/2006/wordml" xmlns:wps="http://schemas.microsoft.com/office/word/2010/wordprocessingShape" mc:Ignorable="w14 w15 w16se w16cid w16 w16cex w16sdtdh wp14">
   <w:p>
     <w:pPr>
       <w:pStyle w:val="Header"/>
@@ -261,176 +552,29 @@
   <w:docDefaults>
     <w:rPrDefault>
       <w:rPr>
-        <w:rFonts w:asciiTheme="minorHAnsi" w:eastAsiaTheme="minorHAnsi" w:hAnsiTheme="minorHAnsi" w:cstheme="minorBidi"/>
-        <w:sz w:val="22"/>
-        <w:szCs w:val="22"/>
+        <w:rFonts w:ascii="Times New Roman" w:eastAsia="Times New Roman" w:hAnsi="Times New Roman" w:cs="Times New Roman"/>
         <w:lang w:val="en-US" w:eastAsia="en-US" w:bidi="ar-SA"/>
       </w:rPr>
     </w:rPrDefault>
-    <w:pPrDefault>
-      <w:pPr>
-        <w:spacing w:after="160" w:line="259" w:lineRule="auto"/>
-      </w:pPr>
-    </w:pPrDefault>
+    <w:pPrDefault/>
   </w:docDefaults>
-  <w:latentStyles w:defLockedState="0" w:defUIPriority="99" w:defSemiHidden="0" w:defUnhideWhenUsed="0" w:defQFormat="0" w:count="376">
-    <w:lsdException w:name="Normal" w:uiPriority="0" w:qFormat="1"/>
-    <w:lsdException w:name="heading 1" w:uiPriority="9" w:qFormat="1"/>
-    <w:lsdException w:name="heading 2" w:semiHidden="1" w:uiPriority="9" w:unhideWhenUsed="1" w:qFormat="1"/>
-    <w:lsdException w:name="heading 3" w:semiHidden="1" w:uiPriority="9" w:unhideWhenUsed="1" w:qFormat="1"/>
-    <w:lsdException w:name="heading 4" w:semiHidden="1" w:uiPriority="9" w:unhideWhenUsed="1" w:qFormat="1"/>
-    <w:lsdException w:name="heading 5" w:semiHidden="1" w:uiPriority="9" w:unhideWhenUsed="1" w:qFormat="1"/>
-    <w:lsdException w:name="heading 6" w:semiHidden="1" w:uiPriority="9" w:unhideWhenUsed="1" w:qFormat="1"/>
-    <w:lsdException w:name="heading 7" w:semiHidden="1" w:uiPriority="9" w:unhideWhenUsed="1" w:qFormat="1"/>
-    <w:lsdException w:name="heading 8" w:semiHidden="1" w:uiPriority="9" w:unhideWhenUsed="1" w:qFormat="1"/>
-    <w:lsdException w:name="heading 9" w:semiHidden="1" w:uiPriority="9" w:unhideWhenUsed="1" w:qFormat="1"/>
-    <w:lsdException w:name="index 1" w:semiHidden="1" w:unhideWhenUsed="1"/>
-    <w:lsdException w:name="index 2" w:semiHidden="1" w:unhideWhenUsed="1"/>
-    <w:lsdException w:name="index 3" w:semiHidden="1" w:unhideWhenUsed="1"/>
-    <w:lsdException w:name="index 4" w:semiHidden="1" w:unhideWhenUsed="1"/>
-    <w:lsdException w:name="index 5" w:semiHidden="1" w:unhideWhenUsed="1"/>
-    <w:lsdException w:name="index 6" w:semiHidden="1" w:unhideWhenUsed="1"/>
-    <w:lsdException w:name="index 7" w:semiHidden="1" w:unhideWhenUsed="1"/>
-    <w:lsdException w:name="index 8" w:semiHidden="1" w:unhideWhenUsed="1"/>
-    <w:lsdException w:name="index 9" w:semiHidden="1" w:unhideWhenUsed="1"/>
-    <w:lsdException w:name="toc 1" w:semiHidden="1" w:uiPriority="39" w:unhideWhenUsed="1"/>
-    <w:lsdException w:name="toc 2" w:semiHidden="1" w:uiPriority="39" w:unhideWhenUsed="1"/>
-    <w:lsdException w:name="toc 3" w:semiHidden="1" w:uiPriority="39" w:unhideWhenUsed="1"/>
-    <w:lsdException w:name="toc 4" w:semiHidden="1" w:uiPriority="39" w:unhideWhenUsed="1"/>
-    <w:lsdException w:name="toc 5" w:semiHidden="1" w:uiPriority="39" w:unhideWhenUsed="1"/>
-    <w:lsdException w:name="toc 6" w:semiHidden="1" w:uiPriority="39" w:unhideWhenUsed="1"/>
-    <w:lsdException w:name="toc 7" w:semiHidden="1" w:uiPriority="39" w:unhideWhenUsed="1"/>
-    <w:lsdException w:name="toc 8" w:semiHidden="1" w:uiPriority="39" w:unhideWhenUsed="1"/>
-    <w:lsdException w:name="toc 9" w:semiHidden="1" w:uiPriority="39" w:unhideWhenUsed="1"/>
-    <w:lsdException w:name="Normal Indent" w:semiHidden="1" w:unhideWhenUsed="1"/>
-    <w:lsdException w:name="footnote text" w:semiHidden="1" w:unhideWhenUsed="1"/>
-    <w:lsdException w:name="annotation text" w:semiHidden="1" w:unhideWhenUsed="1"/>
-    <w:lsdException w:name="header" w:semiHidden="1" w:unhideWhenUsed="1"/>
-    <w:lsdException w:name="footer" w:semiHidden="1" w:unhideWhenUsed="1"/>
-    <w:lsdException w:name="index heading" w:semiHidden="1" w:unhideWhenUsed="1"/>
-    <w:lsdException w:name="caption" w:semiHidden="1" w:uiPriority="35" w:unhideWhenUsed="1" w:qFormat="1"/>
-    <w:lsdException w:name="table of figures" w:semiHidden="1" w:unhideWhenUsed="1"/>
-    <w:lsdException w:name="envelope address" w:semiHidden="1" w:unhideWhenUsed="1"/>
-    <w:lsdException w:name="envelope return" w:semiHidden="1" w:unhideWhenUsed="1"/>
-    <w:lsdException w:name="footnote reference" w:semiHidden="1" w:unhideWhenUsed="1"/>
-    <w:lsdException w:name="annotation reference" w:semiHidden="1" w:unhideWhenUsed="1"/>
-    <w:lsdException w:name="line number" w:semiHidden="1" w:unhideWhenUsed="1"/>
-    <w:lsdException w:name="page number" w:semiHidden="1" w:unhideWhenUsed="1"/>
-    <w:lsdException w:name="endnote reference" w:semiHidden="1" w:unhideWhenUsed="1"/>
-    <w:lsdException w:name="endnote text" w:semiHidden="1" w:unhideWhenUsed="1"/>
-    <w:lsdException w:name="table of authorities" w:semiHidden="1" w:unhideWhenUsed="1"/>
-    <w:lsdException w:name="macro" w:semiHidden="1" w:unhideWhenUsed="1"/>
-    <w:lsdException w:name="toa heading" w:semiHidden="1" w:unhideWhenUsed="1"/>
-    <w:lsdException w:name="List" w:semiHidden="1" w:unhideWhenUsed="1"/>
-    <w:lsdException w:name="List Bullet" w:semiHidden="1" w:unhideWhenUsed="1"/>
-    <w:lsdException w:name="List Number" w:semiHidden="1" w:unhideWhenUsed="1"/>
-    <w:lsdException w:name="List 2" w:semiHidden="1" w:unhideWhenUsed="1"/>
-    <w:lsdException w:name="List 3" w:semiHidden="1" w:unhideWhenUsed="1"/>
-    <w:lsdException w:name="List 4" w:semiHidden="1" w:unhideWhenUsed="1"/>
-    <w:lsdException w:name="List 5" w:semiHidden="1" w:unhideWhenUsed="1"/>
-    <w:lsdException w:name="List Bullet 2" w:semiHidden="1" w:unhideWhenUsed="1"/>
-    <w:lsdException w:name="List Bullet 3" w:semiHidden="1" w:unhideWhenUsed="1"/>
-    <w:lsdException w:name="List Bullet 4" w:semiHidden="1" w:unhideWhenUsed="1"/>
-    <w:lsdException w:name="List Bullet 5" w:semiHidden="1" w:unhideWhenUsed="1"/>
-    <w:lsdException w:name="List Number 2" w:semiHidden="1" w:unhideWhenUsed="1"/>
-    <w:lsdException w:name="List Number 3" w:semiHidden="1" w:unhideWhenUsed="1"/>
-    <w:lsdException w:name="List Number 4" w:semiHidden="1" w:unhideWhenUsed="1"/>
-    <w:lsdException w:name="List Number 5" w:semiHidden="1" w:unhideWhenUsed="1"/>
-    <w:lsdException w:name="Title" w:uiPriority="10" w:qFormat="1"/>
-    <w:lsdException w:name="Closing" w:semiHidden="1" w:unhideWhenUsed="1"/>
-    <w:lsdException w:name="Signature" w:semiHidden="1" w:unhideWhenUsed="1"/>
-    <w:lsdException w:name="Default Paragraph Font" w:semiHidden="1" w:uiPriority="1" w:unhideWhenUsed="1"/>
-    <w:lsdException w:name="Body Text" w:semiHidden="1" w:unhideWhenUsed="1"/>
-    <w:lsdException w:name="Body Text Indent" w:semiHidden="1" w:unhideWhenUsed="1"/>
-    <w:lsdException w:name="List Continue" w:semiHidden="1" w:unhideWhenUsed="1"/>
-    <w:lsdException w:name="List Continue 2" w:semiHidden="1" w:unhideWhenUsed="1"/>
-    <w:lsdException w:name="List Continue 3" w:semiHidden="1" w:unhideWhenUsed="1"/>
-    <w:lsdException w:name="List Continue 4" w:semiHidden="1" w:unhideWhenUsed="1"/>
-    <w:lsdException w:name="List Continue 5" w:semiHidden="1" w:unhideWhenUsed="1"/>
-    <w:lsdException w:name="Message Header" w:semiHidden="1" w:unhideWhenUsed="1"/>
-    <w:lsdException w:name="Subtitle" w:uiPriority="11" w:qFormat="1"/>
-    <w:lsdException w:name="Salutation" w:semiHidden="1" w:unhideWhenUsed="1"/>
-    <w:lsdException w:name="Date" w:semiHidden="1" w:unhideWhenUsed="1"/>
-    <w:lsdException w:name="Body Text First Indent" w:semiHidden="1" w:unhideWhenUsed="1"/>
-    <w:lsdException w:name="Body Text First Indent 2" w:semiHidden="1" w:unhideWhenUsed="1"/>
-    <w:lsdException w:name="Note Heading" w:semiHidden="1" w:unhideWhenUsed="1"/>
-    <w:lsdException w:name="Body Text 2" w:semiHidden="1" w:unhideWhenUsed="1"/>
-    <w:lsdException w:name="Body Text 3" w:semiHidden="1" w:unhideWhenUsed="1"/>
-    <w:lsdException w:name="Body Text Indent 2" w:semiHidden="1" w:unhideWhenUsed="1"/>
-    <w:lsdException w:name="Body Text Indent 3" w:semiHidden="1" w:unhideWhenUsed="1"/>
-    <w:lsdException w:name="Block Text" w:semiHidden="1" w:unhideWhenUsed="1"/>
-    <w:lsdException w:name="Hyperlink" w:semiHidden="1" w:unhideWhenUsed="1"/>
-    <w:lsdException w:name="FollowedHyperlink" w:semiHidden="1" w:unhideWhenUsed="1"/>
-    <w:lsdException w:name="Strong" w:uiPriority="22" w:qFormat="1"/>
-    <w:lsdException w:name="Emphasis" w:uiPriority="20" w:qFormat="1"/>
-    <w:lsdException w:name="Document Map" w:semiHidden="1" w:unhideWhenUsed="1"/>
-    <w:lsdException w:name="Plain Text" w:semiHidden="1" w:unhideWhenUsed="1"/>
-    <w:lsdException w:name="E-mail Signature" w:semiHidden="1" w:unhideWhenUsed="1"/>
-    <w:lsdException w:name="HTML Top of Form" w:semiHidden="1" w:unhideWhenUsed="1"/>
-    <w:lsdException w:name="HTML Bottom of Form" w:semiHidden="1" w:unhideWhenUsed="1"/>
-    <w:lsdException w:name="Normal (Web)" w:semiHidden="1" w:unhideWhenUsed="1"/>
-    <w:lsdException w:name="HTML Acronym" w:semiHidden="1" w:unhideWhenUsed="1"/>
-    <w:lsdException w:name="HTML Address" w:semiHidden="1" w:unhideWhenUsed="1"/>
-    <w:lsdException w:name="HTML Cite" w:semiHidden="1" w:unhideWhenUsed="1"/>
-    <w:lsdException w:name="HTML Code" w:semiHidden="1" w:unhideWhenUsed="1"/>
-    <w:lsdException w:name="HTML Definition" w:semiHidden="1" w:unhideWhenUsed="1"/>
-    <w:lsdException w:name="HTML Keyboard" w:semiHidden="1" w:unhideWhenUsed="1"/>
-    <w:lsdException w:name="HTML Preformatted" w:semiHidden="1" w:unhideWhenUsed="1"/>
-    <w:lsdException w:name="HTML Sample" w:semiHidden="1" w:unhideWhenUsed="1"/>
-    <w:lsdException w:name="HTML Typewriter" w:semiHidden="1" w:unhideWhenUsed="1"/>
-    <w:lsdException w:name="HTML Variable" w:semiHidden="1" w:unhideWhenUsed="1"/>
-    <w:lsdException w:name="Normal Table" w:semiHidden="1" w:unhideWhenUsed="1"/>
-    <w:lsdException w:name="annotation subject" w:semiHidden="1" w:unhideWhenUsed="1"/>
-    <w:lsdException w:name="No List" w:semiHidden="1" w:unhideWhenUsed="1"/>
-    <w:lsdException w:name="Outline List 1" w:semiHidden="1" w:unhideWhenUsed="1"/>
-    <w:lsdException w:name="Outline List 2" w:semiHidden="1" w:unhideWhenUsed="1"/>
-    <w:lsdException w:name="Outline List 3" w:semiHidden="1" w:unhideWhenUsed="1"/>
-    <w:lsdException w:name="Table Simple 1" w:semiHidden="1" w:unhideWhenUsed="1"/>
-    <w:lsdException w:name="Table Simple 2" w:semiHidden="1" w:unhideWhenUsed="1"/>
-    <w:lsdException w:name="Table Simple 3" w:semiHidden="1" w:unhideWhenUsed="1"/>
-    <w:lsdException w:name="Table Classic 1" w:semiHidden="1" w:unhideWhenUsed="1"/>
-    <w:lsdException w:name="Table Classic 2" w:semiHidden="1" w:unhideWhenUsed="1"/>
-    <w:lsdException w:name="Table Classic 3" w:semiHidden="1" w:unhideWhenUsed="1"/>
-    <w:lsdException w:name="Table Classic 4" w:semiHidden="1" w:unhideWhenUsed="1"/>
-    <w:lsdException w:name="Table Colorful 1" w:semiHidden="1" w:unhideWhenUsed="1"/>
-    <w:lsdException w:name="Table Colorful 2" w:semiHidden="1" w:unhideWhenUsed="1"/>
-    <w:lsdException w:name="Table Colorful 3" w:semiHidden="1" w:unhideWhenUsed="1"/>
-    <w:lsdException w:name="Table Columns 1" w:semiHidden="1" w:unhideWhenUsed="1"/>
-    <w:lsdException w:name="Table Columns 2" w:semiHidden="1" w:unhideWhenUsed="1"/>
-    <w:lsdException w:name="Table Columns 3" w:semiHidden="1" w:unhideWhenUsed="1"/>
-    <w:lsdException w:name="Table Columns 4" w:semiHidden="1" w:unhideWhenUsed="1"/>
-    <w:lsdException w:name="Table Columns 5" w:semiHidden="1" w:unhideWhenUsed="1"/>
-    <w:lsdException w:name="Table Grid 1" w:semiHidden="1" w:unhideWhenUsed="1"/>
-    <w:lsdException w:name="Table Grid 2" w:semiHidden="1" w:unhideWhenUsed="1"/>
-    <w:lsdException w:name="Table Grid 3" w:semiHidden="1" w:unhideWhenUsed="1"/>
-    <w:lsdException w:name="Table Grid 4" w:semiHidden="1" w:unhideWhenUsed="1"/>
-    <w:lsdException w:name="Table Grid 5" w:semiHidden="1" w:unhideWhenUsed="1"/>
-    <w:lsdException w:name="Table Grid 6" w:semiHidden="1" w:unhideWhenUsed="1"/>
-    <w:lsdException w:name="Table Grid 7" w:semiHidden="1" w:unhideWhenUsed="1"/>
-    <w:lsdException w:name="Table Grid 8" w:semiHidden="1" w:unhideWhenUsed="1"/>
-    <w:lsdException w:name="Table List 1" w:semiHidden="1" w:unhideWhenUsed="1"/>
-    <w:lsdException w:name="Table List 2" w:semiHidden="1" w:unhideWhenUsed="1"/>
-    <w:lsdException w:name="Table List 3" w:semiHidden="1" w:unhideWhenUsed="1"/>
-    <w:lsdException w:name="Table List 4" w:semiHidden="1" w:unhideWhenUsed="1"/>
-    <w:lsdException w:name="Table List 5" w:semiHidden="1" w:unhideWhenUsed="1"/>
-    <w:lsdException w:name="Table List 6" w:semiHidden="1" w:unhideWhenUsed="1"/>
-    <w:lsdException w:name="Table List 7" w:semiHidden="1" w:unhideWhenUsed="1"/>
-    <w:lsdException w:name="Table List 8" w:semiHidden="1" w:unhideWhenUsed="1"/>
-    <w:lsdException w:name="Table 3D effects 1" w:semiHidden="1" w:unhideWhenUsed="1"/>
-    <w:lsdException w:name="Table 3D effects 2" w:semiHidden="1" w:unhideWhenUsed="1"/>
-    <w:lsdException w:name="Table 3D effects 3" w:semiHidden="1" w:unhideWhenUsed="1"/>
-    <w:lsdException w:name="Table Contemporary" w:semiHidden="1" w:unhideWhenUsed="1"/>
-    <w:lsdException w:name="Table Elegant" w:semiHidden="1" w:unhideWhenUsed="1"/>
-    <w:lsdException w:name="Table Professional" w:semiHidden="1" w:unhideWhenUsed="1"/>
-    <w:lsdException w:name="Table Subtle 1" w:semiHidden="1" w:unhideWhenUsed="1"/>
-    <w:lsdException w:name="Table Subtle 2" w:semiHidden="1" w:unhideWhenUsed="1"/>
-    <w:lsdException w:name="Table Web 1" w:semiHidden="1" w:unhideWhenUsed="1"/>
-    <w:lsdException w:name="Table Web 2" w:semiHidden="1" w:unhideWhenUsed="1"/>
-    <w:lsdException w:name="Table Web 3" w:semiHidden="1" w:unhideWhenUsed="1"/>
-    <w:lsdException w:name="Balloon Text" w:semiHidden="1" w:unhideWhenUsed="1"/>
-    <w:lsdException w:name="Table Grid" w:uiPriority="39"/>
-    <w:lsdException w:name="Table Theme" w:semiHidden="1" w:unhideWhenUsed="1"/>
-    <w:lsdException w:name="Placeholder Text" w:semiHidden="1"/>
+  <w:latentStyles w:defLockedState="0" w:defUIPriority="0" w:defSemiHidden="0" w:defUnhideWhenUsed="0" w:defQFormat="0" w:count="376">
+    <w:lsdException w:name="Normal" w:qFormat="1"/>
+    <w:lsdException w:name="heading 1" w:qFormat="1"/>
+    <w:lsdException w:name="heading 2" w:semiHidden="1" w:unhideWhenUsed="1" w:qFormat="1"/>
+    <w:lsdException w:name="heading 3" w:semiHidden="1" w:unhideWhenUsed="1" w:qFormat="1"/>
+    <w:lsdException w:name="heading 4" w:semiHidden="1" w:unhideWhenUsed="1" w:qFormat="1"/>
+    <w:lsdException w:name="heading 5" w:semiHidden="1" w:unhideWhenUsed="1" w:qFormat="1"/>
+    <w:lsdException w:name="heading 6" w:semiHidden="1" w:unhideWhenUsed="1" w:qFormat="1"/>
+    <w:lsdException w:name="heading 7" w:semiHidden="1" w:unhideWhenUsed="1" w:qFormat="1"/>
+    <w:lsdException w:name="heading 8" w:semiHidden="1" w:unhideWhenUsed="1" w:qFormat="1"/>
+    <w:lsdException w:name="heading 9" w:semiHidden="1" w:unhideWhenUsed="1" w:qFormat="1"/>
+    <w:lsdException w:name="caption" w:semiHidden="1" w:unhideWhenUsed="1" w:qFormat="1"/>
+    <w:lsdException w:name="Title" w:qFormat="1"/>
+    <w:lsdException w:name="Subtitle" w:qFormat="1"/>
+    <w:lsdException w:name="Strong" w:qFormat="1"/>
+    <w:lsdException w:name="Emphasis" w:qFormat="1"/>
+    <w:lsdException w:name="Placeholder Text" w:semiHidden="1" w:uiPriority="99"/>
     <w:lsdException w:name="No Spacing" w:uiPriority="1" w:qFormat="1"/>
     <w:lsdException w:name="Light Shading" w:uiPriority="60"/>
     <w:lsdException w:name="Light List" w:uiPriority="61"/>
@@ -452,7 +596,7 @@
     <w:lsdException w:name="Medium Shading 1 Accent 1" w:uiPriority="63"/>
     <w:lsdException w:name="Medium Shading 2 Accent 1" w:uiPriority="64"/>
     <w:lsdException w:name="Medium List 1 Accent 1" w:uiPriority="65"/>
-    <w:lsdException w:name="Revision" w:semiHidden="1"/>
+    <w:lsdException w:name="Revision" w:semiHidden="1" w:uiPriority="99"/>
     <w:lsdException w:name="List Paragraph" w:uiPriority="34" w:qFormat="1"/>
     <w:lsdException w:name="Quote" w:uiPriority="29" w:qFormat="1"/>
     <w:lsdException w:name="Intense Quote" w:uiPriority="30" w:qFormat="1"/>
@@ -645,27 +789,34 @@
     <w:lsdException w:name="List Table 5 Dark Accent 6" w:uiPriority="50"/>
     <w:lsdException w:name="List Table 6 Colorful Accent 6" w:uiPriority="51"/>
     <w:lsdException w:name="List Table 7 Colorful Accent 6" w:uiPriority="52"/>
-    <w:lsdException w:name="Mention" w:semiHidden="1" w:unhideWhenUsed="1"/>
-    <w:lsdException w:name="Smart Hyperlink" w:semiHidden="1" w:unhideWhenUsed="1"/>
-    <w:lsdException w:name="Hashtag" w:semiHidden="1" w:unhideWhenUsed="1"/>
-    <w:lsdException w:name="Unresolved Mention" w:semiHidden="1" w:unhideWhenUsed="1"/>
-    <w:lsdException w:name="Smart Link" w:semiHidden="1" w:unhideWhenUsed="1"/>
+    <w:lsdException w:name="Mention" w:semiHidden="1" w:uiPriority="99" w:unhideWhenUsed="1"/>
+    <w:lsdException w:name="Smart Hyperlink" w:semiHidden="1" w:uiPriority="99" w:unhideWhenUsed="1"/>
+    <w:lsdException w:name="Hashtag" w:semiHidden="1" w:uiPriority="99" w:unhideWhenUsed="1"/>
+    <w:lsdException w:name="Unresolved Mention" w:semiHidden="1" w:uiPriority="99" w:unhideWhenUsed="1"/>
+    <w:lsdException w:name="Smart Link" w:semiHidden="1" w:uiPriority="99" w:unhideWhenUsed="1"/>
   </w:latentStyles>
   <w:style w:type="paragraph" w:default="1" w:styleId="Normal">
     <w:name w:val="Normal"/>
     <w:qFormat/>
+    <w:rsid w:val="0055512A"/>
+    <w:pPr>
+      <w:widowControl w:val="0"/>
+      <w:autoSpaceDE w:val="0"/>
+      <w:autoSpaceDN w:val="0"/>
+      <w:adjustRightInd w:val="0"/>
+    </w:pPr>
+    <w:rPr>
+      <w:sz w:val="24"/>
+      <w:szCs w:val="24"/>
+    </w:rPr>
   </w:style>
   <w:style w:type="character" w:default="1" w:styleId="DefaultParagraphFont">
     <w:name w:val="Default Paragraph Font"/>
-    <w:uiPriority w:val="1"/>
     <w:semiHidden/>
-    <w:unhideWhenUsed/>
   </w:style>
   <w:style w:type="table" w:default="1" w:styleId="TableNormal">
     <w:name w:val="Normal Table"/>
-    <w:uiPriority w:val="99"/>
     <w:semiHidden/>
-    <w:unhideWhenUsed/>
     <w:tblPr>
       <w:tblInd w:w="0" w:type="dxa"/>
       <w:tblCellMar>
@@ -678,22 +829,85 @@
   </w:style>
   <w:style w:type="numbering" w:default="1" w:styleId="NoList">
     <w:name w:val="No List"/>
-    <w:uiPriority w:val="99"/>
     <w:semiHidden/>
-    <w:unhideWhenUsed/>
   </w:style>
-  <w:style w:type="paragraph" w:styleId="NormalWeb">
-    <w:name w:val="Normal (Web)"/>
+  <w:style w:type="character" w:styleId="FootnoteReference">
+    <w:name w:val="footnote reference"/>
+    <w:semiHidden/>
+  </w:style>
+  <w:style w:type="paragraph" w:styleId="Header">
+    <w:name w:val="header"/>
     <w:basedOn w:val="Normal"/>
-    <w:uiPriority w:val="99"/>
+    <w:pPr>
+      <w:tabs>
+        <w:tab w:val="center" w:pos="4320"/>
+        <w:tab w:val="right" w:pos="8640"/>
+      </w:tabs>
+    </w:pPr>
+  </w:style>
+  <w:style w:type="paragraph" w:styleId="Footer">
+    <w:name w:val="footer"/>
+    <w:basedOn w:val="Normal"/>
+    <w:pPr>
+      <w:tabs>
+        <w:tab w:val="center" w:pos="4320"/>
+        <w:tab w:val="right" w:pos="8640"/>
+      </w:tabs>
+    </w:pPr>
+  </w:style>
+  <w:style w:type="character" w:styleId="PageNumber">
+    <w:name w:val="page number"/>
+    <w:basedOn w:val="DefaultParagraphFont"/>
+  </w:style>
+  <w:style w:type="paragraph" w:styleId="BalloonText">
+    <w:name w:val="Balloon Text"/>
+    <w:basedOn w:val="Normal"/>
     <w:semiHidden/>
-    <w:unhideWhenUsed/>
-    <w:rsid w:val="00BD72B7"/>
-    <w:pPr>
-      <w:spacing w:before="100" w:beforeAutospacing="1" w:after="100" w:afterAutospacing="1" w:line="240" w:lineRule="auto"/>
-    </w:pPr>
+    <w:rsid w:val="00356E2D"/>
     <w:rPr>
-      <w:rFonts w:ascii="Calibri" w:hAnsi="Calibri" w:cs="Calibri"/>
+      <w:rFonts w:ascii="Tahoma" w:hAnsi="Tahoma" w:cs="Tahoma"/>
+      <w:sz w:val="16"/>
+      <w:szCs w:val="16"/>
+    </w:rPr>
+  </w:style>
+  <w:style w:type="character" w:styleId="CommentReference">
+    <w:name w:val="annotation reference"/>
+    <w:basedOn w:val="DefaultParagraphFont"/>
+    <w:semiHidden/>
+    <w:rsid w:val="0055512A"/>
+    <w:rPr>
+      <w:sz w:val="16"/>
+      <w:szCs w:val="16"/>
+    </w:rPr>
+  </w:style>
+  <w:style w:type="paragraph" w:styleId="CommentText">
+    <w:name w:val="annotation text"/>
+    <w:basedOn w:val="Normal"/>
+    <w:semiHidden/>
+    <w:rsid w:val="0055512A"/>
+    <w:rPr>
+      <w:sz w:val="20"/>
+      <w:szCs w:val="20"/>
+    </w:rPr>
+  </w:style>
+  <w:style w:type="paragraph" w:styleId="CommentSubject">
+    <w:name w:val="annotation subject"/>
+    <w:basedOn w:val="CommentText"/>
+    <w:next w:val="CommentText"/>
+    <w:semiHidden/>
+    <w:rsid w:val="0055512A"/>
+    <w:rPr>
+      <w:b/>
+      <w:bCs/>
+    </w:rPr>
+  </w:style>
+  <w:style w:type="character" w:styleId="Hyperlink">
+    <w:name w:val="Hyperlink"/>
+    <w:basedOn w:val="DefaultParagraphFont"/>
+    <w:rsid w:val="00864496"/>
+    <w:rPr>
+      <w:color w:val="0000FF"/>
+      <w:u w:val="single"/>
     </w:rPr>
   </w:style>
 </w:styles>

--- a/project/documents/merged/Document.docx
+++ b/project/documents/merged/Document.docx
@@ -245,6 +245,7 @@
         <w:rPr>
           <w:noProof/>
         </w:rPr>
+        <w:t>&lt;&lt;salutation&gt;&gt;</w:t>
       </w:r>
       <w:r>
         <w:t>:</w:t>
@@ -275,100 +276,36 @@
       </w:pPr>
     </w:p>
     <w:p>
-      <w:r>
-        <w:rPr>
-          <w:noProof/>
-        </w:rPr>
-        <w:t>ACTION BEING REPORTED:</w:t>
-      </w:r>
-      <w:r>
-        <w:rPr>
-          <w:noProof/>
-        </w:rPr>
-        <w:t xml:space="preserve"> </w:t>
-      </w:r>
-      <w:r>
-        <w:rPr>
-          <w:noProof/>
-        </w:rPr>
-        <w:t xml:space="preserve"> </w:t>
-      </w:r>
-      <w:r>
-        <w:t xml:space="preserve">Notice of Publication received from the United States Patent and Trademark Office that indicates the above-identified patent application has published with Publication Number </w:t>
-      </w:r>
-      <w:r/>
-      <w:r>
-        <w:t xml:space="preserve"> on </w:t>
-      </w:r>
-      <w:r>
-        <w:t>None</w:t>
-      </w:r>
-      <w:r>
-        <w:t>.</w:t>
-      </w:r>
-    </w:p>
-    <w:p>
-      <w:pPr>
-        <w:rPr>
-          <w:noProof/>
-        </w:rPr>
-      </w:pPr>
-    </w:p>
-    <w:p>
-      <w:pPr>
-        <w:rPr>
-          <w:noProof/>
-        </w:rPr>
-      </w:pPr>
-      <w:r>
-        <w:rPr>
-          <w:noProof/>
-        </w:rPr>
-        <w:t>ACTION REQUIRED: None at this time.</w:t>
-      </w:r>
-    </w:p>
-    <w:p>
-      <w:pPr>
-        <w:rPr>
-          <w:noProof/>
-        </w:rPr>
-      </w:pPr>
-    </w:p>
-    <w:p>
-      <w:r>
-        <w:rPr>
-          <w:noProof/>
-        </w:rPr>
-        <w:t xml:space="preserve">ADDITIONAL NOTES: </w:t>
-      </w:r>
-      <w:r>
-        <w:t>You may view the published application on-line after the publication date using the publication search database on the USPTO website (</w:t>
-      </w:r>
-      <w:hyperlink r:id="rId6" w:history="1">
-        <w:r>
-          <w:rPr>
-            <w:rStyle w:val="Hyperlink"/>
-          </w:rPr>
-          <w:t>www.uspto.gov</w:t>
-        </w:r>
-      </w:hyperlink>
-      <w:r>
-        <w:t>).</w:t>
-      </w:r>
-      <w:r>
-        <w:t xml:space="preserve">  </w:t>
-      </w:r>
-      <w:r>
-        <w:t xml:space="preserve">If you have any questions regarding this matter, please contact </w:t>
-      </w:r>
-      <w:r>
-        <w:rPr>
-          <w:noProof/>
-        </w:rPr>
-        <w:t>Attorney Test at 612-373-6900</w:t>
-      </w:r>
-      <w:r>
-        <w:t>.</w:t>
+      <w:pPr>
+        <w:rPr>
+          <w:noProof/>
+        </w:rPr>
+      </w:pPr>
+      <w:r>
+        <w:rPr>
+          <w:noProof/>
+        </w:rPr>
+        <w:t>ACTION BEING REPORTED:  Official Filing Receipt indicating the above-identified application was filed on August 21, 2023 under Serial No. 12/356,986.</w:t>
+      </w:r>
+    </w:p>
+    <w:p>
+      <w:pPr>
+        <w:rPr>
+          <w:noProof/>
+        </w:rPr>
+      </w:pPr>
+    </w:p>
+    <w:p>
+      <w:pPr>
+        <w:rPr>
+          <w:noProof/>
+        </w:rPr>
+      </w:pPr>
+      <w:r>
+        <w:rPr>
+          <w:noProof/>
+        </w:rPr>
+        <w:t xml:space="preserve">ADDITIONAL NOTES:  We have noted that the "Insert Incorrect Information Here" is incorrect and will file the necessary papers to correct this error in due course. We have also received a Notice of Acceptance. </w:t>
       </w:r>
     </w:p>
     <w:p>
@@ -478,8 +415,8 @@
     </w:tbl>
     <w:p/>
     <w:sectPr>
-      <w:headerReference w:type="default" r:id="rId7"/>
-      <w:footerReference w:type="default" r:id="rId10"/>
+      <w:headerReference w:type="default" r:id="rId6"/>
+      <w:footerReference w:type="default" r:id="rId9"/>
       <w:pgSz w:w="12240" w:h="15840" w:code="1"/>
       <w:pgMar w:top="1872" w:right="1440" w:bottom="1440" w:left="1440" w:header="619" w:footer="619" w:gutter="0"/>
       <w:cols w:space="720"/>
@@ -872,7 +809,6 @@
   </w:style>
   <w:style w:type="character" w:styleId="CommentReference">
     <w:name w:val="annotation reference"/>
-    <w:basedOn w:val="DefaultParagraphFont"/>
     <w:semiHidden/>
     <w:rsid w:val="0055512A"/>
     <w:rPr>
@@ -899,15 +835,6 @@
     <w:rPr>
       <w:b/>
       <w:bCs/>
-    </w:rPr>
-  </w:style>
-  <w:style w:type="character" w:styleId="Hyperlink">
-    <w:name w:val="Hyperlink"/>
-    <w:basedOn w:val="DefaultParagraphFont"/>
-    <w:rsid w:val="00864496"/>
-    <w:rPr>
-      <w:color w:val="0000FF"/>
-      <w:u w:val="single"/>
     </w:rPr>
   </w:style>
 </w:styles>

--- a/project/documents/merged/Document.docx
+++ b/project/documents/merged/Document.docx
@@ -5,8 +5,3682 @@
     <w:p>
       <w:pPr>
         <w:tabs>
-          <w:tab w:val="right" w:pos="9360"/>
+          <w:tab w:val="left" w:pos="-1152"/>
+          <w:tab w:val="left" w:pos="-432"/>
+          <w:tab w:val="left" w:pos="288"/>
+          <w:tab w:val="left" w:pos="1008"/>
+          <w:tab w:val="left" w:pos="1728"/>
+          <w:tab w:val="left" w:pos="2448"/>
+          <w:tab w:val="left" w:pos="3168"/>
+          <w:tab w:val="left" w:pos="3888"/>
+          <w:tab w:val="left" w:pos="4608"/>
+          <w:tab w:val="left" w:pos="5328"/>
+          <w:tab w:val="left" w:pos="6048"/>
+          <w:tab w:val="left" w:pos="6768"/>
+          <w:tab w:val="left" w:pos="7488"/>
+          <w:tab w:val="left" w:pos="8208"/>
+          <w:tab w:val="left" w:pos="8928"/>
+          <w:tab w:val="left" w:pos="9648"/>
         </w:tabs>
+        <w:jc w:val="center"/>
+        <w:rPr>
+          <w:szCs w:val="20"/>
+        </w:rPr>
+      </w:pPr>
+      <w:r>
+        <w:rPr>
+          <w:b/>
+          <w:bCs/>
+          <w:sz w:val="28"/>
+          <w:szCs w:val="28"/>
+        </w:rPr>
+        <w:t>PATENT COOPERATION TREATY</w:t>
+      </w:r>
+    </w:p>
+    <w:p>
+      <w:pPr>
+        <w:rPr>
+          <w:szCs w:val="20"/>
+        </w:rPr>
+      </w:pPr>
+    </w:p>
+    <w:tbl>
+      <w:tblPr>
+        <w:tblW w:w="0" w:type="auto"/>
+        <w:tblBorders>
+          <w:top w:val="single" w:sz="4" w:space="0" w:color="auto"/>
+          <w:left w:val="single" w:sz="4" w:space="0" w:color="auto"/>
+          <w:bottom w:val="single" w:sz="4" w:space="0" w:color="auto"/>
+          <w:right w:val="single" w:sz="4" w:space="0" w:color="auto"/>
+          <w:insideH w:val="single" w:sz="4" w:space="0" w:color="auto"/>
+          <w:insideV w:val="single" w:sz="4" w:space="0" w:color="auto"/>
+        </w:tblBorders>
+        <w:tblLook w:val="0000" w:firstRow="0" w:lastRow="0" w:firstColumn="0" w:lastColumn="0" w:noHBand="0" w:noVBand="0"/>
+      </w:tblPr>
+      <w:tblGrid>
+        <w:gridCol w:w="3977"/>
+        <w:gridCol w:w="532"/>
+        <w:gridCol w:w="2178"/>
+        <w:gridCol w:w="3342"/>
+      </w:tblGrid>
+      <w:tr>
+        <w:trPr>
+          <w:cantSplit/>
+          <w:trHeight w:val="2357"/>
+        </w:trPr>
+        <w:tc>
+          <w:tcPr>
+            <w:tcW w:w="4068" w:type="dxa"/>
+            <w:tcBorders>
+              <w:top w:val="nil"/>
+              <w:left w:val="nil"/>
+              <w:right w:val="nil"/>
+            </w:tcBorders>
+          </w:tcPr>
+          <w:p>
+            <w:pPr>
+              <w:tabs>
+                <w:tab w:val="left" w:pos="-1152"/>
+                <w:tab w:val="left" w:pos="-432"/>
+                <w:tab w:val="left" w:pos="288"/>
+                <w:tab w:val="left" w:pos="1008"/>
+                <w:tab w:val="left" w:pos="1728"/>
+                <w:tab w:val="left" w:pos="2448"/>
+                <w:tab w:val="left" w:pos="3168"/>
+                <w:tab w:val="left" w:pos="3888"/>
+                <w:tab w:val="left" w:pos="4608"/>
+                <w:tab w:val="left" w:pos="5328"/>
+                <w:tab w:val="left" w:pos="6048"/>
+                <w:tab w:val="left" w:pos="6768"/>
+                <w:tab w:val="left" w:pos="7488"/>
+                <w:tab w:val="left" w:pos="8208"/>
+                <w:tab w:val="left" w:pos="8928"/>
+                <w:tab w:val="left" w:pos="9648"/>
+              </w:tabs>
+              <w:jc w:val="center"/>
+              <w:rPr>
+                <w:sz w:val="22"/>
+                <w:szCs w:val="22"/>
+              </w:rPr>
+            </w:pPr>
+            <w:r>
+              <w:rPr>
+                <w:b/>
+                <w:bCs/>
+                <w:sz w:val="48"/>
+                <w:szCs w:val="48"/>
+              </w:rPr>
+              <w:t>PCT</w:t>
+            </w:r>
+          </w:p>
+          <w:p>
+            <w:pPr>
+              <w:tabs>
+                <w:tab w:val="left" w:pos="-1152"/>
+                <w:tab w:val="left" w:pos="-432"/>
+                <w:tab w:val="left" w:pos="288"/>
+                <w:tab w:val="left" w:pos="1008"/>
+                <w:tab w:val="left" w:pos="1728"/>
+                <w:tab w:val="left" w:pos="2448"/>
+                <w:tab w:val="left" w:pos="3168"/>
+                <w:tab w:val="left" w:pos="3888"/>
+                <w:tab w:val="left" w:pos="4608"/>
+                <w:tab w:val="left" w:pos="5328"/>
+                <w:tab w:val="left" w:pos="6048"/>
+                <w:tab w:val="left" w:pos="6768"/>
+                <w:tab w:val="left" w:pos="7488"/>
+                <w:tab w:val="left" w:pos="8208"/>
+                <w:tab w:val="left" w:pos="8928"/>
+                <w:tab w:val="left" w:pos="9648"/>
+              </w:tabs>
+              <w:jc w:val="center"/>
+              <w:rPr>
+                <w:sz w:val="22"/>
+                <w:szCs w:val="22"/>
+              </w:rPr>
+            </w:pPr>
+          </w:p>
+          <w:p>
+            <w:pPr>
+              <w:tabs>
+                <w:tab w:val="left" w:pos="-1152"/>
+                <w:tab w:val="left" w:pos="-432"/>
+                <w:tab w:val="left" w:pos="288"/>
+                <w:tab w:val="left" w:pos="1008"/>
+                <w:tab w:val="left" w:pos="1728"/>
+                <w:tab w:val="left" w:pos="2448"/>
+                <w:tab w:val="left" w:pos="3168"/>
+                <w:tab w:val="left" w:pos="3960"/>
+                <w:tab w:val="left" w:pos="4608"/>
+                <w:tab w:val="left" w:pos="5328"/>
+                <w:tab w:val="left" w:pos="6048"/>
+                <w:tab w:val="left" w:pos="6768"/>
+                <w:tab w:val="left" w:pos="7488"/>
+                <w:tab w:val="left" w:pos="8208"/>
+                <w:tab w:val="left" w:pos="8928"/>
+                <w:tab w:val="left" w:pos="9648"/>
+              </w:tabs>
+              <w:ind w:left="-90" w:right="-198"/>
+              <w:jc w:val="center"/>
+              <w:rPr>
+                <w:sz w:val="22"/>
+                <w:szCs w:val="22"/>
+              </w:rPr>
+            </w:pPr>
+            <w:r>
+              <w:rPr>
+                <w:sz w:val="22"/>
+                <w:szCs w:val="22"/>
+              </w:rPr>
+              <w:t xml:space="preserve">LIST OF DOCUMENTS FILED WITH </w:t>
+            </w:r>
+          </w:p>
+          <w:p>
+            <w:pPr>
+              <w:tabs>
+                <w:tab w:val="left" w:pos="-1152"/>
+                <w:tab w:val="left" w:pos="-432"/>
+                <w:tab w:val="left" w:pos="288"/>
+                <w:tab w:val="left" w:pos="1008"/>
+                <w:tab w:val="left" w:pos="1728"/>
+                <w:tab w:val="left" w:pos="2448"/>
+                <w:tab w:val="left" w:pos="3168"/>
+                <w:tab w:val="left" w:pos="3960"/>
+                <w:tab w:val="left" w:pos="4608"/>
+                <w:tab w:val="left" w:pos="5328"/>
+                <w:tab w:val="left" w:pos="6048"/>
+                <w:tab w:val="left" w:pos="6768"/>
+                <w:tab w:val="left" w:pos="7488"/>
+                <w:tab w:val="left" w:pos="8208"/>
+                <w:tab w:val="left" w:pos="8928"/>
+                <w:tab w:val="left" w:pos="9648"/>
+              </w:tabs>
+              <w:ind w:left="-90" w:right="-198"/>
+              <w:jc w:val="center"/>
+              <w:rPr>
+                <w:sz w:val="22"/>
+                <w:szCs w:val="22"/>
+              </w:rPr>
+            </w:pPr>
+            <w:r>
+              <w:rPr>
+                <w:sz w:val="22"/>
+                <w:szCs w:val="22"/>
+              </w:rPr>
+              <w:t>THE</w:t>
+            </w:r>
+            <w:r>
+              <w:rPr>
+                <w:sz w:val="22"/>
+                <w:szCs w:val="22"/>
+              </w:rPr>
+              <w:t xml:space="preserve"> </w:t>
+            </w:r>
+            <w:r>
+              <w:rPr>
+                <w:sz w:val="22"/>
+                <w:szCs w:val="22"/>
+              </w:rPr>
+              <w:t>INTERNATIONAL BUREAU</w:t>
+            </w:r>
+          </w:p>
+          <w:p>
+            <w:pPr>
+              <w:tabs>
+                <w:tab w:val="left" w:pos="3960"/>
+              </w:tabs>
+              <w:ind w:left="-90" w:right="-198"/>
+              <w:jc w:val="center"/>
+              <w:rPr>
+                <w:sz w:val="20"/>
+                <w:szCs w:val="20"/>
+              </w:rPr>
+            </w:pPr>
+            <w:r>
+              <w:rPr>
+                <w:sz w:val="22"/>
+                <w:szCs w:val="22"/>
+              </w:rPr>
+              <w:t>AS RECEIVING OFFICE</w:t>
+            </w:r>
+          </w:p>
+        </w:tc>
+        <w:tc>
+          <w:tcPr>
+            <w:tcW w:w="540" w:type="dxa"/>
+            <w:tcBorders>
+              <w:top w:val="nil"/>
+              <w:left w:val="nil"/>
+              <w:bottom w:val="nil"/>
+            </w:tcBorders>
+          </w:tcPr>
+          <w:p>
+            <w:pPr>
+              <w:tabs>
+                <w:tab w:val="left" w:pos="-1152"/>
+                <w:tab w:val="left" w:pos="-432"/>
+                <w:tab w:val="left" w:pos="288"/>
+                <w:tab w:val="left" w:pos="1008"/>
+                <w:tab w:val="left" w:pos="1728"/>
+                <w:tab w:val="left" w:pos="2448"/>
+                <w:tab w:val="left" w:pos="3168"/>
+                <w:tab w:val="left" w:pos="3888"/>
+                <w:tab w:val="left" w:pos="4608"/>
+                <w:tab w:val="left" w:pos="5328"/>
+                <w:tab w:val="left" w:pos="6048"/>
+                <w:tab w:val="left" w:pos="6768"/>
+                <w:tab w:val="left" w:pos="7488"/>
+                <w:tab w:val="left" w:pos="8208"/>
+                <w:tab w:val="left" w:pos="8928"/>
+                <w:tab w:val="left" w:pos="9648"/>
+              </w:tabs>
+              <w:jc w:val="center"/>
+              <w:rPr>
+                <w:sz w:val="22"/>
+                <w:szCs w:val="22"/>
+              </w:rPr>
+            </w:pPr>
+          </w:p>
+        </w:tc>
+        <w:tc>
+          <w:tcPr>
+            <w:tcW w:w="5642" w:type="dxa"/>
+            <w:gridSpan w:val="2"/>
+            <w:tcBorders>
+              <w:bottom w:val="nil"/>
+            </w:tcBorders>
+          </w:tcPr>
+          <w:p>
+            <w:pPr>
+              <w:tabs>
+                <w:tab w:val="left" w:pos="-1152"/>
+                <w:tab w:val="left" w:pos="-432"/>
+                <w:tab w:val="left" w:pos="288"/>
+                <w:tab w:val="left" w:pos="1008"/>
+                <w:tab w:val="left" w:pos="1728"/>
+                <w:tab w:val="left" w:pos="2448"/>
+                <w:tab w:val="left" w:pos="3168"/>
+                <w:tab w:val="left" w:pos="3888"/>
+                <w:tab w:val="left" w:pos="4608"/>
+                <w:tab w:val="left" w:pos="5328"/>
+                <w:tab w:val="left" w:pos="6048"/>
+                <w:tab w:val="left" w:pos="6768"/>
+                <w:tab w:val="left" w:pos="7488"/>
+                <w:tab w:val="left" w:pos="8208"/>
+                <w:tab w:val="left" w:pos="8928"/>
+                <w:tab w:val="left" w:pos="9648"/>
+              </w:tabs>
+              <w:rPr>
+                <w:sz w:val="22"/>
+                <w:szCs w:val="22"/>
+              </w:rPr>
+            </w:pPr>
+            <w:r>
+              <w:rPr>
+                <w:sz w:val="22"/>
+                <w:szCs w:val="22"/>
+              </w:rPr>
+              <w:t>To:</w:t>
+            </w:r>
+          </w:p>
+          <w:p>
+            <w:pPr>
+              <w:tabs>
+                <w:tab w:val="left" w:pos="-1152"/>
+                <w:tab w:val="left" w:pos="-432"/>
+                <w:tab w:val="left" w:pos="288"/>
+                <w:tab w:val="left" w:pos="1008"/>
+                <w:tab w:val="left" w:pos="1728"/>
+                <w:tab w:val="left" w:pos="2448"/>
+                <w:tab w:val="left" w:pos="3168"/>
+                <w:tab w:val="left" w:pos="3888"/>
+                <w:tab w:val="left" w:pos="4608"/>
+                <w:tab w:val="left" w:pos="5328"/>
+                <w:tab w:val="left" w:pos="6048"/>
+                <w:tab w:val="left" w:pos="6768"/>
+                <w:tab w:val="left" w:pos="7488"/>
+                <w:tab w:val="left" w:pos="8208"/>
+                <w:tab w:val="left" w:pos="8928"/>
+                <w:tab w:val="left" w:pos="9648"/>
+              </w:tabs>
+              <w:rPr>
+                <w:sz w:val="22"/>
+                <w:szCs w:val="22"/>
+              </w:rPr>
+            </w:pPr>
+          </w:p>
+          <w:p>
+            <w:pPr>
+              <w:tabs>
+                <w:tab w:val="left" w:pos="-1152"/>
+                <w:tab w:val="left" w:pos="-432"/>
+                <w:tab w:val="left" w:pos="288"/>
+                <w:tab w:val="left" w:pos="1008"/>
+                <w:tab w:val="left" w:pos="1728"/>
+                <w:tab w:val="left" w:pos="2448"/>
+                <w:tab w:val="left" w:pos="3168"/>
+                <w:tab w:val="left" w:pos="3888"/>
+                <w:tab w:val="left" w:pos="4608"/>
+                <w:tab w:val="left" w:pos="5328"/>
+                <w:tab w:val="left" w:pos="6048"/>
+                <w:tab w:val="left" w:pos="6768"/>
+                <w:tab w:val="left" w:pos="7488"/>
+                <w:tab w:val="left" w:pos="8208"/>
+                <w:tab w:val="left" w:pos="8928"/>
+                <w:tab w:val="left" w:pos="9648"/>
+              </w:tabs>
+              <w:jc w:val="center"/>
+              <w:rPr>
+                <w:sz w:val="22"/>
+                <w:szCs w:val="22"/>
+              </w:rPr>
+            </w:pPr>
+            <w:r>
+              <w:rPr>
+                <w:sz w:val="22"/>
+                <w:szCs w:val="22"/>
+              </w:rPr>
+              <w:t>The International Bureau of WIPO</w:t>
+            </w:r>
+          </w:p>
+          <w:p>
+            <w:pPr>
+              <w:tabs>
+                <w:tab w:val="left" w:pos="-1152"/>
+                <w:tab w:val="left" w:pos="-432"/>
+                <w:tab w:val="left" w:pos="288"/>
+                <w:tab w:val="left" w:pos="1008"/>
+                <w:tab w:val="left" w:pos="1728"/>
+                <w:tab w:val="left" w:pos="2448"/>
+                <w:tab w:val="left" w:pos="3168"/>
+                <w:tab w:val="left" w:pos="3888"/>
+                <w:tab w:val="left" w:pos="4608"/>
+                <w:tab w:val="left" w:pos="5328"/>
+                <w:tab w:val="left" w:pos="6048"/>
+                <w:tab w:val="left" w:pos="6768"/>
+                <w:tab w:val="left" w:pos="7488"/>
+                <w:tab w:val="left" w:pos="8208"/>
+                <w:tab w:val="left" w:pos="8928"/>
+                <w:tab w:val="left" w:pos="9648"/>
+              </w:tabs>
+              <w:jc w:val="center"/>
+              <w:rPr>
+                <w:sz w:val="22"/>
+                <w:szCs w:val="22"/>
+              </w:rPr>
+            </w:pPr>
+            <w:r>
+              <w:rPr>
+                <w:sz w:val="22"/>
+                <w:szCs w:val="22"/>
+              </w:rPr>
+              <w:t>PCT Receiving Office Section</w:t>
+            </w:r>
+          </w:p>
+          <w:p>
+            <w:pPr>
+              <w:tabs>
+                <w:tab w:val="left" w:pos="-1152"/>
+                <w:tab w:val="left" w:pos="-432"/>
+                <w:tab w:val="left" w:pos="288"/>
+                <w:tab w:val="left" w:pos="1008"/>
+                <w:tab w:val="left" w:pos="1728"/>
+                <w:tab w:val="left" w:pos="2448"/>
+                <w:tab w:val="left" w:pos="3168"/>
+                <w:tab w:val="left" w:pos="3888"/>
+                <w:tab w:val="left" w:pos="4608"/>
+                <w:tab w:val="left" w:pos="5328"/>
+                <w:tab w:val="left" w:pos="6048"/>
+                <w:tab w:val="left" w:pos="6768"/>
+                <w:tab w:val="left" w:pos="7488"/>
+                <w:tab w:val="left" w:pos="8208"/>
+                <w:tab w:val="left" w:pos="8928"/>
+                <w:tab w:val="left" w:pos="9648"/>
+              </w:tabs>
+              <w:jc w:val="center"/>
+              <w:rPr>
+                <w:sz w:val="22"/>
+                <w:szCs w:val="22"/>
+              </w:rPr>
+            </w:pPr>
+            <w:r>
+              <w:rPr>
+                <w:sz w:val="22"/>
+                <w:szCs w:val="22"/>
+              </w:rPr>
+              <w:t>34, chemin des Colombettes</w:t>
+            </w:r>
+          </w:p>
+          <w:p>
+            <w:pPr>
+              <w:tabs>
+                <w:tab w:val="left" w:pos="-1152"/>
+                <w:tab w:val="left" w:pos="-432"/>
+                <w:tab w:val="left" w:pos="288"/>
+                <w:tab w:val="left" w:pos="1008"/>
+                <w:tab w:val="left" w:pos="1728"/>
+                <w:tab w:val="left" w:pos="2448"/>
+                <w:tab w:val="left" w:pos="3168"/>
+                <w:tab w:val="left" w:pos="3888"/>
+                <w:tab w:val="left" w:pos="4608"/>
+                <w:tab w:val="left" w:pos="5328"/>
+                <w:tab w:val="left" w:pos="6048"/>
+                <w:tab w:val="left" w:pos="6768"/>
+                <w:tab w:val="left" w:pos="7488"/>
+                <w:tab w:val="left" w:pos="8208"/>
+                <w:tab w:val="left" w:pos="8928"/>
+                <w:tab w:val="left" w:pos="9648"/>
+              </w:tabs>
+              <w:jc w:val="center"/>
+              <w:rPr>
+                <w:sz w:val="22"/>
+                <w:szCs w:val="22"/>
+              </w:rPr>
+            </w:pPr>
+            <w:r>
+              <w:rPr>
+                <w:sz w:val="22"/>
+                <w:szCs w:val="22"/>
+              </w:rPr>
+              <w:t>1211 Geneva 20</w:t>
+            </w:r>
+          </w:p>
+          <w:p>
+            <w:pPr>
+              <w:tabs>
+                <w:tab w:val="left" w:pos="-1152"/>
+                <w:tab w:val="left" w:pos="-432"/>
+                <w:tab w:val="left" w:pos="288"/>
+                <w:tab w:val="left" w:pos="1008"/>
+                <w:tab w:val="left" w:pos="1728"/>
+                <w:tab w:val="left" w:pos="2448"/>
+                <w:tab w:val="left" w:pos="3168"/>
+                <w:tab w:val="left" w:pos="3888"/>
+                <w:tab w:val="left" w:pos="4608"/>
+                <w:tab w:val="left" w:pos="5328"/>
+                <w:tab w:val="left" w:pos="6048"/>
+                <w:tab w:val="left" w:pos="6768"/>
+                <w:tab w:val="left" w:pos="7488"/>
+                <w:tab w:val="left" w:pos="8208"/>
+                <w:tab w:val="left" w:pos="8928"/>
+                <w:tab w:val="left" w:pos="9648"/>
+              </w:tabs>
+              <w:jc w:val="center"/>
+              <w:rPr>
+                <w:sz w:val="22"/>
+                <w:szCs w:val="22"/>
+              </w:rPr>
+            </w:pPr>
+            <w:r>
+              <w:rPr>
+                <w:sz w:val="22"/>
+                <w:szCs w:val="22"/>
+              </w:rPr>
+              <w:t xml:space="preserve">Switzerland </w:t>
+            </w:r>
+          </w:p>
+          <w:p>
+            <w:pPr>
+              <w:tabs>
+                <w:tab w:val="left" w:pos="-1152"/>
+                <w:tab w:val="left" w:pos="-432"/>
+                <w:tab w:val="left" w:pos="288"/>
+                <w:tab w:val="left" w:pos="1008"/>
+                <w:tab w:val="left" w:pos="1728"/>
+                <w:tab w:val="left" w:pos="2448"/>
+                <w:tab w:val="left" w:pos="3168"/>
+                <w:tab w:val="left" w:pos="3888"/>
+                <w:tab w:val="left" w:pos="4608"/>
+                <w:tab w:val="left" w:pos="5328"/>
+                <w:tab w:val="left" w:pos="6048"/>
+                <w:tab w:val="left" w:pos="6768"/>
+                <w:tab w:val="left" w:pos="7488"/>
+                <w:tab w:val="left" w:pos="8208"/>
+                <w:tab w:val="left" w:pos="8928"/>
+                <w:tab w:val="left" w:pos="9648"/>
+              </w:tabs>
+              <w:jc w:val="center"/>
+              <w:rPr>
+                <w:sz w:val="22"/>
+                <w:szCs w:val="22"/>
+              </w:rPr>
+            </w:pPr>
+          </w:p>
+          <w:p>
+            <w:pPr>
+              <w:tabs>
+                <w:tab w:val="left" w:pos="-1152"/>
+                <w:tab w:val="left" w:pos="-432"/>
+                <w:tab w:val="left" w:pos="288"/>
+                <w:tab w:val="left" w:pos="1008"/>
+                <w:tab w:val="left" w:pos="1728"/>
+                <w:tab w:val="left" w:pos="2448"/>
+                <w:tab w:val="left" w:pos="3168"/>
+                <w:tab w:val="left" w:pos="3888"/>
+                <w:tab w:val="left" w:pos="4608"/>
+                <w:tab w:val="left" w:pos="5328"/>
+                <w:tab w:val="left" w:pos="6048"/>
+                <w:tab w:val="left" w:pos="6768"/>
+                <w:tab w:val="left" w:pos="7488"/>
+                <w:tab w:val="left" w:pos="8208"/>
+                <w:tab w:val="left" w:pos="8928"/>
+                <w:tab w:val="left" w:pos="9648"/>
+              </w:tabs>
+              <w:jc w:val="center"/>
+              <w:rPr>
+                <w:sz w:val="22"/>
+                <w:szCs w:val="22"/>
+              </w:rPr>
+            </w:pPr>
+            <w:r>
+              <w:rPr>
+                <w:sz w:val="22"/>
+                <w:szCs w:val="22"/>
+              </w:rPr>
+              <w:t>Facsimile No. +</w:t>
+            </w:r>
+            <w:r>
+              <w:rPr>
+                <w:sz w:val="22"/>
+                <w:szCs w:val="22"/>
+              </w:rPr>
+              <w:t>41</w:t>
+            </w:r>
+            <w:r>
+              <w:rPr>
+                <w:sz w:val="22"/>
+                <w:szCs w:val="22"/>
+              </w:rPr>
+              <w:t xml:space="preserve"> 22</w:t>
+            </w:r>
+            <w:r>
+              <w:rPr>
+                <w:sz w:val="22"/>
+                <w:szCs w:val="22"/>
+              </w:rPr>
+              <w:t xml:space="preserve"> </w:t>
+            </w:r>
+            <w:r>
+              <w:rPr>
+                <w:sz w:val="22"/>
+                <w:szCs w:val="22"/>
+              </w:rPr>
+              <w:t>910 06 10</w:t>
+            </w:r>
+          </w:p>
+        </w:tc>
+      </w:tr>
+      <w:tr>
+        <w:trPr>
+          <w:cantSplit/>
+        </w:trPr>
+        <w:tc>
+          <w:tcPr>
+            <w:tcW w:w="4068" w:type="dxa"/>
+          </w:tcPr>
+          <w:p>
+            <w:pPr>
+              <w:tabs>
+                <w:tab w:val="left" w:pos="-1152"/>
+                <w:tab w:val="left" w:pos="-432"/>
+                <w:tab w:val="left" w:pos="288"/>
+                <w:tab w:val="left" w:pos="1008"/>
+                <w:tab w:val="left" w:pos="1728"/>
+                <w:tab w:val="left" w:pos="2448"/>
+                <w:tab w:val="left" w:pos="3168"/>
+                <w:tab w:val="left" w:pos="3888"/>
+                <w:tab w:val="left" w:pos="4608"/>
+                <w:tab w:val="left" w:pos="5328"/>
+                <w:tab w:val="left" w:pos="6048"/>
+                <w:tab w:val="left" w:pos="6768"/>
+                <w:tab w:val="left" w:pos="7488"/>
+                <w:tab w:val="left" w:pos="8208"/>
+                <w:tab w:val="left" w:pos="8928"/>
+                <w:tab w:val="left" w:pos="9648"/>
+              </w:tabs>
+              <w:rPr>
+                <w:sz w:val="6"/>
+                <w:szCs w:val="20"/>
+              </w:rPr>
+            </w:pPr>
+          </w:p>
+          <w:p>
+            <w:pPr>
+              <w:tabs>
+                <w:tab w:val="left" w:pos="-1152"/>
+                <w:tab w:val="left" w:pos="-432"/>
+                <w:tab w:val="left" w:pos="288"/>
+                <w:tab w:val="left" w:pos="1008"/>
+                <w:tab w:val="left" w:pos="1728"/>
+                <w:tab w:val="left" w:pos="2448"/>
+                <w:tab w:val="left" w:pos="3168"/>
+                <w:tab w:val="left" w:pos="3888"/>
+                <w:tab w:val="left" w:pos="4608"/>
+                <w:tab w:val="left" w:pos="5328"/>
+                <w:tab w:val="left" w:pos="6048"/>
+                <w:tab w:val="left" w:pos="6768"/>
+                <w:tab w:val="left" w:pos="7488"/>
+                <w:tab w:val="left" w:pos="8208"/>
+                <w:tab w:val="left" w:pos="8928"/>
+                <w:tab w:val="left" w:pos="9648"/>
+              </w:tabs>
+              <w:rPr>
+                <w:sz w:val="20"/>
+                <w:szCs w:val="20"/>
+              </w:rPr>
+            </w:pPr>
+            <w:r>
+              <w:rPr>
+                <w:sz w:val="20"/>
+                <w:szCs w:val="20"/>
+              </w:rPr>
+              <w:t>Applicant’s or agent’s file reference</w:t>
+            </w:r>
+          </w:p>
+          <w:p>
+            <w:pPr>
+              <w:rPr>
+                <w:sz w:val="22"/>
+                <w:szCs w:val="22"/>
+              </w:rPr>
+            </w:pPr>
+            <w:r>
+              <w:rPr>
+                <w:sz w:val="22"/>
+                <w:szCs w:val="22"/>
+              </w:rPr>
+              <w:t>1.003US1</w:t>
+            </w:r>
+          </w:p>
+        </w:tc>
+        <w:tc>
+          <w:tcPr>
+            <w:tcW w:w="540" w:type="dxa"/>
+            <w:tcBorders>
+              <w:top w:val="nil"/>
+              <w:right w:val="nil"/>
+            </w:tcBorders>
+          </w:tcPr>
+          <w:p>
+            <w:pPr>
+              <w:tabs>
+                <w:tab w:val="left" w:pos="-1152"/>
+                <w:tab w:val="left" w:pos="-432"/>
+                <w:tab w:val="left" w:pos="288"/>
+                <w:tab w:val="left" w:pos="1008"/>
+                <w:tab w:val="left" w:pos="1728"/>
+                <w:tab w:val="left" w:pos="2448"/>
+                <w:tab w:val="left" w:pos="3168"/>
+                <w:tab w:val="left" w:pos="3888"/>
+                <w:tab w:val="left" w:pos="4608"/>
+                <w:tab w:val="left" w:pos="5328"/>
+                <w:tab w:val="left" w:pos="6048"/>
+                <w:tab w:val="left" w:pos="6768"/>
+                <w:tab w:val="left" w:pos="7488"/>
+                <w:tab w:val="left" w:pos="8208"/>
+                <w:tab w:val="left" w:pos="8928"/>
+                <w:tab w:val="left" w:pos="9648"/>
+              </w:tabs>
+              <w:rPr>
+                <w:sz w:val="20"/>
+                <w:szCs w:val="20"/>
+              </w:rPr>
+            </w:pPr>
+          </w:p>
+        </w:tc>
+        <w:tc>
+          <w:tcPr>
+            <w:tcW w:w="5642" w:type="dxa"/>
+            <w:gridSpan w:val="2"/>
+            <w:tcBorders>
+              <w:top w:val="single" w:sz="4" w:space="0" w:color="auto"/>
+              <w:left w:val="nil"/>
+              <w:right w:val="nil"/>
+            </w:tcBorders>
+          </w:tcPr>
+          <w:p>
+            <w:pPr>
+              <w:tabs>
+                <w:tab w:val="left" w:pos="-1152"/>
+                <w:tab w:val="left" w:pos="-432"/>
+                <w:tab w:val="left" w:pos="288"/>
+                <w:tab w:val="left" w:pos="1008"/>
+                <w:tab w:val="left" w:pos="1728"/>
+                <w:tab w:val="left" w:pos="2448"/>
+                <w:tab w:val="left" w:pos="3168"/>
+                <w:tab w:val="left" w:pos="3888"/>
+                <w:tab w:val="left" w:pos="4608"/>
+                <w:tab w:val="left" w:pos="5328"/>
+                <w:tab w:val="left" w:pos="6048"/>
+                <w:tab w:val="left" w:pos="6768"/>
+                <w:tab w:val="left" w:pos="7488"/>
+                <w:tab w:val="left" w:pos="8208"/>
+                <w:tab w:val="left" w:pos="8928"/>
+                <w:tab w:val="left" w:pos="9648"/>
+              </w:tabs>
+              <w:rPr>
+                <w:sz w:val="20"/>
+                <w:szCs w:val="20"/>
+              </w:rPr>
+            </w:pPr>
+          </w:p>
+        </w:tc>
+      </w:tr>
+      <w:tr>
+        <w:tc>
+          <w:tcPr>
+            <w:tcW w:w="4068" w:type="dxa"/>
+          </w:tcPr>
+          <w:p>
+            <w:pPr>
+              <w:spacing w:line="43" w:lineRule="exact"/>
+              <w:rPr>
+                <w:sz w:val="20"/>
+                <w:szCs w:val="20"/>
+              </w:rPr>
+            </w:pPr>
+          </w:p>
+          <w:p>
+            <w:pPr>
+              <w:tabs>
+                <w:tab w:val="left" w:pos="-1152"/>
+                <w:tab w:val="left" w:pos="-432"/>
+                <w:tab w:val="left" w:pos="288"/>
+                <w:tab w:val="left" w:pos="1008"/>
+                <w:tab w:val="left" w:pos="1728"/>
+                <w:tab w:val="left" w:pos="2448"/>
+                <w:tab w:val="left" w:pos="3168"/>
+                <w:tab w:val="left" w:pos="3888"/>
+                <w:tab w:val="left" w:pos="4608"/>
+                <w:tab w:val="left" w:pos="5328"/>
+                <w:tab w:val="left" w:pos="6048"/>
+                <w:tab w:val="left" w:pos="6768"/>
+                <w:tab w:val="left" w:pos="7488"/>
+                <w:tab w:val="left" w:pos="8208"/>
+                <w:tab w:val="left" w:pos="8928"/>
+                <w:tab w:val="left" w:pos="9648"/>
+              </w:tabs>
+              <w:rPr>
+                <w:sz w:val="4"/>
+                <w:szCs w:val="20"/>
+              </w:rPr>
+            </w:pPr>
+          </w:p>
+          <w:p>
+            <w:pPr>
+              <w:tabs>
+                <w:tab w:val="left" w:pos="-1152"/>
+                <w:tab w:val="left" w:pos="-432"/>
+                <w:tab w:val="left" w:pos="288"/>
+                <w:tab w:val="left" w:pos="1008"/>
+                <w:tab w:val="left" w:pos="1728"/>
+                <w:tab w:val="left" w:pos="2448"/>
+                <w:tab w:val="left" w:pos="3168"/>
+                <w:tab w:val="left" w:pos="3888"/>
+                <w:tab w:val="left" w:pos="4608"/>
+                <w:tab w:val="left" w:pos="5328"/>
+                <w:tab w:val="left" w:pos="6048"/>
+                <w:tab w:val="left" w:pos="6768"/>
+                <w:tab w:val="left" w:pos="7488"/>
+                <w:tab w:val="left" w:pos="8208"/>
+                <w:tab w:val="left" w:pos="8928"/>
+                <w:tab w:val="left" w:pos="9648"/>
+              </w:tabs>
+              <w:rPr>
+                <w:sz w:val="20"/>
+                <w:szCs w:val="20"/>
+              </w:rPr>
+            </w:pPr>
+            <w:r>
+              <w:rPr>
+                <w:sz w:val="20"/>
+                <w:szCs w:val="20"/>
+              </w:rPr>
+              <w:t>International application No.</w:t>
+            </w:r>
+          </w:p>
+          <w:p>
+            <w:pPr>
+              <w:tabs>
+                <w:tab w:val="left" w:pos="-1152"/>
+                <w:tab w:val="left" w:pos="-432"/>
+                <w:tab w:val="left" w:pos="288"/>
+                <w:tab w:val="left" w:pos="1008"/>
+                <w:tab w:val="left" w:pos="1728"/>
+                <w:tab w:val="left" w:pos="2448"/>
+                <w:tab w:val="left" w:pos="3168"/>
+                <w:tab w:val="left" w:pos="3888"/>
+                <w:tab w:val="left" w:pos="4608"/>
+                <w:tab w:val="left" w:pos="5328"/>
+                <w:tab w:val="left" w:pos="6048"/>
+                <w:tab w:val="left" w:pos="6768"/>
+                <w:tab w:val="left" w:pos="7488"/>
+                <w:tab w:val="left" w:pos="8208"/>
+                <w:tab w:val="left" w:pos="8928"/>
+                <w:tab w:val="left" w:pos="9648"/>
+              </w:tabs>
+              <w:rPr>
+                <w:sz w:val="20"/>
+                <w:szCs w:val="20"/>
+              </w:rPr>
+            </w:pPr>
+            <w:r>
+              <w:rPr>
+                <w:i/>
+                <w:iCs/>
+                <w:sz w:val="20"/>
+                <w:szCs w:val="20"/>
+              </w:rPr>
+              <w:t>(if known)</w:t>
+            </w:r>
+          </w:p>
+          <w:p>
+            <w:pPr>
+              <w:tabs>
+                <w:tab w:val="left" w:pos="-1152"/>
+                <w:tab w:val="left" w:pos="-432"/>
+                <w:tab w:val="left" w:pos="288"/>
+                <w:tab w:val="left" w:pos="1008"/>
+                <w:tab w:val="left" w:pos="1728"/>
+                <w:tab w:val="left" w:pos="2448"/>
+                <w:tab w:val="left" w:pos="3168"/>
+                <w:tab w:val="left" w:pos="3888"/>
+                <w:tab w:val="left" w:pos="4608"/>
+                <w:tab w:val="left" w:pos="5328"/>
+                <w:tab w:val="left" w:pos="6048"/>
+                <w:tab w:val="left" w:pos="6768"/>
+                <w:tab w:val="left" w:pos="7488"/>
+                <w:tab w:val="left" w:pos="8208"/>
+                <w:tab w:val="left" w:pos="8928"/>
+                <w:tab w:val="left" w:pos="9648"/>
+              </w:tabs>
+              <w:spacing w:after="28"/>
+              <w:rPr>
+                <w:sz w:val="22"/>
+                <w:szCs w:val="22"/>
+              </w:rPr>
+            </w:pPr>
+            <w:r>
+              <w:rPr>
+                <w:sz w:val="22"/>
+                <w:szCs w:val="22"/>
+              </w:rPr>
+              <w:t>12/356,986</w:t>
+            </w:r>
+          </w:p>
+        </w:tc>
+        <w:tc>
+          <w:tcPr>
+            <w:tcW w:w="2765" w:type="dxa"/>
+            <w:gridSpan w:val="2"/>
+          </w:tcPr>
+          <w:p>
+            <w:pPr>
+              <w:tabs>
+                <w:tab w:val="left" w:pos="-1152"/>
+                <w:tab w:val="left" w:pos="-432"/>
+                <w:tab w:val="left" w:pos="288"/>
+                <w:tab w:val="left" w:pos="1008"/>
+                <w:tab w:val="left" w:pos="1728"/>
+                <w:tab w:val="left" w:pos="2448"/>
+                <w:tab w:val="left" w:pos="3168"/>
+                <w:tab w:val="left" w:pos="3888"/>
+                <w:tab w:val="left" w:pos="4608"/>
+                <w:tab w:val="left" w:pos="5328"/>
+                <w:tab w:val="left" w:pos="6048"/>
+                <w:tab w:val="left" w:pos="6768"/>
+                <w:tab w:val="left" w:pos="7488"/>
+                <w:tab w:val="left" w:pos="8208"/>
+                <w:tab w:val="left" w:pos="8928"/>
+                <w:tab w:val="left" w:pos="9648"/>
+              </w:tabs>
+              <w:spacing w:after="28"/>
+              <w:rPr>
+                <w:sz w:val="4"/>
+                <w:szCs w:val="20"/>
+              </w:rPr>
+            </w:pPr>
+          </w:p>
+          <w:p>
+            <w:pPr>
+              <w:tabs>
+                <w:tab w:val="left" w:pos="-1152"/>
+                <w:tab w:val="left" w:pos="-432"/>
+                <w:tab w:val="left" w:pos="288"/>
+                <w:tab w:val="left" w:pos="1008"/>
+                <w:tab w:val="left" w:pos="1728"/>
+                <w:tab w:val="left" w:pos="2448"/>
+                <w:tab w:val="left" w:pos="3168"/>
+                <w:tab w:val="left" w:pos="3888"/>
+                <w:tab w:val="left" w:pos="4608"/>
+                <w:tab w:val="left" w:pos="5328"/>
+                <w:tab w:val="left" w:pos="6048"/>
+                <w:tab w:val="left" w:pos="6768"/>
+                <w:tab w:val="left" w:pos="7488"/>
+                <w:tab w:val="left" w:pos="8208"/>
+                <w:tab w:val="left" w:pos="8928"/>
+                <w:tab w:val="left" w:pos="9648"/>
+              </w:tabs>
+              <w:spacing w:after="28"/>
+              <w:rPr>
+                <w:i/>
+                <w:iCs/>
+                <w:sz w:val="20"/>
+                <w:szCs w:val="20"/>
+              </w:rPr>
+            </w:pPr>
+            <w:r>
+              <w:rPr>
+                <w:sz w:val="20"/>
+                <w:szCs w:val="20"/>
+              </w:rPr>
+              <w:t xml:space="preserve">International filing date </w:t>
+            </w:r>
+            <w:r>
+              <w:rPr>
+                <w:i/>
+                <w:iCs/>
+                <w:sz w:val="20"/>
+                <w:szCs w:val="20"/>
+              </w:rPr>
+              <w:t>(day/month/year) (if known)</w:t>
+            </w:r>
+          </w:p>
+          <w:p>
+            <w:pPr>
+              <w:rPr>
+                <w:sz w:val="22"/>
+                <w:szCs w:val="22"/>
+              </w:rPr>
+            </w:pPr>
+            <w:r>
+              <w:rPr>
+                <w:sz w:val="22"/>
+                <w:szCs w:val="22"/>
+              </w:rPr>
+              <w:t>August 21, 2023</w:t>
+            </w:r>
+          </w:p>
+        </w:tc>
+        <w:tc>
+          <w:tcPr>
+            <w:tcW w:w="3417" w:type="dxa"/>
+          </w:tcPr>
+          <w:p>
+            <w:pPr>
+              <w:tabs>
+                <w:tab w:val="left" w:pos="-1152"/>
+                <w:tab w:val="left" w:pos="-432"/>
+                <w:tab w:val="left" w:pos="288"/>
+                <w:tab w:val="left" w:pos="1008"/>
+                <w:tab w:val="left" w:pos="1728"/>
+                <w:tab w:val="left" w:pos="2448"/>
+                <w:tab w:val="left" w:pos="3168"/>
+                <w:tab w:val="left" w:pos="3888"/>
+                <w:tab w:val="left" w:pos="4608"/>
+                <w:tab w:val="left" w:pos="5328"/>
+                <w:tab w:val="left" w:pos="6048"/>
+                <w:tab w:val="left" w:pos="6768"/>
+                <w:tab w:val="left" w:pos="7488"/>
+                <w:tab w:val="left" w:pos="8208"/>
+                <w:tab w:val="left" w:pos="8928"/>
+                <w:tab w:val="left" w:pos="9648"/>
+              </w:tabs>
+              <w:rPr>
+                <w:sz w:val="8"/>
+                <w:szCs w:val="20"/>
+              </w:rPr>
+            </w:pPr>
+          </w:p>
+          <w:p>
+            <w:pPr>
+              <w:tabs>
+                <w:tab w:val="left" w:pos="-1152"/>
+                <w:tab w:val="left" w:pos="-432"/>
+                <w:tab w:val="left" w:pos="288"/>
+                <w:tab w:val="left" w:pos="1008"/>
+                <w:tab w:val="left" w:pos="1728"/>
+                <w:tab w:val="left" w:pos="2448"/>
+                <w:tab w:val="left" w:pos="3168"/>
+                <w:tab w:val="left" w:pos="3888"/>
+                <w:tab w:val="left" w:pos="4608"/>
+                <w:tab w:val="left" w:pos="5328"/>
+                <w:tab w:val="left" w:pos="6048"/>
+                <w:tab w:val="left" w:pos="6768"/>
+                <w:tab w:val="left" w:pos="7488"/>
+                <w:tab w:val="left" w:pos="8208"/>
+                <w:tab w:val="left" w:pos="8928"/>
+                <w:tab w:val="left" w:pos="9648"/>
+              </w:tabs>
+              <w:rPr>
+                <w:sz w:val="20"/>
+                <w:szCs w:val="20"/>
+              </w:rPr>
+            </w:pPr>
+            <w:r>
+              <w:rPr>
+                <w:sz w:val="20"/>
+                <w:szCs w:val="20"/>
+              </w:rPr>
+              <w:t>(Earliest) Priority date</w:t>
+            </w:r>
+          </w:p>
+          <w:p>
+            <w:pPr>
+              <w:tabs>
+                <w:tab w:val="left" w:pos="-1152"/>
+                <w:tab w:val="left" w:pos="-432"/>
+                <w:tab w:val="left" w:pos="288"/>
+                <w:tab w:val="left" w:pos="1008"/>
+                <w:tab w:val="left" w:pos="1728"/>
+                <w:tab w:val="left" w:pos="2448"/>
+                <w:tab w:val="left" w:pos="3168"/>
+                <w:tab w:val="left" w:pos="3888"/>
+                <w:tab w:val="left" w:pos="4608"/>
+                <w:tab w:val="left" w:pos="5328"/>
+                <w:tab w:val="left" w:pos="6048"/>
+                <w:tab w:val="left" w:pos="6768"/>
+                <w:tab w:val="left" w:pos="7488"/>
+                <w:tab w:val="left" w:pos="8208"/>
+                <w:tab w:val="left" w:pos="8928"/>
+                <w:tab w:val="left" w:pos="9648"/>
+              </w:tabs>
+              <w:rPr>
+                <w:sz w:val="20"/>
+                <w:szCs w:val="20"/>
+              </w:rPr>
+            </w:pPr>
+            <w:r>
+              <w:rPr>
+                <w:i/>
+                <w:iCs/>
+                <w:sz w:val="20"/>
+                <w:szCs w:val="20"/>
+              </w:rPr>
+              <w:t>(day/month/year)</w:t>
+            </w:r>
+          </w:p>
+          <w:p>
+            <w:pPr>
+              <w:rPr>
+                <w:sz w:val="22"/>
+                <w:szCs w:val="22"/>
+              </w:rPr>
+            </w:pPr>
+            <w:r>
+              <w:rPr>
+                <w:sz w:val="22"/>
+                <w:szCs w:val="22"/>
+              </w:rPr>
+              <w:t>&lt;&lt;priorityDate&gt;&gt;</w:t>
+            </w:r>
+          </w:p>
+        </w:tc>
+      </w:tr>
+      <w:tr>
+        <w:trPr>
+          <w:cantSplit/>
+        </w:trPr>
+        <w:tc>
+          <w:tcPr>
+            <w:tcW w:w="10250" w:type="dxa"/>
+            <w:gridSpan w:val="4"/>
+          </w:tcPr>
+          <w:p>
+            <w:pPr>
+              <w:tabs>
+                <w:tab w:val="left" w:pos="-1152"/>
+                <w:tab w:val="left" w:pos="-432"/>
+                <w:tab w:val="left" w:pos="288"/>
+                <w:tab w:val="left" w:pos="1140"/>
+              </w:tabs>
+              <w:rPr>
+                <w:sz w:val="6"/>
+                <w:szCs w:val="20"/>
+              </w:rPr>
+            </w:pPr>
+          </w:p>
+          <w:p>
+            <w:pPr>
+              <w:tabs>
+                <w:tab w:val="left" w:pos="-1152"/>
+                <w:tab w:val="left" w:pos="-432"/>
+                <w:tab w:val="left" w:pos="288"/>
+                <w:tab w:val="left" w:pos="1140"/>
+              </w:tabs>
+              <w:rPr>
+                <w:sz w:val="20"/>
+                <w:szCs w:val="20"/>
+              </w:rPr>
+            </w:pPr>
+            <w:r>
+              <w:rPr>
+                <w:sz w:val="20"/>
+                <w:szCs w:val="20"/>
+              </w:rPr>
+              <w:t>Applicant</w:t>
+            </w:r>
+            <w:r>
+              <w:rPr>
+                <w:sz w:val="20"/>
+                <w:szCs w:val="20"/>
+              </w:rPr>
+              <w:tab/>
+            </w:r>
+          </w:p>
+          <w:p>
+            <w:pPr>
+              <w:rPr>
+                <w:sz w:val="20"/>
+                <w:szCs w:val="20"/>
+              </w:rPr>
+            </w:pPr>
+            <w:r>
+              <w:rPr>
+                <w:sz w:val="22"/>
+                <w:szCs w:val="22"/>
+              </w:rPr>
+              <w:t xml:space="preserve">&lt;&lt;applicantName&gt;&gt; </w:t>
+            </w:r>
+          </w:p>
+        </w:tc>
+      </w:tr>
+      <w:tr>
+        <w:trPr>
+          <w:cantSplit/>
+        </w:trPr>
+        <w:tc>
+          <w:tcPr>
+            <w:tcW w:w="10250" w:type="dxa"/>
+            <w:gridSpan w:val="4"/>
+            <w:tcBorders>
+              <w:bottom w:val="single" w:sz="4" w:space="0" w:color="auto"/>
+            </w:tcBorders>
+          </w:tcPr>
+          <w:p>
+            <w:pPr>
+              <w:tabs>
+                <w:tab w:val="left" w:pos="-1152"/>
+                <w:tab w:val="left" w:pos="-432"/>
+                <w:tab w:val="left" w:pos="288"/>
+                <w:tab w:val="left" w:pos="1008"/>
+                <w:tab w:val="left" w:pos="1728"/>
+                <w:tab w:val="left" w:pos="2448"/>
+                <w:tab w:val="left" w:pos="3168"/>
+                <w:tab w:val="left" w:pos="3888"/>
+                <w:tab w:val="left" w:pos="4608"/>
+                <w:tab w:val="left" w:pos="5328"/>
+                <w:tab w:val="left" w:pos="6048"/>
+                <w:tab w:val="left" w:pos="6768"/>
+                <w:tab w:val="left" w:pos="7488"/>
+                <w:tab w:val="left" w:pos="8208"/>
+                <w:tab w:val="left" w:pos="8928"/>
+                <w:tab w:val="left" w:pos="9648"/>
+              </w:tabs>
+              <w:rPr>
+                <w:sz w:val="8"/>
+                <w:szCs w:val="20"/>
+              </w:rPr>
+            </w:pPr>
+          </w:p>
+          <w:p>
+            <w:pPr>
+              <w:tabs>
+                <w:tab w:val="left" w:pos="-1152"/>
+                <w:tab w:val="left" w:pos="-432"/>
+                <w:tab w:val="left" w:pos="288"/>
+                <w:tab w:val="left" w:pos="1008"/>
+                <w:tab w:val="left" w:pos="1728"/>
+                <w:tab w:val="left" w:pos="2448"/>
+                <w:tab w:val="left" w:pos="3168"/>
+                <w:tab w:val="left" w:pos="3888"/>
+                <w:tab w:val="left" w:pos="4608"/>
+                <w:tab w:val="left" w:pos="5328"/>
+                <w:tab w:val="left" w:pos="6048"/>
+                <w:tab w:val="left" w:pos="6768"/>
+                <w:tab w:val="left" w:pos="7488"/>
+                <w:tab w:val="left" w:pos="8208"/>
+                <w:tab w:val="left" w:pos="8928"/>
+                <w:tab w:val="left" w:pos="9648"/>
+              </w:tabs>
+              <w:rPr>
+                <w:sz w:val="20"/>
+                <w:szCs w:val="20"/>
+              </w:rPr>
+            </w:pPr>
+            <w:r>
+              <w:rPr>
+                <w:sz w:val="20"/>
+                <w:szCs w:val="20"/>
+              </w:rPr>
+              <w:t>Title of Invention</w:t>
+            </w:r>
+          </w:p>
+          <w:p>
+            <w:pPr>
+              <w:rPr>
+                <w:sz w:val="20"/>
+                <w:szCs w:val="20"/>
+              </w:rPr>
+            </w:pPr>
+            <w:r>
+              <w:rPr>
+                <w:sz w:val="22"/>
+                <w:szCs w:val="22"/>
+              </w:rPr>
+              <w:t>Method and apparatus for making a title for a matter 1000</w:t>
+            </w:r>
+          </w:p>
+        </w:tc>
+      </w:tr>
+      <w:tr>
+        <w:trPr>
+          <w:cantSplit/>
+          <w:trHeight w:val="58"/>
+        </w:trPr>
+        <w:tc>
+          <w:tcPr>
+            <w:tcW w:w="10250" w:type="dxa"/>
+            <w:gridSpan w:val="4"/>
+            <w:tcBorders>
+              <w:left w:val="nil"/>
+              <w:right w:val="nil"/>
+            </w:tcBorders>
+          </w:tcPr>
+          <w:p>
+            <w:pPr>
+              <w:rPr>
+                <w:sz w:val="20"/>
+                <w:szCs w:val="20"/>
+              </w:rPr>
+            </w:pPr>
+          </w:p>
+        </w:tc>
+      </w:tr>
+      <w:tr>
+        <w:trPr>
+          <w:cantSplit/>
+        </w:trPr>
+        <w:tc>
+          <w:tcPr>
+            <w:tcW w:w="10250" w:type="dxa"/>
+            <w:gridSpan w:val="4"/>
+            <w:noWrap/>
+          </w:tcPr>
+          <w:p>
+            <w:pPr>
+              <w:tabs>
+                <w:tab w:val="left" w:pos="-1152"/>
+                <w:tab w:val="left" w:pos="-432"/>
+                <w:tab w:val="left" w:pos="288"/>
+                <w:tab w:val="left" w:pos="1008"/>
+                <w:tab w:val="left" w:pos="1728"/>
+                <w:tab w:val="left" w:pos="2448"/>
+                <w:tab w:val="left" w:pos="3168"/>
+                <w:tab w:val="left" w:pos="3888"/>
+                <w:tab w:val="left" w:pos="4608"/>
+                <w:tab w:val="left" w:pos="5328"/>
+                <w:tab w:val="left" w:pos="6048"/>
+                <w:tab w:val="left" w:pos="6768"/>
+                <w:tab w:val="left" w:pos="7488"/>
+                <w:tab w:val="left" w:pos="8208"/>
+                <w:tab w:val="left" w:pos="8928"/>
+                <w:tab w:val="left" w:pos="9648"/>
+              </w:tabs>
+              <w:rPr>
+                <w:sz w:val="20"/>
+                <w:szCs w:val="20"/>
+              </w:rPr>
+            </w:pPr>
+            <w:r>
+              <w:rPr>
+                <w:sz w:val="20"/>
+                <w:szCs w:val="20"/>
+              </w:rPr>
+              <w:t xml:space="preserve">The applicant hereby requests the International Bureau to acknowledge to the following person </w:t>
+            </w:r>
+            <w:r>
+              <w:rPr>
+                <w:i/>
+                <w:iCs/>
+                <w:sz w:val="20"/>
+                <w:szCs w:val="20"/>
+              </w:rPr>
+              <w:t>(include full name, address, facsimile No.</w:t>
+            </w:r>
+            <w:r>
+              <w:rPr>
+                <w:sz w:val="20"/>
+                <w:szCs w:val="20"/>
+              </w:rPr>
+              <w:t xml:space="preserve"> </w:t>
+            </w:r>
+            <w:r>
+              <w:rPr>
+                <w:i/>
+                <w:iCs/>
+                <w:sz w:val="20"/>
+                <w:szCs w:val="20"/>
+              </w:rPr>
+              <w:t>and telephone No.):</w:t>
+            </w:r>
+          </w:p>
+          <w:p>
+            <w:pPr>
+              <w:tabs>
+                <w:tab w:val="left" w:pos="-720"/>
+                <w:tab w:val="left" w:leader="dot" w:pos="0"/>
+                <w:tab w:val="left" w:pos="489"/>
+                <w:tab w:val="left" w:pos="936"/>
+                <w:tab w:val="left" w:pos="1440"/>
+                <w:tab w:val="left" w:pos="2160"/>
+                <w:tab w:val="left" w:pos="2880"/>
+                <w:tab w:val="left" w:pos="3600"/>
+                <w:tab w:val="left" w:pos="4320"/>
+                <w:tab w:val="left" w:pos="5040"/>
+                <w:tab w:val="left" w:pos="5760"/>
+                <w:tab w:val="left" w:pos="6480"/>
+                <w:tab w:val="left" w:pos="7200"/>
+                <w:tab w:val="left" w:pos="7920"/>
+                <w:tab w:val="left" w:pos="8640"/>
+                <w:tab w:val="left" w:pos="9360"/>
+                <w:tab w:val="left" w:pos="10080"/>
+              </w:tabs>
+            </w:pPr>
+            <w:r>
+              <w:t>&lt;&lt;</w:t>
+            </w:r>
+            <w:r>
+              <w:t>sel</w:t>
+            </w:r>
+            <w:r>
+              <w:t>SAName&gt;&gt;</w:t>
+            </w:r>
+          </w:p>
+          <w:p>
+            <w:pPr>
+              <w:tabs>
+                <w:tab w:val="left" w:pos="-1152"/>
+                <w:tab w:val="left" w:pos="-432"/>
+                <w:tab w:val="left" w:pos="288"/>
+                <w:tab w:val="left" w:pos="1008"/>
+                <w:tab w:val="left" w:pos="1728"/>
+                <w:tab w:val="left" w:pos="2448"/>
+                <w:tab w:val="left" w:pos="3168"/>
+                <w:tab w:val="left" w:pos="3888"/>
+                <w:tab w:val="left" w:pos="4608"/>
+                <w:tab w:val="left" w:pos="5328"/>
+                <w:tab w:val="left" w:pos="6048"/>
+                <w:tab w:val="left" w:pos="6768"/>
+                <w:tab w:val="left" w:pos="7488"/>
+                <w:tab w:val="left" w:pos="8208"/>
+                <w:tab w:val="left" w:pos="8928"/>
+                <w:tab w:val="left" w:pos="9648"/>
+              </w:tabs>
+              <w:rPr>
+                <w:sz w:val="20"/>
+                <w:szCs w:val="20"/>
+              </w:rPr>
+            </w:pPr>
+            <w:r>
+              <w:rPr>
+                <w:sz w:val="20"/>
+                <w:szCs w:val="20"/>
+              </w:rPr>
+              <w:t>Schwegman, Lundberg &amp; Woessner, P.A.</w:t>
+            </w:r>
+            <w:r>
+              <w:rPr>
+                <w:sz w:val="20"/>
+                <w:szCs w:val="20"/>
+              </w:rPr>
+              <w:tab/>
+            </w:r>
+            <w:r>
+              <w:rPr>
+                <w:sz w:val="20"/>
+                <w:szCs w:val="20"/>
+              </w:rPr>
+              <w:tab/>
+            </w:r>
+            <w:r>
+              <w:rPr>
+                <w:sz w:val="20"/>
+                <w:szCs w:val="20"/>
+              </w:rPr>
+              <w:tab/>
+            </w:r>
+            <w:r>
+              <w:rPr>
+                <w:sz w:val="20"/>
+                <w:szCs w:val="20"/>
+              </w:rPr>
+              <w:tab/>
+              <w:t>Telephone: (612) 373-6900</w:t>
+            </w:r>
+          </w:p>
+          <w:p>
+            <w:pPr>
+              <w:tabs>
+                <w:tab w:val="left" w:pos="-1152"/>
+                <w:tab w:val="left" w:pos="-432"/>
+                <w:tab w:val="left" w:pos="288"/>
+                <w:tab w:val="left" w:pos="1008"/>
+                <w:tab w:val="left" w:pos="1728"/>
+                <w:tab w:val="left" w:pos="2448"/>
+                <w:tab w:val="left" w:pos="3168"/>
+                <w:tab w:val="left" w:pos="3888"/>
+                <w:tab w:val="left" w:pos="4608"/>
+                <w:tab w:val="left" w:pos="5328"/>
+                <w:tab w:val="left" w:pos="6048"/>
+                <w:tab w:val="left" w:pos="6768"/>
+                <w:tab w:val="left" w:pos="7488"/>
+                <w:tab w:val="left" w:pos="8208"/>
+                <w:tab w:val="left" w:pos="8928"/>
+                <w:tab w:val="left" w:pos="9648"/>
+              </w:tabs>
+              <w:rPr>
+                <w:sz w:val="20"/>
+                <w:szCs w:val="20"/>
+              </w:rPr>
+            </w:pPr>
+            <w:r>
+              <w:rPr>
+                <w:sz w:val="20"/>
+                <w:szCs w:val="20"/>
+              </w:rPr>
+              <w:t>P. O. Box 2938</w:t>
+            </w:r>
+            <w:r>
+              <w:rPr>
+                <w:sz w:val="20"/>
+                <w:szCs w:val="20"/>
+              </w:rPr>
+              <w:tab/>
+            </w:r>
+            <w:r>
+              <w:rPr>
+                <w:sz w:val="20"/>
+                <w:szCs w:val="20"/>
+              </w:rPr>
+              <w:tab/>
+            </w:r>
+            <w:r>
+              <w:rPr>
+                <w:sz w:val="20"/>
+                <w:szCs w:val="20"/>
+              </w:rPr>
+              <w:tab/>
+            </w:r>
+            <w:r>
+              <w:rPr>
+                <w:sz w:val="20"/>
+                <w:szCs w:val="20"/>
+              </w:rPr>
+              <w:tab/>
+            </w:r>
+            <w:r>
+              <w:rPr>
+                <w:sz w:val="20"/>
+                <w:szCs w:val="20"/>
+              </w:rPr>
+              <w:tab/>
+            </w:r>
+            <w:r>
+              <w:rPr>
+                <w:sz w:val="20"/>
+                <w:szCs w:val="20"/>
+              </w:rPr>
+              <w:tab/>
+            </w:r>
+            <w:r>
+              <w:rPr>
+                <w:sz w:val="20"/>
+                <w:szCs w:val="20"/>
+              </w:rPr>
+              <w:tab/>
+            </w:r>
+            <w:r>
+              <w:rPr>
+                <w:sz w:val="20"/>
+                <w:szCs w:val="20"/>
+              </w:rPr>
+              <w:t>Telefax:      (612) 339-3061</w:t>
+            </w:r>
+          </w:p>
+          <w:p>
+            <w:pPr>
+              <w:tabs>
+                <w:tab w:val="left" w:pos="-1152"/>
+                <w:tab w:val="left" w:pos="-432"/>
+                <w:tab w:val="left" w:pos="288"/>
+                <w:tab w:val="left" w:pos="1008"/>
+                <w:tab w:val="left" w:pos="1728"/>
+                <w:tab w:val="left" w:pos="2448"/>
+                <w:tab w:val="left" w:pos="3168"/>
+                <w:tab w:val="left" w:pos="3888"/>
+                <w:tab w:val="left" w:pos="4608"/>
+                <w:tab w:val="left" w:pos="5328"/>
+                <w:tab w:val="left" w:pos="6048"/>
+                <w:tab w:val="left" w:pos="6768"/>
+                <w:tab w:val="left" w:pos="7488"/>
+                <w:tab w:val="left" w:pos="8208"/>
+                <w:tab w:val="left" w:pos="8928"/>
+                <w:tab w:val="left" w:pos="9648"/>
+              </w:tabs>
+              <w:rPr>
+                <w:sz w:val="20"/>
+                <w:szCs w:val="20"/>
+              </w:rPr>
+            </w:pPr>
+            <w:r>
+              <w:rPr>
+                <w:sz w:val="20"/>
+                <w:szCs w:val="20"/>
+              </w:rPr>
+              <w:t>Minneapolis, Minnesota 55402</w:t>
+            </w:r>
+          </w:p>
+          <w:p>
+            <w:pPr>
+              <w:tabs>
+                <w:tab w:val="left" w:pos="-1152"/>
+                <w:tab w:val="left" w:pos="-432"/>
+                <w:tab w:val="left" w:pos="288"/>
+                <w:tab w:val="left" w:pos="1008"/>
+                <w:tab w:val="left" w:pos="1728"/>
+                <w:tab w:val="left" w:pos="2448"/>
+                <w:tab w:val="left" w:pos="3168"/>
+                <w:tab w:val="left" w:pos="3888"/>
+                <w:tab w:val="left" w:pos="4608"/>
+                <w:tab w:val="left" w:pos="5328"/>
+                <w:tab w:val="left" w:pos="6048"/>
+                <w:tab w:val="left" w:pos="6768"/>
+                <w:tab w:val="left" w:pos="7488"/>
+                <w:tab w:val="left" w:pos="8208"/>
+                <w:tab w:val="left" w:pos="8928"/>
+                <w:tab w:val="left" w:pos="9648"/>
+              </w:tabs>
+              <w:rPr>
+                <w:sz w:val="20"/>
+                <w:szCs w:val="20"/>
+              </w:rPr>
+            </w:pPr>
+            <w:r>
+              <w:rPr>
+                <w:sz w:val="20"/>
+                <w:szCs w:val="20"/>
+              </w:rPr>
+              <w:t>United States of America</w:t>
+            </w:r>
+          </w:p>
+          <w:p>
+            <w:pPr>
+              <w:tabs>
+                <w:tab w:val="left" w:pos="-1152"/>
+                <w:tab w:val="left" w:pos="-432"/>
+                <w:tab w:val="left" w:pos="288"/>
+                <w:tab w:val="left" w:pos="1008"/>
+                <w:tab w:val="left" w:pos="1728"/>
+                <w:tab w:val="left" w:pos="2448"/>
+                <w:tab w:val="left" w:pos="3168"/>
+                <w:tab w:val="left" w:pos="3888"/>
+                <w:tab w:val="left" w:pos="4608"/>
+                <w:tab w:val="left" w:pos="5328"/>
+                <w:tab w:val="left" w:pos="6048"/>
+                <w:tab w:val="left" w:pos="6768"/>
+                <w:tab w:val="left" w:pos="7488"/>
+                <w:tab w:val="left" w:pos="8208"/>
+                <w:tab w:val="left" w:pos="8928"/>
+                <w:tab w:val="left" w:pos="9648"/>
+              </w:tabs>
+              <w:rPr>
+                <w:sz w:val="20"/>
+                <w:szCs w:val="20"/>
+              </w:rPr>
+            </w:pPr>
+          </w:p>
+          <w:p>
+            <w:pPr>
+              <w:tabs>
+                <w:tab w:val="left" w:pos="-1152"/>
+                <w:tab w:val="left" w:pos="-432"/>
+                <w:tab w:val="left" w:pos="288"/>
+                <w:tab w:val="left" w:pos="1008"/>
+                <w:tab w:val="left" w:pos="1728"/>
+                <w:tab w:val="left" w:pos="2448"/>
+                <w:tab w:val="left" w:pos="3168"/>
+                <w:tab w:val="left" w:pos="3888"/>
+                <w:tab w:val="left" w:pos="4608"/>
+                <w:tab w:val="left" w:pos="5328"/>
+                <w:tab w:val="left" w:pos="6048"/>
+                <w:tab w:val="left" w:pos="6768"/>
+                <w:tab w:val="left" w:pos="7488"/>
+                <w:tab w:val="left" w:pos="8208"/>
+                <w:tab w:val="left" w:pos="8928"/>
+                <w:tab w:val="left" w:pos="9648"/>
+              </w:tabs>
+              <w:rPr>
+                <w:sz w:val="20"/>
+                <w:szCs w:val="20"/>
+              </w:rPr>
+            </w:pPr>
+            <w:r>
+              <w:rPr>
+                <w:sz w:val="20"/>
+                <w:szCs w:val="20"/>
+              </w:rPr>
+              <w:t>the receipt by the following means:</w:t>
+            </w:r>
+          </w:p>
+          <w:p>
+            <w:pPr>
+              <w:tabs>
+                <w:tab w:val="left" w:pos="-1152"/>
+                <w:tab w:val="left" w:pos="-432"/>
+                <w:tab w:val="left" w:pos="288"/>
+                <w:tab w:val="left" w:pos="1008"/>
+                <w:tab w:val="left" w:pos="1728"/>
+                <w:tab w:val="left" w:pos="2448"/>
+                <w:tab w:val="left" w:pos="3168"/>
+                <w:tab w:val="left" w:pos="3888"/>
+                <w:tab w:val="left" w:pos="4608"/>
+                <w:tab w:val="left" w:pos="5328"/>
+                <w:tab w:val="left" w:pos="6048"/>
+                <w:tab w:val="left" w:pos="6768"/>
+                <w:tab w:val="left" w:pos="7488"/>
+                <w:tab w:val="left" w:pos="8208"/>
+                <w:tab w:val="left" w:pos="8928"/>
+                <w:tab w:val="left" w:pos="9648"/>
+              </w:tabs>
+              <w:rPr>
+                <w:sz w:val="20"/>
+                <w:szCs w:val="20"/>
+              </w:rPr>
+            </w:pPr>
+            <w:r>
+              <w:rPr>
+                <w:sz w:val="20"/>
+                <w:szCs w:val="20"/>
+              </w:rPr>
+              <w:fldChar w:fldCharType="begin">
+                <w:ffData>
+                  <w:name w:val=""/>
+                  <w:enabled/>
+                  <w:calcOnExit w:val="0"/>
+                  <w:checkBox>
+                    <w:sizeAuto/>
+                    <w:default w:val="0"/>
+                  </w:checkBox>
+                </w:ffData>
+              </w:fldChar>
+            </w:r>
+            <w:r>
+              <w:rPr>
+                <w:sz w:val="20"/>
+                <w:szCs w:val="20"/>
+              </w:rPr>
+              <w:instrText xml:space="preserve"> FORMCHECKBOX </w:instrText>
+            </w:r>
+            <w:r>
+              <w:rPr>
+                <w:sz w:val="20"/>
+                <w:szCs w:val="20"/>
+              </w:rPr>
+            </w:r>
+            <w:r>
+              <w:rPr>
+                <w:sz w:val="20"/>
+                <w:szCs w:val="20"/>
+              </w:rPr>
+              <w:fldChar w:fldCharType="separate"/>
+            </w:r>
+            <w:r>
+              <w:rPr>
+                <w:sz w:val="20"/>
+                <w:szCs w:val="20"/>
+              </w:rPr>
+              <w:fldChar w:fldCharType="end"/>
+            </w:r>
+            <w:r>
+              <w:rPr>
+                <w:sz w:val="22"/>
+                <w:szCs w:val="22"/>
+              </w:rPr>
+              <w:t xml:space="preserve">  </w:t>
+            </w:r>
+            <w:r>
+              <w:rPr>
+                <w:sz w:val="20"/>
+                <w:szCs w:val="20"/>
+              </w:rPr>
+              <w:t xml:space="preserve">mail </w:t>
+            </w:r>
+            <w:r>
+              <w:rPr>
+                <w:i/>
+                <w:iCs/>
+                <w:sz w:val="20"/>
+                <w:szCs w:val="20"/>
+              </w:rPr>
+              <w:t>(surface, air mail, registered)</w:t>
+            </w:r>
+            <w:r>
+              <w:rPr>
+                <w:sz w:val="20"/>
+                <w:szCs w:val="20"/>
+              </w:rPr>
+              <w:t xml:space="preserve">  </w:t>
+            </w:r>
+            <w:r>
+              <w:rPr>
+                <w:sz w:val="20"/>
+                <w:szCs w:val="20"/>
+              </w:rPr>
+              <w:fldChar w:fldCharType="begin">
+                <w:ffData>
+                  <w:name w:val=""/>
+                  <w:enabled/>
+                  <w:calcOnExit w:val="0"/>
+                  <w:checkBox>
+                    <w:sizeAuto/>
+                    <w:default w:val="0"/>
+                  </w:checkBox>
+                </w:ffData>
+              </w:fldChar>
+            </w:r>
+            <w:r>
+              <w:rPr>
+                <w:sz w:val="20"/>
+                <w:szCs w:val="20"/>
+              </w:rPr>
+              <w:instrText xml:space="preserve"> FORMCHECKBOX </w:instrText>
+            </w:r>
+            <w:r>
+              <w:rPr>
+                <w:sz w:val="20"/>
+                <w:szCs w:val="20"/>
+              </w:rPr>
+            </w:r>
+            <w:r>
+              <w:rPr>
+                <w:sz w:val="20"/>
+                <w:szCs w:val="20"/>
+              </w:rPr>
+              <w:fldChar w:fldCharType="separate"/>
+            </w:r>
+            <w:r>
+              <w:rPr>
+                <w:sz w:val="20"/>
+                <w:szCs w:val="20"/>
+              </w:rPr>
+              <w:fldChar w:fldCharType="end"/>
+            </w:r>
+            <w:r>
+              <w:rPr>
+                <w:sz w:val="22"/>
+                <w:szCs w:val="22"/>
+              </w:rPr>
+              <w:t xml:space="preserve"> </w:t>
+            </w:r>
+            <w:r>
+              <w:rPr>
+                <w:sz w:val="20"/>
+                <w:szCs w:val="20"/>
+              </w:rPr>
+              <w:t xml:space="preserve">delivery service </w:t>
+            </w:r>
+            <w:r>
+              <w:rPr>
+                <w:sz w:val="20"/>
+                <w:szCs w:val="20"/>
+              </w:rPr>
+              <w:t xml:space="preserve"> </w:t>
+            </w:r>
+            <w:r>
+              <w:rPr>
+                <w:sz w:val="20"/>
+                <w:szCs w:val="20"/>
+              </w:rPr>
+              <w:fldChar w:fldCharType="begin">
+                <w:ffData>
+                  <w:name w:val=""/>
+                  <w:enabled/>
+                  <w:calcOnExit w:val="0"/>
+                  <w:checkBox>
+                    <w:sizeAuto/>
+                    <w:default w:val="0"/>
+                  </w:checkBox>
+                </w:ffData>
+              </w:fldChar>
+            </w:r>
+            <w:r>
+              <w:rPr>
+                <w:sz w:val="20"/>
+                <w:szCs w:val="20"/>
+              </w:rPr>
+              <w:instrText xml:space="preserve"> FORMCHECKBOX </w:instrText>
+            </w:r>
+            <w:r>
+              <w:rPr>
+                <w:sz w:val="20"/>
+                <w:szCs w:val="20"/>
+              </w:rPr>
+            </w:r>
+            <w:r>
+              <w:rPr>
+                <w:sz w:val="20"/>
+                <w:szCs w:val="20"/>
+              </w:rPr>
+              <w:fldChar w:fldCharType="separate"/>
+            </w:r>
+            <w:r>
+              <w:rPr>
+                <w:sz w:val="20"/>
+                <w:szCs w:val="20"/>
+              </w:rPr>
+              <w:fldChar w:fldCharType="end"/>
+            </w:r>
+            <w:r>
+              <w:rPr>
+                <w:sz w:val="22"/>
+                <w:szCs w:val="22"/>
+              </w:rPr>
+              <w:t xml:space="preserve"> </w:t>
+            </w:r>
+            <w:r>
+              <w:rPr>
+                <w:sz w:val="22"/>
+                <w:szCs w:val="22"/>
+              </w:rPr>
+              <w:t>f</w:t>
+            </w:r>
+            <w:r>
+              <w:rPr>
+                <w:sz w:val="20"/>
+                <w:szCs w:val="20"/>
+              </w:rPr>
+              <w:t>acsimile transmission</w:t>
+            </w:r>
+            <w:r>
+              <w:rPr>
+                <w:sz w:val="20"/>
+                <w:szCs w:val="20"/>
+              </w:rPr>
+              <w:t xml:space="preserve">  </w:t>
+            </w:r>
+            <w:r>
+              <w:rPr>
+                <w:sz w:val="20"/>
+                <w:szCs w:val="20"/>
+              </w:rPr>
+              <w:fldChar w:fldCharType="begin">
+                <w:ffData>
+                  <w:name w:val=""/>
+                  <w:enabled/>
+                  <w:calcOnExit w:val="0"/>
+                  <w:checkBox>
+                    <w:sizeAuto/>
+                    <w:default w:val="0"/>
+                  </w:checkBox>
+                </w:ffData>
+              </w:fldChar>
+            </w:r>
+            <w:r>
+              <w:rPr>
+                <w:sz w:val="20"/>
+                <w:szCs w:val="20"/>
+              </w:rPr>
+              <w:instrText xml:space="preserve"> FORMCHECKBOX </w:instrText>
+            </w:r>
+            <w:r>
+              <w:rPr>
+                <w:sz w:val="20"/>
+                <w:szCs w:val="20"/>
+              </w:rPr>
+            </w:r>
+            <w:r>
+              <w:rPr>
+                <w:sz w:val="20"/>
+                <w:szCs w:val="20"/>
+              </w:rPr>
+              <w:fldChar w:fldCharType="separate"/>
+            </w:r>
+            <w:r>
+              <w:rPr>
+                <w:sz w:val="20"/>
+                <w:szCs w:val="20"/>
+              </w:rPr>
+              <w:fldChar w:fldCharType="end"/>
+            </w:r>
+            <w:r>
+              <w:rPr>
+                <w:sz w:val="22"/>
+                <w:szCs w:val="22"/>
+              </w:rPr>
+              <w:t xml:space="preserve"> </w:t>
+            </w:r>
+            <w:r>
+              <w:rPr>
+                <w:sz w:val="20"/>
+                <w:szCs w:val="20"/>
+              </w:rPr>
+              <w:t>hand delivery</w:t>
+            </w:r>
+            <w:r>
+              <w:rPr>
+                <w:sz w:val="20"/>
+                <w:szCs w:val="20"/>
+              </w:rPr>
+              <w:t xml:space="preserve">  </w:t>
+            </w:r>
+            <w:r>
+              <w:rPr>
+                <w:sz w:val="20"/>
+                <w:szCs w:val="20"/>
+              </w:rPr>
+              <w:fldChar w:fldCharType="begin">
+                <w:ffData>
+                  <w:name w:val=""/>
+                  <w:enabled/>
+                  <w:calcOnExit w:val="0"/>
+                  <w:checkBox>
+                    <w:sizeAuto/>
+                    <w:default w:val="0"/>
+                  </w:checkBox>
+                </w:ffData>
+              </w:fldChar>
+            </w:r>
+            <w:r>
+              <w:rPr>
+                <w:sz w:val="20"/>
+                <w:szCs w:val="20"/>
+              </w:rPr>
+              <w:instrText xml:space="preserve"> FORMCHECKBOX </w:instrText>
+            </w:r>
+            <w:r>
+              <w:rPr>
+                <w:sz w:val="20"/>
+                <w:szCs w:val="20"/>
+              </w:rPr>
+            </w:r>
+            <w:r>
+              <w:rPr>
+                <w:sz w:val="20"/>
+                <w:szCs w:val="20"/>
+              </w:rPr>
+              <w:fldChar w:fldCharType="separate"/>
+            </w:r>
+            <w:r>
+              <w:rPr>
+                <w:sz w:val="20"/>
+                <w:szCs w:val="20"/>
+              </w:rPr>
+              <w:fldChar w:fldCharType="end"/>
+            </w:r>
+            <w:r>
+              <w:rPr>
+                <w:sz w:val="22"/>
+                <w:szCs w:val="22"/>
+              </w:rPr>
+              <w:t xml:space="preserve"> </w:t>
+            </w:r>
+            <w:r>
+              <w:rPr>
+                <w:sz w:val="20"/>
+                <w:szCs w:val="20"/>
+              </w:rPr>
+              <w:t>online</w:t>
+            </w:r>
+          </w:p>
+          <w:p>
+            <w:pPr>
+              <w:tabs>
+                <w:tab w:val="left" w:pos="-1152"/>
+                <w:tab w:val="left" w:pos="-432"/>
+                <w:tab w:val="left" w:pos="288"/>
+                <w:tab w:val="left" w:pos="1008"/>
+                <w:tab w:val="left" w:pos="1728"/>
+                <w:tab w:val="left" w:pos="2448"/>
+                <w:tab w:val="left" w:pos="3168"/>
+                <w:tab w:val="left" w:pos="3888"/>
+                <w:tab w:val="left" w:pos="4608"/>
+                <w:tab w:val="left" w:pos="5328"/>
+                <w:tab w:val="left" w:pos="6048"/>
+                <w:tab w:val="left" w:pos="6768"/>
+                <w:tab w:val="left" w:pos="7488"/>
+                <w:tab w:val="left" w:pos="8208"/>
+                <w:tab w:val="left" w:pos="8928"/>
+                <w:tab w:val="left" w:pos="9648"/>
+              </w:tabs>
+              <w:ind w:left="288"/>
+              <w:rPr>
+                <w:sz w:val="20"/>
+                <w:szCs w:val="20"/>
+              </w:rPr>
+            </w:pPr>
+          </w:p>
+          <w:p>
+            <w:pPr>
+              <w:tabs>
+                <w:tab w:val="left" w:pos="-1152"/>
+                <w:tab w:val="left" w:pos="-432"/>
+                <w:tab w:val="left" w:pos="270"/>
+                <w:tab w:val="left" w:pos="1008"/>
+                <w:tab w:val="left" w:pos="1728"/>
+                <w:tab w:val="left" w:pos="2448"/>
+                <w:tab w:val="left" w:pos="3168"/>
+                <w:tab w:val="left" w:pos="3888"/>
+                <w:tab w:val="left" w:pos="4608"/>
+                <w:tab w:val="left" w:pos="5328"/>
+                <w:tab w:val="left" w:pos="6048"/>
+                <w:tab w:val="left" w:pos="6768"/>
+                <w:tab w:val="left" w:pos="7488"/>
+                <w:tab w:val="left" w:pos="8208"/>
+                <w:tab w:val="left" w:pos="8928"/>
+                <w:tab w:val="left" w:pos="9648"/>
+              </w:tabs>
+              <w:rPr>
+                <w:sz w:val="20"/>
+                <w:szCs w:val="20"/>
+              </w:rPr>
+            </w:pPr>
+            <w:r>
+              <w:rPr>
+                <w:sz w:val="20"/>
+                <w:szCs w:val="20"/>
+              </w:rPr>
+              <w:t>of the documents/elements listed below:</w:t>
+            </w:r>
+          </w:p>
+          <w:p>
+            <w:pPr>
+              <w:tabs>
+                <w:tab w:val="left" w:pos="-792"/>
+                <w:tab w:val="left" w:pos="-432"/>
+                <w:tab w:val="left" w:pos="288"/>
+                <w:tab w:val="left" w:pos="648"/>
+                <w:tab w:val="left" w:pos="6030"/>
+                <w:tab w:val="left" w:pos="6750"/>
+                <w:tab w:val="left" w:pos="7488"/>
+                <w:tab w:val="left" w:pos="8208"/>
+                <w:tab w:val="left" w:pos="8928"/>
+                <w:tab w:val="left" w:pos="9630"/>
+              </w:tabs>
+              <w:spacing w:line="312" w:lineRule="auto"/>
+              <w:rPr>
+                <w:sz w:val="20"/>
+                <w:szCs w:val="20"/>
+              </w:rPr>
+            </w:pPr>
+            <w:r>
+              <w:rPr>
+                <w:sz w:val="20"/>
+                <w:szCs w:val="20"/>
+              </w:rPr>
+              <w:fldChar w:fldCharType="begin">
+                <w:ffData>
+                  <w:name w:val=""/>
+                  <w:enabled/>
+                  <w:calcOnExit w:val="0"/>
+                  <w:checkBox>
+                    <w:sizeAuto/>
+                    <w:default w:val="0"/>
+                  </w:checkBox>
+                </w:ffData>
+              </w:fldChar>
+            </w:r>
+            <w:r>
+              <w:rPr>
+                <w:sz w:val="20"/>
+                <w:szCs w:val="20"/>
+              </w:rPr>
+              <w:instrText xml:space="preserve"> FORMCHECKBOX </w:instrText>
+            </w:r>
+            <w:r>
+              <w:rPr>
+                <w:sz w:val="20"/>
+                <w:szCs w:val="20"/>
+              </w:rPr>
+            </w:r>
+            <w:r>
+              <w:rPr>
+                <w:sz w:val="20"/>
+                <w:szCs w:val="20"/>
+              </w:rPr>
+              <w:fldChar w:fldCharType="separate"/>
+            </w:r>
+            <w:r>
+              <w:rPr>
+                <w:sz w:val="20"/>
+                <w:szCs w:val="20"/>
+              </w:rPr>
+              <w:fldChar w:fldCharType="end"/>
+            </w:r>
+            <w:r>
+              <w:rPr>
+                <w:sz w:val="20"/>
+                <w:szCs w:val="20"/>
+              </w:rPr>
+              <w:t xml:space="preserve">  </w:t>
+            </w:r>
+            <w:r>
+              <w:rPr>
+                <w:sz w:val="20"/>
+                <w:szCs w:val="20"/>
+              </w:rPr>
+              <w:t>PCT request</w:t>
+            </w:r>
+            <w:r>
+              <w:rPr>
+                <w:sz w:val="20"/>
+                <w:szCs w:val="20"/>
+              </w:rPr>
+              <w:t xml:space="preserve"> </w:t>
+            </w:r>
+            <w:r>
+              <w:rPr>
+                <w:sz w:val="20"/>
+                <w:szCs w:val="20"/>
+              </w:rPr>
+              <w:t>(including declaration sheets)</w:t>
+            </w:r>
+            <w:r>
+              <w:rPr>
+                <w:sz w:val="20"/>
+                <w:szCs w:val="20"/>
+              </w:rPr>
+              <w:tab/>
+            </w:r>
+            <w:r>
+              <w:rPr>
+                <w:sz w:val="20"/>
+                <w:szCs w:val="20"/>
+              </w:rPr>
+              <w:t>(</w:t>
+            </w:r>
+            <w:r>
+              <w:rPr>
+                <w:sz w:val="20"/>
+                <w:szCs w:val="20"/>
+              </w:rPr>
+              <w:t xml:space="preserve">4 </w:t>
+            </w:r>
+            <w:r>
+              <w:rPr>
+                <w:sz w:val="20"/>
+                <w:szCs w:val="20"/>
+              </w:rPr>
+              <w:t>pages)</w:t>
+            </w:r>
+          </w:p>
+          <w:p>
+            <w:pPr>
+              <w:tabs>
+                <w:tab w:val="left" w:pos="-792"/>
+                <w:tab w:val="left" w:pos="-432"/>
+                <w:tab w:val="left" w:pos="180"/>
+                <w:tab w:val="left" w:pos="288"/>
+                <w:tab w:val="left" w:pos="648"/>
+                <w:tab w:val="left" w:pos="5220"/>
+                <w:tab w:val="left" w:pos="5328"/>
+                <w:tab w:val="left" w:pos="6048"/>
+                <w:tab w:val="left" w:pos="6750"/>
+                <w:tab w:val="left" w:pos="7488"/>
+                <w:tab w:val="left" w:pos="8208"/>
+                <w:tab w:val="left" w:pos="8928"/>
+                <w:tab w:val="left" w:pos="9648"/>
+              </w:tabs>
+              <w:spacing w:line="312" w:lineRule="auto"/>
+              <w:rPr>
+                <w:sz w:val="20"/>
+                <w:szCs w:val="20"/>
+              </w:rPr>
+            </w:pPr>
+            <w:r>
+              <w:rPr>
+                <w:sz w:val="20"/>
+                <w:szCs w:val="20"/>
+              </w:rPr>
+              <w:fldChar w:fldCharType="begin">
+                <w:ffData>
+                  <w:name w:val=""/>
+                  <w:enabled/>
+                  <w:calcOnExit w:val="0"/>
+                  <w:checkBox>
+                    <w:sizeAuto/>
+                    <w:default w:val="0"/>
+                  </w:checkBox>
+                </w:ffData>
+              </w:fldChar>
+            </w:r>
+            <w:r>
+              <w:rPr>
+                <w:sz w:val="20"/>
+                <w:szCs w:val="20"/>
+              </w:rPr>
+              <w:instrText xml:space="preserve"> FORMCHECKBOX </w:instrText>
+            </w:r>
+            <w:r>
+              <w:rPr>
+                <w:sz w:val="20"/>
+                <w:szCs w:val="20"/>
+              </w:rPr>
+            </w:r>
+            <w:r>
+              <w:rPr>
+                <w:sz w:val="20"/>
+                <w:szCs w:val="20"/>
+              </w:rPr>
+              <w:fldChar w:fldCharType="separate"/>
+            </w:r>
+            <w:r>
+              <w:rPr>
+                <w:sz w:val="20"/>
+                <w:szCs w:val="20"/>
+              </w:rPr>
+              <w:fldChar w:fldCharType="end"/>
+            </w:r>
+            <w:r>
+              <w:rPr>
+                <w:sz w:val="20"/>
+                <w:szCs w:val="20"/>
+              </w:rPr>
+              <w:t xml:space="preserve">  description</w:t>
+            </w:r>
+            <w:r>
+              <w:rPr>
+                <w:sz w:val="20"/>
+                <w:szCs w:val="20"/>
+              </w:rPr>
+              <w:t xml:space="preserve"> (excluding sequence listing and/or tables relating thereto)</w:t>
+            </w:r>
+            <w:r>
+              <w:rPr>
+                <w:sz w:val="20"/>
+                <w:szCs w:val="20"/>
+              </w:rPr>
+              <w:tab/>
+              <w:t>(</w:t>
+            </w:r>
+            <w:r>
+              <w:rPr>
+                <w:sz w:val="20"/>
+                <w:szCs w:val="20"/>
+              </w:rPr>
+              <w:t xml:space="preserve">5 </w:t>
+            </w:r>
+            <w:r>
+              <w:rPr>
+                <w:sz w:val="20"/>
+                <w:szCs w:val="20"/>
+              </w:rPr>
+              <w:t>pages)</w:t>
+            </w:r>
+          </w:p>
+          <w:p>
+            <w:pPr>
+              <w:tabs>
+                <w:tab w:val="left" w:pos="-792"/>
+                <w:tab w:val="left" w:pos="-432"/>
+                <w:tab w:val="left" w:pos="288"/>
+                <w:tab w:val="left" w:pos="648"/>
+                <w:tab w:val="left" w:pos="6030"/>
+                <w:tab w:val="left" w:pos="6750"/>
+                <w:tab w:val="left" w:pos="7488"/>
+                <w:tab w:val="left" w:pos="8208"/>
+                <w:tab w:val="left" w:pos="8928"/>
+                <w:tab w:val="left" w:pos="9648"/>
+              </w:tabs>
+              <w:spacing w:line="312" w:lineRule="auto"/>
+              <w:rPr>
+                <w:sz w:val="20"/>
+                <w:szCs w:val="20"/>
+              </w:rPr>
+            </w:pPr>
+            <w:r>
+              <w:rPr>
+                <w:sz w:val="20"/>
+                <w:szCs w:val="20"/>
+              </w:rPr>
+              <w:fldChar w:fldCharType="begin">
+                <w:ffData>
+                  <w:name w:val=""/>
+                  <w:enabled/>
+                  <w:calcOnExit w:val="0"/>
+                  <w:checkBox>
+                    <w:sizeAuto/>
+                    <w:default w:val="0"/>
+                  </w:checkBox>
+                </w:ffData>
+              </w:fldChar>
+            </w:r>
+            <w:r>
+              <w:rPr>
+                <w:sz w:val="20"/>
+                <w:szCs w:val="20"/>
+              </w:rPr>
+              <w:instrText xml:space="preserve"> FORMCHECKBOX </w:instrText>
+            </w:r>
+            <w:r>
+              <w:rPr>
+                <w:sz w:val="20"/>
+                <w:szCs w:val="20"/>
+              </w:rPr>
+            </w:r>
+            <w:r>
+              <w:rPr>
+                <w:sz w:val="20"/>
+                <w:szCs w:val="20"/>
+              </w:rPr>
+              <w:fldChar w:fldCharType="separate"/>
+            </w:r>
+            <w:r>
+              <w:rPr>
+                <w:sz w:val="20"/>
+                <w:szCs w:val="20"/>
+              </w:rPr>
+              <w:fldChar w:fldCharType="end"/>
+            </w:r>
+            <w:r>
+              <w:rPr>
+                <w:sz w:val="20"/>
+                <w:szCs w:val="20"/>
+              </w:rPr>
+              <w:t xml:space="preserve">  claims</w:t>
+            </w:r>
+            <w:r>
+              <w:rPr>
+                <w:sz w:val="20"/>
+                <w:szCs w:val="20"/>
+              </w:rPr>
+              <w:tab/>
+              <w:t>(</w:t>
+            </w:r>
+            <w:r>
+              <w:rPr>
+                <w:sz w:val="20"/>
+                <w:szCs w:val="20"/>
+              </w:rPr>
+              <w:t xml:space="preserve">6 </w:t>
+            </w:r>
+            <w:r>
+              <w:rPr>
+                <w:sz w:val="20"/>
+                <w:szCs w:val="20"/>
+              </w:rPr>
+              <w:t>pages)</w:t>
+            </w:r>
+          </w:p>
+          <w:p>
+            <w:pPr>
+              <w:tabs>
+                <w:tab w:val="left" w:pos="-792"/>
+                <w:tab w:val="left" w:pos="-432"/>
+                <w:tab w:val="left" w:pos="288"/>
+                <w:tab w:val="left" w:pos="648"/>
+                <w:tab w:val="left" w:pos="6030"/>
+                <w:tab w:val="left" w:pos="6750"/>
+                <w:tab w:val="left" w:pos="7488"/>
+                <w:tab w:val="left" w:pos="8208"/>
+                <w:tab w:val="left" w:pos="8928"/>
+                <w:tab w:val="left" w:pos="9648"/>
+              </w:tabs>
+              <w:spacing w:line="312" w:lineRule="auto"/>
+              <w:rPr>
+                <w:sz w:val="20"/>
+                <w:szCs w:val="20"/>
+              </w:rPr>
+            </w:pPr>
+            <w:r>
+              <w:rPr>
+                <w:sz w:val="20"/>
+                <w:szCs w:val="20"/>
+              </w:rPr>
+              <w:fldChar w:fldCharType="begin">
+                <w:ffData>
+                  <w:name w:val=""/>
+                  <w:enabled/>
+                  <w:calcOnExit w:val="0"/>
+                  <w:checkBox>
+                    <w:sizeAuto/>
+                    <w:default w:val="0"/>
+                  </w:checkBox>
+                </w:ffData>
+              </w:fldChar>
+            </w:r>
+            <w:r>
+              <w:rPr>
+                <w:sz w:val="20"/>
+                <w:szCs w:val="20"/>
+              </w:rPr>
+              <w:instrText xml:space="preserve"> FORMCHECKBOX </w:instrText>
+            </w:r>
+            <w:r>
+              <w:rPr>
+                <w:sz w:val="20"/>
+                <w:szCs w:val="20"/>
+              </w:rPr>
+            </w:r>
+            <w:r>
+              <w:rPr>
+                <w:sz w:val="20"/>
+                <w:szCs w:val="20"/>
+              </w:rPr>
+              <w:fldChar w:fldCharType="separate"/>
+            </w:r>
+            <w:r>
+              <w:rPr>
+                <w:sz w:val="20"/>
+                <w:szCs w:val="20"/>
+              </w:rPr>
+              <w:fldChar w:fldCharType="end"/>
+            </w:r>
+            <w:r>
+              <w:rPr>
+                <w:sz w:val="20"/>
+                <w:szCs w:val="20"/>
+              </w:rPr>
+              <w:t xml:space="preserve">  abstract</w:t>
+            </w:r>
+            <w:r>
+              <w:rPr>
+                <w:sz w:val="20"/>
+                <w:szCs w:val="20"/>
+              </w:rPr>
+              <w:tab/>
+              <w:t>(</w:t>
+            </w:r>
+            <w:r>
+              <w:rPr>
+                <w:sz w:val="20"/>
+                <w:szCs w:val="20"/>
+              </w:rPr>
+              <w:t xml:space="preserve">7 </w:t>
+            </w:r>
+            <w:r>
+              <w:rPr>
+                <w:sz w:val="20"/>
+                <w:szCs w:val="20"/>
+              </w:rPr>
+              <w:t>pages)</w:t>
+            </w:r>
+          </w:p>
+          <w:p>
+            <w:pPr>
+              <w:tabs>
+                <w:tab w:val="left" w:pos="-792"/>
+                <w:tab w:val="left" w:pos="-432"/>
+                <w:tab w:val="left" w:pos="288"/>
+                <w:tab w:val="left" w:pos="648"/>
+                <w:tab w:val="left" w:pos="6030"/>
+                <w:tab w:val="left" w:pos="6750"/>
+                <w:tab w:val="left" w:pos="7488"/>
+                <w:tab w:val="left" w:pos="8208"/>
+                <w:tab w:val="left" w:pos="8928"/>
+                <w:tab w:val="left" w:pos="9648"/>
+              </w:tabs>
+              <w:spacing w:line="312" w:lineRule="auto"/>
+              <w:rPr>
+                <w:sz w:val="20"/>
+                <w:szCs w:val="20"/>
+              </w:rPr>
+            </w:pPr>
+            <w:r>
+              <w:rPr>
+                <w:sz w:val="20"/>
+                <w:szCs w:val="20"/>
+              </w:rPr>
+              <w:fldChar w:fldCharType="begin">
+                <w:ffData>
+                  <w:name w:val=""/>
+                  <w:enabled/>
+                  <w:calcOnExit w:val="0"/>
+                  <w:checkBox>
+                    <w:sizeAuto/>
+                    <w:default w:val="0"/>
+                  </w:checkBox>
+                </w:ffData>
+              </w:fldChar>
+            </w:r>
+            <w:r>
+              <w:rPr>
+                <w:sz w:val="20"/>
+                <w:szCs w:val="20"/>
+              </w:rPr>
+              <w:instrText xml:space="preserve"> FORMCHECKBOX </w:instrText>
+            </w:r>
+            <w:r>
+              <w:rPr>
+                <w:sz w:val="20"/>
+                <w:szCs w:val="20"/>
+              </w:rPr>
+            </w:r>
+            <w:r>
+              <w:rPr>
+                <w:sz w:val="20"/>
+                <w:szCs w:val="20"/>
+              </w:rPr>
+              <w:fldChar w:fldCharType="separate"/>
+            </w:r>
+            <w:r>
+              <w:rPr>
+                <w:sz w:val="20"/>
+                <w:szCs w:val="20"/>
+              </w:rPr>
+              <w:fldChar w:fldCharType="end"/>
+            </w:r>
+            <w:r>
+              <w:rPr>
+                <w:sz w:val="20"/>
+                <w:szCs w:val="20"/>
+              </w:rPr>
+              <w:t xml:space="preserve">  drawings</w:t>
+            </w:r>
+            <w:r>
+              <w:rPr>
+                <w:sz w:val="20"/>
+                <w:szCs w:val="20"/>
+              </w:rPr>
+              <w:tab/>
+              <w:t>(</w:t>
+            </w:r>
+            <w:r>
+              <w:rPr>
+                <w:sz w:val="20"/>
+                <w:szCs w:val="20"/>
+              </w:rPr>
+              <w:t xml:space="preserve">8 </w:t>
+            </w:r>
+            <w:r>
+              <w:rPr>
+                <w:sz w:val="20"/>
+                <w:szCs w:val="20"/>
+              </w:rPr>
+              <w:t>pages)</w:t>
+            </w:r>
+          </w:p>
+          <w:p>
+            <w:pPr>
+              <w:tabs>
+                <w:tab w:val="left" w:pos="-792"/>
+                <w:tab w:val="left" w:pos="-432"/>
+                <w:tab w:val="left" w:pos="288"/>
+                <w:tab w:val="left" w:pos="648"/>
+                <w:tab w:val="left" w:pos="6030"/>
+                <w:tab w:val="left" w:pos="6750"/>
+                <w:tab w:val="left" w:pos="7488"/>
+                <w:tab w:val="left" w:pos="8208"/>
+                <w:tab w:val="left" w:pos="8928"/>
+                <w:tab w:val="left" w:pos="9648"/>
+              </w:tabs>
+              <w:spacing w:line="312" w:lineRule="auto"/>
+              <w:rPr>
+                <w:sz w:val="20"/>
+                <w:szCs w:val="20"/>
+              </w:rPr>
+            </w:pPr>
+            <w:r>
+              <w:rPr>
+                <w:sz w:val="20"/>
+                <w:szCs w:val="20"/>
+              </w:rPr>
+              <w:fldChar w:fldCharType="begin">
+                <w:ffData>
+                  <w:name w:val=""/>
+                  <w:enabled/>
+                  <w:calcOnExit w:val="0"/>
+                  <w:checkBox>
+                    <w:sizeAuto/>
+                    <w:default w:val="0"/>
+                  </w:checkBox>
+                </w:ffData>
+              </w:fldChar>
+            </w:r>
+            <w:r>
+              <w:rPr>
+                <w:sz w:val="20"/>
+                <w:szCs w:val="20"/>
+              </w:rPr>
+              <w:instrText xml:space="preserve"> FORMCHECKBOX </w:instrText>
+            </w:r>
+            <w:r>
+              <w:rPr>
+                <w:sz w:val="20"/>
+                <w:szCs w:val="20"/>
+              </w:rPr>
+            </w:r>
+            <w:r>
+              <w:rPr>
+                <w:sz w:val="20"/>
+                <w:szCs w:val="20"/>
+              </w:rPr>
+              <w:fldChar w:fldCharType="separate"/>
+            </w:r>
+            <w:r>
+              <w:rPr>
+                <w:sz w:val="20"/>
+                <w:szCs w:val="20"/>
+              </w:rPr>
+              <w:fldChar w:fldCharType="end"/>
+            </w:r>
+            <w:r>
+              <w:rPr>
+                <w:sz w:val="20"/>
+                <w:szCs w:val="20"/>
+              </w:rPr>
+              <w:t xml:space="preserve">  sequence listing and/or tables relating thereto</w:t>
+            </w:r>
+            <w:r>
+              <w:rPr>
+                <w:sz w:val="20"/>
+                <w:szCs w:val="20"/>
+              </w:rPr>
+              <w:tab/>
+              <w:t>(</w:t>
+            </w:r>
+            <w:r>
+              <w:rPr>
+                <w:sz w:val="20"/>
+                <w:szCs w:val="20"/>
+              </w:rPr>
+              <w:t xml:space="preserve">9 </w:t>
+            </w:r>
+            <w:r>
+              <w:rPr>
+                <w:sz w:val="20"/>
+                <w:szCs w:val="20"/>
+              </w:rPr>
+              <w:t>pages)</w:t>
+            </w:r>
+          </w:p>
+          <w:p>
+            <w:pPr>
+              <w:tabs>
+                <w:tab w:val="left" w:pos="-792"/>
+                <w:tab w:val="left" w:pos="-432"/>
+                <w:tab w:val="left" w:pos="288"/>
+                <w:tab w:val="left" w:pos="648"/>
+                <w:tab w:val="left" w:pos="1728"/>
+                <w:tab w:val="left" w:pos="2448"/>
+                <w:tab w:val="left" w:pos="3168"/>
+                <w:tab w:val="left" w:pos="3888"/>
+                <w:tab w:val="left" w:pos="4608"/>
+                <w:tab w:val="left" w:pos="5328"/>
+                <w:tab w:val="left" w:pos="6048"/>
+                <w:tab w:val="left" w:pos="6768"/>
+                <w:tab w:val="left" w:pos="7488"/>
+                <w:tab w:val="left" w:pos="8208"/>
+                <w:tab w:val="left" w:pos="8928"/>
+                <w:tab w:val="left" w:pos="9648"/>
+              </w:tabs>
+              <w:spacing w:line="312" w:lineRule="auto"/>
+              <w:rPr>
+                <w:sz w:val="20"/>
+                <w:szCs w:val="20"/>
+              </w:rPr>
+            </w:pPr>
+            <w:r>
+              <w:rPr>
+                <w:sz w:val="20"/>
+                <w:szCs w:val="20"/>
+              </w:rPr>
+              <w:fldChar w:fldCharType="begin">
+                <w:ffData>
+                  <w:name w:val=""/>
+                  <w:enabled/>
+                  <w:calcOnExit w:val="0"/>
+                  <w:checkBox>
+                    <w:sizeAuto/>
+                    <w:default w:val="0"/>
+                  </w:checkBox>
+                </w:ffData>
+              </w:fldChar>
+            </w:r>
+            <w:r>
+              <w:rPr>
+                <w:sz w:val="20"/>
+                <w:szCs w:val="20"/>
+              </w:rPr>
+              <w:instrText xml:space="preserve"> FORMCHECKBOX </w:instrText>
+            </w:r>
+            <w:r>
+              <w:rPr>
+                <w:sz w:val="20"/>
+                <w:szCs w:val="20"/>
+              </w:rPr>
+            </w:r>
+            <w:r>
+              <w:rPr>
+                <w:sz w:val="20"/>
+                <w:szCs w:val="20"/>
+              </w:rPr>
+              <w:fldChar w:fldCharType="separate"/>
+            </w:r>
+            <w:r>
+              <w:rPr>
+                <w:sz w:val="20"/>
+                <w:szCs w:val="20"/>
+              </w:rPr>
+              <w:fldChar w:fldCharType="end"/>
+            </w:r>
+            <w:r>
+              <w:rPr>
+                <w:sz w:val="20"/>
+                <w:szCs w:val="20"/>
+              </w:rPr>
+              <w:t xml:space="preserve">  </w:t>
+            </w:r>
+            <w:r>
+              <w:rPr>
+                <w:sz w:val="20"/>
+                <w:szCs w:val="20"/>
+              </w:rPr>
+              <w:t>fee calculation sheet</w:t>
+            </w:r>
+          </w:p>
+          <w:p>
+            <w:pPr>
+              <w:tabs>
+                <w:tab w:val="left" w:pos="-792"/>
+                <w:tab w:val="left" w:pos="-432"/>
+                <w:tab w:val="left" w:pos="288"/>
+                <w:tab w:val="left" w:pos="648"/>
+                <w:tab w:val="left" w:pos="1728"/>
+                <w:tab w:val="left" w:pos="2448"/>
+                <w:tab w:val="left" w:pos="3168"/>
+                <w:tab w:val="left" w:pos="3888"/>
+                <w:tab w:val="left" w:pos="4608"/>
+                <w:tab w:val="left" w:pos="5328"/>
+                <w:tab w:val="left" w:pos="6048"/>
+                <w:tab w:val="left" w:pos="6768"/>
+                <w:tab w:val="left" w:pos="7488"/>
+                <w:tab w:val="left" w:pos="8208"/>
+                <w:tab w:val="left" w:pos="8928"/>
+                <w:tab w:val="left" w:pos="9648"/>
+              </w:tabs>
+              <w:spacing w:line="312" w:lineRule="auto"/>
+              <w:rPr>
+                <w:sz w:val="20"/>
+                <w:szCs w:val="20"/>
+              </w:rPr>
+            </w:pPr>
+            <w:r>
+              <w:rPr>
+                <w:sz w:val="20"/>
+                <w:szCs w:val="20"/>
+              </w:rPr>
+              <w:fldChar w:fldCharType="begin">
+                <w:ffData>
+                  <w:name w:val=""/>
+                  <w:enabled/>
+                  <w:calcOnExit w:val="0"/>
+                  <w:checkBox>
+                    <w:sizeAuto/>
+                    <w:default w:val="0"/>
+                  </w:checkBox>
+                </w:ffData>
+              </w:fldChar>
+            </w:r>
+            <w:r>
+              <w:rPr>
+                <w:sz w:val="20"/>
+                <w:szCs w:val="20"/>
+              </w:rPr>
+              <w:instrText xml:space="preserve"> FORMCHECKBOX </w:instrText>
+            </w:r>
+            <w:r>
+              <w:rPr>
+                <w:sz w:val="20"/>
+                <w:szCs w:val="20"/>
+              </w:rPr>
+            </w:r>
+            <w:r>
+              <w:rPr>
+                <w:sz w:val="20"/>
+                <w:szCs w:val="20"/>
+              </w:rPr>
+              <w:fldChar w:fldCharType="separate"/>
+            </w:r>
+            <w:r>
+              <w:rPr>
+                <w:sz w:val="20"/>
+                <w:szCs w:val="20"/>
+              </w:rPr>
+              <w:fldChar w:fldCharType="end"/>
+            </w:r>
+            <w:r>
+              <w:rPr>
+                <w:sz w:val="20"/>
+                <w:szCs w:val="20"/>
+              </w:rPr>
+              <w:t xml:space="preserve">  </w:t>
+            </w:r>
+            <w:r>
+              <w:rPr>
+                <w:sz w:val="20"/>
+                <w:szCs w:val="20"/>
+              </w:rPr>
+              <w:t>separate authorizatio</w:t>
+            </w:r>
+            <w:r>
+              <w:rPr>
+                <w:sz w:val="20"/>
+                <w:szCs w:val="20"/>
+              </w:rPr>
+              <w:t>n to charge deposit account</w:t>
+            </w:r>
+          </w:p>
+          <w:p>
+            <w:pPr>
+              <w:tabs>
+                <w:tab w:val="left" w:pos="-792"/>
+                <w:tab w:val="left" w:pos="-432"/>
+                <w:tab w:val="left" w:pos="288"/>
+                <w:tab w:val="left" w:pos="648"/>
+                <w:tab w:val="left" w:pos="1728"/>
+                <w:tab w:val="left" w:pos="2448"/>
+                <w:tab w:val="left" w:pos="3168"/>
+                <w:tab w:val="left" w:pos="3888"/>
+                <w:tab w:val="left" w:pos="4608"/>
+                <w:tab w:val="left" w:pos="5328"/>
+                <w:tab w:val="left" w:pos="6048"/>
+                <w:tab w:val="left" w:pos="6768"/>
+                <w:tab w:val="left" w:pos="7488"/>
+                <w:tab w:val="left" w:pos="8208"/>
+                <w:tab w:val="left" w:pos="8928"/>
+                <w:tab w:val="left" w:pos="9648"/>
+              </w:tabs>
+              <w:spacing w:line="312" w:lineRule="auto"/>
+              <w:rPr>
+                <w:sz w:val="20"/>
+                <w:szCs w:val="20"/>
+              </w:rPr>
+            </w:pPr>
+            <w:r>
+              <w:rPr>
+                <w:sz w:val="20"/>
+                <w:szCs w:val="20"/>
+              </w:rPr>
+              <w:fldChar w:fldCharType="begin">
+                <w:ffData>
+                  <w:name w:val=""/>
+                  <w:enabled/>
+                  <w:calcOnExit w:val="0"/>
+                  <w:checkBox>
+                    <w:sizeAuto/>
+                    <w:default w:val="0"/>
+                  </w:checkBox>
+                </w:ffData>
+              </w:fldChar>
+            </w:r>
+            <w:r>
+              <w:rPr>
+                <w:sz w:val="20"/>
+                <w:szCs w:val="20"/>
+              </w:rPr>
+              <w:instrText xml:space="preserve"> FORMCHECKBOX </w:instrText>
+            </w:r>
+            <w:r>
+              <w:rPr>
+                <w:sz w:val="20"/>
+                <w:szCs w:val="20"/>
+              </w:rPr>
+            </w:r>
+            <w:r>
+              <w:rPr>
+                <w:sz w:val="20"/>
+                <w:szCs w:val="20"/>
+              </w:rPr>
+              <w:fldChar w:fldCharType="separate"/>
+            </w:r>
+            <w:r>
+              <w:rPr>
+                <w:sz w:val="20"/>
+                <w:szCs w:val="20"/>
+              </w:rPr>
+              <w:fldChar w:fldCharType="end"/>
+            </w:r>
+            <w:r>
+              <w:rPr>
+                <w:sz w:val="20"/>
+                <w:szCs w:val="20"/>
+              </w:rPr>
+              <w:t xml:space="preserve">  </w:t>
+            </w:r>
+            <w:r>
+              <w:rPr>
+                <w:sz w:val="20"/>
+                <w:szCs w:val="20"/>
+              </w:rPr>
+              <w:t xml:space="preserve">power of attorney </w:t>
+            </w:r>
+            <w:r>
+              <w:rPr>
+                <w:i/>
+                <w:sz w:val="20"/>
+                <w:szCs w:val="20"/>
+              </w:rPr>
+              <w:t>(general power, copy of general power, separate power) (indicate kind and number)</w:t>
+            </w:r>
+            <w:r>
+              <w:rPr>
+                <w:sz w:val="20"/>
+                <w:szCs w:val="20"/>
+              </w:rPr>
+              <w:t xml:space="preserve"> </w:t>
+            </w:r>
+            <w:r>
+              <w:rPr>
+                <w:sz w:val="20"/>
+                <w:szCs w:val="20"/>
+              </w:rPr>
+              <w:t>(</w:t>
+            </w:r>
+            <w:r>
+              <w:rPr>
+                <w:sz w:val="20"/>
+                <w:szCs w:val="20"/>
+              </w:rPr>
+              <w:t>&lt;&lt;poa</w:t>
+            </w:r>
+            <w:r>
+              <w:rPr>
+                <w:sz w:val="20"/>
+                <w:szCs w:val="20"/>
+              </w:rPr>
+              <w:t>type</w:t>
+            </w:r>
+            <w:r>
+              <w:rPr>
+                <w:sz w:val="20"/>
+                <w:szCs w:val="20"/>
+              </w:rPr>
+              <w:t>&gt;&gt;</w:t>
+            </w:r>
+            <w:r>
+              <w:rPr>
+                <w:sz w:val="20"/>
+                <w:szCs w:val="20"/>
+              </w:rPr>
+              <w:t>, 10</w:t>
+            </w:r>
+            <w:r>
+              <w:rPr>
+                <w:sz w:val="20"/>
+                <w:szCs w:val="20"/>
+              </w:rPr>
+            </w:r>
+            <w:r>
+              <w:rPr>
+                <w:sz w:val="20"/>
+                <w:szCs w:val="20"/>
+              </w:rPr>
+            </w:r>
+            <w:r>
+              <w:rPr>
+                <w:sz w:val="20"/>
+                <w:szCs w:val="20"/>
+              </w:rPr>
+              <w:t>pages)</w:t>
+            </w:r>
+          </w:p>
+          <w:p>
+            <w:pPr>
+              <w:tabs>
+                <w:tab w:val="left" w:pos="-792"/>
+                <w:tab w:val="left" w:pos="-432"/>
+                <w:tab w:val="left" w:pos="288"/>
+                <w:tab w:val="left" w:pos="648"/>
+                <w:tab w:val="left" w:pos="1728"/>
+                <w:tab w:val="left" w:pos="2448"/>
+                <w:tab w:val="left" w:pos="3168"/>
+                <w:tab w:val="left" w:pos="3888"/>
+                <w:tab w:val="left" w:pos="4608"/>
+                <w:tab w:val="left" w:pos="5328"/>
+                <w:tab w:val="left" w:pos="6048"/>
+                <w:tab w:val="left" w:pos="6768"/>
+                <w:tab w:val="left" w:pos="7488"/>
+                <w:tab w:val="left" w:pos="8208"/>
+                <w:tab w:val="left" w:pos="8928"/>
+                <w:tab w:val="left" w:pos="9648"/>
+              </w:tabs>
+              <w:spacing w:line="312" w:lineRule="auto"/>
+              <w:rPr>
+                <w:sz w:val="20"/>
+                <w:szCs w:val="20"/>
+              </w:rPr>
+            </w:pPr>
+            <w:r>
+              <w:rPr>
+                <w:sz w:val="20"/>
+                <w:szCs w:val="20"/>
+              </w:rPr>
+              <w:fldChar w:fldCharType="begin">
+                <w:ffData>
+                  <w:name w:val=""/>
+                  <w:enabled/>
+                  <w:calcOnExit w:val="0"/>
+                  <w:checkBox>
+                    <w:sizeAuto/>
+                    <w:default w:val="0"/>
+                  </w:checkBox>
+                </w:ffData>
+              </w:fldChar>
+            </w:r>
+            <w:r>
+              <w:rPr>
+                <w:sz w:val="20"/>
+                <w:szCs w:val="20"/>
+              </w:rPr>
+              <w:instrText xml:space="preserve"> FORMCHECKBOX </w:instrText>
+            </w:r>
+            <w:r>
+              <w:rPr>
+                <w:sz w:val="20"/>
+                <w:szCs w:val="20"/>
+              </w:rPr>
+            </w:r>
+            <w:r>
+              <w:rPr>
+                <w:sz w:val="20"/>
+                <w:szCs w:val="20"/>
+              </w:rPr>
+              <w:fldChar w:fldCharType="separate"/>
+            </w:r>
+            <w:r>
+              <w:rPr>
+                <w:sz w:val="20"/>
+                <w:szCs w:val="20"/>
+              </w:rPr>
+              <w:fldChar w:fldCharType="end"/>
+            </w:r>
+            <w:r>
+              <w:rPr>
+                <w:sz w:val="20"/>
+                <w:szCs w:val="20"/>
+              </w:rPr>
+              <w:t xml:space="preserve">  </w:t>
+            </w:r>
+            <w:r>
+              <w:rPr>
+                <w:sz w:val="20"/>
+                <w:szCs w:val="20"/>
+              </w:rPr>
+              <w:t xml:space="preserve">priority document </w:t>
+            </w:r>
+            <w:r>
+              <w:rPr>
+                <w:i/>
+                <w:sz w:val="20"/>
+                <w:szCs w:val="20"/>
+              </w:rPr>
+              <w:t>(if more than one, indicate number)</w:t>
+            </w:r>
+            <w:r>
+              <w:rPr>
+                <w:sz w:val="20"/>
+                <w:szCs w:val="20"/>
+              </w:rPr>
+              <w:t xml:space="preserve"> </w:t>
+            </w:r>
+          </w:p>
+          <w:p>
+            <w:pPr>
+              <w:tabs>
+                <w:tab w:val="left" w:pos="-792"/>
+                <w:tab w:val="left" w:pos="-432"/>
+                <w:tab w:val="left" w:pos="288"/>
+                <w:tab w:val="left" w:pos="648"/>
+                <w:tab w:val="left" w:pos="1728"/>
+                <w:tab w:val="left" w:pos="2448"/>
+                <w:tab w:val="left" w:pos="3168"/>
+                <w:tab w:val="left" w:pos="3888"/>
+                <w:tab w:val="left" w:pos="4608"/>
+                <w:tab w:val="left" w:pos="5328"/>
+                <w:tab w:val="left" w:pos="6048"/>
+                <w:tab w:val="left" w:pos="6768"/>
+                <w:tab w:val="left" w:pos="7488"/>
+                <w:tab w:val="left" w:pos="8208"/>
+                <w:tab w:val="left" w:pos="8928"/>
+                <w:tab w:val="left" w:pos="9648"/>
+              </w:tabs>
+              <w:spacing w:line="312" w:lineRule="auto"/>
+              <w:rPr>
+                <w:sz w:val="20"/>
+                <w:szCs w:val="20"/>
+              </w:rPr>
+            </w:pPr>
+            <w:r>
+              <w:rPr>
+                <w:sz w:val="20"/>
+                <w:szCs w:val="20"/>
+              </w:rPr>
+              <w:fldChar w:fldCharType="begin">
+                <w:ffData>
+                  <w:name w:val=""/>
+                  <w:enabled/>
+                  <w:calcOnExit w:val="0"/>
+                  <w:checkBox>
+                    <w:sizeAuto/>
+                    <w:default w:val="0"/>
+                  </w:checkBox>
+                </w:ffData>
+              </w:fldChar>
+            </w:r>
+            <w:r>
+              <w:rPr>
+                <w:sz w:val="20"/>
+                <w:szCs w:val="20"/>
+              </w:rPr>
+              <w:instrText xml:space="preserve"> FORMCHECKBOX </w:instrText>
+            </w:r>
+            <w:r>
+              <w:rPr>
+                <w:sz w:val="20"/>
+                <w:szCs w:val="20"/>
+              </w:rPr>
+            </w:r>
+            <w:r>
+              <w:rPr>
+                <w:sz w:val="20"/>
+                <w:szCs w:val="20"/>
+              </w:rPr>
+              <w:fldChar w:fldCharType="separate"/>
+            </w:r>
+            <w:r>
+              <w:rPr>
+                <w:sz w:val="20"/>
+                <w:szCs w:val="20"/>
+              </w:rPr>
+              <w:fldChar w:fldCharType="end"/>
+            </w:r>
+            <w:r>
+              <w:rPr>
+                <w:sz w:val="20"/>
+                <w:szCs w:val="20"/>
+              </w:rPr>
+              <w:t xml:space="preserve">  </w:t>
+            </w:r>
+            <w:r>
+              <w:rPr>
+                <w:sz w:val="20"/>
+                <w:szCs w:val="20"/>
+              </w:rPr>
+              <w:t xml:space="preserve">separate indications </w:t>
+            </w:r>
+            <w:r>
+              <w:rPr>
+                <w:sz w:val="20"/>
+                <w:szCs w:val="20"/>
+              </w:rPr>
+              <w:t>concerning deposited micro</w:t>
+            </w:r>
+            <w:r>
+              <w:rPr>
+                <w:sz w:val="20"/>
+                <w:szCs w:val="20"/>
+              </w:rPr>
+              <w:t>organism</w:t>
+            </w:r>
+            <w:r>
+              <w:rPr>
+                <w:sz w:val="20"/>
+                <w:szCs w:val="20"/>
+              </w:rPr>
+              <w:t xml:space="preserve"> or other biological material</w:t>
+            </w:r>
+            <w:r>
+              <w:rPr>
+                <w:sz w:val="20"/>
+                <w:szCs w:val="20"/>
+              </w:rPr>
+              <w:t xml:space="preserve"> (pages)</w:t>
+            </w:r>
+          </w:p>
+          <w:p>
+            <w:pPr>
+              <w:tabs>
+                <w:tab w:val="left" w:pos="-792"/>
+                <w:tab w:val="left" w:pos="-432"/>
+                <w:tab w:val="left" w:pos="288"/>
+                <w:tab w:val="left" w:pos="648"/>
+                <w:tab w:val="left" w:pos="1728"/>
+                <w:tab w:val="left" w:pos="2448"/>
+                <w:tab w:val="left" w:pos="3168"/>
+                <w:tab w:val="left" w:pos="3888"/>
+                <w:tab w:val="left" w:pos="4608"/>
+                <w:tab w:val="left" w:pos="5328"/>
+                <w:tab w:val="left" w:pos="6048"/>
+                <w:tab w:val="left" w:pos="6768"/>
+                <w:tab w:val="left" w:pos="7488"/>
+                <w:tab w:val="left" w:pos="8208"/>
+                <w:tab w:val="left" w:pos="8928"/>
+                <w:tab w:val="left" w:pos="9648"/>
+              </w:tabs>
+              <w:spacing w:line="312" w:lineRule="auto"/>
+              <w:rPr>
+                <w:sz w:val="20"/>
+                <w:szCs w:val="20"/>
+              </w:rPr>
+            </w:pPr>
+            <w:r>
+              <w:rPr>
+                <w:sz w:val="20"/>
+                <w:szCs w:val="20"/>
+              </w:rPr>
+              <w:fldChar w:fldCharType="begin">
+                <w:ffData>
+                  <w:name w:val=""/>
+                  <w:enabled/>
+                  <w:calcOnExit w:val="0"/>
+                  <w:checkBox>
+                    <w:sizeAuto/>
+                    <w:default w:val="0"/>
+                  </w:checkBox>
+                </w:ffData>
+              </w:fldChar>
+            </w:r>
+            <w:r>
+              <w:rPr>
+                <w:sz w:val="20"/>
+                <w:szCs w:val="20"/>
+              </w:rPr>
+              <w:instrText xml:space="preserve"> FORMCHECKBOX </w:instrText>
+            </w:r>
+            <w:r>
+              <w:rPr>
+                <w:sz w:val="20"/>
+                <w:szCs w:val="20"/>
+              </w:rPr>
+            </w:r>
+            <w:r>
+              <w:rPr>
+                <w:sz w:val="20"/>
+                <w:szCs w:val="20"/>
+              </w:rPr>
+              <w:fldChar w:fldCharType="separate"/>
+            </w:r>
+            <w:r>
+              <w:rPr>
+                <w:sz w:val="20"/>
+                <w:szCs w:val="20"/>
+              </w:rPr>
+              <w:fldChar w:fldCharType="end"/>
+            </w:r>
+            <w:r>
+              <w:rPr>
+                <w:sz w:val="20"/>
+                <w:szCs w:val="20"/>
+              </w:rPr>
+              <w:t xml:space="preserve">  </w:t>
+            </w:r>
+            <w:r>
+              <w:rPr>
+                <w:sz w:val="20"/>
+                <w:szCs w:val="20"/>
+              </w:rPr>
+              <w:t xml:space="preserve">sequence listing and/or tables relating thereto in electronic form </w:t>
+            </w:r>
+            <w:r>
+              <w:rPr>
+                <w:i/>
+                <w:sz w:val="20"/>
+                <w:szCs w:val="20"/>
+              </w:rPr>
+              <w:t>(indicate type and number of carriers)</w:t>
+            </w:r>
+            <w:r>
+              <w:rPr>
+                <w:sz w:val="20"/>
+                <w:szCs w:val="20"/>
+              </w:rPr>
+              <w:t xml:space="preserve"> </w:t>
+            </w:r>
+          </w:p>
+          <w:p>
+            <w:pPr>
+              <w:tabs>
+                <w:tab w:val="left" w:pos="-792"/>
+                <w:tab w:val="left" w:pos="-432"/>
+                <w:tab w:val="left" w:pos="288"/>
+                <w:tab w:val="left" w:pos="648"/>
+                <w:tab w:val="left" w:pos="1728"/>
+                <w:tab w:val="left" w:pos="2448"/>
+                <w:tab w:val="left" w:pos="3168"/>
+                <w:tab w:val="left" w:pos="3888"/>
+                <w:tab w:val="left" w:pos="4608"/>
+                <w:tab w:val="left" w:pos="5328"/>
+                <w:tab w:val="left" w:pos="6048"/>
+                <w:tab w:val="left" w:pos="6768"/>
+                <w:tab w:val="left" w:pos="7488"/>
+                <w:tab w:val="left" w:pos="8208"/>
+                <w:tab w:val="left" w:pos="8928"/>
+                <w:tab w:val="left" w:pos="9648"/>
+              </w:tabs>
+              <w:spacing w:line="312" w:lineRule="auto"/>
+              <w:ind w:left="360" w:hanging="360"/>
+              <w:rPr>
+                <w:sz w:val="20"/>
+                <w:szCs w:val="20"/>
+              </w:rPr>
+            </w:pPr>
+            <w:r>
+              <w:rPr>
+                <w:sz w:val="20"/>
+                <w:szCs w:val="20"/>
+              </w:rPr>
+              <w:fldChar w:fldCharType="begin">
+                <w:ffData>
+                  <w:name w:val=""/>
+                  <w:enabled/>
+                  <w:calcOnExit w:val="0"/>
+                  <w:checkBox>
+                    <w:sizeAuto/>
+                    <w:default w:val="0"/>
+                  </w:checkBox>
+                </w:ffData>
+              </w:fldChar>
+            </w:r>
+            <w:r>
+              <w:rPr>
+                <w:sz w:val="20"/>
+                <w:szCs w:val="20"/>
+              </w:rPr>
+              <w:instrText xml:space="preserve"> FORMCHECKBOX </w:instrText>
+            </w:r>
+            <w:r>
+              <w:rPr>
+                <w:sz w:val="20"/>
+                <w:szCs w:val="20"/>
+              </w:rPr>
+            </w:r>
+            <w:r>
+              <w:rPr>
+                <w:sz w:val="20"/>
+                <w:szCs w:val="20"/>
+              </w:rPr>
+              <w:fldChar w:fldCharType="separate"/>
+            </w:r>
+            <w:r>
+              <w:rPr>
+                <w:sz w:val="20"/>
+                <w:szCs w:val="20"/>
+              </w:rPr>
+              <w:fldChar w:fldCharType="end"/>
+            </w:r>
+            <w:r>
+              <w:rPr>
+                <w:sz w:val="20"/>
+                <w:szCs w:val="20"/>
+              </w:rPr>
+              <w:t xml:space="preserve">  </w:t>
+            </w:r>
+            <w:r>
+              <w:rPr>
+                <w:sz w:val="20"/>
+                <w:szCs w:val="20"/>
+              </w:rPr>
+              <w:t xml:space="preserve">statement accompanying sequence listing and/or tables relating thereto in electronic form </w:t>
+            </w:r>
+            <w:r>
+              <w:rPr>
+                <w:i/>
+                <w:sz w:val="20"/>
+                <w:szCs w:val="20"/>
+              </w:rPr>
+              <w:t>(if more than one, indicate number)</w:t>
+            </w:r>
+            <w:r>
+              <w:rPr>
+                <w:sz w:val="20"/>
+                <w:szCs w:val="20"/>
+              </w:rPr>
+              <w:t xml:space="preserve"> </w:t>
+            </w:r>
+          </w:p>
+          <w:p>
+            <w:pPr>
+              <w:tabs>
+                <w:tab w:val="left" w:pos="-792"/>
+                <w:tab w:val="left" w:pos="-432"/>
+                <w:tab w:val="left" w:pos="288"/>
+                <w:tab w:val="left" w:pos="648"/>
+                <w:tab w:val="left" w:pos="1728"/>
+                <w:tab w:val="left" w:pos="2448"/>
+                <w:tab w:val="left" w:pos="3168"/>
+                <w:tab w:val="left" w:pos="3888"/>
+                <w:tab w:val="left" w:pos="4608"/>
+                <w:tab w:val="left" w:pos="5328"/>
+                <w:tab w:val="left" w:pos="6048"/>
+                <w:tab w:val="left" w:pos="6768"/>
+                <w:tab w:val="left" w:pos="7488"/>
+                <w:tab w:val="left" w:pos="8208"/>
+                <w:tab w:val="left" w:pos="8928"/>
+                <w:tab w:val="left" w:pos="9648"/>
+              </w:tabs>
+              <w:spacing w:line="312" w:lineRule="auto"/>
+              <w:rPr>
+                <w:sz w:val="20"/>
+                <w:szCs w:val="20"/>
+              </w:rPr>
+            </w:pPr>
+            <w:r>
+              <w:rPr>
+                <w:sz w:val="20"/>
+                <w:szCs w:val="20"/>
+              </w:rPr>
+              <w:fldChar w:fldCharType="begin">
+                <w:ffData>
+                  <w:name w:val=""/>
+                  <w:enabled/>
+                  <w:calcOnExit w:val="0"/>
+                  <w:checkBox>
+                    <w:sizeAuto/>
+                    <w:default w:val="0"/>
+                  </w:checkBox>
+                </w:ffData>
+              </w:fldChar>
+            </w:r>
+            <w:r>
+              <w:rPr>
+                <w:sz w:val="20"/>
+                <w:szCs w:val="20"/>
+              </w:rPr>
+              <w:instrText xml:space="preserve"> FORMCHECKBOX </w:instrText>
+            </w:r>
+            <w:r>
+              <w:rPr>
+                <w:sz w:val="20"/>
+                <w:szCs w:val="20"/>
+              </w:rPr>
+            </w:r>
+            <w:r>
+              <w:rPr>
+                <w:sz w:val="20"/>
+                <w:szCs w:val="20"/>
+              </w:rPr>
+              <w:fldChar w:fldCharType="separate"/>
+            </w:r>
+            <w:r>
+              <w:rPr>
+                <w:sz w:val="20"/>
+                <w:szCs w:val="20"/>
+              </w:rPr>
+              <w:fldChar w:fldCharType="end"/>
+            </w:r>
+            <w:r>
+              <w:rPr>
+                <w:sz w:val="20"/>
+                <w:szCs w:val="20"/>
+              </w:rPr>
+              <w:t xml:space="preserve">  </w:t>
+            </w:r>
+            <w:r>
+              <w:rPr>
+                <w:sz w:val="20"/>
+                <w:szCs w:val="20"/>
+              </w:rPr>
+              <w:t>accompanying letter</w:t>
+            </w:r>
+          </w:p>
+          <w:p>
+            <w:pPr>
+              <w:tabs>
+                <w:tab w:val="left" w:pos="-792"/>
+                <w:tab w:val="left" w:pos="-432"/>
+                <w:tab w:val="left" w:pos="288"/>
+                <w:tab w:val="left" w:pos="648"/>
+                <w:tab w:val="left" w:pos="1728"/>
+                <w:tab w:val="left" w:pos="2448"/>
+                <w:tab w:val="left" w:pos="3168"/>
+                <w:tab w:val="left" w:pos="3888"/>
+                <w:tab w:val="left" w:pos="4608"/>
+                <w:tab w:val="left" w:pos="5328"/>
+                <w:tab w:val="left" w:pos="6048"/>
+                <w:tab w:val="left" w:pos="6768"/>
+                <w:tab w:val="left" w:pos="7488"/>
+                <w:tab w:val="left" w:pos="8208"/>
+                <w:tab w:val="left" w:pos="8928"/>
+                <w:tab w:val="left" w:pos="9648"/>
+              </w:tabs>
+              <w:spacing w:line="312" w:lineRule="auto"/>
+              <w:rPr>
+                <w:i/>
+                <w:iCs/>
+                <w:sz w:val="20"/>
+                <w:szCs w:val="20"/>
+              </w:rPr>
+            </w:pPr>
+            <w:r>
+              <w:rPr>
+                <w:sz w:val="20"/>
+                <w:szCs w:val="20"/>
+              </w:rPr>
+              <w:fldChar w:fldCharType="begin">
+                <w:ffData>
+                  <w:name w:val=""/>
+                  <w:enabled/>
+                  <w:calcOnExit w:val="0"/>
+                  <w:checkBox>
+                    <w:sizeAuto/>
+                    <w:default w:val="0"/>
+                  </w:checkBox>
+                </w:ffData>
+              </w:fldChar>
+            </w:r>
+            <w:r>
+              <w:rPr>
+                <w:sz w:val="20"/>
+                <w:szCs w:val="20"/>
+              </w:rPr>
+              <w:instrText xml:space="preserve"> FORMCHECKBOX </w:instrText>
+            </w:r>
+            <w:r>
+              <w:rPr>
+                <w:sz w:val="20"/>
+                <w:szCs w:val="20"/>
+              </w:rPr>
+            </w:r>
+            <w:r>
+              <w:rPr>
+                <w:sz w:val="20"/>
+                <w:szCs w:val="20"/>
+              </w:rPr>
+              <w:fldChar w:fldCharType="separate"/>
+            </w:r>
+            <w:r>
+              <w:rPr>
+                <w:sz w:val="20"/>
+                <w:szCs w:val="20"/>
+              </w:rPr>
+              <w:fldChar w:fldCharType="end"/>
+            </w:r>
+            <w:r>
+              <w:rPr>
+                <w:sz w:val="20"/>
+                <w:szCs w:val="20"/>
+              </w:rPr>
+              <w:t xml:space="preserve">  </w:t>
+            </w:r>
+            <w:r>
+              <w:rPr>
+                <w:sz w:val="20"/>
+                <w:szCs w:val="20"/>
+              </w:rPr>
+              <w:t xml:space="preserve">other </w:t>
+            </w:r>
+            <w:r>
+              <w:rPr>
+                <w:i/>
+                <w:iCs/>
+                <w:sz w:val="20"/>
+                <w:szCs w:val="20"/>
+              </w:rPr>
+              <w:t>(specify</w:t>
+            </w:r>
+            <w:r>
+              <w:rPr>
+                <w:i/>
+                <w:iCs/>
+                <w:sz w:val="20"/>
+                <w:szCs w:val="20"/>
+              </w:rPr>
+              <w:t>)</w:t>
+            </w:r>
+            <w:r>
+              <w:rPr>
+                <w:i/>
+                <w:iCs/>
+                <w:sz w:val="20"/>
+                <w:szCs w:val="20"/>
+              </w:rPr>
+              <w:t>:</w:t>
+            </w:r>
+            <w:r>
+              <w:rPr>
+                <w:i/>
+                <w:iCs/>
+                <w:sz w:val="20"/>
+                <w:szCs w:val="20"/>
+              </w:rPr>
+              <w:t xml:space="preserve"> &lt;&lt;addlD</w:t>
+            </w:r>
+            <w:r>
+              <w:rPr>
+                <w:i/>
+                <w:iCs/>
+                <w:sz w:val="20"/>
+                <w:szCs w:val="20"/>
+              </w:rPr>
+              <w:t>ocs&gt;&gt;</w:t>
+            </w:r>
+          </w:p>
+        </w:tc>
+      </w:tr>
+    </w:tbl>
+    <w:p>
+      <w:pPr>
+        <w:tabs>
+          <w:tab w:val="left" w:pos="-792"/>
+          <w:tab w:val="left" w:pos="-432"/>
+          <w:tab w:val="left" w:pos="288"/>
+          <w:tab w:val="left" w:pos="648"/>
+          <w:tab w:val="left" w:pos="1728"/>
+          <w:tab w:val="left" w:pos="2448"/>
+          <w:tab w:val="left" w:pos="3168"/>
+          <w:tab w:val="left" w:pos="3888"/>
+          <w:tab w:val="left" w:pos="4608"/>
+          <w:tab w:val="left" w:pos="5328"/>
+          <w:tab w:val="left" w:pos="6048"/>
+          <w:tab w:val="left" w:pos="6768"/>
+          <w:tab w:val="left" w:pos="7488"/>
+          <w:tab w:val="left" w:pos="8208"/>
+          <w:tab w:val="left" w:pos="8928"/>
+          <w:tab w:val="left" w:pos="9648"/>
+        </w:tabs>
+        <w:ind w:left="-90"/>
+        <w:jc w:val="both"/>
         <w:rPr>
           <w:sz w:val="20"/>
           <w:szCs w:val="20"/>
@@ -14,413 +3688,43 @@
       </w:pPr>
       <w:r>
         <w:rPr>
-          <w:b/>
-          <w:bCs/>
           <w:sz w:val="20"/>
           <w:szCs w:val="20"/>
         </w:rPr>
-        <w:t>Attorney Test 612-373-6900 - Direct Dial</w:t>
+        <w:t xml:space="preserve">Modified </w:t>
       </w:r>
       <w:r>
         <w:rPr>
-          <w:b/>
-          <w:bCs/>
           <w:sz w:val="20"/>
           <w:szCs w:val="20"/>
         </w:rPr>
-        <w:tab/>
-        <w:t>Emily Bates 612-371-2163 - Direct Dial</w:t>
+        <w:t>Form PCT/RO/198 (RO/IB) (</w:t>
       </w:r>
-    </w:p>
-    <w:p>
-      <w:pPr>
-        <w:tabs>
-          <w:tab w:val="right" w:pos="9360"/>
-        </w:tabs>
-      </w:pPr>
       <w:r>
         <w:rPr>
-          <w:b/>
-          <w:bCs/>
           <w:sz w:val="20"/>
           <w:szCs w:val="20"/>
         </w:rPr>
-        <w:t>mmartin@slwip.com</w:t>
+        <w:t>July 2017</w:t>
       </w:r>
       <w:r>
         <w:rPr>
-          <w:b/>
-          <w:bCs/>
           <w:sz w:val="20"/>
           <w:szCs w:val="20"/>
         </w:rPr>
-        <w:tab/>
-        <w:t>ebates@slwip.com</w:t>
+        <w:t>)</w:t>
       </w:r>
     </w:p>
-    <w:p>
-      <w:pPr>
-        <w:rPr>
-          <w:b/>
-          <w:bCs/>
-        </w:rPr>
-      </w:pPr>
-    </w:p>
-    <w:p>
-      <w:r>
-        <w:t>&lt;&lt;currentDate&gt;&gt;</w:t>
-      </w:r>
-    </w:p>
-    <w:p/>
-    <w:p>
-      <w:pPr>
-        <w:tabs>
-          <w:tab w:val="left" w:pos="-1440"/>
-        </w:tabs>
-      </w:pPr>
-      <w:r>
-        <w:t>&lt;&lt;recipient&gt;&gt;</w:t>
-      </w:r>
-    </w:p>
-    <w:p>
-      <w:pPr>
-        <w:tabs>
-          <w:tab w:val="left" w:pos="-1440"/>
-        </w:tabs>
-      </w:pPr>
-      <w:r>
-        <w:t>&lt;&lt;corrContactTitle&gt;&gt;</w:t>
-      </w:r>
-    </w:p>
-    <w:p>
-      <w:pPr>
-        <w:tabs>
-          <w:tab w:val="left" w:pos="-1440"/>
-        </w:tabs>
-      </w:pPr>
-      <w:r>
-        <w:t>$Burns$ Industries - Springfield</w:t>
-      </w:r>
-    </w:p>
-    <w:p>
-      <w:pPr>
-        <w:tabs>
-          <w:tab w:val="right" w:pos="9360"/>
-        </w:tabs>
-      </w:pPr>
-      <w:r>
-        <w:t>&lt;&lt;workAddr&gt;&gt;</w:t>
-      </w:r>
-    </w:p>
-    <w:p>
-      <w:pPr>
-        <w:tabs>
-          <w:tab w:val="right" w:pos="9360"/>
-        </w:tabs>
-      </w:pPr>
-      <w:r>
-        <w:t>&lt;&lt;CSZ&gt;&gt;</w:t>
-      </w:r>
-    </w:p>
-    <w:p>
-      <w:pPr>
-        <w:tabs>
-          <w:tab w:val="right" w:pos="9360"/>
-        </w:tabs>
-      </w:pPr>
-    </w:p>
-    <w:p>
-      <w:pPr>
-        <w:tabs>
-          <w:tab w:val="left" w:pos="720"/>
-          <w:tab w:val="right" w:pos="9360"/>
-        </w:tabs>
-        <w:ind w:left="720" w:hanging="720"/>
-        <w:rPr>
-          <w:noProof/>
-        </w:rPr>
-      </w:pPr>
-      <w:r>
-        <w:t>Re:</w:t>
-      </w:r>
-      <w:r>
-        <w:tab/>
-        <w:t xml:space="preserve">$Burns$ Industries - Springfield </w:t>
-      </w:r>
-      <w:r>
-        <w:rPr>
-          <w:bCs/>
-          <w:noProof/>
-        </w:rPr>
-        <w:t>&lt;&lt;clientRefNo&gt;&gt;</w:t>
-      </w:r>
-      <w:r>
-        <w:rPr>
-          <w:b/>
-          <w:bCs/>
-          <w:noProof/>
-        </w:rPr>
-        <w:t xml:space="preserve"> -</w:t>
-      </w:r>
-      <w:r>
-        <w:rPr>
-          <w:noProof/>
-        </w:rPr>
-        <w:t xml:space="preserve"> </w:t>
-      </w:r>
-      <w:r>
-        <w:rPr>
-          <w:noProof/>
-        </w:rPr>
-        <w:t>SLW Ref. No. 1.003US1</w:t>
-      </w:r>
-    </w:p>
-    <w:p>
-      <w:pPr>
-        <w:tabs>
-          <w:tab w:val="left" w:pos="720"/>
-          <w:tab w:val="right" w:pos="9360"/>
-        </w:tabs>
-        <w:ind w:left="720" w:hanging="720"/>
-        <w:rPr>
-          <w:noProof/>
-        </w:rPr>
-      </w:pPr>
-      <w:r>
-        <w:rPr>
-          <w:noProof/>
-        </w:rPr>
-        <w:tab/>
-      </w:r>
-      <w:smartTag w:uri="urn:schemas-microsoft-com:office:smarttags" w:element="place">
-        <w:smartTag w:uri="urn:schemas-microsoft-com:office:smarttags" w:element="country-region">
-          <w:r>
-            <w:rPr>
-              <w:noProof/>
-            </w:rPr>
-            <w:t>U.S.</w:t>
-          </w:r>
-        </w:smartTag>
-      </w:smartTag>
-      <w:r>
-        <w:rPr>
-          <w:noProof/>
-        </w:rPr>
-        <w:t xml:space="preserve"> Patent Application Serial No.: 12/356,986</w:t>
-      </w:r>
-    </w:p>
-    <w:p>
-      <w:pPr>
-        <w:tabs>
-          <w:tab w:val="left" w:pos="720"/>
-          <w:tab w:val="right" w:pos="9360"/>
-        </w:tabs>
-        <w:ind w:left="720" w:hanging="720"/>
-      </w:pPr>
-      <w:r>
-        <w:rPr>
-          <w:noProof/>
-        </w:rPr>
-        <w:tab/>
-        <w:t>Title:  Method and apparatus for making a title for a matter 1000</w:t>
-      </w:r>
-    </w:p>
-    <w:p>
-      <w:pPr>
-        <w:rPr>
-          <w:noProof/>
-        </w:rPr>
-      </w:pPr>
-    </w:p>
-    <w:p>
-      <w:pPr>
-        <w:rPr>
-          <w:noProof/>
-        </w:rPr>
-      </w:pPr>
-      <w:r>
-        <w:t xml:space="preserve">Dear </w:t>
-      </w:r>
-      <w:r>
-        <w:rPr>
-          <w:noProof/>
-        </w:rPr>
-        <w:t>&lt;&lt;salutation&gt;&gt;</w:t>
-      </w:r>
-      <w:r>
-        <w:t>:</w:t>
-      </w:r>
-    </w:p>
-    <w:p>
-      <w:pPr>
-        <w:rPr>
-          <w:noProof/>
-        </w:rPr>
-      </w:pPr>
-    </w:p>
-    <w:p>
-      <w:pPr>
-        <w:rPr>
-          <w:noProof/>
-        </w:rPr>
-      </w:pPr>
-      <w:r>
-        <w:t xml:space="preserve">The following represents new activity on the above mentioned matter. </w:t>
-      </w:r>
-    </w:p>
-    <w:p>
-      <w:pPr>
-        <w:rPr>
-          <w:noProof/>
-        </w:rPr>
-      </w:pPr>
-    </w:p>
-    <w:p>
-      <w:pPr>
-        <w:rPr>
-          <w:noProof/>
-        </w:rPr>
-      </w:pPr>
-      <w:r>
-        <w:rPr>
-          <w:noProof/>
-        </w:rPr>
-        <w:t>ACTION BEING REPORTED:  Official Filing Receipt indicating the above-identified application was filed on August 21, 2023 under Serial No. 12/356,986.</w:t>
-      </w:r>
-    </w:p>
-    <w:p>
-      <w:pPr>
-        <w:rPr>
-          <w:noProof/>
-        </w:rPr>
-      </w:pPr>
-    </w:p>
-    <w:p>
-      <w:pPr>
-        <w:rPr>
-          <w:noProof/>
-        </w:rPr>
-      </w:pPr>
-      <w:r>
-        <w:rPr>
-          <w:noProof/>
-        </w:rPr>
-        <w:t xml:space="preserve">ADDITIONAL NOTES:  We have noted that the "Insert Incorrect Information Here" is incorrect and will file the necessary papers to correct this error in due course. We have also received a Notice of Acceptance. </w:t>
-      </w:r>
-    </w:p>
-    <w:p>
-      <w:pPr>
-        <w:rPr>
-          <w:noProof/>
-        </w:rPr>
-      </w:pPr>
-    </w:p>
-    <w:p>
-      <w:pPr>
-        <w:widowControl/>
-        <w:rPr>
-          <w:noProof/>
-        </w:rPr>
-      </w:pPr>
-      <w:r>
-        <w:rPr>
-          <w:noProof/>
-        </w:rPr>
-        <w:t>Sincerely,</w:t>
-      </w:r>
-    </w:p>
-    <w:p>
-      <w:pPr>
-        <w:widowControl/>
-        <w:rPr>
-          <w:noProof/>
-        </w:rPr>
-      </w:pPr>
-    </w:p>
-    <w:p>
-      <w:pPr>
-        <w:widowControl/>
-        <w:rPr>
-          <w:noProof/>
-        </w:rPr>
-      </w:pPr>
-    </w:p>
-    <w:p>
-      <w:pPr>
-        <w:widowControl/>
-      </w:pPr>
-    </w:p>
-    <w:p>
-      <w:pPr>
-        <w:pStyle w:val="Header"/>
-        <w:tabs>
-          <w:tab w:val="clear" w:pos="4320"/>
-          <w:tab w:val="clear" w:pos="8640"/>
-        </w:tabs>
-      </w:pPr>
-      <w:r>
-        <w:t>&lt;&lt;</w:t>
-      </w:r>
-      <w:r>
-        <w:t>cmgName</w:t>
-      </w:r>
-      <w:r>
-        <w:t>&gt;&gt;</w:t>
-      </w:r>
-    </w:p>
-    <w:p>
-      <w:pPr>
-        <w:rPr>
-          <w:noProof/>
-        </w:rPr>
-      </w:pPr>
-    </w:p>
-    <w:p>
-      <w:r>
-        <w:t>&lt;&lt;enclosures&gt;&gt;</w:t>
-      </w:r>
-    </w:p>
-    <w:p/>
-    <w:tbl>
-      <w:tblPr>
-        <w:tblW w:w="9468" w:type="dxa"/>
-        <w:tblLook w:val="01E0" w:firstRow="1" w:lastRow="1" w:firstColumn="1" w:lastColumn="1" w:noHBand="0" w:noVBand="0"/>
-      </w:tblPr>
-      <w:tblGrid>
-        <w:gridCol w:w="1548"/>
-        <w:gridCol w:w="7920"/>
-      </w:tblGrid>
-      <w:tr>
-        <w:tc>
-          <w:tcPr>
-            <w:tcW w:w="1548" w:type="dxa"/>
-          </w:tcPr>
-          <w:p>
-            <w:r>
-              <w:t>&lt;&lt;ccTag&gt;&gt;</w:t>
-            </w:r>
-          </w:p>
-        </w:tc>
-        <w:tc>
-          <w:tcPr>
-            <w:tcW w:w="7920" w:type="dxa"/>
-          </w:tcPr>
-          <w:p>
-            <w:r>
-              <w:t>&lt;&lt;ccName&gt;&gt;</w:t>
-            </w:r>
-          </w:p>
-        </w:tc>
-      </w:tr>
-    </w:tbl>
-    <w:p/>
     <w:sectPr>
-      <w:headerReference w:type="default" r:id="rId6"/>
-      <w:footerReference w:type="default" r:id="rId9"/>
-      <w:pgSz w:w="12240" w:h="15840" w:code="1"/>
-      <w:pgMar w:top="1872" w:right="1440" w:bottom="1440" w:left="1440" w:header="619" w:footer="619" w:gutter="0"/>
+      <w:headerReference w:type="default" r:id="rId9"/>
+      <w:footerReference w:type="default" r:id="rId10"/>
+      <w:type w:val="continuous"/>
+      <w:pgSz w:w="11906" w:h="16838" w:code="9"/>
+      <w:pgMar w:top="720" w:right="720" w:bottom="720" w:left="1152" w:header="288" w:footer="288" w:gutter="0"/>
+      <w:paperSrc w:first="7" w:other="7"/>
       <w:cols w:space="720"/>
       <w:noEndnote/>
+      <w:docGrid w:linePitch="326"/>
     </w:sectPr>
   </w:body>
 </w:document>
@@ -475,7 +3779,7 @@
 </file>
 
 <file path=word/header1.xml><?xml version="1.0" encoding="utf-8"?>
-<w:hdr xmlns:wpc="http://schemas.microsoft.com/office/word/2010/wordprocessingCanvas" xmlns:cx="http://schemas.microsoft.com/office/drawing/2014/chartex" xmlns:cx1="http://schemas.microsoft.com/office/drawing/2015/9/8/chartex" xmlns:cx2="http://schemas.microsoft.com/office/drawing/2015/10/21/chartex" xmlns:cx3="http://schemas.microsoft.com/office/drawing/2016/5/9/chartex" xmlns:cx4="http://schemas.microsoft.com/office/drawing/2016/5/10/chartex" xmlns:cx5="http://schemas.microsoft.com/office/drawing/2016/5/11/chartex" xmlns:cx6="http://schemas.microsoft.com/office/drawing/2016/5/12/chartex" xmlns:cx7="http://schemas.microsoft.com/office/drawing/2016/5/13/chartex" xmlns:cx8="http://schemas.microsoft.com/office/drawing/2016/5/14/chartex" xmlns:mc="http://schemas.openxmlformats.org/markup-compatibility/2006" xmlns:aink="http://schemas.microsoft.com/office/drawing/2016/ink" xmlns:am3d="http://schemas.microsoft.com/office/drawing/2017/model3d" xmlns:o="urn:schemas-microsoft-com:office:office" xmlns:oel="http://schemas.microsoft.com/office/2019/extlst" xmlns:r="http://schemas.openxmlformats.org/officeDocument/2006/relationships" xmlns:m="http://schemas.openxmlformats.org/officeDocument/2006/math" xmlns:v="urn:schemas-microsoft-com:vml" xmlns:wp14="http://schemas.microsoft.com/office/word/2010/wordprocessingDrawing" xmlns:wp="http://schemas.openxmlformats.org/drawingml/2006/wordprocessingDrawing" xmlns:w10="urn:schemas-microsoft-com:office:word" xmlns:w="http://schemas.openxmlformats.org/wordprocessingml/2006/main" xmlns:w14="http://schemas.microsoft.com/office/word/2010/wordml" xmlns:w15="http://schemas.microsoft.com/office/word/2012/wordml" xmlns:w16cex="http://schemas.microsoft.com/office/word/2018/wordml/cex" xmlns:w16cid="http://schemas.microsoft.com/office/word/2016/wordml/cid" xmlns:w16="http://schemas.microsoft.com/office/word/2018/wordml" xmlns:w16sdtdh="http://schemas.microsoft.com/office/word/2020/wordml/sdtdatahash" xmlns:w16se="http://schemas.microsoft.com/office/word/2015/wordml/symex" xmlns:wpg="http://schemas.microsoft.com/office/word/2010/wordprocessingGroup" xmlns:wpi="http://schemas.microsoft.com/office/word/2010/wordprocessingInk" xmlns:wne="http://schemas.microsoft.com/office/word/2006/wordml" xmlns:wps="http://schemas.microsoft.com/office/word/2010/wordprocessingShape" mc:Ignorable="w14 w15 w16se w16cid w16 w16cex w16sdtdh wp14">
+<w:hdr xmlns:m="http://schemas.openxmlformats.org/officeDocument/2006/math" xmlns:mc="http://schemas.openxmlformats.org/markup-compatibility/2006" xmlns:mo="http://schemas.microsoft.com/office/mac/office/2008/main" xmlns:mv="urn:schemas-microsoft-com:mac:vml" xmlns:o="urn:schemas-microsoft-com:office:office" xmlns:r="http://schemas.openxmlformats.org/officeDocument/2006/relationships" xmlns:v="urn:schemas-microsoft-com:vml" xmlns:w10="urn:schemas-microsoft-com:office:word" xmlns:w14="http://schemas.microsoft.com/office/word/2010/wordml" xmlns:w="http://schemas.openxmlformats.org/wordprocessingml/2006/main" xmlns:wne="http://schemas.microsoft.com/office/word/2006/wordml" xmlns:wp14="http://schemas.microsoft.com/office/word/2010/wordprocessingDrawing" xmlns:wp="http://schemas.openxmlformats.org/drawingml/2006/wordprocessingDrawing" xmlns:wpc="http://schemas.microsoft.com/office/word/2010/wordprocessingCanvas" xmlns:wpg="http://schemas.microsoft.com/office/word/2010/wordprocessingGroup" xmlns:wpi="http://schemas.microsoft.com/office/word/2010/wordprocessingInk" xmlns:wps="http://schemas.microsoft.com/office/word/2010/wordprocessingShape" mc:Ignorable="w14 wp14">
   <w:p>
     <w:pPr>
       <w:pStyle w:val="Header"/>
@@ -511,6 +3815,50 @@
     <w:lsdException w:name="Subtitle" w:qFormat="1"/>
     <w:lsdException w:name="Strong" w:qFormat="1"/>
     <w:lsdException w:name="Emphasis" w:qFormat="1"/>
+    <w:lsdException w:name="Normal Table" w:semiHidden="1" w:unhideWhenUsed="1"/>
+    <w:lsdException w:name="Table Simple 1" w:semiHidden="1" w:unhideWhenUsed="1"/>
+    <w:lsdException w:name="Table Simple 2" w:semiHidden="1" w:unhideWhenUsed="1"/>
+    <w:lsdException w:name="Table Simple 3" w:semiHidden="1" w:unhideWhenUsed="1"/>
+    <w:lsdException w:name="Table Classic 1" w:semiHidden="1" w:unhideWhenUsed="1"/>
+    <w:lsdException w:name="Table Classic 2" w:semiHidden="1" w:unhideWhenUsed="1"/>
+    <w:lsdException w:name="Table Classic 3" w:semiHidden="1" w:unhideWhenUsed="1"/>
+    <w:lsdException w:name="Table Classic 4" w:semiHidden="1" w:unhideWhenUsed="1"/>
+    <w:lsdException w:name="Table Colorful 1" w:semiHidden="1" w:unhideWhenUsed="1"/>
+    <w:lsdException w:name="Table Colorful 2" w:semiHidden="1" w:unhideWhenUsed="1"/>
+    <w:lsdException w:name="Table Colorful 3" w:semiHidden="1" w:unhideWhenUsed="1"/>
+    <w:lsdException w:name="Table Columns 1" w:semiHidden="1" w:unhideWhenUsed="1"/>
+    <w:lsdException w:name="Table Columns 2" w:semiHidden="1" w:unhideWhenUsed="1"/>
+    <w:lsdException w:name="Table Columns 3" w:semiHidden="1" w:unhideWhenUsed="1"/>
+    <w:lsdException w:name="Table Columns 4" w:semiHidden="1" w:unhideWhenUsed="1"/>
+    <w:lsdException w:name="Table Columns 5" w:semiHidden="1" w:unhideWhenUsed="1"/>
+    <w:lsdException w:name="Table Grid 1" w:semiHidden="1" w:unhideWhenUsed="1"/>
+    <w:lsdException w:name="Table Grid 2" w:semiHidden="1" w:unhideWhenUsed="1"/>
+    <w:lsdException w:name="Table Grid 3" w:semiHidden="1" w:unhideWhenUsed="1"/>
+    <w:lsdException w:name="Table Grid 4" w:semiHidden="1" w:unhideWhenUsed="1"/>
+    <w:lsdException w:name="Table Grid 5" w:semiHidden="1" w:unhideWhenUsed="1"/>
+    <w:lsdException w:name="Table Grid 6" w:semiHidden="1" w:unhideWhenUsed="1"/>
+    <w:lsdException w:name="Table Grid 7" w:semiHidden="1" w:unhideWhenUsed="1"/>
+    <w:lsdException w:name="Table Grid 8" w:semiHidden="1" w:unhideWhenUsed="1"/>
+    <w:lsdException w:name="Table List 1" w:semiHidden="1" w:unhideWhenUsed="1"/>
+    <w:lsdException w:name="Table List 2" w:semiHidden="1" w:unhideWhenUsed="1"/>
+    <w:lsdException w:name="Table List 3" w:semiHidden="1" w:unhideWhenUsed="1"/>
+    <w:lsdException w:name="Table List 4" w:semiHidden="1" w:unhideWhenUsed="1"/>
+    <w:lsdException w:name="Table List 5" w:semiHidden="1" w:unhideWhenUsed="1"/>
+    <w:lsdException w:name="Table List 6" w:semiHidden="1" w:unhideWhenUsed="1"/>
+    <w:lsdException w:name="Table List 7" w:semiHidden="1" w:unhideWhenUsed="1"/>
+    <w:lsdException w:name="Table List 8" w:semiHidden="1" w:unhideWhenUsed="1"/>
+    <w:lsdException w:name="Table 3D effects 1" w:semiHidden="1" w:unhideWhenUsed="1"/>
+    <w:lsdException w:name="Table 3D effects 2" w:semiHidden="1" w:unhideWhenUsed="1"/>
+    <w:lsdException w:name="Table 3D effects 3" w:semiHidden="1" w:unhideWhenUsed="1"/>
+    <w:lsdException w:name="Table Contemporary" w:semiHidden="1" w:unhideWhenUsed="1"/>
+    <w:lsdException w:name="Table Elegant" w:semiHidden="1" w:unhideWhenUsed="1"/>
+    <w:lsdException w:name="Table Professional" w:semiHidden="1" w:unhideWhenUsed="1"/>
+    <w:lsdException w:name="Table Subtle 1" w:semiHidden="1" w:unhideWhenUsed="1"/>
+    <w:lsdException w:name="Table Subtle 2" w:semiHidden="1" w:unhideWhenUsed="1"/>
+    <w:lsdException w:name="Table Web 1" w:semiHidden="1" w:unhideWhenUsed="1"/>
+    <w:lsdException w:name="Table Web 2" w:semiHidden="1" w:unhideWhenUsed="1"/>
+    <w:lsdException w:name="Table Web 3" w:semiHidden="1" w:unhideWhenUsed="1"/>
+    <w:lsdException w:name="Table Theme" w:semiHidden="1" w:unhideWhenUsed="1"/>
     <w:lsdException w:name="Placeholder Text" w:semiHidden="1" w:uiPriority="99"/>
     <w:lsdException w:name="No Spacing" w:uiPriority="1" w:qFormat="1"/>
     <w:lsdException w:name="Light Shading" w:uiPriority="60"/>
@@ -735,7 +4083,6 @@
   <w:style w:type="paragraph" w:default="1" w:styleId="Normal">
     <w:name w:val="Normal"/>
     <w:qFormat/>
-    <w:rsid w:val="0055512A"/>
     <w:pPr>
       <w:widowControl w:val="0"/>
       <w:autoSpaceDE w:val="0"/>
@@ -749,11 +4096,15 @@
   </w:style>
   <w:style w:type="character" w:default="1" w:styleId="DefaultParagraphFont">
     <w:name w:val="Default Paragraph Font"/>
+    <w:uiPriority w:val="1"/>
     <w:semiHidden/>
+    <w:unhideWhenUsed/>
   </w:style>
   <w:style w:type="table" w:default="1" w:styleId="TableNormal">
     <w:name w:val="Normal Table"/>
+    <w:uiPriority w:val="99"/>
     <w:semiHidden/>
+    <w:unhideWhenUsed/>
     <w:tblPr>
       <w:tblInd w:w="0" w:type="dxa"/>
       <w:tblCellMar>
@@ -766,11 +4117,46 @@
   </w:style>
   <w:style w:type="numbering" w:default="1" w:styleId="NoList">
     <w:name w:val="No List"/>
+    <w:uiPriority w:val="99"/>
     <w:semiHidden/>
+    <w:unhideWhenUsed/>
   </w:style>
   <w:style w:type="character" w:styleId="FootnoteReference">
     <w:name w:val="footnote reference"/>
     <w:semiHidden/>
+  </w:style>
+  <w:style w:type="paragraph" w:styleId="Title">
+    <w:name w:val="Title"/>
+    <w:basedOn w:val="Normal"/>
+    <w:qFormat/>
+    <w:pPr>
+      <w:tabs>
+        <w:tab w:val="left" w:pos="-1152"/>
+        <w:tab w:val="left" w:pos="-432"/>
+        <w:tab w:val="left" w:pos="288"/>
+        <w:tab w:val="left" w:pos="1008"/>
+        <w:tab w:val="left" w:pos="1728"/>
+        <w:tab w:val="left" w:pos="2448"/>
+        <w:tab w:val="left" w:pos="3168"/>
+        <w:tab w:val="left" w:pos="3888"/>
+        <w:tab w:val="left" w:pos="4320"/>
+        <w:tab w:val="left" w:pos="4608"/>
+        <w:tab w:val="left" w:pos="5328"/>
+        <w:tab w:val="left" w:pos="6048"/>
+        <w:tab w:val="left" w:pos="6768"/>
+        <w:tab w:val="left" w:pos="7488"/>
+        <w:tab w:val="left" w:pos="8208"/>
+        <w:tab w:val="left" w:pos="8928"/>
+        <w:tab w:val="left" w:pos="9648"/>
+      </w:tabs>
+      <w:jc w:val="center"/>
+    </w:pPr>
+    <w:rPr>
+      <w:b/>
+      <w:bCs/>
+      <w:sz w:val="28"/>
+      <w:szCs w:val="28"/>
+    </w:rPr>
   </w:style>
   <w:style w:type="paragraph" w:styleId="Header">
     <w:name w:val="header"/>
@@ -791,51 +4177,6 @@
         <w:tab w:val="right" w:pos="8640"/>
       </w:tabs>
     </w:pPr>
-  </w:style>
-  <w:style w:type="character" w:styleId="PageNumber">
-    <w:name w:val="page number"/>
-    <w:basedOn w:val="DefaultParagraphFont"/>
-  </w:style>
-  <w:style w:type="paragraph" w:styleId="BalloonText">
-    <w:name w:val="Balloon Text"/>
-    <w:basedOn w:val="Normal"/>
-    <w:semiHidden/>
-    <w:rsid w:val="00356E2D"/>
-    <w:rPr>
-      <w:rFonts w:ascii="Tahoma" w:hAnsi="Tahoma" w:cs="Tahoma"/>
-      <w:sz w:val="16"/>
-      <w:szCs w:val="16"/>
-    </w:rPr>
-  </w:style>
-  <w:style w:type="character" w:styleId="CommentReference">
-    <w:name w:val="annotation reference"/>
-    <w:semiHidden/>
-    <w:rsid w:val="0055512A"/>
-    <w:rPr>
-      <w:sz w:val="16"/>
-      <w:szCs w:val="16"/>
-    </w:rPr>
-  </w:style>
-  <w:style w:type="paragraph" w:styleId="CommentText">
-    <w:name w:val="annotation text"/>
-    <w:basedOn w:val="Normal"/>
-    <w:semiHidden/>
-    <w:rsid w:val="0055512A"/>
-    <w:rPr>
-      <w:sz w:val="20"/>
-      <w:szCs w:val="20"/>
-    </w:rPr>
-  </w:style>
-  <w:style w:type="paragraph" w:styleId="CommentSubject">
-    <w:name w:val="annotation subject"/>
-    <w:basedOn w:val="CommentText"/>
-    <w:next w:val="CommentText"/>
-    <w:semiHidden/>
-    <w:rsid w:val="0055512A"/>
-    <w:rPr>
-      <w:b/>
-      <w:bCs/>
-    </w:rPr>
   </w:style>
 </w:styles>
 </file>
@@ -1133,4 +4474,16 @@
     </a:ext>
   </a:extLst>
 </a:theme>
+</file>
+
+<file path=customXml/item1.xml><?xml version="1.0" encoding="utf-8"?>
+<b:Sources xmlns:b="http://schemas.openxmlformats.org/officeDocument/2006/bibliography" xmlns="http://schemas.openxmlformats.org/officeDocument/2006/bibliography" SelectedStyle="\APA.XSL" StyleName="APA"/>
+</file>
+
+<file path=customXml/itemProps1.xml><?xml version="1.0" encoding="utf-8"?>
+<ds:datastoreItem xmlns:ds="http://schemas.openxmlformats.org/officeDocument/2006/customXml" ds:itemID="{4A4B1496-88AA-4225-B847-D7D55207D878}">
+  <ds:schemaRefs>
+    <ds:schemaRef ds:uri="http://schemas.openxmlformats.org/officeDocument/2006/bibliography"/>
+  </ds:schemaRefs>
+</ds:datastoreItem>
 </file>
--- a/project/documents/merged/Document.docx
+++ b/project/documents/merged/Document.docx
@@ -634,25 +634,27 @@
           <w:szCs w:val="22"/>
           <w:u w:val="single"/>
         </w:rPr>
-      </w:r>
-      <w:r>
-        <w:rPr>
-          <w:sz w:val="22"/>
-          <w:szCs w:val="22"/>
-        </w:rPr>
-      </w:r>
-      <w:r>
-        <w:rPr>
-          <w:sz w:val="22"/>
-          <w:szCs w:val="22"/>
-        </w:rPr>
-        <w:tab/>
-      </w:r>
-      <w:r>
-        <w:rPr>
-          <w:sz w:val="22"/>
-          <w:szCs w:val="22"/>
-        </w:rPr>
+        <w:t>X</w:t>
+      </w:r>
+      <w:r>
+        <w:rPr>
+          <w:sz w:val="22"/>
+          <w:szCs w:val="22"/>
+        </w:rPr>
+      </w:r>
+      <w:r>
+        <w:rPr>
+          <w:sz w:val="22"/>
+          <w:szCs w:val="22"/>
+        </w:rPr>
+        <w:tab/>
+      </w:r>
+      <w:r>
+        <w:rPr>
+          <w:sz w:val="22"/>
+          <w:szCs w:val="22"/>
+        </w:rPr>
+        <w:t>Copy of Signed Declaration (7 pgs).</w:t>
       </w:r>
     </w:p>
     <w:p>
@@ -684,7 +686,7 @@
           <w:szCs w:val="22"/>
         </w:rPr>
         <w:tab/>
-        <w:t>Copy of Signed Declaration (8 pgs) from prior application.</w:t>
+        <w:t>Copy of Signed Declaration (14 pgs) from prior application.</w:t>
       </w:r>
     </w:p>
     <w:p>
@@ -723,7 +725,7 @@
           <w:szCs w:val="22"/>
         </w:rPr>
         <w:tab/>
-        <w:t>Deletion of Inventors:  Signed statement deleting inventor(s) named in the prior application (9 pgs).</w:t>
+        <w:t>Deletion of Inventors:  Signed statement deleting inventor(s) named in the prior application (15 pgs).</w:t>
       </w:r>
       <w:r>
         <w:rPr>

--- a/project/documents/merged/Document.docx
+++ b/project/documents/merged/Document.docx
@@ -2,238 +2,3054 @@
 <file path=word/document.xml><?xml version="1.0" encoding="utf-8"?>
 <w:document xmlns:wpc="http://schemas.microsoft.com/office/word/2010/wordprocessingCanvas" xmlns:cx="http://schemas.microsoft.com/office/drawing/2014/chartex" xmlns:cx1="http://schemas.microsoft.com/office/drawing/2015/9/8/chartex" xmlns:cx2="http://schemas.microsoft.com/office/drawing/2015/10/21/chartex" xmlns:cx3="http://schemas.microsoft.com/office/drawing/2016/5/9/chartex" xmlns:cx4="http://schemas.microsoft.com/office/drawing/2016/5/10/chartex" xmlns:cx5="http://schemas.microsoft.com/office/drawing/2016/5/11/chartex" xmlns:cx6="http://schemas.microsoft.com/office/drawing/2016/5/12/chartex" xmlns:cx7="http://schemas.microsoft.com/office/drawing/2016/5/13/chartex" xmlns:cx8="http://schemas.microsoft.com/office/drawing/2016/5/14/chartex" xmlns:mc="http://schemas.openxmlformats.org/markup-compatibility/2006" xmlns:aink="http://schemas.microsoft.com/office/drawing/2016/ink" xmlns:am3d="http://schemas.microsoft.com/office/drawing/2017/model3d" xmlns:o="urn:schemas-microsoft-com:office:office" xmlns:oel="http://schemas.microsoft.com/office/2019/extlst" xmlns:r="http://schemas.openxmlformats.org/officeDocument/2006/relationships" xmlns:m="http://schemas.openxmlformats.org/officeDocument/2006/math" xmlns:v="urn:schemas-microsoft-com:vml" xmlns:wp14="http://schemas.microsoft.com/office/word/2010/wordprocessingDrawing" xmlns:wp="http://schemas.openxmlformats.org/drawingml/2006/wordprocessingDrawing" xmlns:w10="urn:schemas-microsoft-com:office:word" xmlns:w="http://schemas.openxmlformats.org/wordprocessingml/2006/main" xmlns:w14="http://schemas.microsoft.com/office/word/2010/wordml" xmlns:w15="http://schemas.microsoft.com/office/word/2012/wordml" xmlns:w16cex="http://schemas.microsoft.com/office/word/2018/wordml/cex" xmlns:w16cid="http://schemas.microsoft.com/office/word/2016/wordml/cid" xmlns:w16="http://schemas.microsoft.com/office/word/2018/wordml" xmlns:w16sdtdh="http://schemas.microsoft.com/office/word/2020/wordml/sdtdatahash" xmlns:w16se="http://schemas.microsoft.com/office/word/2015/wordml/symex" xmlns:wpg="http://schemas.microsoft.com/office/word/2010/wordprocessingGroup" xmlns:wpi="http://schemas.microsoft.com/office/word/2010/wordprocessingInk" xmlns:wne="http://schemas.microsoft.com/office/word/2006/wordml" xmlns:wps="http://schemas.microsoft.com/office/word/2010/wordprocessingShape" mc:Ignorable="w14 w15 w16se w16cid w16 w16cex w16sdtdh wp14">
   <w:body>
-    <w:p>
-      <w:r>
-        <w:t xml:space="preserve">Subject line: ACME Manufacturing  / SLW Ref: 1.003US1 / SLW Report out: </w:t>
-      </w:r>
-    </w:p>
-    <w:p>
-      <w:pPr>
-        <w:pStyle w:val="NormalWeb"/>
-      </w:pPr>
-      <w:r>
-        <w:t>Body of email:</w:t>
-      </w:r>
-    </w:p>
-    <w:p>
-      <w:pPr>
-        <w:pStyle w:val="NormalWeb"/>
-      </w:pPr>
-      <w:r>
-        <w:t xml:space="preserve">SCHWEGMAN LUNDBERG &amp; WOESSNER, P.A. </w:t>
-      </w:r>
-    </w:p>
-    <w:p>
-      <w:pPr>
-        <w:spacing w:after="0" w:line="240" w:lineRule="auto"/>
-      </w:pPr>
-      <w:r>
-        <w:t>Attorney Test 612-373-6900  mmartin@slwip.com</w:t>
-      </w:r>
-    </w:p>
-    <w:p>
-      <w:pPr>
-        <w:spacing w:after="0" w:line="240" w:lineRule="auto"/>
-      </w:pPr>
-      <w:r>
-        <w:t>Emily Bates 612-371-2163  ebates@slwip.com</w:t>
-      </w:r>
-    </w:p>
-    <w:p>
-      <w:pPr>
-        <w:spacing w:after="0" w:line="240" w:lineRule="auto"/>
-      </w:pPr>
-    </w:p>
-    <w:p>
-      <w:pPr>
-        <w:spacing w:after="0" w:line="240" w:lineRule="auto"/>
-      </w:pPr>
-      <w:r>
-        <w:t>Re:</w:t>
+    <w:tbl>
+      <w:tblPr>
+        <w:tblW w:w="10548" w:type="dxa"/>
+        <w:tblBorders>
+          <w:top w:val="single" w:sz="4" w:space="0" w:color="auto"/>
+          <w:left w:val="single" w:sz="4" w:space="0" w:color="auto"/>
+          <w:bottom w:val="single" w:sz="4" w:space="0" w:color="auto"/>
+          <w:right w:val="single" w:sz="4" w:space="0" w:color="auto"/>
+          <w:insideH w:val="single" w:sz="4" w:space="0" w:color="auto"/>
+          <w:insideV w:val="single" w:sz="4" w:space="0" w:color="auto"/>
+        </w:tblBorders>
+        <w:tblLook w:val="0000" w:firstRow="0" w:lastRow="0" w:firstColumn="0" w:lastColumn="0" w:noHBand="0" w:noVBand="0"/>
+      </w:tblPr>
+      <w:tblGrid>
+        <w:gridCol w:w="5148"/>
+        <w:gridCol w:w="2316"/>
+        <w:gridCol w:w="3084"/>
+      </w:tblGrid>
+      <w:tr>
+        <w:tblPrEx>
+          <w:tblCellMar>
+            <w:top w:w="0" w:type="dxa"/>
+            <w:bottom w:w="0" w:type="dxa"/>
+          </w:tblCellMar>
+        </w:tblPrEx>
+        <w:trPr>
+          <w:cantSplit/>
+          <w:trHeight w:val="334"/>
+        </w:trPr>
+        <w:tc>
+          <w:tcPr>
+            <w:tcW w:w="5148" w:type="dxa"/>
+            <w:vMerge w:val="restart"/>
+            <w:vAlign w:val="center"/>
+          </w:tcPr>
+          <w:p>
+            <w:pPr>
+              <w:widowControl/>
+              <w:jc w:val="center"/>
+              <w:rPr>
+                <w:sz w:val="20"/>
+                <w:szCs w:val="20"/>
+              </w:rPr>
+            </w:pPr>
+            <w:r>
+              <w:rPr>
+                <w:b/>
+                <w:bCs/>
+                <w:sz w:val="27"/>
+                <w:szCs w:val="27"/>
+              </w:rPr>
+              <w:t>R</w:t>
+            </w:r>
+            <w:r>
+              <w:rPr>
+                <w:b/>
+                <w:bCs/>
+                <w:sz w:val="21"/>
+                <w:szCs w:val="21"/>
+              </w:rPr>
+              <w:t>EQUEST</w:t>
+            </w:r>
+          </w:p>
+          <w:p>
+            <w:pPr>
+              <w:widowControl/>
+              <w:jc w:val="center"/>
+              <w:rPr>
+                <w:sz w:val="20"/>
+                <w:szCs w:val="20"/>
+              </w:rPr>
+            </w:pPr>
+            <w:r>
+              <w:rPr>
+                <w:b/>
+                <w:bCs/>
+                <w:sz w:val="15"/>
+                <w:szCs w:val="15"/>
+              </w:rPr>
+              <w:t>FOR</w:t>
+            </w:r>
+          </w:p>
+          <w:p>
+            <w:pPr>
+              <w:widowControl/>
+              <w:jc w:val="center"/>
+              <w:rPr>
+                <w:b/>
+                <w:bCs/>
+                <w:sz w:val="27"/>
+                <w:szCs w:val="27"/>
+              </w:rPr>
+            </w:pPr>
+            <w:r>
+              <w:rPr>
+                <w:b/>
+                <w:bCs/>
+                <w:sz w:val="27"/>
+                <w:szCs w:val="27"/>
+              </w:rPr>
+              <w:t>C</w:t>
+            </w:r>
+            <w:r>
+              <w:rPr>
+                <w:b/>
+                <w:bCs/>
+                <w:sz w:val="21"/>
+                <w:szCs w:val="21"/>
+              </w:rPr>
+              <w:t xml:space="preserve">ONTINUED </w:t>
+            </w:r>
+            <w:r>
+              <w:rPr>
+                <w:b/>
+                <w:bCs/>
+                <w:sz w:val="27"/>
+                <w:szCs w:val="27"/>
+              </w:rPr>
+              <w:t>E</w:t>
+            </w:r>
+            <w:r>
+              <w:rPr>
+                <w:b/>
+                <w:bCs/>
+                <w:sz w:val="21"/>
+                <w:szCs w:val="21"/>
+              </w:rPr>
+              <w:t xml:space="preserve">XAMINATION </w:t>
+            </w:r>
+            <w:r>
+              <w:rPr>
+                <w:b/>
+                <w:bCs/>
+                <w:sz w:val="27"/>
+                <w:szCs w:val="27"/>
+              </w:rPr>
+              <w:t>(RCE)</w:t>
+            </w:r>
+          </w:p>
+          <w:p>
+            <w:pPr>
+              <w:widowControl/>
+              <w:jc w:val="center"/>
+              <w:rPr>
+                <w:sz w:val="20"/>
+                <w:szCs w:val="20"/>
+              </w:rPr>
+            </w:pPr>
+            <w:r>
+              <w:rPr>
+                <w:b/>
+                <w:bCs/>
+                <w:sz w:val="27"/>
+                <w:szCs w:val="27"/>
+              </w:rPr>
+              <w:t>T</w:t>
+            </w:r>
+            <w:r>
+              <w:rPr>
+                <w:b/>
+                <w:bCs/>
+                <w:sz w:val="21"/>
+                <w:szCs w:val="21"/>
+              </w:rPr>
+              <w:t>RANSMITTAL</w:t>
+            </w:r>
+          </w:p>
+          <w:p>
+            <w:pPr>
+              <w:widowControl/>
+              <w:jc w:val="center"/>
+              <w:rPr>
+                <w:sz w:val="20"/>
+                <w:szCs w:val="20"/>
+              </w:rPr>
+            </w:pPr>
+          </w:p>
+          <w:p>
+            <w:pPr>
+              <w:jc w:val="center"/>
+            </w:pPr>
+          </w:p>
+        </w:tc>
+        <w:tc>
+          <w:tcPr>
+            <w:tcW w:w="2316" w:type="dxa"/>
+          </w:tcPr>
+          <w:p>
+            <w:pPr>
+              <w:pStyle w:val="Heading1"/>
+              <w:jc w:val="left"/>
+              <w:rPr>
+                <w:sz w:val="20"/>
+              </w:rPr>
+            </w:pPr>
+            <w:r>
+              <w:rPr>
+                <w:sz w:val="20"/>
+              </w:rPr>
+              <w:t>Application Number</w:t>
+            </w:r>
+          </w:p>
+        </w:tc>
+        <w:tc>
+          <w:tcPr>
+            <w:tcW w:w="3084" w:type="dxa"/>
+          </w:tcPr>
+          <w:p>
+            <w:pPr>
+              <w:rPr>
+                <w:sz w:val="20"/>
+              </w:rPr>
+            </w:pPr>
+            <w:r>
+              <w:rPr>
+                <w:sz w:val="20"/>
+                <w:szCs w:val="22"/>
+              </w:rPr>
+              <w:t>12/356,986</w:t>
+            </w:r>
+          </w:p>
+        </w:tc>
+      </w:tr>
+      <w:tr>
+        <w:tblPrEx>
+          <w:tblCellMar>
+            <w:top w:w="0" w:type="dxa"/>
+            <w:bottom w:w="0" w:type="dxa"/>
+          </w:tblCellMar>
+        </w:tblPrEx>
+        <w:trPr>
+          <w:cantSplit/>
+          <w:trHeight w:val="334"/>
+        </w:trPr>
+        <w:tc>
+          <w:tcPr>
+            <w:tcW w:w="5148" w:type="dxa"/>
+            <w:vMerge/>
+          </w:tcPr>
+          <w:p/>
+        </w:tc>
+        <w:tc>
+          <w:tcPr>
+            <w:tcW w:w="2316" w:type="dxa"/>
+          </w:tcPr>
+          <w:p>
+            <w:pPr>
+              <w:rPr>
+                <w:sz w:val="20"/>
+              </w:rPr>
+            </w:pPr>
+            <w:r>
+              <w:rPr>
+                <w:i/>
+                <w:iCs/>
+                <w:sz w:val="20"/>
+                <w:szCs w:val="18"/>
+              </w:rPr>
+              <w:t>Filing Date</w:t>
+            </w:r>
+          </w:p>
+        </w:tc>
+        <w:tc>
+          <w:tcPr>
+            <w:tcW w:w="3084" w:type="dxa"/>
+          </w:tcPr>
+          <w:p>
+            <w:pPr>
+              <w:rPr>
+                <w:sz w:val="20"/>
+              </w:rPr>
+            </w:pPr>
+            <w:r>
+              <w:rPr>
+                <w:sz w:val="20"/>
+                <w:szCs w:val="22"/>
+              </w:rPr>
+              <w:t>August 21, 2023</w:t>
+            </w:r>
+          </w:p>
+        </w:tc>
+      </w:tr>
+      <w:tr>
+        <w:tblPrEx>
+          <w:tblCellMar>
+            <w:top w:w="0" w:type="dxa"/>
+            <w:bottom w:w="0" w:type="dxa"/>
+          </w:tblCellMar>
+        </w:tblPrEx>
+        <w:trPr>
+          <w:cantSplit/>
+          <w:trHeight w:val="334"/>
+        </w:trPr>
+        <w:tc>
+          <w:tcPr>
+            <w:tcW w:w="5148" w:type="dxa"/>
+            <w:vMerge/>
+          </w:tcPr>
+          <w:p/>
+        </w:tc>
+        <w:tc>
+          <w:tcPr>
+            <w:tcW w:w="2316" w:type="dxa"/>
+          </w:tcPr>
+          <w:p>
+            <w:pPr>
+              <w:rPr>
+                <w:sz w:val="20"/>
+              </w:rPr>
+            </w:pPr>
+            <w:r>
+              <w:rPr>
+                <w:i/>
+                <w:iCs/>
+                <w:sz w:val="20"/>
+                <w:szCs w:val="18"/>
+              </w:rPr>
+              <w:t>First Named Inventor</w:t>
+            </w:r>
+          </w:p>
+        </w:tc>
+        <w:tc>
+          <w:tcPr>
+            <w:tcW w:w="3084" w:type="dxa"/>
+          </w:tcPr>
+          <w:p>
+            <w:pPr>
+              <w:rPr>
+                <w:sz w:val="20"/>
+              </w:rPr>
+            </w:pPr>
+            <w:r>
+              <w:rPr>
+                <w:sz w:val="20"/>
+                <w:szCs w:val="22"/>
+              </w:rPr>
+              <w:t>Wiley E. Coyote</w:t>
+            </w:r>
+          </w:p>
+        </w:tc>
+      </w:tr>
+      <w:tr>
+        <w:tblPrEx>
+          <w:tblCellMar>
+            <w:top w:w="0" w:type="dxa"/>
+            <w:bottom w:w="0" w:type="dxa"/>
+          </w:tblCellMar>
+        </w:tblPrEx>
+        <w:trPr>
+          <w:cantSplit/>
+          <w:trHeight w:val="334"/>
+        </w:trPr>
+        <w:tc>
+          <w:tcPr>
+            <w:tcW w:w="5148" w:type="dxa"/>
+            <w:vMerge/>
+          </w:tcPr>
+          <w:p/>
+        </w:tc>
+        <w:tc>
+          <w:tcPr>
+            <w:tcW w:w="2316" w:type="dxa"/>
+          </w:tcPr>
+          <w:p>
+            <w:pPr>
+              <w:rPr>
+                <w:i/>
+                <w:iCs/>
+                <w:sz w:val="20"/>
+                <w:szCs w:val="18"/>
+              </w:rPr>
+            </w:pPr>
+            <w:r>
+              <w:rPr>
+                <w:i/>
+                <w:iCs/>
+                <w:sz w:val="20"/>
+                <w:szCs w:val="18"/>
+              </w:rPr>
+              <w:t>Confirmation Number</w:t>
+            </w:r>
+          </w:p>
+        </w:tc>
+        <w:tc>
+          <w:tcPr>
+            <w:tcW w:w="3084" w:type="dxa"/>
+          </w:tcPr>
+          <w:p>
+            <w:pPr>
+              <w:rPr>
+                <w:sz w:val="20"/>
+                <w:szCs w:val="22"/>
+              </w:rPr>
+            </w:pPr>
+            <w:r>
+              <w:rPr>
+                <w:sz w:val="20"/>
+                <w:szCs w:val="22"/>
+              </w:rPr>
+              <w:t>2225</w:t>
+            </w:r>
+          </w:p>
+        </w:tc>
+      </w:tr>
+      <w:tr>
+        <w:tblPrEx>
+          <w:tblCellMar>
+            <w:top w:w="0" w:type="dxa"/>
+            <w:bottom w:w="0" w:type="dxa"/>
+          </w:tblCellMar>
+        </w:tblPrEx>
+        <w:trPr>
+          <w:cantSplit/>
+          <w:trHeight w:val="334"/>
+        </w:trPr>
+        <w:tc>
+          <w:tcPr>
+            <w:tcW w:w="5148" w:type="dxa"/>
+            <w:vMerge/>
+          </w:tcPr>
+          <w:p/>
+        </w:tc>
+        <w:tc>
+          <w:tcPr>
+            <w:tcW w:w="2316" w:type="dxa"/>
+          </w:tcPr>
+          <w:p>
+            <w:pPr>
+              <w:rPr>
+                <w:sz w:val="20"/>
+              </w:rPr>
+            </w:pPr>
+            <w:r>
+              <w:rPr>
+                <w:i/>
+                <w:iCs/>
+                <w:sz w:val="20"/>
+                <w:szCs w:val="18"/>
+              </w:rPr>
+              <w:t>Group Art Unit</w:t>
+            </w:r>
+          </w:p>
+        </w:tc>
+        <w:tc>
+          <w:tcPr>
+            <w:tcW w:w="3084" w:type="dxa"/>
+          </w:tcPr>
+          <w:p>
+            <w:pPr>
+              <w:rPr>
+                <w:sz w:val="20"/>
+              </w:rPr>
+            </w:pPr>
+            <w:r>
+              <w:rPr>
+                <w:sz w:val="20"/>
+                <w:szCs w:val="22"/>
+              </w:rPr>
+            </w:r>
+          </w:p>
+        </w:tc>
+      </w:tr>
+      <w:tr>
+        <w:tblPrEx>
+          <w:tblCellMar>
+            <w:top w:w="0" w:type="dxa"/>
+            <w:bottom w:w="0" w:type="dxa"/>
+          </w:tblCellMar>
+        </w:tblPrEx>
+        <w:trPr>
+          <w:cantSplit/>
+          <w:trHeight w:val="334"/>
+        </w:trPr>
+        <w:tc>
+          <w:tcPr>
+            <w:tcW w:w="5148" w:type="dxa"/>
+            <w:vMerge/>
+          </w:tcPr>
+          <w:p/>
+        </w:tc>
+        <w:tc>
+          <w:tcPr>
+            <w:tcW w:w="2316" w:type="dxa"/>
+          </w:tcPr>
+          <w:p>
+            <w:pPr>
+              <w:rPr>
+                <w:sz w:val="20"/>
+              </w:rPr>
+            </w:pPr>
+            <w:r>
+              <w:rPr>
+                <w:i/>
+                <w:iCs/>
+                <w:sz w:val="20"/>
+                <w:szCs w:val="18"/>
+              </w:rPr>
+              <w:t>Examiner Name</w:t>
+            </w:r>
+          </w:p>
+        </w:tc>
+        <w:tc>
+          <w:tcPr>
+            <w:tcW w:w="3084" w:type="dxa"/>
+          </w:tcPr>
+          <w:p>
+            <w:pPr>
+              <w:rPr>
+                <w:sz w:val="20"/>
+              </w:rPr>
+            </w:pPr>
+            <w:r>
+              <w:rPr>
+                <w:sz w:val="20"/>
+                <w:szCs w:val="22"/>
+              </w:rPr>
+              <w:t>Unknown</w:t>
+            </w:r>
+          </w:p>
+        </w:tc>
+      </w:tr>
+      <w:tr>
+        <w:tblPrEx>
+          <w:tblCellMar>
+            <w:top w:w="0" w:type="dxa"/>
+            <w:bottom w:w="0" w:type="dxa"/>
+          </w:tblCellMar>
+        </w:tblPrEx>
+        <w:trPr>
+          <w:cantSplit/>
+          <w:trHeight w:val="334"/>
+        </w:trPr>
+        <w:tc>
+          <w:tcPr>
+            <w:tcW w:w="5148" w:type="dxa"/>
+            <w:vMerge/>
+          </w:tcPr>
+          <w:p/>
+        </w:tc>
+        <w:tc>
+          <w:tcPr>
+            <w:tcW w:w="2316" w:type="dxa"/>
+          </w:tcPr>
+          <w:p>
+            <w:pPr>
+              <w:rPr>
+                <w:sz w:val="20"/>
+              </w:rPr>
+            </w:pPr>
+            <w:r>
+              <w:rPr>
+                <w:i/>
+                <w:iCs/>
+                <w:sz w:val="20"/>
+                <w:szCs w:val="18"/>
+              </w:rPr>
+              <w:t>Attorney Docket</w:t>
+            </w:r>
+            <w:r>
+              <w:rPr>
+                <w:i/>
+                <w:iCs/>
+                <w:sz w:val="20"/>
+                <w:szCs w:val="18"/>
+              </w:rPr>
+              <w:t xml:space="preserve"> </w:t>
+            </w:r>
+            <w:r>
+              <w:rPr>
+                <w:i/>
+                <w:iCs/>
+                <w:sz w:val="20"/>
+                <w:szCs w:val="18"/>
+              </w:rPr>
+              <w:t>Number</w:t>
+            </w:r>
+          </w:p>
+        </w:tc>
+        <w:tc>
+          <w:tcPr>
+            <w:tcW w:w="3084" w:type="dxa"/>
+          </w:tcPr>
+          <w:p>
+            <w:pPr>
+              <w:rPr>
+                <w:sz w:val="20"/>
+              </w:rPr>
+            </w:pPr>
+            <w:r>
+              <w:rPr>
+                <w:sz w:val="20"/>
+                <w:szCs w:val="22"/>
+              </w:rPr>
+              <w:t>1.003US1</w:t>
+            </w:r>
+            <w:r>
+              <w:rPr>
+                <w:sz w:val="20"/>
+                <w:szCs w:val="22"/>
+              </w:rPr>
+            </w:r>
+          </w:p>
+        </w:tc>
+      </w:tr>
+      <w:tr>
+        <w:tblPrEx>
+          <w:tblCellMar>
+            <w:top w:w="0" w:type="dxa"/>
+            <w:bottom w:w="0" w:type="dxa"/>
+          </w:tblCellMar>
+        </w:tblPrEx>
+        <w:trPr>
+          <w:cantSplit/>
+          <w:trHeight w:val="335"/>
+        </w:trPr>
+        <w:tc>
+          <w:tcPr>
+            <w:tcW w:w="5148" w:type="dxa"/>
+            <w:vMerge/>
+          </w:tcPr>
+          <w:p/>
+        </w:tc>
+        <w:tc>
+          <w:tcPr>
+            <w:tcW w:w="2316" w:type="dxa"/>
+            <w:vAlign w:val="center"/>
+          </w:tcPr>
+          <w:p>
+            <w:pPr>
+              <w:widowControl/>
+              <w:rPr>
+                <w:i/>
+                <w:iCs/>
+                <w:sz w:val="20"/>
+                <w:szCs w:val="18"/>
+              </w:rPr>
+            </w:pPr>
+            <w:r>
+              <w:rPr>
+                <w:i/>
+                <w:iCs/>
+                <w:sz w:val="20"/>
+                <w:szCs w:val="18"/>
+              </w:rPr>
+              <w:t>Customer No.</w:t>
+            </w:r>
+          </w:p>
+        </w:tc>
+        <w:tc>
+          <w:tcPr>
+            <w:tcW w:w="3084" w:type="dxa"/>
+            <w:vAlign w:val="center"/>
+          </w:tcPr>
+          <w:p>
+            <w:pPr>
+              <w:pStyle w:val="CommentText"/>
+              <w:rPr>
+                <w:szCs w:val="22"/>
+              </w:rPr>
+            </w:pPr>
+            <w:r>
+              <w:rPr>
+                <w:szCs w:val="22"/>
+              </w:rPr>
+              <w:t>21186</w:t>
+            </w:r>
+          </w:p>
+        </w:tc>
+      </w:tr>
+    </w:tbl>
+    <w:p>
+      <w:pPr>
+        <w:rPr>
+          <w:sz w:val="22"/>
+          <w:szCs w:val="22"/>
+        </w:rPr>
+      </w:pPr>
+    </w:p>
+    <w:p>
+      <w:pPr>
+        <w:widowControl/>
+        <w:rPr>
+          <w:sz w:val="22"/>
+          <w:szCs w:val="22"/>
+        </w:rPr>
+      </w:pPr>
+      <w:r>
+        <w:rPr>
+          <w:sz w:val="22"/>
+          <w:szCs w:val="22"/>
+        </w:rPr>
+        <w:t>This is a Request for Continued Examination (RCE) under 37 C</w:t>
+      </w:r>
+      <w:r>
+        <w:rPr>
+          <w:sz w:val="22"/>
+          <w:szCs w:val="22"/>
+        </w:rPr>
+        <w:t>.</w:t>
+      </w:r>
+      <w:r>
+        <w:rPr>
+          <w:sz w:val="22"/>
+          <w:szCs w:val="22"/>
+        </w:rPr>
+        <w:t>F</w:t>
+      </w:r>
+      <w:r>
+        <w:rPr>
+          <w:sz w:val="22"/>
+          <w:szCs w:val="22"/>
+        </w:rPr>
+        <w:t>.</w:t>
+      </w:r>
+      <w:r>
+        <w:rPr>
+          <w:sz w:val="22"/>
+          <w:szCs w:val="22"/>
+        </w:rPr>
+        <w:t>R § 1.114 of the above-identified</w:t>
+      </w:r>
+      <w:r>
+        <w:rPr>
+          <w:sz w:val="18"/>
+          <w:szCs w:val="18"/>
+        </w:rPr>
+        <w:t xml:space="preserve"> </w:t>
+      </w:r>
+      <w:r>
+        <w:rPr>
+          <w:sz w:val="22"/>
+          <w:szCs w:val="22"/>
+        </w:rPr>
+        <w:t>application entitled</w:t>
+      </w:r>
+    </w:p>
+    <w:p>
+      <w:pPr>
+        <w:rPr>
+          <w:sz w:val="22"/>
+          <w:szCs w:val="22"/>
+        </w:rPr>
+      </w:pPr>
+      <w:r>
+        <w:rPr>
+          <w:sz w:val="22"/>
+          <w:szCs w:val="22"/>
+          <w:u w:val="single"/>
+        </w:rPr>
+        <w:t>Method and apparatus for making a title for a matter 1000</w:t>
+      </w:r>
+    </w:p>
+    <w:p>
+      <w:pPr>
+        <w:widowControl/>
+        <w:rPr>
+          <w:sz w:val="22"/>
+          <w:szCs w:val="22"/>
+        </w:rPr>
+      </w:pPr>
+    </w:p>
+    <w:p>
+      <w:pPr>
+        <w:widowControl/>
+        <w:tabs>
+          <w:tab w:val="left" w:pos="360"/>
+        </w:tabs>
+        <w:spacing w:line="360" w:lineRule="auto"/>
+      </w:pPr>
+      <w:r>
+        <w:t>1.</w:t>
       </w:r>
       <w:r>
         <w:tab/>
-        <w:t>ACME Manufacturing  - SLW Ref. No. 1.003US1</w:t>
-      </w:r>
-    </w:p>
-    <w:p>
-      <w:pPr>
-        <w:spacing w:after="0" w:line="240" w:lineRule="auto"/>
-        <w:ind w:firstLine="720"/>
-      </w:pPr>
-      <w:r>
-        <w:t>Patent Application Serial No. 12/356,986, filed August 21, 2023</w:t>
-      </w:r>
-    </w:p>
-    <w:p>
-      <w:pPr>
-        <w:spacing w:after="0" w:line="240" w:lineRule="auto"/>
-        <w:ind w:firstLine="720"/>
-      </w:pPr>
-      <w:r>
-        <w:rPr>
-          <w:rFonts w:cstheme="minorHAnsi"/>
+      </w:r>
+      <w:r>
+        <w:t>Submission required under 37 C.F.R. § 1.114</w:t>
+      </w:r>
+      <w:r>
+        <w:t>:</w:t>
+      </w:r>
+    </w:p>
+    <w:p>
+      <w:pPr>
+        <w:spacing w:line="360" w:lineRule="auto"/>
+        <w:ind w:left="360"/>
+        <w:rPr>
+          <w:sz w:val="22"/>
+          <w:szCs w:val="22"/>
+        </w:rPr>
+      </w:pPr>
+      <w:r>
+        <w:rPr>
+          <w:noProof/>
+          <w:sz w:val="22"/>
+          <w:szCs w:val="22"/>
+          <w:u w:val="single"/>
+        </w:rPr>
+        <w:t>X</w:t>
+      </w:r>
+      <w:r>
+        <w:rPr>
+          <w:sz w:val="22"/>
+          <w:szCs w:val="22"/>
+        </w:rPr>
+        <w:tab/>
+      </w:r>
+      <w:r>
+        <w:rPr>
+          <w:sz w:val="22"/>
+          <w:szCs w:val="22"/>
+        </w:rPr>
+        <w:t>Consider the amendment(s)/reply under 37 C.F.R. § 1.116 previously filed on 5678</w:t>
+      </w:r>
+    </w:p>
+    <w:p>
+      <w:pPr>
+        <w:spacing w:line="360" w:lineRule="auto"/>
+        <w:ind w:left="360"/>
+        <w:rPr>
+          <w:sz w:val="22"/>
+          <w:szCs w:val="22"/>
+        </w:rPr>
+      </w:pPr>
+      <w:r>
+        <w:rPr>
+          <w:noProof/>
+          <w:sz w:val="22"/>
+          <w:szCs w:val="22"/>
+          <w:u w:val="single"/>
+        </w:rPr>
+        <w:t>X</w:t>
+      </w:r>
+      <w:r>
+        <w:rPr>
+          <w:noProof/>
+          <w:sz w:val="22"/>
+          <w:szCs w:val="22"/>
+          <w:u w:val="single"/>
+        </w:rPr>
+      </w:r>
+      <w:r>
+        <w:rPr>
+          <w:sz w:val="22"/>
+          <w:szCs w:val="22"/>
+        </w:rPr>
+        <w:tab/>
+      </w:r>
+      <w:r>
+        <w:rPr>
+          <w:sz w:val="22"/>
+          <w:szCs w:val="22"/>
+        </w:rPr>
+        <w:t>Consider the arguments in the Appeal Brief or Reply Brief previously filed on 9101</w:t>
+      </w:r>
+      <w:r>
+        <w:rPr>
+          <w:sz w:val="22"/>
+          <w:szCs w:val="22"/>
+        </w:rPr>
+      </w:r>
+      <w:r>
+        <w:rPr>
+          <w:sz w:val="22"/>
+          <w:szCs w:val="22"/>
+        </w:rPr>
+      </w:r>
+    </w:p>
+    <w:p>
+      <w:pPr>
+        <w:spacing w:line="360" w:lineRule="auto"/>
+        <w:ind w:left="360"/>
+        <w:rPr>
+          <w:sz w:val="22"/>
+          <w:szCs w:val="22"/>
+        </w:rPr>
+      </w:pPr>
+      <w:r>
+        <w:rPr>
+          <w:noProof/>
+          <w:sz w:val="22"/>
+          <w:szCs w:val="22"/>
+          <w:u w:val="single"/>
+        </w:rPr>
+        <w:t>X</w:t>
+      </w:r>
+      <w:r>
+        <w:rPr>
+          <w:sz w:val="22"/>
+          <w:szCs w:val="22"/>
+        </w:rPr>
+        <w:tab/>
+      </w:r>
+      <w:r>
+        <w:rPr>
+          <w:sz w:val="22"/>
+          <w:szCs w:val="22"/>
+        </w:rPr>
+        <w:t>Amendment and Response Under 37 C.F.R § 1.116 (1213pages) is enclosed.</w:t>
+      </w:r>
+    </w:p>
+    <w:p>
+      <w:pPr>
+        <w:spacing w:line="360" w:lineRule="auto"/>
+        <w:ind w:left="360"/>
+        <w:rPr>
+          <w:sz w:val="22"/>
+          <w:szCs w:val="22"/>
+        </w:rPr>
+      </w:pPr>
+      <w:r>
+        <w:rPr>
+          <w:noProof/>
+          <w:sz w:val="22"/>
+          <w:szCs w:val="22"/>
+          <w:u w:val="single"/>
+        </w:rPr>
+        <w:t>&lt;&lt;idsX&gt;&gt;</w:t>
+      </w:r>
+      <w:r>
+        <w:rPr>
+          <w:sz w:val="22"/>
+          <w:szCs w:val="22"/>
+        </w:rPr>
+        <w:tab/>
+      </w:r>
+      <w:r>
+        <w:rPr>
+          <w:sz w:val="22"/>
+          <w:szCs w:val="22"/>
+        </w:rPr>
+        <w:t>&lt;&lt;idsText&gt;&gt;</w:t>
+      </w:r>
+    </w:p>
+    <w:p>
+      <w:pPr>
+        <w:tabs>
+          <w:tab w:val="left" w:pos="720"/>
+          <w:tab w:val="left" w:pos="1620"/>
+        </w:tabs>
+        <w:spacing w:line="360" w:lineRule="auto"/>
+        <w:ind w:left="360"/>
+        <w:rPr>
+          <w:noProof/>
+          <w:sz w:val="22"/>
+          <w:szCs w:val="22"/>
+        </w:rPr>
+      </w:pPr>
+      <w:r>
+        <w:rPr>
+          <w:noProof/>
+          <w:sz w:val="22"/>
+          <w:szCs w:val="22"/>
+          <w:u w:val="single"/>
+        </w:rPr>
+        <w:t>&lt;&lt;ext</w:t>
+      </w:r>
+      <w:r>
+        <w:rPr>
+          <w:noProof/>
+          <w:sz w:val="22"/>
+          <w:szCs w:val="22"/>
+          <w:u w:val="single"/>
+        </w:rPr>
+        <w:t>X</w:t>
+      </w:r>
+      <w:r>
+        <w:rPr>
+          <w:noProof/>
+          <w:sz w:val="22"/>
+          <w:szCs w:val="22"/>
+          <w:u w:val="single"/>
+        </w:rPr>
+        <w:t>&gt;&gt;</w:t>
+      </w:r>
+      <w:r>
+        <w:rPr>
+          <w:noProof/>
+          <w:sz w:val="22"/>
+          <w:szCs w:val="22"/>
+        </w:rPr>
+        <w:tab/>
+      </w:r>
+      <w:r>
+        <w:rPr>
+          <w:noProof/>
+          <w:sz w:val="22"/>
+          <w:szCs w:val="22"/>
+        </w:rPr>
+        <w:t>&lt;&lt;extText&gt;&gt;</w:t>
+      </w:r>
+    </w:p>
+    <w:p>
+      <w:pPr>
+        <w:tabs>
+          <w:tab w:val="left" w:pos="720"/>
+          <w:tab w:val="left" w:pos="1620"/>
+        </w:tabs>
+        <w:spacing w:line="360" w:lineRule="auto"/>
+        <w:ind w:left="360"/>
+        <w:rPr>
+          <w:noProof/>
+          <w:sz w:val="22"/>
+          <w:szCs w:val="22"/>
+        </w:rPr>
+      </w:pPr>
+      <w:r>
+        <w:rPr>
+          <w:noProof/>
+          <w:sz w:val="22"/>
+          <w:szCs w:val="22"/>
+          <w:u w:val="single"/>
+        </w:rPr>
+        <w:t>&lt;&lt;ccpX&gt;&gt;</w:t>
+      </w:r>
+      <w:r>
+        <w:rPr>
+          <w:noProof/>
+          <w:sz w:val="22"/>
+          <w:szCs w:val="22"/>
+        </w:rPr>
+        <w:tab/>
+        <w:t>&lt;&lt;ccpText&gt;&gt;</w:t>
+      </w:r>
+    </w:p>
+    <w:p>
+      <w:pPr>
+        <w:tabs>
+          <w:tab w:val="left" w:pos="720"/>
+          <w:tab w:val="left" w:pos="1620"/>
+        </w:tabs>
+        <w:spacing w:line="360" w:lineRule="auto"/>
+        <w:ind w:left="360"/>
+        <w:rPr>
+          <w:noProof/>
+          <w:sz w:val="22"/>
+          <w:szCs w:val="22"/>
+        </w:rPr>
+      </w:pPr>
+      <w:r>
+        <w:rPr>
+          <w:noProof/>
+          <w:sz w:val="22"/>
+          <w:szCs w:val="22"/>
+          <w:u w:val="single"/>
+        </w:rPr>
+        <w:t>&lt;&lt;doc1X&gt;&gt;</w:t>
+      </w:r>
+      <w:r>
+        <w:rPr>
+          <w:noProof/>
+          <w:sz w:val="22"/>
+          <w:szCs w:val="22"/>
+        </w:rPr>
+        <w:tab/>
+        <w:t>&lt;&lt;doc1Text&gt;&gt;</w:t>
+      </w:r>
+    </w:p>
+    <w:p>
+      <w:pPr>
+        <w:tabs>
+          <w:tab w:val="left" w:pos="720"/>
+          <w:tab w:val="left" w:pos="1620"/>
+        </w:tabs>
+        <w:spacing w:line="360" w:lineRule="auto"/>
+        <w:ind w:left="360"/>
+        <w:rPr>
+          <w:sz w:val="22"/>
+          <w:szCs w:val="22"/>
+        </w:rPr>
+      </w:pPr>
+      <w:r>
+        <w:rPr>
+          <w:noProof/>
+          <w:sz w:val="22"/>
+          <w:szCs w:val="22"/>
+          <w:u w:val="single"/>
+        </w:rPr>
+        <w:t>&lt;&lt;doc2X&gt;&gt;</w:t>
+      </w:r>
+      <w:r>
+        <w:rPr>
+          <w:noProof/>
+          <w:sz w:val="22"/>
+          <w:szCs w:val="22"/>
+        </w:rPr>
+        <w:tab/>
+        <w:t>&lt;&lt;doc2Text&gt;&gt;</w:t>
+      </w:r>
+    </w:p>
+    <w:p>
+      <w:pPr>
+        <w:tabs>
+          <w:tab w:val="left" w:pos="720"/>
+          <w:tab w:val="left" w:pos="1620"/>
+        </w:tabs>
+        <w:spacing w:line="360" w:lineRule="auto"/>
+        <w:ind w:left="360"/>
+        <w:rPr>
+          <w:noProof/>
+          <w:sz w:val="22"/>
+          <w:szCs w:val="22"/>
+        </w:rPr>
+      </w:pPr>
+      <w:r>
+        <w:rPr>
+          <w:noProof/>
+          <w:sz w:val="22"/>
+          <w:szCs w:val="22"/>
+          <w:u w:val="single"/>
+        </w:rPr>
+        <w:t>&lt;&lt;doc3X&gt;&gt;</w:t>
+      </w:r>
+      <w:r>
+        <w:rPr>
+          <w:noProof/>
+          <w:sz w:val="22"/>
+          <w:szCs w:val="22"/>
+        </w:rPr>
+        <w:tab/>
+        <w:t>&lt;&lt;doc3Text&gt;&gt;</w:t>
+      </w:r>
+    </w:p>
+    <w:p>
+      <w:pPr>
+        <w:tabs>
+          <w:tab w:val="left" w:pos="720"/>
+          <w:tab w:val="left" w:pos="1620"/>
+        </w:tabs>
+        <w:spacing w:line="360" w:lineRule="auto"/>
+        <w:ind w:left="360"/>
+        <w:rPr>
+          <w:sz w:val="22"/>
+          <w:szCs w:val="22"/>
+        </w:rPr>
+      </w:pPr>
+      <w:r>
+        <w:rPr>
+          <w:noProof/>
+          <w:sz w:val="22"/>
+          <w:szCs w:val="22"/>
+          <w:u w:val="single"/>
+        </w:rPr>
+        <w:t>&lt;&lt;doc4X&gt;&gt;</w:t>
+      </w:r>
+      <w:r>
+        <w:rPr>
+          <w:noProof/>
+          <w:sz w:val="22"/>
+          <w:szCs w:val="22"/>
+        </w:rPr>
+        <w:tab/>
+        <w:t>&lt;&lt;doc4Text&gt;&gt;</w:t>
+      </w:r>
+    </w:p>
+    <w:p>
+      <w:pPr>
+        <w:tabs>
+          <w:tab w:val="left" w:pos="720"/>
+          <w:tab w:val="left" w:pos="1620"/>
+        </w:tabs>
+        <w:spacing w:line="360" w:lineRule="auto"/>
+        <w:ind w:left="360"/>
+        <w:rPr>
+          <w:noProof/>
+          <w:sz w:val="22"/>
+          <w:szCs w:val="22"/>
+        </w:rPr>
+      </w:pPr>
+      <w:r>
+        <w:rPr>
+          <w:noProof/>
+          <w:sz w:val="22"/>
+          <w:szCs w:val="22"/>
+          <w:u w:val="single"/>
+        </w:rPr>
+        <w:t>&lt;&lt;doc5X&gt;&gt;</w:t>
+      </w:r>
+      <w:r>
+        <w:rPr>
+          <w:noProof/>
+          <w:sz w:val="22"/>
+          <w:szCs w:val="22"/>
+        </w:rPr>
+        <w:tab/>
+        <w:t>&lt;&lt;doc5Text&gt;&gt;</w:t>
+      </w:r>
+    </w:p>
+    <w:p>
+      <w:pPr>
+        <w:tabs>
+          <w:tab w:val="left" w:pos="720"/>
+          <w:tab w:val="left" w:pos="1620"/>
+        </w:tabs>
+        <w:spacing w:line="360" w:lineRule="auto"/>
+        <w:ind w:left="360"/>
+        <w:rPr>
+          <w:sz w:val="22"/>
+          <w:szCs w:val="22"/>
+        </w:rPr>
+      </w:pPr>
+      <w:r>
+        <w:rPr>
+          <w:noProof/>
+          <w:sz w:val="22"/>
+          <w:szCs w:val="22"/>
+          <w:u w:val="single"/>
+        </w:rPr>
+        <w:t>&lt;&lt;doc6X&gt;&gt;</w:t>
+      </w:r>
+      <w:r>
+        <w:rPr>
+          <w:noProof/>
+          <w:sz w:val="22"/>
+          <w:szCs w:val="22"/>
+        </w:rPr>
+        <w:tab/>
+        <w:t>&lt;&lt;doc6Text&gt;&gt;</w:t>
+      </w:r>
+    </w:p>
+    <w:p>
+      <w:pPr>
+        <w:tabs>
+          <w:tab w:val="left" w:pos="720"/>
+          <w:tab w:val="left" w:pos="1620"/>
+        </w:tabs>
+        <w:spacing w:line="360" w:lineRule="auto"/>
+        <w:ind w:left="360"/>
+        <w:rPr>
+          <w:noProof/>
+          <w:sz w:val="22"/>
+          <w:szCs w:val="22"/>
+        </w:rPr>
+      </w:pPr>
+      <w:r>
+        <w:rPr>
+          <w:noProof/>
+          <w:sz w:val="22"/>
+          <w:szCs w:val="22"/>
+          <w:u w:val="single"/>
+        </w:rPr>
+        <w:t>&lt;&lt;doc7X&gt;&gt;</w:t>
+      </w:r>
+      <w:r>
+        <w:rPr>
+          <w:noProof/>
+          <w:sz w:val="22"/>
+          <w:szCs w:val="22"/>
+        </w:rPr>
+        <w:tab/>
+        <w:t>&lt;&lt;doc7Text&gt;&gt;</w:t>
+      </w:r>
+    </w:p>
+    <w:p>
+      <w:pPr>
+        <w:tabs>
+          <w:tab w:val="left" w:pos="720"/>
+          <w:tab w:val="left" w:pos="1620"/>
+        </w:tabs>
+        <w:spacing w:line="360" w:lineRule="auto"/>
+        <w:ind w:left="360"/>
+        <w:rPr>
+          <w:sz w:val="22"/>
+          <w:szCs w:val="22"/>
+        </w:rPr>
+      </w:pPr>
+      <w:r>
+        <w:rPr>
+          <w:noProof/>
+          <w:sz w:val="22"/>
+          <w:szCs w:val="22"/>
+          <w:u w:val="single"/>
+        </w:rPr>
+        <w:t>&lt;&lt;doc8X&gt;&gt;</w:t>
+      </w:r>
+      <w:r>
+        <w:rPr>
+          <w:noProof/>
+          <w:sz w:val="22"/>
+          <w:szCs w:val="22"/>
+        </w:rPr>
+        <w:tab/>
+        <w:t>&lt;&lt;doc8Text&gt;&gt;</w:t>
+      </w:r>
+    </w:p>
+    <w:p>
+      <w:pPr>
+        <w:tabs>
+          <w:tab w:val="left" w:pos="720"/>
+          <w:tab w:val="left" w:pos="1620"/>
+        </w:tabs>
+        <w:spacing w:line="360" w:lineRule="auto"/>
+        <w:ind w:left="360"/>
+        <w:rPr>
+          <w:noProof/>
+          <w:sz w:val="22"/>
+          <w:szCs w:val="22"/>
+        </w:rPr>
+      </w:pPr>
+      <w:r>
+        <w:rPr>
+          <w:noProof/>
+          <w:sz w:val="22"/>
+          <w:szCs w:val="22"/>
+          <w:u w:val="single"/>
+        </w:rPr>
+        <w:t>&lt;&lt;doc9X&gt;&gt;</w:t>
+      </w:r>
+      <w:r>
+        <w:rPr>
+          <w:noProof/>
+          <w:sz w:val="22"/>
+          <w:szCs w:val="22"/>
+        </w:rPr>
+        <w:tab/>
+        <w:t>&lt;&lt;doc9Text&gt;&gt;</w:t>
+      </w:r>
+    </w:p>
+    <w:p>
+      <w:pPr>
+        <w:tabs>
+          <w:tab w:val="left" w:pos="720"/>
+          <w:tab w:val="left" w:pos="1620"/>
+        </w:tabs>
+        <w:spacing w:line="360" w:lineRule="auto"/>
+        <w:ind w:left="360"/>
+        <w:rPr>
+          <w:sz w:val="22"/>
+          <w:szCs w:val="22"/>
+        </w:rPr>
+      </w:pPr>
+      <w:r>
+        <w:rPr>
+          <w:noProof/>
+          <w:sz w:val="22"/>
+          <w:szCs w:val="22"/>
+          <w:u w:val="single"/>
+        </w:rPr>
+        <w:t>&lt;&lt;doc10X&gt;&gt;</w:t>
+      </w:r>
+      <w:r>
+        <w:rPr>
+          <w:noProof/>
+          <w:sz w:val="22"/>
+          <w:szCs w:val="22"/>
+        </w:rPr>
+        <w:tab/>
+        <w:t>&lt;&lt;doc10Text&gt;&gt;</w:t>
+      </w:r>
+    </w:p>
+    <w:p>
+      <w:pPr>
+        <w:spacing w:line="360" w:lineRule="auto"/>
+        <w:ind w:left="720" w:hanging="720"/>
+        <w:rPr>
+          <w:sz w:val="22"/>
+          <w:szCs w:val="22"/>
+        </w:rPr>
+      </w:pPr>
+    </w:p>
+    <w:p>
+      <w:pPr>
+        <w:tabs>
+          <w:tab w:val="left" w:pos="360"/>
+        </w:tabs>
+        <w:spacing w:line="360" w:lineRule="auto"/>
+      </w:pPr>
+      <w:r>
+        <w:t>2.</w:t>
+      </w:r>
+      <w:r>
+        <w:tab/>
+        <w:t>Fees</w:t>
+      </w:r>
+    </w:p>
+    <w:p>
+      <w:pPr>
+        <w:spacing w:line="360" w:lineRule="auto"/>
+        <w:ind w:left="720" w:hanging="360"/>
+        <w:rPr>
+          <w:bCs/>
+          <w:noProof/>
+          <w:sz w:val="22"/>
+          <w:szCs w:val="22"/>
+        </w:rPr>
+      </w:pPr>
+      <w:r>
+        <w:rPr>
+          <w:bCs/>
+          <w:noProof/>
+          <w:sz w:val="22"/>
+          <w:szCs w:val="22"/>
+          <w:u w:val="single"/>
+        </w:rPr>
+        <w:t>X</w:t>
+      </w:r>
+      <w:r>
+        <w:rPr>
+          <w:bCs/>
+          <w:noProof/>
+          <w:sz w:val="22"/>
+          <w:szCs w:val="22"/>
+        </w:rPr>
+        <w:tab/>
+      </w:r>
+      <w:r>
+        <w:rPr>
+          <w:bCs/>
+          <w:noProof/>
+          <w:sz w:val="22"/>
+          <w:szCs w:val="22"/>
+        </w:rPr>
+        <w:t>&lt;&lt;depCheckText&gt;&gt;</w:t>
+      </w:r>
+    </w:p>
+    <w:p>
+      <w:pPr>
+        <w:spacing w:line="360" w:lineRule="auto"/>
+        <w:ind w:left="720" w:hanging="360"/>
+        <w:rPr>
+          <w:noProof/>
+          <w:sz w:val="22"/>
+          <w:szCs w:val="22"/>
+        </w:rPr>
+      </w:pPr>
+      <w:r>
+        <w:rPr>
+          <w:noProof/>
+          <w:sz w:val="22"/>
+          <w:szCs w:val="22"/>
+          <w:u w:val="single"/>
+        </w:rPr>
+        <w:t>&lt;&lt;extFee</w:t>
+      </w:r>
+      <w:r>
+        <w:rPr>
+          <w:noProof/>
+          <w:sz w:val="22"/>
+          <w:szCs w:val="22"/>
+          <w:u w:val="single"/>
+        </w:rPr>
+        <w:t>X</w:t>
+      </w:r>
+      <w:r>
+        <w:rPr>
+          <w:noProof/>
+          <w:sz w:val="22"/>
+          <w:szCs w:val="22"/>
+          <w:u w:val="single"/>
+        </w:rPr>
+        <w:t>&gt;&gt;</w:t>
+      </w:r>
+      <w:r>
+        <w:rPr>
+          <w:noProof/>
+          <w:sz w:val="22"/>
+          <w:szCs w:val="22"/>
+        </w:rPr>
+        <w:tab/>
+      </w:r>
+      <w:r>
+        <w:rPr>
+          <w:noProof/>
+          <w:sz w:val="22"/>
+          <w:szCs w:val="22"/>
+        </w:rPr>
+        <w:t>&lt;&lt;extFeeText&gt;&gt;</w:t>
+      </w:r>
+    </w:p>
+    <w:p>
+      <w:pPr>
+        <w:spacing w:line="360" w:lineRule="auto"/>
+        <w:ind w:left="720" w:hanging="360"/>
+        <w:rPr>
+          <w:noProof/>
+          <w:sz w:val="22"/>
+          <w:szCs w:val="22"/>
+        </w:rPr>
+      </w:pPr>
+      <w:r>
+        <w:rPr>
+          <w:noProof/>
           <w:color w:val="000000"/>
-        </w:rPr>
-        <w:t>U.S. Patent No. , issued None</w:t>
-      </w:r>
-    </w:p>
-    <w:p>
-      <w:pPr>
-        <w:spacing w:after="0" w:line="240" w:lineRule="auto"/>
-        <w:ind w:firstLine="720"/>
-      </w:pPr>
-      <w:r>
-        <w:t>Title: Method and apparatus for making a title for a matter 1000</w:t>
-      </w:r>
-    </w:p>
-    <w:p>
-      <w:pPr>
-        <w:spacing w:after="0" w:line="240" w:lineRule="auto"/>
-      </w:pPr>
-    </w:p>
-    <w:p>
-      <w:pPr>
-        <w:spacing w:after="0" w:line="240" w:lineRule="auto"/>
-      </w:pPr>
-      <w:r>
-        <w:t xml:space="preserve">We are pleased to attach an electronic copy of United States Letters Patent No.  issued None and entitled "Method and apparatus for making a title for a matter 1000".   </w:t>
-      </w:r>
-    </w:p>
-    <w:p>
-      <w:pPr>
-        <w:spacing w:after="0" w:line="240" w:lineRule="auto"/>
-      </w:pPr>
-    </w:p>
-    <w:p>
-      <w:pPr>
-        <w:spacing w:after="0" w:line="240" w:lineRule="auto"/>
-      </w:pPr>
-      <w:r/>
-    </w:p>
-    <w:p>
-      <w:pPr>
-        <w:spacing w:after="0" w:line="240" w:lineRule="auto"/>
-      </w:pPr>
-    </w:p>
-    <w:p>
-      <w:pPr>
-        <w:spacing w:after="0" w:line="240" w:lineRule="auto"/>
-      </w:pPr>
-      <w:r>
-        <w:t>The patent will remain in effect for a term of twenty years from the date of the earliest filing.  To maintain the patent for its entire term, maintenance fees must be paid when due.  The fees are due as follows:</w:t>
-      </w:r>
-    </w:p>
-    <w:p>
-      <w:pPr>
-        <w:spacing w:after="0" w:line="240" w:lineRule="auto"/>
-      </w:pPr>
-    </w:p>
-    <w:p>
-      <w:pPr>
-        <w:spacing w:after="0" w:line="240" w:lineRule="auto"/>
-      </w:pPr>
-      <w:r>
+          <w:sz w:val="22"/>
+          <w:szCs w:val="22"/>
+          <w:u w:val="single" w:color="000000"/>
+        </w:rPr>
+        <w:t>&lt;&lt;</w:t>
+      </w:r>
+      <w:r>
+        <w:rPr>
+          <w:noProof/>
+          <w:sz w:val="22"/>
+          <w:szCs w:val="22"/>
+          <w:u w:val="single"/>
+        </w:rPr>
+        <w:t>recalcX</w:t>
+      </w:r>
+      <w:r>
+        <w:rPr>
+          <w:noProof/>
+          <w:color w:val="000000"/>
+          <w:sz w:val="22"/>
+          <w:szCs w:val="22"/>
+          <w:u w:val="single" w:color="000000"/>
+        </w:rPr>
+        <w:t>&gt;&gt;</w:t>
+      </w:r>
+      <w:r>
+        <w:rPr>
+          <w:noProof/>
+          <w:color w:val="000000"/>
+          <w:sz w:val="22"/>
+          <w:szCs w:val="22"/>
+          <w:u w:color="000000"/>
+        </w:rPr>
         <w:tab/>
-      </w:r>
-      <w:r>
+        <w:t>&lt;&lt;</w:t>
+      </w:r>
+      <w:r>
+        <w:rPr>
+          <w:noProof/>
+          <w:sz w:val="22"/>
+          <w:szCs w:val="22"/>
+        </w:rPr>
+        <w:t>recalcText</w:t>
+      </w:r>
+      <w:r>
+        <w:rPr>
+          <w:noProof/>
+          <w:color w:val="000000"/>
+          <w:sz w:val="22"/>
+          <w:szCs w:val="22"/>
+          <w:u w:color="000000"/>
+        </w:rPr>
+        <w:t>&gt;&gt;</w:t>
+      </w:r>
+    </w:p>
+    <w:p>
+      <w:pPr>
+        <w:ind w:left="720" w:hanging="360"/>
+        <w:rPr>
+          <w:noProof/>
+          <w:sz w:val="22"/>
+          <w:szCs w:val="22"/>
+        </w:rPr>
+      </w:pPr>
+    </w:p>
+    <w:p>
+      <w:pPr>
+        <w:tabs>
+          <w:tab w:val="left" w:pos="180"/>
+        </w:tabs>
+        <w:rPr>
+          <w:b/>
+          <w:bCs/>
+          <w:noProof/>
+          <w:sz w:val="20"/>
+        </w:rPr>
+      </w:pPr>
+      <w:r>
+        <w:rPr>
+          <w:b/>
+          <w:bCs/>
+          <w:noProof/>
+          <w:sz w:val="20"/>
+        </w:rPr>
         <w:tab/>
-      </w:r>
-      <w:r>
+        <w:t>&lt;&lt;addlFeeTableText&gt;&gt;</w:t>
+      </w:r>
+    </w:p>
+    <w:tbl>
+      <w:tblPr>
+        <w:tblW w:w="10322" w:type="dxa"/>
+        <w:jc w:val="center"/>
+        <w:tblBorders>
+          <w:top w:val="single" w:sz="4" w:space="0" w:color="auto"/>
+          <w:left w:val="single" w:sz="4" w:space="0" w:color="auto"/>
+          <w:bottom w:val="single" w:sz="4" w:space="0" w:color="auto"/>
+          <w:right w:val="single" w:sz="4" w:space="0" w:color="auto"/>
+          <w:insideH w:val="single" w:sz="4" w:space="0" w:color="auto"/>
+          <w:insideV w:val="single" w:sz="4" w:space="0" w:color="auto"/>
+        </w:tblBorders>
+        <w:tblLayout w:type="fixed"/>
+        <w:tblLook w:val="0000" w:firstRow="0" w:lastRow="0" w:firstColumn="0" w:lastColumn="0" w:noHBand="0" w:noVBand="0"/>
+      </w:tblPr>
+      <w:tblGrid>
+        <w:gridCol w:w="3090"/>
+        <w:gridCol w:w="1440"/>
+        <w:gridCol w:w="383"/>
+        <w:gridCol w:w="1313"/>
+        <w:gridCol w:w="1126"/>
+        <w:gridCol w:w="1280"/>
+        <w:gridCol w:w="1690"/>
+      </w:tblGrid>
+      <w:tr>
+        <w:tblPrEx>
+          <w:tblCellMar>
+            <w:top w:w="0" w:type="dxa"/>
+            <w:bottom w:w="0" w:type="dxa"/>
+          </w:tblCellMar>
+        </w:tblPrEx>
+        <w:trPr>
+          <w:cantSplit/>
+          <w:jc w:val="center"/>
+        </w:trPr>
+        <w:tc>
+          <w:tcPr>
+            <w:tcW w:w="10322" w:type="dxa"/>
+            <w:gridSpan w:val="7"/>
+            <w:tcBorders>
+              <w:top w:val="double" w:sz="4" w:space="0" w:color="auto"/>
+              <w:left w:val="double" w:sz="4" w:space="0" w:color="auto"/>
+              <w:bottom w:val="single" w:sz="4" w:space="0" w:color="auto"/>
+              <w:right w:val="double" w:sz="4" w:space="0" w:color="auto"/>
+            </w:tcBorders>
+            <w:shd w:val="pct10" w:color="auto" w:fill="FFFFFF"/>
+            <w:vAlign w:val="center"/>
+          </w:tcPr>
+          <w:p>
+            <w:pPr>
+              <w:spacing w:after="58"/>
+              <w:jc w:val="center"/>
+              <w:rPr>
+                <w:b/>
+                <w:bCs/>
+                <w:noProof/>
+                <w:sz w:val="20"/>
+              </w:rPr>
+            </w:pPr>
+            <w:r>
+              <w:rPr>
+                <w:b/>
+                <w:bCs/>
+                <w:noProof/>
+                <w:sz w:val="20"/>
+              </w:rPr>
+              <w:t>CLAIMS AS AMENDED</w:t>
+            </w:r>
+          </w:p>
+        </w:tc>
+      </w:tr>
+      <w:tr>
+        <w:tblPrEx>
+          <w:tblCellMar>
+            <w:top w:w="0" w:type="dxa"/>
+            <w:bottom w:w="0" w:type="dxa"/>
+          </w:tblCellMar>
+        </w:tblPrEx>
+        <w:trPr>
+          <w:cantSplit/>
+          <w:jc w:val="center"/>
+        </w:trPr>
+        <w:tc>
+          <w:tcPr>
+            <w:tcW w:w="3090" w:type="dxa"/>
+            <w:tcBorders>
+              <w:top w:val="single" w:sz="4" w:space="0" w:color="auto"/>
+              <w:left w:val="double" w:sz="4" w:space="0" w:color="auto"/>
+              <w:bottom w:val="single" w:sz="4" w:space="0" w:color="auto"/>
+              <w:right w:val="single" w:sz="4" w:space="0" w:color="auto"/>
+            </w:tcBorders>
+            <w:vAlign w:val="center"/>
+          </w:tcPr>
+          <w:p>
+            <w:pPr>
+              <w:pStyle w:val="EnvelopeReturn"/>
+              <w:jc w:val="center"/>
+              <w:rPr>
+                <w:rFonts w:ascii="Times New Roman" w:hAnsi="Times New Roman" w:cs="Times New Roman"/>
+                <w:b/>
+                <w:bCs/>
+                <w:noProof/>
+                <w:szCs w:val="24"/>
+              </w:rPr>
+            </w:pPr>
+          </w:p>
+        </w:tc>
+        <w:tc>
+          <w:tcPr>
+            <w:tcW w:w="1440" w:type="dxa"/>
+            <w:tcBorders>
+              <w:top w:val="single" w:sz="4" w:space="0" w:color="auto"/>
+              <w:left w:val="single" w:sz="4" w:space="0" w:color="auto"/>
+              <w:bottom w:val="single" w:sz="4" w:space="0" w:color="auto"/>
+              <w:right w:val="single" w:sz="4" w:space="0" w:color="auto"/>
+            </w:tcBorders>
+            <w:vAlign w:val="center"/>
+          </w:tcPr>
+          <w:p>
+            <w:pPr>
+              <w:jc w:val="center"/>
+              <w:rPr>
+                <w:b/>
+                <w:bCs/>
+                <w:noProof/>
+                <w:sz w:val="20"/>
+              </w:rPr>
+            </w:pPr>
+            <w:r>
+              <w:rPr>
+                <w:b/>
+                <w:bCs/>
+                <w:noProof/>
+                <w:sz w:val="20"/>
+              </w:rPr>
+              <w:t>Claims</w:t>
+            </w:r>
+          </w:p>
+          <w:p>
+            <w:pPr>
+              <w:jc w:val="center"/>
+              <w:rPr>
+                <w:b/>
+                <w:bCs/>
+                <w:noProof/>
+                <w:sz w:val="20"/>
+              </w:rPr>
+            </w:pPr>
+            <w:r>
+              <w:rPr>
+                <w:b/>
+                <w:bCs/>
+                <w:noProof/>
+                <w:sz w:val="20"/>
+              </w:rPr>
+              <w:t>Remaining</w:t>
+            </w:r>
+          </w:p>
+          <w:p>
+            <w:pPr>
+              <w:jc w:val="center"/>
+              <w:rPr>
+                <w:b/>
+                <w:bCs/>
+                <w:noProof/>
+                <w:sz w:val="20"/>
+              </w:rPr>
+            </w:pPr>
+            <w:r>
+              <w:rPr>
+                <w:b/>
+                <w:bCs/>
+                <w:noProof/>
+                <w:sz w:val="20"/>
+              </w:rPr>
+              <w:t>After</w:t>
+            </w:r>
+          </w:p>
+          <w:p>
+            <w:pPr>
+              <w:spacing w:after="58"/>
+              <w:jc w:val="center"/>
+              <w:rPr>
+                <w:b/>
+                <w:bCs/>
+                <w:noProof/>
+                <w:sz w:val="20"/>
+              </w:rPr>
+            </w:pPr>
+            <w:r>
+              <w:rPr>
+                <w:b/>
+                <w:bCs/>
+                <w:noProof/>
+                <w:sz w:val="20"/>
+              </w:rPr>
+              <w:t>Amendment</w:t>
+            </w:r>
+          </w:p>
+        </w:tc>
+        <w:tc>
+          <w:tcPr>
+            <w:tcW w:w="383" w:type="dxa"/>
+            <w:tcBorders>
+              <w:top w:val="single" w:sz="4" w:space="0" w:color="auto"/>
+              <w:left w:val="single" w:sz="4" w:space="0" w:color="auto"/>
+              <w:bottom w:val="single" w:sz="4" w:space="0" w:color="auto"/>
+              <w:right w:val="single" w:sz="4" w:space="0" w:color="auto"/>
+            </w:tcBorders>
+            <w:vAlign w:val="center"/>
+          </w:tcPr>
+          <w:p>
+            <w:pPr>
+              <w:jc w:val="center"/>
+              <w:rPr>
+                <w:b/>
+                <w:bCs/>
+                <w:noProof/>
+                <w:sz w:val="20"/>
+              </w:rPr>
+            </w:pPr>
+          </w:p>
+        </w:tc>
+        <w:tc>
+          <w:tcPr>
+            <w:tcW w:w="1313" w:type="dxa"/>
+            <w:tcBorders>
+              <w:top w:val="single" w:sz="4" w:space="0" w:color="auto"/>
+              <w:left w:val="single" w:sz="4" w:space="0" w:color="auto"/>
+              <w:bottom w:val="single" w:sz="4" w:space="0" w:color="auto"/>
+              <w:right w:val="single" w:sz="4" w:space="0" w:color="auto"/>
+            </w:tcBorders>
+            <w:vAlign w:val="center"/>
+          </w:tcPr>
+          <w:p>
+            <w:pPr>
+              <w:jc w:val="center"/>
+              <w:rPr>
+                <w:b/>
+                <w:bCs/>
+                <w:noProof/>
+                <w:sz w:val="20"/>
+              </w:rPr>
+            </w:pPr>
+            <w:r>
+              <w:rPr>
+                <w:b/>
+                <w:bCs/>
+                <w:noProof/>
+                <w:sz w:val="20"/>
+              </w:rPr>
+              <w:t>Highest</w:t>
+            </w:r>
+          </w:p>
+          <w:p>
+            <w:pPr>
+              <w:jc w:val="center"/>
+              <w:rPr>
+                <w:b/>
+                <w:bCs/>
+                <w:noProof/>
+                <w:sz w:val="20"/>
+              </w:rPr>
+            </w:pPr>
+            <w:r>
+              <w:rPr>
+                <w:b/>
+                <w:bCs/>
+                <w:noProof/>
+                <w:sz w:val="20"/>
+              </w:rPr>
+              <w:t>Number</w:t>
+            </w:r>
+          </w:p>
+          <w:p>
+            <w:pPr>
+              <w:jc w:val="center"/>
+              <w:rPr>
+                <w:b/>
+                <w:bCs/>
+                <w:noProof/>
+                <w:sz w:val="20"/>
+              </w:rPr>
+            </w:pPr>
+            <w:r>
+              <w:rPr>
+                <w:b/>
+                <w:bCs/>
+                <w:noProof/>
+                <w:sz w:val="20"/>
+              </w:rPr>
+              <w:t>Previously</w:t>
+            </w:r>
+          </w:p>
+          <w:p>
+            <w:pPr>
+              <w:spacing w:after="58"/>
+              <w:jc w:val="center"/>
+              <w:rPr>
+                <w:b/>
+                <w:bCs/>
+                <w:noProof/>
+                <w:sz w:val="20"/>
+              </w:rPr>
+            </w:pPr>
+            <w:r>
+              <w:rPr>
+                <w:b/>
+                <w:bCs/>
+                <w:noProof/>
+                <w:sz w:val="20"/>
+              </w:rPr>
+              <w:t>Paid For</w:t>
+            </w:r>
+          </w:p>
+        </w:tc>
+        <w:tc>
+          <w:tcPr>
+            <w:tcW w:w="1126" w:type="dxa"/>
+            <w:tcBorders>
+              <w:top w:val="single" w:sz="4" w:space="0" w:color="auto"/>
+              <w:left w:val="single" w:sz="4" w:space="0" w:color="auto"/>
+              <w:bottom w:val="single" w:sz="4" w:space="0" w:color="auto"/>
+              <w:right w:val="single" w:sz="4" w:space="0" w:color="auto"/>
+            </w:tcBorders>
+            <w:vAlign w:val="center"/>
+          </w:tcPr>
+          <w:p>
+            <w:pPr>
+              <w:jc w:val="center"/>
+              <w:rPr>
+                <w:b/>
+                <w:bCs/>
+                <w:noProof/>
+                <w:sz w:val="20"/>
+              </w:rPr>
+            </w:pPr>
+            <w:r>
+              <w:rPr>
+                <w:b/>
+                <w:bCs/>
+                <w:noProof/>
+                <w:sz w:val="20"/>
+              </w:rPr>
+              <w:t>Present</w:t>
+            </w:r>
+          </w:p>
+          <w:p>
+            <w:pPr>
+              <w:spacing w:after="58"/>
+              <w:jc w:val="center"/>
+              <w:rPr>
+                <w:b/>
+                <w:bCs/>
+                <w:noProof/>
+                <w:sz w:val="20"/>
+              </w:rPr>
+            </w:pPr>
+            <w:r>
+              <w:rPr>
+                <w:b/>
+                <w:bCs/>
+                <w:noProof/>
+                <w:sz w:val="20"/>
+              </w:rPr>
+              <w:t>Extra</w:t>
+            </w:r>
+          </w:p>
+        </w:tc>
+        <w:tc>
+          <w:tcPr>
+            <w:tcW w:w="1280" w:type="dxa"/>
+            <w:tcBorders>
+              <w:top w:val="single" w:sz="4" w:space="0" w:color="auto"/>
+              <w:left w:val="single" w:sz="4" w:space="0" w:color="auto"/>
+              <w:bottom w:val="single" w:sz="4" w:space="0" w:color="auto"/>
+              <w:right w:val="single" w:sz="4" w:space="0" w:color="auto"/>
+            </w:tcBorders>
+            <w:vAlign w:val="center"/>
+          </w:tcPr>
+          <w:p>
+            <w:pPr>
+              <w:pStyle w:val="Heading7"/>
+              <w:spacing w:after="58"/>
+              <w:rPr>
+                <w:noProof/>
+                <w:sz w:val="20"/>
+              </w:rPr>
+            </w:pPr>
+            <w:r>
+              <w:rPr>
+                <w:noProof/>
+                <w:sz w:val="20"/>
+              </w:rPr>
+              <w:t>Rate</w:t>
+            </w:r>
+          </w:p>
+        </w:tc>
+        <w:tc>
+          <w:tcPr>
+            <w:tcW w:w="1690" w:type="dxa"/>
+            <w:tcBorders>
+              <w:top w:val="single" w:sz="4" w:space="0" w:color="auto"/>
+              <w:left w:val="single" w:sz="4" w:space="0" w:color="auto"/>
+              <w:bottom w:val="single" w:sz="4" w:space="0" w:color="auto"/>
+              <w:right w:val="double" w:sz="4" w:space="0" w:color="auto"/>
+            </w:tcBorders>
+            <w:vAlign w:val="center"/>
+          </w:tcPr>
+          <w:p>
+            <w:pPr>
+              <w:jc w:val="center"/>
+              <w:rPr>
+                <w:b/>
+                <w:bCs/>
+                <w:noProof/>
+                <w:sz w:val="20"/>
+              </w:rPr>
+            </w:pPr>
+            <w:r>
+              <w:rPr>
+                <w:b/>
+                <w:bCs/>
+                <w:noProof/>
+                <w:sz w:val="20"/>
+              </w:rPr>
+              <w:t>Fee</w:t>
+            </w:r>
+          </w:p>
+        </w:tc>
+      </w:tr>
+      <w:tr>
+        <w:tblPrEx>
+          <w:tblCellMar>
+            <w:top w:w="0" w:type="dxa"/>
+            <w:bottom w:w="0" w:type="dxa"/>
+          </w:tblCellMar>
+        </w:tblPrEx>
+        <w:trPr>
+          <w:cantSplit/>
+          <w:jc w:val="center"/>
+        </w:trPr>
+        <w:tc>
+          <w:tcPr>
+            <w:tcW w:w="3090" w:type="dxa"/>
+            <w:tcBorders>
+              <w:top w:val="single" w:sz="4" w:space="0" w:color="auto"/>
+              <w:left w:val="double" w:sz="4" w:space="0" w:color="auto"/>
+              <w:bottom w:val="single" w:sz="4" w:space="0" w:color="auto"/>
+              <w:right w:val="single" w:sz="4" w:space="0" w:color="auto"/>
+            </w:tcBorders>
+            <w:vAlign w:val="center"/>
+          </w:tcPr>
+          <w:p>
+            <w:pPr>
+              <w:spacing w:after="58"/>
+              <w:rPr>
+                <w:b/>
+                <w:bCs/>
+                <w:noProof/>
+                <w:sz w:val="20"/>
+              </w:rPr>
+            </w:pPr>
+            <w:r>
+              <w:rPr>
+                <w:b/>
+                <w:bCs/>
+                <w:noProof/>
+                <w:sz w:val="20"/>
+              </w:rPr>
+              <w:t>TOTAL CLAIMS</w:t>
+            </w:r>
+          </w:p>
+        </w:tc>
+        <w:tc>
+          <w:tcPr>
+            <w:tcW w:w="1440" w:type="dxa"/>
+            <w:tcBorders>
+              <w:top w:val="single" w:sz="4" w:space="0" w:color="auto"/>
+              <w:left w:val="single" w:sz="4" w:space="0" w:color="auto"/>
+              <w:bottom w:val="single" w:sz="4" w:space="0" w:color="auto"/>
+              <w:right w:val="single" w:sz="4" w:space="0" w:color="auto"/>
+            </w:tcBorders>
+            <w:vAlign w:val="center"/>
+          </w:tcPr>
+          <w:p>
+            <w:pPr>
+              <w:spacing w:after="58"/>
+              <w:jc w:val="center"/>
+              <w:rPr>
+                <w:b/>
+                <w:bCs/>
+                <w:noProof/>
+                <w:sz w:val="20"/>
+              </w:rPr>
+            </w:pPr>
+            <w:r>
+              <w:rPr>
+                <w:b/>
+                <w:bCs/>
+                <w:noProof/>
+                <w:sz w:val="20"/>
+              </w:rPr>
+              <w:t>&lt;&lt;claimsAfter&gt;&gt;</w:t>
+            </w:r>
+          </w:p>
+        </w:tc>
+        <w:tc>
+          <w:tcPr>
+            <w:tcW w:w="383" w:type="dxa"/>
+            <w:tcBorders>
+              <w:top w:val="single" w:sz="4" w:space="0" w:color="auto"/>
+              <w:left w:val="single" w:sz="4" w:space="0" w:color="auto"/>
+              <w:bottom w:val="single" w:sz="4" w:space="0" w:color="auto"/>
+              <w:right w:val="single" w:sz="4" w:space="0" w:color="auto"/>
+            </w:tcBorders>
+            <w:vAlign w:val="center"/>
+          </w:tcPr>
+          <w:p>
+            <w:pPr>
+              <w:spacing w:after="58"/>
+              <w:jc w:val="center"/>
+              <w:rPr>
+                <w:b/>
+                <w:bCs/>
+                <w:noProof/>
+                <w:sz w:val="20"/>
+              </w:rPr>
+            </w:pPr>
+            <w:r>
+              <w:rPr>
+                <w:b/>
+                <w:bCs/>
+                <w:noProof/>
+                <w:sz w:val="20"/>
+              </w:rPr>
+              <w:t>-</w:t>
+            </w:r>
+          </w:p>
+        </w:tc>
+        <w:tc>
+          <w:tcPr>
+            <w:tcW w:w="1313" w:type="dxa"/>
+            <w:tcBorders>
+              <w:top w:val="single" w:sz="4" w:space="0" w:color="auto"/>
+              <w:left w:val="single" w:sz="4" w:space="0" w:color="auto"/>
+              <w:bottom w:val="single" w:sz="4" w:space="0" w:color="auto"/>
+              <w:right w:val="single" w:sz="4" w:space="0" w:color="auto"/>
+            </w:tcBorders>
+            <w:vAlign w:val="center"/>
+          </w:tcPr>
+          <w:p>
+            <w:pPr>
+              <w:spacing w:after="58"/>
+              <w:jc w:val="center"/>
+              <w:rPr>
+                <w:b/>
+                <w:bCs/>
+                <w:noProof/>
+                <w:sz w:val="20"/>
+              </w:rPr>
+            </w:pPr>
+            <w:r>
+              <w:rPr>
+                <w:b/>
+                <w:bCs/>
+                <w:noProof/>
+                <w:sz w:val="20"/>
+              </w:rPr>
+              <w:t>&lt;&lt;claimsHighest&gt;&gt;</w:t>
+            </w:r>
+          </w:p>
+        </w:tc>
+        <w:tc>
+          <w:tcPr>
+            <w:tcW w:w="1126" w:type="dxa"/>
+            <w:tcBorders>
+              <w:top w:val="single" w:sz="4" w:space="0" w:color="auto"/>
+              <w:left w:val="single" w:sz="4" w:space="0" w:color="auto"/>
+              <w:bottom w:val="single" w:sz="4" w:space="0" w:color="auto"/>
+              <w:right w:val="single" w:sz="4" w:space="0" w:color="auto"/>
+            </w:tcBorders>
+            <w:vAlign w:val="center"/>
+          </w:tcPr>
+          <w:p>
+            <w:pPr>
+              <w:spacing w:after="58"/>
+              <w:jc w:val="center"/>
+              <w:rPr>
+                <w:b/>
+                <w:bCs/>
+                <w:noProof/>
+                <w:sz w:val="20"/>
+                <w:u w:val="single"/>
+              </w:rPr>
+            </w:pPr>
+            <w:r>
+              <w:rPr>
+                <w:b/>
+                <w:bCs/>
+                <w:noProof/>
+                <w:sz w:val="20"/>
+                <w:u w:val="single"/>
+              </w:rPr>
+              <w:t>&lt;&lt;extraClaims&gt;&gt;</w:t>
+            </w:r>
+          </w:p>
+        </w:tc>
+        <w:tc>
+          <w:tcPr>
+            <w:tcW w:w="1280" w:type="dxa"/>
+            <w:tcBorders>
+              <w:top w:val="single" w:sz="4" w:space="0" w:color="auto"/>
+              <w:left w:val="single" w:sz="4" w:space="0" w:color="auto"/>
+              <w:bottom w:val="single" w:sz="4" w:space="0" w:color="auto"/>
+              <w:right w:val="single" w:sz="4" w:space="0" w:color="auto"/>
+            </w:tcBorders>
+            <w:vAlign w:val="center"/>
+          </w:tcPr>
+          <w:p>
+            <w:pPr>
+              <w:spacing w:after="58"/>
+              <w:jc w:val="center"/>
+              <w:rPr>
+                <w:b/>
+                <w:bCs/>
+                <w:noProof/>
+                <w:sz w:val="20"/>
+              </w:rPr>
+            </w:pPr>
+            <w:r>
+              <w:rPr>
+                <w:b/>
+                <w:bCs/>
+                <w:noProof/>
+                <w:sz w:val="20"/>
+              </w:rPr>
+              <w:t>x &lt;&lt;claimRate&gt;&gt; =</w:t>
+            </w:r>
+          </w:p>
+        </w:tc>
+        <w:tc>
+          <w:tcPr>
+            <w:tcW w:w="1690" w:type="dxa"/>
+            <w:tcBorders>
+              <w:top w:val="single" w:sz="4" w:space="0" w:color="auto"/>
+              <w:left w:val="single" w:sz="4" w:space="0" w:color="auto"/>
+              <w:bottom w:val="single" w:sz="4" w:space="0" w:color="auto"/>
+              <w:right w:val="double" w:sz="4" w:space="0" w:color="auto"/>
+            </w:tcBorders>
+            <w:vAlign w:val="center"/>
+          </w:tcPr>
+          <w:p>
+            <w:pPr>
+              <w:spacing w:after="58"/>
+              <w:jc w:val="center"/>
+              <w:rPr>
+                <w:b/>
+                <w:bCs/>
+                <w:noProof/>
+                <w:sz w:val="20"/>
+              </w:rPr>
+            </w:pPr>
+            <w:r>
+              <w:rPr>
+                <w:b/>
+                <w:bCs/>
+                <w:noProof/>
+                <w:sz w:val="20"/>
+              </w:rPr>
+              <w:t>&lt;&lt;claimFee&gt;&gt;</w:t>
+            </w:r>
+          </w:p>
+        </w:tc>
+      </w:tr>
+      <w:tr>
+        <w:tblPrEx>
+          <w:tblCellMar>
+            <w:top w:w="0" w:type="dxa"/>
+            <w:bottom w:w="0" w:type="dxa"/>
+          </w:tblCellMar>
+        </w:tblPrEx>
+        <w:trPr>
+          <w:cantSplit/>
+          <w:jc w:val="center"/>
+        </w:trPr>
+        <w:tc>
+          <w:tcPr>
+            <w:tcW w:w="3090" w:type="dxa"/>
+            <w:tcBorders>
+              <w:top w:val="single" w:sz="4" w:space="0" w:color="auto"/>
+              <w:left w:val="double" w:sz="4" w:space="0" w:color="auto"/>
+              <w:bottom w:val="single" w:sz="4" w:space="0" w:color="auto"/>
+              <w:right w:val="single" w:sz="4" w:space="0" w:color="auto"/>
+            </w:tcBorders>
+            <w:vAlign w:val="center"/>
+          </w:tcPr>
+          <w:p>
+            <w:pPr>
+              <w:spacing w:after="58"/>
+              <w:rPr>
+                <w:b/>
+                <w:bCs/>
+                <w:noProof/>
+                <w:sz w:val="20"/>
+              </w:rPr>
+            </w:pPr>
+            <w:r>
+              <w:rPr>
+                <w:b/>
+                <w:bCs/>
+                <w:noProof/>
+                <w:sz w:val="20"/>
+              </w:rPr>
+              <w:t>INDEPENDENT CLAIMS</w:t>
+            </w:r>
+          </w:p>
+        </w:tc>
+        <w:tc>
+          <w:tcPr>
+            <w:tcW w:w="1440" w:type="dxa"/>
+            <w:tcBorders>
+              <w:top w:val="single" w:sz="4" w:space="0" w:color="auto"/>
+              <w:left w:val="single" w:sz="4" w:space="0" w:color="auto"/>
+              <w:bottom w:val="single" w:sz="4" w:space="0" w:color="auto"/>
+              <w:right w:val="single" w:sz="4" w:space="0" w:color="auto"/>
+            </w:tcBorders>
+            <w:vAlign w:val="center"/>
+          </w:tcPr>
+          <w:p>
+            <w:pPr>
+              <w:spacing w:after="58"/>
+              <w:jc w:val="center"/>
+              <w:rPr>
+                <w:b/>
+                <w:bCs/>
+                <w:noProof/>
+                <w:sz w:val="20"/>
+              </w:rPr>
+            </w:pPr>
+            <w:r>
+              <w:rPr>
+                <w:b/>
+                <w:bCs/>
+                <w:noProof/>
+                <w:sz w:val="20"/>
+              </w:rPr>
+              <w:t>&lt;&lt;indAfter&gt;&gt;</w:t>
+            </w:r>
+          </w:p>
+        </w:tc>
+        <w:tc>
+          <w:tcPr>
+            <w:tcW w:w="383" w:type="dxa"/>
+            <w:tcBorders>
+              <w:top w:val="single" w:sz="4" w:space="0" w:color="auto"/>
+              <w:left w:val="single" w:sz="4" w:space="0" w:color="auto"/>
+              <w:bottom w:val="single" w:sz="4" w:space="0" w:color="auto"/>
+              <w:right w:val="single" w:sz="4" w:space="0" w:color="auto"/>
+            </w:tcBorders>
+            <w:vAlign w:val="center"/>
+          </w:tcPr>
+          <w:p>
+            <w:pPr>
+              <w:spacing w:after="58"/>
+              <w:jc w:val="center"/>
+              <w:rPr>
+                <w:b/>
+                <w:bCs/>
+                <w:noProof/>
+                <w:sz w:val="20"/>
+              </w:rPr>
+            </w:pPr>
+            <w:r>
+              <w:rPr>
+                <w:b/>
+                <w:bCs/>
+                <w:noProof/>
+                <w:sz w:val="20"/>
+              </w:rPr>
+              <w:t>-</w:t>
+            </w:r>
+          </w:p>
+        </w:tc>
+        <w:tc>
+          <w:tcPr>
+            <w:tcW w:w="1313" w:type="dxa"/>
+            <w:tcBorders>
+              <w:top w:val="single" w:sz="4" w:space="0" w:color="auto"/>
+              <w:left w:val="single" w:sz="4" w:space="0" w:color="auto"/>
+              <w:bottom w:val="single" w:sz="4" w:space="0" w:color="auto"/>
+              <w:right w:val="single" w:sz="4" w:space="0" w:color="auto"/>
+            </w:tcBorders>
+            <w:vAlign w:val="center"/>
+          </w:tcPr>
+          <w:p>
+            <w:pPr>
+              <w:spacing w:after="58"/>
+              <w:jc w:val="center"/>
+              <w:rPr>
+                <w:b/>
+                <w:bCs/>
+                <w:noProof/>
+                <w:sz w:val="20"/>
+              </w:rPr>
+            </w:pPr>
+            <w:r>
+              <w:rPr>
+                <w:b/>
+                <w:bCs/>
+                <w:noProof/>
+                <w:sz w:val="20"/>
+              </w:rPr>
+              <w:t>&lt;&lt;indHighest&gt;&gt;</w:t>
+            </w:r>
+          </w:p>
+        </w:tc>
+        <w:tc>
+          <w:tcPr>
+            <w:tcW w:w="1126" w:type="dxa"/>
+            <w:tcBorders>
+              <w:top w:val="single" w:sz="4" w:space="0" w:color="auto"/>
+              <w:left w:val="single" w:sz="4" w:space="0" w:color="auto"/>
+              <w:bottom w:val="single" w:sz="4" w:space="0" w:color="auto"/>
+              <w:right w:val="single" w:sz="4" w:space="0" w:color="auto"/>
+            </w:tcBorders>
+            <w:vAlign w:val="center"/>
+          </w:tcPr>
+          <w:p>
+            <w:pPr>
+              <w:spacing w:after="58"/>
+              <w:jc w:val="center"/>
+              <w:rPr>
+                <w:b/>
+                <w:bCs/>
+                <w:noProof/>
+                <w:sz w:val="20"/>
+                <w:u w:val="single"/>
+              </w:rPr>
+            </w:pPr>
+            <w:r>
+              <w:rPr>
+                <w:b/>
+                <w:bCs/>
+                <w:noProof/>
+                <w:sz w:val="20"/>
+                <w:u w:val="single"/>
+              </w:rPr>
+              <w:t>&lt;&lt;extraIndClaims&gt;&gt;</w:t>
+            </w:r>
+          </w:p>
+        </w:tc>
+        <w:tc>
+          <w:tcPr>
+            <w:tcW w:w="1280" w:type="dxa"/>
+            <w:tcBorders>
+              <w:top w:val="single" w:sz="4" w:space="0" w:color="auto"/>
+              <w:left w:val="single" w:sz="4" w:space="0" w:color="auto"/>
+              <w:bottom w:val="single" w:sz="4" w:space="0" w:color="auto"/>
+              <w:right w:val="single" w:sz="4" w:space="0" w:color="auto"/>
+            </w:tcBorders>
+            <w:vAlign w:val="center"/>
+          </w:tcPr>
+          <w:p>
+            <w:pPr>
+              <w:spacing w:after="58"/>
+              <w:jc w:val="center"/>
+              <w:rPr>
+                <w:b/>
+                <w:bCs/>
+                <w:noProof/>
+                <w:sz w:val="20"/>
+              </w:rPr>
+            </w:pPr>
+            <w:r>
+              <w:rPr>
+                <w:b/>
+                <w:bCs/>
+                <w:noProof/>
+                <w:sz w:val="20"/>
+              </w:rPr>
+              <w:t>x &lt;&lt;indRate&gt;&gt; =</w:t>
+            </w:r>
+          </w:p>
+        </w:tc>
+        <w:tc>
+          <w:tcPr>
+            <w:tcW w:w="1690" w:type="dxa"/>
+            <w:tcBorders>
+              <w:top w:val="single" w:sz="4" w:space="0" w:color="auto"/>
+              <w:left w:val="single" w:sz="4" w:space="0" w:color="auto"/>
+              <w:bottom w:val="single" w:sz="4" w:space="0" w:color="auto"/>
+              <w:right w:val="double" w:sz="4" w:space="0" w:color="auto"/>
+            </w:tcBorders>
+            <w:vAlign w:val="center"/>
+          </w:tcPr>
+          <w:p>
+            <w:pPr>
+              <w:spacing w:after="58"/>
+              <w:jc w:val="center"/>
+              <w:rPr>
+                <w:b/>
+                <w:bCs/>
+                <w:noProof/>
+                <w:sz w:val="20"/>
+              </w:rPr>
+            </w:pPr>
+            <w:r>
+              <w:rPr>
+                <w:b/>
+                <w:bCs/>
+                <w:noProof/>
+                <w:sz w:val="20"/>
+              </w:rPr>
+              <w:t>&lt;&lt;indFee&gt;&gt;</w:t>
+            </w:r>
+          </w:p>
+        </w:tc>
+      </w:tr>
+      <w:tr>
+        <w:tblPrEx>
+          <w:tblCellMar>
+            <w:top w:w="0" w:type="dxa"/>
+            <w:bottom w:w="0" w:type="dxa"/>
+          </w:tblCellMar>
+        </w:tblPrEx>
+        <w:trPr>
+          <w:cantSplit/>
+          <w:jc w:val="center"/>
+        </w:trPr>
+        <w:tc>
+          <w:tcPr>
+            <w:tcW w:w="8632" w:type="dxa"/>
+            <w:gridSpan w:val="6"/>
+            <w:tcBorders>
+              <w:top w:val="single" w:sz="4" w:space="0" w:color="auto"/>
+              <w:left w:val="double" w:sz="4" w:space="0" w:color="auto"/>
+              <w:bottom w:val="single" w:sz="4" w:space="0" w:color="auto"/>
+              <w:right w:val="single" w:sz="4" w:space="0" w:color="auto"/>
+            </w:tcBorders>
+            <w:vAlign w:val="center"/>
+          </w:tcPr>
+          <w:p>
+            <w:pPr>
+              <w:spacing w:after="58"/>
+              <w:rPr>
+                <w:b/>
+                <w:bCs/>
+                <w:noProof/>
+                <w:sz w:val="20"/>
+              </w:rPr>
+            </w:pPr>
+            <w:r>
+              <w:rPr>
+                <w:b/>
+                <w:bCs/>
+                <w:noProof/>
+                <w:sz w:val="20"/>
+              </w:rPr>
+              <w:t>[&lt;&lt;multipleX&gt;&gt;] MULTIPLE DEPENDENT CLAIMS PRESENTED</w:t>
+            </w:r>
+          </w:p>
+        </w:tc>
+        <w:tc>
+          <w:tcPr>
+            <w:tcW w:w="1690" w:type="dxa"/>
+            <w:tcBorders>
+              <w:top w:val="single" w:sz="4" w:space="0" w:color="auto"/>
+              <w:left w:val="single" w:sz="4" w:space="0" w:color="auto"/>
+              <w:bottom w:val="single" w:sz="4" w:space="0" w:color="auto"/>
+              <w:right w:val="double" w:sz="4" w:space="0" w:color="auto"/>
+            </w:tcBorders>
+            <w:vAlign w:val="center"/>
+          </w:tcPr>
+          <w:p>
+            <w:pPr>
+              <w:spacing w:after="58"/>
+              <w:jc w:val="center"/>
+              <w:rPr>
+                <w:b/>
+                <w:bCs/>
+                <w:noProof/>
+                <w:sz w:val="20"/>
+              </w:rPr>
+            </w:pPr>
+            <w:r>
+              <w:rPr>
+                <w:b/>
+                <w:bCs/>
+                <w:noProof/>
+                <w:sz w:val="20"/>
+              </w:rPr>
+              <w:t>&lt;&lt;multipleFee&gt;&gt;</w:t>
+            </w:r>
+          </w:p>
+        </w:tc>
+      </w:tr>
+      <w:tr>
+        <w:tblPrEx>
+          <w:tblCellMar>
+            <w:top w:w="0" w:type="dxa"/>
+            <w:bottom w:w="0" w:type="dxa"/>
+          </w:tblCellMar>
+        </w:tblPrEx>
+        <w:trPr>
+          <w:cantSplit/>
+          <w:jc w:val="center"/>
+        </w:trPr>
+        <w:tc>
+          <w:tcPr>
+            <w:tcW w:w="8632" w:type="dxa"/>
+            <w:gridSpan w:val="6"/>
+            <w:tcBorders>
+              <w:top w:val="single" w:sz="4" w:space="0" w:color="auto"/>
+              <w:left w:val="double" w:sz="4" w:space="0" w:color="auto"/>
+              <w:bottom w:val="double" w:sz="4" w:space="0" w:color="auto"/>
+              <w:right w:val="single" w:sz="4" w:space="0" w:color="auto"/>
+            </w:tcBorders>
+            <w:vAlign w:val="center"/>
+          </w:tcPr>
+          <w:p>
+            <w:pPr>
+              <w:pStyle w:val="Heading7"/>
+              <w:spacing w:after="58"/>
+              <w:rPr>
+                <w:noProof/>
+                <w:sz w:val="20"/>
+              </w:rPr>
+            </w:pPr>
+            <w:r>
+              <w:rPr>
+                <w:noProof/>
+                <w:sz w:val="20"/>
+              </w:rPr>
+              <w:t>TOTAL</w:t>
+            </w:r>
+          </w:p>
+        </w:tc>
+        <w:tc>
+          <w:tcPr>
+            <w:tcW w:w="1690" w:type="dxa"/>
+            <w:tcBorders>
+              <w:top w:val="single" w:sz="4" w:space="0" w:color="auto"/>
+              <w:left w:val="single" w:sz="4" w:space="0" w:color="auto"/>
+              <w:bottom w:val="double" w:sz="4" w:space="0" w:color="auto"/>
+              <w:right w:val="double" w:sz="4" w:space="0" w:color="auto"/>
+            </w:tcBorders>
+            <w:vAlign w:val="center"/>
+          </w:tcPr>
+          <w:p>
+            <w:pPr>
+              <w:spacing w:after="58"/>
+              <w:jc w:val="center"/>
+              <w:rPr>
+                <w:b/>
+                <w:bCs/>
+                <w:noProof/>
+                <w:sz w:val="20"/>
+              </w:rPr>
+            </w:pPr>
+            <w:r>
+              <w:rPr>
+                <w:b/>
+                <w:bCs/>
+                <w:noProof/>
+                <w:sz w:val="20"/>
+              </w:rPr>
+              <w:t>&lt;&lt;totalFee&gt;&gt;</w:t>
+            </w:r>
+          </w:p>
+        </w:tc>
+      </w:tr>
+    </w:tbl>
+    <w:p>
+      <w:pPr>
+        <w:spacing w:line="360" w:lineRule="auto"/>
+        <w:ind w:left="720" w:hanging="360"/>
+        <w:rPr>
+          <w:noProof/>
+          <w:sz w:val="22"/>
+          <w:szCs w:val="22"/>
+        </w:rPr>
+      </w:pPr>
+    </w:p>
+    <w:p>
+      <w:pPr>
+        <w:ind w:left="90"/>
+        <w:rPr>
+          <w:b/>
+          <w:bCs/>
+          <w:sz w:val="22"/>
+          <w:szCs w:val="22"/>
+        </w:rPr>
+      </w:pPr>
+      <w:r>
+        <w:rPr>
+          <w:b/>
+          <w:bCs/>
+          <w:sz w:val="22"/>
+          <w:szCs w:val="22"/>
+        </w:rPr>
+        <w:t xml:space="preserve">The Commissioner is hereby authorized to </w:t>
+      </w:r>
+      <w:r>
+        <w:rPr>
+          <w:b/>
+          <w:bCs/>
+          <w:sz w:val="22"/>
+          <w:szCs w:val="22"/>
+        </w:rPr>
+        <w:t xml:space="preserve">charge any additional fees or </w:t>
+      </w:r>
+      <w:r>
+        <w:rPr>
+          <w:b/>
+          <w:bCs/>
+          <w:sz w:val="22"/>
+          <w:szCs w:val="22"/>
+        </w:rPr>
+        <w:t xml:space="preserve">credit overpayment to Deposit Account No. </w:t>
+      </w:r>
+      <w:r>
+        <w:rPr>
+          <w:b/>
+          <w:bCs/>
+          <w:sz w:val="22"/>
+          <w:szCs w:val="22"/>
+        </w:rPr>
+        <w:t>&lt;</w:t>
+      </w:r>
+      <w:r>
+        <w:rPr>
+          <w:b/>
+          <w:bCs/>
+          <w:sz w:val="22"/>
+          <w:szCs w:val="22"/>
+        </w:rPr>
+        <w:t>&lt;depAcc</w:t>
+      </w:r>
+      <w:r>
+        <w:rPr>
+          <w:b/>
+          <w:bCs/>
+          <w:sz w:val="22"/>
+          <w:szCs w:val="22"/>
+        </w:rPr>
+        <w:t>oun</w:t>
+      </w:r>
+      <w:r>
+        <w:rPr>
+          <w:b/>
+          <w:bCs/>
+          <w:sz w:val="22"/>
+          <w:szCs w:val="22"/>
+        </w:rPr>
+        <w:t>t&gt;&gt;</w:t>
+      </w:r>
+      <w:r>
+        <w:rPr>
+          <w:b/>
+          <w:bCs/>
+          <w:sz w:val="22"/>
+          <w:szCs w:val="22"/>
+        </w:rPr>
+        <w:t>.</w:t>
+      </w:r>
+    </w:p>
+    <w:p>
+      <w:pPr>
+        <w:rPr>
+          <w:sz w:val="22"/>
+          <w:szCs w:val="22"/>
+        </w:rPr>
+      </w:pPr>
+    </w:p>
+    <w:p>
+      <w:pPr>
+        <w:rPr>
+          <w:sz w:val="28"/>
+          <w:szCs w:val="28"/>
+        </w:rPr>
+      </w:pPr>
+      <w:r>
+        <w:rPr>
+          <w:sz w:val="22"/>
+          <w:szCs w:val="22"/>
+        </w:rPr>
         <w:tab/>
-        <w:t>3-1/2 years from the issue date</w:t>
-      </w:r>
-    </w:p>
-    <w:p>
-      <w:pPr>
-        <w:spacing w:after="0" w:line="240" w:lineRule="auto"/>
-      </w:pPr>
-      <w:r>
+      </w:r>
+      <w:r>
+        <w:rPr>
+          <w:sz w:val="22"/>
+          <w:szCs w:val="22"/>
+        </w:rPr>
         <w:tab/>
       </w:r>
       <w:r>
+        <w:rPr>
+          <w:sz w:val="22"/>
+          <w:szCs w:val="22"/>
+        </w:rPr>
         <w:tab/>
       </w:r>
       <w:r>
+        <w:rPr>
+          <w:sz w:val="22"/>
+          <w:szCs w:val="22"/>
+        </w:rPr>
         <w:tab/>
-        <w:t>7-1/2 years from the issue date</w:t>
-      </w:r>
-    </w:p>
-    <w:p>
-      <w:pPr>
-        <w:spacing w:after="0" w:line="240" w:lineRule="auto"/>
-      </w:pPr>
-      <w:r>
+      </w:r>
+      <w:r>
+        <w:rPr>
+          <w:sz w:val="22"/>
+          <w:szCs w:val="22"/>
+        </w:rPr>
         <w:tab/>
       </w:r>
       <w:r>
+        <w:rPr>
+          <w:sz w:val="22"/>
+          <w:szCs w:val="22"/>
+        </w:rPr>
         <w:tab/>
       </w:r>
       <w:r>
+        <w:rPr>
+          <w:sz w:val="22"/>
+          <w:szCs w:val="22"/>
+        </w:rPr>
         <w:tab/>
-        <w:t>11-1/2 years from the issue date</w:t>
-      </w:r>
-    </w:p>
-    <w:p>
-      <w:pPr>
-        <w:spacing w:after="0" w:line="240" w:lineRule="auto"/>
-      </w:pPr>
-    </w:p>
-    <w:p>
-      <w:pPr>
-        <w:spacing w:after="0" w:line="240" w:lineRule="auto"/>
-      </w:pPr>
-      <w:r/>
-    </w:p>
-    <w:p>
-      <w:pPr>
-        <w:spacing w:after="0" w:line="240" w:lineRule="auto"/>
-      </w:pPr>
-    </w:p>
-    <w:p>
-      <w:pPr>
-        <w:spacing w:after="0" w:line="240" w:lineRule="auto"/>
-      </w:pPr>
-      <w:r>
-        <w:t xml:space="preserve">Additionally, please note that any request for broadening the claims of your patent via reissue must be made within two (2) years of issuance of the patent.  Broadening reissue applications are filed for a number of reasons and may be used to correct claim scope when it is determined that the issued claims are narrower than what is thought to be allowable.  Once this deadline passes, the only kind of reissue application possible is one where the scope of the claims remains the same or is reduced.  Please contact us if you would like to discuss the possibility of filing a reissue application based on the above patent.  However, we will not send any further reminders regarding the deadline to file a broadening reissue application, and will take no further action unless instructed to do so in writing. </w:t>
-      </w:r>
-    </w:p>
-    <w:p>
-      <w:pPr>
-        <w:spacing w:after="0" w:line="240" w:lineRule="auto"/>
-      </w:pPr>
-    </w:p>
-    <w:p>
-      <w:pPr>
-        <w:spacing w:after="0" w:line="240" w:lineRule="auto"/>
-      </w:pPr>
-      <w:r>
-        <w:t xml:space="preserve">We are pleased to have been of service in helping to secure the issuance of the attached Letters Patent and consider our representation before the USPTO in the above-referenced matter to be completed and are therefore closing our file. We will of course inform you of any future correspondence received in relation to your patent.   </w:t>
-      </w:r>
-    </w:p>
-    <w:p>
-      <w:pPr>
-        <w:spacing w:after="0" w:line="240" w:lineRule="auto"/>
-      </w:pPr>
-    </w:p>
-    <w:p>
-      <w:pPr>
-        <w:spacing w:after="0" w:line="240" w:lineRule="auto"/>
-      </w:pPr>
-      <w:r>
-        <w:t>If you have any questions regarding the attached patent or the possibility of filing a reissue application, please contact Attorney Test at 612-373-6900.</w:t>
+      </w:r>
+      <w:r>
+        <w:rPr>
+          <w:sz w:val="22"/>
+          <w:szCs w:val="22"/>
+        </w:rPr>
+        <w:tab/>
+      </w:r>
+      <w:r>
+        <w:rPr>
+          <w:sz w:val="28"/>
+          <w:szCs w:val="28"/>
+        </w:rPr>
+        <w:t>/ {{Sig_es_:signer1:signature}} /</w:t>
+      </w:r>
+    </w:p>
+    <w:p>
+      <w:pPr>
+        <w:tabs>
+          <w:tab w:val="left" w:pos="5400"/>
+        </w:tabs>
+        <w:rPr>
+          <w:sz w:val="22"/>
+          <w:szCs w:val="22"/>
+        </w:rPr>
+      </w:pPr>
+      <w:r>
+        <w:rPr>
+          <w:sz w:val="22"/>
+          <w:szCs w:val="22"/>
+          <w:u w:val="single"/>
+        </w:rPr>
+        <w:t>SCHWEGMAN, LUNDBERG</w:t>
+      </w:r>
+      <w:r>
+        <w:rPr>
+          <w:sz w:val="22"/>
+          <w:szCs w:val="22"/>
+          <w:u w:val="single"/>
+        </w:rPr>
+        <w:t xml:space="preserve"> &amp;</w:t>
+      </w:r>
+      <w:r>
+        <w:rPr>
+          <w:sz w:val="22"/>
+          <w:szCs w:val="22"/>
+          <w:u w:val="single"/>
+        </w:rPr>
+        <w:t xml:space="preserve"> WOESSNER, P.A.</w:t>
+      </w:r>
+      <w:r>
+        <w:rPr>
+          <w:sz w:val="22"/>
+          <w:szCs w:val="22"/>
+        </w:rPr>
+        <w:tab/>
+        <w:t>By:_____________________________</w:t>
+      </w:r>
+      <w:r>
+        <w:rPr>
+          <w:sz w:val="22"/>
+          <w:szCs w:val="22"/>
+        </w:rPr>
+        <w:t>___________</w:t>
+      </w:r>
+    </w:p>
+    <w:p>
+      <w:pPr>
+        <w:tabs>
+          <w:tab w:val="left" w:pos="5850"/>
+        </w:tabs>
+        <w:rPr>
+          <w:sz w:val="22"/>
+          <w:szCs w:val="22"/>
+        </w:rPr>
+      </w:pPr>
+      <w:r>
+        <w:rPr>
+          <w:sz w:val="22"/>
+          <w:szCs w:val="22"/>
+        </w:rPr>
+        <w:tab/>
+        <w:t>Homer J. Simpson</w:t>
+      </w:r>
+    </w:p>
+    <w:p>
+      <w:pPr>
+        <w:tabs>
+          <w:tab w:val="left" w:pos="5850"/>
+        </w:tabs>
+        <w:rPr>
+          <w:sz w:val="22"/>
+          <w:szCs w:val="22"/>
+        </w:rPr>
+      </w:pPr>
+      <w:r>
+        <w:rPr>
+          <w:sz w:val="22"/>
+          <w:szCs w:val="22"/>
+        </w:rPr>
+        <w:tab/>
+      </w:r>
+      <w:r>
+        <w:rPr>
+          <w:sz w:val="22"/>
+          <w:szCs w:val="22"/>
+        </w:rPr>
+        <w:t xml:space="preserve">Reg. No. </w:t>
+      </w:r>
+      <w:r>
+        <w:rPr>
+          <w:sz w:val="22"/>
+          <w:szCs w:val="22"/>
+        </w:rPr>
+      </w:r>
+    </w:p>
+    <w:p>
+      <w:pPr>
+        <w:tabs>
+          <w:tab w:val="left" w:pos="6300"/>
+        </w:tabs>
+        <w:rPr>
+          <w:sz w:val="22"/>
+          <w:szCs w:val="22"/>
+        </w:rPr>
+      </w:pPr>
+    </w:p>
+    <w:p>
+      <w:pPr>
+        <w:rPr>
+          <w:sz w:val="18"/>
+          <w:szCs w:val="18"/>
+        </w:rPr>
+      </w:pPr>
+      <w:r>
+        <w:rPr>
+          <w:noProof/>
+          <w:sz w:val="18"/>
+          <w:szCs w:val="18"/>
+        </w:rPr>
+        <w:t>&lt;&lt;certificateCF&gt;&gt;</w:t>
+      </w:r>
+    </w:p>
+    <w:p>
+      <w:pPr>
+        <w:tabs>
+          <w:tab w:val="left" w:pos="6300"/>
+        </w:tabs>
+        <w:rPr>
+          <w:sz w:val="20"/>
+          <w:szCs w:val="20"/>
+        </w:rPr>
+      </w:pPr>
+    </w:p>
+    <w:p>
+      <w:pPr>
+        <w:tabs>
+          <w:tab w:val="left" w:pos="6300"/>
+        </w:tabs>
+        <w:rPr>
+          <w:sz w:val="20"/>
+          <w:szCs w:val="20"/>
+        </w:rPr>
+      </w:pPr>
+    </w:p>
+    <w:p>
+      <w:pPr>
+        <w:tabs>
+          <w:tab w:val="left" w:pos="5040"/>
+        </w:tabs>
+        <w:rPr>
+          <w:sz w:val="18"/>
+          <w:szCs w:val="18"/>
+        </w:rPr>
+      </w:pPr>
+      <w:r>
+        <w:rPr>
+          <w:sz w:val="18"/>
+          <w:szCs w:val="18"/>
+        </w:rPr>
+        <w:t>&lt;&lt;nameLine&gt;&gt;</w:t>
+      </w:r>
+      <w:r>
+        <w:rPr>
+          <w:sz w:val="18"/>
+          <w:szCs w:val="18"/>
+        </w:rPr>
+        <w:tab/>
+        <w:t>&lt;&lt;sigLine&gt;&gt;</w:t>
+      </w:r>
+    </w:p>
+    <w:p>
+      <w:pPr>
+        <w:tabs>
+          <w:tab w:val="left" w:pos="5040"/>
+        </w:tabs>
+        <w:jc w:val="both"/>
+      </w:pPr>
+      <w:r>
+        <w:rPr>
+          <w:sz w:val="18"/>
+          <w:szCs w:val="18"/>
+        </w:rPr>
+        <w:t>&lt;&lt;namName&gt;&gt;</w:t>
+      </w:r>
+      <w:r>
+        <w:rPr>
+          <w:sz w:val="18"/>
+          <w:szCs w:val="18"/>
+        </w:rPr>
+        <w:tab/>
+        <w:t>&lt;&lt;sigSignature&gt;&gt;</w:t>
       </w:r>
     </w:p>
     <w:sectPr>
-      <w:headerReference w:type="default" r:id="rId6"/>
-      <w:footerReference w:type="default" r:id="rId7"/>
-      <w:pgSz w:w="12240" w:h="15840"/>
-      <w:pgMar w:top="1440" w:right="1440" w:bottom="1440" w:left="1440" w:header="720" w:footer="720" w:gutter="0"/>
+      <w:headerReference w:type="default" r:id="rId8"/>
+      <w:footerReference w:type="default" r:id="rId9"/>
+      <w:endnotePr>
+        <w:numFmt w:val="decimal"/>
+      </w:endnotePr>
+      <w:pgSz w:w="12240" w:h="15840" w:code="1"/>
+      <w:pgMar w:top="1080" w:right="936" w:bottom="1080" w:left="936" w:header="720" w:footer="720" w:gutter="0"/>
+      <w:paperSrc w:first="11" w:other="11"/>
       <w:cols w:space="720"/>
-      <w:docGrid w:linePitch="360"/>
+      <w:noEndnote/>
     </w:sectPr>
   </w:body>
 </w:document>
+</file>
+
+<file path=word/endnotes.xml><?xml version="1.0" encoding="utf-8"?>
+<w:endnotes xmlns:wpc="http://schemas.microsoft.com/office/word/2010/wordprocessingCanvas" xmlns:cx="http://schemas.microsoft.com/office/drawing/2014/chartex" xmlns:cx1="http://schemas.microsoft.com/office/drawing/2015/9/8/chartex" xmlns:cx2="http://schemas.microsoft.com/office/drawing/2015/10/21/chartex" xmlns:cx3="http://schemas.microsoft.com/office/drawing/2016/5/9/chartex" xmlns:cx4="http://schemas.microsoft.com/office/drawing/2016/5/10/chartex" xmlns:cx5="http://schemas.microsoft.com/office/drawing/2016/5/11/chartex" xmlns:cx6="http://schemas.microsoft.com/office/drawing/2016/5/12/chartex" xmlns:cx7="http://schemas.microsoft.com/office/drawing/2016/5/13/chartex" xmlns:cx8="http://schemas.microsoft.com/office/drawing/2016/5/14/chartex" xmlns:mc="http://schemas.openxmlformats.org/markup-compatibility/2006" xmlns:aink="http://schemas.microsoft.com/office/drawing/2016/ink" xmlns:am3d="http://schemas.microsoft.com/office/drawing/2017/model3d" xmlns:o="urn:schemas-microsoft-com:office:office" xmlns:oel="http://schemas.microsoft.com/office/2019/extlst" xmlns:r="http://schemas.openxmlformats.org/officeDocument/2006/relationships" xmlns:m="http://schemas.openxmlformats.org/officeDocument/2006/math" xmlns:v="urn:schemas-microsoft-com:vml" xmlns:wp14="http://schemas.microsoft.com/office/word/2010/wordprocessingDrawing" xmlns:wp="http://schemas.openxmlformats.org/drawingml/2006/wordprocessingDrawing" xmlns:w10="urn:schemas-microsoft-com:office:word" xmlns:w="http://schemas.openxmlformats.org/wordprocessingml/2006/main" xmlns:w14="http://schemas.microsoft.com/office/word/2010/wordml" xmlns:w15="http://schemas.microsoft.com/office/word/2012/wordml" xmlns:w16cex="http://schemas.microsoft.com/office/word/2018/wordml/cex" xmlns:w16cid="http://schemas.microsoft.com/office/word/2016/wordml/cid" xmlns:w16="http://schemas.microsoft.com/office/word/2018/wordml" xmlns:w16sdtdh="http://schemas.microsoft.com/office/word/2020/wordml/sdtdatahash" xmlns:w16se="http://schemas.microsoft.com/office/word/2015/wordml/symex" xmlns:wpg="http://schemas.microsoft.com/office/word/2010/wordprocessingGroup" xmlns:wpi="http://schemas.microsoft.com/office/word/2010/wordprocessingInk" xmlns:wne="http://schemas.microsoft.com/office/word/2006/wordml" xmlns:wps="http://schemas.microsoft.com/office/word/2010/wordprocessingShape" mc:Ignorable="w14 w15 w16se w16cid w16 w16cex w16sdtdh wp14">
+  <w:endnote w:type="separator" w:id="-1">
+    <w:p>
+      <w:r>
+        <w:separator/>
+      </w:r>
+    </w:p>
+  </w:endnote>
+  <w:endnote w:type="continuationSeparator" w:id="0">
+    <w:p>
+      <w:r>
+        <w:continuationSeparator/>
+      </w:r>
+    </w:p>
+  </w:endnote>
+</w:endnotes>
 </file>
 
 <file path=word/footer1.xml><?xml version="1.0" encoding="utf-8"?>
@@ -244,6 +3060,25 @@
     </w:pPr>
   </w:p>
 </w:ftr>
+</file>
+
+<file path=word/footnotes.xml><?xml version="1.0" encoding="utf-8"?>
+<w:footnotes xmlns:wpc="http://schemas.microsoft.com/office/word/2010/wordprocessingCanvas" xmlns:cx="http://schemas.microsoft.com/office/drawing/2014/chartex" xmlns:cx1="http://schemas.microsoft.com/office/drawing/2015/9/8/chartex" xmlns:cx2="http://schemas.microsoft.com/office/drawing/2015/10/21/chartex" xmlns:cx3="http://schemas.microsoft.com/office/drawing/2016/5/9/chartex" xmlns:cx4="http://schemas.microsoft.com/office/drawing/2016/5/10/chartex" xmlns:cx5="http://schemas.microsoft.com/office/drawing/2016/5/11/chartex" xmlns:cx6="http://schemas.microsoft.com/office/drawing/2016/5/12/chartex" xmlns:cx7="http://schemas.microsoft.com/office/drawing/2016/5/13/chartex" xmlns:cx8="http://schemas.microsoft.com/office/drawing/2016/5/14/chartex" xmlns:mc="http://schemas.openxmlformats.org/markup-compatibility/2006" xmlns:aink="http://schemas.microsoft.com/office/drawing/2016/ink" xmlns:am3d="http://schemas.microsoft.com/office/drawing/2017/model3d" xmlns:o="urn:schemas-microsoft-com:office:office" xmlns:oel="http://schemas.microsoft.com/office/2019/extlst" xmlns:r="http://schemas.openxmlformats.org/officeDocument/2006/relationships" xmlns:m="http://schemas.openxmlformats.org/officeDocument/2006/math" xmlns:v="urn:schemas-microsoft-com:vml" xmlns:wp14="http://schemas.microsoft.com/office/word/2010/wordprocessingDrawing" xmlns:wp="http://schemas.openxmlformats.org/drawingml/2006/wordprocessingDrawing" xmlns:w10="urn:schemas-microsoft-com:office:word" xmlns:w="http://schemas.openxmlformats.org/wordprocessingml/2006/main" xmlns:w14="http://schemas.microsoft.com/office/word/2010/wordml" xmlns:w15="http://schemas.microsoft.com/office/word/2012/wordml" xmlns:w16cex="http://schemas.microsoft.com/office/word/2018/wordml/cex" xmlns:w16cid="http://schemas.microsoft.com/office/word/2016/wordml/cid" xmlns:w16="http://schemas.microsoft.com/office/word/2018/wordml" xmlns:w16sdtdh="http://schemas.microsoft.com/office/word/2020/wordml/sdtdatahash" xmlns:w16se="http://schemas.microsoft.com/office/word/2015/wordml/symex" xmlns:wpg="http://schemas.microsoft.com/office/word/2010/wordprocessingGroup" xmlns:wpi="http://schemas.microsoft.com/office/word/2010/wordprocessingInk" xmlns:wne="http://schemas.microsoft.com/office/word/2006/wordml" xmlns:wps="http://schemas.microsoft.com/office/word/2010/wordprocessingShape" mc:Ignorable="w14 w15 w16se w16cid w16 w16cex w16sdtdh wp14">
+  <w:footnote w:type="separator" w:id="-1">
+    <w:p>
+      <w:r>
+        <w:separator/>
+      </w:r>
+    </w:p>
+  </w:footnote>
+  <w:footnote w:type="continuationSeparator" w:id="0">
+    <w:p>
+      <w:r>
+        <w:continuationSeparator/>
+      </w:r>
+    </w:p>
+  </w:footnote>
+</w:footnotes>
 </file>
 
 <file path=word/header1.xml><?xml version="1.0" encoding="utf-8"?>
@@ -261,176 +3096,29 @@
   <w:docDefaults>
     <w:rPrDefault>
       <w:rPr>
-        <w:rFonts w:asciiTheme="minorHAnsi" w:eastAsiaTheme="minorHAnsi" w:hAnsiTheme="minorHAnsi" w:cstheme="minorBidi"/>
-        <w:sz w:val="22"/>
-        <w:szCs w:val="22"/>
+        <w:rFonts w:ascii="Times New Roman" w:eastAsia="Times New Roman" w:hAnsi="Times New Roman" w:cs="Times New Roman"/>
         <w:lang w:val="en-US" w:eastAsia="en-US" w:bidi="ar-SA"/>
       </w:rPr>
     </w:rPrDefault>
-    <w:pPrDefault>
-      <w:pPr>
-        <w:spacing w:after="160" w:line="259" w:lineRule="auto"/>
-      </w:pPr>
-    </w:pPrDefault>
+    <w:pPrDefault/>
   </w:docDefaults>
-  <w:latentStyles w:defLockedState="0" w:defUIPriority="99" w:defSemiHidden="0" w:defUnhideWhenUsed="0" w:defQFormat="0" w:count="376">
-    <w:lsdException w:name="Normal" w:uiPriority="0" w:qFormat="1"/>
-    <w:lsdException w:name="heading 1" w:uiPriority="9" w:qFormat="1"/>
-    <w:lsdException w:name="heading 2" w:semiHidden="1" w:uiPriority="9" w:unhideWhenUsed="1" w:qFormat="1"/>
-    <w:lsdException w:name="heading 3" w:semiHidden="1" w:uiPriority="9" w:unhideWhenUsed="1" w:qFormat="1"/>
-    <w:lsdException w:name="heading 4" w:semiHidden="1" w:uiPriority="9" w:unhideWhenUsed="1" w:qFormat="1"/>
-    <w:lsdException w:name="heading 5" w:semiHidden="1" w:uiPriority="9" w:unhideWhenUsed="1" w:qFormat="1"/>
-    <w:lsdException w:name="heading 6" w:semiHidden="1" w:uiPriority="9" w:unhideWhenUsed="1" w:qFormat="1"/>
-    <w:lsdException w:name="heading 7" w:semiHidden="1" w:uiPriority="9" w:unhideWhenUsed="1" w:qFormat="1"/>
-    <w:lsdException w:name="heading 8" w:semiHidden="1" w:uiPriority="9" w:unhideWhenUsed="1" w:qFormat="1"/>
-    <w:lsdException w:name="heading 9" w:semiHidden="1" w:uiPriority="9" w:unhideWhenUsed="1" w:qFormat="1"/>
-    <w:lsdException w:name="index 1" w:semiHidden="1" w:unhideWhenUsed="1"/>
-    <w:lsdException w:name="index 2" w:semiHidden="1" w:unhideWhenUsed="1"/>
-    <w:lsdException w:name="index 3" w:semiHidden="1" w:unhideWhenUsed="1"/>
-    <w:lsdException w:name="index 4" w:semiHidden="1" w:unhideWhenUsed="1"/>
-    <w:lsdException w:name="index 5" w:semiHidden="1" w:unhideWhenUsed="1"/>
-    <w:lsdException w:name="index 6" w:semiHidden="1" w:unhideWhenUsed="1"/>
-    <w:lsdException w:name="index 7" w:semiHidden="1" w:unhideWhenUsed="1"/>
-    <w:lsdException w:name="index 8" w:semiHidden="1" w:unhideWhenUsed="1"/>
-    <w:lsdException w:name="index 9" w:semiHidden="1" w:unhideWhenUsed="1"/>
-    <w:lsdException w:name="toc 1" w:semiHidden="1" w:uiPriority="39" w:unhideWhenUsed="1"/>
-    <w:lsdException w:name="toc 2" w:semiHidden="1" w:uiPriority="39" w:unhideWhenUsed="1"/>
-    <w:lsdException w:name="toc 3" w:semiHidden="1" w:uiPriority="39" w:unhideWhenUsed="1"/>
-    <w:lsdException w:name="toc 4" w:semiHidden="1" w:uiPriority="39" w:unhideWhenUsed="1"/>
-    <w:lsdException w:name="toc 5" w:semiHidden="1" w:uiPriority="39" w:unhideWhenUsed="1"/>
-    <w:lsdException w:name="toc 6" w:semiHidden="1" w:uiPriority="39" w:unhideWhenUsed="1"/>
-    <w:lsdException w:name="toc 7" w:semiHidden="1" w:uiPriority="39" w:unhideWhenUsed="1"/>
-    <w:lsdException w:name="toc 8" w:semiHidden="1" w:uiPriority="39" w:unhideWhenUsed="1"/>
-    <w:lsdException w:name="toc 9" w:semiHidden="1" w:uiPriority="39" w:unhideWhenUsed="1"/>
-    <w:lsdException w:name="Normal Indent" w:semiHidden="1" w:unhideWhenUsed="1"/>
-    <w:lsdException w:name="footnote text" w:semiHidden="1" w:unhideWhenUsed="1"/>
-    <w:lsdException w:name="annotation text" w:semiHidden="1" w:unhideWhenUsed="1"/>
-    <w:lsdException w:name="header" w:semiHidden="1" w:unhideWhenUsed="1"/>
-    <w:lsdException w:name="footer" w:semiHidden="1" w:unhideWhenUsed="1"/>
-    <w:lsdException w:name="index heading" w:semiHidden="1" w:unhideWhenUsed="1"/>
-    <w:lsdException w:name="caption" w:semiHidden="1" w:uiPriority="35" w:unhideWhenUsed="1" w:qFormat="1"/>
-    <w:lsdException w:name="table of figures" w:semiHidden="1" w:unhideWhenUsed="1"/>
-    <w:lsdException w:name="envelope address" w:semiHidden="1" w:unhideWhenUsed="1"/>
-    <w:lsdException w:name="envelope return" w:semiHidden="1" w:unhideWhenUsed="1"/>
-    <w:lsdException w:name="footnote reference" w:semiHidden="1" w:unhideWhenUsed="1"/>
-    <w:lsdException w:name="annotation reference" w:semiHidden="1" w:unhideWhenUsed="1"/>
-    <w:lsdException w:name="line number" w:semiHidden="1" w:unhideWhenUsed="1"/>
-    <w:lsdException w:name="page number" w:semiHidden="1" w:unhideWhenUsed="1"/>
-    <w:lsdException w:name="endnote reference" w:semiHidden="1" w:unhideWhenUsed="1"/>
-    <w:lsdException w:name="endnote text" w:semiHidden="1" w:unhideWhenUsed="1"/>
-    <w:lsdException w:name="table of authorities" w:semiHidden="1" w:unhideWhenUsed="1"/>
-    <w:lsdException w:name="macro" w:semiHidden="1" w:unhideWhenUsed="1"/>
-    <w:lsdException w:name="toa heading" w:semiHidden="1" w:unhideWhenUsed="1"/>
-    <w:lsdException w:name="List" w:semiHidden="1" w:unhideWhenUsed="1"/>
-    <w:lsdException w:name="List Bullet" w:semiHidden="1" w:unhideWhenUsed="1"/>
-    <w:lsdException w:name="List Number" w:semiHidden="1" w:unhideWhenUsed="1"/>
-    <w:lsdException w:name="List 2" w:semiHidden="1" w:unhideWhenUsed="1"/>
-    <w:lsdException w:name="List 3" w:semiHidden="1" w:unhideWhenUsed="1"/>
-    <w:lsdException w:name="List 4" w:semiHidden="1" w:unhideWhenUsed="1"/>
-    <w:lsdException w:name="List 5" w:semiHidden="1" w:unhideWhenUsed="1"/>
-    <w:lsdException w:name="List Bullet 2" w:semiHidden="1" w:unhideWhenUsed="1"/>
-    <w:lsdException w:name="List Bullet 3" w:semiHidden="1" w:unhideWhenUsed="1"/>
-    <w:lsdException w:name="List Bullet 4" w:semiHidden="1" w:unhideWhenUsed="1"/>
-    <w:lsdException w:name="List Bullet 5" w:semiHidden="1" w:unhideWhenUsed="1"/>
-    <w:lsdException w:name="List Number 2" w:semiHidden="1" w:unhideWhenUsed="1"/>
-    <w:lsdException w:name="List Number 3" w:semiHidden="1" w:unhideWhenUsed="1"/>
-    <w:lsdException w:name="List Number 4" w:semiHidden="1" w:unhideWhenUsed="1"/>
-    <w:lsdException w:name="List Number 5" w:semiHidden="1" w:unhideWhenUsed="1"/>
-    <w:lsdException w:name="Title" w:uiPriority="10" w:qFormat="1"/>
-    <w:lsdException w:name="Closing" w:semiHidden="1" w:unhideWhenUsed="1"/>
-    <w:lsdException w:name="Signature" w:semiHidden="1" w:unhideWhenUsed="1"/>
-    <w:lsdException w:name="Default Paragraph Font" w:semiHidden="1" w:uiPriority="1" w:unhideWhenUsed="1"/>
-    <w:lsdException w:name="Body Text" w:semiHidden="1" w:unhideWhenUsed="1"/>
-    <w:lsdException w:name="Body Text Indent" w:semiHidden="1" w:unhideWhenUsed="1"/>
-    <w:lsdException w:name="List Continue" w:semiHidden="1" w:unhideWhenUsed="1"/>
-    <w:lsdException w:name="List Continue 2" w:semiHidden="1" w:unhideWhenUsed="1"/>
-    <w:lsdException w:name="List Continue 3" w:semiHidden="1" w:unhideWhenUsed="1"/>
-    <w:lsdException w:name="List Continue 4" w:semiHidden="1" w:unhideWhenUsed="1"/>
-    <w:lsdException w:name="List Continue 5" w:semiHidden="1" w:unhideWhenUsed="1"/>
-    <w:lsdException w:name="Message Header" w:semiHidden="1" w:unhideWhenUsed="1"/>
-    <w:lsdException w:name="Subtitle" w:uiPriority="11" w:qFormat="1"/>
-    <w:lsdException w:name="Salutation" w:semiHidden="1" w:unhideWhenUsed="1"/>
-    <w:lsdException w:name="Date" w:semiHidden="1" w:unhideWhenUsed="1"/>
-    <w:lsdException w:name="Body Text First Indent" w:semiHidden="1" w:unhideWhenUsed="1"/>
-    <w:lsdException w:name="Body Text First Indent 2" w:semiHidden="1" w:unhideWhenUsed="1"/>
-    <w:lsdException w:name="Note Heading" w:semiHidden="1" w:unhideWhenUsed="1"/>
-    <w:lsdException w:name="Body Text 2" w:semiHidden="1" w:unhideWhenUsed="1"/>
-    <w:lsdException w:name="Body Text 3" w:semiHidden="1" w:unhideWhenUsed="1"/>
-    <w:lsdException w:name="Body Text Indent 2" w:semiHidden="1" w:unhideWhenUsed="1"/>
-    <w:lsdException w:name="Body Text Indent 3" w:semiHidden="1" w:unhideWhenUsed="1"/>
-    <w:lsdException w:name="Block Text" w:semiHidden="1" w:unhideWhenUsed="1"/>
-    <w:lsdException w:name="Hyperlink" w:semiHidden="1" w:unhideWhenUsed="1"/>
-    <w:lsdException w:name="FollowedHyperlink" w:semiHidden="1" w:unhideWhenUsed="1"/>
-    <w:lsdException w:name="Strong" w:uiPriority="22" w:qFormat="1"/>
-    <w:lsdException w:name="Emphasis" w:uiPriority="20" w:qFormat="1"/>
-    <w:lsdException w:name="Document Map" w:semiHidden="1" w:unhideWhenUsed="1"/>
-    <w:lsdException w:name="Plain Text" w:semiHidden="1" w:unhideWhenUsed="1"/>
-    <w:lsdException w:name="E-mail Signature" w:semiHidden="1" w:unhideWhenUsed="1"/>
-    <w:lsdException w:name="HTML Top of Form" w:semiHidden="1" w:unhideWhenUsed="1"/>
-    <w:lsdException w:name="HTML Bottom of Form" w:semiHidden="1" w:unhideWhenUsed="1"/>
-    <w:lsdException w:name="Normal (Web)" w:semiHidden="1" w:unhideWhenUsed="1"/>
-    <w:lsdException w:name="HTML Acronym" w:semiHidden="1" w:unhideWhenUsed="1"/>
-    <w:lsdException w:name="HTML Address" w:semiHidden="1" w:unhideWhenUsed="1"/>
-    <w:lsdException w:name="HTML Cite" w:semiHidden="1" w:unhideWhenUsed="1"/>
-    <w:lsdException w:name="HTML Code" w:semiHidden="1" w:unhideWhenUsed="1"/>
-    <w:lsdException w:name="HTML Definition" w:semiHidden="1" w:unhideWhenUsed="1"/>
-    <w:lsdException w:name="HTML Keyboard" w:semiHidden="1" w:unhideWhenUsed="1"/>
-    <w:lsdException w:name="HTML Preformatted" w:semiHidden="1" w:unhideWhenUsed="1"/>
-    <w:lsdException w:name="HTML Sample" w:semiHidden="1" w:unhideWhenUsed="1"/>
-    <w:lsdException w:name="HTML Typewriter" w:semiHidden="1" w:unhideWhenUsed="1"/>
-    <w:lsdException w:name="HTML Variable" w:semiHidden="1" w:unhideWhenUsed="1"/>
-    <w:lsdException w:name="Normal Table" w:semiHidden="1" w:unhideWhenUsed="1"/>
-    <w:lsdException w:name="annotation subject" w:semiHidden="1" w:unhideWhenUsed="1"/>
-    <w:lsdException w:name="No List" w:semiHidden="1" w:unhideWhenUsed="1"/>
-    <w:lsdException w:name="Outline List 1" w:semiHidden="1" w:unhideWhenUsed="1"/>
-    <w:lsdException w:name="Outline List 2" w:semiHidden="1" w:unhideWhenUsed="1"/>
-    <w:lsdException w:name="Outline List 3" w:semiHidden="1" w:unhideWhenUsed="1"/>
-    <w:lsdException w:name="Table Simple 1" w:semiHidden="1" w:unhideWhenUsed="1"/>
-    <w:lsdException w:name="Table Simple 2" w:semiHidden="1" w:unhideWhenUsed="1"/>
-    <w:lsdException w:name="Table Simple 3" w:semiHidden="1" w:unhideWhenUsed="1"/>
-    <w:lsdException w:name="Table Classic 1" w:semiHidden="1" w:unhideWhenUsed="1"/>
-    <w:lsdException w:name="Table Classic 2" w:semiHidden="1" w:unhideWhenUsed="1"/>
-    <w:lsdException w:name="Table Classic 3" w:semiHidden="1" w:unhideWhenUsed="1"/>
-    <w:lsdException w:name="Table Classic 4" w:semiHidden="1" w:unhideWhenUsed="1"/>
-    <w:lsdException w:name="Table Colorful 1" w:semiHidden="1" w:unhideWhenUsed="1"/>
-    <w:lsdException w:name="Table Colorful 2" w:semiHidden="1" w:unhideWhenUsed="1"/>
-    <w:lsdException w:name="Table Colorful 3" w:semiHidden="1" w:unhideWhenUsed="1"/>
-    <w:lsdException w:name="Table Columns 1" w:semiHidden="1" w:unhideWhenUsed="1"/>
-    <w:lsdException w:name="Table Columns 2" w:semiHidden="1" w:unhideWhenUsed="1"/>
-    <w:lsdException w:name="Table Columns 3" w:semiHidden="1" w:unhideWhenUsed="1"/>
-    <w:lsdException w:name="Table Columns 4" w:semiHidden="1" w:unhideWhenUsed="1"/>
-    <w:lsdException w:name="Table Columns 5" w:semiHidden="1" w:unhideWhenUsed="1"/>
-    <w:lsdException w:name="Table Grid 1" w:semiHidden="1" w:unhideWhenUsed="1"/>
-    <w:lsdException w:name="Table Grid 2" w:semiHidden="1" w:unhideWhenUsed="1"/>
-    <w:lsdException w:name="Table Grid 3" w:semiHidden="1" w:unhideWhenUsed="1"/>
-    <w:lsdException w:name="Table Grid 4" w:semiHidden="1" w:unhideWhenUsed="1"/>
-    <w:lsdException w:name="Table Grid 5" w:semiHidden="1" w:unhideWhenUsed="1"/>
-    <w:lsdException w:name="Table Grid 6" w:semiHidden="1" w:unhideWhenUsed="1"/>
-    <w:lsdException w:name="Table Grid 7" w:semiHidden="1" w:unhideWhenUsed="1"/>
-    <w:lsdException w:name="Table Grid 8" w:semiHidden="1" w:unhideWhenUsed="1"/>
-    <w:lsdException w:name="Table List 1" w:semiHidden="1" w:unhideWhenUsed="1"/>
-    <w:lsdException w:name="Table List 2" w:semiHidden="1" w:unhideWhenUsed="1"/>
-    <w:lsdException w:name="Table List 3" w:semiHidden="1" w:unhideWhenUsed="1"/>
-    <w:lsdException w:name="Table List 4" w:semiHidden="1" w:unhideWhenUsed="1"/>
-    <w:lsdException w:name="Table List 5" w:semiHidden="1" w:unhideWhenUsed="1"/>
-    <w:lsdException w:name="Table List 6" w:semiHidden="1" w:unhideWhenUsed="1"/>
-    <w:lsdException w:name="Table List 7" w:semiHidden="1" w:unhideWhenUsed="1"/>
-    <w:lsdException w:name="Table List 8" w:semiHidden="1" w:unhideWhenUsed="1"/>
-    <w:lsdException w:name="Table 3D effects 1" w:semiHidden="1" w:unhideWhenUsed="1"/>
-    <w:lsdException w:name="Table 3D effects 2" w:semiHidden="1" w:unhideWhenUsed="1"/>
-    <w:lsdException w:name="Table 3D effects 3" w:semiHidden="1" w:unhideWhenUsed="1"/>
-    <w:lsdException w:name="Table Contemporary" w:semiHidden="1" w:unhideWhenUsed="1"/>
-    <w:lsdException w:name="Table Elegant" w:semiHidden="1" w:unhideWhenUsed="1"/>
-    <w:lsdException w:name="Table Professional" w:semiHidden="1" w:unhideWhenUsed="1"/>
-    <w:lsdException w:name="Table Subtle 1" w:semiHidden="1" w:unhideWhenUsed="1"/>
-    <w:lsdException w:name="Table Subtle 2" w:semiHidden="1" w:unhideWhenUsed="1"/>
-    <w:lsdException w:name="Table Web 1" w:semiHidden="1" w:unhideWhenUsed="1"/>
-    <w:lsdException w:name="Table Web 2" w:semiHidden="1" w:unhideWhenUsed="1"/>
-    <w:lsdException w:name="Table Web 3" w:semiHidden="1" w:unhideWhenUsed="1"/>
-    <w:lsdException w:name="Balloon Text" w:semiHidden="1" w:unhideWhenUsed="1"/>
-    <w:lsdException w:name="Table Grid" w:uiPriority="39"/>
-    <w:lsdException w:name="Table Theme" w:semiHidden="1" w:unhideWhenUsed="1"/>
-    <w:lsdException w:name="Placeholder Text" w:semiHidden="1"/>
+  <w:latentStyles w:defLockedState="0" w:defUIPriority="0" w:defSemiHidden="0" w:defUnhideWhenUsed="0" w:defQFormat="0" w:count="376">
+    <w:lsdException w:name="Normal" w:qFormat="1"/>
+    <w:lsdException w:name="heading 1" w:qFormat="1"/>
+    <w:lsdException w:name="heading 2" w:semiHidden="1" w:unhideWhenUsed="1" w:qFormat="1"/>
+    <w:lsdException w:name="heading 3" w:semiHidden="1" w:unhideWhenUsed="1" w:qFormat="1"/>
+    <w:lsdException w:name="heading 4" w:semiHidden="1" w:unhideWhenUsed="1" w:qFormat="1"/>
+    <w:lsdException w:name="heading 5" w:semiHidden="1" w:unhideWhenUsed="1" w:qFormat="1"/>
+    <w:lsdException w:name="heading 6" w:semiHidden="1" w:unhideWhenUsed="1" w:qFormat="1"/>
+    <w:lsdException w:name="heading 7" w:semiHidden="1" w:unhideWhenUsed="1" w:qFormat="1"/>
+    <w:lsdException w:name="heading 8" w:semiHidden="1" w:unhideWhenUsed="1" w:qFormat="1"/>
+    <w:lsdException w:name="heading 9" w:semiHidden="1" w:unhideWhenUsed="1" w:qFormat="1"/>
+    <w:lsdException w:name="caption" w:semiHidden="1" w:unhideWhenUsed="1" w:qFormat="1"/>
+    <w:lsdException w:name="Title" w:qFormat="1"/>
+    <w:lsdException w:name="Subtitle" w:qFormat="1"/>
+    <w:lsdException w:name="Strong" w:qFormat="1"/>
+    <w:lsdException w:name="Emphasis" w:qFormat="1"/>
+    <w:lsdException w:name="Placeholder Text" w:semiHidden="1" w:uiPriority="99"/>
     <w:lsdException w:name="No Spacing" w:uiPriority="1" w:qFormat="1"/>
     <w:lsdException w:name="Light Shading" w:uiPriority="60"/>
     <w:lsdException w:name="Light List" w:uiPriority="61"/>
@@ -452,7 +3140,7 @@
     <w:lsdException w:name="Medium Shading 1 Accent 1" w:uiPriority="63"/>
     <w:lsdException w:name="Medium Shading 2 Accent 1" w:uiPriority="64"/>
     <w:lsdException w:name="Medium List 1 Accent 1" w:uiPriority="65"/>
-    <w:lsdException w:name="Revision" w:semiHidden="1"/>
+    <w:lsdException w:name="Revision" w:semiHidden="1" w:uiPriority="99"/>
     <w:lsdException w:name="List Paragraph" w:uiPriority="34" w:qFormat="1"/>
     <w:lsdException w:name="Quote" w:uiPriority="29" w:qFormat="1"/>
     <w:lsdException w:name="Intense Quote" w:uiPriority="30" w:qFormat="1"/>
@@ -645,27 +3333,71 @@
     <w:lsdException w:name="List Table 5 Dark Accent 6" w:uiPriority="50"/>
     <w:lsdException w:name="List Table 6 Colorful Accent 6" w:uiPriority="51"/>
     <w:lsdException w:name="List Table 7 Colorful Accent 6" w:uiPriority="52"/>
-    <w:lsdException w:name="Mention" w:semiHidden="1" w:unhideWhenUsed="1"/>
-    <w:lsdException w:name="Smart Hyperlink" w:semiHidden="1" w:unhideWhenUsed="1"/>
-    <w:lsdException w:name="Hashtag" w:semiHidden="1" w:unhideWhenUsed="1"/>
-    <w:lsdException w:name="Unresolved Mention" w:semiHidden="1" w:unhideWhenUsed="1"/>
-    <w:lsdException w:name="Smart Link" w:semiHidden="1" w:unhideWhenUsed="1"/>
+    <w:lsdException w:name="Mention" w:semiHidden="1" w:uiPriority="99" w:unhideWhenUsed="1"/>
+    <w:lsdException w:name="Smart Hyperlink" w:semiHidden="1" w:uiPriority="99" w:unhideWhenUsed="1"/>
+    <w:lsdException w:name="Hashtag" w:semiHidden="1" w:uiPriority="99" w:unhideWhenUsed="1"/>
+    <w:lsdException w:name="Unresolved Mention" w:semiHidden="1" w:uiPriority="99" w:unhideWhenUsed="1"/>
+    <w:lsdException w:name="Smart Link" w:semiHidden="1" w:uiPriority="99" w:unhideWhenUsed="1"/>
   </w:latentStyles>
   <w:style w:type="paragraph" w:default="1" w:styleId="Normal">
     <w:name w:val="Normal"/>
     <w:qFormat/>
+    <w:pPr>
+      <w:widowControl w:val="0"/>
+      <w:autoSpaceDE w:val="0"/>
+      <w:autoSpaceDN w:val="0"/>
+      <w:adjustRightInd w:val="0"/>
+    </w:pPr>
+    <w:rPr>
+      <w:sz w:val="24"/>
+      <w:szCs w:val="24"/>
+    </w:rPr>
+  </w:style>
+  <w:style w:type="paragraph" w:styleId="Heading1">
+    <w:name w:val="heading 1"/>
+    <w:basedOn w:val="Normal"/>
+    <w:next w:val="Normal"/>
+    <w:qFormat/>
+    <w:pPr>
+      <w:keepNext/>
+      <w:widowControl/>
+      <w:autoSpaceDE/>
+      <w:autoSpaceDN/>
+      <w:adjustRightInd/>
+      <w:jc w:val="center"/>
+      <w:outlineLvl w:val="0"/>
+    </w:pPr>
+    <w:rPr>
+      <w:i/>
+      <w:iCs/>
+      <w:sz w:val="18"/>
+      <w:szCs w:val="18"/>
+    </w:rPr>
+  </w:style>
+  <w:style w:type="paragraph" w:styleId="Heading7">
+    <w:name w:val="heading 7"/>
+    <w:basedOn w:val="Normal"/>
+    <w:next w:val="Normal"/>
+    <w:link w:val="Heading7Char"/>
+    <w:semiHidden/>
+    <w:unhideWhenUsed/>
+    <w:qFormat/>
+    <w:rsid w:val="00624514"/>
+    <w:pPr>
+      <w:spacing w:before="240" w:after="60"/>
+      <w:outlineLvl w:val="6"/>
+    </w:pPr>
+    <w:rPr>
+      <w:rFonts w:ascii="Calibri" w:hAnsi="Calibri"/>
+    </w:rPr>
   </w:style>
   <w:style w:type="character" w:default="1" w:styleId="DefaultParagraphFont">
     <w:name w:val="Default Paragraph Font"/>
-    <w:uiPriority w:val="1"/>
     <w:semiHidden/>
-    <w:unhideWhenUsed/>
   </w:style>
   <w:style w:type="table" w:default="1" w:styleId="TableNormal">
     <w:name w:val="Normal Table"/>
-    <w:uiPriority w:val="99"/>
     <w:semiHidden/>
-    <w:unhideWhenUsed/>
     <w:tblPr>
       <w:tblInd w:w="0" w:type="dxa"/>
       <w:tblCellMar>
@@ -678,22 +3410,107 @@
   </w:style>
   <w:style w:type="numbering" w:default="1" w:styleId="NoList">
     <w:name w:val="No List"/>
-    <w:uiPriority w:val="99"/>
     <w:semiHidden/>
-    <w:unhideWhenUsed/>
   </w:style>
-  <w:style w:type="paragraph" w:styleId="NormalWeb">
-    <w:name w:val="Normal (Web)"/>
+  <w:style w:type="character" w:styleId="FootnoteReference">
+    <w:name w:val="footnote reference"/>
+    <w:semiHidden/>
+  </w:style>
+  <w:style w:type="paragraph" w:styleId="BodyText">
+    <w:name w:val="Body Text"/>
     <w:basedOn w:val="Normal"/>
-    <w:uiPriority w:val="99"/>
+    <w:rPr>
+      <w:noProof/>
+      <w:sz w:val="17"/>
+      <w:szCs w:val="17"/>
+    </w:rPr>
+  </w:style>
+  <w:style w:type="character" w:styleId="CommentReference">
+    <w:name w:val="annotation reference"/>
     <w:semiHidden/>
-    <w:unhideWhenUsed/>
-    <w:rsid w:val="00BD72B7"/>
+    <w:rPr>
+      <w:sz w:val="16"/>
+      <w:szCs w:val="16"/>
+    </w:rPr>
+  </w:style>
+  <w:style w:type="paragraph" w:styleId="CommentText">
+    <w:name w:val="annotation text"/>
+    <w:basedOn w:val="Normal"/>
+    <w:semiHidden/>
+    <w:rPr>
+      <w:sz w:val="20"/>
+      <w:szCs w:val="20"/>
+    </w:rPr>
+  </w:style>
+  <w:style w:type="paragraph" w:styleId="Header">
+    <w:name w:val="header"/>
+    <w:basedOn w:val="Normal"/>
+    <w:rsid w:val="009C0215"/>
     <w:pPr>
-      <w:spacing w:before="100" w:beforeAutospacing="1" w:after="100" w:afterAutospacing="1" w:line="240" w:lineRule="auto"/>
+      <w:tabs>
+        <w:tab w:val="center" w:pos="4320"/>
+        <w:tab w:val="right" w:pos="8640"/>
+      </w:tabs>
+    </w:pPr>
+  </w:style>
+  <w:style w:type="paragraph" w:styleId="Footer">
+    <w:name w:val="footer"/>
+    <w:basedOn w:val="Normal"/>
+    <w:rsid w:val="009C0215"/>
+    <w:pPr>
+      <w:tabs>
+        <w:tab w:val="center" w:pos="4320"/>
+        <w:tab w:val="right" w:pos="8640"/>
+      </w:tabs>
+    </w:pPr>
+  </w:style>
+  <w:style w:type="paragraph" w:styleId="CommentSubject">
+    <w:name w:val="annotation subject"/>
+    <w:basedOn w:val="CommentText"/>
+    <w:next w:val="CommentText"/>
+    <w:semiHidden/>
+    <w:rsid w:val="0044025D"/>
+    <w:rPr>
+      <w:b/>
+      <w:bCs/>
+    </w:rPr>
+  </w:style>
+  <w:style w:type="paragraph" w:styleId="BalloonText">
+    <w:name w:val="Balloon Text"/>
+    <w:basedOn w:val="Normal"/>
+    <w:semiHidden/>
+    <w:rsid w:val="0044025D"/>
+    <w:rPr>
+      <w:rFonts w:ascii="Tahoma" w:hAnsi="Tahoma" w:cs="Tahoma"/>
+      <w:sz w:val="16"/>
+      <w:szCs w:val="16"/>
+    </w:rPr>
+  </w:style>
+  <w:style w:type="character" w:customStyle="1" w:styleId="Heading7Char">
+    <w:name w:val="Heading 7 Char"/>
+    <w:link w:val="Heading7"/>
+    <w:semiHidden/>
+    <w:rsid w:val="00624514"/>
+    <w:rPr>
+      <w:rFonts w:ascii="Calibri" w:eastAsia="Times New Roman" w:hAnsi="Calibri" w:cs="Times New Roman"/>
+      <w:sz w:val="24"/>
+      <w:szCs w:val="24"/>
+    </w:rPr>
+  </w:style>
+  <w:style w:type="paragraph" w:styleId="EnvelopeReturn">
+    <w:name w:val="envelope return"/>
+    <w:basedOn w:val="Normal"/>
+    <w:rsid w:val="00855637"/>
+    <w:pPr>
+      <w:widowControl/>
+      <w:autoSpaceDE/>
+      <w:autoSpaceDN/>
+      <w:adjustRightInd/>
     </w:pPr>
     <w:rPr>
-      <w:rFonts w:ascii="Calibri" w:hAnsi="Calibri" w:cs="Calibri"/>
+      <w:rFonts w:ascii="Arial" w:hAnsi="Arial" w:cs="Arial"/>
+      <w:sz w:val="20"/>
+      <w:szCs w:val="20"/>
     </w:rPr>
   </w:style>
 </w:styles>

--- a/project/documents/merged/Document.docx
+++ b/project/documents/merged/Document.docx
@@ -607,7 +607,7 @@
           <w:rFonts w:ascii="Times New Roman" w:hAnsi="Times New Roman"/>
           <w:sz w:val="22"/>
         </w:rPr>
-        <w:t>Previous Client/Matter Number: SLW Reassignment</w:t>
+        <w:t>Wiley E. Coyote</w:t>
       </w:r>
       <w:r>
         <w:rPr>
@@ -798,7 +798,7 @@
           <w:szCs w:val="16"/>
           <w:u w:val="single"/>
         </w:rPr>
-        <w:t xml:space="preserve">             </w:t>
+        <w:t xml:space="preserve"> November 12, 2024            </w:t>
       </w:r>
     </w:p>
     <w:p>
@@ -3303,7 +3303,7 @@
           <w:szCs w:val="16"/>
           <w:u w:val="single"/>
         </w:rPr>
-        <w:t>1</w:t>
+        <w:t>8</w:t>
       </w:r>
       <w:r>
         <w:rPr>

--- a/project/documents/merged/Document.docx
+++ b/project/documents/merged/Document.docx
@@ -4,315 +4,822 @@
   <w:body>
     <w:p>
       <w:pPr>
-        <w:widowControl/>
+        <w:tabs>
+          <w:tab w:val="right" w:pos="9028"/>
+        </w:tabs>
+        <w:spacing w:after="120"/>
+        <w:rPr>
+          <w:rFonts w:ascii="Times New Roman" w:hAnsi="Times New Roman"/>
+          <w:b/>
+        </w:rPr>
+      </w:pPr>
+      <w:r>
+        <w:rPr>
+          <w:rFonts w:ascii="Times New Roman" w:hAnsi="Times New Roman"/>
+          <w:b/>
+          <w:u w:val="single"/>
+        </w:rPr>
+        <w:t>12/356,986</w:t>
+      </w:r>
+      <w:r>
+        <w:rPr>
+          <w:rFonts w:ascii="Times New Roman" w:hAnsi="Times New Roman"/>
+          <w:b/>
+        </w:rPr>
+        <w:tab/>
+      </w:r>
+      <w:r>
+        <w:rPr>
+          <w:rFonts w:ascii="Times New Roman" w:hAnsi="Times New Roman"/>
+          <w:b/>
+          <w:u w:val="single"/>
+        </w:rPr>
+        <w:t>PATENT</w:t>
+      </w:r>
+    </w:p>
+    <w:p>
+      <w:pPr>
+        <w:tabs>
+          <w:tab w:val="center" w:pos="4514"/>
+        </w:tabs>
         <w:spacing w:line="300" w:lineRule="auto"/>
-        <w:ind w:left="2880" w:hanging="2880"/>
-      </w:pPr>
-      <w:r>
-        <w:t>In re Application of:</w:t>
-      </w:r>
-      <w:r>
-        <w:tab/>
-      </w:r>
-      <w:r>
-        <w:t>ACME Manufacturing</w:t>
-      </w:r>
-    </w:p>
-    <w:p>
-      <w:pPr>
-        <w:widowControl/>
+        <w:jc w:val="center"/>
+        <w:rPr>
+          <w:rFonts w:ascii="Times New Roman" w:hAnsi="Times New Roman"/>
+        </w:rPr>
+      </w:pPr>
+      <w:r>
+        <w:rPr>
+          <w:rFonts w:ascii="Times New Roman" w:hAnsi="Times New Roman"/>
+          <w:b/>
+          <w:bCs/>
+          <w:u w:val="single"/>
+        </w:rPr>
+        <w:t>IN THE UNITED STATES PATENT AND TRADEMARK OFFICE</w:t>
+      </w:r>
+    </w:p>
+    <w:p>
+      <w:pPr>
+        <w:tabs>
+          <w:tab w:val="left" w:pos="1440"/>
+          <w:tab w:val="left" w:pos="5760"/>
+        </w:tabs>
         <w:spacing w:line="300" w:lineRule="auto"/>
-        <w:ind w:right="116"/>
-      </w:pPr>
-      <w:r>
-        <w:t>Int'l. Appln. No.</w:t>
-      </w:r>
-      <w:r>
-        <w:tab/>
-      </w:r>
-      <w:r>
+        <w:rPr>
+          <w:rFonts w:ascii="Times New Roman" w:hAnsi="Times New Roman"/>
+        </w:rPr>
+      </w:pPr>
+      <w:r>
+        <w:rPr>
+          <w:rFonts w:ascii="Times New Roman" w:hAnsi="Times New Roman"/>
+        </w:rPr>
+        <w:t>Inventor(s):     Wiley E. Coyote</w:t>
+      </w:r>
+      <w:r>
+        <w:rPr>
+          <w:rFonts w:ascii="Times New Roman" w:hAnsi="Times New Roman"/>
+        </w:rPr>
+        <w:tab/>
+        <w:t>Docket:  1.003US1</w:t>
+      </w:r>
+    </w:p>
+    <w:p>
+      <w:pPr>
+        <w:tabs>
+          <w:tab w:val="left" w:pos="1440"/>
+          <w:tab w:val="left" w:pos="5760"/>
+        </w:tabs>
+        <w:spacing w:line="300" w:lineRule="auto"/>
+        <w:rPr>
+          <w:rFonts w:ascii="Times New Roman" w:hAnsi="Times New Roman"/>
+        </w:rPr>
+      </w:pPr>
+      <w:r>
+        <w:rPr>
+          <w:rFonts w:ascii="Times New Roman" w:hAnsi="Times New Roman"/>
+        </w:rPr>
+        <w:t>Serial No.:</w:t>
+      </w:r>
+      <w:r>
+        <w:rPr>
+          <w:rFonts w:ascii="Times New Roman" w:hAnsi="Times New Roman"/>
+        </w:rPr>
+        <w:tab/>
         <w:t>12/356,986</w:t>
       </w:r>
-    </w:p>
-    <w:p>
-      <w:pPr>
-        <w:widowControl/>
-        <w:spacing w:line="300" w:lineRule="auto"/>
-        <w:ind w:right="116"/>
-      </w:pPr>
-      <w:r>
-        <w:t>Int'l. Filing Date:</w:t>
-      </w:r>
-      <w:r>
-        <w:tab/>
-      </w:r>
-      <w:r>
+      <w:r>
+        <w:rPr>
+          <w:rFonts w:ascii="Times New Roman" w:hAnsi="Times New Roman"/>
+        </w:rPr>
+        <w:tab/>
+        <w:t>Filed:</w:t>
+      </w:r>
+      <w:r>
+        <w:rPr>
+          <w:rFonts w:ascii="Times New Roman" w:hAnsi="Times New Roman"/>
+        </w:rPr>
+        <w:tab/>
         <w:t>August 21, 2023</w:t>
       </w:r>
     </w:p>
     <w:p>
       <w:pPr>
-        <w:widowControl/>
         <w:tabs>
           <w:tab w:val="left" w:pos="-1440"/>
+          <w:tab w:val="left" w:pos="1440"/>
+          <w:tab w:val="left" w:pos="5760"/>
         </w:tabs>
         <w:spacing w:line="300" w:lineRule="auto"/>
-        <w:ind w:left="2160" w:right="116" w:hanging="2160"/>
-      </w:pPr>
-      <w:r>
+        <w:ind w:left="1440" w:hanging="1440"/>
+        <w:rPr>
+          <w:rFonts w:ascii="Times New Roman" w:hAnsi="Times New Roman"/>
+        </w:rPr>
+      </w:pPr>
+      <w:r>
+        <w:rPr>
+          <w:rFonts w:ascii="Times New Roman" w:hAnsi="Times New Roman"/>
+        </w:rPr>
         <w:t>Title:</w:t>
       </w:r>
       <w:r>
-        <w:tab/>
-      </w:r>
-      <w:r>
-        <w:tab/>
-      </w:r>
-      <w:r>
-        <w:tab/>
-      </w:r>
-      <w:r>
+        <w:rPr>
+          <w:rFonts w:ascii="Times New Roman" w:hAnsi="Times New Roman"/>
+        </w:rPr>
+        <w:tab/>
         <w:t>Method and apparatus for making a title for a matter 1000</w:t>
       </w:r>
     </w:p>
     <w:p>
       <w:pPr>
-        <w:widowControl/>
-        <w:pBdr>
-          <w:bottom w:val="single" w:sz="4" w:space="1" w:color="auto"/>
-        </w:pBdr>
-        <w:spacing w:line="300" w:lineRule="auto"/>
-      </w:pPr>
-      <w:r>
-        <w:t>Docket No.</w:t>
-      </w:r>
-      <w:r>
-        <w:tab/>
-      </w:r>
-      <w:r>
-        <w:tab/>
-      </w:r>
-      <w:r>
-        <w:t>1.003US1</w:t>
-      </w:r>
-    </w:p>
-    <w:p>
-      <w:pPr>
-        <w:widowControl/>
-      </w:pPr>
-    </w:p>
-    <w:p>
-      <w:pPr>
-        <w:widowControl/>
+        <w:spacing w:line="19" w:lineRule="exact"/>
+        <w:rPr>
+          <w:rFonts w:ascii="Times New Roman" w:hAnsi="Times New Roman"/>
+        </w:rPr>
+      </w:pPr>
+      <w:r>
+        <w:rPr>
+          <w:rFonts w:ascii="Times New Roman" w:hAnsi="Times New Roman"/>
+          <w:noProof/>
+        </w:rPr>
+        <w:pict w14:anchorId="29442066">
+          <v:rect id="_x0000_s1026" style="position:absolute;margin-left:1in;margin-top:0;width:451.4pt;height:.95pt;z-index:-1;mso-position-horizontal-relative:page" o:allowincell="f" fillcolor="black" stroked="f" strokeweight="0">
+            <v:fill color2="black"/>
+            <w10:wrap anchorx="page"/>
+            <w10:anchorlock/>
+          </v:rect>
+        </w:pict>
+      </w:r>
+    </w:p>
+    <w:p>
+      <w:pPr>
+        <w:rPr>
+          <w:rFonts w:ascii="Times New Roman" w:hAnsi="Times New Roman"/>
+        </w:rPr>
+      </w:pPr>
+    </w:p>
+    <w:p>
+      <w:pPr>
         <w:tabs>
-          <w:tab w:val="center" w:pos="4081"/>
+          <w:tab w:val="center" w:pos="4514"/>
         </w:tabs>
-        <w:jc w:val="center"/>
-        <w:rPr>
-          <w:b/>
-          <w:u w:val="single"/>
-        </w:rPr>
-      </w:pPr>
-      <w:r>
-        <w:rPr>
+        <w:rPr>
+          <w:rFonts w:ascii="Times New Roman" w:hAnsi="Times New Roman"/>
+        </w:rPr>
+      </w:pPr>
+      <w:r>
+        <w:rPr>
+          <w:rFonts w:ascii="Times New Roman" w:hAnsi="Times New Roman"/>
+        </w:rPr>
+        <w:tab/>
+      </w:r>
+      <w:r>
+        <w:rPr>
+          <w:rFonts w:ascii="Times New Roman" w:hAnsi="Times New Roman"/>
           <w:b/>
           <w:bCs/>
           <w:u w:val="single"/>
         </w:rPr>
-        <w:t>test</w:t>
-      </w:r>
-    </w:p>
-    <w:p>
-      <w:pPr>
-        <w:widowControl/>
-      </w:pPr>
-    </w:p>
-    <w:p>
-      <w:pPr>
-        <w:widowControl/>
-      </w:pPr>
-      <w:r>
-        <w:t>European Patent Office</w:t>
-        <w:br/>
-        <w:t>Erhardtstrasse 27</w:t>
-        <w:br/>
-        <w:t>D-80298 Munich</w:t>
-        <w:br/>
-        <w:t>GERMANY</w:t>
-      </w:r>
-    </w:p>
-    <w:p>
-      <w:pPr>
-        <w:widowControl/>
-      </w:pPr>
-    </w:p>
-    <w:p>
-      <w:pPr>
-        <w:widowControl/>
-      </w:pPr>
-    </w:p>
-    <w:p>
-      <w:pPr>
-        <w:widowControl/>
+        <w:t xml:space="preserve">REQUEST FOR </w:t>
+      </w:r>
+      <w:r>
+        <w:rPr>
+          <w:rFonts w:ascii="Times New Roman" w:hAnsi="Times New Roman"/>
+          <w:b/>
+          <w:u w:val="single"/>
+        </w:rPr>
+        <w:t>ONE</w:t>
+      </w:r>
+      <w:r>
+        <w:rPr>
+          <w:rFonts w:ascii="Times New Roman" w:hAnsi="Times New Roman"/>
+          <w:b/>
+          <w:u w:val="single"/>
+        </w:rPr>
+      </w:r>
+      <w:r>
+        <w:rPr>
+          <w:rFonts w:ascii="Times New Roman" w:hAnsi="Times New Roman"/>
+          <w:b/>
+          <w:u w:val="single"/>
+        </w:rPr>
+      </w:r>
+      <w:r>
+        <w:rPr>
+          <w:rFonts w:ascii="Times New Roman" w:hAnsi="Times New Roman"/>
+          <w:b/>
+          <w:bCs/>
+          <w:u w:val="single"/>
+        </w:rPr>
+        <w:t>-MONTH EXTENSION OF TIME</w:t>
+      </w:r>
+    </w:p>
+    <w:p>
+      <w:pPr>
+        <w:rPr>
+          <w:rFonts w:ascii="Times New Roman" w:hAnsi="Times New Roman"/>
+        </w:rPr>
+      </w:pPr>
+    </w:p>
+    <w:p>
+      <w:pPr>
+        <w:rPr>
+          <w:rFonts w:ascii="Times New Roman" w:hAnsi="Times New Roman"/>
+        </w:rPr>
+      </w:pPr>
+      <w:r>
+        <w:rPr>
+          <w:rFonts w:ascii="Times New Roman" w:hAnsi="Times New Roman"/>
+        </w:rPr>
+        <w:t>MS PCT</w:t>
+      </w:r>
+    </w:p>
+    <w:p>
+      <w:pPr>
+        <w:rPr>
+          <w:rFonts w:ascii="Times New Roman" w:hAnsi="Times New Roman"/>
+        </w:rPr>
+      </w:pPr>
+      <w:r>
+        <w:rPr>
+          <w:rFonts w:ascii="Times New Roman" w:hAnsi="Times New Roman"/>
+        </w:rPr>
+        <w:t>Commissioner for Patents</w:t>
+      </w:r>
+    </w:p>
+    <w:p>
+      <w:pPr>
+        <w:rPr>
+          <w:rFonts w:ascii="Times New Roman" w:hAnsi="Times New Roman"/>
+        </w:rPr>
+      </w:pPr>
+      <w:r>
+        <w:rPr>
+          <w:rFonts w:ascii="Times New Roman" w:hAnsi="Times New Roman"/>
+        </w:rPr>
+        <w:t>P.O. Box 1450</w:t>
+      </w:r>
+    </w:p>
+    <w:p>
+      <w:pPr>
+        <w:rPr>
+          <w:rFonts w:ascii="Times New Roman" w:hAnsi="Times New Roman"/>
+        </w:rPr>
+      </w:pPr>
+      <w:r>
+        <w:rPr>
+          <w:rFonts w:ascii="Times New Roman" w:hAnsi="Times New Roman"/>
+        </w:rPr>
+        <w:t>Alexandria, VA 22313-1450</w:t>
+      </w:r>
+    </w:p>
+    <w:p>
+      <w:pPr>
+        <w:rPr>
+          <w:rFonts w:ascii="Times New Roman" w:hAnsi="Times New Roman"/>
+        </w:rPr>
+      </w:pPr>
+    </w:p>
+    <w:p>
+      <w:pPr>
         <w:spacing w:line="360" w:lineRule="auto"/>
         <w:ind w:firstLine="720"/>
         <w:rPr>
-          <w:noProof/>
-        </w:rPr>
-      </w:pPr>
-      <w:r>
-        <w:t>Please direct any inquiry regarding this matter to the undersigned at the below-identified address.</w:t>
-      </w:r>
-      <w:r>
-        <w:t xml:space="preserve">  Please charge any deficiency in fees or credit overpayment to Deposit Account 2830 0215.</w:t>
-      </w:r>
-    </w:p>
-    <w:p>
-      <w:pPr>
-        <w:widowControl/>
+          <w:rFonts w:ascii="Times New Roman" w:hAnsi="Times New Roman"/>
+        </w:rPr>
+      </w:pPr>
+      <w:r>
+        <w:rPr>
+          <w:rFonts w:ascii="Times New Roman" w:hAnsi="Times New Roman"/>
+        </w:rPr>
+        <w:t xml:space="preserve">In response to the Form PCT/RO/106 </w:t>
+      </w:r>
+      <w:r>
+        <w:rPr>
+          <w:rFonts w:ascii="Times New Roman" w:hAnsi="Times New Roman"/>
+        </w:rPr>
+        <w:t xml:space="preserve">(“Invitation”) </w:t>
+      </w:r>
+      <w:r>
+        <w:rPr>
+          <w:rFonts w:ascii="Times New Roman" w:hAnsi="Times New Roman"/>
+        </w:rPr>
+        <w:t xml:space="preserve">in the International Application mailed </w:t>
+      </w:r>
+      <w:r>
+        <w:rPr>
+          <w:rFonts w:ascii="Times New Roman" w:hAnsi="Times New Roman"/>
+        </w:rPr>
+        <w:t>12/12/1251</w:t>
+      </w:r>
+      <w:r>
+        <w:rPr>
+          <w:rFonts w:ascii="Times New Roman" w:hAnsi="Times New Roman"/>
+        </w:rPr>
+        <w:t xml:space="preserve">, </w:t>
+      </w:r>
+      <w:r>
+        <w:rPr>
+          <w:rFonts w:ascii="Times New Roman" w:hAnsi="Times New Roman"/>
+        </w:rPr>
+        <w:t>Applicant</w:t>
+      </w:r>
+      <w:r>
+        <w:rPr>
+          <w:rFonts w:ascii="Times New Roman" w:hAnsi="Times New Roman"/>
+        </w:rPr>
+        <w:t xml:space="preserve"> respectfully requests</w:t>
+      </w:r>
+      <w:r>
+        <w:rPr>
+          <w:rFonts w:ascii="Times New Roman" w:hAnsi="Times New Roman"/>
+        </w:rPr>
+        <w:t xml:space="preserve"> a </w:t>
+      </w:r>
+      <w:r>
+        <w:rPr>
+          <w:rFonts w:ascii="Times New Roman" w:hAnsi="Times New Roman"/>
+        </w:rPr>
+        <w:t>one</w:t>
+      </w:r>
+      <w:r>
+        <w:rPr>
+          <w:rFonts w:ascii="Times New Roman" w:hAnsi="Times New Roman"/>
+        </w:rPr>
+      </w:r>
+      <w:r>
+        <w:rPr>
+          <w:rFonts w:ascii="Times New Roman" w:hAnsi="Times New Roman"/>
+        </w:rPr>
+        <w:t xml:space="preserve"> month extension of time to comply with </w:t>
+      </w:r>
+      <w:r>
+        <w:rPr>
+          <w:rFonts w:ascii="Times New Roman" w:hAnsi="Times New Roman"/>
+        </w:rPr>
+      </w:r>
+      <w:r>
+        <w:rPr>
+          <w:rFonts w:ascii="Times New Roman" w:hAnsi="Times New Roman"/>
+        </w:rPr>
+        <w:t xml:space="preserve"> of the Invitation, thereby extending the deadline to </w:t>
+      </w:r>
+      <w:r>
+        <w:rPr>
+          <w:rFonts w:ascii="Times New Roman" w:hAnsi="Times New Roman"/>
+          <w:b/>
+          <w:bCs/>
+        </w:rPr>
+      </w:r>
+      <w:r>
+        <w:rPr>
+          <w:rFonts w:ascii="Times New Roman" w:hAnsi="Times New Roman"/>
+          <w:bCs/>
+        </w:rPr>
+      </w:r>
+      <w:r>
+        <w:rPr>
+          <w:rFonts w:ascii="Times New Roman" w:hAnsi="Times New Roman"/>
+          <w:b/>
+          <w:bCs/>
+        </w:rPr>
+      </w:r>
+      <w:r>
+        <w:rPr>
+          <w:rFonts w:ascii="Times New Roman" w:hAnsi="Times New Roman"/>
+        </w:rPr>
+        <w:t>.</w:t>
+      </w:r>
+    </w:p>
+    <w:p>
+      <w:pPr>
         <w:spacing w:line="360" w:lineRule="auto"/>
         <w:ind w:firstLine="720"/>
-      </w:pPr>
-    </w:p>
-    <w:p>
-      <w:pPr>
-        <w:widowControl/>
-        <w:ind w:firstLine="2880"/>
-      </w:pPr>
-      <w:r>
+        <w:rPr>
+          <w:rFonts w:ascii="Times New Roman" w:hAnsi="Times New Roman"/>
+        </w:rPr>
+      </w:pPr>
+      <w:r>
+        <w:rPr>
+          <w:rFonts w:ascii="Times New Roman" w:hAnsi="Times New Roman"/>
+        </w:rPr>
+        <w:t xml:space="preserve">Please direct any inquiry regarding this matter to the undersigned at </w:t>
+      </w:r>
+      <w:r>
+        <w:rPr>
+          <w:rFonts w:ascii="Times New Roman" w:hAnsi="Times New Roman"/>
+        </w:rPr>
+        <w:t>()--</w:t>
+      </w:r>
+      <w:r>
+        <w:rPr>
+          <w:rFonts w:ascii="Times New Roman" w:hAnsi="Times New Roman"/>
+        </w:rPr>
+        <w:t>.</w:t>
+      </w:r>
+    </w:p>
+    <w:p>
+      <w:pPr>
+        <w:ind w:firstLine="3600"/>
+        <w:rPr>
+          <w:rFonts w:ascii="Times New Roman" w:hAnsi="Times New Roman"/>
+        </w:rPr>
+      </w:pPr>
+    </w:p>
+    <w:p>
+      <w:pPr>
+        <w:ind w:firstLine="3600"/>
+        <w:rPr>
+          <w:rFonts w:ascii="Times New Roman" w:hAnsi="Times New Roman"/>
+        </w:rPr>
+      </w:pPr>
+      <w:r>
+        <w:rPr>
+          <w:rFonts w:ascii="Times New Roman" w:hAnsi="Times New Roman"/>
+        </w:rPr>
         <w:t>Respectfully submitted,</w:t>
       </w:r>
     </w:p>
     <w:p>
       <w:pPr>
-        <w:widowControl/>
-      </w:pPr>
-    </w:p>
-    <w:p>
-      <w:pPr>
-        <w:widowControl/>
-        <w:ind w:firstLine="2880"/>
-      </w:pPr>
-      <w:r>
-        <w:t>SCHWEGMAN, LUNDBERG &amp; WOESSNER</w:t>
-      </w:r>
-      <w:r>
-        <w:t>, P.A.</w:t>
-      </w:r>
-    </w:p>
-    <w:p>
-      <w:pPr>
-        <w:widowControl/>
-        <w:ind w:firstLine="2880"/>
-      </w:pPr>
-      <w:r>
+        <w:rPr>
+          <w:rFonts w:ascii="Times New Roman" w:hAnsi="Times New Roman"/>
+        </w:rPr>
+      </w:pPr>
+    </w:p>
+    <w:p>
+      <w:pPr>
+        <w:ind w:firstLine="3600"/>
+        <w:rPr>
+          <w:rFonts w:ascii="Times New Roman" w:hAnsi="Times New Roman"/>
+        </w:rPr>
+      </w:pPr>
+      <w:r>
+        <w:rPr>
+          <w:rFonts w:ascii="Times New Roman" w:hAnsi="Times New Roman"/>
+        </w:rPr>
+        <w:t>Schwegman Lundberg &amp; Woessner, P.A.</w:t>
+      </w:r>
+    </w:p>
+    <w:p>
+      <w:pPr>
+        <w:ind w:firstLine="3600"/>
+        <w:rPr>
+          <w:rFonts w:ascii="Times New Roman" w:hAnsi="Times New Roman"/>
+        </w:rPr>
+      </w:pPr>
+      <w:r>
+        <w:rPr>
+          <w:rFonts w:ascii="Times New Roman" w:hAnsi="Times New Roman"/>
+        </w:rPr>
         <w:t>P.O. Box 2938</w:t>
       </w:r>
     </w:p>
     <w:p>
       <w:pPr>
-        <w:widowControl/>
-        <w:ind w:firstLine="2880"/>
-      </w:pPr>
-      <w:r>
-        <w:t>Minneapolis, Minnesota 55402</w:t>
-      </w:r>
-    </w:p>
-    <w:p>
-      <w:pPr>
-        <w:widowControl/>
-        <w:ind w:firstLine="2880"/>
-      </w:pPr>
-      <w:r>
-        <w:t>(612) 373-6900</w:t>
-      </w:r>
-    </w:p>
-    <w:p>
-      <w:pPr>
-        <w:widowControl/>
-      </w:pPr>
-    </w:p>
-    <w:p>
-      <w:pPr>
-        <w:widowControl/>
-      </w:pPr>
-      <w:r>
-        <w:t xml:space="preserve">        </w:t>
-      </w:r>
-      <w:r>
-        <w:t>{{Dte_es_:signer1:date}}</w:t>
-      </w:r>
-      <w:r>
-        <w:tab/>
-      </w:r>
-      <w:r>
-        <w:tab/>
-      </w:r>
-      <w:r>
-        <w:t>/ {{Sig_es_:signer1:signature}} /</w:t>
-      </w:r>
-    </w:p>
-    <w:p>
-      <w:r>
-        <w:t>Date</w:t>
-      </w:r>
-      <w:r>
-        <w:t xml:space="preserve"> _________________________</w:t>
-      </w:r>
-      <w:r>
-        <w:tab/>
-        <w:t>By</w:t>
-      </w:r>
-      <w:bookmarkStart w:id="0" w:name="_Hlk103934714"/>
-      <w:r>
-        <w:t>______________________________________</w:t>
-      </w:r>
-      <w:bookmarkEnd w:id="0"/>
-    </w:p>
-    <w:p>
-      <w:pPr>
-        <w:widowControl/>
-        <w:ind w:left="900" w:firstLine="3420"/>
-      </w:pPr>
-      <w:bookmarkStart w:id="1" w:name="OLE_LINK1"/>
-      <w:r>
-        <w:t>Marvin Beekman</w:t>
-      </w:r>
-    </w:p>
-    <w:p>
-      <w:pPr>
-        <w:widowControl/>
-        <w:ind w:left="900" w:firstLine="3420"/>
-      </w:pPr>
-      <w:r>
-        <w:t xml:space="preserve">USPTO Reg. No. </w:t>
-      </w:r>
-      <w:r/>
-    </w:p>
-    <w:bookmarkEnd w:id="1"/>
-    <w:p>
-      <w:pPr>
-        <w:widowControl/>
-      </w:pPr>
-    </w:p>
-    <w:p>
-      <w:pPr>
-        <w:widowControl/>
-      </w:pPr>
-    </w:p>
-    <w:p>
-      <w:pPr>
-        <w:widowControl/>
+        <w:ind w:firstLine="3600"/>
+        <w:rPr>
+          <w:rFonts w:ascii="Times New Roman" w:hAnsi="Times New Roman"/>
+        </w:rPr>
+      </w:pPr>
+      <w:r>
+        <w:rPr>
+          <w:rFonts w:ascii="Times New Roman" w:hAnsi="Times New Roman"/>
+        </w:rPr>
+        <w:t>Minneapolis, Minnesota  55402</w:t>
+      </w:r>
+    </w:p>
+    <w:p>
+      <w:pPr>
+        <w:ind w:firstLine="3600"/>
+        <w:rPr>
+          <w:rFonts w:ascii="Times New Roman" w:hAnsi="Times New Roman"/>
+        </w:rPr>
+      </w:pPr>
+      <w:r>
+        <w:rPr>
+          <w:rFonts w:ascii="Times New Roman" w:hAnsi="Times New Roman"/>
+        </w:rPr>
+        <w:t>()--</w:t>
+      </w:r>
+    </w:p>
+    <w:p>
+      <w:pPr>
+        <w:rPr>
+          <w:rFonts w:ascii="Times New Roman" w:hAnsi="Times New Roman"/>
+        </w:rPr>
+      </w:pPr>
+    </w:p>
+    <w:p>
+      <w:pPr>
+        <w:rPr>
+          <w:rFonts w:ascii="Times New Roman" w:hAnsi="Times New Roman"/>
+        </w:rPr>
+      </w:pPr>
+      <w:r>
+        <w:rPr>
+          <w:rFonts w:ascii="Times New Roman" w:hAnsi="Times New Roman"/>
+        </w:rPr>
+        <w:t xml:space="preserve">         </w:t>
+      </w:r>
+      <w:r>
+        <w:rPr>
+          <w:rFonts w:ascii="Times New Roman" w:hAnsi="Times New Roman"/>
+        </w:rPr>
+      </w:r>
+      <w:r>
+        <w:rPr>
+          <w:rFonts w:ascii="Times New Roman" w:hAnsi="Times New Roman"/>
+        </w:rPr>
+        <w:tab/>
+      </w:r>
+      <w:r>
+        <w:rPr>
+          <w:rFonts w:ascii="Times New Roman" w:hAnsi="Times New Roman"/>
+        </w:rPr>
+        <w:tab/>
+        <w:t xml:space="preserve">    </w:t>
+      </w:r>
+      <w:r>
+        <w:rPr>
+          <w:rFonts w:ascii="Times New Roman" w:hAnsi="Times New Roman"/>
+        </w:rPr>
+      </w:r>
+    </w:p>
+    <w:p>
+      <w:pPr>
+        <w:tabs>
+          <w:tab w:val="left" w:pos="1500"/>
+          <w:tab w:val="left" w:pos="2880"/>
+        </w:tabs>
+        <w:rPr>
+          <w:rFonts w:ascii="Times New Roman" w:hAnsi="Times New Roman"/>
+        </w:rPr>
+      </w:pPr>
+      <w:r>
+        <w:rPr>
+          <w:rFonts w:ascii="Times New Roman" w:hAnsi="Times New Roman"/>
+        </w:rPr>
+        <w:t xml:space="preserve">Date </w:t>
+      </w:r>
+      <w:proofErr w:type="gramStart"/>
+      <w:r>
+        <w:rPr>
+          <w:rFonts w:ascii="Times New Roman" w:hAnsi="Times New Roman"/>
+          <w:u w:val="single"/>
+        </w:rPr>
+        <w:tab/>
+      </w:r>
+      <w:r>
+        <w:rPr>
+          <w:rFonts w:ascii="Times New Roman" w:hAnsi="Times New Roman"/>
+          <w:u w:val="single"/>
+        </w:rPr>
+        <w:t xml:space="preserve">  </w:t>
+      </w:r>
+      <w:r>
+        <w:rPr>
+          <w:rFonts w:ascii="Times New Roman" w:hAnsi="Times New Roman"/>
+          <w:u w:val="single"/>
+        </w:rPr>
+        <w:tab/>
+      </w:r>
+      <w:proofErr w:type="gramEnd"/>
+      <w:r>
+        <w:rPr>
+          <w:rFonts w:ascii="Times New Roman" w:hAnsi="Times New Roman"/>
+          <w:u w:val="single"/>
+        </w:rPr>
+        <w:t xml:space="preserve">     </w:t>
+      </w:r>
+      <w:r>
+        <w:rPr>
+          <w:rFonts w:ascii="Times New Roman" w:hAnsi="Times New Roman"/>
+        </w:rPr>
+        <w:tab/>
+        <w:t xml:space="preserve">By </w:t>
+      </w:r>
+      <w:r>
+        <w:rPr>
+          <w:rFonts w:ascii="Times New Roman" w:hAnsi="Times New Roman"/>
+          <w:u w:val="single"/>
+        </w:rPr>
+        <w:tab/>
+      </w:r>
+      <w:r>
+        <w:rPr>
+          <w:rFonts w:ascii="Times New Roman" w:hAnsi="Times New Roman"/>
+          <w:u w:val="single"/>
+        </w:rPr>
+        <w:tab/>
+      </w:r>
+      <w:r>
+        <w:rPr>
+          <w:rFonts w:ascii="Times New Roman" w:hAnsi="Times New Roman"/>
+          <w:u w:val="single"/>
+        </w:rPr>
+        <w:tab/>
+      </w:r>
+      <w:r>
+        <w:rPr>
+          <w:rFonts w:ascii="Times New Roman" w:hAnsi="Times New Roman"/>
+          <w:u w:val="single"/>
+        </w:rPr>
+        <w:tab/>
+      </w:r>
+      <w:r>
+        <w:rPr>
+          <w:rFonts w:ascii="Times New Roman" w:hAnsi="Times New Roman"/>
+          <w:u w:val="single"/>
+        </w:rPr>
+        <w:tab/>
+      </w:r>
+      <w:r>
+        <w:rPr>
+          <w:rFonts w:ascii="Times New Roman" w:hAnsi="Times New Roman"/>
+          <w:u w:val="single"/>
+        </w:rPr>
+        <w:tab/>
+      </w:r>
+      <w:r>
+        <w:rPr>
+          <w:rFonts w:ascii="Times New Roman" w:hAnsi="Times New Roman"/>
+          <w:u w:val="single"/>
+        </w:rPr>
+        <w:tab/>
+      </w:r>
+    </w:p>
+    <w:p>
+      <w:pPr>
+        <w:rPr>
+          <w:rFonts w:ascii="Times New Roman" w:hAnsi="Times New Roman"/>
+        </w:rPr>
+      </w:pPr>
+      <w:r>
+        <w:rPr>
+          <w:rFonts w:ascii="Times New Roman" w:hAnsi="Times New Roman"/>
+        </w:rPr>
+        <w:tab/>
+      </w:r>
+      <w:r>
+        <w:rPr>
+          <w:rFonts w:ascii="Times New Roman" w:hAnsi="Times New Roman"/>
+        </w:rPr>
+        <w:tab/>
+      </w:r>
+      <w:r>
+        <w:rPr>
+          <w:rFonts w:ascii="Times New Roman" w:hAnsi="Times New Roman"/>
+        </w:rPr>
+        <w:tab/>
+      </w:r>
+      <w:r>
+        <w:rPr>
+          <w:rFonts w:ascii="Times New Roman" w:hAnsi="Times New Roman"/>
+        </w:rPr>
+        <w:tab/>
+      </w:r>
+      <w:r>
+        <w:rPr>
+          <w:rFonts w:ascii="Times New Roman" w:hAnsi="Times New Roman"/>
+        </w:rPr>
+        <w:tab/>
+      </w:r>
+      <w:r>
+        <w:rPr>
+          <w:rFonts w:ascii="Times New Roman" w:hAnsi="Times New Roman"/>
+        </w:rPr>
+        <w:tab/>
+        <w:t>Bradley Scheer</w:t>
+      </w:r>
+    </w:p>
+    <w:p>
+      <w:pPr>
+        <w:rPr>
+          <w:rFonts w:ascii="Times New Roman" w:hAnsi="Times New Roman"/>
+        </w:rPr>
+      </w:pPr>
+      <w:r>
+        <w:rPr>
+          <w:rFonts w:ascii="Times New Roman" w:hAnsi="Times New Roman"/>
+        </w:rPr>
+        <w:tab/>
+      </w:r>
+      <w:r>
+        <w:rPr>
+          <w:rFonts w:ascii="Times New Roman" w:hAnsi="Times New Roman"/>
+        </w:rPr>
+        <w:tab/>
+      </w:r>
+      <w:r>
+        <w:rPr>
+          <w:rFonts w:ascii="Times New Roman" w:hAnsi="Times New Roman"/>
+        </w:rPr>
+        <w:tab/>
+      </w:r>
+      <w:r>
+        <w:rPr>
+          <w:rFonts w:ascii="Times New Roman" w:hAnsi="Times New Roman"/>
+        </w:rPr>
+        <w:tab/>
+      </w:r>
+      <w:r>
+        <w:rPr>
+          <w:rFonts w:ascii="Times New Roman" w:hAnsi="Times New Roman"/>
+        </w:rPr>
+        <w:tab/>
+      </w:r>
+      <w:r>
+        <w:rPr>
+          <w:rFonts w:ascii="Times New Roman" w:hAnsi="Times New Roman"/>
+        </w:rPr>
+        <w:tab/>
+      </w:r>
+      <w:r>
+        <w:rPr>
+          <w:rFonts w:ascii="Times New Roman" w:hAnsi="Times New Roman"/>
+        </w:rPr>
+        <w:t xml:space="preserve">USPTO </w:t>
+      </w:r>
+      <w:r>
+        <w:rPr>
+          <w:rFonts w:ascii="Times New Roman" w:hAnsi="Times New Roman"/>
+        </w:rPr>
+        <w:t xml:space="preserve">Reg. No. </w:t>
+      </w:r>
+    </w:p>
+    <w:p>
+      <w:pPr>
+        <w:rPr>
+          <w:rFonts w:ascii="Times New Roman" w:hAnsi="Times New Roman"/>
+        </w:rPr>
+      </w:pPr>
+    </w:p>
+    <w:p>
+      <w:pPr>
+        <w:ind w:left="432" w:hanging="432"/>
+        <w:rPr>
+          <w:rFonts w:ascii="Times New Roman" w:hAnsi="Times New Roman"/>
+          <w:sz w:val="16"/>
+          <w:szCs w:val="16"/>
+        </w:rPr>
+      </w:pPr>
+    </w:p>
+    <w:p>
+      <w:pPr>
+        <w:rPr>
+          <w:rFonts w:ascii="Times New Roman" w:hAnsi="Times New Roman"/>
+          <w:sz w:val="16"/>
+          <w:szCs w:val="16"/>
+        </w:rPr>
+      </w:pPr>
+      <w:r>
+        <w:rPr>
+          <w:rFonts w:ascii="Times New Roman" w:hAnsi="Times New Roman"/>
+          <w:sz w:val="16"/>
+          <w:szCs w:val="16"/>
+        </w:rPr>
+        <w:t>CERTIFICATE UNDER 37 CFR 1.8:  The undersigned hereby certifies that this correspondence is filed using the USPTO's electronic filing system EFS-Web, and is addressed to: MS PCT, Commissioner for Patents, P.O. Box 1450, Alexandria, VA 22313-1450 on this ________ day of September, 2024.</w:t>
+      </w:r>
+    </w:p>
+    <w:p>
+      <w:pPr>
+        <w:rPr>
+          <w:rFonts w:ascii="Times New Roman" w:hAnsi="Times New Roman"/>
+        </w:rPr>
       </w:pPr>
     </w:p>
     <w:sectPr>
+      <w:headerReference w:type="even" r:id="rId6"/>
       <w:headerReference w:type="default" r:id="rId7"/>
-      <w:footerReference w:type="default" r:id="rId10"/>
-      <w:pgSz w:w="11906" w:h="16838" w:code="9"/>
-      <w:pgMar w:top="1080" w:right="1440" w:bottom="1080" w:left="1440" w:header="720" w:footer="720" w:gutter="0"/>
+      <w:footerReference w:type="even" r:id="rId8"/>
+      <w:footerReference w:type="default" r:id="rId9"/>
+      <w:headerReference w:type="first" r:id="rId10"/>
+      <w:footerReference w:type="first" r:id="rId11"/>
+      <w:pgSz w:w="11908" w:h="16833" w:code="9"/>
+      <w:pgMar w:top="1080" w:right="1440" w:bottom="1339" w:left="1440" w:header="1080" w:footer="360" w:gutter="0"/>
+      <w:paperSrc w:first="258" w:other="258"/>
       <w:cols w:space="720"/>
       <w:noEndnote/>
-      <w:titlePg/>
     </w:sectPr>
   </w:body>
 </w:document>
@@ -338,7 +845,27 @@
 </file>
 
 <file path=word/footer1.xml><?xml version="1.0" encoding="utf-8"?>
-<w:ftr xmlns:m="http://schemas.openxmlformats.org/officeDocument/2006/math" xmlns:mc="http://schemas.openxmlformats.org/markup-compatibility/2006" xmlns:mo="http://schemas.microsoft.com/office/mac/office/2008/main" xmlns:mv="urn:schemas-microsoft-com:mac:vml" xmlns:o="urn:schemas-microsoft-com:office:office" xmlns:r="http://schemas.openxmlformats.org/officeDocument/2006/relationships" xmlns:v="urn:schemas-microsoft-com:vml" xmlns:w10="urn:schemas-microsoft-com:office:word" xmlns:w14="http://schemas.microsoft.com/office/word/2010/wordml" xmlns:w="http://schemas.openxmlformats.org/wordprocessingml/2006/main" xmlns:wne="http://schemas.microsoft.com/office/word/2006/wordml" xmlns:wp14="http://schemas.microsoft.com/office/word/2010/wordprocessingDrawing" xmlns:wp="http://schemas.openxmlformats.org/drawingml/2006/wordprocessingDrawing" xmlns:wpc="http://schemas.microsoft.com/office/word/2010/wordprocessingCanvas" xmlns:wpg="http://schemas.microsoft.com/office/word/2010/wordprocessingGroup" xmlns:wpi="http://schemas.microsoft.com/office/word/2010/wordprocessingInk" xmlns:wps="http://schemas.microsoft.com/office/word/2010/wordprocessingShape" mc:Ignorable="w14 wp14">
+<w:ftr xmlns:wpc="http://schemas.microsoft.com/office/word/2010/wordprocessingCanvas" xmlns:cx="http://schemas.microsoft.com/office/drawing/2014/chartex" xmlns:cx1="http://schemas.microsoft.com/office/drawing/2015/9/8/chartex" xmlns:cx2="http://schemas.microsoft.com/office/drawing/2015/10/21/chartex" xmlns:cx3="http://schemas.microsoft.com/office/drawing/2016/5/9/chartex" xmlns:cx4="http://schemas.microsoft.com/office/drawing/2016/5/10/chartex" xmlns:cx5="http://schemas.microsoft.com/office/drawing/2016/5/11/chartex" xmlns:cx6="http://schemas.microsoft.com/office/drawing/2016/5/12/chartex" xmlns:cx7="http://schemas.microsoft.com/office/drawing/2016/5/13/chartex" xmlns:cx8="http://schemas.microsoft.com/office/drawing/2016/5/14/chartex" xmlns:mc="http://schemas.openxmlformats.org/markup-compatibility/2006" xmlns:aink="http://schemas.microsoft.com/office/drawing/2016/ink" xmlns:am3d="http://schemas.microsoft.com/office/drawing/2017/model3d" xmlns:o="urn:schemas-microsoft-com:office:office" xmlns:oel="http://schemas.microsoft.com/office/2019/extlst" xmlns:r="http://schemas.openxmlformats.org/officeDocument/2006/relationships" xmlns:m="http://schemas.openxmlformats.org/officeDocument/2006/math" xmlns:v="urn:schemas-microsoft-com:vml" xmlns:wp14="http://schemas.microsoft.com/office/word/2010/wordprocessingDrawing" xmlns:wp="http://schemas.openxmlformats.org/drawingml/2006/wordprocessingDrawing" xmlns:w10="urn:schemas-microsoft-com:office:word" xmlns:w="http://schemas.openxmlformats.org/wordprocessingml/2006/main" xmlns:w14="http://schemas.microsoft.com/office/word/2010/wordml" xmlns:w15="http://schemas.microsoft.com/office/word/2012/wordml" xmlns:w16cex="http://schemas.microsoft.com/office/word/2018/wordml/cex" xmlns:w16cid="http://schemas.microsoft.com/office/word/2016/wordml/cid" xmlns:w16="http://schemas.microsoft.com/office/word/2018/wordml" xmlns:w16sdtdh="http://schemas.microsoft.com/office/word/2020/wordml/sdtdatahash" xmlns:w16se="http://schemas.microsoft.com/office/word/2015/wordml/symex" xmlns:wpg="http://schemas.microsoft.com/office/word/2010/wordprocessingGroup" xmlns:wpi="http://schemas.microsoft.com/office/word/2010/wordprocessingInk" xmlns:wne="http://schemas.microsoft.com/office/word/2006/wordml" xmlns:wps="http://schemas.microsoft.com/office/word/2010/wordprocessingShape" mc:Ignorable="w14 w15 w16se w16cid w16 w16cex w16sdtdh wp14">
+  <w:p>
+    <w:pPr>
+      <w:pStyle w:val="Footer"/>
+    </w:pPr>
+  </w:p>
+</w:ftr>
+</file>
+
+<file path=word/footer2.xml><?xml version="1.0" encoding="utf-8"?>
+<w:ftr xmlns:wpc="http://schemas.microsoft.com/office/word/2010/wordprocessingCanvas" xmlns:cx="http://schemas.microsoft.com/office/drawing/2014/chartex" xmlns:cx1="http://schemas.microsoft.com/office/drawing/2015/9/8/chartex" xmlns:cx2="http://schemas.microsoft.com/office/drawing/2015/10/21/chartex" xmlns:cx3="http://schemas.microsoft.com/office/drawing/2016/5/9/chartex" xmlns:cx4="http://schemas.microsoft.com/office/drawing/2016/5/10/chartex" xmlns:cx5="http://schemas.microsoft.com/office/drawing/2016/5/11/chartex" xmlns:cx6="http://schemas.microsoft.com/office/drawing/2016/5/12/chartex" xmlns:cx7="http://schemas.microsoft.com/office/drawing/2016/5/13/chartex" xmlns:cx8="http://schemas.microsoft.com/office/drawing/2016/5/14/chartex" xmlns:mc="http://schemas.openxmlformats.org/markup-compatibility/2006" xmlns:aink="http://schemas.microsoft.com/office/drawing/2016/ink" xmlns:am3d="http://schemas.microsoft.com/office/drawing/2017/model3d" xmlns:o="urn:schemas-microsoft-com:office:office" xmlns:oel="http://schemas.microsoft.com/office/2019/extlst" xmlns:r="http://schemas.openxmlformats.org/officeDocument/2006/relationships" xmlns:m="http://schemas.openxmlformats.org/officeDocument/2006/math" xmlns:v="urn:schemas-microsoft-com:vml" xmlns:wp14="http://schemas.microsoft.com/office/word/2010/wordprocessingDrawing" xmlns:wp="http://schemas.openxmlformats.org/drawingml/2006/wordprocessingDrawing" xmlns:w10="urn:schemas-microsoft-com:office:word" xmlns:w="http://schemas.openxmlformats.org/wordprocessingml/2006/main" xmlns:w14="http://schemas.microsoft.com/office/word/2010/wordml" xmlns:w15="http://schemas.microsoft.com/office/word/2012/wordml" xmlns:w16cex="http://schemas.microsoft.com/office/word/2018/wordml/cex" xmlns:w16cid="http://schemas.microsoft.com/office/word/2016/wordml/cid" xmlns:w16="http://schemas.microsoft.com/office/word/2018/wordml" xmlns:w16sdtdh="http://schemas.microsoft.com/office/word/2020/wordml/sdtdatahash" xmlns:w16se="http://schemas.microsoft.com/office/word/2015/wordml/symex" xmlns:wpg="http://schemas.microsoft.com/office/word/2010/wordprocessingGroup" xmlns:wpi="http://schemas.microsoft.com/office/word/2010/wordprocessingInk" xmlns:wne="http://schemas.microsoft.com/office/word/2006/wordml" xmlns:wps="http://schemas.microsoft.com/office/word/2010/wordprocessingShape" mc:Ignorable="w14 w15 w16se w16cid w16 w16cex w16sdtdh wp14">
+  <w:p>
+    <w:pPr>
+      <w:pStyle w:val="Footer"/>
+    </w:pPr>
+  </w:p>
+</w:ftr>
+</file>
+
+<file path=word/footer3.xml><?xml version="1.0" encoding="utf-8"?>
+<w:ftr xmlns:wpc="http://schemas.microsoft.com/office/word/2010/wordprocessingCanvas" xmlns:cx="http://schemas.microsoft.com/office/drawing/2014/chartex" xmlns:cx1="http://schemas.microsoft.com/office/drawing/2015/9/8/chartex" xmlns:cx2="http://schemas.microsoft.com/office/drawing/2015/10/21/chartex" xmlns:cx3="http://schemas.microsoft.com/office/drawing/2016/5/9/chartex" xmlns:cx4="http://schemas.microsoft.com/office/drawing/2016/5/10/chartex" xmlns:cx5="http://schemas.microsoft.com/office/drawing/2016/5/11/chartex" xmlns:cx6="http://schemas.microsoft.com/office/drawing/2016/5/12/chartex" xmlns:cx7="http://schemas.microsoft.com/office/drawing/2016/5/13/chartex" xmlns:cx8="http://schemas.microsoft.com/office/drawing/2016/5/14/chartex" xmlns:mc="http://schemas.openxmlformats.org/markup-compatibility/2006" xmlns:aink="http://schemas.microsoft.com/office/drawing/2016/ink" xmlns:am3d="http://schemas.microsoft.com/office/drawing/2017/model3d" xmlns:o="urn:schemas-microsoft-com:office:office" xmlns:oel="http://schemas.microsoft.com/office/2019/extlst" xmlns:r="http://schemas.openxmlformats.org/officeDocument/2006/relationships" xmlns:m="http://schemas.openxmlformats.org/officeDocument/2006/math" xmlns:v="urn:schemas-microsoft-com:vml" xmlns:wp14="http://schemas.microsoft.com/office/word/2010/wordprocessingDrawing" xmlns:wp="http://schemas.openxmlformats.org/drawingml/2006/wordprocessingDrawing" xmlns:w10="urn:schemas-microsoft-com:office:word" xmlns:w="http://schemas.openxmlformats.org/wordprocessingml/2006/main" xmlns:w14="http://schemas.microsoft.com/office/word/2010/wordml" xmlns:w15="http://schemas.microsoft.com/office/word/2012/wordml" xmlns:w16cex="http://schemas.microsoft.com/office/word/2018/wordml/cex" xmlns:w16cid="http://schemas.microsoft.com/office/word/2016/wordml/cid" xmlns:w16="http://schemas.microsoft.com/office/word/2018/wordml" xmlns:w16sdtdh="http://schemas.microsoft.com/office/word/2020/wordml/sdtdatahash" xmlns:w16se="http://schemas.microsoft.com/office/word/2015/wordml/symex" xmlns:wpg="http://schemas.microsoft.com/office/word/2010/wordprocessingGroup" xmlns:wpi="http://schemas.microsoft.com/office/word/2010/wordprocessingInk" xmlns:wne="http://schemas.microsoft.com/office/word/2006/wordml" xmlns:wps="http://schemas.microsoft.com/office/word/2010/wordprocessingShape" mc:Ignorable="w14 w15 w16se w16cid w16 w16cex w16sdtdh wp14">
   <w:p>
     <w:pPr>
       <w:pStyle w:val="Footer"/>
@@ -370,213 +897,14 @@
 <w:hdr xmlns:wpc="http://schemas.microsoft.com/office/word/2010/wordprocessingCanvas" xmlns:cx="http://schemas.microsoft.com/office/drawing/2014/chartex" xmlns:cx1="http://schemas.microsoft.com/office/drawing/2015/9/8/chartex" xmlns:cx2="http://schemas.microsoft.com/office/drawing/2015/10/21/chartex" xmlns:cx3="http://schemas.microsoft.com/office/drawing/2016/5/9/chartex" xmlns:cx4="http://schemas.microsoft.com/office/drawing/2016/5/10/chartex" xmlns:cx5="http://schemas.microsoft.com/office/drawing/2016/5/11/chartex" xmlns:cx6="http://schemas.microsoft.com/office/drawing/2016/5/12/chartex" xmlns:cx7="http://schemas.microsoft.com/office/drawing/2016/5/13/chartex" xmlns:cx8="http://schemas.microsoft.com/office/drawing/2016/5/14/chartex" xmlns:mc="http://schemas.openxmlformats.org/markup-compatibility/2006" xmlns:aink="http://schemas.microsoft.com/office/drawing/2016/ink" xmlns:am3d="http://schemas.microsoft.com/office/drawing/2017/model3d" xmlns:o="urn:schemas-microsoft-com:office:office" xmlns:oel="http://schemas.microsoft.com/office/2019/extlst" xmlns:r="http://schemas.openxmlformats.org/officeDocument/2006/relationships" xmlns:m="http://schemas.openxmlformats.org/officeDocument/2006/math" xmlns:v="urn:schemas-microsoft-com:vml" xmlns:wp14="http://schemas.microsoft.com/office/word/2010/wordprocessingDrawing" xmlns:wp="http://schemas.openxmlformats.org/drawingml/2006/wordprocessingDrawing" xmlns:w10="urn:schemas-microsoft-com:office:word" xmlns:w="http://schemas.openxmlformats.org/wordprocessingml/2006/main" xmlns:w14="http://schemas.microsoft.com/office/word/2010/wordml" xmlns:w15="http://schemas.microsoft.com/office/word/2012/wordml" xmlns:w16cex="http://schemas.microsoft.com/office/word/2018/wordml/cex" xmlns:w16cid="http://schemas.microsoft.com/office/word/2016/wordml/cid" xmlns:w16="http://schemas.microsoft.com/office/word/2018/wordml" xmlns:w16sdtdh="http://schemas.microsoft.com/office/word/2020/wordml/sdtdatahash" xmlns:w16se="http://schemas.microsoft.com/office/word/2015/wordml/symex" xmlns:wpg="http://schemas.microsoft.com/office/word/2010/wordprocessingGroup" xmlns:wpi="http://schemas.microsoft.com/office/word/2010/wordprocessingInk" xmlns:wne="http://schemas.microsoft.com/office/word/2006/wordml" xmlns:wps="http://schemas.microsoft.com/office/word/2010/wordprocessingShape" mc:Ignorable="w14 w15 w16se w16cid w16 w16cex w16sdtdh wp14">
   <w:p>
     <w:pPr>
-      <w:widowControl/>
-      <w:tabs>
-        <w:tab w:val="left" w:pos="1620"/>
-        <w:tab w:val="right" w:pos="9000"/>
-      </w:tabs>
-      <w:ind w:right="26"/>
-      <w:rPr>
-        <w:b/>
-        <w:sz w:val="18"/>
-        <w:szCs w:val="18"/>
-      </w:rPr>
+      <w:pStyle w:val="Header"/>
     </w:pPr>
-    <w:r>
-      <w:rPr>
-        <w:b/>
-        <w:sz w:val="18"/>
-        <w:szCs w:val="18"/>
-      </w:rPr>
-      <w:t>Int'l</w:t>
-    </w:r>
-    <w:r>
-      <w:rPr>
-        <w:b/>
-        <w:sz w:val="18"/>
-        <w:szCs w:val="18"/>
-      </w:rPr>
-      <w:t>. Appln. No.</w:t>
-    </w:r>
-    <w:r>
-      <w:rPr>
-        <w:b/>
-        <w:sz w:val="18"/>
-        <w:szCs w:val="18"/>
-      </w:rPr>
-      <w:tab/>
-    </w:r>
-    <w:r>
-      <w:rPr>
-        <w:b/>
-        <w:sz w:val="18"/>
-        <w:szCs w:val="18"/>
-      </w:rPr>
-      <w:t>12/356,986</w:t>
-    </w:r>
-    <w:r>
-      <w:rPr>
-        <w:b/>
-        <w:sz w:val="18"/>
-        <w:szCs w:val="18"/>
-      </w:rPr>
-      <w:tab/>
-      <w:t>Docket No.</w:t>
-    </w:r>
-    <w:r>
-      <w:rPr>
-        <w:b/>
-        <w:sz w:val="18"/>
-        <w:szCs w:val="18"/>
-      </w:rPr>
-      <w:t xml:space="preserve">:  </w:t>
-    </w:r>
-    <w:r>
-      <w:rPr>
-        <w:b/>
-        <w:sz w:val="18"/>
-        <w:szCs w:val="18"/>
-      </w:rPr>
-      <w:t>1.003US1</w:t>
-    </w:r>
   </w:p>
-  <w:p>
-    <w:pPr>
-      <w:widowControl/>
-      <w:tabs>
-        <w:tab w:val="left" w:pos="1620"/>
-        <w:tab w:val="right" w:pos="9000"/>
-      </w:tabs>
-      <w:ind w:right="26"/>
-      <w:rPr>
-        <w:b/>
-        <w:sz w:val="20"/>
-        <w:szCs w:val="20"/>
-      </w:rPr>
-    </w:pPr>
-    <w:r>
-      <w:rPr>
-        <w:b/>
-        <w:sz w:val="18"/>
-        <w:szCs w:val="18"/>
-      </w:rPr>
-      <w:t>Int'l. Filing Date:</w:t>
-    </w:r>
-    <w:r>
-      <w:rPr>
-        <w:b/>
-        <w:sz w:val="18"/>
-        <w:szCs w:val="18"/>
-      </w:rPr>
-      <w:tab/>
-      <w:t>August 21, 2023</w:t>
-    </w:r>
-    <w:r>
-      <w:rPr>
-        <w:b/>
-        <w:sz w:val="18"/>
-        <w:szCs w:val="18"/>
-      </w:rPr>
-      <w:tab/>
-      <w:t>Pag</w:t>
-    </w:r>
-    <w:r>
-      <w:rPr>
-        <w:b/>
-        <w:sz w:val="20"/>
-        <w:szCs w:val="20"/>
-      </w:rPr>
-      <w:t xml:space="preserve">e </w:t>
-    </w:r>
-    <w:r>
-      <w:rPr>
-        <w:rStyle w:val="PageNumber"/>
-        <w:b/>
-        <w:sz w:val="20"/>
-        <w:szCs w:val="20"/>
-      </w:rPr>
-      <w:fldChar w:fldCharType="begin"/>
-    </w:r>
-    <w:r>
-      <w:rPr>
-        <w:rStyle w:val="PageNumber"/>
-        <w:b/>
-        <w:sz w:val="20"/>
-        <w:szCs w:val="20"/>
-      </w:rPr>
-      <w:instrText xml:space="preserve"> PAGE </w:instrText>
-    </w:r>
-    <w:r>
-      <w:rPr>
-        <w:rStyle w:val="PageNumber"/>
-        <w:b/>
-        <w:sz w:val="20"/>
-        <w:szCs w:val="20"/>
-      </w:rPr>
-      <w:fldChar w:fldCharType="separate"/>
-    </w:r>
-    <w:r>
-      <w:rPr>
-        <w:rStyle w:val="PageNumber"/>
-        <w:b/>
-        <w:noProof/>
-        <w:sz w:val="20"/>
-        <w:szCs w:val="20"/>
-      </w:rPr>
-      <w:t>2</w:t>
-    </w:r>
-    <w:r>
-      <w:rPr>
-        <w:rStyle w:val="PageNumber"/>
-        <w:b/>
-        <w:sz w:val="20"/>
-        <w:szCs w:val="20"/>
-      </w:rPr>
-      <w:fldChar w:fldCharType="end"/>
-    </w:r>
-  </w:p>
-  <w:p>
-    <w:pPr>
-      <w:widowControl/>
-      <w:pBdr>
-        <w:bottom w:val="single" w:sz="4" w:space="1" w:color="auto"/>
-      </w:pBdr>
-      <w:tabs>
-        <w:tab w:val="left" w:pos="-1440"/>
-        <w:tab w:val="left" w:pos="1620"/>
-      </w:tabs>
-      <w:ind w:left="2880" w:right="26" w:hanging="2880"/>
-      <w:rPr>
-        <w:b/>
-        <w:sz w:val="18"/>
-        <w:szCs w:val="18"/>
-      </w:rPr>
-    </w:pPr>
-    <w:r>
-      <w:rPr>
-        <w:b/>
-        <w:sz w:val="18"/>
-        <w:szCs w:val="18"/>
-      </w:rPr>
-      <w:t>Title:</w:t>
-    </w:r>
-    <w:r>
-      <w:rPr>
-        <w:b/>
-        <w:sz w:val="18"/>
-        <w:szCs w:val="18"/>
-      </w:rPr>
-      <w:tab/>
-    </w:r>
-    <w:r>
-      <w:rPr>
-        <w:b/>
-        <w:sz w:val="18"/>
-        <w:szCs w:val="18"/>
-      </w:rPr>
-      <w:t>Method and apparatus for making a title for a matter 1000</w:t>
-    </w:r>
-  </w:p>
+</w:hdr>
+</file>
+
+<file path=word/header2.xml><?xml version="1.0" encoding="utf-8"?>
+<w:hdr xmlns:wpc="http://schemas.microsoft.com/office/word/2010/wordprocessingCanvas" xmlns:cx="http://schemas.microsoft.com/office/drawing/2014/chartex" xmlns:cx1="http://schemas.microsoft.com/office/drawing/2015/9/8/chartex" xmlns:cx2="http://schemas.microsoft.com/office/drawing/2015/10/21/chartex" xmlns:cx3="http://schemas.microsoft.com/office/drawing/2016/5/9/chartex" xmlns:cx4="http://schemas.microsoft.com/office/drawing/2016/5/10/chartex" xmlns:cx5="http://schemas.microsoft.com/office/drawing/2016/5/11/chartex" xmlns:cx6="http://schemas.microsoft.com/office/drawing/2016/5/12/chartex" xmlns:cx7="http://schemas.microsoft.com/office/drawing/2016/5/13/chartex" xmlns:cx8="http://schemas.microsoft.com/office/drawing/2016/5/14/chartex" xmlns:mc="http://schemas.openxmlformats.org/markup-compatibility/2006" xmlns:aink="http://schemas.microsoft.com/office/drawing/2016/ink" xmlns:am3d="http://schemas.microsoft.com/office/drawing/2017/model3d" xmlns:o="urn:schemas-microsoft-com:office:office" xmlns:oel="http://schemas.microsoft.com/office/2019/extlst" xmlns:r="http://schemas.openxmlformats.org/officeDocument/2006/relationships" xmlns:m="http://schemas.openxmlformats.org/officeDocument/2006/math" xmlns:v="urn:schemas-microsoft-com:vml" xmlns:wp14="http://schemas.microsoft.com/office/word/2010/wordprocessingDrawing" xmlns:wp="http://schemas.openxmlformats.org/drawingml/2006/wordprocessingDrawing" xmlns:w10="urn:schemas-microsoft-com:office:word" xmlns:w="http://schemas.openxmlformats.org/wordprocessingml/2006/main" xmlns:w14="http://schemas.microsoft.com/office/word/2010/wordml" xmlns:w15="http://schemas.microsoft.com/office/word/2012/wordml" xmlns:w16cex="http://schemas.microsoft.com/office/word/2018/wordml/cex" xmlns:w16cid="http://schemas.microsoft.com/office/word/2016/wordml/cid" xmlns:w16="http://schemas.microsoft.com/office/word/2018/wordml" xmlns:w16sdtdh="http://schemas.microsoft.com/office/word/2020/wordml/sdtdatahash" xmlns:w16se="http://schemas.microsoft.com/office/word/2015/wordml/symex" xmlns:wpg="http://schemas.microsoft.com/office/word/2010/wordprocessingGroup" xmlns:wpi="http://schemas.microsoft.com/office/word/2010/wordprocessingInk" xmlns:wne="http://schemas.microsoft.com/office/word/2006/wordml" xmlns:wps="http://schemas.microsoft.com/office/word/2010/wordprocessingShape" mc:Ignorable="w14 w15 w16se w16cid w16 w16cex w16sdtdh wp14">
   <w:p>
     <w:pPr>
       <w:pStyle w:val="Header"/>
@@ -585,152 +913,14 @@
 </w:hdr>
 </file>
 
-<file path=word/numbering.xml><?xml version="1.0" encoding="utf-8"?>
-<w:numbering xmlns:wpc="http://schemas.microsoft.com/office/word/2010/wordprocessingCanvas" xmlns:cx="http://schemas.microsoft.com/office/drawing/2014/chartex" xmlns:cx1="http://schemas.microsoft.com/office/drawing/2015/9/8/chartex" xmlns:cx2="http://schemas.microsoft.com/office/drawing/2015/10/21/chartex" xmlns:cx3="http://schemas.microsoft.com/office/drawing/2016/5/9/chartex" xmlns:cx4="http://schemas.microsoft.com/office/drawing/2016/5/10/chartex" xmlns:cx5="http://schemas.microsoft.com/office/drawing/2016/5/11/chartex" xmlns:cx6="http://schemas.microsoft.com/office/drawing/2016/5/12/chartex" xmlns:cx7="http://schemas.microsoft.com/office/drawing/2016/5/13/chartex" xmlns:cx8="http://schemas.microsoft.com/office/drawing/2016/5/14/chartex" xmlns:mc="http://schemas.openxmlformats.org/markup-compatibility/2006" xmlns:aink="http://schemas.microsoft.com/office/drawing/2016/ink" xmlns:am3d="http://schemas.microsoft.com/office/drawing/2017/model3d" xmlns:o="urn:schemas-microsoft-com:office:office" xmlns:oel="http://schemas.microsoft.com/office/2019/extlst" xmlns:r="http://schemas.openxmlformats.org/officeDocument/2006/relationships" xmlns:m="http://schemas.openxmlformats.org/officeDocument/2006/math" xmlns:v="urn:schemas-microsoft-com:vml" xmlns:wp14="http://schemas.microsoft.com/office/word/2010/wordprocessingDrawing" xmlns:wp="http://schemas.openxmlformats.org/drawingml/2006/wordprocessingDrawing" xmlns:w10="urn:schemas-microsoft-com:office:word" xmlns:w="http://schemas.openxmlformats.org/wordprocessingml/2006/main" xmlns:w14="http://schemas.microsoft.com/office/word/2010/wordml" xmlns:w15="http://schemas.microsoft.com/office/word/2012/wordml" xmlns:w16cex="http://schemas.microsoft.com/office/word/2018/wordml/cex" xmlns:w16cid="http://schemas.microsoft.com/office/word/2016/wordml/cid" xmlns:w16="http://schemas.microsoft.com/office/word/2018/wordml" xmlns:w16sdtdh="http://schemas.microsoft.com/office/word/2020/wordml/sdtdatahash" xmlns:w16se="http://schemas.microsoft.com/office/word/2015/wordml/symex" xmlns:wpg="http://schemas.microsoft.com/office/word/2010/wordprocessingGroup" xmlns:wpi="http://schemas.microsoft.com/office/word/2010/wordprocessingInk" xmlns:wne="http://schemas.microsoft.com/office/word/2006/wordml" xmlns:wps="http://schemas.microsoft.com/office/word/2010/wordprocessingShape" mc:Ignorable="w14 w15 w16se w16cid w16 w16cex w16sdtdh wp14">
-  <w:abstractNum w:abstractNumId="0" w15:restartNumberingAfterBreak="0">
-    <w:nsid w:val="26097162"/>
-    <w:multiLevelType w:val="hybridMultilevel"/>
-    <w:tmpl w:val="7FEE4782"/>
-    <w:lvl w:ilvl="0" w:tplc="04090003">
-      <w:start w:val="1"/>
-      <w:numFmt w:val="bullet"/>
-      <w:lvlText w:val="o"/>
-      <w:lvlJc w:val="left"/>
-      <w:pPr>
-        <w:tabs>
-          <w:tab w:val="num" w:pos="720"/>
-        </w:tabs>
-        <w:ind w:left="720" w:hanging="360"/>
-      </w:pPr>
-      <w:rPr>
-        <w:rFonts w:ascii="Courier New" w:hAnsi="Courier New" w:cs="Courier New" w:hint="default"/>
-      </w:rPr>
-    </w:lvl>
-    <w:lvl w:ilvl="1" w:tplc="04090003" w:tentative="1">
-      <w:start w:val="1"/>
-      <w:numFmt w:val="bullet"/>
-      <w:lvlText w:val="o"/>
-      <w:lvlJc w:val="left"/>
-      <w:pPr>
-        <w:tabs>
-          <w:tab w:val="num" w:pos="1440"/>
-        </w:tabs>
-        <w:ind w:left="1440" w:hanging="360"/>
-      </w:pPr>
-      <w:rPr>
-        <w:rFonts w:ascii="Courier New" w:hAnsi="Courier New" w:cs="Courier New" w:hint="default"/>
-      </w:rPr>
-    </w:lvl>
-    <w:lvl w:ilvl="2" w:tplc="04090005" w:tentative="1">
-      <w:start w:val="1"/>
-      <w:numFmt w:val="bullet"/>
-      <w:lvlText w:val=""/>
-      <w:lvlJc w:val="left"/>
-      <w:pPr>
-        <w:tabs>
-          <w:tab w:val="num" w:pos="2160"/>
-        </w:tabs>
-        <w:ind w:left="2160" w:hanging="360"/>
-      </w:pPr>
-      <w:rPr>
-        <w:rFonts w:ascii="Wingdings" w:hAnsi="Wingdings" w:hint="default"/>
-      </w:rPr>
-    </w:lvl>
-    <w:lvl w:ilvl="3" w:tplc="04090001" w:tentative="1">
-      <w:start w:val="1"/>
-      <w:numFmt w:val="bullet"/>
-      <w:lvlText w:val=""/>
-      <w:lvlJc w:val="left"/>
-      <w:pPr>
-        <w:tabs>
-          <w:tab w:val="num" w:pos="2880"/>
-        </w:tabs>
-        <w:ind w:left="2880" w:hanging="360"/>
-      </w:pPr>
-      <w:rPr>
-        <w:rFonts w:ascii="Symbol" w:hAnsi="Symbol" w:hint="default"/>
-      </w:rPr>
-    </w:lvl>
-    <w:lvl w:ilvl="4" w:tplc="04090003" w:tentative="1">
-      <w:start w:val="1"/>
-      <w:numFmt w:val="bullet"/>
-      <w:lvlText w:val="o"/>
-      <w:lvlJc w:val="left"/>
-      <w:pPr>
-        <w:tabs>
-          <w:tab w:val="num" w:pos="3600"/>
-        </w:tabs>
-        <w:ind w:left="3600" w:hanging="360"/>
-      </w:pPr>
-      <w:rPr>
-        <w:rFonts w:ascii="Courier New" w:hAnsi="Courier New" w:cs="Courier New" w:hint="default"/>
-      </w:rPr>
-    </w:lvl>
-    <w:lvl w:ilvl="5" w:tplc="04090005" w:tentative="1">
-      <w:start w:val="1"/>
-      <w:numFmt w:val="bullet"/>
-      <w:lvlText w:val=""/>
-      <w:lvlJc w:val="left"/>
-      <w:pPr>
-        <w:tabs>
-          <w:tab w:val="num" w:pos="4320"/>
-        </w:tabs>
-        <w:ind w:left="4320" w:hanging="360"/>
-      </w:pPr>
-      <w:rPr>
-        <w:rFonts w:ascii="Wingdings" w:hAnsi="Wingdings" w:hint="default"/>
-      </w:rPr>
-    </w:lvl>
-    <w:lvl w:ilvl="6" w:tplc="04090001" w:tentative="1">
-      <w:start w:val="1"/>
-      <w:numFmt w:val="bullet"/>
-      <w:lvlText w:val=""/>
-      <w:lvlJc w:val="left"/>
-      <w:pPr>
-        <w:tabs>
-          <w:tab w:val="num" w:pos="5040"/>
-        </w:tabs>
-        <w:ind w:left="5040" w:hanging="360"/>
-      </w:pPr>
-      <w:rPr>
-        <w:rFonts w:ascii="Symbol" w:hAnsi="Symbol" w:hint="default"/>
-      </w:rPr>
-    </w:lvl>
-    <w:lvl w:ilvl="7" w:tplc="04090003" w:tentative="1">
-      <w:start w:val="1"/>
-      <w:numFmt w:val="bullet"/>
-      <w:lvlText w:val="o"/>
-      <w:lvlJc w:val="left"/>
-      <w:pPr>
-        <w:tabs>
-          <w:tab w:val="num" w:pos="5760"/>
-        </w:tabs>
-        <w:ind w:left="5760" w:hanging="360"/>
-      </w:pPr>
-      <w:rPr>
-        <w:rFonts w:ascii="Courier New" w:hAnsi="Courier New" w:cs="Courier New" w:hint="default"/>
-      </w:rPr>
-    </w:lvl>
-    <w:lvl w:ilvl="8" w:tplc="04090005" w:tentative="1">
-      <w:start w:val="1"/>
-      <w:numFmt w:val="bullet"/>
-      <w:lvlText w:val=""/>
-      <w:lvlJc w:val="left"/>
-      <w:pPr>
-        <w:tabs>
-          <w:tab w:val="num" w:pos="6480"/>
-        </w:tabs>
-        <w:ind w:left="6480" w:hanging="360"/>
-      </w:pPr>
-      <w:rPr>
-        <w:rFonts w:ascii="Wingdings" w:hAnsi="Wingdings" w:hint="default"/>
-      </w:rPr>
-    </w:lvl>
-  </w:abstractNum>
-  <w:num w:numId="1" w16cid:durableId="1114716617">
-    <w:abstractNumId w:val="0"/>
-  </w:num>
-</w:numbering>
+<file path=word/header3.xml><?xml version="1.0" encoding="utf-8"?>
+<w:hdr xmlns:wpc="http://schemas.microsoft.com/office/word/2010/wordprocessingCanvas" xmlns:cx="http://schemas.microsoft.com/office/drawing/2014/chartex" xmlns:cx1="http://schemas.microsoft.com/office/drawing/2015/9/8/chartex" xmlns:cx2="http://schemas.microsoft.com/office/drawing/2015/10/21/chartex" xmlns:cx3="http://schemas.microsoft.com/office/drawing/2016/5/9/chartex" xmlns:cx4="http://schemas.microsoft.com/office/drawing/2016/5/10/chartex" xmlns:cx5="http://schemas.microsoft.com/office/drawing/2016/5/11/chartex" xmlns:cx6="http://schemas.microsoft.com/office/drawing/2016/5/12/chartex" xmlns:cx7="http://schemas.microsoft.com/office/drawing/2016/5/13/chartex" xmlns:cx8="http://schemas.microsoft.com/office/drawing/2016/5/14/chartex" xmlns:mc="http://schemas.openxmlformats.org/markup-compatibility/2006" xmlns:aink="http://schemas.microsoft.com/office/drawing/2016/ink" xmlns:am3d="http://schemas.microsoft.com/office/drawing/2017/model3d" xmlns:o="urn:schemas-microsoft-com:office:office" xmlns:oel="http://schemas.microsoft.com/office/2019/extlst" xmlns:r="http://schemas.openxmlformats.org/officeDocument/2006/relationships" xmlns:m="http://schemas.openxmlformats.org/officeDocument/2006/math" xmlns:v="urn:schemas-microsoft-com:vml" xmlns:wp14="http://schemas.microsoft.com/office/word/2010/wordprocessingDrawing" xmlns:wp="http://schemas.openxmlformats.org/drawingml/2006/wordprocessingDrawing" xmlns:w10="urn:schemas-microsoft-com:office:word" xmlns:w="http://schemas.openxmlformats.org/wordprocessingml/2006/main" xmlns:w14="http://schemas.microsoft.com/office/word/2010/wordml" xmlns:w15="http://schemas.microsoft.com/office/word/2012/wordml" xmlns:w16cex="http://schemas.microsoft.com/office/word/2018/wordml/cex" xmlns:w16cid="http://schemas.microsoft.com/office/word/2016/wordml/cid" xmlns:w16="http://schemas.microsoft.com/office/word/2018/wordml" xmlns:w16sdtdh="http://schemas.microsoft.com/office/word/2020/wordml/sdtdatahash" xmlns:w16se="http://schemas.microsoft.com/office/word/2015/wordml/symex" xmlns:wpg="http://schemas.microsoft.com/office/word/2010/wordprocessingGroup" xmlns:wpi="http://schemas.microsoft.com/office/word/2010/wordprocessingInk" xmlns:wne="http://schemas.microsoft.com/office/word/2006/wordml" xmlns:wps="http://schemas.microsoft.com/office/word/2010/wordprocessingShape" mc:Ignorable="w14 w15 w16se w16cid w16 w16cex w16sdtdh wp14">
+  <w:p>
+    <w:pPr>
+      <w:pStyle w:val="Header"/>
+    </w:pPr>
+  </w:p>
+</w:hdr>
 </file>
 
 <file path=word/styles.xml><?xml version="1.0" encoding="utf-8"?>
@@ -984,7 +1174,6 @@
   <w:style w:type="paragraph" w:default="1" w:styleId="Normal">
     <w:name w:val="Normal"/>
     <w:qFormat/>
-    <w:rsid w:val="001E2FEE"/>
     <w:pPr>
       <w:widowControl w:val="0"/>
       <w:autoSpaceDE w:val="0"/>
@@ -992,6 +1181,7 @@
       <w:adjustRightInd w:val="0"/>
     </w:pPr>
     <w:rPr>
+      <w:rFonts w:ascii="Dutch801 Rm BT" w:hAnsi="Dutch801 Rm BT"/>
       <w:sz w:val="24"/>
       <w:szCs w:val="24"/>
     </w:rPr>
@@ -1021,35 +1211,85 @@
     <w:name w:val="footnote reference"/>
     <w:semiHidden/>
   </w:style>
+  <w:style w:type="paragraph" w:styleId="BodyTextIndent">
+    <w:name w:val="Body Text Indent"/>
+    <w:basedOn w:val="Normal"/>
+    <w:pPr>
+      <w:tabs>
+        <w:tab w:val="left" w:pos="-1440"/>
+      </w:tabs>
+      <w:spacing w:line="300" w:lineRule="auto"/>
+      <w:ind w:left="1440" w:hanging="1440"/>
+    </w:pPr>
+  </w:style>
+  <w:style w:type="paragraph" w:styleId="BalloonText">
+    <w:name w:val="Balloon Text"/>
+    <w:basedOn w:val="Normal"/>
+    <w:link w:val="BalloonTextChar"/>
+    <w:rsid w:val="00B93D16"/>
+    <w:rPr>
+      <w:rFonts w:ascii="Tahoma" w:hAnsi="Tahoma" w:cs="Tahoma"/>
+      <w:sz w:val="16"/>
+      <w:szCs w:val="16"/>
+    </w:rPr>
+  </w:style>
+  <w:style w:type="character" w:customStyle="1" w:styleId="BalloonTextChar">
+    <w:name w:val="Balloon Text Char"/>
+    <w:link w:val="BalloonText"/>
+    <w:rsid w:val="00B93D16"/>
+    <w:rPr>
+      <w:rFonts w:ascii="Tahoma" w:hAnsi="Tahoma" w:cs="Tahoma"/>
+      <w:sz w:val="16"/>
+      <w:szCs w:val="16"/>
+    </w:rPr>
+  </w:style>
   <w:style w:type="paragraph" w:styleId="Header">
     <w:name w:val="header"/>
     <w:basedOn w:val="Normal"/>
+    <w:link w:val="HeaderChar"/>
+    <w:rsid w:val="00B93D16"/>
     <w:pPr>
       <w:tabs>
-        <w:tab w:val="center" w:pos="4320"/>
-        <w:tab w:val="right" w:pos="8640"/>
+        <w:tab w:val="center" w:pos="4680"/>
+        <w:tab w:val="right" w:pos="9360"/>
       </w:tabs>
     </w:pPr>
+  </w:style>
+  <w:style w:type="character" w:customStyle="1" w:styleId="HeaderChar">
+    <w:name w:val="Header Char"/>
+    <w:link w:val="Header"/>
+    <w:rsid w:val="00B93D16"/>
+    <w:rPr>
+      <w:rFonts w:ascii="Dutch801 Rm BT" w:hAnsi="Dutch801 Rm BT"/>
+      <w:sz w:val="24"/>
+      <w:szCs w:val="24"/>
+    </w:rPr>
   </w:style>
   <w:style w:type="paragraph" w:styleId="Footer">
     <w:name w:val="footer"/>
     <w:basedOn w:val="Normal"/>
+    <w:link w:val="FooterChar"/>
+    <w:rsid w:val="00B93D16"/>
     <w:pPr>
       <w:tabs>
-        <w:tab w:val="center" w:pos="4320"/>
-        <w:tab w:val="right" w:pos="8640"/>
+        <w:tab w:val="center" w:pos="4680"/>
+        <w:tab w:val="right" w:pos="9360"/>
       </w:tabs>
     </w:pPr>
   </w:style>
-  <w:style w:type="character" w:styleId="PageNumber">
-    <w:name w:val="page number"/>
-    <w:basedOn w:val="DefaultParagraphFont"/>
-    <w:rsid w:val="001E2FEE"/>
+  <w:style w:type="character" w:customStyle="1" w:styleId="FooterChar">
+    <w:name w:val="Footer Char"/>
+    <w:link w:val="Footer"/>
+    <w:rsid w:val="00B93D16"/>
+    <w:rPr>
+      <w:rFonts w:ascii="Dutch801 Rm BT" w:hAnsi="Dutch801 Rm BT"/>
+      <w:sz w:val="24"/>
+      <w:szCs w:val="24"/>
+    </w:rPr>
   </w:style>
   <w:style w:type="character" w:styleId="CommentReference">
     <w:name w:val="annotation reference"/>
-    <w:semiHidden/>
-    <w:rsid w:val="001E2FEE"/>
+    <w:rsid w:val="00FF188A"/>
     <w:rPr>
       <w:sz w:val="16"/>
       <w:szCs w:val="16"/>
@@ -1058,33 +1298,40 @@
   <w:style w:type="paragraph" w:styleId="CommentText">
     <w:name w:val="annotation text"/>
     <w:basedOn w:val="Normal"/>
-    <w:semiHidden/>
-    <w:rsid w:val="001E2FEE"/>
+    <w:link w:val="CommentTextChar"/>
+    <w:rsid w:val="00FF188A"/>
     <w:rPr>
       <w:sz w:val="20"/>
       <w:szCs w:val="20"/>
+    </w:rPr>
+  </w:style>
+  <w:style w:type="character" w:customStyle="1" w:styleId="CommentTextChar">
+    <w:name w:val="Comment Text Char"/>
+    <w:link w:val="CommentText"/>
+    <w:rsid w:val="00FF188A"/>
+    <w:rPr>
+      <w:rFonts w:ascii="Dutch801 Rm BT" w:hAnsi="Dutch801 Rm BT"/>
     </w:rPr>
   </w:style>
   <w:style w:type="paragraph" w:styleId="CommentSubject">
     <w:name w:val="annotation subject"/>
     <w:basedOn w:val="CommentText"/>
     <w:next w:val="CommentText"/>
-    <w:semiHidden/>
-    <w:rsid w:val="001E2FEE"/>
+    <w:link w:val="CommentSubjectChar"/>
+    <w:rsid w:val="00FF188A"/>
     <w:rPr>
       <w:b/>
       <w:bCs/>
     </w:rPr>
   </w:style>
-  <w:style w:type="paragraph" w:styleId="BalloonText">
-    <w:name w:val="Balloon Text"/>
-    <w:basedOn w:val="Normal"/>
-    <w:semiHidden/>
-    <w:rsid w:val="001E2FEE"/>
+  <w:style w:type="character" w:customStyle="1" w:styleId="CommentSubjectChar">
+    <w:name w:val="Comment Subject Char"/>
+    <w:link w:val="CommentSubject"/>
+    <w:rsid w:val="00FF188A"/>
     <w:rPr>
-      <w:rFonts w:ascii="Tahoma" w:hAnsi="Tahoma" w:cs="Tahoma"/>
-      <w:sz w:val="16"/>
-      <w:szCs w:val="16"/>
+      <w:rFonts w:ascii="Dutch801 Rm BT" w:hAnsi="Dutch801 Rm BT"/>
+      <w:b/>
+      <w:bCs/>
     </w:rPr>
   </w:style>
 </w:styles>

--- a/project/documents/merged/Document.docx
+++ b/project/documents/merged/Document.docx
@@ -4,7 +4,7 @@
   <w:body>
     <w:p>
       <w:r>
-        <w:t xml:space="preserve">Subject line: ACME Manufacturing  / SLW Ref: 1.003US1 / SLW Report out: </w:t>
+        <w:t xml:space="preserve">Subject line: ACME Manufacturing Ref. No. Pa Da / SLW Ref: 1.003US1 / SLW Report out: </w:t>
       </w:r>
     </w:p>
     <w:p>
@@ -53,7 +53,7 @@
       </w:r>
       <w:r>
         <w:tab/>
-        <w:t>ACME Manufacturing  - SLW Ref. No. 1.003US1</w:t>
+        <w:t>ACME Manufacturing Ref. No. Pa Da - SLW Ref. No. 1.003US1</w:t>
       </w:r>
     </w:p>
     <w:p>
@@ -222,6 +222,59 @@
       </w:pPr>
       <w:r>
         <w:t>If you have any questions regarding the attached patent or the possibility of filing a reissue application, please contact Attorney Test at 612-373-6900.</w:t>
+      </w:r>
+    </w:p>
+    <w:p>
+      <w:r>
+        <w:t xml:space="preserve">Reported By: </w:t>
+      </w:r>
+    </w:p>
+    <w:p/>
+    <w:p>
+      <w:r>
+        <w:t>Caitlin E.. Puckett</w:t>
+      </w:r>
+    </w:p>
+    <w:p>
+      <w:r>
+        <w:t xml:space="preserve">Case Management Assistant </w:t>
+      </w:r>
+    </w:p>
+    <w:p/>
+    <w:p>
+      <w:r>
+        <w:t xml:space="preserve">Attachments </w:t>
+      </w:r>
+    </w:p>
+    <w:p>
+      <w:r>
+        <w:t xml:space="preserve">This electronic transmission contains information which is confidential and/or privileged. The information is intended for use only by the individual or entity named above. If you are not the intended recipient (or the employee or agent responsible for delivering this information to the intended recipient), you are hereby notified that any use, dissemination, distribution, or copying of this communication is prohibited. If you have received this information in error, please notify me immediately by telephone at 612-373-6900 or by electronic mail and delete all copies of the transmission. Thank you.      </w:t>
+      </w:r>
+    </w:p>
+    <w:p/>
+    <w:p>
+      <w:r>
+        <w:t xml:space="preserve">Schwegman Lundberg &amp; Woessner, P.A  </w:t>
+      </w:r>
+    </w:p>
+    <w:p>
+      <w:r>
+        <w:t xml:space="preserve">1600 TCF Tower, 121 South Eighth Street, Minneapolis, MN 55402  </w:t>
+      </w:r>
+    </w:p>
+    <w:p>
+      <w:r>
+        <w:t xml:space="preserve">Telephone: (612) 373-6900  </w:t>
+      </w:r>
+    </w:p>
+    <w:p>
+      <w:r>
+        <w:t xml:space="preserve">Fax: (612) 339-3061  </w:t>
+      </w:r>
+    </w:p>
+    <w:p>
+      <w:r>
+        <w:t>Web site: www.slwip.com</w:t>
       </w:r>
     </w:p>
     <w:sectPr>

--- a/project/documents/merged/Document.docx
+++ b/project/documents/merged/Document.docx
@@ -3,226 +3,282 @@
 <w:document xmlns:wpc="http://schemas.microsoft.com/office/word/2010/wordprocessingCanvas" xmlns:cx="http://schemas.microsoft.com/office/drawing/2014/chartex" xmlns:cx1="http://schemas.microsoft.com/office/drawing/2015/9/8/chartex" xmlns:cx2="http://schemas.microsoft.com/office/drawing/2015/10/21/chartex" xmlns:cx3="http://schemas.microsoft.com/office/drawing/2016/5/9/chartex" xmlns:cx4="http://schemas.microsoft.com/office/drawing/2016/5/10/chartex" xmlns:cx5="http://schemas.microsoft.com/office/drawing/2016/5/11/chartex" xmlns:cx6="http://schemas.microsoft.com/office/drawing/2016/5/12/chartex" xmlns:cx7="http://schemas.microsoft.com/office/drawing/2016/5/13/chartex" xmlns:cx8="http://schemas.microsoft.com/office/drawing/2016/5/14/chartex" xmlns:mc="http://schemas.openxmlformats.org/markup-compatibility/2006" xmlns:aink="http://schemas.microsoft.com/office/drawing/2016/ink" xmlns:am3d="http://schemas.microsoft.com/office/drawing/2017/model3d" xmlns:o="urn:schemas-microsoft-com:office:office" xmlns:oel="http://schemas.microsoft.com/office/2019/extlst" xmlns:r="http://schemas.openxmlformats.org/officeDocument/2006/relationships" xmlns:m="http://schemas.openxmlformats.org/officeDocument/2006/math" xmlns:v="urn:schemas-microsoft-com:vml" xmlns:wp14="http://schemas.microsoft.com/office/word/2010/wordprocessingDrawing" xmlns:wp="http://schemas.openxmlformats.org/drawingml/2006/wordprocessingDrawing" xmlns:w10="urn:schemas-microsoft-com:office:word" xmlns:w="http://schemas.openxmlformats.org/wordprocessingml/2006/main" xmlns:w14="http://schemas.microsoft.com/office/word/2010/wordml" xmlns:w15="http://schemas.microsoft.com/office/word/2012/wordml" xmlns:w16cex="http://schemas.microsoft.com/office/word/2018/wordml/cex" xmlns:w16cid="http://schemas.microsoft.com/office/word/2016/wordml/cid" xmlns:w16="http://schemas.microsoft.com/office/word/2018/wordml" xmlns:w16sdtdh="http://schemas.microsoft.com/office/word/2020/wordml/sdtdatahash" xmlns:w16se="http://schemas.microsoft.com/office/word/2015/wordml/symex" xmlns:wpg="http://schemas.microsoft.com/office/word/2010/wordprocessingGroup" xmlns:wpi="http://schemas.microsoft.com/office/word/2010/wordprocessingInk" xmlns:wne="http://schemas.microsoft.com/office/word/2006/wordml" xmlns:wps="http://schemas.microsoft.com/office/word/2010/wordprocessingShape" mc:Ignorable="w14 w15 w16se w16cid w16 w16cex w16sdtdh wp14">
   <w:body>
     <w:p>
-      <w:r>
-        <w:t xml:space="preserve">Subject line: ACME Manufacturing Ref. No. Pa Da / SLW Ref: 1.003US1 / SLW Report out: </w:t>
-      </w:r>
-    </w:p>
-    <w:p>
-      <w:pPr>
-        <w:pStyle w:val="NormalWeb"/>
-      </w:pPr>
-      <w:r>
-        <w:t>Body of email:</w:t>
-      </w:r>
-    </w:p>
-    <w:p>
-      <w:pPr>
-        <w:pStyle w:val="NormalWeb"/>
-      </w:pPr>
-      <w:r>
-        <w:t xml:space="preserve">SCHWEGMAN LUNDBERG &amp; WOESSNER, P.A. </w:t>
+      <w:pPr>
+        <w:pStyle w:val="NormalWeb"/>
+        <w:spacing w:before="0" w:beforeAutospacing="0" w:after="0" w:afterAutospacing="0"/>
+      </w:pPr>
+      <w:r>
+        <w:t xml:space="preserve">Subject line: </w:t>
+      </w:r>
+      <w:r>
+        <w:t xml:space="preserve">$Burns$ Industries - Springfield: Ref. No. Pa Da / SLW Ref: 1.003US1 / </w:t>
+      </w:r>
+      <w:r>
+        <w:t>SLW</w:t>
+      </w:r>
+      <w:r>
+        <w:t xml:space="preserve"> Report Out: Issue Fee filed</w:t>
+      </w:r>
+    </w:p>
+    <w:p>
+      <w:pPr>
+        <w:pStyle w:val="NormalWeb"/>
+        <w:spacing w:before="0" w:beforeAutospacing="0" w:after="0" w:afterAutospacing="0"/>
+      </w:pPr>
+    </w:p>
+    <w:p>
+      <w:pPr>
+        <w:pStyle w:val="NormalWeb"/>
+        <w:spacing w:before="0" w:beforeAutospacing="0" w:after="0" w:afterAutospacing="0"/>
+      </w:pPr>
+    </w:p>
+    <w:p>
+      <w:pPr>
+        <w:pStyle w:val="NormalWeb"/>
+        <w:spacing w:before="0" w:beforeAutospacing="0" w:after="0" w:afterAutospacing="0"/>
+      </w:pPr>
+    </w:p>
+    <w:p>
+      <w:pPr>
+        <w:pStyle w:val="NormalWeb"/>
+        <w:spacing w:before="0" w:beforeAutospacing="0" w:after="0" w:afterAutospacing="0"/>
+      </w:pPr>
+      <w:r>
+        <w:t>Body:</w:t>
+      </w:r>
+    </w:p>
+    <w:p>
+      <w:pPr>
+        <w:pStyle w:val="NormalWeb"/>
+        <w:spacing w:before="0" w:beforeAutospacing="0" w:after="0" w:afterAutospacing="0"/>
+      </w:pPr>
+    </w:p>
+    <w:p>
+      <w:pPr>
+        <w:pStyle w:val="NormalWeb"/>
+        <w:spacing w:before="0" w:beforeAutospacing="0" w:after="0" w:afterAutospacing="0"/>
+      </w:pPr>
+      <w:r>
+        <w:t>Schwegman Lundberg &amp; Woessner, P.A.</w:t>
+      </w:r>
+      <w:r/>
+      <w:r/>
+    </w:p>
+    <w:p>
+      <w:pPr>
+        <w:pStyle w:val="NormalWeb"/>
+        <w:spacing w:before="0" w:beforeAutospacing="0" w:after="0" w:afterAutospacing="0"/>
+      </w:pPr>
+    </w:p>
+    <w:p>
+      <w:pPr>
+        <w:pStyle w:val="NormalWeb"/>
+        <w:spacing w:before="0" w:beforeAutospacing="0" w:after="0" w:afterAutospacing="0"/>
+      </w:pPr>
+      <w:r>
+        <w:t>Attorney Test</w:t>
+      </w:r>
+      <w:r/>
+      <w:r>
+        <w:t xml:space="preserve"> 612-373-6900</w:t>
+      </w:r>
+      <w:r/>
+      <w:r/>
+      <w:proofErr w:type="gramStart"/>
+      <w:r>
+        <w:t xml:space="preserve">  mmartin@slwip.com</w:t>
+      </w:r>
+      <w:r/>
+      <w:r/>
+      <w:proofErr w:type="gramEnd"/>
+      <w:r/>
+    </w:p>
+    <w:p>
+      <w:pPr>
+        <w:pStyle w:val="NormalWeb"/>
+        <w:spacing w:before="0" w:beforeAutospacing="0" w:after="0" w:afterAutospacing="0"/>
+      </w:pPr>
+      <w:r>
+        <w:t>Emily Bates</w:t>
+      </w:r>
+      <w:r/>
+      <w:r>
+        <w:t xml:space="preserve"> 612-371-2163</w:t>
+      </w:r>
+      <w:r/>
+      <w:r/>
+      <w:proofErr w:type="gramStart"/>
+      <w:r>
+        <w:t xml:space="preserve">  ebates@slwip.com</w:t>
+      </w:r>
+      <w:r/>
+      <w:r/>
+      <w:proofErr w:type="gramEnd"/>
+      <w:r/>
+    </w:p>
+    <w:p>
+      <w:pPr>
+        <w:pStyle w:val="NormalWeb"/>
+        <w:spacing w:before="0" w:beforeAutospacing="0" w:after="0" w:afterAutospacing="0"/>
+      </w:pPr>
+    </w:p>
+    <w:p>
+      <w:pPr>
+        <w:pStyle w:val="NormalWeb"/>
+        <w:spacing w:before="0" w:beforeAutospacing="0" w:after="0" w:afterAutospacing="0"/>
+      </w:pPr>
+      <w:proofErr w:type="gramStart"/>
+      <w:r>
+        <w:t>Re:</w:t>
+      </w:r>
+      <w:r>
+        <w:tab/>
+        <w:t>$Burns$ Industries - Springfield</w:t>
+      </w:r>
+      <w:r/>
+      <w:r/>
+      <w:proofErr w:type="gramEnd"/>
+      <w:r>
+        <w:t xml:space="preserve"> Ref. No. Pa Da</w:t>
+      </w:r>
+      <w:r/>
+      <w:r>
+        <w:t xml:space="preserve"> - SLW Ref. No. 1.003US1</w:t>
+      </w:r>
+      <w:r/>
+      <w:r/>
+    </w:p>
+    <w:p>
+      <w:pPr>
+        <w:pStyle w:val="NormalWeb"/>
+        <w:spacing w:before="0" w:beforeAutospacing="0" w:after="0" w:afterAutospacing="0"/>
+      </w:pPr>
+      <w:r>
+        <w:tab/>
+        <w:t>Patent Application Serial No.: 12/356,986</w:t>
+      </w:r>
+      <w:r/>
+      <w:r>
+        <w:t>, filed August 21, 2023</w:t>
+      </w:r>
+      <w:r/>
+      <w:r/>
+    </w:p>
+    <w:p>
+      <w:pPr>
+        <w:pStyle w:val="NormalWeb"/>
+        <w:spacing w:before="0" w:beforeAutospacing="0" w:after="0" w:afterAutospacing="0"/>
+      </w:pPr>
+      <w:r>
+        <w:tab/>
+        <w:t>Title:  Method and apparatus for making a title for a matter 1000</w:t>
+      </w:r>
+      <w:r/>
+      <w:r/>
+    </w:p>
+    <w:p>
+      <w:pPr>
+        <w:pStyle w:val="NormalWeb"/>
+        <w:spacing w:before="0" w:beforeAutospacing="0" w:after="0" w:afterAutospacing="0"/>
+      </w:pPr>
+    </w:p>
+    <w:p>
+      <w:pPr>
+        <w:pStyle w:val="NormalWeb"/>
+        <w:spacing w:before="0" w:beforeAutospacing="0" w:after="0" w:afterAutospacing="0"/>
+      </w:pPr>
+      <w:r>
+        <w:t xml:space="preserve">The following represents new activity on the </w:t>
+      </w:r>
+      <w:proofErr w:type="gramStart"/>
+      <w:r>
+        <w:t>above mentioned</w:t>
+      </w:r>
+      <w:proofErr w:type="gramEnd"/>
+      <w:r>
+        <w:t xml:space="preserve"> matter.</w:t>
+      </w:r>
+    </w:p>
+    <w:p>
+      <w:pPr>
+        <w:pStyle w:val="NormalWeb"/>
+        <w:spacing w:before="0" w:beforeAutospacing="0" w:after="0" w:afterAutospacing="0"/>
+      </w:pPr>
+      <w:r>
+        <w:t xml:space="preserve">     </w:t>
+      </w:r>
+      <w:r>
+        <w:br/>
+        <w:t xml:space="preserve">INFORMATION BEING REPORTED:  </w:t>
+      </w:r>
+      <w:r>
+        <w:t xml:space="preserve">We are pleased to report that the issue fee was paid for this application on </w:t>
+      </w:r>
+      <w:r/>
+      <w:r>
+        <w:t>. A copy of our submission to the USPTO is attached for your reference.</w:t>
+      </w:r>
+    </w:p>
+    <w:p>
+      <w:pPr>
+        <w:pStyle w:val="NormalWeb"/>
+        <w:spacing w:before="0" w:beforeAutospacing="0" w:after="0" w:afterAutospacing="0"/>
+      </w:pPr>
+    </w:p>
+    <w:p>
+      <w:pPr>
+        <w:pStyle w:val="NormalWeb"/>
+        <w:spacing w:before="0" w:beforeAutospacing="0" w:after="0" w:afterAutospacing="0"/>
+      </w:pPr>
+      <w:r>
+        <w:rPr>
+          <w:highlight w:val="yellow"/>
+        </w:rPr>
+        <w:t xml:space="preserve">ACTION NEEDED: </w:t>
+      </w:r>
+      <w:r>
+        <w:rPr>
+          <w:color w:val="000000"/>
+          <w:highlight w:val="yellow"/>
+        </w:rPr>
+        <w:t>Please instruct us as to whether any continuing application filing is desired.</w:t>
+      </w:r>
+    </w:p>
+    <w:p>
+      <w:pPr>
+        <w:pStyle w:val="NormalWeb"/>
+        <w:spacing w:before="0" w:beforeAutospacing="0" w:after="0" w:afterAutospacing="0"/>
+      </w:pPr>
+    </w:p>
+    <w:p>
+      <w:pPr>
+        <w:pStyle w:val="NormalWeb"/>
+        <w:spacing w:before="0" w:beforeAutospacing="0" w:after="0" w:afterAutospacing="0"/>
+      </w:pPr>
+      <w:r>
+        <w:t>ADDITIONAL NOTES:  If you have any questions or comments, please contact Attorney Test</w:t>
+      </w:r>
+      <w:r/>
+      <w:r>
+        <w:t xml:space="preserve"> at 612-373-6900</w:t>
+      </w:r>
+      <w:r/>
+      <w:r>
+        <w:t xml:space="preserve"> or Emily Bates</w:t>
+      </w:r>
+      <w:r/>
+      <w:r>
+        <w:t xml:space="preserve"> at 612-371-2163</w:t>
+      </w:r>
+      <w:r/>
+      <w:r>
+        <w:t>.</w:t>
       </w:r>
     </w:p>
     <w:p>
       <w:pPr>
         <w:spacing w:after="0" w:line="240" w:lineRule="auto"/>
       </w:pPr>
-      <w:r>
-        <w:t>Attorney Test 612-373-6900  mmartin@slwip.com</w:t>
-      </w:r>
-    </w:p>
-    <w:p>
-      <w:pPr>
-        <w:spacing w:after="0" w:line="240" w:lineRule="auto"/>
-      </w:pPr>
-      <w:r>
-        <w:t>Emily Bates 612-371-2163  ebates@slwip.com</w:t>
-      </w:r>
-    </w:p>
-    <w:p>
-      <w:pPr>
-        <w:spacing w:after="0" w:line="240" w:lineRule="auto"/>
-      </w:pPr>
-    </w:p>
-    <w:p>
-      <w:pPr>
-        <w:spacing w:after="0" w:line="240" w:lineRule="auto"/>
-      </w:pPr>
-      <w:r>
-        <w:t>Re:</w:t>
-      </w:r>
-      <w:r>
-        <w:tab/>
-        <w:t>ACME Manufacturing Ref. No. Pa Da - SLW Ref. No. 1.003US1</w:t>
-      </w:r>
-    </w:p>
-    <w:p>
-      <w:pPr>
-        <w:spacing w:after="0" w:line="240" w:lineRule="auto"/>
-        <w:ind w:firstLine="720"/>
-      </w:pPr>
-      <w:r>
-        <w:t>Patent Application Serial No. 12/356,986, filed August 21, 2023</w:t>
-      </w:r>
-    </w:p>
-    <w:p>
-      <w:pPr>
-        <w:spacing w:after="0" w:line="240" w:lineRule="auto"/>
-        <w:ind w:firstLine="720"/>
-      </w:pPr>
-      <w:r>
-        <w:rPr>
-          <w:rFonts w:cstheme="minorHAnsi"/>
-          <w:color w:val="000000"/>
-        </w:rPr>
-        <w:t>U.S. Patent No. , issued None</w:t>
-      </w:r>
-    </w:p>
-    <w:p>
-      <w:pPr>
-        <w:spacing w:after="0" w:line="240" w:lineRule="auto"/>
-        <w:ind w:firstLine="720"/>
-      </w:pPr>
-      <w:r>
-        <w:t>Title: Method and apparatus for making a title for a matter 1000</w:t>
-      </w:r>
-    </w:p>
-    <w:p>
-      <w:pPr>
-        <w:spacing w:after="0" w:line="240" w:lineRule="auto"/>
-      </w:pPr>
-    </w:p>
-    <w:p>
-      <w:pPr>
-        <w:spacing w:after="0" w:line="240" w:lineRule="auto"/>
-      </w:pPr>
-      <w:r>
-        <w:t xml:space="preserve">We are pleased to attach an electronic copy of United States Letters Patent No.  issued None and entitled "Method and apparatus for making a title for a matter 1000".   </w:t>
-      </w:r>
-    </w:p>
-    <w:p>
-      <w:pPr>
-        <w:spacing w:after="0" w:line="240" w:lineRule="auto"/>
-      </w:pPr>
-    </w:p>
-    <w:p>
-      <w:pPr>
-        <w:spacing w:after="0" w:line="240" w:lineRule="auto"/>
-      </w:pPr>
-      <w:r/>
-    </w:p>
-    <w:p>
-      <w:pPr>
-        <w:spacing w:after="0" w:line="240" w:lineRule="auto"/>
-      </w:pPr>
-    </w:p>
-    <w:p>
-      <w:pPr>
-        <w:spacing w:after="0" w:line="240" w:lineRule="auto"/>
-      </w:pPr>
-      <w:r>
-        <w:t>The patent will remain in effect for a term of twenty years from the date of the earliest filing.  To maintain the patent for its entire term, maintenance fees must be paid when due.  The fees are due as follows:</w:t>
-      </w:r>
-    </w:p>
-    <w:p>
-      <w:pPr>
-        <w:spacing w:after="0" w:line="240" w:lineRule="auto"/>
-      </w:pPr>
-    </w:p>
-    <w:p>
-      <w:pPr>
-        <w:spacing w:after="0" w:line="240" w:lineRule="auto"/>
-      </w:pPr>
-      <w:r>
-        <w:tab/>
-      </w:r>
-      <w:r>
-        <w:tab/>
-      </w:r>
-      <w:r>
-        <w:tab/>
-        <w:t>3-1/2 years from the issue date</w:t>
-      </w:r>
-    </w:p>
-    <w:p>
-      <w:pPr>
-        <w:spacing w:after="0" w:line="240" w:lineRule="auto"/>
-      </w:pPr>
-      <w:r>
-        <w:tab/>
-      </w:r>
-      <w:r>
-        <w:tab/>
-      </w:r>
-      <w:r>
-        <w:tab/>
-        <w:t>7-1/2 years from the issue date</w:t>
-      </w:r>
-    </w:p>
-    <w:p>
-      <w:pPr>
-        <w:spacing w:after="0" w:line="240" w:lineRule="auto"/>
-      </w:pPr>
-      <w:r>
-        <w:tab/>
-      </w:r>
-      <w:r>
-        <w:tab/>
-      </w:r>
-      <w:r>
-        <w:tab/>
-        <w:t>11-1/2 years from the issue date</w:t>
-      </w:r>
-    </w:p>
-    <w:p>
-      <w:pPr>
-        <w:spacing w:after="0" w:line="240" w:lineRule="auto"/>
-      </w:pPr>
-    </w:p>
-    <w:p>
-      <w:pPr>
-        <w:spacing w:after="0" w:line="240" w:lineRule="auto"/>
-      </w:pPr>
-      <w:r/>
-    </w:p>
-    <w:p>
-      <w:pPr>
-        <w:spacing w:after="0" w:line="240" w:lineRule="auto"/>
-      </w:pPr>
-    </w:p>
-    <w:p>
-      <w:pPr>
-        <w:spacing w:after="0" w:line="240" w:lineRule="auto"/>
-      </w:pPr>
-      <w:r>
-        <w:t xml:space="preserve">Additionally, please note that any request for broadening the claims of your patent via reissue must be made within two (2) years of issuance of the patent.  Broadening reissue applications are filed for a number of reasons and may be used to correct claim scope when it is determined that the issued claims are narrower than what is thought to be allowable.  Once this deadline passes, the only kind of reissue application possible is one where the scope of the claims remains the same or is reduced.  Please contact us if you would like to discuss the possibility of filing a reissue application based on the above patent.  However, we will not send any further reminders regarding the deadline to file a broadening reissue application, and will take no further action unless instructed to do so in writing. </w:t>
-      </w:r>
-    </w:p>
-    <w:p>
-      <w:pPr>
-        <w:spacing w:after="0" w:line="240" w:lineRule="auto"/>
-      </w:pPr>
-    </w:p>
-    <w:p>
-      <w:pPr>
-        <w:spacing w:after="0" w:line="240" w:lineRule="auto"/>
-      </w:pPr>
-      <w:r>
-        <w:t xml:space="preserve">We are pleased to have been of service in helping to secure the issuance of the attached Letters Patent and consider our representation before the USPTO in the above-referenced matter to be completed and are therefore closing our file. We will of course inform you of any future correspondence received in relation to your patent.   </w:t>
-      </w:r>
-    </w:p>
-    <w:p>
-      <w:pPr>
-        <w:spacing w:after="0" w:line="240" w:lineRule="auto"/>
-      </w:pPr>
-    </w:p>
-    <w:p>
-      <w:pPr>
-        <w:spacing w:after="0" w:line="240" w:lineRule="auto"/>
-      </w:pPr>
-      <w:r>
-        <w:t>If you have any questions regarding the attached patent or the possibility of filing a reissue application, please contact Attorney Test at 612-373-6900.</w:t>
-      </w:r>
     </w:p>
     <w:p>
       <w:r>
@@ -232,7 +288,7 @@
     <w:p/>
     <w:p>
       <w:r>
-        <w:t>Caitlin E.. Puckett</w:t>
+        <w:t>Caitlin E. Puckett</w:t>
       </w:r>
     </w:p>
     <w:p>
@@ -741,7 +797,7 @@
     <w:uiPriority w:val="99"/>
     <w:semiHidden/>
     <w:unhideWhenUsed/>
-    <w:rsid w:val="00BD72B7"/>
+    <w:rsid w:val="0076024A"/>
     <w:pPr>
       <w:spacing w:before="100" w:beforeAutospacing="1" w:after="100" w:afterAutospacing="1" w:line="240" w:lineRule="auto"/>
     </w:pPr>

--- a/project/documents/merged/Document.docx
+++ b/project/documents/merged/Document.docx
@@ -11,7 +11,7 @@
         <w:t xml:space="preserve">Subject line: </w:t>
       </w:r>
       <w:r>
-        <w:t xml:space="preserve">$Burns$ Industries - Springfield: Ref. No. Pa Da / SLW Ref: 1.003US1 / </w:t>
+        <w:t xml:space="preserve">ACME Manufacturing: Ref. No. Pa Da / SLW Ref: 1.003US1 / </w:t>
       </w:r>
       <w:r>
         <w:t>SLW</w:t>
@@ -133,7 +133,7 @@
       </w:r>
       <w:r>
         <w:tab/>
-        <w:t>$Burns$ Industries - Springfield</w:t>
+        <w:t>ACME Manufacturing</w:t>
       </w:r>
       <w:r/>
       <w:r/>
@@ -214,7 +214,9 @@
       <w:r>
         <w:t xml:space="preserve">We are pleased to report that the issue fee was paid for this application on </w:t>
       </w:r>
-      <w:r/>
+      <w:r>
+        <w:t>No Issue Pay Date Found</w:t>
+      </w:r>
       <w:r>
         <w:t>. A copy of our submission to the USPTO is attached for your reference.</w:t>
       </w:r>

--- a/project/documents/merged/Document.docx
+++ b/project/documents/merged/Document.docx
@@ -8,16 +8,16 @@
         <w:spacing w:before="0" w:beforeAutospacing="0" w:after="0" w:afterAutospacing="0"/>
       </w:pPr>
       <w:r>
-        <w:t xml:space="preserve">Subject line: </w:t>
-      </w:r>
-      <w:r>
-        <w:t xml:space="preserve">ACME Manufacturing: Ref. No. Pa Da / SLW Ref: 1.003US1 / </w:t>
+        <w:t xml:space="preserve">Subject line: ACME Manufacturing: Ref. No. Pa Da / SLW Ref: 1.003US1 / </w:t>
       </w:r>
       <w:r>
         <w:t>SLW</w:t>
       </w:r>
       <w:r>
-        <w:t xml:space="preserve"> Report Out: Issue Fee filed</w:t>
+        <w:t xml:space="preserve"> Report Out: </w:t>
+      </w:r>
+      <w:r>
+        <w:t>Filing Receipt Received</w:t>
       </w:r>
     </w:p>
     <w:p>
@@ -61,8 +61,6 @@
       <w:r>
         <w:t>Schwegman Lundberg &amp; Woessner, P.A.</w:t>
       </w:r>
-      <w:r/>
-      <w:r/>
     </w:p>
     <w:p>
       <w:pPr>
@@ -76,22 +74,8 @@
         <w:spacing w:before="0" w:beforeAutospacing="0" w:after="0" w:afterAutospacing="0"/>
       </w:pPr>
       <w:r>
-        <w:t>Attorney Test</w:t>
-      </w:r>
-      <w:r/>
-      <w:r>
-        <w:t xml:space="preserve"> 612-373-6900</w:t>
-      </w:r>
-      <w:r/>
-      <w:r/>
-      <w:proofErr w:type="gramStart"/>
-      <w:r>
-        <w:t xml:space="preserve">  mmartin@slwip.com</w:t>
-      </w:r>
-      <w:r/>
-      <w:r/>
-      <w:proofErr w:type="gramEnd"/>
-      <w:r/>
+        <w:t>Attorney Test 612-373-6900  mmartin@slwip.com</w:t>
+      </w:r>
     </w:p>
     <w:p>
       <w:pPr>
@@ -99,189 +83,200 @@
         <w:spacing w:before="0" w:beforeAutospacing="0" w:after="0" w:afterAutospacing="0"/>
       </w:pPr>
       <w:r>
-        <w:t>Emily Bates</w:t>
-      </w:r>
-      <w:r/>
-      <w:r>
-        <w:t xml:space="preserve"> 612-371-2163</w:t>
-      </w:r>
-      <w:r/>
-      <w:r/>
-      <w:proofErr w:type="gramStart"/>
-      <w:r>
-        <w:t xml:space="preserve">  ebates@slwip.com</w:t>
-      </w:r>
-      <w:r/>
-      <w:r/>
-      <w:proofErr w:type="gramEnd"/>
-      <w:r/>
-    </w:p>
-    <w:p>
-      <w:pPr>
-        <w:pStyle w:val="NormalWeb"/>
-        <w:spacing w:before="0" w:beforeAutospacing="0" w:after="0" w:afterAutospacing="0"/>
-      </w:pPr>
-    </w:p>
-    <w:p>
-      <w:pPr>
-        <w:pStyle w:val="NormalWeb"/>
-        <w:spacing w:before="0" w:beforeAutospacing="0" w:after="0" w:afterAutospacing="0"/>
-      </w:pPr>
-      <w:proofErr w:type="gramStart"/>
+        <w:t>Emily Bates 612-371-2163  ebates@slwip.com</w:t>
+      </w:r>
+    </w:p>
+    <w:p>
+      <w:pPr>
+        <w:tabs>
+          <w:tab w:val="right" w:pos="9360"/>
+        </w:tabs>
+      </w:pPr>
+    </w:p>
+    <w:p>
+      <w:pPr>
+        <w:tabs>
+          <w:tab w:val="left" w:pos="720"/>
+          <w:tab w:val="right" w:pos="9360"/>
+        </w:tabs>
+        <w:ind w:left="720" w:hanging="720"/>
+        <w:rPr>
+          <w:noProof/>
+        </w:rPr>
+      </w:pPr>
       <w:r>
         <w:t>Re:</w:t>
       </w:r>
       <w:r>
         <w:tab/>
-        <w:t>ACME Manufacturing</w:t>
-      </w:r>
-      <w:r/>
-      <w:r/>
-      <w:proofErr w:type="gramEnd"/>
-      <w:r>
-        <w:t xml:space="preserve"> Ref. No. Pa Da</w:t>
-      </w:r>
-      <w:r/>
-      <w:r>
-        <w:t xml:space="preserve"> - SLW Ref. No. 1.003US1</w:t>
-      </w:r>
-      <w:r/>
-      <w:r/>
-    </w:p>
-    <w:p>
-      <w:pPr>
-        <w:pStyle w:val="NormalWeb"/>
-        <w:spacing w:before="0" w:beforeAutospacing="0" w:after="0" w:afterAutospacing="0"/>
-      </w:pPr>
-      <w:r>
+        <w:t xml:space="preserve">ACME Manufacturing </w:t>
+      </w:r>
+      <w:r>
+        <w:rPr>
+          <w:bCs/>
+          <w:noProof/>
+        </w:rPr>
+        <w:t>Ref. No. Pa Da</w:t>
+      </w:r>
+      <w:r>
+        <w:rPr>
+          <w:b/>
+          <w:bCs/>
+          <w:noProof/>
+        </w:rPr>
+        <w:t xml:space="preserve"> -</w:t>
+      </w:r>
+      <w:r>
+        <w:rPr>
+          <w:noProof/>
+        </w:rPr>
+        <w:t xml:space="preserve"> </w:t>
+      </w:r>
+      <w:r>
+        <w:rPr>
+          <w:noProof/>
+        </w:rPr>
+        <w:t>SLW Ref. No. 1.003US1</w:t>
+      </w:r>
+    </w:p>
+    <w:p>
+      <w:pPr>
+        <w:tabs>
+          <w:tab w:val="left" w:pos="720"/>
+          <w:tab w:val="right" w:pos="9360"/>
+        </w:tabs>
+        <w:ind w:left="720" w:hanging="720"/>
+        <w:rPr>
+          <w:noProof/>
+        </w:rPr>
+      </w:pPr>
+      <w:r>
+        <w:rPr>
+          <w:noProof/>
+        </w:rPr>
         <w:tab/>
-        <w:t>Patent Application Serial No.: 12/356,986</w:t>
-      </w:r>
-      <w:r/>
-      <w:r>
-        <w:t>, filed August 21, 2023</w:t>
-      </w:r>
-      <w:r/>
-      <w:r/>
-    </w:p>
-    <w:p>
-      <w:pPr>
-        <w:pStyle w:val="NormalWeb"/>
-        <w:spacing w:before="0" w:beforeAutospacing="0" w:after="0" w:afterAutospacing="0"/>
-      </w:pPr>
-      <w:r>
+      </w:r>
+      <w:smartTag w:uri="urn:schemas-microsoft-com:office:smarttags" w:element="country-region">
+        <w:smartTag w:uri="urn:schemas-microsoft-com:office:smarttags" w:element="place">
+          <w:r>
+            <w:rPr>
+              <w:noProof/>
+            </w:rPr>
+            <w:t>U.S.</w:t>
+          </w:r>
+        </w:smartTag>
+      </w:smartTag>
+      <w:r>
+        <w:rPr>
+          <w:noProof/>
+        </w:rPr>
+        <w:t xml:space="preserve"> Patent Application Serial No.: 12/356,986</w:t>
+      </w:r>
+    </w:p>
+    <w:p>
+      <w:pPr>
+        <w:tabs>
+          <w:tab w:val="left" w:pos="720"/>
+          <w:tab w:val="right" w:pos="9360"/>
+        </w:tabs>
+        <w:ind w:left="720" w:hanging="720"/>
+      </w:pPr>
+      <w:r>
+        <w:rPr>
+          <w:noProof/>
+        </w:rPr>
         <w:tab/>
         <w:t>Title:  Method and apparatus for making a title for a matter 1000</w:t>
       </w:r>
-      <w:r/>
-      <w:r/>
-    </w:p>
-    <w:p>
-      <w:pPr>
-        <w:pStyle w:val="NormalWeb"/>
-        <w:spacing w:before="0" w:beforeAutospacing="0" w:after="0" w:afterAutospacing="0"/>
-      </w:pPr>
-    </w:p>
-    <w:p>
-      <w:pPr>
-        <w:pStyle w:val="NormalWeb"/>
-        <w:spacing w:before="0" w:beforeAutospacing="0" w:after="0" w:afterAutospacing="0"/>
-      </w:pPr>
-      <w:r>
-        <w:t xml:space="preserve">The following represents new activity on the </w:t>
-      </w:r>
-      <w:proofErr w:type="gramStart"/>
-      <w:r>
-        <w:t>above mentioned</w:t>
-      </w:r>
-      <w:proofErr w:type="gramEnd"/>
-      <w:r>
-        <w:t xml:space="preserve"> matter.</w:t>
-      </w:r>
-    </w:p>
-    <w:p>
-      <w:pPr>
-        <w:pStyle w:val="NormalWeb"/>
-        <w:spacing w:before="0" w:beforeAutospacing="0" w:after="0" w:afterAutospacing="0"/>
-      </w:pPr>
-      <w:r>
-        <w:t xml:space="preserve">     </w:t>
-      </w:r>
-      <w:r>
-        <w:br/>
-        <w:t xml:space="preserve">INFORMATION BEING REPORTED:  </w:t>
-      </w:r>
-      <w:r>
-        <w:t xml:space="preserve">We are pleased to report that the issue fee was paid for this application on </w:t>
-      </w:r>
-      <w:r>
-        <w:t>No Issue Pay Date Found</w:t>
-      </w:r>
-      <w:r>
-        <w:t>. A copy of our submission to the USPTO is attached for your reference.</w:t>
-      </w:r>
-    </w:p>
-    <w:p>
-      <w:pPr>
-        <w:pStyle w:val="NormalWeb"/>
-        <w:spacing w:before="0" w:beforeAutospacing="0" w:after="0" w:afterAutospacing="0"/>
-      </w:pPr>
-    </w:p>
-    <w:p>
-      <w:pPr>
-        <w:pStyle w:val="NormalWeb"/>
-        <w:spacing w:before="0" w:beforeAutospacing="0" w:after="0" w:afterAutospacing="0"/>
-      </w:pPr>
-      <w:r>
-        <w:rPr>
-          <w:highlight w:val="yellow"/>
-        </w:rPr>
-        <w:t xml:space="preserve">ACTION NEEDED: </w:t>
-      </w:r>
-      <w:r>
-        <w:rPr>
-          <w:color w:val="000000"/>
-          <w:highlight w:val="yellow"/>
-        </w:rPr>
-        <w:t>Please instruct us as to whether any continuing application filing is desired.</w:t>
-      </w:r>
-    </w:p>
-    <w:p>
-      <w:pPr>
-        <w:pStyle w:val="NormalWeb"/>
-        <w:spacing w:before="0" w:beforeAutospacing="0" w:after="0" w:afterAutospacing="0"/>
-      </w:pPr>
-    </w:p>
-    <w:p>
-      <w:pPr>
-        <w:pStyle w:val="NormalWeb"/>
-        <w:spacing w:before="0" w:beforeAutospacing="0" w:after="0" w:afterAutospacing="0"/>
-      </w:pPr>
-      <w:r>
-        <w:t>ADDITIONAL NOTES:  If you have any questions or comments, please contact Attorney Test</w:t>
-      </w:r>
-      <w:r/>
-      <w:r>
-        <w:t xml:space="preserve"> at 612-373-6900</w:t>
-      </w:r>
-      <w:r/>
-      <w:r>
-        <w:t xml:space="preserve"> or Emily Bates</w:t>
-      </w:r>
-      <w:r/>
-      <w:r>
-        <w:t xml:space="preserve"> at 612-371-2163</w:t>
-      </w:r>
-      <w:r/>
-      <w:r>
-        <w:t>.</w:t>
-      </w:r>
-    </w:p>
-    <w:p>
-      <w:pPr>
-        <w:spacing w:after="0" w:line="240" w:lineRule="auto"/>
-      </w:pPr>
-    </w:p>
+    </w:p>
+    <w:p>
+      <w:pPr>
+        <w:rPr>
+          <w:noProof/>
+        </w:rPr>
+      </w:pPr>
+      <w:r>
+        <w:rPr>
+          <w:noProof/>
+        </w:rPr>
+      </w:r>
+    </w:p>
+    <w:p>
+      <w:pPr>
+        <w:rPr>
+          <w:noProof/>
+        </w:rPr>
+      </w:pPr>
+      <w:r>
+        <w:t xml:space="preserve">The following represents new activity on the above mentioned matter. </w:t>
+      </w:r>
+    </w:p>
+    <w:p>
+      <w:pPr>
+        <w:rPr>
+          <w:noProof/>
+        </w:rPr>
+      </w:pPr>
+    </w:p>
+    <w:p>
+      <w:pPr>
+        <w:rPr>
+          <w:noProof/>
+        </w:rPr>
+      </w:pPr>
+      <w:r>
+        <w:rPr>
+          <w:noProof/>
+        </w:rPr>
+        <w:t xml:space="preserve">ACTION BEING REPORTED: </w:t>
+      </w:r>
+      <w:r>
+        <w:rPr>
+          <w:noProof/>
+        </w:rPr>
+      </w:r>
+    </w:p>
+    <w:p>
+      <w:pPr>
+        <w:rPr>
+          <w:noProof/>
+        </w:rPr>
+      </w:pPr>
+    </w:p>
+    <w:p>
+      <w:pPr>
+        <w:rPr>
+          <w:noProof/>
+        </w:rPr>
+      </w:pPr>
+      <w:r>
+        <w:rPr>
+          <w:noProof/>
+        </w:rPr>
+        <w:t xml:space="preserve">ACTION REQUIRED: </w:t>
+      </w:r>
+    </w:p>
+    <w:p>
+      <w:pPr>
+        <w:rPr>
+          <w:noProof/>
+        </w:rPr>
+      </w:pPr>
+    </w:p>
+    <w:p>
+      <w:pPr>
+        <w:rPr>
+          <w:noProof/>
+        </w:rPr>
+      </w:pPr>
+      <w:r>
+        <w:rPr>
+          <w:noProof/>
+        </w:rPr>
+        <w:t>ADDITIONAL NOTES:  We have noted that the "Insert Incorrect Information Here" is incorrect and will file the necessary papers to correct this error in due course. . No action is required at this time; we will contact you if we require additional information.</w:t>
+      </w:r>
+    </w:p>
+    <w:p/>
     <w:p>
       <w:r>
         <w:t xml:space="preserve">Reported By: </w:t>
@@ -337,14 +332,33 @@
     </w:p>
     <w:sectPr>
       <w:headerReference w:type="default" r:id="rId6"/>
-      <w:footerReference w:type="default" r:id="rId7"/>
-      <w:pgSz w:w="12240" w:h="15840"/>
-      <w:pgMar w:top="1440" w:right="1440" w:bottom="1440" w:left="1440" w:header="720" w:footer="720" w:gutter="0"/>
+      <w:footerReference w:type="default" r:id="rId9"/>
+      <w:pgSz w:w="12240" w:h="15840" w:code="1"/>
+      <w:pgMar w:top="1872" w:right="1440" w:bottom="1440" w:left="1440" w:header="619" w:footer="619" w:gutter="0"/>
       <w:cols w:space="720"/>
-      <w:docGrid w:linePitch="360"/>
+      <w:noEndnote/>
     </w:sectPr>
   </w:body>
 </w:document>
+</file>
+
+<file path=word/endnotes.xml><?xml version="1.0" encoding="utf-8"?>
+<w:endnotes xmlns:wpc="http://schemas.microsoft.com/office/word/2010/wordprocessingCanvas" xmlns:cx="http://schemas.microsoft.com/office/drawing/2014/chartex" xmlns:cx1="http://schemas.microsoft.com/office/drawing/2015/9/8/chartex" xmlns:cx2="http://schemas.microsoft.com/office/drawing/2015/10/21/chartex" xmlns:cx3="http://schemas.microsoft.com/office/drawing/2016/5/9/chartex" xmlns:cx4="http://schemas.microsoft.com/office/drawing/2016/5/10/chartex" xmlns:cx5="http://schemas.microsoft.com/office/drawing/2016/5/11/chartex" xmlns:cx6="http://schemas.microsoft.com/office/drawing/2016/5/12/chartex" xmlns:cx7="http://schemas.microsoft.com/office/drawing/2016/5/13/chartex" xmlns:cx8="http://schemas.microsoft.com/office/drawing/2016/5/14/chartex" xmlns:mc="http://schemas.openxmlformats.org/markup-compatibility/2006" xmlns:aink="http://schemas.microsoft.com/office/drawing/2016/ink" xmlns:am3d="http://schemas.microsoft.com/office/drawing/2017/model3d" xmlns:o="urn:schemas-microsoft-com:office:office" xmlns:oel="http://schemas.microsoft.com/office/2019/extlst" xmlns:r="http://schemas.openxmlformats.org/officeDocument/2006/relationships" xmlns:m="http://schemas.openxmlformats.org/officeDocument/2006/math" xmlns:v="urn:schemas-microsoft-com:vml" xmlns:wp14="http://schemas.microsoft.com/office/word/2010/wordprocessingDrawing" xmlns:wp="http://schemas.openxmlformats.org/drawingml/2006/wordprocessingDrawing" xmlns:w10="urn:schemas-microsoft-com:office:word" xmlns:w="http://schemas.openxmlformats.org/wordprocessingml/2006/main" xmlns:w14="http://schemas.microsoft.com/office/word/2010/wordml" xmlns:w15="http://schemas.microsoft.com/office/word/2012/wordml" xmlns:w16cex="http://schemas.microsoft.com/office/word/2018/wordml/cex" xmlns:w16cid="http://schemas.microsoft.com/office/word/2016/wordml/cid" xmlns:w16="http://schemas.microsoft.com/office/word/2018/wordml" xmlns:w16sdtdh="http://schemas.microsoft.com/office/word/2020/wordml/sdtdatahash" xmlns:w16se="http://schemas.microsoft.com/office/word/2015/wordml/symex" xmlns:wpg="http://schemas.microsoft.com/office/word/2010/wordprocessingGroup" xmlns:wpi="http://schemas.microsoft.com/office/word/2010/wordprocessingInk" xmlns:wne="http://schemas.microsoft.com/office/word/2006/wordml" xmlns:wps="http://schemas.microsoft.com/office/word/2010/wordprocessingShape" mc:Ignorable="w14 w15 w16se w16cid w16 w16cex w16sdtdh wp14">
+  <w:endnote w:type="separator" w:id="-1">
+    <w:p>
+      <w:r>
+        <w:separator/>
+      </w:r>
+    </w:p>
+  </w:endnote>
+  <w:endnote w:type="continuationSeparator" w:id="0">
+    <w:p>
+      <w:r>
+        <w:continuationSeparator/>
+      </w:r>
+    </w:p>
+  </w:endnote>
+</w:endnotes>
 </file>
 
 <file path=word/footer1.xml><?xml version="1.0" encoding="utf-8"?>
@@ -357,8 +371,27 @@
 </w:ftr>
 </file>
 
+<file path=word/footnotes.xml><?xml version="1.0" encoding="utf-8"?>
+<w:footnotes xmlns:wpc="http://schemas.microsoft.com/office/word/2010/wordprocessingCanvas" xmlns:cx="http://schemas.microsoft.com/office/drawing/2014/chartex" xmlns:cx1="http://schemas.microsoft.com/office/drawing/2015/9/8/chartex" xmlns:cx2="http://schemas.microsoft.com/office/drawing/2015/10/21/chartex" xmlns:cx3="http://schemas.microsoft.com/office/drawing/2016/5/9/chartex" xmlns:cx4="http://schemas.microsoft.com/office/drawing/2016/5/10/chartex" xmlns:cx5="http://schemas.microsoft.com/office/drawing/2016/5/11/chartex" xmlns:cx6="http://schemas.microsoft.com/office/drawing/2016/5/12/chartex" xmlns:cx7="http://schemas.microsoft.com/office/drawing/2016/5/13/chartex" xmlns:cx8="http://schemas.microsoft.com/office/drawing/2016/5/14/chartex" xmlns:mc="http://schemas.openxmlformats.org/markup-compatibility/2006" xmlns:aink="http://schemas.microsoft.com/office/drawing/2016/ink" xmlns:am3d="http://schemas.microsoft.com/office/drawing/2017/model3d" xmlns:o="urn:schemas-microsoft-com:office:office" xmlns:oel="http://schemas.microsoft.com/office/2019/extlst" xmlns:r="http://schemas.openxmlformats.org/officeDocument/2006/relationships" xmlns:m="http://schemas.openxmlformats.org/officeDocument/2006/math" xmlns:v="urn:schemas-microsoft-com:vml" xmlns:wp14="http://schemas.microsoft.com/office/word/2010/wordprocessingDrawing" xmlns:wp="http://schemas.openxmlformats.org/drawingml/2006/wordprocessingDrawing" xmlns:w10="urn:schemas-microsoft-com:office:word" xmlns:w="http://schemas.openxmlformats.org/wordprocessingml/2006/main" xmlns:w14="http://schemas.microsoft.com/office/word/2010/wordml" xmlns:w15="http://schemas.microsoft.com/office/word/2012/wordml" xmlns:w16cex="http://schemas.microsoft.com/office/word/2018/wordml/cex" xmlns:w16cid="http://schemas.microsoft.com/office/word/2016/wordml/cid" xmlns:w16="http://schemas.microsoft.com/office/word/2018/wordml" xmlns:w16sdtdh="http://schemas.microsoft.com/office/word/2020/wordml/sdtdatahash" xmlns:w16se="http://schemas.microsoft.com/office/word/2015/wordml/symex" xmlns:wpg="http://schemas.microsoft.com/office/word/2010/wordprocessingGroup" xmlns:wpi="http://schemas.microsoft.com/office/word/2010/wordprocessingInk" xmlns:wne="http://schemas.microsoft.com/office/word/2006/wordml" xmlns:wps="http://schemas.microsoft.com/office/word/2010/wordprocessingShape" mc:Ignorable="w14 w15 w16se w16cid w16 w16cex w16sdtdh wp14">
+  <w:footnote w:type="separator" w:id="-1">
+    <w:p>
+      <w:r>
+        <w:separator/>
+      </w:r>
+    </w:p>
+  </w:footnote>
+  <w:footnote w:type="continuationSeparator" w:id="0">
+    <w:p>
+      <w:r>
+        <w:continuationSeparator/>
+      </w:r>
+    </w:p>
+  </w:footnote>
+</w:footnotes>
+</file>
+
 <file path=word/header1.xml><?xml version="1.0" encoding="utf-8"?>
-<w:hdr xmlns:m="http://schemas.openxmlformats.org/officeDocument/2006/math" xmlns:mc="http://schemas.openxmlformats.org/markup-compatibility/2006" xmlns:mo="http://schemas.microsoft.com/office/mac/office/2008/main" xmlns:mv="urn:schemas-microsoft-com:mac:vml" xmlns:o="urn:schemas-microsoft-com:office:office" xmlns:r="http://schemas.openxmlformats.org/officeDocument/2006/relationships" xmlns:v="urn:schemas-microsoft-com:vml" xmlns:w10="urn:schemas-microsoft-com:office:word" xmlns:w14="http://schemas.microsoft.com/office/word/2010/wordml" xmlns:w="http://schemas.openxmlformats.org/wordprocessingml/2006/main" xmlns:wne="http://schemas.microsoft.com/office/word/2006/wordml" xmlns:wp14="http://schemas.microsoft.com/office/word/2010/wordprocessingDrawing" xmlns:wp="http://schemas.openxmlformats.org/drawingml/2006/wordprocessingDrawing" xmlns:wpc="http://schemas.microsoft.com/office/word/2010/wordprocessingCanvas" xmlns:wpg="http://schemas.microsoft.com/office/word/2010/wordprocessingGroup" xmlns:wpi="http://schemas.microsoft.com/office/word/2010/wordprocessingInk" xmlns:wps="http://schemas.microsoft.com/office/word/2010/wordprocessingShape" mc:Ignorable="w14 wp14">
+<w:hdr xmlns:wpc="http://schemas.microsoft.com/office/word/2010/wordprocessingCanvas" xmlns:cx="http://schemas.microsoft.com/office/drawing/2014/chartex" xmlns:cx1="http://schemas.microsoft.com/office/drawing/2015/9/8/chartex" xmlns:cx2="http://schemas.microsoft.com/office/drawing/2015/10/21/chartex" xmlns:cx3="http://schemas.microsoft.com/office/drawing/2016/5/9/chartex" xmlns:cx4="http://schemas.microsoft.com/office/drawing/2016/5/10/chartex" xmlns:cx5="http://schemas.microsoft.com/office/drawing/2016/5/11/chartex" xmlns:cx6="http://schemas.microsoft.com/office/drawing/2016/5/12/chartex" xmlns:cx7="http://schemas.microsoft.com/office/drawing/2016/5/13/chartex" xmlns:cx8="http://schemas.microsoft.com/office/drawing/2016/5/14/chartex" xmlns:mc="http://schemas.openxmlformats.org/markup-compatibility/2006" xmlns:aink="http://schemas.microsoft.com/office/drawing/2016/ink" xmlns:am3d="http://schemas.microsoft.com/office/drawing/2017/model3d" xmlns:o="urn:schemas-microsoft-com:office:office" xmlns:oel="http://schemas.microsoft.com/office/2019/extlst" xmlns:r="http://schemas.openxmlformats.org/officeDocument/2006/relationships" xmlns:m="http://schemas.openxmlformats.org/officeDocument/2006/math" xmlns:v="urn:schemas-microsoft-com:vml" xmlns:wp14="http://schemas.microsoft.com/office/word/2010/wordprocessingDrawing" xmlns:wp="http://schemas.openxmlformats.org/drawingml/2006/wordprocessingDrawing" xmlns:w10="urn:schemas-microsoft-com:office:word" xmlns:w="http://schemas.openxmlformats.org/wordprocessingml/2006/main" xmlns:w14="http://schemas.microsoft.com/office/word/2010/wordml" xmlns:w15="http://schemas.microsoft.com/office/word/2012/wordml" xmlns:w16cex="http://schemas.microsoft.com/office/word/2018/wordml/cex" xmlns:w16cid="http://schemas.microsoft.com/office/word/2016/wordml/cid" xmlns:w16="http://schemas.microsoft.com/office/word/2018/wordml" xmlns:w16sdtdh="http://schemas.microsoft.com/office/word/2020/wordml/sdtdatahash" xmlns:w16se="http://schemas.microsoft.com/office/word/2015/wordml/symex" xmlns:wpg="http://schemas.microsoft.com/office/word/2010/wordprocessingGroup" xmlns:wpi="http://schemas.microsoft.com/office/word/2010/wordprocessingInk" xmlns:wne="http://schemas.microsoft.com/office/word/2006/wordml" xmlns:wps="http://schemas.microsoft.com/office/word/2010/wordprocessingShape" mc:Ignorable="w14 w15 w16se w16cid w16 w16cex w16sdtdh wp14">
   <w:p>
     <w:pPr>
       <w:pStyle w:val="Header"/>
@@ -372,130 +405,30 @@
   <w:docDefaults>
     <w:rPrDefault>
       <w:rPr>
-        <w:rFonts w:asciiTheme="minorHAnsi" w:eastAsiaTheme="minorHAnsi" w:hAnsiTheme="minorHAnsi" w:cstheme="minorBidi"/>
-        <w:sz w:val="22"/>
-        <w:szCs w:val="22"/>
+        <w:rFonts w:ascii="Times New Roman" w:eastAsia="Times New Roman" w:hAnsi="Times New Roman" w:cs="Times New Roman"/>
         <w:lang w:val="en-US" w:eastAsia="en-US" w:bidi="ar-SA"/>
       </w:rPr>
     </w:rPrDefault>
-    <w:pPrDefault>
-      <w:pPr>
-        <w:spacing w:after="160" w:line="259" w:lineRule="auto"/>
-      </w:pPr>
-    </w:pPrDefault>
+    <w:pPrDefault/>
   </w:docDefaults>
-  <w:latentStyles w:defLockedState="0" w:defUIPriority="99" w:defSemiHidden="0" w:defUnhideWhenUsed="0" w:defQFormat="0" w:count="376">
-    <w:lsdException w:name="Normal" w:uiPriority="0" w:qFormat="1"/>
-    <w:lsdException w:name="heading 1" w:uiPriority="9" w:qFormat="1"/>
-    <w:lsdException w:name="heading 2" w:semiHidden="1" w:uiPriority="9" w:unhideWhenUsed="1" w:qFormat="1"/>
-    <w:lsdException w:name="heading 3" w:semiHidden="1" w:uiPriority="9" w:unhideWhenUsed="1" w:qFormat="1"/>
-    <w:lsdException w:name="heading 4" w:semiHidden="1" w:uiPriority="9" w:unhideWhenUsed="1" w:qFormat="1"/>
-    <w:lsdException w:name="heading 5" w:semiHidden="1" w:uiPriority="9" w:unhideWhenUsed="1" w:qFormat="1"/>
-    <w:lsdException w:name="heading 6" w:semiHidden="1" w:uiPriority="9" w:unhideWhenUsed="1" w:qFormat="1"/>
-    <w:lsdException w:name="heading 7" w:semiHidden="1" w:uiPriority="9" w:unhideWhenUsed="1" w:qFormat="1"/>
-    <w:lsdException w:name="heading 8" w:semiHidden="1" w:uiPriority="9" w:unhideWhenUsed="1" w:qFormat="1"/>
-    <w:lsdException w:name="heading 9" w:semiHidden="1" w:uiPriority="9" w:unhideWhenUsed="1" w:qFormat="1"/>
-    <w:lsdException w:name="index 1" w:semiHidden="1" w:unhideWhenUsed="1"/>
-    <w:lsdException w:name="index 2" w:semiHidden="1" w:unhideWhenUsed="1"/>
-    <w:lsdException w:name="index 3" w:semiHidden="1" w:unhideWhenUsed="1"/>
-    <w:lsdException w:name="index 4" w:semiHidden="1" w:unhideWhenUsed="1"/>
-    <w:lsdException w:name="index 5" w:semiHidden="1" w:unhideWhenUsed="1"/>
-    <w:lsdException w:name="index 6" w:semiHidden="1" w:unhideWhenUsed="1"/>
-    <w:lsdException w:name="index 7" w:semiHidden="1" w:unhideWhenUsed="1"/>
-    <w:lsdException w:name="index 8" w:semiHidden="1" w:unhideWhenUsed="1"/>
-    <w:lsdException w:name="index 9" w:semiHidden="1" w:unhideWhenUsed="1"/>
-    <w:lsdException w:name="toc 1" w:semiHidden="1" w:uiPriority="39" w:unhideWhenUsed="1"/>
-    <w:lsdException w:name="toc 2" w:semiHidden="1" w:uiPriority="39" w:unhideWhenUsed="1"/>
-    <w:lsdException w:name="toc 3" w:semiHidden="1" w:uiPriority="39" w:unhideWhenUsed="1"/>
-    <w:lsdException w:name="toc 4" w:semiHidden="1" w:uiPriority="39" w:unhideWhenUsed="1"/>
-    <w:lsdException w:name="toc 5" w:semiHidden="1" w:uiPriority="39" w:unhideWhenUsed="1"/>
-    <w:lsdException w:name="toc 6" w:semiHidden="1" w:uiPriority="39" w:unhideWhenUsed="1"/>
-    <w:lsdException w:name="toc 7" w:semiHidden="1" w:uiPriority="39" w:unhideWhenUsed="1"/>
-    <w:lsdException w:name="toc 8" w:semiHidden="1" w:uiPriority="39" w:unhideWhenUsed="1"/>
-    <w:lsdException w:name="toc 9" w:semiHidden="1" w:uiPriority="39" w:unhideWhenUsed="1"/>
-    <w:lsdException w:name="Normal Indent" w:semiHidden="1" w:unhideWhenUsed="1"/>
-    <w:lsdException w:name="footnote text" w:semiHidden="1" w:unhideWhenUsed="1"/>
-    <w:lsdException w:name="annotation text" w:semiHidden="1" w:unhideWhenUsed="1"/>
-    <w:lsdException w:name="header" w:semiHidden="1" w:unhideWhenUsed="1"/>
-    <w:lsdException w:name="footer" w:semiHidden="1" w:unhideWhenUsed="1"/>
-    <w:lsdException w:name="index heading" w:semiHidden="1" w:unhideWhenUsed="1"/>
-    <w:lsdException w:name="caption" w:semiHidden="1" w:uiPriority="35" w:unhideWhenUsed="1" w:qFormat="1"/>
-    <w:lsdException w:name="table of figures" w:semiHidden="1" w:unhideWhenUsed="1"/>
-    <w:lsdException w:name="envelope address" w:semiHidden="1" w:unhideWhenUsed="1"/>
-    <w:lsdException w:name="envelope return" w:semiHidden="1" w:unhideWhenUsed="1"/>
-    <w:lsdException w:name="footnote reference" w:semiHidden="1" w:unhideWhenUsed="1"/>
-    <w:lsdException w:name="annotation reference" w:semiHidden="1" w:unhideWhenUsed="1"/>
-    <w:lsdException w:name="line number" w:semiHidden="1" w:unhideWhenUsed="1"/>
-    <w:lsdException w:name="page number" w:semiHidden="1" w:unhideWhenUsed="1"/>
-    <w:lsdException w:name="endnote reference" w:semiHidden="1" w:unhideWhenUsed="1"/>
-    <w:lsdException w:name="endnote text" w:semiHidden="1" w:unhideWhenUsed="1"/>
-    <w:lsdException w:name="table of authorities" w:semiHidden="1" w:unhideWhenUsed="1"/>
-    <w:lsdException w:name="macro" w:semiHidden="1" w:unhideWhenUsed="1"/>
-    <w:lsdException w:name="toa heading" w:semiHidden="1" w:unhideWhenUsed="1"/>
-    <w:lsdException w:name="List" w:semiHidden="1" w:unhideWhenUsed="1"/>
-    <w:lsdException w:name="List Bullet" w:semiHidden="1" w:unhideWhenUsed="1"/>
-    <w:lsdException w:name="List Number" w:semiHidden="1" w:unhideWhenUsed="1"/>
-    <w:lsdException w:name="List 2" w:semiHidden="1" w:unhideWhenUsed="1"/>
-    <w:lsdException w:name="List 3" w:semiHidden="1" w:unhideWhenUsed="1"/>
-    <w:lsdException w:name="List 4" w:semiHidden="1" w:unhideWhenUsed="1"/>
-    <w:lsdException w:name="List 5" w:semiHidden="1" w:unhideWhenUsed="1"/>
-    <w:lsdException w:name="List Bullet 2" w:semiHidden="1" w:unhideWhenUsed="1"/>
-    <w:lsdException w:name="List Bullet 3" w:semiHidden="1" w:unhideWhenUsed="1"/>
-    <w:lsdException w:name="List Bullet 4" w:semiHidden="1" w:unhideWhenUsed="1"/>
-    <w:lsdException w:name="List Bullet 5" w:semiHidden="1" w:unhideWhenUsed="1"/>
-    <w:lsdException w:name="List Number 2" w:semiHidden="1" w:unhideWhenUsed="1"/>
-    <w:lsdException w:name="List Number 3" w:semiHidden="1" w:unhideWhenUsed="1"/>
-    <w:lsdException w:name="List Number 4" w:semiHidden="1" w:unhideWhenUsed="1"/>
-    <w:lsdException w:name="List Number 5" w:semiHidden="1" w:unhideWhenUsed="1"/>
-    <w:lsdException w:name="Title" w:uiPriority="10" w:qFormat="1"/>
-    <w:lsdException w:name="Closing" w:semiHidden="1" w:unhideWhenUsed="1"/>
-    <w:lsdException w:name="Signature" w:semiHidden="1" w:unhideWhenUsed="1"/>
-    <w:lsdException w:name="Default Paragraph Font" w:semiHidden="1" w:uiPriority="1" w:unhideWhenUsed="1"/>
-    <w:lsdException w:name="Body Text" w:semiHidden="1" w:unhideWhenUsed="1"/>
-    <w:lsdException w:name="Body Text Indent" w:semiHidden="1" w:unhideWhenUsed="1"/>
-    <w:lsdException w:name="List Continue" w:semiHidden="1" w:unhideWhenUsed="1"/>
-    <w:lsdException w:name="List Continue 2" w:semiHidden="1" w:unhideWhenUsed="1"/>
-    <w:lsdException w:name="List Continue 3" w:semiHidden="1" w:unhideWhenUsed="1"/>
-    <w:lsdException w:name="List Continue 4" w:semiHidden="1" w:unhideWhenUsed="1"/>
-    <w:lsdException w:name="List Continue 5" w:semiHidden="1" w:unhideWhenUsed="1"/>
-    <w:lsdException w:name="Message Header" w:semiHidden="1" w:unhideWhenUsed="1"/>
-    <w:lsdException w:name="Subtitle" w:uiPriority="11" w:qFormat="1"/>
-    <w:lsdException w:name="Salutation" w:semiHidden="1" w:unhideWhenUsed="1"/>
-    <w:lsdException w:name="Date" w:semiHidden="1" w:unhideWhenUsed="1"/>
-    <w:lsdException w:name="Body Text First Indent" w:semiHidden="1" w:unhideWhenUsed="1"/>
-    <w:lsdException w:name="Body Text First Indent 2" w:semiHidden="1" w:unhideWhenUsed="1"/>
-    <w:lsdException w:name="Note Heading" w:semiHidden="1" w:unhideWhenUsed="1"/>
-    <w:lsdException w:name="Body Text 2" w:semiHidden="1" w:unhideWhenUsed="1"/>
-    <w:lsdException w:name="Body Text 3" w:semiHidden="1" w:unhideWhenUsed="1"/>
-    <w:lsdException w:name="Body Text Indent 2" w:semiHidden="1" w:unhideWhenUsed="1"/>
-    <w:lsdException w:name="Body Text Indent 3" w:semiHidden="1" w:unhideWhenUsed="1"/>
-    <w:lsdException w:name="Block Text" w:semiHidden="1" w:unhideWhenUsed="1"/>
-    <w:lsdException w:name="Hyperlink" w:semiHidden="1" w:unhideWhenUsed="1"/>
-    <w:lsdException w:name="FollowedHyperlink" w:semiHidden="1" w:unhideWhenUsed="1"/>
-    <w:lsdException w:name="Strong" w:uiPriority="22" w:qFormat="1"/>
-    <w:lsdException w:name="Emphasis" w:uiPriority="20" w:qFormat="1"/>
-    <w:lsdException w:name="Document Map" w:semiHidden="1" w:unhideWhenUsed="1"/>
-    <w:lsdException w:name="Plain Text" w:semiHidden="1" w:unhideWhenUsed="1"/>
-    <w:lsdException w:name="E-mail Signature" w:semiHidden="1" w:unhideWhenUsed="1"/>
-    <w:lsdException w:name="HTML Top of Form" w:semiHidden="1" w:unhideWhenUsed="1"/>
-    <w:lsdException w:name="HTML Bottom of Form" w:semiHidden="1" w:unhideWhenUsed="1"/>
-    <w:lsdException w:name="Normal (Web)" w:semiHidden="1" w:unhideWhenUsed="1"/>
-    <w:lsdException w:name="HTML Acronym" w:semiHidden="1" w:unhideWhenUsed="1"/>
-    <w:lsdException w:name="HTML Address" w:semiHidden="1" w:unhideWhenUsed="1"/>
-    <w:lsdException w:name="HTML Cite" w:semiHidden="1" w:unhideWhenUsed="1"/>
-    <w:lsdException w:name="HTML Code" w:semiHidden="1" w:unhideWhenUsed="1"/>
-    <w:lsdException w:name="HTML Definition" w:semiHidden="1" w:unhideWhenUsed="1"/>
-    <w:lsdException w:name="HTML Keyboard" w:semiHidden="1" w:unhideWhenUsed="1"/>
-    <w:lsdException w:name="HTML Preformatted" w:semiHidden="1" w:unhideWhenUsed="1"/>
-    <w:lsdException w:name="HTML Sample" w:semiHidden="1" w:unhideWhenUsed="1"/>
-    <w:lsdException w:name="HTML Typewriter" w:semiHidden="1" w:unhideWhenUsed="1"/>
-    <w:lsdException w:name="HTML Variable" w:semiHidden="1" w:unhideWhenUsed="1"/>
+  <w:latentStyles w:defLockedState="0" w:defUIPriority="0" w:defSemiHidden="0" w:defUnhideWhenUsed="0" w:defQFormat="0" w:count="376">
+    <w:lsdException w:name="Normal" w:qFormat="1"/>
+    <w:lsdException w:name="heading 1" w:qFormat="1"/>
+    <w:lsdException w:name="heading 2" w:semiHidden="1" w:unhideWhenUsed="1" w:qFormat="1"/>
+    <w:lsdException w:name="heading 3" w:semiHidden="1" w:unhideWhenUsed="1" w:qFormat="1"/>
+    <w:lsdException w:name="heading 4" w:semiHidden="1" w:unhideWhenUsed="1" w:qFormat="1"/>
+    <w:lsdException w:name="heading 5" w:semiHidden="1" w:unhideWhenUsed="1" w:qFormat="1"/>
+    <w:lsdException w:name="heading 6" w:semiHidden="1" w:unhideWhenUsed="1" w:qFormat="1"/>
+    <w:lsdException w:name="heading 7" w:semiHidden="1" w:unhideWhenUsed="1" w:qFormat="1"/>
+    <w:lsdException w:name="heading 8" w:semiHidden="1" w:unhideWhenUsed="1" w:qFormat="1"/>
+    <w:lsdException w:name="heading 9" w:semiHidden="1" w:unhideWhenUsed="1" w:qFormat="1"/>
+    <w:lsdException w:name="caption" w:semiHidden="1" w:unhideWhenUsed="1" w:qFormat="1"/>
+    <w:lsdException w:name="Title" w:qFormat="1"/>
+    <w:lsdException w:name="Subtitle" w:qFormat="1"/>
+    <w:lsdException w:name="Strong" w:qFormat="1"/>
+    <w:lsdException w:name="Emphasis" w:qFormat="1"/>
+    <w:lsdException w:name="Normal (Web)" w:uiPriority="99"/>
     <w:lsdException w:name="Normal Table" w:semiHidden="1" w:unhideWhenUsed="1"/>
-    <w:lsdException w:name="annotation subject" w:semiHidden="1" w:unhideWhenUsed="1"/>
-    <w:lsdException w:name="No List" w:semiHidden="1" w:unhideWhenUsed="1"/>
-    <w:lsdException w:name="Outline List 1" w:semiHidden="1" w:unhideWhenUsed="1"/>
-    <w:lsdException w:name="Outline List 2" w:semiHidden="1" w:unhideWhenUsed="1"/>
-    <w:lsdException w:name="Outline List 3" w:semiHidden="1" w:unhideWhenUsed="1"/>
     <w:lsdException w:name="Table Simple 1" w:semiHidden="1" w:unhideWhenUsed="1"/>
     <w:lsdException w:name="Table Simple 2" w:semiHidden="1" w:unhideWhenUsed="1"/>
     <w:lsdException w:name="Table Simple 3" w:semiHidden="1" w:unhideWhenUsed="1"/>
@@ -538,10 +471,8 @@
     <w:lsdException w:name="Table Web 1" w:semiHidden="1" w:unhideWhenUsed="1"/>
     <w:lsdException w:name="Table Web 2" w:semiHidden="1" w:unhideWhenUsed="1"/>
     <w:lsdException w:name="Table Web 3" w:semiHidden="1" w:unhideWhenUsed="1"/>
-    <w:lsdException w:name="Balloon Text" w:semiHidden="1" w:unhideWhenUsed="1"/>
-    <w:lsdException w:name="Table Grid" w:uiPriority="39"/>
     <w:lsdException w:name="Table Theme" w:semiHidden="1" w:unhideWhenUsed="1"/>
-    <w:lsdException w:name="Placeholder Text" w:semiHidden="1"/>
+    <w:lsdException w:name="Placeholder Text" w:semiHidden="1" w:uiPriority="99"/>
     <w:lsdException w:name="No Spacing" w:uiPriority="1" w:qFormat="1"/>
     <w:lsdException w:name="Light Shading" w:uiPriority="60"/>
     <w:lsdException w:name="Light List" w:uiPriority="61"/>
@@ -563,7 +494,7 @@
     <w:lsdException w:name="Medium Shading 1 Accent 1" w:uiPriority="63"/>
     <w:lsdException w:name="Medium Shading 2 Accent 1" w:uiPriority="64"/>
     <w:lsdException w:name="Medium List 1 Accent 1" w:uiPriority="65"/>
-    <w:lsdException w:name="Revision" w:semiHidden="1"/>
+    <w:lsdException w:name="Revision" w:semiHidden="1" w:uiPriority="99"/>
     <w:lsdException w:name="List Paragraph" w:uiPriority="34" w:qFormat="1"/>
     <w:lsdException w:name="Quote" w:uiPriority="29" w:qFormat="1"/>
     <w:lsdException w:name="Intense Quote" w:uiPriority="30" w:qFormat="1"/>
@@ -756,15 +687,26 @@
     <w:lsdException w:name="List Table 5 Dark Accent 6" w:uiPriority="50"/>
     <w:lsdException w:name="List Table 6 Colorful Accent 6" w:uiPriority="51"/>
     <w:lsdException w:name="List Table 7 Colorful Accent 6" w:uiPriority="52"/>
-    <w:lsdException w:name="Mention" w:semiHidden="1" w:unhideWhenUsed="1"/>
-    <w:lsdException w:name="Smart Hyperlink" w:semiHidden="1" w:unhideWhenUsed="1"/>
-    <w:lsdException w:name="Hashtag" w:semiHidden="1" w:unhideWhenUsed="1"/>
-    <w:lsdException w:name="Unresolved Mention" w:semiHidden="1" w:unhideWhenUsed="1"/>
-    <w:lsdException w:name="Smart Link" w:semiHidden="1" w:unhideWhenUsed="1"/>
+    <w:lsdException w:name="Mention" w:semiHidden="1" w:uiPriority="99" w:unhideWhenUsed="1"/>
+    <w:lsdException w:name="Smart Hyperlink" w:semiHidden="1" w:uiPriority="99" w:unhideWhenUsed="1"/>
+    <w:lsdException w:name="Hashtag" w:semiHidden="1" w:uiPriority="99" w:unhideWhenUsed="1"/>
+    <w:lsdException w:name="Unresolved Mention" w:semiHidden="1" w:uiPriority="99" w:unhideWhenUsed="1"/>
+    <w:lsdException w:name="Smart Link" w:semiHidden="1" w:uiPriority="99" w:unhideWhenUsed="1"/>
   </w:latentStyles>
   <w:style w:type="paragraph" w:default="1" w:styleId="Normal">
     <w:name w:val="Normal"/>
     <w:qFormat/>
+    <w:rsid w:val="0055512A"/>
+    <w:pPr>
+      <w:widowControl w:val="0"/>
+      <w:autoSpaceDE w:val="0"/>
+      <w:autoSpaceDN w:val="0"/>
+      <w:adjustRightInd w:val="0"/>
+    </w:pPr>
+    <w:rPr>
+      <w:sz w:val="24"/>
+      <w:szCs w:val="24"/>
+    </w:rPr>
   </w:style>
   <w:style w:type="character" w:default="1" w:styleId="DefaultParagraphFont">
     <w:name w:val="Default Paragraph Font"/>
@@ -793,18 +735,92 @@
     <w:semiHidden/>
     <w:unhideWhenUsed/>
   </w:style>
+  <w:style w:type="character" w:styleId="FootnoteReference">
+    <w:name w:val="footnote reference"/>
+    <w:semiHidden/>
+  </w:style>
+  <w:style w:type="paragraph" w:styleId="Header">
+    <w:name w:val="header"/>
+    <w:basedOn w:val="Normal"/>
+    <w:pPr>
+      <w:tabs>
+        <w:tab w:val="center" w:pos="4320"/>
+        <w:tab w:val="right" w:pos="8640"/>
+      </w:tabs>
+    </w:pPr>
+  </w:style>
+  <w:style w:type="paragraph" w:styleId="Footer">
+    <w:name w:val="footer"/>
+    <w:basedOn w:val="Normal"/>
+    <w:pPr>
+      <w:tabs>
+        <w:tab w:val="center" w:pos="4320"/>
+        <w:tab w:val="right" w:pos="8640"/>
+      </w:tabs>
+    </w:pPr>
+  </w:style>
+  <w:style w:type="character" w:styleId="PageNumber">
+    <w:name w:val="page number"/>
+    <w:basedOn w:val="DefaultParagraphFont"/>
+  </w:style>
+  <w:style w:type="paragraph" w:styleId="BalloonText">
+    <w:name w:val="Balloon Text"/>
+    <w:basedOn w:val="Normal"/>
+    <w:semiHidden/>
+    <w:rsid w:val="00356E2D"/>
+    <w:rPr>
+      <w:rFonts w:ascii="Tahoma" w:hAnsi="Tahoma" w:cs="Tahoma"/>
+      <w:sz w:val="16"/>
+      <w:szCs w:val="16"/>
+    </w:rPr>
+  </w:style>
+  <w:style w:type="character" w:styleId="CommentReference">
+    <w:name w:val="annotation reference"/>
+    <w:semiHidden/>
+    <w:rsid w:val="0055512A"/>
+    <w:rPr>
+      <w:sz w:val="16"/>
+      <w:szCs w:val="16"/>
+    </w:rPr>
+  </w:style>
+  <w:style w:type="paragraph" w:styleId="CommentText">
+    <w:name w:val="annotation text"/>
+    <w:basedOn w:val="Normal"/>
+    <w:semiHidden/>
+    <w:rsid w:val="0055512A"/>
+    <w:rPr>
+      <w:sz w:val="20"/>
+      <w:szCs w:val="20"/>
+    </w:rPr>
+  </w:style>
+  <w:style w:type="paragraph" w:styleId="CommentSubject">
+    <w:name w:val="annotation subject"/>
+    <w:basedOn w:val="CommentText"/>
+    <w:next w:val="CommentText"/>
+    <w:semiHidden/>
+    <w:rsid w:val="0055512A"/>
+    <w:rPr>
+      <w:b/>
+      <w:bCs/>
+    </w:rPr>
+  </w:style>
   <w:style w:type="paragraph" w:styleId="NormalWeb">
     <w:name w:val="Normal (Web)"/>
     <w:basedOn w:val="Normal"/>
     <w:uiPriority w:val="99"/>
-    <w:semiHidden/>
     <w:unhideWhenUsed/>
-    <w:rsid w:val="0076024A"/>
+    <w:rsid w:val="00EF0A5D"/>
     <w:pPr>
-      <w:spacing w:before="100" w:beforeAutospacing="1" w:after="100" w:afterAutospacing="1" w:line="240" w:lineRule="auto"/>
+      <w:widowControl/>
+      <w:autoSpaceDE/>
+      <w:autoSpaceDN/>
+      <w:adjustRightInd/>
+      <w:spacing w:before="100" w:beforeAutospacing="1" w:after="100" w:afterAutospacing="1"/>
     </w:pPr>
     <w:rPr>
-      <w:rFonts w:ascii="Calibri" w:hAnsi="Calibri" w:cs="Calibri"/>
+      <w:rFonts w:ascii="Calibri" w:eastAsia="Calibri" w:hAnsi="Calibri" w:cs="Calibri"/>
+      <w:sz w:val="22"/>
+      <w:szCs w:val="22"/>
     </w:rPr>
   </w:style>
 </w:styles>

--- a/project/documents/merged/Document.docx
+++ b/project/documents/merged/Document.docx
@@ -3,85 +3,60 @@
 <w:document xmlns:wpc="http://schemas.microsoft.com/office/word/2010/wordprocessingCanvas" xmlns:cx="http://schemas.microsoft.com/office/drawing/2014/chartex" xmlns:cx1="http://schemas.microsoft.com/office/drawing/2015/9/8/chartex" xmlns:cx2="http://schemas.microsoft.com/office/drawing/2015/10/21/chartex" xmlns:cx3="http://schemas.microsoft.com/office/drawing/2016/5/9/chartex" xmlns:cx4="http://schemas.microsoft.com/office/drawing/2016/5/10/chartex" xmlns:cx5="http://schemas.microsoft.com/office/drawing/2016/5/11/chartex" xmlns:cx6="http://schemas.microsoft.com/office/drawing/2016/5/12/chartex" xmlns:cx7="http://schemas.microsoft.com/office/drawing/2016/5/13/chartex" xmlns:cx8="http://schemas.microsoft.com/office/drawing/2016/5/14/chartex" xmlns:mc="http://schemas.openxmlformats.org/markup-compatibility/2006" xmlns:aink="http://schemas.microsoft.com/office/drawing/2016/ink" xmlns:am3d="http://schemas.microsoft.com/office/drawing/2017/model3d" xmlns:o="urn:schemas-microsoft-com:office:office" xmlns:oel="http://schemas.microsoft.com/office/2019/extlst" xmlns:r="http://schemas.openxmlformats.org/officeDocument/2006/relationships" xmlns:m="http://schemas.openxmlformats.org/officeDocument/2006/math" xmlns:v="urn:schemas-microsoft-com:vml" xmlns:wp14="http://schemas.microsoft.com/office/word/2010/wordprocessingDrawing" xmlns:wp="http://schemas.openxmlformats.org/drawingml/2006/wordprocessingDrawing" xmlns:w10="urn:schemas-microsoft-com:office:word" xmlns:w="http://schemas.openxmlformats.org/wordprocessingml/2006/main" xmlns:w14="http://schemas.microsoft.com/office/word/2010/wordml" xmlns:w15="http://schemas.microsoft.com/office/word/2012/wordml" xmlns:w16cex="http://schemas.microsoft.com/office/word/2018/wordml/cex" xmlns:w16cid="http://schemas.microsoft.com/office/word/2016/wordml/cid" xmlns:w16="http://schemas.microsoft.com/office/word/2018/wordml" xmlns:w16sdtdh="http://schemas.microsoft.com/office/word/2020/wordml/sdtdatahash" xmlns:w16se="http://schemas.microsoft.com/office/word/2015/wordml/symex" xmlns:wpg="http://schemas.microsoft.com/office/word/2010/wordprocessingGroup" xmlns:wpi="http://schemas.microsoft.com/office/word/2010/wordprocessingInk" xmlns:wne="http://schemas.microsoft.com/office/word/2006/wordml" xmlns:wps="http://schemas.microsoft.com/office/word/2010/wordprocessingShape" mc:Ignorable="w14 w15 w16se w16cid w16 w16cex w16sdtdh wp14">
   <w:body>
     <w:p>
+      <w:bookmarkStart w:id="0" w:name="OLE_LINK1"/>
+      <w:bookmarkStart w:id="1" w:name="OLE_LINK2"/>
+      <w:r>
+        <w:t>Subject line: ACME Manufacturing Ref. No. Pa Da / SLW Ref: 1.003US1 / SLW</w:t>
+      </w:r>
+      <w:r>
+        <w:t xml:space="preserve"> </w:t>
+      </w:r>
+      <w:r>
+        <w:t>Report out: NAPD-D Final Date|Notice of Appeal Due - Final Deadline 10/02/2024;SIDS-D Due Date|Supplemental IDS Due 07/18/2024</w:t>
+      </w:r>
+    </w:p>
+    <w:p>
       <w:pPr>
         <w:pStyle w:val="NormalWeb"/>
-        <w:spacing w:before="0" w:beforeAutospacing="0" w:after="0" w:afterAutospacing="0"/>
-      </w:pPr>
-      <w:r>
-        <w:t xml:space="preserve">Subject line: ACME Manufacturing: Ref. No. Pa Da / SLW Ref: 1.003US1 / </w:t>
-      </w:r>
-      <w:r>
-        <w:t>SLW</w:t>
-      </w:r>
-      <w:r>
-        <w:t xml:space="preserve"> Report Out: </w:t>
-      </w:r>
-      <w:r>
-        <w:t>Filing Receipt Received</w:t>
+      </w:pPr>
+      <w:r>
+        <w:t>Body of email:</w:t>
       </w:r>
     </w:p>
     <w:p>
       <w:pPr>
         <w:pStyle w:val="NormalWeb"/>
-        <w:spacing w:before="0" w:beforeAutospacing="0" w:after="0" w:afterAutospacing="0"/>
       </w:pPr>
     </w:p>
     <w:p>
       <w:pPr>
         <w:pStyle w:val="NormalWeb"/>
-        <w:spacing w:before="0" w:beforeAutospacing="0" w:after="0" w:afterAutospacing="0"/>
       </w:pPr>
     </w:p>
     <w:p>
       <w:pPr>
         <w:pStyle w:val="NormalWeb"/>
-        <w:spacing w:before="0" w:beforeAutospacing="0" w:after="0" w:afterAutospacing="0"/>
       </w:pPr>
     </w:p>
     <w:p>
       <w:pPr>
         <w:pStyle w:val="NormalWeb"/>
-        <w:spacing w:before="0" w:beforeAutospacing="0" w:after="0" w:afterAutospacing="0"/>
-      </w:pPr>
-      <w:r>
-        <w:t>Body:</w:t>
+      </w:pPr>
+      <w:r>
+        <w:t xml:space="preserve">SCHWEGMAN LUNDBERG &amp; WOESSNER, P.A. </w:t>
       </w:r>
     </w:p>
     <w:p>
       <w:pPr>
         <w:pStyle w:val="NormalWeb"/>
-        <w:spacing w:before="0" w:beforeAutospacing="0" w:after="0" w:afterAutospacing="0"/>
-      </w:pPr>
-    </w:p>
-    <w:p>
-      <w:pPr>
-        <w:pStyle w:val="NormalWeb"/>
-        <w:spacing w:before="0" w:beforeAutospacing="0" w:after="0" w:afterAutospacing="0"/>
-      </w:pPr>
-      <w:r>
-        <w:t>Schwegman Lundberg &amp; Woessner, P.A.</w:t>
-      </w:r>
-    </w:p>
-    <w:p>
-      <w:pPr>
-        <w:pStyle w:val="NormalWeb"/>
-        <w:spacing w:before="0" w:beforeAutospacing="0" w:after="0" w:afterAutospacing="0"/>
-      </w:pPr>
-    </w:p>
-    <w:p>
-      <w:pPr>
-        <w:pStyle w:val="NormalWeb"/>
-        <w:spacing w:before="0" w:beforeAutospacing="0" w:after="0" w:afterAutospacing="0"/>
-      </w:pPr>
+      </w:pPr>
+    </w:p>
+    <w:p>
       <w:r>
         <w:t>Attorney Test 612-373-6900  mmartin@slwip.com</w:t>
       </w:r>
     </w:p>
     <w:p>
-      <w:pPr>
-        <w:pStyle w:val="NormalWeb"/>
-        <w:spacing w:before="0" w:beforeAutospacing="0" w:after="0" w:afterAutospacing="0"/>
-      </w:pPr>
       <w:r>
         <w:t>Emily Bates 612-371-2163  ebates@slwip.com</w:t>
       </w:r>
@@ -208,74 +183,120 @@
         </w:rPr>
       </w:pPr>
       <w:r>
-        <w:t xml:space="preserve">The following represents new activity on the above mentioned matter. </w:t>
-      </w:r>
-    </w:p>
-    <w:p>
-      <w:pPr>
-        <w:rPr>
-          <w:noProof/>
-        </w:rPr>
-      </w:pPr>
-    </w:p>
-    <w:p>
-      <w:pPr>
-        <w:rPr>
-          <w:noProof/>
-        </w:rPr>
-      </w:pPr>
-      <w:r>
-        <w:rPr>
-          <w:noProof/>
-        </w:rPr>
-        <w:t xml:space="preserve">ACTION BEING REPORTED: </w:t>
-      </w:r>
-      <w:r>
-        <w:rPr>
-          <w:noProof/>
-        </w:rPr>
-      </w:r>
-    </w:p>
-    <w:p>
-      <w:pPr>
-        <w:rPr>
-          <w:noProof/>
-        </w:rPr>
-      </w:pPr>
-    </w:p>
-    <w:p>
-      <w:pPr>
-        <w:rPr>
-          <w:noProof/>
-        </w:rPr>
-      </w:pPr>
-      <w:r>
-        <w:rPr>
-          <w:noProof/>
-        </w:rPr>
-        <w:t xml:space="preserve">ACTION REQUIRED: </w:t>
-      </w:r>
-    </w:p>
-    <w:p>
-      <w:pPr>
-        <w:rPr>
-          <w:noProof/>
-        </w:rPr>
-      </w:pPr>
-    </w:p>
-    <w:p>
-      <w:pPr>
-        <w:rPr>
-          <w:noProof/>
-        </w:rPr>
-      </w:pPr>
-      <w:r>
-        <w:rPr>
-          <w:noProof/>
-        </w:rPr>
-        <w:t>ADDITIONAL NOTES:  We have noted that the "Insert Incorrect Information Here" is incorrect and will file the necessary papers to correct this error in due course. . No action is required at this time; we will contact you if we require additional information.</w:t>
-      </w:r>
-    </w:p>
+        <w:t xml:space="preserve">The following represents </w:t>
+      </w:r>
+      <w:r>
+        <w:t>new activity on the above mentioned matter.</w:t>
+      </w:r>
+      <w:r>
+        <w:t xml:space="preserve"> </w:t>
+      </w:r>
+    </w:p>
+    <w:p>
+      <w:pPr>
+        <w:tabs>
+          <w:tab w:val="right" w:pos="9360"/>
+        </w:tabs>
+      </w:pPr>
+    </w:p>
+    <w:p>
+      <w:pPr>
+        <w:tabs>
+          <w:tab w:val="right" w:pos="9360"/>
+        </w:tabs>
+      </w:pPr>
+      <w:r>
+        <w:t>Attached for your file is a copy of the following items filed in the U.S. Patent and Trademark Office with regard to the above identified application:</w:t>
+      </w:r>
+    </w:p>
+    <w:p>
+      <w:pPr>
+        <w:tabs>
+          <w:tab w:val="right" w:pos="9360"/>
+        </w:tabs>
+      </w:pPr>
+    </w:p>
+    <w:p>
+      <w:pPr>
+        <w:tabs>
+          <w:tab w:val="right" w:pos="9360"/>
+        </w:tabs>
+        <w:rPr>
+          <w:u w:val="single"/>
+        </w:rPr>
+      </w:pPr>
+      <w:r>
+        <w:rPr>
+          <w:u w:val="single"/>
+        </w:rPr>
+        <w:t>Date Filed</w:t>
+      </w:r>
+      <w:r>
+        <w:t xml:space="preserve">                             </w:t>
+      </w:r>
+      <w:r>
+        <w:rPr>
+          <w:u w:val="single"/>
+        </w:rPr>
+        <w:t>Document(s)</w:t>
+      </w:r>
+    </w:p>
+    <w:p>
+      <w:pPr>
+        <w:tabs>
+          <w:tab w:val="right" w:pos="9360"/>
+        </w:tabs>
+      </w:pPr>
+      <w:r>
+        <w:t>October 02, 2024</w:t>
+        <w:tab/>
+        <w:tab/>
+        <w:t>Notice of Appeal</w:t>
+        <w:br/>
+        <w:t>July 18, 2024</w:t>
+        <w:tab/>
+        <w:tab/>
+        <w:t xml:space="preserve">Supplemental Information Disclosure Statement            </w:t>
+      </w:r>
+    </w:p>
+    <w:p>
+      <w:pPr>
+        <w:tabs>
+          <w:tab w:val="right" w:pos="9360"/>
+        </w:tabs>
+      </w:pPr>
+    </w:p>
+    <w:p>
+      <w:r>
+        <w:t>ACTION REQUIRED:  None at this time.</w:t>
+      </w:r>
+    </w:p>
+    <w:p>
+      <w:pPr>
+        <w:tabs>
+          <w:tab w:val="right" w:pos="9360"/>
+        </w:tabs>
+      </w:pPr>
+    </w:p>
+    <w:p>
+      <w:r>
+        <w:t xml:space="preserve">ADDITIONAL NOTES:  </w:t>
+      </w:r>
+      <w:r>
+        <w:t xml:space="preserve">If you have any questions or comments, please contact </w:t>
+      </w:r>
+      <w:r>
+        <w:rPr>
+          <w:noProof/>
+        </w:rPr>
+        <w:t>Attorney Test at 612-373-6900 or Emily Bates at 612-371-2163</w:t>
+      </w:r>
+      <w:r>
+        <w:t>.</w:t>
+      </w:r>
+    </w:p>
+    <w:bookmarkEnd w:id="0"/>
+    <w:bookmarkEnd w:id="1"/>
     <w:p/>
     <w:p>
       <w:r>
@@ -334,9 +355,11 @@
       <w:headerReference w:type="default" r:id="rId6"/>
       <w:footerReference w:type="default" r:id="rId9"/>
       <w:pgSz w:w="12240" w:h="15840" w:code="1"/>
-      <w:pgMar w:top="1872" w:right="1440" w:bottom="1440" w:left="1440" w:header="619" w:footer="619" w:gutter="0"/>
+      <w:pgMar w:top="1872" w:right="1440" w:bottom="1440" w:left="1440" w:header="720" w:footer="720" w:gutter="0"/>
+      <w:paperSrc w:first="1" w:other="2"/>
       <w:cols w:space="720"/>
-      <w:noEndnote/>
+      <w:titlePg/>
+      <w:docGrid w:linePitch="360"/>
     </w:sectPr>
   </w:body>
 </w:document>
@@ -392,6 +415,15 @@
 
 <file path=word/header1.xml><?xml version="1.0" encoding="utf-8"?>
 <w:hdr xmlns:wpc="http://schemas.microsoft.com/office/word/2010/wordprocessingCanvas" xmlns:cx="http://schemas.microsoft.com/office/drawing/2014/chartex" xmlns:cx1="http://schemas.microsoft.com/office/drawing/2015/9/8/chartex" xmlns:cx2="http://schemas.microsoft.com/office/drawing/2015/10/21/chartex" xmlns:cx3="http://schemas.microsoft.com/office/drawing/2016/5/9/chartex" xmlns:cx4="http://schemas.microsoft.com/office/drawing/2016/5/10/chartex" xmlns:cx5="http://schemas.microsoft.com/office/drawing/2016/5/11/chartex" xmlns:cx6="http://schemas.microsoft.com/office/drawing/2016/5/12/chartex" xmlns:cx7="http://schemas.microsoft.com/office/drawing/2016/5/13/chartex" xmlns:cx8="http://schemas.microsoft.com/office/drawing/2016/5/14/chartex" xmlns:mc="http://schemas.openxmlformats.org/markup-compatibility/2006" xmlns:aink="http://schemas.microsoft.com/office/drawing/2016/ink" xmlns:am3d="http://schemas.microsoft.com/office/drawing/2017/model3d" xmlns:o="urn:schemas-microsoft-com:office:office" xmlns:oel="http://schemas.microsoft.com/office/2019/extlst" xmlns:r="http://schemas.openxmlformats.org/officeDocument/2006/relationships" xmlns:m="http://schemas.openxmlformats.org/officeDocument/2006/math" xmlns:v="urn:schemas-microsoft-com:vml" xmlns:wp14="http://schemas.microsoft.com/office/word/2010/wordprocessingDrawing" xmlns:wp="http://schemas.openxmlformats.org/drawingml/2006/wordprocessingDrawing" xmlns:w10="urn:schemas-microsoft-com:office:word" xmlns:w="http://schemas.openxmlformats.org/wordprocessingml/2006/main" xmlns:w14="http://schemas.microsoft.com/office/word/2010/wordml" xmlns:w15="http://schemas.microsoft.com/office/word/2012/wordml" xmlns:w16cex="http://schemas.microsoft.com/office/word/2018/wordml/cex" xmlns:w16cid="http://schemas.microsoft.com/office/word/2016/wordml/cid" xmlns:w16="http://schemas.microsoft.com/office/word/2018/wordml" xmlns:w16sdtdh="http://schemas.microsoft.com/office/word/2020/wordml/sdtdatahash" xmlns:w16se="http://schemas.microsoft.com/office/word/2015/wordml/symex" xmlns:wpg="http://schemas.microsoft.com/office/word/2010/wordprocessingGroup" xmlns:wpi="http://schemas.microsoft.com/office/word/2010/wordprocessingInk" xmlns:wne="http://schemas.microsoft.com/office/word/2006/wordml" xmlns:wps="http://schemas.microsoft.com/office/word/2010/wordprocessingShape" mc:Ignorable="w14 w15 w16se w16cid w16 w16cex w16sdtdh wp14">
+  <w:p>
+    <w:pPr>
+      <w:pStyle w:val="Header"/>
+      <w:framePr w:wrap="around" w:vAnchor="text" w:hAnchor="margin" w:y="1"/>
+      <w:rPr>
+        <w:rStyle w:val="PageNumber"/>
+      </w:rPr>
+    </w:pPr>
+  </w:p>
   <w:p>
     <w:pPr>
       <w:pStyle w:val="Header"/>
@@ -696,13 +728,6 @@
   <w:style w:type="paragraph" w:default="1" w:styleId="Normal">
     <w:name w:val="Normal"/>
     <w:qFormat/>
-    <w:rsid w:val="0055512A"/>
-    <w:pPr>
-      <w:widowControl w:val="0"/>
-      <w:autoSpaceDE w:val="0"/>
-      <w:autoSpaceDN w:val="0"/>
-      <w:adjustRightInd w:val="0"/>
-    </w:pPr>
     <w:rPr>
       <w:sz w:val="24"/>
       <w:szCs w:val="24"/>
@@ -735,10 +760,6 @@
     <w:semiHidden/>
     <w:unhideWhenUsed/>
   </w:style>
-  <w:style w:type="character" w:styleId="FootnoteReference">
-    <w:name w:val="footnote reference"/>
-    <w:semiHidden/>
-  </w:style>
   <w:style w:type="paragraph" w:styleId="Header">
     <w:name w:val="header"/>
     <w:basedOn w:val="Normal"/>
@@ -763,58 +784,69 @@
     <w:name w:val="page number"/>
     <w:basedOn w:val="DefaultParagraphFont"/>
   </w:style>
+  <w:style w:type="character" w:styleId="CommentReference">
+    <w:name w:val="annotation reference"/>
+    <w:semiHidden/>
+    <w:rsid w:val="00E37330"/>
+    <w:rPr>
+      <w:sz w:val="16"/>
+      <w:szCs w:val="16"/>
+    </w:rPr>
+  </w:style>
+  <w:style w:type="paragraph" w:styleId="CommentText">
+    <w:name w:val="annotation text"/>
+    <w:basedOn w:val="Normal"/>
+    <w:semiHidden/>
+    <w:rsid w:val="00E37330"/>
+    <w:rPr>
+      <w:sz w:val="20"/>
+      <w:szCs w:val="20"/>
+    </w:rPr>
+  </w:style>
+  <w:style w:type="paragraph" w:styleId="CommentSubject">
+    <w:name w:val="annotation subject"/>
+    <w:basedOn w:val="CommentText"/>
+    <w:next w:val="CommentText"/>
+    <w:semiHidden/>
+    <w:rsid w:val="00E37330"/>
+    <w:rPr>
+      <w:b/>
+      <w:bCs/>
+    </w:rPr>
+  </w:style>
   <w:style w:type="paragraph" w:styleId="BalloonText">
     <w:name w:val="Balloon Text"/>
     <w:basedOn w:val="Normal"/>
     <w:semiHidden/>
-    <w:rsid w:val="00356E2D"/>
+    <w:rsid w:val="00E37330"/>
     <w:rPr>
       <w:rFonts w:ascii="Tahoma" w:hAnsi="Tahoma" w:cs="Tahoma"/>
       <w:sz w:val="16"/>
       <w:szCs w:val="16"/>
     </w:rPr>
   </w:style>
-  <w:style w:type="character" w:styleId="CommentReference">
-    <w:name w:val="annotation reference"/>
-    <w:semiHidden/>
-    <w:rsid w:val="0055512A"/>
-    <w:rPr>
-      <w:sz w:val="16"/>
-      <w:szCs w:val="16"/>
-    </w:rPr>
-  </w:style>
-  <w:style w:type="paragraph" w:styleId="CommentText">
-    <w:name w:val="annotation text"/>
-    <w:basedOn w:val="Normal"/>
-    <w:semiHidden/>
-    <w:rsid w:val="0055512A"/>
-    <w:rPr>
-      <w:sz w:val="20"/>
-      <w:szCs w:val="20"/>
-    </w:rPr>
-  </w:style>
-  <w:style w:type="paragraph" w:styleId="CommentSubject">
-    <w:name w:val="annotation subject"/>
-    <w:basedOn w:val="CommentText"/>
-    <w:next w:val="CommentText"/>
-    <w:semiHidden/>
-    <w:rsid w:val="0055512A"/>
-    <w:rPr>
-      <w:b/>
-      <w:bCs/>
-    </w:rPr>
+  <w:style w:type="table" w:styleId="TableGrid">
+    <w:name w:val="Table Grid"/>
+    <w:basedOn w:val="TableNormal"/>
+    <w:rsid w:val="00B15302"/>
+    <w:tblPr>
+      <w:tblBorders>
+        <w:top w:val="single" w:sz="4" w:space="0" w:color="auto"/>
+        <w:left w:val="single" w:sz="4" w:space="0" w:color="auto"/>
+        <w:bottom w:val="single" w:sz="4" w:space="0" w:color="auto"/>
+        <w:right w:val="single" w:sz="4" w:space="0" w:color="auto"/>
+        <w:insideH w:val="single" w:sz="4" w:space="0" w:color="auto"/>
+        <w:insideV w:val="single" w:sz="4" w:space="0" w:color="auto"/>
+      </w:tblBorders>
+    </w:tblPr>
   </w:style>
   <w:style w:type="paragraph" w:styleId="NormalWeb">
     <w:name w:val="Normal (Web)"/>
     <w:basedOn w:val="Normal"/>
     <w:uiPriority w:val="99"/>
     <w:unhideWhenUsed/>
-    <w:rsid w:val="00EF0A5D"/>
+    <w:rsid w:val="00125027"/>
     <w:pPr>
-      <w:widowControl/>
-      <w:autoSpaceDE/>
-      <w:autoSpaceDN/>
-      <w:adjustRightInd/>
       <w:spacing w:before="100" w:beforeAutospacing="1" w:after="100" w:afterAutospacing="1"/>
     </w:pPr>
     <w:rPr>

--- a/project/documents/merged/Document.docx
+++ b/project/documents/merged/Document.docx
@@ -3,16 +3,8 @@
 <w:document xmlns:wpc="http://schemas.microsoft.com/office/word/2010/wordprocessingCanvas" xmlns:cx="http://schemas.microsoft.com/office/drawing/2014/chartex" xmlns:cx1="http://schemas.microsoft.com/office/drawing/2015/9/8/chartex" xmlns:cx2="http://schemas.microsoft.com/office/drawing/2015/10/21/chartex" xmlns:cx3="http://schemas.microsoft.com/office/drawing/2016/5/9/chartex" xmlns:cx4="http://schemas.microsoft.com/office/drawing/2016/5/10/chartex" xmlns:cx5="http://schemas.microsoft.com/office/drawing/2016/5/11/chartex" xmlns:cx6="http://schemas.microsoft.com/office/drawing/2016/5/12/chartex" xmlns:cx7="http://schemas.microsoft.com/office/drawing/2016/5/13/chartex" xmlns:cx8="http://schemas.microsoft.com/office/drawing/2016/5/14/chartex" xmlns:mc="http://schemas.openxmlformats.org/markup-compatibility/2006" xmlns:aink="http://schemas.microsoft.com/office/drawing/2016/ink" xmlns:am3d="http://schemas.microsoft.com/office/drawing/2017/model3d" xmlns:o="urn:schemas-microsoft-com:office:office" xmlns:oel="http://schemas.microsoft.com/office/2019/extlst" xmlns:r="http://schemas.openxmlformats.org/officeDocument/2006/relationships" xmlns:m="http://schemas.openxmlformats.org/officeDocument/2006/math" xmlns:v="urn:schemas-microsoft-com:vml" xmlns:wp14="http://schemas.microsoft.com/office/word/2010/wordprocessingDrawing" xmlns:wp="http://schemas.openxmlformats.org/drawingml/2006/wordprocessingDrawing" xmlns:w10="urn:schemas-microsoft-com:office:word" xmlns:w="http://schemas.openxmlformats.org/wordprocessingml/2006/main" xmlns:w14="http://schemas.microsoft.com/office/word/2010/wordml" xmlns:w15="http://schemas.microsoft.com/office/word/2012/wordml" xmlns:w16cex="http://schemas.microsoft.com/office/word/2018/wordml/cex" xmlns:w16cid="http://schemas.microsoft.com/office/word/2016/wordml/cid" xmlns:w16="http://schemas.microsoft.com/office/word/2018/wordml" xmlns:w16sdtdh="http://schemas.microsoft.com/office/word/2020/wordml/sdtdatahash" xmlns:w16se="http://schemas.microsoft.com/office/word/2015/wordml/symex" xmlns:wpg="http://schemas.microsoft.com/office/word/2010/wordprocessingGroup" xmlns:wpi="http://schemas.microsoft.com/office/word/2010/wordprocessingInk" xmlns:wne="http://schemas.microsoft.com/office/word/2006/wordml" xmlns:wps="http://schemas.microsoft.com/office/word/2010/wordprocessingShape" mc:Ignorable="w14 w15 w16se w16cid w16 w16cex w16sdtdh wp14">
   <w:body>
     <w:p>
-      <w:bookmarkStart w:id="0" w:name="OLE_LINK1"/>
-      <w:bookmarkStart w:id="1" w:name="OLE_LINK2"/>
-      <w:r>
-        <w:t>Subject line: ACME Manufacturing Ref. No. Pa Da / SLW Ref: 1.003US1 / SLW</w:t>
-      </w:r>
-      <w:r>
-        <w:t xml:space="preserve"> </w:t>
-      </w:r>
-      <w:r>
-        <w:t>Report out: NAPD-D Final Date|Notice of Appeal Due - Final Deadline 10/02/2024;SIDS-D Due Date|Supplemental IDS Due 07/18/2024</w:t>
+      <w:r>
+        <w:t>Subject line: ACME Manufacturing Ref. No. Pa Da / SLW Ref: 1.003US1 / SLW Report out: &lt;&lt;activityname&gt;&gt;</w:t>
       </w:r>
     </w:p>
     <w:p>
@@ -63,241 +55,333 @@
     </w:p>
     <w:p>
       <w:pPr>
+        <w:rPr>
+          <w:rFonts w:ascii="Times New Roman" w:hAnsi="Times New Roman"/>
+        </w:rPr>
+      </w:pPr>
+    </w:p>
+    <w:p>
+      <w:pPr>
         <w:tabs>
-          <w:tab w:val="right" w:pos="9360"/>
-        </w:tabs>
-      </w:pPr>
-    </w:p>
-    <w:p>
-      <w:pPr>
-        <w:tabs>
-          <w:tab w:val="left" w:pos="720"/>
-          <w:tab w:val="right" w:pos="9360"/>
+          <w:tab w:val="left" w:pos="-1440"/>
         </w:tabs>
         <w:ind w:left="720" w:hanging="720"/>
         <w:rPr>
+          <w:rFonts w:ascii="Times New Roman" w:hAnsi="Times New Roman"/>
+        </w:rPr>
+      </w:pPr>
+      <w:r>
+        <w:rPr>
+          <w:rFonts w:ascii="Times New Roman" w:hAnsi="Times New Roman"/>
+        </w:rPr>
+        <w:t>Re:</w:t>
+      </w:r>
+      <w:r>
+        <w:rPr>
+          <w:rFonts w:ascii="Times New Roman" w:hAnsi="Times New Roman"/>
+        </w:rPr>
+        <w:tab/>
+      </w:r>
+      <w:r>
+        <w:t>ACME Manufacturing Ref. No. Pa Da - SLW Ref. No. 1.003US1</w:t>
+      </w:r>
+    </w:p>
+    <w:p>
+      <w:pPr>
+        <w:ind w:firstLine="720"/>
+        <w:rPr>
+          <w:rFonts w:ascii="Times New Roman" w:hAnsi="Times New Roman"/>
+        </w:rPr>
+      </w:pPr>
+      <w:r>
+        <w:rPr>
+          <w:rFonts w:ascii="Times New Roman" w:hAnsi="Times New Roman"/>
+        </w:rPr>
+        <w:t xml:space="preserve">Patent Application Serial Number: </w:t>
+      </w:r>
+      <w:r>
+        <w:rPr>
+          <w:rFonts w:ascii="Times New Roman" w:hAnsi="Times New Roman"/>
+        </w:rPr>
+        <w:t>12/356,986</w:t>
+      </w:r>
+    </w:p>
+    <w:p>
+      <w:pPr>
+        <w:tabs>
+          <w:tab w:val="left" w:pos="-1440"/>
+        </w:tabs>
+        <w:ind w:left="1440" w:hanging="720"/>
+        <w:rPr>
+          <w:rFonts w:ascii="Times New Roman" w:hAnsi="Times New Roman"/>
+        </w:rPr>
+      </w:pPr>
+      <w:r>
+        <w:rPr>
+          <w:rFonts w:ascii="Times New Roman" w:hAnsi="Times New Roman"/>
+        </w:rPr>
+        <w:t>Title:</w:t>
+      </w:r>
+      <w:r>
+        <w:rPr>
+          <w:rFonts w:ascii="Times New Roman" w:hAnsi="Times New Roman"/>
+        </w:rPr>
+        <w:tab/>
+      </w:r>
+      <w:r>
+        <w:rPr>
+          <w:rFonts w:ascii="Times New Roman" w:hAnsi="Times New Roman"/>
+        </w:rPr>
+        <w:t>Method and apparatus for making a title for a matter 1000</w:t>
+      </w:r>
+      <w:r>
+        <w:rPr>
+          <w:rFonts w:ascii="Times New Roman" w:hAnsi="Times New Roman"/>
+        </w:rPr>
+        <w:t xml:space="preserve"> </w:t>
+      </w:r>
+    </w:p>
+    <w:p>
+      <w:pPr>
+        <w:rPr>
+          <w:rFonts w:ascii="Times New Roman" w:hAnsi="Times New Roman"/>
+        </w:rPr>
+      </w:pPr>
+      <w:r>
+        <w:rPr>
+          <w:rFonts w:ascii="Times New Roman" w:hAnsi="Times New Roman"/>
+        </w:rPr>
+      </w:r>
+    </w:p>
+    <w:p>
+      <w:pPr>
+        <w:rPr>
+          <w:rFonts w:ascii="Times New Roman" w:hAnsi="Times New Roman"/>
+        </w:rPr>
+      </w:pPr>
+      <w:r>
+        <w:rPr>
+          <w:rFonts w:ascii="Times New Roman" w:hAnsi="Times New Roman"/>
+        </w:rPr>
+        <w:t xml:space="preserve">The following represents new activity on the above mentioned matter. </w:t>
+      </w:r>
+    </w:p>
+    <w:p>
+      <w:pPr>
+        <w:rPr>
+          <w:rFonts w:ascii="Times New Roman" w:hAnsi="Times New Roman"/>
+        </w:rPr>
+      </w:pPr>
+    </w:p>
+    <w:p>
+      <w:pPr>
+        <w:rPr>
+          <w:rFonts w:ascii="Times New Roman" w:hAnsi="Times New Roman"/>
+        </w:rPr>
+      </w:pPr>
+      <w:r>
+        <w:t xml:space="preserve">ACTION BEING REPORTED:  </w:t>
+      </w:r>
+      <w:r>
+        <w:rPr>
+          <w:rFonts w:ascii="Times New Roman" w:hAnsi="Times New Roman"/>
+        </w:rPr>
+        <w:t xml:space="preserve">Recorded Assignment in the  </w:t>
+      </w:r>
+      <w:r>
+        <w:rPr>
+          <w:rFonts w:ascii="Times New Roman" w:hAnsi="Times New Roman"/>
+        </w:rPr>
+        <w:t xml:space="preserve">above-identified application </w:t>
+      </w:r>
+      <w:r>
+        <w:rPr>
+          <w:rFonts w:ascii="Times New Roman" w:hAnsi="Times New Roman"/>
+        </w:rPr>
+        <w:t xml:space="preserve">has been assigned </w:t>
+      </w:r>
+      <w:r>
+        <w:rPr>
+          <w:rFonts w:ascii="Times New Roman" w:hAnsi="Times New Roman"/>
+        </w:rPr>
+        <w:t xml:space="preserve">to </w:t>
+      </w:r>
+      <w:r>
+        <w:rPr>
+          <w:rFonts w:ascii="Times New Roman" w:hAnsi="Times New Roman"/>
+        </w:rPr>
+        <w:t>ACME Manufacturing</w:t>
+      </w:r>
+      <w:r>
+        <w:rPr>
+          <w:rFonts w:ascii="Times New Roman" w:hAnsi="Times New Roman"/>
+        </w:rPr>
+      </w:r>
+      <w:r>
+        <w:rPr>
+          <w:rFonts w:ascii="Times New Roman" w:hAnsi="Times New Roman"/>
+        </w:rPr>
+      </w:r>
+      <w:r>
+        <w:rPr>
+          <w:rFonts w:ascii="Times New Roman" w:hAnsi="Times New Roman"/>
+        </w:rPr>
+        <w:t xml:space="preserve">.  The Assignment was recorded in the U.S. Patent and Trademark Office on </w:t>
+      </w:r>
+      <w:r>
+        <w:rPr>
+          <w:rFonts w:ascii="Times New Roman" w:hAnsi="Times New Roman"/>
+        </w:rPr>
+        <w:t>&lt;&lt;assign</w:t>
+      </w:r>
+      <w:r>
+        <w:rPr>
+          <w:rFonts w:ascii="Times New Roman" w:hAnsi="Times New Roman"/>
+        </w:rPr>
+        <w:t>ment</w:t>
+      </w:r>
+      <w:r>
+        <w:rPr>
+          <w:rFonts w:ascii="Times New Roman" w:hAnsi="Times New Roman"/>
+        </w:rPr>
+        <w:t>Date&gt;&gt;</w:t>
+      </w:r>
+      <w:r>
+        <w:rPr>
+          <w:rFonts w:ascii="Times New Roman" w:hAnsi="Times New Roman"/>
+        </w:rPr>
+        <w:t xml:space="preserve">, at Reel </w:t>
+      </w:r>
+      <w:r>
+        <w:rPr>
+          <w:rFonts w:ascii="Times New Roman" w:hAnsi="Times New Roman"/>
+        </w:rPr>
+        <w:t>&lt;&lt;reel&gt;&gt;</w:t>
+      </w:r>
+      <w:r>
+        <w:rPr>
+          <w:rFonts w:ascii="Times New Roman" w:hAnsi="Times New Roman"/>
+        </w:rPr>
+        <w:t>, Frames</w:t>
+      </w:r>
+      <w:r>
+        <w:rPr>
+          <w:rFonts w:ascii="Times New Roman" w:hAnsi="Times New Roman"/>
+        </w:rPr>
+        <w:t xml:space="preserve"> </w:t>
+      </w:r>
+      <w:r>
+        <w:rPr>
+          <w:rFonts w:ascii="Times New Roman" w:hAnsi="Times New Roman"/>
+        </w:rPr>
+        <w:t>&lt;&lt;frame1&gt;&gt;</w:t>
+      </w:r>
+      <w:r>
+        <w:rPr>
+          <w:rFonts w:ascii="Times New Roman" w:hAnsi="Times New Roman"/>
+        </w:rPr>
+        <w:t xml:space="preserve"> </w:t>
+      </w:r>
+      <w:r>
+        <w:rPr>
+          <w:rFonts w:ascii="Times New Roman" w:hAnsi="Times New Roman"/>
+        </w:rPr>
+        <w:t xml:space="preserve">- </w:t>
+      </w:r>
+      <w:r>
+        <w:rPr>
+          <w:rFonts w:ascii="Times New Roman" w:hAnsi="Times New Roman"/>
+        </w:rPr>
+        <w:t>&lt;&lt;frame2&gt;&gt;</w:t>
+      </w:r>
+      <w:r>
+        <w:rPr>
+          <w:rFonts w:ascii="Times New Roman" w:hAnsi="Times New Roman"/>
+        </w:rPr>
+        <w:t>.</w:t>
+      </w:r>
+    </w:p>
+    <w:p>
+      <w:pPr>
+        <w:rPr>
+          <w:rFonts w:ascii="Times New Roman" w:hAnsi="Times New Roman"/>
+        </w:rPr>
+      </w:pPr>
+      <w:r>
+        <w:rPr>
+          <w:rFonts w:ascii="Times New Roman" w:hAnsi="Times New Roman"/>
+        </w:rPr>
+      </w:r>
+    </w:p>
+    <w:p>
+      <w:pPr>
+        <w:rPr>
+          <w:rFonts w:ascii="Times New Roman" w:hAnsi="Times New Roman"/>
+        </w:rPr>
+      </w:pPr>
+      <w:r>
+        <w:rPr>
+          <w:rFonts w:ascii="Times New Roman" w:hAnsi="Times New Roman"/>
+        </w:rPr>
+        <w:t xml:space="preserve">ACTION REQUIRED: </w:t>
+      </w:r>
+    </w:p>
+    <w:p>
+      <w:pPr>
+        <w:rPr>
+          <w:rFonts w:ascii="Times New Roman" w:hAnsi="Times New Roman"/>
+        </w:rPr>
+      </w:pPr>
+    </w:p>
+    <w:p>
+      <w:pPr>
+        <w:rPr>
+          <w:rFonts w:ascii="Times New Roman" w:hAnsi="Times New Roman"/>
+        </w:rPr>
+      </w:pPr>
+      <w:r>
+        <w:rPr>
+          <w:rFonts w:ascii="Times New Roman" w:hAnsi="Times New Roman"/>
+        </w:rPr>
+        <w:t xml:space="preserve">ADDITIONAL NOTES: </w:t>
+      </w:r>
+    </w:p>
+    <w:p>
+      <w:pPr>
+        <w:rPr>
+          <w:rFonts w:ascii="Times New Roman" w:hAnsi="Times New Roman"/>
+        </w:rPr>
+      </w:pPr>
+    </w:p>
+    <w:p>
+      <w:pPr>
+        <w:rPr>
           <w:noProof/>
         </w:rPr>
       </w:pPr>
       <w:r>
-        <w:t>Re:</w:t>
-      </w:r>
-      <w:r>
-        <w:tab/>
-        <w:t xml:space="preserve">ACME Manufacturing </w:t>
-      </w:r>
-      <w:r>
-        <w:rPr>
-          <w:bCs/>
+        <w:t xml:space="preserve">If you have any questions regarding this matter, please contact </w:t>
+      </w:r>
+      <w:r>
+        <w:t>Attorney Test</w:t>
+      </w:r>
+      <w:r>
+        <w:t xml:space="preserve"> at </w:t>
+      </w:r>
+      <w:r>
+        <w:t>612-373-6900.</w:t>
+      </w:r>
+    </w:p>
+    <w:p>
+      <w:pPr>
+        <w:tabs>
+          <w:tab w:val="center" w:pos="3384"/>
+        </w:tabs>
+        <w:rPr>
           <w:noProof/>
         </w:rPr>
-        <w:t>Ref. No. Pa Da</w:t>
-      </w:r>
-      <w:r>
-        <w:rPr>
-          <w:b/>
-          <w:bCs/>
-          <w:noProof/>
-        </w:rPr>
-        <w:t xml:space="preserve"> -</w:t>
-      </w:r>
-      <w:r>
-        <w:rPr>
-          <w:noProof/>
-        </w:rPr>
-        <w:t xml:space="preserve"> </w:t>
-      </w:r>
-      <w:r>
-        <w:rPr>
-          <w:noProof/>
-        </w:rPr>
-        <w:t>SLW Ref. No. 1.003US1</w:t>
-      </w:r>
-    </w:p>
-    <w:p>
-      <w:pPr>
-        <w:tabs>
-          <w:tab w:val="left" w:pos="720"/>
-          <w:tab w:val="right" w:pos="9360"/>
-        </w:tabs>
-        <w:ind w:left="720" w:hanging="720"/>
-        <w:rPr>
-          <w:noProof/>
-        </w:rPr>
-      </w:pPr>
-      <w:r>
-        <w:rPr>
-          <w:noProof/>
-        </w:rPr>
-        <w:tab/>
-      </w:r>
-      <w:smartTag w:uri="urn:schemas-microsoft-com:office:smarttags" w:element="country-region">
-        <w:smartTag w:uri="urn:schemas-microsoft-com:office:smarttags" w:element="place">
-          <w:r>
-            <w:rPr>
-              <w:noProof/>
-            </w:rPr>
-            <w:t>U.S.</w:t>
-          </w:r>
-        </w:smartTag>
-      </w:smartTag>
-      <w:r>
-        <w:rPr>
-          <w:noProof/>
-        </w:rPr>
-        <w:t xml:space="preserve"> Patent Application Serial No.: 12/356,986</w:t>
-      </w:r>
-    </w:p>
-    <w:p>
-      <w:pPr>
-        <w:tabs>
-          <w:tab w:val="left" w:pos="720"/>
-          <w:tab w:val="right" w:pos="9360"/>
-        </w:tabs>
-        <w:ind w:left="720" w:hanging="720"/>
-      </w:pPr>
-      <w:r>
-        <w:rPr>
-          <w:noProof/>
-        </w:rPr>
-        <w:tab/>
-        <w:t>Title:  Method and apparatus for making a title for a matter 1000</w:t>
-      </w:r>
-    </w:p>
-    <w:p>
-      <w:pPr>
-        <w:rPr>
-          <w:noProof/>
-        </w:rPr>
-      </w:pPr>
-      <w:r>
-        <w:rPr>
-          <w:noProof/>
-        </w:rPr>
-      </w:r>
-    </w:p>
-    <w:p>
-      <w:pPr>
-        <w:rPr>
-          <w:noProof/>
-        </w:rPr>
-      </w:pPr>
-      <w:r>
-        <w:t xml:space="preserve">The following represents </w:t>
-      </w:r>
-      <w:r>
-        <w:t>new activity on the above mentioned matter.</w:t>
-      </w:r>
-      <w:r>
-        <w:t xml:space="preserve"> </w:t>
-      </w:r>
-    </w:p>
-    <w:p>
-      <w:pPr>
-        <w:tabs>
-          <w:tab w:val="right" w:pos="9360"/>
-        </w:tabs>
-      </w:pPr>
-    </w:p>
-    <w:p>
-      <w:pPr>
-        <w:tabs>
-          <w:tab w:val="right" w:pos="9360"/>
-        </w:tabs>
-      </w:pPr>
-      <w:r>
-        <w:t>Attached for your file is a copy of the following items filed in the U.S. Patent and Trademark Office with regard to the above identified application:</w:t>
-      </w:r>
-    </w:p>
-    <w:p>
-      <w:pPr>
-        <w:tabs>
-          <w:tab w:val="right" w:pos="9360"/>
-        </w:tabs>
-      </w:pPr>
-    </w:p>
-    <w:p>
-      <w:pPr>
-        <w:tabs>
-          <w:tab w:val="right" w:pos="9360"/>
-        </w:tabs>
-        <w:rPr>
-          <w:u w:val="single"/>
-        </w:rPr>
-      </w:pPr>
-      <w:r>
-        <w:rPr>
-          <w:u w:val="single"/>
-        </w:rPr>
-        <w:t>Date Filed</w:t>
-      </w:r>
-      <w:r>
-        <w:t xml:space="preserve">                             </w:t>
-      </w:r>
-      <w:r>
-        <w:rPr>
-          <w:u w:val="single"/>
-        </w:rPr>
-        <w:t>Document(s)</w:t>
-      </w:r>
-    </w:p>
-    <w:p>
-      <w:pPr>
-        <w:tabs>
-          <w:tab w:val="right" w:pos="9360"/>
-        </w:tabs>
-      </w:pPr>
-      <w:r>
-        <w:t>October 02, 2024</w:t>
-        <w:tab/>
-        <w:tab/>
-        <w:t>Notice of Appeal</w:t>
-        <w:br/>
-        <w:t>July 18, 2024</w:t>
-        <w:tab/>
-        <w:tab/>
-        <w:t xml:space="preserve">Supplemental Information Disclosure Statement            </w:t>
-      </w:r>
-    </w:p>
-    <w:p>
-      <w:pPr>
-        <w:tabs>
-          <w:tab w:val="right" w:pos="9360"/>
-        </w:tabs>
-      </w:pPr>
-    </w:p>
-    <w:p>
-      <w:r>
-        <w:t>ACTION REQUIRED:  None at this time.</w:t>
-      </w:r>
-    </w:p>
-    <w:p>
-      <w:pPr>
-        <w:tabs>
-          <w:tab w:val="right" w:pos="9360"/>
-        </w:tabs>
-      </w:pPr>
-    </w:p>
-    <w:p>
-      <w:r>
-        <w:t xml:space="preserve">ADDITIONAL NOTES:  </w:t>
-      </w:r>
-      <w:r>
-        <w:t xml:space="preserve">If you have any questions or comments, please contact </w:t>
-      </w:r>
-      <w:r>
-        <w:rPr>
-          <w:noProof/>
-        </w:rPr>
-        <w:t>Attorney Test at 612-373-6900 or Emily Bates at 612-371-2163</w:t>
-      </w:r>
-      <w:r>
-        <w:t>.</w:t>
-      </w:r>
-    </w:p>
-    <w:bookmarkEnd w:id="0"/>
-    <w:bookmarkEnd w:id="1"/>
-    <w:p/>
+      </w:pPr>
+    </w:p>
     <w:p>
       <w:r>
         <w:t xml:space="preserve">Reported By: </w:t>
@@ -355,11 +439,9 @@
       <w:headerReference w:type="default" r:id="rId6"/>
       <w:footerReference w:type="default" r:id="rId9"/>
       <w:pgSz w:w="12240" w:h="15840" w:code="1"/>
-      <w:pgMar w:top="1872" w:right="1440" w:bottom="1440" w:left="1440" w:header="720" w:footer="720" w:gutter="0"/>
-      <w:paperSrc w:first="1" w:other="2"/>
+      <w:pgMar w:top="1872" w:right="1440" w:bottom="1440" w:left="1440" w:header="619" w:footer="619" w:gutter="0"/>
       <w:cols w:space="720"/>
-      <w:titlePg/>
-      <w:docGrid w:linePitch="360"/>
+      <w:noEndnote/>
     </w:sectPr>
   </w:body>
 </w:document>
@@ -415,20 +497,7 @@
 
 <file path=word/header1.xml><?xml version="1.0" encoding="utf-8"?>
 <w:hdr xmlns:wpc="http://schemas.microsoft.com/office/word/2010/wordprocessingCanvas" xmlns:cx="http://schemas.microsoft.com/office/drawing/2014/chartex" xmlns:cx1="http://schemas.microsoft.com/office/drawing/2015/9/8/chartex" xmlns:cx2="http://schemas.microsoft.com/office/drawing/2015/10/21/chartex" xmlns:cx3="http://schemas.microsoft.com/office/drawing/2016/5/9/chartex" xmlns:cx4="http://schemas.microsoft.com/office/drawing/2016/5/10/chartex" xmlns:cx5="http://schemas.microsoft.com/office/drawing/2016/5/11/chartex" xmlns:cx6="http://schemas.microsoft.com/office/drawing/2016/5/12/chartex" xmlns:cx7="http://schemas.microsoft.com/office/drawing/2016/5/13/chartex" xmlns:cx8="http://schemas.microsoft.com/office/drawing/2016/5/14/chartex" xmlns:mc="http://schemas.openxmlformats.org/markup-compatibility/2006" xmlns:aink="http://schemas.microsoft.com/office/drawing/2016/ink" xmlns:am3d="http://schemas.microsoft.com/office/drawing/2017/model3d" xmlns:o="urn:schemas-microsoft-com:office:office" xmlns:oel="http://schemas.microsoft.com/office/2019/extlst" xmlns:r="http://schemas.openxmlformats.org/officeDocument/2006/relationships" xmlns:m="http://schemas.openxmlformats.org/officeDocument/2006/math" xmlns:v="urn:schemas-microsoft-com:vml" xmlns:wp14="http://schemas.microsoft.com/office/word/2010/wordprocessingDrawing" xmlns:wp="http://schemas.openxmlformats.org/drawingml/2006/wordprocessingDrawing" xmlns:w10="urn:schemas-microsoft-com:office:word" xmlns:w="http://schemas.openxmlformats.org/wordprocessingml/2006/main" xmlns:w14="http://schemas.microsoft.com/office/word/2010/wordml" xmlns:w15="http://schemas.microsoft.com/office/word/2012/wordml" xmlns:w16cex="http://schemas.microsoft.com/office/word/2018/wordml/cex" xmlns:w16cid="http://schemas.microsoft.com/office/word/2016/wordml/cid" xmlns:w16="http://schemas.microsoft.com/office/word/2018/wordml" xmlns:w16sdtdh="http://schemas.microsoft.com/office/word/2020/wordml/sdtdatahash" xmlns:w16se="http://schemas.microsoft.com/office/word/2015/wordml/symex" xmlns:wpg="http://schemas.microsoft.com/office/word/2010/wordprocessingGroup" xmlns:wpi="http://schemas.microsoft.com/office/word/2010/wordprocessingInk" xmlns:wne="http://schemas.microsoft.com/office/word/2006/wordml" xmlns:wps="http://schemas.microsoft.com/office/word/2010/wordprocessingShape" mc:Ignorable="w14 w15 w16se w16cid w16 w16cex w16sdtdh wp14">
-  <w:p>
-    <w:pPr>
-      <w:pStyle w:val="Header"/>
-      <w:framePr w:wrap="around" w:vAnchor="text" w:hAnchor="margin" w:y="1"/>
-      <w:rPr>
-        <w:rStyle w:val="PageNumber"/>
-      </w:rPr>
-    </w:pPr>
-  </w:p>
-  <w:p>
-    <w:pPr>
-      <w:pStyle w:val="Header"/>
-    </w:pPr>
-  </w:p>
+  <w:p/>
 </w:hdr>
 </file>
 
@@ -728,7 +797,14 @@
   <w:style w:type="paragraph" w:default="1" w:styleId="Normal">
     <w:name w:val="Normal"/>
     <w:qFormat/>
+    <w:pPr>
+      <w:widowControl w:val="0"/>
+      <w:autoSpaceDE w:val="0"/>
+      <w:autoSpaceDN w:val="0"/>
+      <w:adjustRightInd w:val="0"/>
+    </w:pPr>
     <w:rPr>
+      <w:rFonts w:ascii="Dutch801 Rm BT" w:hAnsi="Dutch801 Rm BT"/>
       <w:sz w:val="24"/>
       <w:szCs w:val="24"/>
     </w:rPr>
@@ -736,7 +812,6 @@
   <w:style w:type="character" w:default="1" w:styleId="DefaultParagraphFont">
     <w:name w:val="Default Paragraph Font"/>
     <w:uiPriority w:val="1"/>
-    <w:semiHidden/>
     <w:unhideWhenUsed/>
   </w:style>
   <w:style w:type="table" w:default="1" w:styleId="TableNormal">
@@ -759,6 +834,10 @@
     <w:uiPriority w:val="99"/>
     <w:semiHidden/>
     <w:unhideWhenUsed/>
+  </w:style>
+  <w:style w:type="character" w:styleId="FootnoteReference">
+    <w:name w:val="footnote reference"/>
+    <w:semiHidden/>
   </w:style>
   <w:style w:type="paragraph" w:styleId="Header">
     <w:name w:val="header"/>
@@ -784,41 +863,11 @@
     <w:name w:val="page number"/>
     <w:basedOn w:val="DefaultParagraphFont"/>
   </w:style>
-  <w:style w:type="character" w:styleId="CommentReference">
-    <w:name w:val="annotation reference"/>
-    <w:semiHidden/>
-    <w:rsid w:val="00E37330"/>
-    <w:rPr>
-      <w:sz w:val="16"/>
-      <w:szCs w:val="16"/>
-    </w:rPr>
-  </w:style>
-  <w:style w:type="paragraph" w:styleId="CommentText">
-    <w:name w:val="annotation text"/>
-    <w:basedOn w:val="Normal"/>
-    <w:semiHidden/>
-    <w:rsid w:val="00E37330"/>
-    <w:rPr>
-      <w:sz w:val="20"/>
-      <w:szCs w:val="20"/>
-    </w:rPr>
-  </w:style>
-  <w:style w:type="paragraph" w:styleId="CommentSubject">
-    <w:name w:val="annotation subject"/>
-    <w:basedOn w:val="CommentText"/>
-    <w:next w:val="CommentText"/>
-    <w:semiHidden/>
-    <w:rsid w:val="00E37330"/>
-    <w:rPr>
-      <w:b/>
-      <w:bCs/>
-    </w:rPr>
-  </w:style>
   <w:style w:type="paragraph" w:styleId="BalloonText">
     <w:name w:val="Balloon Text"/>
     <w:basedOn w:val="Normal"/>
     <w:semiHidden/>
-    <w:rsid w:val="00E37330"/>
+    <w:rsid w:val="00C57E57"/>
     <w:rPr>
       <w:rFonts w:ascii="Tahoma" w:hAnsi="Tahoma" w:cs="Tahoma"/>
       <w:sz w:val="16"/>
@@ -828,7 +877,13 @@
   <w:style w:type="table" w:styleId="TableGrid">
     <w:name w:val="Table Grid"/>
     <w:basedOn w:val="TableNormal"/>
-    <w:rsid w:val="00B15302"/>
+    <w:rsid w:val="00E84001"/>
+    <w:pPr>
+      <w:widowControl w:val="0"/>
+      <w:autoSpaceDE w:val="0"/>
+      <w:autoSpaceDN w:val="0"/>
+      <w:adjustRightInd w:val="0"/>
+    </w:pPr>
     <w:tblPr>
       <w:tblBorders>
         <w:top w:val="single" w:sz="4" w:space="0" w:color="auto"/>
@@ -845,8 +900,12 @@
     <w:basedOn w:val="Normal"/>
     <w:uiPriority w:val="99"/>
     <w:unhideWhenUsed/>
-    <w:rsid w:val="00125027"/>
+    <w:rsid w:val="00307AF0"/>
     <w:pPr>
+      <w:widowControl/>
+      <w:autoSpaceDE/>
+      <w:autoSpaceDN/>
+      <w:adjustRightInd/>
       <w:spacing w:before="100" w:beforeAutospacing="1" w:after="100" w:afterAutospacing="1"/>
     </w:pPr>
     <w:rPr>

--- a/project/documents/merged/Document.docx
+++ b/project/documents/merged/Document.docx
@@ -3,383 +3,410 @@
 <w:document xmlns:wpc="http://schemas.microsoft.com/office/word/2010/wordprocessingCanvas" xmlns:cx="http://schemas.microsoft.com/office/drawing/2014/chartex" xmlns:cx1="http://schemas.microsoft.com/office/drawing/2015/9/8/chartex" xmlns:cx2="http://schemas.microsoft.com/office/drawing/2015/10/21/chartex" xmlns:cx3="http://schemas.microsoft.com/office/drawing/2016/5/9/chartex" xmlns:cx4="http://schemas.microsoft.com/office/drawing/2016/5/10/chartex" xmlns:cx5="http://schemas.microsoft.com/office/drawing/2016/5/11/chartex" xmlns:cx6="http://schemas.microsoft.com/office/drawing/2016/5/12/chartex" xmlns:cx7="http://schemas.microsoft.com/office/drawing/2016/5/13/chartex" xmlns:cx8="http://schemas.microsoft.com/office/drawing/2016/5/14/chartex" xmlns:mc="http://schemas.openxmlformats.org/markup-compatibility/2006" xmlns:aink="http://schemas.microsoft.com/office/drawing/2016/ink" xmlns:am3d="http://schemas.microsoft.com/office/drawing/2017/model3d" xmlns:o="urn:schemas-microsoft-com:office:office" xmlns:oel="http://schemas.microsoft.com/office/2019/extlst" xmlns:r="http://schemas.openxmlformats.org/officeDocument/2006/relationships" xmlns:m="http://schemas.openxmlformats.org/officeDocument/2006/math" xmlns:v="urn:schemas-microsoft-com:vml" xmlns:wp14="http://schemas.microsoft.com/office/word/2010/wordprocessingDrawing" xmlns:wp="http://schemas.openxmlformats.org/drawingml/2006/wordprocessingDrawing" xmlns:w10="urn:schemas-microsoft-com:office:word" xmlns:w="http://schemas.openxmlformats.org/wordprocessingml/2006/main" xmlns:w14="http://schemas.microsoft.com/office/word/2010/wordml" xmlns:w15="http://schemas.microsoft.com/office/word/2012/wordml" xmlns:w16cex="http://schemas.microsoft.com/office/word/2018/wordml/cex" xmlns:w16cid="http://schemas.microsoft.com/office/word/2016/wordml/cid" xmlns:w16="http://schemas.microsoft.com/office/word/2018/wordml" xmlns:w16sdtdh="http://schemas.microsoft.com/office/word/2020/wordml/sdtdatahash" xmlns:w16se="http://schemas.microsoft.com/office/word/2015/wordml/symex" xmlns:wpg="http://schemas.microsoft.com/office/word/2010/wordprocessingGroup" xmlns:wpi="http://schemas.microsoft.com/office/word/2010/wordprocessingInk" xmlns:wne="http://schemas.microsoft.com/office/word/2006/wordml" xmlns:wps="http://schemas.microsoft.com/office/word/2010/wordprocessingShape" mc:Ignorable="w14 w15 w16se w16cid w16 w16cex w16sdtdh wp14">
   <w:body>
     <w:p>
-      <w:r>
-        <w:t>Subject line: ACME Manufacturing Ref. No. Pa Da / SLW Ref: 1.003US1 / SLW Report out: &lt;&lt;activityname&gt;&gt;</w:t>
-      </w:r>
-    </w:p>
-    <w:p>
       <w:pPr>
         <w:pStyle w:val="NormalWeb"/>
-      </w:pPr>
-      <w:r>
-        <w:t>Body of email:</w:t>
-      </w:r>
+        <w:spacing w:before="0" w:beforeAutospacing="0" w:after="0" w:afterAutospacing="0"/>
+      </w:pPr>
+      <w:r>
+        <w:t xml:space="preserve">Subject line: ACME Manufacturing: Ref. No. Pa Da / SLW Ref: 1.003US1 / </w:t>
+      </w:r>
+      <w:r>
+        <w:t>SLW</w:t>
+      </w:r>
+      <w:r>
+        <w:t xml:space="preserve"> Report Out: Issue Fee </w:t>
+      </w:r>
+      <w:proofErr w:type="gramStart"/>
+      <w:r>
+        <w:t>filed</w:t>
+      </w:r>
+      <w:proofErr w:type="gramEnd"/>
     </w:p>
     <w:p>
       <w:pPr>
         <w:pStyle w:val="NormalWeb"/>
+        <w:spacing w:before="0" w:beforeAutospacing="0" w:after="0" w:afterAutospacing="0"/>
       </w:pPr>
     </w:p>
     <w:p>
       <w:pPr>
         <w:pStyle w:val="NormalWeb"/>
+        <w:spacing w:before="0" w:beforeAutospacing="0" w:after="0" w:afterAutospacing="0"/>
       </w:pPr>
     </w:p>
     <w:p>
       <w:pPr>
         <w:pStyle w:val="NormalWeb"/>
+        <w:spacing w:before="0" w:beforeAutospacing="0" w:after="0" w:afterAutospacing="0"/>
       </w:pPr>
     </w:p>
     <w:p>
       <w:pPr>
         <w:pStyle w:val="NormalWeb"/>
-      </w:pPr>
-      <w:r>
-        <w:t xml:space="preserve">SCHWEGMAN LUNDBERG &amp; WOESSNER, P.A. </w:t>
+        <w:spacing w:before="0" w:beforeAutospacing="0" w:after="0" w:afterAutospacing="0"/>
+      </w:pPr>
+      <w:r>
+        <w:t>Body:</w:t>
       </w:r>
     </w:p>
     <w:p>
       <w:pPr>
         <w:pStyle w:val="NormalWeb"/>
-      </w:pPr>
-    </w:p>
-    <w:p>
-      <w:r>
-        <w:t>Attorney Test 612-373-6900  mmartin@slwip.com</w:t>
-      </w:r>
-    </w:p>
-    <w:p>
-      <w:r>
-        <w:t>Emily Bates 612-371-2163  ebates@slwip.com</w:t>
-      </w:r>
-    </w:p>
-    <w:p>
-      <w:pPr>
-        <w:rPr>
-          <w:rFonts w:ascii="Times New Roman" w:hAnsi="Times New Roman"/>
-        </w:rPr>
-      </w:pPr>
+        <w:spacing w:before="0" w:beforeAutospacing="0" w:after="0" w:afterAutospacing="0"/>
+      </w:pPr>
+    </w:p>
+    <w:p>
+      <w:pPr>
+        <w:pStyle w:val="NormalWeb"/>
+        <w:spacing w:before="0" w:beforeAutospacing="0" w:after="0" w:afterAutospacing="0"/>
+      </w:pPr>
+      <w:r>
+        <w:t>Schwegman Lundberg &amp; Woessner, P.A.</w:t>
+      </w:r>
+    </w:p>
+    <w:p>
+      <w:pPr>
+        <w:pStyle w:val="NormalWeb"/>
+        <w:spacing w:before="0" w:beforeAutospacing="0" w:after="0" w:afterAutospacing="0"/>
+      </w:pPr>
+    </w:p>
+    <w:p>
+      <w:pPr>
+        <w:pStyle w:val="NormalWeb"/>
+        <w:spacing w:before="0" w:beforeAutospacing="0" w:after="0" w:afterAutospacing="0"/>
+      </w:pPr>
+      <w:r>
+        <w:t>Attorney Test 612-373-6900</w:t>
+      </w:r>
+      <w:proofErr w:type="gramStart"/>
+      <w:r>
+        <w:t xml:space="preserve">  mmartin@slwip.com</w:t>
+      </w:r>
+      <w:proofErr w:type="gramEnd"/>
+      <w:r/>
+    </w:p>
+    <w:p>
+      <w:pPr>
+        <w:pStyle w:val="NormalWeb"/>
+        <w:spacing w:before="0" w:beforeAutospacing="0" w:after="0" w:afterAutospacing="0"/>
+      </w:pPr>
+      <w:r>
+        <w:t>Emily Bates 612-371-2163</w:t>
+      </w:r>
+      <w:proofErr w:type="gramStart"/>
+      <w:r>
+        <w:t xml:space="preserve">  ebates@slwip.com</w:t>
+      </w:r>
+      <w:proofErr w:type="gramEnd"/>
+      <w:r/>
     </w:p>
     <w:p>
       <w:pPr>
         <w:tabs>
-          <w:tab w:val="left" w:pos="-1440"/>
+          <w:tab w:val="left" w:pos="720"/>
+          <w:tab w:val="right" w:pos="9360"/>
+        </w:tabs>
+        <w:ind w:left="480" w:hanging="480"/>
+      </w:pPr>
+    </w:p>
+    <w:p>
+      <w:pPr>
+        <w:tabs>
+          <w:tab w:val="left" w:pos="720"/>
+          <w:tab w:val="right" w:pos="9360"/>
+        </w:tabs>
+        <w:ind w:left="480" w:hanging="480"/>
+        <w:rPr>
+          <w:noProof/>
+        </w:rPr>
+      </w:pPr>
+      <w:r>
+        <w:t>Re:</w:t>
+      </w:r>
+      <w:r>
+        <w:tab/>
+        <w:t xml:space="preserve">ACME Manufacturing </w:t>
+      </w:r>
+      <w:r>
+        <w:rPr>
+          <w:bCs/>
+          <w:noProof/>
+        </w:rPr>
+        <w:t>Ref. No. Pa Da</w:t>
+      </w:r>
+      <w:r>
+        <w:rPr>
+          <w:b/>
+          <w:bCs/>
+          <w:noProof/>
+        </w:rPr>
+        <w:t xml:space="preserve"> -</w:t>
+      </w:r>
+      <w:r>
+        <w:rPr>
+          <w:noProof/>
+        </w:rPr>
+        <w:t xml:space="preserve"> </w:t>
+      </w:r>
+      <w:r>
+        <w:rPr>
+          <w:noProof/>
+        </w:rPr>
+        <w:t>SLW Ref. No. 1.003US1</w:t>
+      </w:r>
+    </w:p>
+    <w:p>
+      <w:pPr>
+        <w:tabs>
+          <w:tab w:val="left" w:pos="720"/>
+          <w:tab w:val="right" w:pos="9360"/>
         </w:tabs>
         <w:ind w:left="720" w:hanging="720"/>
         <w:rPr>
-          <w:rFonts w:ascii="Times New Roman" w:hAnsi="Times New Roman"/>
-        </w:rPr>
-      </w:pPr>
-      <w:r>
-        <w:rPr>
-          <w:rFonts w:ascii="Times New Roman" w:hAnsi="Times New Roman"/>
-        </w:rPr>
-        <w:t>Re:</w:t>
-      </w:r>
-      <w:r>
-        <w:rPr>
-          <w:rFonts w:ascii="Times New Roman" w:hAnsi="Times New Roman"/>
+          <w:noProof/>
+        </w:rPr>
+      </w:pPr>
+      <w:r>
+        <w:rPr>
+          <w:noProof/>
         </w:rPr>
         <w:tab/>
       </w:r>
       <w:r>
-        <w:t>ACME Manufacturing Ref. No. Pa Da - SLW Ref. No. 1.003US1</w:t>
-      </w:r>
-    </w:p>
-    <w:p>
-      <w:pPr>
-        <w:ind w:firstLine="720"/>
-        <w:rPr>
-          <w:rFonts w:ascii="Times New Roman" w:hAnsi="Times New Roman"/>
-        </w:rPr>
-      </w:pPr>
-      <w:r>
-        <w:rPr>
-          <w:rFonts w:ascii="Times New Roman" w:hAnsi="Times New Roman"/>
-        </w:rPr>
-        <w:t xml:space="preserve">Patent Application Serial Number: </w:t>
-      </w:r>
-      <w:r>
-        <w:rPr>
-          <w:rFonts w:ascii="Times New Roman" w:hAnsi="Times New Roman"/>
-        </w:rPr>
-        <w:t>12/356,986</w:t>
+        <w:t>Patent Application Serial No.: 12/356,986, filed August 21, 2023</w:t>
       </w:r>
     </w:p>
     <w:p>
       <w:pPr>
         <w:tabs>
-          <w:tab w:val="left" w:pos="-1440"/>
+          <w:tab w:val="right" w:pos="9360"/>
         </w:tabs>
-        <w:ind w:left="1440" w:hanging="720"/>
-        <w:rPr>
-          <w:rFonts w:ascii="Times New Roman" w:hAnsi="Times New Roman"/>
-        </w:rPr>
-      </w:pPr>
-      <w:r>
-        <w:rPr>
-          <w:rFonts w:ascii="Times New Roman" w:hAnsi="Times New Roman"/>
-        </w:rPr>
-        <w:t>Title:</w:t>
-      </w:r>
-      <w:r>
-        <w:rPr>
-          <w:rFonts w:ascii="Times New Roman" w:hAnsi="Times New Roman"/>
-        </w:rPr>
-        <w:tab/>
-      </w:r>
-      <w:r>
-        <w:rPr>
-          <w:rFonts w:ascii="Times New Roman" w:hAnsi="Times New Roman"/>
-        </w:rPr>
-        <w:t>Method and apparatus for making a title for a matter 1000</w:t>
-      </w:r>
-      <w:r>
-        <w:rPr>
-          <w:rFonts w:ascii="Times New Roman" w:hAnsi="Times New Roman"/>
+        <w:ind w:left="1350" w:hanging="630"/>
+      </w:pPr>
+      <w:r>
+        <w:rPr>
+          <w:noProof/>
+        </w:rPr>
+        <w:t>Title:  Method and apparatus for making a title for a matter 1000</w:t>
+      </w:r>
+    </w:p>
+    <w:p>
+      <w:pPr>
+        <w:widowControl/>
+        <w:rPr>
+          <w:noProof/>
+        </w:rPr>
+      </w:pPr>
+      <w:r>
+        <w:rPr>
+          <w:noProof/>
+        </w:rPr>
+      </w:r>
+    </w:p>
+    <w:p>
+      <w:pPr>
+        <w:rPr>
+          <w:noProof/>
+        </w:rPr>
+      </w:pPr>
+      <w:r>
+        <w:t xml:space="preserve">The following represents new activity on the </w:t>
+      </w:r>
+      <w:proofErr w:type="gramStart"/>
+      <w:r>
+        <w:t>above mentioned</w:t>
+      </w:r>
+      <w:proofErr w:type="gramEnd"/>
+      <w:r>
+        <w:t xml:space="preserve"> matter. </w:t>
+      </w:r>
+    </w:p>
+    <w:p>
+      <w:pPr>
+        <w:widowControl/>
+        <w:rPr>
+          <w:noProof/>
+        </w:rPr>
+      </w:pPr>
+    </w:p>
+    <w:p>
+      <w:pPr>
+        <w:widowControl/>
+      </w:pPr>
+      <w:r>
+        <w:t>INFORMATION BEING REPORTED:</w:t>
+      </w:r>
+      <w:r>
+        <w:t xml:space="preserve">  Non-Final </w:t>
+      </w:r>
+      <w:r>
+        <w:rPr>
+          <w:noProof/>
+        </w:rPr>
+        <w:t xml:space="preserve">Office Action mailed </w:t>
+      </w:r>
+      <w:r>
+        <w:rPr>
+          <w:noProof/>
+        </w:rPr>
+      </w:r>
+    </w:p>
+    <w:p>
+      <w:pPr>
+        <w:widowControl/>
+      </w:pPr>
+    </w:p>
+    <w:p>
+      <w:pPr>
+        <w:widowControl/>
+        <w:rPr>
+          <w:noProof/>
+        </w:rPr>
+      </w:pPr>
+      <w:r>
+        <w:t>ACTION REQUIRED:</w:t>
+      </w:r>
+      <w:r>
+        <w:t xml:space="preserve">  </w:t>
+      </w:r>
+      <w:r>
+        <w:rPr>
+          <w:noProof/>
+        </w:rPr>
+        <w:t xml:space="preserve">Please provide </w:t>
+      </w:r>
+      <w:r>
+        <w:rPr>
+          <w:noProof/>
+        </w:rPr>
+        <w:t xml:space="preserve">authorization and </w:t>
+      </w:r>
+      <w:r>
+        <w:rPr>
+          <w:noProof/>
+        </w:rPr>
+        <w:t xml:space="preserve">instructions by </w:t>
+      </w:r>
+      <w:r>
+        <w:rPr>
+          <w:b/>
+          <w:noProof/>
+        </w:rPr>
+      </w:r>
+      <w:r>
+        <w:rPr>
+          <w:noProof/>
+        </w:rPr>
+        <w:t xml:space="preserve"> for filing a response to the Office Action.  </w:t>
+      </w:r>
+      <w:r>
+        <w:rPr>
+          <w:noProof/>
+        </w:rPr>
+        <w:t>T</w:t>
+      </w:r>
+      <w:r>
+        <w:rPr>
+          <w:noProof/>
+        </w:rPr>
+        <w:t>he first due date for response is</w:t>
+      </w:r>
+      <w:r>
+        <w:rPr>
+          <w:noProof/>
         </w:rPr>
         <w:t xml:space="preserve"> </w:t>
       </w:r>
-    </w:p>
-    <w:p>
-      <w:pPr>
-        <w:rPr>
-          <w:rFonts w:ascii="Times New Roman" w:hAnsi="Times New Roman"/>
-        </w:rPr>
-      </w:pPr>
-      <w:r>
-        <w:rPr>
-          <w:rFonts w:ascii="Times New Roman" w:hAnsi="Times New Roman"/>
-        </w:rPr>
-      </w:r>
-    </w:p>
-    <w:p>
-      <w:pPr>
-        <w:rPr>
-          <w:rFonts w:ascii="Times New Roman" w:hAnsi="Times New Roman"/>
-        </w:rPr>
-      </w:pPr>
-      <w:r>
-        <w:rPr>
-          <w:rFonts w:ascii="Times New Roman" w:hAnsi="Times New Roman"/>
-        </w:rPr>
-        <w:t xml:space="preserve">The following represents new activity on the above mentioned matter. </w:t>
-      </w:r>
-    </w:p>
-    <w:p>
-      <w:pPr>
-        <w:rPr>
-          <w:rFonts w:ascii="Times New Roman" w:hAnsi="Times New Roman"/>
-        </w:rPr>
-      </w:pPr>
-    </w:p>
-    <w:p>
-      <w:pPr>
-        <w:rPr>
-          <w:rFonts w:ascii="Times New Roman" w:hAnsi="Times New Roman"/>
-        </w:rPr>
-      </w:pPr>
-      <w:r>
-        <w:t xml:space="preserve">ACTION BEING REPORTED:  </w:t>
-      </w:r>
-      <w:r>
-        <w:rPr>
-          <w:rFonts w:ascii="Times New Roman" w:hAnsi="Times New Roman"/>
-        </w:rPr>
-        <w:t xml:space="preserve">Recorded Assignment in the  </w:t>
-      </w:r>
-      <w:r>
-        <w:rPr>
-          <w:rFonts w:ascii="Times New Roman" w:hAnsi="Times New Roman"/>
-        </w:rPr>
-        <w:t xml:space="preserve">above-identified application </w:t>
-      </w:r>
-      <w:r>
-        <w:rPr>
-          <w:rFonts w:ascii="Times New Roman" w:hAnsi="Times New Roman"/>
-        </w:rPr>
-        <w:t xml:space="preserve">has been assigned </w:t>
-      </w:r>
-      <w:r>
-        <w:rPr>
-          <w:rFonts w:ascii="Times New Roman" w:hAnsi="Times New Roman"/>
-        </w:rPr>
-        <w:t xml:space="preserve">to </w:t>
-      </w:r>
-      <w:r>
-        <w:rPr>
-          <w:rFonts w:ascii="Times New Roman" w:hAnsi="Times New Roman"/>
-        </w:rPr>
-        <w:t>ACME Manufacturing</w:t>
-      </w:r>
-      <w:r>
-        <w:rPr>
-          <w:rFonts w:ascii="Times New Roman" w:hAnsi="Times New Roman"/>
-        </w:rPr>
-      </w:r>
-      <w:r>
-        <w:rPr>
-          <w:rFonts w:ascii="Times New Roman" w:hAnsi="Times New Roman"/>
-        </w:rPr>
-      </w:r>
-      <w:r>
-        <w:rPr>
-          <w:rFonts w:ascii="Times New Roman" w:hAnsi="Times New Roman"/>
-        </w:rPr>
-        <w:t xml:space="preserve">.  The Assignment was recorded in the U.S. Patent and Trademark Office on </w:t>
-      </w:r>
-      <w:r>
-        <w:rPr>
-          <w:rFonts w:ascii="Times New Roman" w:hAnsi="Times New Roman"/>
-        </w:rPr>
-        <w:t>&lt;&lt;assign</w:t>
-      </w:r>
-      <w:r>
-        <w:rPr>
-          <w:rFonts w:ascii="Times New Roman" w:hAnsi="Times New Roman"/>
-        </w:rPr>
-        <w:t>ment</w:t>
-      </w:r>
-      <w:r>
-        <w:rPr>
-          <w:rFonts w:ascii="Times New Roman" w:hAnsi="Times New Roman"/>
-        </w:rPr>
-        <w:t>Date&gt;&gt;</w:t>
-      </w:r>
-      <w:r>
-        <w:rPr>
-          <w:rFonts w:ascii="Times New Roman" w:hAnsi="Times New Roman"/>
-        </w:rPr>
-        <w:t xml:space="preserve">, at Reel </w:t>
-      </w:r>
-      <w:r>
-        <w:rPr>
-          <w:rFonts w:ascii="Times New Roman" w:hAnsi="Times New Roman"/>
-        </w:rPr>
-        <w:t>&lt;&lt;reel&gt;&gt;</w:t>
-      </w:r>
-      <w:r>
-        <w:rPr>
-          <w:rFonts w:ascii="Times New Roman" w:hAnsi="Times New Roman"/>
-        </w:rPr>
-        <w:t>, Frames</w:t>
-      </w:r>
-      <w:r>
-        <w:rPr>
-          <w:rFonts w:ascii="Times New Roman" w:hAnsi="Times New Roman"/>
+      <w:r>
+        <w:rPr>
+          <w:bCs/>
+          <w:noProof/>
+        </w:rPr>
+      </w:r>
+      <w:r>
+        <w:rPr>
+          <w:bCs/>
+          <w:noProof/>
+        </w:rPr>
+        <w:t>, which can</w:t>
+      </w:r>
+      <w:r>
+        <w:rPr>
+          <w:noProof/>
+        </w:rPr>
+        <w:t xml:space="preserve"> be extended for up to three months upon payment of extension fees.</w:t>
+      </w:r>
+    </w:p>
+    <w:p>
+      <w:pPr>
+        <w:widowControl/>
+        <w:rPr>
+          <w:noProof/>
+        </w:rPr>
+      </w:pPr>
+    </w:p>
+    <w:p>
+      <w:pPr>
+        <w:widowControl/>
+        <w:rPr>
+          <w:noProof/>
+        </w:rPr>
+      </w:pPr>
+      <w:r>
+        <w:rPr>
+          <w:noProof/>
+        </w:rPr>
+        <w:t>ADDITIONAL NOTES:</w:t>
+      </w:r>
+      <w:r>
+        <w:rPr>
+          <w:noProof/>
+        </w:rPr>
+        <w:t xml:space="preserve">  </w:t>
+      </w:r>
+      <w:r>
+        <w:rPr>
+          <w:noProof/>
+        </w:rPr>
+        <w:t xml:space="preserve">We have requested Prioritized Examination in this matter. </w:t>
+      </w:r>
+      <w:r>
+        <w:rPr>
+          <w:noProof/>
+        </w:rPr>
+        <w:t xml:space="preserve">When you have reviewed these materials, please </w:t>
+      </w:r>
+      <w:r>
+        <w:rPr>
+          <w:noProof/>
+        </w:rPr>
+        <w:t>call</w:t>
+      </w:r>
+      <w:r>
+        <w:rPr>
+          <w:noProof/>
         </w:rPr>
         <w:t xml:space="preserve"> </w:t>
       </w:r>
       <w:r>
         <w:rPr>
-          <w:rFonts w:ascii="Times New Roman" w:hAnsi="Times New Roman"/>
-        </w:rPr>
-        <w:t>&lt;&lt;frame1&gt;&gt;</w:t>
-      </w:r>
-      <w:r>
-        <w:rPr>
-          <w:rFonts w:ascii="Times New Roman" w:hAnsi="Times New Roman"/>
-        </w:rPr>
-        <w:t xml:space="preserve"> </w:t>
-      </w:r>
-      <w:r>
-        <w:rPr>
-          <w:rFonts w:ascii="Times New Roman" w:hAnsi="Times New Roman"/>
-        </w:rPr>
-        <w:t xml:space="preserve">- </w:t>
-      </w:r>
-      <w:r>
-        <w:rPr>
-          <w:rFonts w:ascii="Times New Roman" w:hAnsi="Times New Roman"/>
-        </w:rPr>
-        <w:t>&lt;&lt;frame2&gt;&gt;</w:t>
-      </w:r>
-      <w:r>
-        <w:rPr>
-          <w:rFonts w:ascii="Times New Roman" w:hAnsi="Times New Roman"/>
-        </w:rPr>
-        <w:t>.</w:t>
-      </w:r>
-    </w:p>
-    <w:p>
-      <w:pPr>
-        <w:rPr>
-          <w:rFonts w:ascii="Times New Roman" w:hAnsi="Times New Roman"/>
-        </w:rPr>
-      </w:pPr>
-      <w:r>
-        <w:rPr>
-          <w:rFonts w:ascii="Times New Roman" w:hAnsi="Times New Roman"/>
-        </w:rPr>
-      </w:r>
-    </w:p>
-    <w:p>
-      <w:pPr>
-        <w:rPr>
-          <w:rFonts w:ascii="Times New Roman" w:hAnsi="Times New Roman"/>
-        </w:rPr>
-      </w:pPr>
-      <w:r>
-        <w:rPr>
-          <w:rFonts w:ascii="Times New Roman" w:hAnsi="Times New Roman"/>
-        </w:rPr>
-        <w:t xml:space="preserve">ACTION REQUIRED: </w:t>
-      </w:r>
-    </w:p>
-    <w:p>
-      <w:pPr>
-        <w:rPr>
-          <w:rFonts w:ascii="Times New Roman" w:hAnsi="Times New Roman"/>
-        </w:rPr>
-      </w:pPr>
-    </w:p>
-    <w:p>
-      <w:pPr>
-        <w:rPr>
-          <w:rFonts w:ascii="Times New Roman" w:hAnsi="Times New Roman"/>
-        </w:rPr>
-      </w:pPr>
-      <w:r>
-        <w:rPr>
-          <w:rFonts w:ascii="Times New Roman" w:hAnsi="Times New Roman"/>
-        </w:rPr>
-        <w:t xml:space="preserve">ADDITIONAL NOTES: </w:t>
-      </w:r>
-    </w:p>
-    <w:p>
-      <w:pPr>
-        <w:rPr>
-          <w:rFonts w:ascii="Times New Roman" w:hAnsi="Times New Roman"/>
-        </w:rPr>
-      </w:pPr>
-    </w:p>
-    <w:p>
-      <w:pPr>
-        <w:rPr>
-          <w:noProof/>
-        </w:rPr>
-      </w:pPr>
-      <w:r>
-        <w:t xml:space="preserve">If you have any questions regarding this matter, please contact </w:t>
-      </w:r>
-      <w:r>
-        <w:t>Attorney Test</w:t>
-      </w:r>
-      <w:r>
-        <w:t xml:space="preserve"> at </w:t>
-      </w:r>
-      <w:r>
-        <w:t>612-373-6900.</w:t>
-      </w:r>
-    </w:p>
-    <w:p>
-      <w:pPr>
+          <w:noProof/>
+        </w:rPr>
+        <w:t>Attorney Test at 612-373-6900</w:t>
+      </w:r>
+      <w:r>
+        <w:rPr>
+          <w:noProof/>
+        </w:rPr>
+        <w:t xml:space="preserve"> to discuss the appropriate response.</w:t>
+      </w:r>
+    </w:p>
+    <w:p>
+      <w:pPr>
+        <w:widowControl/>
         <w:tabs>
           <w:tab w:val="center" w:pos="3384"/>
         </w:tabs>
-        <w:rPr>
-          <w:noProof/>
-        </w:rPr>
       </w:pPr>
     </w:p>
     <w:p>
@@ -439,7 +466,7 @@
       <w:headerReference w:type="default" r:id="rId6"/>
       <w:footerReference w:type="default" r:id="rId9"/>
       <w:pgSz w:w="12240" w:h="15840" w:code="1"/>
-      <w:pgMar w:top="1872" w:right="1440" w:bottom="1440" w:left="1440" w:header="619" w:footer="619" w:gutter="0"/>
+      <w:pgMar w:top="1872" w:right="1440" w:bottom="1440" w:left="1440" w:header="720" w:footer="720" w:gutter="0"/>
       <w:cols w:space="720"/>
       <w:noEndnote/>
     </w:sectPr>
@@ -797,6 +824,7 @@
   <w:style w:type="paragraph" w:default="1" w:styleId="Normal">
     <w:name w:val="Normal"/>
     <w:qFormat/>
+    <w:rsid w:val="00ED04DF"/>
     <w:pPr>
       <w:widowControl w:val="0"/>
       <w:autoSpaceDE w:val="0"/>
@@ -804,14 +832,32 @@
       <w:adjustRightInd w:val="0"/>
     </w:pPr>
     <w:rPr>
-      <w:rFonts w:ascii="Dutch801 Rm BT" w:hAnsi="Dutch801 Rm BT"/>
       <w:sz w:val="24"/>
       <w:szCs w:val="24"/>
     </w:rPr>
   </w:style>
+  <w:style w:type="paragraph" w:styleId="Heading1">
+    <w:name w:val="heading 1"/>
+    <w:basedOn w:val="Normal"/>
+    <w:next w:val="Normal"/>
+    <w:qFormat/>
+    <w:pPr>
+      <w:keepNext/>
+      <w:ind w:left="1152" w:hanging="1152"/>
+      <w:outlineLvl w:val="0"/>
+    </w:pPr>
+    <w:rPr>
+      <w:b/>
+      <w:bCs/>
+      <w:noProof/>
+      <w:sz w:val="22"/>
+      <w:szCs w:val="22"/>
+    </w:rPr>
+  </w:style>
   <w:style w:type="character" w:default="1" w:styleId="DefaultParagraphFont">
     <w:name w:val="Default Paragraph Font"/>
     <w:uiPriority w:val="1"/>
+    <w:semiHidden/>
     <w:unhideWhenUsed/>
   </w:style>
   <w:style w:type="table" w:default="1" w:styleId="TableNormal">
@@ -863,44 +909,82 @@
     <w:name w:val="page number"/>
     <w:basedOn w:val="DefaultParagraphFont"/>
   </w:style>
+  <w:style w:type="paragraph" w:styleId="BodyTextIndent">
+    <w:name w:val="Body Text Indent"/>
+    <w:basedOn w:val="Normal"/>
+    <w:pPr>
+      <w:tabs>
+        <w:tab w:val="left" w:pos="-1440"/>
+        <w:tab w:val="left" w:pos="-720"/>
+        <w:tab w:val="left" w:pos="-396"/>
+        <w:tab w:val="left" w:pos="720"/>
+      </w:tabs>
+      <w:ind w:left="720" w:hanging="720"/>
+    </w:pPr>
+    <w:rPr>
+      <w:noProof/>
+      <w:sz w:val="20"/>
+      <w:szCs w:val="20"/>
+    </w:rPr>
+  </w:style>
+  <w:style w:type="paragraph" w:styleId="BodyTextIndent2">
+    <w:name w:val="Body Text Indent 2"/>
+    <w:basedOn w:val="Normal"/>
+    <w:pPr>
+      <w:ind w:left="720" w:hanging="720"/>
+    </w:pPr>
+    <w:rPr>
+      <w:sz w:val="22"/>
+      <w:szCs w:val="22"/>
+    </w:rPr>
+  </w:style>
   <w:style w:type="paragraph" w:styleId="BalloonText">
     <w:name w:val="Balloon Text"/>
     <w:basedOn w:val="Normal"/>
     <w:semiHidden/>
-    <w:rsid w:val="00C57E57"/>
+    <w:rsid w:val="00D150EC"/>
     <w:rPr>
       <w:rFonts w:ascii="Tahoma" w:hAnsi="Tahoma" w:cs="Tahoma"/>
       <w:sz w:val="16"/>
       <w:szCs w:val="16"/>
     </w:rPr>
   </w:style>
-  <w:style w:type="table" w:styleId="TableGrid">
-    <w:name w:val="Table Grid"/>
-    <w:basedOn w:val="TableNormal"/>
-    <w:rsid w:val="00E84001"/>
-    <w:pPr>
-      <w:widowControl w:val="0"/>
-      <w:autoSpaceDE w:val="0"/>
-      <w:autoSpaceDN w:val="0"/>
-      <w:adjustRightInd w:val="0"/>
-    </w:pPr>
-    <w:tblPr>
-      <w:tblBorders>
-        <w:top w:val="single" w:sz="4" w:space="0" w:color="auto"/>
-        <w:left w:val="single" w:sz="4" w:space="0" w:color="auto"/>
-        <w:bottom w:val="single" w:sz="4" w:space="0" w:color="auto"/>
-        <w:right w:val="single" w:sz="4" w:space="0" w:color="auto"/>
-        <w:insideH w:val="single" w:sz="4" w:space="0" w:color="auto"/>
-        <w:insideV w:val="single" w:sz="4" w:space="0" w:color="auto"/>
-      </w:tblBorders>
-    </w:tblPr>
+  <w:style w:type="character" w:styleId="CommentReference">
+    <w:name w:val="annotation reference"/>
+    <w:semiHidden/>
+    <w:rsid w:val="00ED04DF"/>
+    <w:rPr>
+      <w:sz w:val="16"/>
+      <w:szCs w:val="16"/>
+    </w:rPr>
+  </w:style>
+  <w:style w:type="paragraph" w:styleId="CommentText">
+    <w:name w:val="annotation text"/>
+    <w:basedOn w:val="Normal"/>
+    <w:semiHidden/>
+    <w:rsid w:val="00ED04DF"/>
+    <w:rPr>
+      <w:sz w:val="20"/>
+      <w:szCs w:val="20"/>
+    </w:rPr>
+  </w:style>
+  <w:style w:type="paragraph" w:styleId="CommentSubject">
+    <w:name w:val="annotation subject"/>
+    <w:basedOn w:val="CommentText"/>
+    <w:next w:val="CommentText"/>
+    <w:semiHidden/>
+    <w:rsid w:val="00ED04DF"/>
+    <w:rPr>
+      <w:b/>
+      <w:bCs/>
+    </w:rPr>
   </w:style>
   <w:style w:type="paragraph" w:styleId="NormalWeb">
     <w:name w:val="Normal (Web)"/>
     <w:basedOn w:val="Normal"/>
     <w:uiPriority w:val="99"/>
     <w:unhideWhenUsed/>
-    <w:rsid w:val="00307AF0"/>
+    <w:rsid w:val="00F92502"/>
     <w:pPr>
       <w:widowControl/>
       <w:autoSpaceDE/>

--- a/project/documents/merged/Document.docx
+++ b/project/documents/merged/Document.docx
@@ -14,13 +14,8 @@
         <w:t>SLW</w:t>
       </w:r>
       <w:r>
-        <w:t xml:space="preserve"> Report Out: Issue Fee </w:t>
-      </w:r>
-      <w:proofErr w:type="gramStart"/>
-      <w:r>
-        <w:t>filed</w:t>
-      </w:r>
-      <w:proofErr w:type="gramEnd"/>
+        <w:t xml:space="preserve"> Report Out: Issue Fee filed</w:t>
+      </w:r>
     </w:p>
     <w:p>
       <w:pPr>
@@ -76,14 +71,8 @@
         <w:spacing w:before="0" w:beforeAutospacing="0" w:after="0" w:afterAutospacing="0"/>
       </w:pPr>
       <w:r>
-        <w:t>Attorney Test 612-373-6900</w:t>
-      </w:r>
-      <w:proofErr w:type="gramStart"/>
-      <w:r>
-        <w:t xml:space="preserve">  mmartin@slwip.com</w:t>
-      </w:r>
-      <w:proofErr w:type="gramEnd"/>
-      <w:r/>
+        <w:t>Attorney Test 612-373-6900  mmartin@slwip.com</w:t>
+      </w:r>
     </w:p>
     <w:p>
       <w:pPr>
@@ -91,69 +80,15 @@
         <w:spacing w:before="0" w:beforeAutospacing="0" w:after="0" w:afterAutospacing="0"/>
       </w:pPr>
       <w:r>
-        <w:t>Emily Bates 612-371-2163</w:t>
-      </w:r>
-      <w:proofErr w:type="gramStart"/>
-      <w:r>
-        <w:t xml:space="preserve">  ebates@slwip.com</w:t>
-      </w:r>
-      <w:proofErr w:type="gramEnd"/>
-      <w:r/>
+        <w:t>Emily Bates 612-371-2163  ebates@slwip.com</w:t>
+      </w:r>
     </w:p>
     <w:p>
       <w:pPr>
         <w:tabs>
-          <w:tab w:val="left" w:pos="720"/>
           <w:tab w:val="right" w:pos="9360"/>
         </w:tabs>
-        <w:ind w:left="480" w:hanging="480"/>
-      </w:pPr>
-    </w:p>
-    <w:p>
-      <w:pPr>
-        <w:tabs>
-          <w:tab w:val="left" w:pos="720"/>
-          <w:tab w:val="right" w:pos="9360"/>
-        </w:tabs>
-        <w:ind w:left="480" w:hanging="480"/>
-        <w:rPr>
-          <w:noProof/>
-        </w:rPr>
-      </w:pPr>
-      <w:r>
-        <w:t>Re:</w:t>
-      </w:r>
-      <w:r>
-        <w:tab/>
-        <w:t xml:space="preserve">ACME Manufacturing </w:t>
-      </w:r>
-      <w:r>
-        <w:rPr>
-          <w:bCs/>
-          <w:noProof/>
-        </w:rPr>
-        <w:t>Ref. No. Pa Da</w:t>
-      </w:r>
-      <w:r>
-        <w:rPr>
-          <w:b/>
-          <w:bCs/>
-          <w:noProof/>
-        </w:rPr>
-        <w:t xml:space="preserve"> -</w:t>
-      </w:r>
-      <w:r>
-        <w:rPr>
-          <w:noProof/>
-        </w:rPr>
-        <w:t xml:space="preserve"> </w:t>
-      </w:r>
-      <w:r>
-        <w:rPr>
-          <w:noProof/>
-        </w:rPr>
-        <w:t>SLW Ref. No. 1.003US1</w:t>
-      </w:r>
+      </w:pPr>
     </w:p>
     <w:p>
       <w:pPr>
@@ -167,13 +102,97 @@
         </w:rPr>
       </w:pPr>
       <w:r>
-        <w:rPr>
+        <w:t>Re:</w:t>
+      </w:r>
+      <w:r>
+        <w:tab/>
+        <w:t xml:space="preserve">ACME Manufacturing </w:t>
+      </w:r>
+      <w:r>
+        <w:rPr>
+          <w:bCs/>
           <w:noProof/>
         </w:rPr>
+        <w:t>Ref. No. Pa Da</w:t>
+      </w:r>
+      <w:r>
+        <w:rPr>
+          <w:b/>
+          <w:bCs/>
+          <w:noProof/>
+        </w:rPr>
+        <w:t xml:space="preserve"> -</w:t>
+      </w:r>
+      <w:r>
+        <w:rPr>
+          <w:noProof/>
+        </w:rPr>
+        <w:t xml:space="preserve"> </w:t>
+      </w:r>
+      <w:r>
+        <w:rPr>
+          <w:noProof/>
+        </w:rPr>
+        <w:t>SLW Ref. No. 1.003US1</w:t>
+      </w:r>
+    </w:p>
+    <w:p>
+      <w:pPr>
+        <w:tabs>
+          <w:tab w:val="left" w:pos="720"/>
+          <w:tab w:val="right" w:pos="9360"/>
+        </w:tabs>
+        <w:ind w:left="720" w:hanging="720"/>
+        <w:rPr>
+          <w:noProof/>
+        </w:rPr>
+      </w:pPr>
+      <w:r>
+        <w:rPr>
+          <w:noProof/>
+        </w:rPr>
         <w:tab/>
       </w:r>
       <w:r>
         <w:t>Patent Application Serial No.: 12/356,986, filed August 21, 2023</w:t>
+      </w:r>
+    </w:p>
+    <w:p>
+      <w:pPr>
+        <w:tabs>
+          <w:tab w:val="left" w:pos="720"/>
+          <w:tab w:val="right" w:pos="9360"/>
+        </w:tabs>
+        <w:ind w:left="720" w:hanging="720"/>
+      </w:pPr>
+      <w:r>
+        <w:rPr>
+          <w:noProof/>
+        </w:rPr>
+        <w:tab/>
+        <w:t>Title:  Method and apparatus for making a title for a matter 1000</w:t>
+      </w:r>
+    </w:p>
+    <w:p>
+      <w:pPr>
+        <w:rPr>
+          <w:noProof/>
+        </w:rPr>
+      </w:pPr>
+      <w:r>
+        <w:rPr>
+          <w:noProof/>
+        </w:rPr>
+      </w:r>
+    </w:p>
+    <w:p>
+      <w:pPr>
+        <w:rPr>
+          <w:noProof/>
+        </w:rPr>
+      </w:pPr>
+      <w:r>
+        <w:t xml:space="preserve">The following represents new activity on the above mentioned matter. </w:t>
       </w:r>
     </w:p>
     <w:p>
@@ -181,234 +200,92 @@
         <w:tabs>
           <w:tab w:val="right" w:pos="9360"/>
         </w:tabs>
-        <w:ind w:left="1350" w:hanging="630"/>
-      </w:pPr>
+      </w:pPr>
+    </w:p>
+    <w:p>
+      <w:pPr>
+        <w:tabs>
+          <w:tab w:val="right" w:pos="9360"/>
+        </w:tabs>
+      </w:pPr>
+      <w:r>
+        <w:t xml:space="preserve">INFORMATION BEING REPORTED:  Documents received from </w:t>
+      </w:r>
+      <w:r>
+        <w:t>the U.S. Patent and Trademark Office</w:t>
+      </w:r>
+    </w:p>
+    <w:p/>
+    <w:p>
+      <w:r>
+        <w:rPr>
+          <w:u w:val="single"/>
+        </w:rPr>
+        <w:t>Date Mailed</w:t>
+      </w:r>
+      <w:r>
+        <w:tab/>
+      </w:r>
+      <w:r>
+        <w:tab/>
+      </w:r>
+      <w:r>
+        <w:rPr>
+          <w:u w:val="single"/>
+        </w:rPr>
+        <w:t>Document(s)</w:t>
+      </w:r>
+    </w:p>
+    <w:p>
+      <w:r>
+        <w:t>October 02, 2024</w:t>
+        <w:tab/>
+        <w:tab/>
+        <w:t>Amendment and Response to Final Office Action</w:t>
+        <w:br/>
+        <w:t>July 18, 2024</w:t>
+        <w:tab/>
+        <w:tab/>
+        <w:t>Supplemental Information Disclosure Statement</w:t>
+        <w:br/>
+        <w:t>July 04, 2024</w:t>
+        <w:tab/>
+        <w:tab/>
+        <w:t>Supplemental Information Disclosure Statement</w:t>
+        <w:br/>
+        <w:t>February 25, 2024</w:t>
+        <w:tab/>
+        <w:tab/>
+        <w:t>Supplemental Information Disclosure Statement</w:t>
+        <w:br/>
+        <w:t>September 03, 2024</w:t>
+        <w:tab/>
+        <w:tab/>
+        <w:t>Supplemental Information Disclosure Statement</w:t>
+      </w:r>
+      <w:r>
+        <w:tab/>
+      </w:r>
+    </w:p>
+    <w:p/>
+    <w:p>
+      <w:r>
+        <w:t xml:space="preserve">ADDITIONAL NOTES:  </w:t>
+      </w:r>
+      <w:r>
+        <w:t xml:space="preserve">If you have any questions or comments, please contact </w:t>
+      </w:r>
       <w:r>
         <w:rPr>
           <w:noProof/>
         </w:rPr>
-        <w:t>Title:  Method and apparatus for making a title for a matter 1000</w:t>
-      </w:r>
-    </w:p>
-    <w:p>
-      <w:pPr>
-        <w:widowControl/>
-        <w:rPr>
-          <w:noProof/>
-        </w:rPr>
-      </w:pPr>
-      <w:r>
-        <w:rPr>
-          <w:noProof/>
-        </w:rPr>
-      </w:r>
-    </w:p>
-    <w:p>
-      <w:pPr>
-        <w:rPr>
-          <w:noProof/>
-        </w:rPr>
-      </w:pPr>
-      <w:r>
-        <w:t xml:space="preserve">The following represents new activity on the </w:t>
-      </w:r>
-      <w:proofErr w:type="gramStart"/>
-      <w:r>
-        <w:t>above mentioned</w:t>
-      </w:r>
-      <w:proofErr w:type="gramEnd"/>
-      <w:r>
-        <w:t xml:space="preserve"> matter. </w:t>
-      </w:r>
-    </w:p>
-    <w:p>
-      <w:pPr>
-        <w:widowControl/>
-        <w:rPr>
-          <w:noProof/>
-        </w:rPr>
-      </w:pPr>
-    </w:p>
-    <w:p>
-      <w:pPr>
-        <w:widowControl/>
-      </w:pPr>
-      <w:r>
-        <w:t>INFORMATION BEING REPORTED:</w:t>
-      </w:r>
-      <w:r>
-        <w:t xml:space="preserve">  Non-Final </w:t>
-      </w:r>
-      <w:r>
-        <w:rPr>
-          <w:noProof/>
-        </w:rPr>
-        <w:t xml:space="preserve">Office Action mailed </w:t>
-      </w:r>
-      <w:r>
-        <w:rPr>
-          <w:noProof/>
-        </w:rPr>
-      </w:r>
-    </w:p>
-    <w:p>
-      <w:pPr>
-        <w:widowControl/>
-      </w:pPr>
-    </w:p>
-    <w:p>
-      <w:pPr>
-        <w:widowControl/>
-        <w:rPr>
-          <w:noProof/>
-        </w:rPr>
-      </w:pPr>
-      <w:r>
-        <w:t>ACTION REQUIRED:</w:t>
-      </w:r>
-      <w:r>
-        <w:t xml:space="preserve">  </w:t>
-      </w:r>
-      <w:r>
-        <w:rPr>
-          <w:noProof/>
-        </w:rPr>
-        <w:t xml:space="preserve">Please provide </w:t>
-      </w:r>
-      <w:r>
-        <w:rPr>
-          <w:noProof/>
-        </w:rPr>
-        <w:t xml:space="preserve">authorization and </w:t>
-      </w:r>
-      <w:r>
-        <w:rPr>
-          <w:noProof/>
-        </w:rPr>
-        <w:t xml:space="preserve">instructions by </w:t>
-      </w:r>
-      <w:r>
-        <w:rPr>
-          <w:b/>
-          <w:noProof/>
-        </w:rPr>
-      </w:r>
-      <w:r>
-        <w:rPr>
-          <w:noProof/>
-        </w:rPr>
-        <w:t xml:space="preserve"> for filing a response to the Office Action.  </w:t>
-      </w:r>
-      <w:r>
-        <w:rPr>
-          <w:noProof/>
-        </w:rPr>
-        <w:t>T</w:t>
-      </w:r>
-      <w:r>
-        <w:rPr>
-          <w:noProof/>
-        </w:rPr>
-        <w:t>he first due date for response is</w:t>
-      </w:r>
-      <w:r>
-        <w:rPr>
-          <w:noProof/>
-        </w:rPr>
-        <w:t xml:space="preserve"> </w:t>
-      </w:r>
-      <w:r>
-        <w:rPr>
-          <w:bCs/>
-          <w:noProof/>
-        </w:rPr>
-      </w:r>
-      <w:r>
-        <w:rPr>
-          <w:bCs/>
-          <w:noProof/>
-        </w:rPr>
-        <w:t>, which can</w:t>
-      </w:r>
-      <w:r>
-        <w:rPr>
-          <w:noProof/>
-        </w:rPr>
-        <w:t xml:space="preserve"> be extended for up to three months upon payment of extension fees.</w:t>
-      </w:r>
-    </w:p>
-    <w:p>
-      <w:pPr>
-        <w:widowControl/>
-        <w:rPr>
-          <w:noProof/>
-        </w:rPr>
-      </w:pPr>
-    </w:p>
-    <w:p>
-      <w:pPr>
-        <w:widowControl/>
-        <w:rPr>
-          <w:noProof/>
-        </w:rPr>
-      </w:pPr>
-      <w:r>
-        <w:rPr>
-          <w:noProof/>
-        </w:rPr>
-        <w:t>ADDITIONAL NOTES:</w:t>
-      </w:r>
-      <w:r>
-        <w:rPr>
-          <w:noProof/>
-        </w:rPr>
-        <w:t xml:space="preserve">  </w:t>
-      </w:r>
-      <w:r>
-        <w:rPr>
-          <w:noProof/>
-        </w:rPr>
-        <w:t xml:space="preserve">We have requested Prioritized Examination in this matter. </w:t>
-      </w:r>
-      <w:r>
-        <w:rPr>
-          <w:noProof/>
-        </w:rPr>
-        <w:t xml:space="preserve">When you have reviewed these materials, please </w:t>
-      </w:r>
-      <w:r>
-        <w:rPr>
-          <w:noProof/>
-        </w:rPr>
-        <w:t>call</w:t>
-      </w:r>
-      <w:r>
-        <w:rPr>
-          <w:noProof/>
-        </w:rPr>
-        <w:t xml:space="preserve"> </w:t>
-      </w:r>
-      <w:r>
-        <w:rPr>
-          <w:noProof/>
-        </w:rPr>
-        <w:t>Attorney Test at 612-373-6900</w:t>
-      </w:r>
-      <w:r>
-        <w:rPr>
-          <w:noProof/>
-        </w:rPr>
-        <w:t xml:space="preserve"> to discuss the appropriate response.</w:t>
-      </w:r>
-    </w:p>
-    <w:p>
-      <w:pPr>
-        <w:widowControl/>
-        <w:tabs>
-          <w:tab w:val="center" w:pos="3384"/>
-        </w:tabs>
-      </w:pPr>
-    </w:p>
+        <w:t>Attorney Test at 612-373-6900 or Emily Bates at 612-371-2163</w:t>
+      </w:r>
+      <w:r>
+        <w:t>.</w:t>
+      </w:r>
+    </w:p>
+    <w:p/>
     <w:p>
       <w:r>
         <w:t xml:space="preserve">Reported By: </w:t>
@@ -466,9 +343,10 @@
       <w:headerReference w:type="default" r:id="rId6"/>
       <w:footerReference w:type="default" r:id="rId9"/>
       <w:pgSz w:w="12240" w:h="15840" w:code="1"/>
-      <w:pgMar w:top="1872" w:right="1440" w:bottom="1440" w:left="1440" w:header="720" w:footer="720" w:gutter="0"/>
+      <w:pgMar w:top="1872" w:right="1440" w:bottom="1440" w:left="1440" w:header="619" w:footer="619" w:gutter="0"/>
       <w:cols w:space="720"/>
-      <w:noEndnote/>
+      <w:titlePg/>
+      <w:docGrid w:linePitch="360"/>
     </w:sectPr>
   </w:body>
 </w:document>
@@ -524,7 +402,20 @@
 
 <file path=word/header1.xml><?xml version="1.0" encoding="utf-8"?>
 <w:hdr xmlns:wpc="http://schemas.microsoft.com/office/word/2010/wordprocessingCanvas" xmlns:cx="http://schemas.microsoft.com/office/drawing/2014/chartex" xmlns:cx1="http://schemas.microsoft.com/office/drawing/2015/9/8/chartex" xmlns:cx2="http://schemas.microsoft.com/office/drawing/2015/10/21/chartex" xmlns:cx3="http://schemas.microsoft.com/office/drawing/2016/5/9/chartex" xmlns:cx4="http://schemas.microsoft.com/office/drawing/2016/5/10/chartex" xmlns:cx5="http://schemas.microsoft.com/office/drawing/2016/5/11/chartex" xmlns:cx6="http://schemas.microsoft.com/office/drawing/2016/5/12/chartex" xmlns:cx7="http://schemas.microsoft.com/office/drawing/2016/5/13/chartex" xmlns:cx8="http://schemas.microsoft.com/office/drawing/2016/5/14/chartex" xmlns:mc="http://schemas.openxmlformats.org/markup-compatibility/2006" xmlns:aink="http://schemas.microsoft.com/office/drawing/2016/ink" xmlns:am3d="http://schemas.microsoft.com/office/drawing/2017/model3d" xmlns:o="urn:schemas-microsoft-com:office:office" xmlns:oel="http://schemas.microsoft.com/office/2019/extlst" xmlns:r="http://schemas.openxmlformats.org/officeDocument/2006/relationships" xmlns:m="http://schemas.openxmlformats.org/officeDocument/2006/math" xmlns:v="urn:schemas-microsoft-com:vml" xmlns:wp14="http://schemas.microsoft.com/office/word/2010/wordprocessingDrawing" xmlns:wp="http://schemas.openxmlformats.org/drawingml/2006/wordprocessingDrawing" xmlns:w10="urn:schemas-microsoft-com:office:word" xmlns:w="http://schemas.openxmlformats.org/wordprocessingml/2006/main" xmlns:w14="http://schemas.microsoft.com/office/word/2010/wordml" xmlns:w15="http://schemas.microsoft.com/office/word/2012/wordml" xmlns:w16cex="http://schemas.microsoft.com/office/word/2018/wordml/cex" xmlns:w16cid="http://schemas.microsoft.com/office/word/2016/wordml/cid" xmlns:w16="http://schemas.microsoft.com/office/word/2018/wordml" xmlns:w16sdtdh="http://schemas.microsoft.com/office/word/2020/wordml/sdtdatahash" xmlns:w16se="http://schemas.microsoft.com/office/word/2015/wordml/symex" xmlns:wpg="http://schemas.microsoft.com/office/word/2010/wordprocessingGroup" xmlns:wpi="http://schemas.microsoft.com/office/word/2010/wordprocessingInk" xmlns:wne="http://schemas.microsoft.com/office/word/2006/wordml" xmlns:wps="http://schemas.microsoft.com/office/word/2010/wordprocessingShape" mc:Ignorable="w14 w15 w16se w16cid w16 w16cex w16sdtdh wp14">
-  <w:p/>
+  <w:p>
+    <w:pPr>
+      <w:pStyle w:val="Header"/>
+      <w:framePr w:wrap="around" w:vAnchor="text" w:hAnchor="margin" w:y="1"/>
+      <w:rPr>
+        <w:rStyle w:val="PageNumber"/>
+      </w:rPr>
+    </w:pPr>
+  </w:p>
+  <w:p>
+    <w:pPr>
+      <w:pStyle w:val="Header"/>
+    </w:pPr>
+  </w:p>
 </w:hdr>
 </file>
 
@@ -542,7 +433,7 @@
   <w:latentStyles w:defLockedState="0" w:defUIPriority="0" w:defSemiHidden="0" w:defUnhideWhenUsed="0" w:defQFormat="0" w:count="376">
     <w:lsdException w:name="Normal" w:qFormat="1"/>
     <w:lsdException w:name="heading 1" w:qFormat="1"/>
-    <w:lsdException w:name="heading 2" w:semiHidden="1" w:unhideWhenUsed="1" w:qFormat="1"/>
+    <w:lsdException w:name="heading 2" w:qFormat="1"/>
     <w:lsdException w:name="heading 3" w:semiHidden="1" w:unhideWhenUsed="1" w:qFormat="1"/>
     <w:lsdException w:name="heading 4" w:semiHidden="1" w:unhideWhenUsed="1" w:qFormat="1"/>
     <w:lsdException w:name="heading 5" w:semiHidden="1" w:unhideWhenUsed="1" w:qFormat="1"/>
@@ -824,7 +715,7 @@
   <w:style w:type="paragraph" w:default="1" w:styleId="Normal">
     <w:name w:val="Normal"/>
     <w:qFormat/>
-    <w:rsid w:val="00ED04DF"/>
+    <w:rsid w:val="00FF25C1"/>
     <w:pPr>
       <w:widowControl w:val="0"/>
       <w:autoSpaceDE w:val="0"/>
@@ -843,15 +734,35 @@
     <w:qFormat/>
     <w:pPr>
       <w:keepNext/>
-      <w:ind w:left="1152" w:hanging="1152"/>
+      <w:widowControl/>
+      <w:autoSpaceDE/>
+      <w:autoSpaceDN/>
+      <w:adjustRightInd/>
       <w:outlineLvl w:val="0"/>
     </w:pPr>
     <w:rPr>
       <w:b/>
-      <w:bCs/>
-      <w:noProof/>
+      <w:sz w:val="20"/>
+      <w:szCs w:val="20"/>
+    </w:rPr>
+  </w:style>
+  <w:style w:type="paragraph" w:styleId="Heading2">
+    <w:name w:val="heading 2"/>
+    <w:basedOn w:val="Normal"/>
+    <w:next w:val="Normal"/>
+    <w:qFormat/>
+    <w:pPr>
+      <w:keepNext/>
+      <w:widowControl/>
+      <w:autoSpaceDE/>
+      <w:autoSpaceDN/>
+      <w:adjustRightInd/>
+      <w:outlineLvl w:val="1"/>
+    </w:pPr>
+    <w:rPr>
+      <w:b/>
       <w:sz w:val="22"/>
-      <w:szCs w:val="22"/>
+      <w:szCs w:val="20"/>
     </w:rPr>
   </w:style>
   <w:style w:type="character" w:default="1" w:styleId="DefaultParagraphFont">
@@ -905,44 +816,11 @@
       </w:tabs>
     </w:pPr>
   </w:style>
-  <w:style w:type="character" w:styleId="PageNumber">
-    <w:name w:val="page number"/>
-    <w:basedOn w:val="DefaultParagraphFont"/>
-  </w:style>
-  <w:style w:type="paragraph" w:styleId="BodyTextIndent">
-    <w:name w:val="Body Text Indent"/>
-    <w:basedOn w:val="Normal"/>
-    <w:pPr>
-      <w:tabs>
-        <w:tab w:val="left" w:pos="-1440"/>
-        <w:tab w:val="left" w:pos="-720"/>
-        <w:tab w:val="left" w:pos="-396"/>
-        <w:tab w:val="left" w:pos="720"/>
-      </w:tabs>
-      <w:ind w:left="720" w:hanging="720"/>
-    </w:pPr>
-    <w:rPr>
-      <w:noProof/>
-      <w:sz w:val="20"/>
-      <w:szCs w:val="20"/>
-    </w:rPr>
-  </w:style>
-  <w:style w:type="paragraph" w:styleId="BodyTextIndent2">
-    <w:name w:val="Body Text Indent 2"/>
-    <w:basedOn w:val="Normal"/>
-    <w:pPr>
-      <w:ind w:left="720" w:hanging="720"/>
-    </w:pPr>
-    <w:rPr>
-      <w:sz w:val="22"/>
-      <w:szCs w:val="22"/>
-    </w:rPr>
-  </w:style>
   <w:style w:type="paragraph" w:styleId="BalloonText">
     <w:name w:val="Balloon Text"/>
     <w:basedOn w:val="Normal"/>
     <w:semiHidden/>
-    <w:rsid w:val="00D150EC"/>
+    <w:rsid w:val="00F16975"/>
     <w:rPr>
       <w:rFonts w:ascii="Tahoma" w:hAnsi="Tahoma" w:cs="Tahoma"/>
       <w:sz w:val="16"/>
@@ -952,7 +830,7 @@
   <w:style w:type="character" w:styleId="CommentReference">
     <w:name w:val="annotation reference"/>
     <w:semiHidden/>
-    <w:rsid w:val="00ED04DF"/>
+    <w:rsid w:val="00FF25C1"/>
     <w:rPr>
       <w:sz w:val="16"/>
       <w:szCs w:val="16"/>
@@ -962,7 +840,7 @@
     <w:name w:val="annotation text"/>
     <w:basedOn w:val="Normal"/>
     <w:semiHidden/>
-    <w:rsid w:val="00ED04DF"/>
+    <w:rsid w:val="00FF25C1"/>
     <w:rPr>
       <w:sz w:val="20"/>
       <w:szCs w:val="20"/>
@@ -973,18 +851,23 @@
     <w:basedOn w:val="CommentText"/>
     <w:next w:val="CommentText"/>
     <w:semiHidden/>
-    <w:rsid w:val="00ED04DF"/>
+    <w:rsid w:val="00FF25C1"/>
     <w:rPr>
       <w:b/>
       <w:bCs/>
     </w:rPr>
+  </w:style>
+  <w:style w:type="character" w:styleId="PageNumber">
+    <w:name w:val="page number"/>
+    <w:basedOn w:val="DefaultParagraphFont"/>
+    <w:rsid w:val="00305F63"/>
   </w:style>
   <w:style w:type="paragraph" w:styleId="NormalWeb">
     <w:name w:val="Normal (Web)"/>
     <w:basedOn w:val="Normal"/>
     <w:uiPriority w:val="99"/>
     <w:unhideWhenUsed/>
-    <w:rsid w:val="00F92502"/>
+    <w:rsid w:val="00800598"/>
     <w:pPr>
       <w:widowControl/>
       <w:autoSpaceDE/>

--- a/project/documents/merged/Document.docx
+++ b/project/documents/merged/Document.docx
@@ -14,8 +14,13 @@
         <w:t>SLW</w:t>
       </w:r>
       <w:r>
-        <w:t xml:space="preserve"> Report Out: Issue Fee filed</w:t>
-      </w:r>
+        <w:t xml:space="preserve"> Report Out: Issue Fee </w:t>
+      </w:r>
+      <w:proofErr w:type="gramStart"/>
+      <w:r>
+        <w:t>filed</w:t>
+      </w:r>
+      <w:proofErr w:type="gramEnd"/>
     </w:p>
     <w:p>
       <w:pPr>
@@ -71,8 +76,14 @@
         <w:spacing w:before="0" w:beforeAutospacing="0" w:after="0" w:afterAutospacing="0"/>
       </w:pPr>
       <w:r>
-        <w:t>Attorney Test 612-373-6900  mmartin@slwip.com</w:t>
-      </w:r>
+        <w:t>Attorney Test 612-373-6900</w:t>
+      </w:r>
+      <w:proofErr w:type="gramStart"/>
+      <w:r>
+        <w:t xml:space="preserve">  mmartin@slwip.com</w:t>
+      </w:r>
+      <w:proofErr w:type="gramEnd"/>
+      <w:r/>
     </w:p>
     <w:p>
       <w:pPr>
@@ -80,16 +91,16 @@
         <w:spacing w:before="0" w:beforeAutospacing="0" w:after="0" w:afterAutospacing="0"/>
       </w:pPr>
       <w:r>
-        <w:t>Emily Bates 612-371-2163  ebates@slwip.com</w:t>
-      </w:r>
-    </w:p>
-    <w:p>
-      <w:pPr>
-        <w:tabs>
-          <w:tab w:val="right" w:pos="9360"/>
-        </w:tabs>
-      </w:pPr>
-    </w:p>
+        <w:t>Emily Bates 612-371-2163</w:t>
+      </w:r>
+      <w:proofErr w:type="gramStart"/>
+      <w:r>
+        <w:t xml:space="preserve">  ebates@slwip.com</w:t>
+      </w:r>
+      <w:proofErr w:type="gramEnd"/>
+      <w:r/>
+    </w:p>
+    <w:p/>
     <w:p>
       <w:pPr>
         <w:tabs>
@@ -160,132 +171,179 @@
     <w:p>
       <w:pPr>
         <w:tabs>
-          <w:tab w:val="left" w:pos="720"/>
-          <w:tab w:val="right" w:pos="9360"/>
+          <w:tab w:val="left" w:pos="-1440"/>
         </w:tabs>
-        <w:ind w:left="720" w:hanging="720"/>
-      </w:pPr>
+        <w:ind w:left="1440" w:hanging="720"/>
+        <w:rPr>
+          <w:noProof/>
+        </w:rPr>
+      </w:pPr>
+      <w:r>
+        <w:rPr>
+          <w:noProof/>
+        </w:rPr>
+        <w:t>Title:</w:t>
+      </w:r>
       <w:r>
         <w:rPr>
           <w:noProof/>
         </w:rPr>
         <w:tab/>
-        <w:t>Title:  Method and apparatus for making a title for a matter 1000</w:t>
-      </w:r>
-    </w:p>
-    <w:p>
-      <w:pPr>
-        <w:rPr>
-          <w:noProof/>
-        </w:rPr>
-      </w:pPr>
-      <w:r>
-        <w:rPr>
-          <w:noProof/>
-        </w:rPr>
-      </w:r>
-    </w:p>
-    <w:p>
-      <w:pPr>
-        <w:rPr>
-          <w:noProof/>
-        </w:rPr>
-      </w:pPr>
-      <w:r>
-        <w:t xml:space="preserve">The following represents new activity on the above mentioned matter. </w:t>
-      </w:r>
-    </w:p>
-    <w:p>
-      <w:pPr>
-        <w:tabs>
-          <w:tab w:val="right" w:pos="9360"/>
-        </w:tabs>
-      </w:pPr>
-    </w:p>
-    <w:p>
-      <w:pPr>
-        <w:tabs>
-          <w:tab w:val="right" w:pos="9360"/>
-        </w:tabs>
-      </w:pPr>
-      <w:r>
-        <w:t xml:space="preserve">INFORMATION BEING REPORTED:  Documents received from </w:t>
-      </w:r>
-      <w:r>
-        <w:t>the U.S. Patent and Trademark Office</w:t>
-      </w:r>
-    </w:p>
-    <w:p/>
-    <w:p>
-      <w:r>
-        <w:rPr>
-          <w:u w:val="single"/>
-        </w:rPr>
-        <w:t>Date Mailed</w:t>
-      </w:r>
-      <w:r>
-        <w:tab/>
-      </w:r>
-      <w:r>
-        <w:tab/>
-      </w:r>
-      <w:r>
-        <w:rPr>
-          <w:u w:val="single"/>
-        </w:rPr>
-        <w:t>Document(s)</w:t>
-      </w:r>
-    </w:p>
-    <w:p>
-      <w:r>
-        <w:t>October 02, 2024</w:t>
-        <w:tab/>
-        <w:tab/>
-        <w:t>Amendment and Response to Final Office Action</w:t>
-        <w:br/>
-        <w:t>July 18, 2024</w:t>
-        <w:tab/>
-        <w:tab/>
-        <w:t>Supplemental Information Disclosure Statement</w:t>
-        <w:br/>
-        <w:t>July 04, 2024</w:t>
-        <w:tab/>
-        <w:tab/>
-        <w:t>Supplemental Information Disclosure Statement</w:t>
-        <w:br/>
-        <w:t>February 25, 2024</w:t>
-        <w:tab/>
-        <w:tab/>
-        <w:t>Supplemental Information Disclosure Statement</w:t>
-        <w:br/>
-        <w:t>September 03, 2024</w:t>
-        <w:tab/>
-        <w:tab/>
-        <w:t>Supplemental Information Disclosure Statement</w:t>
-      </w:r>
-      <w:r>
-        <w:tab/>
-      </w:r>
-    </w:p>
-    <w:p/>
-    <w:p>
-      <w:r>
-        <w:t xml:space="preserve">ADDITIONAL NOTES:  </w:t>
-      </w:r>
-      <w:r>
-        <w:t xml:space="preserve">If you have any questions or comments, please contact </w:t>
-      </w:r>
-      <w:r>
-        <w:rPr>
-          <w:noProof/>
-        </w:rPr>
-        <w:t>Attorney Test at 612-373-6900 or Emily Bates at 612-371-2163</w:t>
-      </w:r>
-      <w:r>
-        <w:t>.</w:t>
-      </w:r>
-    </w:p>
-    <w:p/>
+        <w:t>Method and apparatus for making a title for a matter 1000</w:t>
+      </w:r>
+    </w:p>
+    <w:p>
+      <w:pPr>
+        <w:rPr>
+          <w:noProof/>
+        </w:rPr>
+      </w:pPr>
+      <w:r>
+        <w:rPr>
+          <w:noProof/>
+        </w:rPr>
+      </w:r>
+    </w:p>
+    <w:p>
+      <w:pPr>
+        <w:rPr>
+          <w:noProof/>
+        </w:rPr>
+      </w:pPr>
+      <w:r>
+        <w:rPr>
+          <w:noProof/>
+        </w:rPr>
+        <w:t xml:space="preserve">INFORMATION BEING REPORTED:  Notice of Allowance mailed </w:t>
+      </w:r>
+      <w:r>
+        <w:rPr>
+          <w:noProof/>
+        </w:rPr>
+      </w:r>
+    </w:p>
+    <w:p>
+      <w:pPr>
+        <w:rPr>
+          <w:noProof/>
+        </w:rPr>
+      </w:pPr>
+    </w:p>
+    <w:p>
+      <w:pPr>
+        <w:rPr>
+          <w:noProof/>
+        </w:rPr>
+      </w:pPr>
+      <w:r>
+        <w:rPr>
+          <w:noProof/>
+        </w:rPr>
+        <w:t xml:space="preserve">ACTION REQUIRED:  Please provide instructions whether to pay the Issue Fee by </w:t>
+      </w:r>
+      <w:r>
+        <w:rPr>
+          <w:noProof/>
+        </w:rPr>
+      </w:r>
+      <w:r>
+        <w:rPr>
+          <w:noProof/>
+        </w:rPr>
+        <w:t xml:space="preserve">.  The non-extendable due date for payment is </w:t>
+      </w:r>
+      <w:r>
+        <w:rPr>
+          <w:noProof/>
+        </w:rPr>
+      </w:r>
+      <w:r>
+        <w:rPr>
+          <w:noProof/>
+        </w:rPr>
+        <w:t xml:space="preserve">.   If you wish a patent to issue from this application, the government issue fee must be paid to the U.S. Patent and Trademark Office.   </w:t>
+      </w:r>
+    </w:p>
+    <w:p>
+      <w:pPr>
+        <w:rPr>
+          <w:noProof/>
+        </w:rPr>
+      </w:pPr>
+    </w:p>
+    <w:p>
+      <w:pPr>
+        <w:rPr>
+          <w:noProof/>
+        </w:rPr>
+      </w:pPr>
+      <w:r>
+        <w:rPr>
+          <w:noProof/>
+        </w:rPr>
+        <w:t>Please also instruct us as to whether you wish to file any additional application filings (divisional or continuation) based on this matter.</w:t>
+      </w:r>
+    </w:p>
+    <w:p>
+      <w:pPr>
+        <w:rPr>
+          <w:noProof/>
+        </w:rPr>
+      </w:pPr>
+    </w:p>
+    <w:p>
+      <w:pPr>
+        <w:rPr>
+          <w:bCs/>
+          <w:iCs/>
+        </w:rPr>
+      </w:pPr>
+      <w:r>
+        <w:rPr>
+          <w:noProof/>
+        </w:rPr>
+      </w:r>
+    </w:p>
+    <w:p>
+      <w:pPr>
+        <w:rPr>
+          <w:noProof/>
+        </w:rPr>
+      </w:pPr>
+    </w:p>
+    <w:p>
+      <w:pPr>
+        <w:rPr>
+          <w:noProof/>
+        </w:rPr>
+      </w:pPr>
+      <w:r>
+        <w:rPr>
+          <w:noProof/>
+        </w:rPr>
+        <w:t>ADDITIONAL NOTES:  For additional information on allowance and issuance, please see http://ca.slwip.com/slwdocs/noticeofallowance.doc.</w:t>
+      </w:r>
+    </w:p>
+    <w:p>
+      <w:pPr>
+        <w:rPr>
+          <w:noProof/>
+        </w:rPr>
+      </w:pPr>
+    </w:p>
+    <w:p>
+      <w:pPr>
+        <w:rPr>
+          <w:noProof/>
+        </w:rPr>
+      </w:pPr>
+      <w:r>
+        <w:rPr>
+          <w:noProof/>
+        </w:rPr>
+        <w:t>If you have any questions regarding this matter, please contact contact Attorney Test at 612-373-6900.</w:t>
+      </w:r>
+    </w:p>
     <w:p>
       <w:r>
         <w:t xml:space="preserve">Reported By: </w:t>
@@ -341,34 +399,14 @@
     </w:p>
     <w:sectPr>
       <w:headerReference w:type="default" r:id="rId6"/>
-      <w:footerReference w:type="default" r:id="rId9"/>
-      <w:pgSz w:w="12240" w:h="15840" w:code="1"/>
-      <w:pgMar w:top="1872" w:right="1440" w:bottom="1440" w:left="1440" w:header="619" w:footer="619" w:gutter="0"/>
+      <w:footerReference w:type="default" r:id="rId7"/>
+      <w:pgSz w:w="12240" w:h="15840"/>
+      <w:pgMar w:top="1440" w:right="1440" w:bottom="1440" w:left="1440" w:header="720" w:footer="720" w:gutter="0"/>
       <w:cols w:space="720"/>
-      <w:titlePg/>
       <w:docGrid w:linePitch="360"/>
     </w:sectPr>
   </w:body>
 </w:document>
-</file>
-
-<file path=word/endnotes.xml><?xml version="1.0" encoding="utf-8"?>
-<w:endnotes xmlns:wpc="http://schemas.microsoft.com/office/word/2010/wordprocessingCanvas" xmlns:cx="http://schemas.microsoft.com/office/drawing/2014/chartex" xmlns:cx1="http://schemas.microsoft.com/office/drawing/2015/9/8/chartex" xmlns:cx2="http://schemas.microsoft.com/office/drawing/2015/10/21/chartex" xmlns:cx3="http://schemas.microsoft.com/office/drawing/2016/5/9/chartex" xmlns:cx4="http://schemas.microsoft.com/office/drawing/2016/5/10/chartex" xmlns:cx5="http://schemas.microsoft.com/office/drawing/2016/5/11/chartex" xmlns:cx6="http://schemas.microsoft.com/office/drawing/2016/5/12/chartex" xmlns:cx7="http://schemas.microsoft.com/office/drawing/2016/5/13/chartex" xmlns:cx8="http://schemas.microsoft.com/office/drawing/2016/5/14/chartex" xmlns:mc="http://schemas.openxmlformats.org/markup-compatibility/2006" xmlns:aink="http://schemas.microsoft.com/office/drawing/2016/ink" xmlns:am3d="http://schemas.microsoft.com/office/drawing/2017/model3d" xmlns:o="urn:schemas-microsoft-com:office:office" xmlns:oel="http://schemas.microsoft.com/office/2019/extlst" xmlns:r="http://schemas.openxmlformats.org/officeDocument/2006/relationships" xmlns:m="http://schemas.openxmlformats.org/officeDocument/2006/math" xmlns:v="urn:schemas-microsoft-com:vml" xmlns:wp14="http://schemas.microsoft.com/office/word/2010/wordprocessingDrawing" xmlns:wp="http://schemas.openxmlformats.org/drawingml/2006/wordprocessingDrawing" xmlns:w10="urn:schemas-microsoft-com:office:word" xmlns:w="http://schemas.openxmlformats.org/wordprocessingml/2006/main" xmlns:w14="http://schemas.microsoft.com/office/word/2010/wordml" xmlns:w15="http://schemas.microsoft.com/office/word/2012/wordml" xmlns:w16cex="http://schemas.microsoft.com/office/word/2018/wordml/cex" xmlns:w16cid="http://schemas.microsoft.com/office/word/2016/wordml/cid" xmlns:w16="http://schemas.microsoft.com/office/word/2018/wordml" xmlns:w16sdtdh="http://schemas.microsoft.com/office/word/2020/wordml/sdtdatahash" xmlns:w16se="http://schemas.microsoft.com/office/word/2015/wordml/symex" xmlns:wpg="http://schemas.microsoft.com/office/word/2010/wordprocessingGroup" xmlns:wpi="http://schemas.microsoft.com/office/word/2010/wordprocessingInk" xmlns:wne="http://schemas.microsoft.com/office/word/2006/wordml" xmlns:wps="http://schemas.microsoft.com/office/word/2010/wordprocessingShape" mc:Ignorable="w14 w15 w16se w16cid w16 w16cex w16sdtdh wp14">
-  <w:endnote w:type="separator" w:id="-1">
-    <w:p>
-      <w:r>
-        <w:separator/>
-      </w:r>
-    </w:p>
-  </w:endnote>
-  <w:endnote w:type="continuationSeparator" w:id="0">
-    <w:p>
-      <w:r>
-        <w:continuationSeparator/>
-      </w:r>
-    </w:p>
-  </w:endnote>
-</w:endnotes>
 </file>
 
 <file path=word/footer1.xml><?xml version="1.0" encoding="utf-8"?>
@@ -381,36 +419,8 @@
 </w:ftr>
 </file>
 
-<file path=word/footnotes.xml><?xml version="1.0" encoding="utf-8"?>
-<w:footnotes xmlns:wpc="http://schemas.microsoft.com/office/word/2010/wordprocessingCanvas" xmlns:cx="http://schemas.microsoft.com/office/drawing/2014/chartex" xmlns:cx1="http://schemas.microsoft.com/office/drawing/2015/9/8/chartex" xmlns:cx2="http://schemas.microsoft.com/office/drawing/2015/10/21/chartex" xmlns:cx3="http://schemas.microsoft.com/office/drawing/2016/5/9/chartex" xmlns:cx4="http://schemas.microsoft.com/office/drawing/2016/5/10/chartex" xmlns:cx5="http://schemas.microsoft.com/office/drawing/2016/5/11/chartex" xmlns:cx6="http://schemas.microsoft.com/office/drawing/2016/5/12/chartex" xmlns:cx7="http://schemas.microsoft.com/office/drawing/2016/5/13/chartex" xmlns:cx8="http://schemas.microsoft.com/office/drawing/2016/5/14/chartex" xmlns:mc="http://schemas.openxmlformats.org/markup-compatibility/2006" xmlns:aink="http://schemas.microsoft.com/office/drawing/2016/ink" xmlns:am3d="http://schemas.microsoft.com/office/drawing/2017/model3d" xmlns:o="urn:schemas-microsoft-com:office:office" xmlns:oel="http://schemas.microsoft.com/office/2019/extlst" xmlns:r="http://schemas.openxmlformats.org/officeDocument/2006/relationships" xmlns:m="http://schemas.openxmlformats.org/officeDocument/2006/math" xmlns:v="urn:schemas-microsoft-com:vml" xmlns:wp14="http://schemas.microsoft.com/office/word/2010/wordprocessingDrawing" xmlns:wp="http://schemas.openxmlformats.org/drawingml/2006/wordprocessingDrawing" xmlns:w10="urn:schemas-microsoft-com:office:word" xmlns:w="http://schemas.openxmlformats.org/wordprocessingml/2006/main" xmlns:w14="http://schemas.microsoft.com/office/word/2010/wordml" xmlns:w15="http://schemas.microsoft.com/office/word/2012/wordml" xmlns:w16cex="http://schemas.microsoft.com/office/word/2018/wordml/cex" xmlns:w16cid="http://schemas.microsoft.com/office/word/2016/wordml/cid" xmlns:w16="http://schemas.microsoft.com/office/word/2018/wordml" xmlns:w16sdtdh="http://schemas.microsoft.com/office/word/2020/wordml/sdtdatahash" xmlns:w16se="http://schemas.microsoft.com/office/word/2015/wordml/symex" xmlns:wpg="http://schemas.microsoft.com/office/word/2010/wordprocessingGroup" xmlns:wpi="http://schemas.microsoft.com/office/word/2010/wordprocessingInk" xmlns:wne="http://schemas.microsoft.com/office/word/2006/wordml" xmlns:wps="http://schemas.microsoft.com/office/word/2010/wordprocessingShape" mc:Ignorable="w14 w15 w16se w16cid w16 w16cex w16sdtdh wp14">
-  <w:footnote w:type="separator" w:id="-1">
-    <w:p>
-      <w:r>
-        <w:separator/>
-      </w:r>
-    </w:p>
-  </w:footnote>
-  <w:footnote w:type="continuationSeparator" w:id="0">
-    <w:p>
-      <w:r>
-        <w:continuationSeparator/>
-      </w:r>
-    </w:p>
-  </w:footnote>
-</w:footnotes>
-</file>
-
 <file path=word/header1.xml><?xml version="1.0" encoding="utf-8"?>
-<w:hdr xmlns:wpc="http://schemas.microsoft.com/office/word/2010/wordprocessingCanvas" xmlns:cx="http://schemas.microsoft.com/office/drawing/2014/chartex" xmlns:cx1="http://schemas.microsoft.com/office/drawing/2015/9/8/chartex" xmlns:cx2="http://schemas.microsoft.com/office/drawing/2015/10/21/chartex" xmlns:cx3="http://schemas.microsoft.com/office/drawing/2016/5/9/chartex" xmlns:cx4="http://schemas.microsoft.com/office/drawing/2016/5/10/chartex" xmlns:cx5="http://schemas.microsoft.com/office/drawing/2016/5/11/chartex" xmlns:cx6="http://schemas.microsoft.com/office/drawing/2016/5/12/chartex" xmlns:cx7="http://schemas.microsoft.com/office/drawing/2016/5/13/chartex" xmlns:cx8="http://schemas.microsoft.com/office/drawing/2016/5/14/chartex" xmlns:mc="http://schemas.openxmlformats.org/markup-compatibility/2006" xmlns:aink="http://schemas.microsoft.com/office/drawing/2016/ink" xmlns:am3d="http://schemas.microsoft.com/office/drawing/2017/model3d" xmlns:o="urn:schemas-microsoft-com:office:office" xmlns:oel="http://schemas.microsoft.com/office/2019/extlst" xmlns:r="http://schemas.openxmlformats.org/officeDocument/2006/relationships" xmlns:m="http://schemas.openxmlformats.org/officeDocument/2006/math" xmlns:v="urn:schemas-microsoft-com:vml" xmlns:wp14="http://schemas.microsoft.com/office/word/2010/wordprocessingDrawing" xmlns:wp="http://schemas.openxmlformats.org/drawingml/2006/wordprocessingDrawing" xmlns:w10="urn:schemas-microsoft-com:office:word" xmlns:w="http://schemas.openxmlformats.org/wordprocessingml/2006/main" xmlns:w14="http://schemas.microsoft.com/office/word/2010/wordml" xmlns:w15="http://schemas.microsoft.com/office/word/2012/wordml" xmlns:w16cex="http://schemas.microsoft.com/office/word/2018/wordml/cex" xmlns:w16cid="http://schemas.microsoft.com/office/word/2016/wordml/cid" xmlns:w16="http://schemas.microsoft.com/office/word/2018/wordml" xmlns:w16sdtdh="http://schemas.microsoft.com/office/word/2020/wordml/sdtdatahash" xmlns:w16se="http://schemas.microsoft.com/office/word/2015/wordml/symex" xmlns:wpg="http://schemas.microsoft.com/office/word/2010/wordprocessingGroup" xmlns:wpi="http://schemas.microsoft.com/office/word/2010/wordprocessingInk" xmlns:wne="http://schemas.microsoft.com/office/word/2006/wordml" xmlns:wps="http://schemas.microsoft.com/office/word/2010/wordprocessingShape" mc:Ignorable="w14 w15 w16se w16cid w16 w16cex w16sdtdh wp14">
-  <w:p>
-    <w:pPr>
-      <w:pStyle w:val="Header"/>
-      <w:framePr w:wrap="around" w:vAnchor="text" w:hAnchor="margin" w:y="1"/>
-      <w:rPr>
-        <w:rStyle w:val="PageNumber"/>
-      </w:rPr>
-    </w:pPr>
-  </w:p>
+<w:hdr xmlns:m="http://schemas.openxmlformats.org/officeDocument/2006/math" xmlns:mc="http://schemas.openxmlformats.org/markup-compatibility/2006" xmlns:mo="http://schemas.microsoft.com/office/mac/office/2008/main" xmlns:mv="urn:schemas-microsoft-com:mac:vml" xmlns:o="urn:schemas-microsoft-com:office:office" xmlns:r="http://schemas.openxmlformats.org/officeDocument/2006/relationships" xmlns:v="urn:schemas-microsoft-com:vml" xmlns:w10="urn:schemas-microsoft-com:office:word" xmlns:w14="http://schemas.microsoft.com/office/word/2010/wordml" xmlns:w="http://schemas.openxmlformats.org/wordprocessingml/2006/main" xmlns:wne="http://schemas.microsoft.com/office/word/2006/wordml" xmlns:wp14="http://schemas.microsoft.com/office/word/2010/wordprocessingDrawing" xmlns:wp="http://schemas.openxmlformats.org/drawingml/2006/wordprocessingDrawing" xmlns:wpc="http://schemas.microsoft.com/office/word/2010/wordprocessingCanvas" xmlns:wpg="http://schemas.microsoft.com/office/word/2010/wordprocessingGroup" xmlns:wpi="http://schemas.microsoft.com/office/word/2010/wordprocessingInk" xmlns:wps="http://schemas.microsoft.com/office/word/2010/wordprocessingShape" mc:Ignorable="w14 wp14">
   <w:p>
     <w:pPr>
       <w:pStyle w:val="Header"/>
@@ -424,30 +434,130 @@
   <w:docDefaults>
     <w:rPrDefault>
       <w:rPr>
-        <w:rFonts w:ascii="Times New Roman" w:eastAsia="Times New Roman" w:hAnsi="Times New Roman" w:cs="Times New Roman"/>
+        <w:rFonts w:asciiTheme="minorHAnsi" w:eastAsiaTheme="minorHAnsi" w:hAnsiTheme="minorHAnsi" w:cstheme="minorBidi"/>
+        <w:sz w:val="22"/>
+        <w:szCs w:val="22"/>
         <w:lang w:val="en-US" w:eastAsia="en-US" w:bidi="ar-SA"/>
       </w:rPr>
     </w:rPrDefault>
-    <w:pPrDefault/>
+    <w:pPrDefault>
+      <w:pPr>
+        <w:spacing w:after="160" w:line="259" w:lineRule="auto"/>
+      </w:pPr>
+    </w:pPrDefault>
   </w:docDefaults>
-  <w:latentStyles w:defLockedState="0" w:defUIPriority="0" w:defSemiHidden="0" w:defUnhideWhenUsed="0" w:defQFormat="0" w:count="376">
-    <w:lsdException w:name="Normal" w:qFormat="1"/>
-    <w:lsdException w:name="heading 1" w:qFormat="1"/>
-    <w:lsdException w:name="heading 2" w:qFormat="1"/>
-    <w:lsdException w:name="heading 3" w:semiHidden="1" w:unhideWhenUsed="1" w:qFormat="1"/>
-    <w:lsdException w:name="heading 4" w:semiHidden="1" w:unhideWhenUsed="1" w:qFormat="1"/>
-    <w:lsdException w:name="heading 5" w:semiHidden="1" w:unhideWhenUsed="1" w:qFormat="1"/>
-    <w:lsdException w:name="heading 6" w:semiHidden="1" w:unhideWhenUsed="1" w:qFormat="1"/>
-    <w:lsdException w:name="heading 7" w:semiHidden="1" w:unhideWhenUsed="1" w:qFormat="1"/>
-    <w:lsdException w:name="heading 8" w:semiHidden="1" w:unhideWhenUsed="1" w:qFormat="1"/>
-    <w:lsdException w:name="heading 9" w:semiHidden="1" w:unhideWhenUsed="1" w:qFormat="1"/>
-    <w:lsdException w:name="caption" w:semiHidden="1" w:unhideWhenUsed="1" w:qFormat="1"/>
-    <w:lsdException w:name="Title" w:qFormat="1"/>
-    <w:lsdException w:name="Subtitle" w:qFormat="1"/>
-    <w:lsdException w:name="Strong" w:qFormat="1"/>
-    <w:lsdException w:name="Emphasis" w:qFormat="1"/>
-    <w:lsdException w:name="Normal (Web)" w:uiPriority="99"/>
+  <w:latentStyles w:defLockedState="0" w:defUIPriority="99" w:defSemiHidden="0" w:defUnhideWhenUsed="0" w:defQFormat="0" w:count="376">
+    <w:lsdException w:name="Normal" w:uiPriority="0" w:qFormat="1"/>
+    <w:lsdException w:name="heading 1" w:uiPriority="9" w:qFormat="1"/>
+    <w:lsdException w:name="heading 2" w:semiHidden="1" w:uiPriority="9" w:unhideWhenUsed="1" w:qFormat="1"/>
+    <w:lsdException w:name="heading 3" w:semiHidden="1" w:uiPriority="9" w:unhideWhenUsed="1" w:qFormat="1"/>
+    <w:lsdException w:name="heading 4" w:semiHidden="1" w:uiPriority="9" w:unhideWhenUsed="1" w:qFormat="1"/>
+    <w:lsdException w:name="heading 5" w:semiHidden="1" w:uiPriority="9" w:unhideWhenUsed="1" w:qFormat="1"/>
+    <w:lsdException w:name="heading 6" w:semiHidden="1" w:uiPriority="9" w:unhideWhenUsed="1" w:qFormat="1"/>
+    <w:lsdException w:name="heading 7" w:semiHidden="1" w:uiPriority="9" w:unhideWhenUsed="1" w:qFormat="1"/>
+    <w:lsdException w:name="heading 8" w:semiHidden="1" w:uiPriority="9" w:unhideWhenUsed="1" w:qFormat="1"/>
+    <w:lsdException w:name="heading 9" w:semiHidden="1" w:uiPriority="9" w:unhideWhenUsed="1" w:qFormat="1"/>
+    <w:lsdException w:name="index 1" w:semiHidden="1" w:unhideWhenUsed="1"/>
+    <w:lsdException w:name="index 2" w:semiHidden="1" w:unhideWhenUsed="1"/>
+    <w:lsdException w:name="index 3" w:semiHidden="1" w:unhideWhenUsed="1"/>
+    <w:lsdException w:name="index 4" w:semiHidden="1" w:unhideWhenUsed="1"/>
+    <w:lsdException w:name="index 5" w:semiHidden="1" w:unhideWhenUsed="1"/>
+    <w:lsdException w:name="index 6" w:semiHidden="1" w:unhideWhenUsed="1"/>
+    <w:lsdException w:name="index 7" w:semiHidden="1" w:unhideWhenUsed="1"/>
+    <w:lsdException w:name="index 8" w:semiHidden="1" w:unhideWhenUsed="1"/>
+    <w:lsdException w:name="index 9" w:semiHidden="1" w:unhideWhenUsed="1"/>
+    <w:lsdException w:name="toc 1" w:semiHidden="1" w:uiPriority="39" w:unhideWhenUsed="1"/>
+    <w:lsdException w:name="toc 2" w:semiHidden="1" w:uiPriority="39" w:unhideWhenUsed="1"/>
+    <w:lsdException w:name="toc 3" w:semiHidden="1" w:uiPriority="39" w:unhideWhenUsed="1"/>
+    <w:lsdException w:name="toc 4" w:semiHidden="1" w:uiPriority="39" w:unhideWhenUsed="1"/>
+    <w:lsdException w:name="toc 5" w:semiHidden="1" w:uiPriority="39" w:unhideWhenUsed="1"/>
+    <w:lsdException w:name="toc 6" w:semiHidden="1" w:uiPriority="39" w:unhideWhenUsed="1"/>
+    <w:lsdException w:name="toc 7" w:semiHidden="1" w:uiPriority="39" w:unhideWhenUsed="1"/>
+    <w:lsdException w:name="toc 8" w:semiHidden="1" w:uiPriority="39" w:unhideWhenUsed="1"/>
+    <w:lsdException w:name="toc 9" w:semiHidden="1" w:uiPriority="39" w:unhideWhenUsed="1"/>
+    <w:lsdException w:name="Normal Indent" w:semiHidden="1" w:unhideWhenUsed="1"/>
+    <w:lsdException w:name="footnote text" w:semiHidden="1" w:unhideWhenUsed="1"/>
+    <w:lsdException w:name="annotation text" w:semiHidden="1" w:uiPriority="0" w:unhideWhenUsed="1"/>
+    <w:lsdException w:name="header" w:semiHidden="1" w:uiPriority="0" w:unhideWhenUsed="1"/>
+    <w:lsdException w:name="footer" w:semiHidden="1" w:unhideWhenUsed="1"/>
+    <w:lsdException w:name="index heading" w:semiHidden="1" w:unhideWhenUsed="1"/>
+    <w:lsdException w:name="caption" w:semiHidden="1" w:uiPriority="35" w:unhideWhenUsed="1" w:qFormat="1"/>
+    <w:lsdException w:name="table of figures" w:semiHidden="1" w:unhideWhenUsed="1"/>
+    <w:lsdException w:name="envelope address" w:semiHidden="1" w:unhideWhenUsed="1"/>
+    <w:lsdException w:name="envelope return" w:semiHidden="1" w:unhideWhenUsed="1"/>
+    <w:lsdException w:name="footnote reference" w:semiHidden="1" w:unhideWhenUsed="1"/>
+    <w:lsdException w:name="annotation reference" w:semiHidden="1" w:uiPriority="0" w:unhideWhenUsed="1"/>
+    <w:lsdException w:name="line number" w:semiHidden="1" w:unhideWhenUsed="1"/>
+    <w:lsdException w:name="page number" w:semiHidden="1" w:unhideWhenUsed="1"/>
+    <w:lsdException w:name="endnote reference" w:semiHidden="1" w:unhideWhenUsed="1"/>
+    <w:lsdException w:name="endnote text" w:semiHidden="1" w:unhideWhenUsed="1"/>
+    <w:lsdException w:name="table of authorities" w:semiHidden="1" w:unhideWhenUsed="1"/>
+    <w:lsdException w:name="macro" w:semiHidden="1" w:unhideWhenUsed="1"/>
+    <w:lsdException w:name="toa heading" w:semiHidden="1" w:unhideWhenUsed="1"/>
+    <w:lsdException w:name="List" w:semiHidden="1" w:unhideWhenUsed="1"/>
+    <w:lsdException w:name="List Bullet" w:semiHidden="1" w:unhideWhenUsed="1"/>
+    <w:lsdException w:name="List Number" w:semiHidden="1" w:unhideWhenUsed="1"/>
+    <w:lsdException w:name="List 2" w:semiHidden="1" w:unhideWhenUsed="1"/>
+    <w:lsdException w:name="List 3" w:semiHidden="1" w:unhideWhenUsed="1"/>
+    <w:lsdException w:name="List 4" w:semiHidden="1" w:unhideWhenUsed="1"/>
+    <w:lsdException w:name="List 5" w:semiHidden="1" w:unhideWhenUsed="1"/>
+    <w:lsdException w:name="List Bullet 2" w:semiHidden="1" w:unhideWhenUsed="1"/>
+    <w:lsdException w:name="List Bullet 3" w:semiHidden="1" w:unhideWhenUsed="1"/>
+    <w:lsdException w:name="List Bullet 4" w:semiHidden="1" w:unhideWhenUsed="1"/>
+    <w:lsdException w:name="List Bullet 5" w:semiHidden="1" w:unhideWhenUsed="1"/>
+    <w:lsdException w:name="List Number 2" w:semiHidden="1" w:unhideWhenUsed="1"/>
+    <w:lsdException w:name="List Number 3" w:semiHidden="1" w:unhideWhenUsed="1"/>
+    <w:lsdException w:name="List Number 4" w:semiHidden="1" w:unhideWhenUsed="1"/>
+    <w:lsdException w:name="List Number 5" w:semiHidden="1" w:unhideWhenUsed="1"/>
+    <w:lsdException w:name="Title" w:uiPriority="10" w:qFormat="1"/>
+    <w:lsdException w:name="Closing" w:semiHidden="1" w:unhideWhenUsed="1"/>
+    <w:lsdException w:name="Signature" w:semiHidden="1" w:unhideWhenUsed="1"/>
+    <w:lsdException w:name="Default Paragraph Font" w:semiHidden="1" w:uiPriority="1" w:unhideWhenUsed="1"/>
+    <w:lsdException w:name="Body Text" w:semiHidden="1" w:unhideWhenUsed="1"/>
+    <w:lsdException w:name="Body Text Indent" w:semiHidden="1" w:unhideWhenUsed="1"/>
+    <w:lsdException w:name="List Continue" w:semiHidden="1" w:unhideWhenUsed="1"/>
+    <w:lsdException w:name="List Continue 2" w:semiHidden="1" w:unhideWhenUsed="1"/>
+    <w:lsdException w:name="List Continue 3" w:semiHidden="1" w:unhideWhenUsed="1"/>
+    <w:lsdException w:name="List Continue 4" w:semiHidden="1" w:unhideWhenUsed="1"/>
+    <w:lsdException w:name="List Continue 5" w:semiHidden="1" w:unhideWhenUsed="1"/>
+    <w:lsdException w:name="Message Header" w:semiHidden="1" w:unhideWhenUsed="1"/>
+    <w:lsdException w:name="Subtitle" w:uiPriority="11" w:qFormat="1"/>
+    <w:lsdException w:name="Salutation" w:semiHidden="1" w:unhideWhenUsed="1"/>
+    <w:lsdException w:name="Date" w:semiHidden="1" w:unhideWhenUsed="1"/>
+    <w:lsdException w:name="Body Text First Indent" w:semiHidden="1" w:unhideWhenUsed="1"/>
+    <w:lsdException w:name="Body Text First Indent 2" w:semiHidden="1" w:unhideWhenUsed="1"/>
+    <w:lsdException w:name="Note Heading" w:semiHidden="1" w:unhideWhenUsed="1"/>
+    <w:lsdException w:name="Body Text 2" w:semiHidden="1" w:unhideWhenUsed="1"/>
+    <w:lsdException w:name="Body Text 3" w:semiHidden="1" w:unhideWhenUsed="1"/>
+    <w:lsdException w:name="Body Text Indent 2" w:semiHidden="1" w:unhideWhenUsed="1"/>
+    <w:lsdException w:name="Body Text Indent 3" w:semiHidden="1" w:unhideWhenUsed="1"/>
+    <w:lsdException w:name="Block Text" w:semiHidden="1" w:unhideWhenUsed="1"/>
+    <w:lsdException w:name="Hyperlink" w:semiHidden="1" w:unhideWhenUsed="1"/>
+    <w:lsdException w:name="FollowedHyperlink" w:semiHidden="1" w:unhideWhenUsed="1"/>
+    <w:lsdException w:name="Strong" w:uiPriority="22" w:qFormat="1"/>
+    <w:lsdException w:name="Emphasis" w:uiPriority="20" w:qFormat="1"/>
+    <w:lsdException w:name="Document Map" w:semiHidden="1" w:unhideWhenUsed="1"/>
+    <w:lsdException w:name="Plain Text" w:semiHidden="1" w:unhideWhenUsed="1"/>
+    <w:lsdException w:name="E-mail Signature" w:semiHidden="1" w:unhideWhenUsed="1"/>
+    <w:lsdException w:name="HTML Top of Form" w:semiHidden="1" w:unhideWhenUsed="1"/>
+    <w:lsdException w:name="HTML Bottom of Form" w:semiHidden="1" w:unhideWhenUsed="1"/>
+    <w:lsdException w:name="Normal (Web)" w:semiHidden="1" w:unhideWhenUsed="1"/>
+    <w:lsdException w:name="HTML Acronym" w:semiHidden="1" w:unhideWhenUsed="1"/>
+    <w:lsdException w:name="HTML Address" w:semiHidden="1" w:unhideWhenUsed="1"/>
+    <w:lsdException w:name="HTML Cite" w:semiHidden="1" w:unhideWhenUsed="1"/>
+    <w:lsdException w:name="HTML Code" w:semiHidden="1" w:unhideWhenUsed="1"/>
+    <w:lsdException w:name="HTML Definition" w:semiHidden="1" w:unhideWhenUsed="1"/>
+    <w:lsdException w:name="HTML Keyboard" w:semiHidden="1" w:unhideWhenUsed="1"/>
+    <w:lsdException w:name="HTML Preformatted" w:semiHidden="1" w:unhideWhenUsed="1"/>
+    <w:lsdException w:name="HTML Sample" w:semiHidden="1" w:unhideWhenUsed="1"/>
+    <w:lsdException w:name="HTML Typewriter" w:semiHidden="1" w:unhideWhenUsed="1"/>
+    <w:lsdException w:name="HTML Variable" w:semiHidden="1" w:unhideWhenUsed="1"/>
     <w:lsdException w:name="Normal Table" w:semiHidden="1" w:unhideWhenUsed="1"/>
+    <w:lsdException w:name="annotation subject" w:semiHidden="1" w:unhideWhenUsed="1"/>
+    <w:lsdException w:name="No List" w:semiHidden="1" w:unhideWhenUsed="1"/>
+    <w:lsdException w:name="Outline List 1" w:semiHidden="1" w:unhideWhenUsed="1"/>
+    <w:lsdException w:name="Outline List 2" w:semiHidden="1" w:unhideWhenUsed="1"/>
+    <w:lsdException w:name="Outline List 3" w:semiHidden="1" w:unhideWhenUsed="1"/>
     <w:lsdException w:name="Table Simple 1" w:semiHidden="1" w:unhideWhenUsed="1"/>
     <w:lsdException w:name="Table Simple 2" w:semiHidden="1" w:unhideWhenUsed="1"/>
     <w:lsdException w:name="Table Simple 3" w:semiHidden="1" w:unhideWhenUsed="1"/>
@@ -490,8 +600,10 @@
     <w:lsdException w:name="Table Web 1" w:semiHidden="1" w:unhideWhenUsed="1"/>
     <w:lsdException w:name="Table Web 2" w:semiHidden="1" w:unhideWhenUsed="1"/>
     <w:lsdException w:name="Table Web 3" w:semiHidden="1" w:unhideWhenUsed="1"/>
+    <w:lsdException w:name="Balloon Text" w:semiHidden="1" w:unhideWhenUsed="1"/>
+    <w:lsdException w:name="Table Grid" w:uiPriority="39"/>
     <w:lsdException w:name="Table Theme" w:semiHidden="1" w:unhideWhenUsed="1"/>
-    <w:lsdException w:name="Placeholder Text" w:semiHidden="1" w:uiPriority="99"/>
+    <w:lsdException w:name="Placeholder Text" w:semiHidden="1"/>
     <w:lsdException w:name="No Spacing" w:uiPriority="1" w:qFormat="1"/>
     <w:lsdException w:name="Light Shading" w:uiPriority="60"/>
     <w:lsdException w:name="Light List" w:uiPriority="61"/>
@@ -513,7 +625,7 @@
     <w:lsdException w:name="Medium Shading 1 Accent 1" w:uiPriority="63"/>
     <w:lsdException w:name="Medium Shading 2 Accent 1" w:uiPriority="64"/>
     <w:lsdException w:name="Medium List 1 Accent 1" w:uiPriority="65"/>
-    <w:lsdException w:name="Revision" w:semiHidden="1" w:uiPriority="99"/>
+    <w:lsdException w:name="Revision" w:semiHidden="1"/>
     <w:lsdException w:name="List Paragraph" w:uiPriority="34" w:qFormat="1"/>
     <w:lsdException w:name="Quote" w:uiPriority="29" w:qFormat="1"/>
     <w:lsdException w:name="Intense Quote" w:uiPriority="30" w:qFormat="1"/>
@@ -706,63 +818,23 @@
     <w:lsdException w:name="List Table 5 Dark Accent 6" w:uiPriority="50"/>
     <w:lsdException w:name="List Table 6 Colorful Accent 6" w:uiPriority="51"/>
     <w:lsdException w:name="List Table 7 Colorful Accent 6" w:uiPriority="52"/>
-    <w:lsdException w:name="Mention" w:semiHidden="1" w:uiPriority="99" w:unhideWhenUsed="1"/>
-    <w:lsdException w:name="Smart Hyperlink" w:semiHidden="1" w:uiPriority="99" w:unhideWhenUsed="1"/>
-    <w:lsdException w:name="Hashtag" w:semiHidden="1" w:uiPriority="99" w:unhideWhenUsed="1"/>
-    <w:lsdException w:name="Unresolved Mention" w:semiHidden="1" w:uiPriority="99" w:unhideWhenUsed="1"/>
-    <w:lsdException w:name="Smart Link" w:semiHidden="1" w:uiPriority="99" w:unhideWhenUsed="1"/>
+    <w:lsdException w:name="Mention" w:semiHidden="1" w:unhideWhenUsed="1"/>
+    <w:lsdException w:name="Smart Hyperlink" w:semiHidden="1" w:unhideWhenUsed="1"/>
+    <w:lsdException w:name="Hashtag" w:semiHidden="1" w:unhideWhenUsed="1"/>
+    <w:lsdException w:name="Unresolved Mention" w:semiHidden="1" w:unhideWhenUsed="1"/>
+    <w:lsdException w:name="Smart Link" w:semiHidden="1" w:unhideWhenUsed="1"/>
   </w:latentStyles>
   <w:style w:type="paragraph" w:default="1" w:styleId="Normal">
     <w:name w:val="Normal"/>
     <w:qFormat/>
-    <w:rsid w:val="00FF25C1"/>
+    <w:rsid w:val="00EB7876"/>
     <w:pPr>
-      <w:widowControl w:val="0"/>
-      <w:autoSpaceDE w:val="0"/>
-      <w:autoSpaceDN w:val="0"/>
-      <w:adjustRightInd w:val="0"/>
+      <w:spacing w:after="0" w:line="240" w:lineRule="auto"/>
     </w:pPr>
     <w:rPr>
+      <w:rFonts w:ascii="Times New Roman" w:eastAsia="Times New Roman" w:hAnsi="Times New Roman" w:cs="Times New Roman"/>
       <w:sz w:val="24"/>
       <w:szCs w:val="24"/>
-    </w:rPr>
-  </w:style>
-  <w:style w:type="paragraph" w:styleId="Heading1">
-    <w:name w:val="heading 1"/>
-    <w:basedOn w:val="Normal"/>
-    <w:next w:val="Normal"/>
-    <w:qFormat/>
-    <w:pPr>
-      <w:keepNext/>
-      <w:widowControl/>
-      <w:autoSpaceDE/>
-      <w:autoSpaceDN/>
-      <w:adjustRightInd/>
-      <w:outlineLvl w:val="0"/>
-    </w:pPr>
-    <w:rPr>
-      <w:b/>
-      <w:sz w:val="20"/>
-      <w:szCs w:val="20"/>
-    </w:rPr>
-  </w:style>
-  <w:style w:type="paragraph" w:styleId="Heading2">
-    <w:name w:val="heading 2"/>
-    <w:basedOn w:val="Normal"/>
-    <w:next w:val="Normal"/>
-    <w:qFormat/>
-    <w:pPr>
-      <w:keepNext/>
-      <w:widowControl/>
-      <w:autoSpaceDE/>
-      <w:autoSpaceDN/>
-      <w:adjustRightInd/>
-      <w:outlineLvl w:val="1"/>
-    </w:pPr>
-    <w:rPr>
-      <w:b/>
-      <w:sz w:val="22"/>
-      <w:szCs w:val="20"/>
     </w:rPr>
   </w:style>
   <w:style w:type="character" w:default="1" w:styleId="DefaultParagraphFont">
@@ -792,13 +864,11 @@
     <w:semiHidden/>
     <w:unhideWhenUsed/>
   </w:style>
-  <w:style w:type="character" w:styleId="FootnoteReference">
-    <w:name w:val="footnote reference"/>
-    <w:semiHidden/>
-  </w:style>
   <w:style w:type="paragraph" w:styleId="Header">
     <w:name w:val="header"/>
     <w:basedOn w:val="Normal"/>
+    <w:link w:val="HeaderChar"/>
+    <w:rsid w:val="00EB7876"/>
     <w:pPr>
       <w:tabs>
         <w:tab w:val="center" w:pos="4320"/>
@@ -806,31 +876,21 @@
       </w:tabs>
     </w:pPr>
   </w:style>
-  <w:style w:type="paragraph" w:styleId="Footer">
-    <w:name w:val="footer"/>
-    <w:basedOn w:val="Normal"/>
-    <w:pPr>
-      <w:tabs>
-        <w:tab w:val="center" w:pos="4320"/>
-        <w:tab w:val="right" w:pos="8640"/>
-      </w:tabs>
-    </w:pPr>
-  </w:style>
-  <w:style w:type="paragraph" w:styleId="BalloonText">
-    <w:name w:val="Balloon Text"/>
-    <w:basedOn w:val="Normal"/>
-    <w:semiHidden/>
-    <w:rsid w:val="00F16975"/>
+  <w:style w:type="character" w:customStyle="1" w:styleId="HeaderChar">
+    <w:name w:val="Header Char"/>
+    <w:basedOn w:val="DefaultParagraphFont"/>
+    <w:link w:val="Header"/>
+    <w:rsid w:val="00EB7876"/>
     <w:rPr>
-      <w:rFonts w:ascii="Tahoma" w:hAnsi="Tahoma" w:cs="Tahoma"/>
-      <w:sz w:val="16"/>
-      <w:szCs w:val="16"/>
+      <w:rFonts w:ascii="Times New Roman" w:eastAsia="Times New Roman" w:hAnsi="Times New Roman" w:cs="Times New Roman"/>
+      <w:sz w:val="24"/>
+      <w:szCs w:val="24"/>
     </w:rPr>
   </w:style>
   <w:style w:type="character" w:styleId="CommentReference">
     <w:name w:val="annotation reference"/>
     <w:semiHidden/>
-    <w:rsid w:val="00FF25C1"/>
+    <w:rsid w:val="00EB7876"/>
     <w:rPr>
       <w:sz w:val="16"/>
       <w:szCs w:val="16"/>
@@ -839,40 +899,100 @@
   <w:style w:type="paragraph" w:styleId="CommentText">
     <w:name w:val="annotation text"/>
     <w:basedOn w:val="Normal"/>
+    <w:link w:val="CommentTextChar"/>
     <w:semiHidden/>
-    <w:rsid w:val="00FF25C1"/>
+    <w:rsid w:val="00EB7876"/>
     <w:rPr>
       <w:sz w:val="20"/>
       <w:szCs w:val="20"/>
     </w:rPr>
   </w:style>
+  <w:style w:type="character" w:customStyle="1" w:styleId="CommentTextChar">
+    <w:name w:val="Comment Text Char"/>
+    <w:basedOn w:val="DefaultParagraphFont"/>
+    <w:link w:val="CommentText"/>
+    <w:semiHidden/>
+    <w:rsid w:val="00EB7876"/>
+    <w:rPr>
+      <w:rFonts w:ascii="Times New Roman" w:eastAsia="Times New Roman" w:hAnsi="Times New Roman" w:cs="Times New Roman"/>
+      <w:sz w:val="20"/>
+      <w:szCs w:val="20"/>
+    </w:rPr>
+  </w:style>
+  <w:style w:type="character" w:styleId="Hyperlink">
+    <w:name w:val="Hyperlink"/>
+    <w:basedOn w:val="DefaultParagraphFont"/>
+    <w:uiPriority w:val="99"/>
+    <w:unhideWhenUsed/>
+    <w:rsid w:val="00EB7876"/>
+    <w:rPr>
+      <w:color w:val="0563C1"/>
+      <w:u w:val="single"/>
+    </w:rPr>
+  </w:style>
+  <w:style w:type="paragraph" w:styleId="BalloonText">
+    <w:name w:val="Balloon Text"/>
+    <w:basedOn w:val="Normal"/>
+    <w:link w:val="BalloonTextChar"/>
+    <w:uiPriority w:val="99"/>
+    <w:semiHidden/>
+    <w:unhideWhenUsed/>
+    <w:rsid w:val="00EB7876"/>
+    <w:rPr>
+      <w:rFonts w:ascii="Segoe UI" w:hAnsi="Segoe UI" w:cs="Segoe UI"/>
+      <w:sz w:val="18"/>
+      <w:szCs w:val="18"/>
+    </w:rPr>
+  </w:style>
+  <w:style w:type="character" w:customStyle="1" w:styleId="BalloonTextChar">
+    <w:name w:val="Balloon Text Char"/>
+    <w:basedOn w:val="DefaultParagraphFont"/>
+    <w:link w:val="BalloonText"/>
+    <w:uiPriority w:val="99"/>
+    <w:semiHidden/>
+    <w:rsid w:val="00EB7876"/>
+    <w:rPr>
+      <w:rFonts w:ascii="Segoe UI" w:eastAsia="Times New Roman" w:hAnsi="Segoe UI" w:cs="Segoe UI"/>
+      <w:sz w:val="18"/>
+      <w:szCs w:val="18"/>
+    </w:rPr>
+  </w:style>
   <w:style w:type="paragraph" w:styleId="CommentSubject">
     <w:name w:val="annotation subject"/>
     <w:basedOn w:val="CommentText"/>
     <w:next w:val="CommentText"/>
+    <w:link w:val="CommentSubjectChar"/>
+    <w:uiPriority w:val="99"/>
     <w:semiHidden/>
-    <w:rsid w:val="00FF25C1"/>
+    <w:unhideWhenUsed/>
+    <w:rsid w:val="00D769A5"/>
     <w:rPr>
       <w:b/>
       <w:bCs/>
     </w:rPr>
   </w:style>
-  <w:style w:type="character" w:styleId="PageNumber">
-    <w:name w:val="page number"/>
-    <w:basedOn w:val="DefaultParagraphFont"/>
-    <w:rsid w:val="00305F63"/>
+  <w:style w:type="character" w:customStyle="1" w:styleId="CommentSubjectChar">
+    <w:name w:val="Comment Subject Char"/>
+    <w:basedOn w:val="CommentTextChar"/>
+    <w:link w:val="CommentSubject"/>
+    <w:uiPriority w:val="99"/>
+    <w:semiHidden/>
+    <w:rsid w:val="00D769A5"/>
+    <w:rPr>
+      <w:rFonts w:ascii="Times New Roman" w:eastAsia="Times New Roman" w:hAnsi="Times New Roman" w:cs="Times New Roman"/>
+      <w:b/>
+      <w:bCs/>
+      <w:sz w:val="20"/>
+      <w:szCs w:val="20"/>
+    </w:rPr>
   </w:style>
   <w:style w:type="paragraph" w:styleId="NormalWeb">
     <w:name w:val="Normal (Web)"/>
     <w:basedOn w:val="Normal"/>
     <w:uiPriority w:val="99"/>
     <w:unhideWhenUsed/>
-    <w:rsid w:val="00800598"/>
+    <w:rsid w:val="00F47EFB"/>
     <w:pPr>
-      <w:widowControl/>
-      <w:autoSpaceDE/>
-      <w:autoSpaceDN/>
-      <w:adjustRightInd/>
       <w:spacing w:before="100" w:beforeAutospacing="1" w:after="100" w:afterAutospacing="1"/>
     </w:pPr>
     <w:rPr>

--- a/project/documents/merged/Document.docx
+++ b/project/documents/merged/Document.docx
@@ -58,22 +58,19 @@
     <w:p>
       <w:pPr>
         <w:pStyle w:val="NormalWeb"/>
-        <w:spacing w:before="0" w:beforeAutospacing="0" w:after="0" w:afterAutospacing="0"/>
-      </w:pPr>
-      <w:r>
-        <w:t>Schwegman Lundberg &amp; Woessner, P.A.</w:t>
+      </w:pPr>
+      <w:r>
+        <w:t xml:space="preserve">SCHWEGMAN LUNDBERG &amp; WOESSNER, P.A. </w:t>
       </w:r>
     </w:p>
     <w:p>
       <w:pPr>
         <w:pStyle w:val="NormalWeb"/>
-        <w:spacing w:before="0" w:beforeAutospacing="0" w:after="0" w:afterAutospacing="0"/>
-      </w:pPr>
-    </w:p>
-    <w:p>
-      <w:pPr>
-        <w:pStyle w:val="NormalWeb"/>
-        <w:spacing w:before="0" w:beforeAutospacing="0" w:after="0" w:afterAutospacing="0"/>
+      </w:pPr>
+    </w:p>
+    <w:p>
+      <w:pPr>
+        <w:spacing w:after="0" w:line="240" w:lineRule="auto"/>
       </w:pPr>
       <w:r>
         <w:t>Attorney Test 612-373-6900</w:t>
@@ -87,8 +84,7 @@
     </w:p>
     <w:p>
       <w:pPr>
-        <w:pStyle w:val="NormalWeb"/>
-        <w:spacing w:before="0" w:beforeAutospacing="0" w:after="0" w:afterAutospacing="0"/>
+        <w:spacing w:after="0" w:line="240" w:lineRule="auto"/>
       </w:pPr>
       <w:r>
         <w:t>Emily Bates 612-371-2163</w:t>
@@ -100,248 +96,132 @@
       <w:proofErr w:type="gramEnd"/>
       <w:r/>
     </w:p>
-    <w:p/>
-    <w:p>
-      <w:pPr>
-        <w:tabs>
-          <w:tab w:val="left" w:pos="720"/>
-          <w:tab w:val="right" w:pos="9360"/>
-        </w:tabs>
-        <w:ind w:left="720" w:hanging="720"/>
+    <w:p>
+      <w:pPr>
+        <w:spacing w:after="0" w:line="240" w:lineRule="auto"/>
+      </w:pPr>
+    </w:p>
+    <w:p>
+      <w:pPr>
+        <w:spacing w:after="0" w:line="240" w:lineRule="auto"/>
+      </w:pPr>
+      <w:proofErr w:type="gramStart"/>
+      <w:r>
+        <w:t>Re:</w:t>
+      </w:r>
+      <w:r>
+        <w:tab/>
+        <w:t>ACME Manufacturing</w:t>
+      </w:r>
+      <w:proofErr w:type="gramEnd"/>
+      <w:r>
+        <w:t xml:space="preserve"> Ref. No. Pa Da - SLW Ref. No. 1.003US1</w:t>
+      </w:r>
+    </w:p>
+    <w:p>
+      <w:pPr>
+        <w:spacing w:after="0" w:line="240" w:lineRule="auto"/>
+        <w:ind w:firstLine="720"/>
+      </w:pPr>
+      <w:r>
+        <w:t>Patent Application Serial No. 12/356,986, filed August 21, 2023</w:t>
+      </w:r>
+    </w:p>
+    <w:p>
+      <w:pPr>
+        <w:spacing w:after="0" w:line="240" w:lineRule="auto"/>
+        <w:ind w:firstLine="720"/>
+      </w:pPr>
+      <w:r>
         <w:rPr>
-          <w:noProof/>
+          <w:rFonts w:cstheme="minorHAnsi"/>
+          <w:color w:val="000000"/>
         </w:rPr>
-      </w:pPr>
-      <w:r>
-        <w:t>Re:</w:t>
-      </w:r>
-      <w:r>
-        <w:tab/>
-        <w:t xml:space="preserve">ACME Manufacturing </w:t>
-      </w:r>
-      <w:r>
+        <w:t>U.S. Patent No. &lt;&lt;THIS.patNo&gt;&gt;, issued &lt;&lt;THIS.issueDate&gt;&gt;</w:t>
+      </w:r>
+    </w:p>
+    <w:p>
+      <w:pPr>
+        <w:spacing w:after="0" w:line="240" w:lineRule="auto"/>
+        <w:ind w:firstLine="720"/>
+      </w:pPr>
+      <w:r>
+        <w:t>Title: Method and apparatus for making a title for a matter 1000</w:t>
+      </w:r>
+    </w:p>
+    <w:p>
+      <w:pPr>
+        <w:spacing w:after="0" w:line="240" w:lineRule="auto"/>
+      </w:pPr>
+    </w:p>
+    <w:p>
+      <w:pPr>
+        <w:spacing w:after="0" w:line="240" w:lineRule="auto"/>
         <w:rPr>
-          <w:bCs/>
-          <w:noProof/>
+          <w:rFonts w:cstheme="minorHAnsi"/>
         </w:rPr>
-        <w:t>Ref. No. Pa Da</w:t>
-      </w:r>
+      </w:pPr>
       <w:r>
         <w:rPr>
-          <w:b/>
-          <w:bCs/>
-          <w:noProof/>
+          <w:rFonts w:cstheme="minorHAnsi"/>
         </w:rPr>
-        <w:t xml:space="preserve"> -</w:t>
+        <w:t xml:space="preserve">INFORMATION BEING REPORTED:  </w:t>
       </w:r>
       <w:r>
         <w:rPr>
-          <w:noProof/>
+          <w:rFonts w:cstheme="minorHAnsi"/>
+          <w:color w:val="000000"/>
         </w:rPr>
-        <w:t xml:space="preserve"> </w:t>
-      </w:r>
-      <w:r>
+        <w:t>Electronic Certificate of Correction received from the Patent Office for the above-identified U.S. Patent.</w:t>
+      </w:r>
+    </w:p>
+    <w:p>
+      <w:pPr>
+        <w:spacing w:after="0" w:line="240" w:lineRule="auto"/>
         <w:rPr>
-          <w:noProof/>
+          <w:rFonts w:cstheme="minorHAnsi"/>
         </w:rPr>
-        <w:t>SLW Ref. No. 1.003US1</w:t>
-      </w:r>
-    </w:p>
-    <w:p>
-      <w:pPr>
-        <w:tabs>
-          <w:tab w:val="left" w:pos="720"/>
-          <w:tab w:val="right" w:pos="9360"/>
-        </w:tabs>
-        <w:ind w:left="720" w:hanging="720"/>
+      </w:pPr>
+    </w:p>
+    <w:p>
+      <w:pPr>
+        <w:spacing w:after="0" w:line="240" w:lineRule="auto"/>
         <w:rPr>
-          <w:noProof/>
+          <w:rFonts w:cstheme="minorHAnsi"/>
         </w:rPr>
       </w:pPr>
       <w:r>
         <w:rPr>
-          <w:noProof/>
+          <w:rFonts w:cstheme="minorHAnsi"/>
         </w:rPr>
-        <w:tab/>
-      </w:r>
-      <w:r>
-        <w:t>Patent Application Serial No.: 12/356,986, filed August 21, 2023</w:t>
-      </w:r>
-    </w:p>
-    <w:p>
-      <w:pPr>
-        <w:tabs>
-          <w:tab w:val="left" w:pos="-1440"/>
-        </w:tabs>
-        <w:ind w:left="1440" w:hanging="720"/>
+        <w:t xml:space="preserve">ADDITIONAL NOTES: </w:t>
+      </w:r>
+      <w:r>
         <w:rPr>
-          <w:noProof/>
+          <w:rFonts w:cstheme="minorHAnsi"/>
+          <w:color w:val="000000"/>
         </w:rPr>
-      </w:pPr>
+        <w:t xml:space="preserve">The Certificate of Correction is considered part of the original patent, as if the patent had been originally issued in such corrected form. If you have any questions regarding this matter, please contact </w:t>
+      </w:r>
       <w:r>
         <w:rPr>
-          <w:noProof/>
+          <w:rFonts w:cstheme="minorHAnsi"/>
         </w:rPr>
-        <w:t>Title:</w:t>
-      </w:r>
+        <w:t>&lt;&lt;</w:t>
+      </w:r>
+      <w:proofErr w:type="gramStart"/>
       <w:r>
         <w:rPr>
-          <w:noProof/>
+          <w:rFonts w:cstheme="minorHAnsi"/>
         </w:rPr>
-        <w:tab/>
-        <w:t>Method and apparatus for making a title for a matter 1000</w:t>
-      </w:r>
-    </w:p>
-    <w:p>
-      <w:pPr>
+        <w:t>this.WAName</w:t>
+      </w:r>
+      <w:proofErr w:type="gramEnd"/>
+      <w:r>
         <w:rPr>
-          <w:noProof/>
+          <w:rFonts w:cstheme="minorHAnsi"/>
         </w:rPr>
-      </w:pPr>
-      <w:r>
-        <w:rPr>
-          <w:noProof/>
-        </w:rPr>
-      </w:r>
-    </w:p>
-    <w:p>
-      <w:pPr>
-        <w:rPr>
-          <w:noProof/>
-        </w:rPr>
-      </w:pPr>
-      <w:r>
-        <w:rPr>
-          <w:noProof/>
-        </w:rPr>
-        <w:t xml:space="preserve">INFORMATION BEING REPORTED:  Notice of Allowance mailed </w:t>
-      </w:r>
-      <w:r>
-        <w:rPr>
-          <w:noProof/>
-        </w:rPr>
-      </w:r>
-    </w:p>
-    <w:p>
-      <w:pPr>
-        <w:rPr>
-          <w:noProof/>
-        </w:rPr>
-      </w:pPr>
-    </w:p>
-    <w:p>
-      <w:pPr>
-        <w:rPr>
-          <w:noProof/>
-        </w:rPr>
-      </w:pPr>
-      <w:r>
-        <w:rPr>
-          <w:noProof/>
-        </w:rPr>
-        <w:t xml:space="preserve">ACTION REQUIRED:  Please provide instructions whether to pay the Issue Fee by </w:t>
-      </w:r>
-      <w:r>
-        <w:rPr>
-          <w:noProof/>
-        </w:rPr>
-      </w:r>
-      <w:r>
-        <w:rPr>
-          <w:noProof/>
-        </w:rPr>
-        <w:t xml:space="preserve">.  The non-extendable due date for payment is </w:t>
-      </w:r>
-      <w:r>
-        <w:rPr>
-          <w:noProof/>
-        </w:rPr>
-      </w:r>
-      <w:r>
-        <w:rPr>
-          <w:noProof/>
-        </w:rPr>
-        <w:t xml:space="preserve">.   If you wish a patent to issue from this application, the government issue fee must be paid to the U.S. Patent and Trademark Office.   </w:t>
-      </w:r>
-    </w:p>
-    <w:p>
-      <w:pPr>
-        <w:rPr>
-          <w:noProof/>
-        </w:rPr>
-      </w:pPr>
-    </w:p>
-    <w:p>
-      <w:pPr>
-        <w:rPr>
-          <w:noProof/>
-        </w:rPr>
-      </w:pPr>
-      <w:r>
-        <w:rPr>
-          <w:noProof/>
-        </w:rPr>
-        <w:t>Please also instruct us as to whether you wish to file any additional application filings (divisional or continuation) based on this matter.</w:t>
-      </w:r>
-    </w:p>
-    <w:p>
-      <w:pPr>
-        <w:rPr>
-          <w:noProof/>
-        </w:rPr>
-      </w:pPr>
-    </w:p>
-    <w:p>
-      <w:pPr>
-        <w:rPr>
-          <w:bCs/>
-          <w:iCs/>
-        </w:rPr>
-      </w:pPr>
-      <w:r>
-        <w:rPr>
-          <w:noProof/>
-        </w:rPr>
-      </w:r>
-    </w:p>
-    <w:p>
-      <w:pPr>
-        <w:rPr>
-          <w:noProof/>
-        </w:rPr>
-      </w:pPr>
-    </w:p>
-    <w:p>
-      <w:pPr>
-        <w:rPr>
-          <w:noProof/>
-        </w:rPr>
-      </w:pPr>
-      <w:r>
-        <w:rPr>
-          <w:noProof/>
-        </w:rPr>
-        <w:t>ADDITIONAL NOTES:  For additional information on allowance and issuance, please see http://ca.slwip.com/slwdocs/noticeofallowance.doc.</w:t>
-      </w:r>
-    </w:p>
-    <w:p>
-      <w:pPr>
-        <w:rPr>
-          <w:noProof/>
-        </w:rPr>
-      </w:pPr>
-    </w:p>
-    <w:p>
-      <w:pPr>
-        <w:rPr>
-          <w:noProof/>
-        </w:rPr>
-      </w:pPr>
-      <w:r>
-        <w:rPr>
-          <w:noProof/>
-        </w:rPr>
-        <w:t>If you have any questions regarding this matter, please contact contact Attorney Test at 612-373-6900.</w:t>
+        <w:t>&gt;&gt; at &lt;&lt;this.WAPhone&gt;&gt;.</w:t>
       </w:r>
     </w:p>
     <w:p>
@@ -477,8 +357,8 @@
     <w:lsdException w:name="toc 9" w:semiHidden="1" w:uiPriority="39" w:unhideWhenUsed="1"/>
     <w:lsdException w:name="Normal Indent" w:semiHidden="1" w:unhideWhenUsed="1"/>
     <w:lsdException w:name="footnote text" w:semiHidden="1" w:unhideWhenUsed="1"/>
-    <w:lsdException w:name="annotation text" w:semiHidden="1" w:uiPriority="0" w:unhideWhenUsed="1"/>
-    <w:lsdException w:name="header" w:semiHidden="1" w:uiPriority="0" w:unhideWhenUsed="1"/>
+    <w:lsdException w:name="annotation text" w:semiHidden="1" w:unhideWhenUsed="1"/>
+    <w:lsdException w:name="header" w:semiHidden="1" w:unhideWhenUsed="1"/>
     <w:lsdException w:name="footer" w:semiHidden="1" w:unhideWhenUsed="1"/>
     <w:lsdException w:name="index heading" w:semiHidden="1" w:unhideWhenUsed="1"/>
     <w:lsdException w:name="caption" w:semiHidden="1" w:uiPriority="35" w:unhideWhenUsed="1" w:qFormat="1"/>
@@ -486,7 +366,7 @@
     <w:lsdException w:name="envelope address" w:semiHidden="1" w:unhideWhenUsed="1"/>
     <w:lsdException w:name="envelope return" w:semiHidden="1" w:unhideWhenUsed="1"/>
     <w:lsdException w:name="footnote reference" w:semiHidden="1" w:unhideWhenUsed="1"/>
-    <w:lsdException w:name="annotation reference" w:semiHidden="1" w:uiPriority="0" w:unhideWhenUsed="1"/>
+    <w:lsdException w:name="annotation reference" w:semiHidden="1" w:unhideWhenUsed="1"/>
     <w:lsdException w:name="line number" w:semiHidden="1" w:unhideWhenUsed="1"/>
     <w:lsdException w:name="page number" w:semiHidden="1" w:unhideWhenUsed="1"/>
     <w:lsdException w:name="endnote reference" w:semiHidden="1" w:unhideWhenUsed="1"/>
@@ -827,15 +707,7 @@
   <w:style w:type="paragraph" w:default="1" w:styleId="Normal">
     <w:name w:val="Normal"/>
     <w:qFormat/>
-    <w:rsid w:val="00EB7876"/>
-    <w:pPr>
-      <w:spacing w:after="0" w:line="240" w:lineRule="auto"/>
-    </w:pPr>
-    <w:rPr>
-      <w:rFonts w:ascii="Times New Roman" w:eastAsia="Times New Roman" w:hAnsi="Times New Roman" w:cs="Times New Roman"/>
-      <w:sz w:val="24"/>
-      <w:szCs w:val="24"/>
-    </w:rPr>
+    <w:rsid w:val="002C100E"/>
   </w:style>
   <w:style w:type="character" w:default="1" w:styleId="DefaultParagraphFont">
     <w:name w:val="Default Paragraph Font"/>
@@ -864,141 +736,17 @@
     <w:semiHidden/>
     <w:unhideWhenUsed/>
   </w:style>
-  <w:style w:type="paragraph" w:styleId="Header">
-    <w:name w:val="header"/>
-    <w:basedOn w:val="Normal"/>
-    <w:link w:val="HeaderChar"/>
-    <w:rsid w:val="00EB7876"/>
-    <w:pPr>
-      <w:tabs>
-        <w:tab w:val="center" w:pos="4320"/>
-        <w:tab w:val="right" w:pos="8640"/>
-      </w:tabs>
-    </w:pPr>
-  </w:style>
-  <w:style w:type="character" w:customStyle="1" w:styleId="HeaderChar">
-    <w:name w:val="Header Char"/>
-    <w:basedOn w:val="DefaultParagraphFont"/>
-    <w:link w:val="Header"/>
-    <w:rsid w:val="00EB7876"/>
-    <w:rPr>
-      <w:rFonts w:ascii="Times New Roman" w:eastAsia="Times New Roman" w:hAnsi="Times New Roman" w:cs="Times New Roman"/>
-      <w:sz w:val="24"/>
-      <w:szCs w:val="24"/>
-    </w:rPr>
-  </w:style>
-  <w:style w:type="character" w:styleId="CommentReference">
-    <w:name w:val="annotation reference"/>
-    <w:semiHidden/>
-    <w:rsid w:val="00EB7876"/>
-    <w:rPr>
-      <w:sz w:val="16"/>
-      <w:szCs w:val="16"/>
-    </w:rPr>
-  </w:style>
-  <w:style w:type="paragraph" w:styleId="CommentText">
-    <w:name w:val="annotation text"/>
-    <w:basedOn w:val="Normal"/>
-    <w:link w:val="CommentTextChar"/>
-    <w:semiHidden/>
-    <w:rsid w:val="00EB7876"/>
-    <w:rPr>
-      <w:sz w:val="20"/>
-      <w:szCs w:val="20"/>
-    </w:rPr>
-  </w:style>
-  <w:style w:type="character" w:customStyle="1" w:styleId="CommentTextChar">
-    <w:name w:val="Comment Text Char"/>
-    <w:basedOn w:val="DefaultParagraphFont"/>
-    <w:link w:val="CommentText"/>
-    <w:semiHidden/>
-    <w:rsid w:val="00EB7876"/>
-    <w:rPr>
-      <w:rFonts w:ascii="Times New Roman" w:eastAsia="Times New Roman" w:hAnsi="Times New Roman" w:cs="Times New Roman"/>
-      <w:sz w:val="20"/>
-      <w:szCs w:val="20"/>
-    </w:rPr>
-  </w:style>
-  <w:style w:type="character" w:styleId="Hyperlink">
-    <w:name w:val="Hyperlink"/>
-    <w:basedOn w:val="DefaultParagraphFont"/>
-    <w:uiPriority w:val="99"/>
-    <w:unhideWhenUsed/>
-    <w:rsid w:val="00EB7876"/>
-    <w:rPr>
-      <w:color w:val="0563C1"/>
-      <w:u w:val="single"/>
-    </w:rPr>
-  </w:style>
-  <w:style w:type="paragraph" w:styleId="BalloonText">
-    <w:name w:val="Balloon Text"/>
-    <w:basedOn w:val="Normal"/>
-    <w:link w:val="BalloonTextChar"/>
-    <w:uiPriority w:val="99"/>
-    <w:semiHidden/>
-    <w:unhideWhenUsed/>
-    <w:rsid w:val="00EB7876"/>
-    <w:rPr>
-      <w:rFonts w:ascii="Segoe UI" w:hAnsi="Segoe UI" w:cs="Segoe UI"/>
-      <w:sz w:val="18"/>
-      <w:szCs w:val="18"/>
-    </w:rPr>
-  </w:style>
-  <w:style w:type="character" w:customStyle="1" w:styleId="BalloonTextChar">
-    <w:name w:val="Balloon Text Char"/>
-    <w:basedOn w:val="DefaultParagraphFont"/>
-    <w:link w:val="BalloonText"/>
-    <w:uiPriority w:val="99"/>
-    <w:semiHidden/>
-    <w:rsid w:val="00EB7876"/>
-    <w:rPr>
-      <w:rFonts w:ascii="Segoe UI" w:eastAsia="Times New Roman" w:hAnsi="Segoe UI" w:cs="Segoe UI"/>
-      <w:sz w:val="18"/>
-      <w:szCs w:val="18"/>
-    </w:rPr>
-  </w:style>
-  <w:style w:type="paragraph" w:styleId="CommentSubject">
-    <w:name w:val="annotation subject"/>
-    <w:basedOn w:val="CommentText"/>
-    <w:next w:val="CommentText"/>
-    <w:link w:val="CommentSubjectChar"/>
-    <w:uiPriority w:val="99"/>
-    <w:semiHidden/>
-    <w:unhideWhenUsed/>
-    <w:rsid w:val="00D769A5"/>
-    <w:rPr>
-      <w:b/>
-      <w:bCs/>
-    </w:rPr>
-  </w:style>
-  <w:style w:type="character" w:customStyle="1" w:styleId="CommentSubjectChar">
-    <w:name w:val="Comment Subject Char"/>
-    <w:basedOn w:val="CommentTextChar"/>
-    <w:link w:val="CommentSubject"/>
-    <w:uiPriority w:val="99"/>
-    <w:semiHidden/>
-    <w:rsid w:val="00D769A5"/>
-    <w:rPr>
-      <w:rFonts w:ascii="Times New Roman" w:eastAsia="Times New Roman" w:hAnsi="Times New Roman" w:cs="Times New Roman"/>
-      <w:b/>
-      <w:bCs/>
-      <w:sz w:val="20"/>
-      <w:szCs w:val="20"/>
-    </w:rPr>
-  </w:style>
   <w:style w:type="paragraph" w:styleId="NormalWeb">
     <w:name w:val="Normal (Web)"/>
     <w:basedOn w:val="Normal"/>
     <w:uiPriority w:val="99"/>
     <w:unhideWhenUsed/>
-    <w:rsid w:val="00F47EFB"/>
+    <w:rsid w:val="002C100E"/>
     <w:pPr>
-      <w:spacing w:before="100" w:beforeAutospacing="1" w:after="100" w:afterAutospacing="1"/>
+      <w:spacing w:before="100" w:beforeAutospacing="1" w:after="100" w:afterAutospacing="1" w:line="240" w:lineRule="auto"/>
     </w:pPr>
     <w:rPr>
-      <w:rFonts w:ascii="Calibri" w:eastAsia="Calibri" w:hAnsi="Calibri" w:cs="Calibri"/>
-      <w:sz w:val="22"/>
-      <w:szCs w:val="22"/>
+      <w:rFonts w:ascii="Calibri" w:hAnsi="Calibri" w:cs="Calibri"/>
     </w:rPr>
   </w:style>
 </w:styles>

--- a/project/documents/merged/Document.docx
+++ b/project/documents/merged/Document.docx
@@ -4,289 +4,675 @@
   <w:body>
     <w:p>
       <w:pPr>
-        <w:pStyle w:val="NormalWeb"/>
-        <w:spacing w:before="0" w:beforeAutospacing="0" w:after="0" w:afterAutospacing="0"/>
-      </w:pPr>
-      <w:r>
-        <w:t xml:space="preserve">Subject line: ACME Manufacturing: Ref. No. Pa Da / SLW Ref: 1.003US1 / </w:t>
-      </w:r>
-      <w:r>
-        <w:t>SLW</w:t>
-      </w:r>
-      <w:r>
-        <w:t xml:space="preserve"> Report Out: Issue Fee </w:t>
-      </w:r>
-      <w:proofErr w:type="gramStart"/>
-      <w:r>
-        <w:t>filed</w:t>
-      </w:r>
-      <w:proofErr w:type="gramEnd"/>
-    </w:p>
-    <w:p>
-      <w:pPr>
-        <w:pStyle w:val="NormalWeb"/>
-        <w:spacing w:before="0" w:beforeAutospacing="0" w:after="0" w:afterAutospacing="0"/>
-      </w:pPr>
-    </w:p>
-    <w:p>
-      <w:pPr>
-        <w:pStyle w:val="NormalWeb"/>
-        <w:spacing w:before="0" w:beforeAutospacing="0" w:after="0" w:afterAutospacing="0"/>
-      </w:pPr>
-    </w:p>
-    <w:p>
-      <w:pPr>
-        <w:pStyle w:val="NormalWeb"/>
-        <w:spacing w:before="0" w:beforeAutospacing="0" w:after="0" w:afterAutospacing="0"/>
-      </w:pPr>
-    </w:p>
-    <w:p>
-      <w:pPr>
-        <w:pStyle w:val="NormalWeb"/>
-        <w:spacing w:before="0" w:beforeAutospacing="0" w:after="0" w:afterAutospacing="0"/>
-      </w:pPr>
-      <w:r>
-        <w:t>Body:</w:t>
-      </w:r>
-    </w:p>
-    <w:p>
-      <w:pPr>
-        <w:pStyle w:val="NormalWeb"/>
-        <w:spacing w:before="0" w:beforeAutospacing="0" w:after="0" w:afterAutospacing="0"/>
-      </w:pPr>
-    </w:p>
-    <w:p>
-      <w:pPr>
-        <w:pStyle w:val="NormalWeb"/>
-      </w:pPr>
-      <w:r>
-        <w:t xml:space="preserve">SCHWEGMAN LUNDBERG &amp; WOESSNER, P.A. </w:t>
-      </w:r>
-    </w:p>
-    <w:p>
-      <w:pPr>
-        <w:pStyle w:val="NormalWeb"/>
-      </w:pPr>
-    </w:p>
-    <w:p>
-      <w:pPr>
-        <w:spacing w:after="0" w:line="240" w:lineRule="auto"/>
-      </w:pPr>
-      <w:r>
-        <w:t>Attorney Test 612-373-6900</w:t>
-      </w:r>
-      <w:proofErr w:type="gramStart"/>
-      <w:r>
-        <w:t xml:space="preserve">  mmartin@slwip.com</w:t>
-      </w:r>
-      <w:proofErr w:type="gramEnd"/>
-      <w:r/>
-    </w:p>
-    <w:p>
-      <w:pPr>
-        <w:spacing w:after="0" w:line="240" w:lineRule="auto"/>
-      </w:pPr>
-      <w:r>
-        <w:t>Emily Bates 612-371-2163</w:t>
-      </w:r>
-      <w:proofErr w:type="gramStart"/>
-      <w:r>
-        <w:t xml:space="preserve">  ebates@slwip.com</w:t>
-      </w:r>
-      <w:proofErr w:type="gramEnd"/>
-      <w:r/>
-    </w:p>
-    <w:p>
-      <w:pPr>
-        <w:spacing w:after="0" w:line="240" w:lineRule="auto"/>
-      </w:pPr>
-    </w:p>
-    <w:p>
-      <w:pPr>
-        <w:spacing w:after="0" w:line="240" w:lineRule="auto"/>
-      </w:pPr>
-      <w:proofErr w:type="gramStart"/>
-      <w:r>
-        <w:t>Re:</w:t>
-      </w:r>
-      <w:r>
+        <w:tabs>
+          <w:tab w:val="right" w:pos="9360"/>
+        </w:tabs>
+        <w:rPr>
+          <w:sz w:val="24"/>
+        </w:rPr>
+      </w:pPr>
+      <w:r>
+        <w:rPr>
+          <w:sz w:val="24"/>
+        </w:rPr>
+        <w:t xml:space="preserve">Docket No. </w:t>
+      </w:r>
+      <w:r>
+        <w:rPr>
+          <w:sz w:val="24"/>
+        </w:rPr>
+        <w:t>1.003US1</w:t>
+      </w:r>
+      <w:proofErr w:type="spellStart"/>
+      <w:r>
+        <w:rPr>
+          <w:sz w:val="24"/>
+        </w:rPr>
+      </w:r>
+      <w:proofErr w:type="spellEnd"/>
+      <w:r>
+        <w:rPr>
+          <w:sz w:val="24"/>
+        </w:rPr>
+      </w:r>
+      <w:r>
+        <w:rPr>
+          <w:sz w:val="24"/>
+        </w:rPr>
         <w:tab/>
+      </w:r>
+      <w:r>
+        <w:rPr>
+          <w:sz w:val="24"/>
+        </w:rPr>
         <w:t>ACME Manufacturing</w:t>
       </w:r>
-      <w:proofErr w:type="gramEnd"/>
-      <w:r>
-        <w:t xml:space="preserve"> Ref. No. Pa Da - SLW Ref. No. 1.003US1</w:t>
-      </w:r>
-    </w:p>
-    <w:p>
-      <w:pPr>
-        <w:spacing w:after="0" w:line="240" w:lineRule="auto"/>
-        <w:ind w:firstLine="720"/>
-      </w:pPr>
-      <w:r>
-        <w:t>Patent Application Serial No. 12/356,986, filed August 21, 2023</w:t>
-      </w:r>
-    </w:p>
-    <w:p>
-      <w:pPr>
-        <w:spacing w:after="0" w:line="240" w:lineRule="auto"/>
-        <w:ind w:firstLine="720"/>
-      </w:pPr>
-      <w:r>
-        <w:rPr>
-          <w:rFonts w:cstheme="minorHAnsi"/>
-          <w:color w:val="000000"/>
-        </w:rPr>
-        <w:t>U.S. Patent No. &lt;&lt;THIS.patNo&gt;&gt;, issued &lt;&lt;THIS.issueDate&gt;&gt;</w:t>
-      </w:r>
-    </w:p>
-    <w:p>
-      <w:pPr>
-        <w:spacing w:after="0" w:line="240" w:lineRule="auto"/>
-        <w:ind w:firstLine="720"/>
-      </w:pPr>
-      <w:r>
-        <w:t>Title: Method and apparatus for making a title for a matter 1000</w:t>
-      </w:r>
-    </w:p>
-    <w:p>
-      <w:pPr>
-        <w:spacing w:after="0" w:line="240" w:lineRule="auto"/>
-      </w:pPr>
-    </w:p>
-    <w:p>
-      <w:pPr>
-        <w:spacing w:after="0" w:line="240" w:lineRule="auto"/>
-        <w:rPr>
-          <w:rFonts w:cstheme="minorHAnsi"/>
-        </w:rPr>
-      </w:pPr>
-      <w:r>
-        <w:rPr>
-          <w:rFonts w:cstheme="minorHAnsi"/>
-        </w:rPr>
-        <w:t xml:space="preserve">INFORMATION BEING REPORTED:  </w:t>
-      </w:r>
-      <w:r>
-        <w:rPr>
-          <w:rFonts w:cstheme="minorHAnsi"/>
-          <w:color w:val="000000"/>
-        </w:rPr>
-        <w:t>Electronic Certificate of Correction received from the Patent Office for the above-identified U.S. Patent.</w:t>
-      </w:r>
-    </w:p>
-    <w:p>
-      <w:pPr>
-        <w:spacing w:after="0" w:line="240" w:lineRule="auto"/>
-        <w:rPr>
-          <w:rFonts w:cstheme="minorHAnsi"/>
-        </w:rPr>
-      </w:pPr>
-    </w:p>
-    <w:p>
-      <w:pPr>
-        <w:spacing w:after="0" w:line="240" w:lineRule="auto"/>
-        <w:rPr>
-          <w:rFonts w:cstheme="minorHAnsi"/>
-        </w:rPr>
-      </w:pPr>
-      <w:r>
-        <w:rPr>
-          <w:rFonts w:cstheme="minorHAnsi"/>
-        </w:rPr>
-        <w:t xml:space="preserve">ADDITIONAL NOTES: </w:t>
-      </w:r>
-      <w:r>
-        <w:rPr>
-          <w:rFonts w:cstheme="minorHAnsi"/>
-          <w:color w:val="000000"/>
-        </w:rPr>
-        <w:t xml:space="preserve">The Certificate of Correction is considered part of the original patent, as if the patent had been originally issued in such corrected form. If you have any questions regarding this matter, please contact </w:t>
-      </w:r>
-      <w:r>
-        <w:rPr>
-          <w:rFonts w:cstheme="minorHAnsi"/>
-        </w:rPr>
-        <w:t>&lt;&lt;</w:t>
-      </w:r>
-      <w:proofErr w:type="gramStart"/>
-      <w:r>
-        <w:rPr>
-          <w:rFonts w:cstheme="minorHAnsi"/>
-        </w:rPr>
-        <w:t>this.WAName</w:t>
-      </w:r>
-      <w:proofErr w:type="gramEnd"/>
-      <w:r>
-        <w:rPr>
-          <w:rFonts w:cstheme="minorHAnsi"/>
-        </w:rPr>
-        <w:t>&gt;&gt; at &lt;&lt;this.WAPhone&gt;&gt;.</w:t>
-      </w:r>
-    </w:p>
-    <w:p>
-      <w:r>
-        <w:t xml:space="preserve">Reported By: </w:t>
-      </w:r>
-    </w:p>
-    <w:p/>
-    <w:p>
-      <w:r>
-        <w:t>Caitlin E. Puckett</w:t>
-      </w:r>
-    </w:p>
-    <w:p>
-      <w:r>
-        <w:t xml:space="preserve">Case Management Assistant </w:t>
-      </w:r>
-    </w:p>
-    <w:p/>
-    <w:p>
-      <w:r>
-        <w:t xml:space="preserve">Attachments </w:t>
-      </w:r>
-    </w:p>
-    <w:p>
-      <w:r>
-        <w:t xml:space="preserve">This electronic transmission contains information which is confidential and/or privileged. The information is intended for use only by the individual or entity named above. If you are not the intended recipient (or the employee or agent responsible for delivering this information to the intended recipient), you are hereby notified that any use, dissemination, distribution, or copying of this communication is prohibited. If you have received this information in error, please notify me immediately by telephone at 612-373-6900 or by electronic mail and delete all copies of the transmission. Thank you.      </w:t>
-      </w:r>
-    </w:p>
-    <w:p/>
-    <w:p>
-      <w:r>
-        <w:t xml:space="preserve">Schwegman Lundberg &amp; Woessner, P.A  </w:t>
-      </w:r>
-    </w:p>
-    <w:p>
-      <w:r>
-        <w:t xml:space="preserve">1600 TCF Tower, 121 South Eighth Street, Minneapolis, MN 55402  </w:t>
-      </w:r>
-    </w:p>
-    <w:p>
-      <w:r>
-        <w:t xml:space="preserve">Telephone: (612) 373-6900  </w:t>
-      </w:r>
-    </w:p>
-    <w:p>
-      <w:r>
-        <w:t xml:space="preserve">Fax: (612) 339-3061  </w:t>
-      </w:r>
-    </w:p>
-    <w:p>
-      <w:r>
-        <w:t>Web site: www.slwip.com</w:t>
-      </w:r>
+      <w:proofErr w:type="spellStart"/>
+      <w:r>
+        <w:rPr>
+          <w:sz w:val="24"/>
+        </w:rPr>
+      </w:r>
+      <w:proofErr w:type="spellEnd"/>
+      <w:r>
+        <w:rPr>
+          <w:sz w:val="24"/>
+        </w:rPr>
+      </w:r>
+      <w:r>
+        <w:rPr>
+          <w:sz w:val="24"/>
+        </w:rPr>
+        <w:t xml:space="preserve"> </w:t>
+      </w:r>
+      <w:r>
+        <w:rPr>
+          <w:sz w:val="24"/>
+        </w:rPr>
+        <w:t>Ref. No. Pa Da</w:t>
+      </w:r>
+      <w:proofErr w:type="spellStart"/>
+      <w:r>
+        <w:rPr>
+          <w:sz w:val="24"/>
+        </w:rPr>
+      </w:r>
+      <w:proofErr w:type="spellEnd"/>
+      <w:r>
+        <w:rPr>
+          <w:sz w:val="24"/>
+        </w:rPr>
+      </w:r>
+    </w:p>
+    <w:p>
+      <w:pPr>
+        <w:rPr>
+          <w:i/>
+          <w:iCs/>
+          <w:sz w:val="24"/>
+        </w:rPr>
+      </w:pPr>
+      <w:r>
+        <w:rPr>
+          <w:i/>
+          <w:iCs/>
+          <w:sz w:val="24"/>
+        </w:rPr>
+        <w:t>WD #</w:t>
+      </w:r>
+    </w:p>
+    <w:p>
+      <w:pPr>
+        <w:jc w:val="center"/>
+        <w:rPr>
+          <w:b/>
+          <w:bCs/>
+          <w:sz w:val="24"/>
+        </w:rPr>
+      </w:pPr>
+      <w:r>
+        <w:rPr>
+          <w:b/>
+          <w:bCs/>
+          <w:sz w:val="24"/>
+        </w:rPr>
+        <w:t>PENDING</w:t>
+      </w:r>
+      <w:r>
+        <w:rPr>
+          <w:b/>
+          <w:bCs/>
+          <w:sz w:val="24"/>
+        </w:rPr>
+        <w:t xml:space="preserve"> CLAIMS</w:t>
+      </w:r>
+    </w:p>
+    <w:p>
+      <w:pPr>
+        <w:jc w:val="center"/>
+        <w:rPr>
+          <w:sz w:val="24"/>
+        </w:rPr>
+      </w:pPr>
+    </w:p>
+    <w:p>
+      <w:pPr>
+        <w:jc w:val="center"/>
+        <w:rPr>
+          <w:sz w:val="24"/>
+        </w:rPr>
+      </w:pPr>
+      <w:r>
+        <w:rPr>
+          <w:sz w:val="24"/>
+        </w:rPr>
+        <w:t>Method and apparatus for making a title for a matter 1000</w:t>
+      </w:r>
+    </w:p>
+    <w:p>
+      <w:pPr>
+        <w:jc w:val="center"/>
+        <w:rPr>
+          <w:sz w:val="24"/>
+        </w:rPr>
+      </w:pPr>
+      <w:r>
+        <w:rPr>
+          <w:sz w:val="24"/>
+        </w:rPr>
+        <w:t>Inventor(s):</w:t>
+      </w:r>
+      <w:r>
+        <w:rPr>
+          <w:sz w:val="24"/>
+        </w:rPr>
+        <w:tab/>
+        <w:t>Wiley E. Coyote</w:t>
+      </w:r>
+      <w:proofErr w:type="spellStart"/>
+      <w:r>
+        <w:rPr>
+          <w:sz w:val="24"/>
+        </w:rPr>
+      </w:r>
+      <w:proofErr w:type="spellEnd"/>
+      <w:r>
+        <w:rPr>
+          <w:sz w:val="24"/>
+        </w:rPr>
+      </w:r>
+    </w:p>
+    <w:p>
+      <w:pPr>
+        <w:jc w:val="center"/>
+        <w:rPr>
+          <w:sz w:val="24"/>
+        </w:rPr>
+      </w:pPr>
+      <w:r>
+        <w:rPr>
+          <w:sz w:val="24"/>
+        </w:rPr>
+        <w:t xml:space="preserve">Serial No: </w:t>
+      </w:r>
+      <w:r>
+        <w:rPr>
+          <w:sz w:val="24"/>
+        </w:rPr>
+        <w:t>12/356,986</w:t>
+      </w:r>
+      <w:proofErr w:type="spellStart"/>
+      <w:r>
+        <w:rPr>
+          <w:sz w:val="24"/>
+        </w:rPr>
+      </w:r>
+      <w:proofErr w:type="spellEnd"/>
+      <w:r>
+        <w:rPr>
+          <w:sz w:val="24"/>
+        </w:rPr>
+      </w:r>
+    </w:p>
+    <w:p>
+      <w:pPr>
+        <w:jc w:val="center"/>
+        <w:rPr>
+          <w:sz w:val="24"/>
+        </w:rPr>
+      </w:pPr>
+    </w:p>
+    <w:p>
+      <w:pPr>
+        <w:spacing w:line="38" w:lineRule="exact"/>
+        <w:jc w:val="center"/>
+        <w:rPr>
+          <w:sz w:val="24"/>
+        </w:rPr>
+      </w:pPr>
+      <w:r>
+        <w:rPr>
+          <w:noProof/>
+        </w:rPr>
+        <w:pict w14:anchorId="3181984B">
+          <v:rect id="_x0000_s1026" style="position:absolute;left:0;text-align:left;margin-left:1in;margin-top:0;width:468pt;height:1.9pt;z-index:-251658752;mso-position-horizontal-relative:page" o:allowincell="f" fillcolor="black" stroked="f" strokeweight="0">
+            <v:fill color2="black"/>
+            <w10:wrap anchorx="page"/>
+            <w10:anchorlock/>
+          </v:rect>
+        </w:pict>
+      </w:r>
+    </w:p>
+    <w:p>
+      <w:pPr>
+        <w:rPr>
+          <w:sz w:val="24"/>
+        </w:rPr>
+      </w:pPr>
+    </w:p>
+    <w:p>
+      <w:pPr>
+        <w:jc w:val="center"/>
+        <w:rPr>
+          <w:i/>
+          <w:iCs/>
+          <w:sz w:val="24"/>
+        </w:rPr>
+      </w:pPr>
+      <w:r>
+        <w:rPr>
+          <w:i/>
+          <w:iCs/>
+          <w:sz w:val="24"/>
+        </w:rPr>
+        <w:t>Claims __, as of October 07, 2024</w:t>
+      </w:r>
+      <w:proofErr w:type="spellStart"/>
+      <w:r>
+        <w:rPr>
+          <w:i/>
+          <w:iCs/>
+          <w:sz w:val="24"/>
+        </w:rPr>
+      </w:r>
+      <w:proofErr w:type="spellEnd"/>
+      <w:r>
+        <w:rPr>
+          <w:i/>
+          <w:iCs/>
+          <w:sz w:val="24"/>
+        </w:rPr>
+        <w:t xml:space="preserve"> (test1</w:t>
+      </w:r>
+      <w:proofErr w:type="spellStart"/>
+      <w:r>
+        <w:rPr>
+          <w:i/>
+          <w:iCs/>
+          <w:sz w:val="24"/>
+        </w:rPr>
+      </w:r>
+      <w:proofErr w:type="spellEnd"/>
+      <w:r>
+        <w:rPr>
+          <w:i/>
+          <w:iCs/>
+          <w:sz w:val="24"/>
+        </w:rPr>
+        <w:t>)</w:t>
+      </w:r>
+      <w:r>
+        <w:rPr>
+          <w:i/>
+          <w:iCs/>
+          <w:sz w:val="24"/>
+        </w:rPr>
+        <w:t>.</w:t>
+      </w:r>
+    </w:p>
+    <w:p>
+      <w:pPr>
+        <w:rPr>
+          <w:i/>
+          <w:iCs/>
+          <w:sz w:val="24"/>
+        </w:rPr>
+      </w:pPr>
+    </w:p>
+    <w:p>
+      <w:pPr>
+        <w:rPr>
+          <w:i/>
+          <w:iCs/>
+          <w:sz w:val="24"/>
+        </w:rPr>
+      </w:pPr>
+    </w:p>
+    <w:p>
+      <w:pPr>
+        <w:rPr>
+          <w:i/>
+          <w:iCs/>
+          <w:sz w:val="24"/>
+        </w:rPr>
+      </w:pPr>
+    </w:p>
+    <w:p>
+      <w:pPr>
+        <w:rPr>
+          <w:i/>
+          <w:iCs/>
+          <w:sz w:val="24"/>
+        </w:rPr>
+      </w:pPr>
+    </w:p>
+    <w:p>
+      <w:pPr>
+        <w:rPr>
+          <w:i/>
+          <w:iCs/>
+          <w:sz w:val="24"/>
+        </w:rPr>
+      </w:pPr>
+    </w:p>
+    <w:p>
+      <w:pPr>
+        <w:rPr>
+          <w:i/>
+          <w:iCs/>
+          <w:sz w:val="24"/>
+        </w:rPr>
+      </w:pPr>
+    </w:p>
+    <w:p>
+      <w:pPr>
+        <w:rPr>
+          <w:i/>
+          <w:iCs/>
+          <w:sz w:val="24"/>
+        </w:rPr>
+      </w:pPr>
+    </w:p>
+    <w:p>
+      <w:pPr>
+        <w:rPr>
+          <w:i/>
+          <w:iCs/>
+          <w:sz w:val="24"/>
+        </w:rPr>
+      </w:pPr>
+    </w:p>
+    <w:p>
+      <w:pPr>
+        <w:rPr>
+          <w:i/>
+          <w:iCs/>
+          <w:sz w:val="24"/>
+        </w:rPr>
+      </w:pPr>
+    </w:p>
+    <w:p>
+      <w:pPr>
+        <w:rPr>
+          <w:i/>
+          <w:iCs/>
+          <w:sz w:val="24"/>
+        </w:rPr>
+      </w:pPr>
+    </w:p>
+    <w:p>
+      <w:pPr>
+        <w:rPr>
+          <w:i/>
+          <w:iCs/>
+          <w:sz w:val="24"/>
+        </w:rPr>
+      </w:pPr>
+    </w:p>
+    <w:p>
+      <w:pPr>
+        <w:rPr>
+          <w:i/>
+          <w:iCs/>
+          <w:sz w:val="24"/>
+        </w:rPr>
+      </w:pPr>
+    </w:p>
+    <w:p>
+      <w:pPr>
+        <w:rPr>
+          <w:i/>
+          <w:iCs/>
+          <w:sz w:val="24"/>
+        </w:rPr>
+      </w:pPr>
+    </w:p>
+    <w:p>
+      <w:pPr>
+        <w:rPr>
+          <w:i/>
+          <w:iCs/>
+          <w:sz w:val="24"/>
+        </w:rPr>
+      </w:pPr>
+    </w:p>
+    <w:p>
+      <w:pPr>
+        <w:rPr>
+          <w:i/>
+          <w:iCs/>
+          <w:sz w:val="24"/>
+        </w:rPr>
+      </w:pPr>
+    </w:p>
+    <w:p>
+      <w:pPr>
+        <w:rPr>
+          <w:i/>
+          <w:iCs/>
+          <w:sz w:val="24"/>
+        </w:rPr>
+      </w:pPr>
+    </w:p>
+    <w:p>
+      <w:pPr>
+        <w:rPr>
+          <w:i/>
+          <w:iCs/>
+          <w:sz w:val="24"/>
+        </w:rPr>
+      </w:pPr>
+    </w:p>
+    <w:p>
+      <w:pPr>
+        <w:rPr>
+          <w:i/>
+          <w:iCs/>
+          <w:sz w:val="24"/>
+        </w:rPr>
+      </w:pPr>
+    </w:p>
+    <w:p>
+      <w:pPr>
+        <w:rPr>
+          <w:i/>
+          <w:iCs/>
+          <w:sz w:val="24"/>
+        </w:rPr>
+      </w:pPr>
+    </w:p>
+    <w:p>
+      <w:pPr>
+        <w:rPr>
+          <w:i/>
+          <w:iCs/>
+          <w:sz w:val="24"/>
+        </w:rPr>
+      </w:pPr>
+    </w:p>
+    <w:p>
+      <w:pPr>
+        <w:rPr>
+          <w:i/>
+          <w:iCs/>
+          <w:sz w:val="24"/>
+        </w:rPr>
+      </w:pPr>
+    </w:p>
+    <w:p>
+      <w:pPr>
+        <w:rPr>
+          <w:i/>
+          <w:iCs/>
+          <w:sz w:val="24"/>
+        </w:rPr>
+      </w:pPr>
+    </w:p>
+    <w:p>
+      <w:pPr>
+        <w:rPr>
+          <w:i/>
+          <w:iCs/>
+          <w:sz w:val="24"/>
+        </w:rPr>
+      </w:pPr>
+    </w:p>
+    <w:p>
+      <w:pPr>
+        <w:rPr>
+          <w:i/>
+          <w:iCs/>
+          <w:sz w:val="24"/>
+        </w:rPr>
+      </w:pPr>
+    </w:p>
+    <w:p>
+      <w:pPr>
+        <w:rPr>
+          <w:i/>
+          <w:iCs/>
+          <w:sz w:val="24"/>
+        </w:rPr>
+      </w:pPr>
+    </w:p>
+    <w:p>
+      <w:pPr>
+        <w:rPr>
+          <w:i/>
+          <w:iCs/>
+          <w:sz w:val="24"/>
+        </w:rPr>
+      </w:pPr>
+    </w:p>
+    <w:p>
+      <w:pPr>
+        <w:rPr>
+          <w:i/>
+          <w:iCs/>
+          <w:sz w:val="24"/>
+        </w:rPr>
+      </w:pPr>
+    </w:p>
+    <w:p>
+      <w:pPr>
+        <w:rPr>
+          <w:i/>
+          <w:iCs/>
+          <w:sz w:val="24"/>
+        </w:rPr>
+      </w:pPr>
+    </w:p>
+    <w:p>
+      <w:pPr>
+        <w:rPr>
+          <w:i/>
+          <w:iCs/>
+          <w:sz w:val="24"/>
+        </w:rPr>
+      </w:pPr>
+    </w:p>
+    <w:p>
+      <w:pPr>
+        <w:rPr>
+          <w:i/>
+          <w:iCs/>
+          <w:sz w:val="24"/>
+        </w:rPr>
+      </w:pPr>
+    </w:p>
+    <w:p>
+      <w:pPr>
+        <w:rPr>
+          <w:i/>
+          <w:iCs/>
+          <w:sz w:val="24"/>
+        </w:rPr>
+      </w:pPr>
+    </w:p>
+    <w:p>
+      <w:pPr>
+        <w:rPr>
+          <w:i/>
+          <w:iCs/>
+          <w:sz w:val="24"/>
+        </w:rPr>
+      </w:pPr>
+    </w:p>
+    <w:p>
+      <w:pPr>
+        <w:rPr>
+          <w:i/>
+          <w:iCs/>
+          <w:sz w:val="24"/>
+        </w:rPr>
+      </w:pPr>
+    </w:p>
+    <w:p>
+      <w:pPr>
+        <w:rPr>
+          <w:i/>
+          <w:iCs/>
+          <w:sz w:val="24"/>
+        </w:rPr>
+      </w:pPr>
+    </w:p>
+    <w:p>
+      <w:pPr>
+        <w:rPr>
+          <w:i/>
+          <w:iCs/>
+          <w:sz w:val="24"/>
+        </w:rPr>
+      </w:pPr>
+    </w:p>
+    <w:p>
+      <w:pPr>
+        <w:rPr>
+          <w:i/>
+          <w:iCs/>
+          <w:sz w:val="24"/>
+        </w:rPr>
+      </w:pPr>
     </w:p>
     <w:sectPr>
-      <w:headerReference w:type="default" r:id="rId6"/>
-      <w:footerReference w:type="default" r:id="rId7"/>
-      <w:pgSz w:w="12240" w:h="15840"/>
-      <w:pgMar w:top="1440" w:right="1440" w:bottom="1440" w:left="1440" w:header="720" w:footer="720" w:gutter="0"/>
+      <w:headerReference w:type="default" r:id="rId8"/>
+      <w:footerReference w:type="default" r:id="rId11"/>
+      <w:type w:val="continuous"/>
+      <w:pgSz w:w="12240" w:h="15840" w:code="1"/>
+      <w:pgMar w:top="1728" w:right="1440" w:bottom="1440" w:left="1440" w:header="720" w:footer="720" w:gutter="0"/>
+      <w:paperSrc w:first="11" w:other="11"/>
       <w:cols w:space="720"/>
-      <w:docGrid w:linePitch="360"/>
+      <w:titlePg/>
     </w:sectPr>
   </w:body>
 </w:document>
+</file>
+
+<file path=word/customizations.xml><?xml version="1.0" encoding="utf-8"?>
+<wne:tcg xmlns:r="http://schemas.openxmlformats.org/officeDocument/2006/relationships" xmlns:wne="http://schemas.microsoft.com/office/word/2006/wordml">
+  <wne:toolbars>
+    <wne:toolbarData r:id="rId1"/>
+  </wne:toolbars>
+</wne:tcg>
+</file>
+
+<file path=word/endnotes.xml><?xml version="1.0" encoding="utf-8"?>
+<w:endnotes xmlns:wpc="http://schemas.microsoft.com/office/word/2010/wordprocessingCanvas" xmlns:cx="http://schemas.microsoft.com/office/drawing/2014/chartex" xmlns:cx1="http://schemas.microsoft.com/office/drawing/2015/9/8/chartex" xmlns:cx2="http://schemas.microsoft.com/office/drawing/2015/10/21/chartex" xmlns:cx3="http://schemas.microsoft.com/office/drawing/2016/5/9/chartex" xmlns:cx4="http://schemas.microsoft.com/office/drawing/2016/5/10/chartex" xmlns:cx5="http://schemas.microsoft.com/office/drawing/2016/5/11/chartex" xmlns:cx6="http://schemas.microsoft.com/office/drawing/2016/5/12/chartex" xmlns:cx7="http://schemas.microsoft.com/office/drawing/2016/5/13/chartex" xmlns:cx8="http://schemas.microsoft.com/office/drawing/2016/5/14/chartex" xmlns:mc="http://schemas.openxmlformats.org/markup-compatibility/2006" xmlns:aink="http://schemas.microsoft.com/office/drawing/2016/ink" xmlns:am3d="http://schemas.microsoft.com/office/drawing/2017/model3d" xmlns:o="urn:schemas-microsoft-com:office:office" xmlns:oel="http://schemas.microsoft.com/office/2019/extlst" xmlns:r="http://schemas.openxmlformats.org/officeDocument/2006/relationships" xmlns:m="http://schemas.openxmlformats.org/officeDocument/2006/math" xmlns:v="urn:schemas-microsoft-com:vml" xmlns:wp14="http://schemas.microsoft.com/office/word/2010/wordprocessingDrawing" xmlns:wp="http://schemas.openxmlformats.org/drawingml/2006/wordprocessingDrawing" xmlns:w10="urn:schemas-microsoft-com:office:word" xmlns:w="http://schemas.openxmlformats.org/wordprocessingml/2006/main" xmlns:w14="http://schemas.microsoft.com/office/word/2010/wordml" xmlns:w15="http://schemas.microsoft.com/office/word/2012/wordml" xmlns:w16cex="http://schemas.microsoft.com/office/word/2018/wordml/cex" xmlns:w16cid="http://schemas.microsoft.com/office/word/2016/wordml/cid" xmlns:w16="http://schemas.microsoft.com/office/word/2018/wordml" xmlns:w16sdtdh="http://schemas.microsoft.com/office/word/2020/wordml/sdtdatahash" xmlns:w16se="http://schemas.microsoft.com/office/word/2015/wordml/symex" xmlns:wpg="http://schemas.microsoft.com/office/word/2010/wordprocessingGroup" xmlns:wpi="http://schemas.microsoft.com/office/word/2010/wordprocessingInk" xmlns:wne="http://schemas.microsoft.com/office/word/2006/wordml" xmlns:wps="http://schemas.microsoft.com/office/word/2010/wordprocessingShape" mc:Ignorable="w14 w15 w16se w16cid w16 w16cex w16sdtdh wp14">
+  <w:endnote w:type="separator" w:id="-1">
+    <w:p>
+      <w:r>
+        <w:separator/>
+      </w:r>
+    </w:p>
+  </w:endnote>
+  <w:endnote w:type="continuationSeparator" w:id="0">
+    <w:p>
+      <w:r>
+        <w:continuationSeparator/>
+      </w:r>
+    </w:p>
+  </w:endnote>
+</w:endnotes>
 </file>
 
 <file path=word/footer1.xml><?xml version="1.0" encoding="utf-8"?>
@@ -299,8 +685,206 @@
 </w:ftr>
 </file>
 
+<file path=word/footnotes.xml><?xml version="1.0" encoding="utf-8"?>
+<w:footnotes xmlns:wpc="http://schemas.microsoft.com/office/word/2010/wordprocessingCanvas" xmlns:cx="http://schemas.microsoft.com/office/drawing/2014/chartex" xmlns:cx1="http://schemas.microsoft.com/office/drawing/2015/9/8/chartex" xmlns:cx2="http://schemas.microsoft.com/office/drawing/2015/10/21/chartex" xmlns:cx3="http://schemas.microsoft.com/office/drawing/2016/5/9/chartex" xmlns:cx4="http://schemas.microsoft.com/office/drawing/2016/5/10/chartex" xmlns:cx5="http://schemas.microsoft.com/office/drawing/2016/5/11/chartex" xmlns:cx6="http://schemas.microsoft.com/office/drawing/2016/5/12/chartex" xmlns:cx7="http://schemas.microsoft.com/office/drawing/2016/5/13/chartex" xmlns:cx8="http://schemas.microsoft.com/office/drawing/2016/5/14/chartex" xmlns:mc="http://schemas.openxmlformats.org/markup-compatibility/2006" xmlns:aink="http://schemas.microsoft.com/office/drawing/2016/ink" xmlns:am3d="http://schemas.microsoft.com/office/drawing/2017/model3d" xmlns:o="urn:schemas-microsoft-com:office:office" xmlns:oel="http://schemas.microsoft.com/office/2019/extlst" xmlns:r="http://schemas.openxmlformats.org/officeDocument/2006/relationships" xmlns:m="http://schemas.openxmlformats.org/officeDocument/2006/math" xmlns:v="urn:schemas-microsoft-com:vml" xmlns:wp14="http://schemas.microsoft.com/office/word/2010/wordprocessingDrawing" xmlns:wp="http://schemas.openxmlformats.org/drawingml/2006/wordprocessingDrawing" xmlns:w10="urn:schemas-microsoft-com:office:word" xmlns:w="http://schemas.openxmlformats.org/wordprocessingml/2006/main" xmlns:w14="http://schemas.microsoft.com/office/word/2010/wordml" xmlns:w15="http://schemas.microsoft.com/office/word/2012/wordml" xmlns:w16cex="http://schemas.microsoft.com/office/word/2018/wordml/cex" xmlns:w16cid="http://schemas.microsoft.com/office/word/2016/wordml/cid" xmlns:w16="http://schemas.microsoft.com/office/word/2018/wordml" xmlns:w16sdtdh="http://schemas.microsoft.com/office/word/2020/wordml/sdtdatahash" xmlns:w16se="http://schemas.microsoft.com/office/word/2015/wordml/symex" xmlns:wpg="http://schemas.microsoft.com/office/word/2010/wordprocessingGroup" xmlns:wpi="http://schemas.microsoft.com/office/word/2010/wordprocessingInk" xmlns:wne="http://schemas.microsoft.com/office/word/2006/wordml" xmlns:wps="http://schemas.microsoft.com/office/word/2010/wordprocessingShape" mc:Ignorable="w14 w15 w16se w16cid w16 w16cex w16sdtdh wp14">
+  <w:footnote w:type="separator" w:id="-1">
+    <w:p>
+      <w:r>
+        <w:separator/>
+      </w:r>
+    </w:p>
+  </w:footnote>
+  <w:footnote w:type="continuationSeparator" w:id="0">
+    <w:p>
+      <w:r>
+        <w:continuationSeparator/>
+      </w:r>
+    </w:p>
+  </w:footnote>
+</w:footnotes>
+</file>
+
 <file path=word/header1.xml><?xml version="1.0" encoding="utf-8"?>
-<w:hdr xmlns:m="http://schemas.openxmlformats.org/officeDocument/2006/math" xmlns:mc="http://schemas.openxmlformats.org/markup-compatibility/2006" xmlns:mo="http://schemas.microsoft.com/office/mac/office/2008/main" xmlns:mv="urn:schemas-microsoft-com:mac:vml" xmlns:o="urn:schemas-microsoft-com:office:office" xmlns:r="http://schemas.openxmlformats.org/officeDocument/2006/relationships" xmlns:v="urn:schemas-microsoft-com:vml" xmlns:w10="urn:schemas-microsoft-com:office:word" xmlns:w14="http://schemas.microsoft.com/office/word/2010/wordml" xmlns:w="http://schemas.openxmlformats.org/wordprocessingml/2006/main" xmlns:wne="http://schemas.microsoft.com/office/word/2006/wordml" xmlns:wp14="http://schemas.microsoft.com/office/word/2010/wordprocessingDrawing" xmlns:wp="http://schemas.openxmlformats.org/drawingml/2006/wordprocessingDrawing" xmlns:wpc="http://schemas.microsoft.com/office/word/2010/wordprocessingCanvas" xmlns:wpg="http://schemas.microsoft.com/office/word/2010/wordprocessingGroup" xmlns:wpi="http://schemas.microsoft.com/office/word/2010/wordprocessingInk" xmlns:wps="http://schemas.microsoft.com/office/word/2010/wordprocessingShape" mc:Ignorable="w14 wp14">
+<w:hdr xmlns:wpc="http://schemas.microsoft.com/office/word/2010/wordprocessingCanvas" xmlns:cx="http://schemas.microsoft.com/office/drawing/2014/chartex" xmlns:cx1="http://schemas.microsoft.com/office/drawing/2015/9/8/chartex" xmlns:cx2="http://schemas.microsoft.com/office/drawing/2015/10/21/chartex" xmlns:cx3="http://schemas.microsoft.com/office/drawing/2016/5/9/chartex" xmlns:cx4="http://schemas.microsoft.com/office/drawing/2016/5/10/chartex" xmlns:cx5="http://schemas.microsoft.com/office/drawing/2016/5/11/chartex" xmlns:cx6="http://schemas.microsoft.com/office/drawing/2016/5/12/chartex" xmlns:cx7="http://schemas.microsoft.com/office/drawing/2016/5/13/chartex" xmlns:cx8="http://schemas.microsoft.com/office/drawing/2016/5/14/chartex" xmlns:mc="http://schemas.openxmlformats.org/markup-compatibility/2006" xmlns:aink="http://schemas.microsoft.com/office/drawing/2016/ink" xmlns:am3d="http://schemas.microsoft.com/office/drawing/2017/model3d" xmlns:o="urn:schemas-microsoft-com:office:office" xmlns:oel="http://schemas.microsoft.com/office/2019/extlst" xmlns:r="http://schemas.openxmlformats.org/officeDocument/2006/relationships" xmlns:m="http://schemas.openxmlformats.org/officeDocument/2006/math" xmlns:v="urn:schemas-microsoft-com:vml" xmlns:wp14="http://schemas.microsoft.com/office/word/2010/wordprocessingDrawing" xmlns:wp="http://schemas.openxmlformats.org/drawingml/2006/wordprocessingDrawing" xmlns:w10="urn:schemas-microsoft-com:office:word" xmlns:w="http://schemas.openxmlformats.org/wordprocessingml/2006/main" xmlns:w14="http://schemas.microsoft.com/office/word/2010/wordml" xmlns:w15="http://schemas.microsoft.com/office/word/2012/wordml" xmlns:w16cex="http://schemas.microsoft.com/office/word/2018/wordml/cex" xmlns:w16cid="http://schemas.microsoft.com/office/word/2016/wordml/cid" xmlns:w16="http://schemas.microsoft.com/office/word/2018/wordml" xmlns:w16sdtdh="http://schemas.microsoft.com/office/word/2020/wordml/sdtdatahash" xmlns:w16se="http://schemas.microsoft.com/office/word/2015/wordml/symex" xmlns:wpg="http://schemas.microsoft.com/office/word/2010/wordprocessingGroup" xmlns:wpi="http://schemas.microsoft.com/office/word/2010/wordprocessingInk" xmlns:wne="http://schemas.microsoft.com/office/word/2006/wordml" xmlns:wps="http://schemas.microsoft.com/office/word/2010/wordprocessingShape" mc:Ignorable="w14 w15 w16se w16cid w16 w16cex w16sdtdh wp14">
+  <w:p>
+    <w:pPr>
+      <w:pBdr>
+        <w:bottom w:val="single" w:sz="4" w:space="1" w:color="auto"/>
+      </w:pBdr>
+      <w:tabs>
+        <w:tab w:val="right" w:pos="9000"/>
+      </w:tabs>
+      <w:rPr>
+        <w:rStyle w:val="PageNumber"/>
+        <w:sz w:val="24"/>
+      </w:rPr>
+    </w:pPr>
+    <w:r>
+      <w:rPr>
+        <w:b/>
+        <w:sz w:val="24"/>
+      </w:rPr>
+      <w:t>Pending</w:t>
+    </w:r>
+    <w:r>
+      <w:rPr>
+        <w:b/>
+        <w:sz w:val="24"/>
+      </w:rPr>
+      <w:t xml:space="preserve"> Claims</w:t>
+    </w:r>
+    <w:r>
+      <w:rPr>
+        <w:sz w:val="24"/>
+      </w:rPr>
+      <w:tab/>
+      <w:t xml:space="preserve">Page </w:t>
+    </w:r>
+    <w:r>
+      <w:rPr>
+        <w:rStyle w:val="PageNumber"/>
+        <w:sz w:val="24"/>
+      </w:rPr>
+      <w:fldChar w:fldCharType="begin"/>
+    </w:r>
+    <w:r>
+      <w:rPr>
+        <w:rStyle w:val="PageNumber"/>
+        <w:sz w:val="24"/>
+      </w:rPr>
+      <w:instrText xml:space="preserve"> PAGE </w:instrText>
+    </w:r>
+    <w:r>
+      <w:rPr>
+        <w:rStyle w:val="PageNumber"/>
+        <w:sz w:val="24"/>
+      </w:rPr>
+      <w:fldChar w:fldCharType="separate"/>
+    </w:r>
+    <w:r>
+      <w:rPr>
+        <w:rStyle w:val="PageNumber"/>
+        <w:noProof/>
+        <w:sz w:val="24"/>
+      </w:rPr>
+      <w:t>2</w:t>
+    </w:r>
+    <w:r>
+      <w:rPr>
+        <w:rStyle w:val="PageNumber"/>
+        <w:sz w:val="24"/>
+      </w:rPr>
+      <w:fldChar w:fldCharType="end"/>
+    </w:r>
+  </w:p>
+  <w:p>
+    <w:pPr>
+      <w:pBdr>
+        <w:bottom w:val="single" w:sz="4" w:space="1" w:color="auto"/>
+      </w:pBdr>
+      <w:tabs>
+        <w:tab w:val="right" w:pos="9018"/>
+      </w:tabs>
+      <w:rPr>
+        <w:sz w:val="24"/>
+      </w:rPr>
+    </w:pPr>
+    <w:r>
+      <w:rPr>
+        <w:sz w:val="24"/>
+      </w:rPr>
+      <w:t>ACME Manufacturing</w:t>
+    </w:r>
+    <w:proofErr w:type="spellStart"/>
+    <w:r>
+      <w:rPr>
+        <w:sz w:val="24"/>
+      </w:rPr>
+    </w:r>
+    <w:proofErr w:type="spellEnd"/>
+    <w:r>
+      <w:rPr>
+        <w:sz w:val="24"/>
+      </w:rPr>
+    </w:r>
+    <w:r>
+      <w:rPr>
+        <w:sz w:val="24"/>
+      </w:rPr>
+      <w:t xml:space="preserve"> </w:t>
+    </w:r>
+    <w:r>
+      <w:rPr>
+        <w:sz w:val="24"/>
+      </w:rPr>
+      <w:t xml:space="preserve"> </w:t>
+    </w:r>
+    <w:r>
+      <w:rPr>
+        <w:sz w:val="24"/>
+      </w:rPr>
+      <w:t>Ref. No. Pa Da</w:t>
+    </w:r>
+    <w:proofErr w:type="spellStart"/>
+    <w:r>
+      <w:rPr>
+        <w:sz w:val="24"/>
+      </w:rPr>
+    </w:r>
+    <w:proofErr w:type="spellEnd"/>
+    <w:r>
+      <w:rPr>
+        <w:sz w:val="24"/>
+      </w:rPr>
+    </w:r>
+    <w:r>
+      <w:rPr>
+        <w:sz w:val="24"/>
+      </w:rPr>
+      <w:tab/>
+      <w:t xml:space="preserve">Docket No. </w:t>
+    </w:r>
+    <w:r>
+      <w:rPr>
+        <w:sz w:val="24"/>
+      </w:rPr>
+      <w:t>1.003US1</w:t>
+    </w:r>
+    <w:proofErr w:type="spellStart"/>
+    <w:r>
+      <w:rPr>
+        <w:sz w:val="24"/>
+      </w:rPr>
+    </w:r>
+    <w:proofErr w:type="spellEnd"/>
+    <w:r>
+      <w:rPr>
+        <w:sz w:val="24"/>
+      </w:rPr>
+    </w:r>
+  </w:p>
+  <w:p>
+    <w:pPr>
+      <w:pBdr>
+        <w:bottom w:val="single" w:sz="4" w:space="1" w:color="auto"/>
+      </w:pBdr>
+      <w:rPr>
+        <w:sz w:val="24"/>
+      </w:rPr>
+    </w:pPr>
+    <w:r>
+      <w:rPr>
+        <w:sz w:val="24"/>
+      </w:rPr>
+      <w:t xml:space="preserve">Assignee: </w:t>
+    </w:r>
+    <w:r>
+      <w:rPr>
+        <w:sz w:val="24"/>
+      </w:rPr>
+      <w:t>ACME Manufacturing</w:t>
+    </w:r>
+  </w:p>
   <w:p>
     <w:pPr>
       <w:pStyle w:val="Header"/>
@@ -309,181 +893,129 @@
 </w:hdr>
 </file>
 
+<file path=word/numbering.xml><?xml version="1.0" encoding="utf-8"?>
+<w:numbering xmlns:wpc="http://schemas.microsoft.com/office/word/2010/wordprocessingCanvas" xmlns:cx="http://schemas.microsoft.com/office/drawing/2014/chartex" xmlns:cx1="http://schemas.microsoft.com/office/drawing/2015/9/8/chartex" xmlns:cx2="http://schemas.microsoft.com/office/drawing/2015/10/21/chartex" xmlns:cx3="http://schemas.microsoft.com/office/drawing/2016/5/9/chartex" xmlns:cx4="http://schemas.microsoft.com/office/drawing/2016/5/10/chartex" xmlns:cx5="http://schemas.microsoft.com/office/drawing/2016/5/11/chartex" xmlns:cx6="http://schemas.microsoft.com/office/drawing/2016/5/12/chartex" xmlns:cx7="http://schemas.microsoft.com/office/drawing/2016/5/13/chartex" xmlns:cx8="http://schemas.microsoft.com/office/drawing/2016/5/14/chartex" xmlns:mc="http://schemas.openxmlformats.org/markup-compatibility/2006" xmlns:aink="http://schemas.microsoft.com/office/drawing/2016/ink" xmlns:am3d="http://schemas.microsoft.com/office/drawing/2017/model3d" xmlns:o="urn:schemas-microsoft-com:office:office" xmlns:oel="http://schemas.microsoft.com/office/2019/extlst" xmlns:r="http://schemas.openxmlformats.org/officeDocument/2006/relationships" xmlns:m="http://schemas.openxmlformats.org/officeDocument/2006/math" xmlns:v="urn:schemas-microsoft-com:vml" xmlns:wp14="http://schemas.microsoft.com/office/word/2010/wordprocessingDrawing" xmlns:wp="http://schemas.openxmlformats.org/drawingml/2006/wordprocessingDrawing" xmlns:w10="urn:schemas-microsoft-com:office:word" xmlns:w="http://schemas.openxmlformats.org/wordprocessingml/2006/main" xmlns:w14="http://schemas.microsoft.com/office/word/2010/wordml" xmlns:w15="http://schemas.microsoft.com/office/word/2012/wordml" xmlns:w16cex="http://schemas.microsoft.com/office/word/2018/wordml/cex" xmlns:w16cid="http://schemas.microsoft.com/office/word/2016/wordml/cid" xmlns:w16="http://schemas.microsoft.com/office/word/2018/wordml" xmlns:w16sdtdh="http://schemas.microsoft.com/office/word/2020/wordml/sdtdatahash" xmlns:w16se="http://schemas.microsoft.com/office/word/2015/wordml/symex" xmlns:wpg="http://schemas.microsoft.com/office/word/2010/wordprocessingGroup" xmlns:wpi="http://schemas.microsoft.com/office/word/2010/wordprocessingInk" xmlns:wne="http://schemas.microsoft.com/office/word/2006/wordml" xmlns:wps="http://schemas.microsoft.com/office/word/2010/wordprocessingShape" mc:Ignorable="w14 w15 w16se w16cid w16 w16cex w16sdtdh wp14">
+  <w:abstractNum w:abstractNumId="0" w15:restartNumberingAfterBreak="0">
+    <w:nsid w:val="1954663A"/>
+    <w:multiLevelType w:val="hybridMultilevel"/>
+    <w:tmpl w:val="893C2EF0"/>
+    <w:lvl w:ilvl="0" w:tplc="CE9A64A6">
+      <w:start w:val="1"/>
+      <w:numFmt w:val="decimal"/>
+      <w:pStyle w:val="Claim1"/>
+      <w:lvlText w:val="%1."/>
+      <w:lvlJc w:val="left"/>
+      <w:pPr>
+        <w:ind w:left="720" w:hanging="360"/>
+      </w:pPr>
+    </w:lvl>
+    <w:lvl w:ilvl="1" w:tplc="04090019" w:tentative="1">
+      <w:start w:val="1"/>
+      <w:numFmt w:val="lowerLetter"/>
+      <w:lvlText w:val="%2."/>
+      <w:lvlJc w:val="left"/>
+      <w:pPr>
+        <w:ind w:left="1800" w:hanging="360"/>
+      </w:pPr>
+    </w:lvl>
+    <w:lvl w:ilvl="2" w:tplc="0409001B" w:tentative="1">
+      <w:start w:val="1"/>
+      <w:numFmt w:val="lowerRoman"/>
+      <w:lvlText w:val="%3."/>
+      <w:lvlJc w:val="right"/>
+      <w:pPr>
+        <w:ind w:left="2520" w:hanging="180"/>
+      </w:pPr>
+    </w:lvl>
+    <w:lvl w:ilvl="3" w:tplc="0409000F" w:tentative="1">
+      <w:start w:val="1"/>
+      <w:numFmt w:val="decimal"/>
+      <w:lvlText w:val="%4."/>
+      <w:lvlJc w:val="left"/>
+      <w:pPr>
+        <w:ind w:left="3240" w:hanging="360"/>
+      </w:pPr>
+    </w:lvl>
+    <w:lvl w:ilvl="4" w:tplc="04090019" w:tentative="1">
+      <w:start w:val="1"/>
+      <w:numFmt w:val="lowerLetter"/>
+      <w:lvlText w:val="%5."/>
+      <w:lvlJc w:val="left"/>
+      <w:pPr>
+        <w:ind w:left="3960" w:hanging="360"/>
+      </w:pPr>
+    </w:lvl>
+    <w:lvl w:ilvl="5" w:tplc="0409001B" w:tentative="1">
+      <w:start w:val="1"/>
+      <w:numFmt w:val="lowerRoman"/>
+      <w:lvlText w:val="%6."/>
+      <w:lvlJc w:val="right"/>
+      <w:pPr>
+        <w:ind w:left="4680" w:hanging="180"/>
+      </w:pPr>
+    </w:lvl>
+    <w:lvl w:ilvl="6" w:tplc="0409000F" w:tentative="1">
+      <w:start w:val="1"/>
+      <w:numFmt w:val="decimal"/>
+      <w:lvlText w:val="%7."/>
+      <w:lvlJc w:val="left"/>
+      <w:pPr>
+        <w:ind w:left="5400" w:hanging="360"/>
+      </w:pPr>
+    </w:lvl>
+    <w:lvl w:ilvl="7" w:tplc="04090019" w:tentative="1">
+      <w:start w:val="1"/>
+      <w:numFmt w:val="lowerLetter"/>
+      <w:lvlText w:val="%8."/>
+      <w:lvlJc w:val="left"/>
+      <w:pPr>
+        <w:ind w:left="6120" w:hanging="360"/>
+      </w:pPr>
+    </w:lvl>
+    <w:lvl w:ilvl="8" w:tplc="0409001B" w:tentative="1">
+      <w:start w:val="1"/>
+      <w:numFmt w:val="lowerRoman"/>
+      <w:lvlText w:val="%9."/>
+      <w:lvlJc w:val="right"/>
+      <w:pPr>
+        <w:ind w:left="6840" w:hanging="180"/>
+      </w:pPr>
+    </w:lvl>
+  </w:abstractNum>
+  <w:num w:numId="1" w16cid:durableId="523518780">
+    <w:abstractNumId w:val="0"/>
+  </w:num>
+</w:numbering>
+</file>
+
 <file path=word/styles.xml><?xml version="1.0" encoding="utf-8"?>
 <w:styles xmlns:mc="http://schemas.openxmlformats.org/markup-compatibility/2006" xmlns:r="http://schemas.openxmlformats.org/officeDocument/2006/relationships" xmlns:w="http://schemas.openxmlformats.org/wordprocessingml/2006/main" xmlns:w14="http://schemas.microsoft.com/office/word/2010/wordml" xmlns:w15="http://schemas.microsoft.com/office/word/2012/wordml" xmlns:w16cex="http://schemas.microsoft.com/office/word/2018/wordml/cex" xmlns:w16cid="http://schemas.microsoft.com/office/word/2016/wordml/cid" xmlns:w16="http://schemas.microsoft.com/office/word/2018/wordml" xmlns:w16sdtdh="http://schemas.microsoft.com/office/word/2020/wordml/sdtdatahash" xmlns:w16se="http://schemas.microsoft.com/office/word/2015/wordml/symex" mc:Ignorable="w14 w15 w16se w16cid w16 w16cex w16sdtdh">
   <w:docDefaults>
     <w:rPrDefault>
       <w:rPr>
-        <w:rFonts w:asciiTheme="minorHAnsi" w:eastAsiaTheme="minorHAnsi" w:hAnsiTheme="minorHAnsi" w:cstheme="minorBidi"/>
-        <w:sz w:val="22"/>
-        <w:szCs w:val="22"/>
+        <w:rFonts w:ascii="Times New Roman" w:eastAsia="Times New Roman" w:hAnsi="Times New Roman" w:cs="Times New Roman"/>
         <w:lang w:val="en-US" w:eastAsia="en-US" w:bidi="ar-SA"/>
       </w:rPr>
     </w:rPrDefault>
-    <w:pPrDefault>
-      <w:pPr>
-        <w:spacing w:after="160" w:line="259" w:lineRule="auto"/>
-      </w:pPr>
-    </w:pPrDefault>
+    <w:pPrDefault/>
   </w:docDefaults>
-  <w:latentStyles w:defLockedState="0" w:defUIPriority="99" w:defSemiHidden="0" w:defUnhideWhenUsed="0" w:defQFormat="0" w:count="376">
-    <w:lsdException w:name="Normal" w:uiPriority="0" w:qFormat="1"/>
-    <w:lsdException w:name="heading 1" w:uiPriority="9" w:qFormat="1"/>
-    <w:lsdException w:name="heading 2" w:semiHidden="1" w:uiPriority="9" w:unhideWhenUsed="1" w:qFormat="1"/>
-    <w:lsdException w:name="heading 3" w:semiHidden="1" w:uiPriority="9" w:unhideWhenUsed="1" w:qFormat="1"/>
-    <w:lsdException w:name="heading 4" w:semiHidden="1" w:uiPriority="9" w:unhideWhenUsed="1" w:qFormat="1"/>
-    <w:lsdException w:name="heading 5" w:semiHidden="1" w:uiPriority="9" w:unhideWhenUsed="1" w:qFormat="1"/>
-    <w:lsdException w:name="heading 6" w:semiHidden="1" w:uiPriority="9" w:unhideWhenUsed="1" w:qFormat="1"/>
-    <w:lsdException w:name="heading 7" w:semiHidden="1" w:uiPriority="9" w:unhideWhenUsed="1" w:qFormat="1"/>
-    <w:lsdException w:name="heading 8" w:semiHidden="1" w:uiPriority="9" w:unhideWhenUsed="1" w:qFormat="1"/>
-    <w:lsdException w:name="heading 9" w:semiHidden="1" w:uiPriority="9" w:unhideWhenUsed="1" w:qFormat="1"/>
-    <w:lsdException w:name="index 1" w:semiHidden="1" w:unhideWhenUsed="1"/>
-    <w:lsdException w:name="index 2" w:semiHidden="1" w:unhideWhenUsed="1"/>
-    <w:lsdException w:name="index 3" w:semiHidden="1" w:unhideWhenUsed="1"/>
-    <w:lsdException w:name="index 4" w:semiHidden="1" w:unhideWhenUsed="1"/>
-    <w:lsdException w:name="index 5" w:semiHidden="1" w:unhideWhenUsed="1"/>
-    <w:lsdException w:name="index 6" w:semiHidden="1" w:unhideWhenUsed="1"/>
-    <w:lsdException w:name="index 7" w:semiHidden="1" w:unhideWhenUsed="1"/>
-    <w:lsdException w:name="index 8" w:semiHidden="1" w:unhideWhenUsed="1"/>
-    <w:lsdException w:name="index 9" w:semiHidden="1" w:unhideWhenUsed="1"/>
-    <w:lsdException w:name="toc 1" w:semiHidden="1" w:uiPriority="39" w:unhideWhenUsed="1"/>
-    <w:lsdException w:name="toc 2" w:semiHidden="1" w:uiPriority="39" w:unhideWhenUsed="1"/>
-    <w:lsdException w:name="toc 3" w:semiHidden="1" w:uiPriority="39" w:unhideWhenUsed="1"/>
-    <w:lsdException w:name="toc 4" w:semiHidden="1" w:uiPriority="39" w:unhideWhenUsed="1"/>
-    <w:lsdException w:name="toc 5" w:semiHidden="1" w:uiPriority="39" w:unhideWhenUsed="1"/>
-    <w:lsdException w:name="toc 6" w:semiHidden="1" w:uiPriority="39" w:unhideWhenUsed="1"/>
-    <w:lsdException w:name="toc 7" w:semiHidden="1" w:uiPriority="39" w:unhideWhenUsed="1"/>
-    <w:lsdException w:name="toc 8" w:semiHidden="1" w:uiPriority="39" w:unhideWhenUsed="1"/>
-    <w:lsdException w:name="toc 9" w:semiHidden="1" w:uiPriority="39" w:unhideWhenUsed="1"/>
-    <w:lsdException w:name="Normal Indent" w:semiHidden="1" w:unhideWhenUsed="1"/>
-    <w:lsdException w:name="footnote text" w:semiHidden="1" w:unhideWhenUsed="1"/>
-    <w:lsdException w:name="annotation text" w:semiHidden="1" w:unhideWhenUsed="1"/>
-    <w:lsdException w:name="header" w:semiHidden="1" w:unhideWhenUsed="1"/>
-    <w:lsdException w:name="footer" w:semiHidden="1" w:unhideWhenUsed="1"/>
-    <w:lsdException w:name="index heading" w:semiHidden="1" w:unhideWhenUsed="1"/>
-    <w:lsdException w:name="caption" w:semiHidden="1" w:uiPriority="35" w:unhideWhenUsed="1" w:qFormat="1"/>
-    <w:lsdException w:name="table of figures" w:semiHidden="1" w:unhideWhenUsed="1"/>
-    <w:lsdException w:name="envelope address" w:semiHidden="1" w:unhideWhenUsed="1"/>
-    <w:lsdException w:name="envelope return" w:semiHidden="1" w:unhideWhenUsed="1"/>
-    <w:lsdException w:name="footnote reference" w:semiHidden="1" w:unhideWhenUsed="1"/>
-    <w:lsdException w:name="annotation reference" w:semiHidden="1" w:unhideWhenUsed="1"/>
-    <w:lsdException w:name="line number" w:semiHidden="1" w:unhideWhenUsed="1"/>
-    <w:lsdException w:name="page number" w:semiHidden="1" w:unhideWhenUsed="1"/>
-    <w:lsdException w:name="endnote reference" w:semiHidden="1" w:unhideWhenUsed="1"/>
-    <w:lsdException w:name="endnote text" w:semiHidden="1" w:unhideWhenUsed="1"/>
-    <w:lsdException w:name="table of authorities" w:semiHidden="1" w:unhideWhenUsed="1"/>
-    <w:lsdException w:name="macro" w:semiHidden="1" w:unhideWhenUsed="1"/>
-    <w:lsdException w:name="toa heading" w:semiHidden="1" w:unhideWhenUsed="1"/>
-    <w:lsdException w:name="List" w:semiHidden="1" w:unhideWhenUsed="1"/>
-    <w:lsdException w:name="List Bullet" w:semiHidden="1" w:unhideWhenUsed="1"/>
-    <w:lsdException w:name="List Number" w:semiHidden="1" w:unhideWhenUsed="1"/>
-    <w:lsdException w:name="List 2" w:semiHidden="1" w:unhideWhenUsed="1"/>
-    <w:lsdException w:name="List 3" w:semiHidden="1" w:unhideWhenUsed="1"/>
-    <w:lsdException w:name="List 4" w:semiHidden="1" w:unhideWhenUsed="1"/>
-    <w:lsdException w:name="List 5" w:semiHidden="1" w:unhideWhenUsed="1"/>
-    <w:lsdException w:name="List Bullet 2" w:semiHidden="1" w:unhideWhenUsed="1"/>
-    <w:lsdException w:name="List Bullet 3" w:semiHidden="1" w:unhideWhenUsed="1"/>
-    <w:lsdException w:name="List Bullet 4" w:semiHidden="1" w:unhideWhenUsed="1"/>
-    <w:lsdException w:name="List Bullet 5" w:semiHidden="1" w:unhideWhenUsed="1"/>
-    <w:lsdException w:name="List Number 2" w:semiHidden="1" w:unhideWhenUsed="1"/>
-    <w:lsdException w:name="List Number 3" w:semiHidden="1" w:unhideWhenUsed="1"/>
-    <w:lsdException w:name="List Number 4" w:semiHidden="1" w:unhideWhenUsed="1"/>
-    <w:lsdException w:name="List Number 5" w:semiHidden="1" w:unhideWhenUsed="1"/>
-    <w:lsdException w:name="Title" w:uiPriority="10" w:qFormat="1"/>
-    <w:lsdException w:name="Closing" w:semiHidden="1" w:unhideWhenUsed="1"/>
-    <w:lsdException w:name="Signature" w:semiHidden="1" w:unhideWhenUsed="1"/>
-    <w:lsdException w:name="Default Paragraph Font" w:semiHidden="1" w:uiPriority="1" w:unhideWhenUsed="1"/>
-    <w:lsdException w:name="Body Text" w:semiHidden="1" w:unhideWhenUsed="1"/>
-    <w:lsdException w:name="Body Text Indent" w:semiHidden="1" w:unhideWhenUsed="1"/>
-    <w:lsdException w:name="List Continue" w:semiHidden="1" w:unhideWhenUsed="1"/>
-    <w:lsdException w:name="List Continue 2" w:semiHidden="1" w:unhideWhenUsed="1"/>
-    <w:lsdException w:name="List Continue 3" w:semiHidden="1" w:unhideWhenUsed="1"/>
-    <w:lsdException w:name="List Continue 4" w:semiHidden="1" w:unhideWhenUsed="1"/>
-    <w:lsdException w:name="List Continue 5" w:semiHidden="1" w:unhideWhenUsed="1"/>
-    <w:lsdException w:name="Message Header" w:semiHidden="1" w:unhideWhenUsed="1"/>
-    <w:lsdException w:name="Subtitle" w:uiPriority="11" w:qFormat="1"/>
-    <w:lsdException w:name="Salutation" w:semiHidden="1" w:unhideWhenUsed="1"/>
-    <w:lsdException w:name="Date" w:semiHidden="1" w:unhideWhenUsed="1"/>
-    <w:lsdException w:name="Body Text First Indent" w:semiHidden="1" w:unhideWhenUsed="1"/>
-    <w:lsdException w:name="Body Text First Indent 2" w:semiHidden="1" w:unhideWhenUsed="1"/>
-    <w:lsdException w:name="Note Heading" w:semiHidden="1" w:unhideWhenUsed="1"/>
-    <w:lsdException w:name="Body Text 2" w:semiHidden="1" w:unhideWhenUsed="1"/>
-    <w:lsdException w:name="Body Text 3" w:semiHidden="1" w:unhideWhenUsed="1"/>
-    <w:lsdException w:name="Body Text Indent 2" w:semiHidden="1" w:unhideWhenUsed="1"/>
-    <w:lsdException w:name="Body Text Indent 3" w:semiHidden="1" w:unhideWhenUsed="1"/>
-    <w:lsdException w:name="Block Text" w:semiHidden="1" w:unhideWhenUsed="1"/>
-    <w:lsdException w:name="Hyperlink" w:semiHidden="1" w:unhideWhenUsed="1"/>
-    <w:lsdException w:name="FollowedHyperlink" w:semiHidden="1" w:unhideWhenUsed="1"/>
-    <w:lsdException w:name="Strong" w:uiPriority="22" w:qFormat="1"/>
-    <w:lsdException w:name="Emphasis" w:uiPriority="20" w:qFormat="1"/>
-    <w:lsdException w:name="Document Map" w:semiHidden="1" w:unhideWhenUsed="1"/>
-    <w:lsdException w:name="Plain Text" w:semiHidden="1" w:unhideWhenUsed="1"/>
-    <w:lsdException w:name="E-mail Signature" w:semiHidden="1" w:unhideWhenUsed="1"/>
-    <w:lsdException w:name="HTML Top of Form" w:semiHidden="1" w:unhideWhenUsed="1"/>
-    <w:lsdException w:name="HTML Bottom of Form" w:semiHidden="1" w:unhideWhenUsed="1"/>
-    <w:lsdException w:name="Normal (Web)" w:semiHidden="1" w:unhideWhenUsed="1"/>
-    <w:lsdException w:name="HTML Acronym" w:semiHidden="1" w:unhideWhenUsed="1"/>
-    <w:lsdException w:name="HTML Address" w:semiHidden="1" w:unhideWhenUsed="1"/>
-    <w:lsdException w:name="HTML Cite" w:semiHidden="1" w:unhideWhenUsed="1"/>
-    <w:lsdException w:name="HTML Code" w:semiHidden="1" w:unhideWhenUsed="1"/>
-    <w:lsdException w:name="HTML Definition" w:semiHidden="1" w:unhideWhenUsed="1"/>
-    <w:lsdException w:name="HTML Keyboard" w:semiHidden="1" w:unhideWhenUsed="1"/>
-    <w:lsdException w:name="HTML Preformatted" w:semiHidden="1" w:unhideWhenUsed="1"/>
-    <w:lsdException w:name="HTML Sample" w:semiHidden="1" w:unhideWhenUsed="1"/>
-    <w:lsdException w:name="HTML Typewriter" w:semiHidden="1" w:unhideWhenUsed="1"/>
-    <w:lsdException w:name="HTML Variable" w:semiHidden="1" w:unhideWhenUsed="1"/>
-    <w:lsdException w:name="Normal Table" w:semiHidden="1" w:unhideWhenUsed="1"/>
-    <w:lsdException w:name="annotation subject" w:semiHidden="1" w:unhideWhenUsed="1"/>
-    <w:lsdException w:name="No List" w:semiHidden="1" w:unhideWhenUsed="1"/>
-    <w:lsdException w:name="Outline List 1" w:semiHidden="1" w:unhideWhenUsed="1"/>
-    <w:lsdException w:name="Outline List 2" w:semiHidden="1" w:unhideWhenUsed="1"/>
-    <w:lsdException w:name="Outline List 3" w:semiHidden="1" w:unhideWhenUsed="1"/>
-    <w:lsdException w:name="Table Simple 1" w:semiHidden="1" w:unhideWhenUsed="1"/>
-    <w:lsdException w:name="Table Simple 2" w:semiHidden="1" w:unhideWhenUsed="1"/>
-    <w:lsdException w:name="Table Simple 3" w:semiHidden="1" w:unhideWhenUsed="1"/>
-    <w:lsdException w:name="Table Classic 1" w:semiHidden="1" w:unhideWhenUsed="1"/>
-    <w:lsdException w:name="Table Classic 2" w:semiHidden="1" w:unhideWhenUsed="1"/>
-    <w:lsdException w:name="Table Classic 3" w:semiHidden="1" w:unhideWhenUsed="1"/>
-    <w:lsdException w:name="Table Classic 4" w:semiHidden="1" w:unhideWhenUsed="1"/>
-    <w:lsdException w:name="Table Colorful 1" w:semiHidden="1" w:unhideWhenUsed="1"/>
-    <w:lsdException w:name="Table Colorful 2" w:semiHidden="1" w:unhideWhenUsed="1"/>
-    <w:lsdException w:name="Table Colorful 3" w:semiHidden="1" w:unhideWhenUsed="1"/>
-    <w:lsdException w:name="Table Columns 1" w:semiHidden="1" w:unhideWhenUsed="1"/>
-    <w:lsdException w:name="Table Columns 2" w:semiHidden="1" w:unhideWhenUsed="1"/>
-    <w:lsdException w:name="Table Columns 3" w:semiHidden="1" w:unhideWhenUsed="1"/>
-    <w:lsdException w:name="Table Columns 4" w:semiHidden="1" w:unhideWhenUsed="1"/>
-    <w:lsdException w:name="Table Columns 5" w:semiHidden="1" w:unhideWhenUsed="1"/>
-    <w:lsdException w:name="Table Grid 1" w:semiHidden="1" w:unhideWhenUsed="1"/>
-    <w:lsdException w:name="Table Grid 2" w:semiHidden="1" w:unhideWhenUsed="1"/>
-    <w:lsdException w:name="Table Grid 3" w:semiHidden="1" w:unhideWhenUsed="1"/>
-    <w:lsdException w:name="Table Grid 4" w:semiHidden="1" w:unhideWhenUsed="1"/>
-    <w:lsdException w:name="Table Grid 5" w:semiHidden="1" w:unhideWhenUsed="1"/>
-    <w:lsdException w:name="Table Grid 6" w:semiHidden="1" w:unhideWhenUsed="1"/>
-    <w:lsdException w:name="Table Grid 7" w:semiHidden="1" w:unhideWhenUsed="1"/>
-    <w:lsdException w:name="Table Grid 8" w:semiHidden="1" w:unhideWhenUsed="1"/>
-    <w:lsdException w:name="Table List 1" w:semiHidden="1" w:unhideWhenUsed="1"/>
-    <w:lsdException w:name="Table List 2" w:semiHidden="1" w:unhideWhenUsed="1"/>
-    <w:lsdException w:name="Table List 3" w:semiHidden="1" w:unhideWhenUsed="1"/>
-    <w:lsdException w:name="Table List 4" w:semiHidden="1" w:unhideWhenUsed="1"/>
-    <w:lsdException w:name="Table List 5" w:semiHidden="1" w:unhideWhenUsed="1"/>
-    <w:lsdException w:name="Table List 6" w:semiHidden="1" w:unhideWhenUsed="1"/>
-    <w:lsdException w:name="Table List 7" w:semiHidden="1" w:unhideWhenUsed="1"/>
-    <w:lsdException w:name="Table List 8" w:semiHidden="1" w:unhideWhenUsed="1"/>
-    <w:lsdException w:name="Table 3D effects 1" w:semiHidden="1" w:unhideWhenUsed="1"/>
-    <w:lsdException w:name="Table 3D effects 2" w:semiHidden="1" w:unhideWhenUsed="1"/>
-    <w:lsdException w:name="Table 3D effects 3" w:semiHidden="1" w:unhideWhenUsed="1"/>
-    <w:lsdException w:name="Table Contemporary" w:semiHidden="1" w:unhideWhenUsed="1"/>
-    <w:lsdException w:name="Table Elegant" w:semiHidden="1" w:unhideWhenUsed="1"/>
-    <w:lsdException w:name="Table Professional" w:semiHidden="1" w:unhideWhenUsed="1"/>
-    <w:lsdException w:name="Table Subtle 1" w:semiHidden="1" w:unhideWhenUsed="1"/>
-    <w:lsdException w:name="Table Subtle 2" w:semiHidden="1" w:unhideWhenUsed="1"/>
-    <w:lsdException w:name="Table Web 1" w:semiHidden="1" w:unhideWhenUsed="1"/>
-    <w:lsdException w:name="Table Web 2" w:semiHidden="1" w:unhideWhenUsed="1"/>
-    <w:lsdException w:name="Table Web 3" w:semiHidden="1" w:unhideWhenUsed="1"/>
-    <w:lsdException w:name="Balloon Text" w:semiHidden="1" w:unhideWhenUsed="1"/>
-    <w:lsdException w:name="Table Grid" w:uiPriority="39"/>
-    <w:lsdException w:name="Table Theme" w:semiHidden="1" w:unhideWhenUsed="1"/>
-    <w:lsdException w:name="Placeholder Text" w:semiHidden="1"/>
+  <w:latentStyles w:defLockedState="0" w:defUIPriority="0" w:defSemiHidden="0" w:defUnhideWhenUsed="0" w:defQFormat="0" w:count="376">
+    <w:lsdException w:name="Normal" w:qFormat="1"/>
+    <w:lsdException w:name="heading 1" w:qFormat="1"/>
+    <w:lsdException w:name="heading 2" w:semiHidden="1" w:unhideWhenUsed="1" w:qFormat="1"/>
+    <w:lsdException w:name="heading 3" w:semiHidden="1" w:unhideWhenUsed="1" w:qFormat="1"/>
+    <w:lsdException w:name="heading 4" w:semiHidden="1" w:unhideWhenUsed="1" w:qFormat="1"/>
+    <w:lsdException w:name="heading 5" w:semiHidden="1" w:unhideWhenUsed="1" w:qFormat="1"/>
+    <w:lsdException w:name="heading 6" w:semiHidden="1" w:unhideWhenUsed="1" w:qFormat="1"/>
+    <w:lsdException w:name="heading 7" w:semiHidden="1" w:unhideWhenUsed="1" w:qFormat="1"/>
+    <w:lsdException w:name="heading 8" w:semiHidden="1" w:unhideWhenUsed="1" w:qFormat="1"/>
+    <w:lsdException w:name="heading 9" w:semiHidden="1" w:unhideWhenUsed="1" w:qFormat="1"/>
+    <w:lsdException w:name="caption" w:semiHidden="1" w:unhideWhenUsed="1" w:qFormat="1"/>
+    <w:lsdException w:name="Title" w:qFormat="1"/>
+    <w:lsdException w:name="Subtitle" w:qFormat="1"/>
+    <w:lsdException w:name="Strong" w:qFormat="1"/>
+    <w:lsdException w:name="Emphasis" w:qFormat="1"/>
+    <w:lsdException w:name="Placeholder Text" w:semiHidden="1" w:uiPriority="99"/>
     <w:lsdException w:name="No Spacing" w:uiPriority="1" w:qFormat="1"/>
     <w:lsdException w:name="Light Shading" w:uiPriority="60"/>
     <w:lsdException w:name="Light List" w:uiPriority="61"/>
@@ -505,7 +1037,7 @@
     <w:lsdException w:name="Medium Shading 1 Accent 1" w:uiPriority="63"/>
     <w:lsdException w:name="Medium Shading 2 Accent 1" w:uiPriority="64"/>
     <w:lsdException w:name="Medium List 1 Accent 1" w:uiPriority="65"/>
-    <w:lsdException w:name="Revision" w:semiHidden="1"/>
+    <w:lsdException w:name="Revision" w:semiHidden="1" w:uiPriority="99"/>
     <w:lsdException w:name="List Paragraph" w:uiPriority="34" w:qFormat="1"/>
     <w:lsdException w:name="Quote" w:uiPriority="29" w:qFormat="1"/>
     <w:lsdException w:name="Intense Quote" w:uiPriority="30" w:qFormat="1"/>
@@ -698,28 +1230,23 @@
     <w:lsdException w:name="List Table 5 Dark Accent 6" w:uiPriority="50"/>
     <w:lsdException w:name="List Table 6 Colorful Accent 6" w:uiPriority="51"/>
     <w:lsdException w:name="List Table 7 Colorful Accent 6" w:uiPriority="52"/>
-    <w:lsdException w:name="Mention" w:semiHidden="1" w:unhideWhenUsed="1"/>
-    <w:lsdException w:name="Smart Hyperlink" w:semiHidden="1" w:unhideWhenUsed="1"/>
-    <w:lsdException w:name="Hashtag" w:semiHidden="1" w:unhideWhenUsed="1"/>
-    <w:lsdException w:name="Unresolved Mention" w:semiHidden="1" w:unhideWhenUsed="1"/>
-    <w:lsdException w:name="Smart Link" w:semiHidden="1" w:unhideWhenUsed="1"/>
+    <w:lsdException w:name="Mention" w:semiHidden="1" w:uiPriority="99" w:unhideWhenUsed="1"/>
+    <w:lsdException w:name="Smart Hyperlink" w:semiHidden="1" w:uiPriority="99" w:unhideWhenUsed="1"/>
+    <w:lsdException w:name="Hashtag" w:semiHidden="1" w:uiPriority="99" w:unhideWhenUsed="1"/>
+    <w:lsdException w:name="Unresolved Mention" w:semiHidden="1" w:uiPriority="99" w:unhideWhenUsed="1"/>
+    <w:lsdException w:name="Smart Link" w:semiHidden="1" w:uiPriority="99" w:unhideWhenUsed="1"/>
   </w:latentStyles>
   <w:style w:type="paragraph" w:default="1" w:styleId="Normal">
     <w:name w:val="Normal"/>
     <w:qFormat/>
-    <w:rsid w:val="002C100E"/>
   </w:style>
   <w:style w:type="character" w:default="1" w:styleId="DefaultParagraphFont">
     <w:name w:val="Default Paragraph Font"/>
-    <w:uiPriority w:val="1"/>
     <w:semiHidden/>
-    <w:unhideWhenUsed/>
   </w:style>
   <w:style w:type="table" w:default="1" w:styleId="TableNormal">
     <w:name w:val="Normal Table"/>
-    <w:uiPriority w:val="99"/>
     <w:semiHidden/>
-    <w:unhideWhenUsed/>
     <w:tblPr>
       <w:tblInd w:w="0" w:type="dxa"/>
       <w:tblCellMar>
@@ -732,21 +1259,112 @@
   </w:style>
   <w:style w:type="numbering" w:default="1" w:styleId="NoList">
     <w:name w:val="No List"/>
-    <w:uiPriority w:val="99"/>
     <w:semiHidden/>
-    <w:unhideWhenUsed/>
   </w:style>
-  <w:style w:type="paragraph" w:styleId="NormalWeb">
-    <w:name w:val="Normal (Web)"/>
+  <w:style w:type="character" w:styleId="CommentReference">
+    <w:name w:val="annotation reference"/>
+    <w:semiHidden/>
+    <w:rPr>
+      <w:sz w:val="16"/>
+      <w:szCs w:val="16"/>
+    </w:rPr>
+  </w:style>
+  <w:style w:type="paragraph" w:styleId="CommentText">
+    <w:name w:val="annotation text"/>
     <w:basedOn w:val="Normal"/>
-    <w:uiPriority w:val="99"/>
-    <w:unhideWhenUsed/>
-    <w:rsid w:val="002C100E"/>
+    <w:link w:val="CommentTextChar"/>
+    <w:semiHidden/>
+  </w:style>
+  <w:style w:type="paragraph" w:styleId="Header">
+    <w:name w:val="header"/>
+    <w:basedOn w:val="Normal"/>
     <w:pPr>
-      <w:spacing w:before="100" w:beforeAutospacing="1" w:after="100" w:afterAutospacing="1" w:line="240" w:lineRule="auto"/>
+      <w:tabs>
+        <w:tab w:val="center" w:pos="4320"/>
+        <w:tab w:val="right" w:pos="8640"/>
+      </w:tabs>
+    </w:pPr>
+  </w:style>
+  <w:style w:type="paragraph" w:styleId="Footer">
+    <w:name w:val="footer"/>
+    <w:basedOn w:val="Normal"/>
+    <w:pPr>
+      <w:tabs>
+        <w:tab w:val="center" w:pos="4320"/>
+        <w:tab w:val="right" w:pos="8640"/>
+      </w:tabs>
+    </w:pPr>
+  </w:style>
+  <w:style w:type="character" w:styleId="PageNumber">
+    <w:name w:val="page number"/>
+    <w:basedOn w:val="DefaultParagraphFont"/>
+  </w:style>
+  <w:style w:type="paragraph" w:styleId="CommentSubject">
+    <w:name w:val="annotation subject"/>
+    <w:basedOn w:val="CommentText"/>
+    <w:next w:val="CommentText"/>
+    <w:rsid w:val="00AF7B46"/>
+    <w:rPr>
+      <w:b/>
+      <w:bCs/>
+    </w:rPr>
+  </w:style>
+  <w:style w:type="character" w:customStyle="1" w:styleId="CommentTextChar">
+    <w:name w:val="Comment Text Char"/>
+    <w:basedOn w:val="DefaultParagraphFont"/>
+    <w:link w:val="CommentText"/>
+    <w:semiHidden/>
+    <w:rsid w:val="00AF7B46"/>
+  </w:style>
+  <w:style w:type="character" w:customStyle="1" w:styleId="CommentSubjectChar">
+    <w:name w:val="Comment Subject Char"/>
+    <w:basedOn w:val="CommentTextChar"/>
+    <w:link w:val="CommentSubject"/>
+    <w:rsid w:val="00AF7B46"/>
+  </w:style>
+  <w:style w:type="paragraph" w:styleId="BalloonText">
+    <w:name w:val="Balloon Text"/>
+    <w:basedOn w:val="Normal"/>
+    <w:link w:val="BalloonTextChar"/>
+    <w:rsid w:val="00AF7B46"/>
+    <w:rPr>
+      <w:rFonts w:ascii="Tahoma" w:hAnsi="Tahoma" w:cs="Tahoma"/>
+      <w:sz w:val="16"/>
+      <w:szCs w:val="16"/>
+    </w:rPr>
+  </w:style>
+  <w:style w:type="character" w:customStyle="1" w:styleId="BalloonTextChar">
+    <w:name w:val="Balloon Text Char"/>
+    <w:link w:val="BalloonText"/>
+    <w:rsid w:val="00AF7B46"/>
+    <w:rPr>
+      <w:rFonts w:ascii="Tahoma" w:hAnsi="Tahoma" w:cs="Tahoma"/>
+      <w:sz w:val="16"/>
+      <w:szCs w:val="16"/>
+    </w:rPr>
+  </w:style>
+  <w:style w:type="paragraph" w:customStyle="1" w:styleId="Claim1">
+    <w:name w:val="Claim 1"/>
+    <w:basedOn w:val="Normal"/>
+    <w:next w:val="Normal"/>
+    <w:qFormat/>
+    <w:rsid w:val="00537339"/>
+    <w:pPr>
+      <w:keepNext/>
+      <w:keepLines/>
+      <w:numPr>
+        <w:numId w:val="1"/>
+      </w:numPr>
+      <w:tabs>
+        <w:tab w:val="left" w:pos="547"/>
+        <w:tab w:val="left" w:pos="720"/>
+        <w:tab w:val="left" w:pos="1080"/>
+      </w:tabs>
+      <w:spacing w:after="60" w:line="360" w:lineRule="auto"/>
     </w:pPr>
     <w:rPr>
-      <w:rFonts w:ascii="Calibri" w:hAnsi="Calibri" w:cs="Calibri"/>
+      <w:sz w:val="24"/>
+      <w:szCs w:val="24"/>
     </w:rPr>
   </w:style>
 </w:styles>

--- a/project/documents/merged/Document.docx
+++ b/project/documents/merged/Document.docx
@@ -17,7 +17,7 @@
         <w:t xml:space="preserve"> Report Out: </w:t>
       </w:r>
       <w:r>
-        <w:t>Invitation to Correct Defects</w:t>
+        <w:t>IPRP</w:t>
       </w:r>
     </w:p>
     <w:p>
@@ -58,9 +58,6 @@
       </w:pPr>
     </w:p>
     <w:p>
-      <w:pPr>
-        <w:spacing w:after="0" w:line="240" w:lineRule="auto"/>
-      </w:pPr>
       <w:r>
         <w:t>Attorney Test 612-373-6900</w:t>
       </w:r>
@@ -72,9 +69,6 @@
       <w:r/>
     </w:p>
     <w:p>
-      <w:pPr>
-        <w:spacing w:after="0" w:line="240" w:lineRule="auto"/>
-      </w:pPr>
       <w:r>
         <w:t>Emily Bates 612-371-2163</w:t>
       </w:r>
@@ -87,155 +81,248 @@
     </w:p>
     <w:p>
       <w:pPr>
-        <w:spacing w:after="0" w:line="240" w:lineRule="auto"/>
-      </w:pPr>
-    </w:p>
-    <w:p>
-      <w:pPr>
-        <w:spacing w:after="0" w:line="240" w:lineRule="auto"/>
-      </w:pPr>
-      <w:r>
-        <w:t>Re: ACME Manufacturing Ref. No. Pa Da - SLW Ref. No. 1.003US1</w:t>
-      </w:r>
-    </w:p>
-    <w:p>
-      <w:pPr>
-        <w:spacing w:after="0" w:line="240" w:lineRule="auto"/>
-      </w:pPr>
-      <w:r>
-        <w:t xml:space="preserve">       PCT Application No. 12/356,986</w:t>
-      </w:r>
-    </w:p>
-    <w:p>
-      <w:pPr>
-        <w:spacing w:after="0" w:line="240" w:lineRule="auto"/>
-      </w:pPr>
-      <w:r>
-        <w:t xml:space="preserve">       Title: Method and apparatus for making a title for a matter 1000</w:t>
-      </w:r>
-    </w:p>
-    <w:p>
-      <w:pPr>
-        <w:spacing w:after="0" w:line="240" w:lineRule="auto"/>
-      </w:pPr>
-    </w:p>
-    <w:p>
-      <w:pPr>
-        <w:spacing w:after="0" w:line="240" w:lineRule="auto"/>
-      </w:pPr>
-      <w:r>
-        <w:t xml:space="preserve">The following represents new activity on the above-mentioned matter. </w:t>
-      </w:r>
-    </w:p>
-    <w:p>
-      <w:pPr>
-        <w:spacing w:after="0" w:line="240" w:lineRule="auto"/>
-      </w:pPr>
-    </w:p>
-    <w:p>
-      <w:pPr>
-        <w:spacing w:after="0" w:line="240" w:lineRule="auto"/>
-        <w:rPr>
-          <w:rFonts w:cstheme="minorHAnsi"/>
-        </w:rPr>
-      </w:pPr>
-      <w:r>
-        <w:t xml:space="preserve">INFORMATION BEING REPORTED:  </w:t>
-      </w:r>
-      <w:r>
-        <w:rPr>
-          <w:rFonts w:cstheme="minorHAnsi"/>
-          <w:color w:val="000000"/>
-        </w:rPr>
-        <w:t xml:space="preserve">Invitation to Correct Defects mailed </w:t>
-      </w:r>
-      <w:r>
-        <w:rPr>
-          <w:rFonts w:cstheme="minorHAnsi"/>
-          <w:color w:val="000000"/>
-          <w:highlight w:val="yellow"/>
-        </w:rPr>
-      </w:r>
-      <w:r>
-        <w:rPr>
-          <w:rFonts w:cstheme="minorHAnsi"/>
-          <w:color w:val="000000"/>
-          <w:highlight w:val="yellow"/>
-        </w:rPr>
-      </w:r>
-      <w:r>
-        <w:rPr>
-          <w:rFonts w:cstheme="minorHAnsi"/>
-          <w:color w:val="000000"/>
-        </w:rPr>
-        <w:t>.</w:t>
-      </w:r>
-    </w:p>
-    <w:p>
-      <w:pPr>
-        <w:spacing w:after="0" w:line="240" w:lineRule="auto"/>
-      </w:pPr>
-    </w:p>
-    <w:p>
-      <w:pPr>
-        <w:spacing w:after="0" w:line="240" w:lineRule="auto"/>
-        <w:rPr>
-          <w:rFonts w:cstheme="minorHAnsi"/>
-        </w:rPr>
-      </w:pPr>
-      <w:r>
-        <w:rPr>
-          <w:rFonts w:cstheme="minorHAnsi"/>
-          <w:color w:val="000000"/>
-        </w:rPr>
-        <w:t xml:space="preserve">ACTION REQUIRED: Please provide authorization and instructions by </w:t>
-      </w:r>
-      <w:r>
-        <w:rPr>
-          <w:rFonts w:cstheme="minorHAnsi"/>
-          <w:color w:val="000000"/>
-          <w:highlight w:val="yellow"/>
-        </w:rPr>
-      </w:r>
-      <w:r>
-        <w:rPr>
-          <w:rFonts w:cstheme="minorHAnsi"/>
-          <w:color w:val="000000"/>
-        </w:rPr>
-        <w:t xml:space="preserve"> for filing a response to the Invitation to Correct Defects. The first due date for response is </w:t>
-      </w:r>
-      <w:r>
-        <w:rPr>
-          <w:rFonts w:cstheme="minorHAnsi"/>
-          <w:color w:val="000000"/>
-          <w:highlight w:val="yellow"/>
-        </w:rPr>
-      </w:r>
-      <w:r>
-        <w:rPr>
-          <w:rFonts w:cstheme="minorHAnsi"/>
-          <w:color w:val="000000"/>
-          <w:highlight w:val="yellow"/>
-        </w:rPr>
-        <w:t>.</w:t>
-      </w:r>
-    </w:p>
-    <w:p>
-      <w:pPr>
-        <w:spacing w:after="0" w:line="240" w:lineRule="auto"/>
-      </w:pPr>
-    </w:p>
-    <w:p>
-      <w:pPr>
-        <w:spacing w:after="0" w:line="240" w:lineRule="auto"/>
-      </w:pPr>
-      <w:r>
+        <w:tabs>
+          <w:tab w:val="right" w:pos="9360"/>
+        </w:tabs>
+        <w:rPr>
+          <w:sz w:val="24"/>
+        </w:rPr>
+      </w:pPr>
+    </w:p>
+    <w:p>
+      <w:pPr>
+        <w:tabs>
+          <w:tab w:val="left" w:pos="-1440"/>
+        </w:tabs>
+        <w:ind w:left="720" w:hanging="720"/>
+        <w:rPr>
+          <w:sz w:val="24"/>
+        </w:rPr>
+      </w:pPr>
+      <w:r>
+        <w:rPr>
+          <w:sz w:val="24"/>
+        </w:rPr>
+        <w:t>Re:</w:t>
+      </w:r>
+      <w:r>
+        <w:rPr>
+          <w:sz w:val="24"/>
+        </w:rPr>
+        <w:tab/>
+      </w:r>
+      <w:r>
+        <w:rPr>
+          <w:sz w:val="24"/>
+        </w:rPr>
+        <w:t xml:space="preserve">ACME Manufacturing </w:t>
+      </w:r>
+      <w:r>
+        <w:rPr>
+          <w:bCs/>
+          <w:noProof/>
+          <w:sz w:val="24"/>
+        </w:rPr>
+        <w:t>Ref. No. Pa Da</w:t>
+      </w:r>
+      <w:r>
+        <w:rPr>
+          <w:b/>
+          <w:bCs/>
+          <w:noProof/>
+          <w:sz w:val="24"/>
+        </w:rPr>
+        <w:t xml:space="preserve"> -</w:t>
+      </w:r>
+      <w:r>
+        <w:rPr>
+          <w:noProof/>
+          <w:sz w:val="24"/>
+        </w:rPr>
+        <w:t xml:space="preserve"> SLW Ref. No. 1.003US1</w:t>
+      </w:r>
+    </w:p>
+    <w:p>
+      <w:pPr>
+        <w:ind w:firstLine="720"/>
+        <w:rPr>
+          <w:sz w:val="24"/>
+        </w:rPr>
+      </w:pPr>
+      <w:r>
+        <w:rPr>
+          <w:noProof/>
+          <w:sz w:val="24"/>
+        </w:rPr>
+        <w:t xml:space="preserve">PCT Application No. </w:t>
+      </w:r>
+      <w:r>
+        <w:rPr>
+          <w:noProof/>
+          <w:sz w:val="24"/>
+        </w:rPr>
+        <w:t>12/356,986</w:t>
+      </w:r>
+    </w:p>
+    <w:p>
+      <w:pPr>
+        <w:tabs>
+          <w:tab w:val="left" w:pos="-1440"/>
+        </w:tabs>
+        <w:ind w:left="1440" w:hanging="720"/>
+        <w:rPr>
+          <w:sz w:val="24"/>
+        </w:rPr>
+      </w:pPr>
+      <w:r>
+        <w:rPr>
+          <w:sz w:val="24"/>
+        </w:rPr>
+        <w:t>Title:</w:t>
+      </w:r>
+      <w:r>
+        <w:rPr>
+          <w:sz w:val="24"/>
+        </w:rPr>
+        <w:t xml:space="preserve"> </w:t>
+      </w:r>
+      <w:r>
+        <w:rPr>
+          <w:noProof/>
+          <w:sz w:val="24"/>
+        </w:rPr>
+        <w:t>Method and apparatus for making a title for a matter 1000</w:t>
+      </w:r>
+    </w:p>
+    <w:p>
+      <w:pPr>
+        <w:rPr>
+          <w:sz w:val="24"/>
+        </w:rPr>
+      </w:pPr>
+      <w:r>
+        <w:rPr>
+          <w:noProof/>
+          <w:sz w:val="24"/>
+        </w:rPr>
+      </w:r>
+    </w:p>
+    <w:p>
+      <w:pPr>
+        <w:rPr>
+          <w:sz w:val="24"/>
+        </w:rPr>
+      </w:pPr>
+      <w:r>
+        <w:rPr>
+          <w:sz w:val="24"/>
+        </w:rPr>
+        <w:t xml:space="preserve">The following represents new activity on the </w:t>
+      </w:r>
+      <w:proofErr w:type="gramStart"/>
+      <w:r>
+        <w:rPr>
+          <w:sz w:val="24"/>
+        </w:rPr>
+        <w:t>above mentioned</w:t>
+      </w:r>
+      <w:proofErr w:type="gramEnd"/>
+      <w:r>
+        <w:rPr>
+          <w:sz w:val="24"/>
+        </w:rPr>
+        <w:t xml:space="preserve"> matter. </w:t>
+      </w:r>
+    </w:p>
+    <w:p>
+      <w:pPr>
+        <w:rPr>
+          <w:sz w:val="24"/>
+        </w:rPr>
+      </w:pPr>
+    </w:p>
+    <w:p>
+      <w:pPr>
+        <w:rPr>
+          <w:sz w:val="24"/>
+        </w:rPr>
+      </w:pPr>
+      <w:r>
+        <w:rPr>
+          <w:noProof/>
+          <w:sz w:val="24"/>
+        </w:rPr>
+        <w:t>INFORMATION</w:t>
+      </w:r>
+      <w:r>
+        <w:rPr>
+          <w:noProof/>
+          <w:sz w:val="24"/>
+        </w:rPr>
+        <w:t xml:space="preserve"> BEING REPORTED:  </w:t>
+      </w:r>
+      <w:r>
+        <w:rPr>
+          <w:sz w:val="24"/>
+        </w:rPr>
+        <w:t xml:space="preserve">We have now received the International Preliminary Report on Patentability </w:t>
+      </w:r>
+      <w:r>
+        <w:rPr>
+          <w:sz w:val="24"/>
+        </w:rPr>
+        <w:t xml:space="preserve">(IPRP) </w:t>
+      </w:r>
+      <w:r>
+        <w:rPr>
+          <w:sz w:val="24"/>
+        </w:rPr>
+        <w:t>relative to the above-identified application, a copy of which is attached for your records.</w:t>
+      </w:r>
+    </w:p>
+    <w:p>
+      <w:pPr>
+        <w:rPr>
+          <w:noProof/>
+          <w:sz w:val="24"/>
+        </w:rPr>
+      </w:pPr>
+      <w:r>
+        <w:rPr>
+          <w:noProof/>
+          <w:sz w:val="24"/>
+        </w:rPr>
+        <w:t>ADDITIONAL NOTES:  Please contact if you would like to discuss this matter more fully, or if you need a cost estimate for filing in specific countries/regions.</w:t>
+      </w:r>
+    </w:p>
+    <w:p>
+      <w:pPr>
+        <w:rPr>
+          <w:noProof/>
+        </w:rPr>
+      </w:pPr>
+      <w:r>
+        <w:rPr>
+          <w:noProof/>
+        </w:rPr>
         <w:t>ADDITIONAL NOTES: If you have any questions or comments, please contact Attorney Test at 612-373-6900 or Emily Bates at 612-371-2163.</w:t>
       </w:r>
     </w:p>
     <w:p>
       <w:pPr>
-        <w:spacing w:after="0" w:line="240" w:lineRule="auto"/>
+        <w:rPr>
+          <w:sz w:val="24"/>
+        </w:rPr>
+      </w:pPr>
+    </w:p>
+    <w:p>
+      <w:pPr>
+        <w:rPr>
+          <w:b/>
+          <w:bCs/>
+          <w:sz w:val="22"/>
+          <w:szCs w:val="22"/>
+        </w:rPr>
       </w:pPr>
     </w:p>
     <w:p>
@@ -292,15 +379,38 @@
       </w:r>
     </w:p>
     <w:sectPr>
-      <w:headerReference w:type="default" r:id="rId6"/>
-      <w:footerReference w:type="default" r:id="rId7"/>
-      <w:pgSz w:w="12240" w:h="15840"/>
+      <w:headerReference w:type="default" r:id="rId8"/>
+      <w:footerReference w:type="default" r:id="rId9"/>
+      <w:endnotePr>
+        <w:numFmt w:val="decimal"/>
+      </w:endnotePr>
+      <w:pgSz w:w="12240" w:h="15840" w:code="1"/>
       <w:pgMar w:top="1440" w:right="1440" w:bottom="1440" w:left="1440" w:header="720" w:footer="720" w:gutter="0"/>
+      <w:paperSrc w:first="11" w:other="11"/>
       <w:cols w:space="720"/>
-      <w:docGrid w:linePitch="360"/>
+      <w:noEndnote/>
     </w:sectPr>
   </w:body>
 </w:document>
+</file>
+
+<file path=word/endnotes.xml><?xml version="1.0" encoding="utf-8"?>
+<w:endnotes xmlns:wpc="http://schemas.microsoft.com/office/word/2010/wordprocessingCanvas" xmlns:cx="http://schemas.microsoft.com/office/drawing/2014/chartex" xmlns:cx1="http://schemas.microsoft.com/office/drawing/2015/9/8/chartex" xmlns:cx2="http://schemas.microsoft.com/office/drawing/2015/10/21/chartex" xmlns:cx3="http://schemas.microsoft.com/office/drawing/2016/5/9/chartex" xmlns:cx4="http://schemas.microsoft.com/office/drawing/2016/5/10/chartex" xmlns:cx5="http://schemas.microsoft.com/office/drawing/2016/5/11/chartex" xmlns:cx6="http://schemas.microsoft.com/office/drawing/2016/5/12/chartex" xmlns:cx7="http://schemas.microsoft.com/office/drawing/2016/5/13/chartex" xmlns:cx8="http://schemas.microsoft.com/office/drawing/2016/5/14/chartex" xmlns:mc="http://schemas.openxmlformats.org/markup-compatibility/2006" xmlns:aink="http://schemas.microsoft.com/office/drawing/2016/ink" xmlns:am3d="http://schemas.microsoft.com/office/drawing/2017/model3d" xmlns:o="urn:schemas-microsoft-com:office:office" xmlns:oel="http://schemas.microsoft.com/office/2019/extlst" xmlns:r="http://schemas.openxmlformats.org/officeDocument/2006/relationships" xmlns:m="http://schemas.openxmlformats.org/officeDocument/2006/math" xmlns:v="urn:schemas-microsoft-com:vml" xmlns:wp14="http://schemas.microsoft.com/office/word/2010/wordprocessingDrawing" xmlns:wp="http://schemas.openxmlformats.org/drawingml/2006/wordprocessingDrawing" xmlns:w10="urn:schemas-microsoft-com:office:word" xmlns:w="http://schemas.openxmlformats.org/wordprocessingml/2006/main" xmlns:w14="http://schemas.microsoft.com/office/word/2010/wordml" xmlns:w15="http://schemas.microsoft.com/office/word/2012/wordml" xmlns:w16cex="http://schemas.microsoft.com/office/word/2018/wordml/cex" xmlns:w16cid="http://schemas.microsoft.com/office/word/2016/wordml/cid" xmlns:w16="http://schemas.microsoft.com/office/word/2018/wordml" xmlns:w16sdtdh="http://schemas.microsoft.com/office/word/2020/wordml/sdtdatahash" xmlns:w16se="http://schemas.microsoft.com/office/word/2015/wordml/symex" xmlns:wpg="http://schemas.microsoft.com/office/word/2010/wordprocessingGroup" xmlns:wpi="http://schemas.microsoft.com/office/word/2010/wordprocessingInk" xmlns:wne="http://schemas.microsoft.com/office/word/2006/wordml" xmlns:wps="http://schemas.microsoft.com/office/word/2010/wordprocessingShape" mc:Ignorable="w14 w15 w16se w16cid w16 w16cex w16sdtdh wp14">
+  <w:endnote w:type="separator" w:id="-1">
+    <w:p>
+      <w:r>
+        <w:separator/>
+      </w:r>
+    </w:p>
+  </w:endnote>
+  <w:endnote w:type="continuationSeparator" w:id="0">
+    <w:p>
+      <w:r>
+        <w:continuationSeparator/>
+      </w:r>
+    </w:p>
+  </w:endnote>
+</w:endnotes>
 </file>
 
 <file path=word/footer1.xml><?xml version="1.0" encoding="utf-8"?>
@@ -311,6 +421,25 @@
     </w:pPr>
   </w:p>
 </w:ftr>
+</file>
+
+<file path=word/footnotes.xml><?xml version="1.0" encoding="utf-8"?>
+<w:footnotes xmlns:wpc="http://schemas.microsoft.com/office/word/2010/wordprocessingCanvas" xmlns:cx="http://schemas.microsoft.com/office/drawing/2014/chartex" xmlns:cx1="http://schemas.microsoft.com/office/drawing/2015/9/8/chartex" xmlns:cx2="http://schemas.microsoft.com/office/drawing/2015/10/21/chartex" xmlns:cx3="http://schemas.microsoft.com/office/drawing/2016/5/9/chartex" xmlns:cx4="http://schemas.microsoft.com/office/drawing/2016/5/10/chartex" xmlns:cx5="http://schemas.microsoft.com/office/drawing/2016/5/11/chartex" xmlns:cx6="http://schemas.microsoft.com/office/drawing/2016/5/12/chartex" xmlns:cx7="http://schemas.microsoft.com/office/drawing/2016/5/13/chartex" xmlns:cx8="http://schemas.microsoft.com/office/drawing/2016/5/14/chartex" xmlns:mc="http://schemas.openxmlformats.org/markup-compatibility/2006" xmlns:aink="http://schemas.microsoft.com/office/drawing/2016/ink" xmlns:am3d="http://schemas.microsoft.com/office/drawing/2017/model3d" xmlns:o="urn:schemas-microsoft-com:office:office" xmlns:oel="http://schemas.microsoft.com/office/2019/extlst" xmlns:r="http://schemas.openxmlformats.org/officeDocument/2006/relationships" xmlns:m="http://schemas.openxmlformats.org/officeDocument/2006/math" xmlns:v="urn:schemas-microsoft-com:vml" xmlns:wp14="http://schemas.microsoft.com/office/word/2010/wordprocessingDrawing" xmlns:wp="http://schemas.openxmlformats.org/drawingml/2006/wordprocessingDrawing" xmlns:w10="urn:schemas-microsoft-com:office:word" xmlns:w="http://schemas.openxmlformats.org/wordprocessingml/2006/main" xmlns:w14="http://schemas.microsoft.com/office/word/2010/wordml" xmlns:w15="http://schemas.microsoft.com/office/word/2012/wordml" xmlns:w16cex="http://schemas.microsoft.com/office/word/2018/wordml/cex" xmlns:w16cid="http://schemas.microsoft.com/office/word/2016/wordml/cid" xmlns:w16="http://schemas.microsoft.com/office/word/2018/wordml" xmlns:w16sdtdh="http://schemas.microsoft.com/office/word/2020/wordml/sdtdatahash" xmlns:w16se="http://schemas.microsoft.com/office/word/2015/wordml/symex" xmlns:wpg="http://schemas.microsoft.com/office/word/2010/wordprocessingGroup" xmlns:wpi="http://schemas.microsoft.com/office/word/2010/wordprocessingInk" xmlns:wne="http://schemas.microsoft.com/office/word/2006/wordml" xmlns:wps="http://schemas.microsoft.com/office/word/2010/wordprocessingShape" mc:Ignorable="w14 w15 w16se w16cid w16 w16cex w16sdtdh wp14">
+  <w:footnote w:type="separator" w:id="-1">
+    <w:p>
+      <w:r>
+        <w:separator/>
+      </w:r>
+    </w:p>
+  </w:footnote>
+  <w:footnote w:type="continuationSeparator" w:id="0">
+    <w:p>
+      <w:r>
+        <w:continuationSeparator/>
+      </w:r>
+    </w:p>
+  </w:footnote>
+</w:footnotes>
 </file>
 
 <file path=word/header1.xml><?xml version="1.0" encoding="utf-8"?>
@@ -328,130 +457,30 @@
   <w:docDefaults>
     <w:rPrDefault>
       <w:rPr>
-        <w:rFonts w:asciiTheme="minorHAnsi" w:eastAsiaTheme="minorHAnsi" w:hAnsiTheme="minorHAnsi" w:cstheme="minorBidi"/>
-        <w:sz w:val="22"/>
-        <w:szCs w:val="22"/>
+        <w:rFonts w:ascii="Times New Roman" w:eastAsia="Times New Roman" w:hAnsi="Times New Roman" w:cs="Times New Roman"/>
         <w:lang w:val="en-US" w:eastAsia="en-US" w:bidi="ar-SA"/>
       </w:rPr>
     </w:rPrDefault>
-    <w:pPrDefault>
-      <w:pPr>
-        <w:spacing w:after="160" w:line="259" w:lineRule="auto"/>
-      </w:pPr>
-    </w:pPrDefault>
+    <w:pPrDefault/>
   </w:docDefaults>
-  <w:latentStyles w:defLockedState="0" w:defUIPriority="99" w:defSemiHidden="0" w:defUnhideWhenUsed="0" w:defQFormat="0" w:count="376">
-    <w:lsdException w:name="Normal" w:uiPriority="0" w:qFormat="1"/>
-    <w:lsdException w:name="heading 1" w:uiPriority="9" w:qFormat="1"/>
-    <w:lsdException w:name="heading 2" w:semiHidden="1" w:uiPriority="9" w:unhideWhenUsed="1" w:qFormat="1"/>
-    <w:lsdException w:name="heading 3" w:semiHidden="1" w:uiPriority="9" w:unhideWhenUsed="1" w:qFormat="1"/>
-    <w:lsdException w:name="heading 4" w:semiHidden="1" w:uiPriority="9" w:unhideWhenUsed="1" w:qFormat="1"/>
-    <w:lsdException w:name="heading 5" w:semiHidden="1" w:uiPriority="9" w:unhideWhenUsed="1" w:qFormat="1"/>
-    <w:lsdException w:name="heading 6" w:semiHidden="1" w:uiPriority="9" w:unhideWhenUsed="1" w:qFormat="1"/>
-    <w:lsdException w:name="heading 7" w:semiHidden="1" w:uiPriority="9" w:unhideWhenUsed="1" w:qFormat="1"/>
-    <w:lsdException w:name="heading 8" w:semiHidden="1" w:uiPriority="9" w:unhideWhenUsed="1" w:qFormat="1"/>
-    <w:lsdException w:name="heading 9" w:semiHidden="1" w:uiPriority="9" w:unhideWhenUsed="1" w:qFormat="1"/>
-    <w:lsdException w:name="index 1" w:semiHidden="1" w:unhideWhenUsed="1"/>
-    <w:lsdException w:name="index 2" w:semiHidden="1" w:unhideWhenUsed="1"/>
-    <w:lsdException w:name="index 3" w:semiHidden="1" w:unhideWhenUsed="1"/>
-    <w:lsdException w:name="index 4" w:semiHidden="1" w:unhideWhenUsed="1"/>
-    <w:lsdException w:name="index 5" w:semiHidden="1" w:unhideWhenUsed="1"/>
-    <w:lsdException w:name="index 6" w:semiHidden="1" w:unhideWhenUsed="1"/>
-    <w:lsdException w:name="index 7" w:semiHidden="1" w:unhideWhenUsed="1"/>
-    <w:lsdException w:name="index 8" w:semiHidden="1" w:unhideWhenUsed="1"/>
-    <w:lsdException w:name="index 9" w:semiHidden="1" w:unhideWhenUsed="1"/>
-    <w:lsdException w:name="toc 1" w:semiHidden="1" w:uiPriority="39" w:unhideWhenUsed="1"/>
-    <w:lsdException w:name="toc 2" w:semiHidden="1" w:uiPriority="39" w:unhideWhenUsed="1"/>
-    <w:lsdException w:name="toc 3" w:semiHidden="1" w:uiPriority="39" w:unhideWhenUsed="1"/>
-    <w:lsdException w:name="toc 4" w:semiHidden="1" w:uiPriority="39" w:unhideWhenUsed="1"/>
-    <w:lsdException w:name="toc 5" w:semiHidden="1" w:uiPriority="39" w:unhideWhenUsed="1"/>
-    <w:lsdException w:name="toc 6" w:semiHidden="1" w:uiPriority="39" w:unhideWhenUsed="1"/>
-    <w:lsdException w:name="toc 7" w:semiHidden="1" w:uiPriority="39" w:unhideWhenUsed="1"/>
-    <w:lsdException w:name="toc 8" w:semiHidden="1" w:uiPriority="39" w:unhideWhenUsed="1"/>
-    <w:lsdException w:name="toc 9" w:semiHidden="1" w:uiPriority="39" w:unhideWhenUsed="1"/>
-    <w:lsdException w:name="Normal Indent" w:semiHidden="1" w:unhideWhenUsed="1"/>
-    <w:lsdException w:name="footnote text" w:semiHidden="1" w:unhideWhenUsed="1"/>
-    <w:lsdException w:name="annotation text" w:semiHidden="1" w:unhideWhenUsed="1"/>
-    <w:lsdException w:name="header" w:semiHidden="1" w:unhideWhenUsed="1"/>
-    <w:lsdException w:name="footer" w:semiHidden="1" w:unhideWhenUsed="1"/>
-    <w:lsdException w:name="index heading" w:semiHidden="1" w:unhideWhenUsed="1"/>
-    <w:lsdException w:name="caption" w:semiHidden="1" w:uiPriority="35" w:unhideWhenUsed="1" w:qFormat="1"/>
-    <w:lsdException w:name="table of figures" w:semiHidden="1" w:unhideWhenUsed="1"/>
-    <w:lsdException w:name="envelope address" w:semiHidden="1" w:unhideWhenUsed="1"/>
-    <w:lsdException w:name="envelope return" w:semiHidden="1" w:unhideWhenUsed="1"/>
-    <w:lsdException w:name="footnote reference" w:semiHidden="1" w:unhideWhenUsed="1"/>
-    <w:lsdException w:name="annotation reference" w:semiHidden="1" w:unhideWhenUsed="1"/>
-    <w:lsdException w:name="line number" w:semiHidden="1" w:unhideWhenUsed="1"/>
-    <w:lsdException w:name="page number" w:semiHidden="1" w:unhideWhenUsed="1"/>
-    <w:lsdException w:name="endnote reference" w:semiHidden="1" w:unhideWhenUsed="1"/>
-    <w:lsdException w:name="endnote text" w:semiHidden="1" w:unhideWhenUsed="1"/>
-    <w:lsdException w:name="table of authorities" w:semiHidden="1" w:unhideWhenUsed="1"/>
-    <w:lsdException w:name="macro" w:semiHidden="1" w:unhideWhenUsed="1"/>
-    <w:lsdException w:name="toa heading" w:semiHidden="1" w:unhideWhenUsed="1"/>
-    <w:lsdException w:name="List" w:semiHidden="1" w:unhideWhenUsed="1"/>
-    <w:lsdException w:name="List Bullet" w:semiHidden="1" w:unhideWhenUsed="1"/>
-    <w:lsdException w:name="List Number" w:semiHidden="1" w:unhideWhenUsed="1"/>
-    <w:lsdException w:name="List 2" w:semiHidden="1" w:unhideWhenUsed="1"/>
-    <w:lsdException w:name="List 3" w:semiHidden="1" w:unhideWhenUsed="1"/>
-    <w:lsdException w:name="List 4" w:semiHidden="1" w:unhideWhenUsed="1"/>
-    <w:lsdException w:name="List 5" w:semiHidden="1" w:unhideWhenUsed="1"/>
-    <w:lsdException w:name="List Bullet 2" w:semiHidden="1" w:unhideWhenUsed="1"/>
-    <w:lsdException w:name="List Bullet 3" w:semiHidden="1" w:unhideWhenUsed="1"/>
-    <w:lsdException w:name="List Bullet 4" w:semiHidden="1" w:unhideWhenUsed="1"/>
-    <w:lsdException w:name="List Bullet 5" w:semiHidden="1" w:unhideWhenUsed="1"/>
-    <w:lsdException w:name="List Number 2" w:semiHidden="1" w:unhideWhenUsed="1"/>
-    <w:lsdException w:name="List Number 3" w:semiHidden="1" w:unhideWhenUsed="1"/>
-    <w:lsdException w:name="List Number 4" w:semiHidden="1" w:unhideWhenUsed="1"/>
-    <w:lsdException w:name="List Number 5" w:semiHidden="1" w:unhideWhenUsed="1"/>
-    <w:lsdException w:name="Title" w:uiPriority="10" w:qFormat="1"/>
-    <w:lsdException w:name="Closing" w:semiHidden="1" w:unhideWhenUsed="1"/>
-    <w:lsdException w:name="Signature" w:semiHidden="1" w:unhideWhenUsed="1"/>
-    <w:lsdException w:name="Default Paragraph Font" w:semiHidden="1" w:uiPriority="1" w:unhideWhenUsed="1"/>
-    <w:lsdException w:name="Body Text" w:semiHidden="1" w:unhideWhenUsed="1"/>
-    <w:lsdException w:name="Body Text Indent" w:semiHidden="1" w:unhideWhenUsed="1"/>
-    <w:lsdException w:name="List Continue" w:semiHidden="1" w:unhideWhenUsed="1"/>
-    <w:lsdException w:name="List Continue 2" w:semiHidden="1" w:unhideWhenUsed="1"/>
-    <w:lsdException w:name="List Continue 3" w:semiHidden="1" w:unhideWhenUsed="1"/>
-    <w:lsdException w:name="List Continue 4" w:semiHidden="1" w:unhideWhenUsed="1"/>
-    <w:lsdException w:name="List Continue 5" w:semiHidden="1" w:unhideWhenUsed="1"/>
-    <w:lsdException w:name="Message Header" w:semiHidden="1" w:unhideWhenUsed="1"/>
-    <w:lsdException w:name="Subtitle" w:uiPriority="11" w:qFormat="1"/>
-    <w:lsdException w:name="Salutation" w:semiHidden="1" w:unhideWhenUsed="1"/>
-    <w:lsdException w:name="Date" w:semiHidden="1" w:unhideWhenUsed="1"/>
-    <w:lsdException w:name="Body Text First Indent" w:semiHidden="1" w:unhideWhenUsed="1"/>
-    <w:lsdException w:name="Body Text First Indent 2" w:semiHidden="1" w:unhideWhenUsed="1"/>
-    <w:lsdException w:name="Note Heading" w:semiHidden="1" w:unhideWhenUsed="1"/>
-    <w:lsdException w:name="Body Text 2" w:semiHidden="1" w:unhideWhenUsed="1"/>
-    <w:lsdException w:name="Body Text 3" w:semiHidden="1" w:unhideWhenUsed="1"/>
-    <w:lsdException w:name="Body Text Indent 2" w:semiHidden="1" w:unhideWhenUsed="1"/>
-    <w:lsdException w:name="Body Text Indent 3" w:semiHidden="1" w:unhideWhenUsed="1"/>
-    <w:lsdException w:name="Block Text" w:semiHidden="1" w:unhideWhenUsed="1"/>
-    <w:lsdException w:name="Hyperlink" w:semiHidden="1" w:unhideWhenUsed="1"/>
-    <w:lsdException w:name="FollowedHyperlink" w:semiHidden="1" w:unhideWhenUsed="1"/>
-    <w:lsdException w:name="Strong" w:uiPriority="22" w:qFormat="1"/>
-    <w:lsdException w:name="Emphasis" w:uiPriority="20" w:qFormat="1"/>
-    <w:lsdException w:name="Document Map" w:semiHidden="1" w:unhideWhenUsed="1"/>
-    <w:lsdException w:name="Plain Text" w:semiHidden="1" w:unhideWhenUsed="1"/>
-    <w:lsdException w:name="E-mail Signature" w:semiHidden="1" w:unhideWhenUsed="1"/>
-    <w:lsdException w:name="HTML Top of Form" w:semiHidden="1" w:unhideWhenUsed="1"/>
-    <w:lsdException w:name="HTML Bottom of Form" w:semiHidden="1" w:unhideWhenUsed="1"/>
-    <w:lsdException w:name="Normal (Web)" w:semiHidden="1" w:unhideWhenUsed="1"/>
-    <w:lsdException w:name="HTML Acronym" w:semiHidden="1" w:unhideWhenUsed="1"/>
-    <w:lsdException w:name="HTML Address" w:semiHidden="1" w:unhideWhenUsed="1"/>
-    <w:lsdException w:name="HTML Cite" w:semiHidden="1" w:unhideWhenUsed="1"/>
-    <w:lsdException w:name="HTML Code" w:semiHidden="1" w:unhideWhenUsed="1"/>
-    <w:lsdException w:name="HTML Definition" w:semiHidden="1" w:unhideWhenUsed="1"/>
-    <w:lsdException w:name="HTML Keyboard" w:semiHidden="1" w:unhideWhenUsed="1"/>
-    <w:lsdException w:name="HTML Preformatted" w:semiHidden="1" w:unhideWhenUsed="1"/>
-    <w:lsdException w:name="HTML Sample" w:semiHidden="1" w:unhideWhenUsed="1"/>
-    <w:lsdException w:name="HTML Typewriter" w:semiHidden="1" w:unhideWhenUsed="1"/>
-    <w:lsdException w:name="HTML Variable" w:semiHidden="1" w:unhideWhenUsed="1"/>
+  <w:latentStyles w:defLockedState="0" w:defUIPriority="0" w:defSemiHidden="0" w:defUnhideWhenUsed="0" w:defQFormat="0" w:count="376">
+    <w:lsdException w:name="Normal" w:qFormat="1"/>
+    <w:lsdException w:name="heading 1" w:qFormat="1"/>
+    <w:lsdException w:name="heading 2" w:semiHidden="1" w:unhideWhenUsed="1" w:qFormat="1"/>
+    <w:lsdException w:name="heading 3" w:semiHidden="1" w:unhideWhenUsed="1" w:qFormat="1"/>
+    <w:lsdException w:name="heading 4" w:semiHidden="1" w:unhideWhenUsed="1" w:qFormat="1"/>
+    <w:lsdException w:name="heading 5" w:semiHidden="1" w:unhideWhenUsed="1" w:qFormat="1"/>
+    <w:lsdException w:name="heading 6" w:semiHidden="1" w:unhideWhenUsed="1" w:qFormat="1"/>
+    <w:lsdException w:name="heading 7" w:semiHidden="1" w:unhideWhenUsed="1" w:qFormat="1"/>
+    <w:lsdException w:name="heading 8" w:semiHidden="1" w:unhideWhenUsed="1" w:qFormat="1"/>
+    <w:lsdException w:name="heading 9" w:semiHidden="1" w:unhideWhenUsed="1" w:qFormat="1"/>
+    <w:lsdException w:name="caption" w:semiHidden="1" w:unhideWhenUsed="1" w:qFormat="1"/>
+    <w:lsdException w:name="Title" w:qFormat="1"/>
+    <w:lsdException w:name="Subtitle" w:qFormat="1"/>
+    <w:lsdException w:name="Strong" w:qFormat="1"/>
+    <w:lsdException w:name="Emphasis" w:qFormat="1"/>
+    <w:lsdException w:name="Normal (Web)" w:uiPriority="99"/>
     <w:lsdException w:name="Normal Table" w:semiHidden="1" w:unhideWhenUsed="1"/>
-    <w:lsdException w:name="annotation subject" w:semiHidden="1" w:unhideWhenUsed="1"/>
-    <w:lsdException w:name="No List" w:semiHidden="1" w:unhideWhenUsed="1"/>
-    <w:lsdException w:name="Outline List 1" w:semiHidden="1" w:unhideWhenUsed="1"/>
-    <w:lsdException w:name="Outline List 2" w:semiHidden="1" w:unhideWhenUsed="1"/>
-    <w:lsdException w:name="Outline List 3" w:semiHidden="1" w:unhideWhenUsed="1"/>
     <w:lsdException w:name="Table Simple 1" w:semiHidden="1" w:unhideWhenUsed="1"/>
     <w:lsdException w:name="Table Simple 2" w:semiHidden="1" w:unhideWhenUsed="1"/>
     <w:lsdException w:name="Table Simple 3" w:semiHidden="1" w:unhideWhenUsed="1"/>
@@ -494,10 +523,8 @@
     <w:lsdException w:name="Table Web 1" w:semiHidden="1" w:unhideWhenUsed="1"/>
     <w:lsdException w:name="Table Web 2" w:semiHidden="1" w:unhideWhenUsed="1"/>
     <w:lsdException w:name="Table Web 3" w:semiHidden="1" w:unhideWhenUsed="1"/>
-    <w:lsdException w:name="Balloon Text" w:semiHidden="1" w:unhideWhenUsed="1"/>
-    <w:lsdException w:name="Table Grid" w:uiPriority="39"/>
     <w:lsdException w:name="Table Theme" w:semiHidden="1" w:unhideWhenUsed="1"/>
-    <w:lsdException w:name="Placeholder Text" w:semiHidden="1"/>
+    <w:lsdException w:name="Placeholder Text" w:semiHidden="1" w:uiPriority="99"/>
     <w:lsdException w:name="No Spacing" w:uiPriority="1" w:qFormat="1"/>
     <w:lsdException w:name="Light Shading" w:uiPriority="60"/>
     <w:lsdException w:name="Light List" w:uiPriority="61"/>
@@ -519,7 +546,7 @@
     <w:lsdException w:name="Medium Shading 1 Accent 1" w:uiPriority="63"/>
     <w:lsdException w:name="Medium Shading 2 Accent 1" w:uiPriority="64"/>
     <w:lsdException w:name="Medium List 1 Accent 1" w:uiPriority="65"/>
-    <w:lsdException w:name="Revision" w:semiHidden="1"/>
+    <w:lsdException w:name="Revision" w:semiHidden="1" w:uiPriority="99"/>
     <w:lsdException w:name="List Paragraph" w:uiPriority="34" w:qFormat="1"/>
     <w:lsdException w:name="Quote" w:uiPriority="29" w:qFormat="1"/>
     <w:lsdException w:name="Intense Quote" w:uiPriority="30" w:qFormat="1"/>
@@ -712,16 +739,25 @@
     <w:lsdException w:name="List Table 5 Dark Accent 6" w:uiPriority="50"/>
     <w:lsdException w:name="List Table 6 Colorful Accent 6" w:uiPriority="51"/>
     <w:lsdException w:name="List Table 7 Colorful Accent 6" w:uiPriority="52"/>
-    <w:lsdException w:name="Mention" w:semiHidden="1" w:unhideWhenUsed="1"/>
-    <w:lsdException w:name="Smart Hyperlink" w:semiHidden="1" w:unhideWhenUsed="1"/>
-    <w:lsdException w:name="Hashtag" w:semiHidden="1" w:unhideWhenUsed="1"/>
-    <w:lsdException w:name="Unresolved Mention" w:semiHidden="1" w:unhideWhenUsed="1"/>
-    <w:lsdException w:name="Smart Link" w:semiHidden="1" w:unhideWhenUsed="1"/>
+    <w:lsdException w:name="Mention" w:semiHidden="1" w:uiPriority="99" w:unhideWhenUsed="1"/>
+    <w:lsdException w:name="Smart Hyperlink" w:semiHidden="1" w:uiPriority="99" w:unhideWhenUsed="1"/>
+    <w:lsdException w:name="Hashtag" w:semiHidden="1" w:uiPriority="99" w:unhideWhenUsed="1"/>
+    <w:lsdException w:name="Unresolved Mention" w:semiHidden="1" w:uiPriority="99" w:unhideWhenUsed="1"/>
+    <w:lsdException w:name="Smart Link" w:semiHidden="1" w:uiPriority="99" w:unhideWhenUsed="1"/>
   </w:latentStyles>
   <w:style w:type="paragraph" w:default="1" w:styleId="Normal">
     <w:name w:val="Normal"/>
     <w:qFormat/>
-    <w:rsid w:val="0003191D"/>
+    <w:rsid w:val="008B12C4"/>
+    <w:pPr>
+      <w:widowControl w:val="0"/>
+      <w:autoSpaceDE w:val="0"/>
+      <w:autoSpaceDN w:val="0"/>
+      <w:adjustRightInd w:val="0"/>
+    </w:pPr>
+    <w:rPr>
+      <w:szCs w:val="24"/>
+    </w:rPr>
   </w:style>
   <w:style w:type="character" w:default="1" w:styleId="DefaultParagraphFont">
     <w:name w:val="Default Paragraph Font"/>
@@ -749,17 +785,97 @@
     <w:semiHidden/>
     <w:unhideWhenUsed/>
   </w:style>
+  <w:style w:type="character" w:styleId="FootnoteReference">
+    <w:name w:val="footnote reference"/>
+    <w:semiHidden/>
+  </w:style>
+  <w:style w:type="paragraph" w:styleId="Header">
+    <w:name w:val="header"/>
+    <w:basedOn w:val="Normal"/>
+    <w:rsid w:val="003251AB"/>
+    <w:pPr>
+      <w:tabs>
+        <w:tab w:val="center" w:pos="4320"/>
+        <w:tab w:val="right" w:pos="8640"/>
+      </w:tabs>
+    </w:pPr>
+  </w:style>
+  <w:style w:type="paragraph" w:styleId="Footer">
+    <w:name w:val="footer"/>
+    <w:basedOn w:val="Normal"/>
+    <w:rsid w:val="003251AB"/>
+    <w:pPr>
+      <w:tabs>
+        <w:tab w:val="center" w:pos="4320"/>
+        <w:tab w:val="right" w:pos="8640"/>
+      </w:tabs>
+    </w:pPr>
+  </w:style>
+  <w:style w:type="character" w:styleId="CommentReference">
+    <w:name w:val="annotation reference"/>
+    <w:semiHidden/>
+    <w:rsid w:val="003251AB"/>
+    <w:rPr>
+      <w:sz w:val="16"/>
+      <w:szCs w:val="16"/>
+    </w:rPr>
+  </w:style>
+  <w:style w:type="paragraph" w:styleId="CommentText">
+    <w:name w:val="annotation text"/>
+    <w:basedOn w:val="Normal"/>
+    <w:link w:val="CommentTextChar"/>
+    <w:semiHidden/>
+    <w:rsid w:val="003251AB"/>
+    <w:rPr>
+      <w:szCs w:val="20"/>
+    </w:rPr>
+  </w:style>
+  <w:style w:type="paragraph" w:styleId="CommentSubject">
+    <w:name w:val="annotation subject"/>
+    <w:basedOn w:val="CommentText"/>
+    <w:next w:val="CommentText"/>
+    <w:semiHidden/>
+    <w:rsid w:val="003251AB"/>
+    <w:rPr>
+      <w:b/>
+      <w:bCs/>
+    </w:rPr>
+  </w:style>
+  <w:style w:type="paragraph" w:styleId="BalloonText">
+    <w:name w:val="Balloon Text"/>
+    <w:basedOn w:val="Normal"/>
+    <w:semiHidden/>
+    <w:rsid w:val="003251AB"/>
+    <w:rPr>
+      <w:rFonts w:ascii="Tahoma" w:hAnsi="Tahoma" w:cs="Tahoma"/>
+      <w:sz w:val="16"/>
+      <w:szCs w:val="16"/>
+    </w:rPr>
+  </w:style>
+  <w:style w:type="character" w:customStyle="1" w:styleId="CommentTextChar">
+    <w:name w:val="Comment Text Char"/>
+    <w:basedOn w:val="DefaultParagraphFont"/>
+    <w:link w:val="CommentText"/>
+    <w:semiHidden/>
+    <w:rsid w:val="003C5BC4"/>
+  </w:style>
   <w:style w:type="paragraph" w:styleId="NormalWeb">
     <w:name w:val="Normal (Web)"/>
     <w:basedOn w:val="Normal"/>
     <w:uiPriority w:val="99"/>
     <w:unhideWhenUsed/>
-    <w:rsid w:val="0012374F"/>
+    <w:rsid w:val="0026760B"/>
     <w:pPr>
-      <w:spacing w:before="100" w:beforeAutospacing="1" w:after="100" w:afterAutospacing="1" w:line="240" w:lineRule="auto"/>
+      <w:widowControl/>
+      <w:autoSpaceDE/>
+      <w:autoSpaceDN/>
+      <w:adjustRightInd/>
+      <w:spacing w:before="100" w:beforeAutospacing="1" w:after="100" w:afterAutospacing="1"/>
     </w:pPr>
     <w:rPr>
-      <w:rFonts w:ascii="Calibri" w:hAnsi="Calibri" w:cs="Calibri"/>
+      <w:rFonts w:ascii="Calibri" w:eastAsia="Calibri" w:hAnsi="Calibri" w:cs="Calibri"/>
+      <w:sz w:val="22"/>
+      <w:szCs w:val="22"/>
     </w:rPr>
   </w:style>
 </w:styles>

--- a/project/documents/merged/Document.docx
+++ b/project/documents/merged/Document.docx
@@ -4,124 +4,197 @@
   <w:body>
     <w:p>
       <w:pPr>
-        <w:pStyle w:val="NormalWeb"/>
-        <w:spacing w:before="0" w:beforeAutospacing="0" w:after="0" w:afterAutospacing="0"/>
-      </w:pPr>
-      <w:r>
-        <w:t xml:space="preserve">Subject line: ACME Manufacturing: Ref. No. Pa Da / SLW Ref: 1.003US1 / </w:t>
-      </w:r>
-      <w:r>
-        <w:t>SLW</w:t>
-      </w:r>
-      <w:r>
-        <w:t xml:space="preserve"> Report Out: </w:t>
-      </w:r>
-      <w:r>
-        <w:t>IPRP</w:t>
-      </w:r>
-    </w:p>
-    <w:p>
-      <w:pPr>
-        <w:pStyle w:val="NormalWeb"/>
-        <w:spacing w:before="0" w:beforeAutospacing="0" w:after="0" w:afterAutospacing="0"/>
-      </w:pPr>
-    </w:p>
-    <w:p>
-      <w:pPr>
-        <w:pStyle w:val="NormalWeb"/>
-        <w:spacing w:before="0" w:beforeAutospacing="0" w:after="0" w:afterAutospacing="0"/>
-      </w:pPr>
-    </w:p>
-    <w:p>
-      <w:pPr>
-        <w:pStyle w:val="NormalWeb"/>
-        <w:spacing w:before="0" w:beforeAutospacing="0" w:after="0" w:afterAutospacing="0"/>
-      </w:pPr>
-    </w:p>
-    <w:p>
-      <w:pPr>
-        <w:pStyle w:val="NormalWeb"/>
-        <w:spacing w:before="0" w:beforeAutospacing="0" w:after="0" w:afterAutospacing="0"/>
-      </w:pPr>
-    </w:p>
-    <w:p>
-      <w:pPr>
-        <w:pStyle w:val="NormalWeb"/>
-      </w:pPr>
-      <w:r>
-        <w:t xml:space="preserve">SCHWEGMAN LUNDBERG &amp; WOESSNER, P.A. </w:t>
-      </w:r>
-    </w:p>
-    <w:p>
-      <w:pPr>
-        <w:pStyle w:val="NormalWeb"/>
-      </w:pPr>
-    </w:p>
-    <w:p>
-      <w:r>
-        <w:t>Attorney Test 612-373-6900</w:t>
-      </w:r>
-      <w:proofErr w:type="gramStart"/>
-      <w:r>
-        <w:t xml:space="preserve">  mmartin@slwip.com</w:t>
-      </w:r>
-      <w:proofErr w:type="gramEnd"/>
-      <w:r/>
-    </w:p>
-    <w:p>
-      <w:r>
-        <w:t>Emily Bates 612-371-2163</w:t>
-      </w:r>
-      <w:proofErr w:type="gramStart"/>
-      <w:r>
-        <w:t xml:space="preserve">  ebates@slwip.com</w:t>
-      </w:r>
-      <w:proofErr w:type="gramEnd"/>
-      <w:r/>
-    </w:p>
-    <w:p>
-      <w:pPr>
         <w:tabs>
           <w:tab w:val="right" w:pos="9360"/>
         </w:tabs>
         <w:rPr>
-          <w:sz w:val="24"/>
-        </w:rPr>
-      </w:pPr>
+          <w:sz w:val="20"/>
+          <w:szCs w:val="20"/>
+        </w:rPr>
+      </w:pPr>
+      <w:r>
+        <w:rPr>
+          <w:sz w:val="20"/>
+          <w:szCs w:val="20"/>
+        </w:rPr>
+        <w:t xml:space="preserve">Subject line: ACME Manufacturing: Ref. No. Pa Da / SLW Ref: 1.003US1 / SLW Report Out: </w:t>
+      </w:r>
+      <w:r>
+        <w:rPr>
+          <w:sz w:val="20"/>
+          <w:szCs w:val="20"/>
+        </w:rPr>
+        <w:t>Application Filed</w:t>
+      </w:r>
     </w:p>
     <w:p>
       <w:pPr>
         <w:tabs>
-          <w:tab w:val="left" w:pos="-1440"/>
+          <w:tab w:val="right" w:pos="9360"/>
+        </w:tabs>
+        <w:rPr>
+          <w:sz w:val="20"/>
+          <w:szCs w:val="20"/>
+        </w:rPr>
+      </w:pPr>
+    </w:p>
+    <w:p>
+      <w:pPr>
+        <w:tabs>
+          <w:tab w:val="right" w:pos="9360"/>
+        </w:tabs>
+        <w:rPr>
+          <w:sz w:val="20"/>
+          <w:szCs w:val="20"/>
+        </w:rPr>
+      </w:pPr>
+    </w:p>
+    <w:p>
+      <w:pPr>
+        <w:tabs>
+          <w:tab w:val="right" w:pos="9360"/>
+        </w:tabs>
+        <w:rPr>
+          <w:sz w:val="20"/>
+          <w:szCs w:val="20"/>
+        </w:rPr>
+      </w:pPr>
+    </w:p>
+    <w:p>
+      <w:pPr>
+        <w:tabs>
+          <w:tab w:val="right" w:pos="9360"/>
+        </w:tabs>
+        <w:rPr>
+          <w:sz w:val="20"/>
+          <w:szCs w:val="20"/>
+        </w:rPr>
+      </w:pPr>
+    </w:p>
+    <w:p>
+      <w:pPr>
+        <w:tabs>
+          <w:tab w:val="right" w:pos="9360"/>
+        </w:tabs>
+        <w:rPr>
+          <w:sz w:val="20"/>
+          <w:szCs w:val="20"/>
+        </w:rPr>
+      </w:pPr>
+      <w:r>
+        <w:rPr>
+          <w:sz w:val="20"/>
+          <w:szCs w:val="20"/>
+        </w:rPr>
+        <w:t xml:space="preserve">SCHWEGMAN LUNDBERG &amp; WOESSNER, P.A. </w:t>
+      </w:r>
+    </w:p>
+    <w:p>
+      <w:pPr>
+        <w:tabs>
+          <w:tab w:val="right" w:pos="9360"/>
+        </w:tabs>
+        <w:rPr>
+          <w:sz w:val="20"/>
+          <w:szCs w:val="20"/>
+        </w:rPr>
+      </w:pPr>
+    </w:p>
+    <w:p>
+      <w:pPr>
+        <w:tabs>
+          <w:tab w:val="right" w:pos="9360"/>
+        </w:tabs>
+        <w:rPr>
+          <w:sz w:val="20"/>
+          <w:szCs w:val="20"/>
+        </w:rPr>
+      </w:pPr>
+      <w:r>
+        <w:rPr>
+          <w:sz w:val="20"/>
+          <w:szCs w:val="20"/>
+        </w:rPr>
+        <w:t>Attorney Test 612-373-6900</w:t>
+      </w:r>
+      <w:proofErr w:type="gramStart"/>
+      <w:r>
+        <w:rPr>
+          <w:sz w:val="20"/>
+          <w:szCs w:val="20"/>
+        </w:rPr>
+        <w:t xml:space="preserve">  mmartin@slwip.com</w:t>
+      </w:r>
+      <w:proofErr w:type="gramEnd"/>
+      <w:r>
+        <w:rPr>
+          <w:sz w:val="20"/>
+          <w:szCs w:val="20"/>
+        </w:rPr>
+      </w:r>
+    </w:p>
+    <w:p>
+      <w:pPr>
+        <w:tabs>
+          <w:tab w:val="right" w:pos="9360"/>
+        </w:tabs>
+        <w:rPr>
+          <w:sz w:val="20"/>
+          <w:szCs w:val="20"/>
+        </w:rPr>
+      </w:pPr>
+      <w:r>
+        <w:rPr>
+          <w:sz w:val="20"/>
+          <w:szCs w:val="20"/>
+        </w:rPr>
+        <w:t>Emily Bates 612-371-2163</w:t>
+      </w:r>
+      <w:proofErr w:type="gramStart"/>
+      <w:r>
+        <w:rPr>
+          <w:sz w:val="20"/>
+          <w:szCs w:val="20"/>
+        </w:rPr>
+        <w:t xml:space="preserve">  ebates@slwip.com</w:t>
+      </w:r>
+      <w:proofErr w:type="gramEnd"/>
+      <w:r>
+        <w:rPr>
+          <w:sz w:val="20"/>
+          <w:szCs w:val="20"/>
+        </w:rPr>
+      </w:r>
+    </w:p>
+    <w:p>
+      <w:pPr>
+        <w:tabs>
+          <w:tab w:val="right" w:pos="9360"/>
+        </w:tabs>
+      </w:pPr>
+    </w:p>
+    <w:p>
+      <w:pPr>
+        <w:tabs>
+          <w:tab w:val="left" w:pos="720"/>
+          <w:tab w:val="right" w:pos="9360"/>
         </w:tabs>
         <w:ind w:left="720" w:hanging="720"/>
         <w:rPr>
-          <w:sz w:val="24"/>
-        </w:rPr>
-      </w:pPr>
-      <w:r>
-        <w:rPr>
-          <w:sz w:val="24"/>
-        </w:rPr>
+          <w:noProof/>
+        </w:rPr>
+      </w:pPr>
+      <w:r>
         <w:t>Re:</w:t>
       </w:r>
       <w:r>
-        <w:rPr>
-          <w:sz w:val="24"/>
-        </w:rPr>
         <w:tab/>
-      </w:r>
-      <w:r>
-        <w:rPr>
-          <w:sz w:val="24"/>
-        </w:rPr>
         <w:t xml:space="preserve">ACME Manufacturing </w:t>
       </w:r>
       <w:r>
         <w:rPr>
           <w:bCs/>
           <w:noProof/>
-          <w:sz w:val="24"/>
         </w:rPr>
         <w:t>Ref. No. Pa Da</w:t>
       </w:r>
@@ -130,198 +203,230 @@
           <w:b/>
           <w:bCs/>
           <w:noProof/>
-          <w:sz w:val="24"/>
         </w:rPr>
         <w:t xml:space="preserve"> -</w:t>
       </w:r>
       <w:r>
         <w:rPr>
           <w:noProof/>
-          <w:sz w:val="24"/>
-        </w:rPr>
-        <w:t xml:space="preserve"> SLW Ref. No. 1.003US1</w:t>
-      </w:r>
-    </w:p>
-    <w:p>
-      <w:pPr>
-        <w:ind w:firstLine="720"/>
-        <w:rPr>
-          <w:sz w:val="24"/>
-        </w:rPr>
-      </w:pPr>
+        </w:rPr>
+        <w:t xml:space="preserve"> </w:t>
+      </w:r>
       <w:r>
         <w:rPr>
           <w:noProof/>
-          <w:sz w:val="24"/>
-        </w:rPr>
-        <w:t xml:space="preserve">PCT Application No. </w:t>
-      </w:r>
-      <w:r>
+        </w:rPr>
+        <w:t>SLW Ref. No. 1.003US1</w:t>
+      </w:r>
+    </w:p>
+    <w:p>
+      <w:pPr>
+        <w:tabs>
+          <w:tab w:val="left" w:pos="720"/>
+          <w:tab w:val="right" w:pos="9360"/>
+        </w:tabs>
+        <w:ind w:left="720" w:hanging="720"/>
         <w:rPr>
           <w:noProof/>
-          <w:sz w:val="24"/>
-        </w:rPr>
-        <w:t>12/356,986</w:t>
+        </w:rPr>
+      </w:pPr>
+      <w:r>
+        <w:rPr>
+          <w:noProof/>
+        </w:rPr>
+        <w:tab/>
+      </w:r>
+      <w:smartTag w:uri="urn:schemas-microsoft-com:office:smarttags" w:element="country-region">
+        <w:smartTag w:uri="urn:schemas-microsoft-com:office:smarttags" w:element="place">
+          <w:r>
+            <w:rPr>
+              <w:noProof/>
+            </w:rPr>
+            <w:t>U.S.</w:t>
+          </w:r>
+        </w:smartTag>
+      </w:smartTag>
+      <w:r>
+        <w:rPr>
+          <w:noProof/>
+        </w:rPr>
+        <w:t xml:space="preserve"> Patent Application Serial No.: 12/356,986</w:t>
       </w:r>
     </w:p>
     <w:p>
       <w:pPr>
         <w:tabs>
-          <w:tab w:val="left" w:pos="-1440"/>
+          <w:tab w:val="left" w:pos="720"/>
+          <w:tab w:val="right" w:pos="9360"/>
         </w:tabs>
-        <w:ind w:left="1440" w:hanging="720"/>
-        <w:rPr>
-          <w:sz w:val="24"/>
-        </w:rPr>
-      </w:pPr>
-      <w:r>
-        <w:rPr>
-          <w:sz w:val="24"/>
-        </w:rPr>
-        <w:t>Title:</w:t>
-      </w:r>
-      <w:r>
-        <w:rPr>
-          <w:sz w:val="24"/>
-        </w:rPr>
-        <w:t xml:space="preserve"> </w:t>
-      </w:r>
+        <w:ind w:left="720" w:hanging="720"/>
+      </w:pPr>
       <w:r>
         <w:rPr>
           <w:noProof/>
-          <w:sz w:val="24"/>
-        </w:rPr>
-        <w:t>Method and apparatus for making a title for a matter 1000</w:t>
-      </w:r>
-    </w:p>
-    <w:p>
-      <w:pPr>
-        <w:rPr>
-          <w:sz w:val="24"/>
-        </w:rPr>
-      </w:pPr>
+        </w:rPr>
+        <w:tab/>
+        <w:t>Title:  Method and apparatus for making a title for a matter 1000</w:t>
+      </w:r>
+    </w:p>
+    <w:p>
       <w:r>
         <w:rPr>
           <w:noProof/>
-          <w:sz w:val="24"/>
-        </w:rPr>
-      </w:r>
-    </w:p>
-    <w:p>
-      <w:pPr>
-        <w:rPr>
-          <w:sz w:val="24"/>
-        </w:rPr>
-      </w:pPr>
-      <w:r>
-        <w:rPr>
-          <w:sz w:val="24"/>
-        </w:rPr>
+        </w:rPr>
+      </w:r>
+    </w:p>
+    <w:p>
+      <w:pPr>
+        <w:rPr>
+          <w:noProof/>
+        </w:rPr>
+      </w:pPr>
+      <w:r>
         <w:t xml:space="preserve">The following represents new activity on the </w:t>
       </w:r>
       <w:proofErr w:type="gramStart"/>
       <w:r>
-        <w:rPr>
-          <w:sz w:val="24"/>
-        </w:rPr>
         <w:t>above mentioned</w:t>
       </w:r>
       <w:proofErr w:type="gramEnd"/>
       <w:r>
-        <w:rPr>
-          <w:sz w:val="24"/>
-        </w:rPr>
         <w:t xml:space="preserve"> matter. </w:t>
       </w:r>
     </w:p>
-    <w:p>
-      <w:pPr>
-        <w:rPr>
-          <w:sz w:val="24"/>
-        </w:rPr>
-      </w:pPr>
-    </w:p>
-    <w:p>
-      <w:pPr>
-        <w:rPr>
-          <w:sz w:val="24"/>
-        </w:rPr>
-      </w:pPr>
-      <w:r>
-        <w:rPr>
-          <w:noProof/>
-          <w:sz w:val="24"/>
-        </w:rPr>
-        <w:t>INFORMATION</w:t>
-      </w:r>
-      <w:r>
-        <w:rPr>
-          <w:noProof/>
-          <w:sz w:val="24"/>
-        </w:rPr>
-        <w:t xml:space="preserve"> BEING REPORTED:  </w:t>
-      </w:r>
-      <w:r>
-        <w:rPr>
-          <w:sz w:val="24"/>
-        </w:rPr>
-        <w:t xml:space="preserve">We have now received the International Preliminary Report on Patentability </w:t>
-      </w:r>
-      <w:r>
-        <w:rPr>
-          <w:sz w:val="24"/>
-        </w:rPr>
-        <w:t xml:space="preserve">(IPRP) </w:t>
-      </w:r>
-      <w:r>
-        <w:rPr>
-          <w:sz w:val="24"/>
-        </w:rPr>
-        <w:t>relative to the above-identified application, a copy of which is attached for your records.</w:t>
-      </w:r>
-    </w:p>
-    <w:p>
-      <w:pPr>
-        <w:rPr>
-          <w:noProof/>
-          <w:sz w:val="24"/>
-        </w:rPr>
-      </w:pPr>
-      <w:r>
-        <w:rPr>
-          <w:noProof/>
-          <w:sz w:val="24"/>
-        </w:rPr>
-        <w:t>ADDITIONAL NOTES:  Please contact if you would like to discuss this matter more fully, or if you need a cost estimate for filing in specific countries/regions.</w:t>
-      </w:r>
-    </w:p>
-    <w:p>
-      <w:pPr>
-        <w:rPr>
-          <w:noProof/>
-        </w:rPr>
-      </w:pPr>
-      <w:r>
-        <w:rPr>
-          <w:noProof/>
-        </w:rPr>
-        <w:t>ADDITIONAL NOTES: If you have any questions or comments, please contact Attorney Test at 612-373-6900 or Emily Bates at 612-371-2163.</w:t>
-      </w:r>
-    </w:p>
-    <w:p>
-      <w:pPr>
-        <w:rPr>
-          <w:sz w:val="24"/>
-        </w:rPr>
-      </w:pPr>
-    </w:p>
-    <w:p>
-      <w:pPr>
+    <w:p/>
+    <w:p>
+      <w:r>
+        <w:t>INFORMATION BEING REPORTED:</w:t>
+      </w:r>
+      <w:r>
+        <w:t xml:space="preserve">  </w:t>
+      </w:r>
+      <w:r>
+        <w:t xml:space="preserve">Provisional </w:t>
+      </w:r>
+      <w:r>
+        <w:t xml:space="preserve">Patent Application filed </w:t>
+      </w:r>
+      <w:r>
+        <w:t>August 21, 2023</w:t>
+      </w:r>
+    </w:p>
+    <w:p/>
+    <w:p>
+      <w:r>
+        <w:t>ACTION REQUIRED:</w:t>
+      </w:r>
+      <w:r>
+        <w:t xml:space="preserve">  </w:t>
+      </w:r>
+      <w:r>
+        <w:t>Y</w:t>
+      </w:r>
+      <w:r>
+        <w:t xml:space="preserve">ou must file a regular (non-provisional) U.S. application within one year from the filing date of the original provisional to obtain patent protection on this invention.  </w:t>
+      </w:r>
+      <w:r>
+        <w:rPr>
+          <w:u w:val="single"/>
+        </w:rPr>
+        <w:t xml:space="preserve">If a regular (non-provisional) U.S. application is not filed by </w:t>
+      </w:r>
+      <w:r>
         <w:rPr>
           <w:b/>
           <w:bCs/>
-          <w:sz w:val="22"/>
-          <w:szCs w:val="22"/>
+          <w:u w:val="single"/>
+        </w:rPr>
+        <w:t>&lt;&lt;deadlineDate&gt;&gt;</w:t>
+      </w:r>
+      <w:r>
+        <w:rPr>
+          <w:u w:val="single"/>
+        </w:rPr>
+        <w:t>, the ability to claim priority to the filing date of the provisional application will be lost.</w:t>
+      </w:r>
+      <w:r>
+        <w:t xml:space="preserve">  In any case, the provisional patent application will automatically become abandoned on this date.  </w:t>
+      </w:r>
+    </w:p>
+    <w:p/>
+    <w:p>
+      <w:r>
+        <w:t xml:space="preserve">Furthermore, if instructions and payment arrangements are not in place at least one week prior to the deadline, we may not be able to guarantee that the application can be filed prior to the deadline.  </w:t>
+      </w:r>
+      <w:r>
+        <w:t xml:space="preserve">Please contact us when you decide whether or not you wish to file such a regular (non-provisional) </w:t>
+      </w:r>
+      <w:smartTag w:uri="urn:schemas-microsoft-com:office:smarttags" w:element="place">
+        <w:smartTag w:uri="urn:schemas-microsoft-com:office:smarttags" w:element="country-region">
+          <w:r>
+            <w:t>U.S.</w:t>
+          </w:r>
+        </w:smartTag>
+      </w:smartTag>
+      <w:r>
+        <w:t xml:space="preserve"> application.</w:t>
+      </w:r>
+    </w:p>
+    <w:p/>
+    <w:p>
+      <w:r>
+        <w:t xml:space="preserve">You </w:t>
+      </w:r>
+      <w:r>
+        <w:t xml:space="preserve">may </w:t>
+      </w:r>
+      <w:r>
+        <w:t xml:space="preserve">also </w:t>
+      </w:r>
+      <w:r>
+        <w:t>be able to obtain international patent rights with respect to this invention.  Please contact us to discuss your options if you wish to pursue such international rights.</w:t>
+      </w:r>
+    </w:p>
+    <w:p/>
+    <w:p>
+      <w:r>
+        <w:t>ADDITIONAL NOTES:</w:t>
+      </w:r>
+      <w:r>
+        <w:t xml:space="preserve">  </w:t>
+      </w:r>
+      <w:r>
+        <w:t xml:space="preserve">Further information on Provisional applications may be found at </w:t>
+      </w:r>
+      <w:r>
+        <w:t>http://ca.slwip.com/slwdocs/applicationfiled.doc</w:t>
+      </w:r>
+      <w:r/>
+      <w:r/>
+      <w:r>
+        <w:t xml:space="preserve">.  </w:t>
+      </w:r>
+      <w:r>
+        <w:t xml:space="preserve">We will keep you informed of further developments as they occur.  </w:t>
+      </w:r>
+    </w:p>
+    <w:p/>
+    <w:p>
+      <w:r>
+        <w:t>If you have any questions or comments, please contact</w:t>
+      </w:r>
+      <w:r>
+        <w:t xml:space="preserve"> </w:t>
+      </w:r>
+      <w:r>
+        <w:rPr>
+          <w:noProof/>
+        </w:rPr>
+        <w:t>Attorney Test at 612-373-6900.</w:t>
+      </w:r>
+    </w:p>
+    <w:p>
+      <w:pPr>
+        <w:widowControl/>
+        <w:rPr>
+          <w:noProof/>
         </w:rPr>
       </w:pPr>
     </w:p>
@@ -381,12 +486,8 @@
     <w:sectPr>
       <w:headerReference w:type="default" r:id="rId8"/>
       <w:footerReference w:type="default" r:id="rId9"/>
-      <w:endnotePr>
-        <w:numFmt w:val="decimal"/>
-      </w:endnotePr>
       <w:pgSz w:w="12240" w:h="15840" w:code="1"/>
-      <w:pgMar w:top="1440" w:right="1440" w:bottom="1440" w:left="1440" w:header="720" w:footer="720" w:gutter="0"/>
-      <w:paperSrc w:first="11" w:other="11"/>
+      <w:pgMar w:top="897" w:right="1440" w:bottom="1080" w:left="1440" w:header="619" w:footer="619" w:gutter="0"/>
       <w:cols w:space="720"/>
       <w:noEndnote/>
     </w:sectPr>
@@ -466,7 +567,7 @@
   <w:latentStyles w:defLockedState="0" w:defUIPriority="0" w:defSemiHidden="0" w:defUnhideWhenUsed="0" w:defQFormat="0" w:count="376">
     <w:lsdException w:name="Normal" w:qFormat="1"/>
     <w:lsdException w:name="heading 1" w:qFormat="1"/>
-    <w:lsdException w:name="heading 2" w:semiHidden="1" w:unhideWhenUsed="1" w:qFormat="1"/>
+    <w:lsdException w:name="heading 2" w:qFormat="1"/>
     <w:lsdException w:name="heading 3" w:semiHidden="1" w:unhideWhenUsed="1" w:qFormat="1"/>
     <w:lsdException w:name="heading 4" w:semiHidden="1" w:unhideWhenUsed="1" w:qFormat="1"/>
     <w:lsdException w:name="heading 5" w:semiHidden="1" w:unhideWhenUsed="1" w:qFormat="1"/>
@@ -479,7 +580,6 @@
     <w:lsdException w:name="Subtitle" w:qFormat="1"/>
     <w:lsdException w:name="Strong" w:qFormat="1"/>
     <w:lsdException w:name="Emphasis" w:qFormat="1"/>
-    <w:lsdException w:name="Normal (Web)" w:uiPriority="99"/>
     <w:lsdException w:name="Normal Table" w:semiHidden="1" w:unhideWhenUsed="1"/>
     <w:lsdException w:name="Table Simple 1" w:semiHidden="1" w:unhideWhenUsed="1"/>
     <w:lsdException w:name="Table Simple 2" w:semiHidden="1" w:unhideWhenUsed="1"/>
@@ -748,7 +848,7 @@
   <w:style w:type="paragraph" w:default="1" w:styleId="Normal">
     <w:name w:val="Normal"/>
     <w:qFormat/>
-    <w:rsid w:val="008B12C4"/>
+    <w:rsid w:val="00D354B9"/>
     <w:pPr>
       <w:widowControl w:val="0"/>
       <w:autoSpaceDE w:val="0"/>
@@ -756,7 +856,46 @@
       <w:adjustRightInd w:val="0"/>
     </w:pPr>
     <w:rPr>
+      <w:sz w:val="24"/>
       <w:szCs w:val="24"/>
+    </w:rPr>
+  </w:style>
+  <w:style w:type="paragraph" w:styleId="Heading1">
+    <w:name w:val="heading 1"/>
+    <w:basedOn w:val="Normal"/>
+    <w:next w:val="Normal"/>
+    <w:qFormat/>
+    <w:pPr>
+      <w:keepNext/>
+      <w:widowControl/>
+      <w:autoSpaceDE/>
+      <w:autoSpaceDN/>
+      <w:adjustRightInd/>
+      <w:outlineLvl w:val="0"/>
+    </w:pPr>
+    <w:rPr>
+      <w:b/>
+      <w:sz w:val="20"/>
+      <w:szCs w:val="20"/>
+    </w:rPr>
+  </w:style>
+  <w:style w:type="paragraph" w:styleId="Heading2">
+    <w:name w:val="heading 2"/>
+    <w:basedOn w:val="Normal"/>
+    <w:next w:val="Normal"/>
+    <w:qFormat/>
+    <w:pPr>
+      <w:keepNext/>
+      <w:widowControl/>
+      <w:autoSpaceDE/>
+      <w:autoSpaceDN/>
+      <w:adjustRightInd/>
+      <w:outlineLvl w:val="1"/>
+    </w:pPr>
+    <w:rPr>
+      <w:b/>
+      <w:sz w:val="22"/>
+      <w:szCs w:val="20"/>
     </w:rPr>
   </w:style>
   <w:style w:type="character" w:default="1" w:styleId="DefaultParagraphFont">
@@ -789,10 +928,16 @@
     <w:name w:val="footnote reference"/>
     <w:semiHidden/>
   </w:style>
+  <w:style w:type="paragraph" w:customStyle="1" w:styleId="Style">
+    <w:name w:val="Style"/>
+    <w:basedOn w:val="Normal"/>
+    <w:pPr>
+      <w:ind w:left="720" w:hanging="720"/>
+    </w:pPr>
+  </w:style>
   <w:style w:type="paragraph" w:styleId="Header">
     <w:name w:val="header"/>
     <w:basedOn w:val="Normal"/>
-    <w:rsid w:val="003251AB"/>
     <w:pPr>
       <w:tabs>
         <w:tab w:val="center" w:pos="4320"/>
@@ -803,7 +948,6 @@
   <w:style w:type="paragraph" w:styleId="Footer">
     <w:name w:val="footer"/>
     <w:basedOn w:val="Normal"/>
-    <w:rsid w:val="003251AB"/>
     <w:pPr>
       <w:tabs>
         <w:tab w:val="center" w:pos="4320"/>
@@ -814,7 +958,7 @@
   <w:style w:type="character" w:styleId="CommentReference">
     <w:name w:val="annotation reference"/>
     <w:semiHidden/>
-    <w:rsid w:val="003251AB"/>
+    <w:rsid w:val="00874C97"/>
     <w:rPr>
       <w:sz w:val="16"/>
       <w:szCs w:val="16"/>
@@ -823,10 +967,10 @@
   <w:style w:type="paragraph" w:styleId="CommentText">
     <w:name w:val="annotation text"/>
     <w:basedOn w:val="Normal"/>
-    <w:link w:val="CommentTextChar"/>
     <w:semiHidden/>
-    <w:rsid w:val="003251AB"/>
+    <w:rsid w:val="00874C97"/>
     <w:rPr>
+      <w:sz w:val="20"/>
       <w:szCs w:val="20"/>
     </w:rPr>
   </w:style>
@@ -835,7 +979,7 @@
     <w:basedOn w:val="CommentText"/>
     <w:next w:val="CommentText"/>
     <w:semiHidden/>
-    <w:rsid w:val="003251AB"/>
+    <w:rsid w:val="00874C97"/>
     <w:rPr>
       <w:b/>
       <w:bCs/>
@@ -845,37 +989,11 @@
     <w:name w:val="Balloon Text"/>
     <w:basedOn w:val="Normal"/>
     <w:semiHidden/>
-    <w:rsid w:val="003251AB"/>
+    <w:rsid w:val="00874C97"/>
     <w:rPr>
       <w:rFonts w:ascii="Tahoma" w:hAnsi="Tahoma" w:cs="Tahoma"/>
       <w:sz w:val="16"/>
       <w:szCs w:val="16"/>
-    </w:rPr>
-  </w:style>
-  <w:style w:type="character" w:customStyle="1" w:styleId="CommentTextChar">
-    <w:name w:val="Comment Text Char"/>
-    <w:basedOn w:val="DefaultParagraphFont"/>
-    <w:link w:val="CommentText"/>
-    <w:semiHidden/>
-    <w:rsid w:val="003C5BC4"/>
-  </w:style>
-  <w:style w:type="paragraph" w:styleId="NormalWeb">
-    <w:name w:val="Normal (Web)"/>
-    <w:basedOn w:val="Normal"/>
-    <w:uiPriority w:val="99"/>
-    <w:unhideWhenUsed/>
-    <w:rsid w:val="0026760B"/>
-    <w:pPr>
-      <w:widowControl/>
-      <w:autoSpaceDE/>
-      <w:autoSpaceDN/>
-      <w:adjustRightInd/>
-      <w:spacing w:before="100" w:beforeAutospacing="1" w:after="100" w:afterAutospacing="1"/>
-    </w:pPr>
-    <w:rPr>
-      <w:rFonts w:ascii="Calibri" w:eastAsia="Calibri" w:hAnsi="Calibri" w:cs="Calibri"/>
-      <w:sz w:val="22"/>
-      <w:szCs w:val="22"/>
     </w:rPr>
   </w:style>
 </w:styles>

--- a/project/documents/merged/Document.docx
+++ b/project/documents/merged/Document.docx
@@ -2,492 +2,798 @@
 <file path=word/document.xml><?xml version="1.0" encoding="utf-8"?>
 <w:document xmlns:wpc="http://schemas.microsoft.com/office/word/2010/wordprocessingCanvas" xmlns:cx="http://schemas.microsoft.com/office/drawing/2014/chartex" xmlns:cx1="http://schemas.microsoft.com/office/drawing/2015/9/8/chartex" xmlns:cx2="http://schemas.microsoft.com/office/drawing/2015/10/21/chartex" xmlns:cx3="http://schemas.microsoft.com/office/drawing/2016/5/9/chartex" xmlns:cx4="http://schemas.microsoft.com/office/drawing/2016/5/10/chartex" xmlns:cx5="http://schemas.microsoft.com/office/drawing/2016/5/11/chartex" xmlns:cx6="http://schemas.microsoft.com/office/drawing/2016/5/12/chartex" xmlns:cx7="http://schemas.microsoft.com/office/drawing/2016/5/13/chartex" xmlns:cx8="http://schemas.microsoft.com/office/drawing/2016/5/14/chartex" xmlns:mc="http://schemas.openxmlformats.org/markup-compatibility/2006" xmlns:aink="http://schemas.microsoft.com/office/drawing/2016/ink" xmlns:am3d="http://schemas.microsoft.com/office/drawing/2017/model3d" xmlns:o="urn:schemas-microsoft-com:office:office" xmlns:oel="http://schemas.microsoft.com/office/2019/extlst" xmlns:r="http://schemas.openxmlformats.org/officeDocument/2006/relationships" xmlns:m="http://schemas.openxmlformats.org/officeDocument/2006/math" xmlns:v="urn:schemas-microsoft-com:vml" xmlns:wp14="http://schemas.microsoft.com/office/word/2010/wordprocessingDrawing" xmlns:wp="http://schemas.openxmlformats.org/drawingml/2006/wordprocessingDrawing" xmlns:w10="urn:schemas-microsoft-com:office:word" xmlns:w="http://schemas.openxmlformats.org/wordprocessingml/2006/main" xmlns:w14="http://schemas.microsoft.com/office/word/2010/wordml" xmlns:w15="http://schemas.microsoft.com/office/word/2012/wordml" xmlns:w16cex="http://schemas.microsoft.com/office/word/2018/wordml/cex" xmlns:w16cid="http://schemas.microsoft.com/office/word/2016/wordml/cid" xmlns:w16="http://schemas.microsoft.com/office/word/2018/wordml" xmlns:w16sdtdh="http://schemas.microsoft.com/office/word/2020/wordml/sdtdatahash" xmlns:w16se="http://schemas.microsoft.com/office/word/2015/wordml/symex" xmlns:wpg="http://schemas.microsoft.com/office/word/2010/wordprocessingGroup" xmlns:wpi="http://schemas.microsoft.com/office/word/2010/wordprocessingInk" xmlns:wne="http://schemas.microsoft.com/office/word/2006/wordml" xmlns:wps="http://schemas.microsoft.com/office/word/2010/wordprocessingShape" mc:Ignorable="w14 w15 w16se w16cid w16 w16cex w16sdtdh wp14">
   <w:body>
+    <w:tbl>
+      <w:tblPr>
+        <w:tblW w:w="10530" w:type="dxa"/>
+        <w:tblInd w:w="-612" w:type="dxa"/>
+        <w:tblBorders>
+          <w:top w:val="single" w:sz="4" w:space="0" w:color="000000"/>
+          <w:left w:val="single" w:sz="4" w:space="0" w:color="000000"/>
+          <w:bottom w:val="single" w:sz="4" w:space="0" w:color="000000"/>
+          <w:right w:val="single" w:sz="4" w:space="0" w:color="000000"/>
+          <w:insideH w:val="single" w:sz="4" w:space="0" w:color="000000"/>
+          <w:insideV w:val="single" w:sz="4" w:space="0" w:color="000000"/>
+        </w:tblBorders>
+        <w:tblLook w:val="04A0" w:firstRow="1" w:lastRow="0" w:firstColumn="1" w:lastColumn="0" w:noHBand="0" w:noVBand="1"/>
+      </w:tblPr>
+      <w:tblGrid>
+        <w:gridCol w:w="10530"/>
+      </w:tblGrid>
+      <w:tr>
+        <w:trPr>
+          <w:trHeight w:val="952"/>
+        </w:trPr>
+        <w:tc>
+          <w:tcPr>
+            <w:tcW w:w="10530" w:type="dxa"/>
+          </w:tcPr>
+          <w:p>
+            <w:pPr>
+              <w:tabs>
+                <w:tab w:val="left" w:pos="2700"/>
+              </w:tabs>
+              <w:spacing w:before="120"/>
+              <w:rPr>
+                <w:sz w:val="18"/>
+                <w:szCs w:val="18"/>
+              </w:rPr>
+            </w:pPr>
+            <w:r>
+              <w:rPr>
+                <w:b/>
+                <w:bCs/>
+                <w:color w:val="231F20"/>
+                <w:sz w:val="20"/>
+                <w:szCs w:val="20"/>
+              </w:rPr>
+              <w:t>Box No. VIII (iv) DECLARATION: INVENTORSHIP</w:t>
+            </w:r>
+            <w:r>
+              <w:rPr>
+                <w:b/>
+                <w:bCs/>
+                <w:color w:val="231F20"/>
+                <w:sz w:val="18"/>
+                <w:szCs w:val="18"/>
+              </w:rPr>
+              <w:t xml:space="preserve"> (only for the purposes of the designation of the United States of America)</w:t>
+            </w:r>
+          </w:p>
+          <w:p>
+            <w:pPr>
+              <w:widowControl/>
+              <w:spacing w:before="120"/>
+              <w:ind w:right="-108"/>
+              <w:rPr>
+                <w:i/>
+                <w:iCs/>
+                <w:color w:val="252426"/>
+                <w:sz w:val="20"/>
+                <w:szCs w:val="20"/>
+              </w:rPr>
+            </w:pPr>
+            <w:r>
+              <w:rPr>
+                <w:i/>
+                <w:iCs/>
+                <w:color w:val="231F20"/>
+                <w:sz w:val="18"/>
+                <w:szCs w:val="18"/>
+              </w:rPr>
+              <w:t>The declaration must conform to the following standardized wording provided for in Section 214; see Notes to Boxes Nos. VIII, VIII (i) to (v) (in general) and the specific Notes to Box No.VIII (iv). If this Box is not used, this sheet should not be included in the request.</w:t>
+            </w:r>
+          </w:p>
+        </w:tc>
+      </w:tr>
+      <w:tr>
+        <w:trPr>
+          <w:trHeight w:val="13011"/>
+        </w:trPr>
+        <w:tc>
+          <w:tcPr>
+            <w:tcW w:w="10530" w:type="dxa"/>
+            <w:tcBorders>
+              <w:top w:val="single" w:sz="4" w:space="0" w:color="000000"/>
+              <w:left w:val="single" w:sz="4" w:space="0" w:color="000000"/>
+              <w:bottom w:val="single" w:sz="4" w:space="0" w:color="000000"/>
+              <w:right w:val="single" w:sz="4" w:space="0" w:color="000000"/>
+            </w:tcBorders>
+          </w:tcPr>
+          <w:p>
+            <w:pPr>
+              <w:tabs>
+                <w:tab w:val="left" w:pos="2700"/>
+              </w:tabs>
+              <w:rPr>
+                <w:sz w:val="18"/>
+                <w:szCs w:val="18"/>
+              </w:rPr>
+            </w:pPr>
+          </w:p>
+          <w:p>
+            <w:pPr>
+              <w:widowControl/>
+              <w:jc w:val="center"/>
+              <w:rPr>
+                <w:b/>
+                <w:bCs/>
+                <w:color w:val="231F20"/>
+                <w:sz w:val="18"/>
+                <w:szCs w:val="18"/>
+              </w:rPr>
+            </w:pPr>
+            <w:r>
+              <w:rPr>
+                <w:b/>
+                <w:bCs/>
+                <w:color w:val="231F20"/>
+                <w:sz w:val="18"/>
+                <w:szCs w:val="18"/>
+              </w:rPr>
+              <w:t>Declaration of inventorship (Rules 4.17(iv) and 51</w:t>
+            </w:r>
+            <w:r>
+              <w:rPr>
+                <w:b/>
+                <w:bCs/>
+                <w:i/>
+                <w:iCs/>
+                <w:color w:val="231F20"/>
+                <w:sz w:val="18"/>
+                <w:szCs w:val="18"/>
+              </w:rPr>
+              <w:t>bis</w:t>
+            </w:r>
+            <w:r>
+              <w:rPr>
+                <w:b/>
+                <w:bCs/>
+                <w:color w:val="231F20"/>
+                <w:sz w:val="18"/>
+                <w:szCs w:val="18"/>
+              </w:rPr>
+              <w:t>.1(a)(iv))</w:t>
+            </w:r>
+          </w:p>
+          <w:p>
+            <w:pPr>
+              <w:widowControl/>
+              <w:jc w:val="center"/>
+              <w:rPr>
+                <w:b/>
+                <w:bCs/>
+                <w:color w:val="231F20"/>
+                <w:sz w:val="18"/>
+                <w:szCs w:val="18"/>
+              </w:rPr>
+            </w:pPr>
+            <w:r>
+              <w:rPr>
+                <w:b/>
+                <w:bCs/>
+                <w:color w:val="231F20"/>
+                <w:sz w:val="18"/>
+                <w:szCs w:val="18"/>
+              </w:rPr>
+              <w:t>for the purposes of the designation of the United States of America:</w:t>
+            </w:r>
+          </w:p>
+          <w:p>
+            <w:pPr>
+              <w:widowControl/>
+              <w:rPr>
+                <w:color w:val="231F20"/>
+                <w:sz w:val="18"/>
+                <w:szCs w:val="18"/>
+              </w:rPr>
+            </w:pPr>
+          </w:p>
+          <w:p>
+            <w:pPr>
+              <w:widowControl/>
+              <w:rPr>
+                <w:color w:val="231F20"/>
+                <w:sz w:val="18"/>
+                <w:szCs w:val="18"/>
+              </w:rPr>
+            </w:pPr>
+            <w:r>
+              <w:rPr>
+                <w:color w:val="231F20"/>
+                <w:sz w:val="18"/>
+                <w:szCs w:val="18"/>
+              </w:rPr>
+              <w:t>I hereby declare that I believe I am the original inventor or an original joint inventor of a claimed invention in the application.</w:t>
+            </w:r>
+          </w:p>
+          <w:p>
+            <w:pPr>
+              <w:widowControl/>
+              <w:rPr>
+                <w:color w:val="231F20"/>
+                <w:sz w:val="18"/>
+                <w:szCs w:val="18"/>
+              </w:rPr>
+            </w:pPr>
+          </w:p>
+          <w:p>
+            <w:pPr>
+              <w:widowControl/>
+              <w:rPr>
+                <w:color w:val="231F20"/>
+                <w:sz w:val="18"/>
+                <w:szCs w:val="18"/>
+              </w:rPr>
+            </w:pPr>
+            <w:r>
+              <w:rPr>
+                <w:color w:val="231F20"/>
+                <w:sz w:val="18"/>
+                <w:szCs w:val="18"/>
+              </w:rPr>
+              <w:t>This declaration is directed to the international application of which it forms a part (if filing declaration with application).</w:t>
+            </w:r>
+          </w:p>
+          <w:p>
+            <w:pPr>
+              <w:widowControl/>
+              <w:rPr>
+                <w:color w:val="231F20"/>
+                <w:sz w:val="18"/>
+                <w:szCs w:val="18"/>
+              </w:rPr>
+            </w:pPr>
+          </w:p>
+          <w:p>
+            <w:pPr>
+              <w:widowControl/>
+              <w:rPr>
+                <w:color w:val="231F20"/>
+                <w:sz w:val="18"/>
+                <w:szCs w:val="18"/>
+              </w:rPr>
+            </w:pPr>
+            <w:r>
+              <w:rPr>
+                <w:color w:val="231F20"/>
+                <w:sz w:val="18"/>
+                <w:szCs w:val="18"/>
+              </w:rPr>
+              <w:t xml:space="preserve">This declaration is directed to international application No. </w:t>
+            </w:r>
+            <w:r>
+              <w:rPr>
+                <w:b/>
+                <w:bCs/>
+                <w:sz w:val="18"/>
+                <w:szCs w:val="18"/>
+              </w:rPr>
+              <w:t>12/356,986</w:t>
+            </w:r>
+            <w:r>
+              <w:rPr>
+                <w:b/>
+                <w:bCs/>
+                <w:sz w:val="18"/>
+                <w:szCs w:val="18"/>
+              </w:rPr>
+            </w:r>
+            <w:r>
+              <w:rPr>
+                <w:b/>
+                <w:bCs/>
+                <w:sz w:val="18"/>
+                <w:szCs w:val="18"/>
+              </w:rPr>
+            </w:r>
+            <w:r>
+              <w:rPr>
+                <w:color w:val="231F20"/>
+                <w:sz w:val="18"/>
+                <w:szCs w:val="18"/>
+              </w:rPr>
+              <w:t xml:space="preserve"> (if furnishing declaration pursuant to Rule 26</w:t>
+            </w:r>
+            <w:r>
+              <w:rPr>
+                <w:i/>
+                <w:iCs/>
+                <w:color w:val="231F20"/>
+                <w:sz w:val="18"/>
+                <w:szCs w:val="18"/>
+              </w:rPr>
+              <w:t>ter</w:t>
+            </w:r>
+            <w:r>
+              <w:rPr>
+                <w:color w:val="231F20"/>
+                <w:sz w:val="18"/>
+                <w:szCs w:val="18"/>
+              </w:rPr>
+              <w:t>).</w:t>
+            </w:r>
+          </w:p>
+          <w:p>
+            <w:pPr>
+              <w:widowControl/>
+              <w:rPr>
+                <w:color w:val="231F20"/>
+                <w:sz w:val="18"/>
+                <w:szCs w:val="18"/>
+              </w:rPr>
+            </w:pPr>
+          </w:p>
+          <w:p>
+            <w:pPr>
+              <w:widowControl/>
+              <w:rPr>
+                <w:color w:val="231F20"/>
+                <w:sz w:val="18"/>
+                <w:szCs w:val="18"/>
+              </w:rPr>
+            </w:pPr>
+            <w:r>
+              <w:rPr>
+                <w:color w:val="231F20"/>
+                <w:sz w:val="18"/>
+                <w:szCs w:val="18"/>
+              </w:rPr>
+              <w:t>I hereby declare that the above-identified international application was made or authorized to be made by me.</w:t>
+            </w:r>
+          </w:p>
+          <w:p>
+            <w:pPr>
+              <w:tabs>
+                <w:tab w:val="left" w:pos="3582"/>
+                <w:tab w:val="left" w:pos="4305"/>
+                <w:tab w:val="left" w:pos="6012"/>
+              </w:tabs>
+            </w:pPr>
+            <w:r>
+              <w:rPr>
+                <w:color w:val="231F20"/>
+                <w:sz w:val="18"/>
+                <w:szCs w:val="18"/>
+              </w:rPr>
+              <w:t xml:space="preserve"> </w:t>
+            </w:r>
+            <w:r>
+              <w:rPr>
+                <w:color w:val="231F20"/>
+                <w:sz w:val="18"/>
+                <w:szCs w:val="18"/>
+              </w:rPr>
+              <w:t xml:space="preserve"> </w:t>
+            </w:r>
+          </w:p>
+          <w:p>
+            <w:pPr>
+              <w:widowControl/>
+              <w:rPr>
+                <w:color w:val="231F20"/>
+                <w:sz w:val="18"/>
+                <w:szCs w:val="18"/>
+              </w:rPr>
+            </w:pPr>
+            <w:r>
+              <w:rPr>
+                <w:color w:val="231F20"/>
+                <w:sz w:val="18"/>
+                <w:szCs w:val="18"/>
+              </w:rPr>
+              <w:t>I hereby acknowledge that any willful false statement made in this declaration is punishable under 18 U.S.C. 1001 by fine or</w:t>
+            </w:r>
+          </w:p>
+          <w:p>
+            <w:pPr>
+              <w:tabs>
+                <w:tab w:val="left" w:pos="2700"/>
+              </w:tabs>
+              <w:rPr>
+                <w:color w:val="231F20"/>
+                <w:sz w:val="18"/>
+                <w:szCs w:val="18"/>
+              </w:rPr>
+            </w:pPr>
+            <w:r>
+              <w:rPr>
+                <w:color w:val="231F20"/>
+                <w:sz w:val="18"/>
+                <w:szCs w:val="18"/>
+              </w:rPr>
+              <w:t>imprisonment of not more than five (5) years, or both.</w:t>
+            </w:r>
+          </w:p>
+          <w:p>
+            <w:pPr>
+              <w:tabs>
+                <w:tab w:val="left" w:pos="2700"/>
+              </w:tabs>
+            </w:pPr>
+          </w:p>
+          <w:p>
+            <w:pPr>
+              <w:tabs>
+                <w:tab w:val="left" w:pos="2700"/>
+              </w:tabs>
+              <w:rPr>
+                <w:sz w:val="18"/>
+                <w:szCs w:val="18"/>
+              </w:rPr>
+            </w:pPr>
+            <w:r>
+              <w:rPr>
+                <w:b/>
+                <w:bCs/>
+                <w:color w:val="231F20"/>
+                <w:sz w:val="18"/>
+                <w:szCs w:val="18"/>
+              </w:rPr>
+              <w:t>Name</w:t>
+            </w:r>
+            <w:r>
+              <w:rPr>
+                <w:color w:val="231F20"/>
+                <w:sz w:val="18"/>
+                <w:szCs w:val="18"/>
+              </w:rPr>
+              <w:t>:</w:t>
+            </w:r>
+            <w:r>
+              <w:rPr>
+                <w:color w:val="231F20"/>
+                <w:sz w:val="18"/>
+                <w:szCs w:val="18"/>
+              </w:rPr>
+              <w:t xml:space="preserve">  </w:t>
+            </w:r>
+            <w:r>
+              <w:rPr>
+                <w:b/>
+                <w:bCs/>
+                <w:sz w:val="18"/>
+                <w:szCs w:val="18"/>
+                <w:u w:val="single"/>
+              </w:rPr>
+              <w:t>Wiley E.. Coyote</w:t>
+            </w:r>
+          </w:p>
+          <w:p>
+            <w:pPr>
+              <w:tabs>
+                <w:tab w:val="left" w:pos="2700"/>
+              </w:tabs>
+              <w:rPr>
+                <w:sz w:val="18"/>
+                <w:szCs w:val="18"/>
+              </w:rPr>
+            </w:pPr>
+          </w:p>
+          <w:p>
+            <w:pPr>
+              <w:tabs>
+                <w:tab w:val="left" w:pos="2700"/>
+              </w:tabs>
+              <w:rPr>
+                <w:sz w:val="18"/>
+                <w:szCs w:val="18"/>
+              </w:rPr>
+            </w:pPr>
+            <w:r>
+              <w:rPr>
+                <w:color w:val="231F20"/>
+                <w:sz w:val="18"/>
+                <w:szCs w:val="18"/>
+              </w:rPr>
+              <w:t>Residence:</w:t>
+            </w:r>
+            <w:r>
+              <w:rPr>
+                <w:color w:val="231F20"/>
+                <w:sz w:val="18"/>
+                <w:szCs w:val="18"/>
+              </w:rPr>
+              <w:t xml:space="preserve">  </w:t>
+            </w:r>
+            <w:r>
+              <w:rPr>
+                <w:bCs/>
+                <w:sz w:val="18"/>
+                <w:szCs w:val="18"/>
+              </w:rPr>
+              <w:t xml:space="preserve"> </w:t>
+            </w:r>
+            <w:r>
+              <w:rPr>
+                <w:sz w:val="18"/>
+                <w:szCs w:val="18"/>
+              </w:rPr>
+              <w:t>United States of America</w:t>
+            </w:r>
+          </w:p>
+          <w:p>
+            <w:pPr>
+              <w:tabs>
+                <w:tab w:val="left" w:pos="2700"/>
+              </w:tabs>
+              <w:rPr>
+                <w:sz w:val="18"/>
+                <w:szCs w:val="18"/>
+              </w:rPr>
+            </w:pPr>
+            <w:r>
+              <w:rPr>
+                <w:color w:val="231F20"/>
+                <w:sz w:val="18"/>
+                <w:szCs w:val="18"/>
+              </w:rPr>
+              <w:t>(city and either US state, if applicable, or country)</w:t>
+            </w:r>
+          </w:p>
+          <w:p>
+            <w:pPr>
+              <w:tabs>
+                <w:tab w:val="left" w:pos="2700"/>
+              </w:tabs>
+              <w:rPr>
+                <w:sz w:val="18"/>
+                <w:szCs w:val="18"/>
+              </w:rPr>
+            </w:pPr>
+          </w:p>
+          <w:p>
+            <w:pPr>
+              <w:tabs>
+                <w:tab w:val="left" w:pos="2700"/>
+              </w:tabs>
+              <w:rPr>
+                <w:sz w:val="18"/>
+                <w:szCs w:val="18"/>
+              </w:rPr>
+            </w:pPr>
+            <w:r>
+              <w:rPr>
+                <w:color w:val="231F20"/>
+                <w:sz w:val="18"/>
+                <w:szCs w:val="18"/>
+              </w:rPr>
+              <w:t>Mailing Address:</w:t>
+            </w:r>
+            <w:r>
+              <w:rPr>
+                <w:color w:val="231F20"/>
+                <w:sz w:val="18"/>
+                <w:szCs w:val="18"/>
+              </w:rPr>
+              <w:t xml:space="preserve">  </w:t>
+            </w:r>
+            <w:r>
+              <w:rPr>
+                <w:noProof/>
+                <w:sz w:val="18"/>
+                <w:szCs w:val="18"/>
+              </w:rPr>
+              <w:t xml:space="preserve"> , </w:t>
+            </w:r>
+            <w:r>
+              <w:rPr>
+                <w:sz w:val="18"/>
+                <w:szCs w:val="18"/>
+              </w:rPr>
+              <w:t>, United States of America</w:t>
+            </w:r>
+          </w:p>
+          <w:p>
+            <w:pPr>
+              <w:tabs>
+                <w:tab w:val="left" w:pos="2700"/>
+              </w:tabs>
+              <w:rPr>
+                <w:sz w:val="18"/>
+                <w:szCs w:val="18"/>
+              </w:rPr>
+            </w:pPr>
+          </w:p>
+          <w:p>
+            <w:pPr>
+              <w:tabs>
+                <w:tab w:val="left" w:pos="2700"/>
+              </w:tabs>
+              <w:rPr>
+                <w:sz w:val="18"/>
+                <w:szCs w:val="18"/>
+              </w:rPr>
+            </w:pPr>
+          </w:p>
+          <w:p>
+            <w:pPr>
+              <w:tabs>
+                <w:tab w:val="left" w:pos="2700"/>
+              </w:tabs>
+              <w:rPr>
+                <w:sz w:val="18"/>
+                <w:szCs w:val="18"/>
+              </w:rPr>
+            </w:pPr>
+          </w:p>
+          <w:p>
+            <w:pPr>
+              <w:tabs>
+                <w:tab w:val="left" w:pos="5742"/>
+              </w:tabs>
+              <w:rPr>
+                <w:sz w:val="18"/>
+                <w:szCs w:val="18"/>
+              </w:rPr>
+            </w:pPr>
+            <w:r>
+              <w:rPr>
+                <w:color w:val="231F20"/>
+                <w:sz w:val="18"/>
+                <w:szCs w:val="18"/>
+              </w:rPr>
+              <w:t>Inventor’s Signature:</w:t>
+            </w:r>
+            <w:r>
+              <w:rPr>
+                <w:color w:val="231F20"/>
+                <w:sz w:val="18"/>
+                <w:szCs w:val="18"/>
+              </w:rPr>
+              <w:t xml:space="preserve">  ___________________________________________</w:t>
+            </w:r>
+            <w:r>
+              <w:rPr>
+                <w:color w:val="231F20"/>
+                <w:sz w:val="18"/>
+                <w:szCs w:val="18"/>
+              </w:rPr>
+              <w:tab/>
+              <w:t>Date:</w:t>
+            </w:r>
+            <w:r>
+              <w:rPr>
+                <w:color w:val="231F20"/>
+                <w:sz w:val="18"/>
+                <w:szCs w:val="18"/>
+              </w:rPr>
+              <w:t xml:space="preserve">  ___________________________________</w:t>
+            </w:r>
+          </w:p>
+          <w:p>
+            <w:pPr>
+              <w:tabs>
+                <w:tab w:val="left" w:pos="2700"/>
+              </w:tabs>
+              <w:rPr>
+                <w:color w:val="231F20"/>
+                <w:sz w:val="18"/>
+                <w:szCs w:val="18"/>
+              </w:rPr>
+            </w:pPr>
+            <w:r>
+              <w:rPr>
+                <w:color w:val="231F20"/>
+                <w:sz w:val="18"/>
+                <w:szCs w:val="18"/>
+              </w:rPr>
+              <w:t>(The signature must be that of the inventor, not that of the agent)</w:t>
+            </w:r>
+          </w:p>
+          <w:p>
+            <w:pPr>
+              <w:tabs>
+                <w:tab w:val="left" w:pos="2700"/>
+              </w:tabs>
+              <w:rPr>
+                <w:sz w:val="18"/>
+                <w:szCs w:val="18"/>
+              </w:rPr>
+            </w:pPr>
+            <w:r>
+              <w:rPr>
+                <w:sz w:val="18"/>
+                <w:szCs w:val="18"/>
+              </w:rPr>
+            </w:r>
+          </w:p>
+        </w:tc>
+      </w:tr>
+      <w:bookmarkStart w:id="0" w:name="Check2"/>
+      <w:tr>
+        <w:trPr>
+          <w:trHeight w:val="231"/>
+        </w:trPr>
+        <w:tc>
+          <w:tcPr>
+            <w:tcW w:w="10530" w:type="dxa"/>
+            <w:tcBorders>
+              <w:top w:val="single" w:sz="4" w:space="0" w:color="000000"/>
+              <w:left w:val="single" w:sz="4" w:space="0" w:color="000000"/>
+              <w:bottom w:val="single" w:sz="4" w:space="0" w:color="000000"/>
+              <w:right w:val="single" w:sz="4" w:space="0" w:color="000000"/>
+            </w:tcBorders>
+          </w:tcPr>
+          <w:p>
+            <w:pPr>
+              <w:tabs>
+                <w:tab w:val="left" w:pos="2700"/>
+              </w:tabs>
+            </w:pPr>
+            <w:r>
+              <w:rPr>
+                <w:sz w:val="18"/>
+                <w:szCs w:val="18"/>
+                <w:lang w:bidi="ar-SA"/>
+              </w:rPr>
+              <w:fldChar w:fldCharType="begin">
+                <w:ffData>
+                  <w:name w:val="Check2"/>
+                  <w:enabled/>
+                  <w:calcOnExit w:val="0"/>
+                  <w:checkBox>
+                    <w:sizeAuto/>
+                    <w:default w:val="0"/>
+                  </w:checkBox>
+                </w:ffData>
+              </w:fldChar>
+            </w:r>
+            <w:r>
+              <w:rPr>
+                <w:sz w:val="18"/>
+                <w:szCs w:val="18"/>
+                <w:lang w:bidi="ar-SA"/>
+              </w:rPr>
+              <w:instrText xml:space="preserve"> FORMCHECKBOX </w:instrText>
+            </w:r>
+            <w:r>
+              <w:rPr>
+                <w:sz w:val="18"/>
+                <w:szCs w:val="18"/>
+                <w:lang w:bidi="ar-SA"/>
+              </w:rPr>
+            </w:r>
+            <w:r>
+              <w:rPr>
+                <w:sz w:val="18"/>
+                <w:szCs w:val="18"/>
+                <w:lang w:bidi="ar-SA"/>
+              </w:rPr>
+              <w:fldChar w:fldCharType="end"/>
+            </w:r>
+            <w:bookmarkEnd w:id="0"/>
+            <w:r>
+              <w:t xml:space="preserve"> </w:t>
+            </w:r>
+            <w:r>
+              <w:rPr>
+                <w:color w:val="231F20"/>
+                <w:sz w:val="18"/>
+                <w:szCs w:val="18"/>
+              </w:rPr>
+              <w:t>This declaration is continued on the following sheet, “Continuation of Box No. VIII (iv)”.</w:t>
+            </w:r>
+          </w:p>
+        </w:tc>
+      </w:tr>
+    </w:tbl>
     <w:p>
       <w:pPr>
-        <w:tabs>
-          <w:tab w:val="right" w:pos="9360"/>
-        </w:tabs>
         <w:rPr>
           <w:sz w:val="20"/>
-          <w:szCs w:val="20"/>
-        </w:rPr>
-      </w:pPr>
-      <w:r>
-        <w:rPr>
-          <w:sz w:val="20"/>
-          <w:szCs w:val="20"/>
-        </w:rPr>
-        <w:t xml:space="preserve">Subject line: ACME Manufacturing: Ref. No. Pa Da / SLW Ref: 1.003US1 / SLW Report Out: </w:t>
-      </w:r>
-      <w:r>
-        <w:rPr>
-          <w:sz w:val="20"/>
-          <w:szCs w:val="20"/>
-        </w:rPr>
-        <w:t>Application Filed</w:t>
-      </w:r>
-    </w:p>
-    <w:p>
-      <w:pPr>
-        <w:tabs>
-          <w:tab w:val="right" w:pos="9360"/>
-        </w:tabs>
-        <w:rPr>
-          <w:sz w:val="20"/>
-          <w:szCs w:val="20"/>
         </w:rPr>
       </w:pPr>
     </w:p>
-    <w:p>
-      <w:pPr>
-        <w:tabs>
-          <w:tab w:val="right" w:pos="9360"/>
-        </w:tabs>
-        <w:rPr>
-          <w:sz w:val="20"/>
-          <w:szCs w:val="20"/>
-        </w:rPr>
-      </w:pPr>
-    </w:p>
-    <w:p>
-      <w:pPr>
-        <w:tabs>
-          <w:tab w:val="right" w:pos="9360"/>
-        </w:tabs>
-        <w:rPr>
-          <w:sz w:val="20"/>
-          <w:szCs w:val="20"/>
-        </w:rPr>
-      </w:pPr>
-    </w:p>
-    <w:p>
-      <w:pPr>
-        <w:tabs>
-          <w:tab w:val="right" w:pos="9360"/>
-        </w:tabs>
-        <w:rPr>
-          <w:sz w:val="20"/>
-          <w:szCs w:val="20"/>
-        </w:rPr>
-      </w:pPr>
-    </w:p>
-    <w:p>
-      <w:pPr>
-        <w:tabs>
-          <w:tab w:val="right" w:pos="9360"/>
-        </w:tabs>
-        <w:rPr>
-          <w:sz w:val="20"/>
-          <w:szCs w:val="20"/>
-        </w:rPr>
-      </w:pPr>
-      <w:r>
-        <w:rPr>
-          <w:sz w:val="20"/>
-          <w:szCs w:val="20"/>
-        </w:rPr>
-        <w:t xml:space="preserve">SCHWEGMAN LUNDBERG &amp; WOESSNER, P.A. </w:t>
-      </w:r>
-    </w:p>
-    <w:p>
-      <w:pPr>
-        <w:tabs>
-          <w:tab w:val="right" w:pos="9360"/>
-        </w:tabs>
-        <w:rPr>
-          <w:sz w:val="20"/>
-          <w:szCs w:val="20"/>
-        </w:rPr>
-      </w:pPr>
-    </w:p>
-    <w:p>
-      <w:pPr>
-        <w:tabs>
-          <w:tab w:val="right" w:pos="9360"/>
-        </w:tabs>
-        <w:rPr>
-          <w:sz w:val="20"/>
-          <w:szCs w:val="20"/>
-        </w:rPr>
-      </w:pPr>
-      <w:r>
-        <w:rPr>
-          <w:sz w:val="20"/>
-          <w:szCs w:val="20"/>
-        </w:rPr>
-        <w:t>Attorney Test 612-373-6900</w:t>
-      </w:r>
-      <w:proofErr w:type="gramStart"/>
-      <w:r>
-        <w:rPr>
-          <w:sz w:val="20"/>
-          <w:szCs w:val="20"/>
-        </w:rPr>
-        <w:t xml:space="preserve">  mmartin@slwip.com</w:t>
-      </w:r>
-      <w:proofErr w:type="gramEnd"/>
-      <w:r>
-        <w:rPr>
-          <w:sz w:val="20"/>
-          <w:szCs w:val="20"/>
-        </w:rPr>
-      </w:r>
-    </w:p>
-    <w:p>
-      <w:pPr>
-        <w:tabs>
-          <w:tab w:val="right" w:pos="9360"/>
-        </w:tabs>
-        <w:rPr>
-          <w:sz w:val="20"/>
-          <w:szCs w:val="20"/>
-        </w:rPr>
-      </w:pPr>
-      <w:r>
-        <w:rPr>
-          <w:sz w:val="20"/>
-          <w:szCs w:val="20"/>
-        </w:rPr>
-        <w:t>Emily Bates 612-371-2163</w:t>
-      </w:r>
-      <w:proofErr w:type="gramStart"/>
-      <w:r>
-        <w:rPr>
-          <w:sz w:val="20"/>
-          <w:szCs w:val="20"/>
-        </w:rPr>
-        <w:t xml:space="preserve">  ebates@slwip.com</w:t>
-      </w:r>
-      <w:proofErr w:type="gramEnd"/>
-      <w:r>
-        <w:rPr>
-          <w:sz w:val="20"/>
-          <w:szCs w:val="20"/>
-        </w:rPr>
-      </w:r>
-    </w:p>
-    <w:p>
-      <w:pPr>
-        <w:tabs>
-          <w:tab w:val="right" w:pos="9360"/>
-        </w:tabs>
-      </w:pPr>
-    </w:p>
-    <w:p>
-      <w:pPr>
-        <w:tabs>
-          <w:tab w:val="left" w:pos="720"/>
-          <w:tab w:val="right" w:pos="9360"/>
-        </w:tabs>
-        <w:ind w:left="720" w:hanging="720"/>
-        <w:rPr>
-          <w:noProof/>
-        </w:rPr>
-      </w:pPr>
-      <w:r>
-        <w:t>Re:</w:t>
-      </w:r>
-      <w:r>
-        <w:tab/>
-        <w:t xml:space="preserve">ACME Manufacturing </w:t>
-      </w:r>
-      <w:r>
-        <w:rPr>
-          <w:bCs/>
-          <w:noProof/>
-        </w:rPr>
-        <w:t>Ref. No. Pa Da</w:t>
-      </w:r>
-      <w:r>
-        <w:rPr>
-          <w:b/>
-          <w:bCs/>
-          <w:noProof/>
-        </w:rPr>
-        <w:t xml:space="preserve"> -</w:t>
-      </w:r>
-      <w:r>
-        <w:rPr>
-          <w:noProof/>
-        </w:rPr>
-        <w:t xml:space="preserve"> </w:t>
-      </w:r>
-      <w:r>
-        <w:rPr>
-          <w:noProof/>
-        </w:rPr>
-        <w:t>SLW Ref. No. 1.003US1</w:t>
-      </w:r>
-    </w:p>
-    <w:p>
-      <w:pPr>
-        <w:tabs>
-          <w:tab w:val="left" w:pos="720"/>
-          <w:tab w:val="right" w:pos="9360"/>
-        </w:tabs>
-        <w:ind w:left="720" w:hanging="720"/>
-        <w:rPr>
-          <w:noProof/>
-        </w:rPr>
-      </w:pPr>
-      <w:r>
-        <w:rPr>
-          <w:noProof/>
-        </w:rPr>
-        <w:tab/>
-      </w:r>
-      <w:smartTag w:uri="urn:schemas-microsoft-com:office:smarttags" w:element="country-region">
-        <w:smartTag w:uri="urn:schemas-microsoft-com:office:smarttags" w:element="place">
-          <w:r>
-            <w:rPr>
-              <w:noProof/>
-            </w:rPr>
-            <w:t>U.S.</w:t>
-          </w:r>
-        </w:smartTag>
-      </w:smartTag>
-      <w:r>
-        <w:rPr>
-          <w:noProof/>
-        </w:rPr>
-        <w:t xml:space="preserve"> Patent Application Serial No.: 12/356,986</w:t>
-      </w:r>
-    </w:p>
-    <w:p>
-      <w:pPr>
-        <w:tabs>
-          <w:tab w:val="left" w:pos="720"/>
-          <w:tab w:val="right" w:pos="9360"/>
-        </w:tabs>
-        <w:ind w:left="720" w:hanging="720"/>
-      </w:pPr>
-      <w:r>
-        <w:rPr>
-          <w:noProof/>
-        </w:rPr>
-        <w:tab/>
-        <w:t>Title:  Method and apparatus for making a title for a matter 1000</w:t>
-      </w:r>
-    </w:p>
-    <w:p>
-      <w:r>
-        <w:rPr>
-          <w:noProof/>
-        </w:rPr>
-      </w:r>
-    </w:p>
-    <w:p>
-      <w:pPr>
-        <w:rPr>
-          <w:noProof/>
-        </w:rPr>
-      </w:pPr>
-      <w:r>
-        <w:t xml:space="preserve">The following represents new activity on the </w:t>
-      </w:r>
-      <w:proofErr w:type="gramStart"/>
-      <w:r>
-        <w:t>above mentioned</w:t>
-      </w:r>
-      <w:proofErr w:type="gramEnd"/>
-      <w:r>
-        <w:t xml:space="preserve"> matter. </w:t>
-      </w:r>
-    </w:p>
-    <w:p/>
-    <w:p>
-      <w:r>
-        <w:t>INFORMATION BEING REPORTED:</w:t>
-      </w:r>
-      <w:r>
-        <w:t xml:space="preserve">  </w:t>
-      </w:r>
-      <w:r>
-        <w:t xml:space="preserve">Provisional </w:t>
-      </w:r>
-      <w:r>
-        <w:t xml:space="preserve">Patent Application filed </w:t>
-      </w:r>
-      <w:r>
-        <w:t>August 21, 2023</w:t>
-      </w:r>
-    </w:p>
-    <w:p/>
-    <w:p>
-      <w:r>
-        <w:t>ACTION REQUIRED:</w:t>
-      </w:r>
-      <w:r>
-        <w:t xml:space="preserve">  </w:t>
-      </w:r>
-      <w:r>
-        <w:t>Y</w:t>
-      </w:r>
-      <w:r>
-        <w:t xml:space="preserve">ou must file a regular (non-provisional) U.S. application within one year from the filing date of the original provisional to obtain patent protection on this invention.  </w:t>
-      </w:r>
-      <w:r>
-        <w:rPr>
-          <w:u w:val="single"/>
-        </w:rPr>
-        <w:t xml:space="preserve">If a regular (non-provisional) U.S. application is not filed by </w:t>
-      </w:r>
-      <w:r>
-        <w:rPr>
-          <w:b/>
-          <w:bCs/>
-          <w:u w:val="single"/>
-        </w:rPr>
-        <w:t>&lt;&lt;deadlineDate&gt;&gt;</w:t>
-      </w:r>
-      <w:r>
-        <w:rPr>
-          <w:u w:val="single"/>
-        </w:rPr>
-        <w:t>, the ability to claim priority to the filing date of the provisional application will be lost.</w:t>
-      </w:r>
-      <w:r>
-        <w:t xml:space="preserve">  In any case, the provisional patent application will automatically become abandoned on this date.  </w:t>
-      </w:r>
-    </w:p>
-    <w:p/>
-    <w:p>
-      <w:r>
-        <w:t xml:space="preserve">Furthermore, if instructions and payment arrangements are not in place at least one week prior to the deadline, we may not be able to guarantee that the application can be filed prior to the deadline.  </w:t>
-      </w:r>
-      <w:r>
-        <w:t xml:space="preserve">Please contact us when you decide whether or not you wish to file such a regular (non-provisional) </w:t>
-      </w:r>
-      <w:smartTag w:uri="urn:schemas-microsoft-com:office:smarttags" w:element="place">
-        <w:smartTag w:uri="urn:schemas-microsoft-com:office:smarttags" w:element="country-region">
-          <w:r>
-            <w:t>U.S.</w:t>
-          </w:r>
-        </w:smartTag>
-      </w:smartTag>
-      <w:r>
-        <w:t xml:space="preserve"> application.</w:t>
-      </w:r>
-    </w:p>
-    <w:p/>
-    <w:p>
-      <w:r>
-        <w:t xml:space="preserve">You </w:t>
-      </w:r>
-      <w:r>
-        <w:t xml:space="preserve">may </w:t>
-      </w:r>
-      <w:r>
-        <w:t xml:space="preserve">also </w:t>
-      </w:r>
-      <w:r>
-        <w:t>be able to obtain international patent rights with respect to this invention.  Please contact us to discuss your options if you wish to pursue such international rights.</w:t>
-      </w:r>
-    </w:p>
-    <w:p/>
-    <w:p>
-      <w:r>
-        <w:t>ADDITIONAL NOTES:</w:t>
-      </w:r>
-      <w:r>
-        <w:t xml:space="preserve">  </w:t>
-      </w:r>
-      <w:r>
-        <w:t xml:space="preserve">Further information on Provisional applications may be found at </w:t>
-      </w:r>
-      <w:r>
-        <w:t>http://ca.slwip.com/slwdocs/applicationfiled.doc</w:t>
-      </w:r>
-      <w:r/>
-      <w:r/>
-      <w:r>
-        <w:t xml:space="preserve">.  </w:t>
-      </w:r>
-      <w:r>
-        <w:t xml:space="preserve">We will keep you informed of further developments as they occur.  </w:t>
-      </w:r>
-    </w:p>
-    <w:p/>
-    <w:p>
-      <w:r>
-        <w:t>If you have any questions or comments, please contact</w:t>
-      </w:r>
-      <w:r>
-        <w:t xml:space="preserve"> </w:t>
-      </w:r>
-      <w:r>
-        <w:rPr>
-          <w:noProof/>
-        </w:rPr>
-        <w:t>Attorney Test at 612-373-6900.</w:t>
-      </w:r>
-    </w:p>
-    <w:p>
-      <w:pPr>
-        <w:widowControl/>
-        <w:rPr>
-          <w:noProof/>
-        </w:rPr>
-      </w:pPr>
-    </w:p>
-    <w:p>
-      <w:r>
-        <w:t xml:space="preserve">Reported By: </w:t>
-      </w:r>
-    </w:p>
-    <w:p/>
-    <w:p>
-      <w:r>
-        <w:t>Caitlin E. Puckett</w:t>
-      </w:r>
-    </w:p>
-    <w:p>
-      <w:r>
-        <w:t xml:space="preserve">Case Management Assistant </w:t>
-      </w:r>
-    </w:p>
-    <w:p/>
-    <w:p>
-      <w:r>
-        <w:t xml:space="preserve">Attachments </w:t>
-      </w:r>
-    </w:p>
-    <w:p>
-      <w:r>
-        <w:t xml:space="preserve">This electronic transmission contains information which is confidential and/or privileged. The information is intended for use only by the individual or entity named above. If you are not the intended recipient (or the employee or agent responsible for delivering this information to the intended recipient), you are hereby notified that any use, dissemination, distribution, or copying of this communication is prohibited. If you have received this information in error, please notify me immediately by telephone at 612-373-6900 or by electronic mail and delete all copies of the transmission. Thank you.      </w:t>
-      </w:r>
-    </w:p>
-    <w:p/>
-    <w:p>
-      <w:r>
-        <w:t xml:space="preserve">Schwegman Lundberg &amp; Woessner, P.A  </w:t>
-      </w:r>
-    </w:p>
-    <w:p>
-      <w:r>
-        <w:t xml:space="preserve">1600 TCF Tower, 121 South Eighth Street, Minneapolis, MN 55402  </w:t>
-      </w:r>
-    </w:p>
-    <w:p>
-      <w:r>
-        <w:t xml:space="preserve">Telephone: (612) 373-6900  </w:t>
-      </w:r>
-    </w:p>
-    <w:p>
-      <w:r>
-        <w:t xml:space="preserve">Fax: (612) 339-3061  </w:t>
-      </w:r>
-    </w:p>
-    <w:p>
-      <w:r>
-        <w:t>Web site: www.slwip.com</w:t>
-      </w:r>
-    </w:p>
     <w:sectPr>
-      <w:headerReference w:type="default" r:id="rId8"/>
+      <w:headerReference w:type="even" r:id="rId6"/>
+      <w:headerReference w:type="default" r:id="rId7"/>
+      <w:footerReference w:type="even" r:id="rId8"/>
       <w:footerReference w:type="default" r:id="rId9"/>
-      <w:pgSz w:w="12240" w:h="15840" w:code="1"/>
-      <w:pgMar w:top="897" w:right="1440" w:bottom="1080" w:left="1440" w:header="619" w:footer="619" w:gutter="0"/>
+      <w:headerReference w:type="first" r:id="rId10"/>
+      <w:footerReference w:type="first" r:id="rId11"/>
+      <w:type w:val="continuous"/>
+      <w:pgSz w:w="11906" w:h="16838" w:code="9"/>
+      <w:pgMar w:top="576" w:right="1440" w:bottom="720" w:left="1440" w:header="720" w:footer="432" w:gutter="0"/>
       <w:cols w:space="720"/>
       <w:noEndnote/>
     </w:sectPr>
@@ -515,7 +821,173 @@
 </file>
 
 <file path=word/footer1.xml><?xml version="1.0" encoding="utf-8"?>
-<w:ftr xmlns:m="http://schemas.openxmlformats.org/officeDocument/2006/math" xmlns:mc="http://schemas.openxmlformats.org/markup-compatibility/2006" xmlns:mo="http://schemas.microsoft.com/office/mac/office/2008/main" xmlns:mv="urn:schemas-microsoft-com:mac:vml" xmlns:o="urn:schemas-microsoft-com:office:office" xmlns:r="http://schemas.openxmlformats.org/officeDocument/2006/relationships" xmlns:v="urn:schemas-microsoft-com:vml" xmlns:w10="urn:schemas-microsoft-com:office:word" xmlns:w14="http://schemas.microsoft.com/office/word/2010/wordml" xmlns:w="http://schemas.openxmlformats.org/wordprocessingml/2006/main" xmlns:wne="http://schemas.microsoft.com/office/word/2006/wordml" xmlns:wp14="http://schemas.microsoft.com/office/word/2010/wordprocessingDrawing" xmlns:wp="http://schemas.openxmlformats.org/drawingml/2006/wordprocessingDrawing" xmlns:wpc="http://schemas.microsoft.com/office/word/2010/wordprocessingCanvas" xmlns:wpg="http://schemas.microsoft.com/office/word/2010/wordprocessingGroup" xmlns:wpi="http://schemas.microsoft.com/office/word/2010/wordprocessingInk" xmlns:wps="http://schemas.microsoft.com/office/word/2010/wordprocessingShape" mc:Ignorable="w14 wp14">
+<w:ftr xmlns:wpc="http://schemas.microsoft.com/office/word/2010/wordprocessingCanvas" xmlns:cx="http://schemas.microsoft.com/office/drawing/2014/chartex" xmlns:cx1="http://schemas.microsoft.com/office/drawing/2015/9/8/chartex" xmlns:cx2="http://schemas.microsoft.com/office/drawing/2015/10/21/chartex" xmlns:cx3="http://schemas.microsoft.com/office/drawing/2016/5/9/chartex" xmlns:cx4="http://schemas.microsoft.com/office/drawing/2016/5/10/chartex" xmlns:cx5="http://schemas.microsoft.com/office/drawing/2016/5/11/chartex" xmlns:cx6="http://schemas.microsoft.com/office/drawing/2016/5/12/chartex" xmlns:cx7="http://schemas.microsoft.com/office/drawing/2016/5/13/chartex" xmlns:cx8="http://schemas.microsoft.com/office/drawing/2016/5/14/chartex" xmlns:mc="http://schemas.openxmlformats.org/markup-compatibility/2006" xmlns:aink="http://schemas.microsoft.com/office/drawing/2016/ink" xmlns:am3d="http://schemas.microsoft.com/office/drawing/2017/model3d" xmlns:o="urn:schemas-microsoft-com:office:office" xmlns:oel="http://schemas.microsoft.com/office/2019/extlst" xmlns:r="http://schemas.openxmlformats.org/officeDocument/2006/relationships" xmlns:m="http://schemas.openxmlformats.org/officeDocument/2006/math" xmlns:v="urn:schemas-microsoft-com:vml" xmlns:wp14="http://schemas.microsoft.com/office/word/2010/wordprocessingDrawing" xmlns:wp="http://schemas.openxmlformats.org/drawingml/2006/wordprocessingDrawing" xmlns:w10="urn:schemas-microsoft-com:office:word" xmlns:w="http://schemas.openxmlformats.org/wordprocessingml/2006/main" xmlns:w14="http://schemas.microsoft.com/office/word/2010/wordml" xmlns:w15="http://schemas.microsoft.com/office/word/2012/wordml" xmlns:w16cex="http://schemas.microsoft.com/office/word/2018/wordml/cex" xmlns:w16cid="http://schemas.microsoft.com/office/word/2016/wordml/cid" xmlns:w16="http://schemas.microsoft.com/office/word/2018/wordml" xmlns:w16sdtdh="http://schemas.microsoft.com/office/word/2020/wordml/sdtdatahash" xmlns:w16se="http://schemas.microsoft.com/office/word/2015/wordml/symex" xmlns:wpg="http://schemas.microsoft.com/office/word/2010/wordprocessingGroup" xmlns:wpi="http://schemas.microsoft.com/office/word/2010/wordprocessingInk" xmlns:wne="http://schemas.microsoft.com/office/word/2006/wordml" xmlns:wps="http://schemas.microsoft.com/office/word/2010/wordprocessingShape" mc:Ignorable="w14 w15 w16se w16cid w16 w16cex w16sdtdh wp14">
+  <w:p>
+    <w:pPr>
+      <w:pStyle w:val="Footer"/>
+    </w:pPr>
+  </w:p>
+</w:ftr>
+</file>
+
+<file path=word/footer2.xml><?xml version="1.0" encoding="utf-8"?>
+<w:ftr xmlns:wpc="http://schemas.microsoft.com/office/word/2010/wordprocessingCanvas" xmlns:cx="http://schemas.microsoft.com/office/drawing/2014/chartex" xmlns:cx1="http://schemas.microsoft.com/office/drawing/2015/9/8/chartex" xmlns:cx2="http://schemas.microsoft.com/office/drawing/2015/10/21/chartex" xmlns:cx3="http://schemas.microsoft.com/office/drawing/2016/5/9/chartex" xmlns:cx4="http://schemas.microsoft.com/office/drawing/2016/5/10/chartex" xmlns:cx5="http://schemas.microsoft.com/office/drawing/2016/5/11/chartex" xmlns:cx6="http://schemas.microsoft.com/office/drawing/2016/5/12/chartex" xmlns:cx7="http://schemas.microsoft.com/office/drawing/2016/5/13/chartex" xmlns:cx8="http://schemas.microsoft.com/office/drawing/2016/5/14/chartex" xmlns:mc="http://schemas.openxmlformats.org/markup-compatibility/2006" xmlns:aink="http://schemas.microsoft.com/office/drawing/2016/ink" xmlns:am3d="http://schemas.microsoft.com/office/drawing/2017/model3d" xmlns:o="urn:schemas-microsoft-com:office:office" xmlns:oel="http://schemas.microsoft.com/office/2019/extlst" xmlns:r="http://schemas.openxmlformats.org/officeDocument/2006/relationships" xmlns:m="http://schemas.openxmlformats.org/officeDocument/2006/math" xmlns:v="urn:schemas-microsoft-com:vml" xmlns:wp14="http://schemas.microsoft.com/office/word/2010/wordprocessingDrawing" xmlns:wp="http://schemas.openxmlformats.org/drawingml/2006/wordprocessingDrawing" xmlns:w10="urn:schemas-microsoft-com:office:word" xmlns:w="http://schemas.openxmlformats.org/wordprocessingml/2006/main" xmlns:w14="http://schemas.microsoft.com/office/word/2010/wordml" xmlns:w15="http://schemas.microsoft.com/office/word/2012/wordml" xmlns:w16cex="http://schemas.microsoft.com/office/word/2018/wordml/cex" xmlns:w16cid="http://schemas.microsoft.com/office/word/2016/wordml/cid" xmlns:w16="http://schemas.microsoft.com/office/word/2018/wordml" xmlns:w16sdtdh="http://schemas.microsoft.com/office/word/2020/wordml/sdtdatahash" xmlns:w16se="http://schemas.microsoft.com/office/word/2015/wordml/symex" xmlns:wpg="http://schemas.microsoft.com/office/word/2010/wordprocessingGroup" xmlns:wpi="http://schemas.microsoft.com/office/word/2010/wordprocessingInk" xmlns:wne="http://schemas.microsoft.com/office/word/2006/wordml" xmlns:wps="http://schemas.microsoft.com/office/word/2010/wordprocessingShape" mc:Ignorable="w14 w15 w16se w16cid w16 w16cex w16sdtdh wp14">
+  <w:p>
+    <w:pPr>
+      <w:tabs>
+        <w:tab w:val="left" w:pos="2700"/>
+      </w:tabs>
+      <w:ind w:left="-720"/>
+      <w:rPr>
+        <w:color w:val="231F20"/>
+        <w:sz w:val="18"/>
+        <w:szCs w:val="18"/>
+      </w:rPr>
+    </w:pPr>
+    <w:r>
+      <w:rPr>
+        <w:color w:val="231F20"/>
+        <w:sz w:val="18"/>
+        <w:szCs w:val="18"/>
+      </w:rPr>
+      <w:t>Modified Form PCT/RO/101 (declaration sheet (iv)) (16 September 2012)</w:t>
+    </w:r>
+  </w:p>
+  <w:p>
+    <w:pPr>
+      <w:tabs>
+        <w:tab w:val="left" w:pos="2700"/>
+      </w:tabs>
+      <w:ind w:left="-720"/>
+      <w:rPr>
+        <w:sz w:val="18"/>
+        <w:szCs w:val="18"/>
+      </w:rPr>
+    </w:pPr>
+    <w:r>
+      <w:rPr>
+        <w:color w:val="231F20"/>
+        <w:sz w:val="18"/>
+        <w:szCs w:val="18"/>
+      </w:rPr>
+      <w:t xml:space="preserve">Title: </w:t>
+    </w:r>
+    <w:r>
+      <w:rPr>
+        <w:color w:val="231F20"/>
+        <w:sz w:val="18"/>
+        <w:szCs w:val="18"/>
+      </w:rPr>
+      <w:t>Method and apparatus for making a title for a matter 1000</w:t>
+    </w:r>
+  </w:p>
+  <w:p>
+    <w:pPr>
+      <w:pStyle w:val="Footer"/>
+      <w:tabs>
+        <w:tab w:val="clear" w:pos="9360"/>
+        <w:tab w:val="right" w:pos="9000"/>
+      </w:tabs>
+      <w:ind w:left="-720"/>
+      <w:jc w:val="center"/>
+      <w:rPr>
+        <w:sz w:val="18"/>
+        <w:szCs w:val="18"/>
+      </w:rPr>
+    </w:pPr>
+    <w:r>
+      <w:rPr>
+        <w:sz w:val="18"/>
+        <w:szCs w:val="18"/>
+      </w:rPr>
+      <w:tab/>
+      <w:t xml:space="preserve">Page </w:t>
+    </w:r>
+    <w:r>
+      <w:rPr>
+        <w:sz w:val="18"/>
+        <w:szCs w:val="18"/>
+      </w:rPr>
+      <w:fldChar w:fldCharType="begin"/>
+    </w:r>
+    <w:r>
+      <w:rPr>
+        <w:sz w:val="18"/>
+        <w:szCs w:val="18"/>
+      </w:rPr>
+      <w:instrText xml:space="preserve"> PAGE  \* Arabic  \* MERGEFORMAT </w:instrText>
+    </w:r>
+    <w:r>
+      <w:rPr>
+        <w:sz w:val="18"/>
+        <w:szCs w:val="18"/>
+      </w:rPr>
+      <w:fldChar w:fldCharType="separate"/>
+    </w:r>
+    <w:r>
+      <w:rPr>
+        <w:noProof/>
+        <w:sz w:val="18"/>
+        <w:szCs w:val="18"/>
+      </w:rPr>
+      <w:t>1</w:t>
+    </w:r>
+    <w:r>
+      <w:rPr>
+        <w:sz w:val="18"/>
+        <w:szCs w:val="18"/>
+      </w:rPr>
+      <w:fldChar w:fldCharType="end"/>
+    </w:r>
+    <w:r>
+      <w:rPr>
+        <w:sz w:val="18"/>
+        <w:szCs w:val="18"/>
+      </w:rPr>
+      <w:t xml:space="preserve"> </w:t>
+    </w:r>
+    <w:r>
+      <w:rPr>
+        <w:sz w:val="18"/>
+        <w:szCs w:val="18"/>
+      </w:rPr>
+      <w:tab/>
+      <w:t>Attorney Docket No.1.003US1</w:t>
+    </w:r>
+  </w:p>
+  <w:p>
+    <w:pPr>
+      <w:pStyle w:val="Footer"/>
+      <w:tabs>
+        <w:tab w:val="clear" w:pos="9360"/>
+        <w:tab w:val="right" w:pos="9090"/>
+      </w:tabs>
+      <w:rPr>
+        <w:sz w:val="18"/>
+        <w:szCs w:val="18"/>
+      </w:rPr>
+    </w:pPr>
+    <w:r>
+      <w:rPr>
+        <w:sz w:val="18"/>
+        <w:szCs w:val="18"/>
+      </w:rPr>
+      <w:tab/>
+    </w:r>
+    <w:r>
+      <w:rPr>
+        <w:sz w:val="18"/>
+        <w:szCs w:val="18"/>
+      </w:rPr>
+      <w:tab/>
+      <w:t>&lt;&lt;clientRefText&gt;&gt;</w:t>
+    </w:r>
+  </w:p>
+</w:ftr>
+</file>
+
+<file path=word/footer3.xml><?xml version="1.0" encoding="utf-8"?>
+<w:ftr xmlns:wpc="http://schemas.microsoft.com/office/word/2010/wordprocessingCanvas" xmlns:cx="http://schemas.microsoft.com/office/drawing/2014/chartex" xmlns:cx1="http://schemas.microsoft.com/office/drawing/2015/9/8/chartex" xmlns:cx2="http://schemas.microsoft.com/office/drawing/2015/10/21/chartex" xmlns:cx3="http://schemas.microsoft.com/office/drawing/2016/5/9/chartex" xmlns:cx4="http://schemas.microsoft.com/office/drawing/2016/5/10/chartex" xmlns:cx5="http://schemas.microsoft.com/office/drawing/2016/5/11/chartex" xmlns:cx6="http://schemas.microsoft.com/office/drawing/2016/5/12/chartex" xmlns:cx7="http://schemas.microsoft.com/office/drawing/2016/5/13/chartex" xmlns:cx8="http://schemas.microsoft.com/office/drawing/2016/5/14/chartex" xmlns:mc="http://schemas.openxmlformats.org/markup-compatibility/2006" xmlns:aink="http://schemas.microsoft.com/office/drawing/2016/ink" xmlns:am3d="http://schemas.microsoft.com/office/drawing/2017/model3d" xmlns:o="urn:schemas-microsoft-com:office:office" xmlns:oel="http://schemas.microsoft.com/office/2019/extlst" xmlns:r="http://schemas.openxmlformats.org/officeDocument/2006/relationships" xmlns:m="http://schemas.openxmlformats.org/officeDocument/2006/math" xmlns:v="urn:schemas-microsoft-com:vml" xmlns:wp14="http://schemas.microsoft.com/office/word/2010/wordprocessingDrawing" xmlns:wp="http://schemas.openxmlformats.org/drawingml/2006/wordprocessingDrawing" xmlns:w10="urn:schemas-microsoft-com:office:word" xmlns:w="http://schemas.openxmlformats.org/wordprocessingml/2006/main" xmlns:w14="http://schemas.microsoft.com/office/word/2010/wordml" xmlns:w15="http://schemas.microsoft.com/office/word/2012/wordml" xmlns:w16cex="http://schemas.microsoft.com/office/word/2018/wordml/cex" xmlns:w16cid="http://schemas.microsoft.com/office/word/2016/wordml/cid" xmlns:w16="http://schemas.microsoft.com/office/word/2018/wordml" xmlns:w16sdtdh="http://schemas.microsoft.com/office/word/2020/wordml/sdtdatahash" xmlns:w16se="http://schemas.microsoft.com/office/word/2015/wordml/symex" xmlns:wpg="http://schemas.microsoft.com/office/word/2010/wordprocessingGroup" xmlns:wpi="http://schemas.microsoft.com/office/word/2010/wordprocessingInk" xmlns:wne="http://schemas.microsoft.com/office/word/2006/wordml" xmlns:wps="http://schemas.microsoft.com/office/word/2010/wordprocessingShape" mc:Ignorable="w14 w15 w16se w16cid w16 w16cex w16sdtdh wp14">
   <w:p>
     <w:pPr>
       <w:pStyle w:val="Footer"/>
@@ -544,7 +1016,27 @@
 </file>
 
 <file path=word/header1.xml><?xml version="1.0" encoding="utf-8"?>
-<w:hdr xmlns:m="http://schemas.openxmlformats.org/officeDocument/2006/math" xmlns:mc="http://schemas.openxmlformats.org/markup-compatibility/2006" xmlns:mo="http://schemas.microsoft.com/office/mac/office/2008/main" xmlns:mv="urn:schemas-microsoft-com:mac:vml" xmlns:o="urn:schemas-microsoft-com:office:office" xmlns:r="http://schemas.openxmlformats.org/officeDocument/2006/relationships" xmlns:v="urn:schemas-microsoft-com:vml" xmlns:w10="urn:schemas-microsoft-com:office:word" xmlns:w14="http://schemas.microsoft.com/office/word/2010/wordml" xmlns:w="http://schemas.openxmlformats.org/wordprocessingml/2006/main" xmlns:wne="http://schemas.microsoft.com/office/word/2006/wordml" xmlns:wp14="http://schemas.microsoft.com/office/word/2010/wordprocessingDrawing" xmlns:wp="http://schemas.openxmlformats.org/drawingml/2006/wordprocessingDrawing" xmlns:wpc="http://schemas.microsoft.com/office/word/2010/wordprocessingCanvas" xmlns:wpg="http://schemas.microsoft.com/office/word/2010/wordprocessingGroup" xmlns:wpi="http://schemas.microsoft.com/office/word/2010/wordprocessingInk" xmlns:wps="http://schemas.microsoft.com/office/word/2010/wordprocessingShape" mc:Ignorable="w14 wp14">
+<w:hdr xmlns:wpc="http://schemas.microsoft.com/office/word/2010/wordprocessingCanvas" xmlns:cx="http://schemas.microsoft.com/office/drawing/2014/chartex" xmlns:cx1="http://schemas.microsoft.com/office/drawing/2015/9/8/chartex" xmlns:cx2="http://schemas.microsoft.com/office/drawing/2015/10/21/chartex" xmlns:cx3="http://schemas.microsoft.com/office/drawing/2016/5/9/chartex" xmlns:cx4="http://schemas.microsoft.com/office/drawing/2016/5/10/chartex" xmlns:cx5="http://schemas.microsoft.com/office/drawing/2016/5/11/chartex" xmlns:cx6="http://schemas.microsoft.com/office/drawing/2016/5/12/chartex" xmlns:cx7="http://schemas.microsoft.com/office/drawing/2016/5/13/chartex" xmlns:cx8="http://schemas.microsoft.com/office/drawing/2016/5/14/chartex" xmlns:mc="http://schemas.openxmlformats.org/markup-compatibility/2006" xmlns:aink="http://schemas.microsoft.com/office/drawing/2016/ink" xmlns:am3d="http://schemas.microsoft.com/office/drawing/2017/model3d" xmlns:o="urn:schemas-microsoft-com:office:office" xmlns:oel="http://schemas.microsoft.com/office/2019/extlst" xmlns:r="http://schemas.openxmlformats.org/officeDocument/2006/relationships" xmlns:m="http://schemas.openxmlformats.org/officeDocument/2006/math" xmlns:v="urn:schemas-microsoft-com:vml" xmlns:wp14="http://schemas.microsoft.com/office/word/2010/wordprocessingDrawing" xmlns:wp="http://schemas.openxmlformats.org/drawingml/2006/wordprocessingDrawing" xmlns:w10="urn:schemas-microsoft-com:office:word" xmlns:w="http://schemas.openxmlformats.org/wordprocessingml/2006/main" xmlns:w14="http://schemas.microsoft.com/office/word/2010/wordml" xmlns:w15="http://schemas.microsoft.com/office/word/2012/wordml" xmlns:w16cex="http://schemas.microsoft.com/office/word/2018/wordml/cex" xmlns:w16cid="http://schemas.microsoft.com/office/word/2016/wordml/cid" xmlns:w16="http://schemas.microsoft.com/office/word/2018/wordml" xmlns:w16sdtdh="http://schemas.microsoft.com/office/word/2020/wordml/sdtdatahash" xmlns:w16se="http://schemas.microsoft.com/office/word/2015/wordml/symex" xmlns:wpg="http://schemas.microsoft.com/office/word/2010/wordprocessingGroup" xmlns:wpi="http://schemas.microsoft.com/office/word/2010/wordprocessingInk" xmlns:wne="http://schemas.microsoft.com/office/word/2006/wordml" xmlns:wps="http://schemas.microsoft.com/office/word/2010/wordprocessingShape" mc:Ignorable="w14 w15 w16se w16cid w16 w16cex w16sdtdh wp14">
+  <w:p>
+    <w:pPr>
+      <w:pStyle w:val="Header"/>
+    </w:pPr>
+  </w:p>
+</w:hdr>
+</file>
+
+<file path=word/header2.xml><?xml version="1.0" encoding="utf-8"?>
+<w:hdr xmlns:wpc="http://schemas.microsoft.com/office/word/2010/wordprocessingCanvas" xmlns:cx="http://schemas.microsoft.com/office/drawing/2014/chartex" xmlns:cx1="http://schemas.microsoft.com/office/drawing/2015/9/8/chartex" xmlns:cx2="http://schemas.microsoft.com/office/drawing/2015/10/21/chartex" xmlns:cx3="http://schemas.microsoft.com/office/drawing/2016/5/9/chartex" xmlns:cx4="http://schemas.microsoft.com/office/drawing/2016/5/10/chartex" xmlns:cx5="http://schemas.microsoft.com/office/drawing/2016/5/11/chartex" xmlns:cx6="http://schemas.microsoft.com/office/drawing/2016/5/12/chartex" xmlns:cx7="http://schemas.microsoft.com/office/drawing/2016/5/13/chartex" xmlns:cx8="http://schemas.microsoft.com/office/drawing/2016/5/14/chartex" xmlns:mc="http://schemas.openxmlformats.org/markup-compatibility/2006" xmlns:aink="http://schemas.microsoft.com/office/drawing/2016/ink" xmlns:am3d="http://schemas.microsoft.com/office/drawing/2017/model3d" xmlns:o="urn:schemas-microsoft-com:office:office" xmlns:oel="http://schemas.microsoft.com/office/2019/extlst" xmlns:r="http://schemas.openxmlformats.org/officeDocument/2006/relationships" xmlns:m="http://schemas.openxmlformats.org/officeDocument/2006/math" xmlns:v="urn:schemas-microsoft-com:vml" xmlns:wp14="http://schemas.microsoft.com/office/word/2010/wordprocessingDrawing" xmlns:wp="http://schemas.openxmlformats.org/drawingml/2006/wordprocessingDrawing" xmlns:w10="urn:schemas-microsoft-com:office:word" xmlns:w="http://schemas.openxmlformats.org/wordprocessingml/2006/main" xmlns:w14="http://schemas.microsoft.com/office/word/2010/wordml" xmlns:w15="http://schemas.microsoft.com/office/word/2012/wordml" xmlns:w16cex="http://schemas.microsoft.com/office/word/2018/wordml/cex" xmlns:w16cid="http://schemas.microsoft.com/office/word/2016/wordml/cid" xmlns:w16="http://schemas.microsoft.com/office/word/2018/wordml" xmlns:w16sdtdh="http://schemas.microsoft.com/office/word/2020/wordml/sdtdatahash" xmlns:w16se="http://schemas.microsoft.com/office/word/2015/wordml/symex" xmlns:wpg="http://schemas.microsoft.com/office/word/2010/wordprocessingGroup" xmlns:wpi="http://schemas.microsoft.com/office/word/2010/wordprocessingInk" xmlns:wne="http://schemas.microsoft.com/office/word/2006/wordml" xmlns:wps="http://schemas.microsoft.com/office/word/2010/wordprocessingShape" mc:Ignorable="w14 w15 w16se w16cid w16 w16cex w16sdtdh wp14">
+  <w:p>
+    <w:pPr>
+      <w:pStyle w:val="Header"/>
+    </w:pPr>
+  </w:p>
+</w:hdr>
+</file>
+
+<file path=word/header3.xml><?xml version="1.0" encoding="utf-8"?>
+<w:hdr xmlns:wpc="http://schemas.microsoft.com/office/word/2010/wordprocessingCanvas" xmlns:cx="http://schemas.microsoft.com/office/drawing/2014/chartex" xmlns:cx1="http://schemas.microsoft.com/office/drawing/2015/9/8/chartex" xmlns:cx2="http://schemas.microsoft.com/office/drawing/2015/10/21/chartex" xmlns:cx3="http://schemas.microsoft.com/office/drawing/2016/5/9/chartex" xmlns:cx4="http://schemas.microsoft.com/office/drawing/2016/5/10/chartex" xmlns:cx5="http://schemas.microsoft.com/office/drawing/2016/5/11/chartex" xmlns:cx6="http://schemas.microsoft.com/office/drawing/2016/5/12/chartex" xmlns:cx7="http://schemas.microsoft.com/office/drawing/2016/5/13/chartex" xmlns:cx8="http://schemas.microsoft.com/office/drawing/2016/5/14/chartex" xmlns:mc="http://schemas.openxmlformats.org/markup-compatibility/2006" xmlns:aink="http://schemas.microsoft.com/office/drawing/2016/ink" xmlns:am3d="http://schemas.microsoft.com/office/drawing/2017/model3d" xmlns:o="urn:schemas-microsoft-com:office:office" xmlns:oel="http://schemas.microsoft.com/office/2019/extlst" xmlns:r="http://schemas.openxmlformats.org/officeDocument/2006/relationships" xmlns:m="http://schemas.openxmlformats.org/officeDocument/2006/math" xmlns:v="urn:schemas-microsoft-com:vml" xmlns:wp14="http://schemas.microsoft.com/office/word/2010/wordprocessingDrawing" xmlns:wp="http://schemas.openxmlformats.org/drawingml/2006/wordprocessingDrawing" xmlns:w10="urn:schemas-microsoft-com:office:word" xmlns:w="http://schemas.openxmlformats.org/wordprocessingml/2006/main" xmlns:w14="http://schemas.microsoft.com/office/word/2010/wordml" xmlns:w15="http://schemas.microsoft.com/office/word/2012/wordml" xmlns:w16cex="http://schemas.microsoft.com/office/word/2018/wordml/cex" xmlns:w16cid="http://schemas.microsoft.com/office/word/2016/wordml/cid" xmlns:w16="http://schemas.microsoft.com/office/word/2018/wordml" xmlns:w16sdtdh="http://schemas.microsoft.com/office/word/2020/wordml/sdtdatahash" xmlns:w16se="http://schemas.microsoft.com/office/word/2015/wordml/symex" xmlns:wpg="http://schemas.microsoft.com/office/word/2010/wordprocessingGroup" xmlns:wpi="http://schemas.microsoft.com/office/word/2010/wordprocessingInk" xmlns:wne="http://schemas.microsoft.com/office/word/2006/wordml" xmlns:wps="http://schemas.microsoft.com/office/word/2010/wordprocessingShape" mc:Ignorable="w14 w15 w16se w16cid w16 w16cex w16sdtdh wp14">
   <w:p>
     <w:pPr>
       <w:pStyle w:val="Header"/>
@@ -567,7 +1059,7 @@
   <w:latentStyles w:defLockedState="0" w:defUIPriority="0" w:defSemiHidden="0" w:defUnhideWhenUsed="0" w:defQFormat="0" w:count="376">
     <w:lsdException w:name="Normal" w:qFormat="1"/>
     <w:lsdException w:name="heading 1" w:qFormat="1"/>
-    <w:lsdException w:name="heading 2" w:qFormat="1"/>
+    <w:lsdException w:name="heading 2" w:semiHidden="1" w:unhideWhenUsed="1" w:qFormat="1"/>
     <w:lsdException w:name="heading 3" w:semiHidden="1" w:unhideWhenUsed="1" w:qFormat="1"/>
     <w:lsdException w:name="heading 4" w:semiHidden="1" w:unhideWhenUsed="1" w:qFormat="1"/>
     <w:lsdException w:name="heading 5" w:semiHidden="1" w:unhideWhenUsed="1" w:qFormat="1"/>
@@ -580,50 +1072,6 @@
     <w:lsdException w:name="Subtitle" w:qFormat="1"/>
     <w:lsdException w:name="Strong" w:qFormat="1"/>
     <w:lsdException w:name="Emphasis" w:qFormat="1"/>
-    <w:lsdException w:name="Normal Table" w:semiHidden="1" w:unhideWhenUsed="1"/>
-    <w:lsdException w:name="Table Simple 1" w:semiHidden="1" w:unhideWhenUsed="1"/>
-    <w:lsdException w:name="Table Simple 2" w:semiHidden="1" w:unhideWhenUsed="1"/>
-    <w:lsdException w:name="Table Simple 3" w:semiHidden="1" w:unhideWhenUsed="1"/>
-    <w:lsdException w:name="Table Classic 1" w:semiHidden="1" w:unhideWhenUsed="1"/>
-    <w:lsdException w:name="Table Classic 2" w:semiHidden="1" w:unhideWhenUsed="1"/>
-    <w:lsdException w:name="Table Classic 3" w:semiHidden="1" w:unhideWhenUsed="1"/>
-    <w:lsdException w:name="Table Classic 4" w:semiHidden="1" w:unhideWhenUsed="1"/>
-    <w:lsdException w:name="Table Colorful 1" w:semiHidden="1" w:unhideWhenUsed="1"/>
-    <w:lsdException w:name="Table Colorful 2" w:semiHidden="1" w:unhideWhenUsed="1"/>
-    <w:lsdException w:name="Table Colorful 3" w:semiHidden="1" w:unhideWhenUsed="1"/>
-    <w:lsdException w:name="Table Columns 1" w:semiHidden="1" w:unhideWhenUsed="1"/>
-    <w:lsdException w:name="Table Columns 2" w:semiHidden="1" w:unhideWhenUsed="1"/>
-    <w:lsdException w:name="Table Columns 3" w:semiHidden="1" w:unhideWhenUsed="1"/>
-    <w:lsdException w:name="Table Columns 4" w:semiHidden="1" w:unhideWhenUsed="1"/>
-    <w:lsdException w:name="Table Columns 5" w:semiHidden="1" w:unhideWhenUsed="1"/>
-    <w:lsdException w:name="Table Grid 1" w:semiHidden="1" w:unhideWhenUsed="1"/>
-    <w:lsdException w:name="Table Grid 2" w:semiHidden="1" w:unhideWhenUsed="1"/>
-    <w:lsdException w:name="Table Grid 3" w:semiHidden="1" w:unhideWhenUsed="1"/>
-    <w:lsdException w:name="Table Grid 4" w:semiHidden="1" w:unhideWhenUsed="1"/>
-    <w:lsdException w:name="Table Grid 5" w:semiHidden="1" w:unhideWhenUsed="1"/>
-    <w:lsdException w:name="Table Grid 6" w:semiHidden="1" w:unhideWhenUsed="1"/>
-    <w:lsdException w:name="Table Grid 7" w:semiHidden="1" w:unhideWhenUsed="1"/>
-    <w:lsdException w:name="Table Grid 8" w:semiHidden="1" w:unhideWhenUsed="1"/>
-    <w:lsdException w:name="Table List 1" w:semiHidden="1" w:unhideWhenUsed="1"/>
-    <w:lsdException w:name="Table List 2" w:semiHidden="1" w:unhideWhenUsed="1"/>
-    <w:lsdException w:name="Table List 3" w:semiHidden="1" w:unhideWhenUsed="1"/>
-    <w:lsdException w:name="Table List 4" w:semiHidden="1" w:unhideWhenUsed="1"/>
-    <w:lsdException w:name="Table List 5" w:semiHidden="1" w:unhideWhenUsed="1"/>
-    <w:lsdException w:name="Table List 6" w:semiHidden="1" w:unhideWhenUsed="1"/>
-    <w:lsdException w:name="Table List 7" w:semiHidden="1" w:unhideWhenUsed="1"/>
-    <w:lsdException w:name="Table List 8" w:semiHidden="1" w:unhideWhenUsed="1"/>
-    <w:lsdException w:name="Table 3D effects 1" w:semiHidden="1" w:unhideWhenUsed="1"/>
-    <w:lsdException w:name="Table 3D effects 2" w:semiHidden="1" w:unhideWhenUsed="1"/>
-    <w:lsdException w:name="Table 3D effects 3" w:semiHidden="1" w:unhideWhenUsed="1"/>
-    <w:lsdException w:name="Table Contemporary" w:semiHidden="1" w:unhideWhenUsed="1"/>
-    <w:lsdException w:name="Table Elegant" w:semiHidden="1" w:unhideWhenUsed="1"/>
-    <w:lsdException w:name="Table Professional" w:semiHidden="1" w:unhideWhenUsed="1"/>
-    <w:lsdException w:name="Table Subtle 1" w:semiHidden="1" w:unhideWhenUsed="1"/>
-    <w:lsdException w:name="Table Subtle 2" w:semiHidden="1" w:unhideWhenUsed="1"/>
-    <w:lsdException w:name="Table Web 1" w:semiHidden="1" w:unhideWhenUsed="1"/>
-    <w:lsdException w:name="Table Web 2" w:semiHidden="1" w:unhideWhenUsed="1"/>
-    <w:lsdException w:name="Table Web 3" w:semiHidden="1" w:unhideWhenUsed="1"/>
-    <w:lsdException w:name="Table Theme" w:semiHidden="1" w:unhideWhenUsed="1"/>
     <w:lsdException w:name="Placeholder Text" w:semiHidden="1" w:uiPriority="99"/>
     <w:lsdException w:name="No Spacing" w:uiPriority="1" w:qFormat="1"/>
     <w:lsdException w:name="Light Shading" w:uiPriority="60"/>
@@ -848,7 +1296,6 @@
   <w:style w:type="paragraph" w:default="1" w:styleId="Normal">
     <w:name w:val="Normal"/>
     <w:qFormat/>
-    <w:rsid w:val="00D354B9"/>
     <w:pPr>
       <w:widowControl w:val="0"/>
       <w:autoSpaceDE w:val="0"/>
@@ -860,54 +1307,13 @@
       <w:szCs w:val="24"/>
     </w:rPr>
   </w:style>
-  <w:style w:type="paragraph" w:styleId="Heading1">
-    <w:name w:val="heading 1"/>
-    <w:basedOn w:val="Normal"/>
-    <w:next w:val="Normal"/>
-    <w:qFormat/>
-    <w:pPr>
-      <w:keepNext/>
-      <w:widowControl/>
-      <w:autoSpaceDE/>
-      <w:autoSpaceDN/>
-      <w:adjustRightInd/>
-      <w:outlineLvl w:val="0"/>
-    </w:pPr>
-    <w:rPr>
-      <w:b/>
-      <w:sz w:val="20"/>
-      <w:szCs w:val="20"/>
-    </w:rPr>
-  </w:style>
-  <w:style w:type="paragraph" w:styleId="Heading2">
-    <w:name w:val="heading 2"/>
-    <w:basedOn w:val="Normal"/>
-    <w:next w:val="Normal"/>
-    <w:qFormat/>
-    <w:pPr>
-      <w:keepNext/>
-      <w:widowControl/>
-      <w:autoSpaceDE/>
-      <w:autoSpaceDN/>
-      <w:adjustRightInd/>
-      <w:outlineLvl w:val="1"/>
-    </w:pPr>
-    <w:rPr>
-      <w:b/>
-      <w:sz w:val="22"/>
-      <w:szCs w:val="20"/>
-    </w:rPr>
-  </w:style>
   <w:style w:type="character" w:default="1" w:styleId="DefaultParagraphFont">
     <w:name w:val="Default Paragraph Font"/>
-    <w:uiPriority w:val="1"/>
-    <w:unhideWhenUsed/>
+    <w:semiHidden/>
   </w:style>
   <w:style w:type="table" w:default="1" w:styleId="TableNormal">
     <w:name w:val="Normal Table"/>
-    <w:uiPriority w:val="99"/>
     <w:semiHidden/>
-    <w:unhideWhenUsed/>
     <w:tblPr>
       <w:tblInd w:w="0" w:type="dxa"/>
       <w:tblCellMar>
@@ -920,45 +1326,57 @@
   </w:style>
   <w:style w:type="numbering" w:default="1" w:styleId="NoList">
     <w:name w:val="No List"/>
-    <w:uiPriority w:val="99"/>
     <w:semiHidden/>
-    <w:unhideWhenUsed/>
   </w:style>
   <w:style w:type="character" w:styleId="FootnoteReference">
     <w:name w:val="footnote reference"/>
     <w:semiHidden/>
   </w:style>
-  <w:style w:type="paragraph" w:customStyle="1" w:styleId="Style">
-    <w:name w:val="Style"/>
-    <w:basedOn w:val="Normal"/>
-    <w:pPr>
-      <w:ind w:left="720" w:hanging="720"/>
-    </w:pPr>
-  </w:style>
   <w:style w:type="paragraph" w:styleId="Header">
     <w:name w:val="header"/>
     <w:basedOn w:val="Normal"/>
+    <w:link w:val="HeaderChar"/>
+    <w:rsid w:val="00BD6977"/>
     <w:pPr>
       <w:tabs>
-        <w:tab w:val="center" w:pos="4320"/>
-        <w:tab w:val="right" w:pos="8640"/>
+        <w:tab w:val="center" w:pos="4680"/>
+        <w:tab w:val="right" w:pos="9360"/>
       </w:tabs>
     </w:pPr>
+  </w:style>
+  <w:style w:type="character" w:customStyle="1" w:styleId="HeaderChar">
+    <w:name w:val="Header Char"/>
+    <w:link w:val="Header"/>
+    <w:rsid w:val="00BD6977"/>
+    <w:rPr>
+      <w:sz w:val="24"/>
+      <w:szCs w:val="24"/>
+    </w:rPr>
   </w:style>
   <w:style w:type="paragraph" w:styleId="Footer">
     <w:name w:val="footer"/>
     <w:basedOn w:val="Normal"/>
+    <w:link w:val="FooterChar"/>
+    <w:rsid w:val="00BD6977"/>
     <w:pPr>
       <w:tabs>
-        <w:tab w:val="center" w:pos="4320"/>
-        <w:tab w:val="right" w:pos="8640"/>
+        <w:tab w:val="center" w:pos="4680"/>
+        <w:tab w:val="right" w:pos="9360"/>
       </w:tabs>
     </w:pPr>
   </w:style>
+  <w:style w:type="character" w:customStyle="1" w:styleId="FooterChar">
+    <w:name w:val="Footer Char"/>
+    <w:link w:val="Footer"/>
+    <w:rsid w:val="00BD6977"/>
+    <w:rPr>
+      <w:sz w:val="24"/>
+      <w:szCs w:val="24"/>
+    </w:rPr>
+  </w:style>
   <w:style w:type="character" w:styleId="CommentReference">
     <w:name w:val="annotation reference"/>
-    <w:semiHidden/>
-    <w:rsid w:val="00874C97"/>
+    <w:rsid w:val="00332B74"/>
     <w:rPr>
       <w:sz w:val="16"/>
       <w:szCs w:val="16"/>
@@ -967,19 +1385,34 @@
   <w:style w:type="paragraph" w:styleId="CommentText">
     <w:name w:val="annotation text"/>
     <w:basedOn w:val="Normal"/>
-    <w:semiHidden/>
-    <w:rsid w:val="00874C97"/>
+    <w:link w:val="CommentTextChar"/>
+    <w:rsid w:val="00332B74"/>
     <w:rPr>
       <w:sz w:val="20"/>
       <w:szCs w:val="20"/>
     </w:rPr>
   </w:style>
+  <w:style w:type="character" w:customStyle="1" w:styleId="CommentTextChar">
+    <w:name w:val="Comment Text Char"/>
+    <w:basedOn w:val="DefaultParagraphFont"/>
+    <w:link w:val="CommentText"/>
+    <w:rsid w:val="00332B74"/>
+  </w:style>
   <w:style w:type="paragraph" w:styleId="CommentSubject">
     <w:name w:val="annotation subject"/>
     <w:basedOn w:val="CommentText"/>
     <w:next w:val="CommentText"/>
-    <w:semiHidden/>
-    <w:rsid w:val="00874C97"/>
+    <w:link w:val="CommentSubjectChar"/>
+    <w:rsid w:val="00332B74"/>
+    <w:rPr>
+      <w:b/>
+      <w:bCs/>
+    </w:rPr>
+  </w:style>
+  <w:style w:type="character" w:customStyle="1" w:styleId="CommentSubjectChar">
+    <w:name w:val="Comment Subject Char"/>
+    <w:link w:val="CommentSubject"/>
+    <w:rsid w:val="00332B74"/>
     <w:rPr>
       <w:b/>
       <w:bCs/>
@@ -988,13 +1421,38 @@
   <w:style w:type="paragraph" w:styleId="BalloonText">
     <w:name w:val="Balloon Text"/>
     <w:basedOn w:val="Normal"/>
-    <w:semiHidden/>
-    <w:rsid w:val="00874C97"/>
+    <w:link w:val="BalloonTextChar"/>
+    <w:rsid w:val="00332B74"/>
     <w:rPr>
       <w:rFonts w:ascii="Tahoma" w:hAnsi="Tahoma" w:cs="Tahoma"/>
       <w:sz w:val="16"/>
       <w:szCs w:val="16"/>
     </w:rPr>
+  </w:style>
+  <w:style w:type="character" w:customStyle="1" w:styleId="BalloonTextChar">
+    <w:name w:val="Balloon Text Char"/>
+    <w:link w:val="BalloonText"/>
+    <w:rsid w:val="00332B74"/>
+    <w:rPr>
+      <w:rFonts w:ascii="Tahoma" w:hAnsi="Tahoma" w:cs="Tahoma"/>
+      <w:sz w:val="16"/>
+      <w:szCs w:val="16"/>
+    </w:rPr>
+  </w:style>
+  <w:style w:type="table" w:styleId="TableGrid">
+    <w:name w:val="Table Grid"/>
+    <w:basedOn w:val="TableNormal"/>
+    <w:rsid w:val="00C621DD"/>
+    <w:tblPr>
+      <w:tblBorders>
+        <w:top w:val="single" w:sz="4" w:space="0" w:color="000000"/>
+        <w:left w:val="single" w:sz="4" w:space="0" w:color="000000"/>
+        <w:bottom w:val="single" w:sz="4" w:space="0" w:color="000000"/>
+        <w:right w:val="single" w:sz="4" w:space="0" w:color="000000"/>
+        <w:insideH w:val="single" w:sz="4" w:space="0" w:color="000000"/>
+        <w:insideV w:val="single" w:sz="4" w:space="0" w:color="000000"/>
+      </w:tblBorders>
+    </w:tblPr>
   </w:style>
 </w:styles>
 </file>

--- a/project/documents/merged/Document.docx
+++ b/project/documents/merged/Document.docx
@@ -3,218 +3,367 @@
 <w:document xmlns:wpc="http://schemas.microsoft.com/office/word/2010/wordprocessingCanvas" xmlns:cx="http://schemas.microsoft.com/office/drawing/2014/chartex" xmlns:cx1="http://schemas.microsoft.com/office/drawing/2015/9/8/chartex" xmlns:cx2="http://schemas.microsoft.com/office/drawing/2015/10/21/chartex" xmlns:cx3="http://schemas.microsoft.com/office/drawing/2016/5/9/chartex" xmlns:cx4="http://schemas.microsoft.com/office/drawing/2016/5/10/chartex" xmlns:cx5="http://schemas.microsoft.com/office/drawing/2016/5/11/chartex" xmlns:cx6="http://schemas.microsoft.com/office/drawing/2016/5/12/chartex" xmlns:cx7="http://schemas.microsoft.com/office/drawing/2016/5/13/chartex" xmlns:cx8="http://schemas.microsoft.com/office/drawing/2016/5/14/chartex" xmlns:mc="http://schemas.openxmlformats.org/markup-compatibility/2006" xmlns:aink="http://schemas.microsoft.com/office/drawing/2016/ink" xmlns:am3d="http://schemas.microsoft.com/office/drawing/2017/model3d" xmlns:o="urn:schemas-microsoft-com:office:office" xmlns:oel="http://schemas.microsoft.com/office/2019/extlst" xmlns:r="http://schemas.openxmlformats.org/officeDocument/2006/relationships" xmlns:m="http://schemas.openxmlformats.org/officeDocument/2006/math" xmlns:v="urn:schemas-microsoft-com:vml" xmlns:wp14="http://schemas.microsoft.com/office/word/2010/wordprocessingDrawing" xmlns:wp="http://schemas.openxmlformats.org/drawingml/2006/wordprocessingDrawing" xmlns:w10="urn:schemas-microsoft-com:office:word" xmlns:w="http://schemas.openxmlformats.org/wordprocessingml/2006/main" xmlns:w14="http://schemas.microsoft.com/office/word/2010/wordml" xmlns:w15="http://schemas.microsoft.com/office/word/2012/wordml" xmlns:w16cex="http://schemas.microsoft.com/office/word/2018/wordml/cex" xmlns:w16cid="http://schemas.microsoft.com/office/word/2016/wordml/cid" xmlns:w16="http://schemas.microsoft.com/office/word/2018/wordml" xmlns:w16sdtdh="http://schemas.microsoft.com/office/word/2020/wordml/sdtdatahash" xmlns:w16se="http://schemas.microsoft.com/office/word/2015/wordml/symex" xmlns:wpg="http://schemas.microsoft.com/office/word/2010/wordprocessingGroup" xmlns:wpi="http://schemas.microsoft.com/office/word/2010/wordprocessingInk" xmlns:wne="http://schemas.microsoft.com/office/word/2006/wordml" xmlns:wps="http://schemas.microsoft.com/office/word/2010/wordprocessingShape" mc:Ignorable="w14 w15 w16se w16cid w16 w16cex w16sdtdh wp14">
   <w:body>
     <w:p>
-      <w:r>
-        <w:t>Subject line: ACME Manufacturing Ref. No. Pa Da / SLW Ref: 1.003US1 / SLW Report out: Matter Management</w:t>
+      <w:pPr>
+        <w:pStyle w:val="NormalWeb"/>
+        <w:spacing w:before="0" w:beforeAutospacing="0" w:after="0" w:afterAutospacing="0"/>
+      </w:pPr>
+      <w:r>
+        <w:t xml:space="preserve">Subject line: ACME Manufacturing: Ref. No. Pa Da / SLW Ref: 1.003US1 / </w:t>
+      </w:r>
+      <w:r>
+        <w:t>SLW</w:t>
+      </w:r>
+      <w:r>
+        <w:t xml:space="preserve"> Report Out: </w:t>
+      </w:r>
+      <w:r>
+        <w:t>Notice of Publication</w:t>
+      </w:r>
+    </w:p>
+    <w:p>
+      <w:pPr>
+        <w:pStyle w:val="NormalWeb"/>
+        <w:spacing w:before="0" w:beforeAutospacing="0" w:after="0" w:afterAutospacing="0"/>
+      </w:pPr>
+    </w:p>
+    <w:p>
+      <w:pPr>
+        <w:pStyle w:val="NormalWeb"/>
+        <w:spacing w:before="0" w:beforeAutospacing="0" w:after="0" w:afterAutospacing="0"/>
+      </w:pPr>
+    </w:p>
+    <w:p>
+      <w:pPr>
+        <w:pStyle w:val="NormalWeb"/>
+        <w:spacing w:before="0" w:beforeAutospacing="0" w:after="0" w:afterAutospacing="0"/>
+      </w:pPr>
+    </w:p>
+    <w:p>
+      <w:pPr>
+        <w:pStyle w:val="NormalWeb"/>
+        <w:spacing w:before="0" w:beforeAutospacing="0" w:after="0" w:afterAutospacing="0"/>
+      </w:pPr>
+      <w:r>
+        <w:t>Body:</w:t>
+      </w:r>
+    </w:p>
+    <w:p>
+      <w:pPr>
+        <w:pStyle w:val="NormalWeb"/>
+        <w:spacing w:before="0" w:beforeAutospacing="0" w:after="0" w:afterAutospacing="0"/>
+      </w:pPr>
+    </w:p>
+    <w:p>
+      <w:pPr>
+        <w:pStyle w:val="NormalWeb"/>
+      </w:pPr>
+      <w:r>
+        <w:t>Schwegman Lundberg &amp; Woessner, P.A.</w:t>
+      </w:r>
+    </w:p>
+    <w:p>
+      <w:pPr>
+        <w:pStyle w:val="NormalWeb"/>
+        <w:spacing w:before="0" w:beforeAutospacing="0" w:after="0" w:afterAutospacing="0"/>
+      </w:pPr>
+    </w:p>
+    <w:p>
+      <w:pPr>
+        <w:pStyle w:val="NormalWeb"/>
+        <w:spacing w:before="0" w:beforeAutospacing="0" w:after="0" w:afterAutospacing="0"/>
+      </w:pPr>
+      <w:r>
+        <w:t>Attorney Test 612-373-6900</w:t>
+      </w:r>
+      <w:proofErr w:type="gramStart"/>
+      <w:r>
+        <w:t xml:space="preserve">  mmartin@slwip.com</w:t>
+      </w:r>
+      <w:proofErr w:type="gramEnd"/>
+      <w:r/>
+    </w:p>
+    <w:p>
+      <w:pPr>
+        <w:pStyle w:val="NormalWeb"/>
+        <w:spacing w:before="0" w:beforeAutospacing="0" w:after="0" w:afterAutospacing="0"/>
+      </w:pPr>
+      <w:r>
+        <w:t>Emily Bates 612-371-2163</w:t>
+      </w:r>
+      <w:proofErr w:type="gramStart"/>
+      <w:r>
+        <w:t xml:space="preserve">  ebates@slwip.com</w:t>
+      </w:r>
+      <w:proofErr w:type="gramEnd"/>
+      <w:r/>
+    </w:p>
+    <w:p>
+      <w:pPr>
+        <w:tabs>
+          <w:tab w:val="right" w:pos="9360"/>
+        </w:tabs>
+      </w:pPr>
+    </w:p>
+    <w:p>
+      <w:pPr>
+        <w:tabs>
+          <w:tab w:val="left" w:pos="720"/>
+          <w:tab w:val="right" w:pos="9360"/>
+        </w:tabs>
+        <w:ind w:left="720" w:hanging="720"/>
+        <w:rPr>
+          <w:noProof/>
+        </w:rPr>
+      </w:pPr>
+      <w:r>
+        <w:t>Re:</w:t>
+      </w:r>
+      <w:r>
+        <w:tab/>
+        <w:t xml:space="preserve">ACME Manufacturing </w:t>
+      </w:r>
+      <w:r>
+        <w:rPr>
+          <w:bCs/>
+          <w:noProof/>
+        </w:rPr>
+        <w:t>Ref. No. Pa Da</w:t>
+      </w:r>
+      <w:r>
+        <w:rPr>
+          <w:b/>
+          <w:bCs/>
+          <w:noProof/>
+        </w:rPr>
+        <w:t xml:space="preserve"> -</w:t>
+      </w:r>
+      <w:r>
+        <w:rPr>
+          <w:noProof/>
+        </w:rPr>
+        <w:t xml:space="preserve"> </w:t>
+      </w:r>
+      <w:r>
+        <w:rPr>
+          <w:noProof/>
+        </w:rPr>
+        <w:t>SLW Ref. No. 1.003US1</w:t>
+      </w:r>
+    </w:p>
+    <w:p>
+      <w:pPr>
+        <w:tabs>
+          <w:tab w:val="left" w:pos="720"/>
+          <w:tab w:val="right" w:pos="9360"/>
+        </w:tabs>
+        <w:ind w:left="720" w:hanging="720"/>
+        <w:rPr>
+          <w:noProof/>
+        </w:rPr>
+      </w:pPr>
+      <w:r>
+        <w:rPr>
+          <w:noProof/>
+        </w:rPr>
+        <w:tab/>
+      </w:r>
+      <w:smartTag w:uri="urn:schemas-microsoft-com:office:smarttags" w:element="country-region">
+        <w:smartTag w:uri="urn:schemas-microsoft-com:office:smarttags" w:element="place">
+          <w:r>
+            <w:rPr>
+              <w:noProof/>
+            </w:rPr>
+            <w:t>U.S.</w:t>
+          </w:r>
+        </w:smartTag>
+      </w:smartTag>
+      <w:r>
+        <w:rPr>
+          <w:noProof/>
+        </w:rPr>
+        <w:t xml:space="preserve"> Patent Application Serial No.: 12/356,986</w:t>
+      </w:r>
+    </w:p>
+    <w:p>
+      <w:pPr>
+        <w:tabs>
+          <w:tab w:val="left" w:pos="720"/>
+          <w:tab w:val="right" w:pos="9360"/>
+        </w:tabs>
+        <w:ind w:left="720" w:hanging="720"/>
+      </w:pPr>
+      <w:r>
+        <w:rPr>
+          <w:noProof/>
+        </w:rPr>
+        <w:tab/>
+        <w:t>Title:  Method and apparatus for making a title for a matter 1000</w:t>
+      </w:r>
+    </w:p>
+    <w:p>
+      <w:pPr>
+        <w:rPr>
+          <w:noProof/>
+        </w:rPr>
+      </w:pPr>
+      <w:r>
+        <w:rPr>
+          <w:noProof/>
+        </w:rPr>
+      </w:r>
+    </w:p>
+    <w:p>
+      <w:pPr>
+        <w:rPr>
+          <w:noProof/>
+        </w:rPr>
+      </w:pPr>
+      <w:r>
+        <w:t xml:space="preserve">The following represents new activity on the </w:t>
+      </w:r>
+      <w:proofErr w:type="gramStart"/>
+      <w:r>
+        <w:t>above mentioned</w:t>
+      </w:r>
+      <w:proofErr w:type="gramEnd"/>
+      <w:r>
+        <w:t xml:space="preserve"> matter. </w:t>
+      </w:r>
+    </w:p>
+    <w:p>
+      <w:pPr>
+        <w:rPr>
+          <w:noProof/>
+        </w:rPr>
+      </w:pPr>
+    </w:p>
+    <w:p>
+      <w:r>
+        <w:rPr>
+          <w:noProof/>
+        </w:rPr>
+        <w:t>ACTION BEING REPORTED:</w:t>
+      </w:r>
+      <w:r>
+        <w:rPr>
+          <w:noProof/>
+        </w:rPr>
+        <w:t xml:space="preserve"> </w:t>
+      </w:r>
+      <w:r>
+        <w:rPr>
+          <w:noProof/>
+        </w:rPr>
+        <w:t xml:space="preserve"> </w:t>
+      </w:r>
+      <w:r>
+        <w:t xml:space="preserve">Notice of Publication received from the United States Patent and Trademark Office that indicates the above-identified patent application has published with Publication Number </w:t>
+      </w:r>
+      <w:r/>
+      <w:r>
+        <w:t xml:space="preserve"> on </w:t>
+      </w:r>
+      <w:r>
+        <w:t>None</w:t>
+      </w:r>
+      <w:r>
+        <w:t>.</w:t>
+      </w:r>
+    </w:p>
+    <w:p>
+      <w:pPr>
+        <w:rPr>
+          <w:noProof/>
+        </w:rPr>
+      </w:pPr>
+    </w:p>
+    <w:p>
+      <w:pPr>
+        <w:rPr>
+          <w:noProof/>
+        </w:rPr>
+      </w:pPr>
+      <w:r>
+        <w:rPr>
+          <w:noProof/>
+        </w:rPr>
+        <w:t>ACTION REQUIRED: None at this time.</w:t>
+      </w:r>
+    </w:p>
+    <w:p>
+      <w:pPr>
+        <w:rPr>
+          <w:noProof/>
+        </w:rPr>
+      </w:pPr>
+    </w:p>
+    <w:p>
+      <w:r>
+        <w:rPr>
+          <w:noProof/>
+        </w:rPr>
+        <w:t xml:space="preserve">ADDITIONAL NOTES: </w:t>
+      </w:r>
+      <w:r>
+        <w:t>You may view the published application on-line after the publication date using the publication search database on the USPTO website (</w:t>
+      </w:r>
+      <w:hyperlink r:id="rId6" w:history="1">
+        <w:r>
+          <w:rPr>
+            <w:rStyle w:val="Hyperlink"/>
+          </w:rPr>
+          <w:t>www.uspto.gov</w:t>
+        </w:r>
+      </w:hyperlink>
+      <w:r>
+        <w:t>).</w:t>
+      </w:r>
+      <w:r>
+        <w:t xml:space="preserve">  </w:t>
+      </w:r>
+      <w:r>
+        <w:t xml:space="preserve">If you have any questions regarding this matter, please contact </w:t>
+      </w:r>
+      <w:r>
+        <w:rPr>
+          <w:noProof/>
+        </w:rPr>
+        <w:t>Attorney Test at 612-373-6900</w:t>
+      </w:r>
+      <w:r>
+        <w:t>.</w:t>
       </w:r>
     </w:p>
     <w:p/>
+    <w:p>
+      <w:r>
+        <w:t xml:space="preserve">Reported By: </w:t>
+      </w:r>
+    </w:p>
     <w:p/>
+    <w:p>
+      <w:r>
+        <w:t>Caitlin E. Puckett</w:t>
+      </w:r>
+    </w:p>
+    <w:p>
+      <w:r>
+        <w:t xml:space="preserve">Case Management Assistant </w:t>
+      </w:r>
+    </w:p>
     <w:p/>
+    <w:p>
+      <w:r>
+        <w:t xml:space="preserve">Attachments </w:t>
+      </w:r>
+    </w:p>
+    <w:p>
+      <w:r>
+        <w:t xml:space="preserve">This electronic transmission contains information which is confidential and/or privileged. The information is intended for use only by the individual or entity named above. If you are not the intended recipient (or the employee or agent responsible for delivering this information to the intended recipient), you are hereby notified that any use, dissemination, distribution, or copying of this communication is prohibited. If you have received this information in error, please notify me immediately by telephone at 612-373-6900 or by electronic mail and delete all copies of the transmission. Thank you.      </w:t>
+      </w:r>
+    </w:p>
     <w:p/>
     <w:p>
-      <w:pPr>
-        <w:spacing w:after="0" w:line="240" w:lineRule="auto"/>
-      </w:pPr>
-      <w:r>
-        <w:t>Re:</w:t>
-      </w:r>
-      <w:r>
-        <w:tab/>
-        <w:t>ACME Manufacturing Ref. No. Pa Da - SLW Ref. No. 1.003US1</w:t>
-      </w:r>
-    </w:p>
-    <w:p>
-      <w:pPr>
-        <w:spacing w:after="0" w:line="240" w:lineRule="auto"/>
-      </w:pPr>
-      <w:r>
-        <w:tab/>
-        <w:t xml:space="preserve">  United States of America Application No. 12/356,986</w:t>
-      </w:r>
-    </w:p>
-    <w:p>
-      <w:pPr>
-        <w:spacing w:after="0" w:line="240" w:lineRule="auto"/>
-      </w:pPr>
-      <w:r>
-        <w:tab/>
-        <w:t xml:space="preserve">  Title: Method and apparatus for making a title for a matter 1000</w:t>
-      </w:r>
-    </w:p>
-    <w:p>
-      <w:pPr>
-        <w:spacing w:after="0" w:line="240" w:lineRule="auto"/>
-      </w:pPr>
-    </w:p>
-    <w:p>
-      <w:pPr>
-        <w:spacing w:after="0" w:line="240" w:lineRule="auto"/>
-      </w:pPr>
-      <w:r>
-        <w:t>INFORMATION BEING REPORTED:  Matter Management</w:t>
-      </w:r>
-    </w:p>
-    <w:p>
-      <w:pPr>
-        <w:spacing w:after="0" w:line="240" w:lineRule="auto"/>
-      </w:pPr>
-    </w:p>
-    <w:p>
-      <w:pPr>
-        <w:spacing w:after="0" w:line="240" w:lineRule="auto"/>
-      </w:pPr>
-      <w:r>
-        <w:t>Attached is a copy of the Matter Management</w:t>
-      </w:r>
-      <w:r>
-        <w:t xml:space="preserve"> </w:t>
-      </w:r>
-      <w:r>
-        <w:t>together with the correspondence from the associate.</w:t>
-      </w:r>
-    </w:p>
-    <w:p>
-      <w:pPr>
-        <w:spacing w:after="0" w:line="240" w:lineRule="auto"/>
-      </w:pPr>
-    </w:p>
-    <w:p>
-      <w:pPr>
-        <w:spacing w:after="0" w:line="240" w:lineRule="auto"/>
-        <w:rPr>
-          <w:rFonts w:ascii="Calibri" w:eastAsia="Calibri" w:hAnsi="Calibri" w:cs="Calibri"/>
-          <w:color w:val="000000" w:themeColor="text1"/>
-        </w:rPr>
-      </w:pPr>
-      <w:r>
-        <w:rPr>
-          <w:rFonts w:ascii="Calibri" w:eastAsia="Calibri" w:hAnsi="Calibri" w:cs="Calibri"/>
-          <w:color w:val="000000" w:themeColor="text1"/>
-        </w:rPr>
-        <w:t xml:space="preserve">Also attached is our SLW Report, which includes important information about this matter. Please review this carefully. </w:t>
-      </w:r>
-    </w:p>
-    <w:p>
-      <w:pPr>
-        <w:spacing w:after="0" w:line="240" w:lineRule="auto"/>
-      </w:pPr>
-      <w:r>
-        <w:br/>
-        <w:t>ACTION REQUIRED:</w:t>
-        <w:br/>
-        <w:t>The deadline for responding to the communication is:  November 01, 2024</w:t>
-        <w:br/>
-        <w:t>We would welcome your instructions no later than:  January 16, 2025</w:t>
-        <w:br/>
-      </w:r>
-    </w:p>
-    <w:p>
-      <w:pPr>
-        <w:spacing w:after="0" w:line="240" w:lineRule="auto"/>
-      </w:pPr>
-      <w:r>
-        <w:t xml:space="preserve">If you have any questions or comments, please contact Attorney Test at </w:t>
-      </w:r>
-      <w:r>
-        <w:t xml:space="preserve">mmartin@slwip.com - </w:t>
-      </w:r>
-      <w:r>
-        <w:t xml:space="preserve">612-373-6900 or Emily Bates at </w:t>
-      </w:r>
-      <w:r>
-        <w:t xml:space="preserve">ebates@slwip.com - </w:t>
-      </w:r>
-      <w:r>
-        <w:t>612-371-2163.</w:t>
-      </w:r>
-    </w:p>
-    <w:p>
-      <w:pPr>
-        <w:spacing w:after="0" w:line="240" w:lineRule="auto"/>
-      </w:pPr>
-    </w:p>
-    <w:p>
-      <w:pPr>
-        <w:spacing w:after="0" w:line="240" w:lineRule="auto"/>
-      </w:pPr>
-      <w:r>
-        <w:t>Reported by:</w:t>
-      </w:r>
-    </w:p>
-    <w:p>
-      <w:pPr>
-        <w:spacing w:after="0" w:line="240" w:lineRule="auto"/>
-      </w:pPr>
-    </w:p>
-    <w:p>
-      <w:pPr>
-        <w:spacing w:after="0" w:line="240" w:lineRule="auto"/>
-        <w:rPr>
-          <w:rFonts w:ascii="Arial" w:eastAsia="Times New Roman" w:hAnsi="Arial" w:cs="Arial"/>
-          <w:sz w:val="20"/>
-          <w:szCs w:val="20"/>
-        </w:rPr>
-      </w:pPr>
-      <w:r>
-        <w:t>NO FF CMG PERSONNEL</w:t>
-      </w:r>
-      <w:r>
-        <w:rPr>
-          <w:rFonts w:ascii="Arial" w:eastAsia="Times New Roman" w:hAnsi="Arial" w:cs="Arial"/>
-          <w:sz w:val="20"/>
-          <w:szCs w:val="20"/>
-        </w:rPr>
-      </w:r>
-    </w:p>
-    <w:p>
-      <w:pPr>
-        <w:spacing w:after="0" w:line="240" w:lineRule="auto"/>
-        <w:rPr>
-          <w:rFonts w:ascii="Arial" w:eastAsia="Times New Roman" w:hAnsi="Arial" w:cs="Arial"/>
-          <w:sz w:val="20"/>
-          <w:szCs w:val="20"/>
-        </w:rPr>
-      </w:pPr>
-      <w:r>
-        <w:t>Case Management Assistant, International Department</w:t>
-      </w:r>
-    </w:p>
-    <w:p>
-      <w:pPr>
-        <w:spacing w:after="0" w:line="240" w:lineRule="auto"/>
-        <w:rPr>
-          <w:rFonts w:ascii="Arial" w:eastAsia="Times New Roman" w:hAnsi="Arial" w:cs="Arial"/>
-          <w:sz w:val="20"/>
-          <w:szCs w:val="20"/>
-        </w:rPr>
-      </w:pPr>
-    </w:p>
-    <w:p>
-      <w:pPr>
-        <w:spacing w:after="0" w:line="240" w:lineRule="auto"/>
-        <w:rPr>
-          <w:rFonts w:ascii="Arial" w:eastAsia="Times New Roman" w:hAnsi="Arial" w:cs="Arial"/>
-          <w:sz w:val="20"/>
-          <w:szCs w:val="20"/>
-        </w:rPr>
-      </w:pPr>
-      <w:r>
-        <w:rPr>
-          <w:rFonts w:ascii="Arial" w:eastAsia="Times New Roman" w:hAnsi="Arial" w:cs="Arial"/>
-          <w:sz w:val="20"/>
-          <w:szCs w:val="20"/>
-        </w:rPr>
-        <w:t>Attachment</w:t>
-      </w:r>
-    </w:p>
-    <w:p/>
-    <w:p>
-      <w:r>
-        <w:t xml:space="preserve">This electronic transmission contains information which is confidential and/or privileged. The information is intended for use only by the individual or entity named above. If you are not the intended recipient (or the employee or agent responsible for delivering this information to the intended recipient), you are hereby notified that any use, dissemination, distribution, or copying of this communication is prohibited. If you have received this information in error, please notify me immediately by telephone at 612-373-6900 or by electronic mail and delete all copies of the transmission. Thank you.      </w:t>
-      </w:r>
-    </w:p>
-    <w:p/>
-    <w:p>
       <w:r>
         <w:t xml:space="preserve">Schwegman Lundberg &amp; Woessner, P.A  </w:t>
       </w:r>
@@ -240,15 +389,34 @@
       </w:r>
     </w:p>
     <w:sectPr>
-      <w:headerReference w:type="default" r:id="rId6"/>
-      <w:footerReference w:type="default" r:id="rId7"/>
-      <w:pgSz w:w="12240" w:h="15840"/>
-      <w:pgMar w:top="1440" w:right="1440" w:bottom="1440" w:left="1440" w:header="720" w:footer="720" w:gutter="0"/>
+      <w:headerReference w:type="default" r:id="rId7"/>
+      <w:footerReference w:type="default" r:id="rId10"/>
+      <w:pgSz w:w="12240" w:h="15840" w:code="1"/>
+      <w:pgMar w:top="1872" w:right="1440" w:bottom="1440" w:left="1440" w:header="619" w:footer="619" w:gutter="0"/>
       <w:cols w:space="720"/>
-      <w:docGrid w:linePitch="360"/>
+      <w:noEndnote/>
     </w:sectPr>
   </w:body>
 </w:document>
+</file>
+
+<file path=word/endnotes.xml><?xml version="1.0" encoding="utf-8"?>
+<w:endnotes xmlns:wpc="http://schemas.microsoft.com/office/word/2010/wordprocessingCanvas" xmlns:cx="http://schemas.microsoft.com/office/drawing/2014/chartex" xmlns:cx1="http://schemas.microsoft.com/office/drawing/2015/9/8/chartex" xmlns:cx2="http://schemas.microsoft.com/office/drawing/2015/10/21/chartex" xmlns:cx3="http://schemas.microsoft.com/office/drawing/2016/5/9/chartex" xmlns:cx4="http://schemas.microsoft.com/office/drawing/2016/5/10/chartex" xmlns:cx5="http://schemas.microsoft.com/office/drawing/2016/5/11/chartex" xmlns:cx6="http://schemas.microsoft.com/office/drawing/2016/5/12/chartex" xmlns:cx7="http://schemas.microsoft.com/office/drawing/2016/5/13/chartex" xmlns:cx8="http://schemas.microsoft.com/office/drawing/2016/5/14/chartex" xmlns:mc="http://schemas.openxmlformats.org/markup-compatibility/2006" xmlns:aink="http://schemas.microsoft.com/office/drawing/2016/ink" xmlns:am3d="http://schemas.microsoft.com/office/drawing/2017/model3d" xmlns:o="urn:schemas-microsoft-com:office:office" xmlns:oel="http://schemas.microsoft.com/office/2019/extlst" xmlns:r="http://schemas.openxmlformats.org/officeDocument/2006/relationships" xmlns:m="http://schemas.openxmlformats.org/officeDocument/2006/math" xmlns:v="urn:schemas-microsoft-com:vml" xmlns:wp14="http://schemas.microsoft.com/office/word/2010/wordprocessingDrawing" xmlns:wp="http://schemas.openxmlformats.org/drawingml/2006/wordprocessingDrawing" xmlns:w10="urn:schemas-microsoft-com:office:word" xmlns:w="http://schemas.openxmlformats.org/wordprocessingml/2006/main" xmlns:w14="http://schemas.microsoft.com/office/word/2010/wordml" xmlns:w15="http://schemas.microsoft.com/office/word/2012/wordml" xmlns:w16cex="http://schemas.microsoft.com/office/word/2018/wordml/cex" xmlns:w16cid="http://schemas.microsoft.com/office/word/2016/wordml/cid" xmlns:w16="http://schemas.microsoft.com/office/word/2018/wordml" xmlns:w16sdtdh="http://schemas.microsoft.com/office/word/2020/wordml/sdtdatahash" xmlns:w16se="http://schemas.microsoft.com/office/word/2015/wordml/symex" xmlns:wpg="http://schemas.microsoft.com/office/word/2010/wordprocessingGroup" xmlns:wpi="http://schemas.microsoft.com/office/word/2010/wordprocessingInk" xmlns:wne="http://schemas.microsoft.com/office/word/2006/wordml" xmlns:wps="http://schemas.microsoft.com/office/word/2010/wordprocessingShape" mc:Ignorable="w14 w15 w16se w16cid w16 w16cex w16sdtdh wp14">
+  <w:endnote w:type="separator" w:id="-1">
+    <w:p>
+      <w:r>
+        <w:separator/>
+      </w:r>
+    </w:p>
+  </w:endnote>
+  <w:endnote w:type="continuationSeparator" w:id="0">
+    <w:p>
+      <w:r>
+        <w:continuationSeparator/>
+      </w:r>
+    </w:p>
+  </w:endnote>
+</w:endnotes>
 </file>
 
 <file path=word/footer1.xml><?xml version="1.0" encoding="utf-8"?>
@@ -261,8 +429,27 @@
 </w:ftr>
 </file>
 
+<file path=word/footnotes.xml><?xml version="1.0" encoding="utf-8"?>
+<w:footnotes xmlns:wpc="http://schemas.microsoft.com/office/word/2010/wordprocessingCanvas" xmlns:cx="http://schemas.microsoft.com/office/drawing/2014/chartex" xmlns:cx1="http://schemas.microsoft.com/office/drawing/2015/9/8/chartex" xmlns:cx2="http://schemas.microsoft.com/office/drawing/2015/10/21/chartex" xmlns:cx3="http://schemas.microsoft.com/office/drawing/2016/5/9/chartex" xmlns:cx4="http://schemas.microsoft.com/office/drawing/2016/5/10/chartex" xmlns:cx5="http://schemas.microsoft.com/office/drawing/2016/5/11/chartex" xmlns:cx6="http://schemas.microsoft.com/office/drawing/2016/5/12/chartex" xmlns:cx7="http://schemas.microsoft.com/office/drawing/2016/5/13/chartex" xmlns:cx8="http://schemas.microsoft.com/office/drawing/2016/5/14/chartex" xmlns:mc="http://schemas.openxmlformats.org/markup-compatibility/2006" xmlns:aink="http://schemas.microsoft.com/office/drawing/2016/ink" xmlns:am3d="http://schemas.microsoft.com/office/drawing/2017/model3d" xmlns:o="urn:schemas-microsoft-com:office:office" xmlns:oel="http://schemas.microsoft.com/office/2019/extlst" xmlns:r="http://schemas.openxmlformats.org/officeDocument/2006/relationships" xmlns:m="http://schemas.openxmlformats.org/officeDocument/2006/math" xmlns:v="urn:schemas-microsoft-com:vml" xmlns:wp14="http://schemas.microsoft.com/office/word/2010/wordprocessingDrawing" xmlns:wp="http://schemas.openxmlformats.org/drawingml/2006/wordprocessingDrawing" xmlns:w10="urn:schemas-microsoft-com:office:word" xmlns:w="http://schemas.openxmlformats.org/wordprocessingml/2006/main" xmlns:w14="http://schemas.microsoft.com/office/word/2010/wordml" xmlns:w15="http://schemas.microsoft.com/office/word/2012/wordml" xmlns:w16cex="http://schemas.microsoft.com/office/word/2018/wordml/cex" xmlns:w16cid="http://schemas.microsoft.com/office/word/2016/wordml/cid" xmlns:w16="http://schemas.microsoft.com/office/word/2018/wordml" xmlns:w16sdtdh="http://schemas.microsoft.com/office/word/2020/wordml/sdtdatahash" xmlns:w16se="http://schemas.microsoft.com/office/word/2015/wordml/symex" xmlns:wpg="http://schemas.microsoft.com/office/word/2010/wordprocessingGroup" xmlns:wpi="http://schemas.microsoft.com/office/word/2010/wordprocessingInk" xmlns:wne="http://schemas.microsoft.com/office/word/2006/wordml" xmlns:wps="http://schemas.microsoft.com/office/word/2010/wordprocessingShape" mc:Ignorable="w14 w15 w16se w16cid w16 w16cex w16sdtdh wp14">
+  <w:footnote w:type="separator" w:id="-1">
+    <w:p>
+      <w:r>
+        <w:separator/>
+      </w:r>
+    </w:p>
+  </w:footnote>
+  <w:footnote w:type="continuationSeparator" w:id="0">
+    <w:p>
+      <w:r>
+        <w:continuationSeparator/>
+      </w:r>
+    </w:p>
+  </w:footnote>
+</w:footnotes>
+</file>
+
 <file path=word/header1.xml><?xml version="1.0" encoding="utf-8"?>
-<w:hdr xmlns:m="http://schemas.openxmlformats.org/officeDocument/2006/math" xmlns:mc="http://schemas.openxmlformats.org/markup-compatibility/2006" xmlns:mo="http://schemas.microsoft.com/office/mac/office/2008/main" xmlns:mv="urn:schemas-microsoft-com:mac:vml" xmlns:o="urn:schemas-microsoft-com:office:office" xmlns:r="http://schemas.openxmlformats.org/officeDocument/2006/relationships" xmlns:v="urn:schemas-microsoft-com:vml" xmlns:w10="urn:schemas-microsoft-com:office:word" xmlns:w14="http://schemas.microsoft.com/office/word/2010/wordml" xmlns:w="http://schemas.openxmlformats.org/wordprocessingml/2006/main" xmlns:wne="http://schemas.microsoft.com/office/word/2006/wordml" xmlns:wp14="http://schemas.microsoft.com/office/word/2010/wordprocessingDrawing" xmlns:wp="http://schemas.openxmlformats.org/drawingml/2006/wordprocessingDrawing" xmlns:wpc="http://schemas.microsoft.com/office/word/2010/wordprocessingCanvas" xmlns:wpg="http://schemas.microsoft.com/office/word/2010/wordprocessingGroup" xmlns:wpi="http://schemas.microsoft.com/office/word/2010/wordprocessingInk" xmlns:wps="http://schemas.microsoft.com/office/word/2010/wordprocessingShape" mc:Ignorable="w14 wp14">
+<w:hdr xmlns:wpc="http://schemas.microsoft.com/office/word/2010/wordprocessingCanvas" xmlns:cx="http://schemas.microsoft.com/office/drawing/2014/chartex" xmlns:cx1="http://schemas.microsoft.com/office/drawing/2015/9/8/chartex" xmlns:cx2="http://schemas.microsoft.com/office/drawing/2015/10/21/chartex" xmlns:cx3="http://schemas.microsoft.com/office/drawing/2016/5/9/chartex" xmlns:cx4="http://schemas.microsoft.com/office/drawing/2016/5/10/chartex" xmlns:cx5="http://schemas.microsoft.com/office/drawing/2016/5/11/chartex" xmlns:cx6="http://schemas.microsoft.com/office/drawing/2016/5/12/chartex" xmlns:cx7="http://schemas.microsoft.com/office/drawing/2016/5/13/chartex" xmlns:cx8="http://schemas.microsoft.com/office/drawing/2016/5/14/chartex" xmlns:mc="http://schemas.openxmlformats.org/markup-compatibility/2006" xmlns:aink="http://schemas.microsoft.com/office/drawing/2016/ink" xmlns:am3d="http://schemas.microsoft.com/office/drawing/2017/model3d" xmlns:o="urn:schemas-microsoft-com:office:office" xmlns:oel="http://schemas.microsoft.com/office/2019/extlst" xmlns:r="http://schemas.openxmlformats.org/officeDocument/2006/relationships" xmlns:m="http://schemas.openxmlformats.org/officeDocument/2006/math" xmlns:v="urn:schemas-microsoft-com:vml" xmlns:wp14="http://schemas.microsoft.com/office/word/2010/wordprocessingDrawing" xmlns:wp="http://schemas.openxmlformats.org/drawingml/2006/wordprocessingDrawing" xmlns:w10="urn:schemas-microsoft-com:office:word" xmlns:w="http://schemas.openxmlformats.org/wordprocessingml/2006/main" xmlns:w14="http://schemas.microsoft.com/office/word/2010/wordml" xmlns:w15="http://schemas.microsoft.com/office/word/2012/wordml" xmlns:w16cex="http://schemas.microsoft.com/office/word/2018/wordml/cex" xmlns:w16cid="http://schemas.microsoft.com/office/word/2016/wordml/cid" xmlns:w16="http://schemas.microsoft.com/office/word/2018/wordml" xmlns:w16sdtdh="http://schemas.microsoft.com/office/word/2020/wordml/sdtdatahash" xmlns:w16se="http://schemas.microsoft.com/office/word/2015/wordml/symex" xmlns:wpg="http://schemas.microsoft.com/office/word/2010/wordprocessingGroup" xmlns:wpi="http://schemas.microsoft.com/office/word/2010/wordprocessingInk" xmlns:wne="http://schemas.microsoft.com/office/word/2006/wordml" xmlns:wps="http://schemas.microsoft.com/office/word/2010/wordprocessingShape" mc:Ignorable="w14 w15 w16se w16cid w16 w16cex w16sdtdh wp14">
   <w:p>
     <w:pPr>
       <w:pStyle w:val="Header"/>
@@ -276,130 +463,30 @@
   <w:docDefaults>
     <w:rPrDefault>
       <w:rPr>
-        <w:rFonts w:asciiTheme="minorHAnsi" w:eastAsiaTheme="minorHAnsi" w:hAnsiTheme="minorHAnsi" w:cstheme="minorBidi"/>
-        <w:sz w:val="22"/>
-        <w:szCs w:val="22"/>
+        <w:rFonts w:ascii="Times New Roman" w:eastAsia="Times New Roman" w:hAnsi="Times New Roman" w:cs="Times New Roman"/>
         <w:lang w:val="en-US" w:eastAsia="en-US" w:bidi="ar-SA"/>
       </w:rPr>
     </w:rPrDefault>
-    <w:pPrDefault>
-      <w:pPr>
-        <w:spacing w:after="160" w:line="259" w:lineRule="auto"/>
-      </w:pPr>
-    </w:pPrDefault>
+    <w:pPrDefault/>
   </w:docDefaults>
-  <w:latentStyles w:defLockedState="0" w:defUIPriority="99" w:defSemiHidden="0" w:defUnhideWhenUsed="0" w:defQFormat="0" w:count="376">
-    <w:lsdException w:name="Normal" w:uiPriority="0" w:qFormat="1"/>
-    <w:lsdException w:name="heading 1" w:uiPriority="9" w:qFormat="1"/>
-    <w:lsdException w:name="heading 2" w:semiHidden="1" w:uiPriority="9" w:unhideWhenUsed="1" w:qFormat="1"/>
-    <w:lsdException w:name="heading 3" w:semiHidden="1" w:uiPriority="9" w:unhideWhenUsed="1" w:qFormat="1"/>
-    <w:lsdException w:name="heading 4" w:semiHidden="1" w:uiPriority="9" w:unhideWhenUsed="1" w:qFormat="1"/>
-    <w:lsdException w:name="heading 5" w:semiHidden="1" w:uiPriority="9" w:unhideWhenUsed="1" w:qFormat="1"/>
-    <w:lsdException w:name="heading 6" w:semiHidden="1" w:uiPriority="9" w:unhideWhenUsed="1" w:qFormat="1"/>
-    <w:lsdException w:name="heading 7" w:semiHidden="1" w:uiPriority="9" w:unhideWhenUsed="1" w:qFormat="1"/>
-    <w:lsdException w:name="heading 8" w:semiHidden="1" w:uiPriority="9" w:unhideWhenUsed="1" w:qFormat="1"/>
-    <w:lsdException w:name="heading 9" w:semiHidden="1" w:uiPriority="9" w:unhideWhenUsed="1" w:qFormat="1"/>
-    <w:lsdException w:name="index 1" w:semiHidden="1" w:unhideWhenUsed="1"/>
-    <w:lsdException w:name="index 2" w:semiHidden="1" w:unhideWhenUsed="1"/>
-    <w:lsdException w:name="index 3" w:semiHidden="1" w:unhideWhenUsed="1"/>
-    <w:lsdException w:name="index 4" w:semiHidden="1" w:unhideWhenUsed="1"/>
-    <w:lsdException w:name="index 5" w:semiHidden="1" w:unhideWhenUsed="1"/>
-    <w:lsdException w:name="index 6" w:semiHidden="1" w:unhideWhenUsed="1"/>
-    <w:lsdException w:name="index 7" w:semiHidden="1" w:unhideWhenUsed="1"/>
-    <w:lsdException w:name="index 8" w:semiHidden="1" w:unhideWhenUsed="1"/>
-    <w:lsdException w:name="index 9" w:semiHidden="1" w:unhideWhenUsed="1"/>
-    <w:lsdException w:name="toc 1" w:semiHidden="1" w:uiPriority="39" w:unhideWhenUsed="1"/>
-    <w:lsdException w:name="toc 2" w:semiHidden="1" w:uiPriority="39" w:unhideWhenUsed="1"/>
-    <w:lsdException w:name="toc 3" w:semiHidden="1" w:uiPriority="39" w:unhideWhenUsed="1"/>
-    <w:lsdException w:name="toc 4" w:semiHidden="1" w:uiPriority="39" w:unhideWhenUsed="1"/>
-    <w:lsdException w:name="toc 5" w:semiHidden="1" w:uiPriority="39" w:unhideWhenUsed="1"/>
-    <w:lsdException w:name="toc 6" w:semiHidden="1" w:uiPriority="39" w:unhideWhenUsed="1"/>
-    <w:lsdException w:name="toc 7" w:semiHidden="1" w:uiPriority="39" w:unhideWhenUsed="1"/>
-    <w:lsdException w:name="toc 8" w:semiHidden="1" w:uiPriority="39" w:unhideWhenUsed="1"/>
-    <w:lsdException w:name="toc 9" w:semiHidden="1" w:uiPriority="39" w:unhideWhenUsed="1"/>
-    <w:lsdException w:name="Normal Indent" w:semiHidden="1" w:unhideWhenUsed="1"/>
-    <w:lsdException w:name="footnote text" w:semiHidden="1" w:unhideWhenUsed="1"/>
-    <w:lsdException w:name="annotation text" w:semiHidden="1" w:unhideWhenUsed="1"/>
-    <w:lsdException w:name="header" w:semiHidden="1" w:unhideWhenUsed="1"/>
-    <w:lsdException w:name="footer" w:semiHidden="1" w:unhideWhenUsed="1"/>
-    <w:lsdException w:name="index heading" w:semiHidden="1" w:unhideWhenUsed="1"/>
-    <w:lsdException w:name="caption" w:semiHidden="1" w:uiPriority="35" w:unhideWhenUsed="1" w:qFormat="1"/>
-    <w:lsdException w:name="table of figures" w:semiHidden="1" w:unhideWhenUsed="1"/>
-    <w:lsdException w:name="envelope address" w:semiHidden="1" w:unhideWhenUsed="1"/>
-    <w:lsdException w:name="envelope return" w:semiHidden="1" w:unhideWhenUsed="1"/>
-    <w:lsdException w:name="footnote reference" w:semiHidden="1" w:unhideWhenUsed="1"/>
-    <w:lsdException w:name="annotation reference" w:semiHidden="1" w:unhideWhenUsed="1"/>
-    <w:lsdException w:name="line number" w:semiHidden="1" w:unhideWhenUsed="1"/>
-    <w:lsdException w:name="page number" w:semiHidden="1" w:unhideWhenUsed="1"/>
-    <w:lsdException w:name="endnote reference" w:semiHidden="1" w:unhideWhenUsed="1"/>
-    <w:lsdException w:name="endnote text" w:semiHidden="1" w:unhideWhenUsed="1"/>
-    <w:lsdException w:name="table of authorities" w:semiHidden="1" w:unhideWhenUsed="1"/>
-    <w:lsdException w:name="macro" w:semiHidden="1" w:unhideWhenUsed="1"/>
-    <w:lsdException w:name="toa heading" w:semiHidden="1" w:unhideWhenUsed="1"/>
-    <w:lsdException w:name="List" w:semiHidden="1" w:unhideWhenUsed="1"/>
-    <w:lsdException w:name="List Bullet" w:semiHidden="1" w:unhideWhenUsed="1"/>
-    <w:lsdException w:name="List Number" w:semiHidden="1" w:unhideWhenUsed="1"/>
-    <w:lsdException w:name="List 2" w:semiHidden="1" w:unhideWhenUsed="1"/>
-    <w:lsdException w:name="List 3" w:semiHidden="1" w:unhideWhenUsed="1"/>
-    <w:lsdException w:name="List 4" w:semiHidden="1" w:unhideWhenUsed="1"/>
-    <w:lsdException w:name="List 5" w:semiHidden="1" w:unhideWhenUsed="1"/>
-    <w:lsdException w:name="List Bullet 2" w:semiHidden="1" w:unhideWhenUsed="1"/>
-    <w:lsdException w:name="List Bullet 3" w:semiHidden="1" w:unhideWhenUsed="1"/>
-    <w:lsdException w:name="List Bullet 4" w:semiHidden="1" w:unhideWhenUsed="1"/>
-    <w:lsdException w:name="List Bullet 5" w:semiHidden="1" w:unhideWhenUsed="1"/>
-    <w:lsdException w:name="List Number 2" w:semiHidden="1" w:unhideWhenUsed="1"/>
-    <w:lsdException w:name="List Number 3" w:semiHidden="1" w:unhideWhenUsed="1"/>
-    <w:lsdException w:name="List Number 4" w:semiHidden="1" w:unhideWhenUsed="1"/>
-    <w:lsdException w:name="List Number 5" w:semiHidden="1" w:unhideWhenUsed="1"/>
-    <w:lsdException w:name="Title" w:uiPriority="10" w:qFormat="1"/>
-    <w:lsdException w:name="Closing" w:semiHidden="1" w:unhideWhenUsed="1"/>
-    <w:lsdException w:name="Signature" w:semiHidden="1" w:unhideWhenUsed="1"/>
-    <w:lsdException w:name="Default Paragraph Font" w:semiHidden="1" w:uiPriority="1" w:unhideWhenUsed="1"/>
-    <w:lsdException w:name="Body Text" w:semiHidden="1" w:unhideWhenUsed="1"/>
-    <w:lsdException w:name="Body Text Indent" w:semiHidden="1" w:unhideWhenUsed="1"/>
-    <w:lsdException w:name="List Continue" w:semiHidden="1" w:unhideWhenUsed="1"/>
-    <w:lsdException w:name="List Continue 2" w:semiHidden="1" w:unhideWhenUsed="1"/>
-    <w:lsdException w:name="List Continue 3" w:semiHidden="1" w:unhideWhenUsed="1"/>
-    <w:lsdException w:name="List Continue 4" w:semiHidden="1" w:unhideWhenUsed="1"/>
-    <w:lsdException w:name="List Continue 5" w:semiHidden="1" w:unhideWhenUsed="1"/>
-    <w:lsdException w:name="Message Header" w:semiHidden="1" w:unhideWhenUsed="1"/>
-    <w:lsdException w:name="Subtitle" w:uiPriority="11" w:qFormat="1"/>
-    <w:lsdException w:name="Salutation" w:semiHidden="1" w:unhideWhenUsed="1"/>
-    <w:lsdException w:name="Date" w:semiHidden="1" w:unhideWhenUsed="1"/>
-    <w:lsdException w:name="Body Text First Indent" w:semiHidden="1" w:unhideWhenUsed="1"/>
-    <w:lsdException w:name="Body Text First Indent 2" w:semiHidden="1" w:unhideWhenUsed="1"/>
-    <w:lsdException w:name="Note Heading" w:semiHidden="1" w:unhideWhenUsed="1"/>
-    <w:lsdException w:name="Body Text 2" w:semiHidden="1" w:unhideWhenUsed="1"/>
-    <w:lsdException w:name="Body Text 3" w:semiHidden="1" w:unhideWhenUsed="1"/>
-    <w:lsdException w:name="Body Text Indent 2" w:semiHidden="1" w:unhideWhenUsed="1"/>
-    <w:lsdException w:name="Body Text Indent 3" w:semiHidden="1" w:unhideWhenUsed="1"/>
-    <w:lsdException w:name="Block Text" w:semiHidden="1" w:unhideWhenUsed="1"/>
-    <w:lsdException w:name="Hyperlink" w:semiHidden="1" w:unhideWhenUsed="1"/>
-    <w:lsdException w:name="FollowedHyperlink" w:semiHidden="1" w:unhideWhenUsed="1"/>
-    <w:lsdException w:name="Strong" w:uiPriority="22" w:qFormat="1"/>
-    <w:lsdException w:name="Emphasis" w:uiPriority="20" w:qFormat="1"/>
-    <w:lsdException w:name="Document Map" w:semiHidden="1" w:unhideWhenUsed="1"/>
-    <w:lsdException w:name="Plain Text" w:semiHidden="1" w:unhideWhenUsed="1"/>
-    <w:lsdException w:name="E-mail Signature" w:semiHidden="1" w:unhideWhenUsed="1"/>
-    <w:lsdException w:name="HTML Top of Form" w:semiHidden="1" w:unhideWhenUsed="1"/>
-    <w:lsdException w:name="HTML Bottom of Form" w:semiHidden="1" w:unhideWhenUsed="1"/>
-    <w:lsdException w:name="Normal (Web)" w:semiHidden="1" w:unhideWhenUsed="1"/>
-    <w:lsdException w:name="HTML Acronym" w:semiHidden="1" w:unhideWhenUsed="1"/>
-    <w:lsdException w:name="HTML Address" w:semiHidden="1" w:unhideWhenUsed="1"/>
-    <w:lsdException w:name="HTML Cite" w:semiHidden="1" w:unhideWhenUsed="1"/>
-    <w:lsdException w:name="HTML Code" w:semiHidden="1" w:unhideWhenUsed="1"/>
-    <w:lsdException w:name="HTML Definition" w:semiHidden="1" w:unhideWhenUsed="1"/>
-    <w:lsdException w:name="HTML Keyboard" w:semiHidden="1" w:unhideWhenUsed="1"/>
-    <w:lsdException w:name="HTML Preformatted" w:semiHidden="1" w:unhideWhenUsed="1"/>
-    <w:lsdException w:name="HTML Sample" w:semiHidden="1" w:unhideWhenUsed="1"/>
-    <w:lsdException w:name="HTML Typewriter" w:semiHidden="1" w:unhideWhenUsed="1"/>
-    <w:lsdException w:name="HTML Variable" w:semiHidden="1" w:unhideWhenUsed="1"/>
+  <w:latentStyles w:defLockedState="0" w:defUIPriority="0" w:defSemiHidden="0" w:defUnhideWhenUsed="0" w:defQFormat="0" w:count="376">
+    <w:lsdException w:name="Normal" w:qFormat="1"/>
+    <w:lsdException w:name="heading 1" w:qFormat="1"/>
+    <w:lsdException w:name="heading 2" w:semiHidden="1" w:unhideWhenUsed="1" w:qFormat="1"/>
+    <w:lsdException w:name="heading 3" w:semiHidden="1" w:unhideWhenUsed="1" w:qFormat="1"/>
+    <w:lsdException w:name="heading 4" w:semiHidden="1" w:unhideWhenUsed="1" w:qFormat="1"/>
+    <w:lsdException w:name="heading 5" w:semiHidden="1" w:unhideWhenUsed="1" w:qFormat="1"/>
+    <w:lsdException w:name="heading 6" w:semiHidden="1" w:unhideWhenUsed="1" w:qFormat="1"/>
+    <w:lsdException w:name="heading 7" w:semiHidden="1" w:unhideWhenUsed="1" w:qFormat="1"/>
+    <w:lsdException w:name="heading 8" w:semiHidden="1" w:unhideWhenUsed="1" w:qFormat="1"/>
+    <w:lsdException w:name="heading 9" w:semiHidden="1" w:unhideWhenUsed="1" w:qFormat="1"/>
+    <w:lsdException w:name="caption" w:semiHidden="1" w:unhideWhenUsed="1" w:qFormat="1"/>
+    <w:lsdException w:name="Title" w:qFormat="1"/>
+    <w:lsdException w:name="Subtitle" w:qFormat="1"/>
+    <w:lsdException w:name="Strong" w:qFormat="1"/>
+    <w:lsdException w:name="Emphasis" w:qFormat="1"/>
+    <w:lsdException w:name="Normal (Web)" w:uiPriority="99"/>
     <w:lsdException w:name="Normal Table" w:semiHidden="1" w:unhideWhenUsed="1"/>
-    <w:lsdException w:name="annotation subject" w:semiHidden="1" w:unhideWhenUsed="1"/>
-    <w:lsdException w:name="No List" w:semiHidden="1" w:unhideWhenUsed="1"/>
-    <w:lsdException w:name="Outline List 1" w:semiHidden="1" w:unhideWhenUsed="1"/>
-    <w:lsdException w:name="Outline List 2" w:semiHidden="1" w:unhideWhenUsed="1"/>
-    <w:lsdException w:name="Outline List 3" w:semiHidden="1" w:unhideWhenUsed="1"/>
     <w:lsdException w:name="Table Simple 1" w:semiHidden="1" w:unhideWhenUsed="1"/>
     <w:lsdException w:name="Table Simple 2" w:semiHidden="1" w:unhideWhenUsed="1"/>
     <w:lsdException w:name="Table Simple 3" w:semiHidden="1" w:unhideWhenUsed="1"/>
@@ -442,10 +529,8 @@
     <w:lsdException w:name="Table Web 1" w:semiHidden="1" w:unhideWhenUsed="1"/>
     <w:lsdException w:name="Table Web 2" w:semiHidden="1" w:unhideWhenUsed="1"/>
     <w:lsdException w:name="Table Web 3" w:semiHidden="1" w:unhideWhenUsed="1"/>
-    <w:lsdException w:name="Balloon Text" w:semiHidden="1" w:unhideWhenUsed="1"/>
-    <w:lsdException w:name="Table Grid" w:uiPriority="39"/>
     <w:lsdException w:name="Table Theme" w:semiHidden="1" w:unhideWhenUsed="1"/>
-    <w:lsdException w:name="Placeholder Text" w:semiHidden="1"/>
+    <w:lsdException w:name="Placeholder Text" w:semiHidden="1" w:uiPriority="99"/>
     <w:lsdException w:name="No Spacing" w:uiPriority="1" w:qFormat="1"/>
     <w:lsdException w:name="Light Shading" w:uiPriority="60"/>
     <w:lsdException w:name="Light List" w:uiPriority="61"/>
@@ -467,7 +552,7 @@
     <w:lsdException w:name="Medium Shading 1 Accent 1" w:uiPriority="63"/>
     <w:lsdException w:name="Medium Shading 2 Accent 1" w:uiPriority="64"/>
     <w:lsdException w:name="Medium List 1 Accent 1" w:uiPriority="65"/>
-    <w:lsdException w:name="Revision" w:semiHidden="1"/>
+    <w:lsdException w:name="Revision" w:semiHidden="1" w:uiPriority="99"/>
     <w:lsdException w:name="List Paragraph" w:uiPriority="34" w:qFormat="1"/>
     <w:lsdException w:name="Quote" w:uiPriority="29" w:qFormat="1"/>
     <w:lsdException w:name="Intense Quote" w:uiPriority="30" w:qFormat="1"/>
@@ -660,20 +745,31 @@
     <w:lsdException w:name="List Table 5 Dark Accent 6" w:uiPriority="50"/>
     <w:lsdException w:name="List Table 6 Colorful Accent 6" w:uiPriority="51"/>
     <w:lsdException w:name="List Table 7 Colorful Accent 6" w:uiPriority="52"/>
-    <w:lsdException w:name="Mention" w:semiHidden="1" w:unhideWhenUsed="1"/>
-    <w:lsdException w:name="Smart Hyperlink" w:semiHidden="1" w:unhideWhenUsed="1"/>
-    <w:lsdException w:name="Hashtag" w:semiHidden="1" w:unhideWhenUsed="1"/>
-    <w:lsdException w:name="Unresolved Mention" w:semiHidden="1" w:unhideWhenUsed="1"/>
-    <w:lsdException w:name="Smart Link" w:semiHidden="1" w:unhideWhenUsed="1"/>
+    <w:lsdException w:name="Mention" w:semiHidden="1" w:uiPriority="99" w:unhideWhenUsed="1"/>
+    <w:lsdException w:name="Smart Hyperlink" w:semiHidden="1" w:uiPriority="99" w:unhideWhenUsed="1"/>
+    <w:lsdException w:name="Hashtag" w:semiHidden="1" w:uiPriority="99" w:unhideWhenUsed="1"/>
+    <w:lsdException w:name="Unresolved Mention" w:semiHidden="1" w:uiPriority="99" w:unhideWhenUsed="1"/>
+    <w:lsdException w:name="Smart Link" w:semiHidden="1" w:uiPriority="99" w:unhideWhenUsed="1"/>
   </w:latentStyles>
   <w:style w:type="paragraph" w:default="1" w:styleId="Normal">
     <w:name w:val="Normal"/>
     <w:qFormat/>
-    <w:rsid w:val="00431BCF"/>
+    <w:rsid w:val="0055512A"/>
+    <w:pPr>
+      <w:widowControl w:val="0"/>
+      <w:autoSpaceDE w:val="0"/>
+      <w:autoSpaceDN w:val="0"/>
+      <w:adjustRightInd w:val="0"/>
+    </w:pPr>
+    <w:rPr>
+      <w:sz w:val="24"/>
+      <w:szCs w:val="24"/>
+    </w:rPr>
   </w:style>
   <w:style w:type="character" w:default="1" w:styleId="DefaultParagraphFont">
     <w:name w:val="Default Paragraph Font"/>
     <w:uiPriority w:val="1"/>
+    <w:semiHidden/>
     <w:unhideWhenUsed/>
   </w:style>
   <w:style w:type="table" w:default="1" w:styleId="TableNormal">
@@ -697,18 +793,100 @@
     <w:semiHidden/>
     <w:unhideWhenUsed/>
   </w:style>
+  <w:style w:type="character" w:styleId="FootnoteReference">
+    <w:name w:val="footnote reference"/>
+    <w:semiHidden/>
+  </w:style>
+  <w:style w:type="paragraph" w:styleId="Header">
+    <w:name w:val="header"/>
+    <w:basedOn w:val="Normal"/>
+    <w:pPr>
+      <w:tabs>
+        <w:tab w:val="center" w:pos="4320"/>
+        <w:tab w:val="right" w:pos="8640"/>
+      </w:tabs>
+    </w:pPr>
+  </w:style>
+  <w:style w:type="paragraph" w:styleId="Footer">
+    <w:name w:val="footer"/>
+    <w:basedOn w:val="Normal"/>
+    <w:pPr>
+      <w:tabs>
+        <w:tab w:val="center" w:pos="4320"/>
+        <w:tab w:val="right" w:pos="8640"/>
+      </w:tabs>
+    </w:pPr>
+  </w:style>
+  <w:style w:type="character" w:styleId="PageNumber">
+    <w:name w:val="page number"/>
+    <w:basedOn w:val="DefaultParagraphFont"/>
+  </w:style>
+  <w:style w:type="paragraph" w:styleId="BalloonText">
+    <w:name w:val="Balloon Text"/>
+    <w:basedOn w:val="Normal"/>
+    <w:semiHidden/>
+    <w:rsid w:val="00356E2D"/>
+    <w:rPr>
+      <w:rFonts w:ascii="Tahoma" w:hAnsi="Tahoma" w:cs="Tahoma"/>
+      <w:sz w:val="16"/>
+      <w:szCs w:val="16"/>
+    </w:rPr>
+  </w:style>
+  <w:style w:type="character" w:styleId="CommentReference">
+    <w:name w:val="annotation reference"/>
+    <w:semiHidden/>
+    <w:rsid w:val="0055512A"/>
+    <w:rPr>
+      <w:sz w:val="16"/>
+      <w:szCs w:val="16"/>
+    </w:rPr>
+  </w:style>
+  <w:style w:type="paragraph" w:styleId="CommentText">
+    <w:name w:val="annotation text"/>
+    <w:basedOn w:val="Normal"/>
+    <w:semiHidden/>
+    <w:rsid w:val="0055512A"/>
+    <w:rPr>
+      <w:sz w:val="20"/>
+      <w:szCs w:val="20"/>
+    </w:rPr>
+  </w:style>
+  <w:style w:type="paragraph" w:styleId="CommentSubject">
+    <w:name w:val="annotation subject"/>
+    <w:basedOn w:val="CommentText"/>
+    <w:next w:val="CommentText"/>
+    <w:semiHidden/>
+    <w:rsid w:val="0055512A"/>
+    <w:rPr>
+      <w:b/>
+      <w:bCs/>
+    </w:rPr>
+  </w:style>
+  <w:style w:type="character" w:styleId="Hyperlink">
+    <w:name w:val="Hyperlink"/>
+    <w:rsid w:val="00864496"/>
+    <w:rPr>
+      <w:color w:val="0000FF"/>
+      <w:u w:val="single"/>
+    </w:rPr>
+  </w:style>
   <w:style w:type="paragraph" w:styleId="NormalWeb">
     <w:name w:val="Normal (Web)"/>
     <w:basedOn w:val="Normal"/>
     <w:uiPriority w:val="99"/>
-    <w:semiHidden/>
     <w:unhideWhenUsed/>
-    <w:rsid w:val="00431BCF"/>
+    <w:rsid w:val="009C6CE1"/>
     <w:pPr>
-      <w:spacing w:before="100" w:beforeAutospacing="1" w:after="100" w:afterAutospacing="1" w:line="240" w:lineRule="auto"/>
+      <w:widowControl/>
+      <w:autoSpaceDE/>
+      <w:autoSpaceDN/>
+      <w:adjustRightInd/>
+      <w:spacing w:before="100" w:beforeAutospacing="1" w:after="100" w:afterAutospacing="1"/>
     </w:pPr>
     <w:rPr>
-      <w:rFonts w:ascii="Calibri" w:hAnsi="Calibri" w:cs="Calibri"/>
+      <w:rFonts w:ascii="Calibri" w:eastAsia="Calibri" w:hAnsi="Calibri" w:cs="Calibri"/>
+      <w:sz w:val="22"/>
+      <w:szCs w:val="22"/>
     </w:rPr>
   </w:style>
 </w:styles>

--- a/project/documents/merged/Document.docx
+++ b/project/documents/merged/Document.docx
@@ -8,16 +8,26 @@
         <w:spacing w:before="0" w:beforeAutospacing="0" w:after="0" w:afterAutospacing="0"/>
       </w:pPr>
       <w:r>
-        <w:t xml:space="preserve">Subject line: ACME Manufacturing: Ref. No. Pa Da / SLW Ref: 1.003US1 / </w:t>
-      </w:r>
-      <w:r>
-        <w:t>SLW</w:t>
-      </w:r>
-      <w:r>
-        <w:t xml:space="preserve"> Report Out: </w:t>
-      </w:r>
-      <w:r>
-        <w:t>Notice of Publication</w:t>
+        <w:t xml:space="preserve">Subject line: </w:t>
+      </w:r>
+      <w:r>
+        <w:t xml:space="preserve">Your Ref: </w:t>
+      </w:r>
+      <w:r>
+        <w:rPr>
+          <w:b/>
+          <w:bCs/>
+        </w:rPr>
+        <w:t xml:space="preserve"> </w:t>
+      </w:r>
+      <w:r>
+        <w:t xml:space="preserve">/ SLW Ref: </w:t>
+      </w:r>
+      <w:r>
+        <w:t xml:space="preserve">1.003US1 </w:t>
+      </w:r>
+      <w:r>
+        <w:t>/ Instructions to Pay</w:t>
       </w:r>
     </w:p>
     <w:p>
@@ -58,20 +68,15 @@
         <w:pStyle w:val="NormalWeb"/>
       </w:pPr>
       <w:r>
-        <w:t>Schwegman Lundberg &amp; Woessner, P.A.</w:t>
+        <w:t xml:space="preserve">SCHWEGMAN LUNDBERG &amp; WOESSNER, P.A. </w:t>
       </w:r>
     </w:p>
     <w:p>
       <w:pPr>
         <w:pStyle w:val="NormalWeb"/>
-        <w:spacing w:before="0" w:beforeAutospacing="0" w:after="0" w:afterAutospacing="0"/>
-      </w:pPr>
-    </w:p>
-    <w:p>
-      <w:pPr>
-        <w:pStyle w:val="NormalWeb"/>
-        <w:spacing w:before="0" w:beforeAutospacing="0" w:after="0" w:afterAutospacing="0"/>
-      </w:pPr>
+      </w:pPr>
+    </w:p>
+    <w:p>
       <w:r>
         <w:t>Attorney Test 612-373-6900</w:t>
       </w:r>
@@ -83,10 +88,6 @@
       <w:r/>
     </w:p>
     <w:p>
-      <w:pPr>
-        <w:pStyle w:val="NormalWeb"/>
-        <w:spacing w:before="0" w:beforeAutospacing="0" w:after="0" w:afterAutospacing="0"/>
-      </w:pPr>
       <w:r>
         <w:t>Emily Bates 612-371-2163</w:t>
       </w:r>
@@ -99,272 +100,687 @@
     </w:p>
     <w:p>
       <w:pPr>
-        <w:tabs>
-          <w:tab w:val="right" w:pos="9360"/>
-        </w:tabs>
-      </w:pPr>
-    </w:p>
-    <w:p>
-      <w:pPr>
-        <w:tabs>
-          <w:tab w:val="left" w:pos="720"/>
-          <w:tab w:val="right" w:pos="9360"/>
-        </w:tabs>
+        <w:widowControl w:val="0"/>
+        <w:autoSpaceDE w:val="0"/>
+        <w:autoSpaceDN w:val="0"/>
+        <w:adjustRightInd w:val="0"/>
+        <w:jc w:val="both"/>
+        <w:rPr>
+          <w:rFonts w:ascii="Times New Roman" w:eastAsia="Times New Roman" w:hAnsi="Times New Roman"/>
+          <w:sz w:val="24"/>
+          <w:szCs w:val="24"/>
+        </w:rPr>
+      </w:pPr>
+    </w:p>
+    <w:p>
+      <w:pPr>
+        <w:widowControl w:val="0"/>
+        <w:autoSpaceDE w:val="0"/>
+        <w:autoSpaceDN w:val="0"/>
+        <w:adjustRightInd w:val="0"/>
         <w:ind w:left="720" w:hanging="720"/>
         <w:rPr>
+          <w:rFonts w:ascii="Times New Roman" w:eastAsia="Times New Roman" w:hAnsi="Times New Roman"/>
+          <w:sz w:val="24"/>
+          <w:szCs w:val="24"/>
+        </w:rPr>
+      </w:pPr>
+      <w:r>
+        <w:rPr>
+          <w:rFonts w:ascii="Times New Roman" w:eastAsia="Times New Roman" w:hAnsi="Times New Roman"/>
+          <w:sz w:val="24"/>
+          <w:szCs w:val="24"/>
+        </w:rPr>
+        <w:t xml:space="preserve">Re: </w:t>
+      </w:r>
+      <w:r>
+        <w:rPr>
+          <w:rFonts w:ascii="Times New Roman" w:eastAsia="Times New Roman" w:hAnsi="Times New Roman"/>
+          <w:sz w:val="24"/>
+          <w:szCs w:val="24"/>
+        </w:rPr>
+        <w:tab/>
+      </w:r>
+      <w:r>
+        <w:rPr>
+          <w:rFonts w:ascii="Times New Roman" w:eastAsia="Times New Roman" w:hAnsi="Times New Roman"/>
+          <w:b/>
+          <w:sz w:val="24"/>
+          <w:szCs w:val="24"/>
+        </w:rPr>
+        <w:t xml:space="preserve">Your </w:t>
+      </w:r>
+      <w:r>
+        <w:rPr>
+          <w:rFonts w:ascii="Times New Roman" w:eastAsia="Times New Roman" w:hAnsi="Times New Roman"/>
+          <w:b/>
           <w:noProof/>
-        </w:rPr>
-      </w:pPr>
-      <w:r>
-        <w:t>Re:</w:t>
-      </w:r>
-      <w:r>
-        <w:tab/>
-        <w:t xml:space="preserve">ACME Manufacturing </w:t>
-      </w:r>
-      <w:r>
-        <w:rPr>
-          <w:bCs/>
+          <w:sz w:val="24"/>
+          <w:szCs w:val="24"/>
+        </w:rPr>
+        <w:t>Ref. No.</w:t>
+      </w:r>
+      <w:r>
+        <w:rPr>
+          <w:rFonts w:ascii="Times New Roman" w:eastAsia="Times New Roman" w:hAnsi="Times New Roman"/>
           <w:noProof/>
-        </w:rPr>
-        <w:t>Ref. No. Pa Da</w:t>
-      </w:r>
-      <w:r>
-        <w:rPr>
+          <w:sz w:val="24"/>
+          <w:szCs w:val="24"/>
+        </w:rPr>
+        <w:t xml:space="preserve"> </w:t>
+      </w:r>
+      <w:r>
+        <w:rPr>
+          <w:rFonts w:ascii="Times New Roman" w:eastAsia="Times New Roman" w:hAnsi="Times New Roman"/>
           <w:b/>
           <w:bCs/>
           <w:noProof/>
+          <w:sz w:val="24"/>
+          <w:szCs w:val="24"/>
         </w:rPr>
         <w:t xml:space="preserve"> -</w:t>
       </w:r>
       <w:r>
         <w:rPr>
+          <w:rFonts w:ascii="Times New Roman" w:eastAsia="Times New Roman" w:hAnsi="Times New Roman"/>
           <w:noProof/>
+          <w:sz w:val="24"/>
+          <w:szCs w:val="24"/>
+        </w:rPr>
+        <w:t xml:space="preserve"> SLW Ref. No. 1.003US1</w:t>
+      </w:r>
+    </w:p>
+    <w:p>
+      <w:pPr>
+        <w:widowControl w:val="0"/>
+        <w:autoSpaceDE w:val="0"/>
+        <w:autoSpaceDN w:val="0"/>
+        <w:adjustRightInd w:val="0"/>
+        <w:ind w:left="1440" w:hanging="720"/>
+        <w:rPr>
+          <w:rFonts w:ascii="Times New Roman" w:eastAsia="Times New Roman" w:hAnsi="Times New Roman"/>
+          <w:noProof/>
+          <w:sz w:val="24"/>
+          <w:szCs w:val="24"/>
+        </w:rPr>
+      </w:pPr>
+      <w:r>
+        <w:rPr>
+          <w:rFonts w:ascii="Times New Roman" w:eastAsia="Times New Roman" w:hAnsi="Times New Roman"/>
+          <w:sz w:val="24"/>
+          <w:szCs w:val="24"/>
+        </w:rPr>
+        <w:t xml:space="preserve">United States of America Application No. </w:t>
+      </w:r>
+      <w:r>
+        <w:rPr>
+          <w:rFonts w:ascii="Times New Roman" w:eastAsia="Times New Roman" w:hAnsi="Times New Roman"/>
+          <w:noProof/>
+          <w:sz w:val="24"/>
+          <w:szCs w:val="24"/>
+        </w:rPr>
+        <w:t>12/356,986</w:t>
+      </w:r>
+    </w:p>
+    <w:p>
+      <w:pPr>
+        <w:tabs>
+          <w:tab w:val="left" w:pos="-1440"/>
+        </w:tabs>
+        <w:ind w:firstLine="720"/>
+        <w:rPr>
+          <w:rFonts w:ascii="Times New Roman" w:hAnsi="Times New Roman"/>
+        </w:rPr>
+      </w:pPr>
+      <w:r>
+        <w:rPr>
+          <w:rFonts w:ascii="Times New Roman" w:hAnsi="Times New Roman"/>
+        </w:rPr>
+        <w:t>Applicant:  Dehns</w:t>
+      </w:r>
+    </w:p>
+    <w:p>
+      <w:pPr>
+        <w:widowControl w:val="0"/>
+        <w:autoSpaceDE w:val="0"/>
+        <w:autoSpaceDN w:val="0"/>
+        <w:adjustRightInd w:val="0"/>
+        <w:ind w:left="1440" w:hanging="720"/>
+        <w:jc w:val="both"/>
+        <w:rPr>
+          <w:rFonts w:ascii="Times New Roman" w:eastAsia="Times New Roman" w:hAnsi="Times New Roman"/>
+          <w:sz w:val="24"/>
+          <w:szCs w:val="24"/>
+        </w:rPr>
+      </w:pPr>
+      <w:r>
+        <w:rPr>
+          <w:rFonts w:ascii="Times New Roman" w:eastAsia="Times New Roman" w:hAnsi="Times New Roman"/>
+          <w:sz w:val="24"/>
+          <w:szCs w:val="24"/>
+        </w:rPr>
+        <w:t xml:space="preserve">Title:  </w:t>
+      </w:r>
+      <w:r>
+        <w:rPr>
+          <w:rFonts w:ascii="Times New Roman" w:eastAsia="Times New Roman" w:hAnsi="Times New Roman"/>
+          <w:noProof/>
+          <w:sz w:val="24"/>
+          <w:szCs w:val="24"/>
+        </w:rPr>
+        <w:t>Method and apparatus for making a title for a matter 1000</w:t>
+      </w:r>
+    </w:p>
+    <w:p>
+      <w:pPr>
+        <w:widowControl w:val="0"/>
+        <w:autoSpaceDE w:val="0"/>
+        <w:autoSpaceDN w:val="0"/>
+        <w:adjustRightInd w:val="0"/>
+        <w:jc w:val="both"/>
+        <w:rPr>
+          <w:rFonts w:ascii="Times New Roman" w:eastAsia="Times New Roman" w:hAnsi="Times New Roman"/>
+          <w:sz w:val="24"/>
+          <w:szCs w:val="24"/>
+        </w:rPr>
+      </w:pPr>
+    </w:p>
+    <w:p>
+      <w:pPr>
+        <w:widowControl w:val="0"/>
+        <w:autoSpaceDE w:val="0"/>
+        <w:autoSpaceDN w:val="0"/>
+        <w:adjustRightInd w:val="0"/>
+        <w:rPr>
+          <w:rFonts w:ascii="Times New Roman" w:eastAsia="Times New Roman" w:hAnsi="Times New Roman"/>
+          <w:sz w:val="24"/>
+          <w:szCs w:val="24"/>
+        </w:rPr>
+      </w:pPr>
+      <w:r>
+        <w:rPr>
+          <w:rFonts w:ascii="Times New Roman" w:eastAsia="Times New Roman" w:hAnsi="Times New Roman"/>
+          <w:sz w:val="24"/>
+          <w:szCs w:val="24"/>
+        </w:rPr>
+        <w:t xml:space="preserve">Dear </w:t>
+      </w:r>
+      <w:r>
+        <w:rPr>
+          <w:rFonts w:ascii="Times New Roman" w:eastAsia="Times New Roman" w:hAnsi="Times New Roman"/>
+          <w:sz w:val="24"/>
+          <w:szCs w:val="24"/>
+        </w:rPr>
+        <w:t>Colleague</w:t>
+      </w:r>
+      <w:r>
+        <w:rPr>
+          <w:rFonts w:ascii="Times New Roman" w:eastAsia="Times New Roman" w:hAnsi="Times New Roman"/>
+          <w:sz w:val="24"/>
+          <w:szCs w:val="24"/>
+        </w:rPr>
+        <w:t>:</w:t>
+      </w:r>
+    </w:p>
+    <w:p>
+      <w:pPr>
+        <w:rPr>
+          <w:rFonts w:ascii="Times New Roman" w:hAnsi="Times New Roman"/>
+          <w:sz w:val="24"/>
+          <w:szCs w:val="24"/>
+        </w:rPr>
+      </w:pPr>
+    </w:p>
+    <w:p>
+      <w:pPr>
+        <w:rPr>
+          <w:rFonts w:ascii="Times New Roman" w:hAnsi="Times New Roman"/>
+          <w:sz w:val="24"/>
+          <w:szCs w:val="24"/>
+        </w:rPr>
+      </w:pPr>
+      <w:r>
+        <w:rPr>
+          <w:rFonts w:ascii="Times New Roman" w:hAnsi="Times New Roman"/>
+          <w:sz w:val="24"/>
+          <w:szCs w:val="24"/>
+        </w:rPr>
+        <w:t xml:space="preserve">Thank you for your letter of </w:t>
+      </w:r>
+      <w:r>
+        <w:rPr>
+          <w:rFonts w:ascii="Times New Roman" w:hAnsi="Times New Roman"/>
+          <w:sz w:val="24"/>
+          <w:szCs w:val="24"/>
+        </w:rPr>
+        <w:t>October 07, 2024</w:t>
+      </w:r>
+      <w:r>
+        <w:rPr>
+          <w:rFonts w:ascii="Times New Roman" w:hAnsi="Times New Roman"/>
+          <w:color w:val="FF0000"/>
+          <w:sz w:val="24"/>
+          <w:szCs w:val="24"/>
         </w:rPr>
         <w:t xml:space="preserve"> </w:t>
       </w:r>
       <w:r>
         <w:rPr>
-          <w:noProof/>
-        </w:rPr>
-        <w:t>SLW Ref. No. 1.003US1</w:t>
+          <w:rFonts w:ascii="Times New Roman" w:hAnsi="Times New Roman"/>
+          <w:sz w:val="24"/>
+          <w:szCs w:val="24"/>
+        </w:rPr>
+        <w:t xml:space="preserve">advising of the allowance of this application.  </w:t>
+      </w:r>
+    </w:p>
+    <w:p>
+      <w:pPr>
+        <w:rPr>
+          <w:rFonts w:ascii="Times New Roman" w:hAnsi="Times New Roman"/>
+          <w:sz w:val="24"/>
+          <w:szCs w:val="24"/>
+        </w:rPr>
+      </w:pPr>
+      <w:r>
+        <w:rPr>
+          <w:rFonts w:ascii="Times New Roman" w:hAnsi="Times New Roman"/>
+          <w:sz w:val="24"/>
+          <w:szCs w:val="24"/>
+        </w:rPr>
+        <w:t> </w:t>
+      </w:r>
+    </w:p>
+    <w:p>
+      <w:pPr>
+        <w:rPr>
+          <w:rFonts w:ascii="Times New Roman" w:hAnsi="Times New Roman"/>
+          <w:sz w:val="24"/>
+          <w:szCs w:val="24"/>
+        </w:rPr>
+      </w:pPr>
+      <w:r>
+        <w:rPr>
+          <w:rFonts w:ascii="Times New Roman" w:hAnsi="Times New Roman"/>
+          <w:sz w:val="24"/>
+          <w:szCs w:val="24"/>
+        </w:rPr>
+        <w:t xml:space="preserve">This is your authorization to proceed with payment of the </w:t>
+      </w:r>
+      <w:r>
+        <w:rPr>
+          <w:rFonts w:ascii="Times New Roman" w:hAnsi="Times New Roman"/>
+          <w:sz w:val="24"/>
+          <w:szCs w:val="24"/>
+        </w:rPr>
+        <w:t>Grant Fee</w:t>
+      </w:r>
+      <w:r>
+        <w:rPr>
+          <w:rFonts w:ascii="Times New Roman" w:hAnsi="Times New Roman"/>
+          <w:color w:val="FF0000"/>
+          <w:sz w:val="24"/>
+          <w:szCs w:val="24"/>
+        </w:rPr>
+        <w:t xml:space="preserve"> </w:t>
+      </w:r>
+      <w:r>
+        <w:rPr>
+          <w:rFonts w:ascii="Times New Roman" w:hAnsi="Times New Roman"/>
+          <w:sz w:val="24"/>
+          <w:szCs w:val="24"/>
+        </w:rPr>
+        <w:t xml:space="preserve">by the </w:t>
+      </w:r>
+      <w:r>
+        <w:rPr>
+          <w:rFonts w:ascii="Times New Roman" w:hAnsi="Times New Roman"/>
+          <w:sz w:val="24"/>
+          <w:szCs w:val="24"/>
+        </w:rPr>
+        <w:t>October 24, 2024</w:t>
+      </w:r>
+      <w:r>
+        <w:rPr>
+          <w:rFonts w:ascii="Times New Roman" w:hAnsi="Times New Roman"/>
+          <w:color w:val="FF0000"/>
+          <w:sz w:val="24"/>
+          <w:szCs w:val="24"/>
+        </w:rPr>
+        <w:t xml:space="preserve"> </w:t>
+      </w:r>
+      <w:r>
+        <w:rPr>
+          <w:rFonts w:ascii="Times New Roman" w:hAnsi="Times New Roman"/>
+          <w:sz w:val="24"/>
+          <w:szCs w:val="24"/>
+        </w:rPr>
+        <w:t xml:space="preserve">deadline.  Please pay all accumulated annuities up to and including any due within the first </w:t>
+      </w:r>
+      <w:r>
+        <w:rPr>
+          <w:rFonts w:ascii="Times New Roman" w:hAnsi="Times New Roman"/>
+          <w:sz w:val="24"/>
+          <w:szCs w:val="24"/>
+        </w:rPr>
+        <w:t>three</w:t>
+      </w:r>
+      <w:r>
+        <w:rPr>
+          <w:rFonts w:ascii="Times New Roman" w:hAnsi="Times New Roman"/>
+          <w:sz w:val="24"/>
+          <w:szCs w:val="24"/>
+        </w:rPr>
+        <w:t xml:space="preserve"> months of grant of the patent.  </w:t>
+      </w:r>
+    </w:p>
+    <w:p>
+      <w:pPr>
+        <w:rPr>
+          <w:rFonts w:ascii="Times New Roman" w:hAnsi="Times New Roman"/>
+          <w:sz w:val="24"/>
+          <w:szCs w:val="24"/>
+        </w:rPr>
+      </w:pPr>
+    </w:p>
+    <w:p>
+      <w:pPr>
+        <w:rPr>
+          <w:rFonts w:ascii="Times New Roman" w:hAnsi="Times New Roman"/>
+          <w:sz w:val="24"/>
+          <w:szCs w:val="24"/>
+        </w:rPr>
+      </w:pPr>
+      <w:r>
+        <w:rPr>
+          <w:rFonts w:ascii="Times New Roman" w:hAnsi="Times New Roman"/>
+          <w:sz w:val="24"/>
+          <w:szCs w:val="24"/>
+        </w:rPr>
+        <w:t>Regarding the divisional &lt;PARALEGAL TO ADD TEXT&gt;</w:t>
+      </w:r>
+    </w:p>
+    <w:p>
+      <w:pPr>
+        <w:rPr>
+          <w:rFonts w:ascii="Times New Roman" w:hAnsi="Times New Roman"/>
+          <w:sz w:val="24"/>
+          <w:szCs w:val="24"/>
+        </w:rPr>
+      </w:pPr>
+    </w:p>
+    <w:p>
+      <w:pPr>
+        <w:rPr>
+          <w:rFonts w:ascii="Times New Roman" w:hAnsi="Times New Roman"/>
+          <w:sz w:val="24"/>
+          <w:szCs w:val="24"/>
+        </w:rPr>
+      </w:pPr>
+      <w:r>
+        <w:rPr>
+          <w:rFonts w:ascii="Times New Roman" w:hAnsi="Times New Roman"/>
+          <w:sz w:val="24"/>
+          <w:szCs w:val="24"/>
+        </w:rPr>
+        <w:t xml:space="preserve">When reporting the Letters Patent, please indicate the date for the next annuity including month/date and year. </w:t>
+      </w:r>
+    </w:p>
+    <w:p>
+      <w:pPr>
+        <w:rPr>
+          <w:rFonts w:ascii="Times New Roman" w:hAnsi="Times New Roman"/>
+          <w:sz w:val="24"/>
+          <w:szCs w:val="24"/>
+        </w:rPr>
+      </w:pPr>
+    </w:p>
+    <w:p>
+      <w:pPr>
+        <w:rPr>
+          <w:rFonts w:ascii="Times New Roman" w:hAnsi="Times New Roman"/>
+          <w:sz w:val="24"/>
+          <w:szCs w:val="24"/>
+        </w:rPr>
+      </w:pPr>
+      <w:r>
+        <w:rPr>
+          <w:rFonts w:ascii="Times New Roman" w:hAnsi="Times New Roman"/>
+          <w:sz w:val="24"/>
+          <w:szCs w:val="24"/>
+        </w:rPr>
+        <w:t xml:space="preserve">We also now require a copy of the issued claims </w:t>
+      </w:r>
+      <w:r>
+        <w:rPr>
+          <w:rFonts w:ascii="Times New Roman" w:hAnsi="Times New Roman"/>
+          <w:sz w:val="24"/>
+          <w:szCs w:val="24"/>
+          <w:u w:val="single"/>
+        </w:rPr>
+        <w:t>in English;</w:t>
+      </w:r>
+      <w:r>
+        <w:rPr>
+          <w:rFonts w:ascii="Times New Roman" w:hAnsi="Times New Roman"/>
+          <w:sz w:val="24"/>
+          <w:szCs w:val="24"/>
+        </w:rPr>
+        <w:t xml:space="preserve"> please forward the English claim set when forwarding the patent</w:t>
+      </w:r>
+      <w:r>
+        <w:rPr>
+          <w:rFonts w:ascii="Times New Roman" w:hAnsi="Times New Roman"/>
+          <w:sz w:val="24"/>
+          <w:szCs w:val="24"/>
+        </w:rPr>
+        <w:t>, if not already sent with the allowance</w:t>
+      </w:r>
+      <w:r>
+        <w:rPr>
+          <w:rFonts w:ascii="Times New Roman" w:hAnsi="Times New Roman"/>
+          <w:sz w:val="24"/>
+          <w:szCs w:val="24"/>
+        </w:rPr>
+        <w:t>.</w:t>
+      </w:r>
+    </w:p>
+    <w:p>
+      <w:pPr>
+        <w:rPr>
+          <w:rFonts w:ascii="Times New Roman" w:hAnsi="Times New Roman"/>
+          <w:sz w:val="24"/>
+          <w:szCs w:val="24"/>
+        </w:rPr>
+      </w:pPr>
+    </w:p>
+    <w:p>
+      <w:pPr>
+        <w:rPr>
+          <w:rFonts w:ascii="Times New Roman" w:hAnsi="Times New Roman"/>
+          <w:sz w:val="24"/>
+          <w:szCs w:val="24"/>
+        </w:rPr>
+      </w:pPr>
+      <w:r>
+        <w:rPr>
+          <w:rFonts w:ascii="Times New Roman" w:hAnsi="Times New Roman"/>
+          <w:sz w:val="24"/>
+          <w:szCs w:val="24"/>
+        </w:rPr>
+        <w:t>A</w:t>
+      </w:r>
+      <w:r>
+        <w:rPr>
+          <w:rFonts w:ascii="Times New Roman" w:hAnsi="Times New Roman"/>
+          <w:sz w:val="24"/>
+          <w:szCs w:val="24"/>
+        </w:rPr>
+        <w:t xml:space="preserve"> third party </w:t>
+      </w:r>
+      <w:r>
+        <w:rPr>
+          <w:rFonts w:ascii="Times New Roman" w:hAnsi="Times New Roman"/>
+          <w:sz w:val="24"/>
+          <w:szCs w:val="24"/>
+        </w:rPr>
+        <w:t>is enlisted to handle the</w:t>
+      </w:r>
+      <w:r>
+        <w:rPr>
+          <w:rFonts w:ascii="Times New Roman" w:hAnsi="Times New Roman"/>
+          <w:sz w:val="24"/>
+          <w:szCs w:val="24"/>
+        </w:rPr>
+        <w:t xml:space="preserve"> annuities.  Thus, it is not necessary for annual reminders regarding annuities.  If you receive information from the patent office that an annuity has NOT been timely paid, we ask that you contact us immediately so that we can </w:t>
+      </w:r>
+      <w:proofErr w:type="gramStart"/>
+      <w:r>
+        <w:rPr>
+          <w:rFonts w:ascii="Times New Roman" w:hAnsi="Times New Roman"/>
+          <w:sz w:val="24"/>
+          <w:szCs w:val="24"/>
+        </w:rPr>
+        <w:t>look into</w:t>
+      </w:r>
+      <w:proofErr w:type="gramEnd"/>
+      <w:r>
+        <w:rPr>
+          <w:rFonts w:ascii="Times New Roman" w:hAnsi="Times New Roman"/>
+          <w:sz w:val="24"/>
+          <w:szCs w:val="24"/>
+        </w:rPr>
+        <w:t xml:space="preserve"> the matter.  If there is a grace period in your country and you have not received instructions, do not automatically pay the annuity, contact us first.  If your country’s patent office does not issue notices of this type, we do not expect your firm to search the patent office records without specific instructions from our firm.</w:t>
       </w:r>
     </w:p>
     <w:p>
       <w:pPr>
         <w:tabs>
-          <w:tab w:val="left" w:pos="720"/>
-          <w:tab w:val="right" w:pos="9360"/>
+          <w:tab w:val="left" w:pos="3120"/>
         </w:tabs>
-        <w:ind w:left="720" w:hanging="720"/>
-        <w:rPr>
-          <w:noProof/>
-        </w:rPr>
-      </w:pPr>
-      <w:r>
-        <w:rPr>
-          <w:noProof/>
-        </w:rPr>
-        <w:tab/>
-      </w:r>
-      <w:smartTag w:uri="urn:schemas-microsoft-com:office:smarttags" w:element="country-region">
-        <w:smartTag w:uri="urn:schemas-microsoft-com:office:smarttags" w:element="place">
-          <w:r>
-            <w:rPr>
-              <w:noProof/>
-            </w:rPr>
-            <w:t>U.S.</w:t>
-          </w:r>
-        </w:smartTag>
-      </w:smartTag>
-      <w:r>
-        <w:rPr>
-          <w:noProof/>
-        </w:rPr>
-        <w:t xml:space="preserve"> Patent Application Serial No.: 12/356,986</w:t>
-      </w:r>
-    </w:p>
-    <w:p>
-      <w:pPr>
-        <w:tabs>
-          <w:tab w:val="left" w:pos="720"/>
-          <w:tab w:val="right" w:pos="9360"/>
-        </w:tabs>
-        <w:ind w:left="720" w:hanging="720"/>
-      </w:pPr>
-      <w:r>
-        <w:rPr>
-          <w:noProof/>
-        </w:rPr>
-        <w:tab/>
-        <w:t>Title:  Method and apparatus for making a title for a matter 1000</w:t>
-      </w:r>
-    </w:p>
-    <w:p>
-      <w:pPr>
-        <w:rPr>
-          <w:noProof/>
-        </w:rPr>
-      </w:pPr>
-      <w:r>
-        <w:rPr>
-          <w:noProof/>
-        </w:rPr>
-      </w:r>
-    </w:p>
-    <w:p>
-      <w:pPr>
-        <w:rPr>
-          <w:noProof/>
-        </w:rPr>
-      </w:pPr>
-      <w:r>
-        <w:t xml:space="preserve">The following represents new activity on the </w:t>
-      </w:r>
-      <w:proofErr w:type="gramStart"/>
-      <w:r>
-        <w:t>above mentioned</w:t>
-      </w:r>
-      <w:proofErr w:type="gramEnd"/>
-      <w:r>
-        <w:t xml:space="preserve"> matter. </w:t>
-      </w:r>
-    </w:p>
-    <w:p>
-      <w:pPr>
-        <w:rPr>
-          <w:noProof/>
-        </w:rPr>
-      </w:pPr>
-    </w:p>
-    <w:p>
-      <w:r>
-        <w:rPr>
-          <w:noProof/>
-        </w:rPr>
-        <w:t>ACTION BEING REPORTED:</w:t>
-      </w:r>
-      <w:r>
-        <w:rPr>
-          <w:noProof/>
-        </w:rPr>
-        <w:t xml:space="preserve"> </w:t>
-      </w:r>
-      <w:r>
-        <w:rPr>
-          <w:noProof/>
-        </w:rPr>
-        <w:t xml:space="preserve"> </w:t>
-      </w:r>
-      <w:r>
-        <w:t xml:space="preserve">Notice of Publication received from the United States Patent and Trademark Office that indicates the above-identified patent application has published with Publication Number </w:t>
-      </w:r>
-      <w:r/>
-      <w:r>
-        <w:t xml:space="preserve"> on </w:t>
-      </w:r>
-      <w:r>
-        <w:t>None</w:t>
-      </w:r>
-      <w:r>
-        <w:t>.</w:t>
-      </w:r>
-    </w:p>
-    <w:p>
-      <w:pPr>
-        <w:rPr>
-          <w:noProof/>
-        </w:rPr>
-      </w:pPr>
-    </w:p>
-    <w:p>
-      <w:pPr>
-        <w:rPr>
-          <w:noProof/>
-        </w:rPr>
-      </w:pPr>
-      <w:r>
-        <w:rPr>
-          <w:noProof/>
-        </w:rPr>
-        <w:t>ACTION REQUIRED: None at this time.</w:t>
-      </w:r>
-    </w:p>
-    <w:p>
-      <w:pPr>
-        <w:rPr>
-          <w:noProof/>
-        </w:rPr>
-      </w:pPr>
-    </w:p>
-    <w:p>
-      <w:r>
-        <w:rPr>
-          <w:noProof/>
-        </w:rPr>
-        <w:t xml:space="preserve">ADDITIONAL NOTES: </w:t>
-      </w:r>
-      <w:r>
-        <w:t>You may view the published application on-line after the publication date using the publication search database on the USPTO website (</w:t>
-      </w:r>
-      <w:hyperlink r:id="rId6" w:history="1">
-        <w:r>
-          <w:rPr>
-            <w:rStyle w:val="Hyperlink"/>
-          </w:rPr>
-          <w:t>www.uspto.gov</w:t>
-        </w:r>
-      </w:hyperlink>
-      <w:r>
-        <w:t>).</w:t>
-      </w:r>
-      <w:r>
-        <w:t xml:space="preserve">  </w:t>
-      </w:r>
-      <w:r>
-        <w:t xml:space="preserve">If you have any questions regarding this matter, please contact </w:t>
-      </w:r>
-      <w:r>
-        <w:rPr>
-          <w:noProof/>
-        </w:rPr>
-        <w:t>Attorney Test at 612-373-6900</w:t>
-      </w:r>
-      <w:r>
-        <w:t>.</w:t>
+        <w:rPr>
+          <w:rFonts w:ascii="Times New Roman" w:hAnsi="Times New Roman"/>
+          <w:sz w:val="24"/>
+          <w:szCs w:val="24"/>
+        </w:rPr>
+      </w:pPr>
+    </w:p>
+    <w:p>
+      <w:pPr>
+        <w:widowControl w:val="0"/>
+        <w:autoSpaceDE w:val="0"/>
+        <w:autoSpaceDN w:val="0"/>
+        <w:adjustRightInd w:val="0"/>
+        <w:jc w:val="both"/>
+        <w:rPr>
+          <w:rFonts w:ascii="Times New Roman" w:eastAsia="Times New Roman" w:hAnsi="Times New Roman"/>
+          <w:sz w:val="24"/>
+          <w:szCs w:val="24"/>
+        </w:rPr>
+      </w:pPr>
+      <w:r>
+        <w:rPr>
+          <w:rFonts w:ascii="Times New Roman" w:eastAsia="Times New Roman" w:hAnsi="Times New Roman"/>
+          <w:sz w:val="24"/>
+          <w:szCs w:val="24"/>
+        </w:rPr>
+        <w:t>Sincerely,</w:t>
+      </w:r>
+    </w:p>
+    <w:p>
+      <w:pPr>
+        <w:widowControl w:val="0"/>
+        <w:autoSpaceDE w:val="0"/>
+        <w:autoSpaceDN w:val="0"/>
+        <w:adjustRightInd w:val="0"/>
+        <w:jc w:val="both"/>
+        <w:rPr>
+          <w:rFonts w:ascii="Times New Roman" w:eastAsia="Times New Roman" w:hAnsi="Times New Roman"/>
+          <w:sz w:val="24"/>
+          <w:szCs w:val="24"/>
+        </w:rPr>
+      </w:pPr>
+    </w:p>
+    <w:p>
+      <w:pPr>
+        <w:widowControl w:val="0"/>
+        <w:autoSpaceDE w:val="0"/>
+        <w:autoSpaceDN w:val="0"/>
+        <w:adjustRightInd w:val="0"/>
+        <w:jc w:val="both"/>
+        <w:rPr>
+          <w:rFonts w:ascii="Times New Roman" w:eastAsia="Times New Roman" w:hAnsi="Times New Roman"/>
+          <w:sz w:val="24"/>
+          <w:szCs w:val="24"/>
+        </w:rPr>
+      </w:pPr>
+      <w:r>
+        <w:rPr>
+          <w:rFonts w:ascii="Times New Roman" w:eastAsia="Times New Roman" w:hAnsi="Times New Roman"/>
+          <w:sz w:val="24"/>
+          <w:szCs w:val="24"/>
+        </w:rPr>
+        <w:t>Emily Bates</w:t>
+      </w:r>
+    </w:p>
+    <w:p>
+      <w:pPr>
+        <w:widowControl w:val="0"/>
+        <w:autoSpaceDE w:val="0"/>
+        <w:autoSpaceDN w:val="0"/>
+        <w:adjustRightInd w:val="0"/>
+        <w:jc w:val="both"/>
+        <w:rPr>
+          <w:rFonts w:ascii="Times New Roman" w:eastAsia="Times New Roman" w:hAnsi="Times New Roman"/>
+          <w:sz w:val="24"/>
+          <w:szCs w:val="24"/>
+        </w:rPr>
+      </w:pPr>
+    </w:p>
+    <w:p>
+      <w:pPr>
+        <w:widowControl w:val="0"/>
+        <w:autoSpaceDE w:val="0"/>
+        <w:autoSpaceDN w:val="0"/>
+        <w:adjustRightInd w:val="0"/>
+        <w:jc w:val="both"/>
+        <w:rPr>
+          <w:rFonts w:ascii="Times New Roman" w:eastAsia="Times New Roman" w:hAnsi="Times New Roman"/>
+          <w:sz w:val="24"/>
+          <w:szCs w:val="24"/>
+        </w:rPr>
+      </w:pPr>
+      <w:r>
+        <w:rPr>
+          <w:rFonts w:ascii="Times New Roman" w:eastAsia="Times New Roman" w:hAnsi="Times New Roman"/>
+          <w:sz w:val="24"/>
+          <w:szCs w:val="24"/>
+        </w:rPr>
+        <w:lastRenderedPageBreak/>
+        <w:t>Paralegal -- International Department</w:t>
+      </w:r>
+    </w:p>
+    <w:p>
+      <w:pPr>
+        <w:widowControl w:val="0"/>
+        <w:autoSpaceDE w:val="0"/>
+        <w:autoSpaceDN w:val="0"/>
+        <w:adjustRightInd w:val="0"/>
+        <w:jc w:val="both"/>
+        <w:rPr>
+          <w:rFonts w:ascii="Times New Roman" w:eastAsia="Times New Roman" w:hAnsi="Times New Roman"/>
+          <w:sz w:val="24"/>
+          <w:szCs w:val="24"/>
+        </w:rPr>
+      </w:pPr>
+    </w:p>
+    <w:p>
+      <w:r>
+        <w:t xml:space="preserve">This electronic transmission contains information which is confidential and/or privileged. The information is intended for use only by the individual or entity named above. If you are not the intended recipient (or the employee or agent responsible for delivering this information to the intended recipient), you are hereby notified that any use, dissemination, distribution, or copying of this communication is prohibited. If you have received this information in error, please notify me immediately by telephone at 612-373-6900 or by electronic mail and delete all copies of the transmission. Thank you.      </w:t>
       </w:r>
     </w:p>
     <w:p/>
     <w:p>
       <w:r>
-        <w:t xml:space="preserve">Reported By: </w:t>
-      </w:r>
-    </w:p>
-    <w:p/>
-    <w:p>
-      <w:r>
-        <w:t>Caitlin E. Puckett</w:t>
-      </w:r>
-    </w:p>
-    <w:p>
-      <w:r>
-        <w:t xml:space="preserve">Case Management Assistant </w:t>
-      </w:r>
-    </w:p>
-    <w:p/>
-    <w:p>
-      <w:r>
-        <w:t xml:space="preserve">Attachments </w:t>
-      </w:r>
-    </w:p>
-    <w:p>
-      <w:r>
-        <w:t xml:space="preserve">This electronic transmission contains information which is confidential and/or privileged. The information is intended for use only by the individual or entity named above. If you are not the intended recipient (or the employee or agent responsible for delivering this information to the intended recipient), you are hereby notified that any use, dissemination, distribution, or copying of this communication is prohibited. If you have received this information in error, please notify me immediately by telephone at 612-373-6900 or by electronic mail and delete all copies of the transmission. Thank you.      </w:t>
-      </w:r>
-    </w:p>
-    <w:p/>
-    <w:p>
-      <w:r>
         <w:t xml:space="preserve">Schwegman Lundberg &amp; Woessner, P.A  </w:t>
       </w:r>
     </w:p>
@@ -389,12 +805,12 @@
       </w:r>
     </w:p>
     <w:sectPr>
-      <w:headerReference w:type="default" r:id="rId7"/>
-      <w:footerReference w:type="default" r:id="rId10"/>
-      <w:pgSz w:w="12240" w:h="15840" w:code="1"/>
-      <w:pgMar w:top="1872" w:right="1440" w:bottom="1440" w:left="1440" w:header="619" w:footer="619" w:gutter="0"/>
+      <w:headerReference w:type="default" r:id="rId8"/>
+      <w:footerReference w:type="default" r:id="rId9"/>
+      <w:pgSz w:w="12240" w:h="15840"/>
+      <w:pgMar w:top="1440" w:right="1440" w:bottom="1440" w:left="1440" w:header="720" w:footer="720" w:gutter="0"/>
       <w:cols w:space="720"/>
-      <w:noEndnote/>
+      <w:docGrid w:linePitch="360"/>
     </w:sectPr>
   </w:body>
 </w:document>
@@ -449,7 +865,7 @@
 </file>
 
 <file path=word/header1.xml><?xml version="1.0" encoding="utf-8"?>
-<w:hdr xmlns:wpc="http://schemas.microsoft.com/office/word/2010/wordprocessingCanvas" xmlns:cx="http://schemas.microsoft.com/office/drawing/2014/chartex" xmlns:cx1="http://schemas.microsoft.com/office/drawing/2015/9/8/chartex" xmlns:cx2="http://schemas.microsoft.com/office/drawing/2015/10/21/chartex" xmlns:cx3="http://schemas.microsoft.com/office/drawing/2016/5/9/chartex" xmlns:cx4="http://schemas.microsoft.com/office/drawing/2016/5/10/chartex" xmlns:cx5="http://schemas.microsoft.com/office/drawing/2016/5/11/chartex" xmlns:cx6="http://schemas.microsoft.com/office/drawing/2016/5/12/chartex" xmlns:cx7="http://schemas.microsoft.com/office/drawing/2016/5/13/chartex" xmlns:cx8="http://schemas.microsoft.com/office/drawing/2016/5/14/chartex" xmlns:mc="http://schemas.openxmlformats.org/markup-compatibility/2006" xmlns:aink="http://schemas.microsoft.com/office/drawing/2016/ink" xmlns:am3d="http://schemas.microsoft.com/office/drawing/2017/model3d" xmlns:o="urn:schemas-microsoft-com:office:office" xmlns:oel="http://schemas.microsoft.com/office/2019/extlst" xmlns:r="http://schemas.openxmlformats.org/officeDocument/2006/relationships" xmlns:m="http://schemas.openxmlformats.org/officeDocument/2006/math" xmlns:v="urn:schemas-microsoft-com:vml" xmlns:wp14="http://schemas.microsoft.com/office/word/2010/wordprocessingDrawing" xmlns:wp="http://schemas.openxmlformats.org/drawingml/2006/wordprocessingDrawing" xmlns:w10="urn:schemas-microsoft-com:office:word" xmlns:w="http://schemas.openxmlformats.org/wordprocessingml/2006/main" xmlns:w14="http://schemas.microsoft.com/office/word/2010/wordml" xmlns:w15="http://schemas.microsoft.com/office/word/2012/wordml" xmlns:w16cex="http://schemas.microsoft.com/office/word/2018/wordml/cex" xmlns:w16cid="http://schemas.microsoft.com/office/word/2016/wordml/cid" xmlns:w16="http://schemas.microsoft.com/office/word/2018/wordml" xmlns:w16sdtdh="http://schemas.microsoft.com/office/word/2020/wordml/sdtdatahash" xmlns:w16se="http://schemas.microsoft.com/office/word/2015/wordml/symex" xmlns:wpg="http://schemas.microsoft.com/office/word/2010/wordprocessingGroup" xmlns:wpi="http://schemas.microsoft.com/office/word/2010/wordprocessingInk" xmlns:wne="http://schemas.microsoft.com/office/word/2006/wordml" xmlns:wps="http://schemas.microsoft.com/office/word/2010/wordprocessingShape" mc:Ignorable="w14 w15 w16se w16cid w16 w16cex w16sdtdh wp14">
+<w:hdr xmlns:m="http://schemas.openxmlformats.org/officeDocument/2006/math" xmlns:mc="http://schemas.openxmlformats.org/markup-compatibility/2006" xmlns:mo="http://schemas.microsoft.com/office/mac/office/2008/main" xmlns:mv="urn:schemas-microsoft-com:mac:vml" xmlns:o="urn:schemas-microsoft-com:office:office" xmlns:r="http://schemas.openxmlformats.org/officeDocument/2006/relationships" xmlns:v="urn:schemas-microsoft-com:vml" xmlns:w10="urn:schemas-microsoft-com:office:word" xmlns:w14="http://schemas.microsoft.com/office/word/2010/wordml" xmlns:w="http://schemas.openxmlformats.org/wordprocessingml/2006/main" xmlns:wne="http://schemas.microsoft.com/office/word/2006/wordml" xmlns:wp14="http://schemas.microsoft.com/office/word/2010/wordprocessingDrawing" xmlns:wp="http://schemas.openxmlformats.org/drawingml/2006/wordprocessingDrawing" xmlns:wpc="http://schemas.microsoft.com/office/word/2010/wordprocessingCanvas" xmlns:wpg="http://schemas.microsoft.com/office/word/2010/wordprocessingGroup" xmlns:wpi="http://schemas.microsoft.com/office/word/2010/wordprocessingInk" xmlns:wps="http://schemas.microsoft.com/office/word/2010/wordprocessingShape" mc:Ignorable="w14 wp14">
   <w:p>
     <w:pPr>
       <w:pStyle w:val="Header"/>
@@ -463,30 +879,124 @@
   <w:docDefaults>
     <w:rPrDefault>
       <w:rPr>
-        <w:rFonts w:ascii="Times New Roman" w:eastAsia="Times New Roman" w:hAnsi="Times New Roman" w:cs="Times New Roman"/>
+        <w:rFonts w:ascii="Calibri" w:eastAsia="Calibri" w:hAnsi="Calibri" w:cs="Times New Roman"/>
         <w:lang w:val="en-US" w:eastAsia="en-US" w:bidi="ar-SA"/>
       </w:rPr>
     </w:rPrDefault>
     <w:pPrDefault/>
   </w:docDefaults>
-  <w:latentStyles w:defLockedState="0" w:defUIPriority="0" w:defSemiHidden="0" w:defUnhideWhenUsed="0" w:defQFormat="0" w:count="376">
-    <w:lsdException w:name="Normal" w:qFormat="1"/>
-    <w:lsdException w:name="heading 1" w:qFormat="1"/>
-    <w:lsdException w:name="heading 2" w:semiHidden="1" w:unhideWhenUsed="1" w:qFormat="1"/>
-    <w:lsdException w:name="heading 3" w:semiHidden="1" w:unhideWhenUsed="1" w:qFormat="1"/>
-    <w:lsdException w:name="heading 4" w:semiHidden="1" w:unhideWhenUsed="1" w:qFormat="1"/>
-    <w:lsdException w:name="heading 5" w:semiHidden="1" w:unhideWhenUsed="1" w:qFormat="1"/>
-    <w:lsdException w:name="heading 6" w:semiHidden="1" w:unhideWhenUsed="1" w:qFormat="1"/>
-    <w:lsdException w:name="heading 7" w:semiHidden="1" w:unhideWhenUsed="1" w:qFormat="1"/>
-    <w:lsdException w:name="heading 8" w:semiHidden="1" w:unhideWhenUsed="1" w:qFormat="1"/>
-    <w:lsdException w:name="heading 9" w:semiHidden="1" w:unhideWhenUsed="1" w:qFormat="1"/>
-    <w:lsdException w:name="caption" w:semiHidden="1" w:unhideWhenUsed="1" w:qFormat="1"/>
-    <w:lsdException w:name="Title" w:qFormat="1"/>
-    <w:lsdException w:name="Subtitle" w:qFormat="1"/>
-    <w:lsdException w:name="Strong" w:qFormat="1"/>
-    <w:lsdException w:name="Emphasis" w:qFormat="1"/>
-    <w:lsdException w:name="Normal (Web)" w:uiPriority="99"/>
+  <w:latentStyles w:defLockedState="0" w:defUIPriority="99" w:defSemiHidden="0" w:defUnhideWhenUsed="0" w:defQFormat="0" w:count="376">
+    <w:lsdException w:name="Normal" w:uiPriority="0" w:qFormat="1"/>
+    <w:lsdException w:name="heading 1" w:uiPriority="9" w:qFormat="1"/>
+    <w:lsdException w:name="heading 2" w:semiHidden="1" w:uiPriority="9" w:unhideWhenUsed="1" w:qFormat="1"/>
+    <w:lsdException w:name="heading 3" w:semiHidden="1" w:uiPriority="9" w:unhideWhenUsed="1" w:qFormat="1"/>
+    <w:lsdException w:name="heading 4" w:semiHidden="1" w:uiPriority="9" w:unhideWhenUsed="1" w:qFormat="1"/>
+    <w:lsdException w:name="heading 5" w:semiHidden="1" w:uiPriority="9" w:unhideWhenUsed="1" w:qFormat="1"/>
+    <w:lsdException w:name="heading 6" w:semiHidden="1" w:uiPriority="9" w:unhideWhenUsed="1" w:qFormat="1"/>
+    <w:lsdException w:name="heading 7" w:semiHidden="1" w:uiPriority="9" w:unhideWhenUsed="1" w:qFormat="1"/>
+    <w:lsdException w:name="heading 8" w:semiHidden="1" w:uiPriority="9" w:unhideWhenUsed="1" w:qFormat="1"/>
+    <w:lsdException w:name="heading 9" w:semiHidden="1" w:uiPriority="9" w:unhideWhenUsed="1" w:qFormat="1"/>
+    <w:lsdException w:name="index 1" w:semiHidden="1" w:unhideWhenUsed="1"/>
+    <w:lsdException w:name="index 2" w:semiHidden="1" w:unhideWhenUsed="1"/>
+    <w:lsdException w:name="index 3" w:semiHidden="1" w:unhideWhenUsed="1"/>
+    <w:lsdException w:name="index 4" w:semiHidden="1" w:unhideWhenUsed="1"/>
+    <w:lsdException w:name="index 5" w:semiHidden="1" w:unhideWhenUsed="1"/>
+    <w:lsdException w:name="index 6" w:semiHidden="1" w:unhideWhenUsed="1"/>
+    <w:lsdException w:name="index 7" w:semiHidden="1" w:unhideWhenUsed="1"/>
+    <w:lsdException w:name="index 8" w:semiHidden="1" w:unhideWhenUsed="1"/>
+    <w:lsdException w:name="index 9" w:semiHidden="1" w:unhideWhenUsed="1"/>
+    <w:lsdException w:name="toc 1" w:semiHidden="1" w:uiPriority="39" w:unhideWhenUsed="1"/>
+    <w:lsdException w:name="toc 2" w:semiHidden="1" w:uiPriority="39" w:unhideWhenUsed="1"/>
+    <w:lsdException w:name="toc 3" w:semiHidden="1" w:uiPriority="39" w:unhideWhenUsed="1"/>
+    <w:lsdException w:name="toc 4" w:semiHidden="1" w:uiPriority="39" w:unhideWhenUsed="1"/>
+    <w:lsdException w:name="toc 5" w:semiHidden="1" w:uiPriority="39" w:unhideWhenUsed="1"/>
+    <w:lsdException w:name="toc 6" w:semiHidden="1" w:uiPriority="39" w:unhideWhenUsed="1"/>
+    <w:lsdException w:name="toc 7" w:semiHidden="1" w:uiPriority="39" w:unhideWhenUsed="1"/>
+    <w:lsdException w:name="toc 8" w:semiHidden="1" w:uiPriority="39" w:unhideWhenUsed="1"/>
+    <w:lsdException w:name="toc 9" w:semiHidden="1" w:uiPriority="39" w:unhideWhenUsed="1"/>
+    <w:lsdException w:name="Normal Indent" w:semiHidden="1" w:unhideWhenUsed="1"/>
+    <w:lsdException w:name="footnote text" w:semiHidden="1" w:unhideWhenUsed="1"/>
+    <w:lsdException w:name="annotation text" w:semiHidden="1" w:unhideWhenUsed="1"/>
+    <w:lsdException w:name="header" w:semiHidden="1" w:unhideWhenUsed="1"/>
+    <w:lsdException w:name="footer" w:semiHidden="1" w:unhideWhenUsed="1"/>
+    <w:lsdException w:name="index heading" w:semiHidden="1" w:unhideWhenUsed="1"/>
+    <w:lsdException w:name="caption" w:semiHidden="1" w:uiPriority="35" w:unhideWhenUsed="1" w:qFormat="1"/>
+    <w:lsdException w:name="table of figures" w:semiHidden="1" w:unhideWhenUsed="1"/>
+    <w:lsdException w:name="envelope address" w:semiHidden="1" w:unhideWhenUsed="1"/>
+    <w:lsdException w:name="envelope return" w:semiHidden="1" w:unhideWhenUsed="1"/>
+    <w:lsdException w:name="footnote reference" w:semiHidden="1" w:unhideWhenUsed="1"/>
+    <w:lsdException w:name="annotation reference" w:semiHidden="1" w:unhideWhenUsed="1"/>
+    <w:lsdException w:name="line number" w:semiHidden="1" w:unhideWhenUsed="1"/>
+    <w:lsdException w:name="page number" w:semiHidden="1" w:unhideWhenUsed="1"/>
+    <w:lsdException w:name="endnote reference" w:semiHidden="1" w:unhideWhenUsed="1"/>
+    <w:lsdException w:name="endnote text" w:semiHidden="1" w:unhideWhenUsed="1"/>
+    <w:lsdException w:name="table of authorities" w:semiHidden="1" w:unhideWhenUsed="1"/>
+    <w:lsdException w:name="macro" w:semiHidden="1" w:unhideWhenUsed="1"/>
+    <w:lsdException w:name="toa heading" w:semiHidden="1" w:unhideWhenUsed="1"/>
+    <w:lsdException w:name="List" w:semiHidden="1" w:unhideWhenUsed="1"/>
+    <w:lsdException w:name="List Bullet" w:semiHidden="1" w:unhideWhenUsed="1"/>
+    <w:lsdException w:name="List Number" w:semiHidden="1" w:unhideWhenUsed="1"/>
+    <w:lsdException w:name="List 2" w:semiHidden="1" w:unhideWhenUsed="1"/>
+    <w:lsdException w:name="List 3" w:semiHidden="1" w:unhideWhenUsed="1"/>
+    <w:lsdException w:name="List 4" w:semiHidden="1" w:unhideWhenUsed="1"/>
+    <w:lsdException w:name="List 5" w:semiHidden="1" w:unhideWhenUsed="1"/>
+    <w:lsdException w:name="List Bullet 2" w:semiHidden="1" w:unhideWhenUsed="1"/>
+    <w:lsdException w:name="List Bullet 3" w:semiHidden="1" w:unhideWhenUsed="1"/>
+    <w:lsdException w:name="List Bullet 4" w:semiHidden="1" w:unhideWhenUsed="1"/>
+    <w:lsdException w:name="List Bullet 5" w:semiHidden="1" w:unhideWhenUsed="1"/>
+    <w:lsdException w:name="List Number 2" w:semiHidden="1" w:unhideWhenUsed="1"/>
+    <w:lsdException w:name="List Number 3" w:semiHidden="1" w:unhideWhenUsed="1"/>
+    <w:lsdException w:name="List Number 4" w:semiHidden="1" w:unhideWhenUsed="1"/>
+    <w:lsdException w:name="List Number 5" w:semiHidden="1" w:unhideWhenUsed="1"/>
+    <w:lsdException w:name="Title" w:uiPriority="10" w:qFormat="1"/>
+    <w:lsdException w:name="Closing" w:semiHidden="1" w:unhideWhenUsed="1"/>
+    <w:lsdException w:name="Signature" w:semiHidden="1" w:unhideWhenUsed="1"/>
+    <w:lsdException w:name="Default Paragraph Font" w:semiHidden="1" w:uiPriority="1" w:unhideWhenUsed="1"/>
+    <w:lsdException w:name="Body Text" w:semiHidden="1" w:unhideWhenUsed="1"/>
+    <w:lsdException w:name="Body Text Indent" w:semiHidden="1" w:unhideWhenUsed="1"/>
+    <w:lsdException w:name="List Continue" w:semiHidden="1" w:unhideWhenUsed="1"/>
+    <w:lsdException w:name="List Continue 2" w:semiHidden="1" w:unhideWhenUsed="1"/>
+    <w:lsdException w:name="List Continue 3" w:semiHidden="1" w:unhideWhenUsed="1"/>
+    <w:lsdException w:name="List Continue 4" w:semiHidden="1" w:unhideWhenUsed="1"/>
+    <w:lsdException w:name="List Continue 5" w:semiHidden="1" w:unhideWhenUsed="1"/>
+    <w:lsdException w:name="Message Header" w:semiHidden="1" w:unhideWhenUsed="1"/>
+    <w:lsdException w:name="Subtitle" w:uiPriority="11" w:qFormat="1"/>
+    <w:lsdException w:name="Salutation" w:semiHidden="1" w:unhideWhenUsed="1"/>
+    <w:lsdException w:name="Date" w:semiHidden="1" w:unhideWhenUsed="1"/>
+    <w:lsdException w:name="Body Text First Indent" w:semiHidden="1" w:unhideWhenUsed="1"/>
+    <w:lsdException w:name="Body Text First Indent 2" w:semiHidden="1" w:unhideWhenUsed="1"/>
+    <w:lsdException w:name="Note Heading" w:semiHidden="1" w:unhideWhenUsed="1"/>
+    <w:lsdException w:name="Body Text 2" w:semiHidden="1" w:unhideWhenUsed="1"/>
+    <w:lsdException w:name="Body Text 3" w:semiHidden="1" w:unhideWhenUsed="1"/>
+    <w:lsdException w:name="Body Text Indent 2" w:semiHidden="1" w:unhideWhenUsed="1"/>
+    <w:lsdException w:name="Body Text Indent 3" w:semiHidden="1" w:unhideWhenUsed="1"/>
+    <w:lsdException w:name="Block Text" w:semiHidden="1" w:unhideWhenUsed="1"/>
+    <w:lsdException w:name="Hyperlink" w:semiHidden="1" w:unhideWhenUsed="1"/>
+    <w:lsdException w:name="FollowedHyperlink" w:semiHidden="1" w:unhideWhenUsed="1"/>
+    <w:lsdException w:name="Strong" w:uiPriority="22" w:qFormat="1"/>
+    <w:lsdException w:name="Emphasis" w:uiPriority="20" w:qFormat="1"/>
+    <w:lsdException w:name="Document Map" w:semiHidden="1" w:unhideWhenUsed="1"/>
+    <w:lsdException w:name="Plain Text" w:semiHidden="1" w:unhideWhenUsed="1"/>
+    <w:lsdException w:name="E-mail Signature" w:semiHidden="1" w:unhideWhenUsed="1"/>
+    <w:lsdException w:name="HTML Top of Form" w:semiHidden="1" w:unhideWhenUsed="1"/>
+    <w:lsdException w:name="HTML Bottom of Form" w:semiHidden="1" w:unhideWhenUsed="1"/>
+    <w:lsdException w:name="Normal (Web)" w:semiHidden="1" w:unhideWhenUsed="1"/>
+    <w:lsdException w:name="HTML Acronym" w:semiHidden="1" w:unhideWhenUsed="1"/>
+    <w:lsdException w:name="HTML Address" w:semiHidden="1" w:unhideWhenUsed="1"/>
+    <w:lsdException w:name="HTML Cite" w:semiHidden="1" w:unhideWhenUsed="1"/>
+    <w:lsdException w:name="HTML Code" w:semiHidden="1" w:unhideWhenUsed="1"/>
+    <w:lsdException w:name="HTML Definition" w:semiHidden="1" w:unhideWhenUsed="1"/>
+    <w:lsdException w:name="HTML Keyboard" w:semiHidden="1" w:unhideWhenUsed="1"/>
+    <w:lsdException w:name="HTML Preformatted" w:semiHidden="1" w:unhideWhenUsed="1"/>
+    <w:lsdException w:name="HTML Sample" w:semiHidden="1" w:unhideWhenUsed="1"/>
+    <w:lsdException w:name="HTML Typewriter" w:semiHidden="1" w:unhideWhenUsed="1"/>
+    <w:lsdException w:name="HTML Variable" w:semiHidden="1" w:unhideWhenUsed="1"/>
     <w:lsdException w:name="Normal Table" w:semiHidden="1" w:unhideWhenUsed="1"/>
+    <w:lsdException w:name="annotation subject" w:semiHidden="1" w:unhideWhenUsed="1"/>
+    <w:lsdException w:name="No List" w:semiHidden="1" w:unhideWhenUsed="1"/>
+    <w:lsdException w:name="Outline List 1" w:semiHidden="1" w:unhideWhenUsed="1"/>
+    <w:lsdException w:name="Outline List 2" w:semiHidden="1" w:unhideWhenUsed="1"/>
+    <w:lsdException w:name="Outline List 3" w:semiHidden="1" w:unhideWhenUsed="1"/>
     <w:lsdException w:name="Table Simple 1" w:semiHidden="1" w:unhideWhenUsed="1"/>
     <w:lsdException w:name="Table Simple 2" w:semiHidden="1" w:unhideWhenUsed="1"/>
     <w:lsdException w:name="Table Simple 3" w:semiHidden="1" w:unhideWhenUsed="1"/>
@@ -529,8 +1039,10 @@
     <w:lsdException w:name="Table Web 1" w:semiHidden="1" w:unhideWhenUsed="1"/>
     <w:lsdException w:name="Table Web 2" w:semiHidden="1" w:unhideWhenUsed="1"/>
     <w:lsdException w:name="Table Web 3" w:semiHidden="1" w:unhideWhenUsed="1"/>
+    <w:lsdException w:name="Balloon Text" w:semiHidden="1" w:unhideWhenUsed="1"/>
+    <w:lsdException w:name="Table Grid" w:uiPriority="59"/>
     <w:lsdException w:name="Table Theme" w:semiHidden="1" w:unhideWhenUsed="1"/>
-    <w:lsdException w:name="Placeholder Text" w:semiHidden="1" w:uiPriority="99"/>
+    <w:lsdException w:name="Placeholder Text" w:semiHidden="1"/>
     <w:lsdException w:name="No Spacing" w:uiPriority="1" w:qFormat="1"/>
     <w:lsdException w:name="Light Shading" w:uiPriority="60"/>
     <w:lsdException w:name="Light List" w:uiPriority="61"/>
@@ -552,7 +1064,7 @@
     <w:lsdException w:name="Medium Shading 1 Accent 1" w:uiPriority="63"/>
     <w:lsdException w:name="Medium Shading 2 Accent 1" w:uiPriority="64"/>
     <w:lsdException w:name="Medium List 1 Accent 1" w:uiPriority="65"/>
-    <w:lsdException w:name="Revision" w:semiHidden="1" w:uiPriority="99"/>
+    <w:lsdException w:name="Revision" w:semiHidden="1"/>
     <w:lsdException w:name="List Paragraph" w:uiPriority="34" w:qFormat="1"/>
     <w:lsdException w:name="Quote" w:uiPriority="29" w:qFormat="1"/>
     <w:lsdException w:name="Intense Quote" w:uiPriority="30" w:qFormat="1"/>
@@ -745,31 +1257,24 @@
     <w:lsdException w:name="List Table 5 Dark Accent 6" w:uiPriority="50"/>
     <w:lsdException w:name="List Table 6 Colorful Accent 6" w:uiPriority="51"/>
     <w:lsdException w:name="List Table 7 Colorful Accent 6" w:uiPriority="52"/>
-    <w:lsdException w:name="Mention" w:semiHidden="1" w:uiPriority="99" w:unhideWhenUsed="1"/>
-    <w:lsdException w:name="Smart Hyperlink" w:semiHidden="1" w:uiPriority="99" w:unhideWhenUsed="1"/>
-    <w:lsdException w:name="Hashtag" w:semiHidden="1" w:uiPriority="99" w:unhideWhenUsed="1"/>
-    <w:lsdException w:name="Unresolved Mention" w:semiHidden="1" w:uiPriority="99" w:unhideWhenUsed="1"/>
-    <w:lsdException w:name="Smart Link" w:semiHidden="1" w:uiPriority="99" w:unhideWhenUsed="1"/>
+    <w:lsdException w:name="Mention" w:semiHidden="1" w:unhideWhenUsed="1"/>
+    <w:lsdException w:name="Smart Hyperlink" w:semiHidden="1" w:unhideWhenUsed="1"/>
+    <w:lsdException w:name="Hashtag" w:semiHidden="1" w:unhideWhenUsed="1"/>
+    <w:lsdException w:name="Unresolved Mention" w:semiHidden="1" w:unhideWhenUsed="1"/>
+    <w:lsdException w:name="Smart Link" w:semiHidden="1" w:unhideWhenUsed="1"/>
   </w:latentStyles>
   <w:style w:type="paragraph" w:default="1" w:styleId="Normal">
     <w:name w:val="Normal"/>
     <w:qFormat/>
-    <w:rsid w:val="0055512A"/>
-    <w:pPr>
-      <w:widowControl w:val="0"/>
-      <w:autoSpaceDE w:val="0"/>
-      <w:autoSpaceDN w:val="0"/>
-      <w:adjustRightInd w:val="0"/>
-    </w:pPr>
+    <w:rsid w:val="00E06530"/>
     <w:rPr>
-      <w:sz w:val="24"/>
-      <w:szCs w:val="24"/>
+      <w:sz w:val="22"/>
+      <w:szCs w:val="22"/>
     </w:rPr>
   </w:style>
   <w:style w:type="character" w:default="1" w:styleId="DefaultParagraphFont">
     <w:name w:val="Default Paragraph Font"/>
     <w:uiPriority w:val="1"/>
-    <w:semiHidden/>
     <w:unhideWhenUsed/>
   </w:style>
   <w:style w:type="table" w:default="1" w:styleId="TableNormal">
@@ -793,81 +1298,52 @@
     <w:semiHidden/>
     <w:unhideWhenUsed/>
   </w:style>
-  <w:style w:type="character" w:styleId="FootnoteReference">
-    <w:name w:val="footnote reference"/>
-    <w:semiHidden/>
-  </w:style>
   <w:style w:type="paragraph" w:styleId="Header">
     <w:name w:val="header"/>
     <w:basedOn w:val="Normal"/>
+    <w:link w:val="HeaderChar"/>
+    <w:uiPriority w:val="99"/>
+    <w:unhideWhenUsed/>
+    <w:rsid w:val="00F52B7A"/>
     <w:pPr>
       <w:tabs>
-        <w:tab w:val="center" w:pos="4320"/>
-        <w:tab w:val="right" w:pos="8640"/>
+        <w:tab w:val="center" w:pos="4680"/>
+        <w:tab w:val="right" w:pos="9360"/>
       </w:tabs>
     </w:pPr>
+  </w:style>
+  <w:style w:type="character" w:customStyle="1" w:styleId="HeaderChar">
+    <w:name w:val="Header Char"/>
+    <w:link w:val="Header"/>
+    <w:uiPriority w:val="99"/>
+    <w:rsid w:val="00F52B7A"/>
+    <w:rPr>
+      <w:sz w:val="22"/>
+      <w:szCs w:val="22"/>
+    </w:rPr>
   </w:style>
   <w:style w:type="paragraph" w:styleId="Footer">
     <w:name w:val="footer"/>
     <w:basedOn w:val="Normal"/>
+    <w:link w:val="FooterChar"/>
+    <w:uiPriority w:val="99"/>
+    <w:unhideWhenUsed/>
+    <w:rsid w:val="00F52B7A"/>
     <w:pPr>
       <w:tabs>
-        <w:tab w:val="center" w:pos="4320"/>
-        <w:tab w:val="right" w:pos="8640"/>
+        <w:tab w:val="center" w:pos="4680"/>
+        <w:tab w:val="right" w:pos="9360"/>
       </w:tabs>
     </w:pPr>
   </w:style>
-  <w:style w:type="character" w:styleId="PageNumber">
-    <w:name w:val="page number"/>
-    <w:basedOn w:val="DefaultParagraphFont"/>
-  </w:style>
-  <w:style w:type="paragraph" w:styleId="BalloonText">
-    <w:name w:val="Balloon Text"/>
-    <w:basedOn w:val="Normal"/>
-    <w:semiHidden/>
-    <w:rsid w:val="00356E2D"/>
+  <w:style w:type="character" w:customStyle="1" w:styleId="FooterChar">
+    <w:name w:val="Footer Char"/>
+    <w:link w:val="Footer"/>
+    <w:uiPriority w:val="99"/>
+    <w:rsid w:val="00F52B7A"/>
     <w:rPr>
-      <w:rFonts w:ascii="Tahoma" w:hAnsi="Tahoma" w:cs="Tahoma"/>
-      <w:sz w:val="16"/>
-      <w:szCs w:val="16"/>
-    </w:rPr>
-  </w:style>
-  <w:style w:type="character" w:styleId="CommentReference">
-    <w:name w:val="annotation reference"/>
-    <w:semiHidden/>
-    <w:rsid w:val="0055512A"/>
-    <w:rPr>
-      <w:sz w:val="16"/>
-      <w:szCs w:val="16"/>
-    </w:rPr>
-  </w:style>
-  <w:style w:type="paragraph" w:styleId="CommentText">
-    <w:name w:val="annotation text"/>
-    <w:basedOn w:val="Normal"/>
-    <w:semiHidden/>
-    <w:rsid w:val="0055512A"/>
-    <w:rPr>
-      <w:sz w:val="20"/>
-      <w:szCs w:val="20"/>
-    </w:rPr>
-  </w:style>
-  <w:style w:type="paragraph" w:styleId="CommentSubject">
-    <w:name w:val="annotation subject"/>
-    <w:basedOn w:val="CommentText"/>
-    <w:next w:val="CommentText"/>
-    <w:semiHidden/>
-    <w:rsid w:val="0055512A"/>
-    <w:rPr>
-      <w:b/>
-      <w:bCs/>
-    </w:rPr>
-  </w:style>
-  <w:style w:type="character" w:styleId="Hyperlink">
-    <w:name w:val="Hyperlink"/>
-    <w:rsid w:val="00864496"/>
-    <w:rPr>
-      <w:color w:val="0000FF"/>
-      <w:u w:val="single"/>
+      <w:sz w:val="22"/>
+      <w:szCs w:val="22"/>
     </w:rPr>
   </w:style>
   <w:style w:type="paragraph" w:styleId="NormalWeb">
@@ -875,18 +1351,12 @@
     <w:basedOn w:val="Normal"/>
     <w:uiPriority w:val="99"/>
     <w:unhideWhenUsed/>
-    <w:rsid w:val="009C6CE1"/>
+    <w:rsid w:val="00040C2B"/>
     <w:pPr>
-      <w:widowControl/>
-      <w:autoSpaceDE/>
-      <w:autoSpaceDN/>
-      <w:adjustRightInd/>
       <w:spacing w:before="100" w:beforeAutospacing="1" w:after="100" w:afterAutospacing="1"/>
     </w:pPr>
     <w:rPr>
-      <w:rFonts w:ascii="Calibri" w:eastAsia="Calibri" w:hAnsi="Calibri" w:cs="Calibri"/>
-      <w:sz w:val="22"/>
-      <w:szCs w:val="22"/>
+      <w:rFonts w:eastAsiaTheme="minorHAnsi" w:cs="Calibri"/>
     </w:rPr>
   </w:style>
 </w:styles>

--- a/project/documents/merged/Document.docx
+++ b/project/documents/merged/Document.docx
@@ -8,26 +8,10 @@
         <w:spacing w:before="0" w:beforeAutospacing="0" w:after="0" w:afterAutospacing="0"/>
       </w:pPr>
       <w:r>
-        <w:t xml:space="preserve">Subject line: </w:t>
-      </w:r>
-      <w:r>
-        <w:t xml:space="preserve">Your Ref: </w:t>
-      </w:r>
-      <w:r>
-        <w:rPr>
-          <w:b/>
-          <w:bCs/>
-        </w:rPr>
-        <w:t xml:space="preserve"> </w:t>
-      </w:r>
-      <w:r>
-        <w:t xml:space="preserve">/ SLW Ref: </w:t>
-      </w:r>
-      <w:r>
-        <w:t xml:space="preserve">1.003US1 </w:t>
-      </w:r>
-      <w:r>
-        <w:t>/ Instructions to Pay</w:t>
+        <w:t xml:space="preserve">Subject line: ACME Manufacturing: Ref. No. Pa Da / SLW Ref: 1.003US1 / </w:t>
+      </w:r>
+      <w:r>
+        <w:t>Instructions Needed - National Stage Filings</w:t>
       </w:r>
     </w:p>
     <w:p>
@@ -78,64 +62,38 @@
     </w:p>
     <w:p>
       <w:r>
-        <w:t>Attorney Test 612-373-6900</w:t>
-      </w:r>
-      <w:proofErr w:type="gramStart"/>
-      <w:r>
-        <w:t xml:space="preserve">  mmartin@slwip.com</w:t>
-      </w:r>
-      <w:proofErr w:type="gramEnd"/>
-      <w:r/>
-    </w:p>
-    <w:p>
-      <w:r>
-        <w:t>Emily Bates 612-371-2163</w:t>
-      </w:r>
-      <w:proofErr w:type="gramStart"/>
-      <w:r>
-        <w:t xml:space="preserve">  ebates@slwip.com</w:t>
-      </w:r>
-      <w:proofErr w:type="gramEnd"/>
-      <w:r/>
-    </w:p>
-    <w:p>
-      <w:pPr>
-        <w:widowControl w:val="0"/>
-        <w:autoSpaceDE w:val="0"/>
-        <w:autoSpaceDN w:val="0"/>
-        <w:adjustRightInd w:val="0"/>
-        <w:jc w:val="both"/>
-        <w:rPr>
-          <w:rFonts w:ascii="Times New Roman" w:eastAsia="Times New Roman" w:hAnsi="Times New Roman"/>
-          <w:sz w:val="24"/>
-          <w:szCs w:val="24"/>
-        </w:rPr>
-      </w:pPr>
-    </w:p>
-    <w:p>
-      <w:pPr>
-        <w:widowControl w:val="0"/>
-        <w:autoSpaceDE w:val="0"/>
-        <w:autoSpaceDN w:val="0"/>
-        <w:adjustRightInd w:val="0"/>
-        <w:ind w:left="720" w:hanging="720"/>
-        <w:rPr>
-          <w:rFonts w:ascii="Times New Roman" w:eastAsia="Times New Roman" w:hAnsi="Times New Roman"/>
-          <w:sz w:val="24"/>
-          <w:szCs w:val="24"/>
-        </w:rPr>
-      </w:pPr>
-      <w:r>
-        <w:rPr>
-          <w:rFonts w:ascii="Times New Roman" w:eastAsia="Times New Roman" w:hAnsi="Times New Roman"/>
-          <w:sz w:val="24"/>
-          <w:szCs w:val="24"/>
-        </w:rPr>
-        <w:t xml:space="preserve">Re: </w:t>
-      </w:r>
-      <w:r>
-        <w:rPr>
-          <w:rFonts w:ascii="Times New Roman" w:eastAsia="Times New Roman" w:hAnsi="Times New Roman"/>
+        <w:t>Attorney Test 612-373-6900  mmartin@slwip.com</w:t>
+      </w:r>
+    </w:p>
+    <w:p>
+      <w:r>
+        <w:t>Emily Bates 612-371-2163  ebates@slwip.com</w:t>
+      </w:r>
+    </w:p>
+    <w:p>
+      <w:pPr>
+        <w:rPr>
+          <w:sz w:val="24"/>
+          <w:szCs w:val="24"/>
+        </w:rPr>
+      </w:pPr>
+    </w:p>
+    <w:p>
+      <w:pPr>
+        <w:rPr>
+          <w:sz w:val="24"/>
+          <w:szCs w:val="24"/>
+        </w:rPr>
+      </w:pPr>
+      <w:r>
+        <w:rPr>
+          <w:sz w:val="24"/>
+          <w:szCs w:val="24"/>
+        </w:rPr>
+        <w:t>Re:</w:t>
+      </w:r>
+      <w:r>
+        <w:rPr>
           <w:sz w:val="24"/>
           <w:szCs w:val="24"/>
         </w:rPr>
@@ -143,35 +101,22 @@
       </w:r>
       <w:r>
         <w:rPr>
-          <w:rFonts w:ascii="Times New Roman" w:eastAsia="Times New Roman" w:hAnsi="Times New Roman"/>
-          <w:b/>
-          <w:sz w:val="24"/>
-          <w:szCs w:val="24"/>
-        </w:rPr>
-        <w:t xml:space="preserve">Your </w:t>
-      </w:r>
-      <w:r>
-        <w:rPr>
-          <w:rFonts w:ascii="Times New Roman" w:eastAsia="Times New Roman" w:hAnsi="Times New Roman"/>
-          <w:b/>
+          <w:sz w:val="24"/>
+          <w:szCs w:val="24"/>
+        </w:rPr>
+        <w:t xml:space="preserve">ACME Manufacturing </w:t>
+      </w:r>
+      <w:r>
+        <w:rPr>
+          <w:bCs/>
           <w:noProof/>
           <w:sz w:val="24"/>
           <w:szCs w:val="24"/>
         </w:rPr>
-        <w:t>Ref. No.</w:t>
-      </w:r>
-      <w:r>
-        <w:rPr>
-          <w:rFonts w:ascii="Times New Roman" w:eastAsia="Times New Roman" w:hAnsi="Times New Roman"/>
-          <w:noProof/>
-          <w:sz w:val="24"/>
-          <w:szCs w:val="24"/>
-        </w:rPr>
-        <w:t xml:space="preserve"> </w:t>
-      </w:r>
-      <w:r>
-        <w:rPr>
-          <w:rFonts w:ascii="Times New Roman" w:eastAsia="Times New Roman" w:hAnsi="Times New Roman"/>
+        <w:t>Ref. No. Pa Da</w:t>
+      </w:r>
+      <w:r>
+        <w:rPr>
           <w:b/>
           <w:bCs/>
           <w:noProof/>
@@ -182,7 +127,6 @@
       </w:r>
       <w:r>
         <w:rPr>
-          <w:rFonts w:ascii="Times New Roman" w:eastAsia="Times New Roman" w:hAnsi="Times New Roman"/>
           <w:noProof/>
           <w:sz w:val="24"/>
           <w:szCs w:val="24"/>
@@ -192,173 +136,274 @@
     </w:p>
     <w:p>
       <w:pPr>
-        <w:widowControl w:val="0"/>
-        <w:autoSpaceDE w:val="0"/>
-        <w:autoSpaceDN w:val="0"/>
-        <w:adjustRightInd w:val="0"/>
-        <w:ind w:left="1440" w:hanging="720"/>
-        <w:rPr>
-          <w:rFonts w:ascii="Times New Roman" w:eastAsia="Times New Roman" w:hAnsi="Times New Roman"/>
+        <w:rPr>
+          <w:sz w:val="24"/>
+          <w:szCs w:val="24"/>
+        </w:rPr>
+      </w:pPr>
+      <w:r>
+        <w:rPr>
+          <w:sz w:val="24"/>
+          <w:szCs w:val="24"/>
+        </w:rPr>
+        <w:tab/>
+        <w:t xml:space="preserve">International Patent Application No. </w:t>
+      </w:r>
+      <w:r>
+        <w:rPr>
           <w:noProof/>
           <w:sz w:val="24"/>
           <w:szCs w:val="24"/>
         </w:rPr>
-      </w:pPr>
-      <w:r>
-        <w:rPr>
-          <w:rFonts w:ascii="Times New Roman" w:eastAsia="Times New Roman" w:hAnsi="Times New Roman"/>
-          <w:sz w:val="24"/>
-          <w:szCs w:val="24"/>
-        </w:rPr>
-        <w:t xml:space="preserve">United States of America Application No. </w:t>
-      </w:r>
-      <w:r>
-        <w:rPr>
-          <w:rFonts w:ascii="Times New Roman" w:eastAsia="Times New Roman" w:hAnsi="Times New Roman"/>
+        <w:t>12/356,986</w:t>
+      </w:r>
+    </w:p>
+    <w:p>
+      <w:pPr>
+        <w:ind w:left="720"/>
+        <w:rPr>
           <w:noProof/>
           <w:sz w:val="24"/>
           <w:szCs w:val="24"/>
         </w:rPr>
-        <w:t>12/356,986</w:t>
+      </w:pPr>
+      <w:r>
+        <w:rPr>
+          <w:sz w:val="24"/>
+          <w:szCs w:val="24"/>
+        </w:rPr>
+        <w:t xml:space="preserve">Title: </w:t>
+      </w:r>
+      <w:r>
+        <w:rPr>
+          <w:noProof/>
+          <w:sz w:val="24"/>
+          <w:szCs w:val="24"/>
+        </w:rPr>
+        <w:t>Method and apparatus for making a title for a matter 1000</w:t>
+      </w:r>
+    </w:p>
+    <w:p>
+      <w:pPr>
+        <w:ind w:left="720"/>
+        <w:rPr>
+          <w:noProof/>
+          <w:sz w:val="24"/>
+          <w:szCs w:val="24"/>
+        </w:rPr>
+      </w:pPr>
+      <w:r>
+        <w:rPr>
+          <w:noProof/>
+          <w:sz w:val="24"/>
+          <w:szCs w:val="24"/>
+        </w:rPr>
+        <w:t>Inventor(s): Wiley E. Coyote</w:t>
+      </w:r>
+    </w:p>
+    <w:p>
+      <w:pPr>
+        <w:ind w:left="720"/>
+        <w:rPr>
+          <w:sz w:val="24"/>
+          <w:szCs w:val="24"/>
+        </w:rPr>
+      </w:pPr>
+      <w:r>
+        <w:rPr>
+          <w:noProof/>
+          <w:sz w:val="24"/>
+          <w:szCs w:val="24"/>
+        </w:rPr>
+        <w:t xml:space="preserve">Earliest Priority Information: Serial No. </w:t>
+      </w:r>
+    </w:p>
+    <w:p>
+      <w:pPr>
+        <w:rPr>
+          <w:sz w:val="24"/>
+          <w:szCs w:val="24"/>
+          <w:u w:val="thick"/>
+        </w:rPr>
+      </w:pPr>
+      <w:r>
+        <w:t>__________________________________________________________________________________________</w:t>
+      </w:r>
+    </w:p>
+    <w:p>
+      <w:pPr>
+        <w:rPr>
+          <w:sz w:val="24"/>
+          <w:szCs w:val="24"/>
+        </w:rPr>
+      </w:pPr>
+      <w:r>
+        <w:rPr>
+          <w:noProof/>
+        </w:rPr>
+        <w:pict w14:anchorId="04BE1527">
+          <v:line id="_x0000_s1026" style="position:absolute;z-index:1;mso-position-horizontal-relative:margin" from="0,0" to="0,0" o:allowincell="f" strokecolor="#020000" strokeweight=".96pt">
+            <w10:wrap anchorx="margin"/>
+          </v:line>
+        </w:pict>
       </w:r>
     </w:p>
     <w:p>
       <w:pPr>
         <w:tabs>
-          <w:tab w:val="left" w:pos="-1440"/>
+          <w:tab w:val="left" w:pos="720"/>
+          <w:tab w:val="left" w:pos="1440"/>
         </w:tabs>
-        <w:ind w:firstLine="720"/>
-        <w:rPr>
-          <w:rFonts w:ascii="Times New Roman" w:hAnsi="Times New Roman"/>
-        </w:rPr>
-      </w:pPr>
-      <w:r>
-        <w:rPr>
-          <w:rFonts w:ascii="Times New Roman" w:hAnsi="Times New Roman"/>
-        </w:rPr>
-        <w:t>Applicant:  Dehns</w:t>
-      </w:r>
-    </w:p>
-    <w:p>
-      <w:pPr>
-        <w:widowControl w:val="0"/>
-        <w:autoSpaceDE w:val="0"/>
-        <w:autoSpaceDN w:val="0"/>
-        <w:adjustRightInd w:val="0"/>
-        <w:ind w:left="1440" w:hanging="720"/>
-        <w:jc w:val="both"/>
-        <w:rPr>
-          <w:rFonts w:ascii="Times New Roman" w:eastAsia="Times New Roman" w:hAnsi="Times New Roman"/>
-          <w:sz w:val="24"/>
-          <w:szCs w:val="24"/>
-        </w:rPr>
-      </w:pPr>
-      <w:r>
-        <w:rPr>
-          <w:rFonts w:ascii="Times New Roman" w:eastAsia="Times New Roman" w:hAnsi="Times New Roman"/>
-          <w:sz w:val="24"/>
-          <w:szCs w:val="24"/>
-        </w:rPr>
-        <w:t xml:space="preserve">Title:  </w:t>
-      </w:r>
-      <w:r>
-        <w:rPr>
-          <w:rFonts w:ascii="Times New Roman" w:eastAsia="Times New Roman" w:hAnsi="Times New Roman"/>
+        <w:ind w:left="1440" w:hanging="1440"/>
+        <w:rPr>
+          <w:sz w:val="24"/>
+          <w:szCs w:val="24"/>
+        </w:rPr>
+      </w:pPr>
+      <w:r>
+        <w:rPr>
+          <w:b/>
+          <w:sz w:val="24"/>
+          <w:szCs w:val="24"/>
+          <w:u w:val="single"/>
+        </w:rPr>
+        <w:t>ACTION</w:t>
+      </w:r>
+      <w:r>
+        <w:rPr>
+          <w:sz w:val="24"/>
+          <w:szCs w:val="24"/>
+          <w:u w:val="single"/>
+        </w:rPr>
+        <w:t>:</w:t>
+      </w:r>
+      <w:r>
+        <w:rPr>
+          <w:sz w:val="24"/>
+          <w:szCs w:val="24"/>
+        </w:rPr>
+        <w:t xml:space="preserve"> </w:t>
+      </w:r>
+      <w:r>
+        <w:rPr>
+          <w:b/>
+          <w:sz w:val="24"/>
+          <w:szCs w:val="24"/>
+        </w:rPr>
+        <w:t>NATIONAL STAGE INSTRUCTIONS NEEDED</w:t>
+      </w:r>
+    </w:p>
+    <w:p>
+      <w:pPr>
+        <w:rPr>
+          <w:sz w:val="24"/>
+          <w:szCs w:val="24"/>
+        </w:rPr>
+      </w:pPr>
+    </w:p>
+    <w:p>
+      <w:pPr>
+        <w:rPr>
+          <w:b/>
+          <w:bCs/>
+          <w:sz w:val="24"/>
+          <w:szCs w:val="24"/>
+        </w:rPr>
+      </w:pPr>
+      <w:r>
+        <w:rPr>
+          <w:b/>
+          <w:sz w:val="24"/>
+          <w:szCs w:val="24"/>
+          <w:u w:val="single"/>
+        </w:rPr>
+        <w:t>RESPONSE REQUIRED NO LATER THAN</w:t>
+      </w:r>
+      <w:r>
+        <w:rPr>
+          <w:sz w:val="24"/>
+          <w:szCs w:val="24"/>
+        </w:rPr>
+        <w:t>:</w:t>
+      </w:r>
+      <w:r>
+        <w:rPr>
+          <w:sz w:val="24"/>
+          <w:szCs w:val="24"/>
+        </w:rPr>
+        <w:t xml:space="preserve"> </w:t>
+      </w:r>
+      <w:r>
+        <w:rPr>
+          <w:b/>
+          <w:sz w:val="24"/>
+          <w:szCs w:val="24"/>
+        </w:rPr>
+        <w:t>October 01, 2024</w:t>
+      </w:r>
+    </w:p>
+    <w:p>
+      <w:pPr>
+        <w:rPr>
+          <w:sz w:val="24"/>
+          <w:szCs w:val="24"/>
+        </w:rPr>
+      </w:pPr>
+    </w:p>
+    <w:p>
+      <w:pPr>
+        <w:tabs>
+          <w:tab w:val="left" w:pos="720"/>
+          <w:tab w:val="left" w:pos="1440"/>
+          <w:tab w:val="left" w:pos="2160"/>
+        </w:tabs>
+        <w:rPr>
+          <w:b/>
+          <w:sz w:val="24"/>
+          <w:szCs w:val="24"/>
+          <w:u w:val="single"/>
+        </w:rPr>
+      </w:pPr>
+      <w:r>
+        <w:rPr>
+          <w:b/>
+          <w:sz w:val="24"/>
+          <w:szCs w:val="24"/>
+          <w:u w:val="single"/>
+        </w:rPr>
+        <w:t xml:space="preserve">NON-EXTENDABLE DEADLINE: October 09, 2024 (Local Time in Each Country) </w:t>
+      </w:r>
+    </w:p>
+    <w:p>
+      <w:pPr>
+        <w:rPr>
+          <w:sz w:val="28"/>
+          <w:szCs w:val="28"/>
+        </w:rPr>
+      </w:pPr>
+      <w:r>
+        <w:t>__________________________________________________________________________________________ </w:t>
+      </w:r>
+    </w:p>
+    <w:p>
+      <w:pPr>
+        <w:rPr>
+          <w:sz w:val="24"/>
+          <w:szCs w:val="24"/>
+        </w:rPr>
+      </w:pPr>
+      <w:r>
+        <w:rPr>
           <w:noProof/>
-          <w:sz w:val="24"/>
-          <w:szCs w:val="24"/>
-        </w:rPr>
-        <w:t>Method and apparatus for making a title for a matter 1000</w:t>
-      </w:r>
-    </w:p>
-    <w:p>
-      <w:pPr>
-        <w:widowControl w:val="0"/>
-        <w:autoSpaceDE w:val="0"/>
-        <w:autoSpaceDN w:val="0"/>
-        <w:adjustRightInd w:val="0"/>
-        <w:jc w:val="both"/>
-        <w:rPr>
-          <w:rFonts w:ascii="Times New Roman" w:eastAsia="Times New Roman" w:hAnsi="Times New Roman"/>
-          <w:sz w:val="24"/>
-          <w:szCs w:val="24"/>
-        </w:rPr>
-      </w:pPr>
-    </w:p>
-    <w:p>
-      <w:pPr>
-        <w:widowControl w:val="0"/>
-        <w:autoSpaceDE w:val="0"/>
-        <w:autoSpaceDN w:val="0"/>
-        <w:adjustRightInd w:val="0"/>
-        <w:rPr>
-          <w:rFonts w:ascii="Times New Roman" w:eastAsia="Times New Roman" w:hAnsi="Times New Roman"/>
-          <w:sz w:val="24"/>
-          <w:szCs w:val="24"/>
-        </w:rPr>
-      </w:pPr>
-      <w:r>
-        <w:rPr>
-          <w:rFonts w:ascii="Times New Roman" w:eastAsia="Times New Roman" w:hAnsi="Times New Roman"/>
-          <w:sz w:val="24"/>
-          <w:szCs w:val="24"/>
-        </w:rPr>
-        <w:t xml:space="preserve">Dear </w:t>
-      </w:r>
-      <w:r>
-        <w:rPr>
-          <w:rFonts w:ascii="Times New Roman" w:eastAsia="Times New Roman" w:hAnsi="Times New Roman"/>
-          <w:sz w:val="24"/>
-          <w:szCs w:val="24"/>
-        </w:rPr>
-        <w:t>Colleague</w:t>
-      </w:r>
-      <w:r>
-        <w:rPr>
-          <w:rFonts w:ascii="Times New Roman" w:eastAsia="Times New Roman" w:hAnsi="Times New Roman"/>
-          <w:sz w:val="24"/>
-          <w:szCs w:val="24"/>
-        </w:rPr>
-        <w:t>:</w:t>
-      </w:r>
-    </w:p>
-    <w:p>
-      <w:pPr>
-        <w:rPr>
-          <w:rFonts w:ascii="Times New Roman" w:hAnsi="Times New Roman"/>
-          <w:sz w:val="24"/>
-          <w:szCs w:val="24"/>
-        </w:rPr>
-      </w:pPr>
-    </w:p>
-    <w:p>
-      <w:pPr>
-        <w:rPr>
-          <w:rFonts w:ascii="Times New Roman" w:hAnsi="Times New Roman"/>
-          <w:sz w:val="24"/>
-          <w:szCs w:val="24"/>
-        </w:rPr>
-      </w:pPr>
-      <w:r>
-        <w:rPr>
-          <w:rFonts w:ascii="Times New Roman" w:hAnsi="Times New Roman"/>
-          <w:sz w:val="24"/>
-          <w:szCs w:val="24"/>
-        </w:rPr>
-        <w:t xml:space="preserve">Thank you for your letter of </w:t>
-      </w:r>
-      <w:r>
-        <w:rPr>
-          <w:rFonts w:ascii="Times New Roman" w:hAnsi="Times New Roman"/>
-          <w:sz w:val="24"/>
-          <w:szCs w:val="24"/>
-        </w:rPr>
-        <w:t>October 07, 2024</w:t>
-      </w:r>
-      <w:r>
-        <w:rPr>
-          <w:rFonts w:ascii="Times New Roman" w:hAnsi="Times New Roman"/>
-          <w:color w:val="FF0000"/>
+        </w:rPr>
+        <w:pict w14:anchorId="6C1B1DE9">
+          <v:line id="_x0000_s1030" style="position:absolute;z-index:2;mso-position-horizontal-relative:margin" from="0,0" to="0,0" o:allowincell="f" strokecolor="#020000" strokeweight=".96pt">
+            <w10:wrap anchorx="margin"/>
+          </v:line>
+        </w:pict>
+      </w:r>
+      <w:r>
+        <w:rPr>
           <w:sz w:val="24"/>
           <w:szCs w:val="24"/>
         </w:rPr>
@@ -366,58 +411,236 @@
       </w:r>
       <w:r>
         <w:rPr>
-          <w:rFonts w:ascii="Times New Roman" w:hAnsi="Times New Roman"/>
-          <w:sz w:val="24"/>
-          <w:szCs w:val="24"/>
-        </w:rPr>
-        <w:t xml:space="preserve">advising of the allowance of this application.  </w:t>
-      </w:r>
-    </w:p>
-    <w:p>
-      <w:pPr>
-        <w:rPr>
-          <w:rFonts w:ascii="Times New Roman" w:hAnsi="Times New Roman"/>
-          <w:sz w:val="24"/>
-          <w:szCs w:val="24"/>
-        </w:rPr>
-      </w:pPr>
-      <w:r>
-        <w:rPr>
-          <w:rFonts w:ascii="Times New Roman" w:hAnsi="Times New Roman"/>
-          <w:sz w:val="24"/>
-          <w:szCs w:val="24"/>
-        </w:rPr>
-        <w:t> </w:t>
-      </w:r>
-    </w:p>
-    <w:p>
-      <w:pPr>
-        <w:rPr>
-          <w:rFonts w:ascii="Times New Roman" w:hAnsi="Times New Roman"/>
-          <w:sz w:val="24"/>
-          <w:szCs w:val="24"/>
-        </w:rPr>
-      </w:pPr>
-      <w:r>
-        <w:rPr>
-          <w:rFonts w:ascii="Times New Roman" w:hAnsi="Times New Roman"/>
-          <w:sz w:val="24"/>
-          <w:szCs w:val="24"/>
-        </w:rPr>
-        <w:t xml:space="preserve">This is your authorization to proceed with payment of the </w:t>
-      </w:r>
-      <w:r>
-        <w:rPr>
-          <w:rFonts w:ascii="Times New Roman" w:hAnsi="Times New Roman"/>
-          <w:sz w:val="24"/>
-          <w:szCs w:val="24"/>
-        </w:rPr>
-        <w:t>Grant Fee</w:t>
-      </w:r>
-      <w:r>
-        <w:rPr>
-          <w:rFonts w:ascii="Times New Roman" w:hAnsi="Times New Roman"/>
-          <w:color w:val="FF0000"/>
+          <w:noProof/>
+          <w:sz w:val="24"/>
+          <w:szCs w:val="24"/>
+        </w:rPr>
+      </w:r>
+    </w:p>
+    <w:p>
+      <w:pPr>
+        <w:rPr>
+          <w:sz w:val="24"/>
+          <w:szCs w:val="24"/>
+        </w:rPr>
+      </w:pPr>
+      <w:r>
+        <w:rPr>
+          <w:sz w:val="24"/>
+          <w:szCs w:val="24"/>
+        </w:rPr>
+        <w:t>The PCT application identified above must be converted to regional or national patent applications within 30 months of the priority date of October 10, 2024.  Since that time is approaching, your decision regarding the conversion of the international PCT application to national/regional applications in the various designated countries and/or regional offices must soon be made.</w:t>
+      </w:r>
+      <w:r>
+        <w:rPr>
+          <w:noProof/>
+          <w:sz w:val="24"/>
+          <w:szCs w:val="24"/>
+        </w:rPr>
+        <w:t xml:space="preserve">   </w:t>
+      </w:r>
+      <w:r>
+        <w:rPr>
+          <w:sz w:val="24"/>
+          <w:szCs w:val="24"/>
+        </w:rPr>
+        <w:t xml:space="preserve">The absolute, non-extendable deadline for converting the international application to national/regional applications </w:t>
+      </w:r>
+      <w:r>
+        <w:rPr>
+          <w:sz w:val="24"/>
+          <w:szCs w:val="24"/>
+        </w:rPr>
+        <w:t xml:space="preserve">in the majority of eligible offices is </w:t>
+      </w:r>
+      <w:r>
+        <w:rPr>
+          <w:b/>
+          <w:sz w:val="24"/>
+          <w:szCs w:val="24"/>
+          <w:u w:val="single"/>
+        </w:rPr>
+        <w:t>October 09, 2024</w:t>
+      </w:r>
+      <w:r>
+        <w:rPr>
+          <w:sz w:val="24"/>
+          <w:szCs w:val="24"/>
+        </w:rPr>
+        <w:t>.  Please note that this deadline is the local date and time in the designated countries and/or regional offices where PCT conversion is initiated.  Early instructions are needed to account for differences in time zones, international dateline, and local associate processing.</w:t>
+      </w:r>
+    </w:p>
+    <w:p>
+      <w:pPr>
+        <w:rPr>
+          <w:sz w:val="24"/>
+          <w:szCs w:val="24"/>
+        </w:rPr>
+      </w:pPr>
+    </w:p>
+    <w:p>
+      <w:pPr>
+        <w:rPr>
+          <w:sz w:val="24"/>
+          <w:szCs w:val="24"/>
+        </w:rPr>
+      </w:pPr>
+      <w:r>
+        <w:rPr>
+          <w:sz w:val="24"/>
+          <w:szCs w:val="24"/>
+        </w:rPr>
+        <w:t>The countries and/or regional offices which were designated in the PCT application and which are now available for conversion are shown on the first page of your published application, which is attached here for your convenience.</w:t>
+      </w:r>
+    </w:p>
+    <w:p>
+      <w:pPr>
+        <w:rPr>
+          <w:sz w:val="24"/>
+          <w:szCs w:val="24"/>
+        </w:rPr>
+      </w:pPr>
+    </w:p>
+    <w:p>
+      <w:pPr>
+        <w:pStyle w:val="BodyText"/>
+      </w:pPr>
+      <w:r>
+        <w:t>Please give this matter your prompt careful consideration.  If you would like cost estimates for a particular filing scenario, pleas</w:t>
+      </w:r>
+      <w:r>
+        <w:t>e ask and we will provide them.</w:t>
+      </w:r>
+    </w:p>
+    <w:p>
+      <w:pPr>
+        <w:pStyle w:val="BodyText"/>
+      </w:pPr>
+    </w:p>
+    <w:p>
+      <w:pPr>
+        <w:pStyle w:val="BodyText"/>
+      </w:pPr>
+      <w:r>
+        <w:lastRenderedPageBreak/>
+        <w:t>Foreign filing is expensive.  The fees to foreign lawyers, foreign patent offices, and translation fees all become payable by us at the time we instruct our foreign associates to prepare national applications.  Accordingly we may need to work out payment arrangements with you before proceeding with the national stage filings.  Satisfactory arrangements need to be in place and any required retainers actually received by us before we are able to instruct our overseas associates to prepare the national stage applic</w:t>
+      </w:r>
+      <w:r>
+        <w:t>ations.</w:t>
+      </w:r>
+    </w:p>
+    <w:p>
+      <w:pPr>
+        <w:rPr>
+          <w:sz w:val="24"/>
+          <w:szCs w:val="24"/>
+        </w:rPr>
+      </w:pPr>
+    </w:p>
+    <w:p>
+      <w:pPr>
+        <w:rPr>
+          <w:sz w:val="24"/>
+          <w:szCs w:val="24"/>
+        </w:rPr>
+      </w:pPr>
+      <w:r>
+        <w:rPr>
+          <w:sz w:val="24"/>
+          <w:szCs w:val="24"/>
+        </w:rPr>
+        <w:t xml:space="preserve">The DEADLINE for converting from an international application to one or more national/regional applications is </w:t>
+      </w:r>
+      <w:r>
+        <w:rPr>
+          <w:sz w:val="24"/>
+          <w:szCs w:val="24"/>
+          <w:u w:val="single"/>
+        </w:rPr>
+        <w:t>non-extendable</w:t>
+      </w:r>
+      <w:r>
+        <w:rPr>
+          <w:sz w:val="24"/>
+          <w:szCs w:val="24"/>
+        </w:rPr>
+        <w:t>.  In other words, if nothing is filed by the deadline, all international patent rights will be irretrievably abandoned.</w:t>
+      </w:r>
+      <w:r>
+        <w:rPr>
+          <w:sz w:val="24"/>
+          <w:szCs w:val="24"/>
+        </w:rPr>
+        <w:t xml:space="preserve">  </w:t>
+      </w:r>
+      <w:r>
+        <w:rPr>
+          <w:noProof/>
+          <w:sz w:val="24"/>
+          <w:szCs w:val="24"/>
+        </w:rPr>
+      </w:r>
+    </w:p>
+    <w:p>
+      <w:pPr>
+        <w:rPr>
+          <w:sz w:val="24"/>
+          <w:szCs w:val="24"/>
+        </w:rPr>
+      </w:pPr>
+    </w:p>
+    <w:p>
+      <w:pPr>
+        <w:rPr>
+          <w:sz w:val="24"/>
+          <w:szCs w:val="24"/>
+        </w:rPr>
+      </w:pPr>
+      <w:r>
+        <w:rPr>
+          <w:sz w:val="24"/>
+          <w:szCs w:val="24"/>
+        </w:rPr>
+        <w:t xml:space="preserve">Since a number of documents have to be prepared and possibly translated into different languages, and received by the various international patent offices, it is imperative that we receive both your filing instructions and any retainers we may require no later than </w:t>
+      </w:r>
+      <w:r>
+        <w:rPr>
+          <w:b/>
+          <w:sz w:val="24"/>
+          <w:szCs w:val="24"/>
+        </w:rPr>
+        <w:t>October 01, 2024</w:t>
+      </w:r>
+      <w:r>
+        <w:rPr>
+          <w:i/>
+          <w:iCs/>
+          <w:sz w:val="24"/>
+          <w:szCs w:val="24"/>
+        </w:rPr>
+        <w:t xml:space="preserve">.  </w:t>
+      </w:r>
+      <w:r>
+        <w:rPr>
+          <w:sz w:val="24"/>
+          <w:szCs w:val="24"/>
+        </w:rPr>
+        <w:t xml:space="preserve">If instructions and credit arrangements (including payment of any necessary retainers) are not in place prior to </w:t>
+      </w:r>
+      <w:r>
+        <w:rPr>
+          <w:b/>
+          <w:i/>
+          <w:sz w:val="24"/>
+          <w:szCs w:val="24"/>
+          <w:u w:val="single"/>
+        </w:rPr>
+        <w:t>October 01, 2024</w:t>
+      </w:r>
+      <w:r>
+        <w:rPr>
+          <w:i/>
+          <w:iCs/>
           <w:sz w:val="24"/>
           <w:szCs w:val="24"/>
         </w:rPr>
@@ -425,353 +648,136 @@
       </w:r>
       <w:r>
         <w:rPr>
-          <w:rFonts w:ascii="Times New Roman" w:hAnsi="Times New Roman"/>
-          <w:sz w:val="24"/>
-          <w:szCs w:val="24"/>
-        </w:rPr>
-        <w:t xml:space="preserve">by the </w:t>
-      </w:r>
-      <w:r>
-        <w:rPr>
-          <w:rFonts w:ascii="Times New Roman" w:hAnsi="Times New Roman"/>
-          <w:sz w:val="24"/>
-          <w:szCs w:val="24"/>
-        </w:rPr>
-        <w:t>October 24, 2024</w:t>
-      </w:r>
-      <w:r>
-        <w:rPr>
-          <w:rFonts w:ascii="Times New Roman" w:hAnsi="Times New Roman"/>
-          <w:color w:val="FF0000"/>
-          <w:sz w:val="24"/>
-          <w:szCs w:val="24"/>
-        </w:rPr>
+          <w:iCs/>
+          <w:sz w:val="24"/>
+          <w:szCs w:val="24"/>
+        </w:rPr>
+        <w:t xml:space="preserve">you can expect that </w:t>
+      </w:r>
+      <w:r>
+        <w:rPr>
+          <w:sz w:val="24"/>
+          <w:szCs w:val="24"/>
+        </w:rPr>
+        <w:t>we and our associates will be forced to charge increased fees for</w:t>
+      </w:r>
+      <w:r>
+        <w:rPr>
+          <w:sz w:val="24"/>
+          <w:szCs w:val="24"/>
+        </w:rPr>
+        <w:t xml:space="preserve"> acting on an expedited basis.</w:t>
+      </w:r>
+    </w:p>
+    <w:p>
+      <w:pPr>
+        <w:rPr>
+          <w:sz w:val="24"/>
+          <w:szCs w:val="24"/>
+        </w:rPr>
+      </w:pPr>
+    </w:p>
+    <w:p>
+      <w:pPr>
+        <w:rPr>
+          <w:sz w:val="24"/>
+          <w:szCs w:val="24"/>
+        </w:rPr>
+      </w:pPr>
+      <w:r>
+        <w:rPr>
+          <w:sz w:val="24"/>
+          <w:szCs w:val="24"/>
+        </w:rPr>
+        <w:t xml:space="preserve">Finally, we also want you to be aware that if we do not receive both your instructions and all necessary retainer payments prior to </w:t>
+      </w:r>
+      <w:r>
+        <w:rPr>
+          <w:b/>
+          <w:sz w:val="24"/>
+          <w:szCs w:val="24"/>
+        </w:rPr>
+      </w:r>
+      <w:r>
+        <w:rPr>
+          <w:b/>
+          <w:sz w:val="24"/>
+          <w:szCs w:val="24"/>
+        </w:rPr>
+      </w:r>
+      <w:r>
+        <w:rPr>
+          <w:b/>
+          <w:sz w:val="24"/>
+          <w:szCs w:val="24"/>
+        </w:rPr>
+      </w:r>
+      <w:r>
+        <w:rPr>
+          <w:sz w:val="24"/>
+          <w:szCs w:val="24"/>
+        </w:rPr>
+        <w:t>, we will be unable to guarantee that we will actually complete the filings in all of the authorized countries.  In those cases we and our associates will still bill for services actually performed and we will, of course, exercise all reasonable efforts to complete the filings on schedule.  Since we cannot control all aspects of the filing process, there must be a time limit after which resul</w:t>
+      </w:r>
+      <w:r>
+        <w:rPr>
+          <w:sz w:val="24"/>
+          <w:szCs w:val="24"/>
+        </w:rPr>
+        <w:t>ts can no longer be guaranteed.</w:t>
+      </w:r>
+    </w:p>
+    <w:p>
+      <w:pPr>
+        <w:rPr>
+          <w:sz w:val="24"/>
+          <w:szCs w:val="24"/>
+        </w:rPr>
+      </w:pPr>
+    </w:p>
+    <w:p>
+      <w:pPr>
+        <w:pStyle w:val="NormalWeb"/>
+      </w:pPr>
+      <w:r>
+        <w:t>Please feel free to call Attorney Test at 612-373-6900</w:t>
+      </w:r>
+      <w:r>
         <w:t xml:space="preserve"> </w:t>
       </w:r>
       <w:r>
-        <w:rPr>
-          <w:rFonts w:ascii="Times New Roman" w:hAnsi="Times New Roman"/>
-          <w:sz w:val="24"/>
-          <w:szCs w:val="24"/>
-        </w:rPr>
-        <w:t xml:space="preserve">deadline.  Please pay all accumulated annuities up to and including any due within the first </w:t>
-      </w:r>
-      <w:r>
-        <w:rPr>
-          <w:rFonts w:ascii="Times New Roman" w:hAnsi="Times New Roman"/>
-          <w:sz w:val="24"/>
-          <w:szCs w:val="24"/>
-        </w:rPr>
-        <w:t>three</w:t>
-      </w:r>
-      <w:r>
-        <w:rPr>
-          <w:rFonts w:ascii="Times New Roman" w:hAnsi="Times New Roman"/>
-          <w:sz w:val="24"/>
-          <w:szCs w:val="24"/>
-        </w:rPr>
-        <w:t xml:space="preserve"> months of grant of the patent.  </w:t>
-      </w:r>
-    </w:p>
-    <w:p>
-      <w:pPr>
-        <w:rPr>
-          <w:rFonts w:ascii="Times New Roman" w:hAnsi="Times New Roman"/>
-          <w:sz w:val="24"/>
-          <w:szCs w:val="24"/>
-        </w:rPr>
-      </w:pPr>
-    </w:p>
-    <w:p>
-      <w:pPr>
-        <w:rPr>
-          <w:rFonts w:ascii="Times New Roman" w:hAnsi="Times New Roman"/>
-          <w:sz w:val="24"/>
-          <w:szCs w:val="24"/>
-        </w:rPr>
-      </w:pPr>
-      <w:r>
-        <w:rPr>
-          <w:rFonts w:ascii="Times New Roman" w:hAnsi="Times New Roman"/>
-          <w:sz w:val="24"/>
-          <w:szCs w:val="24"/>
-        </w:rPr>
-        <w:t>Regarding the divisional &lt;PARALEGAL TO ADD TEXT&gt;</w:t>
-      </w:r>
-    </w:p>
-    <w:p>
-      <w:pPr>
-        <w:rPr>
-          <w:rFonts w:ascii="Times New Roman" w:hAnsi="Times New Roman"/>
-          <w:sz w:val="24"/>
-          <w:szCs w:val="24"/>
-        </w:rPr>
-      </w:pPr>
-    </w:p>
-    <w:p>
-      <w:pPr>
-        <w:rPr>
-          <w:rFonts w:ascii="Times New Roman" w:hAnsi="Times New Roman"/>
-          <w:sz w:val="24"/>
-          <w:szCs w:val="24"/>
-        </w:rPr>
-      </w:pPr>
-      <w:r>
-        <w:rPr>
-          <w:rFonts w:ascii="Times New Roman" w:hAnsi="Times New Roman"/>
-          <w:sz w:val="24"/>
-          <w:szCs w:val="24"/>
-        </w:rPr>
-        <w:t xml:space="preserve">When reporting the Letters Patent, please indicate the date for the next annuity including month/date and year. </w:t>
-      </w:r>
-    </w:p>
-    <w:p>
-      <w:pPr>
-        <w:rPr>
-          <w:rFonts w:ascii="Times New Roman" w:hAnsi="Times New Roman"/>
-          <w:sz w:val="24"/>
-          <w:szCs w:val="24"/>
-        </w:rPr>
-      </w:pPr>
-    </w:p>
-    <w:p>
-      <w:pPr>
-        <w:rPr>
-          <w:rFonts w:ascii="Times New Roman" w:hAnsi="Times New Roman"/>
-          <w:sz w:val="24"/>
-          <w:szCs w:val="24"/>
-        </w:rPr>
-      </w:pPr>
-      <w:r>
-        <w:rPr>
-          <w:rFonts w:ascii="Times New Roman" w:hAnsi="Times New Roman"/>
-          <w:sz w:val="24"/>
-          <w:szCs w:val="24"/>
-        </w:rPr>
-        <w:t xml:space="preserve">We also now require a copy of the issued claims </w:t>
-      </w:r>
-      <w:r>
-        <w:rPr>
-          <w:rFonts w:ascii="Times New Roman" w:hAnsi="Times New Roman"/>
-          <w:sz w:val="24"/>
-          <w:szCs w:val="24"/>
-          <w:u w:val="single"/>
-        </w:rPr>
-        <w:t>in English;</w:t>
-      </w:r>
-      <w:r>
-        <w:rPr>
-          <w:rFonts w:ascii="Times New Roman" w:hAnsi="Times New Roman"/>
-          <w:sz w:val="24"/>
-          <w:szCs w:val="24"/>
-        </w:rPr>
-        <w:t xml:space="preserve"> please forward the English claim set when forwarding the patent</w:t>
-      </w:r>
-      <w:r>
-        <w:rPr>
-          <w:rFonts w:ascii="Times New Roman" w:hAnsi="Times New Roman"/>
-          <w:sz w:val="24"/>
-          <w:szCs w:val="24"/>
-        </w:rPr>
-        <w:t>, if not already sent with the allowance</w:t>
-      </w:r>
-      <w:r>
-        <w:rPr>
-          <w:rFonts w:ascii="Times New Roman" w:hAnsi="Times New Roman"/>
-          <w:sz w:val="24"/>
-          <w:szCs w:val="24"/>
-        </w:rPr>
-        <w:t>.</w:t>
-      </w:r>
-    </w:p>
-    <w:p>
-      <w:pPr>
-        <w:rPr>
-          <w:rFonts w:ascii="Times New Roman" w:hAnsi="Times New Roman"/>
-          <w:sz w:val="24"/>
-          <w:szCs w:val="24"/>
-        </w:rPr>
-      </w:pPr>
-    </w:p>
-    <w:p>
-      <w:pPr>
-        <w:rPr>
-          <w:rFonts w:ascii="Times New Roman" w:hAnsi="Times New Roman"/>
-          <w:sz w:val="24"/>
-          <w:szCs w:val="24"/>
-        </w:rPr>
-      </w:pPr>
-      <w:r>
-        <w:rPr>
-          <w:rFonts w:ascii="Times New Roman" w:hAnsi="Times New Roman"/>
-          <w:sz w:val="24"/>
-          <w:szCs w:val="24"/>
-        </w:rPr>
-        <w:t>A</w:t>
-      </w:r>
-      <w:r>
-        <w:rPr>
-          <w:rFonts w:ascii="Times New Roman" w:hAnsi="Times New Roman"/>
-          <w:sz w:val="24"/>
-          <w:szCs w:val="24"/>
-        </w:rPr>
-        <w:t xml:space="preserve"> third party </w:t>
-      </w:r>
-      <w:r>
-        <w:rPr>
-          <w:rFonts w:ascii="Times New Roman" w:hAnsi="Times New Roman"/>
-          <w:sz w:val="24"/>
-          <w:szCs w:val="24"/>
-        </w:rPr>
-        <w:t>is enlisted to handle the</w:t>
-      </w:r>
-      <w:r>
-        <w:rPr>
-          <w:rFonts w:ascii="Times New Roman" w:hAnsi="Times New Roman"/>
-          <w:sz w:val="24"/>
-          <w:szCs w:val="24"/>
-        </w:rPr>
-        <w:t xml:space="preserve"> annuities.  Thus, it is not necessary for annual reminders regarding annuities.  If you receive information from the patent office that an annuity has NOT been timely paid, we ask that you contact us immediately so that we can </w:t>
-      </w:r>
-      <w:proofErr w:type="gramStart"/>
-      <w:r>
-        <w:rPr>
-          <w:rFonts w:ascii="Times New Roman" w:hAnsi="Times New Roman"/>
-          <w:sz w:val="24"/>
-          <w:szCs w:val="24"/>
-        </w:rPr>
-        <w:t>look into</w:t>
-      </w:r>
-      <w:proofErr w:type="gramEnd"/>
-      <w:r>
-        <w:rPr>
-          <w:rFonts w:ascii="Times New Roman" w:hAnsi="Times New Roman"/>
-          <w:sz w:val="24"/>
-          <w:szCs w:val="24"/>
-        </w:rPr>
-        <w:t xml:space="preserve"> the matter.  If there is a grace period in your country and you have not received instructions, do not automatically pay the annuity, contact us first.  If your country’s patent office does not issue notices of this type, we do not expect your firm to search the patent office records without specific instructions from our firm.</w:t>
-      </w:r>
-    </w:p>
-    <w:p>
-      <w:pPr>
-        <w:tabs>
-          <w:tab w:val="left" w:pos="3120"/>
-        </w:tabs>
-        <w:rPr>
-          <w:rFonts w:ascii="Times New Roman" w:hAnsi="Times New Roman"/>
-          <w:sz w:val="24"/>
-          <w:szCs w:val="24"/>
-        </w:rPr>
-      </w:pPr>
-    </w:p>
-    <w:p>
-      <w:pPr>
-        <w:widowControl w:val="0"/>
-        <w:autoSpaceDE w:val="0"/>
-        <w:autoSpaceDN w:val="0"/>
-        <w:adjustRightInd w:val="0"/>
-        <w:jc w:val="both"/>
-        <w:rPr>
-          <w:rFonts w:ascii="Times New Roman" w:eastAsia="Times New Roman" w:hAnsi="Times New Roman"/>
-          <w:sz w:val="24"/>
-          <w:szCs w:val="24"/>
-        </w:rPr>
-      </w:pPr>
-      <w:r>
-        <w:rPr>
-          <w:rFonts w:ascii="Times New Roman" w:eastAsia="Times New Roman" w:hAnsi="Times New Roman"/>
-          <w:sz w:val="24"/>
-          <w:szCs w:val="24"/>
-        </w:rPr>
-        <w:t>Sincerely,</w:t>
-      </w:r>
-    </w:p>
-    <w:p>
-      <w:pPr>
-        <w:widowControl w:val="0"/>
-        <w:autoSpaceDE w:val="0"/>
-        <w:autoSpaceDN w:val="0"/>
-        <w:adjustRightInd w:val="0"/>
-        <w:jc w:val="both"/>
-        <w:rPr>
-          <w:rFonts w:ascii="Times New Roman" w:eastAsia="Times New Roman" w:hAnsi="Times New Roman"/>
-          <w:sz w:val="24"/>
-          <w:szCs w:val="24"/>
-        </w:rPr>
-      </w:pPr>
-    </w:p>
-    <w:p>
-      <w:pPr>
-        <w:widowControl w:val="0"/>
-        <w:autoSpaceDE w:val="0"/>
-        <w:autoSpaceDN w:val="0"/>
-        <w:adjustRightInd w:val="0"/>
-        <w:jc w:val="both"/>
-        <w:rPr>
-          <w:rFonts w:ascii="Times New Roman" w:eastAsia="Times New Roman" w:hAnsi="Times New Roman"/>
-          <w:sz w:val="24"/>
-          <w:szCs w:val="24"/>
-        </w:rPr>
-      </w:pPr>
-      <w:r>
-        <w:rPr>
-          <w:rFonts w:ascii="Times New Roman" w:eastAsia="Times New Roman" w:hAnsi="Times New Roman"/>
-          <w:sz w:val="24"/>
-          <w:szCs w:val="24"/>
-        </w:rPr>
-        <w:t>Emily Bates</w:t>
-      </w:r>
-    </w:p>
-    <w:p>
-      <w:pPr>
-        <w:widowControl w:val="0"/>
-        <w:autoSpaceDE w:val="0"/>
-        <w:autoSpaceDN w:val="0"/>
-        <w:adjustRightInd w:val="0"/>
-        <w:jc w:val="both"/>
-        <w:rPr>
-          <w:rFonts w:ascii="Times New Roman" w:eastAsia="Times New Roman" w:hAnsi="Times New Roman"/>
-          <w:sz w:val="24"/>
-          <w:szCs w:val="24"/>
-        </w:rPr>
-      </w:pPr>
-    </w:p>
-    <w:p>
-      <w:pPr>
-        <w:widowControl w:val="0"/>
-        <w:autoSpaceDE w:val="0"/>
-        <w:autoSpaceDN w:val="0"/>
-        <w:adjustRightInd w:val="0"/>
-        <w:jc w:val="both"/>
-        <w:rPr>
-          <w:rFonts w:ascii="Times New Roman" w:eastAsia="Times New Roman" w:hAnsi="Times New Roman"/>
-          <w:sz w:val="24"/>
-          <w:szCs w:val="24"/>
-        </w:rPr>
-      </w:pPr>
-      <w:r>
-        <w:rPr>
-          <w:rFonts w:ascii="Times New Roman" w:eastAsia="Times New Roman" w:hAnsi="Times New Roman"/>
-          <w:sz w:val="24"/>
-          <w:szCs w:val="24"/>
-        </w:rPr>
-        <w:lastRenderedPageBreak/>
-        <w:t>Paralegal -- International Department</w:t>
-      </w:r>
-    </w:p>
-    <w:p>
-      <w:pPr>
-        <w:widowControl w:val="0"/>
-        <w:autoSpaceDE w:val="0"/>
-        <w:autoSpaceDN w:val="0"/>
-        <w:adjustRightInd w:val="0"/>
-        <w:jc w:val="both"/>
-        <w:rPr>
-          <w:rFonts w:ascii="Times New Roman" w:eastAsia="Times New Roman" w:hAnsi="Times New Roman"/>
-          <w:sz w:val="24"/>
-          <w:szCs w:val="24"/>
-        </w:rPr>
-      </w:pPr>
+        <w:t>if you would like to discuss this matter further, or if you need cost estimates for filing in specific countries.</w:t>
+      </w:r>
+    </w:p>
+    <w:p>
+      <w:pPr>
+        <w:rPr>
+          <w:sz w:val="24"/>
+          <w:szCs w:val="24"/>
+        </w:rPr>
+      </w:pPr>
+    </w:p>
+    <w:p>
+      <w:r>
+        <w:t xml:space="preserve">Reported By: </w:t>
+      </w:r>
+    </w:p>
+    <w:p/>
+    <w:p>
+      <w:r>
+        <w:t>Caitlin E. Puckett</w:t>
+      </w:r>
+    </w:p>
+    <w:p>
+      <w:r>
+        <w:t xml:space="preserve">Case Management Assistant </w:t>
+      </w:r>
+    </w:p>
+    <w:p/>
+    <w:p>
+      <w:r>
+        <w:t xml:space="preserve">Attachments </w:t>
+      </w:r>
     </w:p>
     <w:p>
       <w:r>
@@ -805,12 +811,11 @@
       </w:r>
     </w:p>
     <w:sectPr>
-      <w:headerReference w:type="default" r:id="rId8"/>
-      <w:footerReference w:type="default" r:id="rId9"/>
+      <w:headerReference w:type="default" r:id="rId9"/>
+      <w:footerReference w:type="default" r:id="rId10"/>
       <w:pgSz w:w="12240" w:h="15840"/>
-      <w:pgMar w:top="1440" w:right="1440" w:bottom="1440" w:left="1440" w:header="720" w:footer="720" w:gutter="0"/>
+      <w:pgMar w:top="1440" w:right="1440" w:bottom="1440" w:left="1440" w:header="1440" w:footer="1440" w:gutter="0"/>
       <w:cols w:space="720"/>
-      <w:docGrid w:linePitch="360"/>
     </w:sectPr>
   </w:body>
 </w:document>
@@ -879,7 +884,7 @@
   <w:docDefaults>
     <w:rPrDefault>
       <w:rPr>
-        <w:rFonts w:ascii="Calibri" w:eastAsia="Calibri" w:hAnsi="Calibri" w:cs="Times New Roman"/>
+        <w:rFonts w:ascii="Times New Roman" w:eastAsia="Times New Roman" w:hAnsi="Times New Roman" w:cs="Times New Roman"/>
         <w:lang w:val="en-US" w:eastAsia="en-US" w:bidi="ar-SA"/>
       </w:rPr>
     </w:rPrDefault>
@@ -917,7 +922,7 @@
     <w:lsdException w:name="Normal Indent" w:semiHidden="1" w:unhideWhenUsed="1"/>
     <w:lsdException w:name="footnote text" w:semiHidden="1" w:unhideWhenUsed="1"/>
     <w:lsdException w:name="annotation text" w:semiHidden="1" w:unhideWhenUsed="1"/>
-    <w:lsdException w:name="header" w:semiHidden="1" w:unhideWhenUsed="1"/>
+    <w:lsdException w:name="header" w:semiHidden="1" w:uiPriority="0" w:unhideWhenUsed="1"/>
     <w:lsdException w:name="footer" w:semiHidden="1" w:unhideWhenUsed="1"/>
     <w:lsdException w:name="index heading" w:semiHidden="1" w:unhideWhenUsed="1"/>
     <w:lsdException w:name="caption" w:semiHidden="1" w:uiPriority="35" w:unhideWhenUsed="1" w:qFormat="1"/>
@@ -1266,15 +1271,16 @@
   <w:style w:type="paragraph" w:default="1" w:styleId="Normal">
     <w:name w:val="Normal"/>
     <w:qFormat/>
-    <w:rsid w:val="00E06530"/>
-    <w:rPr>
-      <w:sz w:val="22"/>
-      <w:szCs w:val="22"/>
-    </w:rPr>
+    <w:pPr>
+      <w:autoSpaceDE w:val="0"/>
+      <w:autoSpaceDN w:val="0"/>
+      <w:adjustRightInd w:val="0"/>
+    </w:pPr>
   </w:style>
   <w:style w:type="character" w:default="1" w:styleId="DefaultParagraphFont">
     <w:name w:val="Default Paragraph Font"/>
     <w:uiPriority w:val="1"/>
+    <w:semiHidden/>
     <w:unhideWhenUsed/>
   </w:style>
   <w:style w:type="table" w:default="1" w:styleId="TableNormal">
@@ -1301,49 +1307,120 @@
   <w:style w:type="paragraph" w:styleId="Header">
     <w:name w:val="header"/>
     <w:basedOn w:val="Normal"/>
-    <w:link w:val="HeaderChar"/>
-    <w:uiPriority w:val="99"/>
-    <w:unhideWhenUsed/>
-    <w:rsid w:val="00F52B7A"/>
     <w:pPr>
       <w:tabs>
-        <w:tab w:val="center" w:pos="4680"/>
-        <w:tab w:val="right" w:pos="9360"/>
+        <w:tab w:val="center" w:pos="4320"/>
+        <w:tab w:val="right" w:pos="8640"/>
       </w:tabs>
     </w:pPr>
-  </w:style>
-  <w:style w:type="character" w:customStyle="1" w:styleId="HeaderChar">
-    <w:name w:val="Header Char"/>
-    <w:link w:val="Header"/>
-    <w:uiPriority w:val="99"/>
-    <w:rsid w:val="00F52B7A"/>
-    <w:rPr>
-      <w:sz w:val="22"/>
-      <w:szCs w:val="22"/>
-    </w:rPr>
   </w:style>
   <w:style w:type="paragraph" w:styleId="Footer">
     <w:name w:val="footer"/>
     <w:basedOn w:val="Normal"/>
-    <w:link w:val="FooterChar"/>
-    <w:uiPriority w:val="99"/>
-    <w:unhideWhenUsed/>
-    <w:rsid w:val="00F52B7A"/>
+    <w:semiHidden/>
     <w:pPr>
       <w:tabs>
-        <w:tab w:val="center" w:pos="4680"/>
-        <w:tab w:val="right" w:pos="9360"/>
+        <w:tab w:val="center" w:pos="4320"/>
+        <w:tab w:val="right" w:pos="8640"/>
       </w:tabs>
     </w:pPr>
   </w:style>
-  <w:style w:type="character" w:customStyle="1" w:styleId="FooterChar">
-    <w:name w:val="Footer Char"/>
-    <w:link w:val="Footer"/>
+  <w:style w:type="paragraph" w:styleId="BodyText">
+    <w:name w:val="Body Text"/>
+    <w:basedOn w:val="Normal"/>
+    <w:semiHidden/>
+    <w:rPr>
+      <w:sz w:val="24"/>
+      <w:szCs w:val="24"/>
+    </w:rPr>
+  </w:style>
+  <w:style w:type="paragraph" w:styleId="BalloonText">
+    <w:name w:val="Balloon Text"/>
+    <w:basedOn w:val="Normal"/>
+    <w:link w:val="BalloonTextChar"/>
     <w:uiPriority w:val="99"/>
-    <w:rsid w:val="00F52B7A"/>
+    <w:semiHidden/>
+    <w:unhideWhenUsed/>
+    <w:rsid w:val="00147372"/>
     <w:rPr>
-      <w:sz w:val="22"/>
-      <w:szCs w:val="22"/>
+      <w:rFonts w:ascii="Tahoma" w:hAnsi="Tahoma" w:cs="Tahoma"/>
+      <w:sz w:val="16"/>
+      <w:szCs w:val="16"/>
+    </w:rPr>
+  </w:style>
+  <w:style w:type="character" w:customStyle="1" w:styleId="BalloonTextChar">
+    <w:name w:val="Balloon Text Char"/>
+    <w:link w:val="BalloonText"/>
+    <w:uiPriority w:val="99"/>
+    <w:semiHidden/>
+    <w:rsid w:val="00147372"/>
+    <w:rPr>
+      <w:rFonts w:ascii="Tahoma" w:hAnsi="Tahoma" w:cs="Tahoma"/>
+      <w:sz w:val="16"/>
+      <w:szCs w:val="16"/>
+    </w:rPr>
+  </w:style>
+  <w:style w:type="character" w:styleId="Hyperlink">
+    <w:name w:val="Hyperlink"/>
+    <w:uiPriority w:val="99"/>
+    <w:unhideWhenUsed/>
+    <w:rsid w:val="00147372"/>
+    <w:rPr>
+      <w:color w:val="0000FF"/>
+      <w:u w:val="single"/>
+    </w:rPr>
+  </w:style>
+  <w:style w:type="character" w:styleId="CommentReference">
+    <w:name w:val="annotation reference"/>
+    <w:uiPriority w:val="99"/>
+    <w:semiHidden/>
+    <w:unhideWhenUsed/>
+    <w:rsid w:val="00FD53DC"/>
+    <w:rPr>
+      <w:sz w:val="16"/>
+      <w:szCs w:val="16"/>
+    </w:rPr>
+  </w:style>
+  <w:style w:type="paragraph" w:styleId="CommentText">
+    <w:name w:val="annotation text"/>
+    <w:basedOn w:val="Normal"/>
+    <w:link w:val="CommentTextChar"/>
+    <w:uiPriority w:val="99"/>
+    <w:semiHidden/>
+    <w:unhideWhenUsed/>
+    <w:rsid w:val="00FD53DC"/>
+  </w:style>
+  <w:style w:type="character" w:customStyle="1" w:styleId="CommentTextChar">
+    <w:name w:val="Comment Text Char"/>
+    <w:basedOn w:val="DefaultParagraphFont"/>
+    <w:link w:val="CommentText"/>
+    <w:uiPriority w:val="99"/>
+    <w:semiHidden/>
+    <w:rsid w:val="00FD53DC"/>
+  </w:style>
+  <w:style w:type="paragraph" w:styleId="CommentSubject">
+    <w:name w:val="annotation subject"/>
+    <w:basedOn w:val="CommentText"/>
+    <w:next w:val="CommentText"/>
+    <w:link w:val="CommentSubjectChar"/>
+    <w:uiPriority w:val="99"/>
+    <w:semiHidden/>
+    <w:unhideWhenUsed/>
+    <w:rsid w:val="00FD53DC"/>
+    <w:rPr>
+      <w:b/>
+      <w:bCs/>
+    </w:rPr>
+  </w:style>
+  <w:style w:type="character" w:customStyle="1" w:styleId="CommentSubjectChar">
+    <w:name w:val="Comment Subject Char"/>
+    <w:link w:val="CommentSubject"/>
+    <w:uiPriority w:val="99"/>
+    <w:semiHidden/>
+    <w:rsid w:val="00FD53DC"/>
+    <w:rPr>
+      <w:b/>
+      <w:bCs/>
     </w:rPr>
   </w:style>
   <w:style w:type="paragraph" w:styleId="NormalWeb">
@@ -1351,12 +1428,17 @@
     <w:basedOn w:val="Normal"/>
     <w:uiPriority w:val="99"/>
     <w:unhideWhenUsed/>
-    <w:rsid w:val="00040C2B"/>
+    <w:rsid w:val="00AA1A93"/>
     <w:pPr>
+      <w:autoSpaceDE/>
+      <w:autoSpaceDN/>
+      <w:adjustRightInd/>
       <w:spacing w:before="100" w:beforeAutospacing="1" w:after="100" w:afterAutospacing="1"/>
     </w:pPr>
     <w:rPr>
-      <w:rFonts w:eastAsiaTheme="minorHAnsi" w:cs="Calibri"/>
+      <w:rFonts w:ascii="Calibri" w:eastAsia="Calibri" w:hAnsi="Calibri" w:cs="Calibri"/>
+      <w:sz w:val="22"/>
+      <w:szCs w:val="22"/>
     </w:rPr>
   </w:style>
 </w:styles>
@@ -1655,4 +1737,16 @@
     </a:ext>
   </a:extLst>
 </a:theme>
+</file>
+
+<file path=customXml/item1.xml><?xml version="1.0" encoding="utf-8"?>
+<b:Sources xmlns:b="http://schemas.openxmlformats.org/officeDocument/2006/bibliography" xmlns="http://schemas.openxmlformats.org/officeDocument/2006/bibliography" SelectedStyle="\APA.XSL" StyleName="APA"/>
+</file>
+
+<file path=customXml/itemProps1.xml><?xml version="1.0" encoding="utf-8"?>
+<ds:datastoreItem xmlns:ds="http://schemas.openxmlformats.org/officeDocument/2006/customXml" ds:itemID="{D2B6F76D-3BB3-4BC7-A3FE-897E265D7837}">
+  <ds:schemaRefs>
+    <ds:schemaRef ds:uri="http://schemas.openxmlformats.org/officeDocument/2006/bibliography"/>
+  </ds:schemaRefs>
+</ds:datastoreItem>
 </file>
--- a/project/documents/merged/Document.docx
+++ b/project/documents/merged/Document.docx
@@ -11,7 +11,10 @@
         <w:t xml:space="preserve">Subject line: ACME Manufacturing: Ref. No. Pa Da / SLW Ref: 1.003US1 / </w:t>
       </w:r>
       <w:r>
-        <w:t>Instructions Needed - National Stage Filings</w:t>
+        <w:t>SLW</w:t>
+      </w:r>
+      <w:r>
+        <w:t xml:space="preserve"> Report Out:</w:t>
       </w:r>
     </w:p>
     <w:p>
@@ -52,41 +55,55 @@
         <w:pStyle w:val="NormalWeb"/>
       </w:pPr>
       <w:r>
-        <w:t xml:space="preserve">SCHWEGMAN LUNDBERG &amp; WOESSNER, P.A. </w:t>
+        <w:t>Schwegman Lundberg &amp; Woessner, P.A.</w:t>
       </w:r>
     </w:p>
     <w:p>
       <w:pPr>
         <w:pStyle w:val="NormalWeb"/>
-      </w:pPr>
-    </w:p>
-    <w:p>
+        <w:spacing w:before="0" w:beforeAutospacing="0" w:after="0" w:afterAutospacing="0"/>
+      </w:pPr>
+    </w:p>
+    <w:p>
+      <w:pPr>
+        <w:pStyle w:val="NormalWeb"/>
+        <w:spacing w:before="0" w:beforeAutospacing="0" w:after="0" w:afterAutospacing="0"/>
+      </w:pPr>
       <w:r>
         <w:t>Attorney Test 612-373-6900  mmartin@slwip.com</w:t>
       </w:r>
     </w:p>
     <w:p>
+      <w:pPr>
+        <w:pStyle w:val="NormalWeb"/>
+        <w:spacing w:before="0" w:beforeAutospacing="0" w:after="0" w:afterAutospacing="0"/>
+      </w:pPr>
       <w:r>
         <w:t>Emily Bates 612-371-2163  ebates@slwip.com</w:t>
       </w:r>
     </w:p>
     <w:p>
       <w:pPr>
-        <w:rPr>
-          <w:sz w:val="24"/>
-          <w:szCs w:val="24"/>
-        </w:rPr>
-      </w:pPr>
-    </w:p>
-    <w:p>
-      <w:pPr>
-        <w:rPr>
-          <w:sz w:val="24"/>
-          <w:szCs w:val="24"/>
-        </w:rPr>
-      </w:pPr>
-      <w:r>
-        <w:rPr>
+        <w:spacing w:after="0" w:line="240" w:lineRule="auto"/>
+        <w:rPr>
+          <w:rFonts w:ascii="Times New Roman" w:hAnsi="Times New Roman"/>
+          <w:sz w:val="24"/>
+          <w:szCs w:val="24"/>
+        </w:rPr>
+      </w:pPr>
+    </w:p>
+    <w:p>
+      <w:pPr>
+        <w:spacing w:after="0" w:line="240" w:lineRule="auto"/>
+        <w:rPr>
+          <w:rFonts w:ascii="Times New Roman" w:hAnsi="Times New Roman"/>
+          <w:sz w:val="24"/>
+          <w:szCs w:val="24"/>
+        </w:rPr>
+      </w:pPr>
+      <w:r>
+        <w:rPr>
+          <w:rFonts w:ascii="Times New Roman" w:hAnsi="Times New Roman"/>
           <w:sz w:val="24"/>
           <w:szCs w:val="24"/>
         </w:rPr>
@@ -94,6 +111,7 @@
       </w:r>
       <w:r>
         <w:rPr>
+          <w:rFonts w:ascii="Times New Roman" w:hAnsi="Times New Roman"/>
           <w:sz w:val="24"/>
           <w:szCs w:val="24"/>
         </w:rPr>
@@ -101,6 +119,7 @@
       </w:r>
       <w:r>
         <w:rPr>
+          <w:rFonts w:ascii="Times New Roman" w:hAnsi="Times New Roman"/>
           <w:sz w:val="24"/>
           <w:szCs w:val="24"/>
         </w:rPr>
@@ -108,6 +127,7 @@
       </w:r>
       <w:r>
         <w:rPr>
+          <w:rFonts w:ascii="Times New Roman" w:hAnsi="Times New Roman"/>
           <w:bCs/>
           <w:noProof/>
           <w:sz w:val="24"/>
@@ -117,6 +137,7 @@
       </w:r>
       <w:r>
         <w:rPr>
+          <w:rFonts w:ascii="Times New Roman" w:hAnsi="Times New Roman"/>
           <w:b/>
           <w:bCs/>
           <w:noProof/>
@@ -127,6 +148,7 @@
       </w:r>
       <w:r>
         <w:rPr>
+          <w:rFonts w:ascii="Times New Roman" w:hAnsi="Times New Roman"/>
           <w:noProof/>
           <w:sz w:val="24"/>
           <w:szCs w:val="24"/>
@@ -136,21 +158,40 @@
     </w:p>
     <w:p>
       <w:pPr>
-        <w:rPr>
-          <w:sz w:val="24"/>
-          <w:szCs w:val="24"/>
-        </w:rPr>
-      </w:pPr>
-      <w:r>
-        <w:rPr>
+        <w:spacing w:after="0" w:line="240" w:lineRule="auto"/>
+        <w:rPr>
+          <w:rFonts w:ascii="Times New Roman" w:hAnsi="Times New Roman"/>
+          <w:sz w:val="24"/>
+          <w:szCs w:val="24"/>
+        </w:rPr>
+      </w:pPr>
+      <w:r>
+        <w:rPr>
+          <w:rFonts w:ascii="Times New Roman" w:hAnsi="Times New Roman"/>
           <w:sz w:val="24"/>
           <w:szCs w:val="24"/>
         </w:rPr>
         <w:tab/>
-        <w:t xml:space="preserve">International Patent Application No. </w:t>
-      </w:r>
-      <w:r>
-        <w:rPr>
+      </w:r>
+      <w:r>
+        <w:rPr>
+          <w:rFonts w:ascii="Times New Roman" w:hAnsi="Times New Roman"/>
+          <w:sz w:val="24"/>
+          <w:szCs w:val="24"/>
+        </w:rPr>
+        <w:t>United States of America</w:t>
+      </w:r>
+      <w:r>
+        <w:rPr>
+          <w:rFonts w:ascii="Times New Roman" w:hAnsi="Times New Roman"/>
+          <w:sz w:val="24"/>
+          <w:szCs w:val="24"/>
+        </w:rPr>
+        <w:t xml:space="preserve"> Application No. </w:t>
+      </w:r>
+      <w:r>
+        <w:rPr>
+          <w:rFonts w:ascii="Times New Roman" w:hAnsi="Times New Roman"/>
           <w:noProof/>
           <w:sz w:val="24"/>
           <w:szCs w:val="24"/>
@@ -160,33 +201,55 @@
     </w:p>
     <w:p>
       <w:pPr>
+        <w:spacing w:after="0" w:line="240" w:lineRule="auto"/>
         <w:ind w:left="720"/>
         <w:rPr>
+          <w:rFonts w:ascii="Times New Roman" w:hAnsi="Times New Roman"/>
+          <w:sz w:val="24"/>
+          <w:szCs w:val="24"/>
+        </w:rPr>
+      </w:pPr>
+      <w:r>
+        <w:rPr>
+          <w:rFonts w:ascii="Times New Roman" w:hAnsi="Times New Roman"/>
+          <w:sz w:val="24"/>
+          <w:szCs w:val="24"/>
+        </w:rPr>
+        <w:t xml:space="preserve">Title: </w:t>
+      </w:r>
+      <w:r>
+        <w:rPr>
+          <w:rFonts w:ascii="Times New Roman" w:hAnsi="Times New Roman"/>
           <w:noProof/>
           <w:sz w:val="24"/>
           <w:szCs w:val="24"/>
         </w:rPr>
-      </w:pPr>
-      <w:r>
-        <w:rPr>
-          <w:sz w:val="24"/>
-          <w:szCs w:val="24"/>
-        </w:rPr>
-        <w:t xml:space="preserve">Title: </w:t>
-      </w:r>
-      <w:r>
-        <w:rPr>
+        <w:t>Method and apparatus for making a title for a matter 1000</w:t>
+      </w:r>
+    </w:p>
+    <w:p>
+      <w:pPr>
+        <w:spacing w:after="0"/>
+        <w:rPr>
+          <w:rFonts w:ascii="Times New Roman" w:hAnsi="Times New Roman"/>
+          <w:sz w:val="24"/>
+          <w:szCs w:val="24"/>
+        </w:rPr>
+      </w:pPr>
+      <w:r>
+        <w:rPr>
+          <w:rFonts w:ascii="Times New Roman" w:hAnsi="Times New Roman"/>
           <w:noProof/>
           <w:sz w:val="24"/>
           <w:szCs w:val="24"/>
         </w:rPr>
-        <w:t>Method and apparatus for making a title for a matter 1000</w:t>
-      </w:r>
-    </w:p>
-    <w:p>
-      <w:pPr>
-        <w:ind w:left="720"/>
-        <w:rPr>
+      </w:r>
+    </w:p>
+    <w:p>
+      <w:pPr>
+        <w:spacing w:after="0"/>
+        <w:rPr>
+          <w:rFonts w:ascii="Times New Roman" w:hAnsi="Times New Roman"/>
           <w:noProof/>
           <w:sz w:val="24"/>
           <w:szCs w:val="24"/>
@@ -194,564 +257,303 @@
       </w:pPr>
       <w:r>
         <w:rPr>
+          <w:rFonts w:ascii="Times New Roman" w:hAnsi="Times New Roman"/>
+          <w:sz w:val="24"/>
+          <w:szCs w:val="24"/>
+        </w:rPr>
+        <w:t xml:space="preserve">The following represents new activity on the above mentioned matter. </w:t>
+      </w:r>
+    </w:p>
+    <w:p>
+      <w:pPr>
+        <w:spacing w:after="0"/>
+        <w:rPr>
+          <w:rFonts w:ascii="Times New Roman" w:hAnsi="Times New Roman"/>
+          <w:sz w:val="24"/>
+          <w:szCs w:val="24"/>
+        </w:rPr>
+      </w:pPr>
+    </w:p>
+    <w:p>
+      <w:pPr>
+        <w:spacing w:after="0" w:line="240" w:lineRule="auto"/>
+        <w:rPr>
+          <w:rFonts w:ascii="Times New Roman" w:hAnsi="Times New Roman"/>
+          <w:sz w:val="24"/>
+          <w:szCs w:val="24"/>
+        </w:rPr>
+      </w:pPr>
+      <w:r>
+        <w:rPr>
+          <w:rFonts w:ascii="Times New Roman" w:hAnsi="Times New Roman"/>
           <w:noProof/>
-          <w:sz w:val="24"/>
-          <w:szCs w:val="24"/>
-        </w:rPr>
-        <w:t>Inventor(s): Wiley E. Coyote</w:t>
-      </w:r>
-    </w:p>
-    <w:p>
-      <w:pPr>
-        <w:ind w:left="720"/>
-        <w:rPr>
-          <w:sz w:val="24"/>
-          <w:szCs w:val="24"/>
-        </w:rPr>
-      </w:pPr>
-      <w:r>
-        <w:rPr>
+          <w:color w:val="000000"/>
+          <w:sz w:val="24"/>
+          <w:szCs w:val="24"/>
+        </w:rPr>
+        <w:t xml:space="preserve">ACTION REQUIRED:  </w:t>
+      </w:r>
+      <w:r>
+        <w:rPr>
+          <w:rFonts w:ascii="Times New Roman" w:hAnsi="Times New Roman"/>
+          <w:sz w:val="24"/>
+          <w:szCs w:val="24"/>
+        </w:rPr>
+        <w:t>Instructions to Pay Official Fees</w:t>
+      </w:r>
+    </w:p>
+    <w:p>
+      <w:pPr>
+        <w:spacing w:after="0" w:line="240" w:lineRule="auto"/>
+        <w:rPr>
+          <w:rFonts w:ascii="Times New Roman" w:hAnsi="Times New Roman"/>
+          <w:sz w:val="24"/>
+          <w:szCs w:val="24"/>
+        </w:rPr>
+      </w:pPr>
+      <w:r>
+        <w:rPr>
+          <w:rFonts w:ascii="Times New Roman" w:hAnsi="Times New Roman"/>
+          <w:sz w:val="24"/>
+          <w:szCs w:val="24"/>
+        </w:rPr>
+        <w:t xml:space="preserve">Deadline Date:  </w:t>
+      </w:r>
+      <w:r>
+        <w:rPr>
+          <w:rFonts w:ascii="Times New Roman" w:hAnsi="Times New Roman"/>
+          <w:sz w:val="24"/>
+          <w:szCs w:val="24"/>
+        </w:rPr>
+      </w:r>
+      <w:r>
+        <w:rPr>
+          <w:rFonts w:ascii="Times New Roman" w:hAnsi="Times New Roman"/>
+          <w:sz w:val="24"/>
+          <w:szCs w:val="24"/>
+        </w:rPr>
+      </w:r>
+    </w:p>
+    <w:p>
+      <w:pPr>
+        <w:spacing w:after="0" w:line="240" w:lineRule="auto"/>
+        <w:rPr>
+          <w:rFonts w:ascii="Times New Roman" w:hAnsi="Times New Roman"/>
+          <w:sz w:val="24"/>
+          <w:szCs w:val="24"/>
+        </w:rPr>
+      </w:pPr>
+      <w:r>
+        <w:rPr>
+          <w:rFonts w:ascii="Times New Roman" w:hAnsi="Times New Roman"/>
+          <w:sz w:val="24"/>
+          <w:szCs w:val="24"/>
+        </w:rPr>
+        <w:t xml:space="preserve">Requested Response Date:  </w:t>
+      </w:r>
+      <w:r>
+        <w:rPr>
+          <w:rFonts w:ascii="Times New Roman" w:hAnsi="Times New Roman"/>
+          <w:sz w:val="24"/>
+          <w:szCs w:val="24"/>
+        </w:rPr>
+      </w:r>
+      <w:r>
+        <w:rPr>
+          <w:rFonts w:ascii="Times New Roman" w:hAnsi="Times New Roman"/>
+          <w:sz w:val="24"/>
+          <w:szCs w:val="24"/>
+        </w:rPr>
+      </w:r>
+    </w:p>
+    <w:p>
+      <w:pPr>
+        <w:spacing w:after="0" w:line="240" w:lineRule="auto"/>
+        <w:rPr>
+          <w:rFonts w:ascii="Times New Roman" w:hAnsi="Times New Roman"/>
+          <w:sz w:val="24"/>
+          <w:szCs w:val="24"/>
+        </w:rPr>
+      </w:pPr>
+    </w:p>
+    <w:p>
+      <w:pPr>
+        <w:spacing w:after="0" w:line="240" w:lineRule="auto"/>
+        <w:rPr>
+          <w:rFonts w:ascii="Times New Roman" w:hAnsi="Times New Roman"/>
+          <w:sz w:val="24"/>
+          <w:szCs w:val="24"/>
+        </w:rPr>
+      </w:pPr>
+      <w:r>
+        <w:rPr>
+          <w:rFonts w:ascii="Times New Roman" w:hAnsi="Times New Roman"/>
+          <w:sz w:val="24"/>
+          <w:szCs w:val="24"/>
+        </w:rPr>
+        <w:t>INFORMATION BEING REPORTED:  We have now received notification from our associate that the above-identified application was formally allowed.  A copy of associate's letter together with the official notification is attached for your records.</w:t>
+      </w:r>
+    </w:p>
+    <w:p>
+      <w:pPr>
+        <w:spacing w:after="0" w:line="240" w:lineRule="auto"/>
+        <w:rPr>
+          <w:rFonts w:ascii="Times New Roman" w:hAnsi="Times New Roman"/>
+          <w:sz w:val="24"/>
+          <w:szCs w:val="24"/>
+        </w:rPr>
+      </w:pPr>
+    </w:p>
+    <w:p>
+      <w:pPr>
+        <w:spacing w:after="0" w:line="240" w:lineRule="auto"/>
+        <w:rPr>
+          <w:rFonts w:ascii="Times New Roman" w:hAnsi="Times New Roman"/>
+          <w:sz w:val="24"/>
+          <w:szCs w:val="24"/>
+        </w:rPr>
+      </w:pPr>
+      <w:r>
+        <w:rPr>
+          <w:rFonts w:ascii="Times New Roman" w:hAnsi="Times New Roman"/>
+          <w:sz w:val="24"/>
+          <w:szCs w:val="24"/>
+        </w:rPr>
+        <w:t xml:space="preserve">Please note that to obtain the patent, official fees must be paid.  The fees must be received by the Patent Office of United States of America by </w:t>
+      </w:r>
+      <w:r>
+        <w:rPr>
+          <w:rFonts w:ascii="Times New Roman" w:hAnsi="Times New Roman"/>
+          <w:sz w:val="24"/>
+          <w:szCs w:val="24"/>
+        </w:rPr>
+      </w:r>
+      <w:r>
+        <w:rPr>
+          <w:rFonts w:ascii="Times New Roman" w:hAnsi="Times New Roman"/>
+          <w:sz w:val="24"/>
+          <w:szCs w:val="24"/>
+        </w:rPr>
+        <w:t xml:space="preserve">, or the application will become abandoned.  Unless we receive your instructions to the contrary by </w:t>
+      </w:r>
+      <w:r>
+        <w:rPr>
+          <w:rFonts w:ascii="Times New Roman" w:hAnsi="Times New Roman"/>
+          <w:sz w:val="24"/>
+          <w:szCs w:val="24"/>
+        </w:rPr>
+      </w:r>
+      <w:r>
+        <w:rPr>
+          <w:rFonts w:ascii="Times New Roman" w:hAnsi="Times New Roman"/>
+          <w:sz w:val="24"/>
+          <w:szCs w:val="24"/>
+        </w:rPr>
+        <w:t>, we will authorize the associate to pay the fees by the deadline date.</w:t>
+      </w:r>
+      <w:r>
+        <w:rPr>
+          <w:rFonts w:ascii="Times New Roman" w:hAnsi="Times New Roman"/>
+          <w:sz w:val="24"/>
+          <w:szCs w:val="24"/>
+        </w:rPr>
+      </w:r>
+    </w:p>
+    <w:p>
+      <w:pPr>
+        <w:spacing w:after="0" w:line="240" w:lineRule="auto"/>
+        <w:rPr>
+          <w:rFonts w:ascii="Times New Roman" w:hAnsi="Times New Roman"/>
+          <w:sz w:val="24"/>
+          <w:szCs w:val="24"/>
+        </w:rPr>
+      </w:pPr>
+    </w:p>
+    <w:p>
+      <w:pPr>
+        <w:spacing w:after="0" w:line="240" w:lineRule="auto"/>
+        <w:rPr>
+          <w:rFonts w:ascii="Times New Roman" w:hAnsi="Times New Roman"/>
+          <w:sz w:val="24"/>
+          <w:szCs w:val="24"/>
+        </w:rPr>
+      </w:pPr>
+      <w:r>
+        <w:rPr>
+          <w:rFonts w:ascii="Times New Roman" w:hAnsi="Times New Roman"/>
           <w:noProof/>
-          <w:sz w:val="24"/>
-          <w:szCs w:val="24"/>
-        </w:rPr>
-        <w:t xml:space="preserve">Earliest Priority Information: Serial No. </w:t>
-      </w:r>
-    </w:p>
-    <w:p>
-      <w:pPr>
-        <w:rPr>
-          <w:sz w:val="24"/>
-          <w:szCs w:val="24"/>
-          <w:u w:val="thick"/>
-        </w:rPr>
-      </w:pPr>
-      <w:r>
-        <w:t>__________________________________________________________________________________________</w:t>
-      </w:r>
-    </w:p>
-    <w:p>
-      <w:pPr>
-        <w:rPr>
-          <w:sz w:val="24"/>
-          <w:szCs w:val="24"/>
-        </w:rPr>
-      </w:pPr>
-      <w:r>
-        <w:rPr>
+          <w:color w:val="000000"/>
+          <w:sz w:val="24"/>
+          <w:szCs w:val="24"/>
+        </w:rPr>
+        <w:t xml:space="preserve">ADDITIONAL NOTES:  </w:t>
+      </w:r>
+      <w:r>
+        <w:rPr>
+          <w:rFonts w:ascii="Times New Roman" w:hAnsi="Times New Roman"/>
           <w:noProof/>
-        </w:rPr>
-        <w:pict w14:anchorId="04BE1527">
-          <v:line id="_x0000_s1026" style="position:absolute;z-index:1;mso-position-horizontal-relative:margin" from="0,0" to="0,0" o:allowincell="f" strokecolor="#020000" strokeweight=".96pt">
-            <w10:wrap anchorx="margin"/>
-          </v:line>
-        </w:pict>
+          <w:color w:val="000000"/>
+          <w:sz w:val="24"/>
+          <w:szCs w:val="24"/>
+        </w:rPr>
+        <w:t>In view of the current pending status of corresponding applications, you may be eligible for voluntary participation in the Patent Prosecution Highway (PPH) program to possibly reduce costs and obtain accelerated examination. Please contact us to discuss your options should you wish to further explore this program.</w:t>
+        <w:br/>
+        <w:br/>
+        <w:t xml:space="preserve">We will pay any annuity or maintenances fees on your behalf unless instructed to the contrary. </w:t>
+        <w:br/>
+        <w:br/>
+      </w:r>
+      <w:r>
+        <w:rPr>
+          <w:rFonts w:ascii="Times New Roman" w:hAnsi="Times New Roman"/>
+          <w:sz w:val="24"/>
+          <w:szCs w:val="24"/>
+        </w:rPr>
+        <w:t xml:space="preserve">If you have any questions or comments, please contact </w:t>
+      </w:r>
+      <w:r>
+        <w:rPr>
+          <w:rFonts w:ascii="Times New Roman" w:hAnsi="Times New Roman"/>
+          <w:bCs/>
+          <w:sz w:val="24"/>
+          <w:szCs w:val="24"/>
+        </w:rPr>
+        <w:t>Attorney Test at 612-373-6900</w:t>
+      </w:r>
+      <w:r>
+        <w:rPr>
+          <w:rFonts w:ascii="Times New Roman" w:hAnsi="Times New Roman"/>
+          <w:bCs/>
+          <w:sz w:val="24"/>
+          <w:szCs w:val="24"/>
+        </w:rPr>
+        <w:t xml:space="preserve"> or Emily Bates at 612-371-2163</w:t>
+      </w:r>
+      <w:r>
+        <w:rPr>
+          <w:rFonts w:ascii="Times New Roman" w:hAnsi="Times New Roman"/>
+          <w:bCs/>
+          <w:sz w:val="24"/>
+          <w:szCs w:val="24"/>
+        </w:rPr>
+      </w:r>
+      <w:r>
+        <w:rPr>
+          <w:rFonts w:ascii="Times New Roman" w:hAnsi="Times New Roman"/>
+          <w:sz w:val="24"/>
+          <w:szCs w:val="24"/>
+        </w:rPr>
+        <w:t>.</w:t>
       </w:r>
     </w:p>
     <w:p>
       <w:pPr>
         <w:tabs>
-          <w:tab w:val="left" w:pos="720"/>
-          <w:tab w:val="left" w:pos="1440"/>
+          <w:tab w:val="right" w:pos="9360"/>
         </w:tabs>
-        <w:ind w:left="1440" w:hanging="1440"/>
-        <w:rPr>
-          <w:sz w:val="24"/>
-          <w:szCs w:val="24"/>
-        </w:rPr>
-      </w:pPr>
-      <w:r>
-        <w:rPr>
-          <w:b/>
-          <w:sz w:val="24"/>
-          <w:szCs w:val="24"/>
-          <w:u w:val="single"/>
-        </w:rPr>
-        <w:t>ACTION</w:t>
-      </w:r>
-      <w:r>
-        <w:rPr>
-          <w:sz w:val="24"/>
-          <w:szCs w:val="24"/>
-          <w:u w:val="single"/>
-        </w:rPr>
-        <w:t>:</w:t>
-      </w:r>
-      <w:r>
-        <w:rPr>
-          <w:sz w:val="24"/>
-          <w:szCs w:val="24"/>
-        </w:rPr>
-        <w:t xml:space="preserve"> </w:t>
-      </w:r>
-      <w:r>
-        <w:rPr>
-          <w:b/>
-          <w:sz w:val="24"/>
-          <w:szCs w:val="24"/>
-        </w:rPr>
-        <w:t>NATIONAL STAGE INSTRUCTIONS NEEDED</w:t>
-      </w:r>
-    </w:p>
-    <w:p>
-      <w:pPr>
-        <w:rPr>
-          <w:sz w:val="24"/>
-          <w:szCs w:val="24"/>
-        </w:rPr>
-      </w:pPr>
-    </w:p>
-    <w:p>
-      <w:pPr>
-        <w:rPr>
-          <w:b/>
-          <w:bCs/>
-          <w:sz w:val="24"/>
-          <w:szCs w:val="24"/>
-        </w:rPr>
-      </w:pPr>
-      <w:r>
-        <w:rPr>
-          <w:b/>
-          <w:sz w:val="24"/>
-          <w:szCs w:val="24"/>
-          <w:u w:val="single"/>
-        </w:rPr>
-        <w:t>RESPONSE REQUIRED NO LATER THAN</w:t>
-      </w:r>
-      <w:r>
-        <w:rPr>
-          <w:sz w:val="24"/>
-          <w:szCs w:val="24"/>
-        </w:rPr>
-        <w:t>:</w:t>
-      </w:r>
-      <w:r>
-        <w:rPr>
-          <w:sz w:val="24"/>
-          <w:szCs w:val="24"/>
-        </w:rPr>
-        <w:t xml:space="preserve"> </w:t>
-      </w:r>
-      <w:r>
-        <w:rPr>
-          <w:b/>
-          <w:sz w:val="24"/>
-          <w:szCs w:val="24"/>
-        </w:rPr>
-        <w:t>October 01, 2024</w:t>
-      </w:r>
-    </w:p>
-    <w:p>
-      <w:pPr>
-        <w:rPr>
-          <w:sz w:val="24"/>
-          <w:szCs w:val="24"/>
-        </w:rPr>
-      </w:pPr>
-    </w:p>
-    <w:p>
-      <w:pPr>
-        <w:tabs>
-          <w:tab w:val="left" w:pos="720"/>
-          <w:tab w:val="left" w:pos="1440"/>
-          <w:tab w:val="left" w:pos="2160"/>
-        </w:tabs>
-        <w:rPr>
-          <w:b/>
-          <w:sz w:val="24"/>
-          <w:szCs w:val="24"/>
-          <w:u w:val="single"/>
-        </w:rPr>
-      </w:pPr>
-      <w:r>
-        <w:rPr>
-          <w:b/>
-          <w:sz w:val="24"/>
-          <w:szCs w:val="24"/>
-          <w:u w:val="single"/>
-        </w:rPr>
-        <w:t xml:space="preserve">NON-EXTENDABLE DEADLINE: October 09, 2024 (Local Time in Each Country) </w:t>
-      </w:r>
-    </w:p>
-    <w:p>
-      <w:pPr>
-        <w:rPr>
-          <w:sz w:val="28"/>
-          <w:szCs w:val="28"/>
-        </w:rPr>
-      </w:pPr>
-      <w:r>
-        <w:t>__________________________________________________________________________________________ </w:t>
-      </w:r>
-    </w:p>
-    <w:p>
-      <w:pPr>
-        <w:rPr>
-          <w:sz w:val="24"/>
-          <w:szCs w:val="24"/>
-        </w:rPr>
-      </w:pPr>
-      <w:r>
-        <w:rPr>
-          <w:noProof/>
-        </w:rPr>
-        <w:pict w14:anchorId="6C1B1DE9">
-          <v:line id="_x0000_s1030" style="position:absolute;z-index:2;mso-position-horizontal-relative:margin" from="0,0" to="0,0" o:allowincell="f" strokecolor="#020000" strokeweight=".96pt">
-            <w10:wrap anchorx="margin"/>
-          </v:line>
-        </w:pict>
-      </w:r>
-      <w:r>
-        <w:rPr>
-          <w:sz w:val="24"/>
-          <w:szCs w:val="24"/>
-        </w:rPr>
-        <w:t xml:space="preserve"> </w:t>
-      </w:r>
-      <w:r>
-        <w:rPr>
-          <w:noProof/>
-          <w:sz w:val="24"/>
-          <w:szCs w:val="24"/>
-        </w:rPr>
-      </w:r>
-    </w:p>
-    <w:p>
-      <w:pPr>
-        <w:rPr>
-          <w:sz w:val="24"/>
-          <w:szCs w:val="24"/>
-        </w:rPr>
-      </w:pPr>
-      <w:r>
-        <w:rPr>
-          <w:sz w:val="24"/>
-          <w:szCs w:val="24"/>
-        </w:rPr>
-        <w:t>The PCT application identified above must be converted to regional or national patent applications within 30 months of the priority date of October 10, 2024.  Since that time is approaching, your decision regarding the conversion of the international PCT application to national/regional applications in the various designated countries and/or regional offices must soon be made.</w:t>
-      </w:r>
-      <w:r>
-        <w:rPr>
-          <w:noProof/>
-          <w:sz w:val="24"/>
-          <w:szCs w:val="24"/>
-        </w:rPr>
-        <w:t xml:space="preserve">   </w:t>
-      </w:r>
-      <w:r>
-        <w:rPr>
-          <w:sz w:val="24"/>
-          <w:szCs w:val="24"/>
-        </w:rPr>
-        <w:t xml:space="preserve">The absolute, non-extendable deadline for converting the international application to national/regional applications </w:t>
-      </w:r>
-      <w:r>
-        <w:rPr>
-          <w:sz w:val="24"/>
-          <w:szCs w:val="24"/>
-        </w:rPr>
-        <w:t xml:space="preserve">in the majority of eligible offices is </w:t>
-      </w:r>
-      <w:r>
-        <w:rPr>
-          <w:b/>
-          <w:sz w:val="24"/>
-          <w:szCs w:val="24"/>
-          <w:u w:val="single"/>
-        </w:rPr>
-        <w:t>October 09, 2024</w:t>
-      </w:r>
-      <w:r>
-        <w:rPr>
-          <w:sz w:val="24"/>
-          <w:szCs w:val="24"/>
-        </w:rPr>
-        <w:t>.  Please note that this deadline is the local date and time in the designated countries and/or regional offices where PCT conversion is initiated.  Early instructions are needed to account for differences in time zones, international dateline, and local associate processing.</w:t>
-      </w:r>
-    </w:p>
-    <w:p>
-      <w:pPr>
-        <w:rPr>
-          <w:sz w:val="24"/>
-          <w:szCs w:val="24"/>
-        </w:rPr>
-      </w:pPr>
-    </w:p>
-    <w:p>
-      <w:pPr>
-        <w:rPr>
-          <w:sz w:val="24"/>
-          <w:szCs w:val="24"/>
-        </w:rPr>
-      </w:pPr>
-      <w:r>
-        <w:rPr>
-          <w:sz w:val="24"/>
-          <w:szCs w:val="24"/>
-        </w:rPr>
-        <w:t>The countries and/or regional offices which were designated in the PCT application and which are now available for conversion are shown on the first page of your published application, which is attached here for your convenience.</w:t>
-      </w:r>
-    </w:p>
-    <w:p>
-      <w:pPr>
-        <w:rPr>
-          <w:sz w:val="24"/>
-          <w:szCs w:val="24"/>
-        </w:rPr>
-      </w:pPr>
-    </w:p>
-    <w:p>
-      <w:pPr>
-        <w:pStyle w:val="BodyText"/>
-      </w:pPr>
-      <w:r>
-        <w:t>Please give this matter your prompt careful consideration.  If you would like cost estimates for a particular filing scenario, pleas</w:t>
-      </w:r>
-      <w:r>
-        <w:t>e ask and we will provide them.</w:t>
-      </w:r>
-    </w:p>
-    <w:p>
-      <w:pPr>
-        <w:pStyle w:val="BodyText"/>
-      </w:pPr>
-    </w:p>
-    <w:p>
-      <w:pPr>
-        <w:pStyle w:val="BodyText"/>
-      </w:pPr>
-      <w:r>
-        <w:lastRenderedPageBreak/>
-        <w:t>Foreign filing is expensive.  The fees to foreign lawyers, foreign patent offices, and translation fees all become payable by us at the time we instruct our foreign associates to prepare national applications.  Accordingly we may need to work out payment arrangements with you before proceeding with the national stage filings.  Satisfactory arrangements need to be in place and any required retainers actually received by us before we are able to instruct our overseas associates to prepare the national stage applic</w:t>
-      </w:r>
-      <w:r>
-        <w:t>ations.</w:t>
-      </w:r>
-    </w:p>
-    <w:p>
-      <w:pPr>
-        <w:rPr>
-          <w:sz w:val="24"/>
-          <w:szCs w:val="24"/>
-        </w:rPr>
-      </w:pPr>
-    </w:p>
-    <w:p>
-      <w:pPr>
-        <w:rPr>
-          <w:sz w:val="24"/>
-          <w:szCs w:val="24"/>
-        </w:rPr>
-      </w:pPr>
-      <w:r>
-        <w:rPr>
-          <w:sz w:val="24"/>
-          <w:szCs w:val="24"/>
-        </w:rPr>
-        <w:t xml:space="preserve">The DEADLINE for converting from an international application to one or more national/regional applications is </w:t>
-      </w:r>
-      <w:r>
-        <w:rPr>
-          <w:sz w:val="24"/>
-          <w:szCs w:val="24"/>
-          <w:u w:val="single"/>
-        </w:rPr>
-        <w:t>non-extendable</w:t>
-      </w:r>
-      <w:r>
-        <w:rPr>
-          <w:sz w:val="24"/>
-          <w:szCs w:val="24"/>
-        </w:rPr>
-        <w:t>.  In other words, if nothing is filed by the deadline, all international patent rights will be irretrievably abandoned.</w:t>
-      </w:r>
-      <w:r>
-        <w:rPr>
-          <w:sz w:val="24"/>
-          <w:szCs w:val="24"/>
-        </w:rPr>
-        <w:t xml:space="preserve">  </w:t>
-      </w:r>
-      <w:r>
-        <w:rPr>
-          <w:noProof/>
-          <w:sz w:val="24"/>
-          <w:szCs w:val="24"/>
-        </w:rPr>
-      </w:r>
-    </w:p>
-    <w:p>
-      <w:pPr>
-        <w:rPr>
-          <w:sz w:val="24"/>
-          <w:szCs w:val="24"/>
-        </w:rPr>
-      </w:pPr>
-    </w:p>
-    <w:p>
-      <w:pPr>
-        <w:rPr>
-          <w:sz w:val="24"/>
-          <w:szCs w:val="24"/>
-        </w:rPr>
-      </w:pPr>
-      <w:r>
-        <w:rPr>
-          <w:sz w:val="24"/>
-          <w:szCs w:val="24"/>
-        </w:rPr>
-        <w:t xml:space="preserve">Since a number of documents have to be prepared and possibly translated into different languages, and received by the various international patent offices, it is imperative that we receive both your filing instructions and any retainers we may require no later than </w:t>
-      </w:r>
-      <w:r>
-        <w:rPr>
-          <w:b/>
-          <w:sz w:val="24"/>
-          <w:szCs w:val="24"/>
-        </w:rPr>
-        <w:t>October 01, 2024</w:t>
-      </w:r>
-      <w:r>
-        <w:rPr>
-          <w:i/>
-          <w:iCs/>
-          <w:sz w:val="24"/>
-          <w:szCs w:val="24"/>
-        </w:rPr>
-        <w:t xml:space="preserve">.  </w:t>
-      </w:r>
-      <w:r>
-        <w:rPr>
-          <w:sz w:val="24"/>
-          <w:szCs w:val="24"/>
-        </w:rPr>
-        <w:t xml:space="preserve">If instructions and credit arrangements (including payment of any necessary retainers) are not in place prior to </w:t>
-      </w:r>
-      <w:r>
-        <w:rPr>
-          <w:b/>
-          <w:i/>
-          <w:sz w:val="24"/>
-          <w:szCs w:val="24"/>
-          <w:u w:val="single"/>
-        </w:rPr>
-        <w:t>October 01, 2024</w:t>
-      </w:r>
-      <w:r>
-        <w:rPr>
-          <w:i/>
-          <w:iCs/>
-          <w:sz w:val="24"/>
-          <w:szCs w:val="24"/>
-        </w:rPr>
-        <w:t xml:space="preserve"> </w:t>
-      </w:r>
-      <w:r>
-        <w:rPr>
-          <w:iCs/>
-          <w:sz w:val="24"/>
-          <w:szCs w:val="24"/>
-        </w:rPr>
-        <w:t xml:space="preserve">you can expect that </w:t>
-      </w:r>
-      <w:r>
-        <w:rPr>
-          <w:sz w:val="24"/>
-          <w:szCs w:val="24"/>
-        </w:rPr>
-        <w:t>we and our associates will be forced to charge increased fees for</w:t>
-      </w:r>
-      <w:r>
-        <w:rPr>
-          <w:sz w:val="24"/>
-          <w:szCs w:val="24"/>
-        </w:rPr>
-        <w:t xml:space="preserve"> acting on an expedited basis.</w:t>
-      </w:r>
-    </w:p>
-    <w:p>
-      <w:pPr>
-        <w:rPr>
-          <w:sz w:val="24"/>
-          <w:szCs w:val="24"/>
-        </w:rPr>
-      </w:pPr>
-    </w:p>
-    <w:p>
-      <w:pPr>
-        <w:rPr>
-          <w:sz w:val="24"/>
-          <w:szCs w:val="24"/>
-        </w:rPr>
-      </w:pPr>
-      <w:r>
-        <w:rPr>
-          <w:sz w:val="24"/>
-          <w:szCs w:val="24"/>
-        </w:rPr>
-        <w:t xml:space="preserve">Finally, we also want you to be aware that if we do not receive both your instructions and all necessary retainer payments prior to </w:t>
-      </w:r>
-      <w:r>
-        <w:rPr>
-          <w:b/>
-          <w:sz w:val="24"/>
-          <w:szCs w:val="24"/>
-        </w:rPr>
-      </w:r>
-      <w:r>
-        <w:rPr>
-          <w:b/>
-          <w:sz w:val="24"/>
-          <w:szCs w:val="24"/>
-        </w:rPr>
-      </w:r>
-      <w:r>
-        <w:rPr>
-          <w:b/>
-          <w:sz w:val="24"/>
-          <w:szCs w:val="24"/>
-        </w:rPr>
-      </w:r>
-      <w:r>
-        <w:rPr>
-          <w:sz w:val="24"/>
-          <w:szCs w:val="24"/>
-        </w:rPr>
-        <w:t>, we will be unable to guarantee that we will actually complete the filings in all of the authorized countries.  In those cases we and our associates will still bill for services actually performed and we will, of course, exercise all reasonable efforts to complete the filings on schedule.  Since we cannot control all aspects of the filing process, there must be a time limit after which resul</w:t>
-      </w:r>
-      <w:r>
-        <w:rPr>
-          <w:sz w:val="24"/>
-          <w:szCs w:val="24"/>
-        </w:rPr>
-        <w:t>ts can no longer be guaranteed.</w:t>
-      </w:r>
-    </w:p>
-    <w:p>
-      <w:pPr>
-        <w:rPr>
-          <w:sz w:val="24"/>
-          <w:szCs w:val="24"/>
-        </w:rPr>
-      </w:pPr>
-    </w:p>
-    <w:p>
-      <w:pPr>
-        <w:pStyle w:val="NormalWeb"/>
-      </w:pPr>
-      <w:r>
-        <w:t>Please feel free to call Attorney Test at 612-373-6900</w:t>
-      </w:r>
-      <w:r>
-        <w:t xml:space="preserve"> </w:t>
-      </w:r>
-      <w:r>
-        <w:t>if you would like to discuss this matter further, or if you need cost estimates for filing in specific countries.</w:t>
-      </w:r>
-    </w:p>
-    <w:p>
-      <w:pPr>
-        <w:rPr>
+        <w:spacing w:after="0" w:line="240" w:lineRule="auto"/>
+        <w:rPr>
+          <w:rFonts w:ascii="Times New Roman" w:hAnsi="Times New Roman"/>
           <w:sz w:val="24"/>
           <w:szCs w:val="24"/>
         </w:rPr>
@@ -811,33 +613,15 @@
       </w:r>
     </w:p>
     <w:sectPr>
-      <w:headerReference w:type="default" r:id="rId9"/>
-      <w:footerReference w:type="default" r:id="rId10"/>
+      <w:headerReference w:type="default" r:id="rId6"/>
+      <w:footerReference w:type="default" r:id="rId7"/>
       <w:pgSz w:w="12240" w:h="15840"/>
-      <w:pgMar w:top="1440" w:right="1440" w:bottom="1440" w:left="1440" w:header="1440" w:footer="1440" w:gutter="0"/>
+      <w:pgMar w:top="1440" w:right="1440" w:bottom="1440" w:left="1440" w:header="720" w:footer="720" w:gutter="0"/>
       <w:cols w:space="720"/>
+      <w:docGrid w:linePitch="360"/>
     </w:sectPr>
   </w:body>
 </w:document>
-</file>
-
-<file path=word/endnotes.xml><?xml version="1.0" encoding="utf-8"?>
-<w:endnotes xmlns:wpc="http://schemas.microsoft.com/office/word/2010/wordprocessingCanvas" xmlns:cx="http://schemas.microsoft.com/office/drawing/2014/chartex" xmlns:cx1="http://schemas.microsoft.com/office/drawing/2015/9/8/chartex" xmlns:cx2="http://schemas.microsoft.com/office/drawing/2015/10/21/chartex" xmlns:cx3="http://schemas.microsoft.com/office/drawing/2016/5/9/chartex" xmlns:cx4="http://schemas.microsoft.com/office/drawing/2016/5/10/chartex" xmlns:cx5="http://schemas.microsoft.com/office/drawing/2016/5/11/chartex" xmlns:cx6="http://schemas.microsoft.com/office/drawing/2016/5/12/chartex" xmlns:cx7="http://schemas.microsoft.com/office/drawing/2016/5/13/chartex" xmlns:cx8="http://schemas.microsoft.com/office/drawing/2016/5/14/chartex" xmlns:mc="http://schemas.openxmlformats.org/markup-compatibility/2006" xmlns:aink="http://schemas.microsoft.com/office/drawing/2016/ink" xmlns:am3d="http://schemas.microsoft.com/office/drawing/2017/model3d" xmlns:o="urn:schemas-microsoft-com:office:office" xmlns:oel="http://schemas.microsoft.com/office/2019/extlst" xmlns:r="http://schemas.openxmlformats.org/officeDocument/2006/relationships" xmlns:m="http://schemas.openxmlformats.org/officeDocument/2006/math" xmlns:v="urn:schemas-microsoft-com:vml" xmlns:wp14="http://schemas.microsoft.com/office/word/2010/wordprocessingDrawing" xmlns:wp="http://schemas.openxmlformats.org/drawingml/2006/wordprocessingDrawing" xmlns:w10="urn:schemas-microsoft-com:office:word" xmlns:w="http://schemas.openxmlformats.org/wordprocessingml/2006/main" xmlns:w14="http://schemas.microsoft.com/office/word/2010/wordml" xmlns:w15="http://schemas.microsoft.com/office/word/2012/wordml" xmlns:w16cex="http://schemas.microsoft.com/office/word/2018/wordml/cex" xmlns:w16cid="http://schemas.microsoft.com/office/word/2016/wordml/cid" xmlns:w16="http://schemas.microsoft.com/office/word/2018/wordml" xmlns:w16sdtdh="http://schemas.microsoft.com/office/word/2020/wordml/sdtdatahash" xmlns:w16se="http://schemas.microsoft.com/office/word/2015/wordml/symex" xmlns:wpg="http://schemas.microsoft.com/office/word/2010/wordprocessingGroup" xmlns:wpi="http://schemas.microsoft.com/office/word/2010/wordprocessingInk" xmlns:wne="http://schemas.microsoft.com/office/word/2006/wordml" xmlns:wps="http://schemas.microsoft.com/office/word/2010/wordprocessingShape" mc:Ignorable="w14 w15 w16se w16cid w16 w16cex w16sdtdh wp14">
-  <w:endnote w:type="separator" w:id="-1">
-    <w:p>
-      <w:r>
-        <w:separator/>
-      </w:r>
-    </w:p>
-  </w:endnote>
-  <w:endnote w:type="continuationSeparator" w:id="0">
-    <w:p>
-      <w:r>
-        <w:continuationSeparator/>
-      </w:r>
-    </w:p>
-  </w:endnote>
-</w:endnotes>
 </file>
 
 <file path=word/footer1.xml><?xml version="1.0" encoding="utf-8"?>
@@ -848,25 +632,6 @@
     </w:pPr>
   </w:p>
 </w:ftr>
-</file>
-
-<file path=word/footnotes.xml><?xml version="1.0" encoding="utf-8"?>
-<w:footnotes xmlns:wpc="http://schemas.microsoft.com/office/word/2010/wordprocessingCanvas" xmlns:cx="http://schemas.microsoft.com/office/drawing/2014/chartex" xmlns:cx1="http://schemas.microsoft.com/office/drawing/2015/9/8/chartex" xmlns:cx2="http://schemas.microsoft.com/office/drawing/2015/10/21/chartex" xmlns:cx3="http://schemas.microsoft.com/office/drawing/2016/5/9/chartex" xmlns:cx4="http://schemas.microsoft.com/office/drawing/2016/5/10/chartex" xmlns:cx5="http://schemas.microsoft.com/office/drawing/2016/5/11/chartex" xmlns:cx6="http://schemas.microsoft.com/office/drawing/2016/5/12/chartex" xmlns:cx7="http://schemas.microsoft.com/office/drawing/2016/5/13/chartex" xmlns:cx8="http://schemas.microsoft.com/office/drawing/2016/5/14/chartex" xmlns:mc="http://schemas.openxmlformats.org/markup-compatibility/2006" xmlns:aink="http://schemas.microsoft.com/office/drawing/2016/ink" xmlns:am3d="http://schemas.microsoft.com/office/drawing/2017/model3d" xmlns:o="urn:schemas-microsoft-com:office:office" xmlns:oel="http://schemas.microsoft.com/office/2019/extlst" xmlns:r="http://schemas.openxmlformats.org/officeDocument/2006/relationships" xmlns:m="http://schemas.openxmlformats.org/officeDocument/2006/math" xmlns:v="urn:schemas-microsoft-com:vml" xmlns:wp14="http://schemas.microsoft.com/office/word/2010/wordprocessingDrawing" xmlns:wp="http://schemas.openxmlformats.org/drawingml/2006/wordprocessingDrawing" xmlns:w10="urn:schemas-microsoft-com:office:word" xmlns:w="http://schemas.openxmlformats.org/wordprocessingml/2006/main" xmlns:w14="http://schemas.microsoft.com/office/word/2010/wordml" xmlns:w15="http://schemas.microsoft.com/office/word/2012/wordml" xmlns:w16cex="http://schemas.microsoft.com/office/word/2018/wordml/cex" xmlns:w16cid="http://schemas.microsoft.com/office/word/2016/wordml/cid" xmlns:w16="http://schemas.microsoft.com/office/word/2018/wordml" xmlns:w16sdtdh="http://schemas.microsoft.com/office/word/2020/wordml/sdtdatahash" xmlns:w16se="http://schemas.microsoft.com/office/word/2015/wordml/symex" xmlns:wpg="http://schemas.microsoft.com/office/word/2010/wordprocessingGroup" xmlns:wpi="http://schemas.microsoft.com/office/word/2010/wordprocessingInk" xmlns:wne="http://schemas.microsoft.com/office/word/2006/wordml" xmlns:wps="http://schemas.microsoft.com/office/word/2010/wordprocessingShape" mc:Ignorable="w14 w15 w16se w16cid w16 w16cex w16sdtdh wp14">
-  <w:footnote w:type="separator" w:id="-1">
-    <w:p>
-      <w:r>
-        <w:separator/>
-      </w:r>
-    </w:p>
-  </w:footnote>
-  <w:footnote w:type="continuationSeparator" w:id="0">
-    <w:p>
-      <w:r>
-        <w:continuationSeparator/>
-      </w:r>
-    </w:p>
-  </w:footnote>
-</w:footnotes>
 </file>
 
 <file path=word/header1.xml><?xml version="1.0" encoding="utf-8"?>
@@ -884,7 +649,7 @@
   <w:docDefaults>
     <w:rPrDefault>
       <w:rPr>
-        <w:rFonts w:ascii="Times New Roman" w:eastAsia="Times New Roman" w:hAnsi="Times New Roman" w:cs="Times New Roman"/>
+        <w:rFonts w:ascii="Calibri" w:eastAsia="Calibri" w:hAnsi="Calibri" w:cs="Times New Roman"/>
         <w:lang w:val="en-US" w:eastAsia="en-US" w:bidi="ar-SA"/>
       </w:rPr>
     </w:rPrDefault>
@@ -922,7 +687,7 @@
     <w:lsdException w:name="Normal Indent" w:semiHidden="1" w:unhideWhenUsed="1"/>
     <w:lsdException w:name="footnote text" w:semiHidden="1" w:unhideWhenUsed="1"/>
     <w:lsdException w:name="annotation text" w:semiHidden="1" w:unhideWhenUsed="1"/>
-    <w:lsdException w:name="header" w:semiHidden="1" w:uiPriority="0" w:unhideWhenUsed="1"/>
+    <w:lsdException w:name="header" w:semiHidden="1" w:unhideWhenUsed="1"/>
     <w:lsdException w:name="footer" w:semiHidden="1" w:unhideWhenUsed="1"/>
     <w:lsdException w:name="index heading" w:semiHidden="1" w:unhideWhenUsed="1"/>
     <w:lsdException w:name="caption" w:semiHidden="1" w:uiPriority="35" w:unhideWhenUsed="1" w:qFormat="1"/>
@@ -978,7 +743,7 @@
     <w:lsdException w:name="Block Text" w:semiHidden="1" w:unhideWhenUsed="1"/>
     <w:lsdException w:name="Hyperlink" w:semiHidden="1" w:unhideWhenUsed="1"/>
     <w:lsdException w:name="FollowedHyperlink" w:semiHidden="1" w:unhideWhenUsed="1"/>
-    <w:lsdException w:name="Strong" w:uiPriority="22" w:qFormat="1"/>
+    <w:lsdException w:name="Strong" w:uiPriority="0" w:qFormat="1"/>
     <w:lsdException w:name="Emphasis" w:uiPriority="20" w:qFormat="1"/>
     <w:lsdException w:name="Document Map" w:semiHidden="1" w:unhideWhenUsed="1"/>
     <w:lsdException w:name="Plain Text" w:semiHidden="1" w:unhideWhenUsed="1"/>
@@ -1271,16 +1036,18 @@
   <w:style w:type="paragraph" w:default="1" w:styleId="Normal">
     <w:name w:val="Normal"/>
     <w:qFormat/>
+    <w:rsid w:val="00B01FE4"/>
     <w:pPr>
-      <w:autoSpaceDE w:val="0"/>
-      <w:autoSpaceDN w:val="0"/>
-      <w:adjustRightInd w:val="0"/>
+      <w:spacing w:after="200" w:line="276" w:lineRule="auto"/>
     </w:pPr>
+    <w:rPr>
+      <w:sz w:val="22"/>
+      <w:szCs w:val="22"/>
+    </w:rPr>
   </w:style>
   <w:style w:type="character" w:default="1" w:styleId="DefaultParagraphFont">
     <w:name w:val="Default Paragraph Font"/>
     <w:uiPriority w:val="1"/>
-    <w:semiHidden/>
     <w:unhideWhenUsed/>
   </w:style>
   <w:style w:type="table" w:default="1" w:styleId="TableNormal">
@@ -1304,34 +1071,68 @@
     <w:semiHidden/>
     <w:unhideWhenUsed/>
   </w:style>
-  <w:style w:type="paragraph" w:styleId="Header">
-    <w:name w:val="header"/>
+  <w:style w:type="character" w:styleId="Hyperlink">
+    <w:name w:val="Hyperlink"/>
+    <w:uiPriority w:val="99"/>
+    <w:unhideWhenUsed/>
+    <w:rsid w:val="00B7670C"/>
+    <w:rPr>
+      <w:color w:val="0000FF"/>
+      <w:u w:val="single"/>
+    </w:rPr>
+  </w:style>
+  <w:style w:type="character" w:styleId="CommentReference">
+    <w:name w:val="annotation reference"/>
+    <w:uiPriority w:val="99"/>
+    <w:unhideWhenUsed/>
+    <w:rsid w:val="00C11C0B"/>
+    <w:rPr>
+      <w:sz w:val="16"/>
+      <w:szCs w:val="16"/>
+    </w:rPr>
+  </w:style>
+  <w:style w:type="paragraph" w:styleId="CommentText">
+    <w:name w:val="annotation text"/>
     <w:basedOn w:val="Normal"/>
-    <w:pPr>
-      <w:tabs>
-        <w:tab w:val="center" w:pos="4320"/>
-        <w:tab w:val="right" w:pos="8640"/>
-      </w:tabs>
-    </w:pPr>
+    <w:link w:val="CommentTextChar"/>
+    <w:uiPriority w:val="99"/>
+    <w:unhideWhenUsed/>
+    <w:rsid w:val="00C11C0B"/>
+    <w:rPr>
+      <w:sz w:val="20"/>
+      <w:szCs w:val="20"/>
+    </w:rPr>
   </w:style>
-  <w:style w:type="paragraph" w:styleId="Footer">
-    <w:name w:val="footer"/>
-    <w:basedOn w:val="Normal"/>
+  <w:style w:type="character" w:customStyle="1" w:styleId="CommentTextChar">
+    <w:name w:val="Comment Text Char"/>
+    <w:basedOn w:val="DefaultParagraphFont"/>
+    <w:link w:val="CommentText"/>
+    <w:uiPriority w:val="99"/>
+    <w:rsid w:val="00C11C0B"/>
+  </w:style>
+  <w:style w:type="paragraph" w:styleId="CommentSubject">
+    <w:name w:val="annotation subject"/>
+    <w:basedOn w:val="CommentText"/>
+    <w:next w:val="CommentText"/>
+    <w:link w:val="CommentSubjectChar"/>
+    <w:uiPriority w:val="99"/>
     <w:semiHidden/>
-    <w:pPr>
-      <w:tabs>
-        <w:tab w:val="center" w:pos="4320"/>
-        <w:tab w:val="right" w:pos="8640"/>
-      </w:tabs>
-    </w:pPr>
+    <w:unhideWhenUsed/>
+    <w:rsid w:val="00C11C0B"/>
+    <w:rPr>
+      <w:b/>
+      <w:bCs/>
+    </w:rPr>
   </w:style>
-  <w:style w:type="paragraph" w:styleId="BodyText">
-    <w:name w:val="Body Text"/>
-    <w:basedOn w:val="Normal"/>
+  <w:style w:type="character" w:customStyle="1" w:styleId="CommentSubjectChar">
+    <w:name w:val="Comment Subject Char"/>
+    <w:link w:val="CommentSubject"/>
+    <w:uiPriority w:val="99"/>
     <w:semiHidden/>
+    <w:rsid w:val="00C11C0B"/>
     <w:rPr>
-      <w:sz w:val="24"/>
-      <w:szCs w:val="24"/>
+      <w:b/>
+      <w:bCs/>
     </w:rPr>
   </w:style>
   <w:style w:type="paragraph" w:styleId="BalloonText">
@@ -1341,7 +1142,10 @@
     <w:uiPriority w:val="99"/>
     <w:semiHidden/>
     <w:unhideWhenUsed/>
-    <w:rsid w:val="00147372"/>
+    <w:rsid w:val="00C11C0B"/>
+    <w:pPr>
+      <w:spacing w:after="0" w:line="240" w:lineRule="auto"/>
+    </w:pPr>
     <w:rPr>
       <w:rFonts w:ascii="Tahoma" w:hAnsi="Tahoma" w:cs="Tahoma"/>
       <w:sz w:val="16"/>
@@ -1353,71 +1157,17 @@
     <w:link w:val="BalloonText"/>
     <w:uiPriority w:val="99"/>
     <w:semiHidden/>
-    <w:rsid w:val="00147372"/>
+    <w:rsid w:val="00C11C0B"/>
     <w:rPr>
       <w:rFonts w:ascii="Tahoma" w:hAnsi="Tahoma" w:cs="Tahoma"/>
       <w:sz w:val="16"/>
       <w:szCs w:val="16"/>
     </w:rPr>
   </w:style>
-  <w:style w:type="character" w:styleId="Hyperlink">
-    <w:name w:val="Hyperlink"/>
-    <w:uiPriority w:val="99"/>
-    <w:unhideWhenUsed/>
-    <w:rsid w:val="00147372"/>
-    <w:rPr>
-      <w:color w:val="0000FF"/>
-      <w:u w:val="single"/>
-    </w:rPr>
-  </w:style>
-  <w:style w:type="character" w:styleId="CommentReference">
-    <w:name w:val="annotation reference"/>
-    <w:uiPriority w:val="99"/>
-    <w:semiHidden/>
-    <w:unhideWhenUsed/>
-    <w:rsid w:val="00FD53DC"/>
-    <w:rPr>
-      <w:sz w:val="16"/>
-      <w:szCs w:val="16"/>
-    </w:rPr>
-  </w:style>
-  <w:style w:type="paragraph" w:styleId="CommentText">
-    <w:name w:val="annotation text"/>
-    <w:basedOn w:val="Normal"/>
-    <w:link w:val="CommentTextChar"/>
-    <w:uiPriority w:val="99"/>
-    <w:semiHidden/>
-    <w:unhideWhenUsed/>
-    <w:rsid w:val="00FD53DC"/>
-  </w:style>
-  <w:style w:type="character" w:customStyle="1" w:styleId="CommentTextChar">
-    <w:name w:val="Comment Text Char"/>
-    <w:basedOn w:val="DefaultParagraphFont"/>
-    <w:link w:val="CommentText"/>
-    <w:uiPriority w:val="99"/>
-    <w:semiHidden/>
-    <w:rsid w:val="00FD53DC"/>
-  </w:style>
-  <w:style w:type="paragraph" w:styleId="CommentSubject">
-    <w:name w:val="annotation subject"/>
-    <w:basedOn w:val="CommentText"/>
-    <w:next w:val="CommentText"/>
-    <w:link w:val="CommentSubjectChar"/>
-    <w:uiPriority w:val="99"/>
-    <w:semiHidden/>
-    <w:unhideWhenUsed/>
-    <w:rsid w:val="00FD53DC"/>
-    <w:rPr>
-      <w:b/>
-      <w:bCs/>
-    </w:rPr>
-  </w:style>
-  <w:style w:type="character" w:customStyle="1" w:styleId="CommentSubjectChar">
-    <w:name w:val="Comment Subject Char"/>
-    <w:link w:val="CommentSubject"/>
-    <w:uiPriority w:val="99"/>
-    <w:semiHidden/>
-    <w:rsid w:val="00FD53DC"/>
+  <w:style w:type="character" w:styleId="Strong">
+    <w:name w:val="Strong"/>
+    <w:qFormat/>
+    <w:rsid w:val="00E76760"/>
     <w:rPr>
       <w:b/>
       <w:bCs/>
@@ -1427,18 +1177,14 @@
     <w:name w:val="Normal (Web)"/>
     <w:basedOn w:val="Normal"/>
     <w:uiPriority w:val="99"/>
+    <w:semiHidden/>
     <w:unhideWhenUsed/>
-    <w:rsid w:val="00AA1A93"/>
+    <w:rsid w:val="00FB1EC7"/>
     <w:pPr>
-      <w:autoSpaceDE/>
-      <w:autoSpaceDN/>
-      <w:adjustRightInd/>
-      <w:spacing w:before="100" w:beforeAutospacing="1" w:after="100" w:afterAutospacing="1"/>
+      <w:spacing w:before="100" w:beforeAutospacing="1" w:after="100" w:afterAutospacing="1" w:line="240" w:lineRule="auto"/>
     </w:pPr>
     <w:rPr>
-      <w:rFonts w:ascii="Calibri" w:eastAsia="Calibri" w:hAnsi="Calibri" w:cs="Calibri"/>
-      <w:sz w:val="22"/>
-      <w:szCs w:val="22"/>
+      <w:rFonts w:cs="Calibri"/>
     </w:rPr>
   </w:style>
 </w:styles>
@@ -1737,16 +1483,4 @@
     </a:ext>
   </a:extLst>
 </a:theme>
-</file>
-
-<file path=customXml/item1.xml><?xml version="1.0" encoding="utf-8"?>
-<b:Sources xmlns:b="http://schemas.openxmlformats.org/officeDocument/2006/bibliography" xmlns="http://schemas.openxmlformats.org/officeDocument/2006/bibliography" SelectedStyle="\APA.XSL" StyleName="APA"/>
-</file>
-
-<file path=customXml/itemProps1.xml><?xml version="1.0" encoding="utf-8"?>
-<ds:datastoreItem xmlns:ds="http://schemas.openxmlformats.org/officeDocument/2006/customXml" ds:itemID="{D2B6F76D-3BB3-4BC7-A3FE-897E265D7837}">
-  <ds:schemaRefs>
-    <ds:schemaRef ds:uri="http://schemas.openxmlformats.org/officeDocument/2006/bibliography"/>
-  </ds:schemaRefs>
-</ds:datastoreItem>
 </file>
--- a/project/documents/merged/Document.docx
+++ b/project/documents/merged/Document.docx
@@ -496,10 +496,9 @@
           <w:sz w:val="24"/>
           <w:szCs w:val="24"/>
         </w:rPr>
-        <w:t>In view of the current pending status of corresponding applications, you may be eligible for voluntary participation in the Patent Prosecution Highway (PPH) program to possibly reduce costs and obtain accelerated examination. Please contact us to discuss your options should you wish to further explore this program.</w:t>
         <w:br/>
         <w:br/>
-        <w:t xml:space="preserve">We will pay any annuity or maintenances fees on your behalf unless instructed to the contrary. </w:t>
+        <w:t>It is our understanding that you will be responsible for any annuity/maintenance fee payments.  If our understanding is incorrect, please advise us.</w:t>
         <w:br/>
         <w:br/>
       </w:r>

--- a/project/documents/merged/Document.docx
+++ b/project/documents/merged/Document.docx
@@ -56,10 +56,9 @@
     <w:p>
       <w:pPr>
         <w:pStyle w:val="NormalWeb"/>
-        <w:spacing w:before="0" w:beforeAutospacing="0" w:after="0" w:afterAutospacing="0"/>
-      </w:pPr>
-      <w:r>
-        <w:t>&lt;&lt;This.upperFirmName&gt;&gt;</w:t>
+      </w:pPr>
+      <w:r>
+        <w:t>Schwegman Lundberg &amp; Woessner, P.A.</w:t>
       </w:r>
     </w:p>
     <w:p>
@@ -74,14 +73,8 @@
         <w:spacing w:before="0" w:beforeAutospacing="0" w:after="0" w:afterAutospacing="0"/>
       </w:pPr>
       <w:r>
-        <w:t>Attorney Test 612-373-6900</w:t>
-      </w:r>
-      <w:proofErr w:type="gramStart"/>
-      <w:r>
-        <w:t xml:space="preserve">  mmartin@slwip.com</w:t>
-      </w:r>
-      <w:proofErr w:type="gramEnd"/>
-      <w:r/>
+        <w:t>Attorney Test 612-373-6900  mmartin@slwip.com</w:t>
+      </w:r>
     </w:p>
     <w:p>
       <w:pPr>
@@ -89,14 +82,8 @@
         <w:spacing w:before="0" w:beforeAutospacing="0" w:after="0" w:afterAutospacing="0"/>
       </w:pPr>
       <w:r>
-        <w:t>Emily Bates 612-371-2163</w:t>
-      </w:r>
-      <w:proofErr w:type="gramStart"/>
-      <w:r>
-        <w:t xml:space="preserve">  ebates@slwip.com</w:t>
-      </w:r>
-      <w:proofErr w:type="gramEnd"/>
-      <w:r/>
+        <w:t>Emily Bates 612-371-2163  ebates@slwip.com</w:t>
+      </w:r>
     </w:p>
     <w:p>
       <w:pPr>
@@ -168,8 +155,8 @@
         </w:rPr>
         <w:tab/>
       </w:r>
-      <w:smartTag w:uri="urn:schemas-microsoft-com:office:smarttags" w:element="country-region">
-        <w:smartTag w:uri="urn:schemas-microsoft-com:office:smarttags" w:element="place">
+      <w:smartTag w:uri="urn:schemas-microsoft-com:office:smarttags" w:element="place">
+        <w:smartTag w:uri="urn:schemas-microsoft-com:office:smarttags" w:element="country-region">
           <w:r>
             <w:rPr>
               <w:noProof/>
@@ -211,25 +198,16 @@
         <w:rPr>
           <w:noProof/>
         </w:rPr>
-        <w:t>&lt;&lt;salutation&gt;&gt;</w:t>
-      </w:r>
-    </w:p>
-    <w:p>
-      <w:pPr>
-        <w:rPr>
-          <w:noProof/>
-        </w:rPr>
-      </w:pPr>
-      <w:r>
-        <w:t xml:space="preserve">The following represents new activity on the </w:t>
-      </w:r>
-      <w:proofErr w:type="gramStart"/>
-      <w:r>
-        <w:t>above mentioned</w:t>
-      </w:r>
-      <w:proofErr w:type="gramEnd"/>
-      <w:r>
-        <w:t xml:space="preserve"> matter. </w:t>
+      </w:r>
+    </w:p>
+    <w:p>
+      <w:pPr>
+        <w:rPr>
+          <w:noProof/>
+        </w:rPr>
+      </w:pPr>
+      <w:r>
+        <w:t xml:space="preserve">The following represents new activity on the above mentioned matter. </w:t>
       </w:r>
     </w:p>
     <w:p>
@@ -273,13 +251,12 @@
         <w:rPr>
           <w:noProof/>
         </w:rPr>
-        <w:t>&lt;&lt;doa</w:t>
-      </w:r>
-      <w:r>
-        <w:rPr>
-          <w:noProof/>
-        </w:rPr>
-        <w:t>Date&gt;&gt;</w:t>
+        <w:t>No date found</w:t>
+      </w:r>
+      <w:r>
+        <w:rPr>
+          <w:noProof/>
+        </w:rPr>
       </w:r>
     </w:p>
     <w:p>
@@ -311,7 +288,7 @@
         <w:rPr>
           <w:noProof/>
         </w:rPr>
-        <w:t>Affirmed</w:t>
+        <w:t>Reversed</w:t>
       </w:r>
     </w:p>
     <w:p>
@@ -343,172 +320,36 @@
         <w:rPr>
           <w:noProof/>
         </w:rPr>
-        <w:t xml:space="preserve">Please provide </w:t>
-      </w:r>
-      <w:r>
-        <w:rPr>
-          <w:noProof/>
-        </w:rPr>
-        <w:t xml:space="preserve">authorization and </w:t>
-      </w:r>
-      <w:r>
-        <w:rPr>
-          <w:noProof/>
-        </w:rPr>
-        <w:t xml:space="preserve">instructions by </w:t>
-      </w:r>
-      <w:r>
-        <w:rPr>
-          <w:b/>
-          <w:noProof/>
-        </w:rPr>
-        <w:t>&lt;&lt;instDate&gt;&gt;</w:t>
-      </w:r>
-      <w:r>
-        <w:rPr>
-          <w:noProof/>
-        </w:rPr>
-        <w:t xml:space="preserve"> for filing a response to the </w:t>
-      </w:r>
-      <w:r>
-        <w:rPr>
-          <w:noProof/>
-        </w:rPr>
-        <w:t>Decision on Appeal</w:t>
+        <w:t>None at this time</w:t>
+      </w:r>
+    </w:p>
+    <w:p>
+      <w:r/>
+    </w:p>
+    <w:p>
+      <w:r>
+        <w:rPr>
+          <w:noProof/>
+        </w:rPr>
+        <w:t xml:space="preserve">ADDITIONAL NOTES:  </w:t>
+      </w:r>
+      <w:r>
+        <w:rPr>
+          <w:noProof/>
+        </w:rPr>
+        <w:t xml:space="preserve">If you have any questions or comments, please contact </w:t>
+      </w:r>
+      <w:r>
+        <w:rPr>
+          <w:noProof/>
+        </w:rPr>
+        <w:t>Attorney Test at 612-373-6900</w:t>
       </w:r>
       <w:r>
         <w:rPr>
           <w:noProof/>
         </w:rPr>
         <w:t>.</w:t>
-      </w:r>
-      <w:r>
-        <w:rPr>
-          <w:noProof/>
-        </w:rPr>
-        <w:t xml:space="preserve">  The </w:t>
-      </w:r>
-      <w:r>
-        <w:rPr>
-          <w:noProof/>
-        </w:rPr>
-        <w:t xml:space="preserve">final </w:t>
-      </w:r>
-      <w:r>
-        <w:rPr>
-          <w:noProof/>
-        </w:rPr>
-        <w:t xml:space="preserve">due date for response is </w:t>
-      </w:r>
-      <w:r>
-        <w:rPr>
-          <w:b/>
-          <w:noProof/>
-        </w:rPr>
-        <w:t>&lt;&lt;</w:t>
-      </w:r>
-      <w:r>
-        <w:rPr>
-          <w:b/>
-          <w:noProof/>
-        </w:rPr>
-        <w:t>RRRR</w:t>
-      </w:r>
-      <w:r>
-        <w:rPr>
-          <w:b/>
-          <w:noProof/>
-        </w:rPr>
-        <w:t>2</w:t>
-      </w:r>
-      <w:r>
-        <w:rPr>
-          <w:b/>
-          <w:noProof/>
-        </w:rPr>
-        <w:t>Mo&gt;&gt;</w:t>
-      </w:r>
-      <w:r>
-        <w:rPr>
-          <w:b/>
-          <w:noProof/>
-        </w:rPr>
-        <w:t>.</w:t>
-      </w:r>
-      <w:r>
-        <w:rPr>
-          <w:noProof/>
-        </w:rPr>
-        <w:t xml:space="preserve"> This date is NOT extendable. Failure to respond will result in abandonment of the application.</w:t>
-      </w:r>
-    </w:p>
-    <w:p>
-      <w:pPr>
-        <w:rPr>
-          <w:noProof/>
-        </w:rPr>
-      </w:pPr>
-    </w:p>
-    <w:p>
-      <w:r>
-        <w:t>OPTIONS FOR RESPONSE:</w:t>
-      </w:r>
-      <w:r>
-        <w:t xml:space="preserve"> Appeal</w:t>
-      </w:r>
-      <w:r>
-        <w:t xml:space="preserve"> the Decision to the </w:t>
-      </w:r>
-      <w:r>
-        <w:t>Court of Appeals for the Federal Circuit</w:t>
-      </w:r>
-      <w:r>
-        <w:t>; Request a Rehearing; Reopen</w:t>
-      </w:r>
-      <w:r>
-        <w:t xml:space="preserve"> prosecution by filing a Request f</w:t>
-      </w:r>
-      <w:r>
-        <w:t xml:space="preserve">or Continued Examination; </w:t>
-      </w:r>
-      <w:r>
-        <w:t>Allow the application to go abandoned</w:t>
-      </w:r>
-      <w:r>
-        <w:t>.</w:t>
-      </w:r>
-    </w:p>
-    <w:p>
-      <w:pPr>
-        <w:rPr>
-          <w:noProof/>
-        </w:rPr>
-      </w:pPr>
-    </w:p>
-    <w:p>
-      <w:r>
-        <w:rPr>
-          <w:noProof/>
-        </w:rPr>
-        <w:t xml:space="preserve">ADDITIONAL NOTES:  </w:t>
-      </w:r>
-      <w:r>
-        <w:rPr>
-          <w:noProof/>
-        </w:rPr>
-        <w:t xml:space="preserve">When you have reviewed these materials, please call </w:t>
-      </w:r>
-      <w:r>
-        <w:rPr>
-          <w:noProof/>
-        </w:rPr>
-        <w:t>Attorney Test at 612-373-6900</w:t>
-      </w:r>
-      <w:r>
-        <w:rPr>
-          <w:noProof/>
-        </w:rPr>
-        <w:t xml:space="preserve"> to discuss the appropriate response.</w:t>
       </w:r>
     </w:p>
     <w:p/>

--- a/project/documents/merged/Document.docx
+++ b/project/documents/merged/Document.docx
@@ -17,7 +17,7 @@
         <w:t xml:space="preserve"> Report Out: </w:t>
       </w:r>
       <w:r>
-        <w:t>Decision on Appeal</w:t>
+        <w:t>EP Approval of Text</w:t>
       </w:r>
     </w:p>
     <w:p>
@@ -58,331 +58,1078 @@
         <w:pStyle w:val="NormalWeb"/>
       </w:pPr>
       <w:r>
-        <w:t>Schwegman Lundberg &amp; Woessner, P.A.</w:t>
-      </w:r>
-    </w:p>
-    <w:p>
-      <w:pPr>
-        <w:pStyle w:val="NormalWeb"/>
-        <w:spacing w:before="0" w:beforeAutospacing="0" w:after="0" w:afterAutospacing="0"/>
-      </w:pPr>
-    </w:p>
-    <w:p>
-      <w:pPr>
-        <w:pStyle w:val="NormalWeb"/>
-        <w:spacing w:before="0" w:beforeAutospacing="0" w:after="0" w:afterAutospacing="0"/>
-      </w:pPr>
-      <w:r>
-        <w:t>Attorney Test 612-373-6900  mmartin@slwip.com</w:t>
-      </w:r>
-    </w:p>
-    <w:p>
-      <w:pPr>
-        <w:pStyle w:val="NormalWeb"/>
-        <w:spacing w:before="0" w:beforeAutospacing="0" w:after="0" w:afterAutospacing="0"/>
-      </w:pPr>
-      <w:r>
-        <w:t>Emily Bates 612-371-2163  ebates@slwip.com</w:t>
-      </w:r>
-    </w:p>
-    <w:p>
-      <w:pPr>
-        <w:tabs>
-          <w:tab w:val="right" w:pos="9360"/>
-        </w:tabs>
-      </w:pPr>
-    </w:p>
-    <w:p>
-      <w:pPr>
-        <w:tabs>
-          <w:tab w:val="left" w:pos="720"/>
-          <w:tab w:val="right" w:pos="9360"/>
-        </w:tabs>
-        <w:ind w:left="720" w:hanging="720"/>
-        <w:rPr>
-          <w:noProof/>
-        </w:rPr>
-      </w:pPr>
-      <w:r>
+        <w:t xml:space="preserve">SCHWEGMAN LUNDBERG &amp; WOESSNER, P.A. </w:t>
+      </w:r>
+    </w:p>
+    <w:p>
+      <w:pPr>
+        <w:pStyle w:val="NormalWeb"/>
+      </w:pPr>
+    </w:p>
+    <w:p>
+      <w:pPr>
+        <w:spacing w:after="0" w:line="240" w:lineRule="auto"/>
+      </w:pPr>
+      <w:r>
+        <w:t>Attorney Test 612-373-6900</w:t>
+      </w:r>
+      <w:proofErr w:type="gramStart"/>
+      <w:r>
+        <w:t xml:space="preserve">  mmartin@slwip.com</w:t>
+      </w:r>
+      <w:proofErr w:type="gramEnd"/>
+      <w:r/>
+    </w:p>
+    <w:p>
+      <w:pPr>
+        <w:spacing w:after="0" w:line="240" w:lineRule="auto"/>
+      </w:pPr>
+      <w:r>
+        <w:t>Emily Bates 612-371-2163</w:t>
+      </w:r>
+      <w:proofErr w:type="gramStart"/>
+      <w:r>
+        <w:t xml:space="preserve">  ebates@slwip.com</w:t>
+      </w:r>
+      <w:proofErr w:type="gramEnd"/>
+      <w:r/>
+    </w:p>
+    <w:p>
+      <w:pPr>
+        <w:spacing w:after="0" w:line="240" w:lineRule="auto"/>
+        <w:rPr>
+          <w:rFonts w:ascii="Times New Roman" w:hAnsi="Times New Roman"/>
+        </w:rPr>
+      </w:pPr>
+    </w:p>
+    <w:p>
+      <w:pPr>
+        <w:spacing w:after="0" w:line="240" w:lineRule="auto"/>
+        <w:rPr>
+          <w:rFonts w:ascii="Times New Roman" w:hAnsi="Times New Roman"/>
+          <w:sz w:val="24"/>
+          <w:szCs w:val="24"/>
+        </w:rPr>
+      </w:pPr>
+      <w:r>
+        <w:rPr>
+          <w:rFonts w:ascii="Times New Roman" w:hAnsi="Times New Roman"/>
+          <w:sz w:val="24"/>
+          <w:szCs w:val="24"/>
+        </w:rPr>
         <w:t>Re:</w:t>
       </w:r>
       <w:r>
+        <w:rPr>
+          <w:rFonts w:ascii="Times New Roman" w:hAnsi="Times New Roman"/>
+          <w:sz w:val="24"/>
+          <w:szCs w:val="24"/>
+        </w:rPr>
         <w:tab/>
+      </w:r>
+      <w:r>
+        <w:rPr>
+          <w:rFonts w:ascii="Times New Roman" w:hAnsi="Times New Roman"/>
+          <w:sz w:val="24"/>
+        </w:rPr>
         <w:t xml:space="preserve">ACME Manufacturing </w:t>
       </w:r>
       <w:r>
         <w:rPr>
+          <w:rFonts w:ascii="Times New Roman" w:hAnsi="Times New Roman"/>
           <w:bCs/>
           <w:noProof/>
+          <w:sz w:val="24"/>
         </w:rPr>
         <w:t>Ref. No. Pa Da</w:t>
       </w:r>
       <w:r>
         <w:rPr>
+          <w:rFonts w:ascii="Times New Roman" w:hAnsi="Times New Roman"/>
           <w:b/>
           <w:bCs/>
           <w:noProof/>
+          <w:sz w:val="24"/>
         </w:rPr>
         <w:t xml:space="preserve"> -</w:t>
       </w:r>
       <w:r>
         <w:rPr>
+          <w:rFonts w:ascii="Times New Roman" w:hAnsi="Times New Roman"/>
           <w:noProof/>
-        </w:rPr>
-        <w:t xml:space="preserve"> </w:t>
-      </w:r>
-      <w:r>
-        <w:rPr>
+          <w:sz w:val="24"/>
+        </w:rPr>
+        <w:t xml:space="preserve"> SLW Ref. No. 1.003US1</w:t>
+      </w:r>
+    </w:p>
+    <w:p>
+      <w:pPr>
+        <w:spacing w:after="0" w:line="240" w:lineRule="auto"/>
+        <w:rPr>
+          <w:rFonts w:ascii="Times New Roman" w:hAnsi="Times New Roman"/>
+          <w:sz w:val="24"/>
+          <w:szCs w:val="24"/>
+        </w:rPr>
+      </w:pPr>
+      <w:r>
+        <w:rPr>
+          <w:rFonts w:ascii="Times New Roman" w:hAnsi="Times New Roman"/>
+          <w:sz w:val="24"/>
+          <w:szCs w:val="24"/>
+        </w:rPr>
+        <w:tab/>
+      </w:r>
+      <w:r>
+        <w:rPr>
+          <w:rFonts w:ascii="Times New Roman" w:hAnsi="Times New Roman"/>
+          <w:sz w:val="23"/>
+          <w:szCs w:val="23"/>
+        </w:rPr>
+        <w:t>United States of America</w:t>
+      </w:r>
+      <w:r>
+        <w:rPr>
+          <w:rFonts w:ascii="Times New Roman" w:hAnsi="Times New Roman"/>
+          <w:sz w:val="23"/>
+          <w:szCs w:val="23"/>
+        </w:rPr>
+      </w:r>
+      <w:r>
+        <w:rPr>
+          <w:rFonts w:ascii="Times New Roman" w:hAnsi="Times New Roman"/>
+          <w:sz w:val="23"/>
+          <w:szCs w:val="23"/>
+        </w:rPr>
+      </w:r>
+      <w:r>
+        <w:rPr>
+          <w:rFonts w:ascii="Times New Roman" w:hAnsi="Times New Roman"/>
+          <w:sz w:val="24"/>
+          <w:szCs w:val="24"/>
+        </w:rPr>
+        <w:t xml:space="preserve"> Application No. </w:t>
+      </w:r>
+      <w:r>
+        <w:rPr>
+          <w:rFonts w:ascii="Times New Roman" w:hAnsi="Times New Roman"/>
           <w:noProof/>
-        </w:rPr>
-        <w:t>SLW Ref. No. 1.003US1</w:t>
-      </w:r>
-    </w:p>
-    <w:p>
-      <w:pPr>
-        <w:tabs>
-          <w:tab w:val="left" w:pos="720"/>
-          <w:tab w:val="right" w:pos="9360"/>
-        </w:tabs>
-        <w:ind w:left="720" w:hanging="720"/>
-        <w:rPr>
+          <w:sz w:val="24"/>
+        </w:rPr>
+        <w:t>12/356,986</w:t>
+      </w:r>
+    </w:p>
+    <w:p>
+      <w:pPr>
+        <w:spacing w:after="0" w:line="240" w:lineRule="auto"/>
+        <w:rPr>
+          <w:rFonts w:ascii="Times New Roman" w:hAnsi="Times New Roman"/>
+          <w:sz w:val="24"/>
+          <w:szCs w:val="24"/>
+        </w:rPr>
+      </w:pPr>
+      <w:r>
+        <w:rPr>
+          <w:rFonts w:ascii="Times New Roman" w:hAnsi="Times New Roman"/>
+          <w:sz w:val="24"/>
+          <w:szCs w:val="24"/>
+        </w:rPr>
+        <w:tab/>
+        <w:t xml:space="preserve">Title: </w:t>
+      </w:r>
+      <w:r>
+        <w:rPr>
+          <w:rFonts w:ascii="Times New Roman" w:hAnsi="Times New Roman"/>
           <w:noProof/>
-        </w:rPr>
-      </w:pPr>
-      <w:r>
-        <w:rPr>
+          <w:sz w:val="24"/>
+        </w:rPr>
+        <w:t>Method and apparatus for making a title for a matter 1000</w:t>
+      </w:r>
+    </w:p>
+    <w:p>
+      <w:pPr>
+        <w:spacing w:after="0"/>
+        <w:rPr>
+          <w:rFonts w:ascii="Times New Roman" w:hAnsi="Times New Roman"/>
+          <w:sz w:val="24"/>
+          <w:szCs w:val="24"/>
+        </w:rPr>
+      </w:pPr>
+      <w:r>
+        <w:rPr>
+          <w:rFonts w:ascii="Times New Roman" w:hAnsi="Times New Roman"/>
           <w:noProof/>
-        </w:rPr>
-        <w:tab/>
-      </w:r>
-      <w:smartTag w:uri="urn:schemas-microsoft-com:office:smarttags" w:element="place">
-        <w:smartTag w:uri="urn:schemas-microsoft-com:office:smarttags" w:element="country-region">
-          <w:r>
-            <w:rPr>
-              <w:noProof/>
-            </w:rPr>
-            <w:t>U.S.</w:t>
-          </w:r>
-        </w:smartTag>
-      </w:smartTag>
-      <w:r>
-        <w:rPr>
+          <w:sz w:val="24"/>
+          <w:szCs w:val="24"/>
+        </w:rPr>
+      </w:r>
+    </w:p>
+    <w:p>
+      <w:pPr>
+        <w:spacing w:after="0"/>
+        <w:rPr>
+          <w:rFonts w:ascii="Times New Roman" w:hAnsi="Times New Roman"/>
           <w:noProof/>
-        </w:rPr>
-        <w:t xml:space="preserve"> Patent Application Serial No.: 12/356,986</w:t>
-      </w:r>
-    </w:p>
-    <w:p>
-      <w:pPr>
-        <w:tabs>
-          <w:tab w:val="left" w:pos="720"/>
-          <w:tab w:val="right" w:pos="9360"/>
-        </w:tabs>
-        <w:ind w:left="720" w:hanging="720"/>
-      </w:pPr>
-      <w:r>
-        <w:rPr>
+          <w:sz w:val="24"/>
+          <w:szCs w:val="24"/>
+        </w:rPr>
+      </w:pPr>
+      <w:r>
+        <w:rPr>
+          <w:rFonts w:ascii="Times New Roman" w:hAnsi="Times New Roman"/>
+          <w:sz w:val="24"/>
+          <w:szCs w:val="24"/>
+        </w:rPr>
+        <w:t xml:space="preserve">The following represents new activity on the </w:t>
+      </w:r>
+      <w:proofErr w:type="gramStart"/>
+      <w:r>
+        <w:rPr>
+          <w:rFonts w:ascii="Times New Roman" w:hAnsi="Times New Roman"/>
+          <w:sz w:val="24"/>
+          <w:szCs w:val="24"/>
+        </w:rPr>
+        <w:t>above mentioned</w:t>
+      </w:r>
+      <w:proofErr w:type="gramEnd"/>
+      <w:r>
+        <w:rPr>
+          <w:rFonts w:ascii="Times New Roman" w:hAnsi="Times New Roman"/>
+          <w:sz w:val="24"/>
+          <w:szCs w:val="24"/>
+        </w:rPr>
+        <w:t xml:space="preserve"> matter. </w:t>
+      </w:r>
+    </w:p>
+    <w:p>
+      <w:pPr>
+        <w:spacing w:after="0" w:line="240" w:lineRule="auto"/>
+        <w:rPr>
+          <w:rFonts w:ascii="Times New Roman" w:hAnsi="Times New Roman"/>
           <w:noProof/>
-        </w:rPr>
-        <w:tab/>
-        <w:t>Title:  Method and apparatus for making a title for a matter 1000</w:t>
-      </w:r>
-    </w:p>
-    <w:p>
-      <w:pPr>
-        <w:rPr>
+          <w:color w:val="000000"/>
+          <w:sz w:val="24"/>
+          <w:szCs w:val="24"/>
+        </w:rPr>
+      </w:pPr>
+    </w:p>
+    <w:p>
+      <w:pPr>
+        <w:spacing w:after="0" w:line="240" w:lineRule="auto"/>
+        <w:rPr>
+          <w:rFonts w:ascii="Times New Roman" w:hAnsi="Times New Roman"/>
+          <w:sz w:val="24"/>
+          <w:szCs w:val="24"/>
+        </w:rPr>
+      </w:pPr>
+      <w:r>
+        <w:rPr>
+          <w:rFonts w:ascii="Times New Roman" w:hAnsi="Times New Roman"/>
           <w:noProof/>
-        </w:rPr>
-      </w:pPr>
-      <w:r>
-        <w:rPr>
+          <w:color w:val="000000"/>
+          <w:sz w:val="24"/>
+          <w:szCs w:val="24"/>
+        </w:rPr>
+        <w:t>ACTION REQUIRED</w:t>
+      </w:r>
+      <w:r>
+        <w:rPr>
+          <w:rFonts w:ascii="Times New Roman" w:hAnsi="Times New Roman"/>
           <w:noProof/>
-        </w:rPr>
-      </w:r>
-    </w:p>
-    <w:p>
-      <w:pPr>
-        <w:rPr>
+          <w:color w:val="000000"/>
+          <w:sz w:val="24"/>
+          <w:szCs w:val="24"/>
+        </w:rPr>
+        <w:t xml:space="preserve">: </w:t>
+      </w:r>
+      <w:r>
+        <w:rPr>
+          <w:rFonts w:ascii="Times New Roman" w:hAnsi="Times New Roman"/>
+          <w:sz w:val="24"/>
+          <w:szCs w:val="24"/>
+        </w:rPr>
+        <w:t>Instructions to file approval of allowed text, claim translations, and pay grant/printing fees</w:t>
+      </w:r>
+    </w:p>
+    <w:p>
+      <w:pPr>
+        <w:spacing w:after="0" w:line="240" w:lineRule="auto"/>
+        <w:rPr>
+          <w:rFonts w:ascii="Times New Roman" w:hAnsi="Times New Roman"/>
+          <w:sz w:val="24"/>
+          <w:szCs w:val="24"/>
+        </w:rPr>
+      </w:pPr>
+      <w:r>
+        <w:rPr>
+          <w:rFonts w:ascii="Times New Roman" w:hAnsi="Times New Roman"/>
+          <w:sz w:val="24"/>
+          <w:szCs w:val="24"/>
+        </w:rPr>
+        <w:t>Deadline</w:t>
+      </w:r>
+      <w:r>
+        <w:rPr>
+          <w:rFonts w:ascii="Times New Roman" w:hAnsi="Times New Roman"/>
+          <w:sz w:val="24"/>
+          <w:szCs w:val="24"/>
+        </w:rPr>
+        <w:t xml:space="preserve"> Date</w:t>
+      </w:r>
+      <w:r>
+        <w:rPr>
+          <w:rFonts w:ascii="Times New Roman" w:hAnsi="Times New Roman"/>
+          <w:sz w:val="24"/>
+          <w:szCs w:val="24"/>
+        </w:rPr>
+        <w:t>:</w:t>
+      </w:r>
+      <w:r>
+        <w:rPr>
+          <w:rFonts w:ascii="Times New Roman" w:hAnsi="Times New Roman"/>
+          <w:sz w:val="24"/>
+          <w:szCs w:val="24"/>
+        </w:rPr>
+        <w:t xml:space="preserve">  </w:t>
+      </w:r>
+      <w:r>
+        <w:rPr>
+          <w:rFonts w:ascii="Times New Roman" w:hAnsi="Times New Roman"/>
+          <w:sz w:val="24"/>
+          <w:szCs w:val="24"/>
+        </w:rPr>
+        <w:t>November 21, 2024</w:t>
+      </w:r>
+      <w:r>
+        <w:rPr>
+          <w:rFonts w:ascii="Times New Roman" w:hAnsi="Times New Roman"/>
+          <w:sz w:val="24"/>
+          <w:szCs w:val="24"/>
+        </w:rPr>
+      </w:r>
+      <w:r>
+        <w:rPr>
+          <w:rFonts w:ascii="Times New Roman" w:hAnsi="Times New Roman"/>
+          <w:sz w:val="24"/>
+          <w:szCs w:val="24"/>
+        </w:rPr>
+      </w:r>
+      <w:r>
+        <w:rPr>
+          <w:rFonts w:ascii="Times New Roman" w:hAnsi="Times New Roman"/>
+          <w:sz w:val="24"/>
+          <w:szCs w:val="24"/>
+        </w:rPr>
+      </w:r>
+    </w:p>
+    <w:p>
+      <w:pPr>
+        <w:spacing w:after="0" w:line="240" w:lineRule="auto"/>
+        <w:rPr>
+          <w:rFonts w:ascii="Times New Roman" w:hAnsi="Times New Roman"/>
+          <w:sz w:val="24"/>
+          <w:szCs w:val="24"/>
+        </w:rPr>
+      </w:pPr>
+      <w:r>
+        <w:rPr>
+          <w:rFonts w:ascii="Times New Roman" w:hAnsi="Times New Roman"/>
+          <w:sz w:val="24"/>
+          <w:szCs w:val="24"/>
+        </w:rPr>
+        <w:t>Requested Response Date</w:t>
+      </w:r>
+      <w:r>
+        <w:rPr>
+          <w:rFonts w:ascii="Times New Roman" w:hAnsi="Times New Roman"/>
+          <w:sz w:val="24"/>
+          <w:szCs w:val="24"/>
+        </w:rPr>
+        <w:t>:  November 26, 2024</w:t>
+      </w:r>
+      <w:r>
+        <w:rPr>
+          <w:rFonts w:ascii="Times New Roman" w:hAnsi="Times New Roman"/>
+          <w:sz w:val="24"/>
+          <w:szCs w:val="24"/>
+        </w:rPr>
+      </w:r>
+      <w:r>
+        <w:rPr>
+          <w:rFonts w:ascii="Times New Roman" w:hAnsi="Times New Roman"/>
+          <w:sz w:val="24"/>
+          <w:szCs w:val="24"/>
+        </w:rPr>
+      </w:r>
+    </w:p>
+    <w:p>
+      <w:pPr>
+        <w:spacing w:after="0" w:line="240" w:lineRule="auto"/>
+        <w:rPr>
+          <w:rFonts w:ascii="Times New Roman" w:hAnsi="Times New Roman"/>
+          <w:sz w:val="24"/>
+          <w:szCs w:val="24"/>
+        </w:rPr>
+      </w:pPr>
+    </w:p>
+    <w:p>
+      <w:pPr>
+        <w:pStyle w:val="NormalWeb"/>
+        <w:spacing w:before="0" w:beforeAutospacing="0" w:after="0" w:afterAutospacing="0"/>
+        <w:rPr>
+          <w:rFonts w:ascii="Times New Roman" w:hAnsi="Times New Roman" w:cs="Times New Roman"/>
+          <w:sz w:val="24"/>
+          <w:szCs w:val="24"/>
+        </w:rPr>
+      </w:pPr>
+      <w:r>
+        <w:rPr>
+          <w:rFonts w:ascii="Times New Roman" w:hAnsi="Times New Roman" w:cs="Times New Roman"/>
+          <w:sz w:val="24"/>
+          <w:szCs w:val="24"/>
+        </w:rPr>
+        <w:t xml:space="preserve">ACTION REQUIRED:  Advise if a divisional application is desired </w:t>
+      </w:r>
+    </w:p>
+    <w:p>
+      <w:pPr>
+        <w:spacing w:after="0" w:line="240" w:lineRule="auto"/>
+        <w:rPr>
+          <w:rFonts w:ascii="Times New Roman" w:hAnsi="Times New Roman"/>
+          <w:sz w:val="24"/>
+          <w:szCs w:val="24"/>
+        </w:rPr>
+      </w:pPr>
+    </w:p>
+    <w:p>
+      <w:pPr>
+        <w:spacing w:after="0" w:line="240" w:lineRule="auto"/>
+        <w:rPr>
+          <w:rFonts w:ascii="Times New Roman" w:hAnsi="Times New Roman"/>
+          <w:sz w:val="24"/>
+          <w:szCs w:val="24"/>
+        </w:rPr>
+      </w:pPr>
+      <w:r>
+        <w:rPr>
+          <w:rFonts w:ascii="Times New Roman" w:hAnsi="Times New Roman"/>
+          <w:sz w:val="24"/>
+          <w:szCs w:val="24"/>
+        </w:rPr>
+        <w:t>INFORMATION BEING REPORTED:</w:t>
+      </w:r>
+      <w:r>
+        <w:rPr>
+          <w:sz w:val="24"/>
+          <w:szCs w:val="24"/>
+        </w:rPr>
+        <w:t xml:space="preserve">  </w:t>
+      </w:r>
+      <w:r>
+        <w:rPr>
+          <w:rFonts w:ascii="Times New Roman" w:hAnsi="Times New Roman"/>
+          <w:sz w:val="24"/>
+          <w:szCs w:val="24"/>
+        </w:rPr>
+        <w:t xml:space="preserve">The European Patent Office is prepared to allow the above-identified patent application in the form shown on the attached Communication under Rule 71(3) EPC.  </w:t>
+      </w:r>
+    </w:p>
+    <w:p>
+      <w:pPr>
+        <w:spacing w:after="0" w:line="240" w:lineRule="auto"/>
+        <w:rPr>
+          <w:rFonts w:ascii="Times New Roman" w:hAnsi="Times New Roman"/>
+          <w:sz w:val="24"/>
+          <w:szCs w:val="24"/>
+        </w:rPr>
+      </w:pPr>
+    </w:p>
+    <w:p>
+      <w:pPr>
+        <w:spacing w:after="0" w:line="240" w:lineRule="auto"/>
+        <w:rPr>
+          <w:rFonts w:ascii="Times New Roman" w:hAnsi="Times New Roman"/>
+          <w:sz w:val="24"/>
+          <w:szCs w:val="24"/>
+        </w:rPr>
+      </w:pPr>
+      <w:r>
+        <w:rPr>
+          <w:rFonts w:ascii="Times New Roman" w:hAnsi="Times New Roman"/>
+          <w:sz w:val="24"/>
+          <w:szCs w:val="24"/>
+        </w:rPr>
+        <w:t>The European Patent Office has set a deadline of November 21, 2024</w:t>
+      </w:r>
+      <w:r>
+        <w:rPr>
+          <w:rFonts w:ascii="Times New Roman" w:hAnsi="Times New Roman"/>
+          <w:sz w:val="24"/>
+          <w:szCs w:val="24"/>
+        </w:rPr>
+      </w:r>
+      <w:r>
+        <w:rPr>
+          <w:rFonts w:ascii="Times New Roman" w:hAnsi="Times New Roman"/>
+          <w:sz w:val="24"/>
+          <w:szCs w:val="24"/>
+        </w:rPr>
+        <w:t xml:space="preserve"> for filing a formal statement approving the allowed text of the application, for payment of the granting and printing fees and filing of the French and German translations of the allowed claims.  Please review the allowed text and let us know if it is acceptable to you.  If not, please indicate any changes you wish to have made and provide us with your instructions by November 26, 2024</w:t>
+      </w:r>
+      <w:r>
+        <w:rPr>
+          <w:rFonts w:ascii="Times New Roman" w:hAnsi="Times New Roman"/>
+          <w:sz w:val="24"/>
+          <w:szCs w:val="24"/>
+        </w:rPr>
+      </w:r>
+      <w:r>
+        <w:rPr>
+          <w:rFonts w:ascii="Times New Roman" w:hAnsi="Times New Roman"/>
+          <w:sz w:val="24"/>
+          <w:szCs w:val="24"/>
+        </w:rPr>
+        <w:t xml:space="preserve">.  Failure to file such a statement will result in refusal of the application.  Unless we receive your instructions to the contrary, we will authorize the associate to approve the text as allowed, pay the appropriate fees and file the translations.  </w:t>
+      </w:r>
+    </w:p>
+    <w:p>
+      <w:pPr>
+        <w:spacing w:after="0" w:line="240" w:lineRule="auto"/>
+        <w:rPr>
+          <w:rFonts w:ascii="Times New Roman" w:hAnsi="Times New Roman"/>
+          <w:color w:val="000000"/>
+          <w:sz w:val="24"/>
+          <w:szCs w:val="24"/>
+        </w:rPr>
+      </w:pPr>
+    </w:p>
+    <w:p>
+      <w:pPr>
+        <w:pStyle w:val="NormalWeb"/>
+        <w:spacing w:before="0" w:beforeAutospacing="0" w:after="0" w:afterAutospacing="0"/>
+        <w:rPr>
+          <w:rFonts w:ascii="Times New Roman" w:eastAsia="Times New Roman" w:hAnsi="Times New Roman" w:cs="Times New Roman"/>
+          <w:color w:val="000000"/>
+          <w:sz w:val="24"/>
+          <w:szCs w:val="24"/>
+        </w:rPr>
+      </w:pPr>
+      <w:r>
+        <w:rPr>
+          <w:rFonts w:ascii="Times New Roman" w:eastAsia="Times New Roman" w:hAnsi="Times New Roman" w:cs="Times New Roman"/>
+          <w:color w:val="000000"/>
+          <w:sz w:val="24"/>
+          <w:szCs w:val="24"/>
+        </w:rPr>
+        <w:t>European Unitary Patent and Validations</w:t>
+      </w:r>
+    </w:p>
+    <w:p>
+      <w:pPr>
+        <w:pStyle w:val="NormalWeb"/>
+        <w:spacing w:before="0" w:beforeAutospacing="0" w:after="0" w:afterAutospacing="0"/>
+        <w:rPr>
+          <w:rFonts w:ascii="Times New Roman" w:hAnsi="Times New Roman" w:cs="Times New Roman"/>
+          <w:color w:val="000000"/>
+          <w:sz w:val="24"/>
+          <w:szCs w:val="24"/>
+        </w:rPr>
+      </w:pPr>
+    </w:p>
+    <w:p>
+      <w:pPr>
+        <w:pStyle w:val="NormalWeb"/>
+        <w:spacing w:before="0" w:beforeAutospacing="0" w:after="0" w:afterAutospacing="0"/>
+        <w:rPr>
+          <w:rFonts w:ascii="Times New Roman" w:hAnsi="Times New Roman" w:cs="Times New Roman"/>
+          <w:color w:val="000000"/>
+          <w:sz w:val="24"/>
+          <w:szCs w:val="24"/>
+        </w:rPr>
+      </w:pPr>
+      <w:r>
+        <w:rPr>
+          <w:rFonts w:ascii="Times New Roman" w:hAnsi="Times New Roman" w:cs="Times New Roman"/>
+          <w:color w:val="000000"/>
+          <w:sz w:val="24"/>
+          <w:szCs w:val="24"/>
+        </w:rPr>
+        <w:t xml:space="preserve">Going forward it is necessary to choose the type of patent desired in Europe.  The options are (1) a unitary patent which is a single patent that has unitary effect and covers many different EU countries and (2) individual national patents validated in selected countries (conventional route).  </w:t>
+      </w:r>
+    </w:p>
+    <w:p>
+      <w:pPr>
+        <w:pStyle w:val="NormalWeb"/>
+        <w:spacing w:before="0" w:beforeAutospacing="0" w:after="0" w:afterAutospacing="0"/>
+        <w:rPr>
+          <w:rFonts w:ascii="Times New Roman" w:hAnsi="Times New Roman" w:cs="Times New Roman"/>
+          <w:color w:val="000000"/>
+          <w:sz w:val="24"/>
+          <w:szCs w:val="24"/>
+        </w:rPr>
+      </w:pPr>
+    </w:p>
+    <w:p>
+      <w:pPr>
+        <w:pStyle w:val="NormalWeb"/>
+        <w:spacing w:before="0" w:beforeAutospacing="0" w:after="0" w:afterAutospacing="0"/>
+        <w:rPr>
+          <w:rFonts w:ascii="Times New Roman" w:hAnsi="Times New Roman" w:cs="Times New Roman"/>
+          <w:color w:val="000000"/>
+          <w:sz w:val="24"/>
+          <w:szCs w:val="24"/>
+        </w:rPr>
+      </w:pPr>
+      <w:r>
+        <w:rPr>
+          <w:rFonts w:ascii="Times New Roman" w:hAnsi="Times New Roman" w:cs="Times New Roman"/>
+          <w:color w:val="000000"/>
+          <w:sz w:val="24"/>
+          <w:szCs w:val="24"/>
+        </w:rPr>
+        <w:t>It is possible to request a unitary patent to cover one subset of countries and national validations to cover others.  This may be important if a country of commercial interest is not included in the unitary patent system, for example the UK or Switzerland.</w:t>
+      </w:r>
+    </w:p>
+    <w:p>
+      <w:pPr>
+        <w:pStyle w:val="NormalWeb"/>
+        <w:spacing w:before="0" w:beforeAutospacing="0" w:after="0" w:afterAutospacing="0"/>
+        <w:rPr>
+          <w:rFonts w:ascii="Times New Roman" w:hAnsi="Times New Roman" w:cs="Times New Roman"/>
+          <w:color w:val="000000"/>
+          <w:sz w:val="24"/>
+          <w:szCs w:val="24"/>
+        </w:rPr>
+      </w:pPr>
+    </w:p>
+    <w:p>
+      <w:pPr>
+        <w:pStyle w:val="NormalWeb"/>
+        <w:numPr>
+          <w:ilvl w:val="0"/>
+          <w:numId w:val="1"/>
+        </w:numPr>
+        <w:spacing w:before="0" w:beforeAutospacing="0" w:after="0" w:afterAutospacing="0"/>
+        <w:rPr>
+          <w:rFonts w:ascii="Times New Roman" w:hAnsi="Times New Roman" w:cs="Times New Roman"/>
+          <w:color w:val="000000"/>
+          <w:sz w:val="24"/>
+          <w:szCs w:val="24"/>
+        </w:rPr>
+      </w:pPr>
+      <w:r>
+        <w:rPr>
+          <w:rFonts w:ascii="Times New Roman" w:hAnsi="Times New Roman" w:cs="Times New Roman"/>
+          <w:color w:val="000000"/>
+          <w:sz w:val="24"/>
+          <w:szCs w:val="24"/>
+        </w:rPr>
+        <w:t>Unitary Patent</w:t>
+      </w:r>
+    </w:p>
+    <w:p>
+      <w:pPr>
+        <w:pStyle w:val="NormalWeb"/>
+        <w:spacing w:before="0" w:beforeAutospacing="0" w:after="0" w:afterAutospacing="0"/>
+        <w:rPr>
+          <w:rFonts w:ascii="Times New Roman" w:hAnsi="Times New Roman" w:cs="Times New Roman"/>
+          <w:color w:val="000000"/>
+          <w:sz w:val="24"/>
+          <w:szCs w:val="24"/>
+        </w:rPr>
+      </w:pPr>
+    </w:p>
+    <w:p>
+      <w:pPr>
+        <w:pStyle w:val="NormalWeb"/>
+        <w:spacing w:before="0" w:beforeAutospacing="0" w:after="0" w:afterAutospacing="0"/>
+        <w:rPr>
+          <w:rFonts w:ascii="Times New Roman" w:hAnsi="Times New Roman" w:cs="Times New Roman"/>
+          <w:color w:val="000000"/>
+          <w:sz w:val="24"/>
+          <w:szCs w:val="24"/>
+        </w:rPr>
+      </w:pPr>
+      <w:r>
+        <w:rPr>
+          <w:rFonts w:ascii="Times New Roman" w:hAnsi="Times New Roman" w:cs="Times New Roman"/>
+          <w:color w:val="000000"/>
+          <w:sz w:val="24"/>
+          <w:szCs w:val="24"/>
+        </w:rPr>
+        <w:t>From June</w:t>
+      </w:r>
+      <w:r>
+        <w:rPr>
+          <w:rFonts w:ascii="Times New Roman" w:hAnsi="Times New Roman" w:cs="Times New Roman"/>
+          <w:color w:val="000000"/>
+          <w:sz w:val="24"/>
+          <w:szCs w:val="24"/>
+        </w:rPr>
+        <w:t xml:space="preserve"> 1,</w:t>
+      </w:r>
+      <w:r>
+        <w:rPr>
+          <w:rFonts w:ascii="Times New Roman" w:hAnsi="Times New Roman" w:cs="Times New Roman"/>
+          <w:color w:val="000000"/>
+          <w:sz w:val="24"/>
+          <w:szCs w:val="24"/>
+        </w:rPr>
+        <w:t xml:space="preserve"> 2023, it is possible to request a Unitary Patent. The Unitary Patent offers unitary patent protection across many European countries. The current list of countries covered by a Unitary Patent is: Austria, Belgium, Bulgaria, Denmark, Estonia, Finland, France, Germany, Italy, Latvia, Lithuania, Luxembourg, Malta, Netherlands, Portugal, Slovenia, Sweden. If you want to request a Unitary Patent, please send us your instructions as soon as possible.</w:t>
+      </w:r>
+    </w:p>
+    <w:p>
+      <w:pPr>
+        <w:pStyle w:val="NormalWeb"/>
+        <w:spacing w:before="0" w:beforeAutospacing="0" w:after="0" w:afterAutospacing="0"/>
+        <w:rPr>
+          <w:rFonts w:ascii="Times New Roman" w:hAnsi="Times New Roman" w:cs="Times New Roman"/>
+          <w:color w:val="000000"/>
+          <w:sz w:val="24"/>
+          <w:szCs w:val="24"/>
+        </w:rPr>
+      </w:pPr>
+    </w:p>
+    <w:p>
+      <w:pPr>
+        <w:pStyle w:val="NormalWeb"/>
+        <w:numPr>
+          <w:ilvl w:val="0"/>
+          <w:numId w:val="1"/>
+        </w:numPr>
+        <w:spacing w:before="0" w:beforeAutospacing="0" w:after="0" w:afterAutospacing="0"/>
+        <w:rPr>
+          <w:rFonts w:ascii="Times New Roman" w:hAnsi="Times New Roman" w:cs="Times New Roman"/>
+          <w:color w:val="000000"/>
+          <w:sz w:val="24"/>
+          <w:szCs w:val="24"/>
+        </w:rPr>
+      </w:pPr>
+      <w:r>
+        <w:rPr>
+          <w:rFonts w:ascii="Times New Roman" w:hAnsi="Times New Roman" w:cs="Times New Roman"/>
+          <w:color w:val="000000"/>
+          <w:sz w:val="24"/>
+          <w:szCs w:val="24"/>
+        </w:rPr>
+        <w:t>Validation in individual states</w:t>
+      </w:r>
+    </w:p>
+    <w:p>
+      <w:pPr>
+        <w:pStyle w:val="NormalWeb"/>
+        <w:spacing w:before="0" w:beforeAutospacing="0" w:after="0" w:afterAutospacing="0"/>
+        <w:rPr>
+          <w:rFonts w:ascii="Times New Roman" w:hAnsi="Times New Roman" w:cs="Times New Roman"/>
+          <w:color w:val="000000"/>
+          <w:sz w:val="24"/>
+          <w:szCs w:val="24"/>
+        </w:rPr>
+      </w:pPr>
+    </w:p>
+    <w:p>
+      <w:pPr>
+        <w:pStyle w:val="NormalWeb"/>
+        <w:spacing w:before="0" w:beforeAutospacing="0" w:after="0" w:afterAutospacing="0"/>
+        <w:rPr>
+          <w:rFonts w:ascii="Times New Roman" w:hAnsi="Times New Roman" w:cs="Times New Roman"/>
+          <w:color w:val="000000"/>
+          <w:sz w:val="24"/>
+          <w:szCs w:val="24"/>
+        </w:rPr>
+      </w:pPr>
+      <w:r>
+        <w:rPr>
+          <w:rFonts w:ascii="Times New Roman" w:hAnsi="Times New Roman" w:cs="Times New Roman"/>
+          <w:color w:val="000000"/>
+          <w:sz w:val="24"/>
+          <w:szCs w:val="24"/>
+        </w:rPr>
+        <w:t>The following countries were designated in the application and so the patent can be validated in any of these: Albania, Austria, Belgium, Bulgaria, Switzerland, Cyprus, Czech Republic, Germany, Denmark, Estonia, Spain, Finland, France, United Kingdom, Greece, Croatia, Hungary, Ireland, Iceland, Italy, Liechtenstein (included with Switzerland), Lithuania, Luxembourg, Latvia, Monaco, Macedonia (former Yugoslav Republic), Malta, Netherlands, Norway, Poland, Portugal, Romania, Serbia, Sweden, Slovenia, Slovakia, San Marino, Turkey.  Please provide us with a list of countries in which the European patent should be validated.</w:t>
+      </w:r>
+    </w:p>
+    <w:p>
+      <w:pPr>
+        <w:pStyle w:val="NormalWeb"/>
+        <w:spacing w:before="0" w:beforeAutospacing="0" w:after="0" w:afterAutospacing="0"/>
+        <w:rPr>
+          <w:rFonts w:ascii="Times New Roman" w:hAnsi="Times New Roman" w:cs="Times New Roman"/>
+          <w:color w:val="000000"/>
+          <w:sz w:val="24"/>
+          <w:szCs w:val="24"/>
+        </w:rPr>
+      </w:pPr>
+    </w:p>
+    <w:p>
+      <w:pPr>
+        <w:pStyle w:val="NormalWeb"/>
+        <w:spacing w:before="0" w:beforeAutospacing="0" w:after="0" w:afterAutospacing="0"/>
+        <w:rPr>
+          <w:rFonts w:ascii="Times New Roman" w:hAnsi="Times New Roman" w:cs="Times New Roman"/>
+          <w:color w:val="000000"/>
+          <w:sz w:val="24"/>
+          <w:szCs w:val="24"/>
+        </w:rPr>
+      </w:pPr>
+      <w:r>
+        <w:rPr>
+          <w:rFonts w:ascii="Times New Roman" w:hAnsi="Times New Roman" w:cs="Times New Roman"/>
+          <w:color w:val="000000"/>
+          <w:sz w:val="24"/>
+          <w:szCs w:val="24"/>
+        </w:rPr>
+        <w:t>The deadline for requesting a unitary patent is one month from the date of grant.  The deadline for validating the patent in individual states is typically three months from the date of grant.  In both cases translations may be needed and so we would welcome your early instructions.</w:t>
+      </w:r>
+    </w:p>
+    <w:p>
+      <w:pPr>
+        <w:pStyle w:val="NormalWeb"/>
+        <w:spacing w:before="0" w:beforeAutospacing="0" w:after="0" w:afterAutospacing="0"/>
+        <w:rPr>
+          <w:rFonts w:ascii="Times New Roman" w:hAnsi="Times New Roman" w:cs="Times New Roman"/>
+          <w:color w:val="000000"/>
+          <w:sz w:val="24"/>
+          <w:szCs w:val="24"/>
+        </w:rPr>
+      </w:pPr>
+    </w:p>
+    <w:p>
+      <w:pPr>
+        <w:pStyle w:val="NormalWeb"/>
+        <w:spacing w:before="0" w:beforeAutospacing="0" w:after="0" w:afterAutospacing="0"/>
+        <w:rPr>
+          <w:rFonts w:ascii="Times New Roman" w:hAnsi="Times New Roman" w:cs="Times New Roman"/>
+          <w:color w:val="000000"/>
+          <w:sz w:val="24"/>
+          <w:szCs w:val="24"/>
+        </w:rPr>
+      </w:pPr>
+      <w:r>
+        <w:rPr>
+          <w:rFonts w:ascii="Times New Roman" w:hAnsi="Times New Roman" w:cs="Times New Roman"/>
+          <w:color w:val="000000"/>
+          <w:sz w:val="24"/>
+          <w:szCs w:val="24"/>
+        </w:rPr>
+        <w:t xml:space="preserve">Unified Patent Court </w:t>
+      </w:r>
+    </w:p>
+    <w:p>
+      <w:pPr>
+        <w:pStyle w:val="NormalWeb"/>
+        <w:spacing w:before="0" w:beforeAutospacing="0" w:after="0" w:afterAutospacing="0"/>
+        <w:rPr>
+          <w:rFonts w:ascii="Times New Roman" w:hAnsi="Times New Roman" w:cs="Times New Roman"/>
+          <w:color w:val="000000"/>
+          <w:sz w:val="24"/>
+          <w:szCs w:val="24"/>
+        </w:rPr>
+      </w:pPr>
+    </w:p>
+    <w:p>
+      <w:pPr>
+        <w:pStyle w:val="NormalWeb"/>
+        <w:spacing w:before="0" w:beforeAutospacing="0" w:after="0" w:afterAutospacing="0"/>
+        <w:rPr>
+          <w:rFonts w:ascii="Times New Roman" w:hAnsi="Times New Roman" w:cs="Times New Roman"/>
+          <w:color w:val="000000"/>
+          <w:sz w:val="24"/>
+          <w:szCs w:val="24"/>
+        </w:rPr>
+      </w:pPr>
+      <w:r>
+        <w:rPr>
+          <w:rFonts w:ascii="Times New Roman" w:hAnsi="Times New Roman" w:cs="Times New Roman"/>
+          <w:color w:val="000000"/>
+          <w:sz w:val="24"/>
+          <w:szCs w:val="24"/>
+        </w:rPr>
+        <w:t>The Unified Patent Court has jurisdiction over all Unitary Patents and all national validations of European patents in the European Union Member States which are participating in the UPC (non-EU EPC countries including the UK are excluded). If the Unitary Patent option is not selected, it is possible to opt out of the jurisdiction of the UPC. If you have not done so already, please let us have your instructions regarding opting out with your validation instructions. In the absence of your instructions, we will not opt-out this case.  No further reminders will be sent.</w:t>
+      </w:r>
+    </w:p>
+    <w:p>
+      <w:pPr>
+        <w:pStyle w:val="NormalWeb"/>
+        <w:spacing w:before="0" w:beforeAutospacing="0" w:after="0" w:afterAutospacing="0"/>
+        <w:rPr>
+          <w:rFonts w:ascii="Times New Roman" w:hAnsi="Times New Roman" w:cs="Times New Roman"/>
+          <w:color w:val="000000"/>
+          <w:sz w:val="24"/>
+          <w:szCs w:val="24"/>
+        </w:rPr>
+      </w:pPr>
+    </w:p>
+    <w:p>
+      <w:pPr>
+        <w:pStyle w:val="NormalWeb"/>
+        <w:spacing w:before="0" w:beforeAutospacing="0" w:after="0" w:afterAutospacing="0"/>
+        <w:rPr>
+          <w:rFonts w:ascii="Times New Roman" w:hAnsi="Times New Roman" w:cs="Times New Roman"/>
+          <w:color w:val="000000"/>
+          <w:sz w:val="24"/>
+          <w:szCs w:val="24"/>
+        </w:rPr>
+      </w:pPr>
+      <w:r>
+        <w:rPr>
+          <w:rFonts w:ascii="Times New Roman" w:hAnsi="Times New Roman" w:cs="Times New Roman"/>
+          <w:color w:val="000000"/>
+          <w:sz w:val="24"/>
+          <w:szCs w:val="24"/>
+        </w:rPr>
+        <w:t>Divisional application</w:t>
+      </w:r>
+    </w:p>
+    <w:p>
+      <w:pPr>
+        <w:spacing w:after="0" w:line="240" w:lineRule="auto"/>
+        <w:rPr>
+          <w:rFonts w:ascii="Times New Roman" w:hAnsi="Times New Roman"/>
+          <w:sz w:val="24"/>
+          <w:szCs w:val="24"/>
+        </w:rPr>
+      </w:pPr>
+    </w:p>
+    <w:p>
+      <w:pPr>
+        <w:pStyle w:val="NormalWeb"/>
+        <w:spacing w:before="0" w:beforeAutospacing="0" w:after="0" w:afterAutospacing="0"/>
+        <w:rPr>
+          <w:rFonts w:ascii="Times New Roman" w:hAnsi="Times New Roman" w:cs="Times New Roman"/>
+          <w:sz w:val="24"/>
+          <w:szCs w:val="24"/>
+        </w:rPr>
+      </w:pPr>
+      <w:r>
+        <w:rPr>
+          <w:rFonts w:ascii="Times New Roman" w:hAnsi="Times New Roman" w:cs="Times New Roman"/>
+          <w:sz w:val="24"/>
+          <w:szCs w:val="24"/>
+        </w:rPr>
+        <w:t>The deadline for filing a possible divisional application will be one day prior to the grant date.  The EPO issues the grant notification and 30-days later, the application grants.  Due to the short time frame, please consider your divisional decision at this time and give us instructions as soon as possible.</w:t>
+      </w:r>
+    </w:p>
+    <w:p>
+      <w:pPr>
+        <w:pStyle w:val="NormalWeb"/>
+        <w:spacing w:before="0" w:beforeAutospacing="0" w:after="0" w:afterAutospacing="0"/>
+        <w:rPr>
+          <w:rFonts w:ascii="Times New Roman" w:hAnsi="Times New Roman" w:cs="Times New Roman"/>
+          <w:sz w:val="24"/>
+          <w:szCs w:val="24"/>
+        </w:rPr>
+      </w:pPr>
+    </w:p>
+    <w:p>
+      <w:pPr>
+        <w:spacing w:after="0" w:line="240" w:lineRule="auto"/>
+        <w:rPr>
+          <w:rFonts w:ascii="Times New Roman" w:hAnsi="Times New Roman"/>
+          <w:sz w:val="24"/>
+          <w:szCs w:val="24"/>
+        </w:rPr>
+      </w:pPr>
+      <w:r>
+        <w:rPr>
+          <w:rFonts w:ascii="Times New Roman" w:hAnsi="Times New Roman"/>
           <w:noProof/>
-        </w:rPr>
-      </w:pPr>
-      <w:r>
-        <w:t xml:space="preserve">The following represents new activity on the above mentioned matter. </w:t>
-      </w:r>
-    </w:p>
-    <w:p>
-      <w:pPr>
-        <w:rPr>
+          <w:color w:val="000000"/>
+          <w:sz w:val="24"/>
+          <w:szCs w:val="24"/>
+        </w:rPr>
+        <w:t xml:space="preserve">ADDITIONAL NOTES:  </w:t>
+      </w:r>
+      <w:r>
+        <w:rPr>
+          <w:rFonts w:ascii="Times New Roman" w:hAnsi="Times New Roman"/>
           <w:noProof/>
-        </w:rPr>
-      </w:pPr>
-    </w:p>
-    <w:p>
-      <w:pPr>
-        <w:rPr>
-          <w:noProof/>
-        </w:rPr>
-      </w:pPr>
-      <w:r>
-        <w:rPr>
-          <w:noProof/>
-        </w:rPr>
-        <w:t>INFORMATION BEING REPORTED:</w:t>
-      </w:r>
-      <w:r>
-        <w:rPr>
-          <w:noProof/>
-        </w:rPr>
-        <w:t xml:space="preserve">  </w:t>
-      </w:r>
-      <w:r>
-        <w:rPr>
-          <w:noProof/>
-        </w:rPr>
-        <w:t>Decision on Appeal</w:t>
-      </w:r>
-      <w:r>
-        <w:rPr>
-          <w:noProof/>
-        </w:rPr>
-        <w:t xml:space="preserve"> mailed </w:t>
-      </w:r>
-      <w:r>
-        <w:rPr>
-          <w:noProof/>
-        </w:rPr>
-        <w:t>No date found</w:t>
-      </w:r>
-      <w:r>
-        <w:rPr>
-          <w:noProof/>
-        </w:rPr>
-      </w:r>
-    </w:p>
-    <w:p>
-      <w:pPr>
-        <w:rPr>
-          <w:noProof/>
-        </w:rPr>
-      </w:pPr>
-    </w:p>
-    <w:p>
-      <w:pPr>
-        <w:rPr>
-          <w:noProof/>
-        </w:rPr>
-      </w:pPr>
-      <w:r>
-        <w:rPr>
-          <w:noProof/>
-        </w:rPr>
-        <w:t xml:space="preserve">DECISION: </w:t>
-      </w:r>
-      <w:r>
-        <w:rPr>
-          <w:noProof/>
-        </w:rPr>
-        <w:t xml:space="preserve">Examiners Position </w:t>
-      </w:r>
-      <w:r>
-        <w:rPr>
-          <w:noProof/>
-        </w:rPr>
-        <w:t>Reversed</w:t>
-      </w:r>
-    </w:p>
-    <w:p>
-      <w:pPr>
-        <w:rPr>
-          <w:noProof/>
-        </w:rPr>
-      </w:pPr>
-    </w:p>
-    <w:p>
-      <w:pPr>
-        <w:rPr>
-          <w:noProof/>
-        </w:rPr>
-      </w:pPr>
-      <w:r>
-        <w:rPr>
-          <w:noProof/>
-        </w:rPr>
-        <w:t>ACTION REQUIRED:</w:t>
-      </w:r>
-      <w:r>
-        <w:rPr>
-          <w:noProof/>
-        </w:rPr>
-        <w:t xml:space="preserve">  </w:t>
-      </w:r>
-      <w:r>
-        <w:rPr>
-          <w:noProof/>
-        </w:rPr>
-        <w:t>None at this time</w:t>
-      </w:r>
-    </w:p>
-    <w:p>
-      <w:r/>
-    </w:p>
-    <w:p>
-      <w:r>
-        <w:rPr>
-          <w:noProof/>
-        </w:rPr>
-        <w:t xml:space="preserve">ADDITIONAL NOTES:  </w:t>
-      </w:r>
-      <w:r>
-        <w:rPr>
-          <w:noProof/>
+          <w:color w:val="000000"/>
+          <w:sz w:val="24"/>
+          <w:szCs w:val="24"/>
+        </w:rPr>
+        <w:t xml:space="preserve">Please refer to the associate’s letter for more details regarding this matter.  </w:t>
+      </w:r>
+      <w:r>
+        <w:rPr>
+          <w:rFonts w:ascii="Times New Roman" w:hAnsi="Times New Roman"/>
+          <w:sz w:val="24"/>
+          <w:szCs w:val="24"/>
         </w:rPr>
         <w:t xml:space="preserve">If you have any questions or comments, please contact </w:t>
       </w:r>
       <w:r>
         <w:rPr>
-          <w:noProof/>
-        </w:rPr>
-        <w:t>Attorney Test at 612-373-6900</w:t>
-      </w:r>
-      <w:r>
-        <w:rPr>
-          <w:noProof/>
+          <w:rFonts w:ascii="Times New Roman" w:hAnsi="Times New Roman"/>
+          <w:bCs/>
+          <w:sz w:val="24"/>
+          <w:szCs w:val="24"/>
+        </w:rPr>
+        <w:t>Attorney Test at</w:t>
+      </w:r>
+      <w:r>
+        <w:rPr>
+          <w:rFonts w:ascii="Times New Roman" w:hAnsi="Times New Roman"/>
+          <w:bCs/>
+          <w:sz w:val="24"/>
+          <w:szCs w:val="24"/>
+        </w:rPr>
+        <w:t xml:space="preserve"> 612-373-6900</w:t>
+      </w:r>
+      <w:r>
+        <w:rPr>
+          <w:rFonts w:ascii="Times New Roman" w:hAnsi="Times New Roman"/>
+          <w:bCs/>
+          <w:sz w:val="24"/>
+          <w:szCs w:val="24"/>
+        </w:rPr>
+        <w:t xml:space="preserve"> or Emily Bates at 612-371-2163</w:t>
+      </w:r>
+      <w:r>
+        <w:rPr>
+          <w:rFonts w:ascii="Times New Roman" w:hAnsi="Times New Roman"/>
+          <w:bCs/>
+          <w:sz w:val="24"/>
+          <w:szCs w:val="24"/>
+        </w:rPr>
+      </w:r>
+      <w:r>
+        <w:rPr>
+          <w:rFonts w:ascii="Times New Roman" w:hAnsi="Times New Roman"/>
+          <w:sz w:val="24"/>
+          <w:szCs w:val="24"/>
         </w:rPr>
         <w:t>.</w:t>
       </w:r>
     </w:p>
+    <w:p>
+      <w:r>
+        <w:t xml:space="preserve">Reported By: </w:t>
+      </w:r>
+    </w:p>
     <w:p/>
     <w:p>
       <w:r>
-        <w:t xml:space="preserve">Reported By: </w:t>
+        <w:t>Caitlin E. Puckett</w:t>
+      </w:r>
+    </w:p>
+    <w:p>
+      <w:r>
+        <w:t xml:space="preserve">Case Management Assistant </w:t>
       </w:r>
     </w:p>
     <w:p/>
     <w:p>
       <w:r>
-        <w:t>Caitlin E. Puckett</w:t>
-      </w:r>
-    </w:p>
-    <w:p>
-      <w:r>
-        <w:t xml:space="preserve">Case Management Assistant </w:t>
+        <w:t xml:space="preserve">Attachments </w:t>
+      </w:r>
+    </w:p>
+    <w:p>
+      <w:r>
+        <w:t xml:space="preserve">This electronic transmission contains information which is confidential and/or privileged. The information is intended for use only by the individual or entity named above. If you are not the intended recipient (or the employee or agent responsible for delivering this information to the intended recipient), you are hereby notified that any use, dissemination, distribution, or copying of this communication is prohibited. If you have received this information in error, please notify me immediately by telephone at 612-373-6900 or by electronic mail and delete all copies of the transmission. Thank you.      </w:t>
       </w:r>
     </w:p>
     <w:p/>
     <w:p>
       <w:r>
-        <w:t xml:space="preserve">Attachments </w:t>
-      </w:r>
-    </w:p>
-    <w:p>
-      <w:r>
-        <w:t xml:space="preserve">This electronic transmission contains information which is confidential and/or privileged. The information is intended for use only by the individual or entity named above. If you are not the intended recipient (or the employee or agent responsible for delivering this information to the intended recipient), you are hereby notified that any use, dissemination, distribution, or copying of this communication is prohibited. If you have received this information in error, please notify me immediately by telephone at 612-373-6900 or by electronic mail and delete all copies of the transmission. Thank you.      </w:t>
-      </w:r>
-    </w:p>
-    <w:p/>
-    <w:p>
-      <w:r>
         <w:t xml:space="preserve">Schwegman Lundberg &amp; Woessner, P.A  </w:t>
       </w:r>
     </w:p>
@@ -407,34 +1154,15 @@
       </w:r>
     </w:p>
     <w:sectPr>
-      <w:headerReference w:type="default" r:id="rId6"/>
-      <w:footerReference w:type="default" r:id="rId9"/>
-      <w:pgSz w:w="12240" w:h="15840" w:code="1"/>
-      <w:pgMar w:top="1872" w:right="1440" w:bottom="1440" w:left="1440" w:header="619" w:footer="619" w:gutter="0"/>
+      <w:headerReference w:type="default" r:id="rId7"/>
+      <w:footerReference w:type="default" r:id="rId8"/>
+      <w:pgSz w:w="12240" w:h="15840"/>
+      <w:pgMar w:top="1440" w:right="1440" w:bottom="1440" w:left="1440" w:header="720" w:footer="720" w:gutter="0"/>
       <w:cols w:space="720"/>
-      <w:noEndnote/>
+      <w:docGrid w:linePitch="360"/>
     </w:sectPr>
   </w:body>
 </w:document>
-</file>
-
-<file path=word/endnotes.xml><?xml version="1.0" encoding="utf-8"?>
-<w:endnotes xmlns:wpc="http://schemas.microsoft.com/office/word/2010/wordprocessingCanvas" xmlns:cx="http://schemas.microsoft.com/office/drawing/2014/chartex" xmlns:cx1="http://schemas.microsoft.com/office/drawing/2015/9/8/chartex" xmlns:cx2="http://schemas.microsoft.com/office/drawing/2015/10/21/chartex" xmlns:cx3="http://schemas.microsoft.com/office/drawing/2016/5/9/chartex" xmlns:cx4="http://schemas.microsoft.com/office/drawing/2016/5/10/chartex" xmlns:cx5="http://schemas.microsoft.com/office/drawing/2016/5/11/chartex" xmlns:cx6="http://schemas.microsoft.com/office/drawing/2016/5/12/chartex" xmlns:cx7="http://schemas.microsoft.com/office/drawing/2016/5/13/chartex" xmlns:cx8="http://schemas.microsoft.com/office/drawing/2016/5/14/chartex" xmlns:mc="http://schemas.openxmlformats.org/markup-compatibility/2006" xmlns:aink="http://schemas.microsoft.com/office/drawing/2016/ink" xmlns:am3d="http://schemas.microsoft.com/office/drawing/2017/model3d" xmlns:o="urn:schemas-microsoft-com:office:office" xmlns:oel="http://schemas.microsoft.com/office/2019/extlst" xmlns:r="http://schemas.openxmlformats.org/officeDocument/2006/relationships" xmlns:m="http://schemas.openxmlformats.org/officeDocument/2006/math" xmlns:v="urn:schemas-microsoft-com:vml" xmlns:wp14="http://schemas.microsoft.com/office/word/2010/wordprocessingDrawing" xmlns:wp="http://schemas.openxmlformats.org/drawingml/2006/wordprocessingDrawing" xmlns:w10="urn:schemas-microsoft-com:office:word" xmlns:w="http://schemas.openxmlformats.org/wordprocessingml/2006/main" xmlns:w14="http://schemas.microsoft.com/office/word/2010/wordml" xmlns:w15="http://schemas.microsoft.com/office/word/2012/wordml" xmlns:w16cex="http://schemas.microsoft.com/office/word/2018/wordml/cex" xmlns:w16cid="http://schemas.microsoft.com/office/word/2016/wordml/cid" xmlns:w16="http://schemas.microsoft.com/office/word/2018/wordml" xmlns:w16sdtdh="http://schemas.microsoft.com/office/word/2020/wordml/sdtdatahash" xmlns:w16se="http://schemas.microsoft.com/office/word/2015/wordml/symex" xmlns:wpg="http://schemas.microsoft.com/office/word/2010/wordprocessingGroup" xmlns:wpi="http://schemas.microsoft.com/office/word/2010/wordprocessingInk" xmlns:wne="http://schemas.microsoft.com/office/word/2006/wordml" xmlns:wps="http://schemas.microsoft.com/office/word/2010/wordprocessingShape" mc:Ignorable="w14 w15 w16se w16cid w16 w16cex w16sdtdh wp14">
-  <w:endnote w:type="separator" w:id="-1">
-    <w:p>
-      <w:r>
-        <w:separator/>
-      </w:r>
-    </w:p>
-  </w:endnote>
-  <w:endnote w:type="continuationSeparator" w:id="0">
-    <w:p>
-      <w:r>
-        <w:continuationSeparator/>
-      </w:r>
-    </w:p>
-  </w:endnote>
-</w:endnotes>
 </file>
 
 <file path=word/footer1.xml><?xml version="1.0" encoding="utf-8"?>
@@ -447,27 +1175,8 @@
 </w:ftr>
 </file>
 
-<file path=word/footnotes.xml><?xml version="1.0" encoding="utf-8"?>
-<w:footnotes xmlns:wpc="http://schemas.microsoft.com/office/word/2010/wordprocessingCanvas" xmlns:cx="http://schemas.microsoft.com/office/drawing/2014/chartex" xmlns:cx1="http://schemas.microsoft.com/office/drawing/2015/9/8/chartex" xmlns:cx2="http://schemas.microsoft.com/office/drawing/2015/10/21/chartex" xmlns:cx3="http://schemas.microsoft.com/office/drawing/2016/5/9/chartex" xmlns:cx4="http://schemas.microsoft.com/office/drawing/2016/5/10/chartex" xmlns:cx5="http://schemas.microsoft.com/office/drawing/2016/5/11/chartex" xmlns:cx6="http://schemas.microsoft.com/office/drawing/2016/5/12/chartex" xmlns:cx7="http://schemas.microsoft.com/office/drawing/2016/5/13/chartex" xmlns:cx8="http://schemas.microsoft.com/office/drawing/2016/5/14/chartex" xmlns:mc="http://schemas.openxmlformats.org/markup-compatibility/2006" xmlns:aink="http://schemas.microsoft.com/office/drawing/2016/ink" xmlns:am3d="http://schemas.microsoft.com/office/drawing/2017/model3d" xmlns:o="urn:schemas-microsoft-com:office:office" xmlns:oel="http://schemas.microsoft.com/office/2019/extlst" xmlns:r="http://schemas.openxmlformats.org/officeDocument/2006/relationships" xmlns:m="http://schemas.openxmlformats.org/officeDocument/2006/math" xmlns:v="urn:schemas-microsoft-com:vml" xmlns:wp14="http://schemas.microsoft.com/office/word/2010/wordprocessingDrawing" xmlns:wp="http://schemas.openxmlformats.org/drawingml/2006/wordprocessingDrawing" xmlns:w10="urn:schemas-microsoft-com:office:word" xmlns:w="http://schemas.openxmlformats.org/wordprocessingml/2006/main" xmlns:w14="http://schemas.microsoft.com/office/word/2010/wordml" xmlns:w15="http://schemas.microsoft.com/office/word/2012/wordml" xmlns:w16cex="http://schemas.microsoft.com/office/word/2018/wordml/cex" xmlns:w16cid="http://schemas.microsoft.com/office/word/2016/wordml/cid" xmlns:w16="http://schemas.microsoft.com/office/word/2018/wordml" xmlns:w16sdtdh="http://schemas.microsoft.com/office/word/2020/wordml/sdtdatahash" xmlns:w16se="http://schemas.microsoft.com/office/word/2015/wordml/symex" xmlns:wpg="http://schemas.microsoft.com/office/word/2010/wordprocessingGroup" xmlns:wpi="http://schemas.microsoft.com/office/word/2010/wordprocessingInk" xmlns:wne="http://schemas.microsoft.com/office/word/2006/wordml" xmlns:wps="http://schemas.microsoft.com/office/word/2010/wordprocessingShape" mc:Ignorable="w14 w15 w16se w16cid w16 w16cex w16sdtdh wp14">
-  <w:footnote w:type="separator" w:id="-1">
-    <w:p>
-      <w:r>
-        <w:separator/>
-      </w:r>
-    </w:p>
-  </w:footnote>
-  <w:footnote w:type="continuationSeparator" w:id="0">
-    <w:p>
-      <w:r>
-        <w:continuationSeparator/>
-      </w:r>
-    </w:p>
-  </w:footnote>
-</w:footnotes>
-</file>
-
 <file path=word/header1.xml><?xml version="1.0" encoding="utf-8"?>
-<w:hdr xmlns:wpc="http://schemas.microsoft.com/office/word/2010/wordprocessingCanvas" xmlns:cx="http://schemas.microsoft.com/office/drawing/2014/chartex" xmlns:cx1="http://schemas.microsoft.com/office/drawing/2015/9/8/chartex" xmlns:cx2="http://schemas.microsoft.com/office/drawing/2015/10/21/chartex" xmlns:cx3="http://schemas.microsoft.com/office/drawing/2016/5/9/chartex" xmlns:cx4="http://schemas.microsoft.com/office/drawing/2016/5/10/chartex" xmlns:cx5="http://schemas.microsoft.com/office/drawing/2016/5/11/chartex" xmlns:cx6="http://schemas.microsoft.com/office/drawing/2016/5/12/chartex" xmlns:cx7="http://schemas.microsoft.com/office/drawing/2016/5/13/chartex" xmlns:cx8="http://schemas.microsoft.com/office/drawing/2016/5/14/chartex" xmlns:mc="http://schemas.openxmlformats.org/markup-compatibility/2006" xmlns:aink="http://schemas.microsoft.com/office/drawing/2016/ink" xmlns:am3d="http://schemas.microsoft.com/office/drawing/2017/model3d" xmlns:o="urn:schemas-microsoft-com:office:office" xmlns:oel="http://schemas.microsoft.com/office/2019/extlst" xmlns:r="http://schemas.openxmlformats.org/officeDocument/2006/relationships" xmlns:m="http://schemas.openxmlformats.org/officeDocument/2006/math" xmlns:v="urn:schemas-microsoft-com:vml" xmlns:wp14="http://schemas.microsoft.com/office/word/2010/wordprocessingDrawing" xmlns:wp="http://schemas.openxmlformats.org/drawingml/2006/wordprocessingDrawing" xmlns:w10="urn:schemas-microsoft-com:office:word" xmlns:w="http://schemas.openxmlformats.org/wordprocessingml/2006/main" xmlns:w14="http://schemas.microsoft.com/office/word/2010/wordml" xmlns:w15="http://schemas.microsoft.com/office/word/2012/wordml" xmlns:w16cex="http://schemas.microsoft.com/office/word/2018/wordml/cex" xmlns:w16cid="http://schemas.microsoft.com/office/word/2016/wordml/cid" xmlns:w16="http://schemas.microsoft.com/office/word/2018/wordml" xmlns:w16sdtdh="http://schemas.microsoft.com/office/word/2020/wordml/sdtdatahash" xmlns:w16se="http://schemas.microsoft.com/office/word/2015/wordml/symex" xmlns:wpg="http://schemas.microsoft.com/office/word/2010/wordprocessingGroup" xmlns:wpi="http://schemas.microsoft.com/office/word/2010/wordprocessingInk" xmlns:wne="http://schemas.microsoft.com/office/word/2006/wordml" xmlns:wps="http://schemas.microsoft.com/office/word/2010/wordprocessingShape" mc:Ignorable="w14 w15 w16se w16cid w16 w16cex w16sdtdh wp14">
+<w:hdr xmlns:m="http://schemas.openxmlformats.org/officeDocument/2006/math" xmlns:mc="http://schemas.openxmlformats.org/markup-compatibility/2006" xmlns:mo="http://schemas.microsoft.com/office/mac/office/2008/main" xmlns:mv="urn:schemas-microsoft-com:mac:vml" xmlns:o="urn:schemas-microsoft-com:office:office" xmlns:r="http://schemas.openxmlformats.org/officeDocument/2006/relationships" xmlns:v="urn:schemas-microsoft-com:vml" xmlns:w10="urn:schemas-microsoft-com:office:word" xmlns:w14="http://schemas.microsoft.com/office/word/2010/wordml" xmlns:w="http://schemas.openxmlformats.org/wordprocessingml/2006/main" xmlns:wne="http://schemas.microsoft.com/office/word/2006/wordml" xmlns:wp14="http://schemas.microsoft.com/office/word/2010/wordprocessingDrawing" xmlns:wp="http://schemas.openxmlformats.org/drawingml/2006/wordprocessingDrawing" xmlns:wpc="http://schemas.microsoft.com/office/word/2010/wordprocessingCanvas" xmlns:wpg="http://schemas.microsoft.com/office/word/2010/wordprocessingGroup" xmlns:wpi="http://schemas.microsoft.com/office/word/2010/wordprocessingInk" xmlns:wps="http://schemas.microsoft.com/office/word/2010/wordprocessingShape" mc:Ignorable="w14 wp14">
   <w:p>
     <w:pPr>
       <w:pStyle w:val="Header"/>
@@ -476,35 +1185,226 @@
 </w:hdr>
 </file>
 
+<file path=word/numbering.xml><?xml version="1.0" encoding="utf-8"?>
+<w:numbering xmlns:wpc="http://schemas.microsoft.com/office/word/2010/wordprocessingCanvas" xmlns:cx="http://schemas.microsoft.com/office/drawing/2014/chartex" xmlns:cx1="http://schemas.microsoft.com/office/drawing/2015/9/8/chartex" xmlns:cx2="http://schemas.microsoft.com/office/drawing/2015/10/21/chartex" xmlns:cx3="http://schemas.microsoft.com/office/drawing/2016/5/9/chartex" xmlns:cx4="http://schemas.microsoft.com/office/drawing/2016/5/10/chartex" xmlns:cx5="http://schemas.microsoft.com/office/drawing/2016/5/11/chartex" xmlns:cx6="http://schemas.microsoft.com/office/drawing/2016/5/12/chartex" xmlns:cx7="http://schemas.microsoft.com/office/drawing/2016/5/13/chartex" xmlns:cx8="http://schemas.microsoft.com/office/drawing/2016/5/14/chartex" xmlns:mc="http://schemas.openxmlformats.org/markup-compatibility/2006" xmlns:aink="http://schemas.microsoft.com/office/drawing/2016/ink" xmlns:am3d="http://schemas.microsoft.com/office/drawing/2017/model3d" xmlns:o="urn:schemas-microsoft-com:office:office" xmlns:oel="http://schemas.microsoft.com/office/2019/extlst" xmlns:r="http://schemas.openxmlformats.org/officeDocument/2006/relationships" xmlns:m="http://schemas.openxmlformats.org/officeDocument/2006/math" xmlns:v="urn:schemas-microsoft-com:vml" xmlns:wp14="http://schemas.microsoft.com/office/word/2010/wordprocessingDrawing" xmlns:wp="http://schemas.openxmlformats.org/drawingml/2006/wordprocessingDrawing" xmlns:w10="urn:schemas-microsoft-com:office:word" xmlns:w="http://schemas.openxmlformats.org/wordprocessingml/2006/main" xmlns:w14="http://schemas.microsoft.com/office/word/2010/wordml" xmlns:w15="http://schemas.microsoft.com/office/word/2012/wordml" xmlns:w16cex="http://schemas.microsoft.com/office/word/2018/wordml/cex" xmlns:w16cid="http://schemas.microsoft.com/office/word/2016/wordml/cid" xmlns:w16="http://schemas.microsoft.com/office/word/2018/wordml" xmlns:w16sdtdh="http://schemas.microsoft.com/office/word/2020/wordml/sdtdatahash" xmlns:w16se="http://schemas.microsoft.com/office/word/2015/wordml/symex" xmlns:wpg="http://schemas.microsoft.com/office/word/2010/wordprocessingGroup" xmlns:wpi="http://schemas.microsoft.com/office/word/2010/wordprocessingInk" xmlns:wne="http://schemas.microsoft.com/office/word/2006/wordml" xmlns:wps="http://schemas.microsoft.com/office/word/2010/wordprocessingShape" mc:Ignorable="w14 w15 w16se w16cid w16 w16cex w16sdtdh wp14">
+  <w:abstractNum w:abstractNumId="0" w15:restartNumberingAfterBreak="0">
+    <w:nsid w:val="73177ABE"/>
+    <w:multiLevelType w:val="hybridMultilevel"/>
+    <w:tmpl w:val="CADE5D16"/>
+    <w:lvl w:ilvl="0" w:tplc="0809000F">
+      <w:start w:val="1"/>
+      <w:numFmt w:val="decimal"/>
+      <w:lvlText w:val="%1."/>
+      <w:lvlJc w:val="left"/>
+      <w:pPr>
+        <w:ind w:left="720" w:hanging="360"/>
+      </w:pPr>
+      <w:rPr>
+        <w:rFonts w:hint="default"/>
+      </w:rPr>
+    </w:lvl>
+    <w:lvl w:ilvl="1" w:tplc="08090019" w:tentative="1">
+      <w:start w:val="1"/>
+      <w:numFmt w:val="lowerLetter"/>
+      <w:lvlText w:val="%2."/>
+      <w:lvlJc w:val="left"/>
+      <w:pPr>
+        <w:ind w:left="1440" w:hanging="360"/>
+      </w:pPr>
+    </w:lvl>
+    <w:lvl w:ilvl="2" w:tplc="0809001B" w:tentative="1">
+      <w:start w:val="1"/>
+      <w:numFmt w:val="lowerRoman"/>
+      <w:lvlText w:val="%3."/>
+      <w:lvlJc w:val="right"/>
+      <w:pPr>
+        <w:ind w:left="2160" w:hanging="180"/>
+      </w:pPr>
+    </w:lvl>
+    <w:lvl w:ilvl="3" w:tplc="0809000F" w:tentative="1">
+      <w:start w:val="1"/>
+      <w:numFmt w:val="decimal"/>
+      <w:lvlText w:val="%4."/>
+      <w:lvlJc w:val="left"/>
+      <w:pPr>
+        <w:ind w:left="2880" w:hanging="360"/>
+      </w:pPr>
+    </w:lvl>
+    <w:lvl w:ilvl="4" w:tplc="08090019" w:tentative="1">
+      <w:start w:val="1"/>
+      <w:numFmt w:val="lowerLetter"/>
+      <w:lvlText w:val="%5."/>
+      <w:lvlJc w:val="left"/>
+      <w:pPr>
+        <w:ind w:left="3600" w:hanging="360"/>
+      </w:pPr>
+    </w:lvl>
+    <w:lvl w:ilvl="5" w:tplc="0809001B" w:tentative="1">
+      <w:start w:val="1"/>
+      <w:numFmt w:val="lowerRoman"/>
+      <w:lvlText w:val="%6."/>
+      <w:lvlJc w:val="right"/>
+      <w:pPr>
+        <w:ind w:left="4320" w:hanging="180"/>
+      </w:pPr>
+    </w:lvl>
+    <w:lvl w:ilvl="6" w:tplc="0809000F" w:tentative="1">
+      <w:start w:val="1"/>
+      <w:numFmt w:val="decimal"/>
+      <w:lvlText w:val="%7."/>
+      <w:lvlJc w:val="left"/>
+      <w:pPr>
+        <w:ind w:left="5040" w:hanging="360"/>
+      </w:pPr>
+    </w:lvl>
+    <w:lvl w:ilvl="7" w:tplc="08090019" w:tentative="1">
+      <w:start w:val="1"/>
+      <w:numFmt w:val="lowerLetter"/>
+      <w:lvlText w:val="%8."/>
+      <w:lvlJc w:val="left"/>
+      <w:pPr>
+        <w:ind w:left="5760" w:hanging="360"/>
+      </w:pPr>
+    </w:lvl>
+    <w:lvl w:ilvl="8" w:tplc="0809001B" w:tentative="1">
+      <w:start w:val="1"/>
+      <w:numFmt w:val="lowerRoman"/>
+      <w:lvlText w:val="%9."/>
+      <w:lvlJc w:val="right"/>
+      <w:pPr>
+        <w:ind w:left="6480" w:hanging="180"/>
+      </w:pPr>
+    </w:lvl>
+  </w:abstractNum>
+  <w:num w:numId="1" w16cid:durableId="97603810">
+    <w:abstractNumId w:val="0"/>
+  </w:num>
+</w:numbering>
+</file>
+
 <file path=word/styles.xml><?xml version="1.0" encoding="utf-8"?>
 <w:styles xmlns:mc="http://schemas.openxmlformats.org/markup-compatibility/2006" xmlns:r="http://schemas.openxmlformats.org/officeDocument/2006/relationships" xmlns:w="http://schemas.openxmlformats.org/wordprocessingml/2006/main" xmlns:w14="http://schemas.microsoft.com/office/word/2010/wordml" xmlns:w15="http://schemas.microsoft.com/office/word/2012/wordml" xmlns:w16cex="http://schemas.microsoft.com/office/word/2018/wordml/cex" xmlns:w16cid="http://schemas.microsoft.com/office/word/2016/wordml/cid" xmlns:w16="http://schemas.microsoft.com/office/word/2018/wordml" xmlns:w16sdtdh="http://schemas.microsoft.com/office/word/2020/wordml/sdtdatahash" xmlns:w16se="http://schemas.microsoft.com/office/word/2015/wordml/symex" mc:Ignorable="w14 w15 w16se w16cid w16 w16cex w16sdtdh">
   <w:docDefaults>
     <w:rPrDefault>
       <w:rPr>
-        <w:rFonts w:ascii="Times New Roman" w:eastAsia="Times New Roman" w:hAnsi="Times New Roman" w:cs="Times New Roman"/>
+        <w:rFonts w:ascii="Calibri" w:eastAsia="Calibri" w:hAnsi="Calibri" w:cs="Times New Roman"/>
         <w:lang w:val="en-US" w:eastAsia="en-US" w:bidi="ar-SA"/>
       </w:rPr>
     </w:rPrDefault>
     <w:pPrDefault/>
   </w:docDefaults>
-  <w:latentStyles w:defLockedState="0" w:defUIPriority="0" w:defSemiHidden="0" w:defUnhideWhenUsed="0" w:defQFormat="0" w:count="376">
-    <w:lsdException w:name="Normal" w:qFormat="1"/>
-    <w:lsdException w:name="heading 1" w:qFormat="1"/>
-    <w:lsdException w:name="heading 2" w:semiHidden="1" w:unhideWhenUsed="1" w:qFormat="1"/>
-    <w:lsdException w:name="heading 3" w:semiHidden="1" w:unhideWhenUsed="1" w:qFormat="1"/>
-    <w:lsdException w:name="heading 4" w:semiHidden="1" w:unhideWhenUsed="1" w:qFormat="1"/>
-    <w:lsdException w:name="heading 5" w:semiHidden="1" w:unhideWhenUsed="1" w:qFormat="1"/>
-    <w:lsdException w:name="heading 6" w:semiHidden="1" w:unhideWhenUsed="1" w:qFormat="1"/>
-    <w:lsdException w:name="heading 7" w:semiHidden="1" w:unhideWhenUsed="1" w:qFormat="1"/>
-    <w:lsdException w:name="heading 8" w:semiHidden="1" w:unhideWhenUsed="1" w:qFormat="1"/>
-    <w:lsdException w:name="heading 9" w:semiHidden="1" w:unhideWhenUsed="1" w:qFormat="1"/>
-    <w:lsdException w:name="caption" w:semiHidden="1" w:unhideWhenUsed="1" w:qFormat="1"/>
-    <w:lsdException w:name="Title" w:qFormat="1"/>
-    <w:lsdException w:name="Subtitle" w:qFormat="1"/>
-    <w:lsdException w:name="Strong" w:qFormat="1"/>
-    <w:lsdException w:name="Emphasis" w:qFormat="1"/>
-    <w:lsdException w:name="Normal (Web)" w:uiPriority="99"/>
+  <w:latentStyles w:defLockedState="0" w:defUIPriority="99" w:defSemiHidden="0" w:defUnhideWhenUsed="0" w:defQFormat="0" w:count="376">
+    <w:lsdException w:name="Normal" w:uiPriority="0" w:qFormat="1"/>
+    <w:lsdException w:name="heading 1" w:uiPriority="9" w:qFormat="1"/>
+    <w:lsdException w:name="heading 2" w:semiHidden="1" w:uiPriority="9" w:unhideWhenUsed="1" w:qFormat="1"/>
+    <w:lsdException w:name="heading 3" w:semiHidden="1" w:uiPriority="9" w:unhideWhenUsed="1" w:qFormat="1"/>
+    <w:lsdException w:name="heading 4" w:semiHidden="1" w:uiPriority="9" w:unhideWhenUsed="1" w:qFormat="1"/>
+    <w:lsdException w:name="heading 5" w:semiHidden="1" w:uiPriority="9" w:unhideWhenUsed="1" w:qFormat="1"/>
+    <w:lsdException w:name="heading 6" w:semiHidden="1" w:uiPriority="9" w:unhideWhenUsed="1" w:qFormat="1"/>
+    <w:lsdException w:name="heading 7" w:semiHidden="1" w:uiPriority="9" w:unhideWhenUsed="1" w:qFormat="1"/>
+    <w:lsdException w:name="heading 8" w:semiHidden="1" w:uiPriority="9" w:unhideWhenUsed="1" w:qFormat="1"/>
+    <w:lsdException w:name="heading 9" w:semiHidden="1" w:uiPriority="9" w:unhideWhenUsed="1" w:qFormat="1"/>
+    <w:lsdException w:name="index 1" w:semiHidden="1" w:unhideWhenUsed="1"/>
+    <w:lsdException w:name="index 2" w:semiHidden="1" w:unhideWhenUsed="1"/>
+    <w:lsdException w:name="index 3" w:semiHidden="1" w:unhideWhenUsed="1"/>
+    <w:lsdException w:name="index 4" w:semiHidden="1" w:unhideWhenUsed="1"/>
+    <w:lsdException w:name="index 5" w:semiHidden="1" w:unhideWhenUsed="1"/>
+    <w:lsdException w:name="index 6" w:semiHidden="1" w:unhideWhenUsed="1"/>
+    <w:lsdException w:name="index 7" w:semiHidden="1" w:unhideWhenUsed="1"/>
+    <w:lsdException w:name="index 8" w:semiHidden="1" w:unhideWhenUsed="1"/>
+    <w:lsdException w:name="index 9" w:semiHidden="1" w:unhideWhenUsed="1"/>
+    <w:lsdException w:name="toc 1" w:semiHidden="1" w:uiPriority="39" w:unhideWhenUsed="1"/>
+    <w:lsdException w:name="toc 2" w:semiHidden="1" w:uiPriority="39" w:unhideWhenUsed="1"/>
+    <w:lsdException w:name="toc 3" w:semiHidden="1" w:uiPriority="39" w:unhideWhenUsed="1"/>
+    <w:lsdException w:name="toc 4" w:semiHidden="1" w:uiPriority="39" w:unhideWhenUsed="1"/>
+    <w:lsdException w:name="toc 5" w:semiHidden="1" w:uiPriority="39" w:unhideWhenUsed="1"/>
+    <w:lsdException w:name="toc 6" w:semiHidden="1" w:uiPriority="39" w:unhideWhenUsed="1"/>
+    <w:lsdException w:name="toc 7" w:semiHidden="1" w:uiPriority="39" w:unhideWhenUsed="1"/>
+    <w:lsdException w:name="toc 8" w:semiHidden="1" w:uiPriority="39" w:unhideWhenUsed="1"/>
+    <w:lsdException w:name="toc 9" w:semiHidden="1" w:uiPriority="39" w:unhideWhenUsed="1"/>
+    <w:lsdException w:name="Normal Indent" w:semiHidden="1" w:unhideWhenUsed="1"/>
+    <w:lsdException w:name="footnote text" w:semiHidden="1" w:unhideWhenUsed="1"/>
+    <w:lsdException w:name="annotation text" w:semiHidden="1" w:unhideWhenUsed="1"/>
+    <w:lsdException w:name="header" w:semiHidden="1" w:unhideWhenUsed="1"/>
+    <w:lsdException w:name="footer" w:semiHidden="1" w:unhideWhenUsed="1"/>
+    <w:lsdException w:name="index heading" w:semiHidden="1" w:unhideWhenUsed="1"/>
+    <w:lsdException w:name="caption" w:semiHidden="1" w:uiPriority="35" w:unhideWhenUsed="1" w:qFormat="1"/>
+    <w:lsdException w:name="table of figures" w:semiHidden="1" w:unhideWhenUsed="1"/>
+    <w:lsdException w:name="envelope address" w:semiHidden="1" w:unhideWhenUsed="1"/>
+    <w:lsdException w:name="envelope return" w:semiHidden="1" w:unhideWhenUsed="1"/>
+    <w:lsdException w:name="footnote reference" w:semiHidden="1" w:unhideWhenUsed="1"/>
+    <w:lsdException w:name="annotation reference" w:semiHidden="1" w:unhideWhenUsed="1"/>
+    <w:lsdException w:name="line number" w:semiHidden="1" w:unhideWhenUsed="1"/>
+    <w:lsdException w:name="page number" w:semiHidden="1" w:unhideWhenUsed="1"/>
+    <w:lsdException w:name="endnote reference" w:semiHidden="1" w:unhideWhenUsed="1"/>
+    <w:lsdException w:name="endnote text" w:semiHidden="1" w:unhideWhenUsed="1"/>
+    <w:lsdException w:name="table of authorities" w:semiHidden="1" w:unhideWhenUsed="1"/>
+    <w:lsdException w:name="macro" w:semiHidden="1" w:unhideWhenUsed="1"/>
+    <w:lsdException w:name="toa heading" w:semiHidden="1" w:unhideWhenUsed="1"/>
+    <w:lsdException w:name="List" w:semiHidden="1" w:unhideWhenUsed="1"/>
+    <w:lsdException w:name="List Bullet" w:semiHidden="1" w:unhideWhenUsed="1"/>
+    <w:lsdException w:name="List Number" w:semiHidden="1" w:unhideWhenUsed="1"/>
+    <w:lsdException w:name="List 2" w:semiHidden="1" w:unhideWhenUsed="1"/>
+    <w:lsdException w:name="List 3" w:semiHidden="1" w:unhideWhenUsed="1"/>
+    <w:lsdException w:name="List 4" w:semiHidden="1" w:unhideWhenUsed="1"/>
+    <w:lsdException w:name="List 5" w:semiHidden="1" w:unhideWhenUsed="1"/>
+    <w:lsdException w:name="List Bullet 2" w:semiHidden="1" w:unhideWhenUsed="1"/>
+    <w:lsdException w:name="List Bullet 3" w:semiHidden="1" w:unhideWhenUsed="1"/>
+    <w:lsdException w:name="List Bullet 4" w:semiHidden="1" w:unhideWhenUsed="1"/>
+    <w:lsdException w:name="List Bullet 5" w:semiHidden="1" w:unhideWhenUsed="1"/>
+    <w:lsdException w:name="List Number 2" w:semiHidden="1" w:unhideWhenUsed="1"/>
+    <w:lsdException w:name="List Number 3" w:semiHidden="1" w:unhideWhenUsed="1"/>
+    <w:lsdException w:name="List Number 4" w:semiHidden="1" w:unhideWhenUsed="1"/>
+    <w:lsdException w:name="List Number 5" w:semiHidden="1" w:unhideWhenUsed="1"/>
+    <w:lsdException w:name="Title" w:uiPriority="10" w:qFormat="1"/>
+    <w:lsdException w:name="Closing" w:semiHidden="1" w:unhideWhenUsed="1"/>
+    <w:lsdException w:name="Signature" w:semiHidden="1" w:unhideWhenUsed="1"/>
+    <w:lsdException w:name="Default Paragraph Font" w:semiHidden="1" w:uiPriority="1" w:unhideWhenUsed="1"/>
+    <w:lsdException w:name="Body Text" w:semiHidden="1" w:unhideWhenUsed="1"/>
+    <w:lsdException w:name="Body Text Indent" w:semiHidden="1" w:unhideWhenUsed="1"/>
+    <w:lsdException w:name="List Continue" w:semiHidden="1" w:unhideWhenUsed="1"/>
+    <w:lsdException w:name="List Continue 2" w:semiHidden="1" w:unhideWhenUsed="1"/>
+    <w:lsdException w:name="List Continue 3" w:semiHidden="1" w:unhideWhenUsed="1"/>
+    <w:lsdException w:name="List Continue 4" w:semiHidden="1" w:unhideWhenUsed="1"/>
+    <w:lsdException w:name="List Continue 5" w:semiHidden="1" w:unhideWhenUsed="1"/>
+    <w:lsdException w:name="Message Header" w:semiHidden="1" w:unhideWhenUsed="1"/>
+    <w:lsdException w:name="Subtitle" w:uiPriority="11" w:qFormat="1"/>
+    <w:lsdException w:name="Salutation" w:semiHidden="1" w:unhideWhenUsed="1"/>
+    <w:lsdException w:name="Date" w:semiHidden="1" w:unhideWhenUsed="1"/>
+    <w:lsdException w:name="Body Text First Indent" w:semiHidden="1" w:unhideWhenUsed="1"/>
+    <w:lsdException w:name="Body Text First Indent 2" w:semiHidden="1" w:unhideWhenUsed="1"/>
+    <w:lsdException w:name="Note Heading" w:semiHidden="1" w:unhideWhenUsed="1"/>
+    <w:lsdException w:name="Body Text 2" w:semiHidden="1" w:unhideWhenUsed="1"/>
+    <w:lsdException w:name="Body Text 3" w:semiHidden="1" w:unhideWhenUsed="1"/>
+    <w:lsdException w:name="Body Text Indent 2" w:semiHidden="1" w:unhideWhenUsed="1"/>
+    <w:lsdException w:name="Body Text Indent 3" w:semiHidden="1" w:unhideWhenUsed="1"/>
+    <w:lsdException w:name="Block Text" w:semiHidden="1" w:unhideWhenUsed="1"/>
+    <w:lsdException w:name="Hyperlink" w:semiHidden="1" w:unhideWhenUsed="1"/>
+    <w:lsdException w:name="FollowedHyperlink" w:semiHidden="1" w:unhideWhenUsed="1"/>
+    <w:lsdException w:name="Strong" w:uiPriority="0" w:qFormat="1"/>
+    <w:lsdException w:name="Emphasis" w:uiPriority="20" w:qFormat="1"/>
+    <w:lsdException w:name="Document Map" w:semiHidden="1" w:unhideWhenUsed="1"/>
+    <w:lsdException w:name="Plain Text" w:semiHidden="1" w:unhideWhenUsed="1"/>
+    <w:lsdException w:name="E-mail Signature" w:semiHidden="1" w:unhideWhenUsed="1"/>
+    <w:lsdException w:name="HTML Top of Form" w:semiHidden="1" w:unhideWhenUsed="1"/>
+    <w:lsdException w:name="HTML Bottom of Form" w:semiHidden="1" w:unhideWhenUsed="1"/>
+    <w:lsdException w:name="Normal (Web)" w:semiHidden="1" w:unhideWhenUsed="1"/>
+    <w:lsdException w:name="HTML Acronym" w:semiHidden="1" w:unhideWhenUsed="1"/>
+    <w:lsdException w:name="HTML Address" w:semiHidden="1" w:unhideWhenUsed="1"/>
+    <w:lsdException w:name="HTML Cite" w:semiHidden="1" w:unhideWhenUsed="1"/>
+    <w:lsdException w:name="HTML Code" w:semiHidden="1" w:unhideWhenUsed="1"/>
+    <w:lsdException w:name="HTML Definition" w:semiHidden="1" w:unhideWhenUsed="1"/>
+    <w:lsdException w:name="HTML Keyboard" w:semiHidden="1" w:unhideWhenUsed="1"/>
+    <w:lsdException w:name="HTML Preformatted" w:semiHidden="1" w:unhideWhenUsed="1"/>
+    <w:lsdException w:name="HTML Sample" w:semiHidden="1" w:unhideWhenUsed="1"/>
+    <w:lsdException w:name="HTML Typewriter" w:semiHidden="1" w:unhideWhenUsed="1"/>
+    <w:lsdException w:name="HTML Variable" w:semiHidden="1" w:unhideWhenUsed="1"/>
     <w:lsdException w:name="Normal Table" w:semiHidden="1" w:unhideWhenUsed="1"/>
+    <w:lsdException w:name="annotation subject" w:semiHidden="1" w:unhideWhenUsed="1"/>
+    <w:lsdException w:name="No List" w:semiHidden="1" w:unhideWhenUsed="1"/>
+    <w:lsdException w:name="Outline List 1" w:semiHidden="1" w:unhideWhenUsed="1"/>
+    <w:lsdException w:name="Outline List 2" w:semiHidden="1" w:unhideWhenUsed="1"/>
+    <w:lsdException w:name="Outline List 3" w:semiHidden="1" w:unhideWhenUsed="1"/>
     <w:lsdException w:name="Table Simple 1" w:semiHidden="1" w:unhideWhenUsed="1"/>
     <w:lsdException w:name="Table Simple 2" w:semiHidden="1" w:unhideWhenUsed="1"/>
     <w:lsdException w:name="Table Simple 3" w:semiHidden="1" w:unhideWhenUsed="1"/>
@@ -547,8 +1447,10 @@
     <w:lsdException w:name="Table Web 1" w:semiHidden="1" w:unhideWhenUsed="1"/>
     <w:lsdException w:name="Table Web 2" w:semiHidden="1" w:unhideWhenUsed="1"/>
     <w:lsdException w:name="Table Web 3" w:semiHidden="1" w:unhideWhenUsed="1"/>
+    <w:lsdException w:name="Balloon Text" w:semiHidden="1" w:unhideWhenUsed="1"/>
+    <w:lsdException w:name="Table Grid" w:uiPriority="59"/>
     <w:lsdException w:name="Table Theme" w:semiHidden="1" w:unhideWhenUsed="1"/>
-    <w:lsdException w:name="Placeholder Text" w:semiHidden="1" w:uiPriority="99"/>
+    <w:lsdException w:name="Placeholder Text" w:semiHidden="1"/>
     <w:lsdException w:name="No Spacing" w:uiPriority="1" w:qFormat="1"/>
     <w:lsdException w:name="Light Shading" w:uiPriority="60"/>
     <w:lsdException w:name="Light List" w:uiPriority="61"/>
@@ -570,7 +1472,7 @@
     <w:lsdException w:name="Medium Shading 1 Accent 1" w:uiPriority="63"/>
     <w:lsdException w:name="Medium Shading 2 Accent 1" w:uiPriority="64"/>
     <w:lsdException w:name="Medium List 1 Accent 1" w:uiPriority="65"/>
-    <w:lsdException w:name="Revision" w:semiHidden="1" w:uiPriority="99"/>
+    <w:lsdException w:name="Revision" w:semiHidden="1"/>
     <w:lsdException w:name="List Paragraph" w:uiPriority="34" w:qFormat="1"/>
     <w:lsdException w:name="Quote" w:uiPriority="29" w:qFormat="1"/>
     <w:lsdException w:name="Intense Quote" w:uiPriority="30" w:qFormat="1"/>
@@ -763,30 +1665,28 @@
     <w:lsdException w:name="List Table 5 Dark Accent 6" w:uiPriority="50"/>
     <w:lsdException w:name="List Table 6 Colorful Accent 6" w:uiPriority="51"/>
     <w:lsdException w:name="List Table 7 Colorful Accent 6" w:uiPriority="52"/>
-    <w:lsdException w:name="Mention" w:semiHidden="1" w:uiPriority="99" w:unhideWhenUsed="1"/>
-    <w:lsdException w:name="Smart Hyperlink" w:semiHidden="1" w:uiPriority="99" w:unhideWhenUsed="1"/>
-    <w:lsdException w:name="Hashtag" w:semiHidden="1" w:uiPriority="99" w:unhideWhenUsed="1"/>
-    <w:lsdException w:name="Unresolved Mention" w:semiHidden="1" w:uiPriority="99" w:unhideWhenUsed="1"/>
-    <w:lsdException w:name="Smart Link" w:semiHidden="1" w:uiPriority="99" w:unhideWhenUsed="1"/>
+    <w:lsdException w:name="Mention" w:semiHidden="1" w:unhideWhenUsed="1"/>
+    <w:lsdException w:name="Smart Hyperlink" w:semiHidden="1" w:unhideWhenUsed="1"/>
+    <w:lsdException w:name="Hashtag" w:semiHidden="1" w:unhideWhenUsed="1"/>
+    <w:lsdException w:name="Unresolved Mention" w:semiHidden="1" w:unhideWhenUsed="1"/>
+    <w:lsdException w:name="Smart Link" w:semiHidden="1" w:unhideWhenUsed="1"/>
   </w:latentStyles>
   <w:style w:type="paragraph" w:default="1" w:styleId="Normal">
     <w:name w:val="Normal"/>
     <w:qFormat/>
-    <w:rsid w:val="0055512A"/>
+    <w:rsid w:val="00B01FE4"/>
     <w:pPr>
-      <w:widowControl w:val="0"/>
-      <w:autoSpaceDE w:val="0"/>
-      <w:autoSpaceDN w:val="0"/>
-      <w:adjustRightInd w:val="0"/>
+      <w:spacing w:after="200" w:line="276" w:lineRule="auto"/>
     </w:pPr>
     <w:rPr>
-      <w:sz w:val="24"/>
-      <w:szCs w:val="24"/>
+      <w:sz w:val="22"/>
+      <w:szCs w:val="22"/>
     </w:rPr>
   </w:style>
   <w:style w:type="character" w:default="1" w:styleId="DefaultParagraphFont">
     <w:name w:val="Default Paragraph Font"/>
     <w:uiPriority w:val="1"/>
+    <w:semiHidden/>
     <w:unhideWhenUsed/>
   </w:style>
   <w:style w:type="table" w:default="1" w:styleId="TableNormal">
@@ -810,49 +1710,21 @@
     <w:semiHidden/>
     <w:unhideWhenUsed/>
   </w:style>
-  <w:style w:type="character" w:styleId="FootnoteReference">
-    <w:name w:val="footnote reference"/>
-    <w:semiHidden/>
-  </w:style>
-  <w:style w:type="paragraph" w:styleId="Header">
-    <w:name w:val="header"/>
-    <w:basedOn w:val="Normal"/>
-    <w:pPr>
-      <w:tabs>
-        <w:tab w:val="center" w:pos="4320"/>
-        <w:tab w:val="right" w:pos="8640"/>
-      </w:tabs>
-    </w:pPr>
-  </w:style>
-  <w:style w:type="paragraph" w:styleId="Footer">
-    <w:name w:val="footer"/>
-    <w:basedOn w:val="Normal"/>
-    <w:pPr>
-      <w:tabs>
-        <w:tab w:val="center" w:pos="4320"/>
-        <w:tab w:val="right" w:pos="8640"/>
-      </w:tabs>
-    </w:pPr>
-  </w:style>
-  <w:style w:type="character" w:styleId="PageNumber">
-    <w:name w:val="page number"/>
-    <w:basedOn w:val="DefaultParagraphFont"/>
-  </w:style>
-  <w:style w:type="paragraph" w:styleId="BalloonText">
-    <w:name w:val="Balloon Text"/>
-    <w:basedOn w:val="Normal"/>
-    <w:semiHidden/>
-    <w:rsid w:val="00356E2D"/>
+  <w:style w:type="character" w:styleId="Hyperlink">
+    <w:name w:val="Hyperlink"/>
+    <w:uiPriority w:val="99"/>
+    <w:unhideWhenUsed/>
+    <w:rsid w:val="00B7670C"/>
     <w:rPr>
-      <w:rFonts w:ascii="Tahoma" w:hAnsi="Tahoma" w:cs="Tahoma"/>
-      <w:sz w:val="16"/>
-      <w:szCs w:val="16"/>
+      <w:color w:val="0000FF"/>
+      <w:u w:val="single"/>
     </w:rPr>
   </w:style>
   <w:style w:type="character" w:styleId="CommentReference">
     <w:name w:val="annotation reference"/>
-    <w:semiHidden/>
-    <w:rsid w:val="0055512A"/>
+    <w:uiPriority w:val="99"/>
+    <w:unhideWhenUsed/>
+    <w:rsid w:val="00C11C0B"/>
     <w:rPr>
       <w:sz w:val="16"/>
       <w:szCs w:val="16"/>
@@ -861,19 +1733,80 @@
   <w:style w:type="paragraph" w:styleId="CommentText">
     <w:name w:val="annotation text"/>
     <w:basedOn w:val="Normal"/>
-    <w:semiHidden/>
-    <w:rsid w:val="0055512A"/>
+    <w:link w:val="CommentTextChar"/>
+    <w:uiPriority w:val="99"/>
+    <w:unhideWhenUsed/>
+    <w:rsid w:val="00C11C0B"/>
     <w:rPr>
       <w:sz w:val="20"/>
       <w:szCs w:val="20"/>
     </w:rPr>
   </w:style>
+  <w:style w:type="character" w:customStyle="1" w:styleId="CommentTextChar">
+    <w:name w:val="Comment Text Char"/>
+    <w:basedOn w:val="DefaultParagraphFont"/>
+    <w:link w:val="CommentText"/>
+    <w:uiPriority w:val="99"/>
+    <w:rsid w:val="00C11C0B"/>
+  </w:style>
   <w:style w:type="paragraph" w:styleId="CommentSubject">
     <w:name w:val="annotation subject"/>
     <w:basedOn w:val="CommentText"/>
     <w:next w:val="CommentText"/>
+    <w:link w:val="CommentSubjectChar"/>
+    <w:uiPriority w:val="99"/>
     <w:semiHidden/>
-    <w:rsid w:val="0055512A"/>
+    <w:unhideWhenUsed/>
+    <w:rsid w:val="00C11C0B"/>
+    <w:rPr>
+      <w:b/>
+      <w:bCs/>
+    </w:rPr>
+  </w:style>
+  <w:style w:type="character" w:customStyle="1" w:styleId="CommentSubjectChar">
+    <w:name w:val="Comment Subject Char"/>
+    <w:link w:val="CommentSubject"/>
+    <w:uiPriority w:val="99"/>
+    <w:semiHidden/>
+    <w:rsid w:val="00C11C0B"/>
+    <w:rPr>
+      <w:b/>
+      <w:bCs/>
+    </w:rPr>
+  </w:style>
+  <w:style w:type="paragraph" w:styleId="BalloonText">
+    <w:name w:val="Balloon Text"/>
+    <w:basedOn w:val="Normal"/>
+    <w:link w:val="BalloonTextChar"/>
+    <w:uiPriority w:val="99"/>
+    <w:semiHidden/>
+    <w:unhideWhenUsed/>
+    <w:rsid w:val="00C11C0B"/>
+    <w:pPr>
+      <w:spacing w:after="0" w:line="240" w:lineRule="auto"/>
+    </w:pPr>
+    <w:rPr>
+      <w:rFonts w:ascii="Tahoma" w:hAnsi="Tahoma" w:cs="Tahoma"/>
+      <w:sz w:val="16"/>
+      <w:szCs w:val="16"/>
+    </w:rPr>
+  </w:style>
+  <w:style w:type="character" w:customStyle="1" w:styleId="BalloonTextChar">
+    <w:name w:val="Balloon Text Char"/>
+    <w:link w:val="BalloonText"/>
+    <w:uiPriority w:val="99"/>
+    <w:semiHidden/>
+    <w:rsid w:val="00C11C0B"/>
+    <w:rPr>
+      <w:rFonts w:ascii="Tahoma" w:hAnsi="Tahoma" w:cs="Tahoma"/>
+      <w:sz w:val="16"/>
+      <w:szCs w:val="16"/>
+    </w:rPr>
+  </w:style>
+  <w:style w:type="character" w:styleId="Strong">
+    <w:name w:val="Strong"/>
+    <w:qFormat/>
+    <w:rsid w:val="00E76760"/>
     <w:rPr>
       <w:b/>
       <w:bCs/>
@@ -884,18 +1817,12 @@
     <w:basedOn w:val="Normal"/>
     <w:uiPriority w:val="99"/>
     <w:unhideWhenUsed/>
-    <w:rsid w:val="00435ACC"/>
+    <w:rsid w:val="0067063F"/>
     <w:pPr>
-      <w:widowControl/>
-      <w:autoSpaceDE/>
-      <w:autoSpaceDN/>
-      <w:adjustRightInd/>
-      <w:spacing w:before="100" w:beforeAutospacing="1" w:after="100" w:afterAutospacing="1"/>
+      <w:spacing w:before="100" w:beforeAutospacing="1" w:after="100" w:afterAutospacing="1" w:line="240" w:lineRule="auto"/>
     </w:pPr>
     <w:rPr>
-      <w:rFonts w:ascii="Calibri" w:eastAsiaTheme="minorHAnsi" w:hAnsi="Calibri" w:cs="Calibri"/>
-      <w:sz w:val="22"/>
-      <w:szCs w:val="22"/>
+      <w:rFonts w:cs="Calibri"/>
     </w:rPr>
   </w:style>
 </w:styles>
@@ -912,44 +1839,44 @@
         <a:sysClr val="window" lastClr="FFFFFF"/>
       </a:lt1>
       <a:dk2>
-        <a:srgbClr val="1F497D"/>
+        <a:srgbClr val="44546A"/>
       </a:dk2>
       <a:lt2>
-        <a:srgbClr val="EEECE1"/>
+        <a:srgbClr val="E7E6E6"/>
       </a:lt2>
       <a:accent1>
-        <a:srgbClr val="4F81BD"/>
+        <a:srgbClr val="4472C4"/>
       </a:accent1>
       <a:accent2>
-        <a:srgbClr val="C0504D"/>
+        <a:srgbClr val="ED7D31"/>
       </a:accent2>
       <a:accent3>
-        <a:srgbClr val="9BBB59"/>
+        <a:srgbClr val="A5A5A5"/>
       </a:accent3>
       <a:accent4>
-        <a:srgbClr val="8064A2"/>
+        <a:srgbClr val="FFC000"/>
       </a:accent4>
       <a:accent5>
-        <a:srgbClr val="4BACC6"/>
+        <a:srgbClr val="5B9BD5"/>
       </a:accent5>
       <a:accent6>
-        <a:srgbClr val="F79646"/>
+        <a:srgbClr val="70AD47"/>
       </a:accent6>
       <a:hlink>
-        <a:srgbClr val="0000FF"/>
+        <a:srgbClr val="0563C1"/>
       </a:hlink>
       <a:folHlink>
-        <a:srgbClr val="800080"/>
+        <a:srgbClr val="954F72"/>
       </a:folHlink>
     </a:clrScheme>
     <a:fontScheme name="Office">
       <a:majorFont>
-        <a:latin typeface="Cambria"/>
+        <a:latin typeface="Calibri Light" panose="020F0302020204030204"/>
         <a:ea typeface=""/>
         <a:cs typeface=""/>
-        <a:font script="Jpan" typeface="ＭＳ ゴシック"/>
+        <a:font script="Jpan" typeface="游ゴシック Light"/>
         <a:font script="Hang" typeface="맑은 고딕"/>
-        <a:font script="Hans" typeface="宋体"/>
+        <a:font script="Hans" typeface="等线 Light"/>
         <a:font script="Hant" typeface="新細明體"/>
         <a:font script="Arab" typeface="Times New Roman"/>
         <a:font script="Hebr" typeface="Times New Roman"/>
@@ -977,14 +1904,31 @@
         <a:font script="Viet" typeface="Times New Roman"/>
         <a:font script="Uigh" typeface="Microsoft Uighur"/>
         <a:font script="Geor" typeface="Sylfaen"/>
+        <a:font script="Armn" typeface="Arial"/>
+        <a:font script="Bugi" typeface="Leelawadee UI"/>
+        <a:font script="Bopo" typeface="Microsoft JhengHei"/>
+        <a:font script="Java" typeface="Javanese Text"/>
+        <a:font script="Lisu" typeface="Segoe UI"/>
+        <a:font script="Mymr" typeface="Myanmar Text"/>
+        <a:font script="Nkoo" typeface="Ebrima"/>
+        <a:font script="Olck" typeface="Nirmala UI"/>
+        <a:font script="Osma" typeface="Ebrima"/>
+        <a:font script="Phag" typeface="Phagspa"/>
+        <a:font script="Syrn" typeface="Estrangelo Edessa"/>
+        <a:font script="Syrj" typeface="Estrangelo Edessa"/>
+        <a:font script="Syre" typeface="Estrangelo Edessa"/>
+        <a:font script="Sora" typeface="Nirmala UI"/>
+        <a:font script="Tale" typeface="Microsoft Tai Le"/>
+        <a:font script="Talu" typeface="Microsoft New Tai Lue"/>
+        <a:font script="Tfng" typeface="Ebrima"/>
       </a:majorFont>
       <a:minorFont>
-        <a:latin typeface="Calibri"/>
+        <a:latin typeface="Calibri" panose="020F0502020204030204"/>
         <a:ea typeface=""/>
         <a:cs typeface=""/>
-        <a:font script="Jpan" typeface="ＭＳ 明朝"/>
+        <a:font script="Jpan" typeface="游明朝"/>
         <a:font script="Hang" typeface="맑은 고딕"/>
-        <a:font script="Hans" typeface="宋体"/>
+        <a:font script="Hans" typeface="等线"/>
         <a:font script="Hant" typeface="新細明體"/>
         <a:font script="Arab" typeface="Arial"/>
         <a:font script="Hebr" typeface="Arial"/>
@@ -1012,6 +1956,23 @@
         <a:font script="Viet" typeface="Arial"/>
         <a:font script="Uigh" typeface="Microsoft Uighur"/>
         <a:font script="Geor" typeface="Sylfaen"/>
+        <a:font script="Armn" typeface="Arial"/>
+        <a:font script="Bugi" typeface="Leelawadee UI"/>
+        <a:font script="Bopo" typeface="Microsoft JhengHei"/>
+        <a:font script="Java" typeface="Javanese Text"/>
+        <a:font script="Lisu" typeface="Segoe UI"/>
+        <a:font script="Mymr" typeface="Myanmar Text"/>
+        <a:font script="Nkoo" typeface="Ebrima"/>
+        <a:font script="Olck" typeface="Nirmala UI"/>
+        <a:font script="Osma" typeface="Ebrima"/>
+        <a:font script="Phag" typeface="Phagspa"/>
+        <a:font script="Syrn" typeface="Estrangelo Edessa"/>
+        <a:font script="Syrj" typeface="Estrangelo Edessa"/>
+        <a:font script="Syre" typeface="Estrangelo Edessa"/>
+        <a:font script="Sora" typeface="Nirmala UI"/>
+        <a:font script="Tale" typeface="Microsoft Tai Le"/>
+        <a:font script="Talu" typeface="Microsoft New Tai Lue"/>
+        <a:font script="Tfng" typeface="Ebrima"/>
       </a:minorFont>
     </a:fontScheme>
     <a:fmtScheme name="Office">
@@ -1023,165 +1984,141 @@
           <a:gsLst>
             <a:gs pos="0">
               <a:schemeClr val="phClr">
-                <a:tint val="50000"/>
-                <a:satMod val="300000"/>
+                <a:lumMod val="110000"/>
+                <a:satMod val="105000"/>
+                <a:tint val="67000"/>
               </a:schemeClr>
             </a:gs>
-            <a:gs pos="35000">
+            <a:gs pos="50000">
               <a:schemeClr val="phClr">
-                <a:tint val="37000"/>
-                <a:satMod val="300000"/>
+                <a:lumMod val="105000"/>
+                <a:satMod val="103000"/>
+                <a:tint val="73000"/>
               </a:schemeClr>
             </a:gs>
             <a:gs pos="100000">
               <a:schemeClr val="phClr">
-                <a:tint val="15000"/>
-                <a:satMod val="350000"/>
+                <a:lumMod val="105000"/>
+                <a:satMod val="109000"/>
+                <a:tint val="81000"/>
               </a:schemeClr>
             </a:gs>
           </a:gsLst>
-          <a:lin ang="16200000" scaled="1"/>
+          <a:lin ang="5400000" scaled="0"/>
         </a:gradFill>
         <a:gradFill rotWithShape="1">
           <a:gsLst>
             <a:gs pos="0">
               <a:schemeClr val="phClr">
-                <a:shade val="51000"/>
-                <a:satMod val="130000"/>
+                <a:satMod val="103000"/>
+                <a:lumMod val="102000"/>
+                <a:tint val="94000"/>
               </a:schemeClr>
             </a:gs>
-            <a:gs pos="80000">
+            <a:gs pos="50000">
               <a:schemeClr val="phClr">
-                <a:shade val="93000"/>
-                <a:satMod val="130000"/>
+                <a:satMod val="110000"/>
+                <a:lumMod val="100000"/>
+                <a:shade val="100000"/>
               </a:schemeClr>
             </a:gs>
             <a:gs pos="100000">
               <a:schemeClr val="phClr">
-                <a:shade val="94000"/>
-                <a:satMod val="135000"/>
+                <a:lumMod val="99000"/>
+                <a:satMod val="120000"/>
+                <a:shade val="78000"/>
               </a:schemeClr>
             </a:gs>
           </a:gsLst>
-          <a:lin ang="16200000" scaled="0"/>
+          <a:lin ang="5400000" scaled="0"/>
         </a:gradFill>
       </a:fillStyleLst>
       <a:lnStyleLst>
-        <a:ln w="9525" cap="flat" cmpd="sng" algn="ctr">
-          <a:solidFill>
-            <a:schemeClr val="phClr">
-              <a:shade val="95000"/>
-              <a:satMod val="105000"/>
-            </a:schemeClr>
-          </a:solidFill>
-          <a:prstDash val="solid"/>
-        </a:ln>
-        <a:ln w="25400" cap="flat" cmpd="sng" algn="ctr">
+        <a:ln w="6350" cap="flat" cmpd="sng" algn="ctr">
           <a:solidFill>
             <a:schemeClr val="phClr"/>
           </a:solidFill>
           <a:prstDash val="solid"/>
+          <a:miter lim="800000"/>
         </a:ln>
-        <a:ln w="38100" cap="flat" cmpd="sng" algn="ctr">
+        <a:ln w="12700" cap="flat" cmpd="sng" algn="ctr">
           <a:solidFill>
             <a:schemeClr val="phClr"/>
           </a:solidFill>
           <a:prstDash val="solid"/>
+          <a:miter lim="800000"/>
+        </a:ln>
+        <a:ln w="19050" cap="flat" cmpd="sng" algn="ctr">
+          <a:solidFill>
+            <a:schemeClr val="phClr"/>
+          </a:solidFill>
+          <a:prstDash val="solid"/>
+          <a:miter lim="800000"/>
         </a:ln>
       </a:lnStyleLst>
       <a:effectStyleLst>
         <a:effectStyle>
+          <a:effectLst/>
+        </a:effectStyle>
+        <a:effectStyle>
+          <a:effectLst/>
+        </a:effectStyle>
+        <a:effectStyle>
           <a:effectLst>
-            <a:outerShdw blurRad="40000" dist="20000" dir="5400000" rotWithShape="0">
+            <a:outerShdw blurRad="57150" dist="19050" dir="5400000" algn="ctr" rotWithShape="0">
               <a:srgbClr val="000000">
-                <a:alpha val="38000"/>
+                <a:alpha val="63000"/>
               </a:srgbClr>
             </a:outerShdw>
           </a:effectLst>
-        </a:effectStyle>
-        <a:effectStyle>
-          <a:effectLst>
-            <a:outerShdw blurRad="40000" dist="23000" dir="5400000" rotWithShape="0">
-              <a:srgbClr val="000000">
-                <a:alpha val="35000"/>
-              </a:srgbClr>
-            </a:outerShdw>
-          </a:effectLst>
-        </a:effectStyle>
-        <a:effectStyle>
-          <a:effectLst>
-            <a:outerShdw blurRad="40000" dist="23000" dir="5400000" rotWithShape="0">
-              <a:srgbClr val="000000">
-                <a:alpha val="35000"/>
-              </a:srgbClr>
-            </a:outerShdw>
-          </a:effectLst>
-          <a:scene3d>
-            <a:camera prst="orthographicFront">
-              <a:rot lat="0" lon="0" rev="0"/>
-            </a:camera>
-            <a:lightRig rig="threePt" dir="t">
-              <a:rot lat="0" lon="0" rev="1200000"/>
-            </a:lightRig>
-          </a:scene3d>
-          <a:sp3d>
-            <a:bevelT w="63500" h="25400"/>
-          </a:sp3d>
         </a:effectStyle>
       </a:effectStyleLst>
       <a:bgFillStyleLst>
         <a:solidFill>
           <a:schemeClr val="phClr"/>
         </a:solidFill>
+        <a:solidFill>
+          <a:schemeClr val="phClr">
+            <a:tint val="95000"/>
+            <a:satMod val="170000"/>
+          </a:schemeClr>
+        </a:solidFill>
         <a:gradFill rotWithShape="1">
           <a:gsLst>
             <a:gs pos="0">
               <a:schemeClr val="phClr">
-                <a:tint val="40000"/>
-                <a:satMod val="350000"/>
+                <a:tint val="93000"/>
+                <a:satMod val="150000"/>
+                <a:shade val="98000"/>
+                <a:lumMod val="102000"/>
               </a:schemeClr>
             </a:gs>
-            <a:gs pos="40000">
+            <a:gs pos="50000">
               <a:schemeClr val="phClr">
-                <a:tint val="45000"/>
-                <a:shade val="99000"/>
-                <a:satMod val="350000"/>
+                <a:tint val="98000"/>
+                <a:satMod val="130000"/>
+                <a:shade val="90000"/>
+                <a:lumMod val="103000"/>
               </a:schemeClr>
             </a:gs>
             <a:gs pos="100000">
               <a:schemeClr val="phClr">
-                <a:shade val="20000"/>
-                <a:satMod val="255000"/>
+                <a:shade val="63000"/>
+                <a:satMod val="120000"/>
               </a:schemeClr>
             </a:gs>
           </a:gsLst>
-          <a:path path="circle">
-            <a:fillToRect l="50000" t="-80000" r="50000" b="180000"/>
-          </a:path>
-        </a:gradFill>
-        <a:gradFill rotWithShape="1">
-          <a:gsLst>
-            <a:gs pos="0">
-              <a:schemeClr val="phClr">
-                <a:tint val="80000"/>
-                <a:satMod val="300000"/>
-              </a:schemeClr>
-            </a:gs>
-            <a:gs pos="100000">
-              <a:schemeClr val="phClr">
-                <a:shade val="30000"/>
-                <a:satMod val="200000"/>
-              </a:schemeClr>
-            </a:gs>
-          </a:gsLst>
-          <a:path path="circle">
-            <a:fillToRect l="50000" t="50000" r="50000" b="50000"/>
-          </a:path>
+          <a:lin ang="5400000" scaled="0"/>
         </a:gradFill>
       </a:bgFillStyleLst>
     </a:fmtScheme>
   </a:themeElements>
   <a:objectDefaults/>
   <a:extraClrSchemeLst/>
+  <a:extLst>
+    <a:ext uri="{05A4C25C-085E-4340-85A3-A5531E510DB2}">
+      <thm15:themeFamily xmlns:thm15="http://schemas.microsoft.com/office/thememl/2012/main" name="Office Theme" id="{62F939B6-93AF-4DB8-9C6B-D6C7DFDC589F}" vid="{4A3C46E8-61CC-4603-A589-7422A47A8E4A}"/>
+    </a:ext>
+  </a:extLst>
 </a:theme>
 </file>
--- a/project/documents/merged/Document.docx
+++ b/project/documents/merged/Document.docx
@@ -265,7 +265,7 @@
           <w:iCs/>
           <w:sz w:val="24"/>
         </w:rPr>
-        <w:t>Claims __, as of November 20, 2024</w:t>
+        <w:t xml:space="preserve">Claims __, as of </w:t>
       </w:r>
       <w:proofErr w:type="spellStart"/>
       <w:r>
@@ -282,7 +282,7 @@
           <w:iCs/>
           <w:sz w:val="24"/>
         </w:rPr>
-        <w:t xml:space="preserve"> (test</w:t>
+        <w:t xml:space="preserve"> (</w:t>
       </w:r>
       <w:proofErr w:type="spellStart"/>
       <w:r>

--- a/project/documents/merged/Document.docx
+++ b/project/documents/merged/Document.docx
@@ -4,235 +4,807 @@
   <w:body>
     <w:p>
       <w:pPr>
+        <w:pStyle w:val="NormalWeb"/>
+        <w:spacing w:before="0" w:beforeAutospacing="0" w:after="0" w:afterAutospacing="0"/>
+      </w:pPr>
+      <w:r>
+        <w:t xml:space="preserve">Subject line: ACME Manufacturing: Ref. No. Pa Da / SLW Ref: 1.003US1 / </w:t>
+      </w:r>
+      <w:r>
+        <w:t>SLW</w:t>
+      </w:r>
+      <w:r>
+        <w:t xml:space="preserve"> Report Out: Revocation and Power of Attorney</w:t>
+      </w:r>
+    </w:p>
+    <w:p>
+      <w:pPr>
+        <w:pStyle w:val="NormalWeb"/>
+        <w:spacing w:before="0" w:beforeAutospacing="0" w:after="0" w:afterAutospacing="0"/>
+      </w:pPr>
+    </w:p>
+    <w:p>
+      <w:pPr>
+        <w:pStyle w:val="NormalWeb"/>
+        <w:spacing w:before="0" w:beforeAutospacing="0" w:after="0" w:afterAutospacing="0"/>
+      </w:pPr>
+    </w:p>
+    <w:p>
+      <w:pPr>
+        <w:pStyle w:val="NormalWeb"/>
+        <w:spacing w:before="0" w:beforeAutospacing="0" w:after="0" w:afterAutospacing="0"/>
+      </w:pPr>
+    </w:p>
+    <w:p>
+      <w:pPr>
+        <w:pStyle w:val="NormalWeb"/>
+        <w:spacing w:before="0" w:beforeAutospacing="0" w:after="0" w:afterAutospacing="0"/>
+      </w:pPr>
+      <w:r>
+        <w:t>Body:</w:t>
+      </w:r>
+    </w:p>
+    <w:p>
+      <w:pPr>
+        <w:pStyle w:val="NormalWeb"/>
+        <w:spacing w:before="0" w:beforeAutospacing="0" w:after="0" w:afterAutospacing="0"/>
+      </w:pPr>
+    </w:p>
+    <w:p>
+      <w:pPr>
+        <w:pStyle w:val="NormalWeb"/>
+        <w:spacing w:before="0" w:beforeAutospacing="0" w:after="0" w:afterAutospacing="0"/>
+      </w:pPr>
+      <w:r>
+        <w:t>Schwegman Lundberg &amp; Woessner, P.A.</w:t>
+      </w:r>
+    </w:p>
+    <w:p>
+      <w:pPr>
+        <w:pStyle w:val="NormalWeb"/>
+        <w:spacing w:before="0" w:beforeAutospacing="0" w:after="0" w:afterAutospacing="0"/>
+      </w:pPr>
+    </w:p>
+    <w:p>
+      <w:pPr>
+        <w:pStyle w:val="NormalWeb"/>
+        <w:spacing w:before="0" w:beforeAutospacing="0" w:after="0" w:afterAutospacing="0"/>
+      </w:pPr>
+      <w:r>
+        <w:t>Attorney Test 612-373-6900</w:t>
+      </w:r>
+      <w:proofErr w:type="gramStart"/>
+      <w:r>
+        <w:t xml:space="preserve">  mmartin@slwip.com</w:t>
+      </w:r>
+      <w:proofErr w:type="gramEnd"/>
+      <w:r/>
+    </w:p>
+    <w:p>
+      <w:pPr>
+        <w:pStyle w:val="NormalWeb"/>
+        <w:spacing w:before="0" w:beforeAutospacing="0" w:after="0" w:afterAutospacing="0"/>
+      </w:pPr>
+      <w:r>
+        <w:t>Emily Bates 612-371-2163</w:t>
+      </w:r>
+      <w:proofErr w:type="gramStart"/>
+      <w:r>
+        <w:t xml:space="preserve">  ebates@slwip.com</w:t>
+      </w:r>
+      <w:proofErr w:type="gramEnd"/>
+      <w:r/>
+    </w:p>
+    <w:p>
+      <w:pPr>
         <w:spacing w:after="0" w:line="240" w:lineRule="auto"/>
-      </w:pPr>
-      <w:r>
-        <w:rPr>
+        <w:rPr>
+          <w:rFonts w:ascii="Times New Roman" w:hAnsi="Times New Roman"/>
+        </w:rPr>
+      </w:pPr>
+    </w:p>
+    <w:p>
+      <w:pPr>
+        <w:spacing w:after="0" w:line="240" w:lineRule="auto"/>
+        <w:rPr>
+          <w:rFonts w:ascii="Times New Roman" w:hAnsi="Times New Roman"/>
+          <w:sz w:val="24"/>
+          <w:szCs w:val="24"/>
+        </w:rPr>
+      </w:pPr>
+      <w:r>
+        <w:rPr>
+          <w:rFonts w:ascii="Times New Roman" w:hAnsi="Times New Roman"/>
+          <w:sz w:val="24"/>
+          <w:szCs w:val="24"/>
+        </w:rPr>
+        <w:t>Re:</w:t>
+      </w:r>
+      <w:r>
+        <w:rPr>
+          <w:rFonts w:ascii="Times New Roman" w:hAnsi="Times New Roman"/>
+          <w:sz w:val="24"/>
+          <w:szCs w:val="24"/>
+        </w:rPr>
+        <w:tab/>
+      </w:r>
+      <w:r>
+        <w:rPr>
+          <w:rFonts w:ascii="Times New Roman" w:hAnsi="Times New Roman"/>
+          <w:sz w:val="24"/>
+        </w:rPr>
+        <w:t xml:space="preserve">ACME Manufacturing </w:t>
+      </w:r>
+      <w:r>
+        <w:rPr>
+          <w:rFonts w:ascii="Times New Roman" w:hAnsi="Times New Roman"/>
+          <w:bCs/>
+          <w:noProof/>
+          <w:sz w:val="24"/>
+        </w:rPr>
+        <w:t>Ref. No. Pa Da</w:t>
+      </w:r>
+      <w:r>
+        <w:rPr>
+          <w:rFonts w:ascii="Times New Roman" w:hAnsi="Times New Roman"/>
           <w:b/>
           <w:bCs/>
-        </w:rPr>
-        <w:t>Subject line:</w:t>
-      </w:r>
-      <w:r>
-        <w:t xml:space="preserve">  ACME Manufacturing: Ref. No. Pa Da / SLW Ref.: 1.003US1 / SLW Report Out: </w:t>
-      </w:r>
-      <w:r>
-        <w:t>Annuity or Patent Expiration Communication</w:t>
+          <w:noProof/>
+          <w:sz w:val="24"/>
+        </w:rPr>
+        <w:t xml:space="preserve"> -</w:t>
+      </w:r>
+      <w:r>
+        <w:rPr>
+          <w:rFonts w:ascii="Times New Roman" w:hAnsi="Times New Roman"/>
+          <w:noProof/>
+          <w:sz w:val="24"/>
+        </w:rPr>
+        <w:t xml:space="preserve"> SLW Ref. No. 1.003US1</w:t>
       </w:r>
     </w:p>
     <w:p>
       <w:pPr>
         <w:spacing w:after="0" w:line="240" w:lineRule="auto"/>
-      </w:pPr>
+        <w:rPr>
+          <w:rFonts w:ascii="Times New Roman" w:hAnsi="Times New Roman"/>
+          <w:sz w:val="24"/>
+          <w:szCs w:val="24"/>
+        </w:rPr>
+      </w:pPr>
+      <w:r>
+        <w:rPr>
+          <w:rFonts w:ascii="Times New Roman" w:hAnsi="Times New Roman"/>
+          <w:sz w:val="24"/>
+          <w:szCs w:val="24"/>
+        </w:rPr>
+        <w:tab/>
+      </w:r>
+      <w:r>
+        <w:rPr>
+          <w:rFonts w:ascii="Times New Roman" w:hAnsi="Times New Roman"/>
+          <w:sz w:val="23"/>
+          <w:szCs w:val="23"/>
+        </w:rPr>
+        <w:t>United States of America</w:t>
+      </w:r>
+      <w:r>
+        <w:rPr>
+          <w:rFonts w:ascii="Times New Roman" w:hAnsi="Times New Roman"/>
+          <w:sz w:val="23"/>
+          <w:szCs w:val="23"/>
+        </w:rPr>
+      </w:r>
+      <w:r>
+        <w:rPr>
+          <w:rFonts w:ascii="Times New Roman" w:hAnsi="Times New Roman"/>
+          <w:sz w:val="23"/>
+          <w:szCs w:val="23"/>
+        </w:rPr>
+      </w:r>
+      <w:r>
+        <w:rPr>
+          <w:rFonts w:ascii="Times New Roman" w:hAnsi="Times New Roman"/>
+          <w:sz w:val="24"/>
+          <w:szCs w:val="24"/>
+        </w:rPr>
+        <w:t xml:space="preserve"> Application No. </w:t>
+      </w:r>
+      <w:r>
+        <w:rPr>
+          <w:rFonts w:ascii="Times New Roman" w:hAnsi="Times New Roman"/>
+          <w:noProof/>
+          <w:sz w:val="24"/>
+        </w:rPr>
+        <w:t>12/356,986</w:t>
+      </w:r>
     </w:p>
     <w:p>
       <w:pPr>
         <w:spacing w:after="0" w:line="240" w:lineRule="auto"/>
-        <w:rPr>
-          <w:b/>
+        <w:ind w:left="720"/>
+        <w:rPr>
+          <w:rFonts w:ascii="Times New Roman" w:hAnsi="Times New Roman"/>
+          <w:sz w:val="24"/>
+          <w:szCs w:val="24"/>
+        </w:rPr>
+      </w:pPr>
+      <w:r>
+        <w:rPr>
+          <w:rFonts w:ascii="Times New Roman" w:hAnsi="Times New Roman"/>
+          <w:sz w:val="24"/>
+          <w:szCs w:val="24"/>
+        </w:rPr>
+        <w:t xml:space="preserve">Title: </w:t>
+      </w:r>
+      <w:r>
+        <w:rPr>
+          <w:rFonts w:ascii="Times New Roman" w:hAnsi="Times New Roman"/>
+          <w:noProof/>
+          <w:sz w:val="24"/>
+        </w:rPr>
+        <w:t>Method and apparatus for making a title for a matter 1000</w:t>
+      </w:r>
+    </w:p>
+    <w:p>
+      <w:pPr>
+        <w:spacing w:after="0"/>
+        <w:rPr>
+          <w:rFonts w:ascii="Times New Roman" w:hAnsi="Times New Roman"/>
+          <w:sz w:val="24"/>
+          <w:szCs w:val="24"/>
+        </w:rPr>
+      </w:pPr>
+      <w:r>
+        <w:rPr>
+          <w:rFonts w:ascii="Times New Roman" w:hAnsi="Times New Roman"/>
+          <w:noProof/>
+          <w:sz w:val="24"/>
+          <w:szCs w:val="24"/>
+        </w:rPr>
+      </w:r>
+    </w:p>
+    <w:p>
+      <w:pPr>
+        <w:spacing w:after="0"/>
+        <w:rPr>
+          <w:rFonts w:ascii="Times New Roman" w:hAnsi="Times New Roman"/>
+          <w:noProof/>
+          <w:sz w:val="24"/>
+          <w:szCs w:val="24"/>
+        </w:rPr>
+      </w:pPr>
+      <w:r>
+        <w:rPr>
+          <w:rFonts w:ascii="Times New Roman" w:hAnsi="Times New Roman"/>
+          <w:sz w:val="24"/>
+          <w:szCs w:val="24"/>
+        </w:rPr>
+        <w:t xml:space="preserve">The following represents new activity on the </w:t>
+      </w:r>
+      <w:proofErr w:type="gramStart"/>
+      <w:r>
+        <w:rPr>
+          <w:rFonts w:ascii="Times New Roman" w:hAnsi="Times New Roman"/>
+          <w:sz w:val="24"/>
+          <w:szCs w:val="24"/>
+        </w:rPr>
+        <w:t>above mentioned</w:t>
+      </w:r>
+      <w:proofErr w:type="gramEnd"/>
+      <w:r>
+        <w:rPr>
+          <w:rFonts w:ascii="Times New Roman" w:hAnsi="Times New Roman"/>
+          <w:sz w:val="24"/>
+          <w:szCs w:val="24"/>
+        </w:rPr>
+        <w:t xml:space="preserve"> matter. </w:t>
+      </w:r>
+    </w:p>
+    <w:p>
+      <w:pPr>
+        <w:spacing w:after="0" w:line="240" w:lineRule="auto"/>
+        <w:rPr>
+          <w:rFonts w:ascii="Times New Roman" w:hAnsi="Times New Roman"/>
+          <w:noProof/>
+          <w:color w:val="000000"/>
+          <w:sz w:val="24"/>
+          <w:szCs w:val="24"/>
+        </w:rPr>
+      </w:pPr>
+    </w:p>
+    <w:p>
+      <w:pPr>
+        <w:spacing w:after="0" w:line="240" w:lineRule="auto"/>
+        <w:ind w:left="1620" w:hanging="1620"/>
+        <w:rPr>
+          <w:rFonts w:ascii="Times New Roman" w:hAnsi="Times New Roman"/>
+          <w:sz w:val="24"/>
+          <w:szCs w:val="24"/>
+        </w:rPr>
+      </w:pPr>
+      <w:r>
+        <w:rPr>
+          <w:rFonts w:ascii="Times New Roman" w:hAnsi="Times New Roman"/>
+          <w:noProof/>
+          <w:color w:val="000000"/>
+          <w:sz w:val="24"/>
+          <w:szCs w:val="24"/>
+        </w:rPr>
+        <w:t xml:space="preserve">ACTION REQUIRED: </w:t>
+      </w:r>
+      <w:r>
+        <w:rPr>
+          <w:rFonts w:ascii="Times New Roman" w:hAnsi="Times New Roman"/>
+          <w:sz w:val="24"/>
+          <w:szCs w:val="24"/>
+        </w:rPr>
+        <w:t xml:space="preserve">Instructions to </w:t>
+      </w:r>
+      <w:r>
+        <w:rPr>
+          <w:rFonts w:ascii="Times New Roman" w:hAnsi="Times New Roman"/>
+          <w:sz w:val="24"/>
+          <w:szCs w:val="24"/>
+        </w:rPr>
+        <w:t>file response to test</w:t>
+      </w:r>
+    </w:p>
+    <w:p>
+      <w:pPr>
+        <w:spacing w:after="0" w:line="240" w:lineRule="auto"/>
+        <w:rPr>
+          <w:rFonts w:ascii="Times New Roman" w:hAnsi="Times New Roman"/>
+          <w:sz w:val="24"/>
+          <w:szCs w:val="24"/>
+        </w:rPr>
+      </w:pPr>
+      <w:r>
+        <w:rPr>
+          <w:rFonts w:ascii="Times New Roman" w:hAnsi="Times New Roman"/>
+          <w:sz w:val="24"/>
+          <w:szCs w:val="24"/>
+        </w:rPr>
+        <w:t>Acceptance Deadline:</w:t>
+      </w:r>
+      <w:r>
+        <w:rPr>
+          <w:rFonts w:ascii="Times New Roman" w:hAnsi="Times New Roman"/>
+          <w:sz w:val="24"/>
+          <w:szCs w:val="24"/>
+        </w:rPr>
+        <w:t xml:space="preserve">  </w:t>
+      </w:r>
+      <w:r>
+        <w:rPr>
+          <w:rFonts w:ascii="Times New Roman" w:hAnsi="Times New Roman"/>
+          <w:sz w:val="24"/>
+          <w:szCs w:val="24"/>
+        </w:rPr>
+        <w:t>2024-12-10</w:t>
+      </w:r>
+      <w:r>
+        <w:rPr>
+          <w:rFonts w:ascii="Times New Roman" w:hAnsi="Times New Roman"/>
+          <w:sz w:val="24"/>
+          <w:szCs w:val="24"/>
+        </w:rPr>
+      </w:r>
+      <w:r>
+        <w:rPr>
+          <w:rFonts w:ascii="Times New Roman" w:hAnsi="Times New Roman"/>
+          <w:sz w:val="24"/>
+          <w:szCs w:val="24"/>
+        </w:rPr>
+      </w:r>
+      <w:r>
+        <w:rPr>
+          <w:rFonts w:ascii="Times New Roman" w:hAnsi="Times New Roman"/>
+          <w:sz w:val="24"/>
+          <w:szCs w:val="24"/>
+        </w:rPr>
+      </w:r>
+    </w:p>
+    <w:p>
+      <w:pPr>
+        <w:spacing w:after="0" w:line="240" w:lineRule="auto"/>
+        <w:rPr>
+          <w:rFonts w:ascii="Times New Roman" w:hAnsi="Times New Roman"/>
+          <w:sz w:val="24"/>
+          <w:szCs w:val="24"/>
+        </w:rPr>
+      </w:pPr>
+      <w:r>
+        <w:rPr>
+          <w:rFonts w:ascii="Times New Roman" w:hAnsi="Times New Roman"/>
+          <w:sz w:val="24"/>
+          <w:szCs w:val="24"/>
+        </w:rPr>
+        <w:t>Requested Instructions by:  2024-12-17</w:t>
+      </w:r>
+      <w:r>
+        <w:rPr>
+          <w:rFonts w:ascii="Times New Roman" w:hAnsi="Times New Roman"/>
+          <w:sz w:val="24"/>
+          <w:szCs w:val="24"/>
+        </w:rPr>
+      </w:r>
+      <w:r>
+        <w:rPr>
+          <w:rFonts w:ascii="Times New Roman" w:hAnsi="Times New Roman"/>
+          <w:sz w:val="24"/>
+          <w:szCs w:val="24"/>
+        </w:rPr>
+      </w:r>
+    </w:p>
+    <w:p>
+      <w:pPr>
+        <w:spacing w:after="0" w:line="240" w:lineRule="auto"/>
+        <w:rPr>
+          <w:rFonts w:ascii="Times New Roman" w:hAnsi="Times New Roman"/>
+          <w:sz w:val="24"/>
+          <w:szCs w:val="24"/>
+        </w:rPr>
+      </w:pPr>
+    </w:p>
+    <w:p>
+      <w:pPr>
+        <w:spacing w:after="0" w:line="240" w:lineRule="auto"/>
+        <w:rPr>
+          <w:rFonts w:ascii="Times New Roman" w:hAnsi="Times New Roman"/>
+          <w:sz w:val="24"/>
+          <w:szCs w:val="24"/>
+        </w:rPr>
+      </w:pPr>
+      <w:r>
+        <w:rPr>
+          <w:rFonts w:ascii="Times New Roman" w:hAnsi="Times New Roman"/>
+          <w:sz w:val="24"/>
+          <w:szCs w:val="24"/>
+        </w:rPr>
+        <w:t>INFORMATION BEING REPORTED:</w:t>
+      </w:r>
+      <w:r>
+        <w:t xml:space="preserve">  </w:t>
+      </w:r>
+      <w:r>
+        <w:rPr>
+          <w:rFonts w:ascii="Times New Roman" w:hAnsi="Times New Roman"/>
+          <w:sz w:val="24"/>
+          <w:szCs w:val="24"/>
+        </w:rPr>
+        <w:t>Attached</w:t>
+      </w:r>
+      <w:r>
+        <w:rPr>
+          <w:rFonts w:ascii="Times New Roman" w:hAnsi="Times New Roman"/>
+          <w:sz w:val="24"/>
+          <w:szCs w:val="24"/>
+        </w:rPr>
+        <w:t xml:space="preserve"> please find a copy of the associate’s letter, together with a c</w:t>
+      </w:r>
+      <w:r>
+        <w:rPr>
+          <w:rFonts w:ascii="Times New Roman" w:hAnsi="Times New Roman"/>
+          <w:sz w:val="24"/>
+          <w:szCs w:val="24"/>
+        </w:rPr>
+        <w:t xml:space="preserve">opy of </w:t>
+      </w:r>
+      <w:r>
+        <w:rPr>
+          <w:rFonts w:ascii="Times New Roman" w:hAnsi="Times New Roman"/>
+          <w:sz w:val="24"/>
+          <w:szCs w:val="24"/>
+        </w:rPr>
+        <w:t>the</w:t>
+      </w:r>
+      <w:r>
+        <w:rPr>
+          <w:rFonts w:ascii="Times New Roman" w:hAnsi="Times New Roman"/>
+          <w:sz w:val="24"/>
+          <w:szCs w:val="24"/>
+        </w:rPr>
+        <w:t xml:space="preserve"> </w:t>
+      </w:r>
+      <w:r>
+        <w:rPr>
+          <w:rFonts w:ascii="Times New Roman" w:hAnsi="Times New Roman"/>
+          <w:sz w:val="24"/>
+          <w:szCs w:val="24"/>
+        </w:rPr>
+        <w:t>test</w:t>
+      </w:r>
+      <w:r>
+        <w:rPr>
+          <w:rFonts w:ascii="Times New Roman" w:hAnsi="Times New Roman"/>
+          <w:sz w:val="24"/>
+          <w:szCs w:val="24"/>
+        </w:rPr>
+        <w:t xml:space="preserve"> </w:t>
+      </w:r>
+      <w:r>
+        <w:rPr>
+          <w:rFonts w:ascii="Times New Roman" w:hAnsi="Times New Roman"/>
+          <w:sz w:val="24"/>
+          <w:szCs w:val="24"/>
+        </w:rPr>
+        <w:t>&lt;&lt;</w:t>
+      </w:r>
+      <w:r>
+        <w:rPr>
+          <w:rFonts w:ascii="Times New Roman" w:hAnsi="Times New Roman"/>
+          <w:sz w:val="24"/>
+          <w:szCs w:val="24"/>
+        </w:rPr>
+        <w:t>citedRef&gt;&gt;</w:t>
+      </w:r>
+      <w:r>
+        <w:rPr>
+          <w:rFonts w:ascii="Times New Roman" w:hAnsi="Times New Roman"/>
+          <w:sz w:val="24"/>
+          <w:szCs w:val="24"/>
+        </w:rPr>
+        <w:t xml:space="preserve">relative to the above-identified application.  The application must be placed in order for acceptance by </w:t>
+      </w:r>
+      <w:r>
+        <w:rPr>
+          <w:rFonts w:ascii="Times New Roman" w:hAnsi="Times New Roman"/>
+          <w:sz w:val="24"/>
+          <w:szCs w:val="24"/>
+        </w:rPr>
+        <w:t>2024-12-10</w:t>
+      </w:r>
+      <w:r>
+        <w:rPr>
+          <w:rFonts w:ascii="Times New Roman" w:hAnsi="Times New Roman"/>
+          <w:sz w:val="24"/>
+          <w:szCs w:val="24"/>
+        </w:rPr>
+      </w:r>
+      <w:r>
+        <w:rPr>
+          <w:rFonts w:ascii="Times New Roman" w:hAnsi="Times New Roman"/>
+          <w:sz w:val="24"/>
+          <w:szCs w:val="24"/>
+        </w:rPr>
+      </w:r>
+      <w:r>
+        <w:rPr>
+          <w:rFonts w:ascii="Times New Roman" w:hAnsi="Times New Roman"/>
+          <w:sz w:val="24"/>
+          <w:szCs w:val="24"/>
+        </w:rPr>
+        <w:t>.  However, since we are able to</w:t>
+      </w:r>
+      <w:r>
+        <w:rPr>
+          <w:rFonts w:ascii="Times New Roman" w:hAnsi="Times New Roman"/>
+          <w:sz w:val="24"/>
+          <w:szCs w:val="24"/>
+        </w:rPr>
+        <w:t xml:space="preserve"> correspond with the Examiner as ma</w:t>
+      </w:r>
+      <w:r>
+        <w:rPr>
+          <w:rFonts w:ascii="Times New Roman" w:hAnsi="Times New Roman"/>
+          <w:sz w:val="24"/>
+          <w:szCs w:val="24"/>
+        </w:rPr>
+        <w:t>ny times as possible before the</w:t>
+      </w:r>
+      <w:r>
+        <w:rPr>
+          <w:rFonts w:ascii="Times New Roman" w:hAnsi="Times New Roman"/>
+          <w:sz w:val="24"/>
+          <w:szCs w:val="24"/>
+        </w:rPr>
+        <w:t xml:space="preserve"> deadline, amendment instructions should be provided to the associate well in advance of this deadline</w:t>
+      </w:r>
+      <w:r>
+        <w:rPr>
+          <w:rFonts w:ascii="Times New Roman" w:hAnsi="Times New Roman"/>
+          <w:sz w:val="24"/>
+          <w:szCs w:val="24"/>
+        </w:rPr>
+        <w:t xml:space="preserve">.  </w:t>
+      </w:r>
+    </w:p>
+    <w:p>
+      <w:pPr>
+        <w:spacing w:after="0" w:line="240" w:lineRule="auto"/>
+        <w:rPr>
+          <w:rFonts w:ascii="Times New Roman" w:hAnsi="Times New Roman"/>
+          <w:sz w:val="24"/>
+          <w:szCs w:val="24"/>
+        </w:rPr>
+      </w:pPr>
+    </w:p>
+    <w:p>
+      <w:pPr>
+        <w:spacing w:after="0" w:line="240" w:lineRule="auto"/>
+        <w:rPr>
+          <w:rFonts w:ascii="Times New Roman" w:hAnsi="Times New Roman"/>
+          <w:sz w:val="24"/>
+          <w:szCs w:val="24"/>
+        </w:rPr>
+      </w:pPr>
+      <w:r>
+        <w:rPr>
+          <w:rFonts w:ascii="Times New Roman" w:hAnsi="Times New Roman"/>
+          <w:sz w:val="24"/>
+          <w:szCs w:val="24"/>
+        </w:rPr>
+        <w:t>To ensure the best chances of acceptance by the deadline, we request your instructions by</w:t>
+      </w:r>
+      <w:r>
+        <w:rPr>
+          <w:rFonts w:ascii="Times New Roman" w:hAnsi="Times New Roman"/>
+          <w:sz w:val="24"/>
+          <w:szCs w:val="24"/>
+        </w:rPr>
+        <w:t xml:space="preserve"> </w:t>
+      </w:r>
+      <w:r>
+        <w:rPr>
+          <w:rFonts w:ascii="Times New Roman" w:hAnsi="Times New Roman"/>
+          <w:sz w:val="24"/>
+          <w:szCs w:val="24"/>
+        </w:rPr>
+        <w:t>2024-12-17</w:t>
+      </w:r>
+      <w:r>
+        <w:rPr>
+          <w:rFonts w:ascii="Times New Roman" w:hAnsi="Times New Roman"/>
+          <w:sz w:val="24"/>
+          <w:szCs w:val="24"/>
+        </w:rPr>
+      </w:r>
+      <w:r>
+        <w:rPr>
+          <w:rFonts w:ascii="Times New Roman" w:hAnsi="Times New Roman"/>
+          <w:sz w:val="24"/>
+          <w:szCs w:val="24"/>
+        </w:rPr>
+      </w:r>
+      <w:r>
+        <w:rPr>
+          <w:rFonts w:ascii="Times New Roman" w:hAnsi="Times New Roman"/>
+          <w:sz w:val="24"/>
+          <w:szCs w:val="24"/>
+        </w:rPr>
+        <w:t xml:space="preserve"> and, failing those,</w:t>
+      </w:r>
+      <w:r>
+        <w:rPr>
+          <w:rFonts w:ascii="Times New Roman" w:hAnsi="Times New Roman"/>
+          <w:sz w:val="24"/>
+          <w:szCs w:val="24"/>
+        </w:rPr>
+        <w:t xml:space="preserve"> we will </w:t>
+      </w:r>
+      <w:r>
+        <w:rPr>
+          <w:rFonts w:ascii="Times New Roman" w:hAnsi="Times New Roman"/>
+          <w:sz w:val="24"/>
+          <w:szCs w:val="24"/>
+        </w:rPr>
+        <w:t>send regular reminders to you</w:t>
+      </w:r>
+      <w:r>
+        <w:rPr>
+          <w:rFonts w:ascii="Times New Roman" w:hAnsi="Times New Roman"/>
+          <w:sz w:val="24"/>
+          <w:szCs w:val="24"/>
+        </w:rPr>
+        <w:t>.</w:t>
+      </w:r>
+    </w:p>
+    <w:p>
+      <w:pPr>
+        <w:spacing w:after="0" w:line="240" w:lineRule="auto"/>
+        <w:rPr>
+          <w:rFonts w:ascii="Times New Roman" w:hAnsi="Times New Roman"/>
+          <w:sz w:val="24"/>
+          <w:szCs w:val="24"/>
+        </w:rPr>
+      </w:pPr>
+    </w:p>
+    <w:p>
+      <w:pPr>
+        <w:spacing w:after="0" w:line="240" w:lineRule="auto"/>
+        <w:rPr>
+          <w:rFonts w:ascii="Times New Roman" w:hAnsi="Times New Roman"/>
+          <w:sz w:val="24"/>
+          <w:szCs w:val="24"/>
+        </w:rPr>
+      </w:pPr>
+      <w:r>
+        <w:rPr>
+          <w:rFonts w:ascii="Times New Roman" w:hAnsi="Times New Roman"/>
+          <w:noProof/>
+          <w:color w:val="000000"/>
+          <w:sz w:val="24"/>
+          <w:szCs w:val="24"/>
+        </w:rPr>
+        <w:t xml:space="preserve">ADDITIONAL NOTES:  </w:t>
+      </w:r>
+      <w:r>
+        <w:rPr>
+          <w:rFonts w:ascii="Times New Roman" w:hAnsi="Times New Roman"/>
+          <w:noProof/>
+          <w:color w:val="000000"/>
+          <w:sz w:val="24"/>
+          <w:szCs w:val="24"/>
+        </w:rPr>
+        <w:t xml:space="preserve">Please refer to the associate’s letter for more details regarding this matter. </w:t>
+      </w:r>
+      <w:r>
+        <w:rPr>
+          <w:rFonts w:ascii="Times New Roman" w:hAnsi="Times New Roman"/>
+          <w:noProof/>
+          <w:color w:val="000000"/>
+          <w:sz w:val="24"/>
+          <w:szCs w:val="24"/>
+        </w:rPr>
+        <w:t xml:space="preserve"> </w:t>
+      </w:r>
+      <w:r>
+        <w:rPr>
+          <w:rFonts w:ascii="Times New Roman" w:hAnsi="Times New Roman"/>
+          <w:sz w:val="24"/>
+          <w:szCs w:val="24"/>
+        </w:rPr>
+        <w:t xml:space="preserve">If you have any questions or comments, please contact </w:t>
+      </w:r>
+      <w:r>
+        <w:rPr>
+          <w:rFonts w:ascii="Times New Roman" w:hAnsi="Times New Roman"/>
           <w:bCs/>
-        </w:rPr>
-      </w:pPr>
-      <w:r>
-        <w:rPr>
-          <w:b/>
+          <w:sz w:val="24"/>
+          <w:szCs w:val="24"/>
+        </w:rPr>
+        <w:t>Attorney Test at 612-373-6900</w:t>
+      </w:r>
+      <w:r>
+        <w:rPr>
+          <w:rFonts w:ascii="Times New Roman" w:hAnsi="Times New Roman"/>
           <w:bCs/>
-        </w:rPr>
-        <w:t>Body of email:</w:t>
-      </w:r>
-    </w:p>
-    <w:p>
-      <w:pPr>
+          <w:sz w:val="24"/>
+          <w:szCs w:val="24"/>
+        </w:rPr>
+        <w:t xml:space="preserve"> or Emily Bates at 612-371-2163</w:t>
+      </w:r>
+      <w:r>
+        <w:rPr>
+          <w:rFonts w:ascii="Times New Roman" w:hAnsi="Times New Roman"/>
+          <w:bCs/>
+          <w:sz w:val="24"/>
+          <w:szCs w:val="24"/>
+        </w:rPr>
+      </w:r>
+      <w:r>
+        <w:rPr>
+          <w:rFonts w:ascii="Times New Roman" w:hAnsi="Times New Roman"/>
+          <w:sz w:val="24"/>
+          <w:szCs w:val="24"/>
+        </w:rPr>
+        <w:t>.</w:t>
+      </w:r>
+    </w:p>
+    <w:p>
+      <w:pPr>
+        <w:tabs>
+          <w:tab w:val="right" w:pos="9360"/>
+        </w:tabs>
         <w:spacing w:after="0" w:line="240" w:lineRule="auto"/>
-      </w:pPr>
-    </w:p>
-    <w:p>
-      <w:pPr>
-        <w:spacing w:after="0" w:line="240" w:lineRule="auto"/>
-      </w:pPr>
-      <w:r>
-        <w:t xml:space="preserve">SCHWEGMAN, LUNDBERG &amp; WOESSNER, P.A. </w:t>
-      </w:r>
-    </w:p>
-    <w:p>
-      <w:pPr>
-        <w:spacing w:after="0" w:line="240" w:lineRule="auto"/>
-      </w:pPr>
-    </w:p>
-    <w:p>
-      <w:pPr>
-        <w:spacing w:after="0" w:line="240" w:lineRule="auto"/>
-      </w:pPr>
-      <w:r>
-        <w:t>Attorney Test 612-373-6900</w:t>
-      </w:r>
-    </w:p>
-    <w:p>
-      <w:pPr>
-        <w:spacing w:after="0" w:line="240" w:lineRule="auto"/>
-      </w:pPr>
-      <w:r>
-        <w:t>mmartin@slwip.com</w:t>
-      </w:r>
-    </w:p>
-    <w:p>
-      <w:pPr>
-        <w:spacing w:after="0" w:line="240" w:lineRule="auto"/>
-      </w:pPr>
-    </w:p>
-    <w:p>
-      <w:pPr>
-        <w:spacing w:after="0" w:line="240" w:lineRule="auto"/>
-      </w:pPr>
-      <w:r>
-        <w:t>Emily Bates 612-371-2163</w:t>
-      </w:r>
-    </w:p>
-    <w:p>
-      <w:pPr>
-        <w:spacing w:after="0" w:line="240" w:lineRule="auto"/>
-      </w:pPr>
-      <w:r>
-        <w:t>ebates@slwip.com</w:t>
-      </w:r>
-    </w:p>
-    <w:p>
-      <w:pPr>
-        <w:spacing w:after="0" w:line="240" w:lineRule="auto"/>
-      </w:pPr>
-    </w:p>
-    <w:p>
-      <w:pPr>
-        <w:spacing w:after="0" w:line="240" w:lineRule="auto"/>
-      </w:pPr>
-      <w:r>
-        <w:t>Re:   ACME Manufacturing Ref. No. Pa Da - SLW Ref. No. 1.003US1</w:t>
-      </w:r>
-    </w:p>
-    <w:p>
-      <w:pPr>
-        <w:spacing w:after="0" w:line="240" w:lineRule="auto"/>
-      </w:pPr>
-      <w:r>
-        <w:tab/>
-        <w:t>United States of America Application No. 12/356,986</w:t>
-      </w:r>
-    </w:p>
-    <w:p>
-      <w:pPr>
-        <w:spacing w:after="0" w:line="240" w:lineRule="auto"/>
-      </w:pPr>
-      <w:r>
-        <w:tab/>
-        <w:t>Title: Method and apparatus for making a title for a matter 1000</w:t>
-      </w:r>
-    </w:p>
-    <w:p>
-      <w:pPr>
-        <w:spacing w:after="0" w:line="240" w:lineRule="auto"/>
-      </w:pPr>
-    </w:p>
-    <w:p>
-      <w:pPr>
-        <w:spacing w:after="0" w:line="240" w:lineRule="auto"/>
-      </w:pPr>
-      <w:r>
-        <w:t xml:space="preserve">The following represents new activity on the above mentioned matter. </w:t>
-      </w:r>
-    </w:p>
-    <w:p>
-      <w:pPr>
-        <w:spacing w:after="0" w:line="240" w:lineRule="auto"/>
-      </w:pPr>
-    </w:p>
-    <w:p>
-      <w:pPr>
-        <w:spacing w:after="0" w:line="240" w:lineRule="auto"/>
-      </w:pPr>
-      <w:r>
-        <w:t>INFORMATION BEING REPORTED:  Attached for your file is a copy of the associate's letter and the following item received from the patent office with regard to the above-identified application:</w:t>
-      </w:r>
-    </w:p>
-    <w:p>
-      <w:pPr>
-        <w:spacing w:after="0" w:line="240" w:lineRule="auto"/>
-      </w:pPr>
-    </w:p>
-    <w:p>
-      <w:pPr>
-        <w:spacing w:after="0" w:line="240" w:lineRule="auto"/>
-      </w:pPr>
-      <w:r>
-        <w:t>Document</w:t>
-      </w:r>
-    </w:p>
-    <w:p>
-      <w:pPr>
-        <w:spacing w:after="0" w:line="240" w:lineRule="auto"/>
-      </w:pPr>
-      <w:r>
-        <w:t>Annuity or Patent Expiration Communication (Not Responsible for Docketing)</w:t>
-      </w:r>
-    </w:p>
-    <w:p>
-      <w:pPr>
-        <w:spacing w:after="0" w:line="240" w:lineRule="auto"/>
-      </w:pPr>
-    </w:p>
-    <w:p>
-      <w:pPr>
-        <w:spacing w:after="0" w:line="240" w:lineRule="auto"/>
-      </w:pPr>
-      <w:r>
-        <w:t>ADDITIONAL NOTES: Please refer to the associate's letter for more details regarding this matter.  We forward this to you as a courtesy, as SLW does not handle annuities for ACME Manufacturing. Please consult with your annuity payment service regarding any questions or concerns you might have regarding this matter.</w:t>
-      </w:r>
-    </w:p>
-    <w:p>
-      <w:pPr>
-        <w:pStyle w:val="NormalWeb"/>
-      </w:pPr>
-      <w:r>
-        <w:t>If you have any questions pertaining to revival of an abandoned/expired patent or annuity, please contact Attorney Test at 612-373-6900 or Emily Bates at 612-371-2163 to discuss further options.</w:t>
-      </w:r>
-    </w:p>
-    <w:p>
-      <w:pPr>
-        <w:pStyle w:val="NormalWeb"/>
-      </w:pPr>
-      <w:r>
-        <w:t xml:space="preserve">Reported By: </w:t>
-      </w:r>
-    </w:p>
-    <w:p>
-      <w:pPr>
-        <w:spacing w:after="0" w:line="240" w:lineRule="auto"/>
-      </w:pPr>
-      <w:r>
-        <w:t>Caitlin E. Puckett</w:t>
-      </w:r>
-    </w:p>
-    <w:p>
-      <w:pPr>
-        <w:spacing w:after="0" w:line="240" w:lineRule="auto"/>
-      </w:pPr>
-      <w:r>
-        <w:t>Case Management Assistant, International Department</w:t>
-      </w:r>
-    </w:p>
-    <w:p>
-      <w:pPr>
-        <w:spacing w:after="0" w:line="240" w:lineRule="auto"/>
-      </w:pPr>
-    </w:p>
-    <w:p>
-      <w:pPr>
-        <w:spacing w:after="0" w:line="240" w:lineRule="auto"/>
-      </w:pPr>
-      <w:r>
-        <w:t>Attachment</w:t>
-      </w:r>
-    </w:p>
-    <w:p/>
+        <w:rPr>
+          <w:rFonts w:ascii="Times New Roman" w:hAnsi="Times New Roman"/>
+          <w:sz w:val="24"/>
+          <w:szCs w:val="24"/>
+        </w:rPr>
+      </w:pPr>
+    </w:p>
     <w:p>
       <w:r>
         <w:t xml:space="preserve">Reported By: </w:t>
@@ -323,17 +895,11 @@
   <w:docDefaults>
     <w:rPrDefault>
       <w:rPr>
-        <w:rFonts w:asciiTheme="minorHAnsi" w:eastAsiaTheme="minorHAnsi" w:hAnsiTheme="minorHAnsi" w:cstheme="minorBidi"/>
-        <w:sz w:val="22"/>
-        <w:szCs w:val="22"/>
+        <w:rFonts w:ascii="Calibri" w:eastAsia="Calibri" w:hAnsi="Calibri" w:cs="Times New Roman"/>
         <w:lang w:val="en-US" w:eastAsia="en-US" w:bidi="ar-SA"/>
       </w:rPr>
     </w:rPrDefault>
-    <w:pPrDefault>
-      <w:pPr>
-        <w:spacing w:after="160" w:line="259" w:lineRule="auto"/>
-      </w:pPr>
-    </w:pPrDefault>
+    <w:pPrDefault/>
   </w:docDefaults>
   <w:latentStyles w:defLockedState="0" w:defUIPriority="99" w:defSemiHidden="0" w:defUnhideWhenUsed="0" w:defQFormat="0" w:count="376">
     <w:lsdException w:name="Normal" w:uiPriority="0" w:qFormat="1"/>
@@ -423,7 +989,7 @@
     <w:lsdException w:name="Block Text" w:semiHidden="1" w:unhideWhenUsed="1"/>
     <w:lsdException w:name="Hyperlink" w:semiHidden="1" w:unhideWhenUsed="1"/>
     <w:lsdException w:name="FollowedHyperlink" w:semiHidden="1" w:unhideWhenUsed="1"/>
-    <w:lsdException w:name="Strong" w:uiPriority="22" w:qFormat="1"/>
+    <w:lsdException w:name="Strong" w:uiPriority="0" w:qFormat="1"/>
     <w:lsdException w:name="Emphasis" w:uiPriority="20" w:qFormat="1"/>
     <w:lsdException w:name="Document Map" w:semiHidden="1" w:unhideWhenUsed="1"/>
     <w:lsdException w:name="Plain Text" w:semiHidden="1" w:unhideWhenUsed="1"/>
@@ -490,7 +1056,7 @@
     <w:lsdException w:name="Table Web 2" w:semiHidden="1" w:unhideWhenUsed="1"/>
     <w:lsdException w:name="Table Web 3" w:semiHidden="1" w:unhideWhenUsed="1"/>
     <w:lsdException w:name="Balloon Text" w:semiHidden="1" w:unhideWhenUsed="1"/>
-    <w:lsdException w:name="Table Grid" w:uiPriority="39"/>
+    <w:lsdException w:name="Table Grid" w:uiPriority="59"/>
     <w:lsdException w:name="Table Theme" w:semiHidden="1" w:unhideWhenUsed="1"/>
     <w:lsdException w:name="Placeholder Text" w:semiHidden="1"/>
     <w:lsdException w:name="No Spacing" w:uiPriority="1" w:qFormat="1"/>
@@ -716,7 +1282,14 @@
   <w:style w:type="paragraph" w:default="1" w:styleId="Normal">
     <w:name w:val="Normal"/>
     <w:qFormat/>
-    <w:rsid w:val="00515497"/>
+    <w:rsid w:val="00B01FE4"/>
+    <w:pPr>
+      <w:spacing w:after="200" w:line="276" w:lineRule="auto"/>
+    </w:pPr>
+    <w:rPr>
+      <w:sz w:val="22"/>
+      <w:szCs w:val="22"/>
+    </w:rPr>
   </w:style>
   <w:style w:type="character" w:default="1" w:styleId="DefaultParagraphFont">
     <w:name w:val="Default Paragraph Font"/>
@@ -745,18 +1318,120 @@
     <w:semiHidden/>
     <w:unhideWhenUsed/>
   </w:style>
+  <w:style w:type="character" w:styleId="Hyperlink">
+    <w:name w:val="Hyperlink"/>
+    <w:uiPriority w:val="99"/>
+    <w:unhideWhenUsed/>
+    <w:rsid w:val="00B7670C"/>
+    <w:rPr>
+      <w:color w:val="0000FF"/>
+      <w:u w:val="single"/>
+    </w:rPr>
+  </w:style>
+  <w:style w:type="character" w:styleId="CommentReference">
+    <w:name w:val="annotation reference"/>
+    <w:uiPriority w:val="99"/>
+    <w:unhideWhenUsed/>
+    <w:rsid w:val="00C11C0B"/>
+    <w:rPr>
+      <w:sz w:val="16"/>
+      <w:szCs w:val="16"/>
+    </w:rPr>
+  </w:style>
+  <w:style w:type="paragraph" w:styleId="CommentText">
+    <w:name w:val="annotation text"/>
+    <w:basedOn w:val="Normal"/>
+    <w:link w:val="CommentTextChar"/>
+    <w:uiPriority w:val="99"/>
+    <w:unhideWhenUsed/>
+    <w:rsid w:val="00C11C0B"/>
+    <w:rPr>
+      <w:sz w:val="20"/>
+      <w:szCs w:val="20"/>
+    </w:rPr>
+  </w:style>
+  <w:style w:type="character" w:customStyle="1" w:styleId="CommentTextChar">
+    <w:name w:val="Comment Text Char"/>
+    <w:basedOn w:val="DefaultParagraphFont"/>
+    <w:link w:val="CommentText"/>
+    <w:uiPriority w:val="99"/>
+    <w:rsid w:val="00C11C0B"/>
+  </w:style>
+  <w:style w:type="paragraph" w:styleId="CommentSubject">
+    <w:name w:val="annotation subject"/>
+    <w:basedOn w:val="CommentText"/>
+    <w:next w:val="CommentText"/>
+    <w:link w:val="CommentSubjectChar"/>
+    <w:uiPriority w:val="99"/>
+    <w:semiHidden/>
+    <w:unhideWhenUsed/>
+    <w:rsid w:val="00C11C0B"/>
+    <w:rPr>
+      <w:b/>
+      <w:bCs/>
+    </w:rPr>
+  </w:style>
+  <w:style w:type="character" w:customStyle="1" w:styleId="CommentSubjectChar">
+    <w:name w:val="Comment Subject Char"/>
+    <w:link w:val="CommentSubject"/>
+    <w:uiPriority w:val="99"/>
+    <w:semiHidden/>
+    <w:rsid w:val="00C11C0B"/>
+    <w:rPr>
+      <w:b/>
+      <w:bCs/>
+    </w:rPr>
+  </w:style>
+  <w:style w:type="paragraph" w:styleId="BalloonText">
+    <w:name w:val="Balloon Text"/>
+    <w:basedOn w:val="Normal"/>
+    <w:link w:val="BalloonTextChar"/>
+    <w:uiPriority w:val="99"/>
+    <w:semiHidden/>
+    <w:unhideWhenUsed/>
+    <w:rsid w:val="00C11C0B"/>
+    <w:pPr>
+      <w:spacing w:after="0" w:line="240" w:lineRule="auto"/>
+    </w:pPr>
+    <w:rPr>
+      <w:rFonts w:ascii="Tahoma" w:hAnsi="Tahoma" w:cs="Tahoma"/>
+      <w:sz w:val="16"/>
+      <w:szCs w:val="16"/>
+    </w:rPr>
+  </w:style>
+  <w:style w:type="character" w:customStyle="1" w:styleId="BalloonTextChar">
+    <w:name w:val="Balloon Text Char"/>
+    <w:link w:val="BalloonText"/>
+    <w:uiPriority w:val="99"/>
+    <w:semiHidden/>
+    <w:rsid w:val="00C11C0B"/>
+    <w:rPr>
+      <w:rFonts w:ascii="Tahoma" w:hAnsi="Tahoma" w:cs="Tahoma"/>
+      <w:sz w:val="16"/>
+      <w:szCs w:val="16"/>
+    </w:rPr>
+  </w:style>
+  <w:style w:type="character" w:styleId="Strong">
+    <w:name w:val="Strong"/>
+    <w:qFormat/>
+    <w:rsid w:val="00E76760"/>
+    <w:rPr>
+      <w:b/>
+      <w:bCs/>
+    </w:rPr>
+  </w:style>
   <w:style w:type="paragraph" w:styleId="NormalWeb">
     <w:name w:val="Normal (Web)"/>
     <w:basedOn w:val="Normal"/>
     <w:uiPriority w:val="99"/>
     <w:semiHidden/>
     <w:unhideWhenUsed/>
-    <w:rsid w:val="00515497"/>
+    <w:rsid w:val="005901A8"/>
     <w:pPr>
       <w:spacing w:before="100" w:beforeAutospacing="1" w:after="100" w:afterAutospacing="1" w:line="240" w:lineRule="auto"/>
     </w:pPr>
     <w:rPr>
-      <w:rFonts w:ascii="Calibri" w:hAnsi="Calibri" w:cs="Calibri"/>
+      <w:rFonts w:cs="Calibri"/>
     </w:rPr>
   </w:style>
 </w:styles>

--- a/project/documents/merged/Document.docx
+++ b/project/documents/merged/Document.docx
@@ -169,7 +169,7 @@
     </w:p>
     <w:p>
       <w:r>
-        <w:t>test</w:t>
+        <w:t>Mail Stop Appeal Brief - Patents</w:t>
       </w:r>
     </w:p>
     <w:p>
@@ -222,45 +222,39 @@
           <w:noProof/>
           <w:u w:val="single"/>
         </w:rPr>
-        <w:t>&lt;&lt;</w:t>
-      </w:r>
-      <w:r>
-        <w:rPr>
-          <w:noProof/>
-          <w:u w:val="single"/>
-        </w:rPr>
-        <w:t>xmit</w:t>
-      </w:r>
-      <w:r>
-        <w:rPr>
-          <w:noProof/>
-          <w:u w:val="single"/>
-        </w:rPr>
-        <w:t>X&gt;&gt;</w:t>
-      </w:r>
-      <w:r>
-        <w:rPr>
-          <w:noProof/>
-        </w:rPr>
-        <w:tab/>
-      </w:r>
-      <w:r>
-        <w:rPr>
-          <w:noProof/>
-        </w:rPr>
-        <w:t>&lt;&lt;</w:t>
-      </w:r>
-      <w:r>
-        <w:rPr>
-          <w:noProof/>
-        </w:rPr>
-        <w:t>xmit</w:t>
-      </w:r>
-      <w:r>
-        <w:rPr>
-          <w:noProof/>
-        </w:rPr>
-        <w:t>Text&gt;&gt;</w:t>
+      </w:r>
+      <w:r>
+        <w:rPr>
+          <w:noProof/>
+          <w:u w:val="single"/>
+        </w:rPr>
+      </w:r>
+      <w:r>
+        <w:rPr>
+          <w:noProof/>
+          <w:u w:val="single"/>
+        </w:rPr>
+      </w:r>
+      <w:r>
+        <w:rPr>
+          <w:noProof/>
+        </w:rPr>
+        <w:tab/>
+      </w:r>
+      <w:r>
+        <w:rPr>
+          <w:noProof/>
+        </w:rPr>
+      </w:r>
+      <w:r>
+        <w:rPr>
+          <w:noProof/>
+        </w:rPr>
+      </w:r>
+      <w:r>
+        <w:rPr>
+          <w:noProof/>
+        </w:rPr>
       </w:r>
     </w:p>
     <w:p>
@@ -282,7 +276,7 @@
           <w:szCs w:val="22"/>
           <w:u w:val="single"/>
         </w:rPr>
-        <w:t>&lt;&lt;</w:t>
+        <w:t>X</w:t>
       </w:r>
       <w:r>
         <w:rPr>
@@ -291,7 +285,6 @@
           <w:szCs w:val="22"/>
           <w:u w:val="single"/>
         </w:rPr>
-        <w:t>POA</w:t>
       </w:r>
       <w:r>
         <w:rPr>
@@ -300,7 +293,6 @@
           <w:szCs w:val="22"/>
           <w:u w:val="single"/>
         </w:rPr>
-        <w:t>X&gt;&gt;</w:t>
       </w:r>
       <w:r>
         <w:rPr>
@@ -316,19 +308,17 @@
           <w:sz w:val="22"/>
           <w:szCs w:val="22"/>
         </w:rPr>
-        <w:t>&lt;&lt;</w:t>
-      </w:r>
-      <w:r>
-        <w:rPr>
-          <w:noProof/>
-        </w:rPr>
-        <w:t>POA</w:t>
-      </w:r>
-      <w:r>
-        <w:rPr>
-          <w:noProof/>
-        </w:rPr>
-        <w:t>Text</w:t>
+        <w:t>Transmittal for Power of Attorney to one or More Registered Practioners (PTO/AIA/82) (1 pg.)</w:t>
+      </w:r>
+      <w:r>
+        <w:rPr>
+          <w:noProof/>
+        </w:rPr>
+      </w:r>
+      <w:r>
+        <w:rPr>
+          <w:noProof/>
+        </w:rPr>
       </w:r>
       <w:r>
         <w:rPr>
@@ -336,7 +326,6 @@
           <w:sz w:val="22"/>
           <w:szCs w:val="22"/>
         </w:rPr>
-        <w:t>&gt;&gt;</w:t>
       </w:r>
     </w:p>
     <w:p>
@@ -356,7 +345,7 @@
           <w:noProof/>
           <w:u w:val="single"/>
         </w:rPr>
-        <w:t>&lt;&lt;doc1X&gt;&gt;</w:t>
+        <w:t>X</w:t>
       </w:r>
       <w:r>
         <w:rPr>
@@ -370,7 +359,7 @@
           <w:bCs/>
           <w:noProof/>
         </w:rPr>
-        <w:t>&lt;&lt;doc1Text&gt;&gt;</w:t>
+        <w:t>1</w:t>
       </w:r>
     </w:p>
     <w:p>
@@ -388,19 +377,19 @@
           <w:noProof/>
           <w:u w:val="single"/>
         </w:rPr>
-        <w:t>&lt;&lt;doc2X&gt;&gt;</w:t>
-      </w:r>
-      <w:r>
-        <w:rPr>
-          <w:noProof/>
-        </w:rPr>
-        <w:tab/>
-      </w:r>
-      <w:r>
-        <w:rPr>
-          <w:noProof/>
-        </w:rPr>
-        <w:t>&lt;&lt;doc2Text&gt;&gt;</w:t>
+        <w:t>X</w:t>
+      </w:r>
+      <w:r>
+        <w:rPr>
+          <w:noProof/>
+        </w:rPr>
+        <w:tab/>
+      </w:r>
+      <w:r>
+        <w:rPr>
+          <w:noProof/>
+        </w:rPr>
+        <w:t>2</w:t>
       </w:r>
     </w:p>
     <w:p>
@@ -418,14 +407,14 @@
           <w:noProof/>
           <w:u w:val="single"/>
         </w:rPr>
-        <w:t>&lt;&lt;doc3X&gt;&gt;</w:t>
-      </w:r>
-      <w:r>
-        <w:rPr>
-          <w:noProof/>
-        </w:rPr>
-        <w:tab/>
-        <w:t>&lt;&lt;doc3Text&gt;&gt;</w:t>
+        <w:t>X</w:t>
+      </w:r>
+      <w:r>
+        <w:rPr>
+          <w:noProof/>
+        </w:rPr>
+        <w:tab/>
+        <w:t>3</w:t>
       </w:r>
     </w:p>
     <w:p>
@@ -615,28 +604,24 @@
           <w:noProof/>
           <w:u w:val="single"/>
         </w:rPr>
-        <w:t>&lt;&lt;postcard</w:t>
-      </w:r>
-      <w:r>
-        <w:rPr>
-          <w:noProof/>
-          <w:u w:val="single"/>
-        </w:rPr>
-        <w:t>X</w:t>
-      </w:r>
-      <w:r>
-        <w:rPr>
-          <w:noProof/>
-          <w:u w:val="single"/>
-        </w:rPr>
-        <w:t>&gt;&gt;</w:t>
-      </w:r>
-      <w:r>
-        <w:rPr>
-          <w:noProof/>
-        </w:rPr>
-        <w:tab/>
-        <w:t>&lt;&lt;postcardText&gt;&gt;</w:t>
+      </w:r>
+      <w:r>
+        <w:rPr>
+          <w:noProof/>
+          <w:u w:val="single"/>
+        </w:rPr>
+      </w:r>
+      <w:r>
+        <w:rPr>
+          <w:noProof/>
+          <w:u w:val="single"/>
+        </w:rPr>
+      </w:r>
+      <w:r>
+        <w:rPr>
+          <w:noProof/>
+        </w:rPr>
+        <w:tab/>
       </w:r>
     </w:p>
     <w:p>
@@ -671,7 +656,7 @@
           <w:bCs/>
           <w:sz w:val="20"/>
         </w:rPr>
-        <w:t xml:space="preserve">If not provided for in a separate paper filed herewith, please consider this a PETITION FOR EXTENSION OF TIME for sufficient number of months to enter these papers and please charge any additional fees or credit overpayment to Deposit Account No. &lt;&lt;depAccount&gt;&gt;. If </w:t>
+        <w:t xml:space="preserve">If not provided for in a separate paper filed herewith, please consider this a PETITION FOR EXTENSION OF TIME for sufficient number of months to enter these papers and please charge any additional fees or credit overpayment to Deposit Account No. 19-0743. If </w:t>
       </w:r>
       <w:r>
         <w:rPr>
@@ -758,6 +743,7 @@
           <w:sz w:val="28"/>
           <w:szCs w:val="28"/>
         </w:rPr>
+        <w:t>/ {{Sig_es_:signer1:signature}} /</w:t>
       </w:r>
     </w:p>
     <w:bookmarkEnd w:id="0"/>
@@ -853,141 +839,6 @@
         <w:t xml:space="preserve">Reg. No. </w:t>
       </w:r>
       <w:r/>
-    </w:p>
-    <w:p>
-      <w:pPr>
-        <w:pStyle w:val="BlockText"/>
-        <w:ind w:left="0" w:right="0"/>
-        <w:jc w:val="left"/>
-        <w:rPr>
-          <w:b w:val="0"/>
-          <w:bCs w:val="0"/>
-          <w:szCs w:val="20"/>
-        </w:rPr>
-      </w:pPr>
-    </w:p>
-    <w:p>
-      <w:pPr>
-        <w:rPr>
-          <w:sz w:val="18"/>
-          <w:szCs w:val="18"/>
-        </w:rPr>
-      </w:pPr>
-      <w:r>
-        <w:rPr>
-          <w:noProof/>
-          <w:sz w:val="18"/>
-          <w:szCs w:val="18"/>
-        </w:rPr>
-        <w:t>&lt;&lt;certificateCF&gt;&gt;</w:t>
-      </w:r>
-    </w:p>
-    <w:p>
-      <w:pPr>
-        <w:rPr>
-          <w:sz w:val="18"/>
-          <w:szCs w:val="18"/>
-        </w:rPr>
-      </w:pPr>
-    </w:p>
-    <w:p>
-      <w:pPr>
-        <w:rPr>
-          <w:sz w:val="18"/>
-          <w:szCs w:val="18"/>
-        </w:rPr>
-      </w:pPr>
-    </w:p>
-    <w:p>
-      <w:pPr>
-        <w:tabs>
-          <w:tab w:val="left" w:pos="5040"/>
-        </w:tabs>
-        <w:rPr>
-          <w:sz w:val="18"/>
-          <w:szCs w:val="18"/>
-        </w:rPr>
-      </w:pPr>
-      <w:r>
-        <w:rPr>
-          <w:sz w:val="18"/>
-          <w:szCs w:val="18"/>
-        </w:rPr>
-        <w:t>&lt;&lt;nameLine&gt;&gt;</w:t>
-      </w:r>
-      <w:r>
-        <w:rPr>
-          <w:sz w:val="18"/>
-          <w:szCs w:val="18"/>
-        </w:rPr>
-        <w:tab/>
-      </w:r>
-      <w:r>
-        <w:rPr>
-          <w:sz w:val="18"/>
-          <w:szCs w:val="18"/>
-        </w:rPr>
-        <w:t>&lt;&lt;sigLine&gt;&gt;</w:t>
-      </w:r>
-    </w:p>
-    <w:p>
-      <w:pPr>
-        <w:tabs>
-          <w:tab w:val="left" w:pos="5040"/>
-        </w:tabs>
-        <w:jc w:val="both"/>
-      </w:pPr>
-      <w:r>
-        <w:rPr>
-          <w:sz w:val="18"/>
-          <w:szCs w:val="18"/>
-        </w:rPr>
-        <w:t>&lt;&lt;nam</w:t>
-      </w:r>
-      <w:r>
-        <w:rPr>
-          <w:sz w:val="18"/>
-          <w:szCs w:val="18"/>
-        </w:rPr>
-        <w:t>Name</w:t>
-      </w:r>
-      <w:r>
-        <w:rPr>
-          <w:sz w:val="18"/>
-          <w:szCs w:val="18"/>
-        </w:rPr>
-        <w:t>&gt;&gt;</w:t>
-      </w:r>
-      <w:r>
-        <w:rPr>
-          <w:sz w:val="18"/>
-          <w:szCs w:val="18"/>
-        </w:rPr>
-        <w:tab/>
-      </w:r>
-      <w:r>
-        <w:rPr>
-          <w:sz w:val="18"/>
-          <w:szCs w:val="18"/>
-        </w:rPr>
-        <w:t>&lt;&lt;sig</w:t>
-      </w:r>
-      <w:r>
-        <w:rPr>
-          <w:sz w:val="18"/>
-          <w:szCs w:val="18"/>
-        </w:rPr>
-        <w:t>Signature</w:t>
-      </w:r>
-      <w:r>
-        <w:rPr>
-          <w:sz w:val="18"/>
-          <w:szCs w:val="18"/>
-        </w:rPr>
-        <w:t>&gt;&gt;</w:t>
-      </w:r>
-    </w:p>
-    <w:p>
       <w:r>
         <w:br w:type="page"/>
       </w:r>
@@ -1523,6 +1374,7 @@
                 <w:sz w:val="22"/>
                 <w:szCs w:val="22"/>
               </w:rPr>
+              <w:t>/ {{Sig_es_:signer1:signature}} /</w:t>
             </w:r>
           </w:p>
         </w:tc>
@@ -1551,7 +1403,9 @@
             <w:tcW w:w="2340" w:type="dxa"/>
           </w:tcPr>
           <w:p>
-            <w:r/>
+            <w:r>
+              <w:t>{{Dte_es_:signer1:date}}</w:t>
+            </w:r>
           </w:p>
         </w:tc>
       </w:tr>
@@ -1724,7 +1578,6 @@
                   <w14:uncheckedState w14:val="2610" w14:font="MS Gothic"/>
                 </w14:checkbox>
               </w:sdtPr>
-              <w:sdtEndPr/>
               <w:sdtContent>
                 <w:r>
                   <w:rPr>

--- a/project/documents/merged/Document.docx
+++ b/project/documents/merged/Document.docx
@@ -2,434 +2,2095 @@
 <file path=word/document.xml><?xml version="1.0" encoding="utf-8"?>
 <w:document xmlns:wpc="http://schemas.microsoft.com/office/word/2010/wordprocessingCanvas" xmlns:cx="http://schemas.microsoft.com/office/drawing/2014/chartex" xmlns:cx1="http://schemas.microsoft.com/office/drawing/2015/9/8/chartex" xmlns:cx2="http://schemas.microsoft.com/office/drawing/2015/10/21/chartex" xmlns:cx3="http://schemas.microsoft.com/office/drawing/2016/5/9/chartex" xmlns:cx4="http://schemas.microsoft.com/office/drawing/2016/5/10/chartex" xmlns:cx5="http://schemas.microsoft.com/office/drawing/2016/5/11/chartex" xmlns:cx6="http://schemas.microsoft.com/office/drawing/2016/5/12/chartex" xmlns:cx7="http://schemas.microsoft.com/office/drawing/2016/5/13/chartex" xmlns:cx8="http://schemas.microsoft.com/office/drawing/2016/5/14/chartex" xmlns:mc="http://schemas.openxmlformats.org/markup-compatibility/2006" xmlns:aink="http://schemas.microsoft.com/office/drawing/2016/ink" xmlns:am3d="http://schemas.microsoft.com/office/drawing/2017/model3d" xmlns:o="urn:schemas-microsoft-com:office:office" xmlns:oel="http://schemas.microsoft.com/office/2019/extlst" xmlns:r="http://schemas.openxmlformats.org/officeDocument/2006/relationships" xmlns:m="http://schemas.openxmlformats.org/officeDocument/2006/math" xmlns:v="urn:schemas-microsoft-com:vml" xmlns:wp14="http://schemas.microsoft.com/office/word/2010/wordprocessingDrawing" xmlns:wp="http://schemas.openxmlformats.org/drawingml/2006/wordprocessingDrawing" xmlns:w10="urn:schemas-microsoft-com:office:word" xmlns:w="http://schemas.openxmlformats.org/wordprocessingml/2006/main" xmlns:w14="http://schemas.microsoft.com/office/word/2010/wordml" xmlns:w15="http://schemas.microsoft.com/office/word/2012/wordml" xmlns:w16cex="http://schemas.microsoft.com/office/word/2018/wordml/cex" xmlns:w16cid="http://schemas.microsoft.com/office/word/2016/wordml/cid" xmlns:w16="http://schemas.microsoft.com/office/word/2018/wordml" xmlns:w16sdtdh="http://schemas.microsoft.com/office/word/2020/wordml/sdtdatahash" xmlns:w16se="http://schemas.microsoft.com/office/word/2015/wordml/symex" xmlns:wpg="http://schemas.microsoft.com/office/word/2010/wordprocessingGroup" xmlns:wpi="http://schemas.microsoft.com/office/word/2010/wordprocessingInk" xmlns:wne="http://schemas.microsoft.com/office/word/2006/wordml" xmlns:wps="http://schemas.microsoft.com/office/word/2010/wordprocessingShape" mc:Ignorable="w14 w15 w16se w16cid w16 w16cex w16sdtdh wp14">
   <w:body>
+    <w:tbl>
+      <w:tblPr>
+        <w:tblW w:w="10336" w:type="dxa"/>
+        <w:tblInd w:w="93" w:type="dxa"/>
+        <w:tblLayout w:type="fixed"/>
+        <w:tblCellMar>
+          <w:left w:w="0" w:type="dxa"/>
+          <w:right w:w="0" w:type="dxa"/>
+        </w:tblCellMar>
+        <w:tblLook w:val="01E0" w:firstRow="1" w:lastRow="1" w:firstColumn="1" w:lastColumn="1" w:noHBand="0" w:noVBand="0"/>
+      </w:tblPr>
+      <w:tblGrid>
+        <w:gridCol w:w="1576"/>
+        <w:gridCol w:w="3308"/>
+        <w:gridCol w:w="2436"/>
+        <w:gridCol w:w="3016"/>
+      </w:tblGrid>
+      <w:tr>
+        <w:trPr>
+          <w:trHeight w:hRule="exact" w:val="1175"/>
+        </w:trPr>
+        <w:tc>
+          <w:tcPr>
+            <w:tcW w:w="10336" w:type="dxa"/>
+            <w:gridSpan w:val="4"/>
+            <w:tcBorders>
+              <w:top w:val="single" w:sz="12" w:space="0" w:color="000000"/>
+              <w:left w:val="single" w:sz="12" w:space="0" w:color="000000"/>
+              <w:bottom w:val="single" w:sz="12" w:space="0" w:color="000000"/>
+              <w:right w:val="single" w:sz="12" w:space="0" w:color="000000"/>
+            </w:tcBorders>
+          </w:tcPr>
+          <w:p>
+            <w:pPr>
+              <w:spacing w:before="17" w:after="0" w:line="260" w:lineRule="exact"/>
+              <w:rPr>
+                <w:rFonts w:cs="Calibri"/>
+                <w:sz w:val="20"/>
+                <w:szCs w:val="20"/>
+              </w:rPr>
+            </w:pPr>
+          </w:p>
+          <w:p>
+            <w:pPr>
+              <w:spacing w:after="0" w:line="240" w:lineRule="auto"/>
+              <w:jc w:val="center"/>
+              <w:rPr>
+                <w:rFonts w:eastAsia="Arial" w:cs="Calibri"/>
+                <w:b/>
+                <w:bCs/>
+                <w:spacing w:val="-1"/>
+                <w:sz w:val="24"/>
+                <w:szCs w:val="24"/>
+              </w:rPr>
+            </w:pPr>
+            <w:r>
+              <w:rPr>
+                <w:rFonts w:eastAsia="Arial" w:cs="Calibri"/>
+                <w:b/>
+                <w:bCs/>
+                <w:sz w:val="24"/>
+                <w:szCs w:val="24"/>
+              </w:rPr>
+              <w:t>CERTIFICATION</w:t>
+            </w:r>
+            <w:r>
+              <w:rPr>
+                <w:rFonts w:eastAsia="Arial" w:cs="Calibri"/>
+                <w:b/>
+                <w:bCs/>
+                <w:spacing w:val="-19"/>
+                <w:sz w:val="24"/>
+                <w:szCs w:val="24"/>
+              </w:rPr>
+              <w:t xml:space="preserve"> </w:t>
+            </w:r>
+            <w:r>
+              <w:rPr>
+                <w:rFonts w:eastAsia="Arial" w:cs="Calibri"/>
+                <w:b/>
+                <w:bCs/>
+                <w:sz w:val="24"/>
+                <w:szCs w:val="24"/>
+              </w:rPr>
+              <w:t>AND REQU</w:t>
+            </w:r>
+            <w:r>
+              <w:rPr>
+                <w:rFonts w:eastAsia="Arial" w:cs="Calibri"/>
+                <w:b/>
+                <w:bCs/>
+                <w:spacing w:val="1"/>
+                <w:sz w:val="24"/>
+                <w:szCs w:val="24"/>
+              </w:rPr>
+              <w:t>E</w:t>
+            </w:r>
+            <w:r>
+              <w:rPr>
+                <w:rFonts w:eastAsia="Arial" w:cs="Calibri"/>
+                <w:b/>
+                <w:bCs/>
+                <w:spacing w:val="-1"/>
+                <w:sz w:val="24"/>
+                <w:szCs w:val="24"/>
+              </w:rPr>
+              <w:t>S</w:t>
+            </w:r>
+            <w:r>
+              <w:rPr>
+                <w:rFonts w:eastAsia="Arial" w:cs="Calibri"/>
+                <w:b/>
+                <w:bCs/>
+                <w:sz w:val="24"/>
+                <w:szCs w:val="24"/>
+              </w:rPr>
+              <w:t>T</w:t>
+            </w:r>
+            <w:r>
+              <w:rPr>
+                <w:rFonts w:eastAsia="Arial" w:cs="Calibri"/>
+                <w:b/>
+                <w:bCs/>
+                <w:spacing w:val="-3"/>
+                <w:sz w:val="24"/>
+                <w:szCs w:val="24"/>
+              </w:rPr>
+              <w:t xml:space="preserve"> </w:t>
+            </w:r>
+            <w:r>
+              <w:rPr>
+                <w:rFonts w:eastAsia="Arial" w:cs="Calibri"/>
+                <w:b/>
+                <w:bCs/>
+                <w:sz w:val="24"/>
+                <w:szCs w:val="24"/>
+              </w:rPr>
+              <w:t>F</w:t>
+            </w:r>
+            <w:r>
+              <w:rPr>
+                <w:rFonts w:eastAsia="Arial" w:cs="Calibri"/>
+                <w:b/>
+                <w:bCs/>
+                <w:spacing w:val="1"/>
+                <w:sz w:val="24"/>
+                <w:szCs w:val="24"/>
+              </w:rPr>
+              <w:t>O</w:t>
+            </w:r>
+            <w:r>
+              <w:rPr>
+                <w:rFonts w:eastAsia="Arial" w:cs="Calibri"/>
+                <w:b/>
+                <w:bCs/>
+                <w:sz w:val="24"/>
+                <w:szCs w:val="24"/>
+              </w:rPr>
+              <w:t>R</w:t>
+            </w:r>
+            <w:r>
+              <w:rPr>
+                <w:rFonts w:eastAsia="Arial" w:cs="Calibri"/>
+                <w:b/>
+                <w:bCs/>
+                <w:spacing w:val="-3"/>
+                <w:sz w:val="24"/>
+                <w:szCs w:val="24"/>
+              </w:rPr>
+              <w:t xml:space="preserve"> </w:t>
+            </w:r>
+            <w:r>
+              <w:rPr>
+                <w:rFonts w:eastAsia="Arial" w:cs="Calibri"/>
+                <w:b/>
+                <w:bCs/>
+                <w:sz w:val="24"/>
+                <w:szCs w:val="24"/>
+              </w:rPr>
+              <w:t>PRIORITIZED</w:t>
+            </w:r>
+            <w:r>
+              <w:rPr>
+                <w:rFonts w:eastAsia="Arial" w:cs="Calibri"/>
+                <w:b/>
+                <w:bCs/>
+                <w:spacing w:val="-15"/>
+                <w:sz w:val="24"/>
+                <w:szCs w:val="24"/>
+              </w:rPr>
+              <w:t xml:space="preserve"> </w:t>
+            </w:r>
+            <w:r>
+              <w:rPr>
+                <w:rFonts w:eastAsia="Arial" w:cs="Calibri"/>
+                <w:b/>
+                <w:bCs/>
+                <w:sz w:val="24"/>
+                <w:szCs w:val="24"/>
+              </w:rPr>
+              <w:t>EXAMINATION UNDER 37</w:t>
+            </w:r>
+            <w:r>
+              <w:rPr>
+                <w:rFonts w:eastAsia="Arial" w:cs="Calibri"/>
+                <w:b/>
+                <w:bCs/>
+                <w:spacing w:val="1"/>
+                <w:sz w:val="24"/>
+                <w:szCs w:val="24"/>
+              </w:rPr>
+              <w:t xml:space="preserve"> </w:t>
+            </w:r>
+            <w:r>
+              <w:rPr>
+                <w:rFonts w:eastAsia="Arial" w:cs="Calibri"/>
+                <w:b/>
+                <w:bCs/>
+                <w:sz w:val="24"/>
+                <w:szCs w:val="24"/>
+              </w:rPr>
+              <w:t>CFR 1.10</w:t>
+            </w:r>
+            <w:r>
+              <w:rPr>
+                <w:rFonts w:eastAsia="Arial" w:cs="Calibri"/>
+                <w:b/>
+                <w:bCs/>
+                <w:spacing w:val="1"/>
+                <w:sz w:val="24"/>
+                <w:szCs w:val="24"/>
+              </w:rPr>
+              <w:t>2</w:t>
+            </w:r>
+            <w:r>
+              <w:rPr>
+                <w:rFonts w:eastAsia="Arial" w:cs="Calibri"/>
+                <w:b/>
+                <w:bCs/>
+                <w:sz w:val="24"/>
+                <w:szCs w:val="24"/>
+              </w:rPr>
+              <w:t>(e)</w:t>
+            </w:r>
+            <w:r>
+              <w:rPr>
+                <w:rFonts w:eastAsia="Arial" w:cs="Calibri"/>
+                <w:b/>
+                <w:bCs/>
+                <w:spacing w:val="-1"/>
+                <w:sz w:val="24"/>
+                <w:szCs w:val="24"/>
+              </w:rPr>
+              <w:t xml:space="preserve"> </w:t>
+            </w:r>
+          </w:p>
+          <w:p>
+            <w:pPr>
+              <w:spacing w:after="0" w:line="240" w:lineRule="auto"/>
+              <w:jc w:val="center"/>
+              <w:rPr>
+                <w:rFonts w:eastAsia="Arial" w:cs="Calibri"/>
+                <w:sz w:val="24"/>
+                <w:szCs w:val="24"/>
+              </w:rPr>
+            </w:pPr>
+            <w:r>
+              <w:rPr>
+                <w:rFonts w:eastAsia="Arial" w:cs="Calibri"/>
+                <w:sz w:val="24"/>
+                <w:szCs w:val="24"/>
+              </w:rPr>
+              <w:t xml:space="preserve">(Page 1 </w:t>
+            </w:r>
+            <w:r>
+              <w:rPr>
+                <w:rFonts w:eastAsia="Arial" w:cs="Calibri"/>
+                <w:spacing w:val="-1"/>
+                <w:sz w:val="24"/>
+                <w:szCs w:val="24"/>
+              </w:rPr>
+              <w:t>o</w:t>
+            </w:r>
+            <w:r>
+              <w:rPr>
+                <w:rFonts w:eastAsia="Arial" w:cs="Calibri"/>
+                <w:sz w:val="24"/>
+                <w:szCs w:val="24"/>
+              </w:rPr>
+              <w:t>f</w:t>
+            </w:r>
+            <w:r>
+              <w:rPr>
+                <w:rFonts w:eastAsia="Arial" w:cs="Calibri"/>
+                <w:spacing w:val="-1"/>
+                <w:sz w:val="24"/>
+                <w:szCs w:val="24"/>
+              </w:rPr>
+              <w:t xml:space="preserve"> </w:t>
+            </w:r>
+            <w:r>
+              <w:rPr>
+                <w:rFonts w:eastAsia="Arial" w:cs="Calibri"/>
+                <w:sz w:val="24"/>
+                <w:szCs w:val="24"/>
+              </w:rPr>
+              <w:t>1)</w:t>
+            </w:r>
+          </w:p>
+        </w:tc>
+      </w:tr>
+      <w:tr>
+        <w:trPr>
+          <w:trHeight w:hRule="exact" w:val="670"/>
+        </w:trPr>
+        <w:tc>
+          <w:tcPr>
+            <w:tcW w:w="1576" w:type="dxa"/>
+            <w:tcBorders>
+              <w:top w:val="single" w:sz="12" w:space="0" w:color="000000"/>
+              <w:left w:val="single" w:sz="12" w:space="0" w:color="000000"/>
+              <w:bottom w:val="single" w:sz="12" w:space="0" w:color="000000"/>
+              <w:right w:val="single" w:sz="12" w:space="0" w:color="000000"/>
+            </w:tcBorders>
+          </w:tcPr>
+          <w:p>
+            <w:pPr>
+              <w:spacing w:before="19" w:after="0" w:line="240" w:lineRule="auto"/>
+              <w:ind w:left="100" w:right="-20"/>
+              <w:rPr>
+                <w:rFonts w:eastAsia="Arial" w:cs="Calibri"/>
+                <w:sz w:val="20"/>
+                <w:szCs w:val="20"/>
+              </w:rPr>
+            </w:pPr>
+            <w:r>
+              <w:rPr>
+                <w:rFonts w:eastAsia="Arial" w:cs="Calibri"/>
+                <w:sz w:val="20"/>
+                <w:szCs w:val="20"/>
+              </w:rPr>
+              <w:t>First</w:t>
+            </w:r>
+            <w:r>
+              <w:rPr>
+                <w:rFonts w:eastAsia="Arial" w:cs="Calibri"/>
+                <w:spacing w:val="-3"/>
+                <w:sz w:val="20"/>
+                <w:szCs w:val="20"/>
+              </w:rPr>
+              <w:t xml:space="preserve"> </w:t>
+            </w:r>
+            <w:r>
+              <w:rPr>
+                <w:rFonts w:eastAsia="Arial" w:cs="Calibri"/>
+                <w:sz w:val="20"/>
+                <w:szCs w:val="20"/>
+              </w:rPr>
+              <w:t>Named</w:t>
+            </w:r>
+          </w:p>
+          <w:p>
+            <w:pPr>
+              <w:spacing w:after="0" w:line="184" w:lineRule="exact"/>
+              <w:ind w:left="100" w:right="-20"/>
+              <w:rPr>
+                <w:rFonts w:eastAsia="Arial" w:cs="Calibri"/>
+                <w:sz w:val="20"/>
+                <w:szCs w:val="20"/>
+              </w:rPr>
+            </w:pPr>
+            <w:r>
+              <w:rPr>
+                <w:rFonts w:eastAsia="Arial" w:cs="Calibri"/>
+                <w:sz w:val="20"/>
+                <w:szCs w:val="20"/>
+              </w:rPr>
+              <w:t>Inventor:</w:t>
+            </w:r>
+          </w:p>
+        </w:tc>
+        <w:tc>
+          <w:tcPr>
+            <w:tcW w:w="3308" w:type="dxa"/>
+            <w:tcBorders>
+              <w:top w:val="single" w:sz="12" w:space="0" w:color="000000"/>
+              <w:left w:val="single" w:sz="12" w:space="0" w:color="000000"/>
+              <w:bottom w:val="single" w:sz="12" w:space="0" w:color="000000"/>
+              <w:right w:val="single" w:sz="12" w:space="0" w:color="000000"/>
+            </w:tcBorders>
+          </w:tcPr>
+          <w:p>
+            <w:pPr>
+              <w:rPr>
+                <w:rFonts w:cs="Calibri"/>
+                <w:sz w:val="20"/>
+                <w:szCs w:val="20"/>
+              </w:rPr>
+            </w:pPr>
+            <w:r>
+              <w:rPr>
+                <w:rFonts w:cs="Calibri"/>
+                <w:sz w:val="20"/>
+                <w:szCs w:val="20"/>
+              </w:rPr>
+              <w:t xml:space="preserve"> Wiley E. Coyote</w:t>
+            </w:r>
+          </w:p>
+        </w:tc>
+        <w:tc>
+          <w:tcPr>
+            <w:tcW w:w="2436" w:type="dxa"/>
+            <w:tcBorders>
+              <w:top w:val="single" w:sz="12" w:space="0" w:color="000000"/>
+              <w:left w:val="single" w:sz="12" w:space="0" w:color="000000"/>
+              <w:bottom w:val="single" w:sz="12" w:space="0" w:color="000000"/>
+              <w:right w:val="single" w:sz="12" w:space="0" w:color="000000"/>
+            </w:tcBorders>
+          </w:tcPr>
+          <w:p>
+            <w:pPr>
+              <w:spacing w:before="22" w:after="0" w:line="184" w:lineRule="exact"/>
+              <w:ind w:left="99" w:right="288"/>
+              <w:rPr>
+                <w:rFonts w:eastAsia="Arial" w:cs="Calibri"/>
+                <w:spacing w:val="-6"/>
+                <w:sz w:val="20"/>
+                <w:szCs w:val="20"/>
+              </w:rPr>
+            </w:pPr>
+            <w:r>
+              <w:rPr>
+                <w:rFonts w:eastAsia="Arial" w:cs="Calibri"/>
+                <w:sz w:val="20"/>
+                <w:szCs w:val="20"/>
+              </w:rPr>
+              <w:t>Nonprovisional</w:t>
+            </w:r>
+            <w:r>
+              <w:rPr>
+                <w:rFonts w:eastAsia="Arial" w:cs="Calibri"/>
+                <w:spacing w:val="-11"/>
+                <w:sz w:val="20"/>
+                <w:szCs w:val="20"/>
+              </w:rPr>
+              <w:t xml:space="preserve"> </w:t>
+            </w:r>
+            <w:r>
+              <w:rPr>
+                <w:rFonts w:eastAsia="Arial" w:cs="Calibri"/>
+                <w:sz w:val="20"/>
+                <w:szCs w:val="20"/>
+              </w:rPr>
+              <w:t>Application</w:t>
+            </w:r>
+            <w:r>
+              <w:rPr>
+                <w:rFonts w:eastAsia="Arial" w:cs="Calibri"/>
+                <w:spacing w:val="-8"/>
+                <w:sz w:val="20"/>
+                <w:szCs w:val="20"/>
+              </w:rPr>
+              <w:t xml:space="preserve"> </w:t>
+            </w:r>
+            <w:r>
+              <w:rPr>
+                <w:rFonts w:eastAsia="Arial" w:cs="Calibri"/>
+                <w:sz w:val="20"/>
+                <w:szCs w:val="20"/>
+              </w:rPr>
+              <w:t>Number</w:t>
+            </w:r>
+            <w:r>
+              <w:rPr>
+                <w:rFonts w:eastAsia="Arial" w:cs="Calibri"/>
+                <w:spacing w:val="-6"/>
+                <w:sz w:val="20"/>
+                <w:szCs w:val="20"/>
+              </w:rPr>
+              <w:t xml:space="preserve"> </w:t>
+            </w:r>
+          </w:p>
+          <w:p>
+            <w:pPr>
+              <w:spacing w:before="22" w:after="0" w:line="184" w:lineRule="exact"/>
+              <w:ind w:left="99" w:right="288"/>
+              <w:rPr>
+                <w:rFonts w:eastAsia="Arial" w:cs="Calibri"/>
+                <w:sz w:val="20"/>
+                <w:szCs w:val="20"/>
+              </w:rPr>
+            </w:pPr>
+            <w:r>
+              <w:rPr>
+                <w:rFonts w:eastAsia="Arial" w:cs="Calibri"/>
+                <w:sz w:val="20"/>
+                <w:szCs w:val="20"/>
+              </w:rPr>
+              <w:t>(if kno</w:t>
+            </w:r>
+            <w:r>
+              <w:rPr>
+                <w:rFonts w:eastAsia="Arial" w:cs="Calibri"/>
+                <w:spacing w:val="-1"/>
+                <w:sz w:val="20"/>
+                <w:szCs w:val="20"/>
+              </w:rPr>
+              <w:t>w</w:t>
+            </w:r>
+            <w:r>
+              <w:rPr>
+                <w:rFonts w:eastAsia="Arial" w:cs="Calibri"/>
+                <w:spacing w:val="1"/>
+                <w:sz w:val="20"/>
+                <w:szCs w:val="20"/>
+              </w:rPr>
+              <w:t>n</w:t>
+            </w:r>
+            <w:r>
+              <w:rPr>
+                <w:rFonts w:eastAsia="Arial" w:cs="Calibri"/>
+                <w:sz w:val="20"/>
+                <w:szCs w:val="20"/>
+              </w:rPr>
+              <w:t>):</w:t>
+            </w:r>
+          </w:p>
+        </w:tc>
+        <w:tc>
+          <w:tcPr>
+            <w:tcW w:w="3016" w:type="dxa"/>
+            <w:tcBorders>
+              <w:top w:val="single" w:sz="12" w:space="0" w:color="000000"/>
+              <w:left w:val="single" w:sz="12" w:space="0" w:color="000000"/>
+              <w:bottom w:val="single" w:sz="12" w:space="0" w:color="000000"/>
+              <w:right w:val="single" w:sz="12" w:space="0" w:color="000000"/>
+            </w:tcBorders>
+          </w:tcPr>
+          <w:p>
+            <w:pPr>
+              <w:rPr>
+                <w:rFonts w:cs="Calibri"/>
+                <w:sz w:val="20"/>
+                <w:szCs w:val="20"/>
+              </w:rPr>
+            </w:pPr>
+            <w:r>
+              <w:rPr>
+                <w:rFonts w:cs="Calibri"/>
+                <w:sz w:val="20"/>
+                <w:szCs w:val="20"/>
+              </w:rPr>
+              <w:t xml:space="preserve"> 12/356,986</w:t>
+            </w:r>
+          </w:p>
+        </w:tc>
+      </w:tr>
+      <w:tr>
+        <w:trPr>
+          <w:trHeight w:hRule="exact" w:val="641"/>
+        </w:trPr>
+        <w:tc>
+          <w:tcPr>
+            <w:tcW w:w="1576" w:type="dxa"/>
+            <w:tcBorders>
+              <w:top w:val="single" w:sz="12" w:space="0" w:color="000000"/>
+              <w:left w:val="single" w:sz="12" w:space="0" w:color="000000"/>
+              <w:bottom w:val="single" w:sz="12" w:space="0" w:color="000000"/>
+              <w:right w:val="single" w:sz="12" w:space="0" w:color="000000"/>
+            </w:tcBorders>
+          </w:tcPr>
+          <w:p>
+            <w:pPr>
+              <w:spacing w:before="19" w:after="0" w:line="240" w:lineRule="auto"/>
+              <w:ind w:left="100" w:right="-20"/>
+              <w:rPr>
+                <w:rFonts w:eastAsia="Arial" w:cs="Calibri"/>
+                <w:sz w:val="20"/>
+                <w:szCs w:val="20"/>
+              </w:rPr>
+            </w:pPr>
+            <w:r>
+              <w:rPr>
+                <w:rFonts w:eastAsia="Arial" w:cs="Calibri"/>
+                <w:sz w:val="20"/>
+                <w:szCs w:val="20"/>
+              </w:rPr>
+              <w:t>Title</w:t>
+            </w:r>
+            <w:r>
+              <w:rPr>
+                <w:rFonts w:eastAsia="Arial" w:cs="Calibri"/>
+                <w:spacing w:val="-3"/>
+                <w:sz w:val="20"/>
+                <w:szCs w:val="20"/>
+              </w:rPr>
+              <w:t xml:space="preserve"> </w:t>
+            </w:r>
+            <w:r>
+              <w:rPr>
+                <w:rFonts w:eastAsia="Arial" w:cs="Calibri"/>
+                <w:sz w:val="20"/>
+                <w:szCs w:val="20"/>
+              </w:rPr>
+              <w:t>of</w:t>
+            </w:r>
+          </w:p>
+          <w:p>
+            <w:pPr>
+              <w:spacing w:before="1" w:after="0" w:line="240" w:lineRule="auto"/>
+              <w:ind w:left="100" w:right="-20"/>
+              <w:rPr>
+                <w:rFonts w:eastAsia="Arial" w:cs="Calibri"/>
+                <w:sz w:val="20"/>
+                <w:szCs w:val="20"/>
+              </w:rPr>
+            </w:pPr>
+            <w:r>
+              <w:rPr>
+                <w:rFonts w:eastAsia="Arial" w:cs="Calibri"/>
+                <w:sz w:val="20"/>
+                <w:szCs w:val="20"/>
+              </w:rPr>
+              <w:t>Invention:</w:t>
+            </w:r>
+          </w:p>
+        </w:tc>
+        <w:tc>
+          <w:tcPr>
+            <w:tcW w:w="3308" w:type="dxa"/>
+            <w:tcBorders>
+              <w:top w:val="single" w:sz="12" w:space="0" w:color="000000"/>
+              <w:left w:val="single" w:sz="12" w:space="0" w:color="000000"/>
+              <w:bottom w:val="single" w:sz="12" w:space="0" w:color="000000"/>
+              <w:right w:val="single" w:sz="12" w:space="0" w:color="000000"/>
+            </w:tcBorders>
+          </w:tcPr>
+          <w:p>
+            <w:pPr>
+              <w:rPr>
+                <w:rFonts w:cs="Calibri"/>
+                <w:sz w:val="20"/>
+                <w:szCs w:val="20"/>
+              </w:rPr>
+            </w:pPr>
+            <w:r>
+              <w:rPr>
+                <w:rFonts w:cs="Calibri"/>
+                <w:sz w:val="20"/>
+                <w:szCs w:val="20"/>
+              </w:rPr>
+              <w:t xml:space="preserve"> Method and apparatus for making a title for a matter 1000</w:t>
+            </w:r>
+          </w:p>
+        </w:tc>
+        <w:tc>
+          <w:tcPr>
+            <w:tcW w:w="2436" w:type="dxa"/>
+            <w:tcBorders>
+              <w:top w:val="single" w:sz="12" w:space="0" w:color="000000"/>
+              <w:left w:val="single" w:sz="12" w:space="0" w:color="000000"/>
+              <w:bottom w:val="single" w:sz="12" w:space="0" w:color="000000"/>
+              <w:right w:val="single" w:sz="12" w:space="0" w:color="000000"/>
+            </w:tcBorders>
+          </w:tcPr>
+          <w:p>
+            <w:pPr>
+              <w:rPr>
+                <w:rFonts w:cs="Calibri"/>
+                <w:sz w:val="20"/>
+                <w:szCs w:val="20"/>
+              </w:rPr>
+            </w:pPr>
+            <w:r>
+              <w:rPr>
+                <w:rFonts w:cs="Calibri"/>
+                <w:sz w:val="20"/>
+                <w:szCs w:val="20"/>
+              </w:rPr>
+              <w:t xml:space="preserve">  Docket No.: </w:t>
+            </w:r>
+          </w:p>
+        </w:tc>
+        <w:tc>
+          <w:tcPr>
+            <w:tcW w:w="3016" w:type="dxa"/>
+            <w:tcBorders>
+              <w:top w:val="single" w:sz="12" w:space="0" w:color="000000"/>
+              <w:left w:val="single" w:sz="12" w:space="0" w:color="000000"/>
+              <w:bottom w:val="single" w:sz="12" w:space="0" w:color="000000"/>
+              <w:right w:val="single" w:sz="12" w:space="0" w:color="000000"/>
+            </w:tcBorders>
+          </w:tcPr>
+          <w:p>
+            <w:pPr>
+              <w:rPr>
+                <w:rFonts w:cs="Calibri"/>
+                <w:sz w:val="20"/>
+                <w:szCs w:val="20"/>
+              </w:rPr>
+            </w:pPr>
+            <w:r>
+              <w:rPr>
+                <w:rFonts w:ascii="Times New Roman" w:hAnsi="Times New Roman"/>
+                <w:sz w:val="24"/>
+                <w:szCs w:val="24"/>
+              </w:rPr>
+              <w:t xml:space="preserve"> </w:t>
+            </w:r>
+            <w:r>
+              <w:rPr>
+                <w:rFonts w:cs="Calibri"/>
+                <w:sz w:val="20"/>
+                <w:szCs w:val="20"/>
+              </w:rPr>
+              <w:t>1.003US1</w:t>
+            </w:r>
+          </w:p>
+        </w:tc>
+      </w:tr>
+      <w:tr>
+        <w:trPr>
+          <w:trHeight w:hRule="exact" w:val="6204"/>
+        </w:trPr>
+        <w:tc>
+          <w:tcPr>
+            <w:tcW w:w="10336" w:type="dxa"/>
+            <w:gridSpan w:val="4"/>
+            <w:tcBorders>
+              <w:top w:val="single" w:sz="12" w:space="0" w:color="000000"/>
+              <w:left w:val="single" w:sz="12" w:space="0" w:color="000000"/>
+              <w:bottom w:val="single" w:sz="12" w:space="0" w:color="000000"/>
+              <w:right w:val="single" w:sz="12" w:space="0" w:color="000000"/>
+            </w:tcBorders>
+          </w:tcPr>
+          <w:p>
+            <w:pPr>
+              <w:spacing w:before="3" w:after="0" w:line="100" w:lineRule="exact"/>
+              <w:rPr>
+                <w:rFonts w:cs="Calibri"/>
+                <w:sz w:val="20"/>
+                <w:szCs w:val="20"/>
+              </w:rPr>
+            </w:pPr>
+          </w:p>
+          <w:p>
+            <w:pPr>
+              <w:spacing w:after="0" w:line="240" w:lineRule="auto"/>
+              <w:ind w:left="100" w:right="355"/>
+              <w:rPr>
+                <w:rFonts w:eastAsia="Arial" w:cs="Calibri"/>
+                <w:sz w:val="20"/>
+                <w:szCs w:val="20"/>
+              </w:rPr>
+            </w:pPr>
+            <w:r>
+              <w:rPr>
+                <w:rFonts w:eastAsia="Arial" w:cs="Calibri"/>
+                <w:b/>
+                <w:bCs/>
+                <w:sz w:val="20"/>
+                <w:szCs w:val="20"/>
+              </w:rPr>
+              <w:t>APPLI</w:t>
+            </w:r>
+            <w:r>
+              <w:rPr>
+                <w:rFonts w:eastAsia="Arial" w:cs="Calibri"/>
+                <w:b/>
+                <w:bCs/>
+                <w:spacing w:val="-1"/>
+                <w:sz w:val="20"/>
+                <w:szCs w:val="20"/>
+              </w:rPr>
+              <w:t>C</w:t>
+            </w:r>
+            <w:r>
+              <w:rPr>
+                <w:rFonts w:eastAsia="Arial" w:cs="Calibri"/>
+                <w:b/>
+                <w:bCs/>
+                <w:sz w:val="20"/>
+                <w:szCs w:val="20"/>
+              </w:rPr>
+              <w:t>ANT</w:t>
+            </w:r>
+            <w:r>
+              <w:rPr>
+                <w:rFonts w:eastAsia="Arial" w:cs="Calibri"/>
+                <w:b/>
+                <w:bCs/>
+                <w:spacing w:val="-2"/>
+                <w:sz w:val="20"/>
+                <w:szCs w:val="20"/>
+              </w:rPr>
+              <w:t xml:space="preserve"> </w:t>
+            </w:r>
+            <w:r>
+              <w:rPr>
+                <w:rFonts w:eastAsia="Arial" w:cs="Calibri"/>
+                <w:b/>
+                <w:bCs/>
+                <w:sz w:val="20"/>
+                <w:szCs w:val="20"/>
+              </w:rPr>
+              <w:t>HER</w:t>
+            </w:r>
+            <w:r>
+              <w:rPr>
+                <w:rFonts w:eastAsia="Arial" w:cs="Calibri"/>
+                <w:b/>
+                <w:bCs/>
+                <w:spacing w:val="-2"/>
+                <w:sz w:val="20"/>
+                <w:szCs w:val="20"/>
+              </w:rPr>
+              <w:t>E</w:t>
+            </w:r>
+            <w:r>
+              <w:rPr>
+                <w:rFonts w:eastAsia="Arial" w:cs="Calibri"/>
+                <w:b/>
+                <w:bCs/>
+                <w:sz w:val="20"/>
+                <w:szCs w:val="20"/>
+              </w:rPr>
+              <w:t>BY C</w:t>
+            </w:r>
+            <w:r>
+              <w:rPr>
+                <w:rFonts w:eastAsia="Arial" w:cs="Calibri"/>
+                <w:b/>
+                <w:bCs/>
+                <w:spacing w:val="-2"/>
+                <w:sz w:val="20"/>
+                <w:szCs w:val="20"/>
+              </w:rPr>
+              <w:t>E</w:t>
+            </w:r>
+            <w:r>
+              <w:rPr>
+                <w:rFonts w:eastAsia="Arial" w:cs="Calibri"/>
+                <w:b/>
+                <w:bCs/>
+                <w:sz w:val="20"/>
+                <w:szCs w:val="20"/>
+              </w:rPr>
+              <w:t>RTIFIES THE FOLL</w:t>
+            </w:r>
+            <w:r>
+              <w:rPr>
+                <w:rFonts w:eastAsia="Arial" w:cs="Calibri"/>
+                <w:b/>
+                <w:bCs/>
+                <w:spacing w:val="-1"/>
+                <w:sz w:val="20"/>
+                <w:szCs w:val="20"/>
+              </w:rPr>
+              <w:t>O</w:t>
+            </w:r>
+            <w:r>
+              <w:rPr>
+                <w:rFonts w:eastAsia="Arial" w:cs="Calibri"/>
+                <w:b/>
+                <w:bCs/>
+                <w:sz w:val="20"/>
+                <w:szCs w:val="20"/>
+              </w:rPr>
+              <w:t>WI</w:t>
+            </w:r>
+            <w:r>
+              <w:rPr>
+                <w:rFonts w:eastAsia="Arial" w:cs="Calibri"/>
+                <w:b/>
+                <w:bCs/>
+                <w:spacing w:val="-1"/>
+                <w:sz w:val="20"/>
+                <w:szCs w:val="20"/>
+              </w:rPr>
+              <w:t>N</w:t>
+            </w:r>
+            <w:r>
+              <w:rPr>
+                <w:rFonts w:eastAsia="Arial" w:cs="Calibri"/>
+                <w:b/>
+                <w:bCs/>
+                <w:sz w:val="20"/>
+                <w:szCs w:val="20"/>
+              </w:rPr>
+              <w:t>G A</w:t>
+            </w:r>
+            <w:r>
+              <w:rPr>
+                <w:rFonts w:eastAsia="Arial" w:cs="Calibri"/>
+                <w:b/>
+                <w:bCs/>
+                <w:spacing w:val="-1"/>
+                <w:sz w:val="20"/>
+                <w:szCs w:val="20"/>
+              </w:rPr>
+              <w:t>N</w:t>
+            </w:r>
+            <w:r>
+              <w:rPr>
+                <w:rFonts w:eastAsia="Arial" w:cs="Calibri"/>
+                <w:b/>
+                <w:bCs/>
+                <w:sz w:val="20"/>
+                <w:szCs w:val="20"/>
+              </w:rPr>
+              <w:t>D R</w:t>
+            </w:r>
+            <w:r>
+              <w:rPr>
+                <w:rFonts w:eastAsia="Arial" w:cs="Calibri"/>
+                <w:b/>
+                <w:bCs/>
+                <w:spacing w:val="-2"/>
+                <w:sz w:val="20"/>
+                <w:szCs w:val="20"/>
+              </w:rPr>
+              <w:t>E</w:t>
+            </w:r>
+            <w:r>
+              <w:rPr>
+                <w:rFonts w:eastAsia="Arial" w:cs="Calibri"/>
+                <w:b/>
+                <w:bCs/>
+                <w:spacing w:val="-1"/>
+                <w:sz w:val="20"/>
+                <w:szCs w:val="20"/>
+              </w:rPr>
+              <w:t>Q</w:t>
+            </w:r>
+            <w:r>
+              <w:rPr>
+                <w:rFonts w:eastAsia="Arial" w:cs="Calibri"/>
+                <w:b/>
+                <w:bCs/>
+                <w:spacing w:val="1"/>
+                <w:sz w:val="20"/>
+                <w:szCs w:val="20"/>
+              </w:rPr>
+              <w:t>U</w:t>
+            </w:r>
+            <w:r>
+              <w:rPr>
+                <w:rFonts w:eastAsia="Arial" w:cs="Calibri"/>
+                <w:b/>
+                <w:bCs/>
+                <w:sz w:val="20"/>
+                <w:szCs w:val="20"/>
+              </w:rPr>
+              <w:t>ESTS PRI</w:t>
+            </w:r>
+            <w:r>
+              <w:rPr>
+                <w:rFonts w:eastAsia="Arial" w:cs="Calibri"/>
+                <w:b/>
+                <w:bCs/>
+                <w:spacing w:val="-1"/>
+                <w:sz w:val="20"/>
+                <w:szCs w:val="20"/>
+              </w:rPr>
+              <w:t>O</w:t>
+            </w:r>
+            <w:r>
+              <w:rPr>
+                <w:rFonts w:eastAsia="Arial" w:cs="Calibri"/>
+                <w:b/>
+                <w:bCs/>
+                <w:sz w:val="20"/>
+                <w:szCs w:val="20"/>
+              </w:rPr>
+              <w:t>RITIZED EXAMI</w:t>
+            </w:r>
+            <w:r>
+              <w:rPr>
+                <w:rFonts w:eastAsia="Arial" w:cs="Calibri"/>
+                <w:b/>
+                <w:bCs/>
+                <w:spacing w:val="-1"/>
+                <w:sz w:val="20"/>
+                <w:szCs w:val="20"/>
+              </w:rPr>
+              <w:t>N</w:t>
+            </w:r>
+            <w:r>
+              <w:rPr>
+                <w:rFonts w:eastAsia="Arial" w:cs="Calibri"/>
+                <w:b/>
+                <w:bCs/>
+                <w:spacing w:val="1"/>
+                <w:sz w:val="20"/>
+                <w:szCs w:val="20"/>
+              </w:rPr>
+              <w:t>A</w:t>
+            </w:r>
+            <w:r>
+              <w:rPr>
+                <w:rFonts w:eastAsia="Arial" w:cs="Calibri"/>
+                <w:b/>
+                <w:bCs/>
+                <w:sz w:val="20"/>
+                <w:szCs w:val="20"/>
+              </w:rPr>
+              <w:t>TI</w:t>
+            </w:r>
+            <w:r>
+              <w:rPr>
+                <w:rFonts w:eastAsia="Arial" w:cs="Calibri"/>
+                <w:b/>
+                <w:bCs/>
+                <w:spacing w:val="-1"/>
+                <w:sz w:val="20"/>
+                <w:szCs w:val="20"/>
+              </w:rPr>
+              <w:t>O</w:t>
+            </w:r>
+            <w:r>
+              <w:rPr>
+                <w:rFonts w:eastAsia="Arial" w:cs="Calibri"/>
+                <w:b/>
+                <w:bCs/>
+                <w:sz w:val="20"/>
+                <w:szCs w:val="20"/>
+              </w:rPr>
+              <w:t>N FOR THE ABOV</w:t>
+            </w:r>
+            <w:r>
+              <w:rPr>
+                <w:rFonts w:eastAsia="Arial" w:cs="Calibri"/>
+                <w:b/>
+                <w:bCs/>
+                <w:spacing w:val="-2"/>
+                <w:sz w:val="20"/>
+                <w:szCs w:val="20"/>
+              </w:rPr>
+              <w:t>E</w:t>
+            </w:r>
+            <w:r>
+              <w:rPr>
+                <w:rFonts w:eastAsia="Arial" w:cs="Calibri"/>
+                <w:b/>
+                <w:bCs/>
+                <w:sz w:val="20"/>
+                <w:szCs w:val="20"/>
+              </w:rPr>
+              <w:t>-IDENTIFIED APPLICAT</w:t>
+            </w:r>
+            <w:r>
+              <w:rPr>
+                <w:rFonts w:eastAsia="Arial" w:cs="Calibri"/>
+                <w:b/>
+                <w:bCs/>
+                <w:spacing w:val="-2"/>
+                <w:sz w:val="20"/>
+                <w:szCs w:val="20"/>
+              </w:rPr>
+              <w:t>I</w:t>
+            </w:r>
+            <w:r>
+              <w:rPr>
+                <w:rFonts w:eastAsia="Arial" w:cs="Calibri"/>
+                <w:b/>
+                <w:bCs/>
+                <w:sz w:val="20"/>
+                <w:szCs w:val="20"/>
+              </w:rPr>
+              <w:t>ON.</w:t>
+            </w:r>
+          </w:p>
+          <w:p>
+            <w:pPr>
+              <w:spacing w:before="10" w:after="0" w:line="280" w:lineRule="exact"/>
+              <w:rPr>
+                <w:rFonts w:cs="Calibri"/>
+                <w:sz w:val="20"/>
+                <w:szCs w:val="20"/>
+              </w:rPr>
+            </w:pPr>
+          </w:p>
+          <w:p>
+            <w:pPr>
+              <w:pStyle w:val="ListParagraph"/>
+              <w:numPr>
+                <w:ilvl w:val="0"/>
+                <w:numId w:val="1"/>
+              </w:numPr>
+              <w:spacing w:before="2" w:after="0" w:line="254" w:lineRule="exact"/>
+              <w:ind w:right="255"/>
+              <w:rPr>
+                <w:rFonts w:eastAsia="Arial" w:cs="Calibri"/>
+                <w:sz w:val="20"/>
+                <w:szCs w:val="20"/>
+              </w:rPr>
+            </w:pPr>
+            <w:r>
+              <w:rPr>
+                <w:rFonts w:eastAsia="Arial" w:cs="Calibri"/>
+                <w:sz w:val="20"/>
+                <w:szCs w:val="20"/>
+              </w:rPr>
+              <w:t>The processing fee set forth in 37 CFR 1.17(i)(1) and the prioritized examination fee set forth in 37 CFR 1.17(c) have been filed with the request. The publication fee requirement is met because that fee, set forth in 37 CFR 1.18(d), is currently $0. The basic filing fee, search fee, and examination fee are filed with the request or have been already been paid. I understand that any required excess claims fees or application size fee must be paid for the application.</w:t>
+            </w:r>
+          </w:p>
+          <w:p>
+            <w:pPr>
+              <w:pStyle w:val="ListParagraph"/>
+              <w:spacing w:before="2" w:after="0" w:line="254" w:lineRule="exact"/>
+              <w:ind w:right="255"/>
+              <w:rPr>
+                <w:rFonts w:eastAsia="Arial" w:cs="Calibri"/>
+                <w:sz w:val="20"/>
+                <w:szCs w:val="20"/>
+              </w:rPr>
+            </w:pPr>
+          </w:p>
+          <w:p>
+            <w:pPr>
+              <w:pStyle w:val="ListParagraph"/>
+              <w:numPr>
+                <w:ilvl w:val="0"/>
+                <w:numId w:val="1"/>
+              </w:numPr>
+              <w:spacing w:before="2" w:after="0" w:line="254" w:lineRule="exact"/>
+              <w:ind w:right="255"/>
+              <w:rPr>
+                <w:rFonts w:eastAsia="Arial" w:cs="Calibri"/>
+                <w:sz w:val="20"/>
+                <w:szCs w:val="20"/>
+              </w:rPr>
+            </w:pPr>
+            <w:r>
+              <w:rPr>
+                <w:rFonts w:eastAsia="Arial" w:cs="Calibri"/>
+                <w:sz w:val="20"/>
+                <w:szCs w:val="20"/>
+              </w:rPr>
+              <w:t>I understand that the application may not contain, or be amended to contain, more than four independent claims, more than thirty total claims, or any multiple dependent claims, and that any request for an extension of time will cause an outstanding Track I request to be dismissed.</w:t>
+            </w:r>
+          </w:p>
+          <w:p>
+            <w:pPr>
+              <w:pStyle w:val="ListParagraph"/>
+              <w:spacing w:before="2" w:after="0" w:line="254" w:lineRule="exact"/>
+              <w:ind w:left="0" w:right="255"/>
+              <w:rPr>
+                <w:rFonts w:eastAsia="Arial" w:cs="Calibri"/>
+                <w:sz w:val="20"/>
+                <w:szCs w:val="20"/>
+              </w:rPr>
+            </w:pPr>
+          </w:p>
+          <w:p>
+            <w:pPr>
+              <w:pStyle w:val="ListParagraph"/>
+              <w:numPr>
+                <w:ilvl w:val="0"/>
+                <w:numId w:val="1"/>
+              </w:numPr>
+              <w:spacing w:before="2" w:after="0" w:line="254" w:lineRule="exact"/>
+              <w:ind w:right="255"/>
+              <w:rPr>
+                <w:rFonts w:eastAsia="Arial" w:cs="Calibri"/>
+                <w:b/>
+                <w:sz w:val="20"/>
+                <w:szCs w:val="20"/>
+              </w:rPr>
+            </w:pPr>
+            <w:r>
+              <w:rPr>
+                <w:rFonts w:eastAsia="Arial" w:cs="Calibri"/>
+                <w:b/>
+                <w:sz w:val="20"/>
+                <w:szCs w:val="20"/>
+              </w:rPr>
+              <w:t xml:space="preserve">Original Application(Track One) – Prioritized Examination under </w:t>
+            </w:r>
+            <w:r>
+              <w:rPr>
+                <w:rFonts w:eastAsia="Arial" w:cs="Calibri"/>
+                <w:b/>
+                <w:bCs/>
+                <w:sz w:val="20"/>
+                <w:szCs w:val="20"/>
+              </w:rPr>
+              <w:t>§</w:t>
+            </w:r>
+            <w:r>
+              <w:rPr>
+                <w:rFonts w:eastAsia="Arial" w:cs="Calibri"/>
+                <w:b/>
+                <w:bCs/>
+                <w:spacing w:val="-1"/>
+                <w:sz w:val="20"/>
+                <w:szCs w:val="20"/>
+              </w:rPr>
+              <w:t xml:space="preserve"> </w:t>
+            </w:r>
+            <w:r>
+              <w:rPr>
+                <w:rFonts w:eastAsia="Arial" w:cs="Calibri"/>
+                <w:b/>
+                <w:bCs/>
+                <w:w w:val="99"/>
+                <w:sz w:val="20"/>
+                <w:szCs w:val="20"/>
+              </w:rPr>
+              <w:t>1.102(e)(</w:t>
+            </w:r>
+            <w:r>
+              <w:rPr>
+                <w:rFonts w:eastAsia="Arial" w:cs="Calibri"/>
+                <w:b/>
+                <w:bCs/>
+                <w:w w:val="99"/>
+                <w:sz w:val="20"/>
+                <w:szCs w:val="20"/>
+              </w:rPr>
+              <w:t>1</w:t>
+            </w:r>
+            <w:r>
+              <w:rPr>
+                <w:rFonts w:eastAsia="Arial" w:cs="Calibri"/>
+                <w:b/>
+                <w:bCs/>
+                <w:w w:val="99"/>
+                <w:sz w:val="20"/>
+                <w:szCs w:val="20"/>
+              </w:rPr>
+              <w:t>)</w:t>
+            </w:r>
+          </w:p>
+          <w:p>
+            <w:pPr>
+              <w:pStyle w:val="ListParagraph"/>
+              <w:spacing w:before="2" w:after="0" w:line="254" w:lineRule="exact"/>
+              <w:ind w:left="0" w:right="255"/>
+              <w:rPr>
+                <w:rFonts w:eastAsia="Arial" w:cs="Calibri"/>
+                <w:b/>
+                <w:sz w:val="20"/>
+                <w:szCs w:val="20"/>
+              </w:rPr>
+            </w:pPr>
+          </w:p>
+          <w:p>
+            <w:pPr>
+              <w:pStyle w:val="ListParagraph"/>
+              <w:numPr>
+                <w:ilvl w:val="0"/>
+                <w:numId w:val="6"/>
+              </w:numPr>
+              <w:spacing w:before="2" w:after="0" w:line="254" w:lineRule="exact"/>
+              <w:ind w:right="255"/>
+              <w:rPr>
+                <w:rFonts w:eastAsia="Arial" w:cs="Calibri"/>
+                <w:sz w:val="20"/>
+                <w:szCs w:val="20"/>
+              </w:rPr>
+            </w:pPr>
+            <w:r>
+              <w:rPr>
+                <w:rFonts w:eastAsia="Arial" w:cs="Calibri"/>
+                <w:sz w:val="20"/>
+                <w:szCs w:val="20"/>
+              </w:rPr>
+              <w:t xml:space="preserve">(a) </w:t>
+            </w:r>
+            <w:r>
+              <w:rPr>
+                <w:rFonts w:eastAsia="Arial" w:cs="Calibri"/>
+                <w:sz w:val="20"/>
+                <w:szCs w:val="20"/>
+              </w:rPr>
+              <w:t>The application is an original nonprovisional utility application filed under 35 U.S.C. 111(a). This certification and request is being filed with the utility application via EFS-Web.</w:t>
+            </w:r>
+          </w:p>
+          <w:p>
+            <w:pPr>
+              <w:pStyle w:val="ListParagraph"/>
+              <w:spacing w:before="2" w:after="0" w:line="254" w:lineRule="exact"/>
+              <w:ind w:left="0" w:right="255"/>
+              <w:jc w:val="center"/>
+              <w:rPr>
+                <w:rFonts w:eastAsia="Arial" w:cs="Calibri"/>
+                <w:sz w:val="20"/>
+                <w:szCs w:val="20"/>
+              </w:rPr>
+            </w:pPr>
+            <w:r>
+              <w:rPr>
+                <w:rFonts w:eastAsia="Arial" w:cs="Calibri"/>
+                <w:sz w:val="20"/>
+                <w:szCs w:val="20"/>
+              </w:rPr>
+              <w:t>---OR---</w:t>
+            </w:r>
+          </w:p>
+          <w:p>
+            <w:pPr>
+              <w:pStyle w:val="ListParagraph"/>
+              <w:spacing w:before="2" w:after="0" w:line="254" w:lineRule="exact"/>
+              <w:ind w:left="4242" w:right="255" w:hanging="2790"/>
+              <w:rPr>
+                <w:rFonts w:eastAsia="Arial" w:cs="Calibri"/>
+                <w:sz w:val="20"/>
+                <w:szCs w:val="20"/>
+              </w:rPr>
+            </w:pPr>
+            <w:r>
+              <w:rPr>
+                <w:rFonts w:eastAsia="Arial" w:cs="Calibri"/>
+                <w:sz w:val="20"/>
+                <w:szCs w:val="20"/>
+              </w:rPr>
+              <w:t xml:space="preserve">(b) </w:t>
+            </w:r>
+            <w:r>
+              <w:rPr>
+                <w:rFonts w:eastAsia="Arial" w:cs="Calibri"/>
+                <w:sz w:val="20"/>
+                <w:szCs w:val="20"/>
+              </w:rPr>
+              <w:t>The application is an original nonprovisional plant application fil</w:t>
+            </w:r>
+            <w:r>
+              <w:rPr>
+                <w:rFonts w:eastAsia="Arial" w:cs="Calibri"/>
+                <w:sz w:val="20"/>
+                <w:szCs w:val="20"/>
+              </w:rPr>
+              <w:t>ed under 35 U.S.C. 111(a). This</w:t>
+            </w:r>
+          </w:p>
+          <w:p>
+            <w:pPr>
+              <w:pStyle w:val="ListParagraph"/>
+              <w:spacing w:before="2" w:after="0" w:line="254" w:lineRule="exact"/>
+              <w:ind w:left="4242" w:right="255" w:hanging="2790"/>
+              <w:rPr>
+                <w:rFonts w:eastAsia="Arial" w:cs="Calibri"/>
+                <w:sz w:val="20"/>
+                <w:szCs w:val="20"/>
+              </w:rPr>
+            </w:pPr>
+            <w:r>
+              <w:rPr>
+                <w:rFonts w:eastAsia="Arial" w:cs="Calibri"/>
+                <w:sz w:val="20"/>
+                <w:szCs w:val="20"/>
+              </w:rPr>
+              <w:t>certification and request is being filed with the plant application in paper.</w:t>
+            </w:r>
+          </w:p>
+          <w:p>
+            <w:pPr>
+              <w:pStyle w:val="ListParagraph"/>
+              <w:spacing w:before="2" w:after="0" w:line="254" w:lineRule="exact"/>
+              <w:ind w:left="0" w:right="255"/>
+              <w:rPr>
+                <w:rFonts w:eastAsia="Arial" w:cs="Calibri"/>
+                <w:sz w:val="20"/>
+                <w:szCs w:val="20"/>
+              </w:rPr>
+            </w:pPr>
+          </w:p>
+          <w:p>
+            <w:pPr>
+              <w:pStyle w:val="ListParagraph"/>
+              <w:numPr>
+                <w:ilvl w:val="0"/>
+                <w:numId w:val="6"/>
+              </w:numPr>
+              <w:spacing w:before="2" w:after="0" w:line="254" w:lineRule="exact"/>
+              <w:ind w:right="255"/>
+              <w:rPr>
+                <w:rFonts w:eastAsia="Arial" w:cs="Calibri"/>
+                <w:sz w:val="20"/>
+                <w:szCs w:val="20"/>
+              </w:rPr>
+            </w:pPr>
+            <w:r>
+              <w:rPr>
+                <w:rFonts w:eastAsia="Arial" w:cs="Calibri"/>
+                <w:sz w:val="20"/>
+                <w:szCs w:val="20"/>
+              </w:rPr>
+              <w:t xml:space="preserve">An executed inventor’s oath or declaration under 37 CFR 1.63 or 37 CFR 1.64 for each inventor, </w:t>
+            </w:r>
+            <w:r>
+              <w:rPr>
+                <w:rFonts w:eastAsia="Arial" w:cs="Calibri"/>
+                <w:b/>
+                <w:sz w:val="20"/>
+                <w:szCs w:val="20"/>
+                <w:u w:val="single"/>
+              </w:rPr>
+              <w:t>or</w:t>
+            </w:r>
+            <w:r>
+              <w:rPr>
+                <w:rFonts w:eastAsia="Arial" w:cs="Calibri"/>
+                <w:sz w:val="20"/>
+                <w:szCs w:val="20"/>
+              </w:rPr>
+              <w:t xml:space="preserve"> the application data sheet meeting the conditions specified in 37 CFR 1.53(f)(3)(i) is filed with the application.</w:t>
+            </w:r>
+          </w:p>
+        </w:tc>
+      </w:tr>
+    </w:tbl>
     <w:p>
       <w:pPr>
-        <w:pStyle w:val="NormalWeb"/>
-        <w:spacing w:before="0" w:beforeAutospacing="0" w:after="0" w:afterAutospacing="0"/>
-      </w:pPr>
-      <w:r>
-        <w:t xml:space="preserve">Subject line: ACME Manufacturing: Ref. No.  / SLW Ref: 1.003US1 / </w:t>
-      </w:r>
-      <w:r>
-        <w:t>SLW</w:t>
-      </w:r>
-      <w:r>
-        <w:t xml:space="preserve"> Report Out: </w:t>
-      </w:r>
+        <w:spacing w:before="1" w:after="0" w:line="120" w:lineRule="exact"/>
+        <w:rPr>
+          <w:rFonts w:cs="Calibri"/>
+          <w:sz w:val="20"/>
+          <w:szCs w:val="20"/>
+        </w:rPr>
+      </w:pPr>
     </w:p>
     <w:p>
       <w:pPr>
-        <w:pStyle w:val="NormalWeb"/>
-        <w:spacing w:before="0" w:beforeAutospacing="0" w:after="0" w:afterAutospacing="0"/>
+        <w:spacing w:before="1" w:after="0" w:line="120" w:lineRule="exact"/>
+        <w:rPr>
+          <w:rFonts w:cs="Calibri"/>
+          <w:sz w:val="20"/>
+          <w:szCs w:val="20"/>
+        </w:rPr>
       </w:pPr>
     </w:p>
+    <w:tbl>
+      <w:tblPr>
+        <w:tblW w:w="0" w:type="auto"/>
+        <w:tblInd w:w="100" w:type="dxa"/>
+        <w:tblLayout w:type="fixed"/>
+        <w:tblCellMar>
+          <w:left w:w="0" w:type="dxa"/>
+          <w:right w:w="0" w:type="dxa"/>
+        </w:tblCellMar>
+        <w:tblLook w:val="01E0" w:firstRow="1" w:lastRow="1" w:firstColumn="1" w:lastColumn="1" w:noHBand="0" w:noVBand="0"/>
+      </w:tblPr>
+      <w:tblGrid>
+        <w:gridCol w:w="6949"/>
+        <w:gridCol w:w="3347"/>
+      </w:tblGrid>
+      <w:tr>
+        <w:trPr>
+          <w:trHeight w:hRule="exact" w:val="678"/>
+        </w:trPr>
+        <w:tc>
+          <w:tcPr>
+            <w:tcW w:w="6949" w:type="dxa"/>
+            <w:tcBorders>
+              <w:top w:val="single" w:sz="12" w:space="0" w:color="000000"/>
+              <w:left w:val="single" w:sz="12" w:space="0" w:color="000000"/>
+              <w:bottom w:val="single" w:sz="4" w:space="0" w:color="000000"/>
+              <w:right w:val="single" w:sz="4" w:space="0" w:color="000000"/>
+            </w:tcBorders>
+          </w:tcPr>
+          <w:p>
+            <w:pPr>
+              <w:spacing w:before="10" w:after="0" w:line="260" w:lineRule="exact"/>
+              <w:rPr>
+                <w:rFonts w:cs="Calibri"/>
+                <w:sz w:val="20"/>
+                <w:szCs w:val="20"/>
+              </w:rPr>
+            </w:pPr>
+          </w:p>
+          <w:p>
+            <w:pPr>
+              <w:spacing w:after="0" w:line="240" w:lineRule="auto"/>
+              <w:ind w:left="93" w:right="-20"/>
+              <w:rPr>
+                <w:rFonts w:eastAsia="Arial" w:cs="Calibri"/>
+                <w:sz w:val="20"/>
+                <w:szCs w:val="20"/>
+              </w:rPr>
+            </w:pPr>
+            <w:r>
+              <w:rPr>
+                <w:rFonts w:eastAsia="Arial" w:cs="Calibri"/>
+                <w:sz w:val="20"/>
+                <w:szCs w:val="20"/>
+              </w:rPr>
+              <w:t>Signature</w:t>
+            </w:r>
+            <w:r>
+              <w:rPr>
+                <w:rFonts w:eastAsia="Arial" w:cs="Calibri"/>
+                <w:sz w:val="20"/>
+                <w:szCs w:val="20"/>
+              </w:rPr>
+              <w:t xml:space="preserve">   </w:t>
+            </w:r>
+            <w:r>
+              <w:rPr>
+                <w:rFonts w:ascii="Times New Roman" w:hAnsi="Times New Roman"/>
+                <w:sz w:val="24"/>
+                <w:szCs w:val="24"/>
+              </w:rPr>
+              <w:t>/ {{Sig_es_:signer1:signature}} /</w:t>
+            </w:r>
+          </w:p>
+        </w:tc>
+        <w:tc>
+          <w:tcPr>
+            <w:tcW w:w="3347" w:type="dxa"/>
+            <w:tcBorders>
+              <w:top w:val="single" w:sz="12" w:space="0" w:color="000000"/>
+              <w:left w:val="single" w:sz="4" w:space="0" w:color="000000"/>
+              <w:bottom w:val="single" w:sz="4" w:space="0" w:color="000000"/>
+              <w:right w:val="single" w:sz="12" w:space="0" w:color="000000"/>
+            </w:tcBorders>
+          </w:tcPr>
+          <w:p>
+            <w:pPr>
+              <w:spacing w:before="10" w:after="0" w:line="260" w:lineRule="exact"/>
+              <w:rPr>
+                <w:rFonts w:cs="Calibri"/>
+                <w:sz w:val="20"/>
+                <w:szCs w:val="20"/>
+              </w:rPr>
+            </w:pPr>
+          </w:p>
+          <w:p>
+            <w:pPr>
+              <w:spacing w:after="0" w:line="240" w:lineRule="auto"/>
+              <w:ind w:left="102" w:right="-20"/>
+              <w:rPr>
+                <w:rFonts w:eastAsia="Arial" w:cs="Calibri"/>
+                <w:sz w:val="20"/>
+                <w:szCs w:val="20"/>
+              </w:rPr>
+            </w:pPr>
+            <w:r>
+              <w:rPr>
+                <w:rFonts w:eastAsia="Arial" w:cs="Calibri"/>
+                <w:sz w:val="20"/>
+                <w:szCs w:val="20"/>
+              </w:rPr>
+              <w:t>Date</w:t>
+            </w:r>
+            <w:r>
+              <w:rPr>
+                <w:rFonts w:eastAsia="Arial" w:cs="Calibri"/>
+                <w:sz w:val="20"/>
+                <w:szCs w:val="20"/>
+              </w:rPr>
+              <w:t xml:space="preserve">  </w:t>
+            </w:r>
+            <w:r>
+              <w:rPr>
+                <w:rFonts w:ascii="Times New Roman" w:hAnsi="Times New Roman"/>
+                <w:sz w:val="24"/>
+                <w:szCs w:val="24"/>
+              </w:rPr>
+              <w:t>{{Dte_es_:signer1:date}}</w:t>
+            </w:r>
+          </w:p>
+        </w:tc>
+      </w:tr>
+      <w:tr>
+        <w:trPr>
+          <w:trHeight w:hRule="exact" w:val="685"/>
+        </w:trPr>
+        <w:tc>
+          <w:tcPr>
+            <w:tcW w:w="6949" w:type="dxa"/>
+            <w:tcBorders>
+              <w:top w:val="single" w:sz="4" w:space="0" w:color="000000"/>
+              <w:left w:val="single" w:sz="12" w:space="0" w:color="000000"/>
+              <w:bottom w:val="single" w:sz="4" w:space="0" w:color="000000"/>
+              <w:right w:val="single" w:sz="4" w:space="0" w:color="000000"/>
+            </w:tcBorders>
+          </w:tcPr>
+          <w:p>
+            <w:pPr>
+              <w:spacing w:after="0" w:line="140" w:lineRule="exact"/>
+              <w:rPr>
+                <w:rFonts w:cs="Calibri"/>
+                <w:sz w:val="20"/>
+                <w:szCs w:val="20"/>
+              </w:rPr>
+            </w:pPr>
+          </w:p>
+          <w:p>
+            <w:pPr>
+              <w:spacing w:after="0" w:line="240" w:lineRule="auto"/>
+              <w:ind w:left="93" w:right="-20"/>
+              <w:rPr>
+                <w:rFonts w:eastAsia="Arial" w:cs="Calibri"/>
+                <w:sz w:val="20"/>
+                <w:szCs w:val="20"/>
+              </w:rPr>
+            </w:pPr>
+            <w:r>
+              <w:rPr>
+                <w:rFonts w:eastAsia="Arial" w:cs="Calibri"/>
+                <w:sz w:val="20"/>
+                <w:szCs w:val="20"/>
+              </w:rPr>
+              <w:t>Name</w:t>
+            </w:r>
+          </w:p>
+          <w:p>
+            <w:pPr>
+              <w:spacing w:after="0" w:line="184" w:lineRule="exact"/>
+              <w:ind w:left="93" w:right="-20"/>
+              <w:rPr>
+                <w:rFonts w:eastAsia="Arial" w:cs="Calibri"/>
+                <w:sz w:val="20"/>
+                <w:szCs w:val="20"/>
+              </w:rPr>
+            </w:pPr>
+            <w:r>
+              <w:rPr>
+                <w:rFonts w:eastAsia="Arial" w:cs="Calibri"/>
+                <w:sz w:val="20"/>
+                <w:szCs w:val="20"/>
+              </w:rPr>
+              <w:t>(Print/</w:t>
+            </w:r>
+            <w:r>
+              <w:rPr>
+                <w:rFonts w:eastAsia="Arial" w:cs="Calibri"/>
+                <w:spacing w:val="1"/>
+                <w:sz w:val="20"/>
+                <w:szCs w:val="20"/>
+              </w:rPr>
+              <w:t>T</w:t>
+            </w:r>
+            <w:r>
+              <w:rPr>
+                <w:rFonts w:eastAsia="Arial" w:cs="Calibri"/>
+                <w:sz w:val="20"/>
+                <w:szCs w:val="20"/>
+              </w:rPr>
+              <w:t>ype</w:t>
+            </w:r>
+            <w:r>
+              <w:rPr>
+                <w:rFonts w:eastAsia="Arial" w:cs="Calibri"/>
+                <w:spacing w:val="1"/>
+                <w:sz w:val="20"/>
+                <w:szCs w:val="20"/>
+              </w:rPr>
+              <w:t>d</w:t>
+            </w:r>
+            <w:r>
+              <w:rPr>
+                <w:rFonts w:eastAsia="Arial" w:cs="Calibri"/>
+                <w:sz w:val="20"/>
+                <w:szCs w:val="20"/>
+              </w:rPr>
+              <w:t>)</w:t>
+            </w:r>
+            <w:r>
+              <w:rPr>
+                <w:rFonts w:eastAsia="Arial" w:cs="Calibri"/>
+                <w:sz w:val="20"/>
+                <w:szCs w:val="20"/>
+              </w:rPr>
+              <w:t xml:space="preserve"> </w:t>
+            </w:r>
+            <w:r>
+              <w:rPr>
+                <w:rFonts w:ascii="Arial" w:hAnsi="Arial" w:cs="Arial"/>
+                <w:sz w:val="16"/>
+                <w:szCs w:val="16"/>
+              </w:rPr>
+              <w:t>Adeel Haroon</w:t>
+            </w:r>
+          </w:p>
+        </w:tc>
+        <w:tc>
+          <w:tcPr>
+            <w:tcW w:w="3347" w:type="dxa"/>
+            <w:tcBorders>
+              <w:top w:val="single" w:sz="4" w:space="0" w:color="000000"/>
+              <w:left w:val="single" w:sz="4" w:space="0" w:color="000000"/>
+              <w:bottom w:val="single" w:sz="4" w:space="0" w:color="000000"/>
+              <w:right w:val="single" w:sz="12" w:space="0" w:color="000000"/>
+            </w:tcBorders>
+          </w:tcPr>
+          <w:p>
+            <w:pPr>
+              <w:spacing w:after="0" w:line="140" w:lineRule="exact"/>
+              <w:rPr>
+                <w:rFonts w:cs="Calibri"/>
+                <w:sz w:val="20"/>
+                <w:szCs w:val="20"/>
+              </w:rPr>
+            </w:pPr>
+          </w:p>
+          <w:p>
+            <w:pPr>
+              <w:spacing w:after="0" w:line="240" w:lineRule="auto"/>
+              <w:ind w:left="102" w:right="-20"/>
+              <w:rPr>
+                <w:rFonts w:eastAsia="Arial" w:cs="Calibri"/>
+                <w:sz w:val="20"/>
+                <w:szCs w:val="20"/>
+              </w:rPr>
+            </w:pPr>
+            <w:r>
+              <w:rPr>
+                <w:rFonts w:eastAsia="Arial" w:cs="Calibri"/>
+                <w:sz w:val="20"/>
+                <w:szCs w:val="20"/>
+              </w:rPr>
+              <w:t>Practitioner</w:t>
+            </w:r>
+          </w:p>
+          <w:p>
+            <w:pPr>
+              <w:spacing w:after="0" w:line="184" w:lineRule="exact"/>
+              <w:ind w:left="102" w:right="-20"/>
+              <w:rPr>
+                <w:rFonts w:eastAsia="Arial" w:cs="Calibri"/>
+                <w:sz w:val="20"/>
+                <w:szCs w:val="20"/>
+              </w:rPr>
+            </w:pPr>
+            <w:r>
+              <w:rPr>
+                <w:rFonts w:eastAsia="Arial" w:cs="Calibri"/>
+                <w:sz w:val="20"/>
+                <w:szCs w:val="20"/>
+              </w:rPr>
+              <w:t>Registration</w:t>
+            </w:r>
+            <w:r>
+              <w:rPr>
+                <w:rFonts w:eastAsia="Arial" w:cs="Calibri"/>
+                <w:spacing w:val="-9"/>
+                <w:sz w:val="20"/>
+                <w:szCs w:val="20"/>
+              </w:rPr>
+              <w:t xml:space="preserve"> </w:t>
+            </w:r>
+            <w:r>
+              <w:rPr>
+                <w:rFonts w:eastAsia="Arial" w:cs="Calibri"/>
+                <w:sz w:val="20"/>
+                <w:szCs w:val="20"/>
+              </w:rPr>
+              <w:t>N</w:t>
+            </w:r>
+            <w:r>
+              <w:rPr>
+                <w:rFonts w:eastAsia="Arial" w:cs="Calibri"/>
+                <w:spacing w:val="1"/>
+                <w:sz w:val="20"/>
+                <w:szCs w:val="20"/>
+              </w:rPr>
+              <w:t>u</w:t>
+            </w:r>
+            <w:r>
+              <w:rPr>
+                <w:rFonts w:eastAsia="Arial" w:cs="Calibri"/>
+                <w:sz w:val="20"/>
+                <w:szCs w:val="20"/>
+              </w:rPr>
+              <w:t>mber</w:t>
+            </w:r>
+            <w:r>
+              <w:rPr>
+                <w:rFonts w:eastAsia="Arial" w:cs="Calibri"/>
+                <w:sz w:val="20"/>
+                <w:szCs w:val="20"/>
+              </w:rPr>
+              <w:t xml:space="preserve">: </w:t>
+            </w:r>
+            <w:r>
+              <w:rPr>
+                <w:rFonts w:ascii="Arial" w:hAnsi="Arial" w:cs="Arial"/>
+                <w:sz w:val="16"/>
+                <w:szCs w:val="16"/>
+              </w:rPr>
+            </w:r>
+          </w:p>
+        </w:tc>
+      </w:tr>
+      <w:tr>
+        <w:trPr>
+          <w:trHeight w:hRule="exact" w:val="1243"/>
+        </w:trPr>
+        <w:tc>
+          <w:tcPr>
+            <w:tcW w:w="10296" w:type="dxa"/>
+            <w:gridSpan w:val="2"/>
+            <w:tcBorders>
+              <w:top w:val="single" w:sz="4" w:space="0" w:color="000000"/>
+              <w:left w:val="single" w:sz="12" w:space="0" w:color="000000"/>
+              <w:bottom w:val="single" w:sz="4" w:space="0" w:color="000000"/>
+              <w:right w:val="single" w:sz="12" w:space="0" w:color="000000"/>
+            </w:tcBorders>
+          </w:tcPr>
+          <w:p>
+            <w:pPr>
+              <w:spacing w:before="10" w:after="0" w:line="170" w:lineRule="exact"/>
+              <w:rPr>
+                <w:rFonts w:cs="Calibri"/>
+                <w:sz w:val="20"/>
+                <w:szCs w:val="20"/>
+              </w:rPr>
+            </w:pPr>
+          </w:p>
+          <w:p>
+            <w:pPr>
+              <w:spacing w:before="1" w:after="0" w:line="241" w:lineRule="auto"/>
+              <w:ind w:left="93" w:right="45"/>
+              <w:rPr>
+                <w:rFonts w:eastAsia="Arial" w:cs="Calibri"/>
+                <w:sz w:val="20"/>
+                <w:szCs w:val="20"/>
+              </w:rPr>
+            </w:pPr>
+            <w:r>
+              <w:rPr>
+                <w:rFonts w:eastAsia="Arial" w:cs="Calibri"/>
+                <w:b/>
+                <w:bCs/>
+                <w:i/>
+                <w:sz w:val="20"/>
+                <w:szCs w:val="20"/>
+                <w:u w:val="single" w:color="000000"/>
+              </w:rPr>
+              <w:t>Not</w:t>
+            </w:r>
+            <w:r>
+              <w:rPr>
+                <w:rFonts w:eastAsia="Arial" w:cs="Calibri"/>
+                <w:b/>
+                <w:bCs/>
+                <w:i/>
+                <w:spacing w:val="1"/>
+                <w:sz w:val="20"/>
+                <w:szCs w:val="20"/>
+                <w:u w:val="single" w:color="000000"/>
+              </w:rPr>
+              <w:t>e</w:t>
+            </w:r>
+            <w:r>
+              <w:rPr>
+                <w:rFonts w:eastAsia="Arial" w:cs="Calibri"/>
+                <w:b/>
+                <w:bCs/>
+                <w:i/>
+                <w:sz w:val="20"/>
+                <w:szCs w:val="20"/>
+              </w:rPr>
+              <w:t>:</w:t>
+            </w:r>
+            <w:r>
+              <w:rPr>
+                <w:rFonts w:eastAsia="Arial" w:cs="Calibri"/>
+                <w:b/>
+                <w:bCs/>
+                <w:i/>
+                <w:spacing w:val="14"/>
+                <w:sz w:val="20"/>
+                <w:szCs w:val="20"/>
+              </w:rPr>
+              <w:t xml:space="preserve"> </w:t>
+            </w:r>
+            <w:r>
+              <w:rPr>
+                <w:rFonts w:eastAsia="Arial" w:cs="Calibri"/>
+                <w:i/>
+                <w:sz w:val="20"/>
+                <w:szCs w:val="20"/>
+              </w:rPr>
+              <w:t>This form must be signed in accordance with 37 CFR 1.33. See 37 CFR 1.4(d) for signature requirements and certifications. Submit multiple forms if more than one signature is required, see below*.</w:t>
+            </w:r>
+          </w:p>
+        </w:tc>
+      </w:tr>
+      <w:tr>
+        <w:trPr>
+          <w:trHeight w:hRule="exact" w:val="603"/>
+        </w:trPr>
+        <w:tc>
+          <w:tcPr>
+            <w:tcW w:w="10296" w:type="dxa"/>
+            <w:gridSpan w:val="2"/>
+            <w:tcBorders>
+              <w:top w:val="single" w:sz="4" w:space="0" w:color="000000"/>
+              <w:left w:val="single" w:sz="12" w:space="0" w:color="000000"/>
+              <w:bottom w:val="single" w:sz="12" w:space="0" w:color="000000"/>
+              <w:right w:val="single" w:sz="12" w:space="0" w:color="000000"/>
+            </w:tcBorders>
+          </w:tcPr>
+          <w:p>
+            <w:pPr>
+              <w:spacing w:before="1" w:after="0" w:line="180" w:lineRule="exact"/>
+              <w:rPr>
+                <w:rFonts w:cs="Calibri"/>
+                <w:sz w:val="20"/>
+                <w:szCs w:val="20"/>
+              </w:rPr>
+            </w:pPr>
+          </w:p>
+          <w:p>
+            <w:pPr>
+              <w:tabs>
+                <w:tab w:val="left" w:pos="1900"/>
+              </w:tabs>
+              <w:spacing w:after="0" w:line="240" w:lineRule="auto"/>
+              <w:ind w:right="-20"/>
+              <w:rPr>
+                <w:rFonts w:eastAsia="Arial" w:cs="Calibri"/>
+                <w:sz w:val="20"/>
+                <w:szCs w:val="20"/>
+              </w:rPr>
+            </w:pPr>
+            <w:r>
+              <w:rPr>
+                <w:rFonts w:eastAsia="Arial" w:cs="Calibri"/>
+                <w:sz w:val="20"/>
+                <w:szCs w:val="20"/>
+              </w:rPr>
+              <w:t xml:space="preserve"> *</w:t>
+            </w:r>
+            <w:r>
+              <w:rPr>
+                <w:rFonts w:eastAsia="Arial" w:cs="Calibri"/>
+                <w:sz w:val="20"/>
+                <w:szCs w:val="20"/>
+              </w:rPr>
+              <w:t>Total</w:t>
+            </w:r>
+            <w:r>
+              <w:rPr>
+                <w:rFonts w:eastAsia="Arial" w:cs="Calibri"/>
+                <w:spacing w:val="-4"/>
+                <w:sz w:val="20"/>
+                <w:szCs w:val="20"/>
+              </w:rPr>
+              <w:t xml:space="preserve"> </w:t>
+            </w:r>
+            <w:r>
+              <w:rPr>
+                <w:rFonts w:eastAsia="Arial" w:cs="Calibri"/>
+                <w:sz w:val="20"/>
+                <w:szCs w:val="20"/>
+              </w:rPr>
+              <w:t>of</w:t>
+            </w:r>
+            <w:r>
+              <w:rPr>
+                <w:rFonts w:eastAsia="Arial" w:cs="Calibri"/>
+                <w:spacing w:val="-1"/>
+                <w:sz w:val="20"/>
+                <w:szCs w:val="20"/>
+              </w:rPr>
+              <w:t xml:space="preserve"> </w:t>
+            </w:r>
+            <w:r>
+              <w:rPr>
+                <w:rFonts w:eastAsia="Arial" w:cs="Calibri"/>
+                <w:sz w:val="20"/>
+                <w:szCs w:val="20"/>
+                <w:u w:val="single" w:color="000000"/>
+              </w:rPr>
+              <w:t xml:space="preserve"> </w:t>
+            </w:r>
+            <w:r>
+              <w:rPr>
+                <w:rFonts w:eastAsia="Arial" w:cs="Calibri"/>
+                <w:sz w:val="20"/>
+                <w:szCs w:val="20"/>
+                <w:u w:val="single" w:color="000000"/>
+              </w:rPr>
+              <w:t xml:space="preserve">          1</w:t>
+            </w:r>
+            <w:r>
+              <w:rPr>
+                <w:rFonts w:eastAsia="Arial" w:cs="Calibri"/>
+                <w:sz w:val="20"/>
+                <w:szCs w:val="20"/>
+                <w:u w:val="single" w:color="000000"/>
+              </w:rPr>
+              <w:tab/>
+            </w:r>
+            <w:r>
+              <w:rPr>
+                <w:rFonts w:eastAsia="Arial" w:cs="Calibri"/>
+                <w:sz w:val="20"/>
+                <w:szCs w:val="20"/>
+              </w:rPr>
+              <w:t xml:space="preserve"> forms</w:t>
+            </w:r>
+            <w:r>
+              <w:rPr>
+                <w:rFonts w:eastAsia="Arial" w:cs="Calibri"/>
+                <w:spacing w:val="-4"/>
+                <w:sz w:val="20"/>
+                <w:szCs w:val="20"/>
+              </w:rPr>
+              <w:t xml:space="preserve"> </w:t>
+            </w:r>
+            <w:r>
+              <w:rPr>
+                <w:rFonts w:eastAsia="Arial" w:cs="Calibri"/>
+                <w:sz w:val="20"/>
+                <w:szCs w:val="20"/>
+              </w:rPr>
+              <w:t>are</w:t>
+            </w:r>
+            <w:r>
+              <w:rPr>
+                <w:rFonts w:eastAsia="Arial" w:cs="Calibri"/>
+                <w:spacing w:val="-2"/>
+                <w:sz w:val="20"/>
+                <w:szCs w:val="20"/>
+              </w:rPr>
+              <w:t xml:space="preserve"> </w:t>
+            </w:r>
+            <w:r>
+              <w:rPr>
+                <w:rFonts w:eastAsia="Arial" w:cs="Calibri"/>
+                <w:sz w:val="20"/>
+                <w:szCs w:val="20"/>
+              </w:rPr>
+              <w:t>su</w:t>
+            </w:r>
+            <w:r>
+              <w:rPr>
+                <w:rFonts w:eastAsia="Arial" w:cs="Calibri"/>
+                <w:spacing w:val="1"/>
+                <w:sz w:val="20"/>
+                <w:szCs w:val="20"/>
+              </w:rPr>
+              <w:t>b</w:t>
+            </w:r>
+            <w:r>
+              <w:rPr>
+                <w:rFonts w:eastAsia="Arial" w:cs="Calibri"/>
+                <w:sz w:val="20"/>
+                <w:szCs w:val="20"/>
+              </w:rPr>
+              <w:t>mitted.</w:t>
+            </w:r>
+          </w:p>
+        </w:tc>
+      </w:tr>
+    </w:tbl>
     <w:p>
       <w:pPr>
-        <w:pStyle w:val="NormalWeb"/>
-        <w:spacing w:before="0" w:beforeAutospacing="0" w:after="0" w:afterAutospacing="0"/>
-      </w:pPr>
-    </w:p>
-    <w:p>
-      <w:pPr>
-        <w:pStyle w:val="NormalWeb"/>
-        <w:spacing w:before="0" w:beforeAutospacing="0" w:after="0" w:afterAutospacing="0"/>
-      </w:pPr>
-    </w:p>
-    <w:p>
-      <w:pPr>
-        <w:pStyle w:val="NormalWeb"/>
-        <w:spacing w:before="0" w:beforeAutospacing="0" w:after="0" w:afterAutospacing="0"/>
-      </w:pPr>
-      <w:r>
-        <w:t>Body:</w:t>
-      </w:r>
-    </w:p>
-    <w:p>
-      <w:pPr>
-        <w:pStyle w:val="NormalWeb"/>
-        <w:spacing w:before="0" w:beforeAutospacing="0" w:after="0" w:afterAutospacing="0"/>
-      </w:pPr>
-    </w:p>
-    <w:p>
-      <w:pPr>
-        <w:pStyle w:val="NormalWeb"/>
-      </w:pPr>
-      <w:r>
-        <w:t xml:space="preserve">SCHWEGMAN, LUNDBERG &amp; WOESSNER, P.A. </w:t>
-      </w:r>
-    </w:p>
-    <w:p>
-      <w:pPr>
-        <w:pStyle w:val="NormalWeb"/>
-        <w:spacing w:before="0" w:beforeAutospacing="0" w:after="0" w:afterAutospacing="0"/>
-      </w:pPr>
-    </w:p>
-    <w:p>
-      <w:pPr>
-        <w:pStyle w:val="NormalWeb"/>
-        <w:spacing w:before="0" w:beforeAutospacing="0" w:after="0" w:afterAutospacing="0"/>
-      </w:pPr>
-      <w:r>
-        <w:t>Attorney Test 612-373-6900  mmartin@slwip.com</w:t>
-      </w:r>
-    </w:p>
-    <w:p>
-      <w:pPr>
-        <w:pStyle w:val="NormalWeb"/>
-        <w:spacing w:before="0" w:beforeAutospacing="0" w:after="0" w:afterAutospacing="0"/>
-      </w:pPr>
-      <w:r>
-        <w:t>Emily Bates 612-371-2163  ebates@slwip.com</w:t>
-      </w:r>
-    </w:p>
-    <w:p>
-      <w:pPr>
-        <w:tabs>
-          <w:tab w:val="right" w:pos="9360"/>
-        </w:tabs>
+        <w:spacing w:after="0" w:line="240" w:lineRule="auto"/>
+        <w:ind w:left="100" w:right="-20"/>
         <w:rPr>
-          <w:sz w:val="24"/>
+          <w:rFonts w:ascii="Times New Roman" w:eastAsia="Times New Roman" w:hAnsi="Times New Roman"/>
+          <w:sz w:val="16"/>
+          <w:szCs w:val="16"/>
         </w:rPr>
       </w:pPr>
-    </w:p>
-    <w:p>
-      <w:pPr>
-        <w:tabs>
-          <w:tab w:val="left" w:pos="720"/>
-          <w:tab w:val="right" w:pos="9360"/>
-        </w:tabs>
-        <w:ind w:left="720" w:hanging="720"/>
-        <w:rPr>
-          <w:noProof/>
-          <w:sz w:val="24"/>
-        </w:rPr>
-      </w:pPr>
-      <w:r>
-        <w:rPr>
-          <w:sz w:val="24"/>
-        </w:rPr>
-        <w:t>Re:</w:t>
-      </w:r>
-      <w:r>
-        <w:rPr>
-          <w:sz w:val="24"/>
-        </w:rPr>
-        <w:tab/>
-        <w:t xml:space="preserve">ACME Manufacturing </w:t>
-      </w:r>
-      <w:r>
-        <w:rPr>
-          <w:bCs/>
-          <w:noProof/>
-          <w:sz w:val="24"/>
-        </w:rPr>
-        <w:t xml:space="preserve">Ref. No. </w:t>
-      </w:r>
-      <w:r>
-        <w:rPr>
-          <w:b/>
-          <w:bCs/>
-          <w:noProof/>
-          <w:sz w:val="24"/>
-        </w:rPr>
-        <w:t xml:space="preserve"> -</w:t>
-      </w:r>
-      <w:r>
-        <w:rPr>
-          <w:noProof/>
-          <w:sz w:val="24"/>
-        </w:rPr>
-        <w:t xml:space="preserve"> SLW Ref. No. 1.003US1</w:t>
-      </w:r>
-    </w:p>
-    <w:p>
-      <w:pPr>
-        <w:tabs>
-          <w:tab w:val="left" w:pos="720"/>
-          <w:tab w:val="right" w:pos="9360"/>
-        </w:tabs>
-        <w:ind w:left="720" w:hanging="720"/>
-        <w:rPr>
-          <w:noProof/>
-          <w:sz w:val="24"/>
-        </w:rPr>
-      </w:pPr>
-      <w:r>
-        <w:rPr>
-          <w:noProof/>
-          <w:sz w:val="24"/>
-        </w:rPr>
-        <w:tab/>
-      </w:r>
-      <w:smartTag w:uri="urn:schemas-microsoft-com:office:smarttags" w:element="country-region">
-        <w:smartTag w:uri="urn:schemas-microsoft-com:office:smarttags" w:element="place">
-          <w:r>
-            <w:rPr>
-              <w:noProof/>
-              <w:sz w:val="24"/>
-            </w:rPr>
-            <w:t>U.S</w:t>
-          </w:r>
-          <w:r>
-            <w:rPr>
-              <w:noProof/>
-              <w:sz w:val="24"/>
-            </w:rPr>
-            <w:t>.</w:t>
-          </w:r>
-        </w:smartTag>
-      </w:smartTag>
-      <w:r>
-        <w:rPr>
-          <w:noProof/>
-          <w:sz w:val="24"/>
-        </w:rPr>
-        <w:t xml:space="preserve"> </w:t>
-      </w:r>
-      <w:r>
-        <w:rPr>
-          <w:noProof/>
-          <w:sz w:val="24"/>
-        </w:rPr>
-        <w:t>Patent Application Serial No.: 12/356,986</w:t>
-      </w:r>
-    </w:p>
-    <w:p>
-      <w:pPr>
-        <w:tabs>
-          <w:tab w:val="left" w:pos="720"/>
-          <w:tab w:val="right" w:pos="9360"/>
-        </w:tabs>
-        <w:ind w:left="720" w:hanging="720"/>
-        <w:rPr>
-          <w:sz w:val="24"/>
-        </w:rPr>
-      </w:pPr>
-      <w:r>
-        <w:rPr>
-          <w:noProof/>
-          <w:sz w:val="24"/>
-        </w:rPr>
-        <w:tab/>
-        <w:t>Title:  Method and apparatus for making a title for a matter 1000</w:t>
-      </w:r>
-    </w:p>
-    <w:p>
-      <w:pPr>
-        <w:rPr>
-          <w:sz w:val="24"/>
-        </w:rPr>
-      </w:pPr>
-      <w:r>
-        <w:rPr>
-          <w:noProof/>
-          <w:sz w:val="24"/>
-        </w:rPr>
-      </w:r>
-    </w:p>
-    <w:p>
-      <w:pPr>
-        <w:rPr>
-          <w:sz w:val="24"/>
-        </w:rPr>
-      </w:pPr>
-      <w:r>
-        <w:rPr>
-          <w:sz w:val="24"/>
-        </w:rPr>
-        <w:t>E</w:t>
-      </w:r>
-      <w:r>
-        <w:rPr>
-          <w:sz w:val="24"/>
-        </w:rPr>
-        <w:t>nclosed</w:t>
-      </w:r>
-      <w:r>
-        <w:rPr>
-          <w:sz w:val="24"/>
-        </w:rPr>
-        <w:t xml:space="preserve"> is</w:t>
-      </w:r>
-      <w:r>
-        <w:rPr>
-          <w:sz w:val="24"/>
-        </w:rPr>
-        <w:t xml:space="preserve"> a Power of Attorney</w:t>
-      </w:r>
-      <w:r>
-        <w:rPr>
-          <w:sz w:val="24"/>
-        </w:rPr>
-        <w:t xml:space="preserve"> that must be executed in order for us to </w:t>
-      </w:r>
-      <w:r>
-        <w:rPr>
-          <w:color w:val="000000"/>
-          <w:sz w:val="24"/>
-        </w:rPr>
-        <w:t>prosecute this application before the Patent Office</w:t>
-      </w:r>
-      <w:r>
-        <w:rPr>
-          <w:color w:val="000000"/>
-          <w:sz w:val="24"/>
-        </w:rPr>
-        <w:t xml:space="preserve">.  Please have </w:t>
-      </w:r>
-      <w:r>
-        <w:rPr>
-          <w:color w:val="000000"/>
-          <w:sz w:val="24"/>
-        </w:rPr>
-        <w:t>an officer of the company or a person empowered to sign on the company’s behalf</w:t>
-      </w:r>
-      <w:r>
-        <w:rPr>
-          <w:color w:val="000000"/>
-          <w:sz w:val="24"/>
-        </w:rPr>
-        <w:t xml:space="preserve"> review the signed assignment and sign the Power of Attorney.</w:t>
-      </w:r>
-    </w:p>
-    <w:p>
-      <w:pPr>
-        <w:rPr>
-          <w:sz w:val="24"/>
-        </w:rPr>
-      </w:pPr>
-    </w:p>
-    <w:p>
-      <w:pPr>
-        <w:rPr>
-          <w:sz w:val="24"/>
-        </w:rPr>
-      </w:pPr>
-      <w:r>
-        <w:rPr>
-          <w:sz w:val="24"/>
-        </w:rPr>
-        <w:t>Please return the</w:t>
-      </w:r>
-      <w:r>
-        <w:rPr>
-          <w:sz w:val="24"/>
-        </w:rPr>
-        <w:t xml:space="preserve"> executed document</w:t>
-      </w:r>
-      <w:r>
-        <w:rPr>
-          <w:sz w:val="24"/>
-        </w:rPr>
-        <w:t xml:space="preserve"> to my attention by</w:t>
-      </w:r>
-      <w:r>
-        <w:rPr>
-          <w:b/>
-          <w:bCs/>
-          <w:sz w:val="24"/>
-        </w:rPr>
-        <w:t xml:space="preserve"> </w:t>
-      </w:r>
-      <w:r>
-        <w:rPr>
-          <w:b/>
-          <w:bCs/>
-          <w:color w:val="000000"/>
-          <w:sz w:val="24"/>
-        </w:rPr>
-        <w:t>2025-03-19</w:t>
-      </w:r>
-      <w:r>
-        <w:rPr>
-          <w:sz w:val="24"/>
-        </w:rPr>
-        <w:t xml:space="preserve">.  If you have any questions regarding this matter, please contact </w:t>
-      </w:r>
-      <w:r>
-        <w:rPr>
-          <w:color w:val="000000"/>
-          <w:sz w:val="24"/>
-        </w:rPr>
-        <w:t>Attorney Test at 612-373-6900</w:t>
-      </w:r>
-      <w:r>
-        <w:rPr>
-          <w:sz w:val="24"/>
-        </w:rPr>
-        <w:t xml:space="preserve">.  </w:t>
-      </w:r>
-    </w:p>
-    <w:p>
-      <w:r>
-        <w:t xml:space="preserve">Reported By: </w:t>
-      </w:r>
-    </w:p>
-    <w:p/>
-    <w:p>
-      <w:r>
-        <w:t>Caitlin E. Puckett</w:t>
-      </w:r>
-    </w:p>
-    <w:p>
-      <w:r>
-        <w:t xml:space="preserve">Case Management Assistant </w:t>
-      </w:r>
-    </w:p>
-    <w:p/>
-    <w:p>
-      <w:r>
-        <w:t xml:space="preserve">Attachments </w:t>
-      </w:r>
-    </w:p>
-    <w:p>
-      <w:r>
-        <w:t xml:space="preserve">This electronic transmission contains information which is confidential and/or privileged. The information is intended for use only by the individual or entity named above. If you are not the intended recipient (or the employee or agent responsible for delivering this information to the intended recipient), you are hereby notified that any use, dissemination, distribution, or copying of this communication is prohibited. If you have received this information in error, please notify me immediately by telephone at 612-373-6900 or by electronic mail and delete all copies of the transmission. Thank you.      </w:t>
-      </w:r>
-    </w:p>
-    <w:p/>
-    <w:p>
-      <w:r>
-        <w:t xml:space="preserve">Schwegman Lundberg &amp; Woessner, P.A  </w:t>
-      </w:r>
-    </w:p>
-    <w:p>
-      <w:r>
-        <w:t xml:space="preserve">1600 TCF Tower, 121 South Eighth Street, Minneapolis, MN 55402  </w:t>
-      </w:r>
-    </w:p>
-    <w:p>
-      <w:r>
-        <w:t xml:space="preserve">Telephone: (612) 373-6900  </w:t>
-      </w:r>
-    </w:p>
-    <w:p>
-      <w:r>
-        <w:t xml:space="preserve">Fax: (612) 339-3061  </w:t>
-      </w:r>
-    </w:p>
-    <w:p>
-      <w:r>
-        <w:t>Web site: www.slwip.com</w:t>
-      </w:r>
     </w:p>
     <w:sectPr>
       <w:headerReference w:type="default" r:id="rId8"/>
-      <w:footerReference w:type="default" r:id="rId9"/>
-      <w:pgSz w:w="12240" w:h="15840" w:code="1"/>
-      <w:pgMar w:top="1872" w:right="1440" w:bottom="1440" w:left="1440" w:header="720" w:footer="720" w:gutter="0"/>
-      <w:paperSrc w:first="1" w:other="7"/>
+      <w:footerReference w:type="default" r:id="rId11"/>
+      <w:pgSz w:w="12240" w:h="15840"/>
+      <w:pgMar w:top="1260" w:right="980" w:bottom="280" w:left="980" w:header="720" w:footer="720" w:gutter="0"/>
       <w:cols w:space="720"/>
-      <w:docGrid w:linePitch="360"/>
     </w:sectPr>
   </w:body>
 </w:document>
+</file>
+
+<file path=word/customizations.xml><?xml version="1.0" encoding="utf-8"?>
+<wne:tcg xmlns:r="http://schemas.openxmlformats.org/officeDocument/2006/relationships" xmlns:wne="http://schemas.microsoft.com/office/word/2006/wordml">
+  <wne:toolbars>
+    <wne:toolbarData r:id="rId1"/>
+  </wne:toolbars>
+</wne:tcg>
 </file>
 
 <file path=word/endnotes.xml><?xml version="1.0" encoding="utf-8"?>
 <w:endnotes xmlns:wpc="http://schemas.microsoft.com/office/word/2010/wordprocessingCanvas" xmlns:cx="http://schemas.microsoft.com/office/drawing/2014/chartex" xmlns:cx1="http://schemas.microsoft.com/office/drawing/2015/9/8/chartex" xmlns:cx2="http://schemas.microsoft.com/office/drawing/2015/10/21/chartex" xmlns:cx3="http://schemas.microsoft.com/office/drawing/2016/5/9/chartex" xmlns:cx4="http://schemas.microsoft.com/office/drawing/2016/5/10/chartex" xmlns:cx5="http://schemas.microsoft.com/office/drawing/2016/5/11/chartex" xmlns:cx6="http://schemas.microsoft.com/office/drawing/2016/5/12/chartex" xmlns:cx7="http://schemas.microsoft.com/office/drawing/2016/5/13/chartex" xmlns:cx8="http://schemas.microsoft.com/office/drawing/2016/5/14/chartex" xmlns:mc="http://schemas.openxmlformats.org/markup-compatibility/2006" xmlns:aink="http://schemas.microsoft.com/office/drawing/2016/ink" xmlns:am3d="http://schemas.microsoft.com/office/drawing/2017/model3d" xmlns:o="urn:schemas-microsoft-com:office:office" xmlns:oel="http://schemas.microsoft.com/office/2019/extlst" xmlns:r="http://schemas.openxmlformats.org/officeDocument/2006/relationships" xmlns:m="http://schemas.openxmlformats.org/officeDocument/2006/math" xmlns:v="urn:schemas-microsoft-com:vml" xmlns:wp14="http://schemas.microsoft.com/office/word/2010/wordprocessingDrawing" xmlns:wp="http://schemas.openxmlformats.org/drawingml/2006/wordprocessingDrawing" xmlns:w10="urn:schemas-microsoft-com:office:word" xmlns:w="http://schemas.openxmlformats.org/wordprocessingml/2006/main" xmlns:w14="http://schemas.microsoft.com/office/word/2010/wordml" xmlns:w15="http://schemas.microsoft.com/office/word/2012/wordml" xmlns:w16cex="http://schemas.microsoft.com/office/word/2018/wordml/cex" xmlns:w16cid="http://schemas.microsoft.com/office/word/2016/wordml/cid" xmlns:w16="http://schemas.microsoft.com/office/word/2018/wordml" xmlns:w16sdtdh="http://schemas.microsoft.com/office/word/2020/wordml/sdtdatahash" xmlns:w16se="http://schemas.microsoft.com/office/word/2015/wordml/symex" xmlns:wpg="http://schemas.microsoft.com/office/word/2010/wordprocessingGroup" xmlns:wpi="http://schemas.microsoft.com/office/word/2010/wordprocessingInk" xmlns:wne="http://schemas.microsoft.com/office/word/2006/wordml" xmlns:wps="http://schemas.microsoft.com/office/word/2010/wordprocessingShape" mc:Ignorable="w14 w15 w16se w16cid w16 w16cex w16sdtdh wp14">
   <w:endnote w:type="separator" w:id="-1">
     <w:p>
+      <w:pPr>
+        <w:spacing w:after="0" w:line="240" w:lineRule="auto"/>
+      </w:pPr>
       <w:r>
         <w:separator/>
       </w:r>
@@ -437,6 +2098,9 @@
   </w:endnote>
   <w:endnote w:type="continuationSeparator" w:id="0">
     <w:p>
+      <w:pPr>
+        <w:spacing w:after="0" w:line="240" w:lineRule="auto"/>
+      </w:pPr>
       <w:r>
         <w:continuationSeparator/>
       </w:r>
@@ -459,6 +2123,9 @@
 <w:footnotes xmlns:wpc="http://schemas.microsoft.com/office/word/2010/wordprocessingCanvas" xmlns:cx="http://schemas.microsoft.com/office/drawing/2014/chartex" xmlns:cx1="http://schemas.microsoft.com/office/drawing/2015/9/8/chartex" xmlns:cx2="http://schemas.microsoft.com/office/drawing/2015/10/21/chartex" xmlns:cx3="http://schemas.microsoft.com/office/drawing/2016/5/9/chartex" xmlns:cx4="http://schemas.microsoft.com/office/drawing/2016/5/10/chartex" xmlns:cx5="http://schemas.microsoft.com/office/drawing/2016/5/11/chartex" xmlns:cx6="http://schemas.microsoft.com/office/drawing/2016/5/12/chartex" xmlns:cx7="http://schemas.microsoft.com/office/drawing/2016/5/13/chartex" xmlns:cx8="http://schemas.microsoft.com/office/drawing/2016/5/14/chartex" xmlns:mc="http://schemas.openxmlformats.org/markup-compatibility/2006" xmlns:aink="http://schemas.microsoft.com/office/drawing/2016/ink" xmlns:am3d="http://schemas.microsoft.com/office/drawing/2017/model3d" xmlns:o="urn:schemas-microsoft-com:office:office" xmlns:oel="http://schemas.microsoft.com/office/2019/extlst" xmlns:r="http://schemas.openxmlformats.org/officeDocument/2006/relationships" xmlns:m="http://schemas.openxmlformats.org/officeDocument/2006/math" xmlns:v="urn:schemas-microsoft-com:vml" xmlns:wp14="http://schemas.microsoft.com/office/word/2010/wordprocessingDrawing" xmlns:wp="http://schemas.openxmlformats.org/drawingml/2006/wordprocessingDrawing" xmlns:w10="urn:schemas-microsoft-com:office:word" xmlns:w="http://schemas.openxmlformats.org/wordprocessingml/2006/main" xmlns:w14="http://schemas.microsoft.com/office/word/2010/wordml" xmlns:w15="http://schemas.microsoft.com/office/word/2012/wordml" xmlns:w16cex="http://schemas.microsoft.com/office/word/2018/wordml/cex" xmlns:w16cid="http://schemas.microsoft.com/office/word/2016/wordml/cid" xmlns:w16="http://schemas.microsoft.com/office/word/2018/wordml" xmlns:w16sdtdh="http://schemas.microsoft.com/office/word/2020/wordml/sdtdatahash" xmlns:w16se="http://schemas.microsoft.com/office/word/2015/wordml/symex" xmlns:wpg="http://schemas.microsoft.com/office/word/2010/wordprocessingGroup" xmlns:wpi="http://schemas.microsoft.com/office/word/2010/wordprocessingInk" xmlns:wne="http://schemas.microsoft.com/office/word/2006/wordml" xmlns:wps="http://schemas.microsoft.com/office/word/2010/wordprocessingShape" mc:Ignorable="w14 w15 w16se w16cid w16 w16cex w16sdtdh wp14">
   <w:footnote w:type="separator" w:id="-1">
     <w:p>
+      <w:pPr>
+        <w:spacing w:after="0" w:line="240" w:lineRule="auto"/>
+      </w:pPr>
       <w:r>
         <w:separator/>
       </w:r>
@@ -466,6 +2133,9 @@
   </w:footnote>
   <w:footnote w:type="continuationSeparator" w:id="0">
     <w:p>
+      <w:pPr>
+        <w:spacing w:after="0" w:line="240" w:lineRule="auto"/>
+      </w:pPr>
       <w:r>
         <w:continuationSeparator/>
       </w:r>
@@ -475,7 +2145,370 @@
 </file>
 
 <file path=word/header1.xml><?xml version="1.0" encoding="utf-8"?>
-<w:hdr xmlns:m="http://schemas.openxmlformats.org/officeDocument/2006/math" xmlns:mc="http://schemas.openxmlformats.org/markup-compatibility/2006" xmlns:mo="http://schemas.microsoft.com/office/mac/office/2008/main" xmlns:mv="urn:schemas-microsoft-com:mac:vml" xmlns:o="urn:schemas-microsoft-com:office:office" xmlns:r="http://schemas.openxmlformats.org/officeDocument/2006/relationships" xmlns:v="urn:schemas-microsoft-com:vml" xmlns:w10="urn:schemas-microsoft-com:office:word" xmlns:w14="http://schemas.microsoft.com/office/word/2010/wordml" xmlns:w="http://schemas.openxmlformats.org/wordprocessingml/2006/main" xmlns:wne="http://schemas.microsoft.com/office/word/2006/wordml" xmlns:wp14="http://schemas.microsoft.com/office/word/2010/wordprocessingDrawing" xmlns:wp="http://schemas.openxmlformats.org/drawingml/2006/wordprocessingDrawing" xmlns:wpc="http://schemas.microsoft.com/office/word/2010/wordprocessingCanvas" xmlns:wpg="http://schemas.microsoft.com/office/word/2010/wordprocessingGroup" xmlns:wpi="http://schemas.microsoft.com/office/word/2010/wordprocessingInk" xmlns:wps="http://schemas.microsoft.com/office/word/2010/wordprocessingShape" mc:Ignorable="w14 wp14">
+<w:hdr xmlns:wpc="http://schemas.microsoft.com/office/word/2010/wordprocessingCanvas" xmlns:cx="http://schemas.microsoft.com/office/drawing/2014/chartex" xmlns:cx1="http://schemas.microsoft.com/office/drawing/2015/9/8/chartex" xmlns:cx2="http://schemas.microsoft.com/office/drawing/2015/10/21/chartex" xmlns:cx3="http://schemas.microsoft.com/office/drawing/2016/5/9/chartex" xmlns:cx4="http://schemas.microsoft.com/office/drawing/2016/5/10/chartex" xmlns:cx5="http://schemas.microsoft.com/office/drawing/2016/5/11/chartex" xmlns:cx6="http://schemas.microsoft.com/office/drawing/2016/5/12/chartex" xmlns:cx7="http://schemas.microsoft.com/office/drawing/2016/5/13/chartex" xmlns:cx8="http://schemas.microsoft.com/office/drawing/2016/5/14/chartex" xmlns:mc="http://schemas.openxmlformats.org/markup-compatibility/2006" xmlns:aink="http://schemas.microsoft.com/office/drawing/2016/ink" xmlns:am3d="http://schemas.microsoft.com/office/drawing/2017/model3d" xmlns:o="urn:schemas-microsoft-com:office:office" xmlns:oel="http://schemas.microsoft.com/office/2019/extlst" xmlns:r="http://schemas.openxmlformats.org/officeDocument/2006/relationships" xmlns:m="http://schemas.openxmlformats.org/officeDocument/2006/math" xmlns:v="urn:schemas-microsoft-com:vml" xmlns:wp14="http://schemas.microsoft.com/office/word/2010/wordprocessingDrawing" xmlns:wp="http://schemas.openxmlformats.org/drawingml/2006/wordprocessingDrawing" xmlns:w10="urn:schemas-microsoft-com:office:word" xmlns:w="http://schemas.openxmlformats.org/wordprocessingml/2006/main" xmlns:w14="http://schemas.microsoft.com/office/word/2010/wordml" xmlns:w15="http://schemas.microsoft.com/office/word/2012/wordml" xmlns:w16cex="http://schemas.microsoft.com/office/word/2018/wordml/cex" xmlns:w16cid="http://schemas.microsoft.com/office/word/2016/wordml/cid" xmlns:w16="http://schemas.microsoft.com/office/word/2018/wordml" xmlns:w16sdtdh="http://schemas.microsoft.com/office/word/2020/wordml/sdtdatahash" xmlns:w16se="http://schemas.microsoft.com/office/word/2015/wordml/symex" xmlns:wpg="http://schemas.microsoft.com/office/word/2010/wordprocessingGroup" xmlns:wpi="http://schemas.microsoft.com/office/word/2010/wordprocessingInk" xmlns:wne="http://schemas.microsoft.com/office/word/2006/wordml" xmlns:wps="http://schemas.microsoft.com/office/word/2010/wordprocessingShape" mc:Ignorable="w14 w15 w16se w16cid w16 w16cex w16sdtdh wp14">
+  <w:p>
+    <w:pPr>
+      <w:spacing w:before="70" w:after="0" w:line="240" w:lineRule="auto"/>
+      <w:ind w:left="204" w:right="-20"/>
+      <w:rPr>
+        <w:rFonts w:eastAsia="Arial" w:cs="Calibri"/>
+        <w:sz w:val="18"/>
+        <w:szCs w:val="18"/>
+      </w:rPr>
+    </w:pPr>
+    <w:r>
+      <w:rPr>
+        <w:rFonts w:eastAsia="Arial" w:cs="Calibri"/>
+        <w:bCs/>
+        <w:sz w:val="18"/>
+        <w:szCs w:val="18"/>
+      </w:rPr>
+      <w:t>Doc</w:t>
+    </w:r>
+    <w:r>
+      <w:rPr>
+        <w:rFonts w:eastAsia="Arial" w:cs="Calibri"/>
+        <w:bCs/>
+        <w:spacing w:val="-1"/>
+        <w:sz w:val="18"/>
+        <w:szCs w:val="18"/>
+      </w:rPr>
+      <w:t xml:space="preserve"> Code</w:t>
+    </w:r>
+    <w:r>
+      <w:rPr>
+        <w:rFonts w:eastAsia="Arial" w:cs="Calibri"/>
+        <w:bCs/>
+        <w:sz w:val="18"/>
+        <w:szCs w:val="18"/>
+      </w:rPr>
+      <w:t xml:space="preserve">: </w:t>
+    </w:r>
+    <w:r>
+      <w:rPr>
+        <w:rFonts w:eastAsia="Arial" w:cs="Calibri"/>
+        <w:bCs/>
+        <w:spacing w:val="-1"/>
+        <w:sz w:val="18"/>
+        <w:szCs w:val="18"/>
+      </w:rPr>
+      <w:t>T</w:t>
+    </w:r>
+    <w:r>
+      <w:rPr>
+        <w:rFonts w:eastAsia="Arial" w:cs="Calibri"/>
+        <w:bCs/>
+        <w:sz w:val="18"/>
+        <w:szCs w:val="18"/>
+      </w:rPr>
+      <w:t>R</w:t>
+    </w:r>
+    <w:r>
+      <w:rPr>
+        <w:rFonts w:eastAsia="Arial" w:cs="Calibri"/>
+        <w:bCs/>
+        <w:spacing w:val="-1"/>
+        <w:sz w:val="18"/>
+        <w:szCs w:val="18"/>
+      </w:rPr>
+      <w:t>AC</w:t>
+    </w:r>
+    <w:r>
+      <w:rPr>
+        <w:rFonts w:eastAsia="Arial" w:cs="Calibri"/>
+        <w:bCs/>
+        <w:sz w:val="18"/>
+        <w:szCs w:val="18"/>
+      </w:rPr>
+      <w:t>K</w:t>
+    </w:r>
+    <w:r>
+      <w:rPr>
+        <w:rFonts w:eastAsia="Arial" w:cs="Calibri"/>
+        <w:bCs/>
+        <w:spacing w:val="-1"/>
+        <w:sz w:val="18"/>
+        <w:szCs w:val="18"/>
+      </w:rPr>
+      <w:t>1.</w:t>
+    </w:r>
+    <w:r>
+      <w:rPr>
+        <w:rFonts w:eastAsia="Arial" w:cs="Calibri"/>
+        <w:bCs/>
+        <w:sz w:val="18"/>
+        <w:szCs w:val="18"/>
+      </w:rPr>
+      <w:t>REQ</w:t>
+    </w:r>
+  </w:p>
+  <w:p>
+    <w:pPr>
+      <w:spacing w:before="4" w:after="0" w:line="240" w:lineRule="auto"/>
+      <w:ind w:left="204" w:right="-70"/>
+      <w:rPr>
+        <w:rFonts w:eastAsia="Arial" w:cs="Calibri"/>
+        <w:sz w:val="20"/>
+        <w:szCs w:val="20"/>
+      </w:rPr>
+    </w:pPr>
+    <w:r>
+      <w:rPr>
+        <w:rFonts w:eastAsia="Arial" w:cs="Calibri"/>
+        <w:bCs/>
+        <w:sz w:val="18"/>
+        <w:szCs w:val="18"/>
+      </w:rPr>
+      <w:t>Docum</w:t>
+    </w:r>
+    <w:r>
+      <w:rPr>
+        <w:rFonts w:eastAsia="Arial" w:cs="Calibri"/>
+        <w:bCs/>
+        <w:spacing w:val="-1"/>
+        <w:sz w:val="18"/>
+        <w:szCs w:val="18"/>
+      </w:rPr>
+      <w:t>e</w:t>
+    </w:r>
+    <w:r>
+      <w:rPr>
+        <w:rFonts w:eastAsia="Arial" w:cs="Calibri"/>
+        <w:bCs/>
+        <w:sz w:val="18"/>
+        <w:szCs w:val="18"/>
+      </w:rPr>
+      <w:t>nt</w:t>
+    </w:r>
+    <w:r>
+      <w:rPr>
+        <w:rFonts w:eastAsia="Arial" w:cs="Calibri"/>
+        <w:bCs/>
+        <w:spacing w:val="-2"/>
+        <w:sz w:val="18"/>
+        <w:szCs w:val="18"/>
+      </w:rPr>
+      <w:t xml:space="preserve"> </w:t>
+    </w:r>
+    <w:r>
+      <w:rPr>
+        <w:rFonts w:eastAsia="Arial" w:cs="Calibri"/>
+        <w:bCs/>
+        <w:sz w:val="18"/>
+        <w:szCs w:val="18"/>
+      </w:rPr>
+      <w:t>Descripti</w:t>
+    </w:r>
+    <w:r>
+      <w:rPr>
+        <w:rFonts w:eastAsia="Arial" w:cs="Calibri"/>
+        <w:bCs/>
+        <w:spacing w:val="-1"/>
+        <w:sz w:val="18"/>
+        <w:szCs w:val="18"/>
+      </w:rPr>
+      <w:t>o</w:t>
+    </w:r>
+    <w:r>
+      <w:rPr>
+        <w:rFonts w:eastAsia="Arial" w:cs="Calibri"/>
+        <w:bCs/>
+        <w:spacing w:val="1"/>
+        <w:sz w:val="18"/>
+        <w:szCs w:val="18"/>
+      </w:rPr>
+      <w:t>n</w:t>
+    </w:r>
+    <w:r>
+      <w:rPr>
+        <w:rFonts w:eastAsia="Arial" w:cs="Calibri"/>
+        <w:sz w:val="18"/>
+        <w:szCs w:val="18"/>
+      </w:rPr>
+      <w:t>:</w:t>
+    </w:r>
+    <w:r>
+      <w:rPr>
+        <w:rFonts w:eastAsia="Arial" w:cs="Calibri"/>
+        <w:spacing w:val="-1"/>
+        <w:sz w:val="18"/>
+        <w:szCs w:val="18"/>
+      </w:rPr>
+      <w:t xml:space="preserve"> </w:t>
+    </w:r>
+    <w:r>
+      <w:rPr>
+        <w:rFonts w:eastAsia="Arial" w:cs="Calibri"/>
+        <w:bCs/>
+        <w:sz w:val="18"/>
+        <w:szCs w:val="18"/>
+      </w:rPr>
+      <w:t>Track</w:t>
+    </w:r>
+    <w:r>
+      <w:rPr>
+        <w:rFonts w:eastAsia="Arial" w:cs="Calibri"/>
+        <w:bCs/>
+        <w:spacing w:val="-1"/>
+        <w:sz w:val="18"/>
+        <w:szCs w:val="18"/>
+      </w:rPr>
+      <w:t>O</w:t>
+    </w:r>
+    <w:r>
+      <w:rPr>
+        <w:rFonts w:eastAsia="Arial" w:cs="Calibri"/>
+        <w:bCs/>
+        <w:sz w:val="18"/>
+        <w:szCs w:val="18"/>
+      </w:rPr>
+      <w:t>ne R</w:t>
+    </w:r>
+    <w:r>
+      <w:rPr>
+        <w:rFonts w:eastAsia="Arial" w:cs="Calibri"/>
+        <w:bCs/>
+        <w:spacing w:val="-1"/>
+        <w:sz w:val="18"/>
+        <w:szCs w:val="18"/>
+      </w:rPr>
+      <w:t>e</w:t>
+    </w:r>
+    <w:r>
+      <w:rPr>
+        <w:rFonts w:eastAsia="Arial" w:cs="Calibri"/>
+        <w:bCs/>
+        <w:sz w:val="18"/>
+        <w:szCs w:val="18"/>
+      </w:rPr>
+      <w:t>que</w:t>
+    </w:r>
+    <w:r>
+      <w:rPr>
+        <w:rFonts w:eastAsia="Arial" w:cs="Calibri"/>
+        <w:bCs/>
+        <w:spacing w:val="-1"/>
+        <w:sz w:val="18"/>
+        <w:szCs w:val="18"/>
+      </w:rPr>
+      <w:t>s</w:t>
+    </w:r>
+    <w:r>
+      <w:rPr>
+        <w:rFonts w:eastAsia="Arial" w:cs="Calibri"/>
+        <w:bCs/>
+        <w:sz w:val="18"/>
+        <w:szCs w:val="18"/>
+      </w:rPr>
+      <w:t>t</w:t>
+    </w:r>
+    <w:r>
+      <w:rPr>
+        <w:rFonts w:eastAsia="Arial" w:cs="Calibri"/>
+        <w:sz w:val="18"/>
+        <w:szCs w:val="18"/>
+      </w:rPr>
+      <w:tab/>
+    </w:r>
+    <w:r>
+      <w:rPr>
+        <w:rFonts w:eastAsia="Arial" w:cs="Calibri"/>
+        <w:sz w:val="18"/>
+        <w:szCs w:val="18"/>
+      </w:rPr>
+      <w:tab/>
+    </w:r>
+    <w:r>
+      <w:rPr>
+        <w:rFonts w:eastAsia="Arial" w:cs="Calibri"/>
+        <w:sz w:val="18"/>
+        <w:szCs w:val="18"/>
+      </w:rPr>
+      <w:tab/>
+    </w:r>
+    <w:r>
+      <w:rPr>
+        <w:rFonts w:eastAsia="Arial" w:cs="Calibri"/>
+        <w:sz w:val="18"/>
+        <w:szCs w:val="18"/>
+      </w:rPr>
+      <w:tab/>
+    </w:r>
+    <w:r>
+      <w:rPr>
+        <w:rFonts w:eastAsia="Arial" w:cs="Calibri"/>
+        <w:sz w:val="18"/>
+        <w:szCs w:val="18"/>
+      </w:rPr>
+      <w:tab/>
+      <w:t xml:space="preserve">                     </w:t>
+    </w:r>
+    <w:r>
+      <w:rPr>
+        <w:rFonts w:eastAsia="Arial" w:cs="Calibri"/>
+        <w:sz w:val="18"/>
+        <w:szCs w:val="18"/>
+      </w:rPr>
+      <w:t xml:space="preserve">                 </w:t>
+    </w:r>
+    <w:r>
+      <w:rPr>
+        <w:rFonts w:eastAsia="Arial" w:cs="Calibri"/>
+        <w:sz w:val="18"/>
+        <w:szCs w:val="18"/>
+      </w:rPr>
+      <w:t>Modified</w:t>
+    </w:r>
+    <w:r>
+      <w:rPr>
+        <w:rFonts w:eastAsia="Arial" w:cs="Calibri"/>
+        <w:sz w:val="18"/>
+        <w:szCs w:val="18"/>
+      </w:rPr>
+      <w:t xml:space="preserve"> PTO/AIA</w:t>
+    </w:r>
+    <w:r>
+      <w:rPr>
+        <w:rFonts w:eastAsia="Arial" w:cs="Calibri"/>
+        <w:sz w:val="18"/>
+        <w:szCs w:val="18"/>
+      </w:rPr>
+      <w:t>/424</w:t>
+    </w:r>
+    <w:r>
+      <w:rPr>
+        <w:rFonts w:eastAsia="Arial" w:cs="Calibri"/>
+        <w:spacing w:val="-1"/>
+        <w:sz w:val="18"/>
+        <w:szCs w:val="18"/>
+      </w:rPr>
+      <w:t xml:space="preserve"> </w:t>
+    </w:r>
+    <w:r>
+      <w:rPr>
+        <w:rFonts w:eastAsia="Arial" w:cs="Calibri"/>
+        <w:sz w:val="18"/>
+        <w:szCs w:val="18"/>
+      </w:rPr>
+      <w:t>(04</w:t>
+    </w:r>
+    <w:r>
+      <w:rPr>
+        <w:rFonts w:eastAsia="Arial" w:cs="Calibri"/>
+        <w:sz w:val="18"/>
+        <w:szCs w:val="18"/>
+      </w:rPr>
+      <w:t>-14</w:t>
+    </w:r>
+    <w:r>
+      <w:rPr>
+        <w:rFonts w:eastAsia="Arial" w:cs="Calibri"/>
+        <w:sz w:val="18"/>
+        <w:szCs w:val="18"/>
+      </w:rPr>
+      <w:t>)</w:t>
+    </w:r>
+  </w:p>
   <w:p>
     <w:pPr>
       <w:pStyle w:val="Header"/>
@@ -484,35 +2517,765 @@
 </w:hdr>
 </file>
 
+<file path=word/numbering.xml><?xml version="1.0" encoding="utf-8"?>
+<w:numbering xmlns:wpc="http://schemas.microsoft.com/office/word/2010/wordprocessingCanvas" xmlns:cx="http://schemas.microsoft.com/office/drawing/2014/chartex" xmlns:cx1="http://schemas.microsoft.com/office/drawing/2015/9/8/chartex" xmlns:cx2="http://schemas.microsoft.com/office/drawing/2015/10/21/chartex" xmlns:cx3="http://schemas.microsoft.com/office/drawing/2016/5/9/chartex" xmlns:cx4="http://schemas.microsoft.com/office/drawing/2016/5/10/chartex" xmlns:cx5="http://schemas.microsoft.com/office/drawing/2016/5/11/chartex" xmlns:cx6="http://schemas.microsoft.com/office/drawing/2016/5/12/chartex" xmlns:cx7="http://schemas.microsoft.com/office/drawing/2016/5/13/chartex" xmlns:cx8="http://schemas.microsoft.com/office/drawing/2016/5/14/chartex" xmlns:mc="http://schemas.openxmlformats.org/markup-compatibility/2006" xmlns:aink="http://schemas.microsoft.com/office/drawing/2016/ink" xmlns:am3d="http://schemas.microsoft.com/office/drawing/2017/model3d" xmlns:o="urn:schemas-microsoft-com:office:office" xmlns:oel="http://schemas.microsoft.com/office/2019/extlst" xmlns:r="http://schemas.openxmlformats.org/officeDocument/2006/relationships" xmlns:m="http://schemas.openxmlformats.org/officeDocument/2006/math" xmlns:v="urn:schemas-microsoft-com:vml" xmlns:wp14="http://schemas.microsoft.com/office/word/2010/wordprocessingDrawing" xmlns:wp="http://schemas.openxmlformats.org/drawingml/2006/wordprocessingDrawing" xmlns:w10="urn:schemas-microsoft-com:office:word" xmlns:w="http://schemas.openxmlformats.org/wordprocessingml/2006/main" xmlns:w14="http://schemas.microsoft.com/office/word/2010/wordml" xmlns:w15="http://schemas.microsoft.com/office/word/2012/wordml" xmlns:w16cex="http://schemas.microsoft.com/office/word/2018/wordml/cex" xmlns:w16cid="http://schemas.microsoft.com/office/word/2016/wordml/cid" xmlns:w16="http://schemas.microsoft.com/office/word/2018/wordml" xmlns:w16sdtdh="http://schemas.microsoft.com/office/word/2020/wordml/sdtdatahash" xmlns:w16se="http://schemas.microsoft.com/office/word/2015/wordml/symex" xmlns:wpg="http://schemas.microsoft.com/office/word/2010/wordprocessingGroup" xmlns:wpi="http://schemas.microsoft.com/office/word/2010/wordprocessingInk" xmlns:wne="http://schemas.microsoft.com/office/word/2006/wordml" xmlns:wps="http://schemas.microsoft.com/office/word/2010/wordprocessingShape" mc:Ignorable="w14 w15 w16se w16cid w16 w16cex w16sdtdh wp14">
+  <w:abstractNum w:abstractNumId="0" w15:restartNumberingAfterBreak="0">
+    <w:nsid w:val="01460E9D"/>
+    <w:multiLevelType w:val="hybridMultilevel"/>
+    <w:tmpl w:val="5E4AA726"/>
+    <w:lvl w:ilvl="0" w:tplc="0409001B">
+      <w:start w:val="1"/>
+      <w:numFmt w:val="lowerRoman"/>
+      <w:lvlText w:val="%1."/>
+      <w:lvlJc w:val="right"/>
+      <w:pPr>
+        <w:ind w:left="1440" w:hanging="360"/>
+      </w:pPr>
+    </w:lvl>
+    <w:lvl w:ilvl="1" w:tplc="04090019" w:tentative="1">
+      <w:start w:val="1"/>
+      <w:numFmt w:val="lowerLetter"/>
+      <w:lvlText w:val="%2."/>
+      <w:lvlJc w:val="left"/>
+      <w:pPr>
+        <w:ind w:left="2160" w:hanging="360"/>
+      </w:pPr>
+    </w:lvl>
+    <w:lvl w:ilvl="2" w:tplc="0409001B" w:tentative="1">
+      <w:start w:val="1"/>
+      <w:numFmt w:val="lowerRoman"/>
+      <w:lvlText w:val="%3."/>
+      <w:lvlJc w:val="right"/>
+      <w:pPr>
+        <w:ind w:left="2880" w:hanging="180"/>
+      </w:pPr>
+    </w:lvl>
+    <w:lvl w:ilvl="3" w:tplc="0409000F" w:tentative="1">
+      <w:start w:val="1"/>
+      <w:numFmt w:val="decimal"/>
+      <w:lvlText w:val="%4."/>
+      <w:lvlJc w:val="left"/>
+      <w:pPr>
+        <w:ind w:left="3600" w:hanging="360"/>
+      </w:pPr>
+    </w:lvl>
+    <w:lvl w:ilvl="4" w:tplc="04090019" w:tentative="1">
+      <w:start w:val="1"/>
+      <w:numFmt w:val="lowerLetter"/>
+      <w:lvlText w:val="%5."/>
+      <w:lvlJc w:val="left"/>
+      <w:pPr>
+        <w:ind w:left="4320" w:hanging="360"/>
+      </w:pPr>
+    </w:lvl>
+    <w:lvl w:ilvl="5" w:tplc="0409001B" w:tentative="1">
+      <w:start w:val="1"/>
+      <w:numFmt w:val="lowerRoman"/>
+      <w:lvlText w:val="%6."/>
+      <w:lvlJc w:val="right"/>
+      <w:pPr>
+        <w:ind w:left="5040" w:hanging="180"/>
+      </w:pPr>
+    </w:lvl>
+    <w:lvl w:ilvl="6" w:tplc="0409000F" w:tentative="1">
+      <w:start w:val="1"/>
+      <w:numFmt w:val="decimal"/>
+      <w:lvlText w:val="%7."/>
+      <w:lvlJc w:val="left"/>
+      <w:pPr>
+        <w:ind w:left="5760" w:hanging="360"/>
+      </w:pPr>
+    </w:lvl>
+    <w:lvl w:ilvl="7" w:tplc="04090019" w:tentative="1">
+      <w:start w:val="1"/>
+      <w:numFmt w:val="lowerLetter"/>
+      <w:lvlText w:val="%8."/>
+      <w:lvlJc w:val="left"/>
+      <w:pPr>
+        <w:ind w:left="6480" w:hanging="360"/>
+      </w:pPr>
+    </w:lvl>
+    <w:lvl w:ilvl="8" w:tplc="0409001B" w:tentative="1">
+      <w:start w:val="1"/>
+      <w:numFmt w:val="lowerRoman"/>
+      <w:lvlText w:val="%9."/>
+      <w:lvlJc w:val="right"/>
+      <w:pPr>
+        <w:ind w:left="7200" w:hanging="180"/>
+      </w:pPr>
+    </w:lvl>
+  </w:abstractNum>
+  <w:abstractNum w:abstractNumId="1" w15:restartNumberingAfterBreak="0">
+    <w:nsid w:val="1B7B6952"/>
+    <w:multiLevelType w:val="hybridMultilevel"/>
+    <w:tmpl w:val="59989C44"/>
+    <w:lvl w:ilvl="0" w:tplc="0409001B">
+      <w:start w:val="1"/>
+      <w:numFmt w:val="lowerRoman"/>
+      <w:lvlText w:val="%1."/>
+      <w:lvlJc w:val="right"/>
+      <w:pPr>
+        <w:ind w:left="720" w:hanging="360"/>
+      </w:pPr>
+    </w:lvl>
+    <w:lvl w:ilvl="1" w:tplc="04090019" w:tentative="1">
+      <w:start w:val="1"/>
+      <w:numFmt w:val="lowerLetter"/>
+      <w:lvlText w:val="%2."/>
+      <w:lvlJc w:val="left"/>
+      <w:pPr>
+        <w:ind w:left="1440" w:hanging="360"/>
+      </w:pPr>
+    </w:lvl>
+    <w:lvl w:ilvl="2" w:tplc="0409001B" w:tentative="1">
+      <w:start w:val="1"/>
+      <w:numFmt w:val="lowerRoman"/>
+      <w:lvlText w:val="%3."/>
+      <w:lvlJc w:val="right"/>
+      <w:pPr>
+        <w:ind w:left="2160" w:hanging="180"/>
+      </w:pPr>
+    </w:lvl>
+    <w:lvl w:ilvl="3" w:tplc="0409000F" w:tentative="1">
+      <w:start w:val="1"/>
+      <w:numFmt w:val="decimal"/>
+      <w:lvlText w:val="%4."/>
+      <w:lvlJc w:val="left"/>
+      <w:pPr>
+        <w:ind w:left="2880" w:hanging="360"/>
+      </w:pPr>
+    </w:lvl>
+    <w:lvl w:ilvl="4" w:tplc="04090019" w:tentative="1">
+      <w:start w:val="1"/>
+      <w:numFmt w:val="lowerLetter"/>
+      <w:lvlText w:val="%5."/>
+      <w:lvlJc w:val="left"/>
+      <w:pPr>
+        <w:ind w:left="3600" w:hanging="360"/>
+      </w:pPr>
+    </w:lvl>
+    <w:lvl w:ilvl="5" w:tplc="0409001B" w:tentative="1">
+      <w:start w:val="1"/>
+      <w:numFmt w:val="lowerRoman"/>
+      <w:lvlText w:val="%6."/>
+      <w:lvlJc w:val="right"/>
+      <w:pPr>
+        <w:ind w:left="4320" w:hanging="180"/>
+      </w:pPr>
+    </w:lvl>
+    <w:lvl w:ilvl="6" w:tplc="0409000F" w:tentative="1">
+      <w:start w:val="1"/>
+      <w:numFmt w:val="decimal"/>
+      <w:lvlText w:val="%7."/>
+      <w:lvlJc w:val="left"/>
+      <w:pPr>
+        <w:ind w:left="5040" w:hanging="360"/>
+      </w:pPr>
+    </w:lvl>
+    <w:lvl w:ilvl="7" w:tplc="04090019" w:tentative="1">
+      <w:start w:val="1"/>
+      <w:numFmt w:val="lowerLetter"/>
+      <w:lvlText w:val="%8."/>
+      <w:lvlJc w:val="left"/>
+      <w:pPr>
+        <w:ind w:left="5760" w:hanging="360"/>
+      </w:pPr>
+    </w:lvl>
+    <w:lvl w:ilvl="8" w:tplc="0409001B" w:tentative="1">
+      <w:start w:val="1"/>
+      <w:numFmt w:val="lowerRoman"/>
+      <w:lvlText w:val="%9."/>
+      <w:lvlJc w:val="right"/>
+      <w:pPr>
+        <w:ind w:left="6480" w:hanging="180"/>
+      </w:pPr>
+    </w:lvl>
+  </w:abstractNum>
+  <w:abstractNum w:abstractNumId="2" w15:restartNumberingAfterBreak="0">
+    <w:nsid w:val="1F110672"/>
+    <w:multiLevelType w:val="hybridMultilevel"/>
+    <w:tmpl w:val="E51638E8"/>
+    <w:lvl w:ilvl="0" w:tplc="04090013">
+      <w:start w:val="1"/>
+      <w:numFmt w:val="upperRoman"/>
+      <w:lvlText w:val="%1."/>
+      <w:lvlJc w:val="right"/>
+      <w:pPr>
+        <w:ind w:left="1080" w:hanging="360"/>
+      </w:pPr>
+    </w:lvl>
+    <w:lvl w:ilvl="1" w:tplc="04090019" w:tentative="1">
+      <w:start w:val="1"/>
+      <w:numFmt w:val="lowerLetter"/>
+      <w:lvlText w:val="%2."/>
+      <w:lvlJc w:val="left"/>
+      <w:pPr>
+        <w:ind w:left="1800" w:hanging="360"/>
+      </w:pPr>
+    </w:lvl>
+    <w:lvl w:ilvl="2" w:tplc="0409001B" w:tentative="1">
+      <w:start w:val="1"/>
+      <w:numFmt w:val="lowerRoman"/>
+      <w:lvlText w:val="%3."/>
+      <w:lvlJc w:val="right"/>
+      <w:pPr>
+        <w:ind w:left="2520" w:hanging="180"/>
+      </w:pPr>
+    </w:lvl>
+    <w:lvl w:ilvl="3" w:tplc="0409000F" w:tentative="1">
+      <w:start w:val="1"/>
+      <w:numFmt w:val="decimal"/>
+      <w:lvlText w:val="%4."/>
+      <w:lvlJc w:val="left"/>
+      <w:pPr>
+        <w:ind w:left="3240" w:hanging="360"/>
+      </w:pPr>
+    </w:lvl>
+    <w:lvl w:ilvl="4" w:tplc="04090019" w:tentative="1">
+      <w:start w:val="1"/>
+      <w:numFmt w:val="lowerLetter"/>
+      <w:lvlText w:val="%5."/>
+      <w:lvlJc w:val="left"/>
+      <w:pPr>
+        <w:ind w:left="3960" w:hanging="360"/>
+      </w:pPr>
+    </w:lvl>
+    <w:lvl w:ilvl="5" w:tplc="0409001B" w:tentative="1">
+      <w:start w:val="1"/>
+      <w:numFmt w:val="lowerRoman"/>
+      <w:lvlText w:val="%6."/>
+      <w:lvlJc w:val="right"/>
+      <w:pPr>
+        <w:ind w:left="4680" w:hanging="180"/>
+      </w:pPr>
+    </w:lvl>
+    <w:lvl w:ilvl="6" w:tplc="0409000F" w:tentative="1">
+      <w:start w:val="1"/>
+      <w:numFmt w:val="decimal"/>
+      <w:lvlText w:val="%7."/>
+      <w:lvlJc w:val="left"/>
+      <w:pPr>
+        <w:ind w:left="5400" w:hanging="360"/>
+      </w:pPr>
+    </w:lvl>
+    <w:lvl w:ilvl="7" w:tplc="04090019" w:tentative="1">
+      <w:start w:val="1"/>
+      <w:numFmt w:val="lowerLetter"/>
+      <w:lvlText w:val="%8."/>
+      <w:lvlJc w:val="left"/>
+      <w:pPr>
+        <w:ind w:left="6120" w:hanging="360"/>
+      </w:pPr>
+    </w:lvl>
+    <w:lvl w:ilvl="8" w:tplc="0409001B" w:tentative="1">
+      <w:start w:val="1"/>
+      <w:numFmt w:val="lowerRoman"/>
+      <w:lvlText w:val="%9."/>
+      <w:lvlJc w:val="right"/>
+      <w:pPr>
+        <w:ind w:left="6840" w:hanging="180"/>
+      </w:pPr>
+    </w:lvl>
+  </w:abstractNum>
+  <w:abstractNum w:abstractNumId="3" w15:restartNumberingAfterBreak="0">
+    <w:nsid w:val="24F74A7C"/>
+    <w:multiLevelType w:val="hybridMultilevel"/>
+    <w:tmpl w:val="8064FB3E"/>
+    <w:lvl w:ilvl="0" w:tplc="0409000F">
+      <w:start w:val="1"/>
+      <w:numFmt w:val="decimal"/>
+      <w:lvlText w:val="%1."/>
+      <w:lvlJc w:val="left"/>
+      <w:pPr>
+        <w:ind w:left="720" w:hanging="360"/>
+      </w:pPr>
+    </w:lvl>
+    <w:lvl w:ilvl="1" w:tplc="04090019" w:tentative="1">
+      <w:start w:val="1"/>
+      <w:numFmt w:val="lowerLetter"/>
+      <w:lvlText w:val="%2."/>
+      <w:lvlJc w:val="left"/>
+      <w:pPr>
+        <w:ind w:left="1440" w:hanging="360"/>
+      </w:pPr>
+    </w:lvl>
+    <w:lvl w:ilvl="2" w:tplc="0409001B" w:tentative="1">
+      <w:start w:val="1"/>
+      <w:numFmt w:val="lowerRoman"/>
+      <w:lvlText w:val="%3."/>
+      <w:lvlJc w:val="right"/>
+      <w:pPr>
+        <w:ind w:left="2160" w:hanging="180"/>
+      </w:pPr>
+    </w:lvl>
+    <w:lvl w:ilvl="3" w:tplc="0409000F" w:tentative="1">
+      <w:start w:val="1"/>
+      <w:numFmt w:val="decimal"/>
+      <w:lvlText w:val="%4."/>
+      <w:lvlJc w:val="left"/>
+      <w:pPr>
+        <w:ind w:left="2880" w:hanging="360"/>
+      </w:pPr>
+    </w:lvl>
+    <w:lvl w:ilvl="4" w:tplc="04090019" w:tentative="1">
+      <w:start w:val="1"/>
+      <w:numFmt w:val="lowerLetter"/>
+      <w:lvlText w:val="%5."/>
+      <w:lvlJc w:val="left"/>
+      <w:pPr>
+        <w:ind w:left="3600" w:hanging="360"/>
+      </w:pPr>
+    </w:lvl>
+    <w:lvl w:ilvl="5" w:tplc="0409001B" w:tentative="1">
+      <w:start w:val="1"/>
+      <w:numFmt w:val="lowerRoman"/>
+      <w:lvlText w:val="%6."/>
+      <w:lvlJc w:val="right"/>
+      <w:pPr>
+        <w:ind w:left="4320" w:hanging="180"/>
+      </w:pPr>
+    </w:lvl>
+    <w:lvl w:ilvl="6" w:tplc="0409000F" w:tentative="1">
+      <w:start w:val="1"/>
+      <w:numFmt w:val="decimal"/>
+      <w:lvlText w:val="%7."/>
+      <w:lvlJc w:val="left"/>
+      <w:pPr>
+        <w:ind w:left="5040" w:hanging="360"/>
+      </w:pPr>
+    </w:lvl>
+    <w:lvl w:ilvl="7" w:tplc="04090019" w:tentative="1">
+      <w:start w:val="1"/>
+      <w:numFmt w:val="lowerLetter"/>
+      <w:lvlText w:val="%8."/>
+      <w:lvlJc w:val="left"/>
+      <w:pPr>
+        <w:ind w:left="5760" w:hanging="360"/>
+      </w:pPr>
+    </w:lvl>
+    <w:lvl w:ilvl="8" w:tplc="0409001B" w:tentative="1">
+      <w:start w:val="1"/>
+      <w:numFmt w:val="lowerRoman"/>
+      <w:lvlText w:val="%9."/>
+      <w:lvlJc w:val="right"/>
+      <w:pPr>
+        <w:ind w:left="6480" w:hanging="180"/>
+      </w:pPr>
+    </w:lvl>
+  </w:abstractNum>
+  <w:abstractNum w:abstractNumId="4" w15:restartNumberingAfterBreak="0">
+    <w:nsid w:val="4CC866AA"/>
+    <w:multiLevelType w:val="hybridMultilevel"/>
+    <w:tmpl w:val="F0D60B10"/>
+    <w:lvl w:ilvl="0" w:tplc="CAB04EEE">
+      <w:start w:val="1"/>
+      <w:numFmt w:val="decimal"/>
+      <w:lvlText w:val="%1."/>
+      <w:lvlJc w:val="left"/>
+      <w:pPr>
+        <w:ind w:left="720" w:hanging="360"/>
+      </w:pPr>
+      <w:rPr>
+        <w:rFonts w:hint="default"/>
+        <w:b w:val="0"/>
+      </w:rPr>
+    </w:lvl>
+    <w:lvl w:ilvl="1" w:tplc="04090019" w:tentative="1">
+      <w:start w:val="1"/>
+      <w:numFmt w:val="lowerLetter"/>
+      <w:lvlText w:val="%2."/>
+      <w:lvlJc w:val="left"/>
+      <w:pPr>
+        <w:ind w:left="1440" w:hanging="360"/>
+      </w:pPr>
+    </w:lvl>
+    <w:lvl w:ilvl="2" w:tplc="0409001B" w:tentative="1">
+      <w:start w:val="1"/>
+      <w:numFmt w:val="lowerRoman"/>
+      <w:lvlText w:val="%3."/>
+      <w:lvlJc w:val="right"/>
+      <w:pPr>
+        <w:ind w:left="2160" w:hanging="180"/>
+      </w:pPr>
+    </w:lvl>
+    <w:lvl w:ilvl="3" w:tplc="0409000F" w:tentative="1">
+      <w:start w:val="1"/>
+      <w:numFmt w:val="decimal"/>
+      <w:lvlText w:val="%4."/>
+      <w:lvlJc w:val="left"/>
+      <w:pPr>
+        <w:ind w:left="2880" w:hanging="360"/>
+      </w:pPr>
+    </w:lvl>
+    <w:lvl w:ilvl="4" w:tplc="04090019" w:tentative="1">
+      <w:start w:val="1"/>
+      <w:numFmt w:val="lowerLetter"/>
+      <w:lvlText w:val="%5."/>
+      <w:lvlJc w:val="left"/>
+      <w:pPr>
+        <w:ind w:left="3600" w:hanging="360"/>
+      </w:pPr>
+    </w:lvl>
+    <w:lvl w:ilvl="5" w:tplc="0409001B" w:tentative="1">
+      <w:start w:val="1"/>
+      <w:numFmt w:val="lowerRoman"/>
+      <w:lvlText w:val="%6."/>
+      <w:lvlJc w:val="right"/>
+      <w:pPr>
+        <w:ind w:left="4320" w:hanging="180"/>
+      </w:pPr>
+    </w:lvl>
+    <w:lvl w:ilvl="6" w:tplc="0409000F" w:tentative="1">
+      <w:start w:val="1"/>
+      <w:numFmt w:val="decimal"/>
+      <w:lvlText w:val="%7."/>
+      <w:lvlJc w:val="left"/>
+      <w:pPr>
+        <w:ind w:left="5040" w:hanging="360"/>
+      </w:pPr>
+    </w:lvl>
+    <w:lvl w:ilvl="7" w:tplc="04090019" w:tentative="1">
+      <w:start w:val="1"/>
+      <w:numFmt w:val="lowerLetter"/>
+      <w:lvlText w:val="%8."/>
+      <w:lvlJc w:val="left"/>
+      <w:pPr>
+        <w:ind w:left="5760" w:hanging="360"/>
+      </w:pPr>
+    </w:lvl>
+    <w:lvl w:ilvl="8" w:tplc="0409001B" w:tentative="1">
+      <w:start w:val="1"/>
+      <w:numFmt w:val="lowerRoman"/>
+      <w:lvlText w:val="%9."/>
+      <w:lvlJc w:val="right"/>
+      <w:pPr>
+        <w:ind w:left="6480" w:hanging="180"/>
+      </w:pPr>
+    </w:lvl>
+  </w:abstractNum>
+  <w:abstractNum w:abstractNumId="5" w15:restartNumberingAfterBreak="0">
+    <w:nsid w:val="73973E53"/>
+    <w:multiLevelType w:val="hybridMultilevel"/>
+    <w:tmpl w:val="8118019C"/>
+    <w:lvl w:ilvl="0" w:tplc="0409001B">
+      <w:start w:val="1"/>
+      <w:numFmt w:val="lowerRoman"/>
+      <w:lvlText w:val="%1."/>
+      <w:lvlJc w:val="right"/>
+      <w:pPr>
+        <w:ind w:left="1092" w:hanging="360"/>
+      </w:pPr>
+    </w:lvl>
+    <w:lvl w:ilvl="1" w:tplc="04090019" w:tentative="1">
+      <w:start w:val="1"/>
+      <w:numFmt w:val="lowerLetter"/>
+      <w:lvlText w:val="%2."/>
+      <w:lvlJc w:val="left"/>
+      <w:pPr>
+        <w:ind w:left="1812" w:hanging="360"/>
+      </w:pPr>
+    </w:lvl>
+    <w:lvl w:ilvl="2" w:tplc="0409001B" w:tentative="1">
+      <w:start w:val="1"/>
+      <w:numFmt w:val="lowerRoman"/>
+      <w:lvlText w:val="%3."/>
+      <w:lvlJc w:val="right"/>
+      <w:pPr>
+        <w:ind w:left="2532" w:hanging="180"/>
+      </w:pPr>
+    </w:lvl>
+    <w:lvl w:ilvl="3" w:tplc="0409000F" w:tentative="1">
+      <w:start w:val="1"/>
+      <w:numFmt w:val="decimal"/>
+      <w:lvlText w:val="%4."/>
+      <w:lvlJc w:val="left"/>
+      <w:pPr>
+        <w:ind w:left="3252" w:hanging="360"/>
+      </w:pPr>
+    </w:lvl>
+    <w:lvl w:ilvl="4" w:tplc="04090019" w:tentative="1">
+      <w:start w:val="1"/>
+      <w:numFmt w:val="lowerLetter"/>
+      <w:lvlText w:val="%5."/>
+      <w:lvlJc w:val="left"/>
+      <w:pPr>
+        <w:ind w:left="3972" w:hanging="360"/>
+      </w:pPr>
+    </w:lvl>
+    <w:lvl w:ilvl="5" w:tplc="0409001B" w:tentative="1">
+      <w:start w:val="1"/>
+      <w:numFmt w:val="lowerRoman"/>
+      <w:lvlText w:val="%6."/>
+      <w:lvlJc w:val="right"/>
+      <w:pPr>
+        <w:ind w:left="4692" w:hanging="180"/>
+      </w:pPr>
+    </w:lvl>
+    <w:lvl w:ilvl="6" w:tplc="0409000F" w:tentative="1">
+      <w:start w:val="1"/>
+      <w:numFmt w:val="decimal"/>
+      <w:lvlText w:val="%7."/>
+      <w:lvlJc w:val="left"/>
+      <w:pPr>
+        <w:ind w:left="5412" w:hanging="360"/>
+      </w:pPr>
+    </w:lvl>
+    <w:lvl w:ilvl="7" w:tplc="04090019" w:tentative="1">
+      <w:start w:val="1"/>
+      <w:numFmt w:val="lowerLetter"/>
+      <w:lvlText w:val="%8."/>
+      <w:lvlJc w:val="left"/>
+      <w:pPr>
+        <w:ind w:left="6132" w:hanging="360"/>
+      </w:pPr>
+    </w:lvl>
+    <w:lvl w:ilvl="8" w:tplc="0409001B" w:tentative="1">
+      <w:start w:val="1"/>
+      <w:numFmt w:val="lowerRoman"/>
+      <w:lvlText w:val="%9."/>
+      <w:lvlJc w:val="right"/>
+      <w:pPr>
+        <w:ind w:left="6852" w:hanging="180"/>
+      </w:pPr>
+    </w:lvl>
+  </w:abstractNum>
+  <w:abstractNum w:abstractNumId="6" w15:restartNumberingAfterBreak="0">
+    <w:nsid w:val="77A83CA8"/>
+    <w:multiLevelType w:val="hybridMultilevel"/>
+    <w:tmpl w:val="0B203494"/>
+    <w:lvl w:ilvl="0" w:tplc="8594DE92">
+      <w:start w:val="3"/>
+      <w:numFmt w:val="decimal"/>
+      <w:lvlText w:val="%1."/>
+      <w:lvlJc w:val="left"/>
+      <w:pPr>
+        <w:ind w:left="720" w:hanging="360"/>
+      </w:pPr>
+      <w:rPr>
+        <w:rFonts w:hint="default"/>
+        <w:b w:val="0"/>
+      </w:rPr>
+    </w:lvl>
+    <w:lvl w:ilvl="1" w:tplc="04090019" w:tentative="1">
+      <w:start w:val="1"/>
+      <w:numFmt w:val="lowerLetter"/>
+      <w:lvlText w:val="%2."/>
+      <w:lvlJc w:val="left"/>
+      <w:pPr>
+        <w:ind w:left="1440" w:hanging="360"/>
+      </w:pPr>
+    </w:lvl>
+    <w:lvl w:ilvl="2" w:tplc="0409001B" w:tentative="1">
+      <w:start w:val="1"/>
+      <w:numFmt w:val="lowerRoman"/>
+      <w:lvlText w:val="%3."/>
+      <w:lvlJc w:val="right"/>
+      <w:pPr>
+        <w:ind w:left="2160" w:hanging="180"/>
+      </w:pPr>
+    </w:lvl>
+    <w:lvl w:ilvl="3" w:tplc="0409000F" w:tentative="1">
+      <w:start w:val="1"/>
+      <w:numFmt w:val="decimal"/>
+      <w:lvlText w:val="%4."/>
+      <w:lvlJc w:val="left"/>
+      <w:pPr>
+        <w:ind w:left="2880" w:hanging="360"/>
+      </w:pPr>
+    </w:lvl>
+    <w:lvl w:ilvl="4" w:tplc="04090019" w:tentative="1">
+      <w:start w:val="1"/>
+      <w:numFmt w:val="lowerLetter"/>
+      <w:lvlText w:val="%5."/>
+      <w:lvlJc w:val="left"/>
+      <w:pPr>
+        <w:ind w:left="3600" w:hanging="360"/>
+      </w:pPr>
+    </w:lvl>
+    <w:lvl w:ilvl="5" w:tplc="0409001B" w:tentative="1">
+      <w:start w:val="1"/>
+      <w:numFmt w:val="lowerRoman"/>
+      <w:lvlText w:val="%6."/>
+      <w:lvlJc w:val="right"/>
+      <w:pPr>
+        <w:ind w:left="4320" w:hanging="180"/>
+      </w:pPr>
+    </w:lvl>
+    <w:lvl w:ilvl="6" w:tplc="0409000F" w:tentative="1">
+      <w:start w:val="1"/>
+      <w:numFmt w:val="decimal"/>
+      <w:lvlText w:val="%7."/>
+      <w:lvlJc w:val="left"/>
+      <w:pPr>
+        <w:ind w:left="5040" w:hanging="360"/>
+      </w:pPr>
+    </w:lvl>
+    <w:lvl w:ilvl="7" w:tplc="04090019" w:tentative="1">
+      <w:start w:val="1"/>
+      <w:numFmt w:val="lowerLetter"/>
+      <w:lvlText w:val="%8."/>
+      <w:lvlJc w:val="left"/>
+      <w:pPr>
+        <w:ind w:left="5760" w:hanging="360"/>
+      </w:pPr>
+    </w:lvl>
+    <w:lvl w:ilvl="8" w:tplc="0409001B" w:tentative="1">
+      <w:start w:val="1"/>
+      <w:numFmt w:val="lowerRoman"/>
+      <w:lvlText w:val="%9."/>
+      <w:lvlJc w:val="right"/>
+      <w:pPr>
+        <w:ind w:left="6480" w:hanging="180"/>
+      </w:pPr>
+    </w:lvl>
+  </w:abstractNum>
+  <w:num w:numId="1" w16cid:durableId="2022125475">
+    <w:abstractNumId w:val="4"/>
+  </w:num>
+  <w:num w:numId="2" w16cid:durableId="1193686555">
+    <w:abstractNumId w:val="3"/>
+  </w:num>
+  <w:num w:numId="3" w16cid:durableId="1747605059">
+    <w:abstractNumId w:val="6"/>
+  </w:num>
+  <w:num w:numId="4" w16cid:durableId="497960458">
+    <w:abstractNumId w:val="1"/>
+  </w:num>
+  <w:num w:numId="5" w16cid:durableId="561330880">
+    <w:abstractNumId w:val="5"/>
+  </w:num>
+  <w:num w:numId="6" w16cid:durableId="371852740">
+    <w:abstractNumId w:val="0"/>
+  </w:num>
+  <w:num w:numId="7" w16cid:durableId="1373191785">
+    <w:abstractNumId w:val="2"/>
+  </w:num>
+</w:numbering>
+</file>
+
 <file path=word/styles.xml><?xml version="1.0" encoding="utf-8"?>
 <w:styles xmlns:mc="http://schemas.openxmlformats.org/markup-compatibility/2006" xmlns:r="http://schemas.openxmlformats.org/officeDocument/2006/relationships" xmlns:w="http://schemas.openxmlformats.org/wordprocessingml/2006/main" xmlns:w14="http://schemas.microsoft.com/office/word/2010/wordml" xmlns:w15="http://schemas.microsoft.com/office/word/2012/wordml" xmlns:w16cex="http://schemas.microsoft.com/office/word/2018/wordml/cex" xmlns:w16cid="http://schemas.microsoft.com/office/word/2016/wordml/cid" xmlns:w16="http://schemas.microsoft.com/office/word/2018/wordml" xmlns:w16sdtdh="http://schemas.microsoft.com/office/word/2020/wordml/sdtdatahash" xmlns:w16se="http://schemas.microsoft.com/office/word/2015/wordml/symex" mc:Ignorable="w14 w15 w16se w16cid w16 w16cex w16sdtdh">
   <w:docDefaults>
     <w:rPrDefault>
       <w:rPr>
-        <w:rFonts w:ascii="Times New Roman" w:eastAsia="Times New Roman" w:hAnsi="Times New Roman" w:cs="Times New Roman"/>
+        <w:rFonts w:ascii="Calibri" w:eastAsia="Calibri" w:hAnsi="Calibri" w:cs="Times New Roman"/>
         <w:lang w:val="en-US" w:eastAsia="en-US" w:bidi="ar-SA"/>
       </w:rPr>
     </w:rPrDefault>
     <w:pPrDefault/>
   </w:docDefaults>
-  <w:latentStyles w:defLockedState="0" w:defUIPriority="0" w:defSemiHidden="0" w:defUnhideWhenUsed="0" w:defQFormat="0" w:count="376">
-    <w:lsdException w:name="Normal" w:qFormat="1"/>
-    <w:lsdException w:name="heading 1" w:qFormat="1"/>
-    <w:lsdException w:name="heading 2" w:semiHidden="1" w:unhideWhenUsed="1" w:qFormat="1"/>
-    <w:lsdException w:name="heading 3" w:semiHidden="1" w:unhideWhenUsed="1" w:qFormat="1"/>
-    <w:lsdException w:name="heading 4" w:semiHidden="1" w:unhideWhenUsed="1" w:qFormat="1"/>
-    <w:lsdException w:name="heading 5" w:semiHidden="1" w:unhideWhenUsed="1" w:qFormat="1"/>
-    <w:lsdException w:name="heading 6" w:semiHidden="1" w:unhideWhenUsed="1" w:qFormat="1"/>
-    <w:lsdException w:name="heading 7" w:semiHidden="1" w:unhideWhenUsed="1" w:qFormat="1"/>
-    <w:lsdException w:name="heading 8" w:semiHidden="1" w:unhideWhenUsed="1" w:qFormat="1"/>
-    <w:lsdException w:name="heading 9" w:semiHidden="1" w:unhideWhenUsed="1" w:qFormat="1"/>
-    <w:lsdException w:name="caption" w:semiHidden="1" w:unhideWhenUsed="1" w:qFormat="1"/>
-    <w:lsdException w:name="Title" w:qFormat="1"/>
-    <w:lsdException w:name="Subtitle" w:qFormat="1"/>
-    <w:lsdException w:name="Strong" w:qFormat="1"/>
-    <w:lsdException w:name="Emphasis" w:qFormat="1"/>
-    <w:lsdException w:name="Normal (Web)" w:uiPriority="99"/>
+  <w:latentStyles w:defLockedState="0" w:defUIPriority="99" w:defSemiHidden="0" w:defUnhideWhenUsed="0" w:defQFormat="0" w:count="376">
+    <w:lsdException w:name="Normal" w:uiPriority="0" w:qFormat="1"/>
+    <w:lsdException w:name="heading 1" w:uiPriority="9" w:qFormat="1"/>
+    <w:lsdException w:name="heading 2" w:semiHidden="1" w:uiPriority="9" w:unhideWhenUsed="1" w:qFormat="1"/>
+    <w:lsdException w:name="heading 3" w:semiHidden="1" w:uiPriority="9" w:unhideWhenUsed="1" w:qFormat="1"/>
+    <w:lsdException w:name="heading 4" w:semiHidden="1" w:uiPriority="9" w:unhideWhenUsed="1" w:qFormat="1"/>
+    <w:lsdException w:name="heading 5" w:semiHidden="1" w:uiPriority="9" w:unhideWhenUsed="1" w:qFormat="1"/>
+    <w:lsdException w:name="heading 6" w:semiHidden="1" w:uiPriority="9" w:unhideWhenUsed="1" w:qFormat="1"/>
+    <w:lsdException w:name="heading 7" w:semiHidden="1" w:uiPriority="9" w:unhideWhenUsed="1" w:qFormat="1"/>
+    <w:lsdException w:name="heading 8" w:semiHidden="1" w:uiPriority="9" w:unhideWhenUsed="1" w:qFormat="1"/>
+    <w:lsdException w:name="heading 9" w:semiHidden="1" w:uiPriority="9" w:unhideWhenUsed="1" w:qFormat="1"/>
+    <w:lsdException w:name="index 1" w:semiHidden="1" w:unhideWhenUsed="1"/>
+    <w:lsdException w:name="index 2" w:semiHidden="1" w:unhideWhenUsed="1"/>
+    <w:lsdException w:name="index 3" w:semiHidden="1" w:unhideWhenUsed="1"/>
+    <w:lsdException w:name="index 4" w:semiHidden="1" w:unhideWhenUsed="1"/>
+    <w:lsdException w:name="index 5" w:semiHidden="1" w:unhideWhenUsed="1"/>
+    <w:lsdException w:name="index 6" w:semiHidden="1" w:unhideWhenUsed="1"/>
+    <w:lsdException w:name="index 7" w:semiHidden="1" w:unhideWhenUsed="1"/>
+    <w:lsdException w:name="index 8" w:semiHidden="1" w:unhideWhenUsed="1"/>
+    <w:lsdException w:name="index 9" w:semiHidden="1" w:unhideWhenUsed="1"/>
+    <w:lsdException w:name="toc 1" w:semiHidden="1" w:uiPriority="39" w:unhideWhenUsed="1"/>
+    <w:lsdException w:name="toc 2" w:semiHidden="1" w:uiPriority="39" w:unhideWhenUsed="1"/>
+    <w:lsdException w:name="toc 3" w:semiHidden="1" w:uiPriority="39" w:unhideWhenUsed="1"/>
+    <w:lsdException w:name="toc 4" w:semiHidden="1" w:uiPriority="39" w:unhideWhenUsed="1"/>
+    <w:lsdException w:name="toc 5" w:semiHidden="1" w:uiPriority="39" w:unhideWhenUsed="1"/>
+    <w:lsdException w:name="toc 6" w:semiHidden="1" w:uiPriority="39" w:unhideWhenUsed="1"/>
+    <w:lsdException w:name="toc 7" w:semiHidden="1" w:uiPriority="39" w:unhideWhenUsed="1"/>
+    <w:lsdException w:name="toc 8" w:semiHidden="1" w:uiPriority="39" w:unhideWhenUsed="1"/>
+    <w:lsdException w:name="toc 9" w:semiHidden="1" w:uiPriority="39" w:unhideWhenUsed="1"/>
+    <w:lsdException w:name="Normal Indent" w:semiHidden="1" w:unhideWhenUsed="1"/>
+    <w:lsdException w:name="footnote text" w:semiHidden="1" w:unhideWhenUsed="1"/>
+    <w:lsdException w:name="annotation text" w:semiHidden="1" w:unhideWhenUsed="1"/>
+    <w:lsdException w:name="header" w:semiHidden="1" w:unhideWhenUsed="1"/>
+    <w:lsdException w:name="footer" w:semiHidden="1" w:unhideWhenUsed="1"/>
+    <w:lsdException w:name="index heading" w:semiHidden="1" w:unhideWhenUsed="1"/>
+    <w:lsdException w:name="caption" w:semiHidden="1" w:uiPriority="35" w:unhideWhenUsed="1" w:qFormat="1"/>
+    <w:lsdException w:name="table of figures" w:semiHidden="1" w:unhideWhenUsed="1"/>
+    <w:lsdException w:name="envelope address" w:semiHidden="1" w:unhideWhenUsed="1"/>
+    <w:lsdException w:name="envelope return" w:semiHidden="1" w:unhideWhenUsed="1"/>
+    <w:lsdException w:name="footnote reference" w:semiHidden="1" w:unhideWhenUsed="1"/>
+    <w:lsdException w:name="annotation reference" w:semiHidden="1" w:unhideWhenUsed="1"/>
+    <w:lsdException w:name="line number" w:semiHidden="1" w:unhideWhenUsed="1"/>
+    <w:lsdException w:name="page number" w:semiHidden="1" w:unhideWhenUsed="1"/>
+    <w:lsdException w:name="endnote reference" w:semiHidden="1" w:unhideWhenUsed="1"/>
+    <w:lsdException w:name="endnote text" w:semiHidden="1" w:unhideWhenUsed="1"/>
+    <w:lsdException w:name="table of authorities" w:semiHidden="1" w:unhideWhenUsed="1"/>
+    <w:lsdException w:name="macro" w:semiHidden="1" w:unhideWhenUsed="1"/>
+    <w:lsdException w:name="toa heading" w:semiHidden="1" w:unhideWhenUsed="1"/>
+    <w:lsdException w:name="List" w:semiHidden="1" w:unhideWhenUsed="1"/>
+    <w:lsdException w:name="List Bullet" w:semiHidden="1" w:unhideWhenUsed="1"/>
+    <w:lsdException w:name="List Number" w:semiHidden="1" w:unhideWhenUsed="1"/>
+    <w:lsdException w:name="List 2" w:semiHidden="1" w:unhideWhenUsed="1"/>
+    <w:lsdException w:name="List 3" w:semiHidden="1" w:unhideWhenUsed="1"/>
+    <w:lsdException w:name="List 4" w:semiHidden="1" w:unhideWhenUsed="1"/>
+    <w:lsdException w:name="List 5" w:semiHidden="1" w:unhideWhenUsed="1"/>
+    <w:lsdException w:name="List Bullet 2" w:semiHidden="1" w:unhideWhenUsed="1"/>
+    <w:lsdException w:name="List Bullet 3" w:semiHidden="1" w:unhideWhenUsed="1"/>
+    <w:lsdException w:name="List Bullet 4" w:semiHidden="1" w:unhideWhenUsed="1"/>
+    <w:lsdException w:name="List Bullet 5" w:semiHidden="1" w:unhideWhenUsed="1"/>
+    <w:lsdException w:name="List Number 2" w:semiHidden="1" w:unhideWhenUsed="1"/>
+    <w:lsdException w:name="List Number 3" w:semiHidden="1" w:unhideWhenUsed="1"/>
+    <w:lsdException w:name="List Number 4" w:semiHidden="1" w:unhideWhenUsed="1"/>
+    <w:lsdException w:name="List Number 5" w:semiHidden="1" w:unhideWhenUsed="1"/>
+    <w:lsdException w:name="Title" w:uiPriority="10" w:qFormat="1"/>
+    <w:lsdException w:name="Closing" w:semiHidden="1" w:unhideWhenUsed="1"/>
+    <w:lsdException w:name="Signature" w:semiHidden="1" w:unhideWhenUsed="1"/>
+    <w:lsdException w:name="Default Paragraph Font" w:semiHidden="1" w:uiPriority="1" w:unhideWhenUsed="1"/>
+    <w:lsdException w:name="Body Text" w:semiHidden="1" w:unhideWhenUsed="1"/>
+    <w:lsdException w:name="Body Text Indent" w:semiHidden="1" w:unhideWhenUsed="1"/>
+    <w:lsdException w:name="List Continue" w:semiHidden="1" w:unhideWhenUsed="1"/>
+    <w:lsdException w:name="List Continue 2" w:semiHidden="1" w:unhideWhenUsed="1"/>
+    <w:lsdException w:name="List Continue 3" w:semiHidden="1" w:unhideWhenUsed="1"/>
+    <w:lsdException w:name="List Continue 4" w:semiHidden="1" w:unhideWhenUsed="1"/>
+    <w:lsdException w:name="List Continue 5" w:semiHidden="1" w:unhideWhenUsed="1"/>
+    <w:lsdException w:name="Message Header" w:semiHidden="1" w:unhideWhenUsed="1"/>
+    <w:lsdException w:name="Subtitle" w:uiPriority="11" w:qFormat="1"/>
+    <w:lsdException w:name="Salutation" w:semiHidden="1" w:unhideWhenUsed="1"/>
+    <w:lsdException w:name="Date" w:semiHidden="1" w:unhideWhenUsed="1"/>
+    <w:lsdException w:name="Body Text First Indent" w:semiHidden="1" w:unhideWhenUsed="1"/>
+    <w:lsdException w:name="Body Text First Indent 2" w:semiHidden="1" w:unhideWhenUsed="1"/>
+    <w:lsdException w:name="Note Heading" w:semiHidden="1" w:unhideWhenUsed="1"/>
+    <w:lsdException w:name="Body Text 2" w:semiHidden="1" w:unhideWhenUsed="1"/>
+    <w:lsdException w:name="Body Text 3" w:semiHidden="1" w:unhideWhenUsed="1"/>
+    <w:lsdException w:name="Body Text Indent 2" w:semiHidden="1" w:unhideWhenUsed="1"/>
+    <w:lsdException w:name="Body Text Indent 3" w:semiHidden="1" w:unhideWhenUsed="1"/>
+    <w:lsdException w:name="Block Text" w:semiHidden="1" w:unhideWhenUsed="1"/>
+    <w:lsdException w:name="Hyperlink" w:semiHidden="1" w:unhideWhenUsed="1"/>
+    <w:lsdException w:name="FollowedHyperlink" w:semiHidden="1" w:unhideWhenUsed="1"/>
+    <w:lsdException w:name="Strong" w:uiPriority="22" w:qFormat="1"/>
+    <w:lsdException w:name="Emphasis" w:uiPriority="20" w:qFormat="1"/>
+    <w:lsdException w:name="Document Map" w:semiHidden="1" w:unhideWhenUsed="1"/>
+    <w:lsdException w:name="Plain Text" w:semiHidden="1" w:unhideWhenUsed="1"/>
+    <w:lsdException w:name="E-mail Signature" w:semiHidden="1" w:unhideWhenUsed="1"/>
+    <w:lsdException w:name="HTML Top of Form" w:semiHidden="1" w:unhideWhenUsed="1"/>
+    <w:lsdException w:name="HTML Bottom of Form" w:semiHidden="1" w:unhideWhenUsed="1"/>
+    <w:lsdException w:name="Normal (Web)" w:semiHidden="1" w:unhideWhenUsed="1"/>
+    <w:lsdException w:name="HTML Acronym" w:semiHidden="1" w:unhideWhenUsed="1"/>
+    <w:lsdException w:name="HTML Address" w:semiHidden="1" w:unhideWhenUsed="1"/>
+    <w:lsdException w:name="HTML Cite" w:semiHidden="1" w:unhideWhenUsed="1"/>
+    <w:lsdException w:name="HTML Code" w:semiHidden="1" w:unhideWhenUsed="1"/>
+    <w:lsdException w:name="HTML Definition" w:semiHidden="1" w:unhideWhenUsed="1"/>
+    <w:lsdException w:name="HTML Keyboard" w:semiHidden="1" w:unhideWhenUsed="1"/>
+    <w:lsdException w:name="HTML Preformatted" w:semiHidden="1" w:unhideWhenUsed="1"/>
+    <w:lsdException w:name="HTML Sample" w:semiHidden="1" w:unhideWhenUsed="1"/>
+    <w:lsdException w:name="HTML Typewriter" w:semiHidden="1" w:unhideWhenUsed="1"/>
+    <w:lsdException w:name="HTML Variable" w:semiHidden="1" w:unhideWhenUsed="1"/>
     <w:lsdException w:name="Normal Table" w:semiHidden="1" w:unhideWhenUsed="1"/>
+    <w:lsdException w:name="annotation subject" w:semiHidden="1" w:unhideWhenUsed="1"/>
+    <w:lsdException w:name="No List" w:semiHidden="1" w:unhideWhenUsed="1"/>
+    <w:lsdException w:name="Outline List 1" w:semiHidden="1" w:unhideWhenUsed="1"/>
+    <w:lsdException w:name="Outline List 2" w:semiHidden="1" w:unhideWhenUsed="1"/>
+    <w:lsdException w:name="Outline List 3" w:semiHidden="1" w:unhideWhenUsed="1"/>
     <w:lsdException w:name="Table Simple 1" w:semiHidden="1" w:unhideWhenUsed="1"/>
     <w:lsdException w:name="Table Simple 2" w:semiHidden="1" w:unhideWhenUsed="1"/>
     <w:lsdException w:name="Table Simple 3" w:semiHidden="1" w:unhideWhenUsed="1"/>
@@ -555,8 +3318,10 @@
     <w:lsdException w:name="Table Web 1" w:semiHidden="1" w:unhideWhenUsed="1"/>
     <w:lsdException w:name="Table Web 2" w:semiHidden="1" w:unhideWhenUsed="1"/>
     <w:lsdException w:name="Table Web 3" w:semiHidden="1" w:unhideWhenUsed="1"/>
+    <w:lsdException w:name="Balloon Text" w:semiHidden="1" w:unhideWhenUsed="1"/>
+    <w:lsdException w:name="Table Grid" w:uiPriority="59"/>
     <w:lsdException w:name="Table Theme" w:semiHidden="1" w:unhideWhenUsed="1"/>
-    <w:lsdException w:name="Placeholder Text" w:semiHidden="1" w:uiPriority="99"/>
+    <w:lsdException w:name="Placeholder Text" w:semiHidden="1"/>
     <w:lsdException w:name="No Spacing" w:uiPriority="1" w:qFormat="1"/>
     <w:lsdException w:name="Light Shading" w:uiPriority="60"/>
     <w:lsdException w:name="Light List" w:uiPriority="61"/>
@@ -578,7 +3343,7 @@
     <w:lsdException w:name="Medium Shading 1 Accent 1" w:uiPriority="63"/>
     <w:lsdException w:name="Medium Shading 2 Accent 1" w:uiPriority="64"/>
     <w:lsdException w:name="Medium List 1 Accent 1" w:uiPriority="65"/>
-    <w:lsdException w:name="Revision" w:semiHidden="1" w:uiPriority="99"/>
+    <w:lsdException w:name="Revision" w:semiHidden="1"/>
     <w:lsdException w:name="List Paragraph" w:uiPriority="34" w:qFormat="1"/>
     <w:lsdException w:name="Quote" w:uiPriority="29" w:qFormat="1"/>
     <w:lsdException w:name="Intense Quote" w:uiPriority="30" w:qFormat="1"/>
@@ -771,24 +3536,23 @@
     <w:lsdException w:name="List Table 5 Dark Accent 6" w:uiPriority="50"/>
     <w:lsdException w:name="List Table 6 Colorful Accent 6" w:uiPriority="51"/>
     <w:lsdException w:name="List Table 7 Colorful Accent 6" w:uiPriority="52"/>
-    <w:lsdException w:name="Mention" w:semiHidden="1" w:uiPriority="99" w:unhideWhenUsed="1"/>
-    <w:lsdException w:name="Smart Hyperlink" w:semiHidden="1" w:uiPriority="99" w:unhideWhenUsed="1"/>
-    <w:lsdException w:name="Hashtag" w:semiHidden="1" w:uiPriority="99" w:unhideWhenUsed="1"/>
-    <w:lsdException w:name="Unresolved Mention" w:semiHidden="1" w:uiPriority="99" w:unhideWhenUsed="1"/>
-    <w:lsdException w:name="Smart Link" w:semiHidden="1" w:uiPriority="99" w:unhideWhenUsed="1"/>
+    <w:lsdException w:name="Mention" w:semiHidden="1" w:unhideWhenUsed="1"/>
+    <w:lsdException w:name="Smart Hyperlink" w:semiHidden="1" w:unhideWhenUsed="1"/>
+    <w:lsdException w:name="Hashtag" w:semiHidden="1" w:unhideWhenUsed="1"/>
+    <w:lsdException w:name="Unresolved Mention" w:semiHidden="1" w:unhideWhenUsed="1"/>
+    <w:lsdException w:name="Smart Link" w:semiHidden="1" w:unhideWhenUsed="1"/>
   </w:latentStyles>
   <w:style w:type="paragraph" w:default="1" w:styleId="Normal">
     <w:name w:val="Normal"/>
     <w:qFormat/>
-    <w:rsid w:val="00866440"/>
+    <w:rsid w:val="0023102B"/>
     <w:pPr>
       <w:widowControl w:val="0"/>
-      <w:autoSpaceDE w:val="0"/>
-      <w:autoSpaceDN w:val="0"/>
-      <w:adjustRightInd w:val="0"/>
+      <w:spacing w:after="200" w:line="276" w:lineRule="auto"/>
     </w:pPr>
     <w:rPr>
-      <w:szCs w:val="24"/>
+      <w:sz w:val="22"/>
+      <w:szCs w:val="22"/>
     </w:rPr>
   </w:style>
   <w:style w:type="character" w:default="1" w:styleId="DefaultParagraphFont">
@@ -818,31 +3582,67 @@
     <w:semiHidden/>
     <w:unhideWhenUsed/>
   </w:style>
+  <w:style w:type="paragraph" w:styleId="ListParagraph">
+    <w:name w:val="List Paragraph"/>
+    <w:basedOn w:val="Normal"/>
+    <w:uiPriority w:val="34"/>
+    <w:qFormat/>
+    <w:rsid w:val="00260054"/>
+    <w:pPr>
+      <w:ind w:left="720"/>
+      <w:contextualSpacing/>
+    </w:pPr>
+  </w:style>
   <w:style w:type="paragraph" w:styleId="Header">
     <w:name w:val="header"/>
     <w:basedOn w:val="Normal"/>
-    <w:rsid w:val="005A200B"/>
+    <w:link w:val="HeaderChar"/>
+    <w:uiPriority w:val="99"/>
+    <w:unhideWhenUsed/>
+    <w:rsid w:val="00260054"/>
     <w:pPr>
       <w:tabs>
-        <w:tab w:val="center" w:pos="4320"/>
-        <w:tab w:val="right" w:pos="8640"/>
+        <w:tab w:val="center" w:pos="4680"/>
+        <w:tab w:val="right" w:pos="9360"/>
       </w:tabs>
+      <w:spacing w:after="0" w:line="240" w:lineRule="auto"/>
     </w:pPr>
+  </w:style>
+  <w:style w:type="character" w:customStyle="1" w:styleId="HeaderChar">
+    <w:name w:val="Header Char"/>
+    <w:basedOn w:val="DefaultParagraphFont"/>
+    <w:link w:val="Header"/>
+    <w:uiPriority w:val="99"/>
+    <w:rsid w:val="00260054"/>
   </w:style>
   <w:style w:type="paragraph" w:styleId="Footer">
     <w:name w:val="footer"/>
     <w:basedOn w:val="Normal"/>
-    <w:rsid w:val="005A200B"/>
+    <w:link w:val="FooterChar"/>
+    <w:uiPriority w:val="99"/>
+    <w:unhideWhenUsed/>
+    <w:rsid w:val="00260054"/>
     <w:pPr>
       <w:tabs>
-        <w:tab w:val="center" w:pos="4320"/>
-        <w:tab w:val="right" w:pos="8640"/>
+        <w:tab w:val="center" w:pos="4680"/>
+        <w:tab w:val="right" w:pos="9360"/>
       </w:tabs>
+      <w:spacing w:after="0" w:line="240" w:lineRule="auto"/>
     </w:pPr>
+  </w:style>
+  <w:style w:type="character" w:customStyle="1" w:styleId="FooterChar">
+    <w:name w:val="Footer Char"/>
+    <w:basedOn w:val="DefaultParagraphFont"/>
+    <w:link w:val="Footer"/>
+    <w:uiPriority w:val="99"/>
+    <w:rsid w:val="00260054"/>
   </w:style>
   <w:style w:type="character" w:styleId="CommentReference">
     <w:name w:val="annotation reference"/>
-    <w:rsid w:val="00BF15E0"/>
+    <w:uiPriority w:val="99"/>
+    <w:semiHidden/>
+    <w:unhideWhenUsed/>
+    <w:rsid w:val="00260054"/>
     <w:rPr>
       <w:sz w:val="16"/>
       <w:szCs w:val="16"/>
@@ -852,23 +3652,38 @@
     <w:name w:val="annotation text"/>
     <w:basedOn w:val="Normal"/>
     <w:link w:val="CommentTextChar"/>
-    <w:rsid w:val="00BF15E0"/>
+    <w:uiPriority w:val="99"/>
+    <w:semiHidden/>
+    <w:unhideWhenUsed/>
+    <w:rsid w:val="00260054"/>
+    <w:pPr>
+      <w:spacing w:line="240" w:lineRule="auto"/>
+    </w:pPr>
     <w:rPr>
+      <w:sz w:val="20"/>
       <w:szCs w:val="20"/>
     </w:rPr>
   </w:style>
   <w:style w:type="character" w:customStyle="1" w:styleId="CommentTextChar">
     <w:name w:val="Comment Text Char"/>
-    <w:basedOn w:val="DefaultParagraphFont"/>
     <w:link w:val="CommentText"/>
-    <w:rsid w:val="00BF15E0"/>
+    <w:uiPriority w:val="99"/>
+    <w:semiHidden/>
+    <w:rsid w:val="00260054"/>
+    <w:rPr>
+      <w:sz w:val="20"/>
+      <w:szCs w:val="20"/>
+    </w:rPr>
   </w:style>
   <w:style w:type="paragraph" w:styleId="CommentSubject">
     <w:name w:val="annotation subject"/>
     <w:basedOn w:val="CommentText"/>
     <w:next w:val="CommentText"/>
     <w:link w:val="CommentSubjectChar"/>
-    <w:rsid w:val="00BF15E0"/>
+    <w:uiPriority w:val="99"/>
+    <w:semiHidden/>
+    <w:unhideWhenUsed/>
+    <w:rsid w:val="00260054"/>
     <w:rPr>
       <w:b/>
       <w:bCs/>
@@ -877,17 +3692,27 @@
   <w:style w:type="character" w:customStyle="1" w:styleId="CommentSubjectChar">
     <w:name w:val="Comment Subject Char"/>
     <w:link w:val="CommentSubject"/>
-    <w:rsid w:val="00BF15E0"/>
+    <w:uiPriority w:val="99"/>
+    <w:semiHidden/>
+    <w:rsid w:val="00260054"/>
     <w:rPr>
       <w:b/>
       <w:bCs/>
+      <w:sz w:val="20"/>
+      <w:szCs w:val="20"/>
     </w:rPr>
   </w:style>
   <w:style w:type="paragraph" w:styleId="BalloonText">
     <w:name w:val="Balloon Text"/>
     <w:basedOn w:val="Normal"/>
     <w:link w:val="BalloonTextChar"/>
-    <w:rsid w:val="00BF15E0"/>
+    <w:uiPriority w:val="99"/>
+    <w:semiHidden/>
+    <w:unhideWhenUsed/>
+    <w:rsid w:val="00260054"/>
+    <w:pPr>
+      <w:spacing w:after="0" w:line="240" w:lineRule="auto"/>
+    </w:pPr>
     <w:rPr>
       <w:rFonts w:ascii="Tahoma" w:hAnsi="Tahoma" w:cs="Tahoma"/>
       <w:sz w:val="16"/>
@@ -897,30 +3722,13 @@
   <w:style w:type="character" w:customStyle="1" w:styleId="BalloonTextChar">
     <w:name w:val="Balloon Text Char"/>
     <w:link w:val="BalloonText"/>
-    <w:rsid w:val="00BF15E0"/>
+    <w:uiPriority w:val="99"/>
+    <w:semiHidden/>
+    <w:rsid w:val="00260054"/>
     <w:rPr>
       <w:rFonts w:ascii="Tahoma" w:hAnsi="Tahoma" w:cs="Tahoma"/>
       <w:sz w:val="16"/>
       <w:szCs w:val="16"/>
-    </w:rPr>
-  </w:style>
-  <w:style w:type="paragraph" w:styleId="NormalWeb">
-    <w:name w:val="Normal (Web)"/>
-    <w:basedOn w:val="Normal"/>
-    <w:uiPriority w:val="99"/>
-    <w:unhideWhenUsed/>
-    <w:rsid w:val="00923FB3"/>
-    <w:pPr>
-      <w:widowControl/>
-      <w:autoSpaceDE/>
-      <w:autoSpaceDN/>
-      <w:adjustRightInd/>
-      <w:spacing w:before="100" w:beforeAutospacing="1" w:after="100" w:afterAutospacing="1"/>
-    </w:pPr>
-    <w:rPr>
-      <w:rFonts w:ascii="Calibri" w:eastAsia="Calibri" w:hAnsi="Calibri" w:cs="Calibri"/>
-      <w:sz w:val="22"/>
-      <w:szCs w:val="22"/>
     </w:rPr>
   </w:style>
 </w:styles>

--- a/project/documents/merged/Document.docx
+++ b/project/documents/merged/Document.docx
@@ -4,353 +4,1750 @@
   <w:body>
     <w:p>
       <w:pPr>
-        <w:spacing w:after="0" w:line="240" w:lineRule="auto"/>
-      </w:pPr>
-      <w:r>
-        <w:t>Subject line:</w:t>
-      </w:r>
-      <w:r>
-        <w:t xml:space="preserve"> </w:t>
-      </w:r>
-      <w:bookmarkStart w:id="0" w:name="_Hlk51595645"/>
-      <w:r>
+        <w:tabs>
+          <w:tab w:val="left" w:pos="2520"/>
+        </w:tabs>
+        <w:jc w:val="center"/>
         <w:rPr>
           <w:bCs/>
-          <w:noProof/>
-        </w:rPr>
-        <w:t xml:space="preserve">Ref. No. </w:t>
-      </w:r>
+          <w:u w:val="single"/>
+        </w:rPr>
+      </w:pPr>
       <w:r>
         <w:rPr>
           <w:bCs/>
-          <w:noProof/>
-        </w:rPr>
-        <w:t xml:space="preserve"> / Final Office Action Response due (2-month) </w:t>
-      </w:r>
-      <w:r>
-        <w:t xml:space="preserve"> / FOA Rec’d / Recommendation to Follow/ Attorney-Client Privileged</w:t>
-      </w:r>
-      <w:bookmarkEnd w:id="0"/>
-      <w:r>
-        <w:t xml:space="preserve"> / SLW Ref: </w:t>
-      </w:r>
-      <w:r>
-        <w:rPr>
-          <w:noProof/>
-        </w:rPr>
+          <w:u w:val="single"/>
+        </w:rPr>
+        <w:t>IN THE UNITED STATES PATENT AND TRADEMARK OFFICE</w:t>
+      </w:r>
+    </w:p>
+    <w:p>
+      <w:pPr>
+        <w:pStyle w:val="EnvelopeReturn"/>
+        <w:jc w:val="center"/>
+        <w:rPr>
+          <w:rFonts w:ascii="Times New Roman" w:hAnsi="Times New Roman" w:cs="Times New Roman"/>
+          <w:sz w:val="24"/>
+          <w:szCs w:val="24"/>
+        </w:rPr>
+      </w:pPr>
+    </w:p>
+    <w:p>
+      <w:pPr>
+        <w:tabs>
+          <w:tab w:val="left" w:pos="-1440"/>
+        </w:tabs>
+        <w:ind w:left="720" w:hanging="720"/>
+      </w:pPr>
+      <w:r>
+        <w:t>Inventor(s):     Wiley E. Coyote</w:t>
+      </w:r>
+    </w:p>
+    <w:p>
+      <w:pPr>
+        <w:tabs>
+          <w:tab w:val="left" w:pos="-1440"/>
+        </w:tabs>
+        <w:ind w:left="720" w:hanging="720"/>
+      </w:pPr>
+      <w:r>
+        <w:t>Title:</w:t>
+      </w:r>
+      <w:r>
+        <w:tab/>
+        <w:t>Method and apparatus for making a title for a matter 1000</w:t>
+      </w:r>
+    </w:p>
+    <w:p>
+      <w:pPr>
+        <w:tabs>
+          <w:tab w:val="left" w:pos="-1440"/>
+        </w:tabs>
+      </w:pPr>
+    </w:p>
+    <w:p>
+      <w:pPr>
+        <w:tabs>
+          <w:tab w:val="left" w:pos="1800"/>
+          <w:tab w:val="left" w:pos="6120"/>
+          <w:tab w:val="left" w:pos="8280"/>
+        </w:tabs>
+      </w:pPr>
+      <w:r>
+        <w:t>Docket No.:</w:t>
+      </w:r>
+      <w:r>
+        <w:tab/>
         <w:t>1.003US1</w:t>
       </w:r>
-    </w:p>
-    <w:p>
-      <w:pPr>
-        <w:spacing w:after="0" w:line="240" w:lineRule="auto"/>
-      </w:pPr>
-    </w:p>
-    <w:p>
-      <w:pPr>
-        <w:spacing w:after="0" w:line="240" w:lineRule="auto"/>
-      </w:pPr>
-    </w:p>
-    <w:p>
-      <w:pPr>
-        <w:spacing w:after="0" w:line="240" w:lineRule="auto"/>
-      </w:pPr>
-    </w:p>
-    <w:p>
-      <w:pPr>
-        <w:spacing w:after="0" w:line="240" w:lineRule="auto"/>
-      </w:pPr>
-    </w:p>
-    <w:p>
-      <w:pPr>
-        <w:pStyle w:val="NormalWeb"/>
-      </w:pPr>
-      <w:r>
-        <w:t xml:space="preserve">We have received a Final Office Action in the above referenced matter. Per Intel's new instructions you are required to provide the WTI Committee a Proposed Strategy/Response including a forwarded copy of the report out letter, pending claims and Office Action. The proposed strategy should be reviewed by the SLW PM prior to sending to the client and should be based on 'The Rights Patents' Initiative. </w:t>
-        <w:br/>
-        <w:br/>
-        <w:t xml:space="preserve">Please create a proposed strategy/response for sending to the client 7-14 days prior to the 2 month deadline of </w:t>
-        <w:br/>
-      </w:r>
-    </w:p>
-    <w:p>
-      <w:pPr>
-        <w:pStyle w:val="NormalWeb"/>
-      </w:pPr>
-      <w:r>
-        <w:t xml:space="preserve">SCHWEGMAN LUNDBERG &amp; WOESSNER, P.A. </w:t>
-      </w:r>
-    </w:p>
-    <w:p>
-      <w:pPr>
-        <w:spacing w:after="0" w:line="240" w:lineRule="auto"/>
-      </w:pPr>
-      <w:r>
-        <w:t>Attorney Test 612-373-6900</w:t>
-      </w:r>
-      <w:proofErr w:type="gramStart"/>
-      <w:r>
-        <w:t xml:space="preserve">  mmartin@slwip.com</w:t>
-      </w:r>
-      <w:proofErr w:type="gramEnd"/>
-      <w:r/>
-    </w:p>
-    <w:p>
-      <w:pPr>
-        <w:spacing w:after="0" w:line="240" w:lineRule="auto"/>
-      </w:pPr>
-      <w:r>
-        <w:t>Emily Bates</w:t>
-      </w:r>
-      <w:proofErr w:type="gramStart"/>
-      <w:r>
-        <w:t xml:space="preserve">  612-371-2163</w:t>
-      </w:r>
-      <w:proofErr w:type="gramEnd"/>
-      <w:r>
-        <w:t xml:space="preserve">  ebates@slwip.com</w:t>
-      </w:r>
-    </w:p>
-    <w:p>
-      <w:pPr>
-        <w:spacing w:after="0" w:line="240" w:lineRule="auto"/>
-      </w:pPr>
+      <w:r>
+        <w:tab/>
+        <w:t>Serial No.:</w:t>
+      </w:r>
+      <w:r>
+        <w:tab/>
+        <w:t>12/356,986</w:t>
+      </w:r>
     </w:p>
     <w:p>
       <w:pPr>
         <w:tabs>
-          <w:tab w:val="left" w:pos="720"/>
-          <w:tab w:val="right" w:pos="9360"/>
+          <w:tab w:val="left" w:pos="1800"/>
+          <w:tab w:val="left" w:pos="6120"/>
+          <w:tab w:val="left" w:pos="8280"/>
         </w:tabs>
-        <w:spacing w:after="0" w:line="240" w:lineRule="auto"/>
-        <w:ind w:left="720" w:hanging="720"/>
-        <w:rPr>
-          <w:noProof/>
-        </w:rPr>
-      </w:pPr>
-      <w:r>
-        <w:t>Re:</w:t>
-      </w:r>
-      <w:r>
-        <w:tab/>
-        <w:t xml:space="preserve">ACME Manufacturing </w:t>
-      </w:r>
-      <w:r>
+      </w:pPr>
+      <w:r>
+        <w:t>Filed:</w:t>
+      </w:r>
+      <w:r>
+        <w:tab/>
+        <w:t>August 21, 2023</w:t>
+      </w:r>
+      <w:r>
+        <w:tab/>
+      </w:r>
+      <w:r>
+        <w:t>Group Art Unit:</w:t>
+      </w:r>
+      <w:r>
+        <w:tab/>
+        <w:t>Unknown</w:t>
+      </w:r>
+    </w:p>
+    <w:p>
+      <w:pPr>
+        <w:tabs>
+          <w:tab w:val="left" w:pos="1800"/>
+          <w:tab w:val="left" w:pos="6120"/>
+          <w:tab w:val="left" w:pos="8280"/>
+        </w:tabs>
+      </w:pPr>
+      <w:r>
+        <w:t>Examiner:</w:t>
+      </w:r>
+      <w:r>
+        <w:tab/>
+        <w:t>Unknown</w:t>
+      </w:r>
+      <w:r>
+        <w:tab/>
+      </w:r>
+      <w:r>
+        <w:t>Confirmation No.:</w:t>
+      </w:r>
+      <w:r>
+        <w:tab/>
+        <w:t>2225</w:t>
+      </w:r>
+    </w:p>
+    <w:p>
+      <w:pPr>
+        <w:tabs>
+          <w:tab w:val="left" w:pos="1800"/>
+          <w:tab w:val="left" w:pos="6120"/>
+          <w:tab w:val="left" w:pos="8280"/>
+        </w:tabs>
+      </w:pPr>
+      <w:r>
+        <w:t>Customer No.:</w:t>
+      </w:r>
+      <w:r>
+        <w:tab/>
+        <w:t>21186</w:t>
+      </w:r>
+      <w:r>
+        <w:tab/>
+      </w:r>
+    </w:p>
+    <w:p>
+      <w:pPr>
         <w:rPr>
           <w:bCs/>
-          <w:noProof/>
-        </w:rPr>
-        <w:t xml:space="preserve">Ref. No. </w:t>
-      </w:r>
-      <w:r>
+        </w:rPr>
+      </w:pPr>
+    </w:p>
+    <w:p>
+      <w:r>
+        <w:t>Mail Stop Amendment</w:t>
+      </w:r>
+    </w:p>
+    <w:p>
+      <w:r>
+        <w:t>Commissioner for Patents</w:t>
+      </w:r>
+    </w:p>
+    <w:p>
+      <w:r>
+        <w:t>P.O. Box 1450</w:t>
+      </w:r>
+    </w:p>
+    <w:p>
+      <w:r>
+        <w:t>Alexandria, VA 22313-1450</w:t>
+      </w:r>
+    </w:p>
+    <w:p/>
+    <w:p>
+      <w:pPr>
+        <w:jc w:val="both"/>
+      </w:pPr>
+      <w:r>
+        <w:t>We are transmitting herewith the following attached items (as indicated with an “X”):</w:t>
+      </w:r>
+    </w:p>
+    <w:p>
+      <w:pPr>
+        <w:tabs>
+          <w:tab w:val="left" w:pos="490"/>
+        </w:tabs>
+        <w:ind w:left="490" w:hanging="490"/>
+        <w:rPr>
+          <w:noProof/>
+        </w:rPr>
+      </w:pPr>
+    </w:p>
+    <w:p>
+      <w:pPr>
+        <w:tabs>
+          <w:tab w:val="left" w:pos="490"/>
+        </w:tabs>
+        <w:ind w:left="490" w:hanging="490"/>
+        <w:rPr>
+          <w:noProof/>
+        </w:rPr>
+      </w:pPr>
+      <w:r>
+        <w:rPr>
+          <w:noProof/>
+          <w:u w:val="single"/>
+        </w:rPr>
+        <w:t>X</w:t>
+      </w:r>
+      <w:r>
+        <w:rPr>
+          <w:noProof/>
+          <w:u w:val="single"/>
+        </w:rPr>
+      </w:r>
+      <w:r>
+        <w:rPr>
+          <w:noProof/>
+          <w:u w:val="single"/>
+        </w:rPr>
+      </w:r>
+      <w:r>
+        <w:rPr>
+          <w:noProof/>
+        </w:rPr>
+        <w:tab/>
+      </w:r>
+      <w:r>
+        <w:rPr>
+          <w:noProof/>
+        </w:rPr>
+        <w:t>Transmittal for Power of Attorney to one or More Registered Practioners (PTO/AIA/82) (1 pg.)</w:t>
+      </w:r>
+      <w:r>
+        <w:rPr>
+          <w:noProof/>
+        </w:rPr>
+      </w:r>
+      <w:r>
+        <w:rPr>
+          <w:noProof/>
+        </w:rPr>
+      </w:r>
+    </w:p>
+    <w:p>
+      <w:pPr>
+        <w:tabs>
+          <w:tab w:val="left" w:pos="490"/>
+        </w:tabs>
+        <w:ind w:left="490" w:hanging="490"/>
+        <w:rPr>
+          <w:noProof/>
+          <w:sz w:val="22"/>
+          <w:szCs w:val="22"/>
+        </w:rPr>
+      </w:pPr>
+      <w:r>
+        <w:rPr>
+          <w:noProof/>
+          <w:sz w:val="22"/>
+          <w:szCs w:val="22"/>
+          <w:u w:val="single"/>
+        </w:rPr>
+        <w:t>X</w:t>
+      </w:r>
+      <w:r>
+        <w:rPr>
+          <w:noProof/>
+          <w:sz w:val="22"/>
+          <w:szCs w:val="22"/>
+          <w:u w:val="single"/>
+        </w:rPr>
+      </w:r>
+      <w:r>
+        <w:rPr>
+          <w:noProof/>
+          <w:sz w:val="22"/>
+          <w:szCs w:val="22"/>
+          <w:u w:val="single"/>
+        </w:rPr>
+      </w:r>
+      <w:r>
+        <w:rPr>
+          <w:noProof/>
+          <w:sz w:val="22"/>
+          <w:szCs w:val="22"/>
+        </w:rPr>
+        <w:tab/>
+      </w:r>
+      <w:r>
+        <w:rPr>
+          <w:noProof/>
+          <w:sz w:val="22"/>
+          <w:szCs w:val="22"/>
+        </w:rPr>
+        <w:t>Transmittal for Power of Attorney to one or More Registered Practioners (PTO/AIA/82) (2 pg.)</w:t>
+      </w:r>
+      <w:r>
+        <w:rPr>
+          <w:noProof/>
+        </w:rPr>
+      </w:r>
+      <w:r>
+        <w:rPr>
+          <w:noProof/>
+        </w:rPr>
+      </w:r>
+      <w:r>
+        <w:rPr>
+          <w:noProof/>
+          <w:sz w:val="22"/>
+          <w:szCs w:val="22"/>
+        </w:rPr>
+      </w:r>
+    </w:p>
+    <w:p>
+      <w:pPr>
+        <w:tabs>
+          <w:tab w:val="left" w:pos="490"/>
+        </w:tabs>
+        <w:ind w:left="490" w:hanging="490"/>
+        <w:rPr>
+          <w:bCs/>
+          <w:noProof/>
+        </w:rPr>
+      </w:pPr>
+      <w:r>
+        <w:rPr>
+          <w:bCs/>
+          <w:noProof/>
+          <w:u w:val="single"/>
+        </w:rPr>
+        <w:t>X</w:t>
+      </w:r>
+      <w:r>
+        <w:rPr>
+          <w:bCs/>
+          <w:noProof/>
+        </w:rPr>
+        <w:tab/>
+      </w:r>
+      <w:r>
+        <w:rPr>
+          <w:bCs/>
+          <w:noProof/>
+        </w:rPr>
+        <w:t>test (1 pg)</w:t>
+      </w:r>
+    </w:p>
+    <w:p>
+      <w:pPr>
+        <w:tabs>
+          <w:tab w:val="left" w:pos="490"/>
+        </w:tabs>
+        <w:ind w:left="490" w:hanging="490"/>
+        <w:rPr>
+          <w:noProof/>
+        </w:rPr>
+      </w:pPr>
+      <w:r>
+        <w:rPr>
+          <w:noProof/>
+          <w:u w:val="single"/>
+        </w:rPr>
+        <w:t>X</w:t>
+      </w:r>
+      <w:r>
+        <w:rPr>
+          <w:noProof/>
+        </w:rPr>
+        <w:tab/>
+      </w:r>
+      <w:r>
+        <w:rPr>
+          <w:noProof/>
+        </w:rPr>
+        <w:t>test (2 pg)</w:t>
+      </w:r>
+    </w:p>
+    <w:p>
+      <w:pPr>
+        <w:tabs>
+          <w:tab w:val="left" w:pos="490"/>
+        </w:tabs>
+        <w:ind w:left="490" w:hanging="490"/>
+        <w:rPr>
+          <w:noProof/>
+        </w:rPr>
+      </w:pPr>
+      <w:r>
+        <w:rPr>
+          <w:noProof/>
+          <w:u w:val="single"/>
+        </w:rPr>
+      </w:r>
+      <w:r>
+        <w:rPr>
+          <w:noProof/>
+        </w:rPr>
+        <w:tab/>
+      </w:r>
+    </w:p>
+    <w:p>
+      <w:pPr>
+        <w:tabs>
+          <w:tab w:val="left" w:pos="490"/>
+        </w:tabs>
+        <w:ind w:left="490" w:hanging="490"/>
+        <w:rPr>
+          <w:noProof/>
+        </w:rPr>
+      </w:pPr>
+      <w:r>
+        <w:rPr>
+          <w:noProof/>
+          <w:u w:val="single"/>
+        </w:rPr>
+      </w:r>
+      <w:r>
+        <w:rPr>
+          <w:noProof/>
+        </w:rPr>
+        <w:tab/>
+      </w:r>
+    </w:p>
+    <w:p>
+      <w:pPr>
+        <w:tabs>
+          <w:tab w:val="left" w:pos="490"/>
+        </w:tabs>
+        <w:ind w:left="490" w:hanging="490"/>
+        <w:rPr>
+          <w:noProof/>
+        </w:rPr>
+      </w:pPr>
+      <w:r>
+        <w:rPr>
+          <w:noProof/>
+          <w:u w:val="single"/>
+        </w:rPr>
+      </w:r>
+      <w:r>
+        <w:rPr>
+          <w:noProof/>
+        </w:rPr>
+        <w:tab/>
+      </w:r>
+    </w:p>
+    <w:p>
+      <w:pPr>
+        <w:tabs>
+          <w:tab w:val="left" w:pos="490"/>
+        </w:tabs>
+        <w:ind w:left="490" w:hanging="490"/>
+        <w:rPr>
+          <w:noProof/>
+        </w:rPr>
+      </w:pPr>
+      <w:r>
+        <w:rPr>
+          <w:noProof/>
+          <w:u w:val="single"/>
+        </w:rPr>
+      </w:r>
+      <w:r>
+        <w:rPr>
+          <w:noProof/>
+        </w:rPr>
+        <w:tab/>
+      </w:r>
+    </w:p>
+    <w:p>
+      <w:pPr>
+        <w:tabs>
+          <w:tab w:val="left" w:pos="490"/>
+        </w:tabs>
+        <w:ind w:left="490" w:hanging="490"/>
+        <w:rPr>
+          <w:noProof/>
+        </w:rPr>
+      </w:pPr>
+      <w:r>
+        <w:rPr>
+          <w:noProof/>
+          <w:u w:val="single"/>
+        </w:rPr>
+      </w:r>
+      <w:r>
+        <w:rPr>
+          <w:noProof/>
+        </w:rPr>
+        <w:tab/>
+      </w:r>
+    </w:p>
+    <w:p>
+      <w:pPr>
+        <w:tabs>
+          <w:tab w:val="left" w:pos="490"/>
+        </w:tabs>
+        <w:ind w:left="490" w:hanging="490"/>
+        <w:rPr>
+          <w:noProof/>
+        </w:rPr>
+      </w:pPr>
+      <w:r>
+        <w:rPr>
+          <w:noProof/>
+          <w:u w:val="single"/>
+        </w:rPr>
+      </w:r>
+      <w:r>
+        <w:rPr>
+          <w:noProof/>
+        </w:rPr>
+        <w:tab/>
+      </w:r>
+    </w:p>
+    <w:p>
+      <w:pPr>
+        <w:tabs>
+          <w:tab w:val="left" w:pos="490"/>
+        </w:tabs>
+        <w:ind w:left="490" w:hanging="490"/>
+        <w:rPr>
+          <w:noProof/>
+        </w:rPr>
+      </w:pPr>
+      <w:r>
+        <w:rPr>
+          <w:noProof/>
+          <w:u w:val="single"/>
+        </w:rPr>
+      </w:r>
+      <w:r>
+        <w:rPr>
+          <w:noProof/>
+        </w:rPr>
+        <w:tab/>
+      </w:r>
+    </w:p>
+    <w:p>
+      <w:pPr>
+        <w:tabs>
+          <w:tab w:val="left" w:pos="490"/>
+        </w:tabs>
+        <w:ind w:left="490" w:hanging="490"/>
+        <w:rPr>
+          <w:noProof/>
+        </w:rPr>
+      </w:pPr>
+      <w:r>
+        <w:rPr>
+          <w:noProof/>
+          <w:u w:val="single"/>
+        </w:rPr>
+      </w:r>
+      <w:r>
+        <w:rPr>
+          <w:noProof/>
+        </w:rPr>
+        <w:tab/>
+      </w:r>
+    </w:p>
+    <w:p>
+      <w:pPr>
+        <w:tabs>
+          <w:tab w:val="left" w:pos="490"/>
+        </w:tabs>
+        <w:ind w:left="490" w:hanging="490"/>
+      </w:pPr>
+      <w:r>
+        <w:rPr>
+          <w:noProof/>
+          <w:u w:val="single"/>
+        </w:rPr>
+      </w:r>
+      <w:r>
+        <w:rPr>
+          <w:noProof/>
+          <w:u w:val="single"/>
+        </w:rPr>
+      </w:r>
+      <w:r>
+        <w:rPr>
+          <w:noProof/>
+          <w:u w:val="single"/>
+        </w:rPr>
+      </w:r>
+      <w:r>
+        <w:rPr>
+          <w:noProof/>
+        </w:rPr>
+        <w:tab/>
+      </w:r>
+    </w:p>
+    <w:p>
+      <w:pPr>
+        <w:tabs>
+          <w:tab w:val="left" w:pos="490"/>
+        </w:tabs>
+        <w:ind w:left="490" w:hanging="490"/>
+      </w:pPr>
+    </w:p>
+    <w:p>
+      <w:pPr>
         <w:rPr>
           <w:b/>
           <w:bCs/>
           <w:noProof/>
-        </w:rPr>
-        <w:t xml:space="preserve"> -</w:t>
-      </w:r>
-      <w:r>
-        <w:rPr>
-          <w:noProof/>
-        </w:rPr>
-        <w:t xml:space="preserve"> </w:t>
-      </w:r>
-      <w:r>
-        <w:rPr>
-          <w:noProof/>
-        </w:rPr>
-        <w:t>SLW Ref. No. 1.003US1</w:t>
-      </w:r>
-    </w:p>
+          <w:sz w:val="20"/>
+        </w:rPr>
+      </w:pPr>
+    </w:p>
+    <w:p>
+      <w:pPr>
+        <w:rPr>
+          <w:b/>
+          <w:bCs/>
+          <w:sz w:val="20"/>
+        </w:rPr>
+      </w:pPr>
+      <w:r>
+        <w:rPr>
+          <w:b/>
+          <w:bCs/>
+          <w:sz w:val="20"/>
+        </w:rPr>
+        <w:t xml:space="preserve">If not provided for in a separate paper filed herewith, please consider this a PETITION FOR EXTENSION OF TIME for </w:t>
+      </w:r>
+      <w:proofErr w:type="gramStart"/>
+      <w:r>
+        <w:rPr>
+          <w:b/>
+          <w:bCs/>
+          <w:sz w:val="20"/>
+        </w:rPr>
+        <w:t>sufficient number of</w:t>
+      </w:r>
+      <w:proofErr w:type="gramEnd"/>
+      <w:r>
+        <w:rPr>
+          <w:b/>
+          <w:bCs/>
+          <w:sz w:val="20"/>
+        </w:rPr>
+        <w:t xml:space="preserve"> months to enter these papers and please charge any additional fees or credit overpayment to Deposit Account No. 19-0743. If </w:t>
+      </w:r>
+      <w:r>
+        <w:rPr>
+          <w:b/>
+          <w:bCs/>
+          <w:sz w:val="20"/>
+        </w:rPr>
+        <w:t xml:space="preserve">applicable, any papers or fees supplied herewith </w:t>
+      </w:r>
+      <w:proofErr w:type="gramStart"/>
+      <w:r>
+        <w:rPr>
+          <w:b/>
+          <w:bCs/>
+          <w:sz w:val="20"/>
+        </w:rPr>
+        <w:t>are considered to be</w:t>
+      </w:r>
+      <w:proofErr w:type="gramEnd"/>
+      <w:r>
+        <w:rPr>
+          <w:b/>
+          <w:bCs/>
+          <w:sz w:val="20"/>
+        </w:rPr>
+        <w:t xml:space="preserve"> timely filed pursuant to </w:t>
+      </w:r>
+      <w:r>
+        <w:rPr>
+          <w:b/>
+          <w:bCs/>
+          <w:sz w:val="20"/>
+          <w:lang w:val="en"/>
+        </w:rPr>
+        <w:t>37 C.F.R. § 1.7(a)</w:t>
+      </w:r>
+      <w:r>
+        <w:rPr>
+          <w:b/>
+          <w:bCs/>
+          <w:sz w:val="20"/>
+        </w:rPr>
+        <w:t>, the response period falling on a Federal Holiday, Saturday or Sunday being extended to the next succeeding business day.</w:t>
+      </w:r>
+    </w:p>
+    <w:p>
+      <w:pPr>
+        <w:rPr>
+          <w:b/>
+          <w:bCs/>
+          <w:sz w:val="20"/>
+        </w:rPr>
+      </w:pPr>
+    </w:p>
+    <w:p>
+      <w:pPr>
+        <w:pStyle w:val="EnvelopeReturn"/>
+        <w:rPr>
+          <w:rFonts w:ascii="Times New Roman" w:hAnsi="Times New Roman" w:cs="Times New Roman"/>
+          <w:szCs w:val="24"/>
+        </w:rPr>
+      </w:pPr>
+    </w:p>
+    <w:p>
+      <w:pPr>
+        <w:rPr>
+          <w:spacing w:val="-3"/>
+          <w:sz w:val="28"/>
+          <w:szCs w:val="28"/>
+        </w:rPr>
+      </w:pPr>
+      <w:r>
+        <w:tab/>
+      </w:r>
+      <w:r>
+        <w:tab/>
+      </w:r>
+      <w:r>
+        <w:tab/>
+      </w:r>
+      <w:r>
+        <w:tab/>
+      </w:r>
+      <w:r>
+        <w:tab/>
+      </w:r>
+      <w:r>
+        <w:tab/>
+      </w:r>
+      <w:r>
+        <w:tab/>
+      </w:r>
+      <w:r>
+        <w:tab/>
+      </w:r>
+      <w:r>
+        <w:tab/>
+      </w:r>
+      <w:bookmarkStart w:id="0" w:name="_Hlk31103761"/>
+      <w:r>
+        <w:rPr>
+          <w:sz w:val="28"/>
+          <w:szCs w:val="28"/>
+        </w:rPr>
+        <w:t>/ {{Sig_es_:signer1:signature}} /</w:t>
+      </w:r>
+    </w:p>
+    <w:bookmarkEnd w:id="0"/>
     <w:p>
       <w:pPr>
         <w:tabs>
-          <w:tab w:val="left" w:pos="720"/>
-          <w:tab w:val="right" w:pos="9360"/>
+          <w:tab w:val="left" w:pos="5940"/>
+          <w:tab w:val="left" w:pos="10080"/>
         </w:tabs>
-        <w:spacing w:after="0" w:line="240" w:lineRule="auto"/>
-        <w:ind w:left="720" w:hanging="720"/>
-        <w:rPr>
-          <w:noProof/>
-        </w:rPr>
-      </w:pPr>
-      <w:r>
-        <w:rPr>
-          <w:noProof/>
-        </w:rPr>
-        <w:tab/>
-      </w:r>
-      <w:smartTag w:uri="urn:schemas-microsoft-com:office:smarttags" w:element="country-region">
-        <w:smartTag w:uri="urn:schemas-microsoft-com:office:smarttags" w:element="place">
-          <w:r>
-            <w:rPr>
-              <w:noProof/>
-            </w:rPr>
-            <w:t>U.S.</w:t>
-          </w:r>
-        </w:smartTag>
-      </w:smartTag>
-      <w:r>
-        <w:rPr>
-          <w:noProof/>
-        </w:rPr>
-        <w:t xml:space="preserve"> Patent Application Serial No.: 12/356,986</w:t>
-      </w:r>
-      <w:r>
-        <w:rPr>
-          <w:noProof/>
-        </w:rPr>
-        <w:t>, filed August 21, 2023</w:t>
+        <w:rPr>
+          <w:u w:val="single"/>
+        </w:rPr>
+      </w:pPr>
+      <w:r>
+        <w:rPr>
+          <w:sz w:val="22"/>
+          <w:szCs w:val="22"/>
+          <w:u w:val="single"/>
+        </w:rPr>
+        <w:t xml:space="preserve">SCHWEGMAN </w:t>
+      </w:r>
+      <w:r>
+        <w:rPr>
+          <w:sz w:val="22"/>
+          <w:szCs w:val="22"/>
+          <w:u w:val="single"/>
+        </w:rPr>
+        <w:t>LUNDBERG</w:t>
+      </w:r>
+      <w:r>
+        <w:rPr>
+          <w:sz w:val="22"/>
+          <w:szCs w:val="22"/>
+          <w:u w:val="single"/>
+        </w:rPr>
+        <w:t xml:space="preserve"> &amp;</w:t>
+      </w:r>
+      <w:r>
+        <w:rPr>
+          <w:sz w:val="22"/>
+          <w:szCs w:val="22"/>
+          <w:u w:val="single"/>
+        </w:rPr>
+        <w:t xml:space="preserve"> WOESSNER, P.A.</w:t>
+      </w:r>
+      <w:r>
+        <w:tab/>
+        <w:t>By: _____________________________________</w:t>
       </w:r>
     </w:p>
     <w:p>
       <w:pPr>
         <w:tabs>
-          <w:tab w:val="left" w:pos="720"/>
-          <w:tab w:val="right" w:pos="9360"/>
+          <w:tab w:val="left" w:pos="6480"/>
+          <w:tab w:val="left" w:pos="10080"/>
         </w:tabs>
-        <w:spacing w:after="0" w:line="240" w:lineRule="auto"/>
-        <w:ind w:left="720" w:hanging="720"/>
-      </w:pPr>
-      <w:r>
-        <w:rPr>
-          <w:noProof/>
-        </w:rPr>
-        <w:tab/>
-        <w:t>Title:  Method and apparatus for making a title for a matter 1000</w:t>
-      </w:r>
-    </w:p>
-    <w:p>
-      <w:pPr>
-        <w:spacing w:after="0" w:line="240" w:lineRule="auto"/>
-      </w:pPr>
-    </w:p>
-    <w:p>
-      <w:pPr>
-        <w:spacing w:after="0" w:line="240" w:lineRule="auto"/>
-      </w:pPr>
-      <w:r>
-        <w:t xml:space="preserve">INFORMATION BEING REPORTED:  Final Office Action mailed </w:t>
-      </w:r>
-    </w:p>
-    <w:p>
-      <w:pPr>
-        <w:spacing w:after="0" w:line="240" w:lineRule="auto"/>
-      </w:pPr>
-    </w:p>
-    <w:p>
-      <w:pPr>
-        <w:spacing w:after="0" w:line="240" w:lineRule="auto"/>
-      </w:pPr>
-      <w:r>
-        <w:t>DUE DATA</w:t>
-      </w:r>
-      <w:r>
-        <w:t xml:space="preserve">:  The first due date for response is . </w:t>
-      </w:r>
-    </w:p>
-    <w:p>
-      <w:pPr>
-        <w:spacing w:after="0" w:line="240" w:lineRule="auto"/>
-      </w:pPr>
-    </w:p>
-    <w:p>
-      <w:pPr>
-        <w:spacing w:after="0" w:line="240" w:lineRule="auto"/>
-      </w:pPr>
-      <w:r>
-        <w:t>Because this is a Final Office Action, consideration of any arguments and/or amendments is at the discretion of the examiner.  Filing a response within two months () will obligate the examiner to take action, such as issuing an Advisory Action before expiration of the initial period for response.  Filing a response after three-months () will require payment of extension fees.  Please contact the attorney listed above to discuss options for a response to this Final Office Action.</w:t>
-      </w:r>
-    </w:p>
-    <w:p>
-      <w:pPr>
-        <w:spacing w:after="0" w:line="240" w:lineRule="auto"/>
-      </w:pPr>
-    </w:p>
-    <w:p>
-      <w:pPr>
-        <w:spacing w:after="0" w:line="240" w:lineRule="auto"/>
-      </w:pPr>
-      <w:r>
-        <w:t xml:space="preserve">ADDITIONAL NOTES:  </w:t>
-      </w:r>
-      <w:r>
-        <w:t>The working attorney will review the file and prepare a response recommendation. If you have any quesitons</w:t>
-      </w:r>
-      <w:r>
-        <w:t>, please c</w:t>
-      </w:r>
-      <w:r>
-        <w:t>ontact</w:t>
-      </w:r>
-      <w:r>
-        <w:t xml:space="preserve"> Attorney Test at 612-373-6900.</w:t>
-      </w:r>
-    </w:p>
-    <w:p>
-      <w:pPr>
-        <w:spacing w:after="0" w:line="240" w:lineRule="auto"/>
-      </w:pPr>
-    </w:p>
-    <w:p>
-      <w:r>
-        <w:t xml:space="preserve">Reported By: </w:t>
-      </w:r>
-    </w:p>
+        <w:rPr>
+          <w:sz w:val="20"/>
+          <w:u w:val="single"/>
+        </w:rPr>
+      </w:pPr>
+      <w:r>
+        <w:t>Customer No.: 21186</w:t>
+      </w:r>
+      <w:r>
+        <w:rPr>
+          <w:sz w:val="20"/>
+        </w:rPr>
+        <w:tab/>
+      </w:r>
+      <w:r>
+        <w:t>Homer J. Simpson</w:t>
+      </w:r>
+    </w:p>
+    <w:p>
+      <w:pPr>
+        <w:tabs>
+          <w:tab w:val="left" w:pos="6480"/>
+          <w:tab w:val="left" w:pos="10080"/>
+        </w:tabs>
+        <w:rPr>
+          <w:sz w:val="20"/>
+          <w:u w:val="single"/>
+        </w:rPr>
+      </w:pPr>
+      <w:r>
+        <w:rPr>
+          <w:sz w:val="20"/>
+        </w:rPr>
+        <w:tab/>
+      </w:r>
+      <w:r>
+        <w:t xml:space="preserve">Reg. No. </w:t>
+      </w:r>
+      <w:r/>
+      <w:r>
+        <w:br w:type="page"/>
+      </w:r>
+    </w:p>
+    <w:tbl>
+      <w:tblPr>
+        <w:tblStyle w:val="TableGrid"/>
+        <w:tblW w:w="9288" w:type="dxa"/>
+        <w:tblInd w:w="540" w:type="dxa"/>
+        <w:tblLook w:val="04A0" w:firstRow="1" w:lastRow="0" w:firstColumn="1" w:lastColumn="0" w:noHBand="0" w:noVBand="1"/>
+      </w:tblPr>
+      <w:tblGrid>
+        <w:gridCol w:w="828"/>
+        <w:gridCol w:w="1080"/>
+        <w:gridCol w:w="900"/>
+        <w:gridCol w:w="180"/>
+        <w:gridCol w:w="1620"/>
+        <w:gridCol w:w="540"/>
+        <w:gridCol w:w="1800"/>
+        <w:gridCol w:w="2340"/>
+      </w:tblGrid>
+      <w:tr>
+        <w:tc>
+          <w:tcPr>
+            <w:tcW w:w="4608" w:type="dxa"/>
+            <w:gridSpan w:val="5"/>
+            <w:tcBorders>
+              <w:top w:val="nil"/>
+              <w:left w:val="nil"/>
+              <w:bottom w:val="nil"/>
+              <w:right w:val="nil"/>
+            </w:tcBorders>
+          </w:tcPr>
+          <w:p>
+            <w:pPr>
+              <w:rPr>
+                <w:bCs/>
+                <w:color w:val="000000"/>
+                <w:sz w:val="20"/>
+                <w:szCs w:val="20"/>
+              </w:rPr>
+            </w:pPr>
+            <w:r>
+              <w:rPr>
+                <w:bCs/>
+                <w:color w:val="000000"/>
+                <w:sz w:val="20"/>
+                <w:szCs w:val="20"/>
+              </w:rPr>
+              <w:lastRenderedPageBreak/>
+              <w:t>Doc code: PA..</w:t>
+            </w:r>
+          </w:p>
+        </w:tc>
+        <w:tc>
+          <w:tcPr>
+            <w:tcW w:w="4680" w:type="dxa"/>
+            <w:gridSpan w:val="3"/>
+            <w:tcBorders>
+              <w:top w:val="nil"/>
+              <w:left w:val="nil"/>
+              <w:bottom w:val="nil"/>
+              <w:right w:val="nil"/>
+            </w:tcBorders>
+          </w:tcPr>
+          <w:p>
+            <w:pPr>
+              <w:jc w:val="right"/>
+              <w:rPr>
+                <w:bCs/>
+                <w:color w:val="000000"/>
+                <w:sz w:val="14"/>
+                <w:szCs w:val="14"/>
+              </w:rPr>
+            </w:pPr>
+            <w:r>
+              <w:rPr>
+                <w:bCs/>
+                <w:color w:val="000000"/>
+                <w:sz w:val="14"/>
+                <w:szCs w:val="14"/>
+              </w:rPr>
+              <w:t>PTO/AIA/82A (07-13)</w:t>
+            </w:r>
+          </w:p>
+        </w:tc>
+      </w:tr>
+      <w:tr>
+        <w:tc>
+          <w:tcPr>
+            <w:tcW w:w="4608" w:type="dxa"/>
+            <w:gridSpan w:val="5"/>
+            <w:tcBorders>
+              <w:top w:val="nil"/>
+              <w:left w:val="nil"/>
+              <w:bottom w:val="nil"/>
+              <w:right w:val="nil"/>
+            </w:tcBorders>
+          </w:tcPr>
+          <w:p>
+            <w:pPr>
+              <w:rPr>
+                <w:bCs/>
+                <w:color w:val="000000"/>
+                <w:sz w:val="20"/>
+                <w:szCs w:val="20"/>
+              </w:rPr>
+            </w:pPr>
+            <w:r>
+              <w:rPr>
+                <w:bCs/>
+                <w:color w:val="000000"/>
+                <w:sz w:val="20"/>
+                <w:szCs w:val="20"/>
+              </w:rPr>
+              <w:t>Document Description: Power of Attorney</w:t>
+            </w:r>
+          </w:p>
+        </w:tc>
+        <w:tc>
+          <w:tcPr>
+            <w:tcW w:w="4680" w:type="dxa"/>
+            <w:gridSpan w:val="3"/>
+            <w:tcBorders>
+              <w:top w:val="nil"/>
+              <w:left w:val="nil"/>
+              <w:bottom w:val="nil"/>
+              <w:right w:val="nil"/>
+            </w:tcBorders>
+          </w:tcPr>
+          <w:p>
+            <w:pPr>
+              <w:jc w:val="right"/>
+              <w:rPr>
+                <w:bCs/>
+                <w:color w:val="000000"/>
+                <w:sz w:val="14"/>
+                <w:szCs w:val="14"/>
+              </w:rPr>
+            </w:pPr>
+            <w:r>
+              <w:rPr>
+                <w:bCs/>
+                <w:color w:val="000000"/>
+                <w:sz w:val="14"/>
+                <w:szCs w:val="14"/>
+              </w:rPr>
+              <w:t xml:space="preserve">Approved for use through </w:t>
+            </w:r>
+            <w:r>
+              <w:rPr>
+                <w:bCs/>
+                <w:color w:val="000000"/>
+                <w:sz w:val="14"/>
+                <w:szCs w:val="14"/>
+              </w:rPr>
+              <w:t>03/31/2021</w:t>
+            </w:r>
+            <w:r>
+              <w:rPr>
+                <w:bCs/>
+                <w:color w:val="000000"/>
+                <w:sz w:val="14"/>
+                <w:szCs w:val="14"/>
+              </w:rPr>
+              <w:t>. OMB 0651-0051</w:t>
+            </w:r>
+          </w:p>
+        </w:tc>
+      </w:tr>
+      <w:tr>
+        <w:tc>
+          <w:tcPr>
+            <w:tcW w:w="9288" w:type="dxa"/>
+            <w:gridSpan w:val="8"/>
+            <w:tcBorders>
+              <w:top w:val="nil"/>
+              <w:left w:val="nil"/>
+              <w:bottom w:val="single" w:sz="4" w:space="0" w:color="auto"/>
+              <w:right w:val="nil"/>
+            </w:tcBorders>
+          </w:tcPr>
+          <w:p>
+            <w:pPr>
+              <w:jc w:val="right"/>
+              <w:rPr>
+                <w:bCs/>
+                <w:color w:val="000000"/>
+                <w:sz w:val="14"/>
+                <w:szCs w:val="14"/>
+              </w:rPr>
+            </w:pPr>
+            <w:r>
+              <w:rPr>
+                <w:bCs/>
+                <w:color w:val="000000"/>
+                <w:sz w:val="14"/>
+                <w:szCs w:val="14"/>
+              </w:rPr>
+              <w:t xml:space="preserve">U.S. Patent and Trademark Office; U.S. DEPARTMENT OF COMMERCE </w:t>
+            </w:r>
+          </w:p>
+          <w:p>
+            <w:pPr>
+              <w:jc w:val="right"/>
+              <w:rPr>
+                <w:bCs/>
+                <w:color w:val="000000"/>
+                <w:sz w:val="14"/>
+                <w:szCs w:val="14"/>
+              </w:rPr>
+            </w:pPr>
+            <w:r>
+              <w:rPr>
+                <w:bCs/>
+                <w:color w:val="000000"/>
+                <w:sz w:val="14"/>
+                <w:szCs w:val="14"/>
+              </w:rPr>
+              <w:t>Under the Paperwork Reduction Act of 1995, no persons are required to respond to a collection of information unless it displays a valid OMB control number.</w:t>
+            </w:r>
+          </w:p>
+        </w:tc>
+      </w:tr>
+      <w:tr>
+        <w:tc>
+          <w:tcPr>
+            <w:tcW w:w="9288" w:type="dxa"/>
+            <w:gridSpan w:val="8"/>
+            <w:tcBorders>
+              <w:top w:val="single" w:sz="4" w:space="0" w:color="auto"/>
+            </w:tcBorders>
+          </w:tcPr>
+          <w:p>
+            <w:pPr>
+              <w:jc w:val="center"/>
+              <w:rPr>
+                <w:sz w:val="18"/>
+                <w:szCs w:val="18"/>
+              </w:rPr>
+            </w:pPr>
+            <w:r>
+              <w:rPr>
+                <w:b/>
+                <w:bCs/>
+                <w:color w:val="000000"/>
+                <w:sz w:val="32"/>
+                <w:szCs w:val="32"/>
+              </w:rPr>
+              <w:t>TRANSMITTAL FOR POWER OF ATTORNEY TO ONE OR MORE REGISTERED PRACTITIONERS</w:t>
+            </w:r>
+          </w:p>
+        </w:tc>
+      </w:tr>
+      <w:tr>
+        <w:trPr>
+          <w:trHeight w:val="1160"/>
+        </w:trPr>
+        <w:tc>
+          <w:tcPr>
+            <w:tcW w:w="9288" w:type="dxa"/>
+            <w:gridSpan w:val="8"/>
+          </w:tcPr>
+          <w:p>
+            <w:r>
+              <w:rPr>
+                <w:sz w:val="18"/>
+                <w:szCs w:val="18"/>
+              </w:rPr>
+              <w:t>NOTE: This form is to be submitted with the Power of Attorney by Applicant form (PTO/AIA/82B) to identify the application to which the Power of Attorney is directed, in accordance with 37 CFR 1.5, unless the application number and filing date are identified in the Power of Attorney by Applicant form. If neither form PTO/AIA/82A nor form PTO/AIA82B identifies the application to which the Power of Attorney is directed, the Power of Attorney will not be recognized in the application.</w:t>
+            </w:r>
+          </w:p>
+        </w:tc>
+      </w:tr>
+      <w:tr>
+        <w:trPr>
+          <w:trHeight w:val="440"/>
+        </w:trPr>
+        <w:tc>
+          <w:tcPr>
+            <w:tcW w:w="2988" w:type="dxa"/>
+            <w:gridSpan w:val="4"/>
+          </w:tcPr>
+          <w:p>
+            <w:r>
+              <w:t>Application Number</w:t>
+            </w:r>
+          </w:p>
+        </w:tc>
+        <w:tc>
+          <w:tcPr>
+            <w:tcW w:w="6300" w:type="dxa"/>
+            <w:gridSpan w:val="4"/>
+          </w:tcPr>
+          <w:p>
+            <w:r>
+              <w:t>12/356,986</w:t>
+            </w:r>
+          </w:p>
+        </w:tc>
+      </w:tr>
+      <w:tr>
+        <w:trPr>
+          <w:trHeight w:val="440"/>
+        </w:trPr>
+        <w:tc>
+          <w:tcPr>
+            <w:tcW w:w="2988" w:type="dxa"/>
+            <w:gridSpan w:val="4"/>
+          </w:tcPr>
+          <w:p>
+            <w:r>
+              <w:t>Filing Date</w:t>
+            </w:r>
+          </w:p>
+        </w:tc>
+        <w:tc>
+          <w:tcPr>
+            <w:tcW w:w="6300" w:type="dxa"/>
+            <w:gridSpan w:val="4"/>
+          </w:tcPr>
+          <w:p>
+            <w:r>
+              <w:t>August 21, 2023</w:t>
+            </w:r>
+          </w:p>
+        </w:tc>
+      </w:tr>
+      <w:tr>
+        <w:trPr>
+          <w:trHeight w:val="440"/>
+        </w:trPr>
+        <w:tc>
+          <w:tcPr>
+            <w:tcW w:w="2988" w:type="dxa"/>
+            <w:gridSpan w:val="4"/>
+          </w:tcPr>
+          <w:p>
+            <w:r>
+              <w:t>First Named Inventor</w:t>
+            </w:r>
+          </w:p>
+        </w:tc>
+        <w:tc>
+          <w:tcPr>
+            <w:tcW w:w="6300" w:type="dxa"/>
+            <w:gridSpan w:val="4"/>
+          </w:tcPr>
+          <w:p>
+            <w:r>
+              <w:t>Wiley E. Coyote</w:t>
+            </w:r>
+          </w:p>
+        </w:tc>
+      </w:tr>
+      <w:tr>
+        <w:trPr>
+          <w:trHeight w:val="440"/>
+        </w:trPr>
+        <w:tc>
+          <w:tcPr>
+            <w:tcW w:w="2988" w:type="dxa"/>
+            <w:gridSpan w:val="4"/>
+          </w:tcPr>
+          <w:p>
+            <w:r>
+              <w:t>Title</w:t>
+            </w:r>
+          </w:p>
+        </w:tc>
+        <w:tc>
+          <w:tcPr>
+            <w:tcW w:w="6300" w:type="dxa"/>
+            <w:gridSpan w:val="4"/>
+          </w:tcPr>
+          <w:p>
+            <w:r>
+              <w:t>Method and apparatus for making a title for a matter 1000</w:t>
+            </w:r>
+          </w:p>
+        </w:tc>
+      </w:tr>
+      <w:tr>
+        <w:trPr>
+          <w:trHeight w:val="440"/>
+        </w:trPr>
+        <w:tc>
+          <w:tcPr>
+            <w:tcW w:w="2988" w:type="dxa"/>
+            <w:gridSpan w:val="4"/>
+          </w:tcPr>
+          <w:p>
+            <w:r>
+              <w:t>Art Unit</w:t>
+            </w:r>
+          </w:p>
+        </w:tc>
+        <w:tc>
+          <w:tcPr>
+            <w:tcW w:w="6300" w:type="dxa"/>
+            <w:gridSpan w:val="4"/>
+          </w:tcPr>
+          <w:p>
+            <w:r>
+              <w:t>Unknown</w:t>
+            </w:r>
+          </w:p>
+        </w:tc>
+      </w:tr>
+      <w:tr>
+        <w:trPr>
+          <w:trHeight w:val="440"/>
+        </w:trPr>
+        <w:tc>
+          <w:tcPr>
+            <w:tcW w:w="2988" w:type="dxa"/>
+            <w:gridSpan w:val="4"/>
+          </w:tcPr>
+          <w:p>
+            <w:r>
+              <w:t>Examiner Name</w:t>
+            </w:r>
+          </w:p>
+        </w:tc>
+        <w:tc>
+          <w:tcPr>
+            <w:tcW w:w="6300" w:type="dxa"/>
+            <w:gridSpan w:val="4"/>
+          </w:tcPr>
+          <w:p>
+            <w:r>
+              <w:t>Unknown</w:t>
+            </w:r>
+          </w:p>
+        </w:tc>
+      </w:tr>
+      <w:tr>
+        <w:trPr>
+          <w:trHeight w:val="440"/>
+        </w:trPr>
+        <w:tc>
+          <w:tcPr>
+            <w:tcW w:w="2988" w:type="dxa"/>
+            <w:gridSpan w:val="4"/>
+          </w:tcPr>
+          <w:p>
+            <w:r>
+              <w:t>Attorney Docket Number</w:t>
+            </w:r>
+          </w:p>
+        </w:tc>
+        <w:tc>
+          <w:tcPr>
+            <w:tcW w:w="6300" w:type="dxa"/>
+            <w:gridSpan w:val="4"/>
+          </w:tcPr>
+          <w:p>
+            <w:r>
+              <w:t>1.003US1</w:t>
+            </w:r>
+          </w:p>
+        </w:tc>
+      </w:tr>
+      <w:tr>
+        <w:trPr>
+          <w:trHeight w:val="350"/>
+        </w:trPr>
+        <w:tc>
+          <w:tcPr>
+            <w:tcW w:w="9288" w:type="dxa"/>
+            <w:gridSpan w:val="8"/>
+          </w:tcPr>
+          <w:p>
+            <w:pPr>
+              <w:rPr>
+                <w:b/>
+              </w:rPr>
+            </w:pPr>
+            <w:r>
+              <w:rPr>
+                <w:b/>
+              </w:rPr>
+              <w:t xml:space="preserve">             </w:t>
+            </w:r>
+            <w:r>
+              <w:rPr>
+                <w:b/>
+              </w:rPr>
+              <w:t>SIGNATURE of Applicant or Patent Practitioner</w:t>
+            </w:r>
+          </w:p>
+        </w:tc>
+      </w:tr>
+      <w:tr>
+        <w:trPr>
+          <w:trHeight w:val="440"/>
+        </w:trPr>
+        <w:tc>
+          <w:tcPr>
+            <w:tcW w:w="1908" w:type="dxa"/>
+            <w:gridSpan w:val="2"/>
+          </w:tcPr>
+          <w:p>
+            <w:pPr>
+              <w:rPr>
+                <w:sz w:val="20"/>
+                <w:szCs w:val="20"/>
+              </w:rPr>
+            </w:pPr>
+            <w:r>
+              <w:rPr>
+                <w:sz w:val="20"/>
+                <w:szCs w:val="20"/>
+              </w:rPr>
+              <w:t>Signature</w:t>
+            </w:r>
+          </w:p>
+        </w:tc>
+        <w:tc>
+          <w:tcPr>
+            <w:tcW w:w="3240" w:type="dxa"/>
+            <w:gridSpan w:val="4"/>
+          </w:tcPr>
+          <w:p>
+            <w:pPr>
+              <w:rPr>
+                <w:sz w:val="22"/>
+                <w:szCs w:val="22"/>
+              </w:rPr>
+            </w:pPr>
+            <w:r>
+              <w:rPr>
+                <w:sz w:val="22"/>
+                <w:szCs w:val="22"/>
+              </w:rPr>
+              <w:t>/ {{Sig_es_:signer1:signature}} /</w:t>
+            </w:r>
+          </w:p>
+        </w:tc>
+        <w:tc>
+          <w:tcPr>
+            <w:tcW w:w="1800" w:type="dxa"/>
+          </w:tcPr>
+          <w:p>
+            <w:pPr>
+              <w:rPr>
+                <w:sz w:val="20"/>
+                <w:szCs w:val="20"/>
+              </w:rPr>
+            </w:pPr>
+            <w:r>
+              <w:rPr>
+                <w:sz w:val="20"/>
+                <w:szCs w:val="20"/>
+              </w:rPr>
+              <w:t>Date (Optional)</w:t>
+            </w:r>
+          </w:p>
+        </w:tc>
+        <w:tc>
+          <w:tcPr>
+            <w:tcW w:w="2340" w:type="dxa"/>
+          </w:tcPr>
+          <w:p>
+            <w:r>
+              <w:t>{{Dte_es_:signer1:date}}</w:t>
+            </w:r>
+          </w:p>
+        </w:tc>
+      </w:tr>
+      <w:tr>
+        <w:tc>
+          <w:tcPr>
+            <w:tcW w:w="1908" w:type="dxa"/>
+            <w:gridSpan w:val="2"/>
+          </w:tcPr>
+          <w:p>
+            <w:pPr>
+              <w:rPr>
+                <w:sz w:val="20"/>
+                <w:szCs w:val="20"/>
+              </w:rPr>
+            </w:pPr>
+            <w:r>
+              <w:rPr>
+                <w:sz w:val="20"/>
+                <w:szCs w:val="20"/>
+              </w:rPr>
+              <w:t>Name</w:t>
+            </w:r>
+          </w:p>
+        </w:tc>
+        <w:tc>
+          <w:tcPr>
+            <w:tcW w:w="3240" w:type="dxa"/>
+            <w:gridSpan w:val="4"/>
+          </w:tcPr>
+          <w:p>
+            <w:r>
+              <w:t>Homer J. Simpson</w:t>
+            </w:r>
+          </w:p>
+        </w:tc>
+        <w:tc>
+          <w:tcPr>
+            <w:tcW w:w="1800" w:type="dxa"/>
+          </w:tcPr>
+          <w:p>
+            <w:pPr>
+              <w:rPr>
+                <w:sz w:val="20"/>
+                <w:szCs w:val="20"/>
+              </w:rPr>
+            </w:pPr>
+            <w:r>
+              <w:rPr>
+                <w:sz w:val="20"/>
+                <w:szCs w:val="20"/>
+              </w:rPr>
+              <w:t>Registration Number</w:t>
+            </w:r>
+          </w:p>
+        </w:tc>
+        <w:tc>
+          <w:tcPr>
+            <w:tcW w:w="2340" w:type="dxa"/>
+          </w:tcPr>
+          <w:p>
+            <w:r/>
+          </w:p>
+        </w:tc>
+      </w:tr>
+      <w:tr>
+        <w:tc>
+          <w:tcPr>
+            <w:tcW w:w="1908" w:type="dxa"/>
+            <w:gridSpan w:val="2"/>
+          </w:tcPr>
+          <w:p>
+            <w:pPr>
+              <w:rPr>
+                <w:sz w:val="20"/>
+                <w:szCs w:val="20"/>
+              </w:rPr>
+            </w:pPr>
+            <w:r>
+              <w:rPr>
+                <w:sz w:val="20"/>
+                <w:szCs w:val="20"/>
+              </w:rPr>
+              <w:t>Title (if Applicant is a juristic entity)</w:t>
+            </w:r>
+          </w:p>
+        </w:tc>
+        <w:tc>
+          <w:tcPr>
+            <w:tcW w:w="7380" w:type="dxa"/>
+            <w:gridSpan w:val="6"/>
+          </w:tcPr>
+          <w:p/>
+        </w:tc>
+      </w:tr>
+      <w:tr>
+        <w:tc>
+          <w:tcPr>
+            <w:tcW w:w="2808" w:type="dxa"/>
+            <w:gridSpan w:val="3"/>
+          </w:tcPr>
+          <w:p>
+            <w:pPr>
+              <w:rPr>
+                <w:sz w:val="20"/>
+                <w:szCs w:val="20"/>
+              </w:rPr>
+            </w:pPr>
+            <w:r>
+              <w:rPr>
+                <w:sz w:val="20"/>
+                <w:szCs w:val="20"/>
+              </w:rPr>
+              <w:t>Applicant Name (if Applicant is a juristic entity)</w:t>
+            </w:r>
+          </w:p>
+        </w:tc>
+        <w:tc>
+          <w:tcPr>
+            <w:tcW w:w="6480" w:type="dxa"/>
+            <w:gridSpan w:val="5"/>
+          </w:tcPr>
+          <w:p/>
+        </w:tc>
+      </w:tr>
+      <w:tr>
+        <w:tc>
+          <w:tcPr>
+            <w:tcW w:w="9288" w:type="dxa"/>
+            <w:gridSpan w:val="8"/>
+          </w:tcPr>
+          <w:p>
+            <w:pPr>
+              <w:rPr>
+                <w:sz w:val="20"/>
+                <w:szCs w:val="20"/>
+              </w:rPr>
+            </w:pPr>
+            <w:r>
+              <w:rPr>
+                <w:sz w:val="20"/>
+                <w:szCs w:val="20"/>
+              </w:rPr>
+              <w:t>NOTE: This form must be signed in accordance with 37 CFR 1.33. See 37 CFR 1.4(d) for signature requirements and certifications. If more than one applicant, use multiple forms.</w:t>
+            </w:r>
+          </w:p>
+        </w:tc>
+      </w:tr>
+      <w:tr>
+        <w:trPr>
+          <w:trHeight w:val="368"/>
+        </w:trPr>
+        <w:tc>
+          <w:tcPr>
+            <w:tcW w:w="828" w:type="dxa"/>
+            <w:tcBorders>
+              <w:bottom w:val="single" w:sz="4" w:space="0" w:color="auto"/>
+            </w:tcBorders>
+          </w:tcPr>
+          <w:p>
+            <w:r>
+              <w:t xml:space="preserve">   </w:t>
+            </w:r>
+            <w:sdt>
+              <w:sdtPr>
+                <w:id w:val="2085884001"/>
+                <w14:checkbox>
+                  <w14:checked w14:val="1"/>
+                  <w14:checkedState w14:val="2612" w14:font="MS Gothic"/>
+                  <w14:uncheckedState w14:val="2610" w14:font="MS Gothic"/>
+                </w14:checkbox>
+              </w:sdtPr>
+              <w:sdtContent>
+                <w:r>
+                  <w:rPr>
+                    <w:rFonts w:ascii="MS Gothic" w:eastAsia="MS Gothic" w:hAnsi="MS Gothic" w:hint="eastAsia"/>
+                  </w:rPr>
+                  <w:t>☒</w:t>
+                </w:r>
+              </w:sdtContent>
+            </w:sdt>
+            <w:r>
+              <w:t xml:space="preserve">  </w:t>
+            </w:r>
+          </w:p>
+        </w:tc>
+        <w:tc>
+          <w:tcPr>
+            <w:tcW w:w="8460" w:type="dxa"/>
+            <w:gridSpan w:val="7"/>
+            <w:tcBorders>
+              <w:bottom w:val="single" w:sz="4" w:space="0" w:color="auto"/>
+            </w:tcBorders>
+          </w:tcPr>
+          <w:p>
+            <w:pPr>
+              <w:rPr>
+                <w:sz w:val="20"/>
+                <w:szCs w:val="20"/>
+              </w:rPr>
+            </w:pPr>
+            <w:r>
+              <w:rPr>
+                <w:sz w:val="20"/>
+                <w:szCs w:val="20"/>
+              </w:rPr>
+              <w:t>*Total of ______</w:t>
+            </w:r>
+            <w:r>
+              <w:rPr>
+                <w:sz w:val="20"/>
+                <w:szCs w:val="20"/>
+                <w:u w:val="single"/>
+              </w:rPr>
+              <w:t>1</w:t>
+            </w:r>
+            <w:r>
+              <w:rPr>
+                <w:sz w:val="20"/>
+                <w:szCs w:val="20"/>
+              </w:rPr>
+              <w:t>_____ forms are submitted.</w:t>
+            </w:r>
+          </w:p>
+        </w:tc>
+      </w:tr>
+      <w:tr>
+        <w:tc>
+          <w:tcPr>
+            <w:tcW w:w="9288" w:type="dxa"/>
+            <w:gridSpan w:val="8"/>
+            <w:tcBorders>
+              <w:left w:val="nil"/>
+              <w:bottom w:val="nil"/>
+              <w:right w:val="nil"/>
+            </w:tcBorders>
+          </w:tcPr>
+          <w:p>
+            <w:pPr>
+              <w:rPr>
+                <w:sz w:val="16"/>
+                <w:szCs w:val="16"/>
+              </w:rPr>
+            </w:pPr>
+          </w:p>
+          <w:p>
+            <w:pPr>
+              <w:rPr>
+                <w:b/>
+                <w:sz w:val="16"/>
+                <w:szCs w:val="16"/>
+              </w:rPr>
+            </w:pPr>
+            <w:r>
+              <w:rPr>
+                <w:sz w:val="16"/>
+                <w:szCs w:val="16"/>
+              </w:rPr>
+              <w:t xml:space="preserve">This collection of information is required by 37 CFR 1.131, 1.32, and 1.33. The information is required to obtain or retain a benefit by the public which is to file (and by the USPTO to process) an application. Confidentiality is governed by 35 U.S.C. 122 and 37 CFR 1.11 and 1.14. This collection is estimated to take 3 minutes to complete, including gathering, preparing, and submitting the completed application form to the USPTO. Time will vary depending upon the individual case. Any comments on the amount of time you require to complete this form and/or suggestions for reducing this burden, should be sent to the Chief Information Officer, U.S. Patent and Trademark Office, U.S. Department of Commerce, P.O. Box 1450, Alexandria, VA 22313-1450. DO NOT SEND FEES OR COMPLETED FORMS TO THIS ADDRESS. </w:t>
+            </w:r>
+            <w:r>
+              <w:rPr>
+                <w:b/>
+                <w:sz w:val="16"/>
+                <w:szCs w:val="16"/>
+              </w:rPr>
+              <w:t>SEND TO: Commissioner for Patents, P.O. Box 1450, Alexandria, VA 22313-1450.</w:t>
+            </w:r>
+          </w:p>
+          <w:p>
+            <w:pPr>
+              <w:rPr>
+                <w:sz w:val="16"/>
+                <w:szCs w:val="16"/>
+              </w:rPr>
+            </w:pPr>
+          </w:p>
+        </w:tc>
+      </w:tr>
+      <w:tr>
+        <w:tc>
+          <w:tcPr>
+            <w:tcW w:w="9288" w:type="dxa"/>
+            <w:gridSpan w:val="8"/>
+            <w:tcBorders>
+              <w:top w:val="nil"/>
+              <w:left w:val="nil"/>
+              <w:bottom w:val="nil"/>
+              <w:right w:val="nil"/>
+            </w:tcBorders>
+            <w:vAlign w:val="center"/>
+          </w:tcPr>
+          <w:p>
+            <w:pPr>
+              <w:jc w:val="center"/>
+              <w:rPr>
+                <w:i/>
+                <w:sz w:val="16"/>
+                <w:szCs w:val="16"/>
+              </w:rPr>
+            </w:pPr>
+            <w:r>
+              <w:rPr>
+                <w:i/>
+                <w:sz w:val="16"/>
+                <w:szCs w:val="16"/>
+              </w:rPr>
+              <w:t>If you need assistance in completing the form, call 1-800-PTO-9199 and select option 2.</w:t>
+            </w:r>
+          </w:p>
+        </w:tc>
+      </w:tr>
+    </w:tbl>
     <w:p/>
-    <w:p>
-      <w:r>
-        <w:t>Caitlin E. Puckett</w:t>
-      </w:r>
-    </w:p>
-    <w:p>
-      <w:r>
-        <w:t xml:space="preserve">Case Management Assistant </w:t>
-      </w:r>
-    </w:p>
     <w:p/>
-    <w:p>
-      <w:r>
-        <w:t xml:space="preserve">Attachments </w:t>
-      </w:r>
-    </w:p>
-    <w:p>
-      <w:r>
-        <w:t xml:space="preserve">This electronic transmission contains information which is confidential and/or privileged. The information is intended for use only by the individual or entity named above. If you are not the intended recipient (or the employee or agent responsible for delivering this information to the intended recipient), you are hereby notified that any use, dissemination, distribution, or copying of this communication is prohibited. If you have received this information in error, please notify me immediately by telephone at 612-373-6900 or by electronic mail and delete all copies of the transmission. Thank you.      </w:t>
-      </w:r>
-    </w:p>
-    <w:p/>
-    <w:p>
-      <w:r>
-        <w:t xml:space="preserve">Schwegman Lundberg &amp; Woessner, P.A  </w:t>
-      </w:r>
-    </w:p>
-    <w:p>
-      <w:r>
-        <w:t xml:space="preserve">1600 TCF Tower, 121 South Eighth Street, Minneapolis, MN 55402  </w:t>
-      </w:r>
-    </w:p>
-    <w:p>
-      <w:r>
-        <w:t xml:space="preserve">Telephone: (612) 373-6900  </w:t>
-      </w:r>
-    </w:p>
-    <w:p>
-      <w:r>
-        <w:t xml:space="preserve">Fax: (612) 339-3061  </w:t>
-      </w:r>
-    </w:p>
-    <w:p>
-      <w:r>
-        <w:t>Web site: www.slwip.com</w:t>
-      </w:r>
-    </w:p>
     <w:sectPr>
       <w:headerReference w:type="default" r:id="rId6"/>
       <w:footerReference w:type="default" r:id="rId7"/>
-      <w:pgSz w:w="12240" w:h="15840"/>
-      <w:pgMar w:top="1440" w:right="1440" w:bottom="1440" w:left="1440" w:header="720" w:footer="720" w:gutter="0"/>
+      <w:pgSz w:w="12240" w:h="15840" w:code="1"/>
+      <w:pgMar w:top="720" w:right="720" w:bottom="432" w:left="720" w:header="0" w:footer="0" w:gutter="0"/>
       <w:cols w:space="720"/>
       <w:docGrid w:linePitch="360"/>
     </w:sectPr>
@@ -403,7 +1800,7 @@
     <w:lsdException w:name="heading 4" w:semiHidden="1" w:uiPriority="9" w:unhideWhenUsed="1" w:qFormat="1"/>
     <w:lsdException w:name="heading 5" w:semiHidden="1" w:uiPriority="9" w:unhideWhenUsed="1" w:qFormat="1"/>
     <w:lsdException w:name="heading 6" w:semiHidden="1" w:uiPriority="9" w:unhideWhenUsed="1" w:qFormat="1"/>
-    <w:lsdException w:name="heading 7" w:semiHidden="1" w:uiPriority="9" w:unhideWhenUsed="1" w:qFormat="1"/>
+    <w:lsdException w:name="heading 7" w:semiHidden="1" w:uiPriority="0" w:unhideWhenUsed="1" w:qFormat="1"/>
     <w:lsdException w:name="heading 8" w:semiHidden="1" w:uiPriority="9" w:unhideWhenUsed="1" w:qFormat="1"/>
     <w:lsdException w:name="heading 9" w:semiHidden="1" w:uiPriority="9" w:unhideWhenUsed="1" w:qFormat="1"/>
     <w:lsdException w:name="index 1" w:semiHidden="1" w:unhideWhenUsed="1"/>
@@ -433,7 +1830,7 @@
     <w:lsdException w:name="caption" w:semiHidden="1" w:uiPriority="35" w:unhideWhenUsed="1" w:qFormat="1"/>
     <w:lsdException w:name="table of figures" w:semiHidden="1" w:unhideWhenUsed="1"/>
     <w:lsdException w:name="envelope address" w:semiHidden="1" w:unhideWhenUsed="1"/>
-    <w:lsdException w:name="envelope return" w:semiHidden="1" w:unhideWhenUsed="1"/>
+    <w:lsdException w:name="envelope return" w:semiHidden="1" w:uiPriority="0" w:unhideWhenUsed="1"/>
     <w:lsdException w:name="footnote reference" w:semiHidden="1" w:unhideWhenUsed="1"/>
     <w:lsdException w:name="annotation reference" w:semiHidden="1" w:unhideWhenUsed="1"/>
     <w:lsdException w:name="line number" w:semiHidden="1" w:unhideWhenUsed="1"/>
@@ -480,7 +1877,7 @@
     <w:lsdException w:name="Body Text 3" w:semiHidden="1" w:unhideWhenUsed="1"/>
     <w:lsdException w:name="Body Text Indent 2" w:semiHidden="1" w:unhideWhenUsed="1"/>
     <w:lsdException w:name="Body Text Indent 3" w:semiHidden="1" w:unhideWhenUsed="1"/>
-    <w:lsdException w:name="Block Text" w:semiHidden="1" w:unhideWhenUsed="1"/>
+    <w:lsdException w:name="Block Text" w:semiHidden="1" w:uiPriority="0" w:unhideWhenUsed="1"/>
     <w:lsdException w:name="Hyperlink" w:semiHidden="1" w:unhideWhenUsed="1"/>
     <w:lsdException w:name="FollowedHyperlink" w:semiHidden="1" w:unhideWhenUsed="1"/>
     <w:lsdException w:name="Strong" w:uiPriority="22" w:qFormat="1"/>
@@ -550,7 +1947,7 @@
     <w:lsdException w:name="Table Web 2" w:semiHidden="1" w:unhideWhenUsed="1"/>
     <w:lsdException w:name="Table Web 3" w:semiHidden="1" w:unhideWhenUsed="1"/>
     <w:lsdException w:name="Balloon Text" w:semiHidden="1" w:unhideWhenUsed="1"/>
-    <w:lsdException w:name="Table Grid" w:uiPriority="39"/>
+    <w:lsdException w:name="Table Grid" w:uiPriority="0"/>
     <w:lsdException w:name="Table Theme" w:semiHidden="1" w:unhideWhenUsed="1"/>
     <w:lsdException w:name="Placeholder Text" w:semiHidden="1"/>
     <w:lsdException w:name="No Spacing" w:uiPriority="1" w:qFormat="1"/>
@@ -776,6 +2173,33 @@
   <w:style w:type="paragraph" w:default="1" w:styleId="Normal">
     <w:name w:val="Normal"/>
     <w:qFormat/>
+    <w:rsid w:val="00075194"/>
+    <w:pPr>
+      <w:spacing w:after="0" w:line="240" w:lineRule="auto"/>
+    </w:pPr>
+    <w:rPr>
+      <w:rFonts w:ascii="Times New Roman" w:eastAsia="Times New Roman" w:hAnsi="Times New Roman" w:cs="Times New Roman"/>
+      <w:sz w:val="24"/>
+      <w:szCs w:val="24"/>
+    </w:rPr>
+  </w:style>
+  <w:style w:type="paragraph" w:styleId="Heading7">
+    <w:name w:val="heading 7"/>
+    <w:basedOn w:val="Normal"/>
+    <w:next w:val="Normal"/>
+    <w:link w:val="Heading7Char"/>
+    <w:qFormat/>
+    <w:rsid w:val="00075194"/>
+    <w:pPr>
+      <w:keepNext/>
+      <w:jc w:val="center"/>
+      <w:outlineLvl w:val="6"/>
+    </w:pPr>
+    <w:rPr>
+      <w:b/>
+      <w:bCs/>
+      <w:sz w:val="16"/>
+    </w:rPr>
   </w:style>
   <w:style w:type="character" w:default="1" w:styleId="DefaultParagraphFont">
     <w:name w:val="Default Paragraph Font"/>
@@ -804,49 +2228,65 @@
     <w:semiHidden/>
     <w:unhideWhenUsed/>
   </w:style>
-  <w:style w:type="paragraph" w:styleId="NormalWeb">
-    <w:name w:val="Normal (Web)"/>
+  <w:style w:type="character" w:customStyle="1" w:styleId="Heading7Char">
+    <w:name w:val="Heading 7 Char"/>
+    <w:basedOn w:val="DefaultParagraphFont"/>
+    <w:link w:val="Heading7"/>
+    <w:rsid w:val="00075194"/>
+    <w:rPr>
+      <w:rFonts w:ascii="Times New Roman" w:eastAsia="Times New Roman" w:hAnsi="Times New Roman" w:cs="Times New Roman"/>
+      <w:b/>
+      <w:bCs/>
+      <w:sz w:val="16"/>
+      <w:szCs w:val="24"/>
+    </w:rPr>
+  </w:style>
+  <w:style w:type="paragraph" w:styleId="BlockText">
+    <w:name w:val="Block Text"/>
     <w:basedOn w:val="Normal"/>
-    <w:uiPriority w:val="99"/>
-    <w:semiHidden/>
-    <w:unhideWhenUsed/>
-    <w:rsid w:val="00033F05"/>
+    <w:rsid w:val="00075194"/>
     <w:pPr>
-      <w:spacing w:before="100" w:beforeAutospacing="1" w:after="100" w:afterAutospacing="1" w:line="240" w:lineRule="auto"/>
+      <w:ind w:left="-1080" w:right="180"/>
+      <w:jc w:val="both"/>
     </w:pPr>
     <w:rPr>
-      <w:rFonts w:ascii="Calibri" w:hAnsi="Calibri" w:cs="Calibri"/>
+      <w:b/>
+      <w:bCs/>
+      <w:sz w:val="20"/>
     </w:rPr>
   </w:style>
-  <w:style w:type="paragraph" w:styleId="BalloonText">
-    <w:name w:val="Balloon Text"/>
+  <w:style w:type="paragraph" w:styleId="EnvelopeReturn">
+    <w:name w:val="envelope return"/>
     <w:basedOn w:val="Normal"/>
-    <w:link w:val="BalloonTextChar"/>
-    <w:uiPriority w:val="99"/>
-    <w:semiHidden/>
-    <w:unhideWhenUsed/>
-    <w:rsid w:val="009363DA"/>
+    <w:rsid w:val="00075194"/>
+    <w:rPr>
+      <w:rFonts w:ascii="Arial" w:hAnsi="Arial" w:cs="Arial"/>
+      <w:sz w:val="20"/>
+      <w:szCs w:val="20"/>
+    </w:rPr>
+  </w:style>
+  <w:style w:type="table" w:styleId="TableGrid">
+    <w:name w:val="Table Grid"/>
+    <w:basedOn w:val="TableNormal"/>
+    <w:rsid w:val="00600CB9"/>
     <w:pPr>
       <w:spacing w:after="0" w:line="240" w:lineRule="auto"/>
     </w:pPr>
     <w:rPr>
-      <w:rFonts w:ascii="Segoe UI" w:hAnsi="Segoe UI" w:cs="Segoe UI"/>
-      <w:sz w:val="18"/>
-      <w:szCs w:val="18"/>
+      <w:rFonts w:ascii="Times New Roman" w:eastAsia="Times New Roman" w:hAnsi="Times New Roman" w:cs="Times New Roman"/>
+      <w:sz w:val="24"/>
+      <w:szCs w:val="24"/>
     </w:rPr>
-  </w:style>
-  <w:style w:type="character" w:customStyle="1" w:styleId="BalloonTextChar">
-    <w:name w:val="Balloon Text Char"/>
-    <w:basedOn w:val="DefaultParagraphFont"/>
-    <w:link w:val="BalloonText"/>
-    <w:uiPriority w:val="99"/>
-    <w:semiHidden/>
-    <w:rsid w:val="009363DA"/>
-    <w:rPr>
-      <w:rFonts w:ascii="Segoe UI" w:hAnsi="Segoe UI" w:cs="Segoe UI"/>
-      <w:sz w:val="18"/>
-      <w:szCs w:val="18"/>
-    </w:rPr>
+    <w:tblPr>
+      <w:tblBorders>
+        <w:top w:val="single" w:sz="4" w:space="0" w:color="auto"/>
+        <w:left w:val="single" w:sz="4" w:space="0" w:color="auto"/>
+        <w:bottom w:val="single" w:sz="4" w:space="0" w:color="auto"/>
+        <w:right w:val="single" w:sz="4" w:space="0" w:color="auto"/>
+        <w:insideH w:val="single" w:sz="4" w:space="0" w:color="auto"/>
+        <w:insideV w:val="single" w:sz="4" w:space="0" w:color="auto"/>
+      </w:tblBorders>
+    </w:tblPr>
   </w:style>
 </w:styles>
 </file>
